--- a/EXPORTS/DOCX/published/niveau2/English/Trade.docx
+++ b/EXPORTS/DOCX/published/niveau2/English/Trade.docx
@@ -235,7 +235,7 @@
           <w:rFonts w:ascii="Charis SIL Regular" w:hAnsi="Charis SIL Regular" w:eastAsia="Charis SIL Regular"/>
           <w:b w:val="0"/>
           <w:i w:val="0"/>
-          <w:color w:val="0066CC"/>
+          <w:color w:val="0000FF"/>
           <w:sz w:val="24"/>
           <w:u w:val="single"/>
         </w:rPr>
@@ -253,7 +253,7 @@
           <w:rFonts w:ascii="Charis SIL Regular" w:hAnsi="Charis SIL Regular" w:eastAsia="Charis SIL Regular"/>
           <w:b w:val="0"/>
           <w:i w:val="0"/>
-          <w:color w:val="0066CC"/>
+          <w:color w:val="0000FF"/>
           <w:sz w:val="24"/>
           <w:u w:val="single"/>
         </w:rPr>
@@ -271,7 +271,7 @@
           <w:rFonts w:ascii="Charis SIL Regular" w:hAnsi="Charis SIL Regular" w:eastAsia="Charis SIL Regular"/>
           <w:b w:val="0"/>
           <w:i w:val="0"/>
-          <w:color w:val="0066CC"/>
+          <w:color w:val="0000FF"/>
           <w:sz w:val="24"/>
           <w:u w:val="single"/>
         </w:rPr>
@@ -282,7 +282,7 @@
           <w:rFonts w:ascii="Charis SIL Regular" w:hAnsi="Charis SIL Regular" w:eastAsia="Charis SIL Regular"/>
           <w:b w:val="0"/>
           <w:i w:val="0"/>
-          <w:color w:val="0066CC"/>
+          <w:color w:val="0000FF"/>
           <w:sz w:val="24"/>
           <w:u w:val="single"/>
         </w:rPr>
@@ -310,7 +310,7 @@
           <w:rFonts w:ascii="Charis SIL Regular" w:hAnsi="Charis SIL Regular" w:eastAsia="Charis SIL Regular"/>
           <w:b w:val="0"/>
           <w:i w:val="0"/>
-          <w:color w:val="0066CC"/>
+          <w:color w:val="0000FF"/>
           <w:sz w:val="24"/>
           <w:u w:val="single"/>
         </w:rPr>
@@ -328,7 +328,7 @@
           <w:rFonts w:ascii="Charis SIL Regular" w:hAnsi="Charis SIL Regular" w:eastAsia="Charis SIL Regular"/>
           <w:b w:val="0"/>
           <w:i w:val="0"/>
-          <w:color w:val="0066CC"/>
+          <w:color w:val="0000FF"/>
           <w:sz w:val="24"/>
           <w:u w:val="single"/>
         </w:rPr>
@@ -339,7 +339,7 @@
           <w:rFonts w:ascii="Charis SIL Regular" w:hAnsi="Charis SIL Regular" w:eastAsia="Charis SIL Regular"/>
           <w:b w:val="0"/>
           <w:i w:val="0"/>
-          <w:color w:val="0066CC"/>
+          <w:color w:val="0000FF"/>
           <w:sz w:val="24"/>
           <w:u w:val="single"/>
         </w:rPr>
@@ -367,7 +367,7 @@
           <w:rFonts w:ascii="Charis SIL Regular" w:hAnsi="Charis SIL Regular" w:eastAsia="Charis SIL Regular"/>
           <w:b w:val="0"/>
           <w:i w:val="0"/>
-          <w:color w:val="0066CC"/>
+          <w:color w:val="0000FF"/>
           <w:sz w:val="24"/>
           <w:u w:val="single"/>
         </w:rPr>
@@ -385,7 +385,7 @@
           <w:rFonts w:ascii="Charis SIL Regular" w:hAnsi="Charis SIL Regular" w:eastAsia="Charis SIL Regular"/>
           <w:b w:val="0"/>
           <w:i w:val="0"/>
-          <w:color w:val="0066CC"/>
+          <w:color w:val="0000FF"/>
           <w:sz w:val="24"/>
           <w:u w:val="single"/>
         </w:rPr>
@@ -396,7 +396,7 @@
           <w:rFonts w:ascii="Charis SIL Regular" w:hAnsi="Charis SIL Regular" w:eastAsia="Charis SIL Regular"/>
           <w:b w:val="0"/>
           <w:i w:val="0"/>
-          <w:color w:val="0066CC"/>
+          <w:color w:val="0000FF"/>
           <w:sz w:val="24"/>
           <w:u w:val="single"/>
         </w:rPr>
@@ -414,7 +414,7 @@
           <w:rFonts w:ascii="Charis SIL Regular" w:hAnsi="Charis SIL Regular" w:eastAsia="Charis SIL Regular"/>
           <w:b w:val="0"/>
           <w:i w:val="0"/>
-          <w:color w:val="0066CC"/>
+          <w:color w:val="0000FF"/>
           <w:sz w:val="24"/>
           <w:u w:val="single"/>
         </w:rPr>
@@ -439,7 +439,7 @@
       </w:r>
       <w:r>
         <w:rPr>
-          <w:u w:val="single" w:color="0066cc"/>
+          <w:u w:val="single" w:color="0000ff"/>
           <w:rFonts w:ascii="Charis SIL Regular" w:hAnsi="Charis SIL Regular" w:eastAsia="Charis SIL Regular"/>
           <w:b w:val="0"/>
           <w:i w:val="0"/>
@@ -457,37 +457,21 @@
       </w:r>
       <w:r>
         <w:rPr>
+          <w:u w:val="single" w:color="0000ff"/>
           <w:rFonts w:ascii="Charis SIL Regular" w:hAnsi="Charis SIL Regular" w:eastAsia="Charis SIL Regular"/>
           <w:b w:val="0"/>
           <w:i w:val="0"/>
           <w:color w:val="000000"/>
           <w:sz w:val="24"/>
         </w:rPr>
-        <w:t>auct</w:t>
+        <w:t xml:space="preserve">auction houses </w:t>
       </w:r>
       <w:r>
         <w:rPr>
           <w:rFonts w:ascii="Charis SIL Regular" w:hAnsi="Charis SIL Regular" w:eastAsia="Charis SIL Regular"/>
           <w:b w:val="0"/>
           <w:i w:val="0"/>
-          <w:color w:val="000000"/>
-          <w:sz w:val="24"/>
-        </w:rPr>
-        <w:hyperlink r:id="rId9" w:history="1">
-          <w:r>
-            <w:rPr>
-              <w:rStyle w:val="Hyperlink"/>
-            </w:rPr>
-            <w:t xml:space="preserve">ion houses </w:t>
-          </w:r>
-        </w:hyperlink>
-      </w:r>
-      <w:r>
-        <w:rPr>
-          <w:rFonts w:ascii="Charis SIL Regular" w:hAnsi="Charis SIL Regular" w:eastAsia="Charis SIL Regular"/>
-          <w:b w:val="0"/>
-          <w:i w:val="0"/>
-          <w:color w:val="0066CC"/>
+          <w:color w:val="0000FF"/>
           <w:sz w:val="24"/>
           <w:u w:val="single"/>
         </w:rPr>
@@ -505,7 +489,7 @@
           <w:rFonts w:ascii="Charis SIL Regular" w:hAnsi="Charis SIL Regular" w:eastAsia="Charis SIL Regular"/>
           <w:b w:val="0"/>
           <w:i w:val="0"/>
-          <w:color w:val="0066CC"/>
+          <w:color w:val="0000FF"/>
           <w:sz w:val="24"/>
           <w:u w:val="single"/>
         </w:rPr>
@@ -523,18 +507,25 @@
           <w:rFonts w:ascii="Charis SIL Regular" w:hAnsi="Charis SIL Regular" w:eastAsia="Charis SIL Regular"/>
           <w:b w:val="0"/>
           <w:i w:val="0"/>
-          <w:color w:val="0066CC"/>
+          <w:color w:val="0000FF"/>
           <w:sz w:val="24"/>
           <w:u w:val="single"/>
         </w:rPr>
-        <w:t>e</w:t>
+        <w:hyperlink r:id="rId12" w:history="1">
+          <w:r>
+            <w:rPr>
+              <w:rStyle w:val="Hyperlink"/>
+            </w:rPr>
+            <w:t>e</w:t>
+          </w:r>
+        </w:hyperlink>
       </w:r>
       <w:r>
         <w:rPr>
           <w:rFonts w:ascii="Charis SIL Regular" w:hAnsi="Charis SIL Regular" w:eastAsia="Charis SIL Regular"/>
           <w:b w:val="0"/>
           <w:i w:val="0"/>
-          <w:color w:val="0066CC"/>
+          <w:color w:val="0000FF"/>
           <w:sz w:val="24"/>
           <w:u w:val="single"/>
         </w:rPr>
@@ -552,7 +543,7 @@
           <w:rFonts w:ascii="Charis SIL Regular" w:hAnsi="Charis SIL Regular" w:eastAsia="Charis SIL Regular"/>
           <w:b w:val="0"/>
           <w:i w:val="0"/>
-          <w:color w:val="0066CC"/>
+          <w:color w:val="0000FF"/>
           <w:sz w:val="24"/>
           <w:u w:val="single"/>
         </w:rPr>
@@ -563,7 +554,7 @@
           <w:rFonts w:ascii="Charis SIL Regular" w:hAnsi="Charis SIL Regular" w:eastAsia="Charis SIL Regular"/>
           <w:b w:val="0"/>
           <w:i w:val="0"/>
-          <w:color w:val="0066CC"/>
+          <w:color w:val="0000FF"/>
           <w:sz w:val="24"/>
           <w:u w:val="single"/>
         </w:rPr>
@@ -581,7 +572,7 @@
           <w:rFonts w:ascii="Charis SIL Regular" w:hAnsi="Charis SIL Regular" w:eastAsia="Charis SIL Regular"/>
           <w:b w:val="0"/>
           <w:i w:val="0"/>
-          <w:color w:val="0066CC"/>
+          <w:color w:val="0000FF"/>
           <w:sz w:val="24"/>
           <w:u w:val="single"/>
         </w:rPr>
@@ -599,7 +590,7 @@
           <w:rFonts w:ascii="Charis SIL Regular" w:hAnsi="Charis SIL Regular" w:eastAsia="Charis SIL Regular"/>
           <w:b w:val="0"/>
           <w:i w:val="0"/>
-          <w:color w:val="0066CC"/>
+          <w:color w:val="0000FF"/>
           <w:sz w:val="24"/>
           <w:u w:val="single"/>
         </w:rPr>
@@ -617,7 +608,7 @@
           <w:rFonts w:ascii="Charis SIL Regular" w:hAnsi="Charis SIL Regular" w:eastAsia="Charis SIL Regular"/>
           <w:b w:val="0"/>
           <w:i w:val="0"/>
-          <w:color w:val="0066CC"/>
+          <w:color w:val="0000FF"/>
           <w:sz w:val="24"/>
           <w:u w:val="single"/>
         </w:rPr>
@@ -628,7 +619,7 @@
           <w:rFonts w:ascii="Charis SIL Regular" w:hAnsi="Charis SIL Regular" w:eastAsia="Charis SIL Regular"/>
           <w:b w:val="0"/>
           <w:i w:val="0"/>
-          <w:color w:val="0066CC"/>
+          <w:color w:val="0000FF"/>
           <w:sz w:val="24"/>
           <w:u w:val="single"/>
         </w:rPr>
@@ -646,7 +637,7 @@
           <w:rFonts w:ascii="Charis SIL Regular" w:hAnsi="Charis SIL Regular" w:eastAsia="Charis SIL Regular"/>
           <w:b w:val="0"/>
           <w:i w:val="0"/>
-          <w:color w:val="0066CC"/>
+          <w:color w:val="0000FF"/>
           <w:sz w:val="24"/>
           <w:u w:val="single"/>
         </w:rPr>
@@ -657,7 +648,7 @@
           <w:rFonts w:ascii="Charis SIL Regular" w:hAnsi="Charis SIL Regular" w:eastAsia="Charis SIL Regular"/>
           <w:b w:val="0"/>
           <w:i w:val="0"/>
-          <w:color w:val="0066CC"/>
+          <w:color w:val="0000FF"/>
           <w:sz w:val="24"/>
           <w:u w:val="single"/>
         </w:rPr>
@@ -675,7 +666,7 @@
           <w:rFonts w:ascii="Charis SIL Regular" w:hAnsi="Charis SIL Regular" w:eastAsia="Charis SIL Regular"/>
           <w:b w:val="0"/>
           <w:i w:val="0"/>
-          <w:color w:val="0066CC"/>
+          <w:color w:val="0000FF"/>
           <w:sz w:val="24"/>
           <w:u w:val="single"/>
         </w:rPr>
@@ -686,11 +677,11 @@
           <w:rFonts w:ascii="Charis SIL Regular" w:hAnsi="Charis SIL Regular" w:eastAsia="Charis SIL Regular"/>
           <w:b w:val="0"/>
           <w:i w:val="0"/>
-          <w:color w:val="0066CC"/>
+          <w:color w:val="0000FF"/>
           <w:sz w:val="24"/>
           <w:u w:val="single"/>
         </w:rPr>
-        <w:hyperlink r:id="rId12" w:history="1">
+        <w:hyperlink r:id="rId10" w:history="1">
           <w:r>
             <w:rPr>
               <w:rStyle w:val="Hyperlink"/>
@@ -704,7 +695,7 @@
           <w:rFonts w:ascii="Charis SIL Regular" w:hAnsi="Charis SIL Regular" w:eastAsia="Charis SIL Regular"/>
           <w:b w:val="0"/>
           <w:i w:val="0"/>
-          <w:color w:val="0066CC"/>
+          <w:color w:val="0000FF"/>
           <w:sz w:val="24"/>
           <w:u w:val="single"/>
         </w:rPr>
@@ -722,7 +713,7 @@
           <w:rFonts w:ascii="Charis SIL Regular" w:hAnsi="Charis SIL Regular" w:eastAsia="Charis SIL Regular"/>
           <w:b w:val="0"/>
           <w:i w:val="0"/>
-          <w:color w:val="0066CC"/>
+          <w:color w:val="0000FF"/>
           <w:sz w:val="24"/>
           <w:u w:val="single"/>
         </w:rPr>
@@ -740,11 +731,11 @@
           <w:rFonts w:ascii="Charis SIL Regular" w:hAnsi="Charis SIL Regular" w:eastAsia="Charis SIL Regular"/>
           <w:b w:val="0"/>
           <w:i w:val="0"/>
-          <w:color w:val="0066CC"/>
+          <w:color w:val="0000FF"/>
           <w:sz w:val="24"/>
           <w:u w:val="single"/>
         </w:rPr>
-        <w:hyperlink r:id="rId12" w:history="1">
+        <w:hyperlink r:id="rId11" w:history="1">
           <w:r>
             <w:rPr>
               <w:rStyle w:val="Hyperlink"/>
@@ -755,7 +746,7 @@
       </w:r>
       <w:r>
         <w:rPr>
-          <w:u w:val="single" w:color="0066cc"/>
+          <w:u w:val="single" w:color="0000ff"/>
           <w:rFonts w:ascii="Charis SIL Regular" w:hAnsi="Charis SIL Regular" w:eastAsia="Charis SIL Regular"/>
           <w:b w:val="0"/>
           <w:i w:val="0"/>
@@ -773,7 +764,7 @@
       </w:r>
       <w:r>
         <w:rPr>
-          <w:u w:val="single" w:color="0066cc"/>
+          <w:u w:val="single" w:color="0000ff"/>
           <w:rFonts w:ascii="Charis SIL Regular" w:hAnsi="Charis SIL Regular" w:eastAsia="Charis SIL Regular"/>
           <w:b w:val="0"/>
           <w:i w:val="0"/>
@@ -787,7 +778,7 @@
           <w:rFonts w:ascii="Charis SIL Regular" w:hAnsi="Charis SIL Regular" w:eastAsia="Charis SIL Regular"/>
           <w:b w:val="0"/>
           <w:i w:val="0"/>
-          <w:color w:val="0066CC"/>
+          <w:color w:val="0000FF"/>
           <w:sz w:val="24"/>
           <w:u w:val="single"/>
         </w:rPr>
@@ -805,7 +796,7 @@
           <w:rFonts w:ascii="Charis SIL Regular" w:hAnsi="Charis SIL Regular" w:eastAsia="Charis SIL Regular"/>
           <w:b w:val="0"/>
           <w:i w:val="0"/>
-          <w:color w:val="0066CC"/>
+          <w:color w:val="0000FF"/>
           <w:sz w:val="24"/>
           <w:u w:val="single"/>
         </w:rPr>
@@ -816,11 +807,11 @@
           <w:rFonts w:ascii="Charis SIL Regular" w:hAnsi="Charis SIL Regular" w:eastAsia="Charis SIL Regular"/>
           <w:b w:val="0"/>
           <w:i w:val="0"/>
-          <w:color w:val="0066CC"/>
+          <w:color w:val="0000FF"/>
           <w:sz w:val="24"/>
           <w:u w:val="single"/>
         </w:rPr>
-        <w:hyperlink r:id="rId13" w:history="1">
+        <w:hyperlink r:id="rId11" w:history="1">
           <w:r>
             <w:rPr>
               <w:rStyle w:val="Hyperlink"/>
@@ -834,11 +825,11 @@
           <w:rFonts w:ascii="Charis SIL Regular" w:hAnsi="Charis SIL Regular" w:eastAsia="Charis SIL Regular"/>
           <w:b w:val="0"/>
           <w:i w:val="0"/>
-          <w:color w:val="0066CC"/>
+          <w:color w:val="0000FF"/>
           <w:sz w:val="24"/>
           <w:u w:val="single"/>
         </w:rPr>
-        <w:hyperlink r:id="rId13" w:history="1">
+        <w:hyperlink r:id="rId11" w:history="1">
           <w:r>
             <w:rPr>
               <w:rStyle w:val="Hyperlink"/>
@@ -852,7 +843,7 @@
           <w:rFonts w:ascii="Charis SIL Regular" w:hAnsi="Charis SIL Regular" w:eastAsia="Charis SIL Regular"/>
           <w:b w:val="0"/>
           <w:i w:val="0"/>
-          <w:color w:val="0066CC"/>
+          <w:color w:val="0000FF"/>
           <w:sz w:val="24"/>
           <w:u w:val="single"/>
         </w:rPr>
@@ -863,11 +854,11 @@
           <w:rFonts w:ascii="Charis SIL Regular" w:hAnsi="Charis SIL Regular" w:eastAsia="Charis SIL Regular"/>
           <w:b w:val="0"/>
           <w:i w:val="0"/>
-          <w:color w:val="0066CC"/>
+          <w:color w:val="0000FF"/>
           <w:sz w:val="24"/>
           <w:u w:val="single"/>
         </w:rPr>
-        <w:hyperlink r:id="rId13" w:history="1">
+        <w:hyperlink r:id="rId11" w:history="1">
           <w:r>
             <w:rPr>
               <w:rStyle w:val="Hyperlink"/>
@@ -881,7 +872,7 @@
           <w:rFonts w:ascii="Charis SIL Regular" w:hAnsi="Charis SIL Regular" w:eastAsia="Charis SIL Regular"/>
           <w:b w:val="0"/>
           <w:i w:val="0"/>
-          <w:color w:val="0066CC"/>
+          <w:color w:val="0000FF"/>
           <w:sz w:val="24"/>
           <w:u w:val="single"/>
         </w:rPr>
@@ -892,7 +883,7 @@
           <w:rFonts w:ascii="Charis SIL Regular" w:hAnsi="Charis SIL Regular" w:eastAsia="Charis SIL Regular"/>
           <w:b w:val="0"/>
           <w:i w:val="0"/>
-          <w:color w:val="0066CC"/>
+          <w:color w:val="0000FF"/>
           <w:sz w:val="24"/>
           <w:u w:val="single"/>
         </w:rPr>
@@ -930,7 +921,7 @@
           <w:rFonts w:ascii="Charis SIL Regular" w:hAnsi="Charis SIL Regular" w:eastAsia="Charis SIL Regular"/>
           <w:b w:val="0"/>
           <w:i w:val="0"/>
-          <w:color w:val="0066CC"/>
+          <w:color w:val="0000FF"/>
           <w:sz w:val="24"/>
           <w:u w:val="single"/>
         </w:rPr>
@@ -948,7 +939,7 @@
           <w:rFonts w:ascii="Charis SIL Regular" w:hAnsi="Charis SIL Regular" w:eastAsia="Charis SIL Regular"/>
           <w:b w:val="0"/>
           <w:i w:val="0"/>
-          <w:color w:val="0066CC"/>
+          <w:color w:val="0000FF"/>
           <w:sz w:val="24"/>
           <w:u w:val="single"/>
         </w:rPr>
@@ -966,7 +957,7 @@
           <w:rFonts w:ascii="Charis SIL Regular" w:hAnsi="Charis SIL Regular" w:eastAsia="Charis SIL Regular"/>
           <w:b w:val="0"/>
           <w:i w:val="0"/>
-          <w:color w:val="0066CC"/>
+          <w:color w:val="0000FF"/>
           <w:sz w:val="24"/>
           <w:u w:val="single"/>
         </w:rPr>
@@ -977,11 +968,11 @@
           <w:rFonts w:ascii="Charis SIL Regular" w:hAnsi="Charis SIL Regular" w:eastAsia="Charis SIL Regular"/>
           <w:b w:val="0"/>
           <w:i w:val="0"/>
-          <w:color w:val="0066CC"/>
+          <w:color w:val="0000FF"/>
           <w:sz w:val="24"/>
           <w:u w:val="single"/>
         </w:rPr>
-        <w:hyperlink r:id="rId12" w:history="1">
+        <w:hyperlink r:id="rId14" w:history="1">
           <w:r>
             <w:rPr>
               <w:rStyle w:val="Hyperlink"/>
@@ -995,7 +986,7 @@
           <w:rFonts w:ascii="Charis SIL Regular" w:hAnsi="Charis SIL Regular" w:eastAsia="Charis SIL Regular"/>
           <w:b w:val="0"/>
           <w:i w:val="0"/>
-          <w:color w:val="0066CC"/>
+          <w:color w:val="0000FF"/>
           <w:sz w:val="24"/>
           <w:u w:val="single"/>
         </w:rPr>
@@ -1013,11 +1004,11 @@
           <w:rFonts w:ascii="Charis SIL Regular" w:hAnsi="Charis SIL Regular" w:eastAsia="Charis SIL Regular"/>
           <w:b w:val="0"/>
           <w:i w:val="0"/>
-          <w:color w:val="0066CC"/>
+          <w:color w:val="0000FF"/>
           <w:sz w:val="24"/>
           <w:u w:val="single"/>
         </w:rPr>
-        <w:hyperlink r:id="rId12" w:history="1">
+        <w:hyperlink r:id="rId14" w:history="1">
           <w:r>
             <w:rPr>
               <w:rStyle w:val="Hyperlink"/>
@@ -1031,7 +1022,7 @@
           <w:rFonts w:ascii="Charis SIL Regular" w:hAnsi="Charis SIL Regular" w:eastAsia="Charis SIL Regular"/>
           <w:b w:val="0"/>
           <w:i w:val="0"/>
-          <w:color w:val="0066CC"/>
+          <w:color w:val="0000FF"/>
           <w:sz w:val="24"/>
           <w:u w:val="single"/>
         </w:rPr>
@@ -1049,7 +1040,7 @@
           <w:rFonts w:ascii="Charis SIL Regular" w:hAnsi="Charis SIL Regular" w:eastAsia="Charis SIL Regular"/>
           <w:b w:val="0"/>
           <w:i w:val="0"/>
-          <w:color w:val="0066CC"/>
+          <w:color w:val="0000FF"/>
           <w:sz w:val="24"/>
           <w:u w:val="single"/>
         </w:rPr>
@@ -1060,7 +1051,7 @@
           <w:rFonts w:ascii="Charis SIL Regular" w:hAnsi="Charis SIL Regular" w:eastAsia="Charis SIL Regular"/>
           <w:b w:val="0"/>
           <w:i w:val="0"/>
-          <w:color w:val="0066CC"/>
+          <w:color w:val="0000FF"/>
           <w:sz w:val="24"/>
           <w:u w:val="single"/>
         </w:rPr>
@@ -1078,7 +1069,7 @@
           <w:rFonts w:ascii="Charis SIL Regular" w:hAnsi="Charis SIL Regular" w:eastAsia="Charis SIL Regular"/>
           <w:b w:val="0"/>
           <w:i w:val="0"/>
-          <w:color w:val="0066CC"/>
+          <w:color w:val="0000FF"/>
           <w:sz w:val="24"/>
           <w:u w:val="single"/>
         </w:rPr>
@@ -1089,11 +1080,11 @@
           <w:rFonts w:ascii="Charis SIL Regular" w:hAnsi="Charis SIL Regular" w:eastAsia="Charis SIL Regular"/>
           <w:b w:val="0"/>
           <w:i w:val="0"/>
-          <w:color w:val="0066CC"/>
+          <w:color w:val="0000FF"/>
           <w:sz w:val="24"/>
           <w:u w:val="single"/>
         </w:rPr>
-        <w:hyperlink r:id="rId12" w:history="1">
+        <w:hyperlink r:id="rId14" w:history="1">
           <w:r>
             <w:rPr>
               <w:rStyle w:val="Hyperlink"/>
@@ -1107,7 +1098,7 @@
           <w:rFonts w:ascii="Charis SIL Regular" w:hAnsi="Charis SIL Regular" w:eastAsia="Charis SIL Regular"/>
           <w:b w:val="0"/>
           <w:i w:val="0"/>
-          <w:color w:val="0066CC"/>
+          <w:color w:val="0000FF"/>
           <w:sz w:val="24"/>
           <w:u w:val="single"/>
         </w:rPr>
@@ -1125,7 +1116,7 @@
           <w:rFonts w:ascii="Charis SIL Regular" w:hAnsi="Charis SIL Regular" w:eastAsia="Charis SIL Regular"/>
           <w:b w:val="0"/>
           <w:i w:val="0"/>
-          <w:color w:val="0066CC"/>
+          <w:color w:val="0000FF"/>
           <w:sz w:val="24"/>
           <w:u w:val="single"/>
         </w:rPr>
@@ -1140,20 +1131,57 @@
       </w:r>
       <w:r>
         <w:rPr>
+          <w:u w:val="single" w:color="0000ff"/>
           <w:rFonts w:ascii="Charis SIL Regular" w:hAnsi="Charis SIL Regular" w:eastAsia="Charis SIL Regular"/>
           <w:b w:val="0"/>
           <w:i w:val="0"/>
           <w:color w:val="000000"/>
           <w:sz w:val="24"/>
         </w:rPr>
-        <w:t xml:space="preserve"> and </w:t>
-      </w:r>
-      <w:r>
-        <w:rPr>
+        <w:hyperlink r:id="rId13" w:history="1">
+          <w:r>
+            <w:rPr>
+              <w:rStyle w:val="Hyperlink"/>
+            </w:rPr>
+            <w:t xml:space="preserve"> an</w:t>
+          </w:r>
+        </w:hyperlink>
+      </w:r>
+      <w:r>
+        <w:rPr>
+          <w:u w:val="single" w:color="0000ff"/>
           <w:rFonts w:ascii="Charis SIL Regular" w:hAnsi="Charis SIL Regular" w:eastAsia="Charis SIL Regular"/>
           <w:b w:val="0"/>
           <w:i w:val="0"/>
-          <w:color w:val="0066CC"/>
+          <w:color w:val="000000"/>
+          <w:sz w:val="24"/>
+        </w:rPr>
+        <w:hyperlink r:id="rId13" w:history="1">
+          <w:r>
+            <w:rPr>
+              <w:rStyle w:val="Hyperlink"/>
+            </w:rPr>
+            <w:t>d</w:t>
+          </w:r>
+        </w:hyperlink>
+      </w:r>
+      <w:r>
+        <w:rPr>
+          <w:u w:val="single" w:color="0000ff"/>
+          <w:rFonts w:ascii="Charis SIL Regular" w:hAnsi="Charis SIL Regular" w:eastAsia="Charis SIL Regular"/>
+          <w:b w:val="0"/>
+          <w:i w:val="0"/>
+          <w:color w:val="000000"/>
+          <w:sz w:val="24"/>
+        </w:rPr>
+        <w:t xml:space="preserve"> </w:t>
+      </w:r>
+      <w:r>
+        <w:rPr>
+          <w:rFonts w:ascii="Charis SIL Regular" w:hAnsi="Charis SIL Regular" w:eastAsia="Charis SIL Regular"/>
+          <w:b w:val="0"/>
+          <w:i w:val="0"/>
+          <w:color w:val="0000FF"/>
           <w:sz w:val="24"/>
           <w:u w:val="single"/>
         </w:rPr>
@@ -1171,7 +1199,7 @@
           <w:rFonts w:ascii="Charis SIL Regular" w:hAnsi="Charis SIL Regular" w:eastAsia="Charis SIL Regular"/>
           <w:b w:val="0"/>
           <w:i w:val="0"/>
-          <w:color w:val="0066CC"/>
+          <w:color w:val="0000FF"/>
           <w:sz w:val="24"/>
           <w:u w:val="single"/>
         </w:rPr>
@@ -1189,7 +1217,7 @@
           <w:rFonts w:ascii="Charis SIL Regular" w:hAnsi="Charis SIL Regular" w:eastAsia="Charis SIL Regular"/>
           <w:b w:val="0"/>
           <w:i w:val="0"/>
-          <w:color w:val="0066CC"/>
+          <w:color w:val="0000FF"/>
           <w:sz w:val="24"/>
           <w:u w:val="single"/>
         </w:rPr>
@@ -1207,7 +1235,7 @@
           <w:rFonts w:ascii="Charis SIL Regular" w:hAnsi="Charis SIL Regular" w:eastAsia="Charis SIL Regular"/>
           <w:b w:val="0"/>
           <w:i w:val="0"/>
-          <w:color w:val="0066CC"/>
+          <w:color w:val="0000FF"/>
           <w:sz w:val="24"/>
           <w:u w:val="single"/>
         </w:rPr>
@@ -1218,7 +1246,7 @@
           <w:rFonts w:ascii="Charis SIL Regular" w:hAnsi="Charis SIL Regular" w:eastAsia="Charis SIL Regular"/>
           <w:b w:val="0"/>
           <w:i w:val="0"/>
-          <w:color w:val="0066CC"/>
+          <w:color w:val="0000FF"/>
           <w:sz w:val="24"/>
           <w:u w:val="single"/>
         </w:rPr>
@@ -1236,7 +1264,7 @@
           <w:rFonts w:ascii="Charis SIL Regular" w:hAnsi="Charis SIL Regular" w:eastAsia="Charis SIL Regular"/>
           <w:b w:val="0"/>
           <w:i w:val="0"/>
-          <w:color w:val="0066CC"/>
+          <w:color w:val="0000FF"/>
           <w:sz w:val="24"/>
           <w:u w:val="single"/>
         </w:rPr>
@@ -1264,7 +1292,7 @@
       </w:r>
       <w:r>
         <w:rPr>
-          <w:u w:val="single" w:color="0066cc"/>
+          <w:u w:val="single" w:color="0000ff"/>
           <w:rFonts w:ascii="Charis SIL Regular" w:hAnsi="Charis SIL Regular" w:eastAsia="Charis SIL Regular"/>
           <w:b w:val="0"/>
           <w:i w:val="0"/>
@@ -1282,7 +1310,7 @@
       </w:r>
       <w:r>
         <w:rPr>
-          <w:u w:val="single" w:color="0066cc"/>
+          <w:u w:val="single" w:color="0000ff"/>
           <w:rFonts w:ascii="Charis SIL Regular" w:hAnsi="Charis SIL Regular" w:eastAsia="Charis SIL Regular"/>
           <w:b w:val="0"/>
           <w:i w:val="0"/>
@@ -1300,7 +1328,7 @@
       </w:r>
       <w:r>
         <w:rPr>
-          <w:u w:val="single" w:color="0066cc"/>
+          <w:u w:val="single" w:color="0000ff"/>
           <w:rFonts w:ascii="Charis SIL Regular" w:hAnsi="Charis SIL Regular" w:eastAsia="Charis SIL Regular"/>
           <w:b w:val="0"/>
           <w:i w:val="0"/>
@@ -1371,7 +1399,7 @@
           <w:rFonts w:ascii="Charis SIL Regular" w:hAnsi="Charis SIL Regular" w:eastAsia="Charis SIL Regular"/>
           <w:b w:val="0"/>
           <w:i w:val="0"/>
-          <w:color w:val="0066CC"/>
+          <w:color w:val="0000FF"/>
           <w:sz w:val="24"/>
           <w:u w:val="single"/>
         </w:rPr>
@@ -1389,7 +1417,7 @@
           <w:rFonts w:ascii="Charis SIL Regular" w:hAnsi="Charis SIL Regular" w:eastAsia="Charis SIL Regular"/>
           <w:b w:val="0"/>
           <w:i w:val="0"/>
-          <w:color w:val="0066CC"/>
+          <w:color w:val="0000FF"/>
           <w:sz w:val="24"/>
           <w:u w:val="single"/>
         </w:rPr>
@@ -1400,7 +1428,7 @@
           <w:rFonts w:ascii="Charis SIL Regular" w:hAnsi="Charis SIL Regular" w:eastAsia="Charis SIL Regular"/>
           <w:b w:val="0"/>
           <w:i w:val="0"/>
-          <w:color w:val="0066CC"/>
+          <w:color w:val="0000FF"/>
           <w:sz w:val="24"/>
           <w:u w:val="single"/>
         </w:rPr>
@@ -1418,7 +1446,7 @@
           <w:rFonts w:ascii="Charis SIL Regular" w:hAnsi="Charis SIL Regular" w:eastAsia="Charis SIL Regular"/>
           <w:b w:val="0"/>
           <w:i w:val="0"/>
-          <w:color w:val="0066CC"/>
+          <w:color w:val="0000FF"/>
           <w:sz w:val="24"/>
           <w:u w:val="single"/>
         </w:rPr>
@@ -1429,7 +1457,7 @@
           <w:rFonts w:ascii="Charis SIL Regular" w:hAnsi="Charis SIL Regular" w:eastAsia="Charis SIL Regular"/>
           <w:b w:val="0"/>
           <w:i w:val="0"/>
-          <w:color w:val="0066CC"/>
+          <w:color w:val="0000FF"/>
           <w:sz w:val="24"/>
           <w:u w:val="single"/>
         </w:rPr>
@@ -1447,7 +1475,7 @@
           <w:rFonts w:ascii="Charis SIL Regular" w:hAnsi="Charis SIL Regular" w:eastAsia="Charis SIL Regular"/>
           <w:b w:val="0"/>
           <w:i w:val="0"/>
-          <w:color w:val="0066CC"/>
+          <w:color w:val="0000FF"/>
           <w:sz w:val="24"/>
           <w:u w:val="single"/>
         </w:rPr>
@@ -1465,7 +1493,7 @@
           <w:rFonts w:ascii="Charis SIL Regular" w:hAnsi="Charis SIL Regular" w:eastAsia="Charis SIL Regular"/>
           <w:b w:val="0"/>
           <w:i w:val="0"/>
-          <w:color w:val="0066CC"/>
+          <w:color w:val="0000FF"/>
           <w:sz w:val="24"/>
           <w:u w:val="single"/>
         </w:rPr>
@@ -1483,7 +1511,7 @@
           <w:rFonts w:ascii="Charis SIL Regular" w:hAnsi="Charis SIL Regular" w:eastAsia="Charis SIL Regular"/>
           <w:b w:val="0"/>
           <w:i w:val="0"/>
-          <w:color w:val="0066CC"/>
+          <w:color w:val="0000FF"/>
           <w:sz w:val="24"/>
           <w:u w:val="single"/>
         </w:rPr>
@@ -1494,7 +1522,7 @@
           <w:rFonts w:ascii="Charis SIL Regular" w:hAnsi="Charis SIL Regular" w:eastAsia="Charis SIL Regular"/>
           <w:b w:val="0"/>
           <w:i w:val="0"/>
-          <w:color w:val="0066CC"/>
+          <w:color w:val="0000FF"/>
           <w:sz w:val="24"/>
           <w:u w:val="single"/>
         </w:rPr>
@@ -1512,7 +1540,7 @@
           <w:rFonts w:ascii="Charis SIL Regular" w:hAnsi="Charis SIL Regular" w:eastAsia="Charis SIL Regular"/>
           <w:b w:val="0"/>
           <w:i w:val="0"/>
-          <w:color w:val="0066CC"/>
+          <w:color w:val="0000FF"/>
           <w:sz w:val="24"/>
           <w:u w:val="single"/>
         </w:rPr>
@@ -1523,7 +1551,7 @@
           <w:rFonts w:ascii="Charis SIL Regular" w:hAnsi="Charis SIL Regular" w:eastAsia="Charis SIL Regular"/>
           <w:b w:val="0"/>
           <w:i w:val="0"/>
-          <w:color w:val="0066CC"/>
+          <w:color w:val="0000FF"/>
           <w:sz w:val="24"/>
           <w:u w:val="single"/>
         </w:rPr>
@@ -1548,7 +1576,7 @@
       </w:r>
       <w:r>
         <w:rPr>
-          <w:u w:val="single" w:color="0066cc"/>
+          <w:u w:val="single" w:color="0000ff"/>
           <w:rFonts w:ascii="Charis SIL Regular" w:hAnsi="Charis SIL Regular" w:eastAsia="Charis SIL Regular"/>
           <w:b w:val="0"/>
           <w:i w:val="0"/>
@@ -1566,7 +1594,7 @@
       </w:r>
       <w:r>
         <w:rPr>
-          <w:u w:val="single" w:color="0066cc"/>
+          <w:u w:val="single" w:color="0000ff"/>
           <w:rFonts w:ascii="Charis SIL Regular" w:hAnsi="Charis SIL Regular" w:eastAsia="Charis SIL Regular"/>
           <w:b w:val="0"/>
           <w:i w:val="0"/>
@@ -1584,7 +1612,7 @@
       </w:r>
       <w:r>
         <w:rPr>
-          <w:u w:val="single" w:color="0066cc"/>
+          <w:u w:val="single" w:color="0000ff"/>
           <w:rFonts w:ascii="Charis SIL Regular" w:hAnsi="Charis SIL Regular" w:eastAsia="Charis SIL Regular"/>
           <w:b w:val="0"/>
           <w:i w:val="0"/>
@@ -1605,7 +1633,7 @@
           <w:rFonts w:ascii="Charis SIL Regular" w:hAnsi="Charis SIL Regular" w:eastAsia="Charis SIL Regular"/>
           <w:b w:val="0"/>
           <w:i w:val="0"/>
-          <w:color w:val="0066CC"/>
+          <w:color w:val="0000FF"/>
           <w:sz w:val="24"/>
           <w:u w:val="single"/>
         </w:rPr>
@@ -1623,11 +1651,11 @@
           <w:rFonts w:ascii="Charis SIL Regular" w:hAnsi="Charis SIL Regular" w:eastAsia="Charis SIL Regular"/>
           <w:b w:val="0"/>
           <w:i w:val="0"/>
-          <w:color w:val="0066CC"/>
+          <w:color w:val="0000FF"/>
           <w:sz w:val="24"/>
           <w:u w:val="single"/>
         </w:rPr>
-        <w:hyperlink r:id="rId17" w:history="1">
+        <w:hyperlink r:id="rId16" w:history="1">
           <w:r>
             <w:rPr>
               <w:rStyle w:val="Hyperlink"/>
@@ -1641,11 +1669,11 @@
           <w:rFonts w:ascii="Charis SIL Regular" w:hAnsi="Charis SIL Regular" w:eastAsia="Charis SIL Regular"/>
           <w:b w:val="0"/>
           <w:i w:val="0"/>
-          <w:color w:val="0066CC"/>
+          <w:color w:val="0000FF"/>
           <w:sz w:val="24"/>
           <w:u w:val="single"/>
         </w:rPr>
-        <w:hyperlink r:id="rId17" w:history="1">
+        <w:hyperlink r:id="rId16" w:history="1">
           <w:r>
             <w:rPr>
               <w:rStyle w:val="Hyperlink"/>
@@ -1659,7 +1687,7 @@
           <w:rFonts w:ascii="Charis SIL Regular" w:hAnsi="Charis SIL Regular" w:eastAsia="Charis SIL Regular"/>
           <w:b w:val="0"/>
           <w:i w:val="0"/>
-          <w:color w:val="0066CC"/>
+          <w:color w:val="0000FF"/>
           <w:sz w:val="24"/>
           <w:u w:val="single"/>
         </w:rPr>
@@ -1670,7 +1698,7 @@
           <w:rFonts w:ascii="Charis SIL Regular" w:hAnsi="Charis SIL Regular" w:eastAsia="Charis SIL Regular"/>
           <w:b w:val="0"/>
           <w:i w:val="0"/>
-          <w:color w:val="0066CC"/>
+          <w:color w:val="0000FF"/>
           <w:sz w:val="24"/>
           <w:u w:val="single"/>
         </w:rPr>
@@ -1688,11 +1716,11 @@
           <w:rFonts w:ascii="Charis SIL Regular" w:hAnsi="Charis SIL Regular" w:eastAsia="Charis SIL Regular"/>
           <w:b w:val="0"/>
           <w:i w:val="0"/>
-          <w:color w:val="0066CC"/>
+          <w:color w:val="0000FF"/>
           <w:sz w:val="24"/>
           <w:u w:val="single"/>
         </w:rPr>
-        <w:hyperlink r:id="rId16" w:history="1">
+        <w:hyperlink r:id="rId17" w:history="1">
           <w:r>
             <w:rPr>
               <w:rStyle w:val="Hyperlink"/>
@@ -1703,35 +1731,17 @@
       </w:r>
       <w:r>
         <w:rPr>
-          <w:u w:val="single" w:color="0066cc"/>
           <w:rFonts w:ascii="Charis SIL Regular" w:hAnsi="Charis SIL Regular" w:eastAsia="Charis SIL Regular"/>
           <w:b w:val="0"/>
           <w:i w:val="0"/>
           <w:color w:val="000000"/>
           <w:sz w:val="24"/>
         </w:rPr>
-        <w:hyperlink r:id="rId16" w:history="1">
-          <w:r>
-            <w:rPr>
-              <w:rStyle w:val="Hyperlink"/>
-            </w:rPr>
-            <w:t>. A large nu</w:t>
-          </w:r>
-        </w:hyperlink>
-      </w:r>
-      <w:r>
-        <w:rPr>
-          <w:rFonts w:ascii="Charis SIL Regular" w:hAnsi="Charis SIL Regular" w:eastAsia="Charis SIL Regular"/>
-          <w:b w:val="0"/>
-          <w:i w:val="0"/>
-          <w:color w:val="000000"/>
-          <w:sz w:val="24"/>
-        </w:rPr>
-        <w:t xml:space="preserve">mber </w:t>
-      </w:r>
-      <w:r>
-        <w:rPr>
-          <w:u w:val="single" w:color="0066cc"/>
+        <w:t xml:space="preserve">. A large number </w:t>
+      </w:r>
+      <w:r>
+        <w:rPr>
+          <w:u w:val="single" w:color="0000ff"/>
           <w:rFonts w:ascii="Charis SIL Regular" w:hAnsi="Charis SIL Regular" w:eastAsia="Charis SIL Regular"/>
           <w:b w:val="0"/>
           <w:i w:val="0"/>
@@ -1749,7 +1759,7 @@
       </w:r>
       <w:r>
         <w:rPr>
-          <w:u w:val="single" w:color="0066cc"/>
+          <w:u w:val="single" w:color="0000ff"/>
           <w:rFonts w:ascii="Charis SIL Regular" w:hAnsi="Charis SIL Regular" w:eastAsia="Charis SIL Regular"/>
           <w:b w:val="0"/>
           <w:i w:val="0"/>
@@ -1767,20 +1777,74 @@
       </w:r>
       <w:r>
         <w:rPr>
+          <w:u w:val="single" w:color="0000ff"/>
           <w:rFonts w:ascii="Charis SIL Regular" w:hAnsi="Charis SIL Regular" w:eastAsia="Charis SIL Regular"/>
           <w:b w:val="0"/>
           <w:i w:val="0"/>
           <w:color w:val="000000"/>
           <w:sz w:val="24"/>
         </w:rPr>
-        <w:t xml:space="preserve">rican objects, especially from </w:t>
-      </w:r>
-      <w:r>
-        <w:rPr>
+        <w:hyperlink r:id="rId16" w:history="1">
+          <w:r>
+            <w:rPr>
+              <w:rStyle w:val="Hyperlink"/>
+            </w:rPr>
+            <w:t>rican ob</w:t>
+          </w:r>
+        </w:hyperlink>
+      </w:r>
+      <w:r>
+        <w:rPr>
+          <w:u w:val="single" w:color="0000ff"/>
           <w:rFonts w:ascii="Charis SIL Regular" w:hAnsi="Charis SIL Regular" w:eastAsia="Charis SIL Regular"/>
           <w:b w:val="0"/>
           <w:i w:val="0"/>
-          <w:color w:val="0066CC"/>
+          <w:color w:val="000000"/>
+          <w:sz w:val="24"/>
+        </w:rPr>
+        <w:hyperlink r:id="rId16" w:history="1">
+          <w:r>
+            <w:rPr>
+              <w:rStyle w:val="Hyperlink"/>
+            </w:rPr>
+            <w:t>j</w:t>
+          </w:r>
+        </w:hyperlink>
+      </w:r>
+      <w:r>
+        <w:rPr>
+          <w:u w:val="single" w:color="0000ff"/>
+          <w:rFonts w:ascii="Charis SIL Regular" w:hAnsi="Charis SIL Regular" w:eastAsia="Charis SIL Regular"/>
+          <w:b w:val="0"/>
+          <w:i w:val="0"/>
+          <w:color w:val="000000"/>
+          <w:sz w:val="24"/>
+        </w:rPr>
+        <w:hyperlink r:id="rId16" w:history="1">
+          <w:r>
+            <w:rPr>
+              <w:rStyle w:val="Hyperlink"/>
+            </w:rPr>
+            <w:t>ects, especi</w:t>
+          </w:r>
+        </w:hyperlink>
+      </w:r>
+      <w:r>
+        <w:rPr>
+          <w:rFonts w:ascii="Charis SIL Regular" w:hAnsi="Charis SIL Regular" w:eastAsia="Charis SIL Regular"/>
+          <w:b w:val="0"/>
+          <w:i w:val="0"/>
+          <w:color w:val="000000"/>
+          <w:sz w:val="24"/>
+        </w:rPr>
+        <w:t xml:space="preserve">ally from </w:t>
+      </w:r>
+      <w:r>
+        <w:rPr>
+          <w:rFonts w:ascii="Charis SIL Regular" w:hAnsi="Charis SIL Regular" w:eastAsia="Charis SIL Regular"/>
+          <w:b w:val="0"/>
+          <w:i w:val="0"/>
+          <w:color w:val="0000FF"/>
           <w:sz w:val="24"/>
           <w:u w:val="single"/>
         </w:rPr>
@@ -1805,7 +1869,7 @@
       </w:r>
       <w:r>
         <w:rPr>
-          <w:u w:val="single" w:color="0066cc"/>
+          <w:u w:val="single" w:color="0000ff"/>
           <w:rFonts w:ascii="Charis SIL Regular" w:hAnsi="Charis SIL Regular" w:eastAsia="Charis SIL Regular"/>
           <w:b w:val="0"/>
           <w:i w:val="0"/>
@@ -1823,7 +1887,7 @@
       </w:r>
       <w:r>
         <w:rPr>
-          <w:u w:val="single" w:color="0066cc"/>
+          <w:u w:val="single" w:color="0000ff"/>
           <w:rFonts w:ascii="Charis SIL Regular" w:hAnsi="Charis SIL Regular" w:eastAsia="Charis SIL Regular"/>
           <w:b w:val="0"/>
           <w:i w:val="0"/>
@@ -1841,7 +1905,7 @@
       </w:r>
       <w:r>
         <w:rPr>
-          <w:u w:val="single" w:color="0066cc"/>
+          <w:u w:val="single" w:color="0000ff"/>
           <w:rFonts w:ascii="Charis SIL Regular" w:hAnsi="Charis SIL Regular" w:eastAsia="Charis SIL Regular"/>
           <w:b w:val="0"/>
           <w:i w:val="0"/>
@@ -2073,7 +2137,7 @@
         <w:autoSpaceDE w:val="0"/>
         <w:widowControl/>
         <w:spacing w:line="288" w:lineRule="exact" w:before="64" w:after="0"/>
-        <w:ind w:left="20" w:right="0" w:firstLine="0"/>
+        <w:ind w:left="10" w:right="0" w:firstLine="0"/>
         <w:jc w:val="left"/>
       </w:pPr>
       <w:r>
@@ -2113,7 +2177,7 @@
         <w:autoSpaceDE w:val="0"/>
         <w:widowControl/>
         <w:spacing w:line="288" w:lineRule="exact" w:before="240" w:after="0"/>
-        <w:ind w:left="20" w:right="0" w:firstLine="0"/>
+        <w:ind w:left="10" w:right="0" w:firstLine="0"/>
         <w:jc w:val="left"/>
       </w:pPr>
       <w:r>
@@ -2151,7 +2215,7 @@
           <w:rFonts w:ascii="Charis SIL Regular" w:hAnsi="Charis SIL Regular" w:eastAsia="Charis SIL Regular"/>
           <w:b w:val="0"/>
           <w:i w:val="0"/>
-          <w:color w:val="0066CC"/>
+          <w:color w:val="0000FF"/>
           <w:sz w:val="24"/>
           <w:u w:val="single"/>
         </w:rPr>
@@ -2179,7 +2243,7 @@
           <w:rFonts w:ascii="Charis SIL Regular" w:hAnsi="Charis SIL Regular" w:eastAsia="Charis SIL Regular"/>
           <w:b w:val="0"/>
           <w:i w:val="0"/>
-          <w:color w:val="0066CC"/>
+          <w:color w:val="0000FF"/>
           <w:sz w:val="24"/>
           <w:u w:val="single"/>
         </w:rPr>
@@ -2204,7 +2268,7 @@
       </w:r>
       <w:r>
         <w:rPr>
-          <w:u w:val="single" w:color="0066cc"/>
+          <w:u w:val="single" w:color="0000ff"/>
           <w:rFonts w:ascii="Charis SIL Regular" w:hAnsi="Charis SIL Regular" w:eastAsia="Charis SIL Regular"/>
           <w:b w:val="0"/>
           <w:i w:val="0"/>
@@ -2222,28 +2286,17 @@
       </w:r>
       <w:r>
         <w:rPr>
-          <w:u w:val="single" w:color="0066cc"/>
           <w:rFonts w:ascii="Charis SIL Regular" w:hAnsi="Charis SIL Regular" w:eastAsia="Charis SIL Regular"/>
           <w:b w:val="0"/>
           <w:i w:val="0"/>
           <w:color w:val="000000"/>
           <w:sz w:val="24"/>
         </w:rPr>
-        <w:t>A</w:t>
-      </w:r>
-      <w:r>
-        <w:rPr>
-          <w:rFonts w:ascii="Charis SIL Regular" w:hAnsi="Charis SIL Regular" w:eastAsia="Charis SIL Regular"/>
-          <w:b w:val="0"/>
-          <w:i w:val="0"/>
-          <w:color w:val="000000"/>
-          <w:sz w:val="24"/>
-        </w:rPr>
-        <w:t xml:space="preserve">n </w:t>
-      </w:r>
-      <w:r>
-        <w:rPr>
-          <w:u w:val="single" w:color="0066cc"/>
+        <w:t xml:space="preserve">An </w:t>
+      </w:r>
+      <w:r>
+        <w:rPr>
+          <w:u w:val="single" w:color="0000ff"/>
           <w:rFonts w:ascii="Charis SIL Regular" w:hAnsi="Charis SIL Regular" w:eastAsia="Charis SIL Regular"/>
           <w:b w:val="0"/>
           <w:i w:val="0"/>
@@ -2276,7 +2329,7 @@
         <w:autoSpaceDE w:val="0"/>
         <w:widowControl/>
         <w:spacing w:line="288" w:lineRule="exact" w:before="240" w:after="0"/>
-        <w:ind w:left="20" w:right="0" w:firstLine="0"/>
+        <w:ind w:left="10" w:right="0" w:firstLine="0"/>
         <w:jc w:val="left"/>
       </w:pPr>
       <w:r>
@@ -2294,7 +2347,7 @@
           <w:rFonts w:ascii="Charis SIL Regular" w:hAnsi="Charis SIL Regular" w:eastAsia="Charis SIL Regular"/>
           <w:b w:val="0"/>
           <w:i w:val="0"/>
-          <w:color w:val="0066CC"/>
+          <w:color w:val="0000FF"/>
           <w:sz w:val="24"/>
           <w:u w:val="single"/>
         </w:rPr>
@@ -2312,7 +2365,7 @@
           <w:rFonts w:ascii="Charis SIL Regular" w:hAnsi="Charis SIL Regular" w:eastAsia="Charis SIL Regular"/>
           <w:b w:val="0"/>
           <w:i w:val="0"/>
-          <w:color w:val="0066CC"/>
+          <w:color w:val="0000FF"/>
           <w:sz w:val="24"/>
           <w:u w:val="single"/>
         </w:rPr>
@@ -2323,7 +2376,7 @@
           <w:rFonts w:ascii="Charis SIL Regular" w:hAnsi="Charis SIL Regular" w:eastAsia="Charis SIL Regular"/>
           <w:b w:val="0"/>
           <w:i w:val="0"/>
-          <w:color w:val="0066CC"/>
+          <w:color w:val="0000FF"/>
           <w:sz w:val="24"/>
           <w:u w:val="single"/>
         </w:rPr>
@@ -2341,7 +2394,7 @@
           <w:rFonts w:ascii="Charis SIL Regular" w:hAnsi="Charis SIL Regular" w:eastAsia="Charis SIL Regular"/>
           <w:b w:val="0"/>
           <w:i w:val="0"/>
-          <w:color w:val="0066CC"/>
+          <w:color w:val="0000FF"/>
           <w:sz w:val="24"/>
           <w:u w:val="single"/>
         </w:rPr>
@@ -2352,7 +2405,7 @@
           <w:rFonts w:ascii="Charis SIL Regular" w:hAnsi="Charis SIL Regular" w:eastAsia="Charis SIL Regular"/>
           <w:b w:val="0"/>
           <w:i w:val="0"/>
-          <w:color w:val="0066CC"/>
+          <w:color w:val="0000FF"/>
           <w:sz w:val="24"/>
           <w:u w:val="single"/>
         </w:rPr>
@@ -2370,7 +2423,7 @@
           <w:rFonts w:ascii="Charis SIL Regular" w:hAnsi="Charis SIL Regular" w:eastAsia="Charis SIL Regular"/>
           <w:b w:val="0"/>
           <w:i w:val="0"/>
-          <w:color w:val="0066CC"/>
+          <w:color w:val="0000FF"/>
           <w:sz w:val="24"/>
           <w:u w:val="single"/>
         </w:rPr>
@@ -2381,7 +2434,7 @@
           <w:rFonts w:ascii="Charis SIL Regular" w:hAnsi="Charis SIL Regular" w:eastAsia="Charis SIL Regular"/>
           <w:b w:val="0"/>
           <w:i w:val="0"/>
-          <w:color w:val="0066CC"/>
+          <w:color w:val="0000FF"/>
           <w:sz w:val="24"/>
           <w:u w:val="single"/>
         </w:rPr>
@@ -2399,7 +2452,7 @@
           <w:rFonts w:ascii="Charis SIL Regular" w:hAnsi="Charis SIL Regular" w:eastAsia="Charis SIL Regular"/>
           <w:b w:val="0"/>
           <w:i w:val="0"/>
-          <w:color w:val="0066CC"/>
+          <w:color w:val="0000FF"/>
           <w:sz w:val="24"/>
           <w:u w:val="single"/>
         </w:rPr>
@@ -2410,7 +2463,7 @@
           <w:rFonts w:ascii="Charis SIL Regular" w:hAnsi="Charis SIL Regular" w:eastAsia="Charis SIL Regular"/>
           <w:b w:val="0"/>
           <w:i w:val="0"/>
-          <w:color w:val="0066CC"/>
+          <w:color w:val="0000FF"/>
           <w:sz w:val="24"/>
           <w:u w:val="single"/>
         </w:rPr>
@@ -2428,7 +2481,7 @@
           <w:rFonts w:ascii="Charis SIL Regular" w:hAnsi="Charis SIL Regular" w:eastAsia="Charis SIL Regular"/>
           <w:b w:val="0"/>
           <w:i w:val="0"/>
-          <w:color w:val="0066CC"/>
+          <w:color w:val="0000FF"/>
           <w:sz w:val="24"/>
           <w:u w:val="single"/>
         </w:rPr>
@@ -2439,7 +2492,7 @@
           <w:rFonts w:ascii="Charis SIL Regular" w:hAnsi="Charis SIL Regular" w:eastAsia="Charis SIL Regular"/>
           <w:b w:val="0"/>
           <w:i w:val="0"/>
-          <w:color w:val="0066CC"/>
+          <w:color w:val="0000FF"/>
           <w:sz w:val="24"/>
           <w:u w:val="single"/>
         </w:rPr>
@@ -2467,7 +2520,7 @@
           <w:rFonts w:ascii="Charis SIL Regular" w:hAnsi="Charis SIL Regular" w:eastAsia="Charis SIL Regular"/>
           <w:b w:val="0"/>
           <w:i w:val="0"/>
-          <w:color w:val="0066CC"/>
+          <w:color w:val="0000FF"/>
           <w:sz w:val="24"/>
           <w:u w:val="single"/>
         </w:rPr>
@@ -2495,7 +2548,7 @@
       </w:r>
       <w:r>
         <w:rPr>
-          <w:u w:val="single" w:color="0066cc"/>
+          <w:u w:val="single" w:color="0000ff"/>
           <w:rFonts w:ascii="Charis SIL Regular" w:hAnsi="Charis SIL Regular" w:eastAsia="Charis SIL Regular"/>
           <w:b w:val="0"/>
           <w:i w:val="0"/>
@@ -2513,7 +2566,7 @@
       </w:r>
       <w:r>
         <w:rPr>
-          <w:u w:val="single" w:color="0066cc"/>
+          <w:u w:val="single" w:color="0000ff"/>
           <w:rFonts w:ascii="Charis SIL Regular" w:hAnsi="Charis SIL Regular" w:eastAsia="Charis SIL Regular"/>
           <w:b w:val="0"/>
           <w:i w:val="0"/>
@@ -2531,7 +2584,7 @@
       </w:r>
       <w:r>
         <w:rPr>
-          <w:u w:val="single" w:color="0066cc"/>
+          <w:u w:val="single" w:color="0000ff"/>
           <w:rFonts w:ascii="Charis SIL Regular" w:hAnsi="Charis SIL Regular" w:eastAsia="Charis SIL Regular"/>
           <w:b w:val="0"/>
           <w:i w:val="0"/>
@@ -2549,7 +2602,7 @@
       </w:r>
       <w:r>
         <w:rPr>
-          <w:u w:val="single" w:color="0066cc"/>
+          <w:u w:val="single" w:color="0000ff"/>
           <w:rFonts w:ascii="Charis SIL Regular" w:hAnsi="Charis SIL Regular" w:eastAsia="Charis SIL Regular"/>
           <w:b w:val="0"/>
           <w:i w:val="0"/>
@@ -2567,7 +2620,7 @@
       </w:r>
       <w:r>
         <w:rPr>
-          <w:u w:val="single" w:color="0066cc"/>
+          <w:u w:val="single" w:color="0000ff"/>
           <w:rFonts w:ascii="Charis SIL Regular" w:hAnsi="Charis SIL Regular" w:eastAsia="Charis SIL Regular"/>
           <w:b w:val="0"/>
           <w:i w:val="0"/>
@@ -2585,7 +2638,7 @@
       </w:r>
       <w:r>
         <w:rPr>
-          <w:u w:val="single" w:color="0066cc"/>
+          <w:u w:val="single" w:color="0000ff"/>
           <w:rFonts w:ascii="Charis SIL Regular" w:hAnsi="Charis SIL Regular" w:eastAsia="Charis SIL Regular"/>
           <w:b w:val="0"/>
           <w:i w:val="0"/>
@@ -2603,7 +2656,7 @@
       </w:r>
       <w:r>
         <w:rPr>
-          <w:u w:val="single" w:color="0066cc"/>
+          <w:u w:val="single" w:color="0000ff"/>
           <w:rFonts w:ascii="Charis SIL Regular" w:hAnsi="Charis SIL Regular" w:eastAsia="Charis SIL Regular"/>
           <w:b w:val="0"/>
           <w:i w:val="0"/>
@@ -2621,7 +2674,7 @@
       </w:r>
       <w:r>
         <w:rPr>
-          <w:u w:val="single" w:color="0066cc"/>
+          <w:u w:val="single" w:color="0000ff"/>
           <w:rFonts w:ascii="Charis SIL Regular" w:hAnsi="Charis SIL Regular" w:eastAsia="Charis SIL Regular"/>
           <w:b w:val="0"/>
           <w:i w:val="0"/>
@@ -2639,7 +2692,7 @@
       </w:r>
       <w:r>
         <w:rPr>
-          <w:u w:val="single" w:color="0066cc"/>
+          <w:u w:val="single" w:color="0000ff"/>
           <w:rFonts w:ascii="Charis SIL Regular" w:hAnsi="Charis SIL Regular" w:eastAsia="Charis SIL Regular"/>
           <w:b w:val="0"/>
           <w:i w:val="0"/>
@@ -2657,7 +2710,7 @@
       </w:r>
       <w:r>
         <w:rPr>
-          <w:u w:val="single" w:color="0066cc"/>
+          <w:u w:val="single" w:color="0000ff"/>
           <w:rFonts w:ascii="Charis SIL Regular" w:hAnsi="Charis SIL Regular" w:eastAsia="Charis SIL Regular"/>
           <w:b w:val="0"/>
           <w:i w:val="0"/>
@@ -2675,7 +2728,7 @@
       </w:r>
       <w:r>
         <w:rPr>
-          <w:u w:val="single" w:color="0066cc"/>
+          <w:u w:val="single" w:color="0000ff"/>
           <w:rFonts w:ascii="Charis SIL Regular" w:hAnsi="Charis SIL Regular" w:eastAsia="Charis SIL Regular"/>
           <w:b w:val="0"/>
           <w:i w:val="0"/>
@@ -2699,18 +2752,18 @@
           <w:color w:val="000000"/>
           <w:sz w:val="24"/>
         </w:rPr>
-        <w:t xml:space="preserve">erlands, </w:t>
-      </w:r>
-      <w:r>
-        <w:rPr>
-          <w:u w:val="single" w:color="0066cc"/>
+        <w:t>erlands, i</w:t>
+      </w:r>
+      <w:r>
+        <w:rPr>
+          <w:u w:val="single" w:color="0000ff"/>
           <w:rFonts w:ascii="Charis SIL Regular" w:hAnsi="Charis SIL Regular" w:eastAsia="Charis SIL Regular"/>
           <w:b w:val="0"/>
           <w:i w:val="0"/>
           <w:color w:val="000000"/>
           <w:sz w:val="24"/>
         </w:rPr>
-        <w:t>including auct</w:t>
+        <w:t>ncluding auc</w:t>
       </w:r>
       <w:r>
         <w:rPr>
@@ -2720,7 +2773,7 @@
           <w:color w:val="000000"/>
           <w:sz w:val="24"/>
         </w:rPr>
-        <w:t xml:space="preserve">ions of </w:t>
+        <w:t xml:space="preserve">tions of </w:t>
       </w:r>
       <w:r>
         <w:rPr>
@@ -2747,7 +2800,7 @@
           <w:rFonts w:ascii="Charis SIL Regular" w:hAnsi="Charis SIL Regular" w:eastAsia="Charis SIL Regular"/>
           <w:b w:val="0"/>
           <w:i w:val="0"/>
-          <w:color w:val="0066CC"/>
+          <w:color w:val="0000FF"/>
           <w:sz w:val="24"/>
           <w:u w:val="single"/>
         </w:rPr>
@@ -2765,7 +2818,7 @@
           <w:rFonts w:ascii="Charis SIL Regular" w:hAnsi="Charis SIL Regular" w:eastAsia="Charis SIL Regular"/>
           <w:b w:val="0"/>
           <w:i w:val="0"/>
-          <w:color w:val="0066CC"/>
+          <w:color w:val="0000FF"/>
           <w:sz w:val="24"/>
           <w:u w:val="single"/>
         </w:rPr>
@@ -2776,7 +2829,7 @@
           <w:rFonts w:ascii="Charis SIL Regular" w:hAnsi="Charis SIL Regular" w:eastAsia="Charis SIL Regular"/>
           <w:b w:val="0"/>
           <w:i w:val="0"/>
-          <w:color w:val="0066CC"/>
+          <w:color w:val="0000FF"/>
           <w:sz w:val="24"/>
           <w:u w:val="single"/>
         </w:rPr>
@@ -2794,7 +2847,7 @@
           <w:rFonts w:ascii="Charis SIL Regular" w:hAnsi="Charis SIL Regular" w:eastAsia="Charis SIL Regular"/>
           <w:b w:val="0"/>
           <w:i w:val="0"/>
-          <w:color w:val="0066CC"/>
+          <w:color w:val="0000FF"/>
           <w:sz w:val="24"/>
           <w:u w:val="single"/>
         </w:rPr>
@@ -2805,7 +2858,7 @@
           <w:rFonts w:ascii="Charis SIL Regular" w:hAnsi="Charis SIL Regular" w:eastAsia="Charis SIL Regular"/>
           <w:b w:val="0"/>
           <w:i w:val="0"/>
-          <w:color w:val="0066CC"/>
+          <w:color w:val="0000FF"/>
           <w:sz w:val="24"/>
           <w:u w:val="single"/>
         </w:rPr>
@@ -2823,7 +2876,7 @@
           <w:rFonts w:ascii="Charis SIL Regular" w:hAnsi="Charis SIL Regular" w:eastAsia="Charis SIL Regular"/>
           <w:b w:val="0"/>
           <w:i w:val="0"/>
-          <w:color w:val="0066CC"/>
+          <w:color w:val="0000FF"/>
           <w:sz w:val="24"/>
           <w:u w:val="single"/>
         </w:rPr>
@@ -2834,7 +2887,7 @@
           <w:rFonts w:ascii="Charis SIL Regular" w:hAnsi="Charis SIL Regular" w:eastAsia="Charis SIL Regular"/>
           <w:b w:val="0"/>
           <w:i w:val="0"/>
-          <w:color w:val="0066CC"/>
+          <w:color w:val="0000FF"/>
           <w:sz w:val="24"/>
           <w:u w:val="single"/>
         </w:rPr>
@@ -2859,61 +2912,17 @@
       </w:r>
       <w:r>
         <w:rPr>
-          <w:u w:val="single" w:color="0066cc"/>
           <w:rFonts w:ascii="Charis SIL Regular" w:hAnsi="Charis SIL Regular" w:eastAsia="Charis SIL Regular"/>
           <w:b w:val="0"/>
           <w:i w:val="0"/>
           <w:color w:val="000000"/>
           <w:sz w:val="24"/>
         </w:rPr>
-        <w:hyperlink r:id="rId22" w:history="1">
-          <w:r>
-            <w:rPr>
-              <w:rStyle w:val="Hyperlink"/>
-            </w:rPr>
-            <w:t>Rij</w:t>
-          </w:r>
-        </w:hyperlink>
-      </w:r>
-      <w:r>
-        <w:rPr>
-          <w:u w:val="single" w:color="0066cc"/>
-          <w:rFonts w:ascii="Charis SIL Regular" w:hAnsi="Charis SIL Regular" w:eastAsia="Charis SIL Regular"/>
-          <w:b w:val="0"/>
-          <w:i w:val="0"/>
-          <w:color w:val="000000"/>
-          <w:sz w:val="24"/>
-        </w:rPr>
-        <w:hyperlink r:id="rId22" w:history="1">
-          <w:r>
-            <w:rPr>
-              <w:rStyle w:val="Hyperlink"/>
-            </w:rPr>
-            <w:t>k</w:t>
-          </w:r>
-        </w:hyperlink>
-      </w:r>
-      <w:r>
-        <w:rPr>
-          <w:u w:val="single" w:color="0066cc"/>
-          <w:rFonts w:ascii="Charis SIL Regular" w:hAnsi="Charis SIL Regular" w:eastAsia="Charis SIL Regular"/>
-          <w:b w:val="0"/>
-          <w:i w:val="0"/>
-          <w:color w:val="000000"/>
-          <w:sz w:val="24"/>
-        </w:rPr>
-        <w:hyperlink r:id="rId22" w:history="1">
-          <w:r>
-            <w:rPr>
-              <w:rStyle w:val="Hyperlink"/>
-            </w:rPr>
-            <w:t>smus</w:t>
-          </w:r>
-        </w:hyperlink>
-      </w:r>
-      <w:r>
-        <w:rPr>
-          <w:u w:val="single" w:color="0066cc"/>
+        <w:t>Rijksmus</w:t>
+      </w:r>
+      <w:r>
+        <w:rPr>
+          <w:u w:val="single" w:color="0000ff"/>
           <w:rFonts w:ascii="Charis SIL Regular" w:hAnsi="Charis SIL Regular" w:eastAsia="Charis SIL Regular"/>
           <w:b w:val="0"/>
           <w:i w:val="0"/>
@@ -2931,7 +2940,7 @@
       </w:r>
       <w:r>
         <w:rPr>
-          <w:u w:val="single" w:color="0066cc"/>
+          <w:u w:val="single" w:color="0000ff"/>
           <w:rFonts w:ascii="Charis SIL Regular" w:hAnsi="Charis SIL Regular" w:eastAsia="Charis SIL Regular"/>
           <w:b w:val="0"/>
           <w:i w:val="0"/>
@@ -2964,7 +2973,7 @@
         <w:autoSpaceDE w:val="0"/>
         <w:widowControl/>
         <w:spacing w:line="288" w:lineRule="exact" w:before="240" w:after="0"/>
-        <w:ind w:left="20" w:right="0" w:firstLine="0"/>
+        <w:ind w:left="10" w:right="0" w:firstLine="0"/>
         <w:jc w:val="left"/>
       </w:pPr>
       <w:r>
@@ -3014,7 +3023,7 @@
         <w:autoSpaceDE w:val="0"/>
         <w:widowControl/>
         <w:spacing w:line="288" w:lineRule="exact" w:before="240" w:after="0"/>
-        <w:ind w:left="20" w:right="864" w:firstLine="0"/>
+        <w:ind w:left="10" w:right="864" w:firstLine="0"/>
         <w:jc w:val="left"/>
       </w:pPr>
       <w:r>
@@ -3032,7 +3041,7 @@
           <w:rFonts w:ascii="Charis SIL Regular" w:hAnsi="Charis SIL Regular" w:eastAsia="Charis SIL Regular"/>
           <w:b w:val="0"/>
           <w:i w:val="0"/>
-          <w:color w:val="0066CC"/>
+          <w:color w:val="0000FF"/>
           <w:sz w:val="24"/>
           <w:u w:val="single"/>
         </w:rPr>
@@ -3067,7 +3076,7 @@
       </w:r>
       <w:r>
         <w:rPr>
-          <w:u w:val="single" w:color="0066cc"/>
+          <w:u w:val="single" w:color="0000ff"/>
           <w:rFonts w:ascii="Charis SIL Regular" w:hAnsi="Charis SIL Regular" w:eastAsia="Charis SIL Regular"/>
           <w:b w:val="0"/>
           <w:i w:val="0"/>
@@ -3100,7 +3109,7 @@
         <w:autoSpaceDE w:val="0"/>
         <w:widowControl/>
         <w:spacing w:line="538" w:lineRule="exact" w:before="198" w:after="0"/>
-        <w:ind w:left="20" w:right="0" w:firstLine="0"/>
+        <w:ind w:left="10" w:right="0" w:firstLine="0"/>
         <w:jc w:val="left"/>
       </w:pPr>
       <w:r>
@@ -3120,7 +3129,7 @@
         <w:autoSpaceDE w:val="0"/>
         <w:widowControl/>
         <w:spacing w:line="288" w:lineRule="exact" w:before="294" w:after="0"/>
-        <w:ind w:left="408" w:right="3888" w:firstLine="0"/>
+        <w:ind w:left="398" w:right="3888" w:firstLine="0"/>
         <w:jc w:val="left"/>
       </w:pPr>
       <w:r>
@@ -3138,7 +3147,7 @@
           <w:rFonts w:ascii="Charis SIL Regular" w:hAnsi="Charis SIL Regular" w:eastAsia="Charis SIL Regular"/>
           <w:b w:val="0"/>
           <w:i w:val="0"/>
-          <w:color w:val="0066CC"/>
+          <w:color w:val="0000FF"/>
           <w:sz w:val="24"/>
           <w:u w:val="single"/>
         </w:rPr>
@@ -3162,7 +3171,7 @@
           <w:rFonts w:ascii="Charis SIL Regular" w:hAnsi="Charis SIL Regular" w:eastAsia="Charis SIL Regular"/>
           <w:b w:val="0"/>
           <w:i w:val="0"/>
-          <w:color w:val="0066CC"/>
+          <w:color w:val="0000FF"/>
           <w:sz w:val="24"/>
           <w:u w:val="single"/>
         </w:rPr>
@@ -3173,7 +3182,7 @@
           <w:rFonts w:ascii="Charis SIL Regular" w:hAnsi="Charis SIL Regular" w:eastAsia="Charis SIL Regular"/>
           <w:b w:val="0"/>
           <w:i w:val="0"/>
-          <w:color w:val="0066CC"/>
+          <w:color w:val="0000FF"/>
           <w:sz w:val="24"/>
           <w:u w:val="single"/>
         </w:rPr>
@@ -3197,7 +3206,7 @@
           <w:rFonts w:ascii="Charis SIL Regular" w:hAnsi="Charis SIL Regular" w:eastAsia="Charis SIL Regular"/>
           <w:b w:val="0"/>
           <w:i w:val="0"/>
-          <w:color w:val="0066CC"/>
+          <w:color w:val="0000FF"/>
           <w:sz w:val="24"/>
           <w:u w:val="single"/>
         </w:rPr>
@@ -3208,7 +3217,7 @@
           <w:rFonts w:ascii="Charis SIL Regular" w:hAnsi="Charis SIL Regular" w:eastAsia="Charis SIL Regular"/>
           <w:b w:val="0"/>
           <w:i w:val="0"/>
-          <w:color w:val="0066CC"/>
+          <w:color w:val="0000FF"/>
           <w:sz w:val="24"/>
           <w:u w:val="single"/>
         </w:rPr>
@@ -3232,7 +3241,7 @@
           <w:rFonts w:ascii="Charis SIL Regular" w:hAnsi="Charis SIL Regular" w:eastAsia="Charis SIL Regular"/>
           <w:b w:val="0"/>
           <w:i w:val="0"/>
-          <w:color w:val="0066CC"/>
+          <w:color w:val="0000FF"/>
           <w:sz w:val="24"/>
           <w:u w:val="single"/>
         </w:rPr>
@@ -3243,7 +3252,7 @@
           <w:rFonts w:ascii="Charis SIL Regular" w:hAnsi="Charis SIL Regular" w:eastAsia="Charis SIL Regular"/>
           <w:b w:val="0"/>
           <w:i w:val="0"/>
-          <w:color w:val="0066CC"/>
+          <w:color w:val="0000FF"/>
           <w:sz w:val="24"/>
           <w:u w:val="single"/>
         </w:rPr>
@@ -3264,7 +3273,7 @@
           <w:rFonts w:ascii="Charis SIL Regular" w:hAnsi="Charis SIL Regular" w:eastAsia="Charis SIL Regular"/>
           <w:b w:val="0"/>
           <w:i w:val="0"/>
-          <w:color w:val="0066CC"/>
+          <w:color w:val="0000FF"/>
           <w:sz w:val="24"/>
           <w:u w:val="single"/>
         </w:rPr>
@@ -3288,7 +3297,7 @@
           <w:rFonts w:ascii="Charis SIL Regular" w:hAnsi="Charis SIL Regular" w:eastAsia="Charis SIL Regular"/>
           <w:b w:val="0"/>
           <w:i w:val="0"/>
-          <w:color w:val="0066CC"/>
+          <w:color w:val="0000FF"/>
           <w:sz w:val="24"/>
           <w:u w:val="single"/>
         </w:rPr>
@@ -3312,7 +3321,7 @@
           <w:rFonts w:ascii="Charis SIL Regular" w:hAnsi="Charis SIL Regular" w:eastAsia="Charis SIL Regular"/>
           <w:b w:val="0"/>
           <w:i w:val="0"/>
-          <w:color w:val="0066CC"/>
+          <w:color w:val="0000FF"/>
           <w:sz w:val="24"/>
           <w:u w:val="single"/>
         </w:rPr>
@@ -3323,7 +3332,7 @@
           <w:rFonts w:ascii="Charis SIL Regular" w:hAnsi="Charis SIL Regular" w:eastAsia="Charis SIL Regular"/>
           <w:b w:val="0"/>
           <w:i w:val="0"/>
-          <w:color w:val="0066CC"/>
+          <w:color w:val="0000FF"/>
           <w:sz w:val="24"/>
           <w:u w:val="single"/>
         </w:rPr>
@@ -3347,7 +3356,7 @@
           <w:rFonts w:ascii="Charis SIL Regular" w:hAnsi="Charis SIL Regular" w:eastAsia="Charis SIL Regular"/>
           <w:b w:val="0"/>
           <w:i w:val="0"/>
-          <w:color w:val="0066CC"/>
+          <w:color w:val="0000FF"/>
           <w:sz w:val="24"/>
           <w:u w:val="single"/>
         </w:rPr>
@@ -3371,7 +3380,7 @@
           <w:rFonts w:ascii="Charis SIL Regular" w:hAnsi="Charis SIL Regular" w:eastAsia="Charis SIL Regular"/>
           <w:b w:val="0"/>
           <w:i w:val="0"/>
-          <w:color w:val="0066CC"/>
+          <w:color w:val="0000FF"/>
           <w:sz w:val="24"/>
           <w:u w:val="single"/>
         </w:rPr>
@@ -3382,7 +3391,7 @@
           <w:rFonts w:ascii="Charis SIL Regular" w:hAnsi="Charis SIL Regular" w:eastAsia="Charis SIL Regular"/>
           <w:b w:val="0"/>
           <w:i w:val="0"/>
-          <w:color w:val="0066CC"/>
+          <w:color w:val="0000FF"/>
           <w:sz w:val="24"/>
           <w:u w:val="single"/>
         </w:rPr>
@@ -3406,7 +3415,7 @@
           <w:rFonts w:ascii="Charis SIL Regular" w:hAnsi="Charis SIL Regular" w:eastAsia="Charis SIL Regular"/>
           <w:b w:val="0"/>
           <w:i w:val="0"/>
-          <w:color w:val="0066CC"/>
+          <w:color w:val="0000FF"/>
           <w:sz w:val="24"/>
           <w:u w:val="single"/>
         </w:rPr>
@@ -3430,7 +3439,7 @@
           <w:rFonts w:ascii="Charis SIL Regular" w:hAnsi="Charis SIL Regular" w:eastAsia="Charis SIL Regular"/>
           <w:b w:val="0"/>
           <w:i w:val="0"/>
-          <w:color w:val="0066CC"/>
+          <w:color w:val="0000FF"/>
           <w:sz w:val="24"/>
           <w:u w:val="single"/>
         </w:rPr>
@@ -3454,7 +3463,7 @@
           <w:rFonts w:ascii="Charis SIL Regular" w:hAnsi="Charis SIL Regular" w:eastAsia="Charis SIL Regular"/>
           <w:b w:val="0"/>
           <w:i w:val="0"/>
-          <w:color w:val="0066CC"/>
+          <w:color w:val="0000FF"/>
           <w:sz w:val="24"/>
           <w:u w:val="single"/>
         </w:rPr>
@@ -3478,7 +3487,7 @@
           <w:rFonts w:ascii="Charis SIL Regular" w:hAnsi="Charis SIL Regular" w:eastAsia="Charis SIL Regular"/>
           <w:b w:val="0"/>
           <w:i w:val="0"/>
-          <w:color w:val="0066CC"/>
+          <w:color w:val="0000FF"/>
           <w:sz w:val="24"/>
           <w:u w:val="single"/>
         </w:rPr>
@@ -3502,7 +3511,7 @@
           <w:rFonts w:ascii="Charis SIL Regular" w:hAnsi="Charis SIL Regular" w:eastAsia="Charis SIL Regular"/>
           <w:b w:val="0"/>
           <w:i w:val="0"/>
-          <w:color w:val="0066CC"/>
+          <w:color w:val="0000FF"/>
           <w:sz w:val="24"/>
           <w:u w:val="single"/>
         </w:rPr>
@@ -3513,7 +3522,7 @@
           <w:rFonts w:ascii="Charis SIL Regular" w:hAnsi="Charis SIL Regular" w:eastAsia="Charis SIL Regular"/>
           <w:b w:val="0"/>
           <w:i w:val="0"/>
-          <w:color w:val="0066CC"/>
+          <w:color w:val="0000FF"/>
           <w:sz w:val="24"/>
           <w:u w:val="single"/>
         </w:rPr>
@@ -3537,7 +3546,7 @@
           <w:rFonts w:ascii="Charis SIL Regular" w:hAnsi="Charis SIL Regular" w:eastAsia="Charis SIL Regular"/>
           <w:b w:val="0"/>
           <w:i w:val="0"/>
-          <w:color w:val="0066CC"/>
+          <w:color w:val="0000FF"/>
           <w:sz w:val="24"/>
           <w:u w:val="single"/>
         </w:rPr>
@@ -3548,7 +3557,7 @@
           <w:rFonts w:ascii="Charis SIL Regular" w:hAnsi="Charis SIL Regular" w:eastAsia="Charis SIL Regular"/>
           <w:b w:val="0"/>
           <w:i w:val="0"/>
-          <w:color w:val="0066CC"/>
+          <w:color w:val="0000FF"/>
           <w:sz w:val="24"/>
           <w:u w:val="single"/>
         </w:rPr>
@@ -3561,7 +3570,7 @@
         <w:autoSpaceDE w:val="0"/>
         <w:widowControl/>
         <w:spacing w:line="538" w:lineRule="exact" w:before="198" w:after="0"/>
-        <w:ind w:left="20" w:right="0" w:firstLine="0"/>
+        <w:ind w:left="10" w:right="0" w:firstLine="0"/>
         <w:jc w:val="left"/>
       </w:pPr>
       <w:r>
@@ -3581,7 +3590,7 @@
         <w:autoSpaceDE w:val="0"/>
         <w:widowControl/>
         <w:spacing w:line="354" w:lineRule="exact" w:before="228" w:after="0"/>
-        <w:ind w:left="20" w:right="0" w:firstLine="0"/>
+        <w:ind w:left="10" w:right="0" w:firstLine="0"/>
         <w:jc w:val="left"/>
       </w:pPr>
       <w:r>
@@ -3601,7 +3610,7 @@
         <w:autoSpaceDE w:val="0"/>
         <w:widowControl/>
         <w:spacing w:line="288" w:lineRule="exact" w:before="240" w:after="0"/>
-        <w:ind w:left="820" w:right="1008" w:firstLine="0"/>
+        <w:ind w:left="810" w:right="1008" w:firstLine="0"/>
         <w:jc w:val="left"/>
       </w:pPr>
       <w:r>
@@ -3654,7 +3663,7 @@
         <w:autoSpaceDE w:val="0"/>
         <w:widowControl/>
         <w:spacing w:line="354" w:lineRule="exact" w:before="174" w:after="0"/>
-        <w:ind w:left="820" w:right="0" w:firstLine="0"/>
+        <w:ind w:left="810" w:right="0" w:firstLine="0"/>
         <w:jc w:val="left"/>
       </w:pPr>
       <w:r>
@@ -3662,7 +3671,7 @@
           <w:rFonts w:ascii="Charis SIL Regular" w:hAnsi="Charis SIL Regular" w:eastAsia="Charis SIL Regular"/>
           <w:b w:val="0"/>
           <w:i w:val="0"/>
-          <w:color w:val="0066CC"/>
+          <w:color w:val="0000FF"/>
           <w:sz w:val="24"/>
         </w:rPr>
         <w:hyperlink r:id="rId22" w:history="1">
@@ -3679,7 +3688,7 @@
           <w:rFonts w:ascii="Charis SIL Regular" w:hAnsi="Charis SIL Regular" w:eastAsia="Charis SIL Regular"/>
           <w:b w:val="0"/>
           <w:i w:val="0"/>
-          <w:color w:val="0066CC"/>
+          <w:color w:val="0000FF"/>
           <w:sz w:val="24"/>
         </w:rPr>
         <w:hyperlink r:id="rId22" w:history="1">
@@ -3696,7 +3705,7 @@
           <w:rFonts w:ascii="Charis SIL Regular" w:hAnsi="Charis SIL Regular" w:eastAsia="Charis SIL Regular"/>
           <w:b w:val="0"/>
           <w:i w:val="0"/>
-          <w:color w:val="0066CC"/>
+          <w:color w:val="0000FF"/>
           <w:sz w:val="24"/>
         </w:rPr>
         <w:hyperlink r:id="rId22" w:history="1">
@@ -3713,7 +3722,7 @@
           <w:rFonts w:ascii="Charis SIL Regular" w:hAnsi="Charis SIL Regular" w:eastAsia="Charis SIL Regular"/>
           <w:b w:val="0"/>
           <w:i w:val="0"/>
-          <w:color w:val="0066CC"/>
+          <w:color w:val="0000FF"/>
           <w:sz w:val="24"/>
         </w:rPr>
         <w:hyperlink r:id="rId22" w:history="1">
@@ -3730,7 +3739,7 @@
           <w:rFonts w:ascii="Charis SIL Regular" w:hAnsi="Charis SIL Regular" w:eastAsia="Charis SIL Regular"/>
           <w:b w:val="0"/>
           <w:i w:val="0"/>
-          <w:color w:val="0066CC"/>
+          <w:color w:val="0000FF"/>
           <w:sz w:val="24"/>
         </w:rPr>
         <w:hyperlink r:id="rId22" w:history="1">
@@ -3747,7 +3756,7 @@
           <w:rFonts w:ascii="Charis SIL Regular" w:hAnsi="Charis SIL Regular" w:eastAsia="Charis SIL Regular"/>
           <w:b w:val="0"/>
           <w:i w:val="0"/>
-          <w:color w:val="0066CC"/>
+          <w:color w:val="0000FF"/>
           <w:sz w:val="24"/>
         </w:rPr>
         <w:hyperlink r:id="rId22" w:history="1">
@@ -3764,7 +3773,7 @@
           <w:rFonts w:ascii="Charis SIL Regular" w:hAnsi="Charis SIL Regular" w:eastAsia="Charis SIL Regular"/>
           <w:b w:val="0"/>
           <w:i w:val="0"/>
-          <w:color w:val="0066CC"/>
+          <w:color w:val="0000FF"/>
           <w:sz w:val="24"/>
         </w:rPr>
         <w:hyperlink r:id="rId22" w:history="1">
@@ -3781,7 +3790,7 @@
       <w:pPr>
         <w:sectPr>
           <w:pgSz w:w="11900" w:h="16840"/>
-          <w:pgMar w:top="324" w:right="966" w:bottom="554" w:left="940" w:header="720" w:footer="720" w:gutter="0"/>
+          <w:pgMar w:top="324" w:right="966" w:bottom="554" w:left="950" w:header="720" w:footer="720" w:gutter="0"/>
           <w:cols/>
           <w:docGrid w:linePitch="360"/>
         </w:sectPr>
@@ -3880,7 +3889,7 @@
           <w:rFonts w:ascii="Charis SIL Regular" w:hAnsi="Charis SIL Regular" w:eastAsia="Charis SIL Regular"/>
           <w:b w:val="0"/>
           <w:i w:val="0"/>
-          <w:color w:val="0066CC"/>
+          <w:color w:val="0000FF"/>
           <w:sz w:val="24"/>
           <w:u w:val="single"/>
         </w:rPr>
@@ -3898,7 +3907,7 @@
           <w:rFonts w:ascii="Charis SIL Regular" w:hAnsi="Charis SIL Regular" w:eastAsia="Charis SIL Regular"/>
           <w:b w:val="0"/>
           <w:i w:val="0"/>
-          <w:color w:val="0066CC"/>
+          <w:color w:val="0000FF"/>
           <w:sz w:val="24"/>
           <w:u w:val="single"/>
         </w:rPr>
@@ -4026,7 +4035,7 @@
           <w:rFonts w:ascii="Charis SIL Regular" w:hAnsi="Charis SIL Regular" w:eastAsia="Charis SIL Regular"/>
           <w:b w:val="0"/>
           <w:i w:val="0"/>
-          <w:color w:val="0066CC"/>
+          <w:color w:val="0000FF"/>
           <w:sz w:val="24"/>
           <w:u w:val="single"/>
         </w:rPr>
@@ -4044,7 +4053,7 @@
           <w:rFonts w:ascii="Charis SIL Regular" w:hAnsi="Charis SIL Regular" w:eastAsia="Charis SIL Regular"/>
           <w:b w:val="0"/>
           <w:i w:val="0"/>
-          <w:color w:val="0066CC"/>
+          <w:color w:val="0000FF"/>
           <w:sz w:val="24"/>
           <w:u w:val="single"/>
         </w:rPr>
@@ -4062,7 +4071,7 @@
           <w:rFonts w:ascii="Charis SIL Regular" w:hAnsi="Charis SIL Regular" w:eastAsia="Charis SIL Regular"/>
           <w:b w:val="0"/>
           <w:i w:val="0"/>
-          <w:color w:val="0066CC"/>
+          <w:color w:val="0000FF"/>
           <w:sz w:val="24"/>
           <w:u w:val="single"/>
         </w:rPr>
@@ -4090,7 +4099,7 @@
           <w:rFonts w:ascii="Charis SIL Regular" w:hAnsi="Charis SIL Regular" w:eastAsia="Charis SIL Regular"/>
           <w:b w:val="0"/>
           <w:i w:val="0"/>
-          <w:color w:val="0066CC"/>
+          <w:color w:val="0000FF"/>
           <w:sz w:val="24"/>
           <w:u w:val="single"/>
         </w:rPr>
@@ -4108,7 +4117,7 @@
           <w:rFonts w:ascii="Charis SIL Regular" w:hAnsi="Charis SIL Regular" w:eastAsia="Charis SIL Regular"/>
           <w:b w:val="0"/>
           <w:i w:val="0"/>
-          <w:color w:val="0066CC"/>
+          <w:color w:val="0000FF"/>
           <w:sz w:val="24"/>
           <w:u w:val="single"/>
         </w:rPr>
@@ -4119,7 +4128,7 @@
           <w:rFonts w:ascii="Charis SIL Regular" w:hAnsi="Charis SIL Regular" w:eastAsia="Charis SIL Regular"/>
           <w:b w:val="0"/>
           <w:i w:val="0"/>
-          <w:color w:val="0066CC"/>
+          <w:color w:val="0000FF"/>
           <w:sz w:val="24"/>
           <w:u w:val="single"/>
         </w:rPr>
@@ -4147,7 +4156,7 @@
           <w:rFonts w:ascii="Charis SIL Regular" w:hAnsi="Charis SIL Regular" w:eastAsia="Charis SIL Regular"/>
           <w:b w:val="0"/>
           <w:i w:val="0"/>
-          <w:color w:val="0066CC"/>
+          <w:color w:val="0000FF"/>
           <w:sz w:val="24"/>
           <w:u w:val="single"/>
         </w:rPr>
@@ -4165,7 +4174,7 @@
           <w:rFonts w:ascii="Charis SIL Regular" w:hAnsi="Charis SIL Regular" w:eastAsia="Charis SIL Regular"/>
           <w:b w:val="0"/>
           <w:i w:val="0"/>
-          <w:color w:val="0066CC"/>
+          <w:color w:val="0000FF"/>
           <w:sz w:val="24"/>
           <w:u w:val="single"/>
         </w:rPr>
@@ -4183,7 +4192,7 @@
           <w:rFonts w:ascii="Charis SIL Regular" w:hAnsi="Charis SIL Regular" w:eastAsia="Charis SIL Regular"/>
           <w:b w:val="0"/>
           <w:i w:val="0"/>
-          <w:color w:val="0066CC"/>
+          <w:color w:val="0000FF"/>
           <w:sz w:val="24"/>
           <w:u w:val="single"/>
         </w:rPr>
@@ -4194,7 +4203,7 @@
           <w:rFonts w:ascii="Charis SIL Regular" w:hAnsi="Charis SIL Regular" w:eastAsia="Charis SIL Regular"/>
           <w:b w:val="0"/>
           <w:i w:val="0"/>
-          <w:color w:val="0066CC"/>
+          <w:color w:val="0000FF"/>
           <w:sz w:val="24"/>
           <w:u w:val="single"/>
         </w:rPr>
@@ -4292,7 +4301,7 @@
           <w:rFonts w:ascii="Charis SIL Regular" w:hAnsi="Charis SIL Regular" w:eastAsia="Charis SIL Regular"/>
           <w:b w:val="0"/>
           <w:i w:val="0"/>
-          <w:color w:val="0066CC"/>
+          <w:color w:val="0000FF"/>
           <w:sz w:val="24"/>
           <w:u w:val="single"/>
         </w:rPr>
@@ -4310,7 +4319,7 @@
           <w:rFonts w:ascii="Charis SIL Regular" w:hAnsi="Charis SIL Regular" w:eastAsia="Charis SIL Regular"/>
           <w:b w:val="0"/>
           <w:i w:val="0"/>
-          <w:color w:val="0066CC"/>
+          <w:color w:val="0000FF"/>
           <w:sz w:val="24"/>
           <w:u w:val="single"/>
         </w:rPr>
@@ -4328,7 +4337,7 @@
           <w:rFonts w:ascii="Charis SIL Regular" w:hAnsi="Charis SIL Regular" w:eastAsia="Charis SIL Regular"/>
           <w:b w:val="0"/>
           <w:i w:val="0"/>
-          <w:color w:val="0066CC"/>
+          <w:color w:val="0000FF"/>
           <w:sz w:val="24"/>
           <w:u w:val="single"/>
         </w:rPr>
@@ -4356,7 +4365,7 @@
           <w:rFonts w:ascii="Charis SIL Regular" w:hAnsi="Charis SIL Regular" w:eastAsia="Charis SIL Regular"/>
           <w:b w:val="0"/>
           <w:i w:val="0"/>
-          <w:color w:val="0066CC"/>
+          <w:color w:val="0000FF"/>
           <w:sz w:val="24"/>
           <w:u w:val="single"/>
         </w:rPr>
@@ -4374,7 +4383,7 @@
           <w:rFonts w:ascii="Charis SIL Regular" w:hAnsi="Charis SIL Regular" w:eastAsia="Charis SIL Regular"/>
           <w:b w:val="0"/>
           <w:i w:val="0"/>
-          <w:color w:val="0066CC"/>
+          <w:color w:val="0000FF"/>
           <w:sz w:val="24"/>
           <w:u w:val="single"/>
         </w:rPr>
@@ -4392,7 +4401,7 @@
           <w:rFonts w:ascii="Charis SIL Regular" w:hAnsi="Charis SIL Regular" w:eastAsia="Charis SIL Regular"/>
           <w:b w:val="0"/>
           <w:i w:val="0"/>
-          <w:color w:val="0066CC"/>
+          <w:color w:val="0000FF"/>
           <w:sz w:val="24"/>
           <w:u w:val="single"/>
         </w:rPr>
@@ -4403,7 +4412,7 @@
           <w:rFonts w:ascii="Charis SIL Regular" w:hAnsi="Charis SIL Regular" w:eastAsia="Charis SIL Regular"/>
           <w:b w:val="0"/>
           <w:i w:val="0"/>
-          <w:color w:val="0066CC"/>
+          <w:color w:val="0000FF"/>
           <w:sz w:val="24"/>
           <w:u w:val="single"/>
         </w:rPr>

--- a/EXPORTS/DOCX/published/niveau2/English/Trade.docx
+++ b/EXPORTS/DOCX/published/niveau2/English/Trade.docx
@@ -457,6 +457,16 @@
       </w:r>
       <w:r>
         <w:rPr>
+          <w:rFonts w:ascii="Charis SIL Regular" w:hAnsi="Charis SIL Regular" w:eastAsia="Charis SIL Regular"/>
+          <w:b w:val="0"/>
+          <w:i w:val="0"/>
+          <w:color w:val="000000"/>
+          <w:sz w:val="24"/>
+        </w:rPr>
+        <w:t>auct</w:t>
+      </w:r>
+      <w:r>
+        <w:rPr>
           <w:u w:val="single" w:color="0000ff"/>
           <w:rFonts w:ascii="Charis SIL Regular" w:hAnsi="Charis SIL Regular" w:eastAsia="Charis SIL Regular"/>
           <w:b w:val="0"/>
@@ -464,7 +474,14 @@
           <w:color w:val="000000"/>
           <w:sz w:val="24"/>
         </w:rPr>
-        <w:t xml:space="preserve">auction houses </w:t>
+        <w:hyperlink r:id="rId9" w:history="1">
+          <w:r>
+            <w:rPr>
+              <w:rStyle w:val="Hyperlink"/>
+            </w:rPr>
+            <w:t xml:space="preserve">ion houses </w:t>
+          </w:r>
+        </w:hyperlink>
       </w:r>
       <w:r>
         <w:rPr>
@@ -681,7 +698,7 @@
           <w:sz w:val="24"/>
           <w:u w:val="single"/>
         </w:rPr>
-        <w:hyperlink r:id="rId10" w:history="1">
+        <w:hyperlink r:id="rId12" w:history="1">
           <w:r>
             <w:rPr>
               <w:rStyle w:val="Hyperlink"/>
@@ -735,7 +752,7 @@
           <w:sz w:val="24"/>
           <w:u w:val="single"/>
         </w:rPr>
-        <w:hyperlink r:id="rId11" w:history="1">
+        <w:hyperlink r:id="rId12" w:history="1">
           <w:r>
             <w:rPr>
               <w:rStyle w:val="Hyperlink"/>
@@ -811,7 +828,7 @@
           <w:sz w:val="24"/>
           <w:u w:val="single"/>
         </w:rPr>
-        <w:hyperlink r:id="rId11" w:history="1">
+        <w:hyperlink r:id="rId13" w:history="1">
           <w:r>
             <w:rPr>
               <w:rStyle w:val="Hyperlink"/>
@@ -829,7 +846,7 @@
           <w:sz w:val="24"/>
           <w:u w:val="single"/>
         </w:rPr>
-        <w:hyperlink r:id="rId11" w:history="1">
+        <w:hyperlink r:id="rId13" w:history="1">
           <w:r>
             <w:rPr>
               <w:rStyle w:val="Hyperlink"/>
@@ -858,7 +875,7 @@
           <w:sz w:val="24"/>
           <w:u w:val="single"/>
         </w:rPr>
-        <w:hyperlink r:id="rId11" w:history="1">
+        <w:hyperlink r:id="rId13" w:history="1">
           <w:r>
             <w:rPr>
               <w:rStyle w:val="Hyperlink"/>
@@ -990,7 +1007,7 @@
           <w:sz w:val="24"/>
           <w:u w:val="single"/>
         </w:rPr>
-        <w:hyperlink r:id="rId12" w:history="1">
+        <w:hyperlink r:id="rId14" w:history="1">
           <w:r>
             <w:rPr>
               <w:rStyle w:val="Hyperlink"/>
@@ -1026,7 +1043,7 @@
           <w:sz w:val="24"/>
           <w:u w:val="single"/>
         </w:rPr>
-        <w:hyperlink r:id="rId12" w:history="1">
+        <w:hyperlink r:id="rId14" w:history="1">
           <w:r>
             <w:rPr>
               <w:rStyle w:val="Hyperlink"/>
@@ -1167,7 +1184,6 @@
       </w:r>
       <w:r>
         <w:rPr>
-          <w:u w:val="single" w:color="0000ff"/>
           <w:rFonts w:ascii="Charis SIL Regular" w:hAnsi="Charis SIL Regular" w:eastAsia="Charis SIL Regular"/>
           <w:b w:val="0"/>
           <w:i w:val="0"/>
@@ -1583,50 +1599,7 @@
           <w:color w:val="000000"/>
           <w:sz w:val="24"/>
         </w:rPr>
-        <w:hyperlink r:id="rId16" w:history="1">
-          <w:r>
-            <w:rPr>
-              <w:rStyle w:val="Hyperlink"/>
-            </w:rPr>
-            <w:t>y that o</w:t>
-          </w:r>
-        </w:hyperlink>
-      </w:r>
-      <w:r>
-        <w:rPr>
-          <w:u w:val="single" w:color="0000ff"/>
-          <w:rFonts w:ascii="Charis SIL Regular" w:hAnsi="Charis SIL Regular" w:eastAsia="Charis SIL Regular"/>
-          <w:b w:val="0"/>
-          <w:i w:val="0"/>
-          <w:color w:val="000000"/>
-          <w:sz w:val="24"/>
-        </w:rPr>
-        <w:hyperlink r:id="rId16" w:history="1">
-          <w:r>
-            <w:rPr>
-              <w:rStyle w:val="Hyperlink"/>
-            </w:rPr>
-            <w:t>p</w:t>
-          </w:r>
-        </w:hyperlink>
-      </w:r>
-      <w:r>
-        <w:rPr>
-          <w:u w:val="single" w:color="0000ff"/>
-          <w:rFonts w:ascii="Charis SIL Regular" w:hAnsi="Charis SIL Regular" w:eastAsia="Charis SIL Regular"/>
-          <w:b w:val="0"/>
-          <w:i w:val="0"/>
-          <w:color w:val="000000"/>
-          <w:sz w:val="24"/>
-        </w:rPr>
-        <w:hyperlink r:id="rId16" w:history="1">
-          <w:r>
-            <w:rPr>
-              <w:rStyle w:val="Hyperlink"/>
-            </w:rPr>
-            <w:t xml:space="preserve">erated in </w:t>
-          </w:r>
-        </w:hyperlink>
+        <w:t xml:space="preserve">y that operated in </w:t>
       </w:r>
       <w:r>
         <w:rPr>
@@ -1655,7 +1628,7 @@
           <w:sz w:val="24"/>
           <w:u w:val="single"/>
         </w:rPr>
-        <w:hyperlink r:id="rId16" w:history="1">
+        <w:hyperlink r:id="rId17" w:history="1">
           <w:r>
             <w:rPr>
               <w:rStyle w:val="Hyperlink"/>
@@ -1673,7 +1646,7 @@
           <w:sz w:val="24"/>
           <w:u w:val="single"/>
         </w:rPr>
-        <w:hyperlink r:id="rId16" w:history="1">
+        <w:hyperlink r:id="rId17" w:history="1">
           <w:r>
             <w:rPr>
               <w:rStyle w:val="Hyperlink"/>
@@ -1720,7 +1693,7 @@
           <w:sz w:val="24"/>
           <w:u w:val="single"/>
         </w:rPr>
-        <w:hyperlink r:id="rId17" w:history="1">
+        <w:hyperlink r:id="rId16" w:history="1">
           <w:r>
             <w:rPr>
               <w:rStyle w:val="Hyperlink"/>
@@ -1731,13 +1704,31 @@
       </w:r>
       <w:r>
         <w:rPr>
+          <w:u w:val="single" w:color="0000ff"/>
           <w:rFonts w:ascii="Charis SIL Regular" w:hAnsi="Charis SIL Regular" w:eastAsia="Charis SIL Regular"/>
           <w:b w:val="0"/>
           <w:i w:val="0"/>
           <w:color w:val="000000"/>
           <w:sz w:val="24"/>
         </w:rPr>
-        <w:t xml:space="preserve">. A large number </w:t>
+        <w:hyperlink r:id="rId16" w:history="1">
+          <w:r>
+            <w:rPr>
+              <w:rStyle w:val="Hyperlink"/>
+            </w:rPr>
+            <w:t>. A large nu</w:t>
+          </w:r>
+        </w:hyperlink>
+      </w:r>
+      <w:r>
+        <w:rPr>
+          <w:rFonts w:ascii="Charis SIL Regular" w:hAnsi="Charis SIL Regular" w:eastAsia="Charis SIL Regular"/>
+          <w:b w:val="0"/>
+          <w:i w:val="0"/>
+          <w:color w:val="000000"/>
+          <w:sz w:val="24"/>
+        </w:rPr>
+        <w:t xml:space="preserve">mber </w:t>
       </w:r>
       <w:r>
         <w:rPr>
@@ -2912,13 +2903,32 @@
       </w:r>
       <w:r>
         <w:rPr>
+          <w:u w:val="single" w:color="0000ff"/>
           <w:rFonts w:ascii="Charis SIL Regular" w:hAnsi="Charis SIL Regular" w:eastAsia="Charis SIL Regular"/>
           <w:b w:val="0"/>
           <w:i w:val="0"/>
           <w:color w:val="000000"/>
           <w:sz w:val="24"/>
         </w:rPr>
-        <w:t>Rijksmus</w:t>
+        <w:hyperlink r:id="rId22" w:history="1">
+          <w:r>
+            <w:rPr>
+              <w:rStyle w:val="Hyperlink"/>
+            </w:rPr>
+            <w:t>Rij</w:t>
+          </w:r>
+        </w:hyperlink>
+      </w:r>
+      <w:r>
+        <w:rPr>
+          <w:u w:val="single" w:color="0000ff"/>
+          <w:rFonts w:ascii="Charis SIL Regular" w:hAnsi="Charis SIL Regular" w:eastAsia="Charis SIL Regular"/>
+          <w:b w:val="0"/>
+          <w:i w:val="0"/>
+          <w:color w:val="000000"/>
+          <w:sz w:val="24"/>
+        </w:rPr>
+        <w:t>ksmus</w:t>
       </w:r>
       <w:r>
         <w:rPr>
@@ -4416,7 +4426,7 @@
           <w:sz w:val="24"/>
           <w:u w:val="single"/>
         </w:rPr>
-        <w:hyperlink r:id="rId26" w:history="1">
+        <w:hyperlink r:id="rId27" w:history="1">
           <w:r>
             <w:rPr>
               <w:rStyle w:val="Hyperlink"/>

--- a/EXPORTS/DOCX/published/niveau2/English/Trade.docx
+++ b/EXPORTS/DOCX/published/niveau2/English/Trade.docx
@@ -457,6 +457,7 @@
       </w:r>
       <w:r>
         <w:rPr>
+          <w:u w:val="single" w:color="0000ff"/>
           <w:rFonts w:ascii="Charis SIL Regular" w:hAnsi="Charis SIL Regular" w:eastAsia="Charis SIL Regular"/>
           <w:b w:val="0"/>
           <w:i w:val="0"/>
@@ -492,7 +493,7 @@
           <w:sz w:val="24"/>
           <w:u w:val="single"/>
         </w:rPr>
-        <w:hyperlink r:id="rId9" w:history="1">
+        <w:hyperlink r:id="rId12" w:history="1">
           <w:r>
             <w:rPr>
               <w:rStyle w:val="Hyperlink"/>
@@ -526,7 +527,6 @@
           <w:i w:val="0"/>
           <w:color w:val="0000FF"/>
           <w:sz w:val="24"/>
-          <w:u w:val="single"/>
         </w:rPr>
         <w:hyperlink r:id="rId12" w:history="1">
           <w:r>
@@ -575,7 +575,7 @@
           <w:sz w:val="24"/>
           <w:u w:val="single"/>
         </w:rPr>
-        <w:hyperlink r:id="rId10" w:history="1">
+        <w:hyperlink r:id="rId12" w:history="1">
           <w:r>
             <w:rPr>
               <w:rStyle w:val="Hyperlink"/>
@@ -593,7 +593,7 @@
           <w:sz w:val="24"/>
           <w:u w:val="single"/>
         </w:rPr>
-        <w:hyperlink r:id="rId10" w:history="1">
+        <w:hyperlink r:id="rId12" w:history="1">
           <w:r>
             <w:rPr>
               <w:rStyle w:val="Hyperlink"/>
@@ -640,7 +640,7 @@
           <w:sz w:val="24"/>
           <w:u w:val="single"/>
         </w:rPr>
-        <w:hyperlink r:id="rId12" w:history="1">
+        <w:hyperlink r:id="rId10" w:history="1">
           <w:r>
             <w:rPr>
               <w:rStyle w:val="Hyperlink"/>
@@ -669,7 +669,7 @@
           <w:sz w:val="24"/>
           <w:u w:val="single"/>
         </w:rPr>
-        <w:hyperlink r:id="rId12" w:history="1">
+        <w:hyperlink r:id="rId10" w:history="1">
           <w:r>
             <w:rPr>
               <w:rStyle w:val="Hyperlink"/>
@@ -698,7 +698,7 @@
           <w:sz w:val="24"/>
           <w:u w:val="single"/>
         </w:rPr>
-        <w:hyperlink r:id="rId12" w:history="1">
+        <w:hyperlink r:id="rId10" w:history="1">
           <w:r>
             <w:rPr>
               <w:rStyle w:val="Hyperlink"/>
@@ -770,25 +770,7 @@
           <w:color w:val="000000"/>
           <w:sz w:val="24"/>
         </w:rPr>
-        <w:hyperlink r:id="rId11" w:history="1">
-          <w:r>
-            <w:rPr>
-              <w:rStyle w:val="Hyperlink"/>
-            </w:rPr>
-            <w:t xml:space="preserve"> and</w:t>
-          </w:r>
-        </w:hyperlink>
-      </w:r>
-      <w:r>
-        <w:rPr>
-          <w:u w:val="single" w:color="0000ff"/>
-          <w:rFonts w:ascii="Charis SIL Regular" w:hAnsi="Charis SIL Regular" w:eastAsia="Charis SIL Regular"/>
-          <w:b w:val="0"/>
-          <w:i w:val="0"/>
-          <w:color w:val="000000"/>
-          <w:sz w:val="24"/>
-        </w:rPr>
-        <w:t xml:space="preserve"> </w:t>
+        <w:t xml:space="preserve"> and </w:t>
       </w:r>
       <w:r>
         <w:rPr>
@@ -799,7 +781,7 @@
           <w:sz w:val="24"/>
           <w:u w:val="single"/>
         </w:rPr>
-        <w:hyperlink r:id="rId13" w:history="1">
+        <w:hyperlink r:id="rId11" w:history="1">
           <w:r>
             <w:rPr>
               <w:rStyle w:val="Hyperlink"/>
@@ -828,7 +810,7 @@
           <w:sz w:val="24"/>
           <w:u w:val="single"/>
         </w:rPr>
-        <w:hyperlink r:id="rId13" w:history="1">
+        <w:hyperlink r:id="rId11" w:history="1">
           <w:r>
             <w:rPr>
               <w:rStyle w:val="Hyperlink"/>
@@ -931,23 +913,22 @@
           <w:color w:val="000000"/>
           <w:sz w:val="24"/>
         </w:rPr>
-        <w:t xml:space="preserve">Hague, the stores </w:t>
+        <w:t>Hague, the stor</w:t>
       </w:r>
       <w:r>
         <w:rPr>
           <w:rFonts w:ascii="Charis SIL Regular" w:hAnsi="Charis SIL Regular" w:eastAsia="Charis SIL Regular"/>
           <w:b w:val="0"/>
           <w:i w:val="0"/>
-          <w:color w:val="0000FF"/>
-          <w:sz w:val="24"/>
-          <w:u w:val="single"/>
+          <w:color w:val="000000"/>
+          <w:sz w:val="24"/>
         </w:rPr>
         <w:hyperlink r:id="rId12" w:history="1">
           <w:r>
             <w:rPr>
               <w:rStyle w:val="Hyperlink"/>
             </w:rPr>
-            <w:t>Groot</w:t>
+            <w:t xml:space="preserve">es </w:t>
           </w:r>
         </w:hyperlink>
       </w:r>
@@ -958,16 +939,8 @@
           <w:i w:val="0"/>
           <w:color w:val="0000FF"/>
           <w:sz w:val="24"/>
-          <w:u w:val="single"/>
-        </w:rPr>
-        <w:hyperlink r:id="rId12" w:history="1">
-          <w:r>
-            <w:rPr>
-              <w:rStyle w:val="Hyperlink"/>
-            </w:rPr>
-            <w:t>e</w:t>
-          </w:r>
-        </w:hyperlink>
+        </w:rPr>
+        <w:t>Groote Konin</w:t>
       </w:r>
       <w:r>
         <w:rPr>
@@ -978,36 +951,7 @@
           <w:sz w:val="24"/>
           <w:u w:val="single"/>
         </w:rPr>
-        <w:t xml:space="preserve"> </w:t>
-      </w:r>
-      <w:r>
-        <w:rPr>
-          <w:rFonts w:ascii="Charis SIL Regular" w:hAnsi="Charis SIL Regular" w:eastAsia="Charis SIL Regular"/>
-          <w:b w:val="0"/>
-          <w:i w:val="0"/>
-          <w:color w:val="0000FF"/>
-          <w:sz w:val="24"/>
-          <w:u w:val="single"/>
-        </w:rPr>
-        <w:hyperlink r:id="rId14" w:history="1">
-          <w:r>
-            <w:rPr>
-              <w:rStyle w:val="Hyperlink"/>
-            </w:rPr>
-            <w:t>Konin</w:t>
-          </w:r>
-        </w:hyperlink>
-      </w:r>
-      <w:r>
-        <w:rPr>
-          <w:rFonts w:ascii="Charis SIL Regular" w:hAnsi="Charis SIL Regular" w:eastAsia="Charis SIL Regular"/>
-          <w:b w:val="0"/>
-          <w:i w:val="0"/>
-          <w:color w:val="0000FF"/>
-          <w:sz w:val="24"/>
-          <w:u w:val="single"/>
-        </w:rPr>
-        <w:hyperlink r:id="rId14" w:history="1">
+        <w:hyperlink r:id="rId12" w:history="1">
           <w:r>
             <w:rPr>
               <w:rStyle w:val="Hyperlink"/>
@@ -1025,7 +969,7 @@
           <w:sz w:val="24"/>
           <w:u w:val="single"/>
         </w:rPr>
-        <w:hyperlink r:id="rId14" w:history="1">
+        <w:hyperlink r:id="rId12" w:history="1">
           <w:r>
             <w:rPr>
               <w:rStyle w:val="Hyperlink"/>
@@ -1148,49 +1092,13 @@
       </w:r>
       <w:r>
         <w:rPr>
-          <w:u w:val="single" w:color="0000ff"/>
           <w:rFonts w:ascii="Charis SIL Regular" w:hAnsi="Charis SIL Regular" w:eastAsia="Charis SIL Regular"/>
           <w:b w:val="0"/>
           <w:i w:val="0"/>
           <w:color w:val="000000"/>
           <w:sz w:val="24"/>
         </w:rPr>
-        <w:hyperlink r:id="rId13" w:history="1">
-          <w:r>
-            <w:rPr>
-              <w:rStyle w:val="Hyperlink"/>
-            </w:rPr>
-            <w:t xml:space="preserve"> an</w:t>
-          </w:r>
-        </w:hyperlink>
-      </w:r>
-      <w:r>
-        <w:rPr>
-          <w:u w:val="single" w:color="0000ff"/>
-          <w:rFonts w:ascii="Charis SIL Regular" w:hAnsi="Charis SIL Regular" w:eastAsia="Charis SIL Regular"/>
-          <w:b w:val="0"/>
-          <w:i w:val="0"/>
-          <w:color w:val="000000"/>
-          <w:sz w:val="24"/>
-        </w:rPr>
-        <w:hyperlink r:id="rId13" w:history="1">
-          <w:r>
-            <w:rPr>
-              <w:rStyle w:val="Hyperlink"/>
-            </w:rPr>
-            <w:t>d</w:t>
-          </w:r>
-        </w:hyperlink>
-      </w:r>
-      <w:r>
-        <w:rPr>
-          <w:rFonts w:ascii="Charis SIL Regular" w:hAnsi="Charis SIL Regular" w:eastAsia="Charis SIL Regular"/>
-          <w:b w:val="0"/>
-          <w:i w:val="0"/>
-          <w:color w:val="000000"/>
-          <w:sz w:val="24"/>
-        </w:rPr>
-        <w:t xml:space="preserve"> </w:t>
+        <w:t xml:space="preserve"> and </w:t>
       </w:r>
       <w:r>
         <w:rPr>
@@ -1201,7 +1109,7 @@
           <w:sz w:val="24"/>
           <w:u w:val="single"/>
         </w:rPr>
-        <w:hyperlink r:id="rId15" w:history="1">
+        <w:hyperlink r:id="rId13" w:history="1">
           <w:r>
             <w:rPr>
               <w:rStyle w:val="Hyperlink"/>
@@ -1219,7 +1127,7 @@
           <w:sz w:val="24"/>
           <w:u w:val="single"/>
         </w:rPr>
-        <w:hyperlink r:id="rId15" w:history="1">
+        <w:hyperlink r:id="rId13" w:history="1">
           <w:r>
             <w:rPr>
               <w:rStyle w:val="Hyperlink"/>
@@ -1237,7 +1145,7 @@
           <w:sz w:val="24"/>
           <w:u w:val="single"/>
         </w:rPr>
-        <w:hyperlink r:id="rId15" w:history="1">
+        <w:hyperlink r:id="rId13" w:history="1">
           <w:r>
             <w:rPr>
               <w:rStyle w:val="Hyperlink"/>
@@ -1266,7 +1174,7 @@
           <w:sz w:val="24"/>
           <w:u w:val="single"/>
         </w:rPr>
-        <w:hyperlink r:id="rId15" w:history="1">
+        <w:hyperlink r:id="rId13" w:history="1">
           <w:r>
             <w:rPr>
               <w:rStyle w:val="Hyperlink"/>
@@ -1284,7 +1192,7 @@
           <w:sz w:val="24"/>
           <w:u w:val="single"/>
         </w:rPr>
-        <w:hyperlink r:id="rId15" w:history="1">
+        <w:hyperlink r:id="rId13" w:history="1">
           <w:r>
             <w:rPr>
               <w:rStyle w:val="Hyperlink"/>
@@ -1419,7 +1327,7 @@
           <w:sz w:val="24"/>
           <w:u w:val="single"/>
         </w:rPr>
-        <w:hyperlink r:id="rId16" w:history="1">
+        <w:hyperlink r:id="rId15" w:history="1">
           <w:r>
             <w:rPr>
               <w:rStyle w:val="Hyperlink"/>
@@ -1448,7 +1356,7 @@
           <w:sz w:val="24"/>
           <w:u w:val="single"/>
         </w:rPr>
-        <w:hyperlink r:id="rId16" w:history="1">
+        <w:hyperlink r:id="rId15" w:history="1">
           <w:r>
             <w:rPr>
               <w:rStyle w:val="Hyperlink"/>
@@ -1477,7 +1385,7 @@
           <w:sz w:val="24"/>
           <w:u w:val="single"/>
         </w:rPr>
-        <w:hyperlink r:id="rId16" w:history="1">
+        <w:hyperlink r:id="rId15" w:history="1">
           <w:r>
             <w:rPr>
               <w:rStyle w:val="Hyperlink"/>
@@ -1495,7 +1403,7 @@
           <w:sz w:val="24"/>
           <w:u w:val="single"/>
         </w:rPr>
-        <w:hyperlink r:id="rId16" w:history="1">
+        <w:hyperlink r:id="rId15" w:history="1">
           <w:r>
             <w:rPr>
               <w:rStyle w:val="Hyperlink"/>
@@ -1513,7 +1421,7 @@
           <w:sz w:val="24"/>
           <w:u w:val="single"/>
         </w:rPr>
-        <w:hyperlink r:id="rId16" w:history="1">
+        <w:hyperlink r:id="rId15" w:history="1">
           <w:r>
             <w:rPr>
               <w:rStyle w:val="Hyperlink"/>
@@ -1542,7 +1450,7 @@
           <w:sz w:val="24"/>
           <w:u w:val="single"/>
         </w:rPr>
-        <w:hyperlink r:id="rId16" w:history="1">
+        <w:hyperlink r:id="rId15" w:history="1">
           <w:r>
             <w:rPr>
               <w:rStyle w:val="Hyperlink"/>
@@ -1571,7 +1479,7 @@
           <w:sz w:val="24"/>
           <w:u w:val="single"/>
         </w:rPr>
-        <w:hyperlink r:id="rId16" w:history="1">
+        <w:hyperlink r:id="rId15" w:history="1">
           <w:r>
             <w:rPr>
               <w:rStyle w:val="Hyperlink"/>
@@ -1599,7 +1507,49 @@
           <w:color w:val="000000"/>
           <w:sz w:val="24"/>
         </w:rPr>
-        <w:t xml:space="preserve">y that operated in </w:t>
+        <w:hyperlink r:id="rId15" w:history="1">
+          <w:r>
+            <w:rPr>
+              <w:rStyle w:val="Hyperlink"/>
+            </w:rPr>
+            <w:t>y that o</w:t>
+          </w:r>
+        </w:hyperlink>
+      </w:r>
+      <w:r>
+        <w:rPr>
+          <w:u w:val="single" w:color="0000ff"/>
+          <w:rFonts w:ascii="Charis SIL Regular" w:hAnsi="Charis SIL Regular" w:eastAsia="Charis SIL Regular"/>
+          <w:b w:val="0"/>
+          <w:i w:val="0"/>
+          <w:color w:val="000000"/>
+          <w:sz w:val="24"/>
+        </w:rPr>
+        <w:hyperlink r:id="rId15" w:history="1">
+          <w:r>
+            <w:rPr>
+              <w:rStyle w:val="Hyperlink"/>
+            </w:rPr>
+            <w:t>p</w:t>
+          </w:r>
+        </w:hyperlink>
+      </w:r>
+      <w:r>
+        <w:rPr>
+          <w:rFonts w:ascii="Charis SIL Regular" w:hAnsi="Charis SIL Regular" w:eastAsia="Charis SIL Regular"/>
+          <w:b w:val="0"/>
+          <w:i w:val="0"/>
+          <w:color w:val="000000"/>
+          <w:sz w:val="24"/>
+        </w:rPr>
+        <w:hyperlink r:id="rId15" w:history="1">
+          <w:r>
+            <w:rPr>
+              <w:rStyle w:val="Hyperlink"/>
+            </w:rPr>
+            <w:t xml:space="preserve">erated in </w:t>
+          </w:r>
+        </w:hyperlink>
       </w:r>
       <w:r>
         <w:rPr>
@@ -1610,7 +1560,7 @@
           <w:sz w:val="24"/>
           <w:u w:val="single"/>
         </w:rPr>
-        <w:hyperlink r:id="rId17" w:history="1">
+        <w:hyperlink r:id="rId16" w:history="1">
           <w:r>
             <w:rPr>
               <w:rStyle w:val="Hyperlink"/>
@@ -1628,7 +1578,7 @@
           <w:sz w:val="24"/>
           <w:u w:val="single"/>
         </w:rPr>
-        <w:hyperlink r:id="rId17" w:history="1">
+        <w:hyperlink r:id="rId15" w:history="1">
           <w:r>
             <w:rPr>
               <w:rStyle w:val="Hyperlink"/>
@@ -1646,7 +1596,7 @@
           <w:sz w:val="24"/>
           <w:u w:val="single"/>
         </w:rPr>
-        <w:hyperlink r:id="rId17" w:history="1">
+        <w:hyperlink r:id="rId16" w:history="1">
           <w:r>
             <w:rPr>
               <w:rStyle w:val="Hyperlink"/>
@@ -1675,7 +1625,7 @@
           <w:sz w:val="24"/>
           <w:u w:val="single"/>
         </w:rPr>
-        <w:hyperlink r:id="rId17" w:history="1">
+        <w:hyperlink r:id="rId16" w:history="1">
           <w:r>
             <w:rPr>
               <w:rStyle w:val="Hyperlink"/>
@@ -1711,7 +1661,7 @@
           <w:color w:val="000000"/>
           <w:sz w:val="24"/>
         </w:rPr>
-        <w:hyperlink r:id="rId16" w:history="1">
+        <w:hyperlink r:id="rId15" w:history="1">
           <w:r>
             <w:rPr>
               <w:rStyle w:val="Hyperlink"/>
@@ -1739,7 +1689,7 @@
           <w:color w:val="000000"/>
           <w:sz w:val="24"/>
         </w:rPr>
-        <w:hyperlink r:id="rId16" w:history="1">
+        <w:hyperlink r:id="rId15" w:history="1">
           <w:r>
             <w:rPr>
               <w:rStyle w:val="Hyperlink"/>
@@ -1757,7 +1707,7 @@
           <w:color w:val="000000"/>
           <w:sz w:val="24"/>
         </w:rPr>
-        <w:hyperlink r:id="rId16" w:history="1">
+        <w:hyperlink r:id="rId15" w:history="1">
           <w:r>
             <w:rPr>
               <w:rStyle w:val="Hyperlink"/>
@@ -1775,7 +1725,7 @@
           <w:color w:val="000000"/>
           <w:sz w:val="24"/>
         </w:rPr>
-        <w:hyperlink r:id="rId16" w:history="1">
+        <w:hyperlink r:id="rId15" w:history="1">
           <w:r>
             <w:rPr>
               <w:rStyle w:val="Hyperlink"/>
@@ -1793,7 +1743,7 @@
           <w:color w:val="000000"/>
           <w:sz w:val="24"/>
         </w:rPr>
-        <w:hyperlink r:id="rId16" w:history="1">
+        <w:hyperlink r:id="rId15" w:history="1">
           <w:r>
             <w:rPr>
               <w:rStyle w:val="Hyperlink"/>
@@ -1804,31 +1754,13 @@
       </w:r>
       <w:r>
         <w:rPr>
-          <w:u w:val="single" w:color="0000ff"/>
           <w:rFonts w:ascii="Charis SIL Regular" w:hAnsi="Charis SIL Regular" w:eastAsia="Charis SIL Regular"/>
           <w:b w:val="0"/>
           <w:i w:val="0"/>
           <w:color w:val="000000"/>
           <w:sz w:val="24"/>
         </w:rPr>
-        <w:hyperlink r:id="rId16" w:history="1">
-          <w:r>
-            <w:rPr>
-              <w:rStyle w:val="Hyperlink"/>
-            </w:rPr>
-            <w:t>ects, especi</w:t>
-          </w:r>
-        </w:hyperlink>
-      </w:r>
-      <w:r>
-        <w:rPr>
-          <w:rFonts w:ascii="Charis SIL Regular" w:hAnsi="Charis SIL Regular" w:eastAsia="Charis SIL Regular"/>
-          <w:b w:val="0"/>
-          <w:i w:val="0"/>
-          <w:color w:val="000000"/>
-          <w:sz w:val="24"/>
-        </w:rPr>
-        <w:t xml:space="preserve">ally from </w:t>
+        <w:t xml:space="preserve">ects, especially from </w:t>
       </w:r>
       <w:r>
         <w:rPr>
@@ -1839,7 +1771,7 @@
           <w:sz w:val="24"/>
           <w:u w:val="single"/>
         </w:rPr>
-        <w:hyperlink r:id="rId18" w:history="1">
+        <w:hyperlink r:id="rId17" w:history="1">
           <w:r>
             <w:rPr>
               <w:rStyle w:val="Hyperlink"/>
@@ -1867,7 +1799,7 @@
           <w:color w:val="000000"/>
           <w:sz w:val="24"/>
         </w:rPr>
-        <w:hyperlink r:id="rId17" w:history="1">
+        <w:hyperlink r:id="rId16" w:history="1">
           <w:r>
             <w:rPr>
               <w:rStyle w:val="Hyperlink"/>
@@ -1885,7 +1817,7 @@
           <w:color w:val="000000"/>
           <w:sz w:val="24"/>
         </w:rPr>
-        <w:hyperlink r:id="rId17" w:history="1">
+        <w:hyperlink r:id="rId16" w:history="1">
           <w:r>
             <w:rPr>
               <w:rStyle w:val="Hyperlink"/>
@@ -1903,7 +1835,7 @@
           <w:color w:val="000000"/>
           <w:sz w:val="24"/>
         </w:rPr>
-        <w:hyperlink r:id="rId17" w:history="1">
+        <w:hyperlink r:id="rId16" w:history="1">
           <w:r>
             <w:rPr>
               <w:rStyle w:val="Hyperlink"/>
@@ -2210,7 +2142,7 @@
           <w:sz w:val="24"/>
           <w:u w:val="single"/>
         </w:rPr>
-        <w:hyperlink r:id="rId19" w:history="1">
+        <w:hyperlink r:id="rId18" w:history="1">
           <w:r>
             <w:rPr>
               <w:rStyle w:val="Hyperlink"/>
@@ -2238,7 +2170,7 @@
           <w:sz w:val="24"/>
           <w:u w:val="single"/>
         </w:rPr>
-        <w:hyperlink r:id="rId20" w:history="1">
+        <w:hyperlink r:id="rId19" w:history="1">
           <w:r>
             <w:rPr>
               <w:rStyle w:val="Hyperlink"/>
@@ -2266,7 +2198,7 @@
           <w:color w:val="000000"/>
           <w:sz w:val="24"/>
         </w:rPr>
-        <w:hyperlink r:id="rId19" w:history="1">
+        <w:hyperlink r:id="rId18" w:history="1">
           <w:r>
             <w:rPr>
               <w:rStyle w:val="Hyperlink"/>
@@ -2294,7 +2226,7 @@
           <w:color w:val="000000"/>
           <w:sz w:val="24"/>
         </w:rPr>
-        <w:hyperlink r:id="rId20" w:history="1">
+        <w:hyperlink r:id="rId19" w:history="1">
           <w:r>
             <w:rPr>
               <w:rStyle w:val="Hyperlink"/>
@@ -2342,7 +2274,7 @@
           <w:sz w:val="24"/>
           <w:u w:val="single"/>
         </w:rPr>
-        <w:hyperlink r:id="rId21" w:history="1">
+        <w:hyperlink r:id="rId20" w:history="1">
           <w:r>
             <w:rPr>
               <w:rStyle w:val="Hyperlink"/>
@@ -2371,7 +2303,7 @@
           <w:sz w:val="24"/>
           <w:u w:val="single"/>
         </w:rPr>
-        <w:hyperlink r:id="rId21" w:history="1">
+        <w:hyperlink r:id="rId20" w:history="1">
           <w:r>
             <w:rPr>
               <w:rStyle w:val="Hyperlink"/>
@@ -2400,7 +2332,7 @@
           <w:sz w:val="24"/>
           <w:u w:val="single"/>
         </w:rPr>
-        <w:hyperlink r:id="rId21" w:history="1">
+        <w:hyperlink r:id="rId20" w:history="1">
           <w:r>
             <w:rPr>
               <w:rStyle w:val="Hyperlink"/>
@@ -2429,7 +2361,7 @@
           <w:sz w:val="24"/>
           <w:u w:val="single"/>
         </w:rPr>
-        <w:hyperlink r:id="rId21" w:history="1">
+        <w:hyperlink r:id="rId20" w:history="1">
           <w:r>
             <w:rPr>
               <w:rStyle w:val="Hyperlink"/>
@@ -2448,6 +2380,343 @@
           <w:u w:val="single"/>
         </w:rPr>
         <w:t xml:space="preserve"> </w:t>
+      </w:r>
+      <w:r>
+        <w:rPr>
+          <w:rFonts w:ascii="Charis SIL Regular" w:hAnsi="Charis SIL Regular" w:eastAsia="Charis SIL Regular"/>
+          <w:b w:val="0"/>
+          <w:i w:val="0"/>
+          <w:color w:val="0000FF"/>
+          <w:sz w:val="24"/>
+          <w:u w:val="single"/>
+        </w:rPr>
+        <w:hyperlink r:id="rId20" w:history="1">
+          <w:r>
+            <w:rPr>
+              <w:rStyle w:val="Hyperlink"/>
+            </w:rPr>
+            <w:t>Art</w:t>
+          </w:r>
+        </w:hyperlink>
+      </w:r>
+      <w:r>
+        <w:rPr>
+          <w:rFonts w:ascii="Charis SIL Regular" w:hAnsi="Charis SIL Regular" w:eastAsia="Charis SIL Regular"/>
+          <w:b w:val="0"/>
+          <w:i w:val="0"/>
+          <w:color w:val="0000FF"/>
+          <w:sz w:val="24"/>
+          <w:u w:val="single"/>
+        </w:rPr>
+        <w:t xml:space="preserve"> </w:t>
+      </w:r>
+      <w:r>
+        <w:rPr>
+          <w:rFonts w:ascii="Charis SIL Regular" w:hAnsi="Charis SIL Regular" w:eastAsia="Charis SIL Regular"/>
+          <w:b w:val="0"/>
+          <w:i w:val="0"/>
+          <w:color w:val="0000FF"/>
+          <w:sz w:val="24"/>
+          <w:u w:val="single"/>
+        </w:rPr>
+        <w:hyperlink r:id="rId20" w:history="1">
+          <w:r>
+            <w:rPr>
+              <w:rStyle w:val="Hyperlink"/>
+            </w:rPr>
+            <w:t>History)</w:t>
+          </w:r>
+        </w:hyperlink>
+      </w:r>
+      <w:r>
+        <w:rPr>
+          <w:rFonts w:ascii="Charis SIL Regular" w:hAnsi="Charis SIL Regular" w:eastAsia="Charis SIL Regular"/>
+          <w:b w:val="0"/>
+          <w:i w:val="0"/>
+          <w:color w:val="000000"/>
+          <w:sz w:val="24"/>
+        </w:rPr>
+        <w:t xml:space="preserve"> and the </w:t>
+      </w:r>
+      <w:r>
+        <w:rPr>
+          <w:rFonts w:ascii="Charis SIL Regular" w:hAnsi="Charis SIL Regular" w:eastAsia="Charis SIL Regular"/>
+          <w:b w:val="0"/>
+          <w:i w:val="0"/>
+          <w:color w:val="0000FF"/>
+          <w:sz w:val="24"/>
+          <w:u w:val="single"/>
+        </w:rPr>
+        <w:t>Rijksmuseum</w:t>
+      </w:r>
+      <w:r>
+        <w:rPr>
+          <w:rFonts w:ascii="Charis SIL Regular" w:hAnsi="Charis SIL Regular" w:eastAsia="Charis SIL Regular"/>
+          <w:b w:val="0"/>
+          <w:i w:val="0"/>
+          <w:color w:val="000000"/>
+          <w:sz w:val="24"/>
+        </w:rPr>
+        <w:t xml:space="preserve"> have </w:t>
+      </w:r>
+      <w:r>
+        <w:rPr>
+          <w:rFonts w:ascii="Charis SIL Regular" w:hAnsi="Charis SIL Regular" w:eastAsia="Charis SIL Regular"/>
+          <w:b w:val="0"/>
+          <w:i w:val="0"/>
+          <w:color w:val="000000"/>
+          <w:sz w:val="24"/>
+        </w:rPr>
+        <w:t>extensive collection</w:t>
+      </w:r>
+      <w:r>
+        <w:rPr>
+          <w:u w:val="single" w:color="0000ff"/>
+          <w:rFonts w:ascii="Charis SIL Regular" w:hAnsi="Charis SIL Regular" w:eastAsia="Charis SIL Regular"/>
+          <w:b w:val="0"/>
+          <w:i w:val="0"/>
+          <w:color w:val="000000"/>
+          <w:sz w:val="24"/>
+        </w:rPr>
+        <w:hyperlink r:id="rId20" w:history="1">
+          <w:r>
+            <w:rPr>
+              <w:rStyle w:val="Hyperlink"/>
+            </w:rPr>
+            <w:t xml:space="preserve">s of </w:t>
+          </w:r>
+        </w:hyperlink>
+      </w:r>
+      <w:r>
+        <w:rPr>
+          <w:u w:val="single" w:color="0000ff"/>
+          <w:rFonts w:ascii="Charis SIL Regular" w:hAnsi="Charis SIL Regular" w:eastAsia="Charis SIL Regular"/>
+          <w:b w:val="0"/>
+          <w:i w:val="0"/>
+          <w:color w:val="000000"/>
+          <w:sz w:val="24"/>
+        </w:rPr>
+        <w:hyperlink r:id="rId20" w:history="1">
+          <w:r>
+            <w:rPr>
+              <w:rStyle w:val="Hyperlink"/>
+            </w:rPr>
+            <w:t>c</w:t>
+          </w:r>
+        </w:hyperlink>
+      </w:r>
+      <w:r>
+        <w:rPr>
+          <w:u w:val="single" w:color="0000ff"/>
+          <w:rFonts w:ascii="Charis SIL Regular" w:hAnsi="Charis SIL Regular" w:eastAsia="Charis SIL Regular"/>
+          <w:b w:val="0"/>
+          <w:i w:val="0"/>
+          <w:color w:val="000000"/>
+          <w:sz w:val="24"/>
+        </w:rPr>
+        <w:hyperlink r:id="rId20" w:history="1">
+          <w:r>
+            <w:rPr>
+              <w:rStyle w:val="Hyperlink"/>
+            </w:rPr>
+            <w:t xml:space="preserve">atalogues of </w:t>
+          </w:r>
+        </w:hyperlink>
+      </w:r>
+      <w:r>
+        <w:rPr>
+          <w:u w:val="single" w:color="0000ff"/>
+          <w:rFonts w:ascii="Charis SIL Regular" w:hAnsi="Charis SIL Regular" w:eastAsia="Charis SIL Regular"/>
+          <w:b w:val="0"/>
+          <w:i w:val="0"/>
+          <w:color w:val="000000"/>
+          <w:sz w:val="24"/>
+        </w:rPr>
+        <w:hyperlink r:id="rId20" w:history="1">
+          <w:r>
+            <w:rPr>
+              <w:rStyle w:val="Hyperlink"/>
+            </w:rPr>
+            <w:t>a</w:t>
+          </w:r>
+        </w:hyperlink>
+      </w:r>
+      <w:r>
+        <w:rPr>
+          <w:u w:val="single" w:color="0000ff"/>
+          <w:rFonts w:ascii="Charis SIL Regular" w:hAnsi="Charis SIL Regular" w:eastAsia="Charis SIL Regular"/>
+          <w:b w:val="0"/>
+          <w:i w:val="0"/>
+          <w:color w:val="000000"/>
+          <w:sz w:val="24"/>
+        </w:rPr>
+        <w:hyperlink r:id="rId20" w:history="1">
+          <w:r>
+            <w:rPr>
+              <w:rStyle w:val="Hyperlink"/>
+            </w:rPr>
+            <w:t xml:space="preserve">uctions </w:t>
+          </w:r>
+        </w:hyperlink>
+      </w:r>
+      <w:r>
+        <w:rPr>
+          <w:u w:val="single" w:color="0000ff"/>
+          <w:rFonts w:ascii="Charis SIL Regular" w:hAnsi="Charis SIL Regular" w:eastAsia="Charis SIL Regular"/>
+          <w:b w:val="0"/>
+          <w:i w:val="0"/>
+          <w:color w:val="000000"/>
+          <w:sz w:val="24"/>
+        </w:rPr>
+        <w:hyperlink r:id="rId20" w:history="1">
+          <w:r>
+            <w:rPr>
+              <w:rStyle w:val="Hyperlink"/>
+            </w:rPr>
+            <w:t>h</w:t>
+          </w:r>
+        </w:hyperlink>
+      </w:r>
+      <w:r>
+        <w:rPr>
+          <w:u w:val="single" w:color="0000ff"/>
+          <w:rFonts w:ascii="Charis SIL Regular" w:hAnsi="Charis SIL Regular" w:eastAsia="Charis SIL Regular"/>
+          <w:b w:val="0"/>
+          <w:i w:val="0"/>
+          <w:color w:val="000000"/>
+          <w:sz w:val="24"/>
+        </w:rPr>
+        <w:hyperlink r:id="rId20" w:history="1">
+          <w:r>
+            <w:rPr>
+              <w:rStyle w:val="Hyperlink"/>
+            </w:rPr>
+            <w:t>el</w:t>
+          </w:r>
+        </w:hyperlink>
+      </w:r>
+      <w:r>
+        <w:rPr>
+          <w:u w:val="single" w:color="0000ff"/>
+          <w:rFonts w:ascii="Charis SIL Regular" w:hAnsi="Charis SIL Regular" w:eastAsia="Charis SIL Regular"/>
+          <w:b w:val="0"/>
+          <w:i w:val="0"/>
+          <w:color w:val="000000"/>
+          <w:sz w:val="24"/>
+        </w:rPr>
+        <w:hyperlink r:id="rId20" w:history="1">
+          <w:r>
+            <w:rPr>
+              <w:rStyle w:val="Hyperlink"/>
+            </w:rPr>
+            <w:t>d</w:t>
+          </w:r>
+        </w:hyperlink>
+      </w:r>
+      <w:r>
+        <w:rPr>
+          <w:u w:val="single" w:color="0000ff"/>
+          <w:rFonts w:ascii="Charis SIL Regular" w:hAnsi="Charis SIL Regular" w:eastAsia="Charis SIL Regular"/>
+          <w:b w:val="0"/>
+          <w:i w:val="0"/>
+          <w:color w:val="000000"/>
+          <w:sz w:val="24"/>
+        </w:rPr>
+        <w:hyperlink r:id="rId20" w:history="1">
+          <w:r>
+            <w:rPr>
+              <w:rStyle w:val="Hyperlink"/>
+            </w:rPr>
+            <w:t xml:space="preserve"> in </w:t>
+          </w:r>
+        </w:hyperlink>
+      </w:r>
+      <w:r>
+        <w:rPr>
+          <w:u w:val="single" w:color="0000ff"/>
+          <w:rFonts w:ascii="Charis SIL Regular" w:hAnsi="Charis SIL Regular" w:eastAsia="Charis SIL Regular"/>
+          <w:b w:val="0"/>
+          <w:i w:val="0"/>
+          <w:color w:val="000000"/>
+          <w:sz w:val="24"/>
+        </w:rPr>
+        <w:hyperlink r:id="rId20" w:history="1">
+          <w:r>
+            <w:rPr>
+              <w:rStyle w:val="Hyperlink"/>
+            </w:rPr>
+            <w:t>t</w:t>
+          </w:r>
+        </w:hyperlink>
+      </w:r>
+      <w:r>
+        <w:rPr>
+          <w:u w:val="single" w:color="0000ff"/>
+          <w:rFonts w:ascii="Charis SIL Regular" w:hAnsi="Charis SIL Regular" w:eastAsia="Charis SIL Regular"/>
+          <w:b w:val="0"/>
+          <w:i w:val="0"/>
+          <w:color w:val="000000"/>
+          <w:sz w:val="24"/>
+        </w:rPr>
+        <w:hyperlink r:id="rId20" w:history="1">
+          <w:r>
+            <w:rPr>
+              <w:rStyle w:val="Hyperlink"/>
+            </w:rPr>
+            <w:t>he Neth</w:t>
+          </w:r>
+        </w:hyperlink>
+      </w:r>
+      <w:r>
+        <w:rPr>
+          <w:rFonts w:ascii="Charis SIL Regular" w:hAnsi="Charis SIL Regular" w:eastAsia="Charis SIL Regular"/>
+          <w:b w:val="0"/>
+          <w:i w:val="0"/>
+          <w:color w:val="000000"/>
+          <w:sz w:val="24"/>
+        </w:rPr>
+        <w:t>erlands, i</w:t>
+      </w:r>
+      <w:r>
+        <w:rPr>
+          <w:u w:val="single" w:color="0000ff"/>
+          <w:rFonts w:ascii="Charis SIL Regular" w:hAnsi="Charis SIL Regular" w:eastAsia="Charis SIL Regular"/>
+          <w:b w:val="0"/>
+          <w:i w:val="0"/>
+          <w:color w:val="000000"/>
+          <w:sz w:val="24"/>
+        </w:rPr>
+        <w:t>ncluding auc</w:t>
+      </w:r>
+      <w:r>
+        <w:rPr>
+          <w:rFonts w:ascii="Charis SIL Regular" w:hAnsi="Charis SIL Regular" w:eastAsia="Charis SIL Regular"/>
+          <w:b w:val="0"/>
+          <w:i w:val="0"/>
+          <w:color w:val="000000"/>
+          <w:sz w:val="24"/>
+        </w:rPr>
+        <w:t xml:space="preserve">tions of </w:t>
+      </w:r>
+      <w:r>
+        <w:rPr>
+          <w:rFonts w:ascii="Charis SIL Regular" w:hAnsi="Charis SIL Regular" w:eastAsia="Charis SIL Regular"/>
+          <w:b w:val="0"/>
+          <w:i w:val="0"/>
+          <w:color w:val="000000"/>
+          <w:sz w:val="24"/>
+        </w:rPr>
+        <w:t xml:space="preserve">non-western objects. Annotated catalogues sometimes contain notes about the items, buyers, </w:t>
+      </w:r>
+      <w:r>
+        <w:rPr>
+          <w:rFonts w:ascii="Charis SIL Regular" w:hAnsi="Charis SIL Regular" w:eastAsia="Charis SIL Regular"/>
+          <w:b w:val="0"/>
+          <w:i w:val="0"/>
+          <w:color w:val="000000"/>
+          <w:sz w:val="24"/>
+        </w:rPr>
+        <w:t xml:space="preserve">and sellers in an auction. The RKD's digitalised auction catalogues are available through the </w:t>
       </w:r>
       <w:r>
         <w:rPr>
@@ -2492,343 +2761,6 @@
             <w:rPr>
               <w:rStyle w:val="Hyperlink"/>
             </w:rPr>
-            <w:t>History)</w:t>
-          </w:r>
-        </w:hyperlink>
-      </w:r>
-      <w:r>
-        <w:rPr>
-          <w:rFonts w:ascii="Charis SIL Regular" w:hAnsi="Charis SIL Regular" w:eastAsia="Charis SIL Regular"/>
-          <w:b w:val="0"/>
-          <w:i w:val="0"/>
-          <w:color w:val="000000"/>
-          <w:sz w:val="24"/>
-        </w:rPr>
-        <w:t xml:space="preserve"> and the </w:t>
-      </w:r>
-      <w:r>
-        <w:rPr>
-          <w:rFonts w:ascii="Charis SIL Regular" w:hAnsi="Charis SIL Regular" w:eastAsia="Charis SIL Regular"/>
-          <w:b w:val="0"/>
-          <w:i w:val="0"/>
-          <w:color w:val="0000FF"/>
-          <w:sz w:val="24"/>
-          <w:u w:val="single"/>
-        </w:rPr>
-        <w:t>Rijksmuseum</w:t>
-      </w:r>
-      <w:r>
-        <w:rPr>
-          <w:rFonts w:ascii="Charis SIL Regular" w:hAnsi="Charis SIL Regular" w:eastAsia="Charis SIL Regular"/>
-          <w:b w:val="0"/>
-          <w:i w:val="0"/>
-          <w:color w:val="000000"/>
-          <w:sz w:val="24"/>
-        </w:rPr>
-        <w:t xml:space="preserve"> have </w:t>
-      </w:r>
-      <w:r>
-        <w:rPr>
-          <w:rFonts w:ascii="Charis SIL Regular" w:hAnsi="Charis SIL Regular" w:eastAsia="Charis SIL Regular"/>
-          <w:b w:val="0"/>
-          <w:i w:val="0"/>
-          <w:color w:val="000000"/>
-          <w:sz w:val="24"/>
-        </w:rPr>
-        <w:t>extensive collection</w:t>
-      </w:r>
-      <w:r>
-        <w:rPr>
-          <w:u w:val="single" w:color="0000ff"/>
-          <w:rFonts w:ascii="Charis SIL Regular" w:hAnsi="Charis SIL Regular" w:eastAsia="Charis SIL Regular"/>
-          <w:b w:val="0"/>
-          <w:i w:val="0"/>
-          <w:color w:val="000000"/>
-          <w:sz w:val="24"/>
-        </w:rPr>
-        <w:hyperlink r:id="rId21" w:history="1">
-          <w:r>
-            <w:rPr>
-              <w:rStyle w:val="Hyperlink"/>
-            </w:rPr>
-            <w:t xml:space="preserve">s of </w:t>
-          </w:r>
-        </w:hyperlink>
-      </w:r>
-      <w:r>
-        <w:rPr>
-          <w:u w:val="single" w:color="0000ff"/>
-          <w:rFonts w:ascii="Charis SIL Regular" w:hAnsi="Charis SIL Regular" w:eastAsia="Charis SIL Regular"/>
-          <w:b w:val="0"/>
-          <w:i w:val="0"/>
-          <w:color w:val="000000"/>
-          <w:sz w:val="24"/>
-        </w:rPr>
-        <w:hyperlink r:id="rId21" w:history="1">
-          <w:r>
-            <w:rPr>
-              <w:rStyle w:val="Hyperlink"/>
-            </w:rPr>
-            <w:t>c</w:t>
-          </w:r>
-        </w:hyperlink>
-      </w:r>
-      <w:r>
-        <w:rPr>
-          <w:u w:val="single" w:color="0000ff"/>
-          <w:rFonts w:ascii="Charis SIL Regular" w:hAnsi="Charis SIL Regular" w:eastAsia="Charis SIL Regular"/>
-          <w:b w:val="0"/>
-          <w:i w:val="0"/>
-          <w:color w:val="000000"/>
-          <w:sz w:val="24"/>
-        </w:rPr>
-        <w:hyperlink r:id="rId21" w:history="1">
-          <w:r>
-            <w:rPr>
-              <w:rStyle w:val="Hyperlink"/>
-            </w:rPr>
-            <w:t xml:space="preserve">atalogues of </w:t>
-          </w:r>
-        </w:hyperlink>
-      </w:r>
-      <w:r>
-        <w:rPr>
-          <w:u w:val="single" w:color="0000ff"/>
-          <w:rFonts w:ascii="Charis SIL Regular" w:hAnsi="Charis SIL Regular" w:eastAsia="Charis SIL Regular"/>
-          <w:b w:val="0"/>
-          <w:i w:val="0"/>
-          <w:color w:val="000000"/>
-          <w:sz w:val="24"/>
-        </w:rPr>
-        <w:hyperlink r:id="rId21" w:history="1">
-          <w:r>
-            <w:rPr>
-              <w:rStyle w:val="Hyperlink"/>
-            </w:rPr>
-            <w:t>a</w:t>
-          </w:r>
-        </w:hyperlink>
-      </w:r>
-      <w:r>
-        <w:rPr>
-          <w:u w:val="single" w:color="0000ff"/>
-          <w:rFonts w:ascii="Charis SIL Regular" w:hAnsi="Charis SIL Regular" w:eastAsia="Charis SIL Regular"/>
-          <w:b w:val="0"/>
-          <w:i w:val="0"/>
-          <w:color w:val="000000"/>
-          <w:sz w:val="24"/>
-        </w:rPr>
-        <w:hyperlink r:id="rId21" w:history="1">
-          <w:r>
-            <w:rPr>
-              <w:rStyle w:val="Hyperlink"/>
-            </w:rPr>
-            <w:t xml:space="preserve">uctions </w:t>
-          </w:r>
-        </w:hyperlink>
-      </w:r>
-      <w:r>
-        <w:rPr>
-          <w:u w:val="single" w:color="0000ff"/>
-          <w:rFonts w:ascii="Charis SIL Regular" w:hAnsi="Charis SIL Regular" w:eastAsia="Charis SIL Regular"/>
-          <w:b w:val="0"/>
-          <w:i w:val="0"/>
-          <w:color w:val="000000"/>
-          <w:sz w:val="24"/>
-        </w:rPr>
-        <w:hyperlink r:id="rId21" w:history="1">
-          <w:r>
-            <w:rPr>
-              <w:rStyle w:val="Hyperlink"/>
-            </w:rPr>
-            <w:t>h</w:t>
-          </w:r>
-        </w:hyperlink>
-      </w:r>
-      <w:r>
-        <w:rPr>
-          <w:u w:val="single" w:color="0000ff"/>
-          <w:rFonts w:ascii="Charis SIL Regular" w:hAnsi="Charis SIL Regular" w:eastAsia="Charis SIL Regular"/>
-          <w:b w:val="0"/>
-          <w:i w:val="0"/>
-          <w:color w:val="000000"/>
-          <w:sz w:val="24"/>
-        </w:rPr>
-        <w:hyperlink r:id="rId21" w:history="1">
-          <w:r>
-            <w:rPr>
-              <w:rStyle w:val="Hyperlink"/>
-            </w:rPr>
-            <w:t>el</w:t>
-          </w:r>
-        </w:hyperlink>
-      </w:r>
-      <w:r>
-        <w:rPr>
-          <w:u w:val="single" w:color="0000ff"/>
-          <w:rFonts w:ascii="Charis SIL Regular" w:hAnsi="Charis SIL Regular" w:eastAsia="Charis SIL Regular"/>
-          <w:b w:val="0"/>
-          <w:i w:val="0"/>
-          <w:color w:val="000000"/>
-          <w:sz w:val="24"/>
-        </w:rPr>
-        <w:hyperlink r:id="rId21" w:history="1">
-          <w:r>
-            <w:rPr>
-              <w:rStyle w:val="Hyperlink"/>
-            </w:rPr>
-            <w:t>d</w:t>
-          </w:r>
-        </w:hyperlink>
-      </w:r>
-      <w:r>
-        <w:rPr>
-          <w:u w:val="single" w:color="0000ff"/>
-          <w:rFonts w:ascii="Charis SIL Regular" w:hAnsi="Charis SIL Regular" w:eastAsia="Charis SIL Regular"/>
-          <w:b w:val="0"/>
-          <w:i w:val="0"/>
-          <w:color w:val="000000"/>
-          <w:sz w:val="24"/>
-        </w:rPr>
-        <w:hyperlink r:id="rId21" w:history="1">
-          <w:r>
-            <w:rPr>
-              <w:rStyle w:val="Hyperlink"/>
-            </w:rPr>
-            <w:t xml:space="preserve"> in </w:t>
-          </w:r>
-        </w:hyperlink>
-      </w:r>
-      <w:r>
-        <w:rPr>
-          <w:u w:val="single" w:color="0000ff"/>
-          <w:rFonts w:ascii="Charis SIL Regular" w:hAnsi="Charis SIL Regular" w:eastAsia="Charis SIL Regular"/>
-          <w:b w:val="0"/>
-          <w:i w:val="0"/>
-          <w:color w:val="000000"/>
-          <w:sz w:val="24"/>
-        </w:rPr>
-        <w:hyperlink r:id="rId21" w:history="1">
-          <w:r>
-            <w:rPr>
-              <w:rStyle w:val="Hyperlink"/>
-            </w:rPr>
-            <w:t>t</w:t>
-          </w:r>
-        </w:hyperlink>
-      </w:r>
-      <w:r>
-        <w:rPr>
-          <w:u w:val="single" w:color="0000ff"/>
-          <w:rFonts w:ascii="Charis SIL Regular" w:hAnsi="Charis SIL Regular" w:eastAsia="Charis SIL Regular"/>
-          <w:b w:val="0"/>
-          <w:i w:val="0"/>
-          <w:color w:val="000000"/>
-          <w:sz w:val="24"/>
-        </w:rPr>
-        <w:hyperlink r:id="rId21" w:history="1">
-          <w:r>
-            <w:rPr>
-              <w:rStyle w:val="Hyperlink"/>
-            </w:rPr>
-            <w:t>he Neth</w:t>
-          </w:r>
-        </w:hyperlink>
-      </w:r>
-      <w:r>
-        <w:rPr>
-          <w:rFonts w:ascii="Charis SIL Regular" w:hAnsi="Charis SIL Regular" w:eastAsia="Charis SIL Regular"/>
-          <w:b w:val="0"/>
-          <w:i w:val="0"/>
-          <w:color w:val="000000"/>
-          <w:sz w:val="24"/>
-        </w:rPr>
-        <w:t>erlands, i</w:t>
-      </w:r>
-      <w:r>
-        <w:rPr>
-          <w:u w:val="single" w:color="0000ff"/>
-          <w:rFonts w:ascii="Charis SIL Regular" w:hAnsi="Charis SIL Regular" w:eastAsia="Charis SIL Regular"/>
-          <w:b w:val="0"/>
-          <w:i w:val="0"/>
-          <w:color w:val="000000"/>
-          <w:sz w:val="24"/>
-        </w:rPr>
-        <w:t>ncluding auc</w:t>
-      </w:r>
-      <w:r>
-        <w:rPr>
-          <w:rFonts w:ascii="Charis SIL Regular" w:hAnsi="Charis SIL Regular" w:eastAsia="Charis SIL Regular"/>
-          <w:b w:val="0"/>
-          <w:i w:val="0"/>
-          <w:color w:val="000000"/>
-          <w:sz w:val="24"/>
-        </w:rPr>
-        <w:t xml:space="preserve">tions of </w:t>
-      </w:r>
-      <w:r>
-        <w:rPr>
-          <w:rFonts w:ascii="Charis SIL Regular" w:hAnsi="Charis SIL Regular" w:eastAsia="Charis SIL Regular"/>
-          <w:b w:val="0"/>
-          <w:i w:val="0"/>
-          <w:color w:val="000000"/>
-          <w:sz w:val="24"/>
-        </w:rPr>
-        <w:t xml:space="preserve">non-western objects. Annotated catalogues sometimes contain notes about the items, buyers, </w:t>
-      </w:r>
-      <w:r>
-        <w:rPr>
-          <w:rFonts w:ascii="Charis SIL Regular" w:hAnsi="Charis SIL Regular" w:eastAsia="Charis SIL Regular"/>
-          <w:b w:val="0"/>
-          <w:i w:val="0"/>
-          <w:color w:val="000000"/>
-          <w:sz w:val="24"/>
-        </w:rPr>
-        <w:t xml:space="preserve">and sellers in an auction. The RKD's digitalised auction catalogues are available through the </w:t>
-      </w:r>
-      <w:r>
-        <w:rPr>
-          <w:rFonts w:ascii="Charis SIL Regular" w:hAnsi="Charis SIL Regular" w:eastAsia="Charis SIL Regular"/>
-          <w:b w:val="0"/>
-          <w:i w:val="0"/>
-          <w:color w:val="0000FF"/>
-          <w:sz w:val="24"/>
-          <w:u w:val="single"/>
-        </w:rPr>
-        <w:hyperlink r:id="rId22" w:history="1">
-          <w:r>
-            <w:rPr>
-              <w:rStyle w:val="Hyperlink"/>
-            </w:rPr>
-            <w:t>Art</w:t>
-          </w:r>
-        </w:hyperlink>
-      </w:r>
-      <w:r>
-        <w:rPr>
-          <w:rFonts w:ascii="Charis SIL Regular" w:hAnsi="Charis SIL Regular" w:eastAsia="Charis SIL Regular"/>
-          <w:b w:val="0"/>
-          <w:i w:val="0"/>
-          <w:color w:val="0000FF"/>
-          <w:sz w:val="24"/>
-          <w:u w:val="single"/>
-        </w:rPr>
-        <w:t xml:space="preserve"> </w:t>
-      </w:r>
-      <w:r>
-        <w:rPr>
-          <w:rFonts w:ascii="Charis SIL Regular" w:hAnsi="Charis SIL Regular" w:eastAsia="Charis SIL Regular"/>
-          <w:b w:val="0"/>
-          <w:i w:val="0"/>
-          <w:color w:val="0000FF"/>
-          <w:sz w:val="24"/>
-          <w:u w:val="single"/>
-        </w:rPr>
-        <w:hyperlink r:id="rId22" w:history="1">
-          <w:r>
-            <w:rPr>
-              <w:rStyle w:val="Hyperlink"/>
-            </w:rPr>
             <w:t>Sales</w:t>
           </w:r>
         </w:hyperlink>
@@ -2853,7 +2785,7 @@
           <w:sz w:val="24"/>
           <w:u w:val="single"/>
         </w:rPr>
-        <w:hyperlink r:id="rId22" w:history="1">
+        <w:hyperlink r:id="rId21" w:history="1">
           <w:r>
             <w:rPr>
               <w:rStyle w:val="Hyperlink"/>
@@ -2882,7 +2814,7 @@
           <w:sz w:val="24"/>
           <w:u w:val="single"/>
         </w:rPr>
-        <w:hyperlink r:id="rId22" w:history="1">
+        <w:hyperlink r:id="rId21" w:history="1">
           <w:r>
             <w:rPr>
               <w:rStyle w:val="Hyperlink"/>
@@ -2910,7 +2842,7 @@
           <w:color w:val="000000"/>
           <w:sz w:val="24"/>
         </w:rPr>
-        <w:hyperlink r:id="rId22" w:history="1">
+        <w:hyperlink r:id="rId21" w:history="1">
           <w:r>
             <w:rPr>
               <w:rStyle w:val="Hyperlink"/>
@@ -2928,7 +2860,14 @@
           <w:color w:val="000000"/>
           <w:sz w:val="24"/>
         </w:rPr>
-        <w:t>ksmus</w:t>
+        <w:hyperlink r:id="rId21" w:history="1">
+          <w:r>
+            <w:rPr>
+              <w:rStyle w:val="Hyperlink"/>
+            </w:rPr>
+            <w:t>k</w:t>
+          </w:r>
+        </w:hyperlink>
       </w:r>
       <w:r>
         <w:rPr>
@@ -2939,7 +2878,25 @@
           <w:color w:val="000000"/>
           <w:sz w:val="24"/>
         </w:rPr>
-        <w:hyperlink r:id="rId22" w:history="1">
+        <w:hyperlink r:id="rId21" w:history="1">
+          <w:r>
+            <w:rPr>
+              <w:rStyle w:val="Hyperlink"/>
+            </w:rPr>
+            <w:t>smus</w:t>
+          </w:r>
+        </w:hyperlink>
+      </w:r>
+      <w:r>
+        <w:rPr>
+          <w:u w:val="single" w:color="0000ff"/>
+          <w:rFonts w:ascii="Charis SIL Regular" w:hAnsi="Charis SIL Regular" w:eastAsia="Charis SIL Regular"/>
+          <w:b w:val="0"/>
+          <w:i w:val="0"/>
+          <w:color w:val="000000"/>
+          <w:sz w:val="24"/>
+        </w:rPr>
+        <w:hyperlink r:id="rId21" w:history="1">
           <w:r>
             <w:rPr>
               <w:rStyle w:val="Hyperlink"/>
@@ -2957,7 +2914,7 @@
           <w:color w:val="000000"/>
           <w:sz w:val="24"/>
         </w:rPr>
-        <w:hyperlink r:id="rId22" w:history="1">
+        <w:hyperlink r:id="rId21" w:history="1">
           <w:r>
             <w:rPr>
               <w:rStyle w:val="Hyperlink"/>
@@ -3055,7 +3012,7 @@
           <w:sz w:val="24"/>
           <w:u w:val="single"/>
         </w:rPr>
-        <w:hyperlink r:id="rId23" w:history="1">
+        <w:hyperlink r:id="rId22" w:history="1">
           <w:r>
             <w:rPr>
               <w:rStyle w:val="Hyperlink"/>
@@ -3093,7 +3050,7 @@
           <w:color w:val="000000"/>
           <w:sz w:val="24"/>
         </w:rPr>
-        <w:hyperlink r:id="rId23" w:history="1">
+        <w:hyperlink r:id="rId22" w:history="1">
           <w:r>
             <w:rPr>
               <w:rStyle w:val="Hyperlink"/>
@@ -3684,7 +3641,7 @@
           <w:color w:val="0000FF"/>
           <w:sz w:val="24"/>
         </w:rPr>
-        <w:hyperlink r:id="rId22" w:history="1">
+        <w:hyperlink r:id="rId21" w:history="1">
           <w:r>
             <w:rPr>
               <w:rStyle w:val="Hyperlink"/>
@@ -3701,7 +3658,7 @@
           <w:color w:val="0000FF"/>
           <w:sz w:val="24"/>
         </w:rPr>
-        <w:hyperlink r:id="rId22" w:history="1">
+        <w:hyperlink r:id="rId21" w:history="1">
           <w:r>
             <w:rPr>
               <w:rStyle w:val="Hyperlink"/>
@@ -3718,7 +3675,7 @@
           <w:color w:val="0000FF"/>
           <w:sz w:val="24"/>
         </w:rPr>
-        <w:hyperlink r:id="rId22" w:history="1">
+        <w:hyperlink r:id="rId21" w:history="1">
           <w:r>
             <w:rPr>
               <w:rStyle w:val="Hyperlink"/>
@@ -3735,7 +3692,7 @@
           <w:color w:val="0000FF"/>
           <w:sz w:val="24"/>
         </w:rPr>
-        <w:hyperlink r:id="rId22" w:history="1">
+        <w:hyperlink r:id="rId21" w:history="1">
           <w:r>
             <w:rPr>
               <w:rStyle w:val="Hyperlink"/>
@@ -3752,7 +3709,7 @@
           <w:color w:val="0000FF"/>
           <w:sz w:val="24"/>
         </w:rPr>
-        <w:hyperlink r:id="rId22" w:history="1">
+        <w:hyperlink r:id="rId21" w:history="1">
           <w:r>
             <w:rPr>
               <w:rStyle w:val="Hyperlink"/>
@@ -3769,7 +3726,7 @@
           <w:color w:val="0000FF"/>
           <w:sz w:val="24"/>
         </w:rPr>
-        <w:hyperlink r:id="rId22" w:history="1">
+        <w:hyperlink r:id="rId21" w:history="1">
           <w:r>
             <w:rPr>
               <w:rStyle w:val="Hyperlink"/>
@@ -3786,7 +3743,7 @@
           <w:color w:val="0000FF"/>
           <w:sz w:val="24"/>
         </w:rPr>
-        <w:hyperlink r:id="rId22" w:history="1">
+        <w:hyperlink r:id="rId21" w:history="1">
           <w:r>
             <w:rPr>
               <w:rStyle w:val="Hyperlink"/>
@@ -3903,7 +3860,7 @@
           <w:sz w:val="24"/>
           <w:u w:val="single"/>
         </w:rPr>
-        <w:hyperlink r:id="rId23" w:history="1">
+        <w:hyperlink r:id="rId22" w:history="1">
           <w:r>
             <w:rPr>
               <w:rStyle w:val="Hyperlink"/>
@@ -3921,7 +3878,7 @@
           <w:sz w:val="24"/>
           <w:u w:val="single"/>
         </w:rPr>
-        <w:hyperlink r:id="rId23" w:history="1">
+        <w:hyperlink r:id="rId22" w:history="1">
           <w:r>
             <w:rPr>
               <w:rStyle w:val="Hyperlink"/>
@@ -4049,7 +4006,7 @@
           <w:sz w:val="24"/>
           <w:u w:val="single"/>
         </w:rPr>
-        <w:hyperlink r:id="rId24" w:history="1">
+        <w:hyperlink r:id="rId23" w:history="1">
           <w:r>
             <w:rPr>
               <w:rStyle w:val="Hyperlink"/>
@@ -4067,7 +4024,7 @@
           <w:sz w:val="24"/>
           <w:u w:val="single"/>
         </w:rPr>
-        <w:hyperlink r:id="rId24" w:history="1">
+        <w:hyperlink r:id="rId23" w:history="1">
           <w:r>
             <w:rPr>
               <w:rStyle w:val="Hyperlink"/>
@@ -4085,7 +4042,7 @@
           <w:sz w:val="24"/>
           <w:u w:val="single"/>
         </w:rPr>
-        <w:hyperlink r:id="rId24" w:history="1">
+        <w:hyperlink r:id="rId23" w:history="1">
           <w:r>
             <w:rPr>
               <w:rStyle w:val="Hyperlink"/>
@@ -4113,7 +4070,7 @@
           <w:sz w:val="24"/>
           <w:u w:val="single"/>
         </w:rPr>
-        <w:hyperlink r:id="rId25" w:history="1">
+        <w:hyperlink r:id="rId24" w:history="1">
           <w:r>
             <w:rPr>
               <w:rStyle w:val="Hyperlink"/>
@@ -4142,7 +4099,7 @@
           <w:sz w:val="24"/>
           <w:u w:val="single"/>
         </w:rPr>
-        <w:hyperlink r:id="rId25" w:history="1">
+        <w:hyperlink r:id="rId24" w:history="1">
           <w:r>
             <w:rPr>
               <w:rStyle w:val="Hyperlink"/>
@@ -4170,7 +4127,7 @@
           <w:sz w:val="24"/>
           <w:u w:val="single"/>
         </w:rPr>
-        <w:hyperlink r:id="rId24" w:history="1">
+        <w:hyperlink r:id="rId23" w:history="1">
           <w:r>
             <w:rPr>
               <w:rStyle w:val="Hyperlink"/>
@@ -4188,7 +4145,7 @@
           <w:sz w:val="24"/>
           <w:u w:val="single"/>
         </w:rPr>
-        <w:hyperlink r:id="rId24" w:history="1">
+        <w:hyperlink r:id="rId23" w:history="1">
           <w:r>
             <w:rPr>
               <w:rStyle w:val="Hyperlink"/>
@@ -4217,7 +4174,7 @@
           <w:sz w:val="24"/>
           <w:u w:val="single"/>
         </w:rPr>
-        <w:hyperlink r:id="rId24" w:history="1">
+        <w:hyperlink r:id="rId23" w:history="1">
           <w:r>
             <w:rPr>
               <w:rStyle w:val="Hyperlink"/>
@@ -4315,7 +4272,7 @@
           <w:sz w:val="24"/>
           <w:u w:val="single"/>
         </w:rPr>
-        <w:hyperlink r:id="rId26" w:history="1">
+        <w:hyperlink r:id="rId25" w:history="1">
           <w:r>
             <w:rPr>
               <w:rStyle w:val="Hyperlink"/>
@@ -4333,7 +4290,7 @@
           <w:sz w:val="24"/>
           <w:u w:val="single"/>
         </w:rPr>
-        <w:hyperlink r:id="rId26" w:history="1">
+        <w:hyperlink r:id="rId25" w:history="1">
           <w:r>
             <w:rPr>
               <w:rStyle w:val="Hyperlink"/>
@@ -4351,7 +4308,7 @@
           <w:sz w:val="24"/>
           <w:u w:val="single"/>
         </w:rPr>
-        <w:hyperlink r:id="rId26" w:history="1">
+        <w:hyperlink r:id="rId25" w:history="1">
           <w:r>
             <w:rPr>
               <w:rStyle w:val="Hyperlink"/>
@@ -4397,7 +4354,7 @@
           <w:sz w:val="24"/>
           <w:u w:val="single"/>
         </w:rPr>
-        <w:hyperlink r:id="rId26" w:history="1">
+        <w:hyperlink r:id="rId25" w:history="1">
           <w:r>
             <w:rPr>
               <w:rStyle w:val="Hyperlink"/>
@@ -4426,7 +4383,7 @@
           <w:sz w:val="24"/>
           <w:u w:val="single"/>
         </w:rPr>
-        <w:hyperlink r:id="rId27" w:history="1">
+        <w:hyperlink r:id="rId25" w:history="1">
           <w:r>
             <w:rPr>
               <w:rStyle w:val="Hyperlink"/>

--- a/EXPORTS/DOCX/published/niveau2/English/Trade.docx
+++ b/EXPORTS/DOCX/published/niveau2/English/Trade.docx
@@ -457,32 +457,13 @@
       </w:r>
       <w:r>
         <w:rPr>
-          <w:u w:val="single" w:color="0000ff"/>
           <w:rFonts w:ascii="Charis SIL Regular" w:hAnsi="Charis SIL Regular" w:eastAsia="Charis SIL Regular"/>
           <w:b w:val="0"/>
           <w:i w:val="0"/>
           <w:color w:val="000000"/>
           <w:sz w:val="24"/>
         </w:rPr>
-        <w:t>auct</w:t>
-      </w:r>
-      <w:r>
-        <w:rPr>
-          <w:u w:val="single" w:color="0000ff"/>
-          <w:rFonts w:ascii="Charis SIL Regular" w:hAnsi="Charis SIL Regular" w:eastAsia="Charis SIL Regular"/>
-          <w:b w:val="0"/>
-          <w:i w:val="0"/>
-          <w:color w:val="000000"/>
-          <w:sz w:val="24"/>
-        </w:rPr>
-        <w:hyperlink r:id="rId9" w:history="1">
-          <w:r>
-            <w:rPr>
-              <w:rStyle w:val="Hyperlink"/>
-            </w:rPr>
-            <w:t xml:space="preserve">ion houses </w:t>
-          </w:r>
-        </w:hyperlink>
+        <w:t xml:space="preserve">auction houses </w:t>
       </w:r>
       <w:r>
         <w:rPr>
@@ -527,6 +508,7 @@
           <w:i w:val="0"/>
           <w:color w:val="0000FF"/>
           <w:sz w:val="24"/>
+          <w:u w:val="single"/>
         </w:rPr>
         <w:hyperlink r:id="rId12" w:history="1">
           <w:r>
@@ -546,7 +528,7 @@
           <w:sz w:val="24"/>
           <w:u w:val="single"/>
         </w:rPr>
-        <w:hyperlink r:id="rId10" w:history="1">
+        <w:hyperlink r:id="rId12" w:history="1">
           <w:r>
             <w:rPr>
               <w:rStyle w:val="Hyperlink"/>
@@ -593,7 +575,7 @@
           <w:sz w:val="24"/>
           <w:u w:val="single"/>
         </w:rPr>
-        <w:hyperlink r:id="rId12" w:history="1">
+        <w:hyperlink r:id="rId10" w:history="1">
           <w:r>
             <w:rPr>
               <w:rStyle w:val="Hyperlink"/>
@@ -698,7 +680,7 @@
           <w:sz w:val="24"/>
           <w:u w:val="single"/>
         </w:rPr>
-        <w:hyperlink r:id="rId10" w:history="1">
+        <w:hyperlink r:id="rId12" w:history="1">
           <w:r>
             <w:rPr>
               <w:rStyle w:val="Hyperlink"/>
@@ -770,7 +752,25 @@
           <w:color w:val="000000"/>
           <w:sz w:val="24"/>
         </w:rPr>
-        <w:t xml:space="preserve"> and </w:t>
+        <w:hyperlink r:id="rId11" w:history="1">
+          <w:r>
+            <w:rPr>
+              <w:rStyle w:val="Hyperlink"/>
+            </w:rPr>
+            <w:t xml:space="preserve"> and</w:t>
+          </w:r>
+        </w:hyperlink>
+      </w:r>
+      <w:r>
+        <w:rPr>
+          <w:u w:val="single" w:color="0000ff"/>
+          <w:rFonts w:ascii="Charis SIL Regular" w:hAnsi="Charis SIL Regular" w:eastAsia="Charis SIL Regular"/>
+          <w:b w:val="0"/>
+          <w:i w:val="0"/>
+          <w:color w:val="000000"/>
+          <w:sz w:val="24"/>
+        </w:rPr>
+        <w:t xml:space="preserve"> </w:t>
       </w:r>
       <w:r>
         <w:rPr>
@@ -781,7 +781,7 @@
           <w:sz w:val="24"/>
           <w:u w:val="single"/>
         </w:rPr>
-        <w:hyperlink r:id="rId11" w:history="1">
+        <w:hyperlink r:id="rId13" w:history="1">
           <w:r>
             <w:rPr>
               <w:rStyle w:val="Hyperlink"/>
@@ -810,7 +810,7 @@
           <w:sz w:val="24"/>
           <w:u w:val="single"/>
         </w:rPr>
-        <w:hyperlink r:id="rId11" w:history="1">
+        <w:hyperlink r:id="rId13" w:history="1">
           <w:r>
             <w:rPr>
               <w:rStyle w:val="Hyperlink"/>
@@ -913,22 +913,23 @@
           <w:color w:val="000000"/>
           <w:sz w:val="24"/>
         </w:rPr>
-        <w:t>Hague, the stor</w:t>
+        <w:t xml:space="preserve">Hague, the stores </w:t>
       </w:r>
       <w:r>
         <w:rPr>
           <w:rFonts w:ascii="Charis SIL Regular" w:hAnsi="Charis SIL Regular" w:eastAsia="Charis SIL Regular"/>
           <w:b w:val="0"/>
           <w:i w:val="0"/>
-          <w:color w:val="000000"/>
-          <w:sz w:val="24"/>
+          <w:color w:val="0000FF"/>
+          <w:sz w:val="24"/>
+          <w:u w:val="single"/>
         </w:rPr>
         <w:hyperlink r:id="rId12" w:history="1">
           <w:r>
             <w:rPr>
               <w:rStyle w:val="Hyperlink"/>
             </w:rPr>
-            <w:t xml:space="preserve">es </w:t>
+            <w:t>Groot</w:t>
           </w:r>
         </w:hyperlink>
       </w:r>
@@ -939,8 +940,16 @@
           <w:i w:val="0"/>
           <w:color w:val="0000FF"/>
           <w:sz w:val="24"/>
-        </w:rPr>
-        <w:t>Groote Konin</w:t>
+          <w:u w:val="single"/>
+        </w:rPr>
+        <w:hyperlink r:id="rId12" w:history="1">
+          <w:r>
+            <w:rPr>
+              <w:rStyle w:val="Hyperlink"/>
+            </w:rPr>
+            <w:t>e</w:t>
+          </w:r>
+        </w:hyperlink>
       </w:r>
       <w:r>
         <w:rPr>
@@ -951,7 +960,36 @@
           <w:sz w:val="24"/>
           <w:u w:val="single"/>
         </w:rPr>
+        <w:t xml:space="preserve"> </w:t>
+      </w:r>
+      <w:r>
+        <w:rPr>
+          <w:rFonts w:ascii="Charis SIL Regular" w:hAnsi="Charis SIL Regular" w:eastAsia="Charis SIL Regular"/>
+          <w:b w:val="0"/>
+          <w:i w:val="0"/>
+          <w:color w:val="0000FF"/>
+          <w:sz w:val="24"/>
+          <w:u w:val="single"/>
+        </w:rPr>
         <w:hyperlink r:id="rId12" w:history="1">
+          <w:r>
+            <w:rPr>
+              <w:rStyle w:val="Hyperlink"/>
+            </w:rPr>
+            <w:t>Konin</w:t>
+          </w:r>
+        </w:hyperlink>
+      </w:r>
+      <w:r>
+        <w:rPr>
+          <w:rFonts w:ascii="Charis SIL Regular" w:hAnsi="Charis SIL Regular" w:eastAsia="Charis SIL Regular"/>
+          <w:b w:val="0"/>
+          <w:i w:val="0"/>
+          <w:color w:val="0000FF"/>
+          <w:sz w:val="24"/>
+          <w:u w:val="single"/>
+        </w:rPr>
+        <w:hyperlink r:id="rId14" w:history="1">
           <w:r>
             <w:rPr>
               <w:rStyle w:val="Hyperlink"/>
@@ -969,7 +1007,7 @@
           <w:sz w:val="24"/>
           <w:u w:val="single"/>
         </w:rPr>
-        <w:hyperlink r:id="rId12" w:history="1">
+        <w:hyperlink r:id="rId14" w:history="1">
           <w:r>
             <w:rPr>
               <w:rStyle w:val="Hyperlink"/>
@@ -1016,7 +1054,7 @@
           <w:sz w:val="24"/>
           <w:u w:val="single"/>
         </w:rPr>
-        <w:hyperlink r:id="rId14" w:history="1">
+        <w:hyperlink r:id="rId12" w:history="1">
           <w:r>
             <w:rPr>
               <w:rStyle w:val="Hyperlink"/>
@@ -1092,13 +1130,49 @@
       </w:r>
       <w:r>
         <w:rPr>
+          <w:u w:val="single" w:color="0000ff"/>
           <w:rFonts w:ascii="Charis SIL Regular" w:hAnsi="Charis SIL Regular" w:eastAsia="Charis SIL Regular"/>
           <w:b w:val="0"/>
           <w:i w:val="0"/>
           <w:color w:val="000000"/>
           <w:sz w:val="24"/>
         </w:rPr>
-        <w:t xml:space="preserve"> and </w:t>
+        <w:hyperlink r:id="rId13" w:history="1">
+          <w:r>
+            <w:rPr>
+              <w:rStyle w:val="Hyperlink"/>
+            </w:rPr>
+            <w:t xml:space="preserve"> an</w:t>
+          </w:r>
+        </w:hyperlink>
+      </w:r>
+      <w:r>
+        <w:rPr>
+          <w:u w:val="single" w:color="0000ff"/>
+          <w:rFonts w:ascii="Charis SIL Regular" w:hAnsi="Charis SIL Regular" w:eastAsia="Charis SIL Regular"/>
+          <w:b w:val="0"/>
+          <w:i w:val="0"/>
+          <w:color w:val="000000"/>
+          <w:sz w:val="24"/>
+        </w:rPr>
+        <w:hyperlink r:id="rId13" w:history="1">
+          <w:r>
+            <w:rPr>
+              <w:rStyle w:val="Hyperlink"/>
+            </w:rPr>
+            <w:t>d</w:t>
+          </w:r>
+        </w:hyperlink>
+      </w:r>
+      <w:r>
+        <w:rPr>
+          <w:rFonts w:ascii="Charis SIL Regular" w:hAnsi="Charis SIL Regular" w:eastAsia="Charis SIL Regular"/>
+          <w:b w:val="0"/>
+          <w:i w:val="0"/>
+          <w:color w:val="000000"/>
+          <w:sz w:val="24"/>
+        </w:rPr>
+        <w:t xml:space="preserve"> </w:t>
       </w:r>
       <w:r>
         <w:rPr>
@@ -1109,7 +1183,7 @@
           <w:sz w:val="24"/>
           <w:u w:val="single"/>
         </w:rPr>
-        <w:hyperlink r:id="rId13" w:history="1">
+        <w:hyperlink r:id="rId15" w:history="1">
           <w:r>
             <w:rPr>
               <w:rStyle w:val="Hyperlink"/>
@@ -1127,7 +1201,7 @@
           <w:sz w:val="24"/>
           <w:u w:val="single"/>
         </w:rPr>
-        <w:hyperlink r:id="rId13" w:history="1">
+        <w:hyperlink r:id="rId15" w:history="1">
           <w:r>
             <w:rPr>
               <w:rStyle w:val="Hyperlink"/>
@@ -1145,7 +1219,7 @@
           <w:sz w:val="24"/>
           <w:u w:val="single"/>
         </w:rPr>
-        <w:hyperlink r:id="rId13" w:history="1">
+        <w:hyperlink r:id="rId15" w:history="1">
           <w:r>
             <w:rPr>
               <w:rStyle w:val="Hyperlink"/>
@@ -1174,7 +1248,7 @@
           <w:sz w:val="24"/>
           <w:u w:val="single"/>
         </w:rPr>
-        <w:hyperlink r:id="rId13" w:history="1">
+        <w:hyperlink r:id="rId15" w:history="1">
           <w:r>
             <w:rPr>
               <w:rStyle w:val="Hyperlink"/>
@@ -1192,7 +1266,7 @@
           <w:sz w:val="24"/>
           <w:u w:val="single"/>
         </w:rPr>
-        <w:hyperlink r:id="rId13" w:history="1">
+        <w:hyperlink r:id="rId15" w:history="1">
           <w:r>
             <w:rPr>
               <w:rStyle w:val="Hyperlink"/>
@@ -1327,7 +1401,7 @@
           <w:sz w:val="24"/>
           <w:u w:val="single"/>
         </w:rPr>
-        <w:hyperlink r:id="rId15" w:history="1">
+        <w:hyperlink r:id="rId16" w:history="1">
           <w:r>
             <w:rPr>
               <w:rStyle w:val="Hyperlink"/>
@@ -1356,7 +1430,7 @@
           <w:sz w:val="24"/>
           <w:u w:val="single"/>
         </w:rPr>
-        <w:hyperlink r:id="rId15" w:history="1">
+        <w:hyperlink r:id="rId16" w:history="1">
           <w:r>
             <w:rPr>
               <w:rStyle w:val="Hyperlink"/>
@@ -1385,7 +1459,7 @@
           <w:sz w:val="24"/>
           <w:u w:val="single"/>
         </w:rPr>
-        <w:hyperlink r:id="rId15" w:history="1">
+        <w:hyperlink r:id="rId16" w:history="1">
           <w:r>
             <w:rPr>
               <w:rStyle w:val="Hyperlink"/>
@@ -1403,7 +1477,7 @@
           <w:sz w:val="24"/>
           <w:u w:val="single"/>
         </w:rPr>
-        <w:hyperlink r:id="rId15" w:history="1">
+        <w:hyperlink r:id="rId16" w:history="1">
           <w:r>
             <w:rPr>
               <w:rStyle w:val="Hyperlink"/>
@@ -1421,7 +1495,7 @@
           <w:sz w:val="24"/>
           <w:u w:val="single"/>
         </w:rPr>
-        <w:hyperlink r:id="rId15" w:history="1">
+        <w:hyperlink r:id="rId16" w:history="1">
           <w:r>
             <w:rPr>
               <w:rStyle w:val="Hyperlink"/>
@@ -1450,7 +1524,7 @@
           <w:sz w:val="24"/>
           <w:u w:val="single"/>
         </w:rPr>
-        <w:hyperlink r:id="rId15" w:history="1">
+        <w:hyperlink r:id="rId16" w:history="1">
           <w:r>
             <w:rPr>
               <w:rStyle w:val="Hyperlink"/>
@@ -1479,7 +1553,7 @@
           <w:sz w:val="24"/>
           <w:u w:val="single"/>
         </w:rPr>
-        <w:hyperlink r:id="rId15" w:history="1">
+        <w:hyperlink r:id="rId16" w:history="1">
           <w:r>
             <w:rPr>
               <w:rStyle w:val="Hyperlink"/>
@@ -1496,60 +1570,7 @@
           <w:color w:val="000000"/>
           <w:sz w:val="24"/>
         </w:rPr>
-        <w:t>, a trading compan</w:t>
-      </w:r>
-      <w:r>
-        <w:rPr>
-          <w:u w:val="single" w:color="0000ff"/>
-          <w:rFonts w:ascii="Charis SIL Regular" w:hAnsi="Charis SIL Regular" w:eastAsia="Charis SIL Regular"/>
-          <w:b w:val="0"/>
-          <w:i w:val="0"/>
-          <w:color w:val="000000"/>
-          <w:sz w:val="24"/>
-        </w:rPr>
-        <w:hyperlink r:id="rId15" w:history="1">
-          <w:r>
-            <w:rPr>
-              <w:rStyle w:val="Hyperlink"/>
-            </w:rPr>
-            <w:t>y that o</w:t>
-          </w:r>
-        </w:hyperlink>
-      </w:r>
-      <w:r>
-        <w:rPr>
-          <w:u w:val="single" w:color="0000ff"/>
-          <w:rFonts w:ascii="Charis SIL Regular" w:hAnsi="Charis SIL Regular" w:eastAsia="Charis SIL Regular"/>
-          <w:b w:val="0"/>
-          <w:i w:val="0"/>
-          <w:color w:val="000000"/>
-          <w:sz w:val="24"/>
-        </w:rPr>
-        <w:hyperlink r:id="rId15" w:history="1">
-          <w:r>
-            <w:rPr>
-              <w:rStyle w:val="Hyperlink"/>
-            </w:rPr>
-            <w:t>p</w:t>
-          </w:r>
-        </w:hyperlink>
-      </w:r>
-      <w:r>
-        <w:rPr>
-          <w:rFonts w:ascii="Charis SIL Regular" w:hAnsi="Charis SIL Regular" w:eastAsia="Charis SIL Regular"/>
-          <w:b w:val="0"/>
-          <w:i w:val="0"/>
-          <w:color w:val="000000"/>
-          <w:sz w:val="24"/>
-        </w:rPr>
-        <w:hyperlink r:id="rId15" w:history="1">
-          <w:r>
-            <w:rPr>
-              <w:rStyle w:val="Hyperlink"/>
-            </w:rPr>
-            <w:t xml:space="preserve">erated in </w:t>
-          </w:r>
-        </w:hyperlink>
+        <w:t xml:space="preserve">, a trading company that operated in </w:t>
       </w:r>
       <w:r>
         <w:rPr>
@@ -1560,7 +1581,7 @@
           <w:sz w:val="24"/>
           <w:u w:val="single"/>
         </w:rPr>
-        <w:hyperlink r:id="rId16" w:history="1">
+        <w:hyperlink r:id="rId17" w:history="1">
           <w:r>
             <w:rPr>
               <w:rStyle w:val="Hyperlink"/>
@@ -1578,7 +1599,7 @@
           <w:sz w:val="24"/>
           <w:u w:val="single"/>
         </w:rPr>
-        <w:hyperlink r:id="rId15" w:history="1">
+        <w:hyperlink r:id="rId17" w:history="1">
           <w:r>
             <w:rPr>
               <w:rStyle w:val="Hyperlink"/>
@@ -1596,7 +1617,7 @@
           <w:sz w:val="24"/>
           <w:u w:val="single"/>
         </w:rPr>
-        <w:hyperlink r:id="rId16" w:history="1">
+        <w:hyperlink r:id="rId17" w:history="1">
           <w:r>
             <w:rPr>
               <w:rStyle w:val="Hyperlink"/>
@@ -1625,7 +1646,7 @@
           <w:sz w:val="24"/>
           <w:u w:val="single"/>
         </w:rPr>
-        <w:hyperlink r:id="rId16" w:history="1">
+        <w:hyperlink r:id="rId17" w:history="1">
           <w:r>
             <w:rPr>
               <w:rStyle w:val="Hyperlink"/>
@@ -1643,7 +1664,7 @@
           <w:sz w:val="24"/>
           <w:u w:val="single"/>
         </w:rPr>
-        <w:hyperlink r:id="rId16" w:history="1">
+        <w:hyperlink r:id="rId17" w:history="1">
           <w:r>
             <w:rPr>
               <w:rStyle w:val="Hyperlink"/>
@@ -1661,7 +1682,7 @@
           <w:color w:val="000000"/>
           <w:sz w:val="24"/>
         </w:rPr>
-        <w:hyperlink r:id="rId15" w:history="1">
+        <w:hyperlink r:id="rId16" w:history="1">
           <w:r>
             <w:rPr>
               <w:rStyle w:val="Hyperlink"/>
@@ -1689,7 +1710,7 @@
           <w:color w:val="000000"/>
           <w:sz w:val="24"/>
         </w:rPr>
-        <w:hyperlink r:id="rId15" w:history="1">
+        <w:hyperlink r:id="rId16" w:history="1">
           <w:r>
             <w:rPr>
               <w:rStyle w:val="Hyperlink"/>
@@ -1707,7 +1728,7 @@
           <w:color w:val="000000"/>
           <w:sz w:val="24"/>
         </w:rPr>
-        <w:hyperlink r:id="rId15" w:history="1">
+        <w:hyperlink r:id="rId16" w:history="1">
           <w:r>
             <w:rPr>
               <w:rStyle w:val="Hyperlink"/>
@@ -1725,7 +1746,7 @@
           <w:color w:val="000000"/>
           <w:sz w:val="24"/>
         </w:rPr>
-        <w:hyperlink r:id="rId15" w:history="1">
+        <w:hyperlink r:id="rId16" w:history="1">
           <w:r>
             <w:rPr>
               <w:rStyle w:val="Hyperlink"/>
@@ -1743,7 +1764,7 @@
           <w:color w:val="000000"/>
           <w:sz w:val="24"/>
         </w:rPr>
-        <w:hyperlink r:id="rId15" w:history="1">
+        <w:hyperlink r:id="rId16" w:history="1">
           <w:r>
             <w:rPr>
               <w:rStyle w:val="Hyperlink"/>
@@ -1754,13 +1775,31 @@
       </w:r>
       <w:r>
         <w:rPr>
+          <w:u w:val="single" w:color="0000ff"/>
           <w:rFonts w:ascii="Charis SIL Regular" w:hAnsi="Charis SIL Regular" w:eastAsia="Charis SIL Regular"/>
           <w:b w:val="0"/>
           <w:i w:val="0"/>
           <w:color w:val="000000"/>
           <w:sz w:val="24"/>
         </w:rPr>
-        <w:t xml:space="preserve">ects, especially from </w:t>
+        <w:hyperlink r:id="rId16" w:history="1">
+          <w:r>
+            <w:rPr>
+              <w:rStyle w:val="Hyperlink"/>
+            </w:rPr>
+            <w:t>ects, especi</w:t>
+          </w:r>
+        </w:hyperlink>
+      </w:r>
+      <w:r>
+        <w:rPr>
+          <w:rFonts w:ascii="Charis SIL Regular" w:hAnsi="Charis SIL Regular" w:eastAsia="Charis SIL Regular"/>
+          <w:b w:val="0"/>
+          <w:i w:val="0"/>
+          <w:color w:val="000000"/>
+          <w:sz w:val="24"/>
+        </w:rPr>
+        <w:t xml:space="preserve">ally from </w:t>
       </w:r>
       <w:r>
         <w:rPr>
@@ -1771,7 +1810,7 @@
           <w:sz w:val="24"/>
           <w:u w:val="single"/>
         </w:rPr>
-        <w:hyperlink r:id="rId17" w:history="1">
+        <w:hyperlink r:id="rId18" w:history="1">
           <w:r>
             <w:rPr>
               <w:rStyle w:val="Hyperlink"/>
@@ -1799,7 +1838,7 @@
           <w:color w:val="000000"/>
           <w:sz w:val="24"/>
         </w:rPr>
-        <w:hyperlink r:id="rId16" w:history="1">
+        <w:hyperlink r:id="rId17" w:history="1">
           <w:r>
             <w:rPr>
               <w:rStyle w:val="Hyperlink"/>
@@ -1817,7 +1856,7 @@
           <w:color w:val="000000"/>
           <w:sz w:val="24"/>
         </w:rPr>
-        <w:hyperlink r:id="rId16" w:history="1">
+        <w:hyperlink r:id="rId17" w:history="1">
           <w:r>
             <w:rPr>
               <w:rStyle w:val="Hyperlink"/>
@@ -1835,7 +1874,7 @@
           <w:color w:val="000000"/>
           <w:sz w:val="24"/>
         </w:rPr>
-        <w:hyperlink r:id="rId16" w:history="1">
+        <w:hyperlink r:id="rId17" w:history="1">
           <w:r>
             <w:rPr>
               <w:rStyle w:val="Hyperlink"/>
@@ -2142,7 +2181,7 @@
           <w:sz w:val="24"/>
           <w:u w:val="single"/>
         </w:rPr>
-        <w:hyperlink r:id="rId18" w:history="1">
+        <w:hyperlink r:id="rId19" w:history="1">
           <w:r>
             <w:rPr>
               <w:rStyle w:val="Hyperlink"/>
@@ -2170,7 +2209,7 @@
           <w:sz w:val="24"/>
           <w:u w:val="single"/>
         </w:rPr>
-        <w:hyperlink r:id="rId19" w:history="1">
+        <w:hyperlink r:id="rId20" w:history="1">
           <w:r>
             <w:rPr>
               <w:rStyle w:val="Hyperlink"/>
@@ -2198,7 +2237,7 @@
           <w:color w:val="000000"/>
           <w:sz w:val="24"/>
         </w:rPr>
-        <w:hyperlink r:id="rId18" w:history="1">
+        <w:hyperlink r:id="rId19" w:history="1">
           <w:r>
             <w:rPr>
               <w:rStyle w:val="Hyperlink"/>
@@ -2226,7 +2265,7 @@
           <w:color w:val="000000"/>
           <w:sz w:val="24"/>
         </w:rPr>
-        <w:hyperlink r:id="rId19" w:history="1">
+        <w:hyperlink r:id="rId20" w:history="1">
           <w:r>
             <w:rPr>
               <w:rStyle w:val="Hyperlink"/>
@@ -2274,7 +2313,7 @@
           <w:sz w:val="24"/>
           <w:u w:val="single"/>
         </w:rPr>
-        <w:hyperlink r:id="rId20" w:history="1">
+        <w:hyperlink r:id="rId21" w:history="1">
           <w:r>
             <w:rPr>
               <w:rStyle w:val="Hyperlink"/>
@@ -2303,7 +2342,7 @@
           <w:sz w:val="24"/>
           <w:u w:val="single"/>
         </w:rPr>
-        <w:hyperlink r:id="rId20" w:history="1">
+        <w:hyperlink r:id="rId21" w:history="1">
           <w:r>
             <w:rPr>
               <w:rStyle w:val="Hyperlink"/>
@@ -2332,7 +2371,7 @@
           <w:sz w:val="24"/>
           <w:u w:val="single"/>
         </w:rPr>
-        <w:hyperlink r:id="rId20" w:history="1">
+        <w:hyperlink r:id="rId21" w:history="1">
           <w:r>
             <w:rPr>
               <w:rStyle w:val="Hyperlink"/>
@@ -2361,7 +2400,7 @@
           <w:sz w:val="24"/>
           <w:u w:val="single"/>
         </w:rPr>
-        <w:hyperlink r:id="rId20" w:history="1">
+        <w:hyperlink r:id="rId21" w:history="1">
           <w:r>
             <w:rPr>
               <w:rStyle w:val="Hyperlink"/>
@@ -2380,343 +2419,6 @@
           <w:u w:val="single"/>
         </w:rPr>
         <w:t xml:space="preserve"> </w:t>
-      </w:r>
-      <w:r>
-        <w:rPr>
-          <w:rFonts w:ascii="Charis SIL Regular" w:hAnsi="Charis SIL Regular" w:eastAsia="Charis SIL Regular"/>
-          <w:b w:val="0"/>
-          <w:i w:val="0"/>
-          <w:color w:val="0000FF"/>
-          <w:sz w:val="24"/>
-          <w:u w:val="single"/>
-        </w:rPr>
-        <w:hyperlink r:id="rId20" w:history="1">
-          <w:r>
-            <w:rPr>
-              <w:rStyle w:val="Hyperlink"/>
-            </w:rPr>
-            <w:t>Art</w:t>
-          </w:r>
-        </w:hyperlink>
-      </w:r>
-      <w:r>
-        <w:rPr>
-          <w:rFonts w:ascii="Charis SIL Regular" w:hAnsi="Charis SIL Regular" w:eastAsia="Charis SIL Regular"/>
-          <w:b w:val="0"/>
-          <w:i w:val="0"/>
-          <w:color w:val="0000FF"/>
-          <w:sz w:val="24"/>
-          <w:u w:val="single"/>
-        </w:rPr>
-        <w:t xml:space="preserve"> </w:t>
-      </w:r>
-      <w:r>
-        <w:rPr>
-          <w:rFonts w:ascii="Charis SIL Regular" w:hAnsi="Charis SIL Regular" w:eastAsia="Charis SIL Regular"/>
-          <w:b w:val="0"/>
-          <w:i w:val="0"/>
-          <w:color w:val="0000FF"/>
-          <w:sz w:val="24"/>
-          <w:u w:val="single"/>
-        </w:rPr>
-        <w:hyperlink r:id="rId20" w:history="1">
-          <w:r>
-            <w:rPr>
-              <w:rStyle w:val="Hyperlink"/>
-            </w:rPr>
-            <w:t>History)</w:t>
-          </w:r>
-        </w:hyperlink>
-      </w:r>
-      <w:r>
-        <w:rPr>
-          <w:rFonts w:ascii="Charis SIL Regular" w:hAnsi="Charis SIL Regular" w:eastAsia="Charis SIL Regular"/>
-          <w:b w:val="0"/>
-          <w:i w:val="0"/>
-          <w:color w:val="000000"/>
-          <w:sz w:val="24"/>
-        </w:rPr>
-        <w:t xml:space="preserve"> and the </w:t>
-      </w:r>
-      <w:r>
-        <w:rPr>
-          <w:rFonts w:ascii="Charis SIL Regular" w:hAnsi="Charis SIL Regular" w:eastAsia="Charis SIL Regular"/>
-          <w:b w:val="0"/>
-          <w:i w:val="0"/>
-          <w:color w:val="0000FF"/>
-          <w:sz w:val="24"/>
-          <w:u w:val="single"/>
-        </w:rPr>
-        <w:t>Rijksmuseum</w:t>
-      </w:r>
-      <w:r>
-        <w:rPr>
-          <w:rFonts w:ascii="Charis SIL Regular" w:hAnsi="Charis SIL Regular" w:eastAsia="Charis SIL Regular"/>
-          <w:b w:val="0"/>
-          <w:i w:val="0"/>
-          <w:color w:val="000000"/>
-          <w:sz w:val="24"/>
-        </w:rPr>
-        <w:t xml:space="preserve"> have </w:t>
-      </w:r>
-      <w:r>
-        <w:rPr>
-          <w:rFonts w:ascii="Charis SIL Regular" w:hAnsi="Charis SIL Regular" w:eastAsia="Charis SIL Regular"/>
-          <w:b w:val="0"/>
-          <w:i w:val="0"/>
-          <w:color w:val="000000"/>
-          <w:sz w:val="24"/>
-        </w:rPr>
-        <w:t>extensive collection</w:t>
-      </w:r>
-      <w:r>
-        <w:rPr>
-          <w:u w:val="single" w:color="0000ff"/>
-          <w:rFonts w:ascii="Charis SIL Regular" w:hAnsi="Charis SIL Regular" w:eastAsia="Charis SIL Regular"/>
-          <w:b w:val="0"/>
-          <w:i w:val="0"/>
-          <w:color w:val="000000"/>
-          <w:sz w:val="24"/>
-        </w:rPr>
-        <w:hyperlink r:id="rId20" w:history="1">
-          <w:r>
-            <w:rPr>
-              <w:rStyle w:val="Hyperlink"/>
-            </w:rPr>
-            <w:t xml:space="preserve">s of </w:t>
-          </w:r>
-        </w:hyperlink>
-      </w:r>
-      <w:r>
-        <w:rPr>
-          <w:u w:val="single" w:color="0000ff"/>
-          <w:rFonts w:ascii="Charis SIL Regular" w:hAnsi="Charis SIL Regular" w:eastAsia="Charis SIL Regular"/>
-          <w:b w:val="0"/>
-          <w:i w:val="0"/>
-          <w:color w:val="000000"/>
-          <w:sz w:val="24"/>
-        </w:rPr>
-        <w:hyperlink r:id="rId20" w:history="1">
-          <w:r>
-            <w:rPr>
-              <w:rStyle w:val="Hyperlink"/>
-            </w:rPr>
-            <w:t>c</w:t>
-          </w:r>
-        </w:hyperlink>
-      </w:r>
-      <w:r>
-        <w:rPr>
-          <w:u w:val="single" w:color="0000ff"/>
-          <w:rFonts w:ascii="Charis SIL Regular" w:hAnsi="Charis SIL Regular" w:eastAsia="Charis SIL Regular"/>
-          <w:b w:val="0"/>
-          <w:i w:val="0"/>
-          <w:color w:val="000000"/>
-          <w:sz w:val="24"/>
-        </w:rPr>
-        <w:hyperlink r:id="rId20" w:history="1">
-          <w:r>
-            <w:rPr>
-              <w:rStyle w:val="Hyperlink"/>
-            </w:rPr>
-            <w:t xml:space="preserve">atalogues of </w:t>
-          </w:r>
-        </w:hyperlink>
-      </w:r>
-      <w:r>
-        <w:rPr>
-          <w:u w:val="single" w:color="0000ff"/>
-          <w:rFonts w:ascii="Charis SIL Regular" w:hAnsi="Charis SIL Regular" w:eastAsia="Charis SIL Regular"/>
-          <w:b w:val="0"/>
-          <w:i w:val="0"/>
-          <w:color w:val="000000"/>
-          <w:sz w:val="24"/>
-        </w:rPr>
-        <w:hyperlink r:id="rId20" w:history="1">
-          <w:r>
-            <w:rPr>
-              <w:rStyle w:val="Hyperlink"/>
-            </w:rPr>
-            <w:t>a</w:t>
-          </w:r>
-        </w:hyperlink>
-      </w:r>
-      <w:r>
-        <w:rPr>
-          <w:u w:val="single" w:color="0000ff"/>
-          <w:rFonts w:ascii="Charis SIL Regular" w:hAnsi="Charis SIL Regular" w:eastAsia="Charis SIL Regular"/>
-          <w:b w:val="0"/>
-          <w:i w:val="0"/>
-          <w:color w:val="000000"/>
-          <w:sz w:val="24"/>
-        </w:rPr>
-        <w:hyperlink r:id="rId20" w:history="1">
-          <w:r>
-            <w:rPr>
-              <w:rStyle w:val="Hyperlink"/>
-            </w:rPr>
-            <w:t xml:space="preserve">uctions </w:t>
-          </w:r>
-        </w:hyperlink>
-      </w:r>
-      <w:r>
-        <w:rPr>
-          <w:u w:val="single" w:color="0000ff"/>
-          <w:rFonts w:ascii="Charis SIL Regular" w:hAnsi="Charis SIL Regular" w:eastAsia="Charis SIL Regular"/>
-          <w:b w:val="0"/>
-          <w:i w:val="0"/>
-          <w:color w:val="000000"/>
-          <w:sz w:val="24"/>
-        </w:rPr>
-        <w:hyperlink r:id="rId20" w:history="1">
-          <w:r>
-            <w:rPr>
-              <w:rStyle w:val="Hyperlink"/>
-            </w:rPr>
-            <w:t>h</w:t>
-          </w:r>
-        </w:hyperlink>
-      </w:r>
-      <w:r>
-        <w:rPr>
-          <w:u w:val="single" w:color="0000ff"/>
-          <w:rFonts w:ascii="Charis SIL Regular" w:hAnsi="Charis SIL Regular" w:eastAsia="Charis SIL Regular"/>
-          <w:b w:val="0"/>
-          <w:i w:val="0"/>
-          <w:color w:val="000000"/>
-          <w:sz w:val="24"/>
-        </w:rPr>
-        <w:hyperlink r:id="rId20" w:history="1">
-          <w:r>
-            <w:rPr>
-              <w:rStyle w:val="Hyperlink"/>
-            </w:rPr>
-            <w:t>el</w:t>
-          </w:r>
-        </w:hyperlink>
-      </w:r>
-      <w:r>
-        <w:rPr>
-          <w:u w:val="single" w:color="0000ff"/>
-          <w:rFonts w:ascii="Charis SIL Regular" w:hAnsi="Charis SIL Regular" w:eastAsia="Charis SIL Regular"/>
-          <w:b w:val="0"/>
-          <w:i w:val="0"/>
-          <w:color w:val="000000"/>
-          <w:sz w:val="24"/>
-        </w:rPr>
-        <w:hyperlink r:id="rId20" w:history="1">
-          <w:r>
-            <w:rPr>
-              <w:rStyle w:val="Hyperlink"/>
-            </w:rPr>
-            <w:t>d</w:t>
-          </w:r>
-        </w:hyperlink>
-      </w:r>
-      <w:r>
-        <w:rPr>
-          <w:u w:val="single" w:color="0000ff"/>
-          <w:rFonts w:ascii="Charis SIL Regular" w:hAnsi="Charis SIL Regular" w:eastAsia="Charis SIL Regular"/>
-          <w:b w:val="0"/>
-          <w:i w:val="0"/>
-          <w:color w:val="000000"/>
-          <w:sz w:val="24"/>
-        </w:rPr>
-        <w:hyperlink r:id="rId20" w:history="1">
-          <w:r>
-            <w:rPr>
-              <w:rStyle w:val="Hyperlink"/>
-            </w:rPr>
-            <w:t xml:space="preserve"> in </w:t>
-          </w:r>
-        </w:hyperlink>
-      </w:r>
-      <w:r>
-        <w:rPr>
-          <w:u w:val="single" w:color="0000ff"/>
-          <w:rFonts w:ascii="Charis SIL Regular" w:hAnsi="Charis SIL Regular" w:eastAsia="Charis SIL Regular"/>
-          <w:b w:val="0"/>
-          <w:i w:val="0"/>
-          <w:color w:val="000000"/>
-          <w:sz w:val="24"/>
-        </w:rPr>
-        <w:hyperlink r:id="rId20" w:history="1">
-          <w:r>
-            <w:rPr>
-              <w:rStyle w:val="Hyperlink"/>
-            </w:rPr>
-            <w:t>t</w:t>
-          </w:r>
-        </w:hyperlink>
-      </w:r>
-      <w:r>
-        <w:rPr>
-          <w:u w:val="single" w:color="0000ff"/>
-          <w:rFonts w:ascii="Charis SIL Regular" w:hAnsi="Charis SIL Regular" w:eastAsia="Charis SIL Regular"/>
-          <w:b w:val="0"/>
-          <w:i w:val="0"/>
-          <w:color w:val="000000"/>
-          <w:sz w:val="24"/>
-        </w:rPr>
-        <w:hyperlink r:id="rId20" w:history="1">
-          <w:r>
-            <w:rPr>
-              <w:rStyle w:val="Hyperlink"/>
-            </w:rPr>
-            <w:t>he Neth</w:t>
-          </w:r>
-        </w:hyperlink>
-      </w:r>
-      <w:r>
-        <w:rPr>
-          <w:rFonts w:ascii="Charis SIL Regular" w:hAnsi="Charis SIL Regular" w:eastAsia="Charis SIL Regular"/>
-          <w:b w:val="0"/>
-          <w:i w:val="0"/>
-          <w:color w:val="000000"/>
-          <w:sz w:val="24"/>
-        </w:rPr>
-        <w:t>erlands, i</w:t>
-      </w:r>
-      <w:r>
-        <w:rPr>
-          <w:u w:val="single" w:color="0000ff"/>
-          <w:rFonts w:ascii="Charis SIL Regular" w:hAnsi="Charis SIL Regular" w:eastAsia="Charis SIL Regular"/>
-          <w:b w:val="0"/>
-          <w:i w:val="0"/>
-          <w:color w:val="000000"/>
-          <w:sz w:val="24"/>
-        </w:rPr>
-        <w:t>ncluding auc</w:t>
-      </w:r>
-      <w:r>
-        <w:rPr>
-          <w:rFonts w:ascii="Charis SIL Regular" w:hAnsi="Charis SIL Regular" w:eastAsia="Charis SIL Regular"/>
-          <w:b w:val="0"/>
-          <w:i w:val="0"/>
-          <w:color w:val="000000"/>
-          <w:sz w:val="24"/>
-        </w:rPr>
-        <w:t xml:space="preserve">tions of </w:t>
-      </w:r>
-      <w:r>
-        <w:rPr>
-          <w:rFonts w:ascii="Charis SIL Regular" w:hAnsi="Charis SIL Regular" w:eastAsia="Charis SIL Regular"/>
-          <w:b w:val="0"/>
-          <w:i w:val="0"/>
-          <w:color w:val="000000"/>
-          <w:sz w:val="24"/>
-        </w:rPr>
-        <w:t xml:space="preserve">non-western objects. Annotated catalogues sometimes contain notes about the items, buyers, </w:t>
-      </w:r>
-      <w:r>
-        <w:rPr>
-          <w:rFonts w:ascii="Charis SIL Regular" w:hAnsi="Charis SIL Regular" w:eastAsia="Charis SIL Regular"/>
-          <w:b w:val="0"/>
-          <w:i w:val="0"/>
-          <w:color w:val="000000"/>
-          <w:sz w:val="24"/>
-        </w:rPr>
-        <w:t xml:space="preserve">and sellers in an auction. The RKD's digitalised auction catalogues are available through the </w:t>
       </w:r>
       <w:r>
         <w:rPr>
@@ -2761,6 +2463,343 @@
             <w:rPr>
               <w:rStyle w:val="Hyperlink"/>
             </w:rPr>
+            <w:t>History)</w:t>
+          </w:r>
+        </w:hyperlink>
+      </w:r>
+      <w:r>
+        <w:rPr>
+          <w:rFonts w:ascii="Charis SIL Regular" w:hAnsi="Charis SIL Regular" w:eastAsia="Charis SIL Regular"/>
+          <w:b w:val="0"/>
+          <w:i w:val="0"/>
+          <w:color w:val="000000"/>
+          <w:sz w:val="24"/>
+        </w:rPr>
+        <w:t xml:space="preserve"> and the </w:t>
+      </w:r>
+      <w:r>
+        <w:rPr>
+          <w:rFonts w:ascii="Charis SIL Regular" w:hAnsi="Charis SIL Regular" w:eastAsia="Charis SIL Regular"/>
+          <w:b w:val="0"/>
+          <w:i w:val="0"/>
+          <w:color w:val="0000FF"/>
+          <w:sz w:val="24"/>
+          <w:u w:val="single"/>
+        </w:rPr>
+        <w:t>Rijksmuseum</w:t>
+      </w:r>
+      <w:r>
+        <w:rPr>
+          <w:rFonts w:ascii="Charis SIL Regular" w:hAnsi="Charis SIL Regular" w:eastAsia="Charis SIL Regular"/>
+          <w:b w:val="0"/>
+          <w:i w:val="0"/>
+          <w:color w:val="000000"/>
+          <w:sz w:val="24"/>
+        </w:rPr>
+        <w:t xml:space="preserve"> have </w:t>
+      </w:r>
+      <w:r>
+        <w:rPr>
+          <w:rFonts w:ascii="Charis SIL Regular" w:hAnsi="Charis SIL Regular" w:eastAsia="Charis SIL Regular"/>
+          <w:b w:val="0"/>
+          <w:i w:val="0"/>
+          <w:color w:val="000000"/>
+          <w:sz w:val="24"/>
+        </w:rPr>
+        <w:t>extensive collection</w:t>
+      </w:r>
+      <w:r>
+        <w:rPr>
+          <w:u w:val="single" w:color="0000ff"/>
+          <w:rFonts w:ascii="Charis SIL Regular" w:hAnsi="Charis SIL Regular" w:eastAsia="Charis SIL Regular"/>
+          <w:b w:val="0"/>
+          <w:i w:val="0"/>
+          <w:color w:val="000000"/>
+          <w:sz w:val="24"/>
+        </w:rPr>
+        <w:hyperlink r:id="rId21" w:history="1">
+          <w:r>
+            <w:rPr>
+              <w:rStyle w:val="Hyperlink"/>
+            </w:rPr>
+            <w:t xml:space="preserve">s of </w:t>
+          </w:r>
+        </w:hyperlink>
+      </w:r>
+      <w:r>
+        <w:rPr>
+          <w:u w:val="single" w:color="0000ff"/>
+          <w:rFonts w:ascii="Charis SIL Regular" w:hAnsi="Charis SIL Regular" w:eastAsia="Charis SIL Regular"/>
+          <w:b w:val="0"/>
+          <w:i w:val="0"/>
+          <w:color w:val="000000"/>
+          <w:sz w:val="24"/>
+        </w:rPr>
+        <w:hyperlink r:id="rId21" w:history="1">
+          <w:r>
+            <w:rPr>
+              <w:rStyle w:val="Hyperlink"/>
+            </w:rPr>
+            <w:t>c</w:t>
+          </w:r>
+        </w:hyperlink>
+      </w:r>
+      <w:r>
+        <w:rPr>
+          <w:u w:val="single" w:color="0000ff"/>
+          <w:rFonts w:ascii="Charis SIL Regular" w:hAnsi="Charis SIL Regular" w:eastAsia="Charis SIL Regular"/>
+          <w:b w:val="0"/>
+          <w:i w:val="0"/>
+          <w:color w:val="000000"/>
+          <w:sz w:val="24"/>
+        </w:rPr>
+        <w:hyperlink r:id="rId21" w:history="1">
+          <w:r>
+            <w:rPr>
+              <w:rStyle w:val="Hyperlink"/>
+            </w:rPr>
+            <w:t xml:space="preserve">atalogues of </w:t>
+          </w:r>
+        </w:hyperlink>
+      </w:r>
+      <w:r>
+        <w:rPr>
+          <w:u w:val="single" w:color="0000ff"/>
+          <w:rFonts w:ascii="Charis SIL Regular" w:hAnsi="Charis SIL Regular" w:eastAsia="Charis SIL Regular"/>
+          <w:b w:val="0"/>
+          <w:i w:val="0"/>
+          <w:color w:val="000000"/>
+          <w:sz w:val="24"/>
+        </w:rPr>
+        <w:hyperlink r:id="rId21" w:history="1">
+          <w:r>
+            <w:rPr>
+              <w:rStyle w:val="Hyperlink"/>
+            </w:rPr>
+            <w:t>a</w:t>
+          </w:r>
+        </w:hyperlink>
+      </w:r>
+      <w:r>
+        <w:rPr>
+          <w:u w:val="single" w:color="0000ff"/>
+          <w:rFonts w:ascii="Charis SIL Regular" w:hAnsi="Charis SIL Regular" w:eastAsia="Charis SIL Regular"/>
+          <w:b w:val="0"/>
+          <w:i w:val="0"/>
+          <w:color w:val="000000"/>
+          <w:sz w:val="24"/>
+        </w:rPr>
+        <w:hyperlink r:id="rId21" w:history="1">
+          <w:r>
+            <w:rPr>
+              <w:rStyle w:val="Hyperlink"/>
+            </w:rPr>
+            <w:t xml:space="preserve">uctions </w:t>
+          </w:r>
+        </w:hyperlink>
+      </w:r>
+      <w:r>
+        <w:rPr>
+          <w:u w:val="single" w:color="0000ff"/>
+          <w:rFonts w:ascii="Charis SIL Regular" w:hAnsi="Charis SIL Regular" w:eastAsia="Charis SIL Regular"/>
+          <w:b w:val="0"/>
+          <w:i w:val="0"/>
+          <w:color w:val="000000"/>
+          <w:sz w:val="24"/>
+        </w:rPr>
+        <w:hyperlink r:id="rId21" w:history="1">
+          <w:r>
+            <w:rPr>
+              <w:rStyle w:val="Hyperlink"/>
+            </w:rPr>
+            <w:t>h</w:t>
+          </w:r>
+        </w:hyperlink>
+      </w:r>
+      <w:r>
+        <w:rPr>
+          <w:u w:val="single" w:color="0000ff"/>
+          <w:rFonts w:ascii="Charis SIL Regular" w:hAnsi="Charis SIL Regular" w:eastAsia="Charis SIL Regular"/>
+          <w:b w:val="0"/>
+          <w:i w:val="0"/>
+          <w:color w:val="000000"/>
+          <w:sz w:val="24"/>
+        </w:rPr>
+        <w:hyperlink r:id="rId21" w:history="1">
+          <w:r>
+            <w:rPr>
+              <w:rStyle w:val="Hyperlink"/>
+            </w:rPr>
+            <w:t>el</w:t>
+          </w:r>
+        </w:hyperlink>
+      </w:r>
+      <w:r>
+        <w:rPr>
+          <w:u w:val="single" w:color="0000ff"/>
+          <w:rFonts w:ascii="Charis SIL Regular" w:hAnsi="Charis SIL Regular" w:eastAsia="Charis SIL Regular"/>
+          <w:b w:val="0"/>
+          <w:i w:val="0"/>
+          <w:color w:val="000000"/>
+          <w:sz w:val="24"/>
+        </w:rPr>
+        <w:hyperlink r:id="rId21" w:history="1">
+          <w:r>
+            <w:rPr>
+              <w:rStyle w:val="Hyperlink"/>
+            </w:rPr>
+            <w:t>d</w:t>
+          </w:r>
+        </w:hyperlink>
+      </w:r>
+      <w:r>
+        <w:rPr>
+          <w:u w:val="single" w:color="0000ff"/>
+          <w:rFonts w:ascii="Charis SIL Regular" w:hAnsi="Charis SIL Regular" w:eastAsia="Charis SIL Regular"/>
+          <w:b w:val="0"/>
+          <w:i w:val="0"/>
+          <w:color w:val="000000"/>
+          <w:sz w:val="24"/>
+        </w:rPr>
+        <w:hyperlink r:id="rId21" w:history="1">
+          <w:r>
+            <w:rPr>
+              <w:rStyle w:val="Hyperlink"/>
+            </w:rPr>
+            <w:t xml:space="preserve"> in </w:t>
+          </w:r>
+        </w:hyperlink>
+      </w:r>
+      <w:r>
+        <w:rPr>
+          <w:u w:val="single" w:color="0000ff"/>
+          <w:rFonts w:ascii="Charis SIL Regular" w:hAnsi="Charis SIL Regular" w:eastAsia="Charis SIL Regular"/>
+          <w:b w:val="0"/>
+          <w:i w:val="0"/>
+          <w:color w:val="000000"/>
+          <w:sz w:val="24"/>
+        </w:rPr>
+        <w:hyperlink r:id="rId21" w:history="1">
+          <w:r>
+            <w:rPr>
+              <w:rStyle w:val="Hyperlink"/>
+            </w:rPr>
+            <w:t>t</w:t>
+          </w:r>
+        </w:hyperlink>
+      </w:r>
+      <w:r>
+        <w:rPr>
+          <w:u w:val="single" w:color="0000ff"/>
+          <w:rFonts w:ascii="Charis SIL Regular" w:hAnsi="Charis SIL Regular" w:eastAsia="Charis SIL Regular"/>
+          <w:b w:val="0"/>
+          <w:i w:val="0"/>
+          <w:color w:val="000000"/>
+          <w:sz w:val="24"/>
+        </w:rPr>
+        <w:hyperlink r:id="rId21" w:history="1">
+          <w:r>
+            <w:rPr>
+              <w:rStyle w:val="Hyperlink"/>
+            </w:rPr>
+            <w:t>he Neth</w:t>
+          </w:r>
+        </w:hyperlink>
+      </w:r>
+      <w:r>
+        <w:rPr>
+          <w:rFonts w:ascii="Charis SIL Regular" w:hAnsi="Charis SIL Regular" w:eastAsia="Charis SIL Regular"/>
+          <w:b w:val="0"/>
+          <w:i w:val="0"/>
+          <w:color w:val="000000"/>
+          <w:sz w:val="24"/>
+        </w:rPr>
+        <w:t>erlands, i</w:t>
+      </w:r>
+      <w:r>
+        <w:rPr>
+          <w:u w:val="single" w:color="0000ff"/>
+          <w:rFonts w:ascii="Charis SIL Regular" w:hAnsi="Charis SIL Regular" w:eastAsia="Charis SIL Regular"/>
+          <w:b w:val="0"/>
+          <w:i w:val="0"/>
+          <w:color w:val="000000"/>
+          <w:sz w:val="24"/>
+        </w:rPr>
+        <w:t>ncluding auc</w:t>
+      </w:r>
+      <w:r>
+        <w:rPr>
+          <w:rFonts w:ascii="Charis SIL Regular" w:hAnsi="Charis SIL Regular" w:eastAsia="Charis SIL Regular"/>
+          <w:b w:val="0"/>
+          <w:i w:val="0"/>
+          <w:color w:val="000000"/>
+          <w:sz w:val="24"/>
+        </w:rPr>
+        <w:t xml:space="preserve">tions of </w:t>
+      </w:r>
+      <w:r>
+        <w:rPr>
+          <w:rFonts w:ascii="Charis SIL Regular" w:hAnsi="Charis SIL Regular" w:eastAsia="Charis SIL Regular"/>
+          <w:b w:val="0"/>
+          <w:i w:val="0"/>
+          <w:color w:val="000000"/>
+          <w:sz w:val="24"/>
+        </w:rPr>
+        <w:t xml:space="preserve">non-western objects. Annotated catalogues sometimes contain notes about the items, buyers, </w:t>
+      </w:r>
+      <w:r>
+        <w:rPr>
+          <w:rFonts w:ascii="Charis SIL Regular" w:hAnsi="Charis SIL Regular" w:eastAsia="Charis SIL Regular"/>
+          <w:b w:val="0"/>
+          <w:i w:val="0"/>
+          <w:color w:val="000000"/>
+          <w:sz w:val="24"/>
+        </w:rPr>
+        <w:t xml:space="preserve">and sellers in an auction. The RKD's digitalised auction catalogues are available through the </w:t>
+      </w:r>
+      <w:r>
+        <w:rPr>
+          <w:rFonts w:ascii="Charis SIL Regular" w:hAnsi="Charis SIL Regular" w:eastAsia="Charis SIL Regular"/>
+          <w:b w:val="0"/>
+          <w:i w:val="0"/>
+          <w:color w:val="0000FF"/>
+          <w:sz w:val="24"/>
+          <w:u w:val="single"/>
+        </w:rPr>
+        <w:hyperlink r:id="rId22" w:history="1">
+          <w:r>
+            <w:rPr>
+              <w:rStyle w:val="Hyperlink"/>
+            </w:rPr>
+            <w:t>Art</w:t>
+          </w:r>
+        </w:hyperlink>
+      </w:r>
+      <w:r>
+        <w:rPr>
+          <w:rFonts w:ascii="Charis SIL Regular" w:hAnsi="Charis SIL Regular" w:eastAsia="Charis SIL Regular"/>
+          <w:b w:val="0"/>
+          <w:i w:val="0"/>
+          <w:color w:val="0000FF"/>
+          <w:sz w:val="24"/>
+          <w:u w:val="single"/>
+        </w:rPr>
+        <w:t xml:space="preserve"> </w:t>
+      </w:r>
+      <w:r>
+        <w:rPr>
+          <w:rFonts w:ascii="Charis SIL Regular" w:hAnsi="Charis SIL Regular" w:eastAsia="Charis SIL Regular"/>
+          <w:b w:val="0"/>
+          <w:i w:val="0"/>
+          <w:color w:val="0000FF"/>
+          <w:sz w:val="24"/>
+          <w:u w:val="single"/>
+        </w:rPr>
+        <w:hyperlink r:id="rId22" w:history="1">
+          <w:r>
+            <w:rPr>
+              <w:rStyle w:val="Hyperlink"/>
+            </w:rPr>
             <w:t>Sales</w:t>
           </w:r>
         </w:hyperlink>
@@ -2785,7 +2824,7 @@
           <w:sz w:val="24"/>
           <w:u w:val="single"/>
         </w:rPr>
-        <w:hyperlink r:id="rId21" w:history="1">
+        <w:hyperlink r:id="rId22" w:history="1">
           <w:r>
             <w:rPr>
               <w:rStyle w:val="Hyperlink"/>
@@ -2814,7 +2853,7 @@
           <w:sz w:val="24"/>
           <w:u w:val="single"/>
         </w:rPr>
-        <w:hyperlink r:id="rId21" w:history="1">
+        <w:hyperlink r:id="rId22" w:history="1">
           <w:r>
             <w:rPr>
               <w:rStyle w:val="Hyperlink"/>
@@ -2842,7 +2881,7 @@
           <w:color w:val="000000"/>
           <w:sz w:val="24"/>
         </w:rPr>
-        <w:hyperlink r:id="rId21" w:history="1">
+        <w:hyperlink r:id="rId22" w:history="1">
           <w:r>
             <w:rPr>
               <w:rStyle w:val="Hyperlink"/>
@@ -2860,7 +2899,7 @@
           <w:color w:val="000000"/>
           <w:sz w:val="24"/>
         </w:rPr>
-        <w:hyperlink r:id="rId21" w:history="1">
+        <w:hyperlink r:id="rId22" w:history="1">
           <w:r>
             <w:rPr>
               <w:rStyle w:val="Hyperlink"/>
@@ -2878,7 +2917,7 @@
           <w:color w:val="000000"/>
           <w:sz w:val="24"/>
         </w:rPr>
-        <w:hyperlink r:id="rId21" w:history="1">
+        <w:hyperlink r:id="rId22" w:history="1">
           <w:r>
             <w:rPr>
               <w:rStyle w:val="Hyperlink"/>
@@ -2896,7 +2935,7 @@
           <w:color w:val="000000"/>
           <w:sz w:val="24"/>
         </w:rPr>
-        <w:hyperlink r:id="rId21" w:history="1">
+        <w:hyperlink r:id="rId22" w:history="1">
           <w:r>
             <w:rPr>
               <w:rStyle w:val="Hyperlink"/>
@@ -2914,7 +2953,7 @@
           <w:color w:val="000000"/>
           <w:sz w:val="24"/>
         </w:rPr>
-        <w:hyperlink r:id="rId21" w:history="1">
+        <w:hyperlink r:id="rId22" w:history="1">
           <w:r>
             <w:rPr>
               <w:rStyle w:val="Hyperlink"/>
@@ -3012,7 +3051,7 @@
           <w:sz w:val="24"/>
           <w:u w:val="single"/>
         </w:rPr>
-        <w:hyperlink r:id="rId22" w:history="1">
+        <w:hyperlink r:id="rId23" w:history="1">
           <w:r>
             <w:rPr>
               <w:rStyle w:val="Hyperlink"/>
@@ -3050,7 +3089,7 @@
           <w:color w:val="000000"/>
           <w:sz w:val="24"/>
         </w:rPr>
-        <w:hyperlink r:id="rId22" w:history="1">
+        <w:hyperlink r:id="rId23" w:history="1">
           <w:r>
             <w:rPr>
               <w:rStyle w:val="Hyperlink"/>
@@ -3641,7 +3680,7 @@
           <w:color w:val="0000FF"/>
           <w:sz w:val="24"/>
         </w:rPr>
-        <w:hyperlink r:id="rId21" w:history="1">
+        <w:hyperlink r:id="rId22" w:history="1">
           <w:r>
             <w:rPr>
               <w:rStyle w:val="Hyperlink"/>
@@ -3658,7 +3697,7 @@
           <w:color w:val="0000FF"/>
           <w:sz w:val="24"/>
         </w:rPr>
-        <w:hyperlink r:id="rId21" w:history="1">
+        <w:hyperlink r:id="rId22" w:history="1">
           <w:r>
             <w:rPr>
               <w:rStyle w:val="Hyperlink"/>
@@ -3675,7 +3714,7 @@
           <w:color w:val="0000FF"/>
           <w:sz w:val="24"/>
         </w:rPr>
-        <w:hyperlink r:id="rId21" w:history="1">
+        <w:hyperlink r:id="rId22" w:history="1">
           <w:r>
             <w:rPr>
               <w:rStyle w:val="Hyperlink"/>
@@ -3692,7 +3731,7 @@
           <w:color w:val="0000FF"/>
           <w:sz w:val="24"/>
         </w:rPr>
-        <w:hyperlink r:id="rId21" w:history="1">
+        <w:hyperlink r:id="rId22" w:history="1">
           <w:r>
             <w:rPr>
               <w:rStyle w:val="Hyperlink"/>
@@ -3709,7 +3748,7 @@
           <w:color w:val="0000FF"/>
           <w:sz w:val="24"/>
         </w:rPr>
-        <w:hyperlink r:id="rId21" w:history="1">
+        <w:hyperlink r:id="rId22" w:history="1">
           <w:r>
             <w:rPr>
               <w:rStyle w:val="Hyperlink"/>
@@ -3726,7 +3765,7 @@
           <w:color w:val="0000FF"/>
           <w:sz w:val="24"/>
         </w:rPr>
-        <w:hyperlink r:id="rId21" w:history="1">
+        <w:hyperlink r:id="rId22" w:history="1">
           <w:r>
             <w:rPr>
               <w:rStyle w:val="Hyperlink"/>
@@ -3743,7 +3782,7 @@
           <w:color w:val="0000FF"/>
           <w:sz w:val="24"/>
         </w:rPr>
-        <w:hyperlink r:id="rId21" w:history="1">
+        <w:hyperlink r:id="rId22" w:history="1">
           <w:r>
             <w:rPr>
               <w:rStyle w:val="Hyperlink"/>
@@ -3860,7 +3899,7 @@
           <w:sz w:val="24"/>
           <w:u w:val="single"/>
         </w:rPr>
-        <w:hyperlink r:id="rId22" w:history="1">
+        <w:hyperlink r:id="rId23" w:history="1">
           <w:r>
             <w:rPr>
               <w:rStyle w:val="Hyperlink"/>
@@ -3878,7 +3917,7 @@
           <w:sz w:val="24"/>
           <w:u w:val="single"/>
         </w:rPr>
-        <w:hyperlink r:id="rId22" w:history="1">
+        <w:hyperlink r:id="rId23" w:history="1">
           <w:r>
             <w:rPr>
               <w:rStyle w:val="Hyperlink"/>
@@ -4006,7 +4045,7 @@
           <w:sz w:val="24"/>
           <w:u w:val="single"/>
         </w:rPr>
-        <w:hyperlink r:id="rId23" w:history="1">
+        <w:hyperlink r:id="rId24" w:history="1">
           <w:r>
             <w:rPr>
               <w:rStyle w:val="Hyperlink"/>
@@ -4024,7 +4063,7 @@
           <w:sz w:val="24"/>
           <w:u w:val="single"/>
         </w:rPr>
-        <w:hyperlink r:id="rId23" w:history="1">
+        <w:hyperlink r:id="rId24" w:history="1">
           <w:r>
             <w:rPr>
               <w:rStyle w:val="Hyperlink"/>
@@ -4042,7 +4081,7 @@
           <w:sz w:val="24"/>
           <w:u w:val="single"/>
         </w:rPr>
-        <w:hyperlink r:id="rId23" w:history="1">
+        <w:hyperlink r:id="rId24" w:history="1">
           <w:r>
             <w:rPr>
               <w:rStyle w:val="Hyperlink"/>
@@ -4070,7 +4109,7 @@
           <w:sz w:val="24"/>
           <w:u w:val="single"/>
         </w:rPr>
-        <w:hyperlink r:id="rId24" w:history="1">
+        <w:hyperlink r:id="rId25" w:history="1">
           <w:r>
             <w:rPr>
               <w:rStyle w:val="Hyperlink"/>
@@ -4099,7 +4138,7 @@
           <w:sz w:val="24"/>
           <w:u w:val="single"/>
         </w:rPr>
-        <w:hyperlink r:id="rId24" w:history="1">
+        <w:hyperlink r:id="rId25" w:history="1">
           <w:r>
             <w:rPr>
               <w:rStyle w:val="Hyperlink"/>
@@ -4127,7 +4166,7 @@
           <w:sz w:val="24"/>
           <w:u w:val="single"/>
         </w:rPr>
-        <w:hyperlink r:id="rId23" w:history="1">
+        <w:hyperlink r:id="rId24" w:history="1">
           <w:r>
             <w:rPr>
               <w:rStyle w:val="Hyperlink"/>
@@ -4145,7 +4184,7 @@
           <w:sz w:val="24"/>
           <w:u w:val="single"/>
         </w:rPr>
-        <w:hyperlink r:id="rId23" w:history="1">
+        <w:hyperlink r:id="rId24" w:history="1">
           <w:r>
             <w:rPr>
               <w:rStyle w:val="Hyperlink"/>
@@ -4174,7 +4213,7 @@
           <w:sz w:val="24"/>
           <w:u w:val="single"/>
         </w:rPr>
-        <w:hyperlink r:id="rId23" w:history="1">
+        <w:hyperlink r:id="rId24" w:history="1">
           <w:r>
             <w:rPr>
               <w:rStyle w:val="Hyperlink"/>
@@ -4272,7 +4311,7 @@
           <w:sz w:val="24"/>
           <w:u w:val="single"/>
         </w:rPr>
-        <w:hyperlink r:id="rId25" w:history="1">
+        <w:hyperlink r:id="rId26" w:history="1">
           <w:r>
             <w:rPr>
               <w:rStyle w:val="Hyperlink"/>
@@ -4290,7 +4329,7 @@
           <w:sz w:val="24"/>
           <w:u w:val="single"/>
         </w:rPr>
-        <w:hyperlink r:id="rId25" w:history="1">
+        <w:hyperlink r:id="rId26" w:history="1">
           <w:r>
             <w:rPr>
               <w:rStyle w:val="Hyperlink"/>
@@ -4308,7 +4347,7 @@
           <w:sz w:val="24"/>
           <w:u w:val="single"/>
         </w:rPr>
-        <w:hyperlink r:id="rId25" w:history="1">
+        <w:hyperlink r:id="rId26" w:history="1">
           <w:r>
             <w:rPr>
               <w:rStyle w:val="Hyperlink"/>
@@ -4354,7 +4393,7 @@
           <w:sz w:val="24"/>
           <w:u w:val="single"/>
         </w:rPr>
-        <w:hyperlink r:id="rId25" w:history="1">
+        <w:hyperlink r:id="rId26" w:history="1">
           <w:r>
             <w:rPr>
               <w:rStyle w:val="Hyperlink"/>
@@ -4383,7 +4422,7 @@
           <w:sz w:val="24"/>
           <w:u w:val="single"/>
         </w:rPr>
-        <w:hyperlink r:id="rId25" w:history="1">
+        <w:hyperlink r:id="rId26" w:history="1">
           <w:r>
             <w:rPr>
               <w:rStyle w:val="Hyperlink"/>

--- a/EXPORTS/DOCX/published/niveau2/English/Trade.docx
+++ b/EXPORTS/DOCX/published/niveau2/English/Trade.docx
@@ -575,7 +575,7 @@
           <w:sz w:val="24"/>
           <w:u w:val="single"/>
         </w:rPr>
-        <w:hyperlink r:id="rId10" w:history="1">
+        <w:hyperlink r:id="rId12" w:history="1">
           <w:r>
             <w:rPr>
               <w:rStyle w:val="Hyperlink"/>
@@ -593,7 +593,7 @@
           <w:sz w:val="24"/>
           <w:u w:val="single"/>
         </w:rPr>
-        <w:hyperlink r:id="rId10" w:history="1">
+        <w:hyperlink r:id="rId12" w:history="1">
           <w:r>
             <w:rPr>
               <w:rStyle w:val="Hyperlink"/>
@@ -622,7 +622,7 @@
           <w:sz w:val="24"/>
           <w:u w:val="single"/>
         </w:rPr>
-        <w:hyperlink r:id="rId10" w:history="1">
+        <w:hyperlink r:id="rId12" w:history="1">
           <w:r>
             <w:rPr>
               <w:rStyle w:val="Hyperlink"/>
@@ -651,7 +651,7 @@
           <w:sz w:val="24"/>
           <w:u w:val="single"/>
         </w:rPr>
-        <w:hyperlink r:id="rId10" w:history="1">
+        <w:hyperlink r:id="rId12" w:history="1">
           <w:r>
             <w:rPr>
               <w:rStyle w:val="Hyperlink"/>
@@ -734,7 +734,7 @@
           <w:sz w:val="24"/>
           <w:u w:val="single"/>
         </w:rPr>
-        <w:hyperlink r:id="rId12" w:history="1">
+        <w:hyperlink r:id="rId11" w:history="1">
           <w:r>
             <w:rPr>
               <w:rStyle w:val="Hyperlink"/>
@@ -781,7 +781,7 @@
           <w:sz w:val="24"/>
           <w:u w:val="single"/>
         </w:rPr>
-        <w:hyperlink r:id="rId13" w:history="1">
+        <w:hyperlink r:id="rId11" w:history="1">
           <w:r>
             <w:rPr>
               <w:rStyle w:val="Hyperlink"/>
@@ -810,7 +810,7 @@
           <w:sz w:val="24"/>
           <w:u w:val="single"/>
         </w:rPr>
-        <w:hyperlink r:id="rId13" w:history="1">
+        <w:hyperlink r:id="rId11" w:history="1">
           <w:r>
             <w:rPr>
               <w:rStyle w:val="Hyperlink"/>
@@ -857,7 +857,7 @@
           <w:sz w:val="24"/>
           <w:u w:val="single"/>
         </w:rPr>
-        <w:hyperlink r:id="rId13" w:history="1">
+        <w:hyperlink r:id="rId11" w:history="1">
           <w:r>
             <w:rPr>
               <w:rStyle w:val="Hyperlink"/>
@@ -989,7 +989,7 @@
           <w:sz w:val="24"/>
           <w:u w:val="single"/>
         </w:rPr>
-        <w:hyperlink r:id="rId14" w:history="1">
+        <w:hyperlink r:id="rId12" w:history="1">
           <w:r>
             <w:rPr>
               <w:rStyle w:val="Hyperlink"/>
@@ -1054,7 +1054,7 @@
           <w:sz w:val="24"/>
           <w:u w:val="single"/>
         </w:rPr>
-        <w:hyperlink r:id="rId12" w:history="1">
+        <w:hyperlink r:id="rId14" w:history="1">
           <w:r>
             <w:rPr>
               <w:rStyle w:val="Hyperlink"/>
@@ -1570,7 +1570,61 @@
           <w:color w:val="000000"/>
           <w:sz w:val="24"/>
         </w:rPr>
-        <w:t xml:space="preserve">, a trading company that operated in </w:t>
+        <w:t>, a trading compan</w:t>
+      </w:r>
+      <w:r>
+        <w:rPr>
+          <w:u w:val="single" w:color="0000ff"/>
+          <w:rFonts w:ascii="Charis SIL Regular" w:hAnsi="Charis SIL Regular" w:eastAsia="Charis SIL Regular"/>
+          <w:b w:val="0"/>
+          <w:i w:val="0"/>
+          <w:color w:val="000000"/>
+          <w:sz w:val="24"/>
+        </w:rPr>
+        <w:hyperlink r:id="rId16" w:history="1">
+          <w:r>
+            <w:rPr>
+              <w:rStyle w:val="Hyperlink"/>
+            </w:rPr>
+            <w:t>y that o</w:t>
+          </w:r>
+        </w:hyperlink>
+      </w:r>
+      <w:r>
+        <w:rPr>
+          <w:u w:val="single" w:color="0000ff"/>
+          <w:rFonts w:ascii="Charis SIL Regular" w:hAnsi="Charis SIL Regular" w:eastAsia="Charis SIL Regular"/>
+          <w:b w:val="0"/>
+          <w:i w:val="0"/>
+          <w:color w:val="000000"/>
+          <w:sz w:val="24"/>
+        </w:rPr>
+        <w:hyperlink r:id="rId16" w:history="1">
+          <w:r>
+            <w:rPr>
+              <w:rStyle w:val="Hyperlink"/>
+            </w:rPr>
+            <w:t>p</w:t>
+          </w:r>
+        </w:hyperlink>
+      </w:r>
+      <w:r>
+        <w:rPr>
+          <w:u w:val="single" w:color="0000ff"/>
+          <w:rFonts w:ascii="Charis SIL Regular" w:hAnsi="Charis SIL Regular" w:eastAsia="Charis SIL Regular"/>
+          <w:b w:val="0"/>
+          <w:i w:val="0"/>
+          <w:color w:val="000000"/>
+          <w:sz w:val="24"/>
+        </w:rPr>
+        <w:hyperlink r:id="rId16" w:history="1">
+          <w:r>
+            <w:rPr>
+              <w:rStyle w:val="Hyperlink"/>
+            </w:rPr>
+            <w:t xml:space="preserve">erated in </w:t>
+          </w:r>
+        </w:hyperlink>
       </w:r>
       <w:r>
         <w:rPr>

--- a/EXPORTS/DOCX/published/niveau2/English/Trade.docx
+++ b/EXPORTS/DOCX/published/niveau2/English/Trade.docx
@@ -734,7 +734,7 @@
           <w:sz w:val="24"/>
           <w:u w:val="single"/>
         </w:rPr>
-        <w:hyperlink r:id="rId11" w:history="1">
+        <w:hyperlink r:id="rId12" w:history="1">
           <w:r>
             <w:rPr>
               <w:rStyle w:val="Hyperlink"/>
@@ -745,32 +745,13 @@
       </w:r>
       <w:r>
         <w:rPr>
-          <w:u w:val="single" w:color="0000ff"/>
           <w:rFonts w:ascii="Charis SIL Regular" w:hAnsi="Charis SIL Regular" w:eastAsia="Charis SIL Regular"/>
           <w:b w:val="0"/>
           <w:i w:val="0"/>
           <w:color w:val="000000"/>
           <w:sz w:val="24"/>
         </w:rPr>
-        <w:hyperlink r:id="rId11" w:history="1">
-          <w:r>
-            <w:rPr>
-              <w:rStyle w:val="Hyperlink"/>
-            </w:rPr>
-            <w:t xml:space="preserve"> and</w:t>
-          </w:r>
-        </w:hyperlink>
-      </w:r>
-      <w:r>
-        <w:rPr>
-          <w:u w:val="single" w:color="0000ff"/>
-          <w:rFonts w:ascii="Charis SIL Regular" w:hAnsi="Charis SIL Regular" w:eastAsia="Charis SIL Regular"/>
-          <w:b w:val="0"/>
-          <w:i w:val="0"/>
-          <w:color w:val="000000"/>
-          <w:sz w:val="24"/>
-        </w:rPr>
-        <w:t xml:space="preserve"> </w:t>
+        <w:t xml:space="preserve"> and </w:t>
       </w:r>
       <w:r>
         <w:rPr>
@@ -781,7 +762,7 @@
           <w:sz w:val="24"/>
           <w:u w:val="single"/>
         </w:rPr>
-        <w:hyperlink r:id="rId11" w:history="1">
+        <w:hyperlink r:id="rId13" w:history="1">
           <w:r>
             <w:rPr>
               <w:rStyle w:val="Hyperlink"/>
@@ -810,7 +791,7 @@
           <w:sz w:val="24"/>
           <w:u w:val="single"/>
         </w:rPr>
-        <w:hyperlink r:id="rId11" w:history="1">
+        <w:hyperlink r:id="rId13" w:history="1">
           <w:r>
             <w:rPr>
               <w:rStyle w:val="Hyperlink"/>
@@ -828,7 +809,7 @@
           <w:sz w:val="24"/>
           <w:u w:val="single"/>
         </w:rPr>
-        <w:hyperlink r:id="rId13" w:history="1">
+        <w:hyperlink r:id="rId11" w:history="1">
           <w:r>
             <w:rPr>
               <w:rStyle w:val="Hyperlink"/>
@@ -857,7 +838,7 @@
           <w:sz w:val="24"/>
           <w:u w:val="single"/>
         </w:rPr>
-        <w:hyperlink r:id="rId11" w:history="1">
+        <w:hyperlink r:id="rId13" w:history="1">
           <w:r>
             <w:rPr>
               <w:rStyle w:val="Hyperlink"/>
@@ -913,7 +894,25 @@
           <w:color w:val="000000"/>
           <w:sz w:val="24"/>
         </w:rPr>
-        <w:t xml:space="preserve">Hague, the stores </w:t>
+        <w:t>Hague, the stor</w:t>
+      </w:r>
+      <w:r>
+        <w:rPr>
+          <w:u w:val="single" w:color="0000ff"/>
+          <w:rFonts w:ascii="Charis SIL Regular" w:hAnsi="Charis SIL Regular" w:eastAsia="Charis SIL Regular"/>
+          <w:b w:val="0"/>
+          <w:i w:val="0"/>
+          <w:color w:val="000000"/>
+          <w:sz w:val="24"/>
+        </w:rPr>
+        <w:hyperlink r:id="rId12" w:history="1">
+          <w:r>
+            <w:rPr>
+              <w:rStyle w:val="Hyperlink"/>
+            </w:rPr>
+            <w:t xml:space="preserve">es </w:t>
+          </w:r>
+        </w:hyperlink>
       </w:r>
       <w:r>
         <w:rPr>
@@ -989,7 +988,7 @@
           <w:sz w:val="24"/>
           <w:u w:val="single"/>
         </w:rPr>
-        <w:hyperlink r:id="rId12" w:history="1">
+        <w:hyperlink r:id="rId14" w:history="1">
           <w:r>
             <w:rPr>
               <w:rStyle w:val="Hyperlink"/>
@@ -1130,49 +1129,13 @@
       </w:r>
       <w:r>
         <w:rPr>
-          <w:u w:val="single" w:color="0000ff"/>
           <w:rFonts w:ascii="Charis SIL Regular" w:hAnsi="Charis SIL Regular" w:eastAsia="Charis SIL Regular"/>
           <w:b w:val="0"/>
           <w:i w:val="0"/>
           <w:color w:val="000000"/>
           <w:sz w:val="24"/>
         </w:rPr>
-        <w:hyperlink r:id="rId13" w:history="1">
-          <w:r>
-            <w:rPr>
-              <w:rStyle w:val="Hyperlink"/>
-            </w:rPr>
-            <w:t xml:space="preserve"> an</w:t>
-          </w:r>
-        </w:hyperlink>
-      </w:r>
-      <w:r>
-        <w:rPr>
-          <w:u w:val="single" w:color="0000ff"/>
-          <w:rFonts w:ascii="Charis SIL Regular" w:hAnsi="Charis SIL Regular" w:eastAsia="Charis SIL Regular"/>
-          <w:b w:val="0"/>
-          <w:i w:val="0"/>
-          <w:color w:val="000000"/>
-          <w:sz w:val="24"/>
-        </w:rPr>
-        <w:hyperlink r:id="rId13" w:history="1">
-          <w:r>
-            <w:rPr>
-              <w:rStyle w:val="Hyperlink"/>
-            </w:rPr>
-            <w:t>d</w:t>
-          </w:r>
-        </w:hyperlink>
-      </w:r>
-      <w:r>
-        <w:rPr>
-          <w:rFonts w:ascii="Charis SIL Regular" w:hAnsi="Charis SIL Regular" w:eastAsia="Charis SIL Regular"/>
-          <w:b w:val="0"/>
-          <w:i w:val="0"/>
-          <w:color w:val="000000"/>
-          <w:sz w:val="24"/>
-        </w:rPr>
-        <w:t xml:space="preserve"> </w:t>
+        <w:t xml:space="preserve"> and </w:t>
       </w:r>
       <w:r>
         <w:rPr>
@@ -1219,7 +1182,7 @@
           <w:sz w:val="24"/>
           <w:u w:val="single"/>
         </w:rPr>
-        <w:hyperlink r:id="rId15" w:history="1">
+        <w:hyperlink r:id="rId13" w:history="1">
           <w:r>
             <w:rPr>
               <w:rStyle w:val="Hyperlink"/>
@@ -1248,7 +1211,7 @@
           <w:sz w:val="24"/>
           <w:u w:val="single"/>
         </w:rPr>
-        <w:hyperlink r:id="rId15" w:history="1">
+        <w:hyperlink r:id="rId13" w:history="1">
           <w:r>
             <w:rPr>
               <w:rStyle w:val="Hyperlink"/>
@@ -1266,7 +1229,7 @@
           <w:sz w:val="24"/>
           <w:u w:val="single"/>
         </w:rPr>
-        <w:hyperlink r:id="rId15" w:history="1">
+        <w:hyperlink r:id="rId13" w:history="1">
           <w:r>
             <w:rPr>
               <w:rStyle w:val="Hyperlink"/>
@@ -1635,7 +1598,7 @@
           <w:sz w:val="24"/>
           <w:u w:val="single"/>
         </w:rPr>
-        <w:hyperlink r:id="rId17" w:history="1">
+        <w:hyperlink r:id="rId16" w:history="1">
           <w:r>
             <w:rPr>
               <w:rStyle w:val="Hyperlink"/>
@@ -1653,7 +1616,7 @@
           <w:sz w:val="24"/>
           <w:u w:val="single"/>
         </w:rPr>
-        <w:hyperlink r:id="rId17" w:history="1">
+        <w:hyperlink r:id="rId16" w:history="1">
           <w:r>
             <w:rPr>
               <w:rStyle w:val="Hyperlink"/>
@@ -1671,7 +1634,7 @@
           <w:sz w:val="24"/>
           <w:u w:val="single"/>
         </w:rPr>
-        <w:hyperlink r:id="rId17" w:history="1">
+        <w:hyperlink r:id="rId16" w:history="1">
           <w:r>
             <w:rPr>
               <w:rStyle w:val="Hyperlink"/>
@@ -4429,7 +4392,7 @@
           <w:sz w:val="24"/>
           <w:u w:val="single"/>
         </w:rPr>
-        <w:hyperlink r:id="rId26" w:history="1">
+        <w:hyperlink r:id="rId27" w:history="1">
           <w:r>
             <w:rPr>
               <w:rStyle w:val="Hyperlink"/>
@@ -4447,7 +4410,7 @@
           <w:sz w:val="24"/>
           <w:u w:val="single"/>
         </w:rPr>
-        <w:hyperlink r:id="rId26" w:history="1">
+        <w:hyperlink r:id="rId27" w:history="1">
           <w:r>
             <w:rPr>
               <w:rStyle w:val="Hyperlink"/>
@@ -4476,7 +4439,7 @@
           <w:sz w:val="24"/>
           <w:u w:val="single"/>
         </w:rPr>
-        <w:hyperlink r:id="rId26" w:history="1">
+        <w:hyperlink r:id="rId27" w:history="1">
           <w:r>
             <w:rPr>
               <w:rStyle w:val="Hyperlink"/>

--- a/EXPORTS/DOCX/published/niveau2/English/Trade.docx
+++ b/EXPORTS/DOCX/published/niveau2/English/Trade.docx
@@ -593,7 +593,7 @@
           <w:sz w:val="24"/>
           <w:u w:val="single"/>
         </w:rPr>
-        <w:hyperlink r:id="rId12" w:history="1">
+        <w:hyperlink r:id="rId10" w:history="1">
           <w:r>
             <w:rPr>
               <w:rStyle w:val="Hyperlink"/>
@@ -622,7 +622,7 @@
           <w:sz w:val="24"/>
           <w:u w:val="single"/>
         </w:rPr>
-        <w:hyperlink r:id="rId12" w:history="1">
+        <w:hyperlink r:id="rId10" w:history="1">
           <w:r>
             <w:rPr>
               <w:rStyle w:val="Hyperlink"/>
@@ -651,7 +651,7 @@
           <w:sz w:val="24"/>
           <w:u w:val="single"/>
         </w:rPr>
-        <w:hyperlink r:id="rId12" w:history="1">
+        <w:hyperlink r:id="rId10" w:history="1">
           <w:r>
             <w:rPr>
               <w:rStyle w:val="Hyperlink"/>
@@ -745,13 +745,32 @@
       </w:r>
       <w:r>
         <w:rPr>
+          <w:u w:val="single" w:color="0000ff"/>
           <w:rFonts w:ascii="Charis SIL Regular" w:hAnsi="Charis SIL Regular" w:eastAsia="Charis SIL Regular"/>
           <w:b w:val="0"/>
           <w:i w:val="0"/>
           <w:color w:val="000000"/>
           <w:sz w:val="24"/>
         </w:rPr>
-        <w:t xml:space="preserve"> and </w:t>
+        <w:hyperlink r:id="rId11" w:history="1">
+          <w:r>
+            <w:rPr>
+              <w:rStyle w:val="Hyperlink"/>
+            </w:rPr>
+            <w:t xml:space="preserve"> and</w:t>
+          </w:r>
+        </w:hyperlink>
+      </w:r>
+      <w:r>
+        <w:rPr>
+          <w:u w:val="single" w:color="0000ff"/>
+          <w:rFonts w:ascii="Charis SIL Regular" w:hAnsi="Charis SIL Regular" w:eastAsia="Charis SIL Regular"/>
+          <w:b w:val="0"/>
+          <w:i w:val="0"/>
+          <w:color w:val="000000"/>
+          <w:sz w:val="24"/>
+        </w:rPr>
+        <w:t xml:space="preserve"> </w:t>
       </w:r>
       <w:r>
         <w:rPr>
@@ -809,7 +828,7 @@
           <w:sz w:val="24"/>
           <w:u w:val="single"/>
         </w:rPr>
-        <w:hyperlink r:id="rId11" w:history="1">
+        <w:hyperlink r:id="rId13" w:history="1">
           <w:r>
             <w:rPr>
               <w:rStyle w:val="Hyperlink"/>
@@ -894,25 +913,17 @@
           <w:color w:val="000000"/>
           <w:sz w:val="24"/>
         </w:rPr>
-        <w:t>Hague, the stor</w:t>
-      </w:r>
-      <w:r>
-        <w:rPr>
-          <w:u w:val="single" w:color="0000ff"/>
+        <w:t xml:space="preserve">Hague, the stores </w:t>
+      </w:r>
+      <w:r>
+        <w:rPr>
           <w:rFonts w:ascii="Charis SIL Regular" w:hAnsi="Charis SIL Regular" w:eastAsia="Charis SIL Regular"/>
           <w:b w:val="0"/>
           <w:i w:val="0"/>
-          <w:color w:val="000000"/>
+          <w:color w:val="0000FF"/>
           <w:sz w:val="24"/>
         </w:rPr>
-        <w:hyperlink r:id="rId12" w:history="1">
-          <w:r>
-            <w:rPr>
-              <w:rStyle w:val="Hyperlink"/>
-            </w:rPr>
-            <w:t xml:space="preserve">es </w:t>
-          </w:r>
-        </w:hyperlink>
+        <w:t xml:space="preserve">Groote Koninklijke </w:t>
       </w:r>
       <w:r>
         <w:rPr>
@@ -924,136 +935,6 @@
           <w:u w:val="single"/>
         </w:rPr>
         <w:hyperlink r:id="rId12" w:history="1">
-          <w:r>
-            <w:rPr>
-              <w:rStyle w:val="Hyperlink"/>
-            </w:rPr>
-            <w:t>Groot</w:t>
-          </w:r>
-        </w:hyperlink>
-      </w:r>
-      <w:r>
-        <w:rPr>
-          <w:rFonts w:ascii="Charis SIL Regular" w:hAnsi="Charis SIL Regular" w:eastAsia="Charis SIL Regular"/>
-          <w:b w:val="0"/>
-          <w:i w:val="0"/>
-          <w:color w:val="0000FF"/>
-          <w:sz w:val="24"/>
-          <w:u w:val="single"/>
-        </w:rPr>
-        <w:hyperlink r:id="rId12" w:history="1">
-          <w:r>
-            <w:rPr>
-              <w:rStyle w:val="Hyperlink"/>
-            </w:rPr>
-            <w:t>e</w:t>
-          </w:r>
-        </w:hyperlink>
-      </w:r>
-      <w:r>
-        <w:rPr>
-          <w:rFonts w:ascii="Charis SIL Regular" w:hAnsi="Charis SIL Regular" w:eastAsia="Charis SIL Regular"/>
-          <w:b w:val="0"/>
-          <w:i w:val="0"/>
-          <w:color w:val="0000FF"/>
-          <w:sz w:val="24"/>
-          <w:u w:val="single"/>
-        </w:rPr>
-        <w:t xml:space="preserve"> </w:t>
-      </w:r>
-      <w:r>
-        <w:rPr>
-          <w:rFonts w:ascii="Charis SIL Regular" w:hAnsi="Charis SIL Regular" w:eastAsia="Charis SIL Regular"/>
-          <w:b w:val="0"/>
-          <w:i w:val="0"/>
-          <w:color w:val="0000FF"/>
-          <w:sz w:val="24"/>
-          <w:u w:val="single"/>
-        </w:rPr>
-        <w:hyperlink r:id="rId12" w:history="1">
-          <w:r>
-            <w:rPr>
-              <w:rStyle w:val="Hyperlink"/>
-            </w:rPr>
-            <w:t>Konin</w:t>
-          </w:r>
-        </w:hyperlink>
-      </w:r>
-      <w:r>
-        <w:rPr>
-          <w:rFonts w:ascii="Charis SIL Regular" w:hAnsi="Charis SIL Regular" w:eastAsia="Charis SIL Regular"/>
-          <w:b w:val="0"/>
-          <w:i w:val="0"/>
-          <w:color w:val="0000FF"/>
-          <w:sz w:val="24"/>
-          <w:u w:val="single"/>
-        </w:rPr>
-        <w:hyperlink r:id="rId14" w:history="1">
-          <w:r>
-            <w:rPr>
-              <w:rStyle w:val="Hyperlink"/>
-            </w:rPr>
-            <w:t>kl</w:t>
-          </w:r>
-        </w:hyperlink>
-      </w:r>
-      <w:r>
-        <w:rPr>
-          <w:rFonts w:ascii="Charis SIL Regular" w:hAnsi="Charis SIL Regular" w:eastAsia="Charis SIL Regular"/>
-          <w:b w:val="0"/>
-          <w:i w:val="0"/>
-          <w:color w:val="0000FF"/>
-          <w:sz w:val="24"/>
-          <w:u w:val="single"/>
-        </w:rPr>
-        <w:hyperlink r:id="rId14" w:history="1">
-          <w:r>
-            <w:rPr>
-              <w:rStyle w:val="Hyperlink"/>
-            </w:rPr>
-            <w:t>i</w:t>
-          </w:r>
-        </w:hyperlink>
-      </w:r>
-      <w:r>
-        <w:rPr>
-          <w:rFonts w:ascii="Charis SIL Regular" w:hAnsi="Charis SIL Regular" w:eastAsia="Charis SIL Regular"/>
-          <w:b w:val="0"/>
-          <w:i w:val="0"/>
-          <w:color w:val="0000FF"/>
-          <w:sz w:val="24"/>
-          <w:u w:val="single"/>
-        </w:rPr>
-        <w:hyperlink r:id="rId14" w:history="1">
-          <w:r>
-            <w:rPr>
-              <w:rStyle w:val="Hyperlink"/>
-            </w:rPr>
-            <w:t>jke</w:t>
-          </w:r>
-        </w:hyperlink>
-      </w:r>
-      <w:r>
-        <w:rPr>
-          <w:rFonts w:ascii="Charis SIL Regular" w:hAnsi="Charis SIL Regular" w:eastAsia="Charis SIL Regular"/>
-          <w:b w:val="0"/>
-          <w:i w:val="0"/>
-          <w:color w:val="0000FF"/>
-          <w:sz w:val="24"/>
-          <w:u w:val="single"/>
-        </w:rPr>
-        <w:t xml:space="preserve"> </w:t>
-      </w:r>
-      <w:r>
-        <w:rPr>
-          <w:rFonts w:ascii="Charis SIL Regular" w:hAnsi="Charis SIL Regular" w:eastAsia="Charis SIL Regular"/>
-          <w:b w:val="0"/>
-          <w:i w:val="0"/>
-          <w:color w:val="0000FF"/>
-          <w:sz w:val="24"/>
-          <w:u w:val="single"/>
-        </w:rPr>
-        <w:hyperlink r:id="rId14" w:history="1">
           <w:r>
             <w:rPr>
               <w:rStyle w:val="Hyperlink"/>
@@ -1129,13 +1010,49 @@
       </w:r>
       <w:r>
         <w:rPr>
+          <w:u w:val="single" w:color="0000ff"/>
           <w:rFonts w:ascii="Charis SIL Regular" w:hAnsi="Charis SIL Regular" w:eastAsia="Charis SIL Regular"/>
           <w:b w:val="0"/>
           <w:i w:val="0"/>
           <w:color w:val="000000"/>
           <w:sz w:val="24"/>
         </w:rPr>
-        <w:t xml:space="preserve"> and </w:t>
+        <w:hyperlink r:id="rId13" w:history="1">
+          <w:r>
+            <w:rPr>
+              <w:rStyle w:val="Hyperlink"/>
+            </w:rPr>
+            <w:t xml:space="preserve"> an</w:t>
+          </w:r>
+        </w:hyperlink>
+      </w:r>
+      <w:r>
+        <w:rPr>
+          <w:u w:val="single" w:color="0000ff"/>
+          <w:rFonts w:ascii="Charis SIL Regular" w:hAnsi="Charis SIL Regular" w:eastAsia="Charis SIL Regular"/>
+          <w:b w:val="0"/>
+          <w:i w:val="0"/>
+          <w:color w:val="000000"/>
+          <w:sz w:val="24"/>
+        </w:rPr>
+        <w:hyperlink r:id="rId13" w:history="1">
+          <w:r>
+            <w:rPr>
+              <w:rStyle w:val="Hyperlink"/>
+            </w:rPr>
+            <w:t>d</w:t>
+          </w:r>
+        </w:hyperlink>
+      </w:r>
+      <w:r>
+        <w:rPr>
+          <w:rFonts w:ascii="Charis SIL Regular" w:hAnsi="Charis SIL Regular" w:eastAsia="Charis SIL Regular"/>
+          <w:b w:val="0"/>
+          <w:i w:val="0"/>
+          <w:color w:val="000000"/>
+          <w:sz w:val="24"/>
+        </w:rPr>
+        <w:t xml:space="preserve"> </w:t>
       </w:r>
       <w:r>
         <w:rPr>
@@ -1182,7 +1099,7 @@
           <w:sz w:val="24"/>
           <w:u w:val="single"/>
         </w:rPr>
-        <w:hyperlink r:id="rId13" w:history="1">
+        <w:hyperlink r:id="rId15" w:history="1">
           <w:r>
             <w:rPr>
               <w:rStyle w:val="Hyperlink"/>
@@ -1211,7 +1128,7 @@
           <w:sz w:val="24"/>
           <w:u w:val="single"/>
         </w:rPr>
-        <w:hyperlink r:id="rId13" w:history="1">
+        <w:hyperlink r:id="rId15" w:history="1">
           <w:r>
             <w:rPr>
               <w:rStyle w:val="Hyperlink"/>
@@ -1229,7 +1146,7 @@
           <w:sz w:val="24"/>
           <w:u w:val="single"/>
         </w:rPr>
-        <w:hyperlink r:id="rId13" w:history="1">
+        <w:hyperlink r:id="rId15" w:history="1">
           <w:r>
             <w:rPr>
               <w:rStyle w:val="Hyperlink"/>
@@ -1533,61 +1450,7 @@
           <w:color w:val="000000"/>
           <w:sz w:val="24"/>
         </w:rPr>
-        <w:t>, a trading compan</w:t>
-      </w:r>
-      <w:r>
-        <w:rPr>
-          <w:u w:val="single" w:color="0000ff"/>
-          <w:rFonts w:ascii="Charis SIL Regular" w:hAnsi="Charis SIL Regular" w:eastAsia="Charis SIL Regular"/>
-          <w:b w:val="0"/>
-          <w:i w:val="0"/>
-          <w:color w:val="000000"/>
-          <w:sz w:val="24"/>
-        </w:rPr>
-        <w:hyperlink r:id="rId16" w:history="1">
-          <w:r>
-            <w:rPr>
-              <w:rStyle w:val="Hyperlink"/>
-            </w:rPr>
-            <w:t>y that o</w:t>
-          </w:r>
-        </w:hyperlink>
-      </w:r>
-      <w:r>
-        <w:rPr>
-          <w:u w:val="single" w:color="0000ff"/>
-          <w:rFonts w:ascii="Charis SIL Regular" w:hAnsi="Charis SIL Regular" w:eastAsia="Charis SIL Regular"/>
-          <w:b w:val="0"/>
-          <w:i w:val="0"/>
-          <w:color w:val="000000"/>
-          <w:sz w:val="24"/>
-        </w:rPr>
-        <w:hyperlink r:id="rId16" w:history="1">
-          <w:r>
-            <w:rPr>
-              <w:rStyle w:val="Hyperlink"/>
-            </w:rPr>
-            <w:t>p</w:t>
-          </w:r>
-        </w:hyperlink>
-      </w:r>
-      <w:r>
-        <w:rPr>
-          <w:u w:val="single" w:color="0000ff"/>
-          <w:rFonts w:ascii="Charis SIL Regular" w:hAnsi="Charis SIL Regular" w:eastAsia="Charis SIL Regular"/>
-          <w:b w:val="0"/>
-          <w:i w:val="0"/>
-          <w:color w:val="000000"/>
-          <w:sz w:val="24"/>
-        </w:rPr>
-        <w:hyperlink r:id="rId16" w:history="1">
-          <w:r>
-            <w:rPr>
-              <w:rStyle w:val="Hyperlink"/>
-            </w:rPr>
-            <w:t xml:space="preserve">erated in </w:t>
-          </w:r>
-        </w:hyperlink>
+        <w:t xml:space="preserve">, a trading company that operated in </w:t>
       </w:r>
       <w:r>
         <w:rPr>
@@ -1598,7 +1461,7 @@
           <w:sz w:val="24"/>
           <w:u w:val="single"/>
         </w:rPr>
-        <w:hyperlink r:id="rId16" w:history="1">
+        <w:hyperlink r:id="rId17" w:history="1">
           <w:r>
             <w:rPr>
               <w:rStyle w:val="Hyperlink"/>
@@ -1616,7 +1479,7 @@
           <w:sz w:val="24"/>
           <w:u w:val="single"/>
         </w:rPr>
-        <w:hyperlink r:id="rId16" w:history="1">
+        <w:hyperlink r:id="rId17" w:history="1">
           <w:r>
             <w:rPr>
               <w:rStyle w:val="Hyperlink"/>
@@ -1634,7 +1497,7 @@
           <w:sz w:val="24"/>
           <w:u w:val="single"/>
         </w:rPr>
-        <w:hyperlink r:id="rId16" w:history="1">
+        <w:hyperlink r:id="rId17" w:history="1">
           <w:r>
             <w:rPr>
               <w:rStyle w:val="Hyperlink"/>

--- a/EXPORTS/DOCX/published/niveau2/English/Trade.docx
+++ b/EXPORTS/DOCX/published/niveau2/English/Trade.docx
@@ -457,13 +457,39 @@
       </w:r>
       <w:r>
         <w:rPr>
+          <w:u w:val="single" w:color="0000ff"/>
           <w:rFonts w:ascii="Charis SIL Regular" w:hAnsi="Charis SIL Regular" w:eastAsia="Charis SIL Regular"/>
           <w:b w:val="0"/>
           <w:i w:val="0"/>
           <w:color w:val="000000"/>
           <w:sz w:val="24"/>
         </w:rPr>
-        <w:t xml:space="preserve">auction houses </w:t>
+        <w:hyperlink r:id="rId9" w:history="1">
+          <w:r>
+            <w:rPr>
+              <w:rStyle w:val="Hyperlink"/>
+            </w:rPr>
+            <w:t>auct</w:t>
+          </w:r>
+        </w:hyperlink>
+      </w:r>
+      <w:r>
+        <w:rPr>
+          <w:u w:val="single" w:color="0000ff"/>
+          <w:rFonts w:ascii="Charis SIL Regular" w:hAnsi="Charis SIL Regular" w:eastAsia="Charis SIL Regular"/>
+          <w:b w:val="0"/>
+          <w:i w:val="0"/>
+          <w:color w:val="000000"/>
+          <w:sz w:val="24"/>
+        </w:rPr>
+        <w:hyperlink r:id="rId9" w:history="1">
+          <w:r>
+            <w:rPr>
+              <w:rStyle w:val="Hyperlink"/>
+            </w:rPr>
+            <w:t xml:space="preserve">ion houses </w:t>
+          </w:r>
+        </w:hyperlink>
       </w:r>
       <w:r>
         <w:rPr>
@@ -575,7 +601,7 @@
           <w:sz w:val="24"/>
           <w:u w:val="single"/>
         </w:rPr>
-        <w:hyperlink r:id="rId12" w:history="1">
+        <w:hyperlink r:id="rId10" w:history="1">
           <w:r>
             <w:rPr>
               <w:rStyle w:val="Hyperlink"/>
@@ -651,7 +677,7 @@
           <w:sz w:val="24"/>
           <w:u w:val="single"/>
         </w:rPr>
-        <w:hyperlink r:id="rId10" w:history="1">
+        <w:hyperlink r:id="rId12" w:history="1">
           <w:r>
             <w:rPr>
               <w:rStyle w:val="Hyperlink"/>
@@ -680,7 +706,7 @@
           <w:sz w:val="24"/>
           <w:u w:val="single"/>
         </w:rPr>
-        <w:hyperlink r:id="rId12" w:history="1">
+        <w:hyperlink r:id="rId10" w:history="1">
           <w:r>
             <w:rPr>
               <w:rStyle w:val="Hyperlink"/>
@@ -745,32 +771,13 @@
       </w:r>
       <w:r>
         <w:rPr>
-          <w:u w:val="single" w:color="0000ff"/>
           <w:rFonts w:ascii="Charis SIL Regular" w:hAnsi="Charis SIL Regular" w:eastAsia="Charis SIL Regular"/>
           <w:b w:val="0"/>
           <w:i w:val="0"/>
           <w:color w:val="000000"/>
           <w:sz w:val="24"/>
         </w:rPr>
-        <w:hyperlink r:id="rId11" w:history="1">
-          <w:r>
-            <w:rPr>
-              <w:rStyle w:val="Hyperlink"/>
-            </w:rPr>
-            <w:t xml:space="preserve"> and</w:t>
-          </w:r>
-        </w:hyperlink>
-      </w:r>
-      <w:r>
-        <w:rPr>
-          <w:u w:val="single" w:color="0000ff"/>
-          <w:rFonts w:ascii="Charis SIL Regular" w:hAnsi="Charis SIL Regular" w:eastAsia="Charis SIL Regular"/>
-          <w:b w:val="0"/>
-          <w:i w:val="0"/>
-          <w:color w:val="000000"/>
-          <w:sz w:val="24"/>
-        </w:rPr>
-        <w:t xml:space="preserve"> </w:t>
+        <w:t xml:space="preserve"> and </w:t>
       </w:r>
       <w:r>
         <w:rPr>
@@ -922,8 +929,16 @@
           <w:i w:val="0"/>
           <w:color w:val="0000FF"/>
           <w:sz w:val="24"/>
-        </w:rPr>
-        <w:t xml:space="preserve">Groote Koninklijke </w:t>
+          <w:u w:val="single"/>
+        </w:rPr>
+        <w:hyperlink r:id="rId12" w:history="1">
+          <w:r>
+            <w:rPr>
+              <w:rStyle w:val="Hyperlink"/>
+            </w:rPr>
+            <w:t>Groot</w:t>
+          </w:r>
+        </w:hyperlink>
       </w:r>
       <w:r>
         <w:rPr>
@@ -935,6 +950,118 @@
           <w:u w:val="single"/>
         </w:rPr>
         <w:hyperlink r:id="rId12" w:history="1">
+          <w:r>
+            <w:rPr>
+              <w:rStyle w:val="Hyperlink"/>
+            </w:rPr>
+            <w:t>e</w:t>
+          </w:r>
+        </w:hyperlink>
+      </w:r>
+      <w:r>
+        <w:rPr>
+          <w:rFonts w:ascii="Charis SIL Regular" w:hAnsi="Charis SIL Regular" w:eastAsia="Charis SIL Regular"/>
+          <w:b w:val="0"/>
+          <w:i w:val="0"/>
+          <w:color w:val="0000FF"/>
+          <w:sz w:val="24"/>
+          <w:u w:val="single"/>
+        </w:rPr>
+        <w:t xml:space="preserve"> </w:t>
+      </w:r>
+      <w:r>
+        <w:rPr>
+          <w:rFonts w:ascii="Charis SIL Regular" w:hAnsi="Charis SIL Regular" w:eastAsia="Charis SIL Regular"/>
+          <w:b w:val="0"/>
+          <w:i w:val="0"/>
+          <w:color w:val="0000FF"/>
+          <w:sz w:val="24"/>
+          <w:u w:val="single"/>
+        </w:rPr>
+        <w:hyperlink r:id="rId12" w:history="1">
+          <w:r>
+            <w:rPr>
+              <w:rStyle w:val="Hyperlink"/>
+            </w:rPr>
+            <w:t>Konin</w:t>
+          </w:r>
+        </w:hyperlink>
+      </w:r>
+      <w:r>
+        <w:rPr>
+          <w:rFonts w:ascii="Charis SIL Regular" w:hAnsi="Charis SIL Regular" w:eastAsia="Charis SIL Regular"/>
+          <w:b w:val="0"/>
+          <w:i w:val="0"/>
+          <w:color w:val="0000FF"/>
+          <w:sz w:val="24"/>
+          <w:u w:val="single"/>
+        </w:rPr>
+        <w:hyperlink r:id="rId14" w:history="1">
+          <w:r>
+            <w:rPr>
+              <w:rStyle w:val="Hyperlink"/>
+            </w:rPr>
+            <w:t>kl</w:t>
+          </w:r>
+        </w:hyperlink>
+      </w:r>
+      <w:r>
+        <w:rPr>
+          <w:rFonts w:ascii="Charis SIL Regular" w:hAnsi="Charis SIL Regular" w:eastAsia="Charis SIL Regular"/>
+          <w:b w:val="0"/>
+          <w:i w:val="0"/>
+          <w:color w:val="0000FF"/>
+          <w:sz w:val="24"/>
+          <w:u w:val="single"/>
+        </w:rPr>
+        <w:hyperlink r:id="rId14" w:history="1">
+          <w:r>
+            <w:rPr>
+              <w:rStyle w:val="Hyperlink"/>
+            </w:rPr>
+            <w:t>i</w:t>
+          </w:r>
+        </w:hyperlink>
+      </w:r>
+      <w:r>
+        <w:rPr>
+          <w:rFonts w:ascii="Charis SIL Regular" w:hAnsi="Charis SIL Regular" w:eastAsia="Charis SIL Regular"/>
+          <w:b w:val="0"/>
+          <w:i w:val="0"/>
+          <w:color w:val="0000FF"/>
+          <w:sz w:val="24"/>
+          <w:u w:val="single"/>
+        </w:rPr>
+        <w:hyperlink r:id="rId12" w:history="1">
+          <w:r>
+            <w:rPr>
+              <w:rStyle w:val="Hyperlink"/>
+            </w:rPr>
+            <w:t>jke</w:t>
+          </w:r>
+        </w:hyperlink>
+      </w:r>
+      <w:r>
+        <w:rPr>
+          <w:rFonts w:ascii="Charis SIL Regular" w:hAnsi="Charis SIL Regular" w:eastAsia="Charis SIL Regular"/>
+          <w:b w:val="0"/>
+          <w:i w:val="0"/>
+          <w:color w:val="0000FF"/>
+          <w:sz w:val="24"/>
+          <w:u w:val="single"/>
+        </w:rPr>
+        <w:t xml:space="preserve"> </w:t>
+      </w:r>
+      <w:r>
+        <w:rPr>
+          <w:rFonts w:ascii="Charis SIL Regular" w:hAnsi="Charis SIL Regular" w:eastAsia="Charis SIL Regular"/>
+          <w:b w:val="0"/>
+          <w:i w:val="0"/>
+          <w:color w:val="0000FF"/>
+          <w:sz w:val="24"/>
+          <w:u w:val="single"/>
+        </w:rPr>
+        <w:hyperlink r:id="rId14" w:history="1">
           <w:r>
             <w:rPr>
               <w:rStyle w:val="Hyperlink"/>
@@ -1046,6 +1173,7 @@
       </w:r>
       <w:r>
         <w:rPr>
+          <w:u w:val="single" w:color="0000ff"/>
           <w:rFonts w:ascii="Charis SIL Regular" w:hAnsi="Charis SIL Regular" w:eastAsia="Charis SIL Regular"/>
           <w:b w:val="0"/>
           <w:i w:val="0"/>
@@ -1450,7 +1578,18 @@
           <w:color w:val="000000"/>
           <w:sz w:val="24"/>
         </w:rPr>
-        <w:t xml:space="preserve">, a trading company that operated in </w:t>
+        <w:t>, a trading compan</w:t>
+      </w:r>
+      <w:r>
+        <w:rPr>
+          <w:u w:val="single" w:color="0000ff"/>
+          <w:rFonts w:ascii="Charis SIL Regular" w:hAnsi="Charis SIL Regular" w:eastAsia="Charis SIL Regular"/>
+          <w:b w:val="0"/>
+          <w:i w:val="0"/>
+          <w:color w:val="000000"/>
+          <w:sz w:val="24"/>
+        </w:rPr>
+        <w:t xml:space="preserve">y that operated in </w:t>
       </w:r>
       <w:r>
         <w:rPr>
@@ -4255,7 +4394,7 @@
           <w:sz w:val="24"/>
           <w:u w:val="single"/>
         </w:rPr>
-        <w:hyperlink r:id="rId27" w:history="1">
+        <w:hyperlink r:id="rId26" w:history="1">
           <w:r>
             <w:rPr>
               <w:rStyle w:val="Hyperlink"/>
@@ -4273,7 +4412,7 @@
           <w:sz w:val="24"/>
           <w:u w:val="single"/>
         </w:rPr>
-        <w:hyperlink r:id="rId27" w:history="1">
+        <w:hyperlink r:id="rId26" w:history="1">
           <w:r>
             <w:rPr>
               <w:rStyle w:val="Hyperlink"/>
@@ -4302,7 +4441,7 @@
           <w:sz w:val="24"/>
           <w:u w:val="single"/>
         </w:rPr>
-        <w:hyperlink r:id="rId27" w:history="1">
+        <w:hyperlink r:id="rId26" w:history="1">
           <w:r>
             <w:rPr>
               <w:rStyle w:val="Hyperlink"/>

--- a/EXPORTS/DOCX/published/niveau2/English/Trade.docx
+++ b/EXPORTS/DOCX/published/niveau2/English/Trade.docx
@@ -457,39 +457,13 @@
       </w:r>
       <w:r>
         <w:rPr>
-          <w:u w:val="single" w:color="0000ff"/>
           <w:rFonts w:ascii="Charis SIL Regular" w:hAnsi="Charis SIL Regular" w:eastAsia="Charis SIL Regular"/>
           <w:b w:val="0"/>
           <w:i w:val="0"/>
           <w:color w:val="000000"/>
           <w:sz w:val="24"/>
         </w:rPr>
-        <w:hyperlink r:id="rId9" w:history="1">
-          <w:r>
-            <w:rPr>
-              <w:rStyle w:val="Hyperlink"/>
-            </w:rPr>
-            <w:t>auct</w:t>
-          </w:r>
-        </w:hyperlink>
-      </w:r>
-      <w:r>
-        <w:rPr>
-          <w:u w:val="single" w:color="0000ff"/>
-          <w:rFonts w:ascii="Charis SIL Regular" w:hAnsi="Charis SIL Regular" w:eastAsia="Charis SIL Regular"/>
-          <w:b w:val="0"/>
-          <w:i w:val="0"/>
-          <w:color w:val="000000"/>
-          <w:sz w:val="24"/>
-        </w:rPr>
-        <w:hyperlink r:id="rId9" w:history="1">
-          <w:r>
-            <w:rPr>
-              <w:rStyle w:val="Hyperlink"/>
-            </w:rPr>
-            <w:t xml:space="preserve">ion houses </w:t>
-          </w:r>
-        </w:hyperlink>
+        <w:t xml:space="preserve">auction houses </w:t>
       </w:r>
       <w:r>
         <w:rPr>
@@ -500,7 +474,7 @@
           <w:sz w:val="24"/>
           <w:u w:val="single"/>
         </w:rPr>
-        <w:hyperlink r:id="rId12" w:history="1">
+        <w:hyperlink r:id="rId9" w:history="1">
           <w:r>
             <w:rPr>
               <w:rStyle w:val="Hyperlink"/>
@@ -554,7 +528,7 @@
           <w:sz w:val="24"/>
           <w:u w:val="single"/>
         </w:rPr>
-        <w:hyperlink r:id="rId12" w:history="1">
+        <w:hyperlink r:id="rId10" w:history="1">
           <w:r>
             <w:rPr>
               <w:rStyle w:val="Hyperlink"/>
@@ -583,7 +557,7 @@
           <w:sz w:val="24"/>
           <w:u w:val="single"/>
         </w:rPr>
-        <w:hyperlink r:id="rId12" w:history="1">
+        <w:hyperlink r:id="rId10" w:history="1">
           <w:r>
             <w:rPr>
               <w:rStyle w:val="Hyperlink"/>
@@ -648,7 +622,7 @@
           <w:sz w:val="24"/>
           <w:u w:val="single"/>
         </w:rPr>
-        <w:hyperlink r:id="rId10" w:history="1">
+        <w:hyperlink r:id="rId12" w:history="1">
           <w:r>
             <w:rPr>
               <w:rStyle w:val="Hyperlink"/>
@@ -706,7 +680,7 @@
           <w:sz w:val="24"/>
           <w:u w:val="single"/>
         </w:rPr>
-        <w:hyperlink r:id="rId10" w:history="1">
+        <w:hyperlink r:id="rId12" w:history="1">
           <w:r>
             <w:rPr>
               <w:rStyle w:val="Hyperlink"/>
@@ -920,7 +894,18 @@
           <w:color w:val="000000"/>
           <w:sz w:val="24"/>
         </w:rPr>
-        <w:t xml:space="preserve">Hague, the stores </w:t>
+        <w:t>Hague, the stor</w:t>
+      </w:r>
+      <w:r>
+        <w:rPr>
+          <w:u w:val="single" w:color="0000ff"/>
+          <w:rFonts w:ascii="Charis SIL Regular" w:hAnsi="Charis SIL Regular" w:eastAsia="Charis SIL Regular"/>
+          <w:b w:val="0"/>
+          <w:i w:val="0"/>
+          <w:color w:val="000000"/>
+          <w:sz w:val="24"/>
+        </w:rPr>
+        <w:t xml:space="preserve">es </w:t>
       </w:r>
       <w:r>
         <w:rPr>
@@ -931,14 +916,7 @@
           <w:sz w:val="24"/>
           <w:u w:val="single"/>
         </w:rPr>
-        <w:hyperlink r:id="rId12" w:history="1">
-          <w:r>
-            <w:rPr>
-              <w:rStyle w:val="Hyperlink"/>
-            </w:rPr>
-            <w:t>Groot</w:t>
-          </w:r>
-        </w:hyperlink>
+        <w:t>Groote Konin</w:t>
       </w:r>
       <w:r>
         <w:rPr>
@@ -950,53 +928,6 @@
           <w:u w:val="single"/>
         </w:rPr>
         <w:hyperlink r:id="rId12" w:history="1">
-          <w:r>
-            <w:rPr>
-              <w:rStyle w:val="Hyperlink"/>
-            </w:rPr>
-            <w:t>e</w:t>
-          </w:r>
-        </w:hyperlink>
-      </w:r>
-      <w:r>
-        <w:rPr>
-          <w:rFonts w:ascii="Charis SIL Regular" w:hAnsi="Charis SIL Regular" w:eastAsia="Charis SIL Regular"/>
-          <w:b w:val="0"/>
-          <w:i w:val="0"/>
-          <w:color w:val="0000FF"/>
-          <w:sz w:val="24"/>
-          <w:u w:val="single"/>
-        </w:rPr>
-        <w:t xml:space="preserve"> </w:t>
-      </w:r>
-      <w:r>
-        <w:rPr>
-          <w:rFonts w:ascii="Charis SIL Regular" w:hAnsi="Charis SIL Regular" w:eastAsia="Charis SIL Regular"/>
-          <w:b w:val="0"/>
-          <w:i w:val="0"/>
-          <w:color w:val="0000FF"/>
-          <w:sz w:val="24"/>
-          <w:u w:val="single"/>
-        </w:rPr>
-        <w:hyperlink r:id="rId12" w:history="1">
-          <w:r>
-            <w:rPr>
-              <w:rStyle w:val="Hyperlink"/>
-            </w:rPr>
-            <w:t>Konin</w:t>
-          </w:r>
-        </w:hyperlink>
-      </w:r>
-      <w:r>
-        <w:rPr>
-          <w:rFonts w:ascii="Charis SIL Regular" w:hAnsi="Charis SIL Regular" w:eastAsia="Charis SIL Regular"/>
-          <w:b w:val="0"/>
-          <w:i w:val="0"/>
-          <w:color w:val="0000FF"/>
-          <w:sz w:val="24"/>
-          <w:u w:val="single"/>
-        </w:rPr>
-        <w:hyperlink r:id="rId14" w:history="1">
           <w:r>
             <w:rPr>
               <w:rStyle w:val="Hyperlink"/>
@@ -1032,7 +963,7 @@
           <w:sz w:val="24"/>
           <w:u w:val="single"/>
         </w:rPr>
-        <w:hyperlink r:id="rId12" w:history="1">
+        <w:hyperlink r:id="rId14" w:history="1">
           <w:r>
             <w:rPr>
               <w:rStyle w:val="Hyperlink"/>
@@ -1090,7 +1021,7 @@
           <w:sz w:val="24"/>
           <w:u w:val="single"/>
         </w:rPr>
-        <w:hyperlink r:id="rId14" w:history="1">
+        <w:hyperlink r:id="rId12" w:history="1">
           <w:r>
             <w:rPr>
               <w:rStyle w:val="Hyperlink"/>
@@ -1636,7 +1567,7 @@
           <w:sz w:val="24"/>
           <w:u w:val="single"/>
         </w:rPr>
-        <w:hyperlink r:id="rId17" w:history="1">
+        <w:hyperlink r:id="rId16" w:history="1">
           <w:r>
             <w:rPr>
               <w:rStyle w:val="Hyperlink"/>
@@ -1665,7 +1596,7 @@
           <w:sz w:val="24"/>
           <w:u w:val="single"/>
         </w:rPr>
-        <w:hyperlink r:id="rId17" w:history="1">
+        <w:hyperlink r:id="rId16" w:history="1">
           <w:r>
             <w:rPr>
               <w:rStyle w:val="Hyperlink"/>
@@ -1683,7 +1614,7 @@
           <w:sz w:val="24"/>
           <w:u w:val="single"/>
         </w:rPr>
-        <w:hyperlink r:id="rId17" w:history="1">
+        <w:hyperlink r:id="rId16" w:history="1">
           <w:r>
             <w:rPr>
               <w:rStyle w:val="Hyperlink"/>
@@ -4394,7 +4325,7 @@
           <w:sz w:val="24"/>
           <w:u w:val="single"/>
         </w:rPr>
-        <w:hyperlink r:id="rId26" w:history="1">
+        <w:hyperlink r:id="rId27" w:history="1">
           <w:r>
             <w:rPr>
               <w:rStyle w:val="Hyperlink"/>
@@ -4412,7 +4343,7 @@
           <w:sz w:val="24"/>
           <w:u w:val="single"/>
         </w:rPr>
-        <w:hyperlink r:id="rId26" w:history="1">
+        <w:hyperlink r:id="rId27" w:history="1">
           <w:r>
             <w:rPr>
               <w:rStyle w:val="Hyperlink"/>
@@ -4441,7 +4372,7 @@
           <w:sz w:val="24"/>
           <w:u w:val="single"/>
         </w:rPr>
-        <w:hyperlink r:id="rId26" w:history="1">
+        <w:hyperlink r:id="rId27" w:history="1">
           <w:r>
             <w:rPr>
               <w:rStyle w:val="Hyperlink"/>

--- a/EXPORTS/DOCX/published/niveau2/English/Trade.docx
+++ b/EXPORTS/DOCX/published/niveau2/English/Trade.docx
@@ -457,29 +457,210 @@
       </w:r>
       <w:r>
         <w:rPr>
+          <w:u w:val="single" w:color="0000ff"/>
           <w:rFonts w:ascii="Charis SIL Regular" w:hAnsi="Charis SIL Regular" w:eastAsia="Charis SIL Regular"/>
           <w:b w:val="0"/>
           <w:i w:val="0"/>
           <w:color w:val="000000"/>
           <w:sz w:val="24"/>
-        </w:rPr>
-        <w:t xml:space="preserve">auction houses </w:t>
-      </w:r>
-      <w:r>
-        <w:rPr>
-          <w:rFonts w:ascii="Charis SIL Regular" w:hAnsi="Charis SIL Regular" w:eastAsia="Charis SIL Regular"/>
-          <w:b w:val="0"/>
-          <w:i w:val="0"/>
-          <w:color w:val="0000FF"/>
-          <w:sz w:val="24"/>
-          <w:u w:val="single"/>
         </w:rPr>
         <w:hyperlink r:id="rId9" w:history="1">
           <w:r>
             <w:rPr>
               <w:rStyle w:val="Hyperlink"/>
             </w:rPr>
-            <w:t>F</w:t>
+            <w:t>auct</w:t>
+          </w:r>
+        </w:hyperlink>
+      </w:r>
+      <w:r>
+        <w:rPr>
+          <w:rFonts w:ascii="Charis SIL Regular" w:hAnsi="Charis SIL Regular" w:eastAsia="Charis SIL Regular"/>
+          <w:b w:val="0"/>
+          <w:i w:val="0"/>
+          <w:color w:val="000000"/>
+          <w:sz w:val="24"/>
+        </w:rPr>
+        <w:t xml:space="preserve">ion houses </w:t>
+      </w:r>
+      <w:r>
+        <w:rPr>
+          <w:rFonts w:ascii="Charis SIL Regular" w:hAnsi="Charis SIL Regular" w:eastAsia="Charis SIL Regular"/>
+          <w:b w:val="0"/>
+          <w:i w:val="0"/>
+          <w:color w:val="0000FF"/>
+          <w:sz w:val="24"/>
+          <w:u w:val="single"/>
+        </w:rPr>
+        <w:t>Fre</w:t>
+      </w:r>
+      <w:r>
+        <w:rPr>
+          <w:rFonts w:ascii="Charis SIL Regular" w:hAnsi="Charis SIL Regular" w:eastAsia="Charis SIL Regular"/>
+          <w:b w:val="0"/>
+          <w:i w:val="0"/>
+          <w:color w:val="0000FF"/>
+          <w:sz w:val="24"/>
+          <w:u w:val="single"/>
+        </w:rPr>
+        <w:hyperlink r:id="rId10" w:history="1">
+          <w:r>
+            <w:rPr>
+              <w:rStyle w:val="Hyperlink"/>
+            </w:rPr>
+            <w:t>derik</w:t>
+          </w:r>
+        </w:hyperlink>
+      </w:r>
+      <w:r>
+        <w:rPr>
+          <w:rFonts w:ascii="Charis SIL Regular" w:hAnsi="Charis SIL Regular" w:eastAsia="Charis SIL Regular"/>
+          <w:b w:val="0"/>
+          <w:i w:val="0"/>
+          <w:color w:val="0000FF"/>
+          <w:sz w:val="24"/>
+          <w:u w:val="single"/>
+        </w:rPr>
+        <w:t xml:space="preserve"> </w:t>
+      </w:r>
+      <w:r>
+        <w:rPr>
+          <w:rFonts w:ascii="Charis SIL Regular" w:hAnsi="Charis SIL Regular" w:eastAsia="Charis SIL Regular"/>
+          <w:b w:val="0"/>
+          <w:i w:val="0"/>
+          <w:color w:val="0000FF"/>
+          <w:sz w:val="24"/>
+          <w:u w:val="single"/>
+        </w:rPr>
+        <w:hyperlink r:id="rId10" w:history="1">
+          <w:r>
+            <w:rPr>
+              <w:rStyle w:val="Hyperlink"/>
+            </w:rPr>
+            <w:t>Mul</w:t>
+          </w:r>
+        </w:hyperlink>
+      </w:r>
+      <w:r>
+        <w:rPr>
+          <w:rFonts w:ascii="Charis SIL Regular" w:hAnsi="Charis SIL Regular" w:eastAsia="Charis SIL Regular"/>
+          <w:b w:val="0"/>
+          <w:i w:val="0"/>
+          <w:color w:val="0000FF"/>
+          <w:sz w:val="24"/>
+          <w:u w:val="single"/>
+        </w:rPr>
+        <w:hyperlink r:id="rId10" w:history="1">
+          <w:r>
+            <w:rPr>
+              <w:rStyle w:val="Hyperlink"/>
+            </w:rPr>
+            <w:t>l</w:t>
+          </w:r>
+        </w:hyperlink>
+      </w:r>
+      <w:r>
+        <w:rPr>
+          <w:rFonts w:ascii="Charis SIL Regular" w:hAnsi="Charis SIL Regular" w:eastAsia="Charis SIL Regular"/>
+          <w:b w:val="0"/>
+          <w:i w:val="0"/>
+          <w:color w:val="0000FF"/>
+          <w:sz w:val="24"/>
+          <w:u w:val="single"/>
+        </w:rPr>
+        <w:hyperlink r:id="rId10" w:history="1">
+          <w:r>
+            <w:rPr>
+              <w:rStyle w:val="Hyperlink"/>
+            </w:rPr>
+            <w:t>er</w:t>
+          </w:r>
+        </w:hyperlink>
+      </w:r>
+      <w:r>
+        <w:rPr>
+          <w:rFonts w:ascii="Charis SIL Regular" w:hAnsi="Charis SIL Regular" w:eastAsia="Charis SIL Regular"/>
+          <w:b w:val="0"/>
+          <w:i w:val="0"/>
+          <w:color w:val="0000FF"/>
+          <w:sz w:val="24"/>
+          <w:u w:val="single"/>
+        </w:rPr>
+        <w:t xml:space="preserve"> </w:t>
+      </w:r>
+      <w:r>
+        <w:rPr>
+          <w:rFonts w:ascii="Charis SIL Regular" w:hAnsi="Charis SIL Regular" w:eastAsia="Charis SIL Regular"/>
+          <w:b w:val="0"/>
+          <w:i w:val="0"/>
+          <w:color w:val="0000FF"/>
+          <w:sz w:val="24"/>
+          <w:u w:val="single"/>
+        </w:rPr>
+        <w:hyperlink r:id="rId10" w:history="1">
+          <w:r>
+            <w:rPr>
+              <w:rStyle w:val="Hyperlink"/>
+            </w:rPr>
+            <w:t>&amp;</w:t>
+          </w:r>
+        </w:hyperlink>
+      </w:r>
+      <w:r>
+        <w:rPr>
+          <w:rFonts w:ascii="Charis SIL Regular" w:hAnsi="Charis SIL Regular" w:eastAsia="Charis SIL Regular"/>
+          <w:b w:val="0"/>
+          <w:i w:val="0"/>
+          <w:color w:val="0000FF"/>
+          <w:sz w:val="24"/>
+          <w:u w:val="single"/>
+        </w:rPr>
+        <w:t xml:space="preserve"> </w:t>
+      </w:r>
+      <w:r>
+        <w:rPr>
+          <w:rFonts w:ascii="Charis SIL Regular" w:hAnsi="Charis SIL Regular" w:eastAsia="Charis SIL Regular"/>
+          <w:b w:val="0"/>
+          <w:i w:val="0"/>
+          <w:color w:val="0000FF"/>
+          <w:sz w:val="24"/>
+          <w:u w:val="single"/>
+        </w:rPr>
+        <w:hyperlink r:id="rId10" w:history="1">
+          <w:r>
+            <w:rPr>
+              <w:rStyle w:val="Hyperlink"/>
+            </w:rPr>
+            <w:t>Co.</w:t>
+          </w:r>
+        </w:hyperlink>
+      </w:r>
+      <w:r>
+        <w:rPr>
+          <w:rFonts w:ascii="Charis SIL Regular" w:hAnsi="Charis SIL Regular" w:eastAsia="Charis SIL Regular"/>
+          <w:b w:val="0"/>
+          <w:i w:val="0"/>
+          <w:color w:val="0000FF"/>
+          <w:sz w:val="24"/>
+          <w:u w:val="single"/>
+        </w:rPr>
+        <w:t xml:space="preserve"> </w:t>
+      </w:r>
+      <w:r>
+        <w:rPr>
+          <w:rFonts w:ascii="Charis SIL Regular" w:hAnsi="Charis SIL Regular" w:eastAsia="Charis SIL Regular"/>
+          <w:b w:val="0"/>
+          <w:i w:val="0"/>
+          <w:color w:val="0000FF"/>
+          <w:sz w:val="24"/>
+          <w:u w:val="single"/>
+        </w:rPr>
+        <w:hyperlink r:id="rId10" w:history="1">
+          <w:r>
+            <w:rPr>
+              <w:rStyle w:val="Hyperlink"/>
+            </w:rPr>
+            <w:t>(18</w:t>
           </w:r>
         </w:hyperlink>
       </w:r>
@@ -497,7 +678,242 @@
             <w:rPr>
               <w:rStyle w:val="Hyperlink"/>
             </w:rPr>
-            <w:t>r</w:t>
+            <w:t>76-1</w:t>
+          </w:r>
+        </w:hyperlink>
+      </w:r>
+      <w:r>
+        <w:rPr>
+          <w:rFonts w:ascii="Charis SIL Regular" w:hAnsi="Charis SIL Regular" w:eastAsia="Charis SIL Regular"/>
+          <w:b w:val="0"/>
+          <w:i w:val="0"/>
+          <w:color w:val="0000FF"/>
+          <w:sz w:val="24"/>
+          <w:u w:val="single"/>
+        </w:rPr>
+        <w:hyperlink r:id="rId12" w:history="1">
+          <w:r>
+            <w:rPr>
+              <w:rStyle w:val="Hyperlink"/>
+            </w:rPr>
+            <w:t>9</w:t>
+          </w:r>
+        </w:hyperlink>
+      </w:r>
+      <w:r>
+        <w:rPr>
+          <w:rFonts w:ascii="Charis SIL Regular" w:hAnsi="Charis SIL Regular" w:eastAsia="Charis SIL Regular"/>
+          <w:b w:val="0"/>
+          <w:i w:val="0"/>
+          <w:color w:val="0000FF"/>
+          <w:sz w:val="24"/>
+          <w:u w:val="single"/>
+        </w:rPr>
+        <w:hyperlink r:id="rId12" w:history="1">
+          <w:r>
+            <w:rPr>
+              <w:rStyle w:val="Hyperlink"/>
+            </w:rPr>
+            <w:t>61)</w:t>
+          </w:r>
+        </w:hyperlink>
+      </w:r>
+      <w:r>
+        <w:rPr>
+          <w:rFonts w:ascii="Charis SIL Regular" w:hAnsi="Charis SIL Regular" w:eastAsia="Charis SIL Regular"/>
+          <w:b w:val="0"/>
+          <w:i w:val="0"/>
+          <w:color w:val="000000"/>
+          <w:sz w:val="24"/>
+        </w:rPr>
+        <w:t xml:space="preserve"> and</w:t>
+      </w:r>
+      <w:r>
+        <w:rPr>
+          <w:rFonts w:ascii="Charis SIL Regular" w:hAnsi="Charis SIL Regular" w:eastAsia="Charis SIL Regular"/>
+          <w:b w:val="0"/>
+          <w:i w:val="0"/>
+          <w:color w:val="000000"/>
+          <w:sz w:val="24"/>
+        </w:rPr>
+        <w:t xml:space="preserve"> </w:t>
+      </w:r>
+      <w:r>
+        <w:rPr>
+          <w:rFonts w:ascii="Charis SIL Regular" w:hAnsi="Charis SIL Regular" w:eastAsia="Charis SIL Regular"/>
+          <w:b w:val="0"/>
+          <w:i w:val="0"/>
+          <w:color w:val="0000FF"/>
+          <w:sz w:val="24"/>
+          <w:u w:val="single"/>
+        </w:rPr>
+        <w:hyperlink r:id="rId11" w:history="1">
+          <w:r>
+            <w:rPr>
+              <w:rStyle w:val="Hyperlink"/>
+            </w:rPr>
+            <w:t>Mak</w:t>
+          </w:r>
+        </w:hyperlink>
+      </w:r>
+      <w:r>
+        <w:rPr>
+          <w:rFonts w:ascii="Charis SIL Regular" w:hAnsi="Charis SIL Regular" w:eastAsia="Charis SIL Regular"/>
+          <w:b w:val="0"/>
+          <w:i w:val="0"/>
+          <w:color w:val="0000FF"/>
+          <w:sz w:val="24"/>
+          <w:u w:val="single"/>
+        </w:rPr>
+        <w:t xml:space="preserve"> </w:t>
+      </w:r>
+      <w:r>
+        <w:rPr>
+          <w:rFonts w:ascii="Charis SIL Regular" w:hAnsi="Charis SIL Regular" w:eastAsia="Charis SIL Regular"/>
+          <w:b w:val="0"/>
+          <w:i w:val="0"/>
+          <w:color w:val="0000FF"/>
+          <w:sz w:val="24"/>
+          <w:u w:val="single"/>
+        </w:rPr>
+        <w:hyperlink r:id="rId11" w:history="1">
+          <w:r>
+            <w:rPr>
+              <w:rStyle w:val="Hyperlink"/>
+            </w:rPr>
+            <w:t>v</w:t>
+          </w:r>
+        </w:hyperlink>
+      </w:r>
+      <w:r>
+        <w:rPr>
+          <w:rFonts w:ascii="Charis SIL Regular" w:hAnsi="Charis SIL Regular" w:eastAsia="Charis SIL Regular"/>
+          <w:b w:val="0"/>
+          <w:i w:val="0"/>
+          <w:color w:val="0000FF"/>
+          <w:sz w:val="24"/>
+          <w:u w:val="single"/>
+        </w:rPr>
+        <w:hyperlink r:id="rId11" w:history="1">
+          <w:r>
+            <w:rPr>
+              <w:rStyle w:val="Hyperlink"/>
+            </w:rPr>
+            <w:t>an</w:t>
+          </w:r>
+        </w:hyperlink>
+      </w:r>
+      <w:r>
+        <w:rPr>
+          <w:rFonts w:ascii="Charis SIL Regular" w:hAnsi="Charis SIL Regular" w:eastAsia="Charis SIL Regular"/>
+          <w:b w:val="0"/>
+          <w:i w:val="0"/>
+          <w:color w:val="0000FF"/>
+          <w:sz w:val="24"/>
+          <w:u w:val="single"/>
+        </w:rPr>
+        <w:t xml:space="preserve"> </w:t>
+      </w:r>
+      <w:r>
+        <w:rPr>
+          <w:rFonts w:ascii="Charis SIL Regular" w:hAnsi="Charis SIL Regular" w:eastAsia="Charis SIL Regular"/>
+          <w:b w:val="0"/>
+          <w:i w:val="0"/>
+          <w:color w:val="0000FF"/>
+          <w:sz w:val="24"/>
+          <w:u w:val="single"/>
+        </w:rPr>
+        <w:hyperlink r:id="rId11" w:history="1">
+          <w:r>
+            <w:rPr>
+              <w:rStyle w:val="Hyperlink"/>
+            </w:rPr>
+            <w:t>Waay</w:t>
+          </w:r>
+        </w:hyperlink>
+      </w:r>
+      <w:r>
+        <w:rPr>
+          <w:rFonts w:ascii="Charis SIL Regular" w:hAnsi="Charis SIL Regular" w:eastAsia="Charis SIL Regular"/>
+          <w:b w:val="0"/>
+          <w:i w:val="0"/>
+          <w:color w:val="0000FF"/>
+          <w:sz w:val="24"/>
+          <w:u w:val="single"/>
+        </w:rPr>
+        <w:t xml:space="preserve"> </w:t>
+      </w:r>
+      <w:r>
+        <w:rPr>
+          <w:rFonts w:ascii="Charis SIL Regular" w:hAnsi="Charis SIL Regular" w:eastAsia="Charis SIL Regular"/>
+          <w:b w:val="0"/>
+          <w:i w:val="0"/>
+          <w:color w:val="0000FF"/>
+          <w:sz w:val="24"/>
+          <w:u w:val="single"/>
+        </w:rPr>
+        <w:hyperlink r:id="rId13" w:history="1">
+          <w:r>
+            <w:rPr>
+              <w:rStyle w:val="Hyperlink"/>
+            </w:rPr>
+            <w:t>(1918-1974)</w:t>
+          </w:r>
+        </w:hyperlink>
+      </w:r>
+      <w:r>
+        <w:rPr>
+          <w:rFonts w:ascii="Charis SIL Regular" w:hAnsi="Charis SIL Regular" w:eastAsia="Charis SIL Regular"/>
+          <w:b w:val="0"/>
+          <w:i w:val="0"/>
+          <w:color w:val="000000"/>
+          <w:sz w:val="24"/>
+        </w:rPr>
+        <w:t xml:space="preserve">. In The </w:t>
+      </w:r>
+      <w:r>
+        <w:rPr>
+          <w:rFonts w:ascii="Charis SIL Regular" w:hAnsi="Charis SIL Regular" w:eastAsia="Charis SIL Regular"/>
+          <w:b w:val="0"/>
+          <w:i w:val="0"/>
+          <w:color w:val="000000"/>
+          <w:sz w:val="24"/>
+        </w:rPr>
+        <w:t>Hague, the stor</w:t>
+      </w:r>
+      <w:r>
+        <w:rPr>
+          <w:u w:val="single" w:color="0000ff"/>
+          <w:rFonts w:ascii="Charis SIL Regular" w:hAnsi="Charis SIL Regular" w:eastAsia="Charis SIL Regular"/>
+          <w:b w:val="0"/>
+          <w:i w:val="0"/>
+          <w:color w:val="000000"/>
+          <w:sz w:val="24"/>
+        </w:rPr>
+        <w:hyperlink r:id="rId12" w:history="1">
+          <w:r>
+            <w:rPr>
+              <w:rStyle w:val="Hyperlink"/>
+            </w:rPr>
+            <w:t xml:space="preserve">es </w:t>
+          </w:r>
+        </w:hyperlink>
+      </w:r>
+      <w:r>
+        <w:rPr>
+          <w:rFonts w:ascii="Charis SIL Regular" w:hAnsi="Charis SIL Regular" w:eastAsia="Charis SIL Regular"/>
+          <w:b w:val="0"/>
+          <w:i w:val="0"/>
+          <w:color w:val="0000FF"/>
+          <w:sz w:val="24"/>
+          <w:u w:val="single"/>
+        </w:rPr>
+        <w:hyperlink r:id="rId12" w:history="1">
+          <w:r>
+            <w:rPr>
+              <w:rStyle w:val="Hyperlink"/>
+            </w:rPr>
+            <w:t>Groot</w:t>
           </w:r>
         </w:hyperlink>
       </w:r>
@@ -528,89 +944,6 @@
           <w:sz w:val="24"/>
           <w:u w:val="single"/>
         </w:rPr>
-        <w:hyperlink r:id="rId10" w:history="1">
-          <w:r>
-            <w:rPr>
-              <w:rStyle w:val="Hyperlink"/>
-            </w:rPr>
-            <w:t>derik</w:t>
-          </w:r>
-        </w:hyperlink>
-      </w:r>
-      <w:r>
-        <w:rPr>
-          <w:rFonts w:ascii="Charis SIL Regular" w:hAnsi="Charis SIL Regular" w:eastAsia="Charis SIL Regular"/>
-          <w:b w:val="0"/>
-          <w:i w:val="0"/>
-          <w:color w:val="0000FF"/>
-          <w:sz w:val="24"/>
-          <w:u w:val="single"/>
-        </w:rPr>
-        <w:t xml:space="preserve"> </w:t>
-      </w:r>
-      <w:r>
-        <w:rPr>
-          <w:rFonts w:ascii="Charis SIL Regular" w:hAnsi="Charis SIL Regular" w:eastAsia="Charis SIL Regular"/>
-          <w:b w:val="0"/>
-          <w:i w:val="0"/>
-          <w:color w:val="0000FF"/>
-          <w:sz w:val="24"/>
-          <w:u w:val="single"/>
-        </w:rPr>
-        <w:hyperlink r:id="rId10" w:history="1">
-          <w:r>
-            <w:rPr>
-              <w:rStyle w:val="Hyperlink"/>
-            </w:rPr>
-            <w:t>Mul</w:t>
-          </w:r>
-        </w:hyperlink>
-      </w:r>
-      <w:r>
-        <w:rPr>
-          <w:rFonts w:ascii="Charis SIL Regular" w:hAnsi="Charis SIL Regular" w:eastAsia="Charis SIL Regular"/>
-          <w:b w:val="0"/>
-          <w:i w:val="0"/>
-          <w:color w:val="0000FF"/>
-          <w:sz w:val="24"/>
-          <w:u w:val="single"/>
-        </w:rPr>
-        <w:hyperlink r:id="rId10" w:history="1">
-          <w:r>
-            <w:rPr>
-              <w:rStyle w:val="Hyperlink"/>
-            </w:rPr>
-            <w:t>l</w:t>
-          </w:r>
-        </w:hyperlink>
-      </w:r>
-      <w:r>
-        <w:rPr>
-          <w:rFonts w:ascii="Charis SIL Regular" w:hAnsi="Charis SIL Regular" w:eastAsia="Charis SIL Regular"/>
-          <w:b w:val="0"/>
-          <w:i w:val="0"/>
-          <w:color w:val="0000FF"/>
-          <w:sz w:val="24"/>
-          <w:u w:val="single"/>
-        </w:rPr>
-        <w:hyperlink r:id="rId10" w:history="1">
-          <w:r>
-            <w:rPr>
-              <w:rStyle w:val="Hyperlink"/>
-            </w:rPr>
-            <w:t>er</w:t>
-          </w:r>
-        </w:hyperlink>
-      </w:r>
-      <w:r>
-        <w:rPr>
-          <w:rFonts w:ascii="Charis SIL Regular" w:hAnsi="Charis SIL Regular" w:eastAsia="Charis SIL Regular"/>
-          <w:b w:val="0"/>
-          <w:i w:val="0"/>
-          <w:color w:val="0000FF"/>
-          <w:sz w:val="24"/>
-          <w:u w:val="single"/>
-        </w:rPr>
         <w:t xml:space="preserve"> </w:t>
       </w:r>
       <w:r>
@@ -627,7 +960,7 @@
             <w:rPr>
               <w:rStyle w:val="Hyperlink"/>
             </w:rPr>
-            <w:t>&amp;</w:t>
+            <w:t>Konin</w:t>
           </w:r>
         </w:hyperlink>
       </w:r>
@@ -640,294 +973,7 @@
           <w:sz w:val="24"/>
           <w:u w:val="single"/>
         </w:rPr>
-        <w:t xml:space="preserve"> </w:t>
-      </w:r>
-      <w:r>
-        <w:rPr>
-          <w:rFonts w:ascii="Charis SIL Regular" w:hAnsi="Charis SIL Regular" w:eastAsia="Charis SIL Regular"/>
-          <w:b w:val="0"/>
-          <w:i w:val="0"/>
-          <w:color w:val="0000FF"/>
-          <w:sz w:val="24"/>
-          <w:u w:val="single"/>
-        </w:rPr>
-        <w:hyperlink r:id="rId12" w:history="1">
-          <w:r>
-            <w:rPr>
-              <w:rStyle w:val="Hyperlink"/>
-            </w:rPr>
-            <w:t>Co.</w:t>
-          </w:r>
-        </w:hyperlink>
-      </w:r>
-      <w:r>
-        <w:rPr>
-          <w:rFonts w:ascii="Charis SIL Regular" w:hAnsi="Charis SIL Regular" w:eastAsia="Charis SIL Regular"/>
-          <w:b w:val="0"/>
-          <w:i w:val="0"/>
-          <w:color w:val="0000FF"/>
-          <w:sz w:val="24"/>
-          <w:u w:val="single"/>
-        </w:rPr>
-        <w:t xml:space="preserve"> </w:t>
-      </w:r>
-      <w:r>
-        <w:rPr>
-          <w:rFonts w:ascii="Charis SIL Regular" w:hAnsi="Charis SIL Regular" w:eastAsia="Charis SIL Regular"/>
-          <w:b w:val="0"/>
-          <w:i w:val="0"/>
-          <w:color w:val="0000FF"/>
-          <w:sz w:val="24"/>
-          <w:u w:val="single"/>
-        </w:rPr>
-        <w:hyperlink r:id="rId12" w:history="1">
-          <w:r>
-            <w:rPr>
-              <w:rStyle w:val="Hyperlink"/>
-            </w:rPr>
-            <w:t>(18</w:t>
-          </w:r>
-        </w:hyperlink>
-      </w:r>
-      <w:r>
-        <w:rPr>
-          <w:rFonts w:ascii="Charis SIL Regular" w:hAnsi="Charis SIL Regular" w:eastAsia="Charis SIL Regular"/>
-          <w:b w:val="0"/>
-          <w:i w:val="0"/>
-          <w:color w:val="0000FF"/>
-          <w:sz w:val="24"/>
-          <w:u w:val="single"/>
-        </w:rPr>
-        <w:hyperlink r:id="rId12" w:history="1">
-          <w:r>
-            <w:rPr>
-              <w:rStyle w:val="Hyperlink"/>
-            </w:rPr>
-            <w:t>76-1</w:t>
-          </w:r>
-        </w:hyperlink>
-      </w:r>
-      <w:r>
-        <w:rPr>
-          <w:rFonts w:ascii="Charis SIL Regular" w:hAnsi="Charis SIL Regular" w:eastAsia="Charis SIL Regular"/>
-          <w:b w:val="0"/>
-          <w:i w:val="0"/>
-          <w:color w:val="0000FF"/>
-          <w:sz w:val="24"/>
-          <w:u w:val="single"/>
-        </w:rPr>
-        <w:hyperlink r:id="rId12" w:history="1">
-          <w:r>
-            <w:rPr>
-              <w:rStyle w:val="Hyperlink"/>
-            </w:rPr>
-            <w:t>9</w:t>
-          </w:r>
-        </w:hyperlink>
-      </w:r>
-      <w:r>
-        <w:rPr>
-          <w:rFonts w:ascii="Charis SIL Regular" w:hAnsi="Charis SIL Regular" w:eastAsia="Charis SIL Regular"/>
-          <w:b w:val="0"/>
-          <w:i w:val="0"/>
-          <w:color w:val="0000FF"/>
-          <w:sz w:val="24"/>
-          <w:u w:val="single"/>
-        </w:rPr>
-        <w:hyperlink r:id="rId12" w:history="1">
-          <w:r>
-            <w:rPr>
-              <w:rStyle w:val="Hyperlink"/>
-            </w:rPr>
-            <w:t>61)</w:t>
-          </w:r>
-        </w:hyperlink>
-      </w:r>
-      <w:r>
-        <w:rPr>
-          <w:rFonts w:ascii="Charis SIL Regular" w:hAnsi="Charis SIL Regular" w:eastAsia="Charis SIL Regular"/>
-          <w:b w:val="0"/>
-          <w:i w:val="0"/>
-          <w:color w:val="000000"/>
-          <w:sz w:val="24"/>
-        </w:rPr>
-        <w:t xml:space="preserve"> and </w:t>
-      </w:r>
-      <w:r>
-        <w:rPr>
-          <w:rFonts w:ascii="Charis SIL Regular" w:hAnsi="Charis SIL Regular" w:eastAsia="Charis SIL Regular"/>
-          <w:b w:val="0"/>
-          <w:i w:val="0"/>
-          <w:color w:val="0000FF"/>
-          <w:sz w:val="24"/>
-          <w:u w:val="single"/>
-        </w:rPr>
-        <w:hyperlink r:id="rId13" w:history="1">
-          <w:r>
-            <w:rPr>
-              <w:rStyle w:val="Hyperlink"/>
-            </w:rPr>
-            <w:t>Mak</w:t>
-          </w:r>
-        </w:hyperlink>
-      </w:r>
-      <w:r>
-        <w:rPr>
-          <w:rFonts w:ascii="Charis SIL Regular" w:hAnsi="Charis SIL Regular" w:eastAsia="Charis SIL Regular"/>
-          <w:b w:val="0"/>
-          <w:i w:val="0"/>
-          <w:color w:val="0000FF"/>
-          <w:sz w:val="24"/>
-          <w:u w:val="single"/>
-        </w:rPr>
-        <w:t xml:space="preserve"> </w:t>
-      </w:r>
-      <w:r>
-        <w:rPr>
-          <w:rFonts w:ascii="Charis SIL Regular" w:hAnsi="Charis SIL Regular" w:eastAsia="Charis SIL Regular"/>
-          <w:b w:val="0"/>
-          <w:i w:val="0"/>
-          <w:color w:val="0000FF"/>
-          <w:sz w:val="24"/>
-          <w:u w:val="single"/>
-        </w:rPr>
-        <w:hyperlink r:id="rId13" w:history="1">
-          <w:r>
-            <w:rPr>
-              <w:rStyle w:val="Hyperlink"/>
-            </w:rPr>
-            <w:t>v</w:t>
-          </w:r>
-        </w:hyperlink>
-      </w:r>
-      <w:r>
-        <w:rPr>
-          <w:rFonts w:ascii="Charis SIL Regular" w:hAnsi="Charis SIL Regular" w:eastAsia="Charis SIL Regular"/>
-          <w:b w:val="0"/>
-          <w:i w:val="0"/>
-          <w:color w:val="0000FF"/>
-          <w:sz w:val="24"/>
-          <w:u w:val="single"/>
-        </w:rPr>
-        <w:hyperlink r:id="rId13" w:history="1">
-          <w:r>
-            <w:rPr>
-              <w:rStyle w:val="Hyperlink"/>
-            </w:rPr>
-            <w:t>an</w:t>
-          </w:r>
-        </w:hyperlink>
-      </w:r>
-      <w:r>
-        <w:rPr>
-          <w:rFonts w:ascii="Charis SIL Regular" w:hAnsi="Charis SIL Regular" w:eastAsia="Charis SIL Regular"/>
-          <w:b w:val="0"/>
-          <w:i w:val="0"/>
-          <w:color w:val="0000FF"/>
-          <w:sz w:val="24"/>
-          <w:u w:val="single"/>
-        </w:rPr>
-        <w:t xml:space="preserve"> </w:t>
-      </w:r>
-      <w:r>
-        <w:rPr>
-          <w:rFonts w:ascii="Charis SIL Regular" w:hAnsi="Charis SIL Regular" w:eastAsia="Charis SIL Regular"/>
-          <w:b w:val="0"/>
-          <w:i w:val="0"/>
-          <w:color w:val="0000FF"/>
-          <w:sz w:val="24"/>
-          <w:u w:val="single"/>
-        </w:rPr>
-        <w:hyperlink r:id="rId13" w:history="1">
-          <w:r>
-            <w:rPr>
-              <w:rStyle w:val="Hyperlink"/>
-            </w:rPr>
-            <w:t>Waay</w:t>
-          </w:r>
-        </w:hyperlink>
-      </w:r>
-      <w:r>
-        <w:rPr>
-          <w:rFonts w:ascii="Charis SIL Regular" w:hAnsi="Charis SIL Regular" w:eastAsia="Charis SIL Regular"/>
-          <w:b w:val="0"/>
-          <w:i w:val="0"/>
-          <w:color w:val="0000FF"/>
-          <w:sz w:val="24"/>
-          <w:u w:val="single"/>
-        </w:rPr>
-        <w:t xml:space="preserve"> </w:t>
-      </w:r>
-      <w:r>
-        <w:rPr>
-          <w:rFonts w:ascii="Charis SIL Regular" w:hAnsi="Charis SIL Regular" w:eastAsia="Charis SIL Regular"/>
-          <w:b w:val="0"/>
-          <w:i w:val="0"/>
-          <w:color w:val="0000FF"/>
-          <w:sz w:val="24"/>
-          <w:u w:val="single"/>
-        </w:rPr>
-        <w:hyperlink r:id="rId13" w:history="1">
-          <w:r>
-            <w:rPr>
-              <w:rStyle w:val="Hyperlink"/>
-            </w:rPr>
-            <w:t>(1918-1974)</w:t>
-          </w:r>
-        </w:hyperlink>
-      </w:r>
-      <w:r>
-        <w:rPr>
-          <w:rFonts w:ascii="Charis SIL Regular" w:hAnsi="Charis SIL Regular" w:eastAsia="Charis SIL Regular"/>
-          <w:b w:val="0"/>
-          <w:i w:val="0"/>
-          <w:color w:val="000000"/>
-          <w:sz w:val="24"/>
-        </w:rPr>
-        <w:t xml:space="preserve">. In The </w:t>
-      </w:r>
-      <w:r>
-        <w:rPr>
-          <w:rFonts w:ascii="Charis SIL Regular" w:hAnsi="Charis SIL Regular" w:eastAsia="Charis SIL Regular"/>
-          <w:b w:val="0"/>
-          <w:i w:val="0"/>
-          <w:color w:val="000000"/>
-          <w:sz w:val="24"/>
-        </w:rPr>
-        <w:t>Hague, the stor</w:t>
-      </w:r>
-      <w:r>
-        <w:rPr>
-          <w:u w:val="single" w:color="0000ff"/>
-          <w:rFonts w:ascii="Charis SIL Regular" w:hAnsi="Charis SIL Regular" w:eastAsia="Charis SIL Regular"/>
-          <w:b w:val="0"/>
-          <w:i w:val="0"/>
-          <w:color w:val="000000"/>
-          <w:sz w:val="24"/>
-        </w:rPr>
-        <w:t xml:space="preserve">es </w:t>
-      </w:r>
-      <w:r>
-        <w:rPr>
-          <w:rFonts w:ascii="Charis SIL Regular" w:hAnsi="Charis SIL Regular" w:eastAsia="Charis SIL Regular"/>
-          <w:b w:val="0"/>
-          <w:i w:val="0"/>
-          <w:color w:val="0000FF"/>
-          <w:sz w:val="24"/>
-          <w:u w:val="single"/>
-        </w:rPr>
-        <w:t>Groote Konin</w:t>
-      </w:r>
-      <w:r>
-        <w:rPr>
-          <w:rFonts w:ascii="Charis SIL Regular" w:hAnsi="Charis SIL Regular" w:eastAsia="Charis SIL Regular"/>
-          <w:b w:val="0"/>
-          <w:i w:val="0"/>
-          <w:color w:val="0000FF"/>
-          <w:sz w:val="24"/>
-          <w:u w:val="single"/>
-        </w:rPr>
-        <w:hyperlink r:id="rId12" w:history="1">
+        <w:hyperlink r:id="rId14" w:history="1">
           <w:r>
             <w:rPr>
               <w:rStyle w:val="Hyperlink"/>
@@ -945,7 +991,7 @@
           <w:sz w:val="24"/>
           <w:u w:val="single"/>
         </w:rPr>
-        <w:hyperlink r:id="rId14" w:history="1">
+        <w:hyperlink r:id="rId12" w:history="1">
           <w:r>
             <w:rPr>
               <w:rStyle w:val="Hyperlink"/>
@@ -963,7 +1009,7 @@
           <w:sz w:val="24"/>
           <w:u w:val="single"/>
         </w:rPr>
-        <w:hyperlink r:id="rId14" w:history="1">
+        <w:hyperlink r:id="rId12" w:history="1">
           <w:r>
             <w:rPr>
               <w:rStyle w:val="Hyperlink"/>
@@ -1019,32 +1065,13 @@
           <w:i w:val="0"/>
           <w:color w:val="0000FF"/>
           <w:sz w:val="24"/>
-          <w:u w:val="single"/>
-        </w:rPr>
-        <w:hyperlink r:id="rId12" w:history="1">
-          <w:r>
-            <w:rPr>
-              <w:rStyle w:val="Hyperlink"/>
-            </w:rPr>
-            <w:t>(1841-</w:t>
-          </w:r>
-        </w:hyperlink>
-      </w:r>
-      <w:r>
-        <w:rPr>
-          <w:rFonts w:ascii="Charis SIL Regular" w:hAnsi="Charis SIL Regular" w:eastAsia="Charis SIL Regular"/>
-          <w:b w:val="0"/>
-          <w:i w:val="0"/>
-          <w:color w:val="0000FF"/>
-          <w:sz w:val="24"/>
-          <w:u w:val="single"/>
         </w:rPr>
         <w:hyperlink r:id="rId14" w:history="1">
           <w:r>
             <w:rPr>
               <w:rStyle w:val="Hyperlink"/>
             </w:rPr>
-            <w:t>1927</w:t>
+            <w:t>(1841-1927</w:t>
           </w:r>
         </w:hyperlink>
       </w:r>
@@ -1068,50 +1095,13 @@
       </w:r>
       <w:r>
         <w:rPr>
-          <w:u w:val="single" w:color="0000ff"/>
           <w:rFonts w:ascii="Charis SIL Regular" w:hAnsi="Charis SIL Regular" w:eastAsia="Charis SIL Regular"/>
           <w:b w:val="0"/>
           <w:i w:val="0"/>
           <w:color w:val="000000"/>
           <w:sz w:val="24"/>
         </w:rPr>
-        <w:hyperlink r:id="rId13" w:history="1">
-          <w:r>
-            <w:rPr>
-              <w:rStyle w:val="Hyperlink"/>
-            </w:rPr>
-            <w:t xml:space="preserve"> an</w:t>
-          </w:r>
-        </w:hyperlink>
-      </w:r>
-      <w:r>
-        <w:rPr>
-          <w:u w:val="single" w:color="0000ff"/>
-          <w:rFonts w:ascii="Charis SIL Regular" w:hAnsi="Charis SIL Regular" w:eastAsia="Charis SIL Regular"/>
-          <w:b w:val="0"/>
-          <w:i w:val="0"/>
-          <w:color w:val="000000"/>
-          <w:sz w:val="24"/>
-        </w:rPr>
-        <w:hyperlink r:id="rId13" w:history="1">
-          <w:r>
-            <w:rPr>
-              <w:rStyle w:val="Hyperlink"/>
-            </w:rPr>
-            <w:t>d</w:t>
-          </w:r>
-        </w:hyperlink>
-      </w:r>
-      <w:r>
-        <w:rPr>
-          <w:u w:val="single" w:color="0000ff"/>
-          <w:rFonts w:ascii="Charis SIL Regular" w:hAnsi="Charis SIL Regular" w:eastAsia="Charis SIL Regular"/>
-          <w:b w:val="0"/>
-          <w:i w:val="0"/>
-          <w:color w:val="000000"/>
-          <w:sz w:val="24"/>
-        </w:rPr>
-        <w:t xml:space="preserve"> </w:t>
+        <w:t xml:space="preserve"> and </w:t>
       </w:r>
       <w:r>
         <w:rPr>
@@ -1140,7 +1130,7 @@
           <w:sz w:val="24"/>
           <w:u w:val="single"/>
         </w:rPr>
-        <w:hyperlink r:id="rId15" w:history="1">
+        <w:hyperlink r:id="rId13" w:history="1">
           <w:r>
             <w:rPr>
               <w:rStyle w:val="Hyperlink"/>
@@ -1187,7 +1177,7 @@
           <w:sz w:val="24"/>
           <w:u w:val="single"/>
         </w:rPr>
-        <w:hyperlink r:id="rId15" w:history="1">
+        <w:hyperlink r:id="rId13" w:history="1">
           <w:r>
             <w:rPr>
               <w:rStyle w:val="Hyperlink"/>
@@ -1520,7 +1510,25 @@
           <w:color w:val="000000"/>
           <w:sz w:val="24"/>
         </w:rPr>
-        <w:t xml:space="preserve">y that operated in </w:t>
+        <w:hyperlink r:id="rId16" w:history="1">
+          <w:r>
+            <w:rPr>
+              <w:rStyle w:val="Hyperlink"/>
+            </w:rPr>
+            <w:t>y that o</w:t>
+          </w:r>
+        </w:hyperlink>
+      </w:r>
+      <w:r>
+        <w:rPr>
+          <w:u w:val="single" w:color="0000ff"/>
+          <w:rFonts w:ascii="Charis SIL Regular" w:hAnsi="Charis SIL Regular" w:eastAsia="Charis SIL Regular"/>
+          <w:b w:val="0"/>
+          <w:i w:val="0"/>
+          <w:color w:val="000000"/>
+          <w:sz w:val="24"/>
+        </w:rPr>
+        <w:t xml:space="preserve">perated in </w:t>
       </w:r>
       <w:r>
         <w:rPr>
@@ -1531,7 +1539,7 @@
           <w:sz w:val="24"/>
           <w:u w:val="single"/>
         </w:rPr>
-        <w:hyperlink r:id="rId17" w:history="1">
+        <w:hyperlink r:id="rId16" w:history="1">
           <w:r>
             <w:rPr>
               <w:rStyle w:val="Hyperlink"/>
@@ -1596,7 +1604,7 @@
           <w:sz w:val="24"/>
           <w:u w:val="single"/>
         </w:rPr>
-        <w:hyperlink r:id="rId16" w:history="1">
+        <w:hyperlink r:id="rId17" w:history="1">
           <w:r>
             <w:rPr>
               <w:rStyle w:val="Hyperlink"/>
@@ -1614,7 +1622,7 @@
           <w:sz w:val="24"/>
           <w:u w:val="single"/>
         </w:rPr>
-        <w:hyperlink r:id="rId16" w:history="1">
+        <w:hyperlink r:id="rId17" w:history="1">
           <w:r>
             <w:rPr>
               <w:rStyle w:val="Hyperlink"/>
@@ -1625,31 +1633,13 @@
       </w:r>
       <w:r>
         <w:rPr>
-          <w:u w:val="single" w:color="0000ff"/>
           <w:rFonts w:ascii="Charis SIL Regular" w:hAnsi="Charis SIL Regular" w:eastAsia="Charis SIL Regular"/>
           <w:b w:val="0"/>
           <w:i w:val="0"/>
           <w:color w:val="000000"/>
           <w:sz w:val="24"/>
         </w:rPr>
-        <w:hyperlink r:id="rId16" w:history="1">
-          <w:r>
-            <w:rPr>
-              <w:rStyle w:val="Hyperlink"/>
-            </w:rPr>
-            <w:t>. A large nu</w:t>
-          </w:r>
-        </w:hyperlink>
-      </w:r>
-      <w:r>
-        <w:rPr>
-          <w:rFonts w:ascii="Charis SIL Regular" w:hAnsi="Charis SIL Regular" w:eastAsia="Charis SIL Regular"/>
-          <w:b w:val="0"/>
-          <w:i w:val="0"/>
-          <w:color w:val="000000"/>
-          <w:sz w:val="24"/>
-        </w:rPr>
-        <w:t xml:space="preserve">mber </w:t>
+        <w:t xml:space="preserve">. A large number </w:t>
       </w:r>
       <w:r>
         <w:rPr>
@@ -1725,31 +1715,13 @@
       </w:r>
       <w:r>
         <w:rPr>
-          <w:u w:val="single" w:color="0000ff"/>
           <w:rFonts w:ascii="Charis SIL Regular" w:hAnsi="Charis SIL Regular" w:eastAsia="Charis SIL Regular"/>
           <w:b w:val="0"/>
           <w:i w:val="0"/>
           <w:color w:val="000000"/>
           <w:sz w:val="24"/>
         </w:rPr>
-        <w:hyperlink r:id="rId16" w:history="1">
-          <w:r>
-            <w:rPr>
-              <w:rStyle w:val="Hyperlink"/>
-            </w:rPr>
-            <w:t>ects, especi</w:t>
-          </w:r>
-        </w:hyperlink>
-      </w:r>
-      <w:r>
-        <w:rPr>
-          <w:rFonts w:ascii="Charis SIL Regular" w:hAnsi="Charis SIL Regular" w:eastAsia="Charis SIL Regular"/>
-          <w:b w:val="0"/>
-          <w:i w:val="0"/>
-          <w:color w:val="000000"/>
-          <w:sz w:val="24"/>
-        </w:rPr>
-        <w:t xml:space="preserve">ally from </w:t>
+        <w:t xml:space="preserve">ects, especially from </w:t>
       </w:r>
       <w:r>
         <w:rPr>
@@ -2824,57 +2796,13 @@
       </w:r>
       <w:r>
         <w:rPr>
-          <w:u w:val="single" w:color="0000ff"/>
           <w:rFonts w:ascii="Charis SIL Regular" w:hAnsi="Charis SIL Regular" w:eastAsia="Charis SIL Regular"/>
           <w:b w:val="0"/>
           <w:i w:val="0"/>
           <w:color w:val="000000"/>
           <w:sz w:val="24"/>
         </w:rPr>
-        <w:hyperlink r:id="rId22" w:history="1">
-          <w:r>
-            <w:rPr>
-              <w:rStyle w:val="Hyperlink"/>
-            </w:rPr>
-            <w:t>Rij</w:t>
-          </w:r>
-        </w:hyperlink>
-      </w:r>
-      <w:r>
-        <w:rPr>
-          <w:u w:val="single" w:color="0000ff"/>
-          <w:rFonts w:ascii="Charis SIL Regular" w:hAnsi="Charis SIL Regular" w:eastAsia="Charis SIL Regular"/>
-          <w:b w:val="0"/>
-          <w:i w:val="0"/>
-          <w:color w:val="000000"/>
-          <w:sz w:val="24"/>
-        </w:rPr>
-        <w:hyperlink r:id="rId22" w:history="1">
-          <w:r>
-            <w:rPr>
-              <w:rStyle w:val="Hyperlink"/>
-            </w:rPr>
-            <w:t>k</w:t>
-          </w:r>
-        </w:hyperlink>
-      </w:r>
-      <w:r>
-        <w:rPr>
-          <w:u w:val="single" w:color="0000ff"/>
-          <w:rFonts w:ascii="Charis SIL Regular" w:hAnsi="Charis SIL Regular" w:eastAsia="Charis SIL Regular"/>
-          <w:b w:val="0"/>
-          <w:i w:val="0"/>
-          <w:color w:val="000000"/>
-          <w:sz w:val="24"/>
-        </w:rPr>
-        <w:hyperlink r:id="rId22" w:history="1">
-          <w:r>
-            <w:rPr>
-              <w:rStyle w:val="Hyperlink"/>
-            </w:rPr>
-            <w:t>smus</w:t>
-          </w:r>
-        </w:hyperlink>
+        <w:t>Rijksmus</w:t>
       </w:r>
       <w:r>
         <w:rPr>
@@ -4325,7 +4253,7 @@
           <w:sz w:val="24"/>
           <w:u w:val="single"/>
         </w:rPr>
-        <w:hyperlink r:id="rId27" w:history="1">
+        <w:hyperlink r:id="rId26" w:history="1">
           <w:r>
             <w:rPr>
               <w:rStyle w:val="Hyperlink"/>
@@ -4343,7 +4271,7 @@
           <w:sz w:val="24"/>
           <w:u w:val="single"/>
         </w:rPr>
-        <w:hyperlink r:id="rId27" w:history="1">
+        <w:hyperlink r:id="rId26" w:history="1">
           <w:r>
             <w:rPr>
               <w:rStyle w:val="Hyperlink"/>
@@ -4372,7 +4300,7 @@
           <w:sz w:val="24"/>
           <w:u w:val="single"/>
         </w:rPr>
-        <w:hyperlink r:id="rId27" w:history="1">
+        <w:hyperlink r:id="rId26" w:history="1">
           <w:r>
             <w:rPr>
               <w:rStyle w:val="Hyperlink"/>

--- a/EXPORTS/DOCX/published/niveau2/English/Trade.docx
+++ b/EXPORTS/DOCX/published/niveau2/English/Trade.docx
@@ -481,7 +481,14 @@
           <w:color w:val="000000"/>
           <w:sz w:val="24"/>
         </w:rPr>
-        <w:t xml:space="preserve">ion houses </w:t>
+        <w:hyperlink r:id="rId9" w:history="1">
+          <w:r>
+            <w:rPr>
+              <w:rStyle w:val="Hyperlink"/>
+            </w:rPr>
+            <w:t xml:space="preserve">ion houses </w:t>
+          </w:r>
+        </w:hyperlink>
       </w:r>
       <w:r>
         <w:rPr>
@@ -492,7 +499,50 @@
           <w:sz w:val="24"/>
           <w:u w:val="single"/>
         </w:rPr>
-        <w:t>Fre</w:t>
+        <w:hyperlink r:id="rId9" w:history="1">
+          <w:r>
+            <w:rPr>
+              <w:rStyle w:val="Hyperlink"/>
+            </w:rPr>
+            <w:t>F</w:t>
+          </w:r>
+        </w:hyperlink>
+      </w:r>
+      <w:r>
+        <w:rPr>
+          <w:rFonts w:ascii="Charis SIL Regular" w:hAnsi="Charis SIL Regular" w:eastAsia="Charis SIL Regular"/>
+          <w:b w:val="0"/>
+          <w:i w:val="0"/>
+          <w:color w:val="0000FF"/>
+          <w:sz w:val="24"/>
+          <w:u w:val="single"/>
+        </w:rPr>
+        <w:hyperlink r:id="rId12" w:history="1">
+          <w:r>
+            <w:rPr>
+              <w:rStyle w:val="Hyperlink"/>
+            </w:rPr>
+            <w:t>r</w:t>
+          </w:r>
+        </w:hyperlink>
+      </w:r>
+      <w:r>
+        <w:rPr>
+          <w:rFonts w:ascii="Charis SIL Regular" w:hAnsi="Charis SIL Regular" w:eastAsia="Charis SIL Regular"/>
+          <w:b w:val="0"/>
+          <w:i w:val="0"/>
+          <w:color w:val="0000FF"/>
+          <w:sz w:val="24"/>
+          <w:u w:val="single"/>
+        </w:rPr>
+        <w:hyperlink r:id="rId12" w:history="1">
+          <w:r>
+            <w:rPr>
+              <w:rStyle w:val="Hyperlink"/>
+            </w:rPr>
+            <w:t>e</w:t>
+          </w:r>
+        </w:hyperlink>
       </w:r>
       <w:r>
         <w:rPr>
@@ -597,7 +647,7 @@
           <w:sz w:val="24"/>
           <w:u w:val="single"/>
         </w:rPr>
-        <w:hyperlink r:id="rId10" w:history="1">
+        <w:hyperlink r:id="rId12" w:history="1">
           <w:r>
             <w:rPr>
               <w:rStyle w:val="Hyperlink"/>
@@ -626,7 +676,7 @@
           <w:sz w:val="24"/>
           <w:u w:val="single"/>
         </w:rPr>
-        <w:hyperlink r:id="rId10" w:history="1">
+        <w:hyperlink r:id="rId12" w:history="1">
           <w:r>
             <w:rPr>
               <w:rStyle w:val="Hyperlink"/>
@@ -655,7 +705,7 @@
           <w:sz w:val="24"/>
           <w:u w:val="single"/>
         </w:rPr>
-        <w:hyperlink r:id="rId10" w:history="1">
+        <w:hyperlink r:id="rId12" w:history="1">
           <w:r>
             <w:rPr>
               <w:rStyle w:val="Hyperlink"/>
@@ -726,17 +776,7 @@
           <w:color w:val="000000"/>
           <w:sz w:val="24"/>
         </w:rPr>
-        <w:t xml:space="preserve"> and</w:t>
-      </w:r>
-      <w:r>
-        <w:rPr>
-          <w:rFonts w:ascii="Charis SIL Regular" w:hAnsi="Charis SIL Regular" w:eastAsia="Charis SIL Regular"/>
-          <w:b w:val="0"/>
-          <w:i w:val="0"/>
-          <w:color w:val="000000"/>
-          <w:sz w:val="24"/>
-        </w:rPr>
-        <w:t xml:space="preserve"> </w:t>
+        <w:t xml:space="preserve"> and </w:t>
       </w:r>
       <w:r>
         <w:rPr>
@@ -747,7 +787,7 @@
           <w:sz w:val="24"/>
           <w:u w:val="single"/>
         </w:rPr>
-        <w:hyperlink r:id="rId11" w:history="1">
+        <w:hyperlink r:id="rId13" w:history="1">
           <w:r>
             <w:rPr>
               <w:rStyle w:val="Hyperlink"/>
@@ -776,7 +816,7 @@
           <w:sz w:val="24"/>
           <w:u w:val="single"/>
         </w:rPr>
-        <w:hyperlink r:id="rId11" w:history="1">
+        <w:hyperlink r:id="rId13" w:history="1">
           <w:r>
             <w:rPr>
               <w:rStyle w:val="Hyperlink"/>
@@ -794,7 +834,7 @@
           <w:sz w:val="24"/>
           <w:u w:val="single"/>
         </w:rPr>
-        <w:hyperlink r:id="rId11" w:history="1">
+        <w:hyperlink r:id="rId13" w:history="1">
           <w:r>
             <w:rPr>
               <w:rStyle w:val="Hyperlink"/>
@@ -823,7 +863,7 @@
           <w:sz w:val="24"/>
           <w:u w:val="single"/>
         </w:rPr>
-        <w:hyperlink r:id="rId11" w:history="1">
+        <w:hyperlink r:id="rId13" w:history="1">
           <w:r>
             <w:rPr>
               <w:rStyle w:val="Hyperlink"/>
@@ -890,14 +930,7 @@
           <w:color w:val="000000"/>
           <w:sz w:val="24"/>
         </w:rPr>
-        <w:hyperlink r:id="rId12" w:history="1">
-          <w:r>
-            <w:rPr>
-              <w:rStyle w:val="Hyperlink"/>
-            </w:rPr>
-            <w:t xml:space="preserve">es </w:t>
-          </w:r>
-        </w:hyperlink>
+        <w:t xml:space="preserve">es </w:t>
       </w:r>
       <w:r>
         <w:rPr>
@@ -953,9 +986,8 @@
           <w:i w:val="0"/>
           <w:color w:val="0000FF"/>
           <w:sz w:val="24"/>
-          <w:u w:val="single"/>
-        </w:rPr>
-        <w:hyperlink r:id="rId12" w:history="1">
+        </w:rPr>
+        <w:hyperlink r:id="rId14" w:history="1">
           <w:r>
             <w:rPr>
               <w:rStyle w:val="Hyperlink"/>
@@ -991,7 +1023,7 @@
           <w:sz w:val="24"/>
           <w:u w:val="single"/>
         </w:rPr>
-        <w:hyperlink r:id="rId12" w:history="1">
+        <w:hyperlink r:id="rId14" w:history="1">
           <w:r>
             <w:rPr>
               <w:rStyle w:val="Hyperlink"/>
@@ -1009,7 +1041,7 @@
           <w:sz w:val="24"/>
           <w:u w:val="single"/>
         </w:rPr>
-        <w:hyperlink r:id="rId12" w:history="1">
+        <w:hyperlink r:id="rId14" w:history="1">
           <w:r>
             <w:rPr>
               <w:rStyle w:val="Hyperlink"/>
@@ -1065,13 +1097,32 @@
           <w:i w:val="0"/>
           <w:color w:val="0000FF"/>
           <w:sz w:val="24"/>
+          <w:u w:val="single"/>
         </w:rPr>
         <w:hyperlink r:id="rId14" w:history="1">
           <w:r>
             <w:rPr>
               <w:rStyle w:val="Hyperlink"/>
             </w:rPr>
-            <w:t>(1841-1927</w:t>
+            <w:t>(1841-</w:t>
+          </w:r>
+        </w:hyperlink>
+      </w:r>
+      <w:r>
+        <w:rPr>
+          <w:rFonts w:ascii="Charis SIL Regular" w:hAnsi="Charis SIL Regular" w:eastAsia="Charis SIL Regular"/>
+          <w:b w:val="0"/>
+          <w:i w:val="0"/>
+          <w:color w:val="0000FF"/>
+          <w:sz w:val="24"/>
+          <w:u w:val="single"/>
+        </w:rPr>
+        <w:hyperlink r:id="rId14" w:history="1">
+          <w:r>
+            <w:rPr>
+              <w:rStyle w:val="Hyperlink"/>
+            </w:rPr>
+            <w:t>1927</w:t>
           </w:r>
         </w:hyperlink>
       </w:r>
@@ -1095,13 +1146,50 @@
       </w:r>
       <w:r>
         <w:rPr>
+          <w:u w:val="single" w:color="0000ff"/>
           <w:rFonts w:ascii="Charis SIL Regular" w:hAnsi="Charis SIL Regular" w:eastAsia="Charis SIL Regular"/>
           <w:b w:val="0"/>
           <w:i w:val="0"/>
           <w:color w:val="000000"/>
           <w:sz w:val="24"/>
         </w:rPr>
-        <w:t xml:space="preserve"> and </w:t>
+        <w:hyperlink r:id="rId13" w:history="1">
+          <w:r>
+            <w:rPr>
+              <w:rStyle w:val="Hyperlink"/>
+            </w:rPr>
+            <w:t xml:space="preserve"> an</w:t>
+          </w:r>
+        </w:hyperlink>
+      </w:r>
+      <w:r>
+        <w:rPr>
+          <w:u w:val="single" w:color="0000ff"/>
+          <w:rFonts w:ascii="Charis SIL Regular" w:hAnsi="Charis SIL Regular" w:eastAsia="Charis SIL Regular"/>
+          <w:b w:val="0"/>
+          <w:i w:val="0"/>
+          <w:color w:val="000000"/>
+          <w:sz w:val="24"/>
+        </w:rPr>
+        <w:hyperlink r:id="rId13" w:history="1">
+          <w:r>
+            <w:rPr>
+              <w:rStyle w:val="Hyperlink"/>
+            </w:rPr>
+            <w:t>d</w:t>
+          </w:r>
+        </w:hyperlink>
+      </w:r>
+      <w:r>
+        <w:rPr>
+          <w:u w:val="single" w:color="0000ff"/>
+          <w:rFonts w:ascii="Charis SIL Regular" w:hAnsi="Charis SIL Regular" w:eastAsia="Charis SIL Regular"/>
+          <w:b w:val="0"/>
+          <w:i w:val="0"/>
+          <w:color w:val="000000"/>
+          <w:sz w:val="24"/>
+        </w:rPr>
+        <w:t xml:space="preserve"> </w:t>
       </w:r>
       <w:r>
         <w:rPr>
@@ -1130,7 +1218,7 @@
           <w:sz w:val="24"/>
           <w:u w:val="single"/>
         </w:rPr>
-        <w:hyperlink r:id="rId13" w:history="1">
+        <w:hyperlink r:id="rId15" w:history="1">
           <w:r>
             <w:rPr>
               <w:rStyle w:val="Hyperlink"/>
@@ -1177,7 +1265,7 @@
           <w:sz w:val="24"/>
           <w:u w:val="single"/>
         </w:rPr>
-        <w:hyperlink r:id="rId13" w:history="1">
+        <w:hyperlink r:id="rId15" w:history="1">
           <w:r>
             <w:rPr>
               <w:rStyle w:val="Hyperlink"/>
@@ -1510,25 +1598,7 @@
           <w:color w:val="000000"/>
           <w:sz w:val="24"/>
         </w:rPr>
-        <w:hyperlink r:id="rId16" w:history="1">
-          <w:r>
-            <w:rPr>
-              <w:rStyle w:val="Hyperlink"/>
-            </w:rPr>
-            <w:t>y that o</w:t>
-          </w:r>
-        </w:hyperlink>
-      </w:r>
-      <w:r>
-        <w:rPr>
-          <w:u w:val="single" w:color="0000ff"/>
-          <w:rFonts w:ascii="Charis SIL Regular" w:hAnsi="Charis SIL Regular" w:eastAsia="Charis SIL Regular"/>
-          <w:b w:val="0"/>
-          <w:i w:val="0"/>
-          <w:color w:val="000000"/>
-          <w:sz w:val="24"/>
-        </w:rPr>
-        <w:t xml:space="preserve">perated in </w:t>
+        <w:t xml:space="preserve">y that operated in </w:t>
       </w:r>
       <w:r>
         <w:rPr>
@@ -1539,7 +1609,7 @@
           <w:sz w:val="24"/>
           <w:u w:val="single"/>
         </w:rPr>
-        <w:hyperlink r:id="rId16" w:history="1">
+        <w:hyperlink r:id="rId17" w:history="1">
           <w:r>
             <w:rPr>
               <w:rStyle w:val="Hyperlink"/>
@@ -1575,7 +1645,7 @@
           <w:sz w:val="24"/>
           <w:u w:val="single"/>
         </w:rPr>
-        <w:hyperlink r:id="rId16" w:history="1">
+        <w:hyperlink r:id="rId17" w:history="1">
           <w:r>
             <w:rPr>
               <w:rStyle w:val="Hyperlink"/>
@@ -1622,7 +1692,7 @@
           <w:sz w:val="24"/>
           <w:u w:val="single"/>
         </w:rPr>
-        <w:hyperlink r:id="rId17" w:history="1">
+        <w:hyperlink r:id="rId16" w:history="1">
           <w:r>
             <w:rPr>
               <w:rStyle w:val="Hyperlink"/>
@@ -1633,13 +1703,31 @@
       </w:r>
       <w:r>
         <w:rPr>
+          <w:u w:val="single" w:color="0000ff"/>
           <w:rFonts w:ascii="Charis SIL Regular" w:hAnsi="Charis SIL Regular" w:eastAsia="Charis SIL Regular"/>
           <w:b w:val="0"/>
           <w:i w:val="0"/>
           <w:color w:val="000000"/>
           <w:sz w:val="24"/>
         </w:rPr>
-        <w:t xml:space="preserve">. A large number </w:t>
+        <w:hyperlink r:id="rId16" w:history="1">
+          <w:r>
+            <w:rPr>
+              <w:rStyle w:val="Hyperlink"/>
+            </w:rPr>
+            <w:t>. A large nu</w:t>
+          </w:r>
+        </w:hyperlink>
+      </w:r>
+      <w:r>
+        <w:rPr>
+          <w:rFonts w:ascii="Charis SIL Regular" w:hAnsi="Charis SIL Regular" w:eastAsia="Charis SIL Regular"/>
+          <w:b w:val="0"/>
+          <w:i w:val="0"/>
+          <w:color w:val="000000"/>
+          <w:sz w:val="24"/>
+        </w:rPr>
+        <w:t xml:space="preserve">mber </w:t>
       </w:r>
       <w:r>
         <w:rPr>
@@ -1715,13 +1803,31 @@
       </w:r>
       <w:r>
         <w:rPr>
+          <w:u w:val="single" w:color="0000ff"/>
           <w:rFonts w:ascii="Charis SIL Regular" w:hAnsi="Charis SIL Regular" w:eastAsia="Charis SIL Regular"/>
           <w:b w:val="0"/>
           <w:i w:val="0"/>
           <w:color w:val="000000"/>
           <w:sz w:val="24"/>
         </w:rPr>
-        <w:t xml:space="preserve">ects, especially from </w:t>
+        <w:hyperlink r:id="rId16" w:history="1">
+          <w:r>
+            <w:rPr>
+              <w:rStyle w:val="Hyperlink"/>
+            </w:rPr>
+            <w:t>ects, especi</w:t>
+          </w:r>
+        </w:hyperlink>
+      </w:r>
+      <w:r>
+        <w:rPr>
+          <w:rFonts w:ascii="Charis SIL Regular" w:hAnsi="Charis SIL Regular" w:eastAsia="Charis SIL Regular"/>
+          <w:b w:val="0"/>
+          <w:i w:val="0"/>
+          <w:color w:val="000000"/>
+          <w:sz w:val="24"/>
+        </w:rPr>
+        <w:t xml:space="preserve">ally from </w:t>
       </w:r>
       <w:r>
         <w:rPr>
@@ -2796,13 +2902,57 @@
       </w:r>
       <w:r>
         <w:rPr>
+          <w:u w:val="single" w:color="0000ff"/>
           <w:rFonts w:ascii="Charis SIL Regular" w:hAnsi="Charis SIL Regular" w:eastAsia="Charis SIL Regular"/>
           <w:b w:val="0"/>
           <w:i w:val="0"/>
           <w:color w:val="000000"/>
           <w:sz w:val="24"/>
         </w:rPr>
-        <w:t>Rijksmus</w:t>
+        <w:hyperlink r:id="rId22" w:history="1">
+          <w:r>
+            <w:rPr>
+              <w:rStyle w:val="Hyperlink"/>
+            </w:rPr>
+            <w:t>Rij</w:t>
+          </w:r>
+        </w:hyperlink>
+      </w:r>
+      <w:r>
+        <w:rPr>
+          <w:u w:val="single" w:color="0000ff"/>
+          <w:rFonts w:ascii="Charis SIL Regular" w:hAnsi="Charis SIL Regular" w:eastAsia="Charis SIL Regular"/>
+          <w:b w:val="0"/>
+          <w:i w:val="0"/>
+          <w:color w:val="000000"/>
+          <w:sz w:val="24"/>
+        </w:rPr>
+        <w:hyperlink r:id="rId22" w:history="1">
+          <w:r>
+            <w:rPr>
+              <w:rStyle w:val="Hyperlink"/>
+            </w:rPr>
+            <w:t>k</w:t>
+          </w:r>
+        </w:hyperlink>
+      </w:r>
+      <w:r>
+        <w:rPr>
+          <w:u w:val="single" w:color="0000ff"/>
+          <w:rFonts w:ascii="Charis SIL Regular" w:hAnsi="Charis SIL Regular" w:eastAsia="Charis SIL Regular"/>
+          <w:b w:val="0"/>
+          <w:i w:val="0"/>
+          <w:color w:val="000000"/>
+          <w:sz w:val="24"/>
+        </w:rPr>
+        <w:hyperlink r:id="rId22" w:history="1">
+          <w:r>
+            <w:rPr>
+              <w:rStyle w:val="Hyperlink"/>
+            </w:rPr>
+            <w:t>smus</w:t>
+          </w:r>
+        </w:hyperlink>
       </w:r>
       <w:r>
         <w:rPr>
@@ -4300,7 +4450,7 @@
           <w:sz w:val="24"/>
           <w:u w:val="single"/>
         </w:rPr>
-        <w:hyperlink r:id="rId26" w:history="1">
+        <w:hyperlink r:id="rId27" w:history="1">
           <w:r>
             <w:rPr>
               <w:rStyle w:val="Hyperlink"/>

--- a/EXPORTS/DOCX/published/niveau2/English/Trade.docx
+++ b/EXPORTS/DOCX/published/niveau2/English/Trade.docx
@@ -457,38 +457,13 @@
       </w:r>
       <w:r>
         <w:rPr>
-          <w:u w:val="single" w:color="0000ff"/>
           <w:rFonts w:ascii="Charis SIL Regular" w:hAnsi="Charis SIL Regular" w:eastAsia="Charis SIL Regular"/>
           <w:b w:val="0"/>
           <w:i w:val="0"/>
           <w:color w:val="000000"/>
           <w:sz w:val="24"/>
         </w:rPr>
-        <w:hyperlink r:id="rId9" w:history="1">
-          <w:r>
-            <w:rPr>
-              <w:rStyle w:val="Hyperlink"/>
-            </w:rPr>
-            <w:t>auct</w:t>
-          </w:r>
-        </w:hyperlink>
-      </w:r>
-      <w:r>
-        <w:rPr>
-          <w:rFonts w:ascii="Charis SIL Regular" w:hAnsi="Charis SIL Regular" w:eastAsia="Charis SIL Regular"/>
-          <w:b w:val="0"/>
-          <w:i w:val="0"/>
-          <w:color w:val="000000"/>
-          <w:sz w:val="24"/>
-        </w:rPr>
-        <w:hyperlink r:id="rId9" w:history="1">
-          <w:r>
-            <w:rPr>
-              <w:rStyle w:val="Hyperlink"/>
-            </w:rPr>
-            <w:t xml:space="preserve">ion houses </w:t>
-          </w:r>
-        </w:hyperlink>
+        <w:t xml:space="preserve">auction houses </w:t>
       </w:r>
       <w:r>
         <w:rPr>
@@ -499,7 +474,7 @@
           <w:sz w:val="24"/>
           <w:u w:val="single"/>
         </w:rPr>
-        <w:hyperlink r:id="rId9" w:history="1">
+        <w:hyperlink r:id="rId12" w:history="1">
           <w:r>
             <w:rPr>
               <w:rStyle w:val="Hyperlink"/>
@@ -553,7 +528,7 @@
           <w:sz w:val="24"/>
           <w:u w:val="single"/>
         </w:rPr>
-        <w:hyperlink r:id="rId10" w:history="1">
+        <w:hyperlink r:id="rId12" w:history="1">
           <w:r>
             <w:rPr>
               <w:rStyle w:val="Hyperlink"/>
@@ -582,7 +557,7 @@
           <w:sz w:val="24"/>
           <w:u w:val="single"/>
         </w:rPr>
-        <w:hyperlink r:id="rId10" w:history="1">
+        <w:hyperlink r:id="rId12" w:history="1">
           <w:r>
             <w:rPr>
               <w:rStyle w:val="Hyperlink"/>
@@ -600,7 +575,7 @@
           <w:sz w:val="24"/>
           <w:u w:val="single"/>
         </w:rPr>
-        <w:hyperlink r:id="rId10" w:history="1">
+        <w:hyperlink r:id="rId12" w:history="1">
           <w:r>
             <w:rPr>
               <w:rStyle w:val="Hyperlink"/>
@@ -618,7 +593,7 @@
           <w:sz w:val="24"/>
           <w:u w:val="single"/>
         </w:rPr>
-        <w:hyperlink r:id="rId10" w:history="1">
+        <w:hyperlink r:id="rId12" w:history="1">
           <w:r>
             <w:rPr>
               <w:rStyle w:val="Hyperlink"/>
@@ -770,6 +745,7 @@
       </w:r>
       <w:r>
         <w:rPr>
+          <w:u w:val="single" w:color="0000ff"/>
           <w:rFonts w:ascii="Charis SIL Regular" w:hAnsi="Charis SIL Regular" w:eastAsia="Charis SIL Regular"/>
           <w:b w:val="0"/>
           <w:i w:val="0"/>
@@ -834,7 +810,7 @@
           <w:sz w:val="24"/>
           <w:u w:val="single"/>
         </w:rPr>
-        <w:hyperlink r:id="rId13" w:history="1">
+        <w:hyperlink r:id="rId11" w:history="1">
           <w:r>
             <w:rPr>
               <w:rStyle w:val="Hyperlink"/>
@@ -930,7 +906,14 @@
           <w:color w:val="000000"/>
           <w:sz w:val="24"/>
         </w:rPr>
-        <w:t xml:space="preserve">es </w:t>
+        <w:hyperlink r:id="rId12" w:history="1">
+          <w:r>
+            <w:rPr>
+              <w:rStyle w:val="Hyperlink"/>
+            </w:rPr>
+            <w:t xml:space="preserve">es </w:t>
+          </w:r>
+        </w:hyperlink>
       </w:r>
       <w:r>
         <w:rPr>
@@ -986,8 +969,9 @@
           <w:i w:val="0"/>
           <w:color w:val="0000FF"/>
           <w:sz w:val="24"/>
-        </w:rPr>
-        <w:hyperlink r:id="rId14" w:history="1">
+          <w:u w:val="single"/>
+        </w:rPr>
+        <w:hyperlink r:id="rId12" w:history="1">
           <w:r>
             <w:rPr>
               <w:rStyle w:val="Hyperlink"/>
@@ -1146,50 +1130,13 @@
       </w:r>
       <w:r>
         <w:rPr>
-          <w:u w:val="single" w:color="0000ff"/>
           <w:rFonts w:ascii="Charis SIL Regular" w:hAnsi="Charis SIL Regular" w:eastAsia="Charis SIL Regular"/>
           <w:b w:val="0"/>
           <w:i w:val="0"/>
           <w:color w:val="000000"/>
           <w:sz w:val="24"/>
         </w:rPr>
-        <w:hyperlink r:id="rId13" w:history="1">
-          <w:r>
-            <w:rPr>
-              <w:rStyle w:val="Hyperlink"/>
-            </w:rPr>
-            <w:t xml:space="preserve"> an</w:t>
-          </w:r>
-        </w:hyperlink>
-      </w:r>
-      <w:r>
-        <w:rPr>
-          <w:u w:val="single" w:color="0000ff"/>
-          <w:rFonts w:ascii="Charis SIL Regular" w:hAnsi="Charis SIL Regular" w:eastAsia="Charis SIL Regular"/>
-          <w:b w:val="0"/>
-          <w:i w:val="0"/>
-          <w:color w:val="000000"/>
-          <w:sz w:val="24"/>
-        </w:rPr>
-        <w:hyperlink r:id="rId13" w:history="1">
-          <w:r>
-            <w:rPr>
-              <w:rStyle w:val="Hyperlink"/>
-            </w:rPr>
-            <w:t>d</w:t>
-          </w:r>
-        </w:hyperlink>
-      </w:r>
-      <w:r>
-        <w:rPr>
-          <w:u w:val="single" w:color="0000ff"/>
-          <w:rFonts w:ascii="Charis SIL Regular" w:hAnsi="Charis SIL Regular" w:eastAsia="Charis SIL Regular"/>
-          <w:b w:val="0"/>
-          <w:i w:val="0"/>
-          <w:color w:val="000000"/>
-          <w:sz w:val="24"/>
-        </w:rPr>
-        <w:t xml:space="preserve"> </w:t>
+        <w:t xml:space="preserve"> and </w:t>
       </w:r>
       <w:r>
         <w:rPr>
@@ -1218,7 +1165,7 @@
           <w:sz w:val="24"/>
           <w:u w:val="single"/>
         </w:rPr>
-        <w:hyperlink r:id="rId15" w:history="1">
+        <w:hyperlink r:id="rId13" w:history="1">
           <w:r>
             <w:rPr>
               <w:rStyle w:val="Hyperlink"/>
@@ -1236,7 +1183,7 @@
           <w:sz w:val="24"/>
           <w:u w:val="single"/>
         </w:rPr>
-        <w:hyperlink r:id="rId15" w:history="1">
+        <w:hyperlink r:id="rId13" w:history="1">
           <w:r>
             <w:rPr>
               <w:rStyle w:val="Hyperlink"/>
@@ -1265,7 +1212,7 @@
           <w:sz w:val="24"/>
           <w:u w:val="single"/>
         </w:rPr>
-        <w:hyperlink r:id="rId15" w:history="1">
+        <w:hyperlink r:id="rId13" w:history="1">
           <w:r>
             <w:rPr>
               <w:rStyle w:val="Hyperlink"/>
@@ -1283,7 +1230,7 @@
           <w:sz w:val="24"/>
           <w:u w:val="single"/>
         </w:rPr>
-        <w:hyperlink r:id="rId15" w:history="1">
+        <w:hyperlink r:id="rId13" w:history="1">
           <w:r>
             <w:rPr>
               <w:rStyle w:val="Hyperlink"/>
@@ -1598,7 +1545,50 @@
           <w:color w:val="000000"/>
           <w:sz w:val="24"/>
         </w:rPr>
-        <w:t xml:space="preserve">y that operated in </w:t>
+        <w:hyperlink r:id="rId16" w:history="1">
+          <w:r>
+            <w:rPr>
+              <w:rStyle w:val="Hyperlink"/>
+            </w:rPr>
+            <w:t>y that o</w:t>
+          </w:r>
+        </w:hyperlink>
+      </w:r>
+      <w:r>
+        <w:rPr>
+          <w:u w:val="single" w:color="0000ff"/>
+          <w:rFonts w:ascii="Charis SIL Regular" w:hAnsi="Charis SIL Regular" w:eastAsia="Charis SIL Regular"/>
+          <w:b w:val="0"/>
+          <w:i w:val="0"/>
+          <w:color w:val="000000"/>
+          <w:sz w:val="24"/>
+        </w:rPr>
+        <w:hyperlink r:id="rId16" w:history="1">
+          <w:r>
+            <w:rPr>
+              <w:rStyle w:val="Hyperlink"/>
+            </w:rPr>
+            <w:t>p</w:t>
+          </w:r>
+        </w:hyperlink>
+      </w:r>
+      <w:r>
+        <w:rPr>
+          <w:u w:val="single" w:color="0000ff"/>
+          <w:rFonts w:ascii="Charis SIL Regular" w:hAnsi="Charis SIL Regular" w:eastAsia="Charis SIL Regular"/>
+          <w:b w:val="0"/>
+          <w:i w:val="0"/>
+          <w:color w:val="000000"/>
+          <w:sz w:val="24"/>
+        </w:rPr>
+        <w:hyperlink r:id="rId16" w:history="1">
+          <w:r>
+            <w:rPr>
+              <w:rStyle w:val="Hyperlink"/>
+            </w:rPr>
+            <w:t xml:space="preserve">erated in </w:t>
+          </w:r>
+        </w:hyperlink>
       </w:r>
       <w:r>
         <w:rPr>
@@ -1609,7 +1599,7 @@
           <w:sz w:val="24"/>
           <w:u w:val="single"/>
         </w:rPr>
-        <w:hyperlink r:id="rId17" w:history="1">
+        <w:hyperlink r:id="rId16" w:history="1">
           <w:r>
             <w:rPr>
               <w:rStyle w:val="Hyperlink"/>
@@ -1627,7 +1617,7 @@
           <w:sz w:val="24"/>
           <w:u w:val="single"/>
         </w:rPr>
-        <w:hyperlink r:id="rId17" w:history="1">
+        <w:hyperlink r:id="rId16" w:history="1">
           <w:r>
             <w:rPr>
               <w:rStyle w:val="Hyperlink"/>
@@ -1645,7 +1635,7 @@
           <w:sz w:val="24"/>
           <w:u w:val="single"/>
         </w:rPr>
-        <w:hyperlink r:id="rId17" w:history="1">
+        <w:hyperlink r:id="rId16" w:history="1">
           <w:r>
             <w:rPr>
               <w:rStyle w:val="Hyperlink"/>
@@ -1692,7 +1682,7 @@
           <w:sz w:val="24"/>
           <w:u w:val="single"/>
         </w:rPr>
-        <w:hyperlink r:id="rId16" w:history="1">
+        <w:hyperlink r:id="rId17" w:history="1">
           <w:r>
             <w:rPr>
               <w:rStyle w:val="Hyperlink"/>
@@ -1731,103 +1721,13 @@
       </w:r>
       <w:r>
         <w:rPr>
-          <w:u w:val="single" w:color="0000ff"/>
           <w:rFonts w:ascii="Charis SIL Regular" w:hAnsi="Charis SIL Regular" w:eastAsia="Charis SIL Regular"/>
           <w:b w:val="0"/>
           <w:i w:val="0"/>
           <w:color w:val="000000"/>
           <w:sz w:val="24"/>
         </w:rPr>
-        <w:hyperlink r:id="rId16" w:history="1">
-          <w:r>
-            <w:rPr>
-              <w:rStyle w:val="Hyperlink"/>
-            </w:rPr>
-            <w:t>of A</w:t>
-          </w:r>
-        </w:hyperlink>
-      </w:r>
-      <w:r>
-        <w:rPr>
-          <w:u w:val="single" w:color="0000ff"/>
-          <w:rFonts w:ascii="Charis SIL Regular" w:hAnsi="Charis SIL Regular" w:eastAsia="Charis SIL Regular"/>
-          <w:b w:val="0"/>
-          <w:i w:val="0"/>
-          <w:color w:val="000000"/>
-          <w:sz w:val="24"/>
-        </w:rPr>
-        <w:hyperlink r:id="rId16" w:history="1">
-          <w:r>
-            <w:rPr>
-              <w:rStyle w:val="Hyperlink"/>
-            </w:rPr>
-            <w:t>f</w:t>
-          </w:r>
-        </w:hyperlink>
-      </w:r>
-      <w:r>
-        <w:rPr>
-          <w:u w:val="single" w:color="0000ff"/>
-          <w:rFonts w:ascii="Charis SIL Regular" w:hAnsi="Charis SIL Regular" w:eastAsia="Charis SIL Regular"/>
-          <w:b w:val="0"/>
-          <w:i w:val="0"/>
-          <w:color w:val="000000"/>
-          <w:sz w:val="24"/>
-        </w:rPr>
-        <w:hyperlink r:id="rId16" w:history="1">
-          <w:r>
-            <w:rPr>
-              <w:rStyle w:val="Hyperlink"/>
-            </w:rPr>
-            <w:t>rican ob</w:t>
-          </w:r>
-        </w:hyperlink>
-      </w:r>
-      <w:r>
-        <w:rPr>
-          <w:u w:val="single" w:color="0000ff"/>
-          <w:rFonts w:ascii="Charis SIL Regular" w:hAnsi="Charis SIL Regular" w:eastAsia="Charis SIL Regular"/>
-          <w:b w:val="0"/>
-          <w:i w:val="0"/>
-          <w:color w:val="000000"/>
-          <w:sz w:val="24"/>
-        </w:rPr>
-        <w:hyperlink r:id="rId16" w:history="1">
-          <w:r>
-            <w:rPr>
-              <w:rStyle w:val="Hyperlink"/>
-            </w:rPr>
-            <w:t>j</w:t>
-          </w:r>
-        </w:hyperlink>
-      </w:r>
-      <w:r>
-        <w:rPr>
-          <w:u w:val="single" w:color="0000ff"/>
-          <w:rFonts w:ascii="Charis SIL Regular" w:hAnsi="Charis SIL Regular" w:eastAsia="Charis SIL Regular"/>
-          <w:b w:val="0"/>
-          <w:i w:val="0"/>
-          <w:color w:val="000000"/>
-          <w:sz w:val="24"/>
-        </w:rPr>
-        <w:hyperlink r:id="rId16" w:history="1">
-          <w:r>
-            <w:rPr>
-              <w:rStyle w:val="Hyperlink"/>
-            </w:rPr>
-            <w:t>ects, especi</w:t>
-          </w:r>
-        </w:hyperlink>
-      </w:r>
-      <w:r>
-        <w:rPr>
-          <w:rFonts w:ascii="Charis SIL Regular" w:hAnsi="Charis SIL Regular" w:eastAsia="Charis SIL Regular"/>
-          <w:b w:val="0"/>
-          <w:i w:val="0"/>
-          <w:color w:val="000000"/>
-          <w:sz w:val="24"/>
-        </w:rPr>
-        <w:t xml:space="preserve">ally from </w:t>
+        <w:t xml:space="preserve">of African objects, especially from </w:t>
       </w:r>
       <w:r>
         <w:rPr>
@@ -4450,7 +4350,7 @@
           <w:sz w:val="24"/>
           <w:u w:val="single"/>
         </w:rPr>
-        <w:hyperlink r:id="rId27" w:history="1">
+        <w:hyperlink r:id="rId26" w:history="1">
           <w:r>
             <w:rPr>
               <w:rStyle w:val="Hyperlink"/>

--- a/EXPORTS/DOCX/published/niveau2/English/Trade.docx
+++ b/EXPORTS/DOCX/published/niveau2/English/Trade.docx
@@ -745,7 +745,6 @@
       </w:r>
       <w:r>
         <w:rPr>
-          <w:u w:val="single" w:color="0000ff"/>
           <w:rFonts w:ascii="Charis SIL Regular" w:hAnsi="Charis SIL Regular" w:eastAsia="Charis SIL Regular"/>
           <w:b w:val="0"/>
           <w:i w:val="0"/>
@@ -1130,13 +1129,50 @@
       </w:r>
       <w:r>
         <w:rPr>
+          <w:u w:val="single" w:color="0000ff"/>
           <w:rFonts w:ascii="Charis SIL Regular" w:hAnsi="Charis SIL Regular" w:eastAsia="Charis SIL Regular"/>
           <w:b w:val="0"/>
           <w:i w:val="0"/>
           <w:color w:val="000000"/>
           <w:sz w:val="24"/>
         </w:rPr>
-        <w:t xml:space="preserve"> and </w:t>
+        <w:hyperlink r:id="rId13" w:history="1">
+          <w:r>
+            <w:rPr>
+              <w:rStyle w:val="Hyperlink"/>
+            </w:rPr>
+            <w:t xml:space="preserve"> an</w:t>
+          </w:r>
+        </w:hyperlink>
+      </w:r>
+      <w:r>
+        <w:rPr>
+          <w:u w:val="single" w:color="0000ff"/>
+          <w:rFonts w:ascii="Charis SIL Regular" w:hAnsi="Charis SIL Regular" w:eastAsia="Charis SIL Regular"/>
+          <w:b w:val="0"/>
+          <w:i w:val="0"/>
+          <w:color w:val="000000"/>
+          <w:sz w:val="24"/>
+        </w:rPr>
+        <w:hyperlink r:id="rId13" w:history="1">
+          <w:r>
+            <w:rPr>
+              <w:rStyle w:val="Hyperlink"/>
+            </w:rPr>
+            <w:t>d</w:t>
+          </w:r>
+        </w:hyperlink>
+      </w:r>
+      <w:r>
+        <w:rPr>
+          <w:u w:val="single" w:color="0000ff"/>
+          <w:rFonts w:ascii="Charis SIL Regular" w:hAnsi="Charis SIL Regular" w:eastAsia="Charis SIL Regular"/>
+          <w:b w:val="0"/>
+          <w:i w:val="0"/>
+          <w:color w:val="000000"/>
+          <w:sz w:val="24"/>
+        </w:rPr>
+        <w:t xml:space="preserve"> </w:t>
       </w:r>
       <w:r>
         <w:rPr>
@@ -1165,7 +1201,7 @@
           <w:sz w:val="24"/>
           <w:u w:val="single"/>
         </w:rPr>
-        <w:hyperlink r:id="rId13" w:history="1">
+        <w:hyperlink r:id="rId15" w:history="1">
           <w:r>
             <w:rPr>
               <w:rStyle w:val="Hyperlink"/>
@@ -1599,7 +1635,7 @@
           <w:sz w:val="24"/>
           <w:u w:val="single"/>
         </w:rPr>
-        <w:hyperlink r:id="rId16" w:history="1">
+        <w:hyperlink r:id="rId17" w:history="1">
           <w:r>
             <w:rPr>
               <w:rStyle w:val="Hyperlink"/>
@@ -1617,7 +1653,7 @@
           <w:sz w:val="24"/>
           <w:u w:val="single"/>
         </w:rPr>
-        <w:hyperlink r:id="rId16" w:history="1">
+        <w:hyperlink r:id="rId17" w:history="1">
           <w:r>
             <w:rPr>
               <w:rStyle w:val="Hyperlink"/>
@@ -1635,7 +1671,7 @@
           <w:sz w:val="24"/>
           <w:u w:val="single"/>
         </w:rPr>
-        <w:hyperlink r:id="rId16" w:history="1">
+        <w:hyperlink r:id="rId17" w:history="1">
           <w:r>
             <w:rPr>
               <w:rStyle w:val="Hyperlink"/>
@@ -1721,13 +1757,103 @@
       </w:r>
       <w:r>
         <w:rPr>
+          <w:u w:val="single" w:color="0000ff"/>
           <w:rFonts w:ascii="Charis SIL Regular" w:hAnsi="Charis SIL Regular" w:eastAsia="Charis SIL Regular"/>
           <w:b w:val="0"/>
           <w:i w:val="0"/>
           <w:color w:val="000000"/>
           <w:sz w:val="24"/>
         </w:rPr>
-        <w:t xml:space="preserve">of African objects, especially from </w:t>
+        <w:hyperlink r:id="rId16" w:history="1">
+          <w:r>
+            <w:rPr>
+              <w:rStyle w:val="Hyperlink"/>
+            </w:rPr>
+            <w:t>of A</w:t>
+          </w:r>
+        </w:hyperlink>
+      </w:r>
+      <w:r>
+        <w:rPr>
+          <w:u w:val="single" w:color="0000ff"/>
+          <w:rFonts w:ascii="Charis SIL Regular" w:hAnsi="Charis SIL Regular" w:eastAsia="Charis SIL Regular"/>
+          <w:b w:val="0"/>
+          <w:i w:val="0"/>
+          <w:color w:val="000000"/>
+          <w:sz w:val="24"/>
+        </w:rPr>
+        <w:hyperlink r:id="rId16" w:history="1">
+          <w:r>
+            <w:rPr>
+              <w:rStyle w:val="Hyperlink"/>
+            </w:rPr>
+            <w:t>f</w:t>
+          </w:r>
+        </w:hyperlink>
+      </w:r>
+      <w:r>
+        <w:rPr>
+          <w:u w:val="single" w:color="0000ff"/>
+          <w:rFonts w:ascii="Charis SIL Regular" w:hAnsi="Charis SIL Regular" w:eastAsia="Charis SIL Regular"/>
+          <w:b w:val="0"/>
+          <w:i w:val="0"/>
+          <w:color w:val="000000"/>
+          <w:sz w:val="24"/>
+        </w:rPr>
+        <w:hyperlink r:id="rId16" w:history="1">
+          <w:r>
+            <w:rPr>
+              <w:rStyle w:val="Hyperlink"/>
+            </w:rPr>
+            <w:t>rican ob</w:t>
+          </w:r>
+        </w:hyperlink>
+      </w:r>
+      <w:r>
+        <w:rPr>
+          <w:u w:val="single" w:color="0000ff"/>
+          <w:rFonts w:ascii="Charis SIL Regular" w:hAnsi="Charis SIL Regular" w:eastAsia="Charis SIL Regular"/>
+          <w:b w:val="0"/>
+          <w:i w:val="0"/>
+          <w:color w:val="000000"/>
+          <w:sz w:val="24"/>
+        </w:rPr>
+        <w:hyperlink r:id="rId16" w:history="1">
+          <w:r>
+            <w:rPr>
+              <w:rStyle w:val="Hyperlink"/>
+            </w:rPr>
+            <w:t>j</w:t>
+          </w:r>
+        </w:hyperlink>
+      </w:r>
+      <w:r>
+        <w:rPr>
+          <w:u w:val="single" w:color="0000ff"/>
+          <w:rFonts w:ascii="Charis SIL Regular" w:hAnsi="Charis SIL Regular" w:eastAsia="Charis SIL Regular"/>
+          <w:b w:val="0"/>
+          <w:i w:val="0"/>
+          <w:color w:val="000000"/>
+          <w:sz w:val="24"/>
+        </w:rPr>
+        <w:hyperlink r:id="rId16" w:history="1">
+          <w:r>
+            <w:rPr>
+              <w:rStyle w:val="Hyperlink"/>
+            </w:rPr>
+            <w:t>ects, especi</w:t>
+          </w:r>
+        </w:hyperlink>
+      </w:r>
+      <w:r>
+        <w:rPr>
+          <w:rFonts w:ascii="Charis SIL Regular" w:hAnsi="Charis SIL Regular" w:eastAsia="Charis SIL Regular"/>
+          <w:b w:val="0"/>
+          <w:i w:val="0"/>
+          <w:color w:val="000000"/>
+          <w:sz w:val="24"/>
+        </w:rPr>
+        <w:t xml:space="preserve">ally from </w:t>
       </w:r>
       <w:r>
         <w:rPr>

--- a/EXPORTS/DOCX/published/niveau2/English/Trade.docx
+++ b/EXPORTS/DOCX/published/niveau2/English/Trade.docx
@@ -457,13 +457,32 @@
       </w:r>
       <w:r>
         <w:rPr>
+          <w:u w:val="single" w:color="0000ff"/>
           <w:rFonts w:ascii="Charis SIL Regular" w:hAnsi="Charis SIL Regular" w:eastAsia="Charis SIL Regular"/>
           <w:b w:val="0"/>
           <w:i w:val="0"/>
           <w:color w:val="000000"/>
           <w:sz w:val="24"/>
         </w:rPr>
-        <w:t xml:space="preserve">auction houses </w:t>
+        <w:t>auct</w:t>
+      </w:r>
+      <w:r>
+        <w:rPr>
+          <w:u w:val="single" w:color="0000ff"/>
+          <w:rFonts w:ascii="Charis SIL Regular" w:hAnsi="Charis SIL Regular" w:eastAsia="Charis SIL Regular"/>
+          <w:b w:val="0"/>
+          <w:i w:val="0"/>
+          <w:color w:val="000000"/>
+          <w:sz w:val="24"/>
+        </w:rPr>
+        <w:hyperlink r:id="rId9" w:history="1">
+          <w:r>
+            <w:rPr>
+              <w:rStyle w:val="Hyperlink"/>
+            </w:rPr>
+            <w:t xml:space="preserve">ion houses </w:t>
+          </w:r>
+        </w:hyperlink>
       </w:r>
       <w:r>
         <w:rPr>
@@ -474,7 +493,7 @@
           <w:sz w:val="24"/>
           <w:u w:val="single"/>
         </w:rPr>
-        <w:hyperlink r:id="rId12" w:history="1">
+        <w:hyperlink r:id="rId9" w:history="1">
           <w:r>
             <w:rPr>
               <w:rStyle w:val="Hyperlink"/>
@@ -508,16 +527,8 @@
           <w:i w:val="0"/>
           <w:color w:val="0000FF"/>
           <w:sz w:val="24"/>
-          <w:u w:val="single"/>
-        </w:rPr>
-        <w:hyperlink r:id="rId12" w:history="1">
-          <w:r>
-            <w:rPr>
-              <w:rStyle w:val="Hyperlink"/>
-            </w:rPr>
-            <w:t>e</w:t>
-          </w:r>
-        </w:hyperlink>
+        </w:rPr>
+        <w:t>e</w:t>
       </w:r>
       <w:r>
         <w:rPr>
@@ -528,7 +539,7 @@
           <w:sz w:val="24"/>
           <w:u w:val="single"/>
         </w:rPr>
-        <w:hyperlink r:id="rId12" w:history="1">
+        <w:hyperlink r:id="rId10" w:history="1">
           <w:r>
             <w:rPr>
               <w:rStyle w:val="Hyperlink"/>
@@ -557,7 +568,7 @@
           <w:sz w:val="24"/>
           <w:u w:val="single"/>
         </w:rPr>
-        <w:hyperlink r:id="rId12" w:history="1">
+        <w:hyperlink r:id="rId10" w:history="1">
           <w:r>
             <w:rPr>
               <w:rStyle w:val="Hyperlink"/>
@@ -734,7 +745,7 @@
           <w:sz w:val="24"/>
           <w:u w:val="single"/>
         </w:rPr>
-        <w:hyperlink r:id="rId12" w:history="1">
+        <w:hyperlink r:id="rId11" w:history="1">
           <w:r>
             <w:rPr>
               <w:rStyle w:val="Hyperlink"/>
@@ -745,13 +756,25 @@
       </w:r>
       <w:r>
         <w:rPr>
+          <w:u w:val="single" w:color="0000ff"/>
           <w:rFonts w:ascii="Charis SIL Regular" w:hAnsi="Charis SIL Regular" w:eastAsia="Charis SIL Regular"/>
           <w:b w:val="0"/>
           <w:i w:val="0"/>
           <w:color w:val="000000"/>
           <w:sz w:val="24"/>
         </w:rPr>
-        <w:t xml:space="preserve"> and </w:t>
+        <w:t xml:space="preserve"> and</w:t>
+      </w:r>
+      <w:r>
+        <w:rPr>
+          <w:u w:val="single" w:color="0000ff"/>
+          <w:rFonts w:ascii="Charis SIL Regular" w:hAnsi="Charis SIL Regular" w:eastAsia="Charis SIL Regular"/>
+          <w:b w:val="0"/>
+          <w:i w:val="0"/>
+          <w:color w:val="000000"/>
+          <w:sz w:val="24"/>
+        </w:rPr>
+        <w:t xml:space="preserve"> </w:t>
       </w:r>
       <w:r>
         <w:rPr>
@@ -791,7 +814,7 @@
           <w:sz w:val="24"/>
           <w:u w:val="single"/>
         </w:rPr>
-        <w:hyperlink r:id="rId13" w:history="1">
+        <w:hyperlink r:id="rId11" w:history="1">
           <w:r>
             <w:rPr>
               <w:rStyle w:val="Hyperlink"/>
@@ -894,59 +917,23 @@
           <w:color w:val="000000"/>
           <w:sz w:val="24"/>
         </w:rPr>
-        <w:t>Hague, the stor</w:t>
-      </w:r>
-      <w:r>
-        <w:rPr>
-          <w:u w:val="single" w:color="0000ff"/>
+        <w:t xml:space="preserve">Hague, the stores </w:t>
+      </w:r>
+      <w:r>
+        <w:rPr>
           <w:rFonts w:ascii="Charis SIL Regular" w:hAnsi="Charis SIL Regular" w:eastAsia="Charis SIL Regular"/>
           <w:b w:val="0"/>
           <w:i w:val="0"/>
-          <w:color w:val="000000"/>
-          <w:sz w:val="24"/>
-        </w:rPr>
-        <w:hyperlink r:id="rId12" w:history="1">
+          <w:color w:val="0000FF"/>
+          <w:sz w:val="24"/>
+          <w:u w:val="single"/>
+        </w:rPr>
+        <w:hyperlink r:id="rId14" w:history="1">
           <w:r>
             <w:rPr>
               <w:rStyle w:val="Hyperlink"/>
             </w:rPr>
-            <w:t xml:space="preserve">es </w:t>
-          </w:r>
-        </w:hyperlink>
-      </w:r>
-      <w:r>
-        <w:rPr>
-          <w:rFonts w:ascii="Charis SIL Regular" w:hAnsi="Charis SIL Regular" w:eastAsia="Charis SIL Regular"/>
-          <w:b w:val="0"/>
-          <w:i w:val="0"/>
-          <w:color w:val="0000FF"/>
-          <w:sz w:val="24"/>
-          <w:u w:val="single"/>
-        </w:rPr>
-        <w:hyperlink r:id="rId12" w:history="1">
-          <w:r>
-            <w:rPr>
-              <w:rStyle w:val="Hyperlink"/>
-            </w:rPr>
-            <w:t>Groot</w:t>
-          </w:r>
-        </w:hyperlink>
-      </w:r>
-      <w:r>
-        <w:rPr>
-          <w:rFonts w:ascii="Charis SIL Regular" w:hAnsi="Charis SIL Regular" w:eastAsia="Charis SIL Regular"/>
-          <w:b w:val="0"/>
-          <w:i w:val="0"/>
-          <w:color w:val="0000FF"/>
-          <w:sz w:val="24"/>
-          <w:u w:val="single"/>
-        </w:rPr>
-        <w:hyperlink r:id="rId12" w:history="1">
-          <w:r>
-            <w:rPr>
-              <w:rStyle w:val="Hyperlink"/>
-            </w:rPr>
-            <w:t>e</w:t>
+            <w:t>Groote</w:t>
           </w:r>
         </w:hyperlink>
       </w:r>
@@ -988,7 +975,7 @@
           <w:sz w:val="24"/>
           <w:u w:val="single"/>
         </w:rPr>
-        <w:hyperlink r:id="rId14" w:history="1">
+        <w:hyperlink r:id="rId12" w:history="1">
           <w:r>
             <w:rPr>
               <w:rStyle w:val="Hyperlink"/>
@@ -1006,7 +993,7 @@
           <w:sz w:val="24"/>
           <w:u w:val="single"/>
         </w:rPr>
-        <w:hyperlink r:id="rId14" w:history="1">
+        <w:hyperlink r:id="rId12" w:history="1">
           <w:r>
             <w:rPr>
               <w:rStyle w:val="Hyperlink"/>
@@ -1024,14 +1011,7 @@
           <w:sz w:val="24"/>
           <w:u w:val="single"/>
         </w:rPr>
-        <w:hyperlink r:id="rId14" w:history="1">
-          <w:r>
-            <w:rPr>
-              <w:rStyle w:val="Hyperlink"/>
-            </w:rPr>
-            <w:t>jke</w:t>
-          </w:r>
-        </w:hyperlink>
+        <w:t xml:space="preserve">jke </w:t>
       </w:r>
       <w:r>
         <w:rPr>
@@ -1042,18 +1022,7 @@
           <w:sz w:val="24"/>
           <w:u w:val="single"/>
         </w:rPr>
-        <w:t xml:space="preserve"> </w:t>
-      </w:r>
-      <w:r>
-        <w:rPr>
-          <w:rFonts w:ascii="Charis SIL Regular" w:hAnsi="Charis SIL Regular" w:eastAsia="Charis SIL Regular"/>
-          <w:b w:val="0"/>
-          <w:i w:val="0"/>
-          <w:color w:val="0000FF"/>
-          <w:sz w:val="24"/>
-          <w:u w:val="single"/>
-        </w:rPr>
-        <w:hyperlink r:id="rId14" w:history="1">
+        <w:hyperlink r:id="rId12" w:history="1">
           <w:r>
             <w:rPr>
               <w:rStyle w:val="Hyperlink"/>
@@ -1082,7 +1051,7 @@
           <w:sz w:val="24"/>
           <w:u w:val="single"/>
         </w:rPr>
-        <w:hyperlink r:id="rId14" w:history="1">
+        <w:hyperlink r:id="rId12" w:history="1">
           <w:r>
             <w:rPr>
               <w:rStyle w:val="Hyperlink"/>
@@ -1100,14 +1069,7 @@
           <w:sz w:val="24"/>
           <w:u w:val="single"/>
         </w:rPr>
-        <w:hyperlink r:id="rId14" w:history="1">
-          <w:r>
-            <w:rPr>
-              <w:rStyle w:val="Hyperlink"/>
-            </w:rPr>
-            <w:t>1927</w:t>
-          </w:r>
-        </w:hyperlink>
+        <w:t>1927</w:t>
       </w:r>
       <w:r>
         <w:rPr>
@@ -1118,7 +1080,7 @@
           <w:sz w:val="24"/>
           <w:u w:val="single"/>
         </w:rPr>
-        <w:hyperlink r:id="rId14" w:history="1">
+        <w:hyperlink r:id="rId13" w:history="1">
           <w:r>
             <w:rPr>
               <w:rStyle w:val="Hyperlink"/>
@@ -1147,32 +1109,13 @@
       </w:r>
       <w:r>
         <w:rPr>
-          <w:u w:val="single" w:color="0000ff"/>
           <w:rFonts w:ascii="Charis SIL Regular" w:hAnsi="Charis SIL Regular" w:eastAsia="Charis SIL Regular"/>
           <w:b w:val="0"/>
           <w:i w:val="0"/>
           <w:color w:val="000000"/>
           <w:sz w:val="24"/>
         </w:rPr>
-        <w:hyperlink r:id="rId13" w:history="1">
-          <w:r>
-            <w:rPr>
-              <w:rStyle w:val="Hyperlink"/>
-            </w:rPr>
-            <w:t>d</w:t>
-          </w:r>
-        </w:hyperlink>
-      </w:r>
-      <w:r>
-        <w:rPr>
-          <w:u w:val="single" w:color="0000ff"/>
-          <w:rFonts w:ascii="Charis SIL Regular" w:hAnsi="Charis SIL Regular" w:eastAsia="Charis SIL Regular"/>
-          <w:b w:val="0"/>
-          <w:i w:val="0"/>
-          <w:color w:val="000000"/>
-          <w:sz w:val="24"/>
-        </w:rPr>
-        <w:t xml:space="preserve"> </w:t>
+        <w:t xml:space="preserve">d </w:t>
       </w:r>
       <w:r>
         <w:rPr>
@@ -1219,7 +1162,7 @@
           <w:sz w:val="24"/>
           <w:u w:val="single"/>
         </w:rPr>
-        <w:hyperlink r:id="rId13" w:history="1">
+        <w:hyperlink r:id="rId15" w:history="1">
           <w:r>
             <w:rPr>
               <w:rStyle w:val="Hyperlink"/>
@@ -1248,7 +1191,7 @@
           <w:sz w:val="24"/>
           <w:u w:val="single"/>
         </w:rPr>
-        <w:hyperlink r:id="rId13" w:history="1">
+        <w:hyperlink r:id="rId15" w:history="1">
           <w:r>
             <w:rPr>
               <w:rStyle w:val="Hyperlink"/>
@@ -1266,7 +1209,7 @@
           <w:sz w:val="24"/>
           <w:u w:val="single"/>
         </w:rPr>
-        <w:hyperlink r:id="rId13" w:history="1">
+        <w:hyperlink r:id="rId15" w:history="1">
           <w:r>
             <w:rPr>
               <w:rStyle w:val="Hyperlink"/>
@@ -1592,39 +1535,13 @@
       </w:r>
       <w:r>
         <w:rPr>
-          <w:u w:val="single" w:color="0000ff"/>
           <w:rFonts w:ascii="Charis SIL Regular" w:hAnsi="Charis SIL Regular" w:eastAsia="Charis SIL Regular"/>
           <w:b w:val="0"/>
           <w:i w:val="0"/>
           <w:color w:val="000000"/>
           <w:sz w:val="24"/>
         </w:rPr>
-        <w:hyperlink r:id="rId16" w:history="1">
-          <w:r>
-            <w:rPr>
-              <w:rStyle w:val="Hyperlink"/>
-            </w:rPr>
-            <w:t>p</w:t>
-          </w:r>
-        </w:hyperlink>
-      </w:r>
-      <w:r>
-        <w:rPr>
-          <w:u w:val="single" w:color="0000ff"/>
-          <w:rFonts w:ascii="Charis SIL Regular" w:hAnsi="Charis SIL Regular" w:eastAsia="Charis SIL Regular"/>
-          <w:b w:val="0"/>
-          <w:i w:val="0"/>
-          <w:color w:val="000000"/>
-          <w:sz w:val="24"/>
-        </w:rPr>
-        <w:hyperlink r:id="rId16" w:history="1">
-          <w:r>
-            <w:rPr>
-              <w:rStyle w:val="Hyperlink"/>
-            </w:rPr>
-            <w:t xml:space="preserve">erated in </w:t>
-          </w:r>
-        </w:hyperlink>
+        <w:t xml:space="preserve">perated in </w:t>
       </w:r>
       <w:r>
         <w:rPr>

--- a/EXPORTS/DOCX/published/niveau2/English/Trade.docx
+++ b/EXPORTS/DOCX/published/niveau2/English/Trade.docx
@@ -464,25 +464,7 @@
           <w:color w:val="000000"/>
           <w:sz w:val="24"/>
         </w:rPr>
-        <w:t>auct</w:t>
-      </w:r>
-      <w:r>
-        <w:rPr>
-          <w:u w:val="single" w:color="0000ff"/>
-          <w:rFonts w:ascii="Charis SIL Regular" w:hAnsi="Charis SIL Regular" w:eastAsia="Charis SIL Regular"/>
-          <w:b w:val="0"/>
-          <w:i w:val="0"/>
-          <w:color w:val="000000"/>
-          <w:sz w:val="24"/>
-        </w:rPr>
-        <w:hyperlink r:id="rId9" w:history="1">
-          <w:r>
-            <w:rPr>
-              <w:rStyle w:val="Hyperlink"/>
-            </w:rPr>
-            <w:t xml:space="preserve">ion houses </w:t>
-          </w:r>
-        </w:hyperlink>
+        <w:t xml:space="preserve">auction houses </w:t>
       </w:r>
       <w:r>
         <w:rPr>
@@ -493,7 +475,7 @@
           <w:sz w:val="24"/>
           <w:u w:val="single"/>
         </w:rPr>
-        <w:hyperlink r:id="rId9" w:history="1">
+        <w:hyperlink r:id="rId12" w:history="1">
           <w:r>
             <w:rPr>
               <w:rStyle w:val="Hyperlink"/>
@@ -527,8 +509,16 @@
           <w:i w:val="0"/>
           <w:color w:val="0000FF"/>
           <w:sz w:val="24"/>
-        </w:rPr>
-        <w:t>e</w:t>
+          <w:u w:val="single"/>
+        </w:rPr>
+        <w:hyperlink r:id="rId12" w:history="1">
+          <w:r>
+            <w:rPr>
+              <w:rStyle w:val="Hyperlink"/>
+            </w:rPr>
+            <w:t>e</w:t>
+          </w:r>
+        </w:hyperlink>
       </w:r>
       <w:r>
         <w:rPr>
@@ -539,7 +529,7 @@
           <w:sz w:val="24"/>
           <w:u w:val="single"/>
         </w:rPr>
-        <w:hyperlink r:id="rId10" w:history="1">
+        <w:hyperlink r:id="rId12" w:history="1">
           <w:r>
             <w:rPr>
               <w:rStyle w:val="Hyperlink"/>
@@ -568,7 +558,7 @@
           <w:sz w:val="24"/>
           <w:u w:val="single"/>
         </w:rPr>
-        <w:hyperlink r:id="rId10" w:history="1">
+        <w:hyperlink r:id="rId12" w:history="1">
           <w:r>
             <w:rPr>
               <w:rStyle w:val="Hyperlink"/>
@@ -745,7 +735,7 @@
           <w:sz w:val="24"/>
           <w:u w:val="single"/>
         </w:rPr>
-        <w:hyperlink r:id="rId11" w:history="1">
+        <w:hyperlink r:id="rId12" w:history="1">
           <w:r>
             <w:rPr>
               <w:rStyle w:val="Hyperlink"/>
@@ -756,25 +746,13 @@
       </w:r>
       <w:r>
         <w:rPr>
-          <w:u w:val="single" w:color="0000ff"/>
           <w:rFonts w:ascii="Charis SIL Regular" w:hAnsi="Charis SIL Regular" w:eastAsia="Charis SIL Regular"/>
           <w:b w:val="0"/>
           <w:i w:val="0"/>
           <w:color w:val="000000"/>
           <w:sz w:val="24"/>
         </w:rPr>
-        <w:t xml:space="preserve"> and</w:t>
-      </w:r>
-      <w:r>
-        <w:rPr>
-          <w:u w:val="single" w:color="0000ff"/>
-          <w:rFonts w:ascii="Charis SIL Regular" w:hAnsi="Charis SIL Regular" w:eastAsia="Charis SIL Regular"/>
-          <w:b w:val="0"/>
-          <w:i w:val="0"/>
-          <w:color w:val="000000"/>
-          <w:sz w:val="24"/>
-        </w:rPr>
-        <w:t xml:space="preserve"> </w:t>
+        <w:t xml:space="preserve"> and </w:t>
       </w:r>
       <w:r>
         <w:rPr>
@@ -814,7 +792,7 @@
           <w:sz w:val="24"/>
           <w:u w:val="single"/>
         </w:rPr>
-        <w:hyperlink r:id="rId11" w:history="1">
+        <w:hyperlink r:id="rId13" w:history="1">
           <w:r>
             <w:rPr>
               <w:rStyle w:val="Hyperlink"/>
@@ -917,23 +895,59 @@
           <w:color w:val="000000"/>
           <w:sz w:val="24"/>
         </w:rPr>
-        <w:t xml:space="preserve">Hague, the stores </w:t>
-      </w:r>
-      <w:r>
-        <w:rPr>
+        <w:t>Hague, the stor</w:t>
+      </w:r>
+      <w:r>
+        <w:rPr>
+          <w:u w:val="single" w:color="0000ff"/>
           <w:rFonts w:ascii="Charis SIL Regular" w:hAnsi="Charis SIL Regular" w:eastAsia="Charis SIL Regular"/>
           <w:b w:val="0"/>
           <w:i w:val="0"/>
-          <w:color w:val="0000FF"/>
-          <w:sz w:val="24"/>
-          <w:u w:val="single"/>
-        </w:rPr>
-        <w:hyperlink r:id="rId14" w:history="1">
+          <w:color w:val="000000"/>
+          <w:sz w:val="24"/>
+        </w:rPr>
+        <w:hyperlink r:id="rId12" w:history="1">
           <w:r>
             <w:rPr>
               <w:rStyle w:val="Hyperlink"/>
             </w:rPr>
-            <w:t>Groote</w:t>
+            <w:t xml:space="preserve">es </w:t>
+          </w:r>
+        </w:hyperlink>
+      </w:r>
+      <w:r>
+        <w:rPr>
+          <w:rFonts w:ascii="Charis SIL Regular" w:hAnsi="Charis SIL Regular" w:eastAsia="Charis SIL Regular"/>
+          <w:b w:val="0"/>
+          <w:i w:val="0"/>
+          <w:color w:val="0000FF"/>
+          <w:sz w:val="24"/>
+          <w:u w:val="single"/>
+        </w:rPr>
+        <w:hyperlink r:id="rId12" w:history="1">
+          <w:r>
+            <w:rPr>
+              <w:rStyle w:val="Hyperlink"/>
+            </w:rPr>
+            <w:t>Groot</w:t>
+          </w:r>
+        </w:hyperlink>
+      </w:r>
+      <w:r>
+        <w:rPr>
+          <w:rFonts w:ascii="Charis SIL Regular" w:hAnsi="Charis SIL Regular" w:eastAsia="Charis SIL Regular"/>
+          <w:b w:val="0"/>
+          <w:i w:val="0"/>
+          <w:color w:val="0000FF"/>
+          <w:sz w:val="24"/>
+          <w:u w:val="single"/>
+        </w:rPr>
+        <w:hyperlink r:id="rId12" w:history="1">
+          <w:r>
+            <w:rPr>
+              <w:rStyle w:val="Hyperlink"/>
+            </w:rPr>
+            <w:t>e</w:t>
           </w:r>
         </w:hyperlink>
       </w:r>
@@ -975,7 +989,7 @@
           <w:sz w:val="24"/>
           <w:u w:val="single"/>
         </w:rPr>
-        <w:hyperlink r:id="rId12" w:history="1">
+        <w:hyperlink r:id="rId14" w:history="1">
           <w:r>
             <w:rPr>
               <w:rStyle w:val="Hyperlink"/>
@@ -993,7 +1007,7 @@
           <w:sz w:val="24"/>
           <w:u w:val="single"/>
         </w:rPr>
-        <w:hyperlink r:id="rId12" w:history="1">
+        <w:hyperlink r:id="rId14" w:history="1">
           <w:r>
             <w:rPr>
               <w:rStyle w:val="Hyperlink"/>
@@ -1011,7 +1025,14 @@
           <w:sz w:val="24"/>
           <w:u w:val="single"/>
         </w:rPr>
-        <w:t xml:space="preserve">jke </w:t>
+        <w:hyperlink r:id="rId14" w:history="1">
+          <w:r>
+            <w:rPr>
+              <w:rStyle w:val="Hyperlink"/>
+            </w:rPr>
+            <w:t>jke</w:t>
+          </w:r>
+        </w:hyperlink>
       </w:r>
       <w:r>
         <w:rPr>
@@ -1022,7 +1043,18 @@
           <w:sz w:val="24"/>
           <w:u w:val="single"/>
         </w:rPr>
-        <w:hyperlink r:id="rId12" w:history="1">
+        <w:t xml:space="preserve"> </w:t>
+      </w:r>
+      <w:r>
+        <w:rPr>
+          <w:rFonts w:ascii="Charis SIL Regular" w:hAnsi="Charis SIL Regular" w:eastAsia="Charis SIL Regular"/>
+          <w:b w:val="0"/>
+          <w:i w:val="0"/>
+          <w:color w:val="0000FF"/>
+          <w:sz w:val="24"/>
+          <w:u w:val="single"/>
+        </w:rPr>
+        <w:hyperlink r:id="rId14" w:history="1">
           <w:r>
             <w:rPr>
               <w:rStyle w:val="Hyperlink"/>
@@ -1051,7 +1083,7 @@
           <w:sz w:val="24"/>
           <w:u w:val="single"/>
         </w:rPr>
-        <w:hyperlink r:id="rId12" w:history="1">
+        <w:hyperlink r:id="rId14" w:history="1">
           <w:r>
             <w:rPr>
               <w:rStyle w:val="Hyperlink"/>
@@ -1069,7 +1101,14 @@
           <w:sz w:val="24"/>
           <w:u w:val="single"/>
         </w:rPr>
-        <w:t>1927</w:t>
+        <w:hyperlink r:id="rId14" w:history="1">
+          <w:r>
+            <w:rPr>
+              <w:rStyle w:val="Hyperlink"/>
+            </w:rPr>
+            <w:t>1927</w:t>
+          </w:r>
+        </w:hyperlink>
       </w:r>
       <w:r>
         <w:rPr>
@@ -1080,7 +1119,7 @@
           <w:sz w:val="24"/>
           <w:u w:val="single"/>
         </w:rPr>
-        <w:hyperlink r:id="rId13" w:history="1">
+        <w:hyperlink r:id="rId14" w:history="1">
           <w:r>
             <w:rPr>
               <w:rStyle w:val="Hyperlink"/>
@@ -1109,13 +1148,32 @@
       </w:r>
       <w:r>
         <w:rPr>
+          <w:u w:val="single" w:color="0000ff"/>
           <w:rFonts w:ascii="Charis SIL Regular" w:hAnsi="Charis SIL Regular" w:eastAsia="Charis SIL Regular"/>
           <w:b w:val="0"/>
           <w:i w:val="0"/>
           <w:color w:val="000000"/>
           <w:sz w:val="24"/>
         </w:rPr>
-        <w:t xml:space="preserve">d </w:t>
+        <w:hyperlink r:id="rId13" w:history="1">
+          <w:r>
+            <w:rPr>
+              <w:rStyle w:val="Hyperlink"/>
+            </w:rPr>
+            <w:t>d</w:t>
+          </w:r>
+        </w:hyperlink>
+      </w:r>
+      <w:r>
+        <w:rPr>
+          <w:u w:val="single" w:color="0000ff"/>
+          <w:rFonts w:ascii="Charis SIL Regular" w:hAnsi="Charis SIL Regular" w:eastAsia="Charis SIL Regular"/>
+          <w:b w:val="0"/>
+          <w:i w:val="0"/>
+          <w:color w:val="000000"/>
+          <w:sz w:val="24"/>
+        </w:rPr>
+        <w:t xml:space="preserve"> </w:t>
       </w:r>
       <w:r>
         <w:rPr>
@@ -1162,7 +1220,7 @@
           <w:sz w:val="24"/>
           <w:u w:val="single"/>
         </w:rPr>
-        <w:hyperlink r:id="rId15" w:history="1">
+        <w:hyperlink r:id="rId13" w:history="1">
           <w:r>
             <w:rPr>
               <w:rStyle w:val="Hyperlink"/>
@@ -1191,7 +1249,7 @@
           <w:sz w:val="24"/>
           <w:u w:val="single"/>
         </w:rPr>
-        <w:hyperlink r:id="rId15" w:history="1">
+        <w:hyperlink r:id="rId13" w:history="1">
           <w:r>
             <w:rPr>
               <w:rStyle w:val="Hyperlink"/>
@@ -1209,7 +1267,7 @@
           <w:sz w:val="24"/>
           <w:u w:val="single"/>
         </w:rPr>
-        <w:hyperlink r:id="rId15" w:history="1">
+        <w:hyperlink r:id="rId13" w:history="1">
           <w:r>
             <w:rPr>
               <w:rStyle w:val="Hyperlink"/>
@@ -1535,13 +1593,39 @@
       </w:r>
       <w:r>
         <w:rPr>
+          <w:u w:val="single" w:color="0000ff"/>
           <w:rFonts w:ascii="Charis SIL Regular" w:hAnsi="Charis SIL Regular" w:eastAsia="Charis SIL Regular"/>
           <w:b w:val="0"/>
           <w:i w:val="0"/>
           <w:color w:val="000000"/>
           <w:sz w:val="24"/>
         </w:rPr>
-        <w:t xml:space="preserve">perated in </w:t>
+        <w:hyperlink r:id="rId16" w:history="1">
+          <w:r>
+            <w:rPr>
+              <w:rStyle w:val="Hyperlink"/>
+            </w:rPr>
+            <w:t>p</w:t>
+          </w:r>
+        </w:hyperlink>
+      </w:r>
+      <w:r>
+        <w:rPr>
+          <w:u w:val="single" w:color="0000ff"/>
+          <w:rFonts w:ascii="Charis SIL Regular" w:hAnsi="Charis SIL Regular" w:eastAsia="Charis SIL Regular"/>
+          <w:b w:val="0"/>
+          <w:i w:val="0"/>
+          <w:color w:val="000000"/>
+          <w:sz w:val="24"/>
+        </w:rPr>
+        <w:hyperlink r:id="rId16" w:history="1">
+          <w:r>
+            <w:rPr>
+              <w:rStyle w:val="Hyperlink"/>
+            </w:rPr>
+            <w:t xml:space="preserve">erated in </w:t>
+          </w:r>
+        </w:hyperlink>
       </w:r>
       <w:r>
         <w:rPr>
@@ -1552,7 +1636,7 @@
           <w:sz w:val="24"/>
           <w:u w:val="single"/>
         </w:rPr>
-        <w:hyperlink r:id="rId17" w:history="1">
+        <w:hyperlink r:id="rId16" w:history="1">
           <w:r>
             <w:rPr>
               <w:rStyle w:val="Hyperlink"/>
@@ -1570,7 +1654,7 @@
           <w:sz w:val="24"/>
           <w:u w:val="single"/>
         </w:rPr>
-        <w:hyperlink r:id="rId17" w:history="1">
+        <w:hyperlink r:id="rId16" w:history="1">
           <w:r>
             <w:rPr>
               <w:rStyle w:val="Hyperlink"/>
@@ -1588,7 +1672,7 @@
           <w:sz w:val="24"/>
           <w:u w:val="single"/>
         </w:rPr>
-        <w:hyperlink r:id="rId17" w:history="1">
+        <w:hyperlink r:id="rId16" w:history="1">
           <w:r>
             <w:rPr>
               <w:rStyle w:val="Hyperlink"/>
@@ -4346,7 +4430,7 @@
           <w:sz w:val="24"/>
           <w:u w:val="single"/>
         </w:rPr>
-        <w:hyperlink r:id="rId26" w:history="1">
+        <w:hyperlink r:id="rId27" w:history="1">
           <w:r>
             <w:rPr>
               <w:rStyle w:val="Hyperlink"/>
@@ -4364,7 +4448,7 @@
           <w:sz w:val="24"/>
           <w:u w:val="single"/>
         </w:rPr>
-        <w:hyperlink r:id="rId26" w:history="1">
+        <w:hyperlink r:id="rId27" w:history="1">
           <w:r>
             <w:rPr>
               <w:rStyle w:val="Hyperlink"/>
@@ -4393,7 +4477,7 @@
           <w:sz w:val="24"/>
           <w:u w:val="single"/>
         </w:rPr>
-        <w:hyperlink r:id="rId26" w:history="1">
+        <w:hyperlink r:id="rId27" w:history="1">
           <w:r>
             <w:rPr>
               <w:rStyle w:val="Hyperlink"/>

--- a/EXPORTS/DOCX/published/niveau2/English/Trade.docx
+++ b/EXPORTS/DOCX/published/niveau2/English/Trade.docx
@@ -558,7 +558,7 @@
           <w:sz w:val="24"/>
           <w:u w:val="single"/>
         </w:rPr>
-        <w:hyperlink r:id="rId12" w:history="1">
+        <w:hyperlink r:id="rId10" w:history="1">
           <w:r>
             <w:rPr>
               <w:rStyle w:val="Hyperlink"/>
@@ -576,7 +576,7 @@
           <w:sz w:val="24"/>
           <w:u w:val="single"/>
         </w:rPr>
-        <w:hyperlink r:id="rId12" w:history="1">
+        <w:hyperlink r:id="rId10" w:history="1">
           <w:r>
             <w:rPr>
               <w:rStyle w:val="Hyperlink"/>
@@ -594,7 +594,7 @@
           <w:sz w:val="24"/>
           <w:u w:val="single"/>
         </w:rPr>
-        <w:hyperlink r:id="rId12" w:history="1">
+        <w:hyperlink r:id="rId10" w:history="1">
           <w:r>
             <w:rPr>
               <w:rStyle w:val="Hyperlink"/>
@@ -623,7 +623,7 @@
           <w:sz w:val="24"/>
           <w:u w:val="single"/>
         </w:rPr>
-        <w:hyperlink r:id="rId12" w:history="1">
+        <w:hyperlink r:id="rId10" w:history="1">
           <w:r>
             <w:rPr>
               <w:rStyle w:val="Hyperlink"/>
@@ -652,7 +652,7 @@
           <w:sz w:val="24"/>
           <w:u w:val="single"/>
         </w:rPr>
-        <w:hyperlink r:id="rId12" w:history="1">
+        <w:hyperlink r:id="rId10" w:history="1">
           <w:r>
             <w:rPr>
               <w:rStyle w:val="Hyperlink"/>
@@ -746,13 +746,25 @@
       </w:r>
       <w:r>
         <w:rPr>
+          <w:u w:val="single" w:color="0000ff"/>
           <w:rFonts w:ascii="Charis SIL Regular" w:hAnsi="Charis SIL Regular" w:eastAsia="Charis SIL Regular"/>
           <w:b w:val="0"/>
           <w:i w:val="0"/>
           <w:color w:val="000000"/>
           <w:sz w:val="24"/>
         </w:rPr>
-        <w:t xml:space="preserve"> and </w:t>
+        <w:t xml:space="preserve"> and</w:t>
+      </w:r>
+      <w:r>
+        <w:rPr>
+          <w:u w:val="single" w:color="0000ff"/>
+          <w:rFonts w:ascii="Charis SIL Regular" w:hAnsi="Charis SIL Regular" w:eastAsia="Charis SIL Regular"/>
+          <w:b w:val="0"/>
+          <w:i w:val="0"/>
+          <w:color w:val="000000"/>
+          <w:sz w:val="24"/>
+        </w:rPr>
+        <w:t xml:space="preserve"> </w:t>
       </w:r>
       <w:r>
         <w:rPr>
@@ -763,7 +775,7 @@
           <w:sz w:val="24"/>
           <w:u w:val="single"/>
         </w:rPr>
-        <w:hyperlink r:id="rId13" w:history="1">
+        <w:hyperlink r:id="rId11" w:history="1">
           <w:r>
             <w:rPr>
               <w:rStyle w:val="Hyperlink"/>
@@ -792,7 +804,7 @@
           <w:sz w:val="24"/>
           <w:u w:val="single"/>
         </w:rPr>
-        <w:hyperlink r:id="rId13" w:history="1">
+        <w:hyperlink r:id="rId11" w:history="1">
           <w:r>
             <w:rPr>
               <w:rStyle w:val="Hyperlink"/>
@@ -971,7 +983,7 @@
           <w:sz w:val="24"/>
           <w:u w:val="single"/>
         </w:rPr>
-        <w:hyperlink r:id="rId12" w:history="1">
+        <w:hyperlink r:id="rId14" w:history="1">
           <w:r>
             <w:rPr>
               <w:rStyle w:val="Hyperlink"/>
@@ -1054,7 +1066,7 @@
           <w:sz w:val="24"/>
           <w:u w:val="single"/>
         </w:rPr>
-        <w:hyperlink r:id="rId14" w:history="1">
+        <w:hyperlink r:id="rId12" w:history="1">
           <w:r>
             <w:rPr>
               <w:rStyle w:val="Hyperlink"/>
@@ -1083,7 +1095,7 @@
           <w:sz w:val="24"/>
           <w:u w:val="single"/>
         </w:rPr>
-        <w:hyperlink r:id="rId14" w:history="1">
+        <w:hyperlink r:id="rId12" w:history="1">
           <w:r>
             <w:rPr>
               <w:rStyle w:val="Hyperlink"/>
@@ -1119,7 +1131,7 @@
           <w:sz w:val="24"/>
           <w:u w:val="single"/>
         </w:rPr>
-        <w:hyperlink r:id="rId14" w:history="1">
+        <w:hyperlink r:id="rId13" w:history="1">
           <w:r>
             <w:rPr>
               <w:rStyle w:val="Hyperlink"/>
@@ -1202,7 +1214,7 @@
           <w:sz w:val="24"/>
           <w:u w:val="single"/>
         </w:rPr>
-        <w:hyperlink r:id="rId15" w:history="1">
+        <w:hyperlink r:id="rId13" w:history="1">
           <w:r>
             <w:rPr>
               <w:rStyle w:val="Hyperlink"/>
@@ -1611,21 +1623,13 @@
       </w:r>
       <w:r>
         <w:rPr>
-          <w:u w:val="single" w:color="0000ff"/>
           <w:rFonts w:ascii="Charis SIL Regular" w:hAnsi="Charis SIL Regular" w:eastAsia="Charis SIL Regular"/>
           <w:b w:val="0"/>
           <w:i w:val="0"/>
           <w:color w:val="000000"/>
           <w:sz w:val="24"/>
         </w:rPr>
-        <w:hyperlink r:id="rId16" w:history="1">
-          <w:r>
-            <w:rPr>
-              <w:rStyle w:val="Hyperlink"/>
-            </w:rPr>
-            <w:t xml:space="preserve">erated in </w:t>
-          </w:r>
-        </w:hyperlink>
+        <w:t xml:space="preserve">erated in </w:t>
       </w:r>
       <w:r>
         <w:rPr>
@@ -1636,7 +1640,7 @@
           <w:sz w:val="24"/>
           <w:u w:val="single"/>
         </w:rPr>
-        <w:hyperlink r:id="rId16" w:history="1">
+        <w:hyperlink r:id="rId17" w:history="1">
           <w:r>
             <w:rPr>
               <w:rStyle w:val="Hyperlink"/>
@@ -1654,7 +1658,7 @@
           <w:sz w:val="24"/>
           <w:u w:val="single"/>
         </w:rPr>
-        <w:hyperlink r:id="rId16" w:history="1">
+        <w:hyperlink r:id="rId17" w:history="1">
           <w:r>
             <w:rPr>
               <w:rStyle w:val="Hyperlink"/>
@@ -1672,7 +1676,7 @@
           <w:sz w:val="24"/>
           <w:u w:val="single"/>
         </w:rPr>
-        <w:hyperlink r:id="rId16" w:history="1">
+        <w:hyperlink r:id="rId17" w:history="1">
           <w:r>
             <w:rPr>
               <w:rStyle w:val="Hyperlink"/>
@@ -1701,7 +1705,7 @@
           <w:sz w:val="24"/>
           <w:u w:val="single"/>
         </w:rPr>
-        <w:hyperlink r:id="rId17" w:history="1">
+        <w:hyperlink r:id="rId16" w:history="1">
           <w:r>
             <w:rPr>
               <w:rStyle w:val="Hyperlink"/>
@@ -1719,7 +1723,7 @@
           <w:sz w:val="24"/>
           <w:u w:val="single"/>
         </w:rPr>
-        <w:hyperlink r:id="rId17" w:history="1">
+        <w:hyperlink r:id="rId16" w:history="1">
           <w:r>
             <w:rPr>
               <w:rStyle w:val="Hyperlink"/>
@@ -2929,57 +2933,13 @@
       </w:r>
       <w:r>
         <w:rPr>
-          <w:u w:val="single" w:color="0000ff"/>
           <w:rFonts w:ascii="Charis SIL Regular" w:hAnsi="Charis SIL Regular" w:eastAsia="Charis SIL Regular"/>
           <w:b w:val="0"/>
           <w:i w:val="0"/>
           <w:color w:val="000000"/>
           <w:sz w:val="24"/>
         </w:rPr>
-        <w:hyperlink r:id="rId22" w:history="1">
-          <w:r>
-            <w:rPr>
-              <w:rStyle w:val="Hyperlink"/>
-            </w:rPr>
-            <w:t>Rij</w:t>
-          </w:r>
-        </w:hyperlink>
-      </w:r>
-      <w:r>
-        <w:rPr>
-          <w:u w:val="single" w:color="0000ff"/>
-          <w:rFonts w:ascii="Charis SIL Regular" w:hAnsi="Charis SIL Regular" w:eastAsia="Charis SIL Regular"/>
-          <w:b w:val="0"/>
-          <w:i w:val="0"/>
-          <w:color w:val="000000"/>
-          <w:sz w:val="24"/>
-        </w:rPr>
-        <w:hyperlink r:id="rId22" w:history="1">
-          <w:r>
-            <w:rPr>
-              <w:rStyle w:val="Hyperlink"/>
-            </w:rPr>
-            <w:t>k</w:t>
-          </w:r>
-        </w:hyperlink>
-      </w:r>
-      <w:r>
-        <w:rPr>
-          <w:u w:val="single" w:color="0000ff"/>
-          <w:rFonts w:ascii="Charis SIL Regular" w:hAnsi="Charis SIL Regular" w:eastAsia="Charis SIL Regular"/>
-          <w:b w:val="0"/>
-          <w:i w:val="0"/>
-          <w:color w:val="000000"/>
-          <w:sz w:val="24"/>
-        </w:rPr>
-        <w:hyperlink r:id="rId22" w:history="1">
-          <w:r>
-            <w:rPr>
-              <w:rStyle w:val="Hyperlink"/>
-            </w:rPr>
-            <w:t>smus</w:t>
-          </w:r>
-        </w:hyperlink>
+        <w:t>Rijksmus</w:t>
       </w:r>
       <w:r>
         <w:rPr>
@@ -4430,7 +4390,7 @@
           <w:sz w:val="24"/>
           <w:u w:val="single"/>
         </w:rPr>
-        <w:hyperlink r:id="rId27" w:history="1">
+        <w:hyperlink r:id="rId26" w:history="1">
           <w:r>
             <w:rPr>
               <w:rStyle w:val="Hyperlink"/>
@@ -4448,7 +4408,7 @@
           <w:sz w:val="24"/>
           <w:u w:val="single"/>
         </w:rPr>
-        <w:hyperlink r:id="rId27" w:history="1">
+        <w:hyperlink r:id="rId26" w:history="1">
           <w:r>
             <w:rPr>
               <w:rStyle w:val="Hyperlink"/>
@@ -4477,7 +4437,7 @@
           <w:sz w:val="24"/>
           <w:u w:val="single"/>
         </w:rPr>
-        <w:hyperlink r:id="rId27" w:history="1">
+        <w:hyperlink r:id="rId26" w:history="1">
           <w:r>
             <w:rPr>
               <w:rStyle w:val="Hyperlink"/>

--- a/EXPORTS/DOCX/published/niveau2/English/Trade.docx
+++ b/EXPORTS/DOCX/published/niveau2/English/Trade.docx
@@ -464,7 +464,24 @@
           <w:color w:val="000000"/>
           <w:sz w:val="24"/>
         </w:rPr>
-        <w:t xml:space="preserve">auction houses </w:t>
+        <w:hyperlink r:id="rId9" w:history="1">
+          <w:r>
+            <w:rPr>
+              <w:rStyle w:val="Hyperlink"/>
+            </w:rPr>
+            <w:t>auct</w:t>
+          </w:r>
+        </w:hyperlink>
+      </w:r>
+      <w:r>
+        <w:rPr>
+          <w:rFonts w:ascii="Charis SIL Regular" w:hAnsi="Charis SIL Regular" w:eastAsia="Charis SIL Regular"/>
+          <w:b w:val="0"/>
+          <w:i w:val="0"/>
+          <w:color w:val="000000"/>
+          <w:sz w:val="24"/>
+        </w:rPr>
+        <w:t xml:space="preserve">ion houses </w:t>
       </w:r>
       <w:r>
         <w:rPr>
@@ -652,7 +669,7 @@
           <w:sz w:val="24"/>
           <w:u w:val="single"/>
         </w:rPr>
-        <w:hyperlink r:id="rId10" w:history="1">
+        <w:hyperlink r:id="rId12" w:history="1">
           <w:r>
             <w:rPr>
               <w:rStyle w:val="Hyperlink"/>
@@ -681,7 +698,7 @@
           <w:sz w:val="24"/>
           <w:u w:val="single"/>
         </w:rPr>
-        <w:hyperlink r:id="rId12" w:history="1">
+        <w:hyperlink r:id="rId10" w:history="1">
           <w:r>
             <w:rPr>
               <w:rStyle w:val="Hyperlink"/>
@@ -735,7 +752,7 @@
           <w:sz w:val="24"/>
           <w:u w:val="single"/>
         </w:rPr>
-        <w:hyperlink r:id="rId12" w:history="1">
+        <w:hyperlink r:id="rId11" w:history="1">
           <w:r>
             <w:rPr>
               <w:rStyle w:val="Hyperlink"/>
@@ -746,25 +763,13 @@
       </w:r>
       <w:r>
         <w:rPr>
-          <w:u w:val="single" w:color="0000ff"/>
           <w:rFonts w:ascii="Charis SIL Regular" w:hAnsi="Charis SIL Regular" w:eastAsia="Charis SIL Regular"/>
           <w:b w:val="0"/>
           <w:i w:val="0"/>
           <w:color w:val="000000"/>
           <w:sz w:val="24"/>
         </w:rPr>
-        <w:t xml:space="preserve"> and</w:t>
-      </w:r>
-      <w:r>
-        <w:rPr>
-          <w:u w:val="single" w:color="0000ff"/>
-          <w:rFonts w:ascii="Charis SIL Regular" w:hAnsi="Charis SIL Regular" w:eastAsia="Charis SIL Regular"/>
-          <w:b w:val="0"/>
-          <w:i w:val="0"/>
-          <w:color w:val="000000"/>
-          <w:sz w:val="24"/>
-        </w:rPr>
-        <w:t xml:space="preserve"> </w:t>
+        <w:t xml:space="preserve"> and </w:t>
       </w:r>
       <w:r>
         <w:rPr>
@@ -804,7 +809,7 @@
           <w:sz w:val="24"/>
           <w:u w:val="single"/>
         </w:rPr>
-        <w:hyperlink r:id="rId11" w:history="1">
+        <w:hyperlink r:id="rId13" w:history="1">
           <w:r>
             <w:rPr>
               <w:rStyle w:val="Hyperlink"/>
@@ -822,7 +827,7 @@
           <w:sz w:val="24"/>
           <w:u w:val="single"/>
         </w:rPr>
-        <w:hyperlink r:id="rId11" w:history="1">
+        <w:hyperlink r:id="rId13" w:history="1">
           <w:r>
             <w:rPr>
               <w:rStyle w:val="Hyperlink"/>
@@ -911,7 +916,6 @@
       </w:r>
       <w:r>
         <w:rPr>
-          <w:u w:val="single" w:color="0000ff"/>
           <w:rFonts w:ascii="Charis SIL Regular" w:hAnsi="Charis SIL Regular" w:eastAsia="Charis SIL Regular"/>
           <w:b w:val="0"/>
           <w:i w:val="0"/>
@@ -952,16 +956,8 @@
           <w:i w:val="0"/>
           <w:color w:val="0000FF"/>
           <w:sz w:val="24"/>
-          <w:u w:val="single"/>
-        </w:rPr>
-        <w:hyperlink r:id="rId12" w:history="1">
-          <w:r>
-            <w:rPr>
-              <w:rStyle w:val="Hyperlink"/>
-            </w:rPr>
-            <w:t>e</w:t>
-          </w:r>
-        </w:hyperlink>
+        </w:rPr>
+        <w:t xml:space="preserve">e Koninklijke </w:t>
       </w:r>
       <w:r>
         <w:rPr>
@@ -972,101 +968,7 @@
           <w:sz w:val="24"/>
           <w:u w:val="single"/>
         </w:rPr>
-        <w:t xml:space="preserve"> </w:t>
-      </w:r>
-      <w:r>
-        <w:rPr>
-          <w:rFonts w:ascii="Charis SIL Regular" w:hAnsi="Charis SIL Regular" w:eastAsia="Charis SIL Regular"/>
-          <w:b w:val="0"/>
-          <w:i w:val="0"/>
-          <w:color w:val="0000FF"/>
-          <w:sz w:val="24"/>
-          <w:u w:val="single"/>
-        </w:rPr>
         <w:hyperlink r:id="rId14" w:history="1">
-          <w:r>
-            <w:rPr>
-              <w:rStyle w:val="Hyperlink"/>
-            </w:rPr>
-            <w:t>Konin</w:t>
-          </w:r>
-        </w:hyperlink>
-      </w:r>
-      <w:r>
-        <w:rPr>
-          <w:rFonts w:ascii="Charis SIL Regular" w:hAnsi="Charis SIL Regular" w:eastAsia="Charis SIL Regular"/>
-          <w:b w:val="0"/>
-          <w:i w:val="0"/>
-          <w:color w:val="0000FF"/>
-          <w:sz w:val="24"/>
-          <w:u w:val="single"/>
-        </w:rPr>
-        <w:hyperlink r:id="rId14" w:history="1">
-          <w:r>
-            <w:rPr>
-              <w:rStyle w:val="Hyperlink"/>
-            </w:rPr>
-            <w:t>kl</w:t>
-          </w:r>
-        </w:hyperlink>
-      </w:r>
-      <w:r>
-        <w:rPr>
-          <w:rFonts w:ascii="Charis SIL Regular" w:hAnsi="Charis SIL Regular" w:eastAsia="Charis SIL Regular"/>
-          <w:b w:val="0"/>
-          <w:i w:val="0"/>
-          <w:color w:val="0000FF"/>
-          <w:sz w:val="24"/>
-          <w:u w:val="single"/>
-        </w:rPr>
-        <w:hyperlink r:id="rId14" w:history="1">
-          <w:r>
-            <w:rPr>
-              <w:rStyle w:val="Hyperlink"/>
-            </w:rPr>
-            <w:t>i</w:t>
-          </w:r>
-        </w:hyperlink>
-      </w:r>
-      <w:r>
-        <w:rPr>
-          <w:rFonts w:ascii="Charis SIL Regular" w:hAnsi="Charis SIL Regular" w:eastAsia="Charis SIL Regular"/>
-          <w:b w:val="0"/>
-          <w:i w:val="0"/>
-          <w:color w:val="0000FF"/>
-          <w:sz w:val="24"/>
-          <w:u w:val="single"/>
-        </w:rPr>
-        <w:hyperlink r:id="rId14" w:history="1">
-          <w:r>
-            <w:rPr>
-              <w:rStyle w:val="Hyperlink"/>
-            </w:rPr>
-            <w:t>jke</w:t>
-          </w:r>
-        </w:hyperlink>
-      </w:r>
-      <w:r>
-        <w:rPr>
-          <w:rFonts w:ascii="Charis SIL Regular" w:hAnsi="Charis SIL Regular" w:eastAsia="Charis SIL Regular"/>
-          <w:b w:val="0"/>
-          <w:i w:val="0"/>
-          <w:color w:val="0000FF"/>
-          <w:sz w:val="24"/>
-          <w:u w:val="single"/>
-        </w:rPr>
-        <w:t xml:space="preserve"> </w:t>
-      </w:r>
-      <w:r>
-        <w:rPr>
-          <w:rFonts w:ascii="Charis SIL Regular" w:hAnsi="Charis SIL Regular" w:eastAsia="Charis SIL Regular"/>
-          <w:b w:val="0"/>
-          <w:i w:val="0"/>
-          <w:color w:val="0000FF"/>
-          <w:sz w:val="24"/>
-          <w:u w:val="single"/>
-        </w:rPr>
-        <w:hyperlink r:id="rId12" w:history="1">
           <w:r>
             <w:rPr>
               <w:rStyle w:val="Hyperlink"/>
@@ -1095,7 +997,7 @@
           <w:sz w:val="24"/>
           <w:u w:val="single"/>
         </w:rPr>
-        <w:hyperlink r:id="rId12" w:history="1">
+        <w:hyperlink r:id="rId14" w:history="1">
           <w:r>
             <w:rPr>
               <w:rStyle w:val="Hyperlink"/>
@@ -1131,7 +1033,7 @@
           <w:sz w:val="24"/>
           <w:u w:val="single"/>
         </w:rPr>
-        <w:hyperlink r:id="rId13" w:history="1">
+        <w:hyperlink r:id="rId14" w:history="1">
           <w:r>
             <w:rPr>
               <w:rStyle w:val="Hyperlink"/>
@@ -1196,7 +1098,7 @@
           <w:sz w:val="24"/>
           <w:u w:val="single"/>
         </w:rPr>
-        <w:hyperlink r:id="rId15" w:history="1">
+        <w:hyperlink r:id="rId13" w:history="1">
           <w:r>
             <w:rPr>
               <w:rStyle w:val="Hyperlink"/>
@@ -1214,7 +1116,7 @@
           <w:sz w:val="24"/>
           <w:u w:val="single"/>
         </w:rPr>
-        <w:hyperlink r:id="rId13" w:history="1">
+        <w:hyperlink r:id="rId15" w:history="1">
           <w:r>
             <w:rPr>
               <w:rStyle w:val="Hyperlink"/>
@@ -1261,7 +1163,7 @@
           <w:sz w:val="24"/>
           <w:u w:val="single"/>
         </w:rPr>
-        <w:hyperlink r:id="rId13" w:history="1">
+        <w:hyperlink r:id="rId15" w:history="1">
           <w:r>
             <w:rPr>
               <w:rStyle w:val="Hyperlink"/>
@@ -1583,53 +1485,7 @@
           <w:color w:val="000000"/>
           <w:sz w:val="24"/>
         </w:rPr>
-        <w:t>, a trading compan</w:t>
-      </w:r>
-      <w:r>
-        <w:rPr>
-          <w:u w:val="single" w:color="0000ff"/>
-          <w:rFonts w:ascii="Charis SIL Regular" w:hAnsi="Charis SIL Regular" w:eastAsia="Charis SIL Regular"/>
-          <w:b w:val="0"/>
-          <w:i w:val="0"/>
-          <w:color w:val="000000"/>
-          <w:sz w:val="24"/>
-        </w:rPr>
-        <w:hyperlink r:id="rId16" w:history="1">
-          <w:r>
-            <w:rPr>
-              <w:rStyle w:val="Hyperlink"/>
-            </w:rPr>
-            <w:t>y that o</w:t>
-          </w:r>
-        </w:hyperlink>
-      </w:r>
-      <w:r>
-        <w:rPr>
-          <w:u w:val="single" w:color="0000ff"/>
-          <w:rFonts w:ascii="Charis SIL Regular" w:hAnsi="Charis SIL Regular" w:eastAsia="Charis SIL Regular"/>
-          <w:b w:val="0"/>
-          <w:i w:val="0"/>
-          <w:color w:val="000000"/>
-          <w:sz w:val="24"/>
-        </w:rPr>
-        <w:hyperlink r:id="rId16" w:history="1">
-          <w:r>
-            <w:rPr>
-              <w:rStyle w:val="Hyperlink"/>
-            </w:rPr>
-            <w:t>p</w:t>
-          </w:r>
-        </w:hyperlink>
-      </w:r>
-      <w:r>
-        <w:rPr>
-          <w:rFonts w:ascii="Charis SIL Regular" w:hAnsi="Charis SIL Regular" w:eastAsia="Charis SIL Regular"/>
-          <w:b w:val="0"/>
-          <w:i w:val="0"/>
-          <w:color w:val="000000"/>
-          <w:sz w:val="24"/>
-        </w:rPr>
-        <w:t xml:space="preserve">erated in </w:t>
+        <w:t xml:space="preserve">, a trading company that operated in </w:t>
       </w:r>
       <w:r>
         <w:rPr>
@@ -1676,7 +1532,7 @@
           <w:sz w:val="24"/>
           <w:u w:val="single"/>
         </w:rPr>
-        <w:hyperlink r:id="rId17" w:history="1">
+        <w:hyperlink r:id="rId16" w:history="1">
           <w:r>
             <w:rPr>
               <w:rStyle w:val="Hyperlink"/>
@@ -1741,14 +1597,7 @@
           <w:color w:val="000000"/>
           <w:sz w:val="24"/>
         </w:rPr>
-        <w:hyperlink r:id="rId16" w:history="1">
-          <w:r>
-            <w:rPr>
-              <w:rStyle w:val="Hyperlink"/>
-            </w:rPr>
-            <w:t>. A large nu</w:t>
-          </w:r>
-        </w:hyperlink>
+        <w:t>. A large nu</w:t>
       </w:r>
       <w:r>
         <w:rPr>
@@ -2933,13 +2782,57 @@
       </w:r>
       <w:r>
         <w:rPr>
+          <w:u w:val="single" w:color="0000ff"/>
           <w:rFonts w:ascii="Charis SIL Regular" w:hAnsi="Charis SIL Regular" w:eastAsia="Charis SIL Regular"/>
           <w:b w:val="0"/>
           <w:i w:val="0"/>
           <w:color w:val="000000"/>
           <w:sz w:val="24"/>
         </w:rPr>
-        <w:t>Rijksmus</w:t>
+        <w:hyperlink r:id="rId22" w:history="1">
+          <w:r>
+            <w:rPr>
+              <w:rStyle w:val="Hyperlink"/>
+            </w:rPr>
+            <w:t>Rij</w:t>
+          </w:r>
+        </w:hyperlink>
+      </w:r>
+      <w:r>
+        <w:rPr>
+          <w:u w:val="single" w:color="0000ff"/>
+          <w:rFonts w:ascii="Charis SIL Regular" w:hAnsi="Charis SIL Regular" w:eastAsia="Charis SIL Regular"/>
+          <w:b w:val="0"/>
+          <w:i w:val="0"/>
+          <w:color w:val="000000"/>
+          <w:sz w:val="24"/>
+        </w:rPr>
+        <w:hyperlink r:id="rId22" w:history="1">
+          <w:r>
+            <w:rPr>
+              <w:rStyle w:val="Hyperlink"/>
+            </w:rPr>
+            <w:t>k</w:t>
+          </w:r>
+        </w:hyperlink>
+      </w:r>
+      <w:r>
+        <w:rPr>
+          <w:u w:val="single" w:color="0000ff"/>
+          <w:rFonts w:ascii="Charis SIL Regular" w:hAnsi="Charis SIL Regular" w:eastAsia="Charis SIL Regular"/>
+          <w:b w:val="0"/>
+          <w:i w:val="0"/>
+          <w:color w:val="000000"/>
+          <w:sz w:val="24"/>
+        </w:rPr>
+        <w:hyperlink r:id="rId22" w:history="1">
+          <w:r>
+            <w:rPr>
+              <w:rStyle w:val="Hyperlink"/>
+            </w:rPr>
+            <w:t>smus</w:t>
+          </w:r>
+        </w:hyperlink>
       </w:r>
       <w:r>
         <w:rPr>
@@ -4390,7 +4283,7 @@
           <w:sz w:val="24"/>
           <w:u w:val="single"/>
         </w:rPr>
-        <w:hyperlink r:id="rId26" w:history="1">
+        <w:hyperlink r:id="rId27" w:history="1">
           <w:r>
             <w:rPr>
               <w:rStyle w:val="Hyperlink"/>
@@ -4408,7 +4301,7 @@
           <w:sz w:val="24"/>
           <w:u w:val="single"/>
         </w:rPr>
-        <w:hyperlink r:id="rId26" w:history="1">
+        <w:hyperlink r:id="rId27" w:history="1">
           <w:r>
             <w:rPr>
               <w:rStyle w:val="Hyperlink"/>
@@ -4437,7 +4330,7 @@
           <w:sz w:val="24"/>
           <w:u w:val="single"/>
         </w:rPr>
-        <w:hyperlink r:id="rId26" w:history="1">
+        <w:hyperlink r:id="rId27" w:history="1">
           <w:r>
             <w:rPr>
               <w:rStyle w:val="Hyperlink"/>

--- a/EXPORTS/DOCX/published/niveau2/English/Trade.docx
+++ b/EXPORTS/DOCX/published/niveau2/English/Trade.docx
@@ -457,31 +457,13 @@
       </w:r>
       <w:r>
         <w:rPr>
-          <w:u w:val="single" w:color="0000ff"/>
           <w:rFonts w:ascii="Charis SIL Regular" w:hAnsi="Charis SIL Regular" w:eastAsia="Charis SIL Regular"/>
           <w:b w:val="0"/>
           <w:i w:val="0"/>
           <w:color w:val="000000"/>
           <w:sz w:val="24"/>
         </w:rPr>
-        <w:hyperlink r:id="rId9" w:history="1">
-          <w:r>
-            <w:rPr>
-              <w:rStyle w:val="Hyperlink"/>
-            </w:rPr>
-            <w:t>auct</w:t>
-          </w:r>
-        </w:hyperlink>
-      </w:r>
-      <w:r>
-        <w:rPr>
-          <w:rFonts w:ascii="Charis SIL Regular" w:hAnsi="Charis SIL Regular" w:eastAsia="Charis SIL Regular"/>
-          <w:b w:val="0"/>
-          <w:i w:val="0"/>
-          <w:color w:val="000000"/>
-          <w:sz w:val="24"/>
-        </w:rPr>
-        <w:t xml:space="preserve">ion houses </w:t>
+        <w:t xml:space="preserve">auction houses </w:t>
       </w:r>
       <w:r>
         <w:rPr>
@@ -575,7 +557,7 @@
           <w:sz w:val="24"/>
           <w:u w:val="single"/>
         </w:rPr>
-        <w:hyperlink r:id="rId10" w:history="1">
+        <w:hyperlink r:id="rId12" w:history="1">
           <w:r>
             <w:rPr>
               <w:rStyle w:val="Hyperlink"/>
@@ -593,7 +575,7 @@
           <w:sz w:val="24"/>
           <w:u w:val="single"/>
         </w:rPr>
-        <w:hyperlink r:id="rId10" w:history="1">
+        <w:hyperlink r:id="rId12" w:history="1">
           <w:r>
             <w:rPr>
               <w:rStyle w:val="Hyperlink"/>
@@ -611,7 +593,7 @@
           <w:sz w:val="24"/>
           <w:u w:val="single"/>
         </w:rPr>
-        <w:hyperlink r:id="rId10" w:history="1">
+        <w:hyperlink r:id="rId12" w:history="1">
           <w:r>
             <w:rPr>
               <w:rStyle w:val="Hyperlink"/>
@@ -640,7 +622,7 @@
           <w:sz w:val="24"/>
           <w:u w:val="single"/>
         </w:rPr>
-        <w:hyperlink r:id="rId10" w:history="1">
+        <w:hyperlink r:id="rId12" w:history="1">
           <w:r>
             <w:rPr>
               <w:rStyle w:val="Hyperlink"/>
@@ -752,7 +734,7 @@
           <w:sz w:val="24"/>
           <w:u w:val="single"/>
         </w:rPr>
-        <w:hyperlink r:id="rId11" w:history="1">
+        <w:hyperlink r:id="rId12" w:history="1">
           <w:r>
             <w:rPr>
               <w:rStyle w:val="Hyperlink"/>
@@ -780,7 +762,7 @@
           <w:sz w:val="24"/>
           <w:u w:val="single"/>
         </w:rPr>
-        <w:hyperlink r:id="rId11" w:history="1">
+        <w:hyperlink r:id="rId13" w:history="1">
           <w:r>
             <w:rPr>
               <w:rStyle w:val="Hyperlink"/>
@@ -809,7 +791,7 @@
           <w:sz w:val="24"/>
           <w:u w:val="single"/>
         </w:rPr>
-        <w:hyperlink r:id="rId13" w:history="1">
+        <w:hyperlink r:id="rId11" w:history="1">
           <w:r>
             <w:rPr>
               <w:rStyle w:val="Hyperlink"/>
@@ -916,6 +898,7 @@
       </w:r>
       <w:r>
         <w:rPr>
+          <w:u w:val="single" w:color="0000ff"/>
           <w:rFonts w:ascii="Charis SIL Regular" w:hAnsi="Charis SIL Regular" w:eastAsia="Charis SIL Regular"/>
           <w:b w:val="0"/>
           <w:i w:val="0"/>
@@ -956,8 +939,110 @@
           <w:i w:val="0"/>
           <w:color w:val="0000FF"/>
           <w:sz w:val="24"/>
-        </w:rPr>
-        <w:t xml:space="preserve">e Koninklijke </w:t>
+          <w:u w:val="single"/>
+        </w:rPr>
+        <w:hyperlink r:id="rId12" w:history="1">
+          <w:r>
+            <w:rPr>
+              <w:rStyle w:val="Hyperlink"/>
+            </w:rPr>
+            <w:t>e</w:t>
+          </w:r>
+        </w:hyperlink>
+      </w:r>
+      <w:r>
+        <w:rPr>
+          <w:rFonts w:ascii="Charis SIL Regular" w:hAnsi="Charis SIL Regular" w:eastAsia="Charis SIL Regular"/>
+          <w:b w:val="0"/>
+          <w:i w:val="0"/>
+          <w:color w:val="0000FF"/>
+          <w:sz w:val="24"/>
+          <w:u w:val="single"/>
+        </w:rPr>
+        <w:t xml:space="preserve"> </w:t>
+      </w:r>
+      <w:r>
+        <w:rPr>
+          <w:rFonts w:ascii="Charis SIL Regular" w:hAnsi="Charis SIL Regular" w:eastAsia="Charis SIL Regular"/>
+          <w:b w:val="0"/>
+          <w:i w:val="0"/>
+          <w:color w:val="0000FF"/>
+          <w:sz w:val="24"/>
+          <w:u w:val="single"/>
+        </w:rPr>
+        <w:hyperlink r:id="rId12" w:history="1">
+          <w:r>
+            <w:rPr>
+              <w:rStyle w:val="Hyperlink"/>
+            </w:rPr>
+            <w:t>Konin</w:t>
+          </w:r>
+        </w:hyperlink>
+      </w:r>
+      <w:r>
+        <w:rPr>
+          <w:rFonts w:ascii="Charis SIL Regular" w:hAnsi="Charis SIL Regular" w:eastAsia="Charis SIL Regular"/>
+          <w:b w:val="0"/>
+          <w:i w:val="0"/>
+          <w:color w:val="0000FF"/>
+          <w:sz w:val="24"/>
+          <w:u w:val="single"/>
+        </w:rPr>
+        <w:hyperlink r:id="rId14" w:history="1">
+          <w:r>
+            <w:rPr>
+              <w:rStyle w:val="Hyperlink"/>
+            </w:rPr>
+            <w:t>kl</w:t>
+          </w:r>
+        </w:hyperlink>
+      </w:r>
+      <w:r>
+        <w:rPr>
+          <w:rFonts w:ascii="Charis SIL Regular" w:hAnsi="Charis SIL Regular" w:eastAsia="Charis SIL Regular"/>
+          <w:b w:val="0"/>
+          <w:i w:val="0"/>
+          <w:color w:val="0000FF"/>
+          <w:sz w:val="24"/>
+          <w:u w:val="single"/>
+        </w:rPr>
+        <w:hyperlink r:id="rId14" w:history="1">
+          <w:r>
+            <w:rPr>
+              <w:rStyle w:val="Hyperlink"/>
+            </w:rPr>
+            <w:t>i</w:t>
+          </w:r>
+        </w:hyperlink>
+      </w:r>
+      <w:r>
+        <w:rPr>
+          <w:rFonts w:ascii="Charis SIL Regular" w:hAnsi="Charis SIL Regular" w:eastAsia="Charis SIL Regular"/>
+          <w:b w:val="0"/>
+          <w:i w:val="0"/>
+          <w:color w:val="0000FF"/>
+          <w:sz w:val="24"/>
+          <w:u w:val="single"/>
+        </w:rPr>
+        <w:hyperlink r:id="rId14" w:history="1">
+          <w:r>
+            <w:rPr>
+              <w:rStyle w:val="Hyperlink"/>
+            </w:rPr>
+            <w:t>jke</w:t>
+          </w:r>
+        </w:hyperlink>
+      </w:r>
+      <w:r>
+        <w:rPr>
+          <w:rFonts w:ascii="Charis SIL Regular" w:hAnsi="Charis SIL Regular" w:eastAsia="Charis SIL Regular"/>
+          <w:b w:val="0"/>
+          <w:i w:val="0"/>
+          <w:color w:val="0000FF"/>
+          <w:sz w:val="24"/>
+          <w:u w:val="single"/>
+        </w:rPr>
+        <w:t xml:space="preserve"> </w:t>
       </w:r>
       <w:r>
         <w:rPr>
@@ -1098,7 +1183,7 @@
           <w:sz w:val="24"/>
           <w:u w:val="single"/>
         </w:rPr>
-        <w:hyperlink r:id="rId13" w:history="1">
+        <w:hyperlink r:id="rId15" w:history="1">
           <w:r>
             <w:rPr>
               <w:rStyle w:val="Hyperlink"/>
@@ -1163,7 +1248,7 @@
           <w:sz w:val="24"/>
           <w:u w:val="single"/>
         </w:rPr>
-        <w:hyperlink r:id="rId15" w:history="1">
+        <w:hyperlink r:id="rId13" w:history="1">
           <w:r>
             <w:rPr>
               <w:rStyle w:val="Hyperlink"/>
@@ -1485,7 +1570,61 @@
           <w:color w:val="000000"/>
           <w:sz w:val="24"/>
         </w:rPr>
-        <w:t xml:space="preserve">, a trading company that operated in </w:t>
+        <w:t>, a trading compan</w:t>
+      </w:r>
+      <w:r>
+        <w:rPr>
+          <w:u w:val="single" w:color="0000ff"/>
+          <w:rFonts w:ascii="Charis SIL Regular" w:hAnsi="Charis SIL Regular" w:eastAsia="Charis SIL Regular"/>
+          <w:b w:val="0"/>
+          <w:i w:val="0"/>
+          <w:color w:val="000000"/>
+          <w:sz w:val="24"/>
+        </w:rPr>
+        <w:hyperlink r:id="rId16" w:history="1">
+          <w:r>
+            <w:rPr>
+              <w:rStyle w:val="Hyperlink"/>
+            </w:rPr>
+            <w:t>y that o</w:t>
+          </w:r>
+        </w:hyperlink>
+      </w:r>
+      <w:r>
+        <w:rPr>
+          <w:u w:val="single" w:color="0000ff"/>
+          <w:rFonts w:ascii="Charis SIL Regular" w:hAnsi="Charis SIL Regular" w:eastAsia="Charis SIL Regular"/>
+          <w:b w:val="0"/>
+          <w:i w:val="0"/>
+          <w:color w:val="000000"/>
+          <w:sz w:val="24"/>
+        </w:rPr>
+        <w:hyperlink r:id="rId16" w:history="1">
+          <w:r>
+            <w:rPr>
+              <w:rStyle w:val="Hyperlink"/>
+            </w:rPr>
+            <w:t>p</w:t>
+          </w:r>
+        </w:hyperlink>
+      </w:r>
+      <w:r>
+        <w:rPr>
+          <w:u w:val="single" w:color="0000ff"/>
+          <w:rFonts w:ascii="Charis SIL Regular" w:hAnsi="Charis SIL Regular" w:eastAsia="Charis SIL Regular"/>
+          <w:b w:val="0"/>
+          <w:i w:val="0"/>
+          <w:color w:val="000000"/>
+          <w:sz w:val="24"/>
+        </w:rPr>
+        <w:hyperlink r:id="rId16" w:history="1">
+          <w:r>
+            <w:rPr>
+              <w:rStyle w:val="Hyperlink"/>
+            </w:rPr>
+            <w:t xml:space="preserve">erated in </w:t>
+          </w:r>
+        </w:hyperlink>
       </w:r>
       <w:r>
         <w:rPr>
@@ -1496,7 +1635,7 @@
           <w:sz w:val="24"/>
           <w:u w:val="single"/>
         </w:rPr>
-        <w:hyperlink r:id="rId17" w:history="1">
+        <w:hyperlink r:id="rId16" w:history="1">
           <w:r>
             <w:rPr>
               <w:rStyle w:val="Hyperlink"/>
@@ -1514,7 +1653,7 @@
           <w:sz w:val="24"/>
           <w:u w:val="single"/>
         </w:rPr>
-        <w:hyperlink r:id="rId17" w:history="1">
+        <w:hyperlink r:id="rId16" w:history="1">
           <w:r>
             <w:rPr>
               <w:rStyle w:val="Hyperlink"/>
@@ -1597,7 +1736,14 @@
           <w:color w:val="000000"/>
           <w:sz w:val="24"/>
         </w:rPr>
-        <w:t>. A large nu</w:t>
+        <w:hyperlink r:id="rId16" w:history="1">
+          <w:r>
+            <w:rPr>
+              <w:rStyle w:val="Hyperlink"/>
+            </w:rPr>
+            <w:t>. A large nu</w:t>
+          </w:r>
+        </w:hyperlink>
       </w:r>
       <w:r>
         <w:rPr>
@@ -1718,7 +1864,7 @@
           <w:sz w:val="24"/>
           <w:u w:val="single"/>
         </w:rPr>
-        <w:hyperlink r:id="rId18" w:history="1">
+        <w:hyperlink r:id="rId17" w:history="1">
           <w:r>
             <w:rPr>
               <w:rStyle w:val="Hyperlink"/>
@@ -1746,7 +1892,7 @@
           <w:color w:val="000000"/>
           <w:sz w:val="24"/>
         </w:rPr>
-        <w:hyperlink r:id="rId17" w:history="1">
+        <w:hyperlink r:id="rId18" w:history="1">
           <w:r>
             <w:rPr>
               <w:rStyle w:val="Hyperlink"/>
@@ -1764,7 +1910,7 @@
           <w:color w:val="000000"/>
           <w:sz w:val="24"/>
         </w:rPr>
-        <w:hyperlink r:id="rId17" w:history="1">
+        <w:hyperlink r:id="rId18" w:history="1">
           <w:r>
             <w:rPr>
               <w:rStyle w:val="Hyperlink"/>
@@ -1782,7 +1928,7 @@
           <w:color w:val="000000"/>
           <w:sz w:val="24"/>
         </w:rPr>
-        <w:hyperlink r:id="rId17" w:history="1">
+        <w:hyperlink r:id="rId18" w:history="1">
           <w:r>
             <w:rPr>
               <w:rStyle w:val="Hyperlink"/>
@@ -2782,75 +2928,13 @@
       </w:r>
       <w:r>
         <w:rPr>
-          <w:u w:val="single" w:color="0000ff"/>
           <w:rFonts w:ascii="Charis SIL Regular" w:hAnsi="Charis SIL Regular" w:eastAsia="Charis SIL Regular"/>
           <w:b w:val="0"/>
           <w:i w:val="0"/>
           <w:color w:val="000000"/>
           <w:sz w:val="24"/>
         </w:rPr>
-        <w:hyperlink r:id="rId22" w:history="1">
-          <w:r>
-            <w:rPr>
-              <w:rStyle w:val="Hyperlink"/>
-            </w:rPr>
-            <w:t>Rij</w:t>
-          </w:r>
-        </w:hyperlink>
-      </w:r>
-      <w:r>
-        <w:rPr>
-          <w:u w:val="single" w:color="0000ff"/>
-          <w:rFonts w:ascii="Charis SIL Regular" w:hAnsi="Charis SIL Regular" w:eastAsia="Charis SIL Regular"/>
-          <w:b w:val="0"/>
-          <w:i w:val="0"/>
-          <w:color w:val="000000"/>
-          <w:sz w:val="24"/>
-        </w:rPr>
-        <w:hyperlink r:id="rId22" w:history="1">
-          <w:r>
-            <w:rPr>
-              <w:rStyle w:val="Hyperlink"/>
-            </w:rPr>
-            <w:t>k</w:t>
-          </w:r>
-        </w:hyperlink>
-      </w:r>
-      <w:r>
-        <w:rPr>
-          <w:u w:val="single" w:color="0000ff"/>
-          <w:rFonts w:ascii="Charis SIL Regular" w:hAnsi="Charis SIL Regular" w:eastAsia="Charis SIL Regular"/>
-          <w:b w:val="0"/>
-          <w:i w:val="0"/>
-          <w:color w:val="000000"/>
-          <w:sz w:val="24"/>
-        </w:rPr>
-        <w:hyperlink r:id="rId22" w:history="1">
-          <w:r>
-            <w:rPr>
-              <w:rStyle w:val="Hyperlink"/>
-            </w:rPr>
-            <w:t>smus</w:t>
-          </w:r>
-        </w:hyperlink>
-      </w:r>
-      <w:r>
-        <w:rPr>
-          <w:u w:val="single" w:color="0000ff"/>
-          <w:rFonts w:ascii="Charis SIL Regular" w:hAnsi="Charis SIL Regular" w:eastAsia="Charis SIL Regular"/>
-          <w:b w:val="0"/>
-          <w:i w:val="0"/>
-          <w:color w:val="000000"/>
-          <w:sz w:val="24"/>
-        </w:rPr>
-        <w:hyperlink r:id="rId22" w:history="1">
-          <w:r>
-            <w:rPr>
-              <w:rStyle w:val="Hyperlink"/>
-            </w:rPr>
-            <w:t>eum Resear</w:t>
-          </w:r>
-        </w:hyperlink>
+        <w:t>Rijksmuseum Resear</w:t>
       </w:r>
       <w:r>
         <w:rPr>
@@ -4283,7 +4367,7 @@
           <w:sz w:val="24"/>
           <w:u w:val="single"/>
         </w:rPr>
-        <w:hyperlink r:id="rId27" w:history="1">
+        <w:hyperlink r:id="rId26" w:history="1">
           <w:r>
             <w:rPr>
               <w:rStyle w:val="Hyperlink"/>
@@ -4301,7 +4385,7 @@
           <w:sz w:val="24"/>
           <w:u w:val="single"/>
         </w:rPr>
-        <w:hyperlink r:id="rId27" w:history="1">
+        <w:hyperlink r:id="rId26" w:history="1">
           <w:r>
             <w:rPr>
               <w:rStyle w:val="Hyperlink"/>
@@ -4330,7 +4414,7 @@
           <w:sz w:val="24"/>
           <w:u w:val="single"/>
         </w:rPr>
-        <w:hyperlink r:id="rId27" w:history="1">
+        <w:hyperlink r:id="rId26" w:history="1">
           <w:r>
             <w:rPr>
               <w:rStyle w:val="Hyperlink"/>

--- a/EXPORTS/DOCX/published/niveau2/English/Trade.docx
+++ b/EXPORTS/DOCX/published/niveau2/English/Trade.docx
@@ -472,14 +472,13 @@
           <w:i w:val="0"/>
           <w:color w:val="0000FF"/>
           <w:sz w:val="24"/>
-          <w:u w:val="single"/>
         </w:rPr>
         <w:hyperlink r:id="rId12" w:history="1">
           <w:r>
             <w:rPr>
               <w:rStyle w:val="Hyperlink"/>
             </w:rPr>
-            <w:t>F</w:t>
+            <w:t>Fre</w:t>
           </w:r>
         </w:hyperlink>
       </w:r>
@@ -492,43 +491,7 @@
           <w:sz w:val="24"/>
           <w:u w:val="single"/>
         </w:rPr>
-        <w:hyperlink r:id="rId12" w:history="1">
-          <w:r>
-            <w:rPr>
-              <w:rStyle w:val="Hyperlink"/>
-            </w:rPr>
-            <w:t>r</w:t>
-          </w:r>
-        </w:hyperlink>
-      </w:r>
-      <w:r>
-        <w:rPr>
-          <w:rFonts w:ascii="Charis SIL Regular" w:hAnsi="Charis SIL Regular" w:eastAsia="Charis SIL Regular"/>
-          <w:b w:val="0"/>
-          <w:i w:val="0"/>
-          <w:color w:val="0000FF"/>
-          <w:sz w:val="24"/>
-          <w:u w:val="single"/>
-        </w:rPr>
-        <w:hyperlink r:id="rId12" w:history="1">
-          <w:r>
-            <w:rPr>
-              <w:rStyle w:val="Hyperlink"/>
-            </w:rPr>
-            <w:t>e</w:t>
-          </w:r>
-        </w:hyperlink>
-      </w:r>
-      <w:r>
-        <w:rPr>
-          <w:rFonts w:ascii="Charis SIL Regular" w:hAnsi="Charis SIL Regular" w:eastAsia="Charis SIL Regular"/>
-          <w:b w:val="0"/>
-          <w:i w:val="0"/>
-          <w:color w:val="0000FF"/>
-          <w:sz w:val="24"/>
-          <w:u w:val="single"/>
-        </w:rPr>
-        <w:hyperlink r:id="rId12" w:history="1">
+        <w:hyperlink r:id="rId10" w:history="1">
           <w:r>
             <w:rPr>
               <w:rStyle w:val="Hyperlink"/>
@@ -557,7 +520,7 @@
           <w:sz w:val="24"/>
           <w:u w:val="single"/>
         </w:rPr>
-        <w:hyperlink r:id="rId12" w:history="1">
+        <w:hyperlink r:id="rId10" w:history="1">
           <w:r>
             <w:rPr>
               <w:rStyle w:val="Hyperlink"/>
@@ -575,7 +538,7 @@
           <w:sz w:val="24"/>
           <w:u w:val="single"/>
         </w:rPr>
-        <w:hyperlink r:id="rId12" w:history="1">
+        <w:hyperlink r:id="rId10" w:history="1">
           <w:r>
             <w:rPr>
               <w:rStyle w:val="Hyperlink"/>
@@ -593,7 +556,7 @@
           <w:sz w:val="24"/>
           <w:u w:val="single"/>
         </w:rPr>
-        <w:hyperlink r:id="rId12" w:history="1">
+        <w:hyperlink r:id="rId10" w:history="1">
           <w:r>
             <w:rPr>
               <w:rStyle w:val="Hyperlink"/>
@@ -622,7 +585,7 @@
           <w:sz w:val="24"/>
           <w:u w:val="single"/>
         </w:rPr>
-        <w:hyperlink r:id="rId12" w:history="1">
+        <w:hyperlink r:id="rId10" w:history="1">
           <w:r>
             <w:rPr>
               <w:rStyle w:val="Hyperlink"/>
@@ -651,7 +614,7 @@
           <w:sz w:val="24"/>
           <w:u w:val="single"/>
         </w:rPr>
-        <w:hyperlink r:id="rId12" w:history="1">
+        <w:hyperlink r:id="rId10" w:history="1">
           <w:r>
             <w:rPr>
               <w:rStyle w:val="Hyperlink"/>
@@ -745,13 +708,32 @@
       </w:r>
       <w:r>
         <w:rPr>
+          <w:u w:val="single" w:color="0000ff"/>
           <w:rFonts w:ascii="Charis SIL Regular" w:hAnsi="Charis SIL Regular" w:eastAsia="Charis SIL Regular"/>
           <w:b w:val="0"/>
           <w:i w:val="0"/>
           <w:color w:val="000000"/>
           <w:sz w:val="24"/>
         </w:rPr>
-        <w:t xml:space="preserve"> and </w:t>
+        <w:hyperlink r:id="rId11" w:history="1">
+          <w:r>
+            <w:rPr>
+              <w:rStyle w:val="Hyperlink"/>
+            </w:rPr>
+            <w:t xml:space="preserve"> and</w:t>
+          </w:r>
+        </w:hyperlink>
+      </w:r>
+      <w:r>
+        <w:rPr>
+          <w:u w:val="single" w:color="0000ff"/>
+          <w:rFonts w:ascii="Charis SIL Regular" w:hAnsi="Charis SIL Regular" w:eastAsia="Charis SIL Regular"/>
+          <w:b w:val="0"/>
+          <w:i w:val="0"/>
+          <w:color w:val="000000"/>
+          <w:sz w:val="24"/>
+        </w:rPr>
+        <w:t xml:space="preserve"> </w:t>
       </w:r>
       <w:r>
         <w:rPr>
@@ -838,7 +820,7 @@
           <w:sz w:val="24"/>
           <w:u w:val="single"/>
         </w:rPr>
-        <w:hyperlink r:id="rId13" w:history="1">
+        <w:hyperlink r:id="rId11" w:history="1">
           <w:r>
             <w:rPr>
               <w:rStyle w:val="Hyperlink"/>
@@ -894,25 +876,7 @@
           <w:color w:val="000000"/>
           <w:sz w:val="24"/>
         </w:rPr>
-        <w:t>Hague, the stor</w:t>
-      </w:r>
-      <w:r>
-        <w:rPr>
-          <w:u w:val="single" w:color="0000ff"/>
-          <w:rFonts w:ascii="Charis SIL Regular" w:hAnsi="Charis SIL Regular" w:eastAsia="Charis SIL Regular"/>
-          <w:b w:val="0"/>
-          <w:i w:val="0"/>
-          <w:color w:val="000000"/>
-          <w:sz w:val="24"/>
-        </w:rPr>
-        <w:hyperlink r:id="rId12" w:history="1">
-          <w:r>
-            <w:rPr>
-              <w:rStyle w:val="Hyperlink"/>
-            </w:rPr>
-            <w:t xml:space="preserve">es </w:t>
-          </w:r>
-        </w:hyperlink>
+        <w:t xml:space="preserve">Hague, the stores </w:t>
       </w:r>
       <w:r>
         <w:rPr>
@@ -921,128 +885,8 @@
           <w:i w:val="0"/>
           <w:color w:val="0000FF"/>
           <w:sz w:val="24"/>
-          <w:u w:val="single"/>
-        </w:rPr>
-        <w:hyperlink r:id="rId12" w:history="1">
-          <w:r>
-            <w:rPr>
-              <w:rStyle w:val="Hyperlink"/>
-            </w:rPr>
-            <w:t>Groot</w:t>
-          </w:r>
-        </w:hyperlink>
-      </w:r>
-      <w:r>
-        <w:rPr>
-          <w:rFonts w:ascii="Charis SIL Regular" w:hAnsi="Charis SIL Regular" w:eastAsia="Charis SIL Regular"/>
-          <w:b w:val="0"/>
-          <w:i w:val="0"/>
-          <w:color w:val="0000FF"/>
-          <w:sz w:val="24"/>
-          <w:u w:val="single"/>
-        </w:rPr>
-        <w:hyperlink r:id="rId12" w:history="1">
-          <w:r>
-            <w:rPr>
-              <w:rStyle w:val="Hyperlink"/>
-            </w:rPr>
-            <w:t>e</w:t>
-          </w:r>
-        </w:hyperlink>
-      </w:r>
-      <w:r>
-        <w:rPr>
-          <w:rFonts w:ascii="Charis SIL Regular" w:hAnsi="Charis SIL Regular" w:eastAsia="Charis SIL Regular"/>
-          <w:b w:val="0"/>
-          <w:i w:val="0"/>
-          <w:color w:val="0000FF"/>
-          <w:sz w:val="24"/>
-          <w:u w:val="single"/>
-        </w:rPr>
-        <w:t xml:space="preserve"> </w:t>
-      </w:r>
-      <w:r>
-        <w:rPr>
-          <w:rFonts w:ascii="Charis SIL Regular" w:hAnsi="Charis SIL Regular" w:eastAsia="Charis SIL Regular"/>
-          <w:b w:val="0"/>
-          <w:i w:val="0"/>
-          <w:color w:val="0000FF"/>
-          <w:sz w:val="24"/>
-          <w:u w:val="single"/>
-        </w:rPr>
-        <w:hyperlink r:id="rId12" w:history="1">
-          <w:r>
-            <w:rPr>
-              <w:rStyle w:val="Hyperlink"/>
-            </w:rPr>
-            <w:t>Konin</w:t>
-          </w:r>
-        </w:hyperlink>
-      </w:r>
-      <w:r>
-        <w:rPr>
-          <w:rFonts w:ascii="Charis SIL Regular" w:hAnsi="Charis SIL Regular" w:eastAsia="Charis SIL Regular"/>
-          <w:b w:val="0"/>
-          <w:i w:val="0"/>
-          <w:color w:val="0000FF"/>
-          <w:sz w:val="24"/>
-          <w:u w:val="single"/>
-        </w:rPr>
-        <w:hyperlink r:id="rId14" w:history="1">
-          <w:r>
-            <w:rPr>
-              <w:rStyle w:val="Hyperlink"/>
-            </w:rPr>
-            <w:t>kl</w:t>
-          </w:r>
-        </w:hyperlink>
-      </w:r>
-      <w:r>
-        <w:rPr>
-          <w:rFonts w:ascii="Charis SIL Regular" w:hAnsi="Charis SIL Regular" w:eastAsia="Charis SIL Regular"/>
-          <w:b w:val="0"/>
-          <w:i w:val="0"/>
-          <w:color w:val="0000FF"/>
-          <w:sz w:val="24"/>
-          <w:u w:val="single"/>
-        </w:rPr>
-        <w:hyperlink r:id="rId14" w:history="1">
-          <w:r>
-            <w:rPr>
-              <w:rStyle w:val="Hyperlink"/>
-            </w:rPr>
-            <w:t>i</w:t>
-          </w:r>
-        </w:hyperlink>
-      </w:r>
-      <w:r>
-        <w:rPr>
-          <w:rFonts w:ascii="Charis SIL Regular" w:hAnsi="Charis SIL Regular" w:eastAsia="Charis SIL Regular"/>
-          <w:b w:val="0"/>
-          <w:i w:val="0"/>
-          <w:color w:val="0000FF"/>
-          <w:sz w:val="24"/>
-          <w:u w:val="single"/>
-        </w:rPr>
-        <w:hyperlink r:id="rId14" w:history="1">
-          <w:r>
-            <w:rPr>
-              <w:rStyle w:val="Hyperlink"/>
-            </w:rPr>
-            <w:t>jke</w:t>
-          </w:r>
-        </w:hyperlink>
-      </w:r>
-      <w:r>
-        <w:rPr>
-          <w:rFonts w:ascii="Charis SIL Regular" w:hAnsi="Charis SIL Regular" w:eastAsia="Charis SIL Regular"/>
-          <w:b w:val="0"/>
-          <w:i w:val="0"/>
-          <w:color w:val="0000FF"/>
-          <w:sz w:val="24"/>
-          <w:u w:val="single"/>
-        </w:rPr>
-        <w:t xml:space="preserve"> </w:t>
+        </w:rPr>
+        <w:t xml:space="preserve">Groote Koninklijke </w:t>
       </w:r>
       <w:r>
         <w:rPr>
@@ -1165,7 +1009,6 @@
       </w:r>
       <w:r>
         <w:rPr>
-          <w:u w:val="single" w:color="0000ff"/>
           <w:rFonts w:ascii="Charis SIL Regular" w:hAnsi="Charis SIL Regular" w:eastAsia="Charis SIL Regular"/>
           <w:b w:val="0"/>
           <w:i w:val="0"/>
@@ -1219,7 +1062,7 @@
           <w:sz w:val="24"/>
           <w:u w:val="single"/>
         </w:rPr>
-        <w:hyperlink r:id="rId13" w:history="1">
+        <w:hyperlink r:id="rId15" w:history="1">
           <w:r>
             <w:rPr>
               <w:rStyle w:val="Hyperlink"/>
@@ -1248,7 +1091,7 @@
           <w:sz w:val="24"/>
           <w:u w:val="single"/>
         </w:rPr>
-        <w:hyperlink r:id="rId13" w:history="1">
+        <w:hyperlink r:id="rId15" w:history="1">
           <w:r>
             <w:rPr>
               <w:rStyle w:val="Hyperlink"/>
@@ -1266,7 +1109,7 @@
           <w:sz w:val="24"/>
           <w:u w:val="single"/>
         </w:rPr>
-        <w:hyperlink r:id="rId13" w:history="1">
+        <w:hyperlink r:id="rId15" w:history="1">
           <w:r>
             <w:rPr>
               <w:rStyle w:val="Hyperlink"/>
@@ -1570,61 +1413,7 @@
           <w:color w:val="000000"/>
           <w:sz w:val="24"/>
         </w:rPr>
-        <w:t>, a trading compan</w:t>
-      </w:r>
-      <w:r>
-        <w:rPr>
-          <w:u w:val="single" w:color="0000ff"/>
-          <w:rFonts w:ascii="Charis SIL Regular" w:hAnsi="Charis SIL Regular" w:eastAsia="Charis SIL Regular"/>
-          <w:b w:val="0"/>
-          <w:i w:val="0"/>
-          <w:color w:val="000000"/>
-          <w:sz w:val="24"/>
-        </w:rPr>
-        <w:hyperlink r:id="rId16" w:history="1">
-          <w:r>
-            <w:rPr>
-              <w:rStyle w:val="Hyperlink"/>
-            </w:rPr>
-            <w:t>y that o</w:t>
-          </w:r>
-        </w:hyperlink>
-      </w:r>
-      <w:r>
-        <w:rPr>
-          <w:u w:val="single" w:color="0000ff"/>
-          <w:rFonts w:ascii="Charis SIL Regular" w:hAnsi="Charis SIL Regular" w:eastAsia="Charis SIL Regular"/>
-          <w:b w:val="0"/>
-          <w:i w:val="0"/>
-          <w:color w:val="000000"/>
-          <w:sz w:val="24"/>
-        </w:rPr>
-        <w:hyperlink r:id="rId16" w:history="1">
-          <w:r>
-            <w:rPr>
-              <w:rStyle w:val="Hyperlink"/>
-            </w:rPr>
-            <w:t>p</w:t>
-          </w:r>
-        </w:hyperlink>
-      </w:r>
-      <w:r>
-        <w:rPr>
-          <w:u w:val="single" w:color="0000ff"/>
-          <w:rFonts w:ascii="Charis SIL Regular" w:hAnsi="Charis SIL Regular" w:eastAsia="Charis SIL Regular"/>
-          <w:b w:val="0"/>
-          <w:i w:val="0"/>
-          <w:color w:val="000000"/>
-          <w:sz w:val="24"/>
-        </w:rPr>
-        <w:hyperlink r:id="rId16" w:history="1">
-          <w:r>
-            <w:rPr>
-              <w:rStyle w:val="Hyperlink"/>
-            </w:rPr>
-            <w:t xml:space="preserve">erated in </w:t>
-          </w:r>
-        </w:hyperlink>
+        <w:t xml:space="preserve">, a trading company that operated in </w:t>
       </w:r>
       <w:r>
         <w:rPr>
@@ -1635,7 +1424,7 @@
           <w:sz w:val="24"/>
           <w:u w:val="single"/>
         </w:rPr>
-        <w:hyperlink r:id="rId16" w:history="1">
+        <w:hyperlink r:id="rId17" w:history="1">
           <w:r>
             <w:rPr>
               <w:rStyle w:val="Hyperlink"/>
@@ -1653,7 +1442,7 @@
           <w:sz w:val="24"/>
           <w:u w:val="single"/>
         </w:rPr>
-        <w:hyperlink r:id="rId16" w:history="1">
+        <w:hyperlink r:id="rId17" w:history="1">
           <w:r>
             <w:rPr>
               <w:rStyle w:val="Hyperlink"/>
@@ -1671,7 +1460,7 @@
           <w:sz w:val="24"/>
           <w:u w:val="single"/>
         </w:rPr>
-        <w:hyperlink r:id="rId16" w:history="1">
+        <w:hyperlink r:id="rId17" w:history="1">
           <w:r>
             <w:rPr>
               <w:rStyle w:val="Hyperlink"/>
@@ -1700,7 +1489,7 @@
           <w:sz w:val="24"/>
           <w:u w:val="single"/>
         </w:rPr>
-        <w:hyperlink r:id="rId16" w:history="1">
+        <w:hyperlink r:id="rId17" w:history="1">
           <w:r>
             <w:rPr>
               <w:rStyle w:val="Hyperlink"/>
@@ -1718,7 +1507,7 @@
           <w:sz w:val="24"/>
           <w:u w:val="single"/>
         </w:rPr>
-        <w:hyperlink r:id="rId16" w:history="1">
+        <w:hyperlink r:id="rId17" w:history="1">
           <w:r>
             <w:rPr>
               <w:rStyle w:val="Hyperlink"/>
@@ -1864,7 +1653,7 @@
           <w:sz w:val="24"/>
           <w:u w:val="single"/>
         </w:rPr>
-        <w:hyperlink r:id="rId17" w:history="1">
+        <w:hyperlink r:id="rId18" w:history="1">
           <w:r>
             <w:rPr>
               <w:rStyle w:val="Hyperlink"/>
@@ -1892,7 +1681,7 @@
           <w:color w:val="000000"/>
           <w:sz w:val="24"/>
         </w:rPr>
-        <w:hyperlink r:id="rId18" w:history="1">
+        <w:hyperlink r:id="rId17" w:history="1">
           <w:r>
             <w:rPr>
               <w:rStyle w:val="Hyperlink"/>
@@ -1910,7 +1699,7 @@
           <w:color w:val="000000"/>
           <w:sz w:val="24"/>
         </w:rPr>
-        <w:hyperlink r:id="rId18" w:history="1">
+        <w:hyperlink r:id="rId17" w:history="1">
           <w:r>
             <w:rPr>
               <w:rStyle w:val="Hyperlink"/>
@@ -1928,7 +1717,7 @@
           <w:color w:val="000000"/>
           <w:sz w:val="24"/>
         </w:rPr>
-        <w:hyperlink r:id="rId18" w:history="1">
+        <w:hyperlink r:id="rId17" w:history="1">
           <w:r>
             <w:rPr>
               <w:rStyle w:val="Hyperlink"/>
@@ -2928,13 +2717,75 @@
       </w:r>
       <w:r>
         <w:rPr>
+          <w:u w:val="single" w:color="0000ff"/>
           <w:rFonts w:ascii="Charis SIL Regular" w:hAnsi="Charis SIL Regular" w:eastAsia="Charis SIL Regular"/>
           <w:b w:val="0"/>
           <w:i w:val="0"/>
           <w:color w:val="000000"/>
           <w:sz w:val="24"/>
         </w:rPr>
-        <w:t>Rijksmuseum Resear</w:t>
+        <w:hyperlink r:id="rId22" w:history="1">
+          <w:r>
+            <w:rPr>
+              <w:rStyle w:val="Hyperlink"/>
+            </w:rPr>
+            <w:t>Rij</w:t>
+          </w:r>
+        </w:hyperlink>
+      </w:r>
+      <w:r>
+        <w:rPr>
+          <w:u w:val="single" w:color="0000ff"/>
+          <w:rFonts w:ascii="Charis SIL Regular" w:hAnsi="Charis SIL Regular" w:eastAsia="Charis SIL Regular"/>
+          <w:b w:val="0"/>
+          <w:i w:val="0"/>
+          <w:color w:val="000000"/>
+          <w:sz w:val="24"/>
+        </w:rPr>
+        <w:hyperlink r:id="rId22" w:history="1">
+          <w:r>
+            <w:rPr>
+              <w:rStyle w:val="Hyperlink"/>
+            </w:rPr>
+            <w:t>k</w:t>
+          </w:r>
+        </w:hyperlink>
+      </w:r>
+      <w:r>
+        <w:rPr>
+          <w:u w:val="single" w:color="0000ff"/>
+          <w:rFonts w:ascii="Charis SIL Regular" w:hAnsi="Charis SIL Regular" w:eastAsia="Charis SIL Regular"/>
+          <w:b w:val="0"/>
+          <w:i w:val="0"/>
+          <w:color w:val="000000"/>
+          <w:sz w:val="24"/>
+        </w:rPr>
+        <w:hyperlink r:id="rId22" w:history="1">
+          <w:r>
+            <w:rPr>
+              <w:rStyle w:val="Hyperlink"/>
+            </w:rPr>
+            <w:t>smus</w:t>
+          </w:r>
+        </w:hyperlink>
+      </w:r>
+      <w:r>
+        <w:rPr>
+          <w:u w:val="single" w:color="0000ff"/>
+          <w:rFonts w:ascii="Charis SIL Regular" w:hAnsi="Charis SIL Regular" w:eastAsia="Charis SIL Regular"/>
+          <w:b w:val="0"/>
+          <w:i w:val="0"/>
+          <w:color w:val="000000"/>
+          <w:sz w:val="24"/>
+        </w:rPr>
+        <w:hyperlink r:id="rId22" w:history="1">
+          <w:r>
+            <w:rPr>
+              <w:rStyle w:val="Hyperlink"/>
+            </w:rPr>
+            <w:t>eum Resear</w:t>
+          </w:r>
+        </w:hyperlink>
       </w:r>
       <w:r>
         <w:rPr>

--- a/EXPORTS/DOCX/published/niveau2/English/Trade.docx
+++ b/EXPORTS/DOCX/published/niveau2/English/Trade.docx
@@ -472,13 +472,50 @@
           <w:i w:val="0"/>
           <w:color w:val="0000FF"/>
           <w:sz w:val="24"/>
+          <w:u w:val="single"/>
+        </w:rPr>
+        <w:hyperlink r:id="rId9" w:history="1">
+          <w:r>
+            <w:rPr>
+              <w:rStyle w:val="Hyperlink"/>
+            </w:rPr>
+            <w:t>F</w:t>
+          </w:r>
+        </w:hyperlink>
+      </w:r>
+      <w:r>
+        <w:rPr>
+          <w:rFonts w:ascii="Charis SIL Regular" w:hAnsi="Charis SIL Regular" w:eastAsia="Charis SIL Regular"/>
+          <w:b w:val="0"/>
+          <w:i w:val="0"/>
+          <w:color w:val="0000FF"/>
+          <w:sz w:val="24"/>
+          <w:u w:val="single"/>
         </w:rPr>
         <w:hyperlink r:id="rId12" w:history="1">
           <w:r>
             <w:rPr>
               <w:rStyle w:val="Hyperlink"/>
             </w:rPr>
-            <w:t>Fre</w:t>
+            <w:t>r</w:t>
+          </w:r>
+        </w:hyperlink>
+      </w:r>
+      <w:r>
+        <w:rPr>
+          <w:rFonts w:ascii="Charis SIL Regular" w:hAnsi="Charis SIL Regular" w:eastAsia="Charis SIL Regular"/>
+          <w:b w:val="0"/>
+          <w:i w:val="0"/>
+          <w:color w:val="0000FF"/>
+          <w:sz w:val="24"/>
+          <w:u w:val="single"/>
+        </w:rPr>
+        <w:hyperlink r:id="rId12" w:history="1">
+          <w:r>
+            <w:rPr>
+              <w:rStyle w:val="Hyperlink"/>
+            </w:rPr>
+            <w:t>e</w:t>
           </w:r>
         </w:hyperlink>
       </w:r>
@@ -520,7 +557,7 @@
           <w:sz w:val="24"/>
           <w:u w:val="single"/>
         </w:rPr>
-        <w:hyperlink r:id="rId10" w:history="1">
+        <w:hyperlink r:id="rId12" w:history="1">
           <w:r>
             <w:rPr>
               <w:rStyle w:val="Hyperlink"/>
@@ -538,7 +575,7 @@
           <w:sz w:val="24"/>
           <w:u w:val="single"/>
         </w:rPr>
-        <w:hyperlink r:id="rId10" w:history="1">
+        <w:hyperlink r:id="rId12" w:history="1">
           <w:r>
             <w:rPr>
               <w:rStyle w:val="Hyperlink"/>
@@ -556,7 +593,7 @@
           <w:sz w:val="24"/>
           <w:u w:val="single"/>
         </w:rPr>
-        <w:hyperlink r:id="rId10" w:history="1">
+        <w:hyperlink r:id="rId12" w:history="1">
           <w:r>
             <w:rPr>
               <w:rStyle w:val="Hyperlink"/>
@@ -585,7 +622,7 @@
           <w:sz w:val="24"/>
           <w:u w:val="single"/>
         </w:rPr>
-        <w:hyperlink r:id="rId10" w:history="1">
+        <w:hyperlink r:id="rId12" w:history="1">
           <w:r>
             <w:rPr>
               <w:rStyle w:val="Hyperlink"/>
@@ -614,7 +651,7 @@
           <w:sz w:val="24"/>
           <w:u w:val="single"/>
         </w:rPr>
-        <w:hyperlink r:id="rId10" w:history="1">
+        <w:hyperlink r:id="rId12" w:history="1">
           <w:r>
             <w:rPr>
               <w:rStyle w:val="Hyperlink"/>
@@ -643,7 +680,7 @@
           <w:sz w:val="24"/>
           <w:u w:val="single"/>
         </w:rPr>
-        <w:hyperlink r:id="rId10" w:history="1">
+        <w:hyperlink r:id="rId12" w:history="1">
           <w:r>
             <w:rPr>
               <w:rStyle w:val="Hyperlink"/>
@@ -708,32 +745,13 @@
       </w:r>
       <w:r>
         <w:rPr>
-          <w:u w:val="single" w:color="0000ff"/>
           <w:rFonts w:ascii="Charis SIL Regular" w:hAnsi="Charis SIL Regular" w:eastAsia="Charis SIL Regular"/>
           <w:b w:val="0"/>
           <w:i w:val="0"/>
           <w:color w:val="000000"/>
           <w:sz w:val="24"/>
         </w:rPr>
-        <w:hyperlink r:id="rId11" w:history="1">
-          <w:r>
-            <w:rPr>
-              <w:rStyle w:val="Hyperlink"/>
-            </w:rPr>
-            <w:t xml:space="preserve"> and</w:t>
-          </w:r>
-        </w:hyperlink>
-      </w:r>
-      <w:r>
-        <w:rPr>
-          <w:u w:val="single" w:color="0000ff"/>
-          <w:rFonts w:ascii="Charis SIL Regular" w:hAnsi="Charis SIL Regular" w:eastAsia="Charis SIL Regular"/>
-          <w:b w:val="0"/>
-          <w:i w:val="0"/>
-          <w:color w:val="000000"/>
-          <w:sz w:val="24"/>
-        </w:rPr>
-        <w:t xml:space="preserve"> </w:t>
+        <w:t xml:space="preserve"> and </w:t>
       </w:r>
       <w:r>
         <w:rPr>
@@ -773,7 +791,7 @@
           <w:sz w:val="24"/>
           <w:u w:val="single"/>
         </w:rPr>
-        <w:hyperlink r:id="rId11" w:history="1">
+        <w:hyperlink r:id="rId13" w:history="1">
           <w:r>
             <w:rPr>
               <w:rStyle w:val="Hyperlink"/>
@@ -820,7 +838,7 @@
           <w:sz w:val="24"/>
           <w:u w:val="single"/>
         </w:rPr>
-        <w:hyperlink r:id="rId11" w:history="1">
+        <w:hyperlink r:id="rId13" w:history="1">
           <w:r>
             <w:rPr>
               <w:rStyle w:val="Hyperlink"/>
@@ -876,7 +894,18 @@
           <w:color w:val="000000"/>
           <w:sz w:val="24"/>
         </w:rPr>
-        <w:t xml:space="preserve">Hague, the stores </w:t>
+        <w:t>Hague, the stor</w:t>
+      </w:r>
+      <w:r>
+        <w:rPr>
+          <w:u w:val="single" w:color="0000ff"/>
+          <w:rFonts w:ascii="Charis SIL Regular" w:hAnsi="Charis SIL Regular" w:eastAsia="Charis SIL Regular"/>
+          <w:b w:val="0"/>
+          <w:i w:val="0"/>
+          <w:color w:val="000000"/>
+          <w:sz w:val="24"/>
+        </w:rPr>
+        <w:t xml:space="preserve">es </w:t>
       </w:r>
       <w:r>
         <w:rPr>
@@ -885,8 +914,128 @@
           <w:i w:val="0"/>
           <w:color w:val="0000FF"/>
           <w:sz w:val="24"/>
-        </w:rPr>
-        <w:t xml:space="preserve">Groote Koninklijke </w:t>
+          <w:u w:val="single"/>
+        </w:rPr>
+        <w:hyperlink r:id="rId14" w:history="1">
+          <w:r>
+            <w:rPr>
+              <w:rStyle w:val="Hyperlink"/>
+            </w:rPr>
+            <w:t>Groot</w:t>
+          </w:r>
+        </w:hyperlink>
+      </w:r>
+      <w:r>
+        <w:rPr>
+          <w:rFonts w:ascii="Charis SIL Regular" w:hAnsi="Charis SIL Regular" w:eastAsia="Charis SIL Regular"/>
+          <w:b w:val="0"/>
+          <w:i w:val="0"/>
+          <w:color w:val="0000FF"/>
+          <w:sz w:val="24"/>
+          <w:u w:val="single"/>
+        </w:rPr>
+        <w:hyperlink r:id="rId12" w:history="1">
+          <w:r>
+            <w:rPr>
+              <w:rStyle w:val="Hyperlink"/>
+            </w:rPr>
+            <w:t>e</w:t>
+          </w:r>
+        </w:hyperlink>
+      </w:r>
+      <w:r>
+        <w:rPr>
+          <w:rFonts w:ascii="Charis SIL Regular" w:hAnsi="Charis SIL Regular" w:eastAsia="Charis SIL Regular"/>
+          <w:b w:val="0"/>
+          <w:i w:val="0"/>
+          <w:color w:val="0000FF"/>
+          <w:sz w:val="24"/>
+          <w:u w:val="single"/>
+        </w:rPr>
+        <w:t xml:space="preserve"> </w:t>
+      </w:r>
+      <w:r>
+        <w:rPr>
+          <w:rFonts w:ascii="Charis SIL Regular" w:hAnsi="Charis SIL Regular" w:eastAsia="Charis SIL Regular"/>
+          <w:b w:val="0"/>
+          <w:i w:val="0"/>
+          <w:color w:val="0000FF"/>
+          <w:sz w:val="24"/>
+          <w:u w:val="single"/>
+        </w:rPr>
+        <w:hyperlink r:id="rId12" w:history="1">
+          <w:r>
+            <w:rPr>
+              <w:rStyle w:val="Hyperlink"/>
+            </w:rPr>
+            <w:t>Konin</w:t>
+          </w:r>
+        </w:hyperlink>
+      </w:r>
+      <w:r>
+        <w:rPr>
+          <w:rFonts w:ascii="Charis SIL Regular" w:hAnsi="Charis SIL Regular" w:eastAsia="Charis SIL Regular"/>
+          <w:b w:val="0"/>
+          <w:i w:val="0"/>
+          <w:color w:val="0000FF"/>
+          <w:sz w:val="24"/>
+          <w:u w:val="single"/>
+        </w:rPr>
+        <w:hyperlink r:id="rId14" w:history="1">
+          <w:r>
+            <w:rPr>
+              <w:rStyle w:val="Hyperlink"/>
+            </w:rPr>
+            <w:t>kl</w:t>
+          </w:r>
+        </w:hyperlink>
+      </w:r>
+      <w:r>
+        <w:rPr>
+          <w:rFonts w:ascii="Charis SIL Regular" w:hAnsi="Charis SIL Regular" w:eastAsia="Charis SIL Regular"/>
+          <w:b w:val="0"/>
+          <w:i w:val="0"/>
+          <w:color w:val="0000FF"/>
+          <w:sz w:val="24"/>
+          <w:u w:val="single"/>
+        </w:rPr>
+        <w:hyperlink r:id="rId14" w:history="1">
+          <w:r>
+            <w:rPr>
+              <w:rStyle w:val="Hyperlink"/>
+            </w:rPr>
+            <w:t>i</w:t>
+          </w:r>
+        </w:hyperlink>
+      </w:r>
+      <w:r>
+        <w:rPr>
+          <w:rFonts w:ascii="Charis SIL Regular" w:hAnsi="Charis SIL Regular" w:eastAsia="Charis SIL Regular"/>
+          <w:b w:val="0"/>
+          <w:i w:val="0"/>
+          <w:color w:val="0000FF"/>
+          <w:sz w:val="24"/>
+          <w:u w:val="single"/>
+        </w:rPr>
+        <w:hyperlink r:id="rId14" w:history="1">
+          <w:r>
+            <w:rPr>
+              <w:rStyle w:val="Hyperlink"/>
+            </w:rPr>
+            <w:t>jke</w:t>
+          </w:r>
+        </w:hyperlink>
+      </w:r>
+      <w:r>
+        <w:rPr>
+          <w:rFonts w:ascii="Charis SIL Regular" w:hAnsi="Charis SIL Regular" w:eastAsia="Charis SIL Regular"/>
+          <w:b w:val="0"/>
+          <w:i w:val="0"/>
+          <w:color w:val="0000FF"/>
+          <w:sz w:val="24"/>
+          <w:u w:val="single"/>
+        </w:rPr>
+        <w:t xml:space="preserve"> </w:t>
       </w:r>
       <w:r>
         <w:rPr>
@@ -1009,6 +1158,7 @@
       </w:r>
       <w:r>
         <w:rPr>
+          <w:u w:val="single" w:color="0000ff"/>
           <w:rFonts w:ascii="Charis SIL Regular" w:hAnsi="Charis SIL Regular" w:eastAsia="Charis SIL Regular"/>
           <w:b w:val="0"/>
           <w:i w:val="0"/>
@@ -1109,7 +1259,7 @@
           <w:sz w:val="24"/>
           <w:u w:val="single"/>
         </w:rPr>
-        <w:hyperlink r:id="rId15" w:history="1">
+        <w:hyperlink r:id="rId13" w:history="1">
           <w:r>
             <w:rPr>
               <w:rStyle w:val="Hyperlink"/>
@@ -1413,7 +1563,18 @@
           <w:color w:val="000000"/>
           <w:sz w:val="24"/>
         </w:rPr>
-        <w:t xml:space="preserve">, a trading company that operated in </w:t>
+        <w:t>, a trading compan</w:t>
+      </w:r>
+      <w:r>
+        <w:rPr>
+          <w:u w:val="single" w:color="0000ff"/>
+          <w:rFonts w:ascii="Charis SIL Regular" w:hAnsi="Charis SIL Regular" w:eastAsia="Charis SIL Regular"/>
+          <w:b w:val="0"/>
+          <w:i w:val="0"/>
+          <w:color w:val="000000"/>
+          <w:sz w:val="24"/>
+        </w:rPr>
+        <w:t xml:space="preserve">y that operated in </w:t>
       </w:r>
       <w:r>
         <w:rPr>
@@ -1442,7 +1603,7 @@
           <w:sz w:val="24"/>
           <w:u w:val="single"/>
         </w:rPr>
-        <w:hyperlink r:id="rId17" w:history="1">
+        <w:hyperlink r:id="rId16" w:history="1">
           <w:r>
             <w:rPr>
               <w:rStyle w:val="Hyperlink"/>
@@ -1460,7 +1621,7 @@
           <w:sz w:val="24"/>
           <w:u w:val="single"/>
         </w:rPr>
-        <w:hyperlink r:id="rId17" w:history="1">
+        <w:hyperlink r:id="rId16" w:history="1">
           <w:r>
             <w:rPr>
               <w:rStyle w:val="Hyperlink"/>
@@ -1489,7 +1650,7 @@
           <w:sz w:val="24"/>
           <w:u w:val="single"/>
         </w:rPr>
-        <w:hyperlink r:id="rId17" w:history="1">
+        <w:hyperlink r:id="rId16" w:history="1">
           <w:r>
             <w:rPr>
               <w:rStyle w:val="Hyperlink"/>
@@ -1507,7 +1668,7 @@
           <w:sz w:val="24"/>
           <w:u w:val="single"/>
         </w:rPr>
-        <w:hyperlink r:id="rId17" w:history="1">
+        <w:hyperlink r:id="rId16" w:history="1">
           <w:r>
             <w:rPr>
               <w:rStyle w:val="Hyperlink"/>
@@ -4218,7 +4379,7 @@
           <w:sz w:val="24"/>
           <w:u w:val="single"/>
         </w:rPr>
-        <w:hyperlink r:id="rId26" w:history="1">
+        <w:hyperlink r:id="rId27" w:history="1">
           <w:r>
             <w:rPr>
               <w:rStyle w:val="Hyperlink"/>
@@ -4236,7 +4397,7 @@
           <w:sz w:val="24"/>
           <w:u w:val="single"/>
         </w:rPr>
-        <w:hyperlink r:id="rId26" w:history="1">
+        <w:hyperlink r:id="rId27" w:history="1">
           <w:r>
             <w:rPr>
               <w:rStyle w:val="Hyperlink"/>
@@ -4265,7 +4426,7 @@
           <w:sz w:val="24"/>
           <w:u w:val="single"/>
         </w:rPr>
-        <w:hyperlink r:id="rId26" w:history="1">
+        <w:hyperlink r:id="rId27" w:history="1">
           <w:r>
             <w:rPr>
               <w:rStyle w:val="Hyperlink"/>

--- a/EXPORTS/DOCX/published/niveau2/English/Trade.docx
+++ b/EXPORTS/DOCX/published/niveau2/English/Trade.docx
@@ -457,13 +457,32 @@
       </w:r>
       <w:r>
         <w:rPr>
+          <w:u w:val="single" w:color="0000ff"/>
           <w:rFonts w:ascii="Charis SIL Regular" w:hAnsi="Charis SIL Regular" w:eastAsia="Charis SIL Regular"/>
           <w:b w:val="0"/>
           <w:i w:val="0"/>
           <w:color w:val="000000"/>
           <w:sz w:val="24"/>
         </w:rPr>
-        <w:t xml:space="preserve">auction houses </w:t>
+        <w:hyperlink r:id="rId9" w:history="1">
+          <w:r>
+            <w:rPr>
+              <w:rStyle w:val="Hyperlink"/>
+            </w:rPr>
+            <w:t>auct</w:t>
+          </w:r>
+        </w:hyperlink>
+      </w:r>
+      <w:r>
+        <w:rPr>
+          <w:u w:val="single" w:color="0000ff"/>
+          <w:rFonts w:ascii="Charis SIL Regular" w:hAnsi="Charis SIL Regular" w:eastAsia="Charis SIL Regular"/>
+          <w:b w:val="0"/>
+          <w:i w:val="0"/>
+          <w:color w:val="000000"/>
+          <w:sz w:val="24"/>
+        </w:rPr>
+        <w:t xml:space="preserve">ion houses </w:t>
       </w:r>
       <w:r>
         <w:rPr>
@@ -474,7 +493,7 @@
           <w:sz w:val="24"/>
           <w:u w:val="single"/>
         </w:rPr>
-        <w:hyperlink r:id="rId9" w:history="1">
+        <w:hyperlink r:id="rId12" w:history="1">
           <w:r>
             <w:rPr>
               <w:rStyle w:val="Hyperlink"/>
@@ -557,7 +576,7 @@
           <w:sz w:val="24"/>
           <w:u w:val="single"/>
         </w:rPr>
-        <w:hyperlink r:id="rId12" w:history="1">
+        <w:hyperlink r:id="rId10" w:history="1">
           <w:r>
             <w:rPr>
               <w:rStyle w:val="Hyperlink"/>
@@ -575,7 +594,7 @@
           <w:sz w:val="24"/>
           <w:u w:val="single"/>
         </w:rPr>
-        <w:hyperlink r:id="rId12" w:history="1">
+        <w:hyperlink r:id="rId10" w:history="1">
           <w:r>
             <w:rPr>
               <w:rStyle w:val="Hyperlink"/>
@@ -622,7 +641,7 @@
           <w:sz w:val="24"/>
           <w:u w:val="single"/>
         </w:rPr>
-        <w:hyperlink r:id="rId12" w:history="1">
+        <w:hyperlink r:id="rId10" w:history="1">
           <w:r>
             <w:rPr>
               <w:rStyle w:val="Hyperlink"/>
@@ -680,7 +699,7 @@
           <w:sz w:val="24"/>
           <w:u w:val="single"/>
         </w:rPr>
-        <w:hyperlink r:id="rId12" w:history="1">
+        <w:hyperlink r:id="rId10" w:history="1">
           <w:r>
             <w:rPr>
               <w:rStyle w:val="Hyperlink"/>
@@ -734,7 +753,7 @@
           <w:sz w:val="24"/>
           <w:u w:val="single"/>
         </w:rPr>
-        <w:hyperlink r:id="rId12" w:history="1">
+        <w:hyperlink r:id="rId11" w:history="1">
           <w:r>
             <w:rPr>
               <w:rStyle w:val="Hyperlink"/>
@@ -745,13 +764,32 @@
       </w:r>
       <w:r>
         <w:rPr>
+          <w:u w:val="single" w:color="0000ff"/>
           <w:rFonts w:ascii="Charis SIL Regular" w:hAnsi="Charis SIL Regular" w:eastAsia="Charis SIL Regular"/>
           <w:b w:val="0"/>
           <w:i w:val="0"/>
           <w:color w:val="000000"/>
           <w:sz w:val="24"/>
         </w:rPr>
-        <w:t xml:space="preserve"> and </w:t>
+        <w:hyperlink r:id="rId11" w:history="1">
+          <w:r>
+            <w:rPr>
+              <w:rStyle w:val="Hyperlink"/>
+            </w:rPr>
+            <w:t xml:space="preserve"> and</w:t>
+          </w:r>
+        </w:hyperlink>
+      </w:r>
+      <w:r>
+        <w:rPr>
+          <w:u w:val="single" w:color="0000ff"/>
+          <w:rFonts w:ascii="Charis SIL Regular" w:hAnsi="Charis SIL Regular" w:eastAsia="Charis SIL Regular"/>
+          <w:b w:val="0"/>
+          <w:i w:val="0"/>
+          <w:color w:val="000000"/>
+          <w:sz w:val="24"/>
+        </w:rPr>
+        <w:t xml:space="preserve"> </w:t>
       </w:r>
       <w:r>
         <w:rPr>
@@ -905,7 +943,14 @@
           <w:color w:val="000000"/>
           <w:sz w:val="24"/>
         </w:rPr>
-        <w:t xml:space="preserve">es </w:t>
+        <w:hyperlink r:id="rId12" w:history="1">
+          <w:r>
+            <w:rPr>
+              <w:rStyle w:val="Hyperlink"/>
+            </w:rPr>
+            <w:t xml:space="preserve">es </w:t>
+          </w:r>
+        </w:hyperlink>
       </w:r>
       <w:r>
         <w:rPr>
@@ -921,7 +966,7 @@
             <w:rPr>
               <w:rStyle w:val="Hyperlink"/>
             </w:rPr>
-            <w:t>Groot</w:t>
+            <w:t>Groote</w:t>
           </w:r>
         </w:hyperlink>
       </w:r>
@@ -934,14 +979,7 @@
           <w:sz w:val="24"/>
           <w:u w:val="single"/>
         </w:rPr>
-        <w:hyperlink r:id="rId12" w:history="1">
-          <w:r>
-            <w:rPr>
-              <w:rStyle w:val="Hyperlink"/>
-            </w:rPr>
-            <w:t>e</w:t>
-          </w:r>
-        </w:hyperlink>
+        <w:t xml:space="preserve"> </w:t>
       </w:r>
       <w:r>
         <w:rPr>
@@ -952,18 +990,7 @@
           <w:sz w:val="24"/>
           <w:u w:val="single"/>
         </w:rPr>
-        <w:t xml:space="preserve"> </w:t>
-      </w:r>
-      <w:r>
-        <w:rPr>
-          <w:rFonts w:ascii="Charis SIL Regular" w:hAnsi="Charis SIL Regular" w:eastAsia="Charis SIL Regular"/>
-          <w:b w:val="0"/>
-          <w:i w:val="0"/>
-          <w:color w:val="0000FF"/>
-          <w:sz w:val="24"/>
-          <w:u w:val="single"/>
-        </w:rPr>
-        <w:hyperlink r:id="rId12" w:history="1">
+        <w:hyperlink r:id="rId14" w:history="1">
           <w:r>
             <w:rPr>
               <w:rStyle w:val="Hyperlink"/>
@@ -1017,7 +1044,7 @@
           <w:sz w:val="24"/>
           <w:u w:val="single"/>
         </w:rPr>
-        <w:hyperlink r:id="rId14" w:history="1">
+        <w:hyperlink r:id="rId12" w:history="1">
           <w:r>
             <w:rPr>
               <w:rStyle w:val="Hyperlink"/>
@@ -1111,7 +1138,7 @@
           <w:sz w:val="24"/>
           <w:u w:val="single"/>
         </w:rPr>
-        <w:hyperlink r:id="rId14" w:history="1">
+        <w:hyperlink r:id="rId13" w:history="1">
           <w:r>
             <w:rPr>
               <w:rStyle w:val="Hyperlink"/>
@@ -1158,7 +1185,6 @@
       </w:r>
       <w:r>
         <w:rPr>
-          <w:u w:val="single" w:color="0000ff"/>
           <w:rFonts w:ascii="Charis SIL Regular" w:hAnsi="Charis SIL Regular" w:eastAsia="Charis SIL Regular"/>
           <w:b w:val="0"/>
           <w:i w:val="0"/>
@@ -1176,7 +1202,7 @@
           <w:sz w:val="24"/>
           <w:u w:val="single"/>
         </w:rPr>
-        <w:hyperlink r:id="rId15" w:history="1">
+        <w:hyperlink r:id="rId13" w:history="1">
           <w:r>
             <w:rPr>
               <w:rStyle w:val="Hyperlink"/>
@@ -1212,7 +1238,7 @@
           <w:sz w:val="24"/>
           <w:u w:val="single"/>
         </w:rPr>
-        <w:hyperlink r:id="rId15" w:history="1">
+        <w:hyperlink r:id="rId13" w:history="1">
           <w:r>
             <w:rPr>
               <w:rStyle w:val="Hyperlink"/>
@@ -1563,18 +1589,7 @@
           <w:color w:val="000000"/>
           <w:sz w:val="24"/>
         </w:rPr>
-        <w:t>, a trading compan</w:t>
-      </w:r>
-      <w:r>
-        <w:rPr>
-          <w:u w:val="single" w:color="0000ff"/>
-          <w:rFonts w:ascii="Charis SIL Regular" w:hAnsi="Charis SIL Regular" w:eastAsia="Charis SIL Regular"/>
-          <w:b w:val="0"/>
-          <w:i w:val="0"/>
-          <w:color w:val="000000"/>
-          <w:sz w:val="24"/>
-        </w:rPr>
-        <w:t xml:space="preserve">y that operated in </w:t>
+        <w:t xml:space="preserve">, a trading company that operated in </w:t>
       </w:r>
       <w:r>
         <w:rPr>
@@ -1585,7 +1600,7 @@
           <w:sz w:val="24"/>
           <w:u w:val="single"/>
         </w:rPr>
-        <w:hyperlink r:id="rId17" w:history="1">
+        <w:hyperlink r:id="rId16" w:history="1">
           <w:r>
             <w:rPr>
               <w:rStyle w:val="Hyperlink"/>
@@ -1650,7 +1665,7 @@
           <w:sz w:val="24"/>
           <w:u w:val="single"/>
         </w:rPr>
-        <w:hyperlink r:id="rId16" w:history="1">
+        <w:hyperlink r:id="rId17" w:history="1">
           <w:r>
             <w:rPr>
               <w:rStyle w:val="Hyperlink"/>
@@ -1668,7 +1683,7 @@
           <w:sz w:val="24"/>
           <w:u w:val="single"/>
         </w:rPr>
-        <w:hyperlink r:id="rId16" w:history="1">
+        <w:hyperlink r:id="rId17" w:history="1">
           <w:r>
             <w:rPr>
               <w:rStyle w:val="Hyperlink"/>
@@ -1686,14 +1701,7 @@
           <w:color w:val="000000"/>
           <w:sz w:val="24"/>
         </w:rPr>
-        <w:hyperlink r:id="rId16" w:history="1">
-          <w:r>
-            <w:rPr>
-              <w:rStyle w:val="Hyperlink"/>
-            </w:rPr>
-            <w:t>. A large nu</w:t>
-          </w:r>
-        </w:hyperlink>
+        <w:t>. A large nu</w:t>
       </w:r>
       <w:r>
         <w:rPr>

--- a/EXPORTS/DOCX/published/niveau2/English/Trade.docx
+++ b/EXPORTS/DOCX/published/niveau2/English/Trade.docx
@@ -547,7 +547,7 @@
           <w:sz w:val="24"/>
           <w:u w:val="single"/>
         </w:rPr>
-        <w:hyperlink r:id="rId10" w:history="1">
+        <w:hyperlink r:id="rId12" w:history="1">
           <w:r>
             <w:rPr>
               <w:rStyle w:val="Hyperlink"/>
@@ -576,7 +576,7 @@
           <w:sz w:val="24"/>
           <w:u w:val="single"/>
         </w:rPr>
-        <w:hyperlink r:id="rId10" w:history="1">
+        <w:hyperlink r:id="rId12" w:history="1">
           <w:r>
             <w:rPr>
               <w:rStyle w:val="Hyperlink"/>
@@ -594,7 +594,7 @@
           <w:sz w:val="24"/>
           <w:u w:val="single"/>
         </w:rPr>
-        <w:hyperlink r:id="rId10" w:history="1">
+        <w:hyperlink r:id="rId12" w:history="1">
           <w:r>
             <w:rPr>
               <w:rStyle w:val="Hyperlink"/>
@@ -641,7 +641,7 @@
           <w:sz w:val="24"/>
           <w:u w:val="single"/>
         </w:rPr>
-        <w:hyperlink r:id="rId10" w:history="1">
+        <w:hyperlink r:id="rId12" w:history="1">
           <w:r>
             <w:rPr>
               <w:rStyle w:val="Hyperlink"/>
@@ -699,7 +699,7 @@
           <w:sz w:val="24"/>
           <w:u w:val="single"/>
         </w:rPr>
-        <w:hyperlink r:id="rId10" w:history="1">
+        <w:hyperlink r:id="rId12" w:history="1">
           <w:r>
             <w:rPr>
               <w:rStyle w:val="Hyperlink"/>
@@ -753,7 +753,7 @@
           <w:sz w:val="24"/>
           <w:u w:val="single"/>
         </w:rPr>
-        <w:hyperlink r:id="rId11" w:history="1">
+        <w:hyperlink r:id="rId12" w:history="1">
           <w:r>
             <w:rPr>
               <w:rStyle w:val="Hyperlink"/>
@@ -764,25 +764,16 @@
       </w:r>
       <w:r>
         <w:rPr>
-          <w:u w:val="single" w:color="0000ff"/>
           <w:rFonts w:ascii="Charis SIL Regular" w:hAnsi="Charis SIL Regular" w:eastAsia="Charis SIL Regular"/>
           <w:b w:val="0"/>
           <w:i w:val="0"/>
           <w:color w:val="000000"/>
           <w:sz w:val="24"/>
         </w:rPr>
-        <w:hyperlink r:id="rId11" w:history="1">
-          <w:r>
-            <w:rPr>
-              <w:rStyle w:val="Hyperlink"/>
-            </w:rPr>
-            <w:t xml:space="preserve"> and</w:t>
-          </w:r>
-        </w:hyperlink>
-      </w:r>
-      <w:r>
-        <w:rPr>
-          <w:u w:val="single" w:color="0000ff"/>
+        <w:t xml:space="preserve"> and</w:t>
+      </w:r>
+      <w:r>
+        <w:rPr>
           <w:rFonts w:ascii="Charis SIL Regular" w:hAnsi="Charis SIL Regular" w:eastAsia="Charis SIL Regular"/>
           <w:b w:val="0"/>
           <w:i w:val="0"/>
@@ -876,7 +867,7 @@
           <w:sz w:val="24"/>
           <w:u w:val="single"/>
         </w:rPr>
-        <w:hyperlink r:id="rId13" w:history="1">
+        <w:hyperlink r:id="rId11" w:history="1">
           <w:r>
             <w:rPr>
               <w:rStyle w:val="Hyperlink"/>
@@ -932,23 +923,23 @@
           <w:color w:val="000000"/>
           <w:sz w:val="24"/>
         </w:rPr>
-        <w:t>Hague, the stor</w:t>
-      </w:r>
-      <w:r>
-        <w:rPr>
-          <w:u w:val="single" w:color="0000ff"/>
+        <w:t xml:space="preserve">Hague, the stores </w:t>
+      </w:r>
+      <w:r>
+        <w:rPr>
           <w:rFonts w:ascii="Charis SIL Regular" w:hAnsi="Charis SIL Regular" w:eastAsia="Charis SIL Regular"/>
           <w:b w:val="0"/>
           <w:i w:val="0"/>
-          <w:color w:val="000000"/>
-          <w:sz w:val="24"/>
+          <w:color w:val="0000FF"/>
+          <w:sz w:val="24"/>
+          <w:u w:val="single"/>
         </w:rPr>
         <w:hyperlink r:id="rId12" w:history="1">
           <w:r>
             <w:rPr>
               <w:rStyle w:val="Hyperlink"/>
             </w:rPr>
-            <w:t xml:space="preserve">es </w:t>
+            <w:t>Groot</w:t>
           </w:r>
         </w:hyperlink>
       </w:r>
@@ -966,7 +957,7 @@
             <w:rPr>
               <w:rStyle w:val="Hyperlink"/>
             </w:rPr>
-            <w:t>Groote</w:t>
+            <w:t>e</w:t>
           </w:r>
         </w:hyperlink>
       </w:r>
@@ -990,7 +981,7 @@
           <w:sz w:val="24"/>
           <w:u w:val="single"/>
         </w:rPr>
-        <w:hyperlink r:id="rId14" w:history="1">
+        <w:hyperlink r:id="rId12" w:history="1">
           <w:r>
             <w:rPr>
               <w:rStyle w:val="Hyperlink"/>
@@ -1008,7 +999,7 @@
           <w:sz w:val="24"/>
           <w:u w:val="single"/>
         </w:rPr>
-        <w:hyperlink r:id="rId14" w:history="1">
+        <w:hyperlink r:id="rId12" w:history="1">
           <w:r>
             <w:rPr>
               <w:rStyle w:val="Hyperlink"/>
@@ -1073,7 +1064,7 @@
           <w:sz w:val="24"/>
           <w:u w:val="single"/>
         </w:rPr>
-        <w:hyperlink r:id="rId14" w:history="1">
+        <w:hyperlink r:id="rId12" w:history="1">
           <w:r>
             <w:rPr>
               <w:rStyle w:val="Hyperlink"/>
@@ -1102,7 +1093,7 @@
           <w:sz w:val="24"/>
           <w:u w:val="single"/>
         </w:rPr>
-        <w:hyperlink r:id="rId14" w:history="1">
+        <w:hyperlink r:id="rId12" w:history="1">
           <w:r>
             <w:rPr>
               <w:rStyle w:val="Hyperlink"/>
@@ -1138,7 +1129,7 @@
           <w:sz w:val="24"/>
           <w:u w:val="single"/>
         </w:rPr>
-        <w:hyperlink r:id="rId13" w:history="1">
+        <w:hyperlink r:id="rId14" w:history="1">
           <w:r>
             <w:rPr>
               <w:rStyle w:val="Hyperlink"/>
@@ -1200,16 +1191,8 @@
           <w:i w:val="0"/>
           <w:color w:val="0000FF"/>
           <w:sz w:val="24"/>
-          <w:u w:val="single"/>
-        </w:rPr>
-        <w:hyperlink r:id="rId13" w:history="1">
-          <w:r>
-            <w:rPr>
-              <w:rStyle w:val="Hyperlink"/>
-            </w:rPr>
-            <w:t>Bo</w:t>
-          </w:r>
-        </w:hyperlink>
+        </w:rPr>
+        <w:t xml:space="preserve">Boeatan </w:t>
       </w:r>
       <w:r>
         <w:rPr>
@@ -1220,54 +1203,7 @@
           <w:sz w:val="24"/>
           <w:u w:val="single"/>
         </w:rPr>
-        <w:hyperlink r:id="rId15" w:history="1">
-          <w:r>
-            <w:rPr>
-              <w:rStyle w:val="Hyperlink"/>
-            </w:rPr>
-            <w:t>e</w:t>
-          </w:r>
-        </w:hyperlink>
-      </w:r>
-      <w:r>
-        <w:rPr>
-          <w:rFonts w:ascii="Charis SIL Regular" w:hAnsi="Charis SIL Regular" w:eastAsia="Charis SIL Regular"/>
-          <w:b w:val="0"/>
-          <w:i w:val="0"/>
-          <w:color w:val="0000FF"/>
-          <w:sz w:val="24"/>
-          <w:u w:val="single"/>
-        </w:rPr>
         <w:hyperlink r:id="rId13" w:history="1">
-          <w:r>
-            <w:rPr>
-              <w:rStyle w:val="Hyperlink"/>
-            </w:rPr>
-            <w:t>atan</w:t>
-          </w:r>
-        </w:hyperlink>
-      </w:r>
-      <w:r>
-        <w:rPr>
-          <w:rFonts w:ascii="Charis SIL Regular" w:hAnsi="Charis SIL Regular" w:eastAsia="Charis SIL Regular"/>
-          <w:b w:val="0"/>
-          <w:i w:val="0"/>
-          <w:color w:val="0000FF"/>
-          <w:sz w:val="24"/>
-          <w:u w:val="single"/>
-        </w:rPr>
-        <w:t xml:space="preserve"> </w:t>
-      </w:r>
-      <w:r>
-        <w:rPr>
-          <w:rFonts w:ascii="Charis SIL Regular" w:hAnsi="Charis SIL Regular" w:eastAsia="Charis SIL Regular"/>
-          <w:b w:val="0"/>
-          <w:i w:val="0"/>
-          <w:color w:val="0000FF"/>
-          <w:sz w:val="24"/>
-          <w:u w:val="single"/>
-        </w:rPr>
-        <w:hyperlink r:id="rId15" w:history="1">
           <w:r>
             <w:rPr>
               <w:rStyle w:val="Hyperlink"/>
@@ -1285,7 +1221,7 @@
           <w:sz w:val="24"/>
           <w:u w:val="single"/>
         </w:rPr>
-        <w:hyperlink r:id="rId13" w:history="1">
+        <w:hyperlink r:id="rId15" w:history="1">
           <w:r>
             <w:rPr>
               <w:rStyle w:val="Hyperlink"/>
@@ -1589,7 +1525,61 @@
           <w:color w:val="000000"/>
           <w:sz w:val="24"/>
         </w:rPr>
-        <w:t xml:space="preserve">, a trading company that operated in </w:t>
+        <w:t>, a trading compan</w:t>
+      </w:r>
+      <w:r>
+        <w:rPr>
+          <w:u w:val="single" w:color="0000ff"/>
+          <w:rFonts w:ascii="Charis SIL Regular" w:hAnsi="Charis SIL Regular" w:eastAsia="Charis SIL Regular"/>
+          <w:b w:val="0"/>
+          <w:i w:val="0"/>
+          <w:color w:val="000000"/>
+          <w:sz w:val="24"/>
+        </w:rPr>
+        <w:hyperlink r:id="rId16" w:history="1">
+          <w:r>
+            <w:rPr>
+              <w:rStyle w:val="Hyperlink"/>
+            </w:rPr>
+            <w:t>y that o</w:t>
+          </w:r>
+        </w:hyperlink>
+      </w:r>
+      <w:r>
+        <w:rPr>
+          <w:u w:val="single" w:color="0000ff"/>
+          <w:rFonts w:ascii="Charis SIL Regular" w:hAnsi="Charis SIL Regular" w:eastAsia="Charis SIL Regular"/>
+          <w:b w:val="0"/>
+          <w:i w:val="0"/>
+          <w:color w:val="000000"/>
+          <w:sz w:val="24"/>
+        </w:rPr>
+        <w:hyperlink r:id="rId16" w:history="1">
+          <w:r>
+            <w:rPr>
+              <w:rStyle w:val="Hyperlink"/>
+            </w:rPr>
+            <w:t>p</w:t>
+          </w:r>
+        </w:hyperlink>
+      </w:r>
+      <w:r>
+        <w:rPr>
+          <w:u w:val="single" w:color="0000ff"/>
+          <w:rFonts w:ascii="Charis SIL Regular" w:hAnsi="Charis SIL Regular" w:eastAsia="Charis SIL Regular"/>
+          <w:b w:val="0"/>
+          <w:i w:val="0"/>
+          <w:color w:val="000000"/>
+          <w:sz w:val="24"/>
+        </w:rPr>
+        <w:hyperlink r:id="rId16" w:history="1">
+          <w:r>
+            <w:rPr>
+              <w:rStyle w:val="Hyperlink"/>
+            </w:rPr>
+            <w:t xml:space="preserve">erated in </w:t>
+          </w:r>
+        </w:hyperlink>
       </w:r>
       <w:r>
         <w:rPr>
@@ -1618,7 +1608,7 @@
           <w:sz w:val="24"/>
           <w:u w:val="single"/>
         </w:rPr>
-        <w:hyperlink r:id="rId16" w:history="1">
+        <w:hyperlink r:id="rId17" w:history="1">
           <w:r>
             <w:rPr>
               <w:rStyle w:val="Hyperlink"/>
@@ -1665,7 +1655,7 @@
           <w:sz w:val="24"/>
           <w:u w:val="single"/>
         </w:rPr>
-        <w:hyperlink r:id="rId17" w:history="1">
+        <w:hyperlink r:id="rId16" w:history="1">
           <w:r>
             <w:rPr>
               <w:rStyle w:val="Hyperlink"/>
@@ -1683,7 +1673,7 @@
           <w:sz w:val="24"/>
           <w:u w:val="single"/>
         </w:rPr>
-        <w:hyperlink r:id="rId17" w:history="1">
+        <w:hyperlink r:id="rId16" w:history="1">
           <w:r>
             <w:rPr>
               <w:rStyle w:val="Hyperlink"/>
@@ -1701,7 +1691,14 @@
           <w:color w:val="000000"/>
           <w:sz w:val="24"/>
         </w:rPr>
-        <w:t>. A large nu</w:t>
+        <w:hyperlink r:id="rId16" w:history="1">
+          <w:r>
+            <w:rPr>
+              <w:rStyle w:val="Hyperlink"/>
+            </w:rPr>
+            <w:t>. A large nu</w:t>
+          </w:r>
+        </w:hyperlink>
       </w:r>
       <w:r>
         <w:rPr>
@@ -4387,7 +4384,7 @@
           <w:sz w:val="24"/>
           <w:u w:val="single"/>
         </w:rPr>
-        <w:hyperlink r:id="rId27" w:history="1">
+        <w:hyperlink r:id="rId26" w:history="1">
           <w:r>
             <w:rPr>
               <w:rStyle w:val="Hyperlink"/>
@@ -4405,7 +4402,7 @@
           <w:sz w:val="24"/>
           <w:u w:val="single"/>
         </w:rPr>
-        <w:hyperlink r:id="rId27" w:history="1">
+        <w:hyperlink r:id="rId26" w:history="1">
           <w:r>
             <w:rPr>
               <w:rStyle w:val="Hyperlink"/>
@@ -4434,7 +4431,7 @@
           <w:sz w:val="24"/>
           <w:u w:val="single"/>
         </w:rPr>
-        <w:hyperlink r:id="rId27" w:history="1">
+        <w:hyperlink r:id="rId26" w:history="1">
           <w:r>
             <w:rPr>
               <w:rStyle w:val="Hyperlink"/>

--- a/EXPORTS/DOCX/published/niveau2/English/Trade.docx
+++ b/EXPORTS/DOCX/published/niveau2/English/Trade.docx
@@ -464,14 +464,7 @@
           <w:color w:val="000000"/>
           <w:sz w:val="24"/>
         </w:rPr>
-        <w:hyperlink r:id="rId9" w:history="1">
-          <w:r>
-            <w:rPr>
-              <w:rStyle w:val="Hyperlink"/>
-            </w:rPr>
-            <w:t>auct</w:t>
-          </w:r>
-        </w:hyperlink>
+        <w:t>auct</w:t>
       </w:r>
       <w:r>
         <w:rPr>
@@ -482,7 +475,14 @@
           <w:color w:val="000000"/>
           <w:sz w:val="24"/>
         </w:rPr>
-        <w:t xml:space="preserve">ion houses </w:t>
+        <w:hyperlink r:id="rId9" w:history="1">
+          <w:r>
+            <w:rPr>
+              <w:rStyle w:val="Hyperlink"/>
+            </w:rPr>
+            <w:t xml:space="preserve">ion houses </w:t>
+          </w:r>
+        </w:hyperlink>
       </w:r>
       <w:r>
         <w:rPr>
@@ -594,7 +594,7 @@
           <w:sz w:val="24"/>
           <w:u w:val="single"/>
         </w:rPr>
-        <w:hyperlink r:id="rId12" w:history="1">
+        <w:hyperlink r:id="rId10" w:history="1">
           <w:r>
             <w:rPr>
               <w:rStyle w:val="Hyperlink"/>
@@ -641,7 +641,7 @@
           <w:sz w:val="24"/>
           <w:u w:val="single"/>
         </w:rPr>
-        <w:hyperlink r:id="rId12" w:history="1">
+        <w:hyperlink r:id="rId10" w:history="1">
           <w:r>
             <w:rPr>
               <w:rStyle w:val="Hyperlink"/>
@@ -670,7 +670,7 @@
           <w:sz w:val="24"/>
           <w:u w:val="single"/>
         </w:rPr>
-        <w:hyperlink r:id="rId12" w:history="1">
+        <w:hyperlink r:id="rId10" w:history="1">
           <w:r>
             <w:rPr>
               <w:rStyle w:val="Hyperlink"/>
@@ -770,17 +770,7 @@
           <w:color w:val="000000"/>
           <w:sz w:val="24"/>
         </w:rPr>
-        <w:t xml:space="preserve"> and</w:t>
-      </w:r>
-      <w:r>
-        <w:rPr>
-          <w:rFonts w:ascii="Charis SIL Regular" w:hAnsi="Charis SIL Regular" w:eastAsia="Charis SIL Regular"/>
-          <w:b w:val="0"/>
-          <w:i w:val="0"/>
-          <w:color w:val="000000"/>
-          <w:sz w:val="24"/>
-        </w:rPr>
-        <w:t xml:space="preserve"> </w:t>
+        <w:t xml:space="preserve"> and </w:t>
       </w:r>
       <w:r>
         <w:rPr>
@@ -838,7 +828,7 @@
           <w:sz w:val="24"/>
           <w:u w:val="single"/>
         </w:rPr>
-        <w:hyperlink r:id="rId13" w:history="1">
+        <w:hyperlink r:id="rId11" w:history="1">
           <w:r>
             <w:rPr>
               <w:rStyle w:val="Hyperlink"/>
@@ -923,7 +913,24 @@
           <w:color w:val="000000"/>
           <w:sz w:val="24"/>
         </w:rPr>
-        <w:t xml:space="preserve">Hague, the stores </w:t>
+        <w:t>Hague, the stor</w:t>
+      </w:r>
+      <w:r>
+        <w:rPr>
+          <w:rFonts w:ascii="Charis SIL Regular" w:hAnsi="Charis SIL Regular" w:eastAsia="Charis SIL Regular"/>
+          <w:b w:val="0"/>
+          <w:i w:val="0"/>
+          <w:color w:val="000000"/>
+          <w:sz w:val="24"/>
+        </w:rPr>
+        <w:hyperlink r:id="rId12" w:history="1">
+          <w:r>
+            <w:rPr>
+              <w:rStyle w:val="Hyperlink"/>
+            </w:rPr>
+            <w:t xml:space="preserve">es </w:t>
+          </w:r>
+        </w:hyperlink>
       </w:r>
       <w:r>
         <w:rPr>
@@ -932,128 +939,8 @@
           <w:i w:val="0"/>
           <w:color w:val="0000FF"/>
           <w:sz w:val="24"/>
-          <w:u w:val="single"/>
-        </w:rPr>
-        <w:hyperlink r:id="rId12" w:history="1">
-          <w:r>
-            <w:rPr>
-              <w:rStyle w:val="Hyperlink"/>
-            </w:rPr>
-            <w:t>Groot</w:t>
-          </w:r>
-        </w:hyperlink>
-      </w:r>
-      <w:r>
-        <w:rPr>
-          <w:rFonts w:ascii="Charis SIL Regular" w:hAnsi="Charis SIL Regular" w:eastAsia="Charis SIL Regular"/>
-          <w:b w:val="0"/>
-          <w:i w:val="0"/>
-          <w:color w:val="0000FF"/>
-          <w:sz w:val="24"/>
-          <w:u w:val="single"/>
-        </w:rPr>
-        <w:hyperlink r:id="rId14" w:history="1">
-          <w:r>
-            <w:rPr>
-              <w:rStyle w:val="Hyperlink"/>
-            </w:rPr>
-            <w:t>e</w:t>
-          </w:r>
-        </w:hyperlink>
-      </w:r>
-      <w:r>
-        <w:rPr>
-          <w:rFonts w:ascii="Charis SIL Regular" w:hAnsi="Charis SIL Regular" w:eastAsia="Charis SIL Regular"/>
-          <w:b w:val="0"/>
-          <w:i w:val="0"/>
-          <w:color w:val="0000FF"/>
-          <w:sz w:val="24"/>
-          <w:u w:val="single"/>
-        </w:rPr>
-        <w:t xml:space="preserve"> </w:t>
-      </w:r>
-      <w:r>
-        <w:rPr>
-          <w:rFonts w:ascii="Charis SIL Regular" w:hAnsi="Charis SIL Regular" w:eastAsia="Charis SIL Regular"/>
-          <w:b w:val="0"/>
-          <w:i w:val="0"/>
-          <w:color w:val="0000FF"/>
-          <w:sz w:val="24"/>
-          <w:u w:val="single"/>
-        </w:rPr>
-        <w:hyperlink r:id="rId12" w:history="1">
-          <w:r>
-            <w:rPr>
-              <w:rStyle w:val="Hyperlink"/>
-            </w:rPr>
-            <w:t>Konin</w:t>
-          </w:r>
-        </w:hyperlink>
-      </w:r>
-      <w:r>
-        <w:rPr>
-          <w:rFonts w:ascii="Charis SIL Regular" w:hAnsi="Charis SIL Regular" w:eastAsia="Charis SIL Regular"/>
-          <w:b w:val="0"/>
-          <w:i w:val="0"/>
-          <w:color w:val="0000FF"/>
-          <w:sz w:val="24"/>
-          <w:u w:val="single"/>
-        </w:rPr>
-        <w:hyperlink r:id="rId12" w:history="1">
-          <w:r>
-            <w:rPr>
-              <w:rStyle w:val="Hyperlink"/>
-            </w:rPr>
-            <w:t>kl</w:t>
-          </w:r>
-        </w:hyperlink>
-      </w:r>
-      <w:r>
-        <w:rPr>
-          <w:rFonts w:ascii="Charis SIL Regular" w:hAnsi="Charis SIL Regular" w:eastAsia="Charis SIL Regular"/>
-          <w:b w:val="0"/>
-          <w:i w:val="0"/>
-          <w:color w:val="0000FF"/>
-          <w:sz w:val="24"/>
-          <w:u w:val="single"/>
-        </w:rPr>
-        <w:hyperlink r:id="rId14" w:history="1">
-          <w:r>
-            <w:rPr>
-              <w:rStyle w:val="Hyperlink"/>
-            </w:rPr>
-            <w:t>i</w:t>
-          </w:r>
-        </w:hyperlink>
-      </w:r>
-      <w:r>
-        <w:rPr>
-          <w:rFonts w:ascii="Charis SIL Regular" w:hAnsi="Charis SIL Regular" w:eastAsia="Charis SIL Regular"/>
-          <w:b w:val="0"/>
-          <w:i w:val="0"/>
-          <w:color w:val="0000FF"/>
-          <w:sz w:val="24"/>
-          <w:u w:val="single"/>
-        </w:rPr>
-        <w:hyperlink r:id="rId12" w:history="1">
-          <w:r>
-            <w:rPr>
-              <w:rStyle w:val="Hyperlink"/>
-            </w:rPr>
-            <w:t>jke</w:t>
-          </w:r>
-        </w:hyperlink>
-      </w:r>
-      <w:r>
-        <w:rPr>
-          <w:rFonts w:ascii="Charis SIL Regular" w:hAnsi="Charis SIL Regular" w:eastAsia="Charis SIL Regular"/>
-          <w:b w:val="0"/>
-          <w:i w:val="0"/>
-          <w:color w:val="0000FF"/>
-          <w:sz w:val="24"/>
-          <w:u w:val="single"/>
-        </w:rPr>
-        <w:t xml:space="preserve"> </w:t>
+        </w:rPr>
+        <w:t xml:space="preserve">Groote Koninklijke </w:t>
       </w:r>
       <w:r>
         <w:rPr>
@@ -1129,7 +1016,7 @@
           <w:sz w:val="24"/>
           <w:u w:val="single"/>
         </w:rPr>
-        <w:hyperlink r:id="rId14" w:history="1">
+        <w:hyperlink r:id="rId13" w:history="1">
           <w:r>
             <w:rPr>
               <w:rStyle w:val="Hyperlink"/>
@@ -1176,6 +1063,7 @@
       </w:r>
       <w:r>
         <w:rPr>
+          <w:u w:val="single" w:color="0000ff"/>
           <w:rFonts w:ascii="Charis SIL Regular" w:hAnsi="Charis SIL Regular" w:eastAsia="Charis SIL Regular"/>
           <w:b w:val="0"/>
           <w:i w:val="0"/>
@@ -1191,8 +1079,63 @@
           <w:i w:val="0"/>
           <w:color w:val="0000FF"/>
           <w:sz w:val="24"/>
-        </w:rPr>
-        <w:t xml:space="preserve">Boeatan </w:t>
+          <w:u w:val="single"/>
+        </w:rPr>
+        <w:hyperlink r:id="rId13" w:history="1">
+          <w:r>
+            <w:rPr>
+              <w:rStyle w:val="Hyperlink"/>
+            </w:rPr>
+            <w:t>Bo</w:t>
+          </w:r>
+        </w:hyperlink>
+      </w:r>
+      <w:r>
+        <w:rPr>
+          <w:rFonts w:ascii="Charis SIL Regular" w:hAnsi="Charis SIL Regular" w:eastAsia="Charis SIL Regular"/>
+          <w:b w:val="0"/>
+          <w:i w:val="0"/>
+          <w:color w:val="0000FF"/>
+          <w:sz w:val="24"/>
+          <w:u w:val="single"/>
+        </w:rPr>
+        <w:hyperlink r:id="rId13" w:history="1">
+          <w:r>
+            <w:rPr>
+              <w:rStyle w:val="Hyperlink"/>
+            </w:rPr>
+            <w:t>e</w:t>
+          </w:r>
+        </w:hyperlink>
+      </w:r>
+      <w:r>
+        <w:rPr>
+          <w:rFonts w:ascii="Charis SIL Regular" w:hAnsi="Charis SIL Regular" w:eastAsia="Charis SIL Regular"/>
+          <w:b w:val="0"/>
+          <w:i w:val="0"/>
+          <w:color w:val="0000FF"/>
+          <w:sz w:val="24"/>
+          <w:u w:val="single"/>
+        </w:rPr>
+        <w:hyperlink r:id="rId13" w:history="1">
+          <w:r>
+            <w:rPr>
+              <w:rStyle w:val="Hyperlink"/>
+            </w:rPr>
+            <w:t>atan</w:t>
+          </w:r>
+        </w:hyperlink>
+      </w:r>
+      <w:r>
+        <w:rPr>
+          <w:rFonts w:ascii="Charis SIL Regular" w:hAnsi="Charis SIL Regular" w:eastAsia="Charis SIL Regular"/>
+          <w:b w:val="0"/>
+          <w:i w:val="0"/>
+          <w:color w:val="0000FF"/>
+          <w:sz w:val="24"/>
+          <w:u w:val="single"/>
+        </w:rPr>
+        <w:t xml:space="preserve"> </w:t>
       </w:r>
       <w:r>
         <w:rPr>
@@ -1221,7 +1164,7 @@
           <w:sz w:val="24"/>
           <w:u w:val="single"/>
         </w:rPr>
-        <w:hyperlink r:id="rId15" w:history="1">
+        <w:hyperlink r:id="rId13" w:history="1">
           <w:r>
             <w:rPr>
               <w:rStyle w:val="Hyperlink"/>
@@ -1356,7 +1299,7 @@
           <w:sz w:val="24"/>
           <w:u w:val="single"/>
         </w:rPr>
-        <w:hyperlink r:id="rId16" w:history="1">
+        <w:hyperlink r:id="rId15" w:history="1">
           <w:r>
             <w:rPr>
               <w:rStyle w:val="Hyperlink"/>
@@ -1385,7 +1328,7 @@
           <w:sz w:val="24"/>
           <w:u w:val="single"/>
         </w:rPr>
-        <w:hyperlink r:id="rId16" w:history="1">
+        <w:hyperlink r:id="rId15" w:history="1">
           <w:r>
             <w:rPr>
               <w:rStyle w:val="Hyperlink"/>
@@ -1414,7 +1357,7 @@
           <w:sz w:val="24"/>
           <w:u w:val="single"/>
         </w:rPr>
-        <w:hyperlink r:id="rId16" w:history="1">
+        <w:hyperlink r:id="rId15" w:history="1">
           <w:r>
             <w:rPr>
               <w:rStyle w:val="Hyperlink"/>
@@ -1432,7 +1375,7 @@
           <w:sz w:val="24"/>
           <w:u w:val="single"/>
         </w:rPr>
-        <w:hyperlink r:id="rId16" w:history="1">
+        <w:hyperlink r:id="rId15" w:history="1">
           <w:r>
             <w:rPr>
               <w:rStyle w:val="Hyperlink"/>
@@ -1450,7 +1393,7 @@
           <w:sz w:val="24"/>
           <w:u w:val="single"/>
         </w:rPr>
-        <w:hyperlink r:id="rId16" w:history="1">
+        <w:hyperlink r:id="rId15" w:history="1">
           <w:r>
             <w:rPr>
               <w:rStyle w:val="Hyperlink"/>
@@ -1479,7 +1422,7 @@
           <w:sz w:val="24"/>
           <w:u w:val="single"/>
         </w:rPr>
-        <w:hyperlink r:id="rId16" w:history="1">
+        <w:hyperlink r:id="rId15" w:history="1">
           <w:r>
             <w:rPr>
               <w:rStyle w:val="Hyperlink"/>
@@ -1508,7 +1451,7 @@
           <w:sz w:val="24"/>
           <w:u w:val="single"/>
         </w:rPr>
-        <w:hyperlink r:id="rId16" w:history="1">
+        <w:hyperlink r:id="rId15" w:history="1">
           <w:r>
             <w:rPr>
               <w:rStyle w:val="Hyperlink"/>
@@ -1525,61 +1468,7 @@
           <w:color w:val="000000"/>
           <w:sz w:val="24"/>
         </w:rPr>
-        <w:t>, a trading compan</w:t>
-      </w:r>
-      <w:r>
-        <w:rPr>
-          <w:u w:val="single" w:color="0000ff"/>
-          <w:rFonts w:ascii="Charis SIL Regular" w:hAnsi="Charis SIL Regular" w:eastAsia="Charis SIL Regular"/>
-          <w:b w:val="0"/>
-          <w:i w:val="0"/>
-          <w:color w:val="000000"/>
-          <w:sz w:val="24"/>
-        </w:rPr>
-        <w:hyperlink r:id="rId16" w:history="1">
-          <w:r>
-            <w:rPr>
-              <w:rStyle w:val="Hyperlink"/>
-            </w:rPr>
-            <w:t>y that o</w:t>
-          </w:r>
-        </w:hyperlink>
-      </w:r>
-      <w:r>
-        <w:rPr>
-          <w:u w:val="single" w:color="0000ff"/>
-          <w:rFonts w:ascii="Charis SIL Regular" w:hAnsi="Charis SIL Regular" w:eastAsia="Charis SIL Regular"/>
-          <w:b w:val="0"/>
-          <w:i w:val="0"/>
-          <w:color w:val="000000"/>
-          <w:sz w:val="24"/>
-        </w:rPr>
-        <w:hyperlink r:id="rId16" w:history="1">
-          <w:r>
-            <w:rPr>
-              <w:rStyle w:val="Hyperlink"/>
-            </w:rPr>
-            <w:t>p</w:t>
-          </w:r>
-        </w:hyperlink>
-      </w:r>
-      <w:r>
-        <w:rPr>
-          <w:u w:val="single" w:color="0000ff"/>
-          <w:rFonts w:ascii="Charis SIL Regular" w:hAnsi="Charis SIL Regular" w:eastAsia="Charis SIL Regular"/>
-          <w:b w:val="0"/>
-          <w:i w:val="0"/>
-          <w:color w:val="000000"/>
-          <w:sz w:val="24"/>
-        </w:rPr>
-        <w:hyperlink r:id="rId16" w:history="1">
-          <w:r>
-            <w:rPr>
-              <w:rStyle w:val="Hyperlink"/>
-            </w:rPr>
-            <w:t xml:space="preserve">erated in </w:t>
-          </w:r>
-        </w:hyperlink>
+        <w:t xml:space="preserve">, a trading company that operated in </w:t>
       </w:r>
       <w:r>
         <w:rPr>
@@ -1590,7 +1479,7 @@
           <w:sz w:val="24"/>
           <w:u w:val="single"/>
         </w:rPr>
-        <w:hyperlink r:id="rId16" w:history="1">
+        <w:hyperlink r:id="rId15" w:history="1">
           <w:r>
             <w:rPr>
               <w:rStyle w:val="Hyperlink"/>
@@ -1608,7 +1497,7 @@
           <w:sz w:val="24"/>
           <w:u w:val="single"/>
         </w:rPr>
-        <w:hyperlink r:id="rId17" w:history="1">
+        <w:hyperlink r:id="rId15" w:history="1">
           <w:r>
             <w:rPr>
               <w:rStyle w:val="Hyperlink"/>
@@ -1655,7 +1544,7 @@
           <w:sz w:val="24"/>
           <w:u w:val="single"/>
         </w:rPr>
-        <w:hyperlink r:id="rId16" w:history="1">
+        <w:hyperlink r:id="rId15" w:history="1">
           <w:r>
             <w:rPr>
               <w:rStyle w:val="Hyperlink"/>
@@ -1691,7 +1580,7 @@
           <w:color w:val="000000"/>
           <w:sz w:val="24"/>
         </w:rPr>
-        <w:hyperlink r:id="rId16" w:history="1">
+        <w:hyperlink r:id="rId15" w:history="1">
           <w:r>
             <w:rPr>
               <w:rStyle w:val="Hyperlink"/>
@@ -1719,7 +1608,7 @@
           <w:color w:val="000000"/>
           <w:sz w:val="24"/>
         </w:rPr>
-        <w:hyperlink r:id="rId16" w:history="1">
+        <w:hyperlink r:id="rId15" w:history="1">
           <w:r>
             <w:rPr>
               <w:rStyle w:val="Hyperlink"/>
@@ -1737,7 +1626,7 @@
           <w:color w:val="000000"/>
           <w:sz w:val="24"/>
         </w:rPr>
-        <w:hyperlink r:id="rId16" w:history="1">
+        <w:hyperlink r:id="rId15" w:history="1">
           <w:r>
             <w:rPr>
               <w:rStyle w:val="Hyperlink"/>
@@ -1755,7 +1644,7 @@
           <w:color w:val="000000"/>
           <w:sz w:val="24"/>
         </w:rPr>
-        <w:hyperlink r:id="rId16" w:history="1">
+        <w:hyperlink r:id="rId15" w:history="1">
           <w:r>
             <w:rPr>
               <w:rStyle w:val="Hyperlink"/>
@@ -1773,7 +1662,7 @@
           <w:color w:val="000000"/>
           <w:sz w:val="24"/>
         </w:rPr>
-        <w:hyperlink r:id="rId16" w:history="1">
+        <w:hyperlink r:id="rId15" w:history="1">
           <w:r>
             <w:rPr>
               <w:rStyle w:val="Hyperlink"/>
@@ -1791,7 +1680,7 @@
           <w:color w:val="000000"/>
           <w:sz w:val="24"/>
         </w:rPr>
-        <w:hyperlink r:id="rId16" w:history="1">
+        <w:hyperlink r:id="rId15" w:history="1">
           <w:r>
             <w:rPr>
               <w:rStyle w:val="Hyperlink"/>
@@ -1819,7 +1708,7 @@
           <w:sz w:val="24"/>
           <w:u w:val="single"/>
         </w:rPr>
-        <w:hyperlink r:id="rId18" w:history="1">
+        <w:hyperlink r:id="rId17" w:history="1">
           <w:r>
             <w:rPr>
               <w:rStyle w:val="Hyperlink"/>
@@ -1847,7 +1736,7 @@
           <w:color w:val="000000"/>
           <w:sz w:val="24"/>
         </w:rPr>
-        <w:hyperlink r:id="rId17" w:history="1">
+        <w:hyperlink r:id="rId16" w:history="1">
           <w:r>
             <w:rPr>
               <w:rStyle w:val="Hyperlink"/>
@@ -1865,7 +1754,7 @@
           <w:color w:val="000000"/>
           <w:sz w:val="24"/>
         </w:rPr>
-        <w:hyperlink r:id="rId17" w:history="1">
+        <w:hyperlink r:id="rId16" w:history="1">
           <w:r>
             <w:rPr>
               <w:rStyle w:val="Hyperlink"/>
@@ -1883,7 +1772,7 @@
           <w:color w:val="000000"/>
           <w:sz w:val="24"/>
         </w:rPr>
-        <w:hyperlink r:id="rId17" w:history="1">
+        <w:hyperlink r:id="rId16" w:history="1">
           <w:r>
             <w:rPr>
               <w:rStyle w:val="Hyperlink"/>
@@ -2190,7 +2079,7 @@
           <w:sz w:val="24"/>
           <w:u w:val="single"/>
         </w:rPr>
-        <w:hyperlink r:id="rId19" w:history="1">
+        <w:hyperlink r:id="rId18" w:history="1">
           <w:r>
             <w:rPr>
               <w:rStyle w:val="Hyperlink"/>
@@ -2218,7 +2107,7 @@
           <w:sz w:val="24"/>
           <w:u w:val="single"/>
         </w:rPr>
-        <w:hyperlink r:id="rId20" w:history="1">
+        <w:hyperlink r:id="rId19" w:history="1">
           <w:r>
             <w:rPr>
               <w:rStyle w:val="Hyperlink"/>
@@ -2246,7 +2135,7 @@
           <w:color w:val="000000"/>
           <w:sz w:val="24"/>
         </w:rPr>
-        <w:hyperlink r:id="rId19" w:history="1">
+        <w:hyperlink r:id="rId18" w:history="1">
           <w:r>
             <w:rPr>
               <w:rStyle w:val="Hyperlink"/>
@@ -2274,7 +2163,7 @@
           <w:color w:val="000000"/>
           <w:sz w:val="24"/>
         </w:rPr>
-        <w:hyperlink r:id="rId20" w:history="1">
+        <w:hyperlink r:id="rId19" w:history="1">
           <w:r>
             <w:rPr>
               <w:rStyle w:val="Hyperlink"/>
@@ -2322,7 +2211,7 @@
           <w:sz w:val="24"/>
           <w:u w:val="single"/>
         </w:rPr>
-        <w:hyperlink r:id="rId21" w:history="1">
+        <w:hyperlink r:id="rId20" w:history="1">
           <w:r>
             <w:rPr>
               <w:rStyle w:val="Hyperlink"/>
@@ -2351,7 +2240,7 @@
           <w:sz w:val="24"/>
           <w:u w:val="single"/>
         </w:rPr>
-        <w:hyperlink r:id="rId21" w:history="1">
+        <w:hyperlink r:id="rId20" w:history="1">
           <w:r>
             <w:rPr>
               <w:rStyle w:val="Hyperlink"/>
@@ -2380,7 +2269,7 @@
           <w:sz w:val="24"/>
           <w:u w:val="single"/>
         </w:rPr>
-        <w:hyperlink r:id="rId21" w:history="1">
+        <w:hyperlink r:id="rId20" w:history="1">
           <w:r>
             <w:rPr>
               <w:rStyle w:val="Hyperlink"/>
@@ -2409,7 +2298,7 @@
           <w:sz w:val="24"/>
           <w:u w:val="single"/>
         </w:rPr>
-        <w:hyperlink r:id="rId21" w:history="1">
+        <w:hyperlink r:id="rId20" w:history="1">
           <w:r>
             <w:rPr>
               <w:rStyle w:val="Hyperlink"/>
@@ -2428,6 +2317,343 @@
           <w:u w:val="single"/>
         </w:rPr>
         <w:t xml:space="preserve"> </w:t>
+      </w:r>
+      <w:r>
+        <w:rPr>
+          <w:rFonts w:ascii="Charis SIL Regular" w:hAnsi="Charis SIL Regular" w:eastAsia="Charis SIL Regular"/>
+          <w:b w:val="0"/>
+          <w:i w:val="0"/>
+          <w:color w:val="0000FF"/>
+          <w:sz w:val="24"/>
+          <w:u w:val="single"/>
+        </w:rPr>
+        <w:hyperlink r:id="rId20" w:history="1">
+          <w:r>
+            <w:rPr>
+              <w:rStyle w:val="Hyperlink"/>
+            </w:rPr>
+            <w:t>Art</w:t>
+          </w:r>
+        </w:hyperlink>
+      </w:r>
+      <w:r>
+        <w:rPr>
+          <w:rFonts w:ascii="Charis SIL Regular" w:hAnsi="Charis SIL Regular" w:eastAsia="Charis SIL Regular"/>
+          <w:b w:val="0"/>
+          <w:i w:val="0"/>
+          <w:color w:val="0000FF"/>
+          <w:sz w:val="24"/>
+          <w:u w:val="single"/>
+        </w:rPr>
+        <w:t xml:space="preserve"> </w:t>
+      </w:r>
+      <w:r>
+        <w:rPr>
+          <w:rFonts w:ascii="Charis SIL Regular" w:hAnsi="Charis SIL Regular" w:eastAsia="Charis SIL Regular"/>
+          <w:b w:val="0"/>
+          <w:i w:val="0"/>
+          <w:color w:val="0000FF"/>
+          <w:sz w:val="24"/>
+          <w:u w:val="single"/>
+        </w:rPr>
+        <w:hyperlink r:id="rId20" w:history="1">
+          <w:r>
+            <w:rPr>
+              <w:rStyle w:val="Hyperlink"/>
+            </w:rPr>
+            <w:t>History)</w:t>
+          </w:r>
+        </w:hyperlink>
+      </w:r>
+      <w:r>
+        <w:rPr>
+          <w:rFonts w:ascii="Charis SIL Regular" w:hAnsi="Charis SIL Regular" w:eastAsia="Charis SIL Regular"/>
+          <w:b w:val="0"/>
+          <w:i w:val="0"/>
+          <w:color w:val="000000"/>
+          <w:sz w:val="24"/>
+        </w:rPr>
+        <w:t xml:space="preserve"> and the </w:t>
+      </w:r>
+      <w:r>
+        <w:rPr>
+          <w:rFonts w:ascii="Charis SIL Regular" w:hAnsi="Charis SIL Regular" w:eastAsia="Charis SIL Regular"/>
+          <w:b w:val="0"/>
+          <w:i w:val="0"/>
+          <w:color w:val="0000FF"/>
+          <w:sz w:val="24"/>
+          <w:u w:val="single"/>
+        </w:rPr>
+        <w:t>Rijksmuseum</w:t>
+      </w:r>
+      <w:r>
+        <w:rPr>
+          <w:rFonts w:ascii="Charis SIL Regular" w:hAnsi="Charis SIL Regular" w:eastAsia="Charis SIL Regular"/>
+          <w:b w:val="0"/>
+          <w:i w:val="0"/>
+          <w:color w:val="000000"/>
+          <w:sz w:val="24"/>
+        </w:rPr>
+        <w:t xml:space="preserve"> have </w:t>
+      </w:r>
+      <w:r>
+        <w:rPr>
+          <w:rFonts w:ascii="Charis SIL Regular" w:hAnsi="Charis SIL Regular" w:eastAsia="Charis SIL Regular"/>
+          <w:b w:val="0"/>
+          <w:i w:val="0"/>
+          <w:color w:val="000000"/>
+          <w:sz w:val="24"/>
+        </w:rPr>
+        <w:t>extensive collection</w:t>
+      </w:r>
+      <w:r>
+        <w:rPr>
+          <w:u w:val="single" w:color="0000ff"/>
+          <w:rFonts w:ascii="Charis SIL Regular" w:hAnsi="Charis SIL Regular" w:eastAsia="Charis SIL Regular"/>
+          <w:b w:val="0"/>
+          <w:i w:val="0"/>
+          <w:color w:val="000000"/>
+          <w:sz w:val="24"/>
+        </w:rPr>
+        <w:hyperlink r:id="rId20" w:history="1">
+          <w:r>
+            <w:rPr>
+              <w:rStyle w:val="Hyperlink"/>
+            </w:rPr>
+            <w:t xml:space="preserve">s of </w:t>
+          </w:r>
+        </w:hyperlink>
+      </w:r>
+      <w:r>
+        <w:rPr>
+          <w:u w:val="single" w:color="0000ff"/>
+          <w:rFonts w:ascii="Charis SIL Regular" w:hAnsi="Charis SIL Regular" w:eastAsia="Charis SIL Regular"/>
+          <w:b w:val="0"/>
+          <w:i w:val="0"/>
+          <w:color w:val="000000"/>
+          <w:sz w:val="24"/>
+        </w:rPr>
+        <w:hyperlink r:id="rId20" w:history="1">
+          <w:r>
+            <w:rPr>
+              <w:rStyle w:val="Hyperlink"/>
+            </w:rPr>
+            <w:t>c</w:t>
+          </w:r>
+        </w:hyperlink>
+      </w:r>
+      <w:r>
+        <w:rPr>
+          <w:u w:val="single" w:color="0000ff"/>
+          <w:rFonts w:ascii="Charis SIL Regular" w:hAnsi="Charis SIL Regular" w:eastAsia="Charis SIL Regular"/>
+          <w:b w:val="0"/>
+          <w:i w:val="0"/>
+          <w:color w:val="000000"/>
+          <w:sz w:val="24"/>
+        </w:rPr>
+        <w:hyperlink r:id="rId20" w:history="1">
+          <w:r>
+            <w:rPr>
+              <w:rStyle w:val="Hyperlink"/>
+            </w:rPr>
+            <w:t xml:space="preserve">atalogues of </w:t>
+          </w:r>
+        </w:hyperlink>
+      </w:r>
+      <w:r>
+        <w:rPr>
+          <w:u w:val="single" w:color="0000ff"/>
+          <w:rFonts w:ascii="Charis SIL Regular" w:hAnsi="Charis SIL Regular" w:eastAsia="Charis SIL Regular"/>
+          <w:b w:val="0"/>
+          <w:i w:val="0"/>
+          <w:color w:val="000000"/>
+          <w:sz w:val="24"/>
+        </w:rPr>
+        <w:hyperlink r:id="rId20" w:history="1">
+          <w:r>
+            <w:rPr>
+              <w:rStyle w:val="Hyperlink"/>
+            </w:rPr>
+            <w:t>a</w:t>
+          </w:r>
+        </w:hyperlink>
+      </w:r>
+      <w:r>
+        <w:rPr>
+          <w:u w:val="single" w:color="0000ff"/>
+          <w:rFonts w:ascii="Charis SIL Regular" w:hAnsi="Charis SIL Regular" w:eastAsia="Charis SIL Regular"/>
+          <w:b w:val="0"/>
+          <w:i w:val="0"/>
+          <w:color w:val="000000"/>
+          <w:sz w:val="24"/>
+        </w:rPr>
+        <w:hyperlink r:id="rId20" w:history="1">
+          <w:r>
+            <w:rPr>
+              <w:rStyle w:val="Hyperlink"/>
+            </w:rPr>
+            <w:t xml:space="preserve">uctions </w:t>
+          </w:r>
+        </w:hyperlink>
+      </w:r>
+      <w:r>
+        <w:rPr>
+          <w:u w:val="single" w:color="0000ff"/>
+          <w:rFonts w:ascii="Charis SIL Regular" w:hAnsi="Charis SIL Regular" w:eastAsia="Charis SIL Regular"/>
+          <w:b w:val="0"/>
+          <w:i w:val="0"/>
+          <w:color w:val="000000"/>
+          <w:sz w:val="24"/>
+        </w:rPr>
+        <w:hyperlink r:id="rId20" w:history="1">
+          <w:r>
+            <w:rPr>
+              <w:rStyle w:val="Hyperlink"/>
+            </w:rPr>
+            <w:t>h</w:t>
+          </w:r>
+        </w:hyperlink>
+      </w:r>
+      <w:r>
+        <w:rPr>
+          <w:u w:val="single" w:color="0000ff"/>
+          <w:rFonts w:ascii="Charis SIL Regular" w:hAnsi="Charis SIL Regular" w:eastAsia="Charis SIL Regular"/>
+          <w:b w:val="0"/>
+          <w:i w:val="0"/>
+          <w:color w:val="000000"/>
+          <w:sz w:val="24"/>
+        </w:rPr>
+        <w:hyperlink r:id="rId20" w:history="1">
+          <w:r>
+            <w:rPr>
+              <w:rStyle w:val="Hyperlink"/>
+            </w:rPr>
+            <w:t>el</w:t>
+          </w:r>
+        </w:hyperlink>
+      </w:r>
+      <w:r>
+        <w:rPr>
+          <w:u w:val="single" w:color="0000ff"/>
+          <w:rFonts w:ascii="Charis SIL Regular" w:hAnsi="Charis SIL Regular" w:eastAsia="Charis SIL Regular"/>
+          <w:b w:val="0"/>
+          <w:i w:val="0"/>
+          <w:color w:val="000000"/>
+          <w:sz w:val="24"/>
+        </w:rPr>
+        <w:hyperlink r:id="rId20" w:history="1">
+          <w:r>
+            <w:rPr>
+              <w:rStyle w:val="Hyperlink"/>
+            </w:rPr>
+            <w:t>d</w:t>
+          </w:r>
+        </w:hyperlink>
+      </w:r>
+      <w:r>
+        <w:rPr>
+          <w:u w:val="single" w:color="0000ff"/>
+          <w:rFonts w:ascii="Charis SIL Regular" w:hAnsi="Charis SIL Regular" w:eastAsia="Charis SIL Regular"/>
+          <w:b w:val="0"/>
+          <w:i w:val="0"/>
+          <w:color w:val="000000"/>
+          <w:sz w:val="24"/>
+        </w:rPr>
+        <w:hyperlink r:id="rId20" w:history="1">
+          <w:r>
+            <w:rPr>
+              <w:rStyle w:val="Hyperlink"/>
+            </w:rPr>
+            <w:t xml:space="preserve"> in </w:t>
+          </w:r>
+        </w:hyperlink>
+      </w:r>
+      <w:r>
+        <w:rPr>
+          <w:u w:val="single" w:color="0000ff"/>
+          <w:rFonts w:ascii="Charis SIL Regular" w:hAnsi="Charis SIL Regular" w:eastAsia="Charis SIL Regular"/>
+          <w:b w:val="0"/>
+          <w:i w:val="0"/>
+          <w:color w:val="000000"/>
+          <w:sz w:val="24"/>
+        </w:rPr>
+        <w:hyperlink r:id="rId20" w:history="1">
+          <w:r>
+            <w:rPr>
+              <w:rStyle w:val="Hyperlink"/>
+            </w:rPr>
+            <w:t>t</w:t>
+          </w:r>
+        </w:hyperlink>
+      </w:r>
+      <w:r>
+        <w:rPr>
+          <w:u w:val="single" w:color="0000ff"/>
+          <w:rFonts w:ascii="Charis SIL Regular" w:hAnsi="Charis SIL Regular" w:eastAsia="Charis SIL Regular"/>
+          <w:b w:val="0"/>
+          <w:i w:val="0"/>
+          <w:color w:val="000000"/>
+          <w:sz w:val="24"/>
+        </w:rPr>
+        <w:hyperlink r:id="rId20" w:history="1">
+          <w:r>
+            <w:rPr>
+              <w:rStyle w:val="Hyperlink"/>
+            </w:rPr>
+            <w:t>he Neth</w:t>
+          </w:r>
+        </w:hyperlink>
+      </w:r>
+      <w:r>
+        <w:rPr>
+          <w:rFonts w:ascii="Charis SIL Regular" w:hAnsi="Charis SIL Regular" w:eastAsia="Charis SIL Regular"/>
+          <w:b w:val="0"/>
+          <w:i w:val="0"/>
+          <w:color w:val="000000"/>
+          <w:sz w:val="24"/>
+        </w:rPr>
+        <w:t>erlands, i</w:t>
+      </w:r>
+      <w:r>
+        <w:rPr>
+          <w:u w:val="single" w:color="0000ff"/>
+          <w:rFonts w:ascii="Charis SIL Regular" w:hAnsi="Charis SIL Regular" w:eastAsia="Charis SIL Regular"/>
+          <w:b w:val="0"/>
+          <w:i w:val="0"/>
+          <w:color w:val="000000"/>
+          <w:sz w:val="24"/>
+        </w:rPr>
+        <w:t>ncluding auc</w:t>
+      </w:r>
+      <w:r>
+        <w:rPr>
+          <w:rFonts w:ascii="Charis SIL Regular" w:hAnsi="Charis SIL Regular" w:eastAsia="Charis SIL Regular"/>
+          <w:b w:val="0"/>
+          <w:i w:val="0"/>
+          <w:color w:val="000000"/>
+          <w:sz w:val="24"/>
+        </w:rPr>
+        <w:t xml:space="preserve">tions of </w:t>
+      </w:r>
+      <w:r>
+        <w:rPr>
+          <w:rFonts w:ascii="Charis SIL Regular" w:hAnsi="Charis SIL Regular" w:eastAsia="Charis SIL Regular"/>
+          <w:b w:val="0"/>
+          <w:i w:val="0"/>
+          <w:color w:val="000000"/>
+          <w:sz w:val="24"/>
+        </w:rPr>
+        <w:t xml:space="preserve">non-western objects. Annotated catalogues sometimes contain notes about the items, buyers, </w:t>
+      </w:r>
+      <w:r>
+        <w:rPr>
+          <w:rFonts w:ascii="Charis SIL Regular" w:hAnsi="Charis SIL Regular" w:eastAsia="Charis SIL Regular"/>
+          <w:b w:val="0"/>
+          <w:i w:val="0"/>
+          <w:color w:val="000000"/>
+          <w:sz w:val="24"/>
+        </w:rPr>
+        <w:t xml:space="preserve">and sellers in an auction. The RKD's digitalised auction catalogues are available through the </w:t>
       </w:r>
       <w:r>
         <w:rPr>
@@ -2472,19 +2698,9 @@
             <w:rPr>
               <w:rStyle w:val="Hyperlink"/>
             </w:rPr>
-            <w:t>History)</w:t>
+            <w:t>Sales</w:t>
           </w:r>
         </w:hyperlink>
-      </w:r>
-      <w:r>
-        <w:rPr>
-          <w:rFonts w:ascii="Charis SIL Regular" w:hAnsi="Charis SIL Regular" w:eastAsia="Charis SIL Regular"/>
-          <w:b w:val="0"/>
-          <w:i w:val="0"/>
-          <w:color w:val="000000"/>
-          <w:sz w:val="24"/>
-        </w:rPr>
-        <w:t xml:space="preserve"> and the </w:t>
       </w:r>
       <w:r>
         <w:rPr>
@@ -2495,276 +2711,7 @@
           <w:sz w:val="24"/>
           <w:u w:val="single"/>
         </w:rPr>
-        <w:t>Rijksmuseum</w:t>
-      </w:r>
-      <w:r>
-        <w:rPr>
-          <w:rFonts w:ascii="Charis SIL Regular" w:hAnsi="Charis SIL Regular" w:eastAsia="Charis SIL Regular"/>
-          <w:b w:val="0"/>
-          <w:i w:val="0"/>
-          <w:color w:val="000000"/>
-          <w:sz w:val="24"/>
-        </w:rPr>
-        <w:t xml:space="preserve"> have </w:t>
-      </w:r>
-      <w:r>
-        <w:rPr>
-          <w:rFonts w:ascii="Charis SIL Regular" w:hAnsi="Charis SIL Regular" w:eastAsia="Charis SIL Regular"/>
-          <w:b w:val="0"/>
-          <w:i w:val="0"/>
-          <w:color w:val="000000"/>
-          <w:sz w:val="24"/>
-        </w:rPr>
-        <w:t>extensive collection</w:t>
-      </w:r>
-      <w:r>
-        <w:rPr>
-          <w:u w:val="single" w:color="0000ff"/>
-          <w:rFonts w:ascii="Charis SIL Regular" w:hAnsi="Charis SIL Regular" w:eastAsia="Charis SIL Regular"/>
-          <w:b w:val="0"/>
-          <w:i w:val="0"/>
-          <w:color w:val="000000"/>
-          <w:sz w:val="24"/>
-        </w:rPr>
-        <w:hyperlink r:id="rId21" w:history="1">
-          <w:r>
-            <w:rPr>
-              <w:rStyle w:val="Hyperlink"/>
-            </w:rPr>
-            <w:t xml:space="preserve">s of </w:t>
-          </w:r>
-        </w:hyperlink>
-      </w:r>
-      <w:r>
-        <w:rPr>
-          <w:u w:val="single" w:color="0000ff"/>
-          <w:rFonts w:ascii="Charis SIL Regular" w:hAnsi="Charis SIL Regular" w:eastAsia="Charis SIL Regular"/>
-          <w:b w:val="0"/>
-          <w:i w:val="0"/>
-          <w:color w:val="000000"/>
-          <w:sz w:val="24"/>
-        </w:rPr>
-        <w:hyperlink r:id="rId21" w:history="1">
-          <w:r>
-            <w:rPr>
-              <w:rStyle w:val="Hyperlink"/>
-            </w:rPr>
-            <w:t>c</w:t>
-          </w:r>
-        </w:hyperlink>
-      </w:r>
-      <w:r>
-        <w:rPr>
-          <w:u w:val="single" w:color="0000ff"/>
-          <w:rFonts w:ascii="Charis SIL Regular" w:hAnsi="Charis SIL Regular" w:eastAsia="Charis SIL Regular"/>
-          <w:b w:val="0"/>
-          <w:i w:val="0"/>
-          <w:color w:val="000000"/>
-          <w:sz w:val="24"/>
-        </w:rPr>
-        <w:hyperlink r:id="rId21" w:history="1">
-          <w:r>
-            <w:rPr>
-              <w:rStyle w:val="Hyperlink"/>
-            </w:rPr>
-            <w:t xml:space="preserve">atalogues of </w:t>
-          </w:r>
-        </w:hyperlink>
-      </w:r>
-      <w:r>
-        <w:rPr>
-          <w:u w:val="single" w:color="0000ff"/>
-          <w:rFonts w:ascii="Charis SIL Regular" w:hAnsi="Charis SIL Regular" w:eastAsia="Charis SIL Regular"/>
-          <w:b w:val="0"/>
-          <w:i w:val="0"/>
-          <w:color w:val="000000"/>
-          <w:sz w:val="24"/>
-        </w:rPr>
-        <w:hyperlink r:id="rId21" w:history="1">
-          <w:r>
-            <w:rPr>
-              <w:rStyle w:val="Hyperlink"/>
-            </w:rPr>
-            <w:t>a</w:t>
-          </w:r>
-        </w:hyperlink>
-      </w:r>
-      <w:r>
-        <w:rPr>
-          <w:u w:val="single" w:color="0000ff"/>
-          <w:rFonts w:ascii="Charis SIL Regular" w:hAnsi="Charis SIL Regular" w:eastAsia="Charis SIL Regular"/>
-          <w:b w:val="0"/>
-          <w:i w:val="0"/>
-          <w:color w:val="000000"/>
-          <w:sz w:val="24"/>
-        </w:rPr>
-        <w:hyperlink r:id="rId21" w:history="1">
-          <w:r>
-            <w:rPr>
-              <w:rStyle w:val="Hyperlink"/>
-            </w:rPr>
-            <w:t xml:space="preserve">uctions </w:t>
-          </w:r>
-        </w:hyperlink>
-      </w:r>
-      <w:r>
-        <w:rPr>
-          <w:u w:val="single" w:color="0000ff"/>
-          <w:rFonts w:ascii="Charis SIL Regular" w:hAnsi="Charis SIL Regular" w:eastAsia="Charis SIL Regular"/>
-          <w:b w:val="0"/>
-          <w:i w:val="0"/>
-          <w:color w:val="000000"/>
-          <w:sz w:val="24"/>
-        </w:rPr>
-        <w:hyperlink r:id="rId21" w:history="1">
-          <w:r>
-            <w:rPr>
-              <w:rStyle w:val="Hyperlink"/>
-            </w:rPr>
-            <w:t>h</w:t>
-          </w:r>
-        </w:hyperlink>
-      </w:r>
-      <w:r>
-        <w:rPr>
-          <w:u w:val="single" w:color="0000ff"/>
-          <w:rFonts w:ascii="Charis SIL Regular" w:hAnsi="Charis SIL Regular" w:eastAsia="Charis SIL Regular"/>
-          <w:b w:val="0"/>
-          <w:i w:val="0"/>
-          <w:color w:val="000000"/>
-          <w:sz w:val="24"/>
-        </w:rPr>
-        <w:hyperlink r:id="rId21" w:history="1">
-          <w:r>
-            <w:rPr>
-              <w:rStyle w:val="Hyperlink"/>
-            </w:rPr>
-            <w:t>el</w:t>
-          </w:r>
-        </w:hyperlink>
-      </w:r>
-      <w:r>
-        <w:rPr>
-          <w:u w:val="single" w:color="0000ff"/>
-          <w:rFonts w:ascii="Charis SIL Regular" w:hAnsi="Charis SIL Regular" w:eastAsia="Charis SIL Regular"/>
-          <w:b w:val="0"/>
-          <w:i w:val="0"/>
-          <w:color w:val="000000"/>
-          <w:sz w:val="24"/>
-        </w:rPr>
-        <w:hyperlink r:id="rId21" w:history="1">
-          <w:r>
-            <w:rPr>
-              <w:rStyle w:val="Hyperlink"/>
-            </w:rPr>
-            <w:t>d</w:t>
-          </w:r>
-        </w:hyperlink>
-      </w:r>
-      <w:r>
-        <w:rPr>
-          <w:u w:val="single" w:color="0000ff"/>
-          <w:rFonts w:ascii="Charis SIL Regular" w:hAnsi="Charis SIL Regular" w:eastAsia="Charis SIL Regular"/>
-          <w:b w:val="0"/>
-          <w:i w:val="0"/>
-          <w:color w:val="000000"/>
-          <w:sz w:val="24"/>
-        </w:rPr>
-        <w:hyperlink r:id="rId21" w:history="1">
-          <w:r>
-            <w:rPr>
-              <w:rStyle w:val="Hyperlink"/>
-            </w:rPr>
-            <w:t xml:space="preserve"> in </w:t>
-          </w:r>
-        </w:hyperlink>
-      </w:r>
-      <w:r>
-        <w:rPr>
-          <w:u w:val="single" w:color="0000ff"/>
-          <w:rFonts w:ascii="Charis SIL Regular" w:hAnsi="Charis SIL Regular" w:eastAsia="Charis SIL Regular"/>
-          <w:b w:val="0"/>
-          <w:i w:val="0"/>
-          <w:color w:val="000000"/>
-          <w:sz w:val="24"/>
-        </w:rPr>
-        <w:hyperlink r:id="rId21" w:history="1">
-          <w:r>
-            <w:rPr>
-              <w:rStyle w:val="Hyperlink"/>
-            </w:rPr>
-            <w:t>t</w:t>
-          </w:r>
-        </w:hyperlink>
-      </w:r>
-      <w:r>
-        <w:rPr>
-          <w:u w:val="single" w:color="0000ff"/>
-          <w:rFonts w:ascii="Charis SIL Regular" w:hAnsi="Charis SIL Regular" w:eastAsia="Charis SIL Regular"/>
-          <w:b w:val="0"/>
-          <w:i w:val="0"/>
-          <w:color w:val="000000"/>
-          <w:sz w:val="24"/>
-        </w:rPr>
-        <w:hyperlink r:id="rId21" w:history="1">
-          <w:r>
-            <w:rPr>
-              <w:rStyle w:val="Hyperlink"/>
-            </w:rPr>
-            <w:t>he Neth</w:t>
-          </w:r>
-        </w:hyperlink>
-      </w:r>
-      <w:r>
-        <w:rPr>
-          <w:rFonts w:ascii="Charis SIL Regular" w:hAnsi="Charis SIL Regular" w:eastAsia="Charis SIL Regular"/>
-          <w:b w:val="0"/>
-          <w:i w:val="0"/>
-          <w:color w:val="000000"/>
-          <w:sz w:val="24"/>
-        </w:rPr>
-        <w:t>erlands, i</w:t>
-      </w:r>
-      <w:r>
-        <w:rPr>
-          <w:u w:val="single" w:color="0000ff"/>
-          <w:rFonts w:ascii="Charis SIL Regular" w:hAnsi="Charis SIL Regular" w:eastAsia="Charis SIL Regular"/>
-          <w:b w:val="0"/>
-          <w:i w:val="0"/>
-          <w:color w:val="000000"/>
-          <w:sz w:val="24"/>
-        </w:rPr>
-        <w:t>ncluding auc</w:t>
-      </w:r>
-      <w:r>
-        <w:rPr>
-          <w:rFonts w:ascii="Charis SIL Regular" w:hAnsi="Charis SIL Regular" w:eastAsia="Charis SIL Regular"/>
-          <w:b w:val="0"/>
-          <w:i w:val="0"/>
-          <w:color w:val="000000"/>
-          <w:sz w:val="24"/>
-        </w:rPr>
-        <w:t xml:space="preserve">tions of </w:t>
-      </w:r>
-      <w:r>
-        <w:rPr>
-          <w:rFonts w:ascii="Charis SIL Regular" w:hAnsi="Charis SIL Regular" w:eastAsia="Charis SIL Regular"/>
-          <w:b w:val="0"/>
-          <w:i w:val="0"/>
-          <w:color w:val="000000"/>
-          <w:sz w:val="24"/>
-        </w:rPr>
-        <w:t xml:space="preserve">non-western objects. Annotated catalogues sometimes contain notes about the items, buyers, </w:t>
-      </w:r>
-      <w:r>
-        <w:rPr>
-          <w:rFonts w:ascii="Charis SIL Regular" w:hAnsi="Charis SIL Regular" w:eastAsia="Charis SIL Regular"/>
-          <w:b w:val="0"/>
-          <w:i w:val="0"/>
-          <w:color w:val="000000"/>
-          <w:sz w:val="24"/>
-        </w:rPr>
-        <w:t xml:space="preserve">and sellers in an auction. The RKD's digitalised auction catalogues are available through the </w:t>
+        <w:t xml:space="preserve"> </w:t>
       </w:r>
       <w:r>
         <w:rPr>
@@ -2775,65 +2722,7 @@
           <w:sz w:val="24"/>
           <w:u w:val="single"/>
         </w:rPr>
-        <w:hyperlink r:id="rId22" w:history="1">
-          <w:r>
-            <w:rPr>
-              <w:rStyle w:val="Hyperlink"/>
-            </w:rPr>
-            <w:t>Art</w:t>
-          </w:r>
-        </w:hyperlink>
-      </w:r>
-      <w:r>
-        <w:rPr>
-          <w:rFonts w:ascii="Charis SIL Regular" w:hAnsi="Charis SIL Regular" w:eastAsia="Charis SIL Regular"/>
-          <w:b w:val="0"/>
-          <w:i w:val="0"/>
-          <w:color w:val="0000FF"/>
-          <w:sz w:val="24"/>
-          <w:u w:val="single"/>
-        </w:rPr>
-        <w:t xml:space="preserve"> </w:t>
-      </w:r>
-      <w:r>
-        <w:rPr>
-          <w:rFonts w:ascii="Charis SIL Regular" w:hAnsi="Charis SIL Regular" w:eastAsia="Charis SIL Regular"/>
-          <w:b w:val="0"/>
-          <w:i w:val="0"/>
-          <w:color w:val="0000FF"/>
-          <w:sz w:val="24"/>
-          <w:u w:val="single"/>
-        </w:rPr>
-        <w:hyperlink r:id="rId22" w:history="1">
-          <w:r>
-            <w:rPr>
-              <w:rStyle w:val="Hyperlink"/>
-            </w:rPr>
-            <w:t>Sales</w:t>
-          </w:r>
-        </w:hyperlink>
-      </w:r>
-      <w:r>
-        <w:rPr>
-          <w:rFonts w:ascii="Charis SIL Regular" w:hAnsi="Charis SIL Regular" w:eastAsia="Charis SIL Regular"/>
-          <w:b w:val="0"/>
-          <w:i w:val="0"/>
-          <w:color w:val="0000FF"/>
-          <w:sz w:val="24"/>
-          <w:u w:val="single"/>
-        </w:rPr>
-        <w:t xml:space="preserve"> </w:t>
-      </w:r>
-      <w:r>
-        <w:rPr>
-          <w:rFonts w:ascii="Charis SIL Regular" w:hAnsi="Charis SIL Regular" w:eastAsia="Charis SIL Regular"/>
-          <w:b w:val="0"/>
-          <w:i w:val="0"/>
-          <w:color w:val="0000FF"/>
-          <w:sz w:val="24"/>
-          <w:u w:val="single"/>
-        </w:rPr>
-        <w:hyperlink r:id="rId22" w:history="1">
+        <w:hyperlink r:id="rId21" w:history="1">
           <w:r>
             <w:rPr>
               <w:rStyle w:val="Hyperlink"/>
@@ -2862,7 +2751,7 @@
           <w:sz w:val="24"/>
           <w:u w:val="single"/>
         </w:rPr>
-        <w:hyperlink r:id="rId22" w:history="1">
+        <w:hyperlink r:id="rId21" w:history="1">
           <w:r>
             <w:rPr>
               <w:rStyle w:val="Hyperlink"/>
@@ -2890,7 +2779,7 @@
           <w:color w:val="000000"/>
           <w:sz w:val="24"/>
         </w:rPr>
-        <w:hyperlink r:id="rId22" w:history="1">
+        <w:hyperlink r:id="rId21" w:history="1">
           <w:r>
             <w:rPr>
               <w:rStyle w:val="Hyperlink"/>
@@ -2908,7 +2797,7 @@
           <w:color w:val="000000"/>
           <w:sz w:val="24"/>
         </w:rPr>
-        <w:hyperlink r:id="rId22" w:history="1">
+        <w:hyperlink r:id="rId21" w:history="1">
           <w:r>
             <w:rPr>
               <w:rStyle w:val="Hyperlink"/>
@@ -2926,7 +2815,7 @@
           <w:color w:val="000000"/>
           <w:sz w:val="24"/>
         </w:rPr>
-        <w:hyperlink r:id="rId22" w:history="1">
+        <w:hyperlink r:id="rId21" w:history="1">
           <w:r>
             <w:rPr>
               <w:rStyle w:val="Hyperlink"/>
@@ -2944,7 +2833,7 @@
           <w:color w:val="000000"/>
           <w:sz w:val="24"/>
         </w:rPr>
-        <w:hyperlink r:id="rId22" w:history="1">
+        <w:hyperlink r:id="rId21" w:history="1">
           <w:r>
             <w:rPr>
               <w:rStyle w:val="Hyperlink"/>
@@ -2962,7 +2851,7 @@
           <w:color w:val="000000"/>
           <w:sz w:val="24"/>
         </w:rPr>
-        <w:hyperlink r:id="rId22" w:history="1">
+        <w:hyperlink r:id="rId21" w:history="1">
           <w:r>
             <w:rPr>
               <w:rStyle w:val="Hyperlink"/>
@@ -3060,7 +2949,7 @@
           <w:sz w:val="24"/>
           <w:u w:val="single"/>
         </w:rPr>
-        <w:hyperlink r:id="rId23" w:history="1">
+        <w:hyperlink r:id="rId22" w:history="1">
           <w:r>
             <w:rPr>
               <w:rStyle w:val="Hyperlink"/>
@@ -3098,7 +2987,7 @@
           <w:color w:val="000000"/>
           <w:sz w:val="24"/>
         </w:rPr>
-        <w:hyperlink r:id="rId23" w:history="1">
+        <w:hyperlink r:id="rId22" w:history="1">
           <w:r>
             <w:rPr>
               <w:rStyle w:val="Hyperlink"/>
@@ -3689,7 +3578,7 @@
           <w:color w:val="0000FF"/>
           <w:sz w:val="24"/>
         </w:rPr>
-        <w:hyperlink r:id="rId22" w:history="1">
+        <w:hyperlink r:id="rId21" w:history="1">
           <w:r>
             <w:rPr>
               <w:rStyle w:val="Hyperlink"/>
@@ -3706,7 +3595,7 @@
           <w:color w:val="0000FF"/>
           <w:sz w:val="24"/>
         </w:rPr>
-        <w:hyperlink r:id="rId22" w:history="1">
+        <w:hyperlink r:id="rId21" w:history="1">
           <w:r>
             <w:rPr>
               <w:rStyle w:val="Hyperlink"/>
@@ -3723,7 +3612,7 @@
           <w:color w:val="0000FF"/>
           <w:sz w:val="24"/>
         </w:rPr>
-        <w:hyperlink r:id="rId22" w:history="1">
+        <w:hyperlink r:id="rId21" w:history="1">
           <w:r>
             <w:rPr>
               <w:rStyle w:val="Hyperlink"/>
@@ -3740,7 +3629,7 @@
           <w:color w:val="0000FF"/>
           <w:sz w:val="24"/>
         </w:rPr>
-        <w:hyperlink r:id="rId22" w:history="1">
+        <w:hyperlink r:id="rId21" w:history="1">
           <w:r>
             <w:rPr>
               <w:rStyle w:val="Hyperlink"/>
@@ -3757,7 +3646,7 @@
           <w:color w:val="0000FF"/>
           <w:sz w:val="24"/>
         </w:rPr>
-        <w:hyperlink r:id="rId22" w:history="1">
+        <w:hyperlink r:id="rId21" w:history="1">
           <w:r>
             <w:rPr>
               <w:rStyle w:val="Hyperlink"/>
@@ -3774,7 +3663,7 @@
           <w:color w:val="0000FF"/>
           <w:sz w:val="24"/>
         </w:rPr>
-        <w:hyperlink r:id="rId22" w:history="1">
+        <w:hyperlink r:id="rId21" w:history="1">
           <w:r>
             <w:rPr>
               <w:rStyle w:val="Hyperlink"/>
@@ -3791,7 +3680,7 @@
           <w:color w:val="0000FF"/>
           <w:sz w:val="24"/>
         </w:rPr>
-        <w:hyperlink r:id="rId22" w:history="1">
+        <w:hyperlink r:id="rId21" w:history="1">
           <w:r>
             <w:rPr>
               <w:rStyle w:val="Hyperlink"/>
@@ -3908,7 +3797,7 @@
           <w:sz w:val="24"/>
           <w:u w:val="single"/>
         </w:rPr>
-        <w:hyperlink r:id="rId23" w:history="1">
+        <w:hyperlink r:id="rId22" w:history="1">
           <w:r>
             <w:rPr>
               <w:rStyle w:val="Hyperlink"/>
@@ -3926,7 +3815,7 @@
           <w:sz w:val="24"/>
           <w:u w:val="single"/>
         </w:rPr>
-        <w:hyperlink r:id="rId23" w:history="1">
+        <w:hyperlink r:id="rId22" w:history="1">
           <w:r>
             <w:rPr>
               <w:rStyle w:val="Hyperlink"/>
@@ -4054,7 +3943,7 @@
           <w:sz w:val="24"/>
           <w:u w:val="single"/>
         </w:rPr>
-        <w:hyperlink r:id="rId24" w:history="1">
+        <w:hyperlink r:id="rId23" w:history="1">
           <w:r>
             <w:rPr>
               <w:rStyle w:val="Hyperlink"/>
@@ -4072,7 +3961,7 @@
           <w:sz w:val="24"/>
           <w:u w:val="single"/>
         </w:rPr>
-        <w:hyperlink r:id="rId24" w:history="1">
+        <w:hyperlink r:id="rId23" w:history="1">
           <w:r>
             <w:rPr>
               <w:rStyle w:val="Hyperlink"/>
@@ -4090,7 +3979,7 @@
           <w:sz w:val="24"/>
           <w:u w:val="single"/>
         </w:rPr>
-        <w:hyperlink r:id="rId24" w:history="1">
+        <w:hyperlink r:id="rId23" w:history="1">
           <w:r>
             <w:rPr>
               <w:rStyle w:val="Hyperlink"/>
@@ -4118,7 +4007,7 @@
           <w:sz w:val="24"/>
           <w:u w:val="single"/>
         </w:rPr>
-        <w:hyperlink r:id="rId25" w:history="1">
+        <w:hyperlink r:id="rId24" w:history="1">
           <w:r>
             <w:rPr>
               <w:rStyle w:val="Hyperlink"/>
@@ -4147,7 +4036,7 @@
           <w:sz w:val="24"/>
           <w:u w:val="single"/>
         </w:rPr>
-        <w:hyperlink r:id="rId25" w:history="1">
+        <w:hyperlink r:id="rId24" w:history="1">
           <w:r>
             <w:rPr>
               <w:rStyle w:val="Hyperlink"/>
@@ -4175,7 +4064,7 @@
           <w:sz w:val="24"/>
           <w:u w:val="single"/>
         </w:rPr>
-        <w:hyperlink r:id="rId24" w:history="1">
+        <w:hyperlink r:id="rId23" w:history="1">
           <w:r>
             <w:rPr>
               <w:rStyle w:val="Hyperlink"/>
@@ -4193,7 +4082,7 @@
           <w:sz w:val="24"/>
           <w:u w:val="single"/>
         </w:rPr>
-        <w:hyperlink r:id="rId24" w:history="1">
+        <w:hyperlink r:id="rId23" w:history="1">
           <w:r>
             <w:rPr>
               <w:rStyle w:val="Hyperlink"/>
@@ -4222,7 +4111,7 @@
           <w:sz w:val="24"/>
           <w:u w:val="single"/>
         </w:rPr>
-        <w:hyperlink r:id="rId24" w:history="1">
+        <w:hyperlink r:id="rId23" w:history="1">
           <w:r>
             <w:rPr>
               <w:rStyle w:val="Hyperlink"/>
@@ -4320,7 +4209,7 @@
           <w:sz w:val="24"/>
           <w:u w:val="single"/>
         </w:rPr>
-        <w:hyperlink r:id="rId26" w:history="1">
+        <w:hyperlink r:id="rId25" w:history="1">
           <w:r>
             <w:rPr>
               <w:rStyle w:val="Hyperlink"/>
@@ -4338,7 +4227,7 @@
           <w:sz w:val="24"/>
           <w:u w:val="single"/>
         </w:rPr>
-        <w:hyperlink r:id="rId26" w:history="1">
+        <w:hyperlink r:id="rId25" w:history="1">
           <w:r>
             <w:rPr>
               <w:rStyle w:val="Hyperlink"/>
@@ -4356,7 +4245,7 @@
           <w:sz w:val="24"/>
           <w:u w:val="single"/>
         </w:rPr>
-        <w:hyperlink r:id="rId26" w:history="1">
+        <w:hyperlink r:id="rId25" w:history="1">
           <w:r>
             <w:rPr>
               <w:rStyle w:val="Hyperlink"/>
@@ -4402,7 +4291,7 @@
           <w:sz w:val="24"/>
           <w:u w:val="single"/>
         </w:rPr>
-        <w:hyperlink r:id="rId26" w:history="1">
+        <w:hyperlink r:id="rId25" w:history="1">
           <w:r>
             <w:rPr>
               <w:rStyle w:val="Hyperlink"/>
@@ -4431,7 +4320,7 @@
           <w:sz w:val="24"/>
           <w:u w:val="single"/>
         </w:rPr>
-        <w:hyperlink r:id="rId26" w:history="1">
+        <w:hyperlink r:id="rId25" w:history="1">
           <w:r>
             <w:rPr>
               <w:rStyle w:val="Hyperlink"/>

--- a/EXPORTS/DOCX/published/niveau2/English/Trade.docx
+++ b/EXPORTS/DOCX/published/niveau2/English/Trade.docx
@@ -457,32 +457,13 @@
       </w:r>
       <w:r>
         <w:rPr>
-          <w:u w:val="single" w:color="0000ff"/>
           <w:rFonts w:ascii="Charis SIL Regular" w:hAnsi="Charis SIL Regular" w:eastAsia="Charis SIL Regular"/>
           <w:b w:val="0"/>
           <w:i w:val="0"/>
           <w:color w:val="000000"/>
           <w:sz w:val="24"/>
         </w:rPr>
-        <w:t>auct</w:t>
-      </w:r>
-      <w:r>
-        <w:rPr>
-          <w:u w:val="single" w:color="0000ff"/>
-          <w:rFonts w:ascii="Charis SIL Regular" w:hAnsi="Charis SIL Regular" w:eastAsia="Charis SIL Regular"/>
-          <w:b w:val="0"/>
-          <w:i w:val="0"/>
-          <w:color w:val="000000"/>
-          <w:sz w:val="24"/>
-        </w:rPr>
-        <w:hyperlink r:id="rId9" w:history="1">
-          <w:r>
-            <w:rPr>
-              <w:rStyle w:val="Hyperlink"/>
-            </w:rPr>
-            <w:t xml:space="preserve">ion houses </w:t>
-          </w:r>
-        </w:hyperlink>
+        <w:t xml:space="preserve">auction houses </w:t>
       </w:r>
       <w:r>
         <w:rPr>
@@ -594,7 +575,7 @@
           <w:sz w:val="24"/>
           <w:u w:val="single"/>
         </w:rPr>
-        <w:hyperlink r:id="rId10" w:history="1">
+        <w:hyperlink r:id="rId12" w:history="1">
           <w:r>
             <w:rPr>
               <w:rStyle w:val="Hyperlink"/>
@@ -641,7 +622,7 @@
           <w:sz w:val="24"/>
           <w:u w:val="single"/>
         </w:rPr>
-        <w:hyperlink r:id="rId10" w:history="1">
+        <w:hyperlink r:id="rId12" w:history="1">
           <w:r>
             <w:rPr>
               <w:rStyle w:val="Hyperlink"/>
@@ -670,7 +651,7 @@
           <w:sz w:val="24"/>
           <w:u w:val="single"/>
         </w:rPr>
-        <w:hyperlink r:id="rId10" w:history="1">
+        <w:hyperlink r:id="rId12" w:history="1">
           <w:r>
             <w:rPr>
               <w:rStyle w:val="Hyperlink"/>
@@ -699,7 +680,7 @@
           <w:sz w:val="24"/>
           <w:u w:val="single"/>
         </w:rPr>
-        <w:hyperlink r:id="rId12" w:history="1">
+        <w:hyperlink r:id="rId10" w:history="1">
           <w:r>
             <w:rPr>
               <w:rStyle w:val="Hyperlink"/>
@@ -764,13 +745,32 @@
       </w:r>
       <w:r>
         <w:rPr>
+          <w:u w:val="single" w:color="0000ff"/>
           <w:rFonts w:ascii="Charis SIL Regular" w:hAnsi="Charis SIL Regular" w:eastAsia="Charis SIL Regular"/>
           <w:b w:val="0"/>
           <w:i w:val="0"/>
           <w:color w:val="000000"/>
           <w:sz w:val="24"/>
         </w:rPr>
-        <w:t xml:space="preserve"> and </w:t>
+        <w:hyperlink r:id="rId11" w:history="1">
+          <w:r>
+            <w:rPr>
+              <w:rStyle w:val="Hyperlink"/>
+            </w:rPr>
+            <w:t xml:space="preserve"> and</w:t>
+          </w:r>
+        </w:hyperlink>
+      </w:r>
+      <w:r>
+        <w:rPr>
+          <w:u w:val="single" w:color="0000ff"/>
+          <w:rFonts w:ascii="Charis SIL Regular" w:hAnsi="Charis SIL Regular" w:eastAsia="Charis SIL Regular"/>
+          <w:b w:val="0"/>
+          <w:i w:val="0"/>
+          <w:color w:val="000000"/>
+          <w:sz w:val="24"/>
+        </w:rPr>
+        <w:t xml:space="preserve"> </w:t>
       </w:r>
       <w:r>
         <w:rPr>
@@ -781,7 +781,7 @@
           <w:sz w:val="24"/>
           <w:u w:val="single"/>
         </w:rPr>
-        <w:hyperlink r:id="rId13" w:history="1">
+        <w:hyperlink r:id="rId11" w:history="1">
           <w:r>
             <w:rPr>
               <w:rStyle w:val="Hyperlink"/>
@@ -828,7 +828,7 @@
           <w:sz w:val="24"/>
           <w:u w:val="single"/>
         </w:rPr>
-        <w:hyperlink r:id="rId11" w:history="1">
+        <w:hyperlink r:id="rId13" w:history="1">
           <w:r>
             <w:rPr>
               <w:rStyle w:val="Hyperlink"/>
@@ -857,7 +857,7 @@
           <w:sz w:val="24"/>
           <w:u w:val="single"/>
         </w:rPr>
-        <w:hyperlink r:id="rId11" w:history="1">
+        <w:hyperlink r:id="rId13" w:history="1">
           <w:r>
             <w:rPr>
               <w:rStyle w:val="Hyperlink"/>
@@ -939,8 +939,16 @@
           <w:i w:val="0"/>
           <w:color w:val="0000FF"/>
           <w:sz w:val="24"/>
-        </w:rPr>
-        <w:t xml:space="preserve">Groote Koninklijke </w:t>
+          <w:u w:val="single"/>
+        </w:rPr>
+        <w:hyperlink r:id="rId12" w:history="1">
+          <w:r>
+            <w:rPr>
+              <w:rStyle w:val="Hyperlink"/>
+            </w:rPr>
+            <w:t>Groot</w:t>
+          </w:r>
+        </w:hyperlink>
       </w:r>
       <w:r>
         <w:rPr>
@@ -952,6 +960,118 @@
           <w:u w:val="single"/>
         </w:rPr>
         <w:hyperlink r:id="rId12" w:history="1">
+          <w:r>
+            <w:rPr>
+              <w:rStyle w:val="Hyperlink"/>
+            </w:rPr>
+            <w:t>e</w:t>
+          </w:r>
+        </w:hyperlink>
+      </w:r>
+      <w:r>
+        <w:rPr>
+          <w:rFonts w:ascii="Charis SIL Regular" w:hAnsi="Charis SIL Regular" w:eastAsia="Charis SIL Regular"/>
+          <w:b w:val="0"/>
+          <w:i w:val="0"/>
+          <w:color w:val="0000FF"/>
+          <w:sz w:val="24"/>
+          <w:u w:val="single"/>
+        </w:rPr>
+        <w:t xml:space="preserve"> </w:t>
+      </w:r>
+      <w:r>
+        <w:rPr>
+          <w:rFonts w:ascii="Charis SIL Regular" w:hAnsi="Charis SIL Regular" w:eastAsia="Charis SIL Regular"/>
+          <w:b w:val="0"/>
+          <w:i w:val="0"/>
+          <w:color w:val="0000FF"/>
+          <w:sz w:val="24"/>
+          <w:u w:val="single"/>
+        </w:rPr>
+        <w:hyperlink r:id="rId12" w:history="1">
+          <w:r>
+            <w:rPr>
+              <w:rStyle w:val="Hyperlink"/>
+            </w:rPr>
+            <w:t>Konin</w:t>
+          </w:r>
+        </w:hyperlink>
+      </w:r>
+      <w:r>
+        <w:rPr>
+          <w:rFonts w:ascii="Charis SIL Regular" w:hAnsi="Charis SIL Regular" w:eastAsia="Charis SIL Regular"/>
+          <w:b w:val="0"/>
+          <w:i w:val="0"/>
+          <w:color w:val="0000FF"/>
+          <w:sz w:val="24"/>
+          <w:u w:val="single"/>
+        </w:rPr>
+        <w:hyperlink r:id="rId14" w:history="1">
+          <w:r>
+            <w:rPr>
+              <w:rStyle w:val="Hyperlink"/>
+            </w:rPr>
+            <w:t>kl</w:t>
+          </w:r>
+        </w:hyperlink>
+      </w:r>
+      <w:r>
+        <w:rPr>
+          <w:rFonts w:ascii="Charis SIL Regular" w:hAnsi="Charis SIL Regular" w:eastAsia="Charis SIL Regular"/>
+          <w:b w:val="0"/>
+          <w:i w:val="0"/>
+          <w:color w:val="0000FF"/>
+          <w:sz w:val="24"/>
+          <w:u w:val="single"/>
+        </w:rPr>
+        <w:hyperlink r:id="rId14" w:history="1">
+          <w:r>
+            <w:rPr>
+              <w:rStyle w:val="Hyperlink"/>
+            </w:rPr>
+            <w:t>i</w:t>
+          </w:r>
+        </w:hyperlink>
+      </w:r>
+      <w:r>
+        <w:rPr>
+          <w:rFonts w:ascii="Charis SIL Regular" w:hAnsi="Charis SIL Regular" w:eastAsia="Charis SIL Regular"/>
+          <w:b w:val="0"/>
+          <w:i w:val="0"/>
+          <w:color w:val="0000FF"/>
+          <w:sz w:val="24"/>
+          <w:u w:val="single"/>
+        </w:rPr>
+        <w:hyperlink r:id="rId14" w:history="1">
+          <w:r>
+            <w:rPr>
+              <w:rStyle w:val="Hyperlink"/>
+            </w:rPr>
+            <w:t>jke</w:t>
+          </w:r>
+        </w:hyperlink>
+      </w:r>
+      <w:r>
+        <w:rPr>
+          <w:rFonts w:ascii="Charis SIL Regular" w:hAnsi="Charis SIL Regular" w:eastAsia="Charis SIL Regular"/>
+          <w:b w:val="0"/>
+          <w:i w:val="0"/>
+          <w:color w:val="0000FF"/>
+          <w:sz w:val="24"/>
+          <w:u w:val="single"/>
+        </w:rPr>
+        <w:t xml:space="preserve"> </w:t>
+      </w:r>
+      <w:r>
+        <w:rPr>
+          <w:rFonts w:ascii="Charis SIL Regular" w:hAnsi="Charis SIL Regular" w:eastAsia="Charis SIL Regular"/>
+          <w:b w:val="0"/>
+          <w:i w:val="0"/>
+          <w:color w:val="0000FF"/>
+          <w:sz w:val="24"/>
+          <w:u w:val="single"/>
+        </w:rPr>
+        <w:hyperlink r:id="rId14" w:history="1">
           <w:r>
             <w:rPr>
               <w:rStyle w:val="Hyperlink"/>
@@ -980,7 +1100,7 @@
           <w:sz w:val="24"/>
           <w:u w:val="single"/>
         </w:rPr>
-        <w:hyperlink r:id="rId12" w:history="1">
+        <w:hyperlink r:id="rId14" w:history="1">
           <w:r>
             <w:rPr>
               <w:rStyle w:val="Hyperlink"/>
@@ -1016,7 +1136,7 @@
           <w:sz w:val="24"/>
           <w:u w:val="single"/>
         </w:rPr>
-        <w:hyperlink r:id="rId13" w:history="1">
+        <w:hyperlink r:id="rId14" w:history="1">
           <w:r>
             <w:rPr>
               <w:rStyle w:val="Hyperlink"/>
@@ -1063,7 +1183,6 @@
       </w:r>
       <w:r>
         <w:rPr>
-          <w:u w:val="single" w:color="0000ff"/>
           <w:rFonts w:ascii="Charis SIL Regular" w:hAnsi="Charis SIL Regular" w:eastAsia="Charis SIL Regular"/>
           <w:b w:val="0"/>
           <w:i w:val="0"/>
@@ -1146,7 +1265,7 @@
           <w:sz w:val="24"/>
           <w:u w:val="single"/>
         </w:rPr>
-        <w:hyperlink r:id="rId13" w:history="1">
+        <w:hyperlink r:id="rId15" w:history="1">
           <w:r>
             <w:rPr>
               <w:rStyle w:val="Hyperlink"/>
@@ -1164,7 +1283,7 @@
           <w:sz w:val="24"/>
           <w:u w:val="single"/>
         </w:rPr>
-        <w:hyperlink r:id="rId13" w:history="1">
+        <w:hyperlink r:id="rId15" w:history="1">
           <w:r>
             <w:rPr>
               <w:rStyle w:val="Hyperlink"/>
@@ -1299,7 +1418,7 @@
           <w:sz w:val="24"/>
           <w:u w:val="single"/>
         </w:rPr>
-        <w:hyperlink r:id="rId15" w:history="1">
+        <w:hyperlink r:id="rId16" w:history="1">
           <w:r>
             <w:rPr>
               <w:rStyle w:val="Hyperlink"/>
@@ -1328,7 +1447,7 @@
           <w:sz w:val="24"/>
           <w:u w:val="single"/>
         </w:rPr>
-        <w:hyperlink r:id="rId15" w:history="1">
+        <w:hyperlink r:id="rId16" w:history="1">
           <w:r>
             <w:rPr>
               <w:rStyle w:val="Hyperlink"/>
@@ -1357,7 +1476,7 @@
           <w:sz w:val="24"/>
           <w:u w:val="single"/>
         </w:rPr>
-        <w:hyperlink r:id="rId15" w:history="1">
+        <w:hyperlink r:id="rId16" w:history="1">
           <w:r>
             <w:rPr>
               <w:rStyle w:val="Hyperlink"/>
@@ -1375,7 +1494,7 @@
           <w:sz w:val="24"/>
           <w:u w:val="single"/>
         </w:rPr>
-        <w:hyperlink r:id="rId15" w:history="1">
+        <w:hyperlink r:id="rId16" w:history="1">
           <w:r>
             <w:rPr>
               <w:rStyle w:val="Hyperlink"/>
@@ -1393,7 +1512,7 @@
           <w:sz w:val="24"/>
           <w:u w:val="single"/>
         </w:rPr>
-        <w:hyperlink r:id="rId15" w:history="1">
+        <w:hyperlink r:id="rId16" w:history="1">
           <w:r>
             <w:rPr>
               <w:rStyle w:val="Hyperlink"/>
@@ -1422,7 +1541,7 @@
           <w:sz w:val="24"/>
           <w:u w:val="single"/>
         </w:rPr>
-        <w:hyperlink r:id="rId15" w:history="1">
+        <w:hyperlink r:id="rId16" w:history="1">
           <w:r>
             <w:rPr>
               <w:rStyle w:val="Hyperlink"/>
@@ -1451,7 +1570,7 @@
           <w:sz w:val="24"/>
           <w:u w:val="single"/>
         </w:rPr>
-        <w:hyperlink r:id="rId15" w:history="1">
+        <w:hyperlink r:id="rId16" w:history="1">
           <w:r>
             <w:rPr>
               <w:rStyle w:val="Hyperlink"/>
@@ -1468,7 +1587,61 @@
           <w:color w:val="000000"/>
           <w:sz w:val="24"/>
         </w:rPr>
-        <w:t xml:space="preserve">, a trading company that operated in </w:t>
+        <w:t>, a trading compan</w:t>
+      </w:r>
+      <w:r>
+        <w:rPr>
+          <w:u w:val="single" w:color="0000ff"/>
+          <w:rFonts w:ascii="Charis SIL Regular" w:hAnsi="Charis SIL Regular" w:eastAsia="Charis SIL Regular"/>
+          <w:b w:val="0"/>
+          <w:i w:val="0"/>
+          <w:color w:val="000000"/>
+          <w:sz w:val="24"/>
+        </w:rPr>
+        <w:hyperlink r:id="rId16" w:history="1">
+          <w:r>
+            <w:rPr>
+              <w:rStyle w:val="Hyperlink"/>
+            </w:rPr>
+            <w:t>y that o</w:t>
+          </w:r>
+        </w:hyperlink>
+      </w:r>
+      <w:r>
+        <w:rPr>
+          <w:u w:val="single" w:color="0000ff"/>
+          <w:rFonts w:ascii="Charis SIL Regular" w:hAnsi="Charis SIL Regular" w:eastAsia="Charis SIL Regular"/>
+          <w:b w:val="0"/>
+          <w:i w:val="0"/>
+          <w:color w:val="000000"/>
+          <w:sz w:val="24"/>
+        </w:rPr>
+        <w:hyperlink r:id="rId16" w:history="1">
+          <w:r>
+            <w:rPr>
+              <w:rStyle w:val="Hyperlink"/>
+            </w:rPr>
+            <w:t>p</w:t>
+          </w:r>
+        </w:hyperlink>
+      </w:r>
+      <w:r>
+        <w:rPr>
+          <w:u w:val="single" w:color="0000ff"/>
+          <w:rFonts w:ascii="Charis SIL Regular" w:hAnsi="Charis SIL Regular" w:eastAsia="Charis SIL Regular"/>
+          <w:b w:val="0"/>
+          <w:i w:val="0"/>
+          <w:color w:val="000000"/>
+          <w:sz w:val="24"/>
+        </w:rPr>
+        <w:hyperlink r:id="rId16" w:history="1">
+          <w:r>
+            <w:rPr>
+              <w:rStyle w:val="Hyperlink"/>
+            </w:rPr>
+            <w:t xml:space="preserve">erated in </w:t>
+          </w:r>
+        </w:hyperlink>
       </w:r>
       <w:r>
         <w:rPr>
@@ -1479,7 +1652,7 @@
           <w:sz w:val="24"/>
           <w:u w:val="single"/>
         </w:rPr>
-        <w:hyperlink r:id="rId15" w:history="1">
+        <w:hyperlink r:id="rId17" w:history="1">
           <w:r>
             <w:rPr>
               <w:rStyle w:val="Hyperlink"/>
@@ -1497,7 +1670,7 @@
           <w:sz w:val="24"/>
           <w:u w:val="single"/>
         </w:rPr>
-        <w:hyperlink r:id="rId15" w:history="1">
+        <w:hyperlink r:id="rId17" w:history="1">
           <w:r>
             <w:rPr>
               <w:rStyle w:val="Hyperlink"/>
@@ -1515,7 +1688,7 @@
           <w:sz w:val="24"/>
           <w:u w:val="single"/>
         </w:rPr>
-        <w:hyperlink r:id="rId16" w:history="1">
+        <w:hyperlink r:id="rId17" w:history="1">
           <w:r>
             <w:rPr>
               <w:rStyle w:val="Hyperlink"/>
@@ -1544,7 +1717,7 @@
           <w:sz w:val="24"/>
           <w:u w:val="single"/>
         </w:rPr>
-        <w:hyperlink r:id="rId15" w:history="1">
+        <w:hyperlink r:id="rId17" w:history="1">
           <w:r>
             <w:rPr>
               <w:rStyle w:val="Hyperlink"/>
@@ -1562,7 +1735,7 @@
           <w:sz w:val="24"/>
           <w:u w:val="single"/>
         </w:rPr>
-        <w:hyperlink r:id="rId16" w:history="1">
+        <w:hyperlink r:id="rId17" w:history="1">
           <w:r>
             <w:rPr>
               <w:rStyle w:val="Hyperlink"/>
@@ -1580,7 +1753,7 @@
           <w:color w:val="000000"/>
           <w:sz w:val="24"/>
         </w:rPr>
-        <w:hyperlink r:id="rId15" w:history="1">
+        <w:hyperlink r:id="rId16" w:history="1">
           <w:r>
             <w:rPr>
               <w:rStyle w:val="Hyperlink"/>
@@ -1608,7 +1781,7 @@
           <w:color w:val="000000"/>
           <w:sz w:val="24"/>
         </w:rPr>
-        <w:hyperlink r:id="rId15" w:history="1">
+        <w:hyperlink r:id="rId16" w:history="1">
           <w:r>
             <w:rPr>
               <w:rStyle w:val="Hyperlink"/>
@@ -1626,7 +1799,7 @@
           <w:color w:val="000000"/>
           <w:sz w:val="24"/>
         </w:rPr>
-        <w:hyperlink r:id="rId15" w:history="1">
+        <w:hyperlink r:id="rId16" w:history="1">
           <w:r>
             <w:rPr>
               <w:rStyle w:val="Hyperlink"/>
@@ -1644,7 +1817,7 @@
           <w:color w:val="000000"/>
           <w:sz w:val="24"/>
         </w:rPr>
-        <w:hyperlink r:id="rId15" w:history="1">
+        <w:hyperlink r:id="rId16" w:history="1">
           <w:r>
             <w:rPr>
               <w:rStyle w:val="Hyperlink"/>
@@ -1662,7 +1835,7 @@
           <w:color w:val="000000"/>
           <w:sz w:val="24"/>
         </w:rPr>
-        <w:hyperlink r:id="rId15" w:history="1">
+        <w:hyperlink r:id="rId16" w:history="1">
           <w:r>
             <w:rPr>
               <w:rStyle w:val="Hyperlink"/>
@@ -1680,7 +1853,7 @@
           <w:color w:val="000000"/>
           <w:sz w:val="24"/>
         </w:rPr>
-        <w:hyperlink r:id="rId15" w:history="1">
+        <w:hyperlink r:id="rId16" w:history="1">
           <w:r>
             <w:rPr>
               <w:rStyle w:val="Hyperlink"/>
@@ -1708,7 +1881,7 @@
           <w:sz w:val="24"/>
           <w:u w:val="single"/>
         </w:rPr>
-        <w:hyperlink r:id="rId17" w:history="1">
+        <w:hyperlink r:id="rId18" w:history="1">
           <w:r>
             <w:rPr>
               <w:rStyle w:val="Hyperlink"/>
@@ -1736,7 +1909,7 @@
           <w:color w:val="000000"/>
           <w:sz w:val="24"/>
         </w:rPr>
-        <w:hyperlink r:id="rId16" w:history="1">
+        <w:hyperlink r:id="rId17" w:history="1">
           <w:r>
             <w:rPr>
               <w:rStyle w:val="Hyperlink"/>
@@ -1754,7 +1927,7 @@
           <w:color w:val="000000"/>
           <w:sz w:val="24"/>
         </w:rPr>
-        <w:hyperlink r:id="rId16" w:history="1">
+        <w:hyperlink r:id="rId17" w:history="1">
           <w:r>
             <w:rPr>
               <w:rStyle w:val="Hyperlink"/>
@@ -1772,7 +1945,7 @@
           <w:color w:val="000000"/>
           <w:sz w:val="24"/>
         </w:rPr>
-        <w:hyperlink r:id="rId16" w:history="1">
+        <w:hyperlink r:id="rId17" w:history="1">
           <w:r>
             <w:rPr>
               <w:rStyle w:val="Hyperlink"/>
@@ -2079,7 +2252,7 @@
           <w:sz w:val="24"/>
           <w:u w:val="single"/>
         </w:rPr>
-        <w:hyperlink r:id="rId18" w:history="1">
+        <w:hyperlink r:id="rId19" w:history="1">
           <w:r>
             <w:rPr>
               <w:rStyle w:val="Hyperlink"/>
@@ -2107,7 +2280,7 @@
           <w:sz w:val="24"/>
           <w:u w:val="single"/>
         </w:rPr>
-        <w:hyperlink r:id="rId19" w:history="1">
+        <w:hyperlink r:id="rId20" w:history="1">
           <w:r>
             <w:rPr>
               <w:rStyle w:val="Hyperlink"/>
@@ -2135,7 +2308,7 @@
           <w:color w:val="000000"/>
           <w:sz w:val="24"/>
         </w:rPr>
-        <w:hyperlink r:id="rId18" w:history="1">
+        <w:hyperlink r:id="rId19" w:history="1">
           <w:r>
             <w:rPr>
               <w:rStyle w:val="Hyperlink"/>
@@ -2163,7 +2336,7 @@
           <w:color w:val="000000"/>
           <w:sz w:val="24"/>
         </w:rPr>
-        <w:hyperlink r:id="rId19" w:history="1">
+        <w:hyperlink r:id="rId20" w:history="1">
           <w:r>
             <w:rPr>
               <w:rStyle w:val="Hyperlink"/>
@@ -2211,7 +2384,7 @@
           <w:sz w:val="24"/>
           <w:u w:val="single"/>
         </w:rPr>
-        <w:hyperlink r:id="rId20" w:history="1">
+        <w:hyperlink r:id="rId21" w:history="1">
           <w:r>
             <w:rPr>
               <w:rStyle w:val="Hyperlink"/>
@@ -2240,7 +2413,7 @@
           <w:sz w:val="24"/>
           <w:u w:val="single"/>
         </w:rPr>
-        <w:hyperlink r:id="rId20" w:history="1">
+        <w:hyperlink r:id="rId21" w:history="1">
           <w:r>
             <w:rPr>
               <w:rStyle w:val="Hyperlink"/>
@@ -2269,7 +2442,7 @@
           <w:sz w:val="24"/>
           <w:u w:val="single"/>
         </w:rPr>
-        <w:hyperlink r:id="rId20" w:history="1">
+        <w:hyperlink r:id="rId21" w:history="1">
           <w:r>
             <w:rPr>
               <w:rStyle w:val="Hyperlink"/>
@@ -2298,7 +2471,7 @@
           <w:sz w:val="24"/>
           <w:u w:val="single"/>
         </w:rPr>
-        <w:hyperlink r:id="rId20" w:history="1">
+        <w:hyperlink r:id="rId21" w:history="1">
           <w:r>
             <w:rPr>
               <w:rStyle w:val="Hyperlink"/>
@@ -2317,343 +2490,6 @@
           <w:u w:val="single"/>
         </w:rPr>
         <w:t xml:space="preserve"> </w:t>
-      </w:r>
-      <w:r>
-        <w:rPr>
-          <w:rFonts w:ascii="Charis SIL Regular" w:hAnsi="Charis SIL Regular" w:eastAsia="Charis SIL Regular"/>
-          <w:b w:val="0"/>
-          <w:i w:val="0"/>
-          <w:color w:val="0000FF"/>
-          <w:sz w:val="24"/>
-          <w:u w:val="single"/>
-        </w:rPr>
-        <w:hyperlink r:id="rId20" w:history="1">
-          <w:r>
-            <w:rPr>
-              <w:rStyle w:val="Hyperlink"/>
-            </w:rPr>
-            <w:t>Art</w:t>
-          </w:r>
-        </w:hyperlink>
-      </w:r>
-      <w:r>
-        <w:rPr>
-          <w:rFonts w:ascii="Charis SIL Regular" w:hAnsi="Charis SIL Regular" w:eastAsia="Charis SIL Regular"/>
-          <w:b w:val="0"/>
-          <w:i w:val="0"/>
-          <w:color w:val="0000FF"/>
-          <w:sz w:val="24"/>
-          <w:u w:val="single"/>
-        </w:rPr>
-        <w:t xml:space="preserve"> </w:t>
-      </w:r>
-      <w:r>
-        <w:rPr>
-          <w:rFonts w:ascii="Charis SIL Regular" w:hAnsi="Charis SIL Regular" w:eastAsia="Charis SIL Regular"/>
-          <w:b w:val="0"/>
-          <w:i w:val="0"/>
-          <w:color w:val="0000FF"/>
-          <w:sz w:val="24"/>
-          <w:u w:val="single"/>
-        </w:rPr>
-        <w:hyperlink r:id="rId20" w:history="1">
-          <w:r>
-            <w:rPr>
-              <w:rStyle w:val="Hyperlink"/>
-            </w:rPr>
-            <w:t>History)</w:t>
-          </w:r>
-        </w:hyperlink>
-      </w:r>
-      <w:r>
-        <w:rPr>
-          <w:rFonts w:ascii="Charis SIL Regular" w:hAnsi="Charis SIL Regular" w:eastAsia="Charis SIL Regular"/>
-          <w:b w:val="0"/>
-          <w:i w:val="0"/>
-          <w:color w:val="000000"/>
-          <w:sz w:val="24"/>
-        </w:rPr>
-        <w:t xml:space="preserve"> and the </w:t>
-      </w:r>
-      <w:r>
-        <w:rPr>
-          <w:rFonts w:ascii="Charis SIL Regular" w:hAnsi="Charis SIL Regular" w:eastAsia="Charis SIL Regular"/>
-          <w:b w:val="0"/>
-          <w:i w:val="0"/>
-          <w:color w:val="0000FF"/>
-          <w:sz w:val="24"/>
-          <w:u w:val="single"/>
-        </w:rPr>
-        <w:t>Rijksmuseum</w:t>
-      </w:r>
-      <w:r>
-        <w:rPr>
-          <w:rFonts w:ascii="Charis SIL Regular" w:hAnsi="Charis SIL Regular" w:eastAsia="Charis SIL Regular"/>
-          <w:b w:val="0"/>
-          <w:i w:val="0"/>
-          <w:color w:val="000000"/>
-          <w:sz w:val="24"/>
-        </w:rPr>
-        <w:t xml:space="preserve"> have </w:t>
-      </w:r>
-      <w:r>
-        <w:rPr>
-          <w:rFonts w:ascii="Charis SIL Regular" w:hAnsi="Charis SIL Regular" w:eastAsia="Charis SIL Regular"/>
-          <w:b w:val="0"/>
-          <w:i w:val="0"/>
-          <w:color w:val="000000"/>
-          <w:sz w:val="24"/>
-        </w:rPr>
-        <w:t>extensive collection</w:t>
-      </w:r>
-      <w:r>
-        <w:rPr>
-          <w:u w:val="single" w:color="0000ff"/>
-          <w:rFonts w:ascii="Charis SIL Regular" w:hAnsi="Charis SIL Regular" w:eastAsia="Charis SIL Regular"/>
-          <w:b w:val="0"/>
-          <w:i w:val="0"/>
-          <w:color w:val="000000"/>
-          <w:sz w:val="24"/>
-        </w:rPr>
-        <w:hyperlink r:id="rId20" w:history="1">
-          <w:r>
-            <w:rPr>
-              <w:rStyle w:val="Hyperlink"/>
-            </w:rPr>
-            <w:t xml:space="preserve">s of </w:t>
-          </w:r>
-        </w:hyperlink>
-      </w:r>
-      <w:r>
-        <w:rPr>
-          <w:u w:val="single" w:color="0000ff"/>
-          <w:rFonts w:ascii="Charis SIL Regular" w:hAnsi="Charis SIL Regular" w:eastAsia="Charis SIL Regular"/>
-          <w:b w:val="0"/>
-          <w:i w:val="0"/>
-          <w:color w:val="000000"/>
-          <w:sz w:val="24"/>
-        </w:rPr>
-        <w:hyperlink r:id="rId20" w:history="1">
-          <w:r>
-            <w:rPr>
-              <w:rStyle w:val="Hyperlink"/>
-            </w:rPr>
-            <w:t>c</w:t>
-          </w:r>
-        </w:hyperlink>
-      </w:r>
-      <w:r>
-        <w:rPr>
-          <w:u w:val="single" w:color="0000ff"/>
-          <w:rFonts w:ascii="Charis SIL Regular" w:hAnsi="Charis SIL Regular" w:eastAsia="Charis SIL Regular"/>
-          <w:b w:val="0"/>
-          <w:i w:val="0"/>
-          <w:color w:val="000000"/>
-          <w:sz w:val="24"/>
-        </w:rPr>
-        <w:hyperlink r:id="rId20" w:history="1">
-          <w:r>
-            <w:rPr>
-              <w:rStyle w:val="Hyperlink"/>
-            </w:rPr>
-            <w:t xml:space="preserve">atalogues of </w:t>
-          </w:r>
-        </w:hyperlink>
-      </w:r>
-      <w:r>
-        <w:rPr>
-          <w:u w:val="single" w:color="0000ff"/>
-          <w:rFonts w:ascii="Charis SIL Regular" w:hAnsi="Charis SIL Regular" w:eastAsia="Charis SIL Regular"/>
-          <w:b w:val="0"/>
-          <w:i w:val="0"/>
-          <w:color w:val="000000"/>
-          <w:sz w:val="24"/>
-        </w:rPr>
-        <w:hyperlink r:id="rId20" w:history="1">
-          <w:r>
-            <w:rPr>
-              <w:rStyle w:val="Hyperlink"/>
-            </w:rPr>
-            <w:t>a</w:t>
-          </w:r>
-        </w:hyperlink>
-      </w:r>
-      <w:r>
-        <w:rPr>
-          <w:u w:val="single" w:color="0000ff"/>
-          <w:rFonts w:ascii="Charis SIL Regular" w:hAnsi="Charis SIL Regular" w:eastAsia="Charis SIL Regular"/>
-          <w:b w:val="0"/>
-          <w:i w:val="0"/>
-          <w:color w:val="000000"/>
-          <w:sz w:val="24"/>
-        </w:rPr>
-        <w:hyperlink r:id="rId20" w:history="1">
-          <w:r>
-            <w:rPr>
-              <w:rStyle w:val="Hyperlink"/>
-            </w:rPr>
-            <w:t xml:space="preserve">uctions </w:t>
-          </w:r>
-        </w:hyperlink>
-      </w:r>
-      <w:r>
-        <w:rPr>
-          <w:u w:val="single" w:color="0000ff"/>
-          <w:rFonts w:ascii="Charis SIL Regular" w:hAnsi="Charis SIL Regular" w:eastAsia="Charis SIL Regular"/>
-          <w:b w:val="0"/>
-          <w:i w:val="0"/>
-          <w:color w:val="000000"/>
-          <w:sz w:val="24"/>
-        </w:rPr>
-        <w:hyperlink r:id="rId20" w:history="1">
-          <w:r>
-            <w:rPr>
-              <w:rStyle w:val="Hyperlink"/>
-            </w:rPr>
-            <w:t>h</w:t>
-          </w:r>
-        </w:hyperlink>
-      </w:r>
-      <w:r>
-        <w:rPr>
-          <w:u w:val="single" w:color="0000ff"/>
-          <w:rFonts w:ascii="Charis SIL Regular" w:hAnsi="Charis SIL Regular" w:eastAsia="Charis SIL Regular"/>
-          <w:b w:val="0"/>
-          <w:i w:val="0"/>
-          <w:color w:val="000000"/>
-          <w:sz w:val="24"/>
-        </w:rPr>
-        <w:hyperlink r:id="rId20" w:history="1">
-          <w:r>
-            <w:rPr>
-              <w:rStyle w:val="Hyperlink"/>
-            </w:rPr>
-            <w:t>el</w:t>
-          </w:r>
-        </w:hyperlink>
-      </w:r>
-      <w:r>
-        <w:rPr>
-          <w:u w:val="single" w:color="0000ff"/>
-          <w:rFonts w:ascii="Charis SIL Regular" w:hAnsi="Charis SIL Regular" w:eastAsia="Charis SIL Regular"/>
-          <w:b w:val="0"/>
-          <w:i w:val="0"/>
-          <w:color w:val="000000"/>
-          <w:sz w:val="24"/>
-        </w:rPr>
-        <w:hyperlink r:id="rId20" w:history="1">
-          <w:r>
-            <w:rPr>
-              <w:rStyle w:val="Hyperlink"/>
-            </w:rPr>
-            <w:t>d</w:t>
-          </w:r>
-        </w:hyperlink>
-      </w:r>
-      <w:r>
-        <w:rPr>
-          <w:u w:val="single" w:color="0000ff"/>
-          <w:rFonts w:ascii="Charis SIL Regular" w:hAnsi="Charis SIL Regular" w:eastAsia="Charis SIL Regular"/>
-          <w:b w:val="0"/>
-          <w:i w:val="0"/>
-          <w:color w:val="000000"/>
-          <w:sz w:val="24"/>
-        </w:rPr>
-        <w:hyperlink r:id="rId20" w:history="1">
-          <w:r>
-            <w:rPr>
-              <w:rStyle w:val="Hyperlink"/>
-            </w:rPr>
-            <w:t xml:space="preserve"> in </w:t>
-          </w:r>
-        </w:hyperlink>
-      </w:r>
-      <w:r>
-        <w:rPr>
-          <w:u w:val="single" w:color="0000ff"/>
-          <w:rFonts w:ascii="Charis SIL Regular" w:hAnsi="Charis SIL Regular" w:eastAsia="Charis SIL Regular"/>
-          <w:b w:val="0"/>
-          <w:i w:val="0"/>
-          <w:color w:val="000000"/>
-          <w:sz w:val="24"/>
-        </w:rPr>
-        <w:hyperlink r:id="rId20" w:history="1">
-          <w:r>
-            <w:rPr>
-              <w:rStyle w:val="Hyperlink"/>
-            </w:rPr>
-            <w:t>t</w:t>
-          </w:r>
-        </w:hyperlink>
-      </w:r>
-      <w:r>
-        <w:rPr>
-          <w:u w:val="single" w:color="0000ff"/>
-          <w:rFonts w:ascii="Charis SIL Regular" w:hAnsi="Charis SIL Regular" w:eastAsia="Charis SIL Regular"/>
-          <w:b w:val="0"/>
-          <w:i w:val="0"/>
-          <w:color w:val="000000"/>
-          <w:sz w:val="24"/>
-        </w:rPr>
-        <w:hyperlink r:id="rId20" w:history="1">
-          <w:r>
-            <w:rPr>
-              <w:rStyle w:val="Hyperlink"/>
-            </w:rPr>
-            <w:t>he Neth</w:t>
-          </w:r>
-        </w:hyperlink>
-      </w:r>
-      <w:r>
-        <w:rPr>
-          <w:rFonts w:ascii="Charis SIL Regular" w:hAnsi="Charis SIL Regular" w:eastAsia="Charis SIL Regular"/>
-          <w:b w:val="0"/>
-          <w:i w:val="0"/>
-          <w:color w:val="000000"/>
-          <w:sz w:val="24"/>
-        </w:rPr>
-        <w:t>erlands, i</w:t>
-      </w:r>
-      <w:r>
-        <w:rPr>
-          <w:u w:val="single" w:color="0000ff"/>
-          <w:rFonts w:ascii="Charis SIL Regular" w:hAnsi="Charis SIL Regular" w:eastAsia="Charis SIL Regular"/>
-          <w:b w:val="0"/>
-          <w:i w:val="0"/>
-          <w:color w:val="000000"/>
-          <w:sz w:val="24"/>
-        </w:rPr>
-        <w:t>ncluding auc</w:t>
-      </w:r>
-      <w:r>
-        <w:rPr>
-          <w:rFonts w:ascii="Charis SIL Regular" w:hAnsi="Charis SIL Regular" w:eastAsia="Charis SIL Regular"/>
-          <w:b w:val="0"/>
-          <w:i w:val="0"/>
-          <w:color w:val="000000"/>
-          <w:sz w:val="24"/>
-        </w:rPr>
-        <w:t xml:space="preserve">tions of </w:t>
-      </w:r>
-      <w:r>
-        <w:rPr>
-          <w:rFonts w:ascii="Charis SIL Regular" w:hAnsi="Charis SIL Regular" w:eastAsia="Charis SIL Regular"/>
-          <w:b w:val="0"/>
-          <w:i w:val="0"/>
-          <w:color w:val="000000"/>
-          <w:sz w:val="24"/>
-        </w:rPr>
-        <w:t xml:space="preserve">non-western objects. Annotated catalogues sometimes contain notes about the items, buyers, </w:t>
-      </w:r>
-      <w:r>
-        <w:rPr>
-          <w:rFonts w:ascii="Charis SIL Regular" w:hAnsi="Charis SIL Regular" w:eastAsia="Charis SIL Regular"/>
-          <w:b w:val="0"/>
-          <w:i w:val="0"/>
-          <w:color w:val="000000"/>
-          <w:sz w:val="24"/>
-        </w:rPr>
-        <w:t xml:space="preserve">and sellers in an auction. The RKD's digitalised auction catalogues are available through the </w:t>
       </w:r>
       <w:r>
         <w:rPr>
@@ -2698,6 +2534,343 @@
             <w:rPr>
               <w:rStyle w:val="Hyperlink"/>
             </w:rPr>
+            <w:t>History)</w:t>
+          </w:r>
+        </w:hyperlink>
+      </w:r>
+      <w:r>
+        <w:rPr>
+          <w:rFonts w:ascii="Charis SIL Regular" w:hAnsi="Charis SIL Regular" w:eastAsia="Charis SIL Regular"/>
+          <w:b w:val="0"/>
+          <w:i w:val="0"/>
+          <w:color w:val="000000"/>
+          <w:sz w:val="24"/>
+        </w:rPr>
+        <w:t xml:space="preserve"> and the </w:t>
+      </w:r>
+      <w:r>
+        <w:rPr>
+          <w:rFonts w:ascii="Charis SIL Regular" w:hAnsi="Charis SIL Regular" w:eastAsia="Charis SIL Regular"/>
+          <w:b w:val="0"/>
+          <w:i w:val="0"/>
+          <w:color w:val="0000FF"/>
+          <w:sz w:val="24"/>
+          <w:u w:val="single"/>
+        </w:rPr>
+        <w:t>Rijksmuseum</w:t>
+      </w:r>
+      <w:r>
+        <w:rPr>
+          <w:rFonts w:ascii="Charis SIL Regular" w:hAnsi="Charis SIL Regular" w:eastAsia="Charis SIL Regular"/>
+          <w:b w:val="0"/>
+          <w:i w:val="0"/>
+          <w:color w:val="000000"/>
+          <w:sz w:val="24"/>
+        </w:rPr>
+        <w:t xml:space="preserve"> have </w:t>
+      </w:r>
+      <w:r>
+        <w:rPr>
+          <w:rFonts w:ascii="Charis SIL Regular" w:hAnsi="Charis SIL Regular" w:eastAsia="Charis SIL Regular"/>
+          <w:b w:val="0"/>
+          <w:i w:val="0"/>
+          <w:color w:val="000000"/>
+          <w:sz w:val="24"/>
+        </w:rPr>
+        <w:t>extensive collection</w:t>
+      </w:r>
+      <w:r>
+        <w:rPr>
+          <w:u w:val="single" w:color="0000ff"/>
+          <w:rFonts w:ascii="Charis SIL Regular" w:hAnsi="Charis SIL Regular" w:eastAsia="Charis SIL Regular"/>
+          <w:b w:val="0"/>
+          <w:i w:val="0"/>
+          <w:color w:val="000000"/>
+          <w:sz w:val="24"/>
+        </w:rPr>
+        <w:hyperlink r:id="rId21" w:history="1">
+          <w:r>
+            <w:rPr>
+              <w:rStyle w:val="Hyperlink"/>
+            </w:rPr>
+            <w:t xml:space="preserve">s of </w:t>
+          </w:r>
+        </w:hyperlink>
+      </w:r>
+      <w:r>
+        <w:rPr>
+          <w:u w:val="single" w:color="0000ff"/>
+          <w:rFonts w:ascii="Charis SIL Regular" w:hAnsi="Charis SIL Regular" w:eastAsia="Charis SIL Regular"/>
+          <w:b w:val="0"/>
+          <w:i w:val="0"/>
+          <w:color w:val="000000"/>
+          <w:sz w:val="24"/>
+        </w:rPr>
+        <w:hyperlink r:id="rId21" w:history="1">
+          <w:r>
+            <w:rPr>
+              <w:rStyle w:val="Hyperlink"/>
+            </w:rPr>
+            <w:t>c</w:t>
+          </w:r>
+        </w:hyperlink>
+      </w:r>
+      <w:r>
+        <w:rPr>
+          <w:u w:val="single" w:color="0000ff"/>
+          <w:rFonts w:ascii="Charis SIL Regular" w:hAnsi="Charis SIL Regular" w:eastAsia="Charis SIL Regular"/>
+          <w:b w:val="0"/>
+          <w:i w:val="0"/>
+          <w:color w:val="000000"/>
+          <w:sz w:val="24"/>
+        </w:rPr>
+        <w:hyperlink r:id="rId21" w:history="1">
+          <w:r>
+            <w:rPr>
+              <w:rStyle w:val="Hyperlink"/>
+            </w:rPr>
+            <w:t xml:space="preserve">atalogues of </w:t>
+          </w:r>
+        </w:hyperlink>
+      </w:r>
+      <w:r>
+        <w:rPr>
+          <w:u w:val="single" w:color="0000ff"/>
+          <w:rFonts w:ascii="Charis SIL Regular" w:hAnsi="Charis SIL Regular" w:eastAsia="Charis SIL Regular"/>
+          <w:b w:val="0"/>
+          <w:i w:val="0"/>
+          <w:color w:val="000000"/>
+          <w:sz w:val="24"/>
+        </w:rPr>
+        <w:hyperlink r:id="rId21" w:history="1">
+          <w:r>
+            <w:rPr>
+              <w:rStyle w:val="Hyperlink"/>
+            </w:rPr>
+            <w:t>a</w:t>
+          </w:r>
+        </w:hyperlink>
+      </w:r>
+      <w:r>
+        <w:rPr>
+          <w:u w:val="single" w:color="0000ff"/>
+          <w:rFonts w:ascii="Charis SIL Regular" w:hAnsi="Charis SIL Regular" w:eastAsia="Charis SIL Regular"/>
+          <w:b w:val="0"/>
+          <w:i w:val="0"/>
+          <w:color w:val="000000"/>
+          <w:sz w:val="24"/>
+        </w:rPr>
+        <w:hyperlink r:id="rId21" w:history="1">
+          <w:r>
+            <w:rPr>
+              <w:rStyle w:val="Hyperlink"/>
+            </w:rPr>
+            <w:t xml:space="preserve">uctions </w:t>
+          </w:r>
+        </w:hyperlink>
+      </w:r>
+      <w:r>
+        <w:rPr>
+          <w:u w:val="single" w:color="0000ff"/>
+          <w:rFonts w:ascii="Charis SIL Regular" w:hAnsi="Charis SIL Regular" w:eastAsia="Charis SIL Regular"/>
+          <w:b w:val="0"/>
+          <w:i w:val="0"/>
+          <w:color w:val="000000"/>
+          <w:sz w:val="24"/>
+        </w:rPr>
+        <w:hyperlink r:id="rId21" w:history="1">
+          <w:r>
+            <w:rPr>
+              <w:rStyle w:val="Hyperlink"/>
+            </w:rPr>
+            <w:t>h</w:t>
+          </w:r>
+        </w:hyperlink>
+      </w:r>
+      <w:r>
+        <w:rPr>
+          <w:u w:val="single" w:color="0000ff"/>
+          <w:rFonts w:ascii="Charis SIL Regular" w:hAnsi="Charis SIL Regular" w:eastAsia="Charis SIL Regular"/>
+          <w:b w:val="0"/>
+          <w:i w:val="0"/>
+          <w:color w:val="000000"/>
+          <w:sz w:val="24"/>
+        </w:rPr>
+        <w:hyperlink r:id="rId21" w:history="1">
+          <w:r>
+            <w:rPr>
+              <w:rStyle w:val="Hyperlink"/>
+            </w:rPr>
+            <w:t>el</w:t>
+          </w:r>
+        </w:hyperlink>
+      </w:r>
+      <w:r>
+        <w:rPr>
+          <w:u w:val="single" w:color="0000ff"/>
+          <w:rFonts w:ascii="Charis SIL Regular" w:hAnsi="Charis SIL Regular" w:eastAsia="Charis SIL Regular"/>
+          <w:b w:val="0"/>
+          <w:i w:val="0"/>
+          <w:color w:val="000000"/>
+          <w:sz w:val="24"/>
+        </w:rPr>
+        <w:hyperlink r:id="rId21" w:history="1">
+          <w:r>
+            <w:rPr>
+              <w:rStyle w:val="Hyperlink"/>
+            </w:rPr>
+            <w:t>d</w:t>
+          </w:r>
+        </w:hyperlink>
+      </w:r>
+      <w:r>
+        <w:rPr>
+          <w:u w:val="single" w:color="0000ff"/>
+          <w:rFonts w:ascii="Charis SIL Regular" w:hAnsi="Charis SIL Regular" w:eastAsia="Charis SIL Regular"/>
+          <w:b w:val="0"/>
+          <w:i w:val="0"/>
+          <w:color w:val="000000"/>
+          <w:sz w:val="24"/>
+        </w:rPr>
+        <w:hyperlink r:id="rId21" w:history="1">
+          <w:r>
+            <w:rPr>
+              <w:rStyle w:val="Hyperlink"/>
+            </w:rPr>
+            <w:t xml:space="preserve"> in </w:t>
+          </w:r>
+        </w:hyperlink>
+      </w:r>
+      <w:r>
+        <w:rPr>
+          <w:u w:val="single" w:color="0000ff"/>
+          <w:rFonts w:ascii="Charis SIL Regular" w:hAnsi="Charis SIL Regular" w:eastAsia="Charis SIL Regular"/>
+          <w:b w:val="0"/>
+          <w:i w:val="0"/>
+          <w:color w:val="000000"/>
+          <w:sz w:val="24"/>
+        </w:rPr>
+        <w:hyperlink r:id="rId21" w:history="1">
+          <w:r>
+            <w:rPr>
+              <w:rStyle w:val="Hyperlink"/>
+            </w:rPr>
+            <w:t>t</w:t>
+          </w:r>
+        </w:hyperlink>
+      </w:r>
+      <w:r>
+        <w:rPr>
+          <w:u w:val="single" w:color="0000ff"/>
+          <w:rFonts w:ascii="Charis SIL Regular" w:hAnsi="Charis SIL Regular" w:eastAsia="Charis SIL Regular"/>
+          <w:b w:val="0"/>
+          <w:i w:val="0"/>
+          <w:color w:val="000000"/>
+          <w:sz w:val="24"/>
+        </w:rPr>
+        <w:hyperlink r:id="rId21" w:history="1">
+          <w:r>
+            <w:rPr>
+              <w:rStyle w:val="Hyperlink"/>
+            </w:rPr>
+            <w:t>he Neth</w:t>
+          </w:r>
+        </w:hyperlink>
+      </w:r>
+      <w:r>
+        <w:rPr>
+          <w:rFonts w:ascii="Charis SIL Regular" w:hAnsi="Charis SIL Regular" w:eastAsia="Charis SIL Regular"/>
+          <w:b w:val="0"/>
+          <w:i w:val="0"/>
+          <w:color w:val="000000"/>
+          <w:sz w:val="24"/>
+        </w:rPr>
+        <w:t>erlands, i</w:t>
+      </w:r>
+      <w:r>
+        <w:rPr>
+          <w:u w:val="single" w:color="0000ff"/>
+          <w:rFonts w:ascii="Charis SIL Regular" w:hAnsi="Charis SIL Regular" w:eastAsia="Charis SIL Regular"/>
+          <w:b w:val="0"/>
+          <w:i w:val="0"/>
+          <w:color w:val="000000"/>
+          <w:sz w:val="24"/>
+        </w:rPr>
+        <w:t>ncluding auc</w:t>
+      </w:r>
+      <w:r>
+        <w:rPr>
+          <w:rFonts w:ascii="Charis SIL Regular" w:hAnsi="Charis SIL Regular" w:eastAsia="Charis SIL Regular"/>
+          <w:b w:val="0"/>
+          <w:i w:val="0"/>
+          <w:color w:val="000000"/>
+          <w:sz w:val="24"/>
+        </w:rPr>
+        <w:t xml:space="preserve">tions of </w:t>
+      </w:r>
+      <w:r>
+        <w:rPr>
+          <w:rFonts w:ascii="Charis SIL Regular" w:hAnsi="Charis SIL Regular" w:eastAsia="Charis SIL Regular"/>
+          <w:b w:val="0"/>
+          <w:i w:val="0"/>
+          <w:color w:val="000000"/>
+          <w:sz w:val="24"/>
+        </w:rPr>
+        <w:t xml:space="preserve">non-western objects. Annotated catalogues sometimes contain notes about the items, buyers, </w:t>
+      </w:r>
+      <w:r>
+        <w:rPr>
+          <w:rFonts w:ascii="Charis SIL Regular" w:hAnsi="Charis SIL Regular" w:eastAsia="Charis SIL Regular"/>
+          <w:b w:val="0"/>
+          <w:i w:val="0"/>
+          <w:color w:val="000000"/>
+          <w:sz w:val="24"/>
+        </w:rPr>
+        <w:t xml:space="preserve">and sellers in an auction. The RKD's digitalised auction catalogues are available through the </w:t>
+      </w:r>
+      <w:r>
+        <w:rPr>
+          <w:rFonts w:ascii="Charis SIL Regular" w:hAnsi="Charis SIL Regular" w:eastAsia="Charis SIL Regular"/>
+          <w:b w:val="0"/>
+          <w:i w:val="0"/>
+          <w:color w:val="0000FF"/>
+          <w:sz w:val="24"/>
+          <w:u w:val="single"/>
+        </w:rPr>
+        <w:hyperlink r:id="rId22" w:history="1">
+          <w:r>
+            <w:rPr>
+              <w:rStyle w:val="Hyperlink"/>
+            </w:rPr>
+            <w:t>Art</w:t>
+          </w:r>
+        </w:hyperlink>
+      </w:r>
+      <w:r>
+        <w:rPr>
+          <w:rFonts w:ascii="Charis SIL Regular" w:hAnsi="Charis SIL Regular" w:eastAsia="Charis SIL Regular"/>
+          <w:b w:val="0"/>
+          <w:i w:val="0"/>
+          <w:color w:val="0000FF"/>
+          <w:sz w:val="24"/>
+          <w:u w:val="single"/>
+        </w:rPr>
+        <w:t xml:space="preserve"> </w:t>
+      </w:r>
+      <w:r>
+        <w:rPr>
+          <w:rFonts w:ascii="Charis SIL Regular" w:hAnsi="Charis SIL Regular" w:eastAsia="Charis SIL Regular"/>
+          <w:b w:val="0"/>
+          <w:i w:val="0"/>
+          <w:color w:val="0000FF"/>
+          <w:sz w:val="24"/>
+          <w:u w:val="single"/>
+        </w:rPr>
+        <w:hyperlink r:id="rId22" w:history="1">
+          <w:r>
+            <w:rPr>
+              <w:rStyle w:val="Hyperlink"/>
+            </w:rPr>
             <w:t>Sales</w:t>
           </w:r>
         </w:hyperlink>
@@ -2722,7 +2895,7 @@
           <w:sz w:val="24"/>
           <w:u w:val="single"/>
         </w:rPr>
-        <w:hyperlink r:id="rId21" w:history="1">
+        <w:hyperlink r:id="rId22" w:history="1">
           <w:r>
             <w:rPr>
               <w:rStyle w:val="Hyperlink"/>
@@ -2751,7 +2924,7 @@
           <w:sz w:val="24"/>
           <w:u w:val="single"/>
         </w:rPr>
-        <w:hyperlink r:id="rId21" w:history="1">
+        <w:hyperlink r:id="rId22" w:history="1">
           <w:r>
             <w:rPr>
               <w:rStyle w:val="Hyperlink"/>
@@ -2779,14 +2952,7 @@
           <w:color w:val="000000"/>
           <w:sz w:val="24"/>
         </w:rPr>
-        <w:hyperlink r:id="rId21" w:history="1">
-          <w:r>
-            <w:rPr>
-              <w:rStyle w:val="Hyperlink"/>
-            </w:rPr>
-            <w:t>Rij</w:t>
-          </w:r>
-        </w:hyperlink>
+        <w:t>Rijksmuseum Resear</w:t>
       </w:r>
       <w:r>
         <w:rPr>
@@ -2797,61 +2963,7 @@
           <w:color w:val="000000"/>
           <w:sz w:val="24"/>
         </w:rPr>
-        <w:hyperlink r:id="rId21" w:history="1">
-          <w:r>
-            <w:rPr>
-              <w:rStyle w:val="Hyperlink"/>
-            </w:rPr>
-            <w:t>k</w:t>
-          </w:r>
-        </w:hyperlink>
-      </w:r>
-      <w:r>
-        <w:rPr>
-          <w:u w:val="single" w:color="0000ff"/>
-          <w:rFonts w:ascii="Charis SIL Regular" w:hAnsi="Charis SIL Regular" w:eastAsia="Charis SIL Regular"/>
-          <w:b w:val="0"/>
-          <w:i w:val="0"/>
-          <w:color w:val="000000"/>
-          <w:sz w:val="24"/>
-        </w:rPr>
-        <w:hyperlink r:id="rId21" w:history="1">
-          <w:r>
-            <w:rPr>
-              <w:rStyle w:val="Hyperlink"/>
-            </w:rPr>
-            <w:t>smus</w:t>
-          </w:r>
-        </w:hyperlink>
-      </w:r>
-      <w:r>
-        <w:rPr>
-          <w:u w:val="single" w:color="0000ff"/>
-          <w:rFonts w:ascii="Charis SIL Regular" w:hAnsi="Charis SIL Regular" w:eastAsia="Charis SIL Regular"/>
-          <w:b w:val="0"/>
-          <w:i w:val="0"/>
-          <w:color w:val="000000"/>
-          <w:sz w:val="24"/>
-        </w:rPr>
-        <w:hyperlink r:id="rId21" w:history="1">
-          <w:r>
-            <w:rPr>
-              <w:rStyle w:val="Hyperlink"/>
-            </w:rPr>
-            <w:t>eum Resear</w:t>
-          </w:r>
-        </w:hyperlink>
-      </w:r>
-      <w:r>
-        <w:rPr>
-          <w:u w:val="single" w:color="0000ff"/>
-          <w:rFonts w:ascii="Charis SIL Regular" w:hAnsi="Charis SIL Regular" w:eastAsia="Charis SIL Regular"/>
-          <w:b w:val="0"/>
-          <w:i w:val="0"/>
-          <w:color w:val="000000"/>
-          <w:sz w:val="24"/>
-        </w:rPr>
-        <w:hyperlink r:id="rId21" w:history="1">
+        <w:hyperlink r:id="rId22" w:history="1">
           <w:r>
             <w:rPr>
               <w:rStyle w:val="Hyperlink"/>
@@ -2949,7 +3061,7 @@
           <w:sz w:val="24"/>
           <w:u w:val="single"/>
         </w:rPr>
-        <w:hyperlink r:id="rId22" w:history="1">
+        <w:hyperlink r:id="rId23" w:history="1">
           <w:r>
             <w:rPr>
               <w:rStyle w:val="Hyperlink"/>
@@ -2987,7 +3099,7 @@
           <w:color w:val="000000"/>
           <w:sz w:val="24"/>
         </w:rPr>
-        <w:hyperlink r:id="rId22" w:history="1">
+        <w:hyperlink r:id="rId23" w:history="1">
           <w:r>
             <w:rPr>
               <w:rStyle w:val="Hyperlink"/>
@@ -3578,7 +3690,7 @@
           <w:color w:val="0000FF"/>
           <w:sz w:val="24"/>
         </w:rPr>
-        <w:hyperlink r:id="rId21" w:history="1">
+        <w:hyperlink r:id="rId22" w:history="1">
           <w:r>
             <w:rPr>
               <w:rStyle w:val="Hyperlink"/>
@@ -3595,7 +3707,7 @@
           <w:color w:val="0000FF"/>
           <w:sz w:val="24"/>
         </w:rPr>
-        <w:hyperlink r:id="rId21" w:history="1">
+        <w:hyperlink r:id="rId22" w:history="1">
           <w:r>
             <w:rPr>
               <w:rStyle w:val="Hyperlink"/>
@@ -3612,7 +3724,7 @@
           <w:color w:val="0000FF"/>
           <w:sz w:val="24"/>
         </w:rPr>
-        <w:hyperlink r:id="rId21" w:history="1">
+        <w:hyperlink r:id="rId22" w:history="1">
           <w:r>
             <w:rPr>
               <w:rStyle w:val="Hyperlink"/>
@@ -3629,7 +3741,7 @@
           <w:color w:val="0000FF"/>
           <w:sz w:val="24"/>
         </w:rPr>
-        <w:hyperlink r:id="rId21" w:history="1">
+        <w:hyperlink r:id="rId22" w:history="1">
           <w:r>
             <w:rPr>
               <w:rStyle w:val="Hyperlink"/>
@@ -3646,7 +3758,7 @@
           <w:color w:val="0000FF"/>
           <w:sz w:val="24"/>
         </w:rPr>
-        <w:hyperlink r:id="rId21" w:history="1">
+        <w:hyperlink r:id="rId22" w:history="1">
           <w:r>
             <w:rPr>
               <w:rStyle w:val="Hyperlink"/>
@@ -3663,7 +3775,7 @@
           <w:color w:val="0000FF"/>
           <w:sz w:val="24"/>
         </w:rPr>
-        <w:hyperlink r:id="rId21" w:history="1">
+        <w:hyperlink r:id="rId22" w:history="1">
           <w:r>
             <w:rPr>
               <w:rStyle w:val="Hyperlink"/>
@@ -3680,7 +3792,7 @@
           <w:color w:val="0000FF"/>
           <w:sz w:val="24"/>
         </w:rPr>
-        <w:hyperlink r:id="rId21" w:history="1">
+        <w:hyperlink r:id="rId22" w:history="1">
           <w:r>
             <w:rPr>
               <w:rStyle w:val="Hyperlink"/>
@@ -3797,7 +3909,7 @@
           <w:sz w:val="24"/>
           <w:u w:val="single"/>
         </w:rPr>
-        <w:hyperlink r:id="rId22" w:history="1">
+        <w:hyperlink r:id="rId23" w:history="1">
           <w:r>
             <w:rPr>
               <w:rStyle w:val="Hyperlink"/>
@@ -3815,7 +3927,7 @@
           <w:sz w:val="24"/>
           <w:u w:val="single"/>
         </w:rPr>
-        <w:hyperlink r:id="rId22" w:history="1">
+        <w:hyperlink r:id="rId23" w:history="1">
           <w:r>
             <w:rPr>
               <w:rStyle w:val="Hyperlink"/>
@@ -3943,7 +4055,7 @@
           <w:sz w:val="24"/>
           <w:u w:val="single"/>
         </w:rPr>
-        <w:hyperlink r:id="rId23" w:history="1">
+        <w:hyperlink r:id="rId24" w:history="1">
           <w:r>
             <w:rPr>
               <w:rStyle w:val="Hyperlink"/>
@@ -3961,7 +4073,7 @@
           <w:sz w:val="24"/>
           <w:u w:val="single"/>
         </w:rPr>
-        <w:hyperlink r:id="rId23" w:history="1">
+        <w:hyperlink r:id="rId24" w:history="1">
           <w:r>
             <w:rPr>
               <w:rStyle w:val="Hyperlink"/>
@@ -3979,7 +4091,7 @@
           <w:sz w:val="24"/>
           <w:u w:val="single"/>
         </w:rPr>
-        <w:hyperlink r:id="rId23" w:history="1">
+        <w:hyperlink r:id="rId24" w:history="1">
           <w:r>
             <w:rPr>
               <w:rStyle w:val="Hyperlink"/>
@@ -4007,7 +4119,7 @@
           <w:sz w:val="24"/>
           <w:u w:val="single"/>
         </w:rPr>
-        <w:hyperlink r:id="rId24" w:history="1">
+        <w:hyperlink r:id="rId25" w:history="1">
           <w:r>
             <w:rPr>
               <w:rStyle w:val="Hyperlink"/>
@@ -4036,7 +4148,7 @@
           <w:sz w:val="24"/>
           <w:u w:val="single"/>
         </w:rPr>
-        <w:hyperlink r:id="rId24" w:history="1">
+        <w:hyperlink r:id="rId25" w:history="1">
           <w:r>
             <w:rPr>
               <w:rStyle w:val="Hyperlink"/>
@@ -4064,7 +4176,7 @@
           <w:sz w:val="24"/>
           <w:u w:val="single"/>
         </w:rPr>
-        <w:hyperlink r:id="rId23" w:history="1">
+        <w:hyperlink r:id="rId24" w:history="1">
           <w:r>
             <w:rPr>
               <w:rStyle w:val="Hyperlink"/>
@@ -4082,7 +4194,7 @@
           <w:sz w:val="24"/>
           <w:u w:val="single"/>
         </w:rPr>
-        <w:hyperlink r:id="rId23" w:history="1">
+        <w:hyperlink r:id="rId24" w:history="1">
           <w:r>
             <w:rPr>
               <w:rStyle w:val="Hyperlink"/>
@@ -4111,7 +4223,7 @@
           <w:sz w:val="24"/>
           <w:u w:val="single"/>
         </w:rPr>
-        <w:hyperlink r:id="rId23" w:history="1">
+        <w:hyperlink r:id="rId24" w:history="1">
           <w:r>
             <w:rPr>
               <w:rStyle w:val="Hyperlink"/>
@@ -4209,7 +4321,7 @@
           <w:sz w:val="24"/>
           <w:u w:val="single"/>
         </w:rPr>
-        <w:hyperlink r:id="rId25" w:history="1">
+        <w:hyperlink r:id="rId26" w:history="1">
           <w:r>
             <w:rPr>
               <w:rStyle w:val="Hyperlink"/>
@@ -4227,7 +4339,7 @@
           <w:sz w:val="24"/>
           <w:u w:val="single"/>
         </w:rPr>
-        <w:hyperlink r:id="rId25" w:history="1">
+        <w:hyperlink r:id="rId26" w:history="1">
           <w:r>
             <w:rPr>
               <w:rStyle w:val="Hyperlink"/>
@@ -4245,7 +4357,7 @@
           <w:sz w:val="24"/>
           <w:u w:val="single"/>
         </w:rPr>
-        <w:hyperlink r:id="rId25" w:history="1">
+        <w:hyperlink r:id="rId26" w:history="1">
           <w:r>
             <w:rPr>
               <w:rStyle w:val="Hyperlink"/>
@@ -4273,7 +4385,7 @@
           <w:sz w:val="24"/>
           <w:u w:val="single"/>
         </w:rPr>
-        <w:hyperlink r:id="rId26" w:history="1">
+        <w:hyperlink r:id="rId27" w:history="1">
           <w:r>
             <w:rPr>
               <w:rStyle w:val="Hyperlink"/>
@@ -4291,7 +4403,7 @@
           <w:sz w:val="24"/>
           <w:u w:val="single"/>
         </w:rPr>
-        <w:hyperlink r:id="rId25" w:history="1">
+        <w:hyperlink r:id="rId27" w:history="1">
           <w:r>
             <w:rPr>
               <w:rStyle w:val="Hyperlink"/>
@@ -4320,7 +4432,7 @@
           <w:sz w:val="24"/>
           <w:u w:val="single"/>
         </w:rPr>
-        <w:hyperlink r:id="rId25" w:history="1">
+        <w:hyperlink r:id="rId27" w:history="1">
           <w:r>
             <w:rPr>
               <w:rStyle w:val="Hyperlink"/>

--- a/EXPORTS/DOCX/published/niveau2/English/Trade.docx
+++ b/EXPORTS/DOCX/published/niveau2/English/Trade.docx
@@ -752,25 +752,7 @@
           <w:color w:val="000000"/>
           <w:sz w:val="24"/>
         </w:rPr>
-        <w:hyperlink r:id="rId11" w:history="1">
-          <w:r>
-            <w:rPr>
-              <w:rStyle w:val="Hyperlink"/>
-            </w:rPr>
-            <w:t xml:space="preserve"> and</w:t>
-          </w:r>
-        </w:hyperlink>
-      </w:r>
-      <w:r>
-        <w:rPr>
-          <w:u w:val="single" w:color="0000ff"/>
-          <w:rFonts w:ascii="Charis SIL Regular" w:hAnsi="Charis SIL Regular" w:eastAsia="Charis SIL Regular"/>
-          <w:b w:val="0"/>
-          <w:i w:val="0"/>
-          <w:color w:val="000000"/>
-          <w:sz w:val="24"/>
-        </w:rPr>
-        <w:t xml:space="preserve"> </w:t>
+        <w:t xml:space="preserve"> and </w:t>
       </w:r>
       <w:r>
         <w:rPr>
@@ -781,7 +763,7 @@
           <w:sz w:val="24"/>
           <w:u w:val="single"/>
         </w:rPr>
-        <w:hyperlink r:id="rId11" w:history="1">
+        <w:hyperlink r:id="rId13" w:history="1">
           <w:r>
             <w:rPr>
               <w:rStyle w:val="Hyperlink"/>
@@ -917,6 +899,7 @@
       </w:r>
       <w:r>
         <w:rPr>
+          <w:u w:val="single" w:color="0000ff"/>
           <w:rFonts w:ascii="Charis SIL Regular" w:hAnsi="Charis SIL Regular" w:eastAsia="Charis SIL Regular"/>
           <w:b w:val="0"/>
           <w:i w:val="0"/>
@@ -1652,7 +1635,7 @@
           <w:sz w:val="24"/>
           <w:u w:val="single"/>
         </w:rPr>
-        <w:hyperlink r:id="rId17" w:history="1">
+        <w:hyperlink r:id="rId16" w:history="1">
           <w:r>
             <w:rPr>
               <w:rStyle w:val="Hyperlink"/>
@@ -1670,7 +1653,7 @@
           <w:sz w:val="24"/>
           <w:u w:val="single"/>
         </w:rPr>
-        <w:hyperlink r:id="rId17" w:history="1">
+        <w:hyperlink r:id="rId16" w:history="1">
           <w:r>
             <w:rPr>
               <w:rStyle w:val="Hyperlink"/>
@@ -1688,7 +1671,7 @@
           <w:sz w:val="24"/>
           <w:u w:val="single"/>
         </w:rPr>
-        <w:hyperlink r:id="rId17" w:history="1">
+        <w:hyperlink r:id="rId16" w:history="1">
           <w:r>
             <w:rPr>
               <w:rStyle w:val="Hyperlink"/>
@@ -1774,103 +1757,13 @@
       </w:r>
       <w:r>
         <w:rPr>
-          <w:u w:val="single" w:color="0000ff"/>
           <w:rFonts w:ascii="Charis SIL Regular" w:hAnsi="Charis SIL Regular" w:eastAsia="Charis SIL Regular"/>
           <w:b w:val="0"/>
           <w:i w:val="0"/>
           <w:color w:val="000000"/>
           <w:sz w:val="24"/>
         </w:rPr>
-        <w:hyperlink r:id="rId16" w:history="1">
-          <w:r>
-            <w:rPr>
-              <w:rStyle w:val="Hyperlink"/>
-            </w:rPr>
-            <w:t>of A</w:t>
-          </w:r>
-        </w:hyperlink>
-      </w:r>
-      <w:r>
-        <w:rPr>
-          <w:u w:val="single" w:color="0000ff"/>
-          <w:rFonts w:ascii="Charis SIL Regular" w:hAnsi="Charis SIL Regular" w:eastAsia="Charis SIL Regular"/>
-          <w:b w:val="0"/>
-          <w:i w:val="0"/>
-          <w:color w:val="000000"/>
-          <w:sz w:val="24"/>
-        </w:rPr>
-        <w:hyperlink r:id="rId16" w:history="1">
-          <w:r>
-            <w:rPr>
-              <w:rStyle w:val="Hyperlink"/>
-            </w:rPr>
-            <w:t>f</w:t>
-          </w:r>
-        </w:hyperlink>
-      </w:r>
-      <w:r>
-        <w:rPr>
-          <w:u w:val="single" w:color="0000ff"/>
-          <w:rFonts w:ascii="Charis SIL Regular" w:hAnsi="Charis SIL Regular" w:eastAsia="Charis SIL Regular"/>
-          <w:b w:val="0"/>
-          <w:i w:val="0"/>
-          <w:color w:val="000000"/>
-          <w:sz w:val="24"/>
-        </w:rPr>
-        <w:hyperlink r:id="rId16" w:history="1">
-          <w:r>
-            <w:rPr>
-              <w:rStyle w:val="Hyperlink"/>
-            </w:rPr>
-            <w:t>rican ob</w:t>
-          </w:r>
-        </w:hyperlink>
-      </w:r>
-      <w:r>
-        <w:rPr>
-          <w:u w:val="single" w:color="0000ff"/>
-          <w:rFonts w:ascii="Charis SIL Regular" w:hAnsi="Charis SIL Regular" w:eastAsia="Charis SIL Regular"/>
-          <w:b w:val="0"/>
-          <w:i w:val="0"/>
-          <w:color w:val="000000"/>
-          <w:sz w:val="24"/>
-        </w:rPr>
-        <w:hyperlink r:id="rId16" w:history="1">
-          <w:r>
-            <w:rPr>
-              <w:rStyle w:val="Hyperlink"/>
-            </w:rPr>
-            <w:t>j</w:t>
-          </w:r>
-        </w:hyperlink>
-      </w:r>
-      <w:r>
-        <w:rPr>
-          <w:u w:val="single" w:color="0000ff"/>
-          <w:rFonts w:ascii="Charis SIL Regular" w:hAnsi="Charis SIL Regular" w:eastAsia="Charis SIL Regular"/>
-          <w:b w:val="0"/>
-          <w:i w:val="0"/>
-          <w:color w:val="000000"/>
-          <w:sz w:val="24"/>
-        </w:rPr>
-        <w:hyperlink r:id="rId16" w:history="1">
-          <w:r>
-            <w:rPr>
-              <w:rStyle w:val="Hyperlink"/>
-            </w:rPr>
-            <w:t>ects, especi</w:t>
-          </w:r>
-        </w:hyperlink>
-      </w:r>
-      <w:r>
-        <w:rPr>
-          <w:rFonts w:ascii="Charis SIL Regular" w:hAnsi="Charis SIL Regular" w:eastAsia="Charis SIL Regular"/>
-          <w:b w:val="0"/>
-          <w:i w:val="0"/>
-          <w:color w:val="000000"/>
-          <w:sz w:val="24"/>
-        </w:rPr>
-        <w:t xml:space="preserve">ally from </w:t>
+        <w:t xml:space="preserve">of African objects, especially from </w:t>
       </w:r>
       <w:r>
         <w:rPr>
@@ -2952,7 +2845,68 @@
           <w:color w:val="000000"/>
           <w:sz w:val="24"/>
         </w:rPr>
-        <w:t>Rijksmuseum Resear</w:t>
+        <w:hyperlink r:id="rId22" w:history="1">
+          <w:r>
+            <w:rPr>
+              <w:rStyle w:val="Hyperlink"/>
+            </w:rPr>
+            <w:t>Rij</w:t>
+          </w:r>
+        </w:hyperlink>
+      </w:r>
+      <w:r>
+        <w:rPr>
+          <w:u w:val="single" w:color="0000ff"/>
+          <w:rFonts w:ascii="Charis SIL Regular" w:hAnsi="Charis SIL Regular" w:eastAsia="Charis SIL Regular"/>
+          <w:b w:val="0"/>
+          <w:i w:val="0"/>
+          <w:color w:val="000000"/>
+          <w:sz w:val="24"/>
+        </w:rPr>
+        <w:hyperlink r:id="rId22" w:history="1">
+          <w:r>
+            <w:rPr>
+              <w:rStyle w:val="Hyperlink"/>
+            </w:rPr>
+            <w:t>k</w:t>
+          </w:r>
+        </w:hyperlink>
+      </w:r>
+      <w:r>
+        <w:rPr>
+          <w:u w:val="single" w:color="0000ff"/>
+          <w:rFonts w:ascii="Charis SIL Regular" w:hAnsi="Charis SIL Regular" w:eastAsia="Charis SIL Regular"/>
+          <w:b w:val="0"/>
+          <w:i w:val="0"/>
+          <w:color w:val="000000"/>
+          <w:sz w:val="24"/>
+        </w:rPr>
+        <w:hyperlink r:id="rId22" w:history="1">
+          <w:r>
+            <w:rPr>
+              <w:rStyle w:val="Hyperlink"/>
+            </w:rPr>
+            <w:t>smus</w:t>
+          </w:r>
+        </w:hyperlink>
+      </w:r>
+      <w:r>
+        <w:rPr>
+          <w:u w:val="single" w:color="0000ff"/>
+          <w:rFonts w:ascii="Charis SIL Regular" w:hAnsi="Charis SIL Regular" w:eastAsia="Charis SIL Regular"/>
+          <w:b w:val="0"/>
+          <w:i w:val="0"/>
+          <w:color w:val="000000"/>
+          <w:sz w:val="24"/>
+        </w:rPr>
+        <w:hyperlink r:id="rId22" w:history="1">
+          <w:r>
+            <w:rPr>
+              <w:rStyle w:val="Hyperlink"/>
+            </w:rPr>
+            <w:t>eum Resear</w:t>
+          </w:r>
+        </w:hyperlink>
       </w:r>
       <w:r>
         <w:rPr>
@@ -4385,7 +4339,7 @@
           <w:sz w:val="24"/>
           <w:u w:val="single"/>
         </w:rPr>
-        <w:hyperlink r:id="rId27" w:history="1">
+        <w:hyperlink r:id="rId26" w:history="1">
           <w:r>
             <w:rPr>
               <w:rStyle w:val="Hyperlink"/>
@@ -4403,7 +4357,7 @@
           <w:sz w:val="24"/>
           <w:u w:val="single"/>
         </w:rPr>
-        <w:hyperlink r:id="rId27" w:history="1">
+        <w:hyperlink r:id="rId26" w:history="1">
           <w:r>
             <w:rPr>
               <w:rStyle w:val="Hyperlink"/>
@@ -4432,7 +4386,7 @@
           <w:sz w:val="24"/>
           <w:u w:val="single"/>
         </w:rPr>
-        <w:hyperlink r:id="rId27" w:history="1">
+        <w:hyperlink r:id="rId26" w:history="1">
           <w:r>
             <w:rPr>
               <w:rStyle w:val="Hyperlink"/>

--- a/EXPORTS/DOCX/published/niveau2/English/Trade.docx
+++ b/EXPORTS/DOCX/published/niveau2/English/Trade.docx
@@ -457,13 +457,38 @@
       </w:r>
       <w:r>
         <w:rPr>
+          <w:u w:val="single" w:color="0000ff"/>
           <w:rFonts w:ascii="Charis SIL Regular" w:hAnsi="Charis SIL Regular" w:eastAsia="Charis SIL Regular"/>
           <w:b w:val="0"/>
           <w:i w:val="0"/>
           <w:color w:val="000000"/>
           <w:sz w:val="24"/>
         </w:rPr>
-        <w:t xml:space="preserve">auction houses </w:t>
+        <w:hyperlink r:id="rId9" w:history="1">
+          <w:r>
+            <w:rPr>
+              <w:rStyle w:val="Hyperlink"/>
+            </w:rPr>
+            <w:t>auct</w:t>
+          </w:r>
+        </w:hyperlink>
+      </w:r>
+      <w:r>
+        <w:rPr>
+          <w:rFonts w:ascii="Charis SIL Regular" w:hAnsi="Charis SIL Regular" w:eastAsia="Charis SIL Regular"/>
+          <w:b w:val="0"/>
+          <w:i w:val="0"/>
+          <w:color w:val="000000"/>
+          <w:sz w:val="24"/>
+        </w:rPr>
+        <w:hyperlink r:id="rId9" w:history="1">
+          <w:r>
+            <w:rPr>
+              <w:rStyle w:val="Hyperlink"/>
+            </w:rPr>
+            <w:t xml:space="preserve">ion houses </w:t>
+          </w:r>
+        </w:hyperlink>
       </w:r>
       <w:r>
         <w:rPr>
@@ -474,7 +499,7 @@
           <w:sz w:val="24"/>
           <w:u w:val="single"/>
         </w:rPr>
-        <w:hyperlink r:id="rId12" w:history="1">
+        <w:hyperlink r:id="rId9" w:history="1">
           <w:r>
             <w:rPr>
               <w:rStyle w:val="Hyperlink"/>
@@ -528,7 +553,7 @@
           <w:sz w:val="24"/>
           <w:u w:val="single"/>
         </w:rPr>
-        <w:hyperlink r:id="rId12" w:history="1">
+        <w:hyperlink r:id="rId10" w:history="1">
           <w:r>
             <w:rPr>
               <w:rStyle w:val="Hyperlink"/>
@@ -557,7 +582,7 @@
           <w:sz w:val="24"/>
           <w:u w:val="single"/>
         </w:rPr>
-        <w:hyperlink r:id="rId12" w:history="1">
+        <w:hyperlink r:id="rId10" w:history="1">
           <w:r>
             <w:rPr>
               <w:rStyle w:val="Hyperlink"/>
@@ -575,7 +600,7 @@
           <w:sz w:val="24"/>
           <w:u w:val="single"/>
         </w:rPr>
-        <w:hyperlink r:id="rId12" w:history="1">
+        <w:hyperlink r:id="rId10" w:history="1">
           <w:r>
             <w:rPr>
               <w:rStyle w:val="Hyperlink"/>
@@ -593,7 +618,7 @@
           <w:sz w:val="24"/>
           <w:u w:val="single"/>
         </w:rPr>
-        <w:hyperlink r:id="rId12" w:history="1">
+        <w:hyperlink r:id="rId10" w:history="1">
           <w:r>
             <w:rPr>
               <w:rStyle w:val="Hyperlink"/>
@@ -622,7 +647,7 @@
           <w:sz w:val="24"/>
           <w:u w:val="single"/>
         </w:rPr>
-        <w:hyperlink r:id="rId12" w:history="1">
+        <w:hyperlink r:id="rId10" w:history="1">
           <w:r>
             <w:rPr>
               <w:rStyle w:val="Hyperlink"/>
@@ -752,7 +777,25 @@
           <w:color w:val="000000"/>
           <w:sz w:val="24"/>
         </w:rPr>
-        <w:t xml:space="preserve"> and </w:t>
+        <w:hyperlink r:id="rId11" w:history="1">
+          <w:r>
+            <w:rPr>
+              <w:rStyle w:val="Hyperlink"/>
+            </w:rPr>
+            <w:t xml:space="preserve"> and</w:t>
+          </w:r>
+        </w:hyperlink>
+      </w:r>
+      <w:r>
+        <w:rPr>
+          <w:u w:val="single" w:color="0000ff"/>
+          <w:rFonts w:ascii="Charis SIL Regular" w:hAnsi="Charis SIL Regular" w:eastAsia="Charis SIL Regular"/>
+          <w:b w:val="0"/>
+          <w:i w:val="0"/>
+          <w:color w:val="000000"/>
+          <w:sz w:val="24"/>
+        </w:rPr>
+        <w:t xml:space="preserve"> </w:t>
       </w:r>
       <w:r>
         <w:rPr>
@@ -792,7 +835,7 @@
           <w:sz w:val="24"/>
           <w:u w:val="single"/>
         </w:rPr>
-        <w:hyperlink r:id="rId13" w:history="1">
+        <w:hyperlink r:id="rId11" w:history="1">
           <w:r>
             <w:rPr>
               <w:rStyle w:val="Hyperlink"/>
@@ -839,7 +882,7 @@
           <w:sz w:val="24"/>
           <w:u w:val="single"/>
         </w:rPr>
-        <w:hyperlink r:id="rId13" w:history="1">
+        <w:hyperlink r:id="rId11" w:history="1">
           <w:r>
             <w:rPr>
               <w:rStyle w:val="Hyperlink"/>
@@ -895,25 +938,7 @@
           <w:color w:val="000000"/>
           <w:sz w:val="24"/>
         </w:rPr>
-        <w:t>Hague, the stor</w:t>
-      </w:r>
-      <w:r>
-        <w:rPr>
-          <w:u w:val="single" w:color="0000ff"/>
-          <w:rFonts w:ascii="Charis SIL Regular" w:hAnsi="Charis SIL Regular" w:eastAsia="Charis SIL Regular"/>
-          <w:b w:val="0"/>
-          <w:i w:val="0"/>
-          <w:color w:val="000000"/>
-          <w:sz w:val="24"/>
-        </w:rPr>
-        <w:hyperlink r:id="rId12" w:history="1">
-          <w:r>
-            <w:rPr>
-              <w:rStyle w:val="Hyperlink"/>
-            </w:rPr>
-            <w:t xml:space="preserve">es </w:t>
-          </w:r>
-        </w:hyperlink>
+        <w:t xml:space="preserve">Hague, the stores </w:t>
       </w:r>
       <w:r>
         <w:rPr>
@@ -971,7 +996,7 @@
           <w:sz w:val="24"/>
           <w:u w:val="single"/>
         </w:rPr>
-        <w:hyperlink r:id="rId12" w:history="1">
+        <w:hyperlink r:id="rId14" w:history="1">
           <w:r>
             <w:rPr>
               <w:rStyle w:val="Hyperlink"/>
@@ -1025,7 +1050,7 @@
           <w:sz w:val="24"/>
           <w:u w:val="single"/>
         </w:rPr>
-        <w:hyperlink r:id="rId14" w:history="1">
+        <w:hyperlink r:id="rId12" w:history="1">
           <w:r>
             <w:rPr>
               <w:rStyle w:val="Hyperlink"/>
@@ -1183,7 +1208,7 @@
           <w:sz w:val="24"/>
           <w:u w:val="single"/>
         </w:rPr>
-        <w:hyperlink r:id="rId13" w:history="1">
+        <w:hyperlink r:id="rId15" w:history="1">
           <w:r>
             <w:rPr>
               <w:rStyle w:val="Hyperlink"/>
@@ -1201,7 +1226,7 @@
           <w:sz w:val="24"/>
           <w:u w:val="single"/>
         </w:rPr>
-        <w:hyperlink r:id="rId13" w:history="1">
+        <w:hyperlink r:id="rId15" w:history="1">
           <w:r>
             <w:rPr>
               <w:rStyle w:val="Hyperlink"/>
@@ -1219,7 +1244,7 @@
           <w:sz w:val="24"/>
           <w:u w:val="single"/>
         </w:rPr>
-        <w:hyperlink r:id="rId13" w:history="1">
+        <w:hyperlink r:id="rId15" w:history="1">
           <w:r>
             <w:rPr>
               <w:rStyle w:val="Hyperlink"/>
@@ -1570,61 +1595,7 @@
           <w:color w:val="000000"/>
           <w:sz w:val="24"/>
         </w:rPr>
-        <w:t>, a trading compan</w:t>
-      </w:r>
-      <w:r>
-        <w:rPr>
-          <w:u w:val="single" w:color="0000ff"/>
-          <w:rFonts w:ascii="Charis SIL Regular" w:hAnsi="Charis SIL Regular" w:eastAsia="Charis SIL Regular"/>
-          <w:b w:val="0"/>
-          <w:i w:val="0"/>
-          <w:color w:val="000000"/>
-          <w:sz w:val="24"/>
-        </w:rPr>
-        <w:hyperlink r:id="rId16" w:history="1">
-          <w:r>
-            <w:rPr>
-              <w:rStyle w:val="Hyperlink"/>
-            </w:rPr>
-            <w:t>y that o</w:t>
-          </w:r>
-        </w:hyperlink>
-      </w:r>
-      <w:r>
-        <w:rPr>
-          <w:u w:val="single" w:color="0000ff"/>
-          <w:rFonts w:ascii="Charis SIL Regular" w:hAnsi="Charis SIL Regular" w:eastAsia="Charis SIL Regular"/>
-          <w:b w:val="0"/>
-          <w:i w:val="0"/>
-          <w:color w:val="000000"/>
-          <w:sz w:val="24"/>
-        </w:rPr>
-        <w:hyperlink r:id="rId16" w:history="1">
-          <w:r>
-            <w:rPr>
-              <w:rStyle w:val="Hyperlink"/>
-            </w:rPr>
-            <w:t>p</w:t>
-          </w:r>
-        </w:hyperlink>
-      </w:r>
-      <w:r>
-        <w:rPr>
-          <w:u w:val="single" w:color="0000ff"/>
-          <w:rFonts w:ascii="Charis SIL Regular" w:hAnsi="Charis SIL Regular" w:eastAsia="Charis SIL Regular"/>
-          <w:b w:val="0"/>
-          <w:i w:val="0"/>
-          <w:color w:val="000000"/>
-          <w:sz w:val="24"/>
-        </w:rPr>
-        <w:hyperlink r:id="rId16" w:history="1">
-          <w:r>
-            <w:rPr>
-              <w:rStyle w:val="Hyperlink"/>
-            </w:rPr>
-            <w:t xml:space="preserve">erated in </w:t>
-          </w:r>
-        </w:hyperlink>
+        <w:t xml:space="preserve">, a trading company that operated in </w:t>
       </w:r>
       <w:r>
         <w:rPr>
@@ -1635,7 +1606,7 @@
           <w:sz w:val="24"/>
           <w:u w:val="single"/>
         </w:rPr>
-        <w:hyperlink r:id="rId16" w:history="1">
+        <w:hyperlink r:id="rId17" w:history="1">
           <w:r>
             <w:rPr>
               <w:rStyle w:val="Hyperlink"/>
@@ -1653,7 +1624,7 @@
           <w:sz w:val="24"/>
           <w:u w:val="single"/>
         </w:rPr>
-        <w:hyperlink r:id="rId16" w:history="1">
+        <w:hyperlink r:id="rId17" w:history="1">
           <w:r>
             <w:rPr>
               <w:rStyle w:val="Hyperlink"/>
@@ -1671,7 +1642,7 @@
           <w:sz w:val="24"/>
           <w:u w:val="single"/>
         </w:rPr>
-        <w:hyperlink r:id="rId16" w:history="1">
+        <w:hyperlink r:id="rId17" w:history="1">
           <w:r>
             <w:rPr>
               <w:rStyle w:val="Hyperlink"/>
@@ -1718,7 +1689,7 @@
           <w:sz w:val="24"/>
           <w:u w:val="single"/>
         </w:rPr>
-        <w:hyperlink r:id="rId17" w:history="1">
+        <w:hyperlink r:id="rId16" w:history="1">
           <w:r>
             <w:rPr>
               <w:rStyle w:val="Hyperlink"/>
@@ -1729,6 +1700,16 @@
       </w:r>
       <w:r>
         <w:rPr>
+          <w:rFonts w:ascii="Charis SIL Regular" w:hAnsi="Charis SIL Regular" w:eastAsia="Charis SIL Regular"/>
+          <w:b w:val="0"/>
+          <w:i w:val="0"/>
+          <w:color w:val="000000"/>
+          <w:sz w:val="24"/>
+        </w:rPr>
+        <w:t xml:space="preserve">. A large number </w:t>
+      </w:r>
+      <w:r>
+        <w:rPr>
           <w:u w:val="single" w:color="0000ff"/>
           <w:rFonts w:ascii="Charis SIL Regular" w:hAnsi="Charis SIL Regular" w:eastAsia="Charis SIL Regular"/>
           <w:b w:val="0"/>
@@ -1741,29 +1722,91 @@
             <w:rPr>
               <w:rStyle w:val="Hyperlink"/>
             </w:rPr>
-            <w:t>. A large nu</w:t>
+            <w:t>of A</w:t>
           </w:r>
         </w:hyperlink>
       </w:r>
       <w:r>
         <w:rPr>
+          <w:u w:val="single" w:color="0000ff"/>
           <w:rFonts w:ascii="Charis SIL Regular" w:hAnsi="Charis SIL Regular" w:eastAsia="Charis SIL Regular"/>
           <w:b w:val="0"/>
           <w:i w:val="0"/>
           <w:color w:val="000000"/>
           <w:sz w:val="24"/>
         </w:rPr>
-        <w:t xml:space="preserve">mber </w:t>
-      </w:r>
-      <w:r>
-        <w:rPr>
+        <w:hyperlink r:id="rId16" w:history="1">
+          <w:r>
+            <w:rPr>
+              <w:rStyle w:val="Hyperlink"/>
+            </w:rPr>
+            <w:t>f</w:t>
+          </w:r>
+        </w:hyperlink>
+      </w:r>
+      <w:r>
+        <w:rPr>
+          <w:u w:val="single" w:color="0000ff"/>
           <w:rFonts w:ascii="Charis SIL Regular" w:hAnsi="Charis SIL Regular" w:eastAsia="Charis SIL Regular"/>
           <w:b w:val="0"/>
           <w:i w:val="0"/>
           <w:color w:val="000000"/>
           <w:sz w:val="24"/>
         </w:rPr>
-        <w:t xml:space="preserve">of African objects, especially from </w:t>
+        <w:hyperlink r:id="rId16" w:history="1">
+          <w:r>
+            <w:rPr>
+              <w:rStyle w:val="Hyperlink"/>
+            </w:rPr>
+            <w:t>rican ob</w:t>
+          </w:r>
+        </w:hyperlink>
+      </w:r>
+      <w:r>
+        <w:rPr>
+          <w:u w:val="single" w:color="0000ff"/>
+          <w:rFonts w:ascii="Charis SIL Regular" w:hAnsi="Charis SIL Regular" w:eastAsia="Charis SIL Regular"/>
+          <w:b w:val="0"/>
+          <w:i w:val="0"/>
+          <w:color w:val="000000"/>
+          <w:sz w:val="24"/>
+        </w:rPr>
+        <w:hyperlink r:id="rId16" w:history="1">
+          <w:r>
+            <w:rPr>
+              <w:rStyle w:val="Hyperlink"/>
+            </w:rPr>
+            <w:t>j</w:t>
+          </w:r>
+        </w:hyperlink>
+      </w:r>
+      <w:r>
+        <w:rPr>
+          <w:u w:val="single" w:color="0000ff"/>
+          <w:rFonts w:ascii="Charis SIL Regular" w:hAnsi="Charis SIL Regular" w:eastAsia="Charis SIL Regular"/>
+          <w:b w:val="0"/>
+          <w:i w:val="0"/>
+          <w:color w:val="000000"/>
+          <w:sz w:val="24"/>
+        </w:rPr>
+        <w:hyperlink r:id="rId16" w:history="1">
+          <w:r>
+            <w:rPr>
+              <w:rStyle w:val="Hyperlink"/>
+            </w:rPr>
+            <w:t>ects, especi</w:t>
+          </w:r>
+        </w:hyperlink>
+      </w:r>
+      <w:r>
+        <w:rPr>
+          <w:rFonts w:ascii="Charis SIL Regular" w:hAnsi="Charis SIL Regular" w:eastAsia="Charis SIL Regular"/>
+          <w:b w:val="0"/>
+          <w:i w:val="0"/>
+          <w:color w:val="000000"/>
+          <w:sz w:val="24"/>
+        </w:rPr>
+        <w:t xml:space="preserve">ally from </w:t>
       </w:r>
       <w:r>
         <w:rPr>
@@ -4386,7 +4429,7 @@
           <w:sz w:val="24"/>
           <w:u w:val="single"/>
         </w:rPr>
-        <w:hyperlink r:id="rId26" w:history="1">
+        <w:hyperlink r:id="rId27" w:history="1">
           <w:r>
             <w:rPr>
               <w:rStyle w:val="Hyperlink"/>

--- a/EXPORTS/DOCX/published/niveau2/English/Trade.docx
+++ b/EXPORTS/DOCX/published/niveau2/English/Trade.docx
@@ -463,25 +463,7 @@
           <w:color w:val="000000"/>
           <w:sz w:val="24"/>
         </w:rPr>
-        <w:t>auct</w:t>
-      </w:r>
-      <w:r>
-        <w:rPr>
-          <w:u w:val="single" w:color="0000ff"/>
-          <w:rFonts w:ascii="Charis SIL Regular" w:hAnsi="Charis SIL Regular" w:eastAsia="Charis SIL Regular"/>
-          <w:b w:val="0"/>
-          <w:i w:val="0"/>
-          <w:color w:val="000000"/>
-          <w:sz w:val="24"/>
-        </w:rPr>
-        <w:hyperlink r:id="rId9" w:history="1">
-          <w:r>
-            <w:rPr>
-              <w:rStyle w:val="Hyperlink"/>
-            </w:rPr>
-            <w:t xml:space="preserve">ion houses </w:t>
-          </w:r>
-        </w:hyperlink>
+        <w:t xml:space="preserve">auction houses </w:t>
       </w:r>
       <w:r>
         <w:rPr>
@@ -492,7 +474,7 @@
           <w:sz w:val="24"/>
           <w:u w:val="single"/>
         </w:rPr>
-        <w:hyperlink r:id="rId9" w:history="1">
+        <w:hyperlink r:id="rId12" w:history="1">
           <w:r>
             <w:rPr>
               <w:rStyle w:val="Hyperlink"/>
@@ -546,7 +528,7 @@
           <w:sz w:val="24"/>
           <w:u w:val="single"/>
         </w:rPr>
-        <w:hyperlink r:id="rId10" w:history="1">
+        <w:hyperlink r:id="rId12" w:history="1">
           <w:r>
             <w:rPr>
               <w:rStyle w:val="Hyperlink"/>
@@ -575,7 +557,7 @@
           <w:sz w:val="24"/>
           <w:u w:val="single"/>
         </w:rPr>
-        <w:hyperlink r:id="rId10" w:history="1">
+        <w:hyperlink r:id="rId12" w:history="1">
           <w:r>
             <w:rPr>
               <w:rStyle w:val="Hyperlink"/>
@@ -593,7 +575,7 @@
           <w:sz w:val="24"/>
           <w:u w:val="single"/>
         </w:rPr>
-        <w:hyperlink r:id="rId10" w:history="1">
+        <w:hyperlink r:id="rId12" w:history="1">
           <w:r>
             <w:rPr>
               <w:rStyle w:val="Hyperlink"/>
@@ -828,7 +810,7 @@
           <w:sz w:val="24"/>
           <w:u w:val="single"/>
         </w:rPr>
-        <w:hyperlink r:id="rId13" w:history="1">
+        <w:hyperlink r:id="rId11" w:history="1">
           <w:r>
             <w:rPr>
               <w:rStyle w:val="Hyperlink"/>
@@ -846,7 +828,7 @@
           <w:sz w:val="24"/>
           <w:u w:val="single"/>
         </w:rPr>
-        <w:hyperlink r:id="rId13" w:history="1">
+        <w:hyperlink r:id="rId11" w:history="1">
           <w:r>
             <w:rPr>
               <w:rStyle w:val="Hyperlink"/>
@@ -875,7 +857,7 @@
           <w:sz w:val="24"/>
           <w:u w:val="single"/>
         </w:rPr>
-        <w:hyperlink r:id="rId13" w:history="1">
+        <w:hyperlink r:id="rId11" w:history="1">
           <w:r>
             <w:rPr>
               <w:rStyle w:val="Hyperlink"/>
@@ -931,25 +913,7 @@
           <w:color w:val="000000"/>
           <w:sz w:val="24"/>
         </w:rPr>
-        <w:t>Hague, the stor</w:t>
-      </w:r>
-      <w:r>
-        <w:rPr>
-          <w:u w:val="single" w:color="0000ff"/>
-          <w:rFonts w:ascii="Charis SIL Regular" w:hAnsi="Charis SIL Regular" w:eastAsia="Charis SIL Regular"/>
-          <w:b w:val="0"/>
-          <w:i w:val="0"/>
-          <w:color w:val="000000"/>
-          <w:sz w:val="24"/>
-        </w:rPr>
-        <w:hyperlink r:id="rId12" w:history="1">
-          <w:r>
-            <w:rPr>
-              <w:rStyle w:val="Hyperlink"/>
-            </w:rPr>
-            <w:t xml:space="preserve">es </w:t>
-          </w:r>
-        </w:hyperlink>
+        <w:t xml:space="preserve">Hague, the stores </w:t>
       </w:r>
       <w:r>
         <w:rPr>
@@ -960,7 +924,7 @@
           <w:sz w:val="24"/>
           <w:u w:val="single"/>
         </w:rPr>
-        <w:hyperlink r:id="rId14" w:history="1">
+        <w:hyperlink r:id="rId12" w:history="1">
           <w:r>
             <w:rPr>
               <w:rStyle w:val="Hyperlink"/>
@@ -1007,7 +971,7 @@
           <w:sz w:val="24"/>
           <w:u w:val="single"/>
         </w:rPr>
-        <w:hyperlink r:id="rId14" w:history="1">
+        <w:hyperlink r:id="rId12" w:history="1">
           <w:r>
             <w:rPr>
               <w:rStyle w:val="Hyperlink"/>
@@ -1025,7 +989,7 @@
           <w:sz w:val="24"/>
           <w:u w:val="single"/>
         </w:rPr>
-        <w:hyperlink r:id="rId14" w:history="1">
+        <w:hyperlink r:id="rId12" w:history="1">
           <w:r>
             <w:rPr>
               <w:rStyle w:val="Hyperlink"/>
@@ -1043,7 +1007,7 @@
           <w:sz w:val="24"/>
           <w:u w:val="single"/>
         </w:rPr>
-        <w:hyperlink r:id="rId14" w:history="1">
+        <w:hyperlink r:id="rId12" w:history="1">
           <w:r>
             <w:rPr>
               <w:rStyle w:val="Hyperlink"/>
@@ -1061,7 +1025,7 @@
           <w:sz w:val="24"/>
           <w:u w:val="single"/>
         </w:rPr>
-        <w:hyperlink r:id="rId14" w:history="1">
+        <w:hyperlink r:id="rId12" w:history="1">
           <w:r>
             <w:rPr>
               <w:rStyle w:val="Hyperlink"/>
@@ -1135,6 +1099,7 @@
           <w:i w:val="0"/>
           <w:color w:val="0000FF"/>
           <w:sz w:val="24"/>
+          <w:u w:val="single"/>
         </w:rPr>
         <w:hyperlink r:id="rId14" w:history="1">
           <w:r>
@@ -1218,7 +1183,7 @@
           <w:sz w:val="24"/>
           <w:u w:val="single"/>
         </w:rPr>
-        <w:hyperlink r:id="rId13" w:history="1">
+        <w:hyperlink r:id="rId15" w:history="1">
           <w:r>
             <w:rPr>
               <w:rStyle w:val="Hyperlink"/>
@@ -1236,7 +1201,7 @@
           <w:sz w:val="24"/>
           <w:u w:val="single"/>
         </w:rPr>
-        <w:hyperlink r:id="rId13" w:history="1">
+        <w:hyperlink r:id="rId15" w:history="1">
           <w:r>
             <w:rPr>
               <w:rStyle w:val="Hyperlink"/>
@@ -1254,7 +1219,7 @@
           <w:sz w:val="24"/>
           <w:u w:val="single"/>
         </w:rPr>
-        <w:hyperlink r:id="rId13" w:history="1">
+        <w:hyperlink r:id="rId15" w:history="1">
           <w:r>
             <w:rPr>
               <w:rStyle w:val="Hyperlink"/>
@@ -1283,7 +1248,7 @@
           <w:sz w:val="24"/>
           <w:u w:val="single"/>
         </w:rPr>
-        <w:hyperlink r:id="rId13" w:history="1">
+        <w:hyperlink r:id="rId15" w:history="1">
           <w:r>
             <w:rPr>
               <w:rStyle w:val="Hyperlink"/>
@@ -1301,7 +1266,7 @@
           <w:sz w:val="24"/>
           <w:u w:val="single"/>
         </w:rPr>
-        <w:hyperlink r:id="rId13" w:history="1">
+        <w:hyperlink r:id="rId15" w:history="1">
           <w:r>
             <w:rPr>
               <w:rStyle w:val="Hyperlink"/>
@@ -1436,7 +1401,7 @@
           <w:sz w:val="24"/>
           <w:u w:val="single"/>
         </w:rPr>
-        <w:hyperlink r:id="rId15" w:history="1">
+        <w:hyperlink r:id="rId16" w:history="1">
           <w:r>
             <w:rPr>
               <w:rStyle w:val="Hyperlink"/>
@@ -1465,7 +1430,7 @@
           <w:sz w:val="24"/>
           <w:u w:val="single"/>
         </w:rPr>
-        <w:hyperlink r:id="rId15" w:history="1">
+        <w:hyperlink r:id="rId16" w:history="1">
           <w:r>
             <w:rPr>
               <w:rStyle w:val="Hyperlink"/>
@@ -1494,7 +1459,7 @@
           <w:sz w:val="24"/>
           <w:u w:val="single"/>
         </w:rPr>
-        <w:hyperlink r:id="rId15" w:history="1">
+        <w:hyperlink r:id="rId16" w:history="1">
           <w:r>
             <w:rPr>
               <w:rStyle w:val="Hyperlink"/>
@@ -1512,7 +1477,7 @@
           <w:sz w:val="24"/>
           <w:u w:val="single"/>
         </w:rPr>
-        <w:hyperlink r:id="rId15" w:history="1">
+        <w:hyperlink r:id="rId16" w:history="1">
           <w:r>
             <w:rPr>
               <w:rStyle w:val="Hyperlink"/>
@@ -1530,7 +1495,7 @@
           <w:sz w:val="24"/>
           <w:u w:val="single"/>
         </w:rPr>
-        <w:hyperlink r:id="rId15" w:history="1">
+        <w:hyperlink r:id="rId16" w:history="1">
           <w:r>
             <w:rPr>
               <w:rStyle w:val="Hyperlink"/>
@@ -1559,7 +1524,7 @@
           <w:sz w:val="24"/>
           <w:u w:val="single"/>
         </w:rPr>
-        <w:hyperlink r:id="rId15" w:history="1">
+        <w:hyperlink r:id="rId16" w:history="1">
           <w:r>
             <w:rPr>
               <w:rStyle w:val="Hyperlink"/>
@@ -1588,7 +1553,7 @@
           <w:sz w:val="24"/>
           <w:u w:val="single"/>
         </w:rPr>
-        <w:hyperlink r:id="rId15" w:history="1">
+        <w:hyperlink r:id="rId16" w:history="1">
           <w:r>
             <w:rPr>
               <w:rStyle w:val="Hyperlink"/>
@@ -1605,54 +1570,7 @@
           <w:color w:val="000000"/>
           <w:sz w:val="24"/>
         </w:rPr>
-        <w:t>, a trading compan</w:t>
-      </w:r>
-      <w:r>
-        <w:rPr>
-          <w:u w:val="single" w:color="0000ff"/>
-          <w:rFonts w:ascii="Charis SIL Regular" w:hAnsi="Charis SIL Regular" w:eastAsia="Charis SIL Regular"/>
-          <w:b w:val="0"/>
-          <w:i w:val="0"/>
-          <w:color w:val="000000"/>
-          <w:sz w:val="24"/>
-        </w:rPr>
-        <w:hyperlink r:id="rId15" w:history="1">
-          <w:r>
-            <w:rPr>
-              <w:rStyle w:val="Hyperlink"/>
-            </w:rPr>
-            <w:t>y that o</w:t>
-          </w:r>
-        </w:hyperlink>
-      </w:r>
-      <w:r>
-        <w:rPr>
-          <w:u w:val="single" w:color="0000ff"/>
-          <w:rFonts w:ascii="Charis SIL Regular" w:hAnsi="Charis SIL Regular" w:eastAsia="Charis SIL Regular"/>
-          <w:b w:val="0"/>
-          <w:i w:val="0"/>
-          <w:color w:val="000000"/>
-          <w:sz w:val="24"/>
-        </w:rPr>
-        <w:hyperlink r:id="rId15" w:history="1">
-          <w:r>
-            <w:rPr>
-              <w:rStyle w:val="Hyperlink"/>
-            </w:rPr>
-            <w:t>p</w:t>
-          </w:r>
-        </w:hyperlink>
-      </w:r>
-      <w:r>
-        <w:rPr>
-          <w:u w:val="single" w:color="0000ff"/>
-          <w:rFonts w:ascii="Charis SIL Regular" w:hAnsi="Charis SIL Regular" w:eastAsia="Charis SIL Regular"/>
-          <w:b w:val="0"/>
-          <w:i w:val="0"/>
-          <w:color w:val="000000"/>
-          <w:sz w:val="24"/>
-        </w:rPr>
-        <w:t xml:space="preserve">erated in </w:t>
+        <w:t xml:space="preserve">, a trading company that operated in </w:t>
       </w:r>
       <w:r>
         <w:rPr>
@@ -1663,7 +1581,7 @@
           <w:sz w:val="24"/>
           <w:u w:val="single"/>
         </w:rPr>
-        <w:hyperlink r:id="rId15" w:history="1">
+        <w:hyperlink r:id="rId17" w:history="1">
           <w:r>
             <w:rPr>
               <w:rStyle w:val="Hyperlink"/>
@@ -1681,7 +1599,7 @@
           <w:sz w:val="24"/>
           <w:u w:val="single"/>
         </w:rPr>
-        <w:hyperlink r:id="rId15" w:history="1">
+        <w:hyperlink r:id="rId17" w:history="1">
           <w:r>
             <w:rPr>
               <w:rStyle w:val="Hyperlink"/>
@@ -1699,7 +1617,7 @@
           <w:sz w:val="24"/>
           <w:u w:val="single"/>
         </w:rPr>
-        <w:hyperlink r:id="rId15" w:history="1">
+        <w:hyperlink r:id="rId17" w:history="1">
           <w:r>
             <w:rPr>
               <w:rStyle w:val="Hyperlink"/>
@@ -1728,7 +1646,7 @@
           <w:sz w:val="24"/>
           <w:u w:val="single"/>
         </w:rPr>
-        <w:hyperlink r:id="rId15" w:history="1">
+        <w:hyperlink r:id="rId17" w:history="1">
           <w:r>
             <w:rPr>
               <w:rStyle w:val="Hyperlink"/>
@@ -1746,7 +1664,7 @@
           <w:sz w:val="24"/>
           <w:u w:val="single"/>
         </w:rPr>
-        <w:hyperlink r:id="rId15" w:history="1">
+        <w:hyperlink r:id="rId17" w:history="1">
           <w:r>
             <w:rPr>
               <w:rStyle w:val="Hyperlink"/>
@@ -1757,6 +1675,16 @@
       </w:r>
       <w:r>
         <w:rPr>
+          <w:rFonts w:ascii="Charis SIL Regular" w:hAnsi="Charis SIL Regular" w:eastAsia="Charis SIL Regular"/>
+          <w:b w:val="0"/>
+          <w:i w:val="0"/>
+          <w:color w:val="000000"/>
+          <w:sz w:val="24"/>
+        </w:rPr>
+        <w:t xml:space="preserve">. A large number </w:t>
+      </w:r>
+      <w:r>
+        <w:rPr>
           <w:u w:val="single" w:color="0000ff"/>
           <w:rFonts w:ascii="Charis SIL Regular" w:hAnsi="Charis SIL Regular" w:eastAsia="Charis SIL Regular"/>
           <w:b w:val="0"/>
@@ -1764,35 +1692,7 @@
           <w:color w:val="000000"/>
           <w:sz w:val="24"/>
         </w:rPr>
-        <w:hyperlink r:id="rId15" w:history="1">
-          <w:r>
-            <w:rPr>
-              <w:rStyle w:val="Hyperlink"/>
-            </w:rPr>
-            <w:t>. A large nu</w:t>
-          </w:r>
-        </w:hyperlink>
-      </w:r>
-      <w:r>
-        <w:rPr>
-          <w:rFonts w:ascii="Charis SIL Regular" w:hAnsi="Charis SIL Regular" w:eastAsia="Charis SIL Regular"/>
-          <w:b w:val="0"/>
-          <w:i w:val="0"/>
-          <w:color w:val="000000"/>
-          <w:sz w:val="24"/>
-        </w:rPr>
-        <w:t xml:space="preserve">mber </w:t>
-      </w:r>
-      <w:r>
-        <w:rPr>
-          <w:u w:val="single" w:color="0000ff"/>
-          <w:rFonts w:ascii="Charis SIL Regular" w:hAnsi="Charis SIL Regular" w:eastAsia="Charis SIL Regular"/>
-          <w:b w:val="0"/>
-          <w:i w:val="0"/>
-          <w:color w:val="000000"/>
-          <w:sz w:val="24"/>
-        </w:rPr>
-        <w:hyperlink r:id="rId15" w:history="1">
+        <w:hyperlink r:id="rId16" w:history="1">
           <w:r>
             <w:rPr>
               <w:rStyle w:val="Hyperlink"/>
@@ -1803,85 +1703,13 @@
       </w:r>
       <w:r>
         <w:rPr>
-          <w:u w:val="single" w:color="0000ff"/>
           <w:rFonts w:ascii="Charis SIL Regular" w:hAnsi="Charis SIL Regular" w:eastAsia="Charis SIL Regular"/>
           <w:b w:val="0"/>
           <w:i w:val="0"/>
           <w:color w:val="000000"/>
           <w:sz w:val="24"/>
         </w:rPr>
-        <w:hyperlink r:id="rId15" w:history="1">
-          <w:r>
-            <w:rPr>
-              <w:rStyle w:val="Hyperlink"/>
-            </w:rPr>
-            <w:t>f</w:t>
-          </w:r>
-        </w:hyperlink>
-      </w:r>
-      <w:r>
-        <w:rPr>
-          <w:u w:val="single" w:color="0000ff"/>
-          <w:rFonts w:ascii="Charis SIL Regular" w:hAnsi="Charis SIL Regular" w:eastAsia="Charis SIL Regular"/>
-          <w:b w:val="0"/>
-          <w:i w:val="0"/>
-          <w:color w:val="000000"/>
-          <w:sz w:val="24"/>
-        </w:rPr>
-        <w:hyperlink r:id="rId15" w:history="1">
-          <w:r>
-            <w:rPr>
-              <w:rStyle w:val="Hyperlink"/>
-            </w:rPr>
-            <w:t>rican ob</w:t>
-          </w:r>
-        </w:hyperlink>
-      </w:r>
-      <w:r>
-        <w:rPr>
-          <w:u w:val="single" w:color="0000ff"/>
-          <w:rFonts w:ascii="Charis SIL Regular" w:hAnsi="Charis SIL Regular" w:eastAsia="Charis SIL Regular"/>
-          <w:b w:val="0"/>
-          <w:i w:val="0"/>
-          <w:color w:val="000000"/>
-          <w:sz w:val="24"/>
-        </w:rPr>
-        <w:hyperlink r:id="rId15" w:history="1">
-          <w:r>
-            <w:rPr>
-              <w:rStyle w:val="Hyperlink"/>
-            </w:rPr>
-            <w:t>j</w:t>
-          </w:r>
-        </w:hyperlink>
-      </w:r>
-      <w:r>
-        <w:rPr>
-          <w:u w:val="single" w:color="0000ff"/>
-          <w:rFonts w:ascii="Charis SIL Regular" w:hAnsi="Charis SIL Regular" w:eastAsia="Charis SIL Regular"/>
-          <w:b w:val="0"/>
-          <w:i w:val="0"/>
-          <w:color w:val="000000"/>
-          <w:sz w:val="24"/>
-        </w:rPr>
-        <w:hyperlink r:id="rId15" w:history="1">
-          <w:r>
-            <w:rPr>
-              <w:rStyle w:val="Hyperlink"/>
-            </w:rPr>
-            <w:t>ects, especi</w:t>
-          </w:r>
-        </w:hyperlink>
-      </w:r>
-      <w:r>
-        <w:rPr>
-          <w:rFonts w:ascii="Charis SIL Regular" w:hAnsi="Charis SIL Regular" w:eastAsia="Charis SIL Regular"/>
-          <w:b w:val="0"/>
-          <w:i w:val="0"/>
-          <w:color w:val="000000"/>
-          <w:sz w:val="24"/>
-        </w:rPr>
-        <w:t xml:space="preserve">ally from </w:t>
+        <w:t xml:space="preserve">frican objects, especially from </w:t>
       </w:r>
       <w:r>
         <w:rPr>
@@ -1892,7 +1720,7 @@
           <w:sz w:val="24"/>
           <w:u w:val="single"/>
         </w:rPr>
-        <w:hyperlink r:id="rId16" w:history="1">
+        <w:hyperlink r:id="rId18" w:history="1">
           <w:r>
             <w:rPr>
               <w:rStyle w:val="Hyperlink"/>
@@ -2263,7 +2091,7 @@
           <w:sz w:val="24"/>
           <w:u w:val="single"/>
         </w:rPr>
-        <w:hyperlink r:id="rId18" w:history="1">
+        <w:hyperlink r:id="rId19" w:history="1">
           <w:r>
             <w:rPr>
               <w:rStyle w:val="Hyperlink"/>
@@ -2291,7 +2119,7 @@
           <w:sz w:val="24"/>
           <w:u w:val="single"/>
         </w:rPr>
-        <w:hyperlink r:id="rId19" w:history="1">
+        <w:hyperlink r:id="rId20" w:history="1">
           <w:r>
             <w:rPr>
               <w:rStyle w:val="Hyperlink"/>
@@ -2319,7 +2147,7 @@
           <w:color w:val="000000"/>
           <w:sz w:val="24"/>
         </w:rPr>
-        <w:hyperlink r:id="rId18" w:history="1">
+        <w:hyperlink r:id="rId19" w:history="1">
           <w:r>
             <w:rPr>
               <w:rStyle w:val="Hyperlink"/>
@@ -2347,7 +2175,7 @@
           <w:color w:val="000000"/>
           <w:sz w:val="24"/>
         </w:rPr>
-        <w:hyperlink r:id="rId19" w:history="1">
+        <w:hyperlink r:id="rId20" w:history="1">
           <w:r>
             <w:rPr>
               <w:rStyle w:val="Hyperlink"/>
@@ -2395,7 +2223,7 @@
           <w:sz w:val="24"/>
           <w:u w:val="single"/>
         </w:rPr>
-        <w:hyperlink r:id="rId20" w:history="1">
+        <w:hyperlink r:id="rId21" w:history="1">
           <w:r>
             <w:rPr>
               <w:rStyle w:val="Hyperlink"/>
@@ -2424,7 +2252,7 @@
           <w:sz w:val="24"/>
           <w:u w:val="single"/>
         </w:rPr>
-        <w:hyperlink r:id="rId20" w:history="1">
+        <w:hyperlink r:id="rId21" w:history="1">
           <w:r>
             <w:rPr>
               <w:rStyle w:val="Hyperlink"/>
@@ -2453,7 +2281,7 @@
           <w:sz w:val="24"/>
           <w:u w:val="single"/>
         </w:rPr>
-        <w:hyperlink r:id="rId20" w:history="1">
+        <w:hyperlink r:id="rId21" w:history="1">
           <w:r>
             <w:rPr>
               <w:rStyle w:val="Hyperlink"/>
@@ -2482,7 +2310,7 @@
           <w:sz w:val="24"/>
           <w:u w:val="single"/>
         </w:rPr>
-        <w:hyperlink r:id="rId20" w:history="1">
+        <w:hyperlink r:id="rId21" w:history="1">
           <w:r>
             <w:rPr>
               <w:rStyle w:val="Hyperlink"/>
@@ -2501,343 +2329,6 @@
           <w:u w:val="single"/>
         </w:rPr>
         <w:t xml:space="preserve"> </w:t>
-      </w:r>
-      <w:r>
-        <w:rPr>
-          <w:rFonts w:ascii="Charis SIL Regular" w:hAnsi="Charis SIL Regular" w:eastAsia="Charis SIL Regular"/>
-          <w:b w:val="0"/>
-          <w:i w:val="0"/>
-          <w:color w:val="0000FF"/>
-          <w:sz w:val="24"/>
-          <w:u w:val="single"/>
-        </w:rPr>
-        <w:hyperlink r:id="rId20" w:history="1">
-          <w:r>
-            <w:rPr>
-              <w:rStyle w:val="Hyperlink"/>
-            </w:rPr>
-            <w:t>Art</w:t>
-          </w:r>
-        </w:hyperlink>
-      </w:r>
-      <w:r>
-        <w:rPr>
-          <w:rFonts w:ascii="Charis SIL Regular" w:hAnsi="Charis SIL Regular" w:eastAsia="Charis SIL Regular"/>
-          <w:b w:val="0"/>
-          <w:i w:val="0"/>
-          <w:color w:val="0000FF"/>
-          <w:sz w:val="24"/>
-          <w:u w:val="single"/>
-        </w:rPr>
-        <w:t xml:space="preserve"> </w:t>
-      </w:r>
-      <w:r>
-        <w:rPr>
-          <w:rFonts w:ascii="Charis SIL Regular" w:hAnsi="Charis SIL Regular" w:eastAsia="Charis SIL Regular"/>
-          <w:b w:val="0"/>
-          <w:i w:val="0"/>
-          <w:color w:val="0000FF"/>
-          <w:sz w:val="24"/>
-          <w:u w:val="single"/>
-        </w:rPr>
-        <w:hyperlink r:id="rId20" w:history="1">
-          <w:r>
-            <w:rPr>
-              <w:rStyle w:val="Hyperlink"/>
-            </w:rPr>
-            <w:t>History)</w:t>
-          </w:r>
-        </w:hyperlink>
-      </w:r>
-      <w:r>
-        <w:rPr>
-          <w:rFonts w:ascii="Charis SIL Regular" w:hAnsi="Charis SIL Regular" w:eastAsia="Charis SIL Regular"/>
-          <w:b w:val="0"/>
-          <w:i w:val="0"/>
-          <w:color w:val="000000"/>
-          <w:sz w:val="24"/>
-        </w:rPr>
-        <w:t xml:space="preserve"> and the </w:t>
-      </w:r>
-      <w:r>
-        <w:rPr>
-          <w:rFonts w:ascii="Charis SIL Regular" w:hAnsi="Charis SIL Regular" w:eastAsia="Charis SIL Regular"/>
-          <w:b w:val="0"/>
-          <w:i w:val="0"/>
-          <w:color w:val="0000FF"/>
-          <w:sz w:val="24"/>
-          <w:u w:val="single"/>
-        </w:rPr>
-        <w:t>Rijksmuseum</w:t>
-      </w:r>
-      <w:r>
-        <w:rPr>
-          <w:rFonts w:ascii="Charis SIL Regular" w:hAnsi="Charis SIL Regular" w:eastAsia="Charis SIL Regular"/>
-          <w:b w:val="0"/>
-          <w:i w:val="0"/>
-          <w:color w:val="000000"/>
-          <w:sz w:val="24"/>
-        </w:rPr>
-        <w:t xml:space="preserve"> have </w:t>
-      </w:r>
-      <w:r>
-        <w:rPr>
-          <w:rFonts w:ascii="Charis SIL Regular" w:hAnsi="Charis SIL Regular" w:eastAsia="Charis SIL Regular"/>
-          <w:b w:val="0"/>
-          <w:i w:val="0"/>
-          <w:color w:val="000000"/>
-          <w:sz w:val="24"/>
-        </w:rPr>
-        <w:t>extensive collection</w:t>
-      </w:r>
-      <w:r>
-        <w:rPr>
-          <w:u w:val="single" w:color="0000ff"/>
-          <w:rFonts w:ascii="Charis SIL Regular" w:hAnsi="Charis SIL Regular" w:eastAsia="Charis SIL Regular"/>
-          <w:b w:val="0"/>
-          <w:i w:val="0"/>
-          <w:color w:val="000000"/>
-          <w:sz w:val="24"/>
-        </w:rPr>
-        <w:hyperlink r:id="rId20" w:history="1">
-          <w:r>
-            <w:rPr>
-              <w:rStyle w:val="Hyperlink"/>
-            </w:rPr>
-            <w:t xml:space="preserve">s of </w:t>
-          </w:r>
-        </w:hyperlink>
-      </w:r>
-      <w:r>
-        <w:rPr>
-          <w:u w:val="single" w:color="0000ff"/>
-          <w:rFonts w:ascii="Charis SIL Regular" w:hAnsi="Charis SIL Regular" w:eastAsia="Charis SIL Regular"/>
-          <w:b w:val="0"/>
-          <w:i w:val="0"/>
-          <w:color w:val="000000"/>
-          <w:sz w:val="24"/>
-        </w:rPr>
-        <w:hyperlink r:id="rId20" w:history="1">
-          <w:r>
-            <w:rPr>
-              <w:rStyle w:val="Hyperlink"/>
-            </w:rPr>
-            <w:t>c</w:t>
-          </w:r>
-        </w:hyperlink>
-      </w:r>
-      <w:r>
-        <w:rPr>
-          <w:u w:val="single" w:color="0000ff"/>
-          <w:rFonts w:ascii="Charis SIL Regular" w:hAnsi="Charis SIL Regular" w:eastAsia="Charis SIL Regular"/>
-          <w:b w:val="0"/>
-          <w:i w:val="0"/>
-          <w:color w:val="000000"/>
-          <w:sz w:val="24"/>
-        </w:rPr>
-        <w:hyperlink r:id="rId20" w:history="1">
-          <w:r>
-            <w:rPr>
-              <w:rStyle w:val="Hyperlink"/>
-            </w:rPr>
-            <w:t xml:space="preserve">atalogues of </w:t>
-          </w:r>
-        </w:hyperlink>
-      </w:r>
-      <w:r>
-        <w:rPr>
-          <w:u w:val="single" w:color="0000ff"/>
-          <w:rFonts w:ascii="Charis SIL Regular" w:hAnsi="Charis SIL Regular" w:eastAsia="Charis SIL Regular"/>
-          <w:b w:val="0"/>
-          <w:i w:val="0"/>
-          <w:color w:val="000000"/>
-          <w:sz w:val="24"/>
-        </w:rPr>
-        <w:hyperlink r:id="rId20" w:history="1">
-          <w:r>
-            <w:rPr>
-              <w:rStyle w:val="Hyperlink"/>
-            </w:rPr>
-            <w:t>a</w:t>
-          </w:r>
-        </w:hyperlink>
-      </w:r>
-      <w:r>
-        <w:rPr>
-          <w:u w:val="single" w:color="0000ff"/>
-          <w:rFonts w:ascii="Charis SIL Regular" w:hAnsi="Charis SIL Regular" w:eastAsia="Charis SIL Regular"/>
-          <w:b w:val="0"/>
-          <w:i w:val="0"/>
-          <w:color w:val="000000"/>
-          <w:sz w:val="24"/>
-        </w:rPr>
-        <w:hyperlink r:id="rId20" w:history="1">
-          <w:r>
-            <w:rPr>
-              <w:rStyle w:val="Hyperlink"/>
-            </w:rPr>
-            <w:t xml:space="preserve">uctions </w:t>
-          </w:r>
-        </w:hyperlink>
-      </w:r>
-      <w:r>
-        <w:rPr>
-          <w:u w:val="single" w:color="0000ff"/>
-          <w:rFonts w:ascii="Charis SIL Regular" w:hAnsi="Charis SIL Regular" w:eastAsia="Charis SIL Regular"/>
-          <w:b w:val="0"/>
-          <w:i w:val="0"/>
-          <w:color w:val="000000"/>
-          <w:sz w:val="24"/>
-        </w:rPr>
-        <w:hyperlink r:id="rId20" w:history="1">
-          <w:r>
-            <w:rPr>
-              <w:rStyle w:val="Hyperlink"/>
-            </w:rPr>
-            <w:t>h</w:t>
-          </w:r>
-        </w:hyperlink>
-      </w:r>
-      <w:r>
-        <w:rPr>
-          <w:u w:val="single" w:color="0000ff"/>
-          <w:rFonts w:ascii="Charis SIL Regular" w:hAnsi="Charis SIL Regular" w:eastAsia="Charis SIL Regular"/>
-          <w:b w:val="0"/>
-          <w:i w:val="0"/>
-          <w:color w:val="000000"/>
-          <w:sz w:val="24"/>
-        </w:rPr>
-        <w:hyperlink r:id="rId20" w:history="1">
-          <w:r>
-            <w:rPr>
-              <w:rStyle w:val="Hyperlink"/>
-            </w:rPr>
-            <w:t>el</w:t>
-          </w:r>
-        </w:hyperlink>
-      </w:r>
-      <w:r>
-        <w:rPr>
-          <w:u w:val="single" w:color="0000ff"/>
-          <w:rFonts w:ascii="Charis SIL Regular" w:hAnsi="Charis SIL Regular" w:eastAsia="Charis SIL Regular"/>
-          <w:b w:val="0"/>
-          <w:i w:val="0"/>
-          <w:color w:val="000000"/>
-          <w:sz w:val="24"/>
-        </w:rPr>
-        <w:hyperlink r:id="rId20" w:history="1">
-          <w:r>
-            <w:rPr>
-              <w:rStyle w:val="Hyperlink"/>
-            </w:rPr>
-            <w:t>d</w:t>
-          </w:r>
-        </w:hyperlink>
-      </w:r>
-      <w:r>
-        <w:rPr>
-          <w:u w:val="single" w:color="0000ff"/>
-          <w:rFonts w:ascii="Charis SIL Regular" w:hAnsi="Charis SIL Regular" w:eastAsia="Charis SIL Regular"/>
-          <w:b w:val="0"/>
-          <w:i w:val="0"/>
-          <w:color w:val="000000"/>
-          <w:sz w:val="24"/>
-        </w:rPr>
-        <w:hyperlink r:id="rId20" w:history="1">
-          <w:r>
-            <w:rPr>
-              <w:rStyle w:val="Hyperlink"/>
-            </w:rPr>
-            <w:t xml:space="preserve"> in </w:t>
-          </w:r>
-        </w:hyperlink>
-      </w:r>
-      <w:r>
-        <w:rPr>
-          <w:u w:val="single" w:color="0000ff"/>
-          <w:rFonts w:ascii="Charis SIL Regular" w:hAnsi="Charis SIL Regular" w:eastAsia="Charis SIL Regular"/>
-          <w:b w:val="0"/>
-          <w:i w:val="0"/>
-          <w:color w:val="000000"/>
-          <w:sz w:val="24"/>
-        </w:rPr>
-        <w:hyperlink r:id="rId20" w:history="1">
-          <w:r>
-            <w:rPr>
-              <w:rStyle w:val="Hyperlink"/>
-            </w:rPr>
-            <w:t>t</w:t>
-          </w:r>
-        </w:hyperlink>
-      </w:r>
-      <w:r>
-        <w:rPr>
-          <w:u w:val="single" w:color="0000ff"/>
-          <w:rFonts w:ascii="Charis SIL Regular" w:hAnsi="Charis SIL Regular" w:eastAsia="Charis SIL Regular"/>
-          <w:b w:val="0"/>
-          <w:i w:val="0"/>
-          <w:color w:val="000000"/>
-          <w:sz w:val="24"/>
-        </w:rPr>
-        <w:hyperlink r:id="rId20" w:history="1">
-          <w:r>
-            <w:rPr>
-              <w:rStyle w:val="Hyperlink"/>
-            </w:rPr>
-            <w:t>he Neth</w:t>
-          </w:r>
-        </w:hyperlink>
-      </w:r>
-      <w:r>
-        <w:rPr>
-          <w:rFonts w:ascii="Charis SIL Regular" w:hAnsi="Charis SIL Regular" w:eastAsia="Charis SIL Regular"/>
-          <w:b w:val="0"/>
-          <w:i w:val="0"/>
-          <w:color w:val="000000"/>
-          <w:sz w:val="24"/>
-        </w:rPr>
-        <w:t>erlands, i</w:t>
-      </w:r>
-      <w:r>
-        <w:rPr>
-          <w:u w:val="single" w:color="0000ff"/>
-          <w:rFonts w:ascii="Charis SIL Regular" w:hAnsi="Charis SIL Regular" w:eastAsia="Charis SIL Regular"/>
-          <w:b w:val="0"/>
-          <w:i w:val="0"/>
-          <w:color w:val="000000"/>
-          <w:sz w:val="24"/>
-        </w:rPr>
-        <w:t>ncluding auc</w:t>
-      </w:r>
-      <w:r>
-        <w:rPr>
-          <w:rFonts w:ascii="Charis SIL Regular" w:hAnsi="Charis SIL Regular" w:eastAsia="Charis SIL Regular"/>
-          <w:b w:val="0"/>
-          <w:i w:val="0"/>
-          <w:color w:val="000000"/>
-          <w:sz w:val="24"/>
-        </w:rPr>
-        <w:t xml:space="preserve">tions of </w:t>
-      </w:r>
-      <w:r>
-        <w:rPr>
-          <w:rFonts w:ascii="Charis SIL Regular" w:hAnsi="Charis SIL Regular" w:eastAsia="Charis SIL Regular"/>
-          <w:b w:val="0"/>
-          <w:i w:val="0"/>
-          <w:color w:val="000000"/>
-          <w:sz w:val="24"/>
-        </w:rPr>
-        <w:t xml:space="preserve">non-western objects. Annotated catalogues sometimes contain notes about the items, buyers, </w:t>
-      </w:r>
-      <w:r>
-        <w:rPr>
-          <w:rFonts w:ascii="Charis SIL Regular" w:hAnsi="Charis SIL Regular" w:eastAsia="Charis SIL Regular"/>
-          <w:b w:val="0"/>
-          <w:i w:val="0"/>
-          <w:color w:val="000000"/>
-          <w:sz w:val="24"/>
-        </w:rPr>
-        <w:t xml:space="preserve">and sellers in an auction. The RKD's digitalised auction catalogues are available through the </w:t>
       </w:r>
       <w:r>
         <w:rPr>
@@ -2882,9 +2373,19 @@
             <w:rPr>
               <w:rStyle w:val="Hyperlink"/>
             </w:rPr>
-            <w:t>Sales</w:t>
+            <w:t>History)</w:t>
           </w:r>
         </w:hyperlink>
+      </w:r>
+      <w:r>
+        <w:rPr>
+          <w:rFonts w:ascii="Charis SIL Regular" w:hAnsi="Charis SIL Regular" w:eastAsia="Charis SIL Regular"/>
+          <w:b w:val="0"/>
+          <w:i w:val="0"/>
+          <w:color w:val="000000"/>
+          <w:sz w:val="24"/>
+        </w:rPr>
+        <w:t xml:space="preserve"> and the </w:t>
       </w:r>
       <w:r>
         <w:rPr>
@@ -2895,7 +2396,276 @@
           <w:sz w:val="24"/>
           <w:u w:val="single"/>
         </w:rPr>
-        <w:t xml:space="preserve"> </w:t>
+        <w:t>Rijksmuseum</w:t>
+      </w:r>
+      <w:r>
+        <w:rPr>
+          <w:rFonts w:ascii="Charis SIL Regular" w:hAnsi="Charis SIL Regular" w:eastAsia="Charis SIL Regular"/>
+          <w:b w:val="0"/>
+          <w:i w:val="0"/>
+          <w:color w:val="000000"/>
+          <w:sz w:val="24"/>
+        </w:rPr>
+        <w:t xml:space="preserve"> have </w:t>
+      </w:r>
+      <w:r>
+        <w:rPr>
+          <w:rFonts w:ascii="Charis SIL Regular" w:hAnsi="Charis SIL Regular" w:eastAsia="Charis SIL Regular"/>
+          <w:b w:val="0"/>
+          <w:i w:val="0"/>
+          <w:color w:val="000000"/>
+          <w:sz w:val="24"/>
+        </w:rPr>
+        <w:t>extensive collection</w:t>
+      </w:r>
+      <w:r>
+        <w:rPr>
+          <w:u w:val="single" w:color="0000ff"/>
+          <w:rFonts w:ascii="Charis SIL Regular" w:hAnsi="Charis SIL Regular" w:eastAsia="Charis SIL Regular"/>
+          <w:b w:val="0"/>
+          <w:i w:val="0"/>
+          <w:color w:val="000000"/>
+          <w:sz w:val="24"/>
+        </w:rPr>
+        <w:hyperlink r:id="rId21" w:history="1">
+          <w:r>
+            <w:rPr>
+              <w:rStyle w:val="Hyperlink"/>
+            </w:rPr>
+            <w:t xml:space="preserve">s of </w:t>
+          </w:r>
+        </w:hyperlink>
+      </w:r>
+      <w:r>
+        <w:rPr>
+          <w:u w:val="single" w:color="0000ff"/>
+          <w:rFonts w:ascii="Charis SIL Regular" w:hAnsi="Charis SIL Regular" w:eastAsia="Charis SIL Regular"/>
+          <w:b w:val="0"/>
+          <w:i w:val="0"/>
+          <w:color w:val="000000"/>
+          <w:sz w:val="24"/>
+        </w:rPr>
+        <w:hyperlink r:id="rId21" w:history="1">
+          <w:r>
+            <w:rPr>
+              <w:rStyle w:val="Hyperlink"/>
+            </w:rPr>
+            <w:t>c</w:t>
+          </w:r>
+        </w:hyperlink>
+      </w:r>
+      <w:r>
+        <w:rPr>
+          <w:u w:val="single" w:color="0000ff"/>
+          <w:rFonts w:ascii="Charis SIL Regular" w:hAnsi="Charis SIL Regular" w:eastAsia="Charis SIL Regular"/>
+          <w:b w:val="0"/>
+          <w:i w:val="0"/>
+          <w:color w:val="000000"/>
+          <w:sz w:val="24"/>
+        </w:rPr>
+        <w:hyperlink r:id="rId21" w:history="1">
+          <w:r>
+            <w:rPr>
+              <w:rStyle w:val="Hyperlink"/>
+            </w:rPr>
+            <w:t xml:space="preserve">atalogues of </w:t>
+          </w:r>
+        </w:hyperlink>
+      </w:r>
+      <w:r>
+        <w:rPr>
+          <w:u w:val="single" w:color="0000ff"/>
+          <w:rFonts w:ascii="Charis SIL Regular" w:hAnsi="Charis SIL Regular" w:eastAsia="Charis SIL Regular"/>
+          <w:b w:val="0"/>
+          <w:i w:val="0"/>
+          <w:color w:val="000000"/>
+          <w:sz w:val="24"/>
+        </w:rPr>
+        <w:hyperlink r:id="rId21" w:history="1">
+          <w:r>
+            <w:rPr>
+              <w:rStyle w:val="Hyperlink"/>
+            </w:rPr>
+            <w:t>a</w:t>
+          </w:r>
+        </w:hyperlink>
+      </w:r>
+      <w:r>
+        <w:rPr>
+          <w:u w:val="single" w:color="0000ff"/>
+          <w:rFonts w:ascii="Charis SIL Regular" w:hAnsi="Charis SIL Regular" w:eastAsia="Charis SIL Regular"/>
+          <w:b w:val="0"/>
+          <w:i w:val="0"/>
+          <w:color w:val="000000"/>
+          <w:sz w:val="24"/>
+        </w:rPr>
+        <w:hyperlink r:id="rId21" w:history="1">
+          <w:r>
+            <w:rPr>
+              <w:rStyle w:val="Hyperlink"/>
+            </w:rPr>
+            <w:t xml:space="preserve">uctions </w:t>
+          </w:r>
+        </w:hyperlink>
+      </w:r>
+      <w:r>
+        <w:rPr>
+          <w:u w:val="single" w:color="0000ff"/>
+          <w:rFonts w:ascii="Charis SIL Regular" w:hAnsi="Charis SIL Regular" w:eastAsia="Charis SIL Regular"/>
+          <w:b w:val="0"/>
+          <w:i w:val="0"/>
+          <w:color w:val="000000"/>
+          <w:sz w:val="24"/>
+        </w:rPr>
+        <w:hyperlink r:id="rId21" w:history="1">
+          <w:r>
+            <w:rPr>
+              <w:rStyle w:val="Hyperlink"/>
+            </w:rPr>
+            <w:t>h</w:t>
+          </w:r>
+        </w:hyperlink>
+      </w:r>
+      <w:r>
+        <w:rPr>
+          <w:u w:val="single" w:color="0000ff"/>
+          <w:rFonts w:ascii="Charis SIL Regular" w:hAnsi="Charis SIL Regular" w:eastAsia="Charis SIL Regular"/>
+          <w:b w:val="0"/>
+          <w:i w:val="0"/>
+          <w:color w:val="000000"/>
+          <w:sz w:val="24"/>
+        </w:rPr>
+        <w:hyperlink r:id="rId21" w:history="1">
+          <w:r>
+            <w:rPr>
+              <w:rStyle w:val="Hyperlink"/>
+            </w:rPr>
+            <w:t>el</w:t>
+          </w:r>
+        </w:hyperlink>
+      </w:r>
+      <w:r>
+        <w:rPr>
+          <w:u w:val="single" w:color="0000ff"/>
+          <w:rFonts w:ascii="Charis SIL Regular" w:hAnsi="Charis SIL Regular" w:eastAsia="Charis SIL Regular"/>
+          <w:b w:val="0"/>
+          <w:i w:val="0"/>
+          <w:color w:val="000000"/>
+          <w:sz w:val="24"/>
+        </w:rPr>
+        <w:hyperlink r:id="rId21" w:history="1">
+          <w:r>
+            <w:rPr>
+              <w:rStyle w:val="Hyperlink"/>
+            </w:rPr>
+            <w:t>d</w:t>
+          </w:r>
+        </w:hyperlink>
+      </w:r>
+      <w:r>
+        <w:rPr>
+          <w:u w:val="single" w:color="0000ff"/>
+          <w:rFonts w:ascii="Charis SIL Regular" w:hAnsi="Charis SIL Regular" w:eastAsia="Charis SIL Regular"/>
+          <w:b w:val="0"/>
+          <w:i w:val="0"/>
+          <w:color w:val="000000"/>
+          <w:sz w:val="24"/>
+        </w:rPr>
+        <w:hyperlink r:id="rId21" w:history="1">
+          <w:r>
+            <w:rPr>
+              <w:rStyle w:val="Hyperlink"/>
+            </w:rPr>
+            <w:t xml:space="preserve"> in </w:t>
+          </w:r>
+        </w:hyperlink>
+      </w:r>
+      <w:r>
+        <w:rPr>
+          <w:u w:val="single" w:color="0000ff"/>
+          <w:rFonts w:ascii="Charis SIL Regular" w:hAnsi="Charis SIL Regular" w:eastAsia="Charis SIL Regular"/>
+          <w:b w:val="0"/>
+          <w:i w:val="0"/>
+          <w:color w:val="000000"/>
+          <w:sz w:val="24"/>
+        </w:rPr>
+        <w:hyperlink r:id="rId21" w:history="1">
+          <w:r>
+            <w:rPr>
+              <w:rStyle w:val="Hyperlink"/>
+            </w:rPr>
+            <w:t>t</w:t>
+          </w:r>
+        </w:hyperlink>
+      </w:r>
+      <w:r>
+        <w:rPr>
+          <w:u w:val="single" w:color="0000ff"/>
+          <w:rFonts w:ascii="Charis SIL Regular" w:hAnsi="Charis SIL Regular" w:eastAsia="Charis SIL Regular"/>
+          <w:b w:val="0"/>
+          <w:i w:val="0"/>
+          <w:color w:val="000000"/>
+          <w:sz w:val="24"/>
+        </w:rPr>
+        <w:hyperlink r:id="rId21" w:history="1">
+          <w:r>
+            <w:rPr>
+              <w:rStyle w:val="Hyperlink"/>
+            </w:rPr>
+            <w:t>he Neth</w:t>
+          </w:r>
+        </w:hyperlink>
+      </w:r>
+      <w:r>
+        <w:rPr>
+          <w:rFonts w:ascii="Charis SIL Regular" w:hAnsi="Charis SIL Regular" w:eastAsia="Charis SIL Regular"/>
+          <w:b w:val="0"/>
+          <w:i w:val="0"/>
+          <w:color w:val="000000"/>
+          <w:sz w:val="24"/>
+        </w:rPr>
+        <w:t>erlands, i</w:t>
+      </w:r>
+      <w:r>
+        <w:rPr>
+          <w:u w:val="single" w:color="0000ff"/>
+          <w:rFonts w:ascii="Charis SIL Regular" w:hAnsi="Charis SIL Regular" w:eastAsia="Charis SIL Regular"/>
+          <w:b w:val="0"/>
+          <w:i w:val="0"/>
+          <w:color w:val="000000"/>
+          <w:sz w:val="24"/>
+        </w:rPr>
+        <w:t>ncluding auc</w:t>
+      </w:r>
+      <w:r>
+        <w:rPr>
+          <w:rFonts w:ascii="Charis SIL Regular" w:hAnsi="Charis SIL Regular" w:eastAsia="Charis SIL Regular"/>
+          <w:b w:val="0"/>
+          <w:i w:val="0"/>
+          <w:color w:val="000000"/>
+          <w:sz w:val="24"/>
+        </w:rPr>
+        <w:t xml:space="preserve">tions of </w:t>
+      </w:r>
+      <w:r>
+        <w:rPr>
+          <w:rFonts w:ascii="Charis SIL Regular" w:hAnsi="Charis SIL Regular" w:eastAsia="Charis SIL Regular"/>
+          <w:b w:val="0"/>
+          <w:i w:val="0"/>
+          <w:color w:val="000000"/>
+          <w:sz w:val="24"/>
+        </w:rPr>
+        <w:t xml:space="preserve">non-western objects. Annotated catalogues sometimes contain notes about the items, buyers, </w:t>
+      </w:r>
+      <w:r>
+        <w:rPr>
+          <w:rFonts w:ascii="Charis SIL Regular" w:hAnsi="Charis SIL Regular" w:eastAsia="Charis SIL Regular"/>
+          <w:b w:val="0"/>
+          <w:i w:val="0"/>
+          <w:color w:val="000000"/>
+          <w:sz w:val="24"/>
+        </w:rPr>
+        <w:t xml:space="preserve">and sellers in an auction. The RKD's digitalised auction catalogues are available through the </w:t>
       </w:r>
       <w:r>
         <w:rPr>
@@ -2906,7 +2676,65 @@
           <w:sz w:val="24"/>
           <w:u w:val="single"/>
         </w:rPr>
-        <w:hyperlink r:id="rId21" w:history="1">
+        <w:hyperlink r:id="rId22" w:history="1">
+          <w:r>
+            <w:rPr>
+              <w:rStyle w:val="Hyperlink"/>
+            </w:rPr>
+            <w:t>Art</w:t>
+          </w:r>
+        </w:hyperlink>
+      </w:r>
+      <w:r>
+        <w:rPr>
+          <w:rFonts w:ascii="Charis SIL Regular" w:hAnsi="Charis SIL Regular" w:eastAsia="Charis SIL Regular"/>
+          <w:b w:val="0"/>
+          <w:i w:val="0"/>
+          <w:color w:val="0000FF"/>
+          <w:sz w:val="24"/>
+          <w:u w:val="single"/>
+        </w:rPr>
+        <w:t xml:space="preserve"> </w:t>
+      </w:r>
+      <w:r>
+        <w:rPr>
+          <w:rFonts w:ascii="Charis SIL Regular" w:hAnsi="Charis SIL Regular" w:eastAsia="Charis SIL Regular"/>
+          <w:b w:val="0"/>
+          <w:i w:val="0"/>
+          <w:color w:val="0000FF"/>
+          <w:sz w:val="24"/>
+          <w:u w:val="single"/>
+        </w:rPr>
+        <w:hyperlink r:id="rId22" w:history="1">
+          <w:r>
+            <w:rPr>
+              <w:rStyle w:val="Hyperlink"/>
+            </w:rPr>
+            <w:t>Sales</w:t>
+          </w:r>
+        </w:hyperlink>
+      </w:r>
+      <w:r>
+        <w:rPr>
+          <w:rFonts w:ascii="Charis SIL Regular" w:hAnsi="Charis SIL Regular" w:eastAsia="Charis SIL Regular"/>
+          <w:b w:val="0"/>
+          <w:i w:val="0"/>
+          <w:color w:val="0000FF"/>
+          <w:sz w:val="24"/>
+          <w:u w:val="single"/>
+        </w:rPr>
+        <w:t xml:space="preserve"> </w:t>
+      </w:r>
+      <w:r>
+        <w:rPr>
+          <w:rFonts w:ascii="Charis SIL Regular" w:hAnsi="Charis SIL Regular" w:eastAsia="Charis SIL Regular"/>
+          <w:b w:val="0"/>
+          <w:i w:val="0"/>
+          <w:color w:val="0000FF"/>
+          <w:sz w:val="24"/>
+          <w:u w:val="single"/>
+        </w:rPr>
+        <w:hyperlink r:id="rId22" w:history="1">
           <w:r>
             <w:rPr>
               <w:rStyle w:val="Hyperlink"/>
@@ -2935,7 +2763,7 @@
           <w:sz w:val="24"/>
           <w:u w:val="single"/>
         </w:rPr>
-        <w:hyperlink r:id="rId21" w:history="1">
+        <w:hyperlink r:id="rId22" w:history="1">
           <w:r>
             <w:rPr>
               <w:rStyle w:val="Hyperlink"/>
@@ -2963,7 +2791,7 @@
           <w:color w:val="000000"/>
           <w:sz w:val="24"/>
         </w:rPr>
-        <w:hyperlink r:id="rId21" w:history="1">
+        <w:hyperlink r:id="rId22" w:history="1">
           <w:r>
             <w:rPr>
               <w:rStyle w:val="Hyperlink"/>
@@ -2981,7 +2809,7 @@
           <w:color w:val="000000"/>
           <w:sz w:val="24"/>
         </w:rPr>
-        <w:hyperlink r:id="rId21" w:history="1">
+        <w:hyperlink r:id="rId22" w:history="1">
           <w:r>
             <w:rPr>
               <w:rStyle w:val="Hyperlink"/>
@@ -2999,7 +2827,7 @@
           <w:color w:val="000000"/>
           <w:sz w:val="24"/>
         </w:rPr>
-        <w:hyperlink r:id="rId21" w:history="1">
+        <w:hyperlink r:id="rId22" w:history="1">
           <w:r>
             <w:rPr>
               <w:rStyle w:val="Hyperlink"/>
@@ -3017,7 +2845,7 @@
           <w:color w:val="000000"/>
           <w:sz w:val="24"/>
         </w:rPr>
-        <w:hyperlink r:id="rId21" w:history="1">
+        <w:hyperlink r:id="rId22" w:history="1">
           <w:r>
             <w:rPr>
               <w:rStyle w:val="Hyperlink"/>
@@ -3035,7 +2863,7 @@
           <w:color w:val="000000"/>
           <w:sz w:val="24"/>
         </w:rPr>
-        <w:hyperlink r:id="rId21" w:history="1">
+        <w:hyperlink r:id="rId22" w:history="1">
           <w:r>
             <w:rPr>
               <w:rStyle w:val="Hyperlink"/>
@@ -3133,7 +2961,7 @@
           <w:sz w:val="24"/>
           <w:u w:val="single"/>
         </w:rPr>
-        <w:hyperlink r:id="rId22" w:history="1">
+        <w:hyperlink r:id="rId23" w:history="1">
           <w:r>
             <w:rPr>
               <w:rStyle w:val="Hyperlink"/>
@@ -3171,7 +2999,7 @@
           <w:color w:val="000000"/>
           <w:sz w:val="24"/>
         </w:rPr>
-        <w:hyperlink r:id="rId22" w:history="1">
+        <w:hyperlink r:id="rId23" w:history="1">
           <w:r>
             <w:rPr>
               <w:rStyle w:val="Hyperlink"/>
@@ -3762,7 +3590,7 @@
           <w:color w:val="0000FF"/>
           <w:sz w:val="24"/>
         </w:rPr>
-        <w:hyperlink r:id="rId21" w:history="1">
+        <w:hyperlink r:id="rId22" w:history="1">
           <w:r>
             <w:rPr>
               <w:rStyle w:val="Hyperlink"/>
@@ -3779,7 +3607,7 @@
           <w:color w:val="0000FF"/>
           <w:sz w:val="24"/>
         </w:rPr>
-        <w:hyperlink r:id="rId21" w:history="1">
+        <w:hyperlink r:id="rId22" w:history="1">
           <w:r>
             <w:rPr>
               <w:rStyle w:val="Hyperlink"/>
@@ -3796,7 +3624,7 @@
           <w:color w:val="0000FF"/>
           <w:sz w:val="24"/>
         </w:rPr>
-        <w:hyperlink r:id="rId21" w:history="1">
+        <w:hyperlink r:id="rId22" w:history="1">
           <w:r>
             <w:rPr>
               <w:rStyle w:val="Hyperlink"/>
@@ -3813,7 +3641,7 @@
           <w:color w:val="0000FF"/>
           <w:sz w:val="24"/>
         </w:rPr>
-        <w:hyperlink r:id="rId21" w:history="1">
+        <w:hyperlink r:id="rId22" w:history="1">
           <w:r>
             <w:rPr>
               <w:rStyle w:val="Hyperlink"/>
@@ -3830,7 +3658,7 @@
           <w:color w:val="0000FF"/>
           <w:sz w:val="24"/>
         </w:rPr>
-        <w:hyperlink r:id="rId21" w:history="1">
+        <w:hyperlink r:id="rId22" w:history="1">
           <w:r>
             <w:rPr>
               <w:rStyle w:val="Hyperlink"/>
@@ -3847,7 +3675,7 @@
           <w:color w:val="0000FF"/>
           <w:sz w:val="24"/>
         </w:rPr>
-        <w:hyperlink r:id="rId21" w:history="1">
+        <w:hyperlink r:id="rId22" w:history="1">
           <w:r>
             <w:rPr>
               <w:rStyle w:val="Hyperlink"/>
@@ -3864,7 +3692,7 @@
           <w:color w:val="0000FF"/>
           <w:sz w:val="24"/>
         </w:rPr>
-        <w:hyperlink r:id="rId21" w:history="1">
+        <w:hyperlink r:id="rId22" w:history="1">
           <w:r>
             <w:rPr>
               <w:rStyle w:val="Hyperlink"/>
@@ -3981,7 +3809,7 @@
           <w:sz w:val="24"/>
           <w:u w:val="single"/>
         </w:rPr>
-        <w:hyperlink r:id="rId22" w:history="1">
+        <w:hyperlink r:id="rId23" w:history="1">
           <w:r>
             <w:rPr>
               <w:rStyle w:val="Hyperlink"/>
@@ -3999,7 +3827,7 @@
           <w:sz w:val="24"/>
           <w:u w:val="single"/>
         </w:rPr>
-        <w:hyperlink r:id="rId22" w:history="1">
+        <w:hyperlink r:id="rId23" w:history="1">
           <w:r>
             <w:rPr>
               <w:rStyle w:val="Hyperlink"/>
@@ -4127,7 +3955,7 @@
           <w:sz w:val="24"/>
           <w:u w:val="single"/>
         </w:rPr>
-        <w:hyperlink r:id="rId23" w:history="1">
+        <w:hyperlink r:id="rId24" w:history="1">
           <w:r>
             <w:rPr>
               <w:rStyle w:val="Hyperlink"/>
@@ -4145,7 +3973,7 @@
           <w:sz w:val="24"/>
           <w:u w:val="single"/>
         </w:rPr>
-        <w:hyperlink r:id="rId23" w:history="1">
+        <w:hyperlink r:id="rId24" w:history="1">
           <w:r>
             <w:rPr>
               <w:rStyle w:val="Hyperlink"/>
@@ -4163,7 +3991,7 @@
           <w:sz w:val="24"/>
           <w:u w:val="single"/>
         </w:rPr>
-        <w:hyperlink r:id="rId23" w:history="1">
+        <w:hyperlink r:id="rId24" w:history="1">
           <w:r>
             <w:rPr>
               <w:rStyle w:val="Hyperlink"/>
@@ -4191,7 +4019,7 @@
           <w:sz w:val="24"/>
           <w:u w:val="single"/>
         </w:rPr>
-        <w:hyperlink r:id="rId24" w:history="1">
+        <w:hyperlink r:id="rId25" w:history="1">
           <w:r>
             <w:rPr>
               <w:rStyle w:val="Hyperlink"/>
@@ -4220,7 +4048,7 @@
           <w:sz w:val="24"/>
           <w:u w:val="single"/>
         </w:rPr>
-        <w:hyperlink r:id="rId24" w:history="1">
+        <w:hyperlink r:id="rId25" w:history="1">
           <w:r>
             <w:rPr>
               <w:rStyle w:val="Hyperlink"/>
@@ -4248,7 +4076,7 @@
           <w:sz w:val="24"/>
           <w:u w:val="single"/>
         </w:rPr>
-        <w:hyperlink r:id="rId23" w:history="1">
+        <w:hyperlink r:id="rId24" w:history="1">
           <w:r>
             <w:rPr>
               <w:rStyle w:val="Hyperlink"/>
@@ -4266,7 +4094,7 @@
           <w:sz w:val="24"/>
           <w:u w:val="single"/>
         </w:rPr>
-        <w:hyperlink r:id="rId23" w:history="1">
+        <w:hyperlink r:id="rId24" w:history="1">
           <w:r>
             <w:rPr>
               <w:rStyle w:val="Hyperlink"/>
@@ -4295,7 +4123,7 @@
           <w:sz w:val="24"/>
           <w:u w:val="single"/>
         </w:rPr>
-        <w:hyperlink r:id="rId23" w:history="1">
+        <w:hyperlink r:id="rId24" w:history="1">
           <w:r>
             <w:rPr>
               <w:rStyle w:val="Hyperlink"/>
@@ -4393,7 +4221,7 @@
           <w:sz w:val="24"/>
           <w:u w:val="single"/>
         </w:rPr>
-        <w:hyperlink r:id="rId25" w:history="1">
+        <w:hyperlink r:id="rId26" w:history="1">
           <w:r>
             <w:rPr>
               <w:rStyle w:val="Hyperlink"/>
@@ -4411,7 +4239,7 @@
           <w:sz w:val="24"/>
           <w:u w:val="single"/>
         </w:rPr>
-        <w:hyperlink r:id="rId25" w:history="1">
+        <w:hyperlink r:id="rId26" w:history="1">
           <w:r>
             <w:rPr>
               <w:rStyle w:val="Hyperlink"/>
@@ -4429,7 +4257,7 @@
           <w:sz w:val="24"/>
           <w:u w:val="single"/>
         </w:rPr>
-        <w:hyperlink r:id="rId25" w:history="1">
+        <w:hyperlink r:id="rId26" w:history="1">
           <w:r>
             <w:rPr>
               <w:rStyle w:val="Hyperlink"/>

--- a/EXPORTS/DOCX/published/niveau2/English/Trade.docx
+++ b/EXPORTS/DOCX/published/niveau2/English/Trade.docx
@@ -457,13 +457,38 @@
       </w:r>
       <w:r>
         <w:rPr>
+          <w:u w:val="single" w:color="0000ff"/>
           <w:rFonts w:ascii="Charis SIL Regular" w:hAnsi="Charis SIL Regular" w:eastAsia="Charis SIL Regular"/>
           <w:b w:val="0"/>
           <w:i w:val="0"/>
           <w:color w:val="000000"/>
           <w:sz w:val="24"/>
         </w:rPr>
-        <w:t xml:space="preserve">auction houses </w:t>
+        <w:hyperlink r:id="rId9" w:history="1">
+          <w:r>
+            <w:rPr>
+              <w:rStyle w:val="Hyperlink"/>
+            </w:rPr>
+            <w:t>auct</w:t>
+          </w:r>
+        </w:hyperlink>
+      </w:r>
+      <w:r>
+        <w:rPr>
+          <w:rFonts w:ascii="Charis SIL Regular" w:hAnsi="Charis SIL Regular" w:eastAsia="Charis SIL Regular"/>
+          <w:b w:val="0"/>
+          <w:i w:val="0"/>
+          <w:color w:val="000000"/>
+          <w:sz w:val="24"/>
+        </w:rPr>
+        <w:hyperlink r:id="rId9" w:history="1">
+          <w:r>
+            <w:rPr>
+              <w:rStyle w:val="Hyperlink"/>
+            </w:rPr>
+            <w:t xml:space="preserve">ion houses </w:t>
+          </w:r>
+        </w:hyperlink>
       </w:r>
       <w:r>
         <w:rPr>
@@ -474,7 +499,7 @@
           <w:sz w:val="24"/>
           <w:u w:val="single"/>
         </w:rPr>
-        <w:hyperlink r:id="rId12" w:history="1">
+        <w:hyperlink r:id="rId9" w:history="1">
           <w:r>
             <w:rPr>
               <w:rStyle w:val="Hyperlink"/>
@@ -490,14 +515,444 @@
           <w:i w:val="0"/>
           <w:color w:val="0000FF"/>
           <w:sz w:val="24"/>
-          <w:u w:val="single"/>
         </w:rPr>
         <w:hyperlink r:id="rId12" w:history="1">
           <w:r>
             <w:rPr>
               <w:rStyle w:val="Hyperlink"/>
             </w:rPr>
-            <w:t>r</w:t>
+            <w:t>re</w:t>
+          </w:r>
+        </w:hyperlink>
+      </w:r>
+      <w:r>
+        <w:rPr>
+          <w:rFonts w:ascii="Charis SIL Regular" w:hAnsi="Charis SIL Regular" w:eastAsia="Charis SIL Regular"/>
+          <w:b w:val="0"/>
+          <w:i w:val="0"/>
+          <w:color w:val="0000FF"/>
+          <w:sz w:val="24"/>
+          <w:u w:val="single"/>
+        </w:rPr>
+        <w:hyperlink r:id="rId12" w:history="1">
+          <w:r>
+            <w:rPr>
+              <w:rStyle w:val="Hyperlink"/>
+            </w:rPr>
+            <w:t>derik</w:t>
+          </w:r>
+        </w:hyperlink>
+      </w:r>
+      <w:r>
+        <w:rPr>
+          <w:rFonts w:ascii="Charis SIL Regular" w:hAnsi="Charis SIL Regular" w:eastAsia="Charis SIL Regular"/>
+          <w:b w:val="0"/>
+          <w:i w:val="0"/>
+          <w:color w:val="0000FF"/>
+          <w:sz w:val="24"/>
+          <w:u w:val="single"/>
+        </w:rPr>
+        <w:t xml:space="preserve"> </w:t>
+      </w:r>
+      <w:r>
+        <w:rPr>
+          <w:rFonts w:ascii="Charis SIL Regular" w:hAnsi="Charis SIL Regular" w:eastAsia="Charis SIL Regular"/>
+          <w:b w:val="0"/>
+          <w:i w:val="0"/>
+          <w:color w:val="0000FF"/>
+          <w:sz w:val="24"/>
+          <w:u w:val="single"/>
+        </w:rPr>
+        <w:hyperlink r:id="rId10" w:history="1">
+          <w:r>
+            <w:rPr>
+              <w:rStyle w:val="Hyperlink"/>
+            </w:rPr>
+            <w:t>Mul</w:t>
+          </w:r>
+        </w:hyperlink>
+      </w:r>
+      <w:r>
+        <w:rPr>
+          <w:rFonts w:ascii="Charis SIL Regular" w:hAnsi="Charis SIL Regular" w:eastAsia="Charis SIL Regular"/>
+          <w:b w:val="0"/>
+          <w:i w:val="0"/>
+          <w:color w:val="0000FF"/>
+          <w:sz w:val="24"/>
+          <w:u w:val="single"/>
+        </w:rPr>
+        <w:hyperlink r:id="rId10" w:history="1">
+          <w:r>
+            <w:rPr>
+              <w:rStyle w:val="Hyperlink"/>
+            </w:rPr>
+            <w:t>l</w:t>
+          </w:r>
+        </w:hyperlink>
+      </w:r>
+      <w:r>
+        <w:rPr>
+          <w:rFonts w:ascii="Charis SIL Regular" w:hAnsi="Charis SIL Regular" w:eastAsia="Charis SIL Regular"/>
+          <w:b w:val="0"/>
+          <w:i w:val="0"/>
+          <w:color w:val="0000FF"/>
+          <w:sz w:val="24"/>
+          <w:u w:val="single"/>
+        </w:rPr>
+        <w:hyperlink r:id="rId10" w:history="1">
+          <w:r>
+            <w:rPr>
+              <w:rStyle w:val="Hyperlink"/>
+            </w:rPr>
+            <w:t>er</w:t>
+          </w:r>
+        </w:hyperlink>
+      </w:r>
+      <w:r>
+        <w:rPr>
+          <w:rFonts w:ascii="Charis SIL Regular" w:hAnsi="Charis SIL Regular" w:eastAsia="Charis SIL Regular"/>
+          <w:b w:val="0"/>
+          <w:i w:val="0"/>
+          <w:color w:val="0000FF"/>
+          <w:sz w:val="24"/>
+          <w:u w:val="single"/>
+        </w:rPr>
+        <w:t xml:space="preserve"> </w:t>
+      </w:r>
+      <w:r>
+        <w:rPr>
+          <w:rFonts w:ascii="Charis SIL Regular" w:hAnsi="Charis SIL Regular" w:eastAsia="Charis SIL Regular"/>
+          <w:b w:val="0"/>
+          <w:i w:val="0"/>
+          <w:color w:val="0000FF"/>
+          <w:sz w:val="24"/>
+          <w:u w:val="single"/>
+        </w:rPr>
+        <w:hyperlink r:id="rId12" w:history="1">
+          <w:r>
+            <w:rPr>
+              <w:rStyle w:val="Hyperlink"/>
+            </w:rPr>
+            <w:t>&amp;</w:t>
+          </w:r>
+        </w:hyperlink>
+      </w:r>
+      <w:r>
+        <w:rPr>
+          <w:rFonts w:ascii="Charis SIL Regular" w:hAnsi="Charis SIL Regular" w:eastAsia="Charis SIL Regular"/>
+          <w:b w:val="0"/>
+          <w:i w:val="0"/>
+          <w:color w:val="0000FF"/>
+          <w:sz w:val="24"/>
+          <w:u w:val="single"/>
+        </w:rPr>
+        <w:t xml:space="preserve"> </w:t>
+      </w:r>
+      <w:r>
+        <w:rPr>
+          <w:rFonts w:ascii="Charis SIL Regular" w:hAnsi="Charis SIL Regular" w:eastAsia="Charis SIL Regular"/>
+          <w:b w:val="0"/>
+          <w:i w:val="0"/>
+          <w:color w:val="0000FF"/>
+          <w:sz w:val="24"/>
+          <w:u w:val="single"/>
+        </w:rPr>
+        <w:hyperlink r:id="rId12" w:history="1">
+          <w:r>
+            <w:rPr>
+              <w:rStyle w:val="Hyperlink"/>
+            </w:rPr>
+            <w:t>Co.</w:t>
+          </w:r>
+        </w:hyperlink>
+      </w:r>
+      <w:r>
+        <w:rPr>
+          <w:rFonts w:ascii="Charis SIL Regular" w:hAnsi="Charis SIL Regular" w:eastAsia="Charis SIL Regular"/>
+          <w:b w:val="0"/>
+          <w:i w:val="0"/>
+          <w:color w:val="0000FF"/>
+          <w:sz w:val="24"/>
+          <w:u w:val="single"/>
+        </w:rPr>
+        <w:t xml:space="preserve"> </w:t>
+      </w:r>
+      <w:r>
+        <w:rPr>
+          <w:rFonts w:ascii="Charis SIL Regular" w:hAnsi="Charis SIL Regular" w:eastAsia="Charis SIL Regular"/>
+          <w:b w:val="0"/>
+          <w:i w:val="0"/>
+          <w:color w:val="0000FF"/>
+          <w:sz w:val="24"/>
+          <w:u w:val="single"/>
+        </w:rPr>
+        <w:hyperlink r:id="rId12" w:history="1">
+          <w:r>
+            <w:rPr>
+              <w:rStyle w:val="Hyperlink"/>
+            </w:rPr>
+            <w:t>(18</w:t>
+          </w:r>
+        </w:hyperlink>
+      </w:r>
+      <w:r>
+        <w:rPr>
+          <w:rFonts w:ascii="Charis SIL Regular" w:hAnsi="Charis SIL Regular" w:eastAsia="Charis SIL Regular"/>
+          <w:b w:val="0"/>
+          <w:i w:val="0"/>
+          <w:color w:val="0000FF"/>
+          <w:sz w:val="24"/>
+          <w:u w:val="single"/>
+        </w:rPr>
+        <w:hyperlink r:id="rId12" w:history="1">
+          <w:r>
+            <w:rPr>
+              <w:rStyle w:val="Hyperlink"/>
+            </w:rPr>
+            <w:t>76-1</w:t>
+          </w:r>
+        </w:hyperlink>
+      </w:r>
+      <w:r>
+        <w:rPr>
+          <w:rFonts w:ascii="Charis SIL Regular" w:hAnsi="Charis SIL Regular" w:eastAsia="Charis SIL Regular"/>
+          <w:b w:val="0"/>
+          <w:i w:val="0"/>
+          <w:color w:val="0000FF"/>
+          <w:sz w:val="24"/>
+          <w:u w:val="single"/>
+        </w:rPr>
+        <w:hyperlink r:id="rId12" w:history="1">
+          <w:r>
+            <w:rPr>
+              <w:rStyle w:val="Hyperlink"/>
+            </w:rPr>
+            <w:t>9</w:t>
+          </w:r>
+        </w:hyperlink>
+      </w:r>
+      <w:r>
+        <w:rPr>
+          <w:rFonts w:ascii="Charis SIL Regular" w:hAnsi="Charis SIL Regular" w:eastAsia="Charis SIL Regular"/>
+          <w:b w:val="0"/>
+          <w:i w:val="0"/>
+          <w:color w:val="0000FF"/>
+          <w:sz w:val="24"/>
+          <w:u w:val="single"/>
+        </w:rPr>
+        <w:hyperlink r:id="rId11" w:history="1">
+          <w:r>
+            <w:rPr>
+              <w:rStyle w:val="Hyperlink"/>
+            </w:rPr>
+            <w:t>61)</w:t>
+          </w:r>
+        </w:hyperlink>
+      </w:r>
+      <w:r>
+        <w:rPr>
+          <w:u w:val="single" w:color="0000ff"/>
+          <w:rFonts w:ascii="Charis SIL Regular" w:hAnsi="Charis SIL Regular" w:eastAsia="Charis SIL Regular"/>
+          <w:b w:val="0"/>
+          <w:i w:val="0"/>
+          <w:color w:val="000000"/>
+          <w:sz w:val="24"/>
+        </w:rPr>
+        <w:hyperlink r:id="rId11" w:history="1">
+          <w:r>
+            <w:rPr>
+              <w:rStyle w:val="Hyperlink"/>
+            </w:rPr>
+            <w:t xml:space="preserve"> and</w:t>
+          </w:r>
+        </w:hyperlink>
+      </w:r>
+      <w:r>
+        <w:rPr>
+          <w:u w:val="single" w:color="0000ff"/>
+          <w:rFonts w:ascii="Charis SIL Regular" w:hAnsi="Charis SIL Regular" w:eastAsia="Charis SIL Regular"/>
+          <w:b w:val="0"/>
+          <w:i w:val="0"/>
+          <w:color w:val="000000"/>
+          <w:sz w:val="24"/>
+        </w:rPr>
+        <w:t xml:space="preserve"> </w:t>
+      </w:r>
+      <w:r>
+        <w:rPr>
+          <w:rFonts w:ascii="Charis SIL Regular" w:hAnsi="Charis SIL Regular" w:eastAsia="Charis SIL Regular"/>
+          <w:b w:val="0"/>
+          <w:i w:val="0"/>
+          <w:color w:val="0000FF"/>
+          <w:sz w:val="24"/>
+          <w:u w:val="single"/>
+        </w:rPr>
+        <w:hyperlink r:id="rId11" w:history="1">
+          <w:r>
+            <w:rPr>
+              <w:rStyle w:val="Hyperlink"/>
+            </w:rPr>
+            <w:t>Mak</w:t>
+          </w:r>
+        </w:hyperlink>
+      </w:r>
+      <w:r>
+        <w:rPr>
+          <w:rFonts w:ascii="Charis SIL Regular" w:hAnsi="Charis SIL Regular" w:eastAsia="Charis SIL Regular"/>
+          <w:b w:val="0"/>
+          <w:i w:val="0"/>
+          <w:color w:val="0000FF"/>
+          <w:sz w:val="24"/>
+          <w:u w:val="single"/>
+        </w:rPr>
+        <w:t xml:space="preserve"> </w:t>
+      </w:r>
+      <w:r>
+        <w:rPr>
+          <w:rFonts w:ascii="Charis SIL Regular" w:hAnsi="Charis SIL Regular" w:eastAsia="Charis SIL Regular"/>
+          <w:b w:val="0"/>
+          <w:i w:val="0"/>
+          <w:color w:val="0000FF"/>
+          <w:sz w:val="24"/>
+          <w:u w:val="single"/>
+        </w:rPr>
+        <w:hyperlink r:id="rId11" w:history="1">
+          <w:r>
+            <w:rPr>
+              <w:rStyle w:val="Hyperlink"/>
+            </w:rPr>
+            <w:t>v</w:t>
+          </w:r>
+        </w:hyperlink>
+      </w:r>
+      <w:r>
+        <w:rPr>
+          <w:rFonts w:ascii="Charis SIL Regular" w:hAnsi="Charis SIL Regular" w:eastAsia="Charis SIL Regular"/>
+          <w:b w:val="0"/>
+          <w:i w:val="0"/>
+          <w:color w:val="0000FF"/>
+          <w:sz w:val="24"/>
+          <w:u w:val="single"/>
+        </w:rPr>
+        <w:hyperlink r:id="rId11" w:history="1">
+          <w:r>
+            <w:rPr>
+              <w:rStyle w:val="Hyperlink"/>
+            </w:rPr>
+            <w:t>an</w:t>
+          </w:r>
+        </w:hyperlink>
+      </w:r>
+      <w:r>
+        <w:rPr>
+          <w:rFonts w:ascii="Charis SIL Regular" w:hAnsi="Charis SIL Regular" w:eastAsia="Charis SIL Regular"/>
+          <w:b w:val="0"/>
+          <w:i w:val="0"/>
+          <w:color w:val="0000FF"/>
+          <w:sz w:val="24"/>
+          <w:u w:val="single"/>
+        </w:rPr>
+        <w:t xml:space="preserve"> </w:t>
+      </w:r>
+      <w:r>
+        <w:rPr>
+          <w:rFonts w:ascii="Charis SIL Regular" w:hAnsi="Charis SIL Regular" w:eastAsia="Charis SIL Regular"/>
+          <w:b w:val="0"/>
+          <w:i w:val="0"/>
+          <w:color w:val="0000FF"/>
+          <w:sz w:val="24"/>
+          <w:u w:val="single"/>
+        </w:rPr>
+        <w:hyperlink r:id="rId11" w:history="1">
+          <w:r>
+            <w:rPr>
+              <w:rStyle w:val="Hyperlink"/>
+            </w:rPr>
+            <w:t>Waay</w:t>
+          </w:r>
+        </w:hyperlink>
+      </w:r>
+      <w:r>
+        <w:rPr>
+          <w:rFonts w:ascii="Charis SIL Regular" w:hAnsi="Charis SIL Regular" w:eastAsia="Charis SIL Regular"/>
+          <w:b w:val="0"/>
+          <w:i w:val="0"/>
+          <w:color w:val="0000FF"/>
+          <w:sz w:val="24"/>
+          <w:u w:val="single"/>
+        </w:rPr>
+        <w:t xml:space="preserve"> </w:t>
+      </w:r>
+      <w:r>
+        <w:rPr>
+          <w:rFonts w:ascii="Charis SIL Regular" w:hAnsi="Charis SIL Regular" w:eastAsia="Charis SIL Regular"/>
+          <w:b w:val="0"/>
+          <w:i w:val="0"/>
+          <w:color w:val="0000FF"/>
+          <w:sz w:val="24"/>
+          <w:u w:val="single"/>
+        </w:rPr>
+        <w:hyperlink r:id="rId13" w:history="1">
+          <w:r>
+            <w:rPr>
+              <w:rStyle w:val="Hyperlink"/>
+            </w:rPr>
+            <w:t>(1918-1974)</w:t>
+          </w:r>
+        </w:hyperlink>
+      </w:r>
+      <w:r>
+        <w:rPr>
+          <w:rFonts w:ascii="Charis SIL Regular" w:hAnsi="Charis SIL Regular" w:eastAsia="Charis SIL Regular"/>
+          <w:b w:val="0"/>
+          <w:i w:val="0"/>
+          <w:color w:val="000000"/>
+          <w:sz w:val="24"/>
+        </w:rPr>
+        <w:t xml:space="preserve">. In The </w:t>
+      </w:r>
+      <w:r>
+        <w:rPr>
+          <w:rFonts w:ascii="Charis SIL Regular" w:hAnsi="Charis SIL Regular" w:eastAsia="Charis SIL Regular"/>
+          <w:b w:val="0"/>
+          <w:i w:val="0"/>
+          <w:color w:val="000000"/>
+          <w:sz w:val="24"/>
+        </w:rPr>
+        <w:t>Hague, the stor</w:t>
+      </w:r>
+      <w:r>
+        <w:rPr>
+          <w:rFonts w:ascii="Charis SIL Regular" w:hAnsi="Charis SIL Regular" w:eastAsia="Charis SIL Regular"/>
+          <w:b w:val="0"/>
+          <w:i w:val="0"/>
+          <w:color w:val="000000"/>
+          <w:sz w:val="24"/>
+        </w:rPr>
+        <w:hyperlink r:id="rId12" w:history="1">
+          <w:r>
+            <w:rPr>
+              <w:rStyle w:val="Hyperlink"/>
+            </w:rPr>
+            <w:t xml:space="preserve">es </w:t>
+          </w:r>
+        </w:hyperlink>
+      </w:r>
+      <w:r>
+        <w:rPr>
+          <w:rFonts w:ascii="Charis SIL Regular" w:hAnsi="Charis SIL Regular" w:eastAsia="Charis SIL Regular"/>
+          <w:b w:val="0"/>
+          <w:i w:val="0"/>
+          <w:color w:val="0000FF"/>
+          <w:sz w:val="24"/>
+          <w:u w:val="single"/>
+        </w:rPr>
+        <w:hyperlink r:id="rId12" w:history="1">
+          <w:r>
+            <w:rPr>
+              <w:rStyle w:val="Hyperlink"/>
+            </w:rPr>
+            <w:t>Groot</w:t>
           </w:r>
         </w:hyperlink>
       </w:r>
@@ -528,14 +983,7 @@
           <w:sz w:val="24"/>
           <w:u w:val="single"/>
         </w:rPr>
-        <w:hyperlink r:id="rId12" w:history="1">
-          <w:r>
-            <w:rPr>
-              <w:rStyle w:val="Hyperlink"/>
-            </w:rPr>
-            <w:t>derik</w:t>
-          </w:r>
-        </w:hyperlink>
+        <w:t xml:space="preserve"> </w:t>
       </w:r>
       <w:r>
         <w:rPr>
@@ -544,441 +992,8 @@
           <w:i w:val="0"/>
           <w:color w:val="0000FF"/>
           <w:sz w:val="24"/>
-          <w:u w:val="single"/>
-        </w:rPr>
-        <w:t xml:space="preserve"> </w:t>
-      </w:r>
-      <w:r>
-        <w:rPr>
-          <w:rFonts w:ascii="Charis SIL Regular" w:hAnsi="Charis SIL Regular" w:eastAsia="Charis SIL Regular"/>
-          <w:b w:val="0"/>
-          <w:i w:val="0"/>
-          <w:color w:val="0000FF"/>
-          <w:sz w:val="24"/>
-          <w:u w:val="single"/>
-        </w:rPr>
-        <w:hyperlink r:id="rId12" w:history="1">
-          <w:r>
-            <w:rPr>
-              <w:rStyle w:val="Hyperlink"/>
-            </w:rPr>
-            <w:t>Mul</w:t>
-          </w:r>
-        </w:hyperlink>
-      </w:r>
-      <w:r>
-        <w:rPr>
-          <w:rFonts w:ascii="Charis SIL Regular" w:hAnsi="Charis SIL Regular" w:eastAsia="Charis SIL Regular"/>
-          <w:b w:val="0"/>
-          <w:i w:val="0"/>
-          <w:color w:val="0000FF"/>
-          <w:sz w:val="24"/>
-          <w:u w:val="single"/>
-        </w:rPr>
-        <w:hyperlink r:id="rId12" w:history="1">
-          <w:r>
-            <w:rPr>
-              <w:rStyle w:val="Hyperlink"/>
-            </w:rPr>
-            <w:t>l</w:t>
-          </w:r>
-        </w:hyperlink>
-      </w:r>
-      <w:r>
-        <w:rPr>
-          <w:rFonts w:ascii="Charis SIL Regular" w:hAnsi="Charis SIL Regular" w:eastAsia="Charis SIL Regular"/>
-          <w:b w:val="0"/>
-          <w:i w:val="0"/>
-          <w:color w:val="0000FF"/>
-          <w:sz w:val="24"/>
-          <w:u w:val="single"/>
-        </w:rPr>
-        <w:hyperlink r:id="rId10" w:history="1">
-          <w:r>
-            <w:rPr>
-              <w:rStyle w:val="Hyperlink"/>
-            </w:rPr>
-            <w:t>er</w:t>
-          </w:r>
-        </w:hyperlink>
-      </w:r>
-      <w:r>
-        <w:rPr>
-          <w:rFonts w:ascii="Charis SIL Regular" w:hAnsi="Charis SIL Regular" w:eastAsia="Charis SIL Regular"/>
-          <w:b w:val="0"/>
-          <w:i w:val="0"/>
-          <w:color w:val="0000FF"/>
-          <w:sz w:val="24"/>
-          <w:u w:val="single"/>
-        </w:rPr>
-        <w:t xml:space="preserve"> </w:t>
-      </w:r>
-      <w:r>
-        <w:rPr>
-          <w:rFonts w:ascii="Charis SIL Regular" w:hAnsi="Charis SIL Regular" w:eastAsia="Charis SIL Regular"/>
-          <w:b w:val="0"/>
-          <w:i w:val="0"/>
-          <w:color w:val="0000FF"/>
-          <w:sz w:val="24"/>
-          <w:u w:val="single"/>
-        </w:rPr>
-        <w:hyperlink r:id="rId10" w:history="1">
-          <w:r>
-            <w:rPr>
-              <w:rStyle w:val="Hyperlink"/>
-            </w:rPr>
-            <w:t>&amp;</w:t>
-          </w:r>
-        </w:hyperlink>
-      </w:r>
-      <w:r>
-        <w:rPr>
-          <w:rFonts w:ascii="Charis SIL Regular" w:hAnsi="Charis SIL Regular" w:eastAsia="Charis SIL Regular"/>
-          <w:b w:val="0"/>
-          <w:i w:val="0"/>
-          <w:color w:val="0000FF"/>
-          <w:sz w:val="24"/>
-          <w:u w:val="single"/>
-        </w:rPr>
-        <w:t xml:space="preserve"> </w:t>
-      </w:r>
-      <w:r>
-        <w:rPr>
-          <w:rFonts w:ascii="Charis SIL Regular" w:hAnsi="Charis SIL Regular" w:eastAsia="Charis SIL Regular"/>
-          <w:b w:val="0"/>
-          <w:i w:val="0"/>
-          <w:color w:val="0000FF"/>
-          <w:sz w:val="24"/>
-          <w:u w:val="single"/>
-        </w:rPr>
-        <w:hyperlink r:id="rId10" w:history="1">
-          <w:r>
-            <w:rPr>
-              <w:rStyle w:val="Hyperlink"/>
-            </w:rPr>
-            <w:t>Co.</w:t>
-          </w:r>
-        </w:hyperlink>
-      </w:r>
-      <w:r>
-        <w:rPr>
-          <w:rFonts w:ascii="Charis SIL Regular" w:hAnsi="Charis SIL Regular" w:eastAsia="Charis SIL Regular"/>
-          <w:b w:val="0"/>
-          <w:i w:val="0"/>
-          <w:color w:val="0000FF"/>
-          <w:sz w:val="24"/>
-          <w:u w:val="single"/>
-        </w:rPr>
-        <w:t xml:space="preserve"> </w:t>
-      </w:r>
-      <w:r>
-        <w:rPr>
-          <w:rFonts w:ascii="Charis SIL Regular" w:hAnsi="Charis SIL Regular" w:eastAsia="Charis SIL Regular"/>
-          <w:b w:val="0"/>
-          <w:i w:val="0"/>
-          <w:color w:val="0000FF"/>
-          <w:sz w:val="24"/>
-          <w:u w:val="single"/>
-        </w:rPr>
-        <w:hyperlink r:id="rId12" w:history="1">
-          <w:r>
-            <w:rPr>
-              <w:rStyle w:val="Hyperlink"/>
-            </w:rPr>
-            <w:t>(18</w:t>
-          </w:r>
-        </w:hyperlink>
-      </w:r>
-      <w:r>
-        <w:rPr>
-          <w:rFonts w:ascii="Charis SIL Regular" w:hAnsi="Charis SIL Regular" w:eastAsia="Charis SIL Regular"/>
-          <w:b w:val="0"/>
-          <w:i w:val="0"/>
-          <w:color w:val="0000FF"/>
-          <w:sz w:val="24"/>
-          <w:u w:val="single"/>
-        </w:rPr>
-        <w:hyperlink r:id="rId12" w:history="1">
-          <w:r>
-            <w:rPr>
-              <w:rStyle w:val="Hyperlink"/>
-            </w:rPr>
-            <w:t>76-1</w:t>
-          </w:r>
-        </w:hyperlink>
-      </w:r>
-      <w:r>
-        <w:rPr>
-          <w:rFonts w:ascii="Charis SIL Regular" w:hAnsi="Charis SIL Regular" w:eastAsia="Charis SIL Regular"/>
-          <w:b w:val="0"/>
-          <w:i w:val="0"/>
-          <w:color w:val="0000FF"/>
-          <w:sz w:val="24"/>
-          <w:u w:val="single"/>
-        </w:rPr>
-        <w:hyperlink r:id="rId12" w:history="1">
-          <w:r>
-            <w:rPr>
-              <w:rStyle w:val="Hyperlink"/>
-            </w:rPr>
-            <w:t>9</w:t>
-          </w:r>
-        </w:hyperlink>
-      </w:r>
-      <w:r>
-        <w:rPr>
-          <w:rFonts w:ascii="Charis SIL Regular" w:hAnsi="Charis SIL Regular" w:eastAsia="Charis SIL Regular"/>
-          <w:b w:val="0"/>
-          <w:i w:val="0"/>
-          <w:color w:val="0000FF"/>
-          <w:sz w:val="24"/>
-          <w:u w:val="single"/>
-        </w:rPr>
-        <w:hyperlink r:id="rId12" w:history="1">
-          <w:r>
-            <w:rPr>
-              <w:rStyle w:val="Hyperlink"/>
-            </w:rPr>
-            <w:t>61)</w:t>
-          </w:r>
-        </w:hyperlink>
-      </w:r>
-      <w:r>
-        <w:rPr>
-          <w:u w:val="single" w:color="0000ff"/>
-          <w:rFonts w:ascii="Charis SIL Regular" w:hAnsi="Charis SIL Regular" w:eastAsia="Charis SIL Regular"/>
-          <w:b w:val="0"/>
-          <w:i w:val="0"/>
-          <w:color w:val="000000"/>
-          <w:sz w:val="24"/>
-        </w:rPr>
-        <w:hyperlink r:id="rId11" w:history="1">
-          <w:r>
-            <w:rPr>
-              <w:rStyle w:val="Hyperlink"/>
-            </w:rPr>
-            <w:t xml:space="preserve"> and</w:t>
-          </w:r>
-        </w:hyperlink>
-      </w:r>
-      <w:r>
-        <w:rPr>
-          <w:u w:val="single" w:color="0000ff"/>
-          <w:rFonts w:ascii="Charis SIL Regular" w:hAnsi="Charis SIL Regular" w:eastAsia="Charis SIL Regular"/>
-          <w:b w:val="0"/>
-          <w:i w:val="0"/>
-          <w:color w:val="000000"/>
-          <w:sz w:val="24"/>
-        </w:rPr>
-        <w:t xml:space="preserve"> </w:t>
-      </w:r>
-      <w:r>
-        <w:rPr>
-          <w:rFonts w:ascii="Charis SIL Regular" w:hAnsi="Charis SIL Regular" w:eastAsia="Charis SIL Regular"/>
-          <w:b w:val="0"/>
-          <w:i w:val="0"/>
-          <w:color w:val="0000FF"/>
-          <w:sz w:val="24"/>
-          <w:u w:val="single"/>
-        </w:rPr>
-        <w:hyperlink r:id="rId13" w:history="1">
-          <w:r>
-            <w:rPr>
-              <w:rStyle w:val="Hyperlink"/>
-            </w:rPr>
-            <w:t>Mak</w:t>
-          </w:r>
-        </w:hyperlink>
-      </w:r>
-      <w:r>
-        <w:rPr>
-          <w:rFonts w:ascii="Charis SIL Regular" w:hAnsi="Charis SIL Regular" w:eastAsia="Charis SIL Regular"/>
-          <w:b w:val="0"/>
-          <w:i w:val="0"/>
-          <w:color w:val="0000FF"/>
-          <w:sz w:val="24"/>
-          <w:u w:val="single"/>
-        </w:rPr>
-        <w:t xml:space="preserve"> </w:t>
-      </w:r>
-      <w:r>
-        <w:rPr>
-          <w:rFonts w:ascii="Charis SIL Regular" w:hAnsi="Charis SIL Regular" w:eastAsia="Charis SIL Regular"/>
-          <w:b w:val="0"/>
-          <w:i w:val="0"/>
-          <w:color w:val="0000FF"/>
-          <w:sz w:val="24"/>
-          <w:u w:val="single"/>
-        </w:rPr>
-        <w:hyperlink r:id="rId11" w:history="1">
-          <w:r>
-            <w:rPr>
-              <w:rStyle w:val="Hyperlink"/>
-            </w:rPr>
-            <w:t>v</w:t>
-          </w:r>
-        </w:hyperlink>
-      </w:r>
-      <w:r>
-        <w:rPr>
-          <w:rFonts w:ascii="Charis SIL Regular" w:hAnsi="Charis SIL Regular" w:eastAsia="Charis SIL Regular"/>
-          <w:b w:val="0"/>
-          <w:i w:val="0"/>
-          <w:color w:val="0000FF"/>
-          <w:sz w:val="24"/>
-          <w:u w:val="single"/>
-        </w:rPr>
-        <w:hyperlink r:id="rId11" w:history="1">
-          <w:r>
-            <w:rPr>
-              <w:rStyle w:val="Hyperlink"/>
-            </w:rPr>
-            <w:t>an</w:t>
-          </w:r>
-        </w:hyperlink>
-      </w:r>
-      <w:r>
-        <w:rPr>
-          <w:rFonts w:ascii="Charis SIL Regular" w:hAnsi="Charis SIL Regular" w:eastAsia="Charis SIL Regular"/>
-          <w:b w:val="0"/>
-          <w:i w:val="0"/>
-          <w:color w:val="0000FF"/>
-          <w:sz w:val="24"/>
-          <w:u w:val="single"/>
-        </w:rPr>
-        <w:t xml:space="preserve"> </w:t>
-      </w:r>
-      <w:r>
-        <w:rPr>
-          <w:rFonts w:ascii="Charis SIL Regular" w:hAnsi="Charis SIL Regular" w:eastAsia="Charis SIL Regular"/>
-          <w:b w:val="0"/>
-          <w:i w:val="0"/>
-          <w:color w:val="0000FF"/>
-          <w:sz w:val="24"/>
-          <w:u w:val="single"/>
-        </w:rPr>
-        <w:hyperlink r:id="rId11" w:history="1">
-          <w:r>
-            <w:rPr>
-              <w:rStyle w:val="Hyperlink"/>
-            </w:rPr>
-            <w:t>Waay</w:t>
-          </w:r>
-        </w:hyperlink>
-      </w:r>
-      <w:r>
-        <w:rPr>
-          <w:rFonts w:ascii="Charis SIL Regular" w:hAnsi="Charis SIL Regular" w:eastAsia="Charis SIL Regular"/>
-          <w:b w:val="0"/>
-          <w:i w:val="0"/>
-          <w:color w:val="0000FF"/>
-          <w:sz w:val="24"/>
-          <w:u w:val="single"/>
-        </w:rPr>
-        <w:t xml:space="preserve"> </w:t>
-      </w:r>
-      <w:r>
-        <w:rPr>
-          <w:rFonts w:ascii="Charis SIL Regular" w:hAnsi="Charis SIL Regular" w:eastAsia="Charis SIL Regular"/>
-          <w:b w:val="0"/>
-          <w:i w:val="0"/>
-          <w:color w:val="0000FF"/>
-          <w:sz w:val="24"/>
-          <w:u w:val="single"/>
-        </w:rPr>
-        <w:hyperlink r:id="rId13" w:history="1">
-          <w:r>
-            <w:rPr>
-              <w:rStyle w:val="Hyperlink"/>
-            </w:rPr>
-            <w:t>(1918-1974)</w:t>
-          </w:r>
-        </w:hyperlink>
-      </w:r>
-      <w:r>
-        <w:rPr>
-          <w:rFonts w:ascii="Charis SIL Regular" w:hAnsi="Charis SIL Regular" w:eastAsia="Charis SIL Regular"/>
-          <w:b w:val="0"/>
-          <w:i w:val="0"/>
-          <w:color w:val="000000"/>
-          <w:sz w:val="24"/>
-        </w:rPr>
-        <w:t xml:space="preserve">. In The </w:t>
-      </w:r>
-      <w:r>
-        <w:rPr>
-          <w:rFonts w:ascii="Charis SIL Regular" w:hAnsi="Charis SIL Regular" w:eastAsia="Charis SIL Regular"/>
-          <w:b w:val="0"/>
-          <w:i w:val="0"/>
-          <w:color w:val="000000"/>
-          <w:sz w:val="24"/>
-        </w:rPr>
-        <w:t xml:space="preserve">Hague, the stores </w:t>
-      </w:r>
-      <w:r>
-        <w:rPr>
-          <w:rFonts w:ascii="Charis SIL Regular" w:hAnsi="Charis SIL Regular" w:eastAsia="Charis SIL Regular"/>
-          <w:b w:val="0"/>
-          <w:i w:val="0"/>
-          <w:color w:val="0000FF"/>
-          <w:sz w:val="24"/>
-          <w:u w:val="single"/>
-        </w:rPr>
-        <w:hyperlink r:id="rId12" w:history="1">
-          <w:r>
-            <w:rPr>
-              <w:rStyle w:val="Hyperlink"/>
-            </w:rPr>
-            <w:t>Groot</w:t>
-          </w:r>
-        </w:hyperlink>
-      </w:r>
-      <w:r>
-        <w:rPr>
-          <w:rFonts w:ascii="Charis SIL Regular" w:hAnsi="Charis SIL Regular" w:eastAsia="Charis SIL Regular"/>
-          <w:b w:val="0"/>
-          <w:i w:val="0"/>
-          <w:color w:val="0000FF"/>
-          <w:sz w:val="24"/>
-          <w:u w:val="single"/>
-        </w:rPr>
-        <w:hyperlink r:id="rId12" w:history="1">
-          <w:r>
-            <w:rPr>
-              <w:rStyle w:val="Hyperlink"/>
-            </w:rPr>
-            <w:t>e</w:t>
-          </w:r>
-        </w:hyperlink>
-      </w:r>
-      <w:r>
-        <w:rPr>
-          <w:rFonts w:ascii="Charis SIL Regular" w:hAnsi="Charis SIL Regular" w:eastAsia="Charis SIL Regular"/>
-          <w:b w:val="0"/>
-          <w:i w:val="0"/>
-          <w:color w:val="0000FF"/>
-          <w:sz w:val="24"/>
-          <w:u w:val="single"/>
-        </w:rPr>
-        <w:t xml:space="preserve"> </w:t>
-      </w:r>
-      <w:r>
-        <w:rPr>
-          <w:rFonts w:ascii="Charis SIL Regular" w:hAnsi="Charis SIL Regular" w:eastAsia="Charis SIL Regular"/>
-          <w:b w:val="0"/>
-          <w:i w:val="0"/>
-          <w:color w:val="0000FF"/>
-          <w:sz w:val="24"/>
-          <w:u w:val="single"/>
-        </w:rPr>
-        <w:hyperlink r:id="rId12" w:history="1">
-          <w:r>
-            <w:rPr>
-              <w:rStyle w:val="Hyperlink"/>
-            </w:rPr>
-            <w:t>Konin</w:t>
-          </w:r>
-        </w:hyperlink>
+        </w:rPr>
+        <w:t>Konin</w:t>
       </w:r>
       <w:r>
         <w:rPr>
@@ -1023,16 +1038,8 @@
           <w:i w:val="0"/>
           <w:color w:val="0000FF"/>
           <w:sz w:val="24"/>
-          <w:u w:val="single"/>
-        </w:rPr>
-        <w:hyperlink r:id="rId12" w:history="1">
-          <w:r>
-            <w:rPr>
-              <w:rStyle w:val="Hyperlink"/>
-            </w:rPr>
-            <w:t>jke</w:t>
-          </w:r>
-        </w:hyperlink>
+        </w:rPr>
+        <w:t xml:space="preserve">jke </w:t>
       </w:r>
       <w:r>
         <w:rPr>
@@ -1043,18 +1050,7 @@
           <w:sz w:val="24"/>
           <w:u w:val="single"/>
         </w:rPr>
-        <w:t xml:space="preserve"> </w:t>
-      </w:r>
-      <w:r>
-        <w:rPr>
-          <w:rFonts w:ascii="Charis SIL Regular" w:hAnsi="Charis SIL Regular" w:eastAsia="Charis SIL Regular"/>
-          <w:b w:val="0"/>
-          <w:i w:val="0"/>
-          <w:color w:val="0000FF"/>
-          <w:sz w:val="24"/>
-          <w:u w:val="single"/>
-        </w:rPr>
-        <w:hyperlink r:id="rId12" w:history="1">
+        <w:hyperlink r:id="rId14" w:history="1">
           <w:r>
             <w:rPr>
               <w:rStyle w:val="Hyperlink"/>
@@ -1083,7 +1079,7 @@
           <w:sz w:val="24"/>
           <w:u w:val="single"/>
         </w:rPr>
-        <w:hyperlink r:id="rId12" w:history="1">
+        <w:hyperlink r:id="rId14" w:history="1">
           <w:r>
             <w:rPr>
               <w:rStyle w:val="Hyperlink"/>
@@ -1119,7 +1115,7 @@
           <w:sz w:val="24"/>
           <w:u w:val="single"/>
         </w:rPr>
-        <w:hyperlink r:id="rId13" w:history="1">
+        <w:hyperlink r:id="rId14" w:history="1">
           <w:r>
             <w:rPr>
               <w:rStyle w:val="Hyperlink"/>
@@ -1570,7 +1566,61 @@
           <w:color w:val="000000"/>
           <w:sz w:val="24"/>
         </w:rPr>
-        <w:t xml:space="preserve">, a trading company that operated in </w:t>
+        <w:t>, a trading compan</w:t>
+      </w:r>
+      <w:r>
+        <w:rPr>
+          <w:u w:val="single" w:color="0000ff"/>
+          <w:rFonts w:ascii="Charis SIL Regular" w:hAnsi="Charis SIL Regular" w:eastAsia="Charis SIL Regular"/>
+          <w:b w:val="0"/>
+          <w:i w:val="0"/>
+          <w:color w:val="000000"/>
+          <w:sz w:val="24"/>
+        </w:rPr>
+        <w:hyperlink r:id="rId16" w:history="1">
+          <w:r>
+            <w:rPr>
+              <w:rStyle w:val="Hyperlink"/>
+            </w:rPr>
+            <w:t>y that o</w:t>
+          </w:r>
+        </w:hyperlink>
+      </w:r>
+      <w:r>
+        <w:rPr>
+          <w:u w:val="single" w:color="0000ff"/>
+          <w:rFonts w:ascii="Charis SIL Regular" w:hAnsi="Charis SIL Regular" w:eastAsia="Charis SIL Regular"/>
+          <w:b w:val="0"/>
+          <w:i w:val="0"/>
+          <w:color w:val="000000"/>
+          <w:sz w:val="24"/>
+        </w:rPr>
+        <w:hyperlink r:id="rId16" w:history="1">
+          <w:r>
+            <w:rPr>
+              <w:rStyle w:val="Hyperlink"/>
+            </w:rPr>
+            <w:t>p</w:t>
+          </w:r>
+        </w:hyperlink>
+      </w:r>
+      <w:r>
+        <w:rPr>
+          <w:u w:val="single" w:color="0000ff"/>
+          <w:rFonts w:ascii="Charis SIL Regular" w:hAnsi="Charis SIL Regular" w:eastAsia="Charis SIL Regular"/>
+          <w:b w:val="0"/>
+          <w:i w:val="0"/>
+          <w:color w:val="000000"/>
+          <w:sz w:val="24"/>
+        </w:rPr>
+        <w:hyperlink r:id="rId16" w:history="1">
+          <w:r>
+            <w:rPr>
+              <w:rStyle w:val="Hyperlink"/>
+            </w:rPr>
+            <w:t xml:space="preserve">erated in </w:t>
+          </w:r>
+        </w:hyperlink>
       </w:r>
       <w:r>
         <w:rPr>
@@ -1581,7 +1631,7 @@
           <w:sz w:val="24"/>
           <w:u w:val="single"/>
         </w:rPr>
-        <w:hyperlink r:id="rId17" w:history="1">
+        <w:hyperlink r:id="rId16" w:history="1">
           <w:r>
             <w:rPr>
               <w:rStyle w:val="Hyperlink"/>
@@ -1599,7 +1649,7 @@
           <w:sz w:val="24"/>
           <w:u w:val="single"/>
         </w:rPr>
-        <w:hyperlink r:id="rId17" w:history="1">
+        <w:hyperlink r:id="rId16" w:history="1">
           <w:r>
             <w:rPr>
               <w:rStyle w:val="Hyperlink"/>
@@ -1617,7 +1667,7 @@
           <w:sz w:val="24"/>
           <w:u w:val="single"/>
         </w:rPr>
-        <w:hyperlink r:id="rId17" w:history="1">
+        <w:hyperlink r:id="rId16" w:history="1">
           <w:r>
             <w:rPr>
               <w:rStyle w:val="Hyperlink"/>
@@ -1664,7 +1714,7 @@
           <w:sz w:val="24"/>
           <w:u w:val="single"/>
         </w:rPr>
-        <w:hyperlink r:id="rId17" w:history="1">
+        <w:hyperlink r:id="rId16" w:history="1">
           <w:r>
             <w:rPr>
               <w:rStyle w:val="Hyperlink"/>
@@ -1685,31 +1735,13 @@
       </w:r>
       <w:r>
         <w:rPr>
-          <w:u w:val="single" w:color="0000ff"/>
           <w:rFonts w:ascii="Charis SIL Regular" w:hAnsi="Charis SIL Regular" w:eastAsia="Charis SIL Regular"/>
           <w:b w:val="0"/>
           <w:i w:val="0"/>
           <w:color w:val="000000"/>
           <w:sz w:val="24"/>
         </w:rPr>
-        <w:hyperlink r:id="rId16" w:history="1">
-          <w:r>
-            <w:rPr>
-              <w:rStyle w:val="Hyperlink"/>
-            </w:rPr>
-            <w:t>of A</w:t>
-          </w:r>
-        </w:hyperlink>
-      </w:r>
-      <w:r>
-        <w:rPr>
-          <w:rFonts w:ascii="Charis SIL Regular" w:hAnsi="Charis SIL Regular" w:eastAsia="Charis SIL Regular"/>
-          <w:b w:val="0"/>
-          <w:i w:val="0"/>
-          <w:color w:val="000000"/>
-          <w:sz w:val="24"/>
-        </w:rPr>
-        <w:t xml:space="preserve">frican objects, especially from </w:t>
+        <w:t xml:space="preserve">of African objects, especially from </w:t>
       </w:r>
       <w:r>
         <w:rPr>
@@ -2784,75 +2816,13 @@
       </w:r>
       <w:r>
         <w:rPr>
-          <w:u w:val="single" w:color="0000ff"/>
           <w:rFonts w:ascii="Charis SIL Regular" w:hAnsi="Charis SIL Regular" w:eastAsia="Charis SIL Regular"/>
           <w:b w:val="0"/>
           <w:i w:val="0"/>
           <w:color w:val="000000"/>
           <w:sz w:val="24"/>
         </w:rPr>
-        <w:hyperlink r:id="rId22" w:history="1">
-          <w:r>
-            <w:rPr>
-              <w:rStyle w:val="Hyperlink"/>
-            </w:rPr>
-            <w:t>Rij</w:t>
-          </w:r>
-        </w:hyperlink>
-      </w:r>
-      <w:r>
-        <w:rPr>
-          <w:u w:val="single" w:color="0000ff"/>
-          <w:rFonts w:ascii="Charis SIL Regular" w:hAnsi="Charis SIL Regular" w:eastAsia="Charis SIL Regular"/>
-          <w:b w:val="0"/>
-          <w:i w:val="0"/>
-          <w:color w:val="000000"/>
-          <w:sz w:val="24"/>
-        </w:rPr>
-        <w:hyperlink r:id="rId22" w:history="1">
-          <w:r>
-            <w:rPr>
-              <w:rStyle w:val="Hyperlink"/>
-            </w:rPr>
-            <w:t>k</w:t>
-          </w:r>
-        </w:hyperlink>
-      </w:r>
-      <w:r>
-        <w:rPr>
-          <w:u w:val="single" w:color="0000ff"/>
-          <w:rFonts w:ascii="Charis SIL Regular" w:hAnsi="Charis SIL Regular" w:eastAsia="Charis SIL Regular"/>
-          <w:b w:val="0"/>
-          <w:i w:val="0"/>
-          <w:color w:val="000000"/>
-          <w:sz w:val="24"/>
-        </w:rPr>
-        <w:hyperlink r:id="rId22" w:history="1">
-          <w:r>
-            <w:rPr>
-              <w:rStyle w:val="Hyperlink"/>
-            </w:rPr>
-            <w:t>smus</w:t>
-          </w:r>
-        </w:hyperlink>
-      </w:r>
-      <w:r>
-        <w:rPr>
-          <w:u w:val="single" w:color="0000ff"/>
-          <w:rFonts w:ascii="Charis SIL Regular" w:hAnsi="Charis SIL Regular" w:eastAsia="Charis SIL Regular"/>
-          <w:b w:val="0"/>
-          <w:i w:val="0"/>
-          <w:color w:val="000000"/>
-          <w:sz w:val="24"/>
-        </w:rPr>
-        <w:hyperlink r:id="rId22" w:history="1">
-          <w:r>
-            <w:rPr>
-              <w:rStyle w:val="Hyperlink"/>
-            </w:rPr>
-            <w:t>eum Resear</w:t>
-          </w:r>
-        </w:hyperlink>
+        <w:t>Rijksmuseum Resear</w:t>
       </w:r>
       <w:r>
         <w:rPr>
@@ -4285,7 +4255,7 @@
           <w:sz w:val="24"/>
           <w:u w:val="single"/>
         </w:rPr>
-        <w:hyperlink r:id="rId26" w:history="1">
+        <w:hyperlink r:id="rId27" w:history="1">
           <w:r>
             <w:rPr>
               <w:rStyle w:val="Hyperlink"/>
@@ -4303,7 +4273,7 @@
           <w:sz w:val="24"/>
           <w:u w:val="single"/>
         </w:rPr>
-        <w:hyperlink r:id="rId26" w:history="1">
+        <w:hyperlink r:id="rId27" w:history="1">
           <w:r>
             <w:rPr>
               <w:rStyle w:val="Hyperlink"/>
@@ -4332,7 +4302,7 @@
           <w:sz w:val="24"/>
           <w:u w:val="single"/>
         </w:rPr>
-        <w:hyperlink r:id="rId26" w:history="1">
+        <w:hyperlink r:id="rId27" w:history="1">
           <w:r>
             <w:rPr>
               <w:rStyle w:val="Hyperlink"/>

--- a/EXPORTS/DOCX/published/niveau2/English/Trade.docx
+++ b/EXPORTS/DOCX/published/niveau2/English/Trade.docx
@@ -457,38 +457,13 @@
       </w:r>
       <w:r>
         <w:rPr>
-          <w:u w:val="single" w:color="0000ff"/>
           <w:rFonts w:ascii="Charis SIL Regular" w:hAnsi="Charis SIL Regular" w:eastAsia="Charis SIL Regular"/>
           <w:b w:val="0"/>
           <w:i w:val="0"/>
           <w:color w:val="000000"/>
           <w:sz w:val="24"/>
         </w:rPr>
-        <w:hyperlink r:id="rId9" w:history="1">
-          <w:r>
-            <w:rPr>
-              <w:rStyle w:val="Hyperlink"/>
-            </w:rPr>
-            <w:t>auct</w:t>
-          </w:r>
-        </w:hyperlink>
-      </w:r>
-      <w:r>
-        <w:rPr>
-          <w:rFonts w:ascii="Charis SIL Regular" w:hAnsi="Charis SIL Regular" w:eastAsia="Charis SIL Regular"/>
-          <w:b w:val="0"/>
-          <w:i w:val="0"/>
-          <w:color w:val="000000"/>
-          <w:sz w:val="24"/>
-        </w:rPr>
-        <w:hyperlink r:id="rId9" w:history="1">
-          <w:r>
-            <w:rPr>
-              <w:rStyle w:val="Hyperlink"/>
-            </w:rPr>
-            <w:t xml:space="preserve">ion houses </w:t>
-          </w:r>
-        </w:hyperlink>
+        <w:t xml:space="preserve">auction houses </w:t>
       </w:r>
       <w:r>
         <w:rPr>
@@ -515,13 +490,14 @@
           <w:i w:val="0"/>
           <w:color w:val="0000FF"/>
           <w:sz w:val="24"/>
+          <w:u w:val="single"/>
         </w:rPr>
         <w:hyperlink r:id="rId12" w:history="1">
           <w:r>
             <w:rPr>
               <w:rStyle w:val="Hyperlink"/>
             </w:rPr>
-            <w:t>re</w:t>
+            <w:t>r</w:t>
           </w:r>
         </w:hyperlink>
       </w:r>
@@ -535,6 +511,24 @@
           <w:u w:val="single"/>
         </w:rPr>
         <w:hyperlink r:id="rId12" w:history="1">
+          <w:r>
+            <w:rPr>
+              <w:rStyle w:val="Hyperlink"/>
+            </w:rPr>
+            <w:t>e</w:t>
+          </w:r>
+        </w:hyperlink>
+      </w:r>
+      <w:r>
+        <w:rPr>
+          <w:rFonts w:ascii="Charis SIL Regular" w:hAnsi="Charis SIL Regular" w:eastAsia="Charis SIL Regular"/>
+          <w:b w:val="0"/>
+          <w:i w:val="0"/>
+          <w:color w:val="0000FF"/>
+          <w:sz w:val="24"/>
+          <w:u w:val="single"/>
+        </w:rPr>
+        <w:hyperlink r:id="rId10" w:history="1">
           <w:r>
             <w:rPr>
               <w:rStyle w:val="Hyperlink"/>
@@ -740,7 +734,7 @@
           <w:sz w:val="24"/>
           <w:u w:val="single"/>
         </w:rPr>
-        <w:hyperlink r:id="rId11" w:history="1">
+        <w:hyperlink r:id="rId12" w:history="1">
           <w:r>
             <w:rPr>
               <w:rStyle w:val="Hyperlink"/>
@@ -751,32 +745,13 @@
       </w:r>
       <w:r>
         <w:rPr>
-          <w:u w:val="single" w:color="0000ff"/>
           <w:rFonts w:ascii="Charis SIL Regular" w:hAnsi="Charis SIL Regular" w:eastAsia="Charis SIL Regular"/>
           <w:b w:val="0"/>
           <w:i w:val="0"/>
           <w:color w:val="000000"/>
           <w:sz w:val="24"/>
         </w:rPr>
-        <w:hyperlink r:id="rId11" w:history="1">
-          <w:r>
-            <w:rPr>
-              <w:rStyle w:val="Hyperlink"/>
-            </w:rPr>
-            <w:t xml:space="preserve"> and</w:t>
-          </w:r>
-        </w:hyperlink>
-      </w:r>
-      <w:r>
-        <w:rPr>
-          <w:u w:val="single" w:color="0000ff"/>
-          <w:rFonts w:ascii="Charis SIL Regular" w:hAnsi="Charis SIL Regular" w:eastAsia="Charis SIL Regular"/>
-          <w:b w:val="0"/>
-          <w:i w:val="0"/>
-          <w:color w:val="000000"/>
-          <w:sz w:val="24"/>
-        </w:rPr>
-        <w:t xml:space="preserve"> </w:t>
+        <w:t xml:space="preserve"> and </w:t>
       </w:r>
       <w:r>
         <w:rPr>
@@ -787,7 +762,7 @@
           <w:sz w:val="24"/>
           <w:u w:val="single"/>
         </w:rPr>
-        <w:hyperlink r:id="rId11" w:history="1">
+        <w:hyperlink r:id="rId13" w:history="1">
           <w:r>
             <w:rPr>
               <w:rStyle w:val="Hyperlink"/>
@@ -816,7 +791,7 @@
           <w:sz w:val="24"/>
           <w:u w:val="single"/>
         </w:rPr>
-        <w:hyperlink r:id="rId11" w:history="1">
+        <w:hyperlink r:id="rId13" w:history="1">
           <w:r>
             <w:rPr>
               <w:rStyle w:val="Hyperlink"/>
@@ -834,7 +809,7 @@
           <w:sz w:val="24"/>
           <w:u w:val="single"/>
         </w:rPr>
-        <w:hyperlink r:id="rId11" w:history="1">
+        <w:hyperlink r:id="rId13" w:history="1">
           <w:r>
             <w:rPr>
               <w:rStyle w:val="Hyperlink"/>
@@ -863,7 +838,7 @@
           <w:sz w:val="24"/>
           <w:u w:val="single"/>
         </w:rPr>
-        <w:hyperlink r:id="rId11" w:history="1">
+        <w:hyperlink r:id="rId13" w:history="1">
           <w:r>
             <w:rPr>
               <w:rStyle w:val="Hyperlink"/>
@@ -923,20 +898,14 @@
       </w:r>
       <w:r>
         <w:rPr>
+          <w:u w:val="single" w:color="0000ff"/>
           <w:rFonts w:ascii="Charis SIL Regular" w:hAnsi="Charis SIL Regular" w:eastAsia="Charis SIL Regular"/>
           <w:b w:val="0"/>
           <w:i w:val="0"/>
           <w:color w:val="000000"/>
           <w:sz w:val="24"/>
         </w:rPr>
-        <w:hyperlink r:id="rId12" w:history="1">
-          <w:r>
-            <w:rPr>
-              <w:rStyle w:val="Hyperlink"/>
-            </w:rPr>
-            <w:t xml:space="preserve">es </w:t>
-          </w:r>
-        </w:hyperlink>
+        <w:t xml:space="preserve">es </w:t>
       </w:r>
       <w:r>
         <w:rPr>
@@ -947,53 +916,7 @@
           <w:sz w:val="24"/>
           <w:u w:val="single"/>
         </w:rPr>
-        <w:hyperlink r:id="rId12" w:history="1">
-          <w:r>
-            <w:rPr>
-              <w:rStyle w:val="Hyperlink"/>
-            </w:rPr>
-            <w:t>Groot</w:t>
-          </w:r>
-        </w:hyperlink>
-      </w:r>
-      <w:r>
-        <w:rPr>
-          <w:rFonts w:ascii="Charis SIL Regular" w:hAnsi="Charis SIL Regular" w:eastAsia="Charis SIL Regular"/>
-          <w:b w:val="0"/>
-          <w:i w:val="0"/>
-          <w:color w:val="0000FF"/>
-          <w:sz w:val="24"/>
-          <w:u w:val="single"/>
-        </w:rPr>
-        <w:hyperlink r:id="rId12" w:history="1">
-          <w:r>
-            <w:rPr>
-              <w:rStyle w:val="Hyperlink"/>
-            </w:rPr>
-            <w:t>e</w:t>
-          </w:r>
-        </w:hyperlink>
-      </w:r>
-      <w:r>
-        <w:rPr>
-          <w:rFonts w:ascii="Charis SIL Regular" w:hAnsi="Charis SIL Regular" w:eastAsia="Charis SIL Regular"/>
-          <w:b w:val="0"/>
-          <w:i w:val="0"/>
-          <w:color w:val="0000FF"/>
-          <w:sz w:val="24"/>
-          <w:u w:val="single"/>
-        </w:rPr>
-        <w:t xml:space="preserve"> </w:t>
-      </w:r>
-      <w:r>
-        <w:rPr>
-          <w:rFonts w:ascii="Charis SIL Regular" w:hAnsi="Charis SIL Regular" w:eastAsia="Charis SIL Regular"/>
-          <w:b w:val="0"/>
-          <w:i w:val="0"/>
-          <w:color w:val="0000FF"/>
-          <w:sz w:val="24"/>
-        </w:rPr>
-        <w:t>Konin</w:t>
+        <w:t>Groote Konin</w:t>
       </w:r>
       <w:r>
         <w:rPr>
@@ -1038,8 +961,16 @@
           <w:i w:val="0"/>
           <w:color w:val="0000FF"/>
           <w:sz w:val="24"/>
-        </w:rPr>
-        <w:t xml:space="preserve">jke </w:t>
+          <w:u w:val="single"/>
+        </w:rPr>
+        <w:hyperlink r:id="rId12" w:history="1">
+          <w:r>
+            <w:rPr>
+              <w:rStyle w:val="Hyperlink"/>
+            </w:rPr>
+            <w:t>jke</w:t>
+          </w:r>
+        </w:hyperlink>
       </w:r>
       <w:r>
         <w:rPr>
@@ -1050,7 +981,18 @@
           <w:sz w:val="24"/>
           <w:u w:val="single"/>
         </w:rPr>
-        <w:hyperlink r:id="rId14" w:history="1">
+        <w:t xml:space="preserve"> </w:t>
+      </w:r>
+      <w:r>
+        <w:rPr>
+          <w:rFonts w:ascii="Charis SIL Regular" w:hAnsi="Charis SIL Regular" w:eastAsia="Charis SIL Regular"/>
+          <w:b w:val="0"/>
+          <w:i w:val="0"/>
+          <w:color w:val="0000FF"/>
+          <w:sz w:val="24"/>
+          <w:u w:val="single"/>
+        </w:rPr>
+        <w:hyperlink r:id="rId12" w:history="1">
           <w:r>
             <w:rPr>
               <w:rStyle w:val="Hyperlink"/>
@@ -1079,7 +1021,7 @@
           <w:sz w:val="24"/>
           <w:u w:val="single"/>
         </w:rPr>
-        <w:hyperlink r:id="rId14" w:history="1">
+        <w:hyperlink r:id="rId12" w:history="1">
           <w:r>
             <w:rPr>
               <w:rStyle w:val="Hyperlink"/>
@@ -1115,7 +1057,7 @@
           <w:sz w:val="24"/>
           <w:u w:val="single"/>
         </w:rPr>
-        <w:hyperlink r:id="rId14" w:history="1">
+        <w:hyperlink r:id="rId13" w:history="1">
           <w:r>
             <w:rPr>
               <w:rStyle w:val="Hyperlink"/>
@@ -1162,6 +1104,7 @@
       </w:r>
       <w:r>
         <w:rPr>
+          <w:u w:val="single" w:color="0000ff"/>
           <w:rFonts w:ascii="Charis SIL Regular" w:hAnsi="Charis SIL Regular" w:eastAsia="Charis SIL Regular"/>
           <w:b w:val="0"/>
           <w:i w:val="0"/>
@@ -1179,7 +1122,7 @@
           <w:sz w:val="24"/>
           <w:u w:val="single"/>
         </w:rPr>
-        <w:hyperlink r:id="rId15" w:history="1">
+        <w:hyperlink r:id="rId13" w:history="1">
           <w:r>
             <w:rPr>
               <w:rStyle w:val="Hyperlink"/>
@@ -1215,7 +1158,7 @@
           <w:sz w:val="24"/>
           <w:u w:val="single"/>
         </w:rPr>
-        <w:hyperlink r:id="rId15" w:history="1">
+        <w:hyperlink r:id="rId13" w:history="1">
           <w:r>
             <w:rPr>
               <w:rStyle w:val="Hyperlink"/>
@@ -1244,7 +1187,7 @@
           <w:sz w:val="24"/>
           <w:u w:val="single"/>
         </w:rPr>
-        <w:hyperlink r:id="rId15" w:history="1">
+        <w:hyperlink r:id="rId13" w:history="1">
           <w:r>
             <w:rPr>
               <w:rStyle w:val="Hyperlink"/>
@@ -1262,7 +1205,7 @@
           <w:sz w:val="24"/>
           <w:u w:val="single"/>
         </w:rPr>
-        <w:hyperlink r:id="rId15" w:history="1">
+        <w:hyperlink r:id="rId13" w:history="1">
           <w:r>
             <w:rPr>
               <w:rStyle w:val="Hyperlink"/>
@@ -1714,7 +1657,7 @@
           <w:sz w:val="24"/>
           <w:u w:val="single"/>
         </w:rPr>
-        <w:hyperlink r:id="rId16" w:history="1">
+        <w:hyperlink r:id="rId17" w:history="1">
           <w:r>
             <w:rPr>
               <w:rStyle w:val="Hyperlink"/>
@@ -1725,13 +1668,21 @@
       </w:r>
       <w:r>
         <w:rPr>
+          <w:u w:val="single" w:color="0000ff"/>
           <w:rFonts w:ascii="Charis SIL Regular" w:hAnsi="Charis SIL Regular" w:eastAsia="Charis SIL Regular"/>
           <w:b w:val="0"/>
           <w:i w:val="0"/>
           <w:color w:val="000000"/>
           <w:sz w:val="24"/>
         </w:rPr>
-        <w:t xml:space="preserve">. A large number </w:t>
+        <w:hyperlink r:id="rId16" w:history="1">
+          <w:r>
+            <w:rPr>
+              <w:rStyle w:val="Hyperlink"/>
+            </w:rPr>
+            <w:t>. A large nu</w:t>
+          </w:r>
+        </w:hyperlink>
       </w:r>
       <w:r>
         <w:rPr>
@@ -1741,7 +1692,107 @@
           <w:color w:val="000000"/>
           <w:sz w:val="24"/>
         </w:rPr>
-        <w:t xml:space="preserve">of African objects, especially from </w:t>
+        <w:t xml:space="preserve">mber </w:t>
+      </w:r>
+      <w:r>
+        <w:rPr>
+          <w:u w:val="single" w:color="0000ff"/>
+          <w:rFonts w:ascii="Charis SIL Regular" w:hAnsi="Charis SIL Regular" w:eastAsia="Charis SIL Regular"/>
+          <w:b w:val="0"/>
+          <w:i w:val="0"/>
+          <w:color w:val="000000"/>
+          <w:sz w:val="24"/>
+        </w:rPr>
+        <w:hyperlink r:id="rId16" w:history="1">
+          <w:r>
+            <w:rPr>
+              <w:rStyle w:val="Hyperlink"/>
+            </w:rPr>
+            <w:t>of A</w:t>
+          </w:r>
+        </w:hyperlink>
+      </w:r>
+      <w:r>
+        <w:rPr>
+          <w:u w:val="single" w:color="0000ff"/>
+          <w:rFonts w:ascii="Charis SIL Regular" w:hAnsi="Charis SIL Regular" w:eastAsia="Charis SIL Regular"/>
+          <w:b w:val="0"/>
+          <w:i w:val="0"/>
+          <w:color w:val="000000"/>
+          <w:sz w:val="24"/>
+        </w:rPr>
+        <w:hyperlink r:id="rId16" w:history="1">
+          <w:r>
+            <w:rPr>
+              <w:rStyle w:val="Hyperlink"/>
+            </w:rPr>
+            <w:t>f</w:t>
+          </w:r>
+        </w:hyperlink>
+      </w:r>
+      <w:r>
+        <w:rPr>
+          <w:u w:val="single" w:color="0000ff"/>
+          <w:rFonts w:ascii="Charis SIL Regular" w:hAnsi="Charis SIL Regular" w:eastAsia="Charis SIL Regular"/>
+          <w:b w:val="0"/>
+          <w:i w:val="0"/>
+          <w:color w:val="000000"/>
+          <w:sz w:val="24"/>
+        </w:rPr>
+        <w:hyperlink r:id="rId16" w:history="1">
+          <w:r>
+            <w:rPr>
+              <w:rStyle w:val="Hyperlink"/>
+            </w:rPr>
+            <w:t>rican ob</w:t>
+          </w:r>
+        </w:hyperlink>
+      </w:r>
+      <w:r>
+        <w:rPr>
+          <w:u w:val="single" w:color="0000ff"/>
+          <w:rFonts w:ascii="Charis SIL Regular" w:hAnsi="Charis SIL Regular" w:eastAsia="Charis SIL Regular"/>
+          <w:b w:val="0"/>
+          <w:i w:val="0"/>
+          <w:color w:val="000000"/>
+          <w:sz w:val="24"/>
+        </w:rPr>
+        <w:hyperlink r:id="rId16" w:history="1">
+          <w:r>
+            <w:rPr>
+              <w:rStyle w:val="Hyperlink"/>
+            </w:rPr>
+            <w:t>j</w:t>
+          </w:r>
+        </w:hyperlink>
+      </w:r>
+      <w:r>
+        <w:rPr>
+          <w:u w:val="single" w:color="0000ff"/>
+          <w:rFonts w:ascii="Charis SIL Regular" w:hAnsi="Charis SIL Regular" w:eastAsia="Charis SIL Regular"/>
+          <w:b w:val="0"/>
+          <w:i w:val="0"/>
+          <w:color w:val="000000"/>
+          <w:sz w:val="24"/>
+        </w:rPr>
+        <w:hyperlink r:id="rId16" w:history="1">
+          <w:r>
+            <w:rPr>
+              <w:rStyle w:val="Hyperlink"/>
+            </w:rPr>
+            <w:t>ects, especi</w:t>
+          </w:r>
+        </w:hyperlink>
+      </w:r>
+      <w:r>
+        <w:rPr>
+          <w:rFonts w:ascii="Charis SIL Regular" w:hAnsi="Charis SIL Regular" w:eastAsia="Charis SIL Regular"/>
+          <w:b w:val="0"/>
+          <w:i w:val="0"/>
+          <w:color w:val="000000"/>
+          <w:sz w:val="24"/>
+        </w:rPr>
+        <w:t xml:space="preserve">ally from </w:t>
       </w:r>
       <w:r>
         <w:rPr>
@@ -2816,13 +2867,75 @@
       </w:r>
       <w:r>
         <w:rPr>
+          <w:u w:val="single" w:color="0000ff"/>
           <w:rFonts w:ascii="Charis SIL Regular" w:hAnsi="Charis SIL Regular" w:eastAsia="Charis SIL Regular"/>
           <w:b w:val="0"/>
           <w:i w:val="0"/>
           <w:color w:val="000000"/>
           <w:sz w:val="24"/>
         </w:rPr>
-        <w:t>Rijksmuseum Resear</w:t>
+        <w:hyperlink r:id="rId22" w:history="1">
+          <w:r>
+            <w:rPr>
+              <w:rStyle w:val="Hyperlink"/>
+            </w:rPr>
+            <w:t>Rij</w:t>
+          </w:r>
+        </w:hyperlink>
+      </w:r>
+      <w:r>
+        <w:rPr>
+          <w:u w:val="single" w:color="0000ff"/>
+          <w:rFonts w:ascii="Charis SIL Regular" w:hAnsi="Charis SIL Regular" w:eastAsia="Charis SIL Regular"/>
+          <w:b w:val="0"/>
+          <w:i w:val="0"/>
+          <w:color w:val="000000"/>
+          <w:sz w:val="24"/>
+        </w:rPr>
+        <w:hyperlink r:id="rId22" w:history="1">
+          <w:r>
+            <w:rPr>
+              <w:rStyle w:val="Hyperlink"/>
+            </w:rPr>
+            <w:t>k</w:t>
+          </w:r>
+        </w:hyperlink>
+      </w:r>
+      <w:r>
+        <w:rPr>
+          <w:u w:val="single" w:color="0000ff"/>
+          <w:rFonts w:ascii="Charis SIL Regular" w:hAnsi="Charis SIL Regular" w:eastAsia="Charis SIL Regular"/>
+          <w:b w:val="0"/>
+          <w:i w:val="0"/>
+          <w:color w:val="000000"/>
+          <w:sz w:val="24"/>
+        </w:rPr>
+        <w:hyperlink r:id="rId22" w:history="1">
+          <w:r>
+            <w:rPr>
+              <w:rStyle w:val="Hyperlink"/>
+            </w:rPr>
+            <w:t>smus</w:t>
+          </w:r>
+        </w:hyperlink>
+      </w:r>
+      <w:r>
+        <w:rPr>
+          <w:u w:val="single" w:color="0000ff"/>
+          <w:rFonts w:ascii="Charis SIL Regular" w:hAnsi="Charis SIL Regular" w:eastAsia="Charis SIL Regular"/>
+          <w:b w:val="0"/>
+          <w:i w:val="0"/>
+          <w:color w:val="000000"/>
+          <w:sz w:val="24"/>
+        </w:rPr>
+        <w:hyperlink r:id="rId22" w:history="1">
+          <w:r>
+            <w:rPr>
+              <w:rStyle w:val="Hyperlink"/>
+            </w:rPr>
+            <w:t>eum Resear</w:t>
+          </w:r>
+        </w:hyperlink>
       </w:r>
       <w:r>
         <w:rPr>
@@ -4255,7 +4368,7 @@
           <w:sz w:val="24"/>
           <w:u w:val="single"/>
         </w:rPr>
-        <w:hyperlink r:id="rId27" w:history="1">
+        <w:hyperlink r:id="rId26" w:history="1">
           <w:r>
             <w:rPr>
               <w:rStyle w:val="Hyperlink"/>
@@ -4273,7 +4386,7 @@
           <w:sz w:val="24"/>
           <w:u w:val="single"/>
         </w:rPr>
-        <w:hyperlink r:id="rId27" w:history="1">
+        <w:hyperlink r:id="rId26" w:history="1">
           <w:r>
             <w:rPr>
               <w:rStyle w:val="Hyperlink"/>
@@ -4302,7 +4415,7 @@
           <w:sz w:val="24"/>
           <w:u w:val="single"/>
         </w:rPr>
-        <w:hyperlink r:id="rId27" w:history="1">
+        <w:hyperlink r:id="rId26" w:history="1">
           <w:r>
             <w:rPr>
               <w:rStyle w:val="Hyperlink"/>

--- a/EXPORTS/DOCX/published/niveau2/English/Trade.docx
+++ b/EXPORTS/DOCX/published/niveau2/English/Trade.docx
@@ -457,13 +457,32 @@
       </w:r>
       <w:r>
         <w:rPr>
+          <w:u w:val="single" w:color="0000ff"/>
           <w:rFonts w:ascii="Charis SIL Regular" w:hAnsi="Charis SIL Regular" w:eastAsia="Charis SIL Regular"/>
           <w:b w:val="0"/>
           <w:i w:val="0"/>
           <w:color w:val="000000"/>
           <w:sz w:val="24"/>
         </w:rPr>
-        <w:t xml:space="preserve">auction houses </w:t>
+        <w:hyperlink r:id="rId9" w:history="1">
+          <w:r>
+            <w:rPr>
+              <w:rStyle w:val="Hyperlink"/>
+            </w:rPr>
+            <w:t>auct</w:t>
+          </w:r>
+        </w:hyperlink>
+      </w:r>
+      <w:r>
+        <w:rPr>
+          <w:u w:val="single" w:color="0000ff"/>
+          <w:rFonts w:ascii="Charis SIL Regular" w:hAnsi="Charis SIL Regular" w:eastAsia="Charis SIL Regular"/>
+          <w:b w:val="0"/>
+          <w:i w:val="0"/>
+          <w:color w:val="000000"/>
+          <w:sz w:val="24"/>
+        </w:rPr>
+        <w:t xml:space="preserve">ion houses </w:t>
       </w:r>
       <w:r>
         <w:rPr>
@@ -474,7 +493,7 @@
           <w:sz w:val="24"/>
           <w:u w:val="single"/>
         </w:rPr>
-        <w:hyperlink r:id="rId9" w:history="1">
+        <w:hyperlink r:id="rId12" w:history="1">
           <w:r>
             <w:rPr>
               <w:rStyle w:val="Hyperlink"/>
@@ -528,7 +547,7 @@
           <w:sz w:val="24"/>
           <w:u w:val="single"/>
         </w:rPr>
-        <w:hyperlink r:id="rId10" w:history="1">
+        <w:hyperlink r:id="rId12" w:history="1">
           <w:r>
             <w:rPr>
               <w:rStyle w:val="Hyperlink"/>
@@ -557,7 +576,7 @@
           <w:sz w:val="24"/>
           <w:u w:val="single"/>
         </w:rPr>
-        <w:hyperlink r:id="rId10" w:history="1">
+        <w:hyperlink r:id="rId12" w:history="1">
           <w:r>
             <w:rPr>
               <w:rStyle w:val="Hyperlink"/>
@@ -575,7 +594,7 @@
           <w:sz w:val="24"/>
           <w:u w:val="single"/>
         </w:rPr>
-        <w:hyperlink r:id="rId10" w:history="1">
+        <w:hyperlink r:id="rId12" w:history="1">
           <w:r>
             <w:rPr>
               <w:rStyle w:val="Hyperlink"/>
@@ -651,7 +670,7 @@
           <w:sz w:val="24"/>
           <w:u w:val="single"/>
         </w:rPr>
-        <w:hyperlink r:id="rId12" w:history="1">
+        <w:hyperlink r:id="rId10" w:history="1">
           <w:r>
             <w:rPr>
               <w:rStyle w:val="Hyperlink"/>
@@ -680,7 +699,7 @@
           <w:sz w:val="24"/>
           <w:u w:val="single"/>
         </w:rPr>
-        <w:hyperlink r:id="rId12" w:history="1">
+        <w:hyperlink r:id="rId10" w:history="1">
           <w:r>
             <w:rPr>
               <w:rStyle w:val="Hyperlink"/>
@@ -734,7 +753,7 @@
           <w:sz w:val="24"/>
           <w:u w:val="single"/>
         </w:rPr>
-        <w:hyperlink r:id="rId12" w:history="1">
+        <w:hyperlink r:id="rId11" w:history="1">
           <w:r>
             <w:rPr>
               <w:rStyle w:val="Hyperlink"/>
@@ -745,13 +764,32 @@
       </w:r>
       <w:r>
         <w:rPr>
+          <w:u w:val="single" w:color="0000ff"/>
           <w:rFonts w:ascii="Charis SIL Regular" w:hAnsi="Charis SIL Regular" w:eastAsia="Charis SIL Regular"/>
           <w:b w:val="0"/>
           <w:i w:val="0"/>
           <w:color w:val="000000"/>
           <w:sz w:val="24"/>
         </w:rPr>
-        <w:t xml:space="preserve"> and </w:t>
+        <w:hyperlink r:id="rId11" w:history="1">
+          <w:r>
+            <w:rPr>
+              <w:rStyle w:val="Hyperlink"/>
+            </w:rPr>
+            <w:t xml:space="preserve"> and</w:t>
+          </w:r>
+        </w:hyperlink>
+      </w:r>
+      <w:r>
+        <w:rPr>
+          <w:u w:val="single" w:color="0000ff"/>
+          <w:rFonts w:ascii="Charis SIL Regular" w:hAnsi="Charis SIL Regular" w:eastAsia="Charis SIL Regular"/>
+          <w:b w:val="0"/>
+          <w:i w:val="0"/>
+          <w:color w:val="000000"/>
+          <w:sz w:val="24"/>
+        </w:rPr>
+        <w:t xml:space="preserve"> </w:t>
       </w:r>
       <w:r>
         <w:rPr>
@@ -762,7 +800,7 @@
           <w:sz w:val="24"/>
           <w:u w:val="single"/>
         </w:rPr>
-        <w:hyperlink r:id="rId13" w:history="1">
+        <w:hyperlink r:id="rId11" w:history="1">
           <w:r>
             <w:rPr>
               <w:rStyle w:val="Hyperlink"/>
@@ -791,7 +829,7 @@
           <w:sz w:val="24"/>
           <w:u w:val="single"/>
         </w:rPr>
-        <w:hyperlink r:id="rId13" w:history="1">
+        <w:hyperlink r:id="rId11" w:history="1">
           <w:r>
             <w:rPr>
               <w:rStyle w:val="Hyperlink"/>
@@ -809,7 +847,7 @@
           <w:sz w:val="24"/>
           <w:u w:val="single"/>
         </w:rPr>
-        <w:hyperlink r:id="rId13" w:history="1">
+        <w:hyperlink r:id="rId11" w:history="1">
           <w:r>
             <w:rPr>
               <w:rStyle w:val="Hyperlink"/>
@@ -838,7 +876,7 @@
           <w:sz w:val="24"/>
           <w:u w:val="single"/>
         </w:rPr>
-        <w:hyperlink r:id="rId13" w:history="1">
+        <w:hyperlink r:id="rId11" w:history="1">
           <w:r>
             <w:rPr>
               <w:rStyle w:val="Hyperlink"/>
@@ -894,18 +932,7 @@
           <w:color w:val="000000"/>
           <w:sz w:val="24"/>
         </w:rPr>
-        <w:t>Hague, the stor</w:t>
-      </w:r>
-      <w:r>
-        <w:rPr>
-          <w:u w:val="single" w:color="0000ff"/>
-          <w:rFonts w:ascii="Charis SIL Regular" w:hAnsi="Charis SIL Regular" w:eastAsia="Charis SIL Regular"/>
-          <w:b w:val="0"/>
-          <w:i w:val="0"/>
-          <w:color w:val="000000"/>
-          <w:sz w:val="24"/>
-        </w:rPr>
-        <w:t xml:space="preserve">es </w:t>
+        <w:t xml:space="preserve">Hague, the stores </w:t>
       </w:r>
       <w:r>
         <w:rPr>
@@ -916,7 +943,43 @@
           <w:sz w:val="24"/>
           <w:u w:val="single"/>
         </w:rPr>
-        <w:t>Groote Konin</w:t>
+        <w:hyperlink r:id="rId14" w:history="1">
+          <w:r>
+            <w:rPr>
+              <w:rStyle w:val="Hyperlink"/>
+            </w:rPr>
+            <w:t>Groot</w:t>
+          </w:r>
+        </w:hyperlink>
+      </w:r>
+      <w:r>
+        <w:rPr>
+          <w:rFonts w:ascii="Charis SIL Regular" w:hAnsi="Charis SIL Regular" w:eastAsia="Charis SIL Regular"/>
+          <w:b w:val="0"/>
+          <w:i w:val="0"/>
+          <w:color w:val="0000FF"/>
+          <w:sz w:val="24"/>
+          <w:u w:val="single"/>
+        </w:rPr>
+        <w:hyperlink r:id="rId14" w:history="1">
+          <w:r>
+            <w:rPr>
+              <w:rStyle w:val="Hyperlink"/>
+            </w:rPr>
+            <w:t>e</w:t>
+          </w:r>
+        </w:hyperlink>
+      </w:r>
+      <w:r>
+        <w:rPr>
+          <w:rFonts w:ascii="Charis SIL Regular" w:hAnsi="Charis SIL Regular" w:eastAsia="Charis SIL Regular"/>
+          <w:b w:val="0"/>
+          <w:i w:val="0"/>
+          <w:color w:val="0000FF"/>
+          <w:sz w:val="24"/>
+          <w:u w:val="single"/>
+        </w:rPr>
+        <w:t xml:space="preserve"> Konin</w:t>
       </w:r>
       <w:r>
         <w:rPr>
@@ -963,7 +1026,7 @@
           <w:sz w:val="24"/>
           <w:u w:val="single"/>
         </w:rPr>
-        <w:hyperlink r:id="rId12" w:history="1">
+        <w:hyperlink r:id="rId14" w:history="1">
           <w:r>
             <w:rPr>
               <w:rStyle w:val="Hyperlink"/>
@@ -992,7 +1055,7 @@
           <w:sz w:val="24"/>
           <w:u w:val="single"/>
         </w:rPr>
-        <w:hyperlink r:id="rId12" w:history="1">
+        <w:hyperlink r:id="rId14" w:history="1">
           <w:r>
             <w:rPr>
               <w:rStyle w:val="Hyperlink"/>
@@ -1021,7 +1084,7 @@
           <w:sz w:val="24"/>
           <w:u w:val="single"/>
         </w:rPr>
-        <w:hyperlink r:id="rId12" w:history="1">
+        <w:hyperlink r:id="rId14" w:history="1">
           <w:r>
             <w:rPr>
               <w:rStyle w:val="Hyperlink"/>
@@ -1057,7 +1120,7 @@
           <w:sz w:val="24"/>
           <w:u w:val="single"/>
         </w:rPr>
-        <w:hyperlink r:id="rId13" w:history="1">
+        <w:hyperlink r:id="rId14" w:history="1">
           <w:r>
             <w:rPr>
               <w:rStyle w:val="Hyperlink"/>
@@ -1068,50 +1131,13 @@
       </w:r>
       <w:r>
         <w:rPr>
-          <w:u w:val="single" w:color="0000ff"/>
           <w:rFonts w:ascii="Charis SIL Regular" w:hAnsi="Charis SIL Regular" w:eastAsia="Charis SIL Regular"/>
           <w:b w:val="0"/>
           <w:i w:val="0"/>
           <w:color w:val="000000"/>
           <w:sz w:val="24"/>
         </w:rPr>
-        <w:hyperlink r:id="rId13" w:history="1">
-          <w:r>
-            <w:rPr>
-              <w:rStyle w:val="Hyperlink"/>
-            </w:rPr>
-            <w:t xml:space="preserve"> an</w:t>
-          </w:r>
-        </w:hyperlink>
-      </w:r>
-      <w:r>
-        <w:rPr>
-          <w:u w:val="single" w:color="0000ff"/>
-          <w:rFonts w:ascii="Charis SIL Regular" w:hAnsi="Charis SIL Regular" w:eastAsia="Charis SIL Regular"/>
-          <w:b w:val="0"/>
-          <w:i w:val="0"/>
-          <w:color w:val="000000"/>
-          <w:sz w:val="24"/>
-        </w:rPr>
-        <w:hyperlink r:id="rId13" w:history="1">
-          <w:r>
-            <w:rPr>
-              <w:rStyle w:val="Hyperlink"/>
-            </w:rPr>
-            <w:t>d</w:t>
-          </w:r>
-        </w:hyperlink>
-      </w:r>
-      <w:r>
-        <w:rPr>
-          <w:u w:val="single" w:color="0000ff"/>
-          <w:rFonts w:ascii="Charis SIL Regular" w:hAnsi="Charis SIL Regular" w:eastAsia="Charis SIL Regular"/>
-          <w:b w:val="0"/>
-          <w:i w:val="0"/>
-          <w:color w:val="000000"/>
-          <w:sz w:val="24"/>
-        </w:rPr>
-        <w:t xml:space="preserve"> </w:t>
+        <w:t xml:space="preserve"> and </w:t>
       </w:r>
       <w:r>
         <w:rPr>
@@ -1122,7 +1148,7 @@
           <w:sz w:val="24"/>
           <w:u w:val="single"/>
         </w:rPr>
-        <w:hyperlink r:id="rId13" w:history="1">
+        <w:hyperlink r:id="rId15" w:history="1">
           <w:r>
             <w:rPr>
               <w:rStyle w:val="Hyperlink"/>
@@ -1158,7 +1184,7 @@
           <w:sz w:val="24"/>
           <w:u w:val="single"/>
         </w:rPr>
-        <w:hyperlink r:id="rId13" w:history="1">
+        <w:hyperlink r:id="rId15" w:history="1">
           <w:r>
             <w:rPr>
               <w:rStyle w:val="Hyperlink"/>
@@ -1187,7 +1213,7 @@
           <w:sz w:val="24"/>
           <w:u w:val="single"/>
         </w:rPr>
-        <w:hyperlink r:id="rId13" w:history="1">
+        <w:hyperlink r:id="rId15" w:history="1">
           <w:r>
             <w:rPr>
               <w:rStyle w:val="Hyperlink"/>
@@ -1205,7 +1231,7 @@
           <w:sz w:val="24"/>
           <w:u w:val="single"/>
         </w:rPr>
-        <w:hyperlink r:id="rId13" w:history="1">
+        <w:hyperlink r:id="rId15" w:history="1">
           <w:r>
             <w:rPr>
               <w:rStyle w:val="Hyperlink"/>
@@ -1509,61 +1535,7 @@
           <w:color w:val="000000"/>
           <w:sz w:val="24"/>
         </w:rPr>
-        <w:t>, a trading compan</w:t>
-      </w:r>
-      <w:r>
-        <w:rPr>
-          <w:u w:val="single" w:color="0000ff"/>
-          <w:rFonts w:ascii="Charis SIL Regular" w:hAnsi="Charis SIL Regular" w:eastAsia="Charis SIL Regular"/>
-          <w:b w:val="0"/>
-          <w:i w:val="0"/>
-          <w:color w:val="000000"/>
-          <w:sz w:val="24"/>
-        </w:rPr>
-        <w:hyperlink r:id="rId16" w:history="1">
-          <w:r>
-            <w:rPr>
-              <w:rStyle w:val="Hyperlink"/>
-            </w:rPr>
-            <w:t>y that o</w:t>
-          </w:r>
-        </w:hyperlink>
-      </w:r>
-      <w:r>
-        <w:rPr>
-          <w:u w:val="single" w:color="0000ff"/>
-          <w:rFonts w:ascii="Charis SIL Regular" w:hAnsi="Charis SIL Regular" w:eastAsia="Charis SIL Regular"/>
-          <w:b w:val="0"/>
-          <w:i w:val="0"/>
-          <w:color w:val="000000"/>
-          <w:sz w:val="24"/>
-        </w:rPr>
-        <w:hyperlink r:id="rId16" w:history="1">
-          <w:r>
-            <w:rPr>
-              <w:rStyle w:val="Hyperlink"/>
-            </w:rPr>
-            <w:t>p</w:t>
-          </w:r>
-        </w:hyperlink>
-      </w:r>
-      <w:r>
-        <w:rPr>
-          <w:u w:val="single" w:color="0000ff"/>
-          <w:rFonts w:ascii="Charis SIL Regular" w:hAnsi="Charis SIL Regular" w:eastAsia="Charis SIL Regular"/>
-          <w:b w:val="0"/>
-          <w:i w:val="0"/>
-          <w:color w:val="000000"/>
-          <w:sz w:val="24"/>
-        </w:rPr>
-        <w:hyperlink r:id="rId16" w:history="1">
-          <w:r>
-            <w:rPr>
-              <w:rStyle w:val="Hyperlink"/>
-            </w:rPr>
-            <w:t xml:space="preserve">erated in </w:t>
-          </w:r>
-        </w:hyperlink>
+        <w:t xml:space="preserve">, a trading company that operated in </w:t>
       </w:r>
       <w:r>
         <w:rPr>
@@ -1574,7 +1546,7 @@
           <w:sz w:val="24"/>
           <w:u w:val="single"/>
         </w:rPr>
-        <w:hyperlink r:id="rId16" w:history="1">
+        <w:hyperlink r:id="rId17" w:history="1">
           <w:r>
             <w:rPr>
               <w:rStyle w:val="Hyperlink"/>
@@ -1592,7 +1564,7 @@
           <w:sz w:val="24"/>
           <w:u w:val="single"/>
         </w:rPr>
-        <w:hyperlink r:id="rId16" w:history="1">
+        <w:hyperlink r:id="rId17" w:history="1">
           <w:r>
             <w:rPr>
               <w:rStyle w:val="Hyperlink"/>
@@ -1639,7 +1611,7 @@
           <w:sz w:val="24"/>
           <w:u w:val="single"/>
         </w:rPr>
-        <w:hyperlink r:id="rId17" w:history="1">
+        <w:hyperlink r:id="rId16" w:history="1">
           <w:r>
             <w:rPr>
               <w:rStyle w:val="Hyperlink"/>
@@ -1657,7 +1629,7 @@
           <w:sz w:val="24"/>
           <w:u w:val="single"/>
         </w:rPr>
-        <w:hyperlink r:id="rId17" w:history="1">
+        <w:hyperlink r:id="rId16" w:history="1">
           <w:r>
             <w:rPr>
               <w:rStyle w:val="Hyperlink"/>

--- a/EXPORTS/DOCX/published/niveau2/English/Trade.docx
+++ b/EXPORTS/DOCX/published/niveau2/English/Trade.docx
@@ -464,25 +464,7 @@
           <w:color w:val="000000"/>
           <w:sz w:val="24"/>
         </w:rPr>
-        <w:hyperlink r:id="rId9" w:history="1">
-          <w:r>
-            <w:rPr>
-              <w:rStyle w:val="Hyperlink"/>
-            </w:rPr>
-            <w:t>auct</w:t>
-          </w:r>
-        </w:hyperlink>
-      </w:r>
-      <w:r>
-        <w:rPr>
-          <w:u w:val="single" w:color="0000ff"/>
-          <w:rFonts w:ascii="Charis SIL Regular" w:hAnsi="Charis SIL Regular" w:eastAsia="Charis SIL Regular"/>
-          <w:b w:val="0"/>
-          <w:i w:val="0"/>
-          <w:color w:val="000000"/>
-          <w:sz w:val="24"/>
-        </w:rPr>
-        <w:t xml:space="preserve">ion houses </w:t>
+        <w:t xml:space="preserve">auction houses </w:t>
       </w:r>
       <w:r>
         <w:rPr>
@@ -529,6 +511,449 @@
           <w:sz w:val="24"/>
           <w:u w:val="single"/>
         </w:rPr>
+        <w:t>e</w:t>
+      </w:r>
+      <w:r>
+        <w:rPr>
+          <w:rFonts w:ascii="Charis SIL Regular" w:hAnsi="Charis SIL Regular" w:eastAsia="Charis SIL Regular"/>
+          <w:b w:val="0"/>
+          <w:i w:val="0"/>
+          <w:color w:val="0000FF"/>
+          <w:sz w:val="24"/>
+          <w:u w:val="single"/>
+        </w:rPr>
+        <w:hyperlink r:id="rId10" w:history="1">
+          <w:r>
+            <w:rPr>
+              <w:rStyle w:val="Hyperlink"/>
+            </w:rPr>
+            <w:t>derik</w:t>
+          </w:r>
+        </w:hyperlink>
+      </w:r>
+      <w:r>
+        <w:rPr>
+          <w:rFonts w:ascii="Charis SIL Regular" w:hAnsi="Charis SIL Regular" w:eastAsia="Charis SIL Regular"/>
+          <w:b w:val="0"/>
+          <w:i w:val="0"/>
+          <w:color w:val="0000FF"/>
+          <w:sz w:val="24"/>
+          <w:u w:val="single"/>
+        </w:rPr>
+        <w:t xml:space="preserve"> </w:t>
+      </w:r>
+      <w:r>
+        <w:rPr>
+          <w:rFonts w:ascii="Charis SIL Regular" w:hAnsi="Charis SIL Regular" w:eastAsia="Charis SIL Regular"/>
+          <w:b w:val="0"/>
+          <w:i w:val="0"/>
+          <w:color w:val="0000FF"/>
+          <w:sz w:val="24"/>
+          <w:u w:val="single"/>
+        </w:rPr>
+        <w:hyperlink r:id="rId10" w:history="1">
+          <w:r>
+            <w:rPr>
+              <w:rStyle w:val="Hyperlink"/>
+            </w:rPr>
+            <w:t>Mul</w:t>
+          </w:r>
+        </w:hyperlink>
+      </w:r>
+      <w:r>
+        <w:rPr>
+          <w:rFonts w:ascii="Charis SIL Regular" w:hAnsi="Charis SIL Regular" w:eastAsia="Charis SIL Regular"/>
+          <w:b w:val="0"/>
+          <w:i w:val="0"/>
+          <w:color w:val="0000FF"/>
+          <w:sz w:val="24"/>
+          <w:u w:val="single"/>
+        </w:rPr>
+        <w:hyperlink r:id="rId10" w:history="1">
+          <w:r>
+            <w:rPr>
+              <w:rStyle w:val="Hyperlink"/>
+            </w:rPr>
+            <w:t>l</w:t>
+          </w:r>
+        </w:hyperlink>
+      </w:r>
+      <w:r>
+        <w:rPr>
+          <w:rFonts w:ascii="Charis SIL Regular" w:hAnsi="Charis SIL Regular" w:eastAsia="Charis SIL Regular"/>
+          <w:b w:val="0"/>
+          <w:i w:val="0"/>
+          <w:color w:val="0000FF"/>
+          <w:sz w:val="24"/>
+          <w:u w:val="single"/>
+        </w:rPr>
+        <w:hyperlink r:id="rId10" w:history="1">
+          <w:r>
+            <w:rPr>
+              <w:rStyle w:val="Hyperlink"/>
+            </w:rPr>
+            <w:t>er</w:t>
+          </w:r>
+        </w:hyperlink>
+      </w:r>
+      <w:r>
+        <w:rPr>
+          <w:rFonts w:ascii="Charis SIL Regular" w:hAnsi="Charis SIL Regular" w:eastAsia="Charis SIL Regular"/>
+          <w:b w:val="0"/>
+          <w:i w:val="0"/>
+          <w:color w:val="0000FF"/>
+          <w:sz w:val="24"/>
+          <w:u w:val="single"/>
+        </w:rPr>
+        <w:t xml:space="preserve"> </w:t>
+      </w:r>
+      <w:r>
+        <w:rPr>
+          <w:rFonts w:ascii="Charis SIL Regular" w:hAnsi="Charis SIL Regular" w:eastAsia="Charis SIL Regular"/>
+          <w:b w:val="0"/>
+          <w:i w:val="0"/>
+          <w:color w:val="0000FF"/>
+          <w:sz w:val="24"/>
+          <w:u w:val="single"/>
+        </w:rPr>
+        <w:hyperlink r:id="rId10" w:history="1">
+          <w:r>
+            <w:rPr>
+              <w:rStyle w:val="Hyperlink"/>
+            </w:rPr>
+            <w:t>&amp;</w:t>
+          </w:r>
+        </w:hyperlink>
+      </w:r>
+      <w:r>
+        <w:rPr>
+          <w:rFonts w:ascii="Charis SIL Regular" w:hAnsi="Charis SIL Regular" w:eastAsia="Charis SIL Regular"/>
+          <w:b w:val="0"/>
+          <w:i w:val="0"/>
+          <w:color w:val="0000FF"/>
+          <w:sz w:val="24"/>
+          <w:u w:val="single"/>
+        </w:rPr>
+        <w:t xml:space="preserve"> </w:t>
+      </w:r>
+      <w:r>
+        <w:rPr>
+          <w:rFonts w:ascii="Charis SIL Regular" w:hAnsi="Charis SIL Regular" w:eastAsia="Charis SIL Regular"/>
+          <w:b w:val="0"/>
+          <w:i w:val="0"/>
+          <w:color w:val="0000FF"/>
+          <w:sz w:val="24"/>
+          <w:u w:val="single"/>
+        </w:rPr>
+        <w:hyperlink r:id="rId12" w:history="1">
+          <w:r>
+            <w:rPr>
+              <w:rStyle w:val="Hyperlink"/>
+            </w:rPr>
+            <w:t>Co.</w:t>
+          </w:r>
+        </w:hyperlink>
+      </w:r>
+      <w:r>
+        <w:rPr>
+          <w:rFonts w:ascii="Charis SIL Regular" w:hAnsi="Charis SIL Regular" w:eastAsia="Charis SIL Regular"/>
+          <w:b w:val="0"/>
+          <w:i w:val="0"/>
+          <w:color w:val="0000FF"/>
+          <w:sz w:val="24"/>
+          <w:u w:val="single"/>
+        </w:rPr>
+        <w:t xml:space="preserve"> </w:t>
+      </w:r>
+      <w:r>
+        <w:rPr>
+          <w:rFonts w:ascii="Charis SIL Regular" w:hAnsi="Charis SIL Regular" w:eastAsia="Charis SIL Regular"/>
+          <w:b w:val="0"/>
+          <w:i w:val="0"/>
+          <w:color w:val="0000FF"/>
+          <w:sz w:val="24"/>
+          <w:u w:val="single"/>
+        </w:rPr>
+        <w:hyperlink r:id="rId12" w:history="1">
+          <w:r>
+            <w:rPr>
+              <w:rStyle w:val="Hyperlink"/>
+            </w:rPr>
+            <w:t>(18</w:t>
+          </w:r>
+        </w:hyperlink>
+      </w:r>
+      <w:r>
+        <w:rPr>
+          <w:rFonts w:ascii="Charis SIL Regular" w:hAnsi="Charis SIL Regular" w:eastAsia="Charis SIL Regular"/>
+          <w:b w:val="0"/>
+          <w:i w:val="0"/>
+          <w:color w:val="0000FF"/>
+          <w:sz w:val="24"/>
+          <w:u w:val="single"/>
+        </w:rPr>
+        <w:hyperlink r:id="rId12" w:history="1">
+          <w:r>
+            <w:rPr>
+              <w:rStyle w:val="Hyperlink"/>
+            </w:rPr>
+            <w:t>76-1</w:t>
+          </w:r>
+        </w:hyperlink>
+      </w:r>
+      <w:r>
+        <w:rPr>
+          <w:rFonts w:ascii="Charis SIL Regular" w:hAnsi="Charis SIL Regular" w:eastAsia="Charis SIL Regular"/>
+          <w:b w:val="0"/>
+          <w:i w:val="0"/>
+          <w:color w:val="0000FF"/>
+          <w:sz w:val="24"/>
+          <w:u w:val="single"/>
+        </w:rPr>
+        <w:hyperlink r:id="rId12" w:history="1">
+          <w:r>
+            <w:rPr>
+              <w:rStyle w:val="Hyperlink"/>
+            </w:rPr>
+            <w:t>9</w:t>
+          </w:r>
+        </w:hyperlink>
+      </w:r>
+      <w:r>
+        <w:rPr>
+          <w:rFonts w:ascii="Charis SIL Regular" w:hAnsi="Charis SIL Regular" w:eastAsia="Charis SIL Regular"/>
+          <w:b w:val="0"/>
+          <w:i w:val="0"/>
+          <w:color w:val="0000FF"/>
+          <w:sz w:val="24"/>
+          <w:u w:val="single"/>
+        </w:rPr>
+        <w:hyperlink r:id="rId12" w:history="1">
+          <w:r>
+            <w:rPr>
+              <w:rStyle w:val="Hyperlink"/>
+            </w:rPr>
+            <w:t>61)</w:t>
+          </w:r>
+        </w:hyperlink>
+      </w:r>
+      <w:r>
+        <w:rPr>
+          <w:u w:val="single" w:color="0000ff"/>
+          <w:rFonts w:ascii="Charis SIL Regular" w:hAnsi="Charis SIL Regular" w:eastAsia="Charis SIL Regular"/>
+          <w:b w:val="0"/>
+          <w:i w:val="0"/>
+          <w:color w:val="000000"/>
+          <w:sz w:val="24"/>
+        </w:rPr>
+        <w:hyperlink r:id="rId11" w:history="1">
+          <w:r>
+            <w:rPr>
+              <w:rStyle w:val="Hyperlink"/>
+            </w:rPr>
+            <w:t xml:space="preserve"> and</w:t>
+          </w:r>
+        </w:hyperlink>
+      </w:r>
+      <w:r>
+        <w:rPr>
+          <w:u w:val="single" w:color="0000ff"/>
+          <w:rFonts w:ascii="Charis SIL Regular" w:hAnsi="Charis SIL Regular" w:eastAsia="Charis SIL Regular"/>
+          <w:b w:val="0"/>
+          <w:i w:val="0"/>
+          <w:color w:val="000000"/>
+          <w:sz w:val="24"/>
+        </w:rPr>
+        <w:t xml:space="preserve"> </w:t>
+      </w:r>
+      <w:r>
+        <w:rPr>
+          <w:rFonts w:ascii="Charis SIL Regular" w:hAnsi="Charis SIL Regular" w:eastAsia="Charis SIL Regular"/>
+          <w:b w:val="0"/>
+          <w:i w:val="0"/>
+          <w:color w:val="0000FF"/>
+          <w:sz w:val="24"/>
+          <w:u w:val="single"/>
+        </w:rPr>
+        <w:hyperlink r:id="rId13" w:history="1">
+          <w:r>
+            <w:rPr>
+              <w:rStyle w:val="Hyperlink"/>
+            </w:rPr>
+            <w:t>Mak</w:t>
+          </w:r>
+        </w:hyperlink>
+      </w:r>
+      <w:r>
+        <w:rPr>
+          <w:rFonts w:ascii="Charis SIL Regular" w:hAnsi="Charis SIL Regular" w:eastAsia="Charis SIL Regular"/>
+          <w:b w:val="0"/>
+          <w:i w:val="0"/>
+          <w:color w:val="0000FF"/>
+          <w:sz w:val="24"/>
+          <w:u w:val="single"/>
+        </w:rPr>
+        <w:t xml:space="preserve"> </w:t>
+      </w:r>
+      <w:r>
+        <w:rPr>
+          <w:rFonts w:ascii="Charis SIL Regular" w:hAnsi="Charis SIL Regular" w:eastAsia="Charis SIL Regular"/>
+          <w:b w:val="0"/>
+          <w:i w:val="0"/>
+          <w:color w:val="0000FF"/>
+          <w:sz w:val="24"/>
+          <w:u w:val="single"/>
+        </w:rPr>
+        <w:hyperlink r:id="rId13" w:history="1">
+          <w:r>
+            <w:rPr>
+              <w:rStyle w:val="Hyperlink"/>
+            </w:rPr>
+            <w:t>v</w:t>
+          </w:r>
+        </w:hyperlink>
+      </w:r>
+      <w:r>
+        <w:rPr>
+          <w:rFonts w:ascii="Charis SIL Regular" w:hAnsi="Charis SIL Regular" w:eastAsia="Charis SIL Regular"/>
+          <w:b w:val="0"/>
+          <w:i w:val="0"/>
+          <w:color w:val="0000FF"/>
+          <w:sz w:val="24"/>
+          <w:u w:val="single"/>
+        </w:rPr>
+        <w:hyperlink r:id="rId13" w:history="1">
+          <w:r>
+            <w:rPr>
+              <w:rStyle w:val="Hyperlink"/>
+            </w:rPr>
+            <w:t>an</w:t>
+          </w:r>
+        </w:hyperlink>
+      </w:r>
+      <w:r>
+        <w:rPr>
+          <w:rFonts w:ascii="Charis SIL Regular" w:hAnsi="Charis SIL Regular" w:eastAsia="Charis SIL Regular"/>
+          <w:b w:val="0"/>
+          <w:i w:val="0"/>
+          <w:color w:val="0000FF"/>
+          <w:sz w:val="24"/>
+          <w:u w:val="single"/>
+        </w:rPr>
+        <w:t xml:space="preserve"> </w:t>
+      </w:r>
+      <w:r>
+        <w:rPr>
+          <w:rFonts w:ascii="Charis SIL Regular" w:hAnsi="Charis SIL Regular" w:eastAsia="Charis SIL Regular"/>
+          <w:b w:val="0"/>
+          <w:i w:val="0"/>
+          <w:color w:val="0000FF"/>
+          <w:sz w:val="24"/>
+          <w:u w:val="single"/>
+        </w:rPr>
+        <w:hyperlink r:id="rId13" w:history="1">
+          <w:r>
+            <w:rPr>
+              <w:rStyle w:val="Hyperlink"/>
+            </w:rPr>
+            <w:t>Waay</w:t>
+          </w:r>
+        </w:hyperlink>
+      </w:r>
+      <w:r>
+        <w:rPr>
+          <w:rFonts w:ascii="Charis SIL Regular" w:hAnsi="Charis SIL Regular" w:eastAsia="Charis SIL Regular"/>
+          <w:b w:val="0"/>
+          <w:i w:val="0"/>
+          <w:color w:val="0000FF"/>
+          <w:sz w:val="24"/>
+          <w:u w:val="single"/>
+        </w:rPr>
+        <w:t xml:space="preserve"> </w:t>
+      </w:r>
+      <w:r>
+        <w:rPr>
+          <w:rFonts w:ascii="Charis SIL Regular" w:hAnsi="Charis SIL Regular" w:eastAsia="Charis SIL Regular"/>
+          <w:b w:val="0"/>
+          <w:i w:val="0"/>
+          <w:color w:val="0000FF"/>
+          <w:sz w:val="24"/>
+          <w:u w:val="single"/>
+        </w:rPr>
+        <w:hyperlink r:id="rId13" w:history="1">
+          <w:r>
+            <w:rPr>
+              <w:rStyle w:val="Hyperlink"/>
+            </w:rPr>
+            <w:t>(1918-1974)</w:t>
+          </w:r>
+        </w:hyperlink>
+      </w:r>
+      <w:r>
+        <w:rPr>
+          <w:rFonts w:ascii="Charis SIL Regular" w:hAnsi="Charis SIL Regular" w:eastAsia="Charis SIL Regular"/>
+          <w:b w:val="0"/>
+          <w:i w:val="0"/>
+          <w:color w:val="000000"/>
+          <w:sz w:val="24"/>
+        </w:rPr>
+        <w:t xml:space="preserve">. In The </w:t>
+      </w:r>
+      <w:r>
+        <w:rPr>
+          <w:rFonts w:ascii="Charis SIL Regular" w:hAnsi="Charis SIL Regular" w:eastAsia="Charis SIL Regular"/>
+          <w:b w:val="0"/>
+          <w:i w:val="0"/>
+          <w:color w:val="000000"/>
+          <w:sz w:val="24"/>
+        </w:rPr>
+        <w:t>Hague, the stor</w:t>
+      </w:r>
+      <w:r>
+        <w:rPr>
+          <w:u w:val="single" w:color="0000ff"/>
+          <w:rFonts w:ascii="Charis SIL Regular" w:hAnsi="Charis SIL Regular" w:eastAsia="Charis SIL Regular"/>
+          <w:b w:val="0"/>
+          <w:i w:val="0"/>
+          <w:color w:val="000000"/>
+          <w:sz w:val="24"/>
+        </w:rPr>
+        <w:hyperlink r:id="rId12" w:history="1">
+          <w:r>
+            <w:rPr>
+              <w:rStyle w:val="Hyperlink"/>
+            </w:rPr>
+            <w:t xml:space="preserve">es </w:t>
+          </w:r>
+        </w:hyperlink>
+      </w:r>
+      <w:r>
+        <w:rPr>
+          <w:rFonts w:ascii="Charis SIL Regular" w:hAnsi="Charis SIL Regular" w:eastAsia="Charis SIL Regular"/>
+          <w:b w:val="0"/>
+          <w:i w:val="0"/>
+          <w:color w:val="0000FF"/>
+          <w:sz w:val="24"/>
+          <w:u w:val="single"/>
+        </w:rPr>
+        <w:hyperlink r:id="rId12" w:history="1">
+          <w:r>
+            <w:rPr>
+              <w:rStyle w:val="Hyperlink"/>
+            </w:rPr>
+            <w:t>Groot</w:t>
+          </w:r>
+        </w:hyperlink>
+      </w:r>
+      <w:r>
+        <w:rPr>
+          <w:rFonts w:ascii="Charis SIL Regular" w:hAnsi="Charis SIL Regular" w:eastAsia="Charis SIL Regular"/>
+          <w:b w:val="0"/>
+          <w:i w:val="0"/>
+          <w:color w:val="0000FF"/>
+          <w:sz w:val="24"/>
+          <w:u w:val="single"/>
+        </w:rPr>
         <w:hyperlink r:id="rId12" w:history="1">
           <w:r>
             <w:rPr>
@@ -547,439 +972,25 @@
           <w:sz w:val="24"/>
           <w:u w:val="single"/>
         </w:rPr>
+        <w:t xml:space="preserve"> </w:t>
+      </w:r>
+      <w:r>
+        <w:rPr>
+          <w:rFonts w:ascii="Charis SIL Regular" w:hAnsi="Charis SIL Regular" w:eastAsia="Charis SIL Regular"/>
+          <w:b w:val="0"/>
+          <w:i w:val="0"/>
+          <w:color w:val="0000FF"/>
+          <w:sz w:val="24"/>
+          <w:u w:val="single"/>
+        </w:rPr>
         <w:hyperlink r:id="rId12" w:history="1">
           <w:r>
             <w:rPr>
               <w:rStyle w:val="Hyperlink"/>
             </w:rPr>
-            <w:t>derik</w:t>
+            <w:t>Konin</w:t>
           </w:r>
         </w:hyperlink>
-      </w:r>
-      <w:r>
-        <w:rPr>
-          <w:rFonts w:ascii="Charis SIL Regular" w:hAnsi="Charis SIL Regular" w:eastAsia="Charis SIL Regular"/>
-          <w:b w:val="0"/>
-          <w:i w:val="0"/>
-          <w:color w:val="0000FF"/>
-          <w:sz w:val="24"/>
-          <w:u w:val="single"/>
-        </w:rPr>
-        <w:t xml:space="preserve"> </w:t>
-      </w:r>
-      <w:r>
-        <w:rPr>
-          <w:rFonts w:ascii="Charis SIL Regular" w:hAnsi="Charis SIL Regular" w:eastAsia="Charis SIL Regular"/>
-          <w:b w:val="0"/>
-          <w:i w:val="0"/>
-          <w:color w:val="0000FF"/>
-          <w:sz w:val="24"/>
-          <w:u w:val="single"/>
-        </w:rPr>
-        <w:hyperlink r:id="rId12" w:history="1">
-          <w:r>
-            <w:rPr>
-              <w:rStyle w:val="Hyperlink"/>
-            </w:rPr>
-            <w:t>Mul</w:t>
-          </w:r>
-        </w:hyperlink>
-      </w:r>
-      <w:r>
-        <w:rPr>
-          <w:rFonts w:ascii="Charis SIL Regular" w:hAnsi="Charis SIL Regular" w:eastAsia="Charis SIL Regular"/>
-          <w:b w:val="0"/>
-          <w:i w:val="0"/>
-          <w:color w:val="0000FF"/>
-          <w:sz w:val="24"/>
-          <w:u w:val="single"/>
-        </w:rPr>
-        <w:hyperlink r:id="rId12" w:history="1">
-          <w:r>
-            <w:rPr>
-              <w:rStyle w:val="Hyperlink"/>
-            </w:rPr>
-            <w:t>l</w:t>
-          </w:r>
-        </w:hyperlink>
-      </w:r>
-      <w:r>
-        <w:rPr>
-          <w:rFonts w:ascii="Charis SIL Regular" w:hAnsi="Charis SIL Regular" w:eastAsia="Charis SIL Regular"/>
-          <w:b w:val="0"/>
-          <w:i w:val="0"/>
-          <w:color w:val="0000FF"/>
-          <w:sz w:val="24"/>
-          <w:u w:val="single"/>
-        </w:rPr>
-        <w:hyperlink r:id="rId10" w:history="1">
-          <w:r>
-            <w:rPr>
-              <w:rStyle w:val="Hyperlink"/>
-            </w:rPr>
-            <w:t>er</w:t>
-          </w:r>
-        </w:hyperlink>
-      </w:r>
-      <w:r>
-        <w:rPr>
-          <w:rFonts w:ascii="Charis SIL Regular" w:hAnsi="Charis SIL Regular" w:eastAsia="Charis SIL Regular"/>
-          <w:b w:val="0"/>
-          <w:i w:val="0"/>
-          <w:color w:val="0000FF"/>
-          <w:sz w:val="24"/>
-          <w:u w:val="single"/>
-        </w:rPr>
-        <w:t xml:space="preserve"> </w:t>
-      </w:r>
-      <w:r>
-        <w:rPr>
-          <w:rFonts w:ascii="Charis SIL Regular" w:hAnsi="Charis SIL Regular" w:eastAsia="Charis SIL Regular"/>
-          <w:b w:val="0"/>
-          <w:i w:val="0"/>
-          <w:color w:val="0000FF"/>
-          <w:sz w:val="24"/>
-          <w:u w:val="single"/>
-        </w:rPr>
-        <w:hyperlink r:id="rId12" w:history="1">
-          <w:r>
-            <w:rPr>
-              <w:rStyle w:val="Hyperlink"/>
-            </w:rPr>
-            <w:t>&amp;</w:t>
-          </w:r>
-        </w:hyperlink>
-      </w:r>
-      <w:r>
-        <w:rPr>
-          <w:rFonts w:ascii="Charis SIL Regular" w:hAnsi="Charis SIL Regular" w:eastAsia="Charis SIL Regular"/>
-          <w:b w:val="0"/>
-          <w:i w:val="0"/>
-          <w:color w:val="0000FF"/>
-          <w:sz w:val="24"/>
-          <w:u w:val="single"/>
-        </w:rPr>
-        <w:t xml:space="preserve"> </w:t>
-      </w:r>
-      <w:r>
-        <w:rPr>
-          <w:rFonts w:ascii="Charis SIL Regular" w:hAnsi="Charis SIL Regular" w:eastAsia="Charis SIL Regular"/>
-          <w:b w:val="0"/>
-          <w:i w:val="0"/>
-          <w:color w:val="0000FF"/>
-          <w:sz w:val="24"/>
-          <w:u w:val="single"/>
-        </w:rPr>
-        <w:hyperlink r:id="rId10" w:history="1">
-          <w:r>
-            <w:rPr>
-              <w:rStyle w:val="Hyperlink"/>
-            </w:rPr>
-            <w:t>Co.</w:t>
-          </w:r>
-        </w:hyperlink>
-      </w:r>
-      <w:r>
-        <w:rPr>
-          <w:rFonts w:ascii="Charis SIL Regular" w:hAnsi="Charis SIL Regular" w:eastAsia="Charis SIL Regular"/>
-          <w:b w:val="0"/>
-          <w:i w:val="0"/>
-          <w:color w:val="0000FF"/>
-          <w:sz w:val="24"/>
-          <w:u w:val="single"/>
-        </w:rPr>
-        <w:t xml:space="preserve"> </w:t>
-      </w:r>
-      <w:r>
-        <w:rPr>
-          <w:rFonts w:ascii="Charis SIL Regular" w:hAnsi="Charis SIL Regular" w:eastAsia="Charis SIL Regular"/>
-          <w:b w:val="0"/>
-          <w:i w:val="0"/>
-          <w:color w:val="0000FF"/>
-          <w:sz w:val="24"/>
-          <w:u w:val="single"/>
-        </w:rPr>
-        <w:hyperlink r:id="rId10" w:history="1">
-          <w:r>
-            <w:rPr>
-              <w:rStyle w:val="Hyperlink"/>
-            </w:rPr>
-            <w:t>(18</w:t>
-          </w:r>
-        </w:hyperlink>
-      </w:r>
-      <w:r>
-        <w:rPr>
-          <w:rFonts w:ascii="Charis SIL Regular" w:hAnsi="Charis SIL Regular" w:eastAsia="Charis SIL Regular"/>
-          <w:b w:val="0"/>
-          <w:i w:val="0"/>
-          <w:color w:val="0000FF"/>
-          <w:sz w:val="24"/>
-          <w:u w:val="single"/>
-        </w:rPr>
-        <w:hyperlink r:id="rId12" w:history="1">
-          <w:r>
-            <w:rPr>
-              <w:rStyle w:val="Hyperlink"/>
-            </w:rPr>
-            <w:t>76-1</w:t>
-          </w:r>
-        </w:hyperlink>
-      </w:r>
-      <w:r>
-        <w:rPr>
-          <w:rFonts w:ascii="Charis SIL Regular" w:hAnsi="Charis SIL Regular" w:eastAsia="Charis SIL Regular"/>
-          <w:b w:val="0"/>
-          <w:i w:val="0"/>
-          <w:color w:val="0000FF"/>
-          <w:sz w:val="24"/>
-          <w:u w:val="single"/>
-        </w:rPr>
-        <w:hyperlink r:id="rId12" w:history="1">
-          <w:r>
-            <w:rPr>
-              <w:rStyle w:val="Hyperlink"/>
-            </w:rPr>
-            <w:t>9</w:t>
-          </w:r>
-        </w:hyperlink>
-      </w:r>
-      <w:r>
-        <w:rPr>
-          <w:rFonts w:ascii="Charis SIL Regular" w:hAnsi="Charis SIL Regular" w:eastAsia="Charis SIL Regular"/>
-          <w:b w:val="0"/>
-          <w:i w:val="0"/>
-          <w:color w:val="0000FF"/>
-          <w:sz w:val="24"/>
-          <w:u w:val="single"/>
-        </w:rPr>
-        <w:hyperlink r:id="rId11" w:history="1">
-          <w:r>
-            <w:rPr>
-              <w:rStyle w:val="Hyperlink"/>
-            </w:rPr>
-            <w:t>61)</w:t>
-          </w:r>
-        </w:hyperlink>
-      </w:r>
-      <w:r>
-        <w:rPr>
-          <w:u w:val="single" w:color="0000ff"/>
-          <w:rFonts w:ascii="Charis SIL Regular" w:hAnsi="Charis SIL Regular" w:eastAsia="Charis SIL Regular"/>
-          <w:b w:val="0"/>
-          <w:i w:val="0"/>
-          <w:color w:val="000000"/>
-          <w:sz w:val="24"/>
-        </w:rPr>
-        <w:hyperlink r:id="rId11" w:history="1">
-          <w:r>
-            <w:rPr>
-              <w:rStyle w:val="Hyperlink"/>
-            </w:rPr>
-            <w:t xml:space="preserve"> and</w:t>
-          </w:r>
-        </w:hyperlink>
-      </w:r>
-      <w:r>
-        <w:rPr>
-          <w:u w:val="single" w:color="0000ff"/>
-          <w:rFonts w:ascii="Charis SIL Regular" w:hAnsi="Charis SIL Regular" w:eastAsia="Charis SIL Regular"/>
-          <w:b w:val="0"/>
-          <w:i w:val="0"/>
-          <w:color w:val="000000"/>
-          <w:sz w:val="24"/>
-        </w:rPr>
-        <w:t xml:space="preserve"> </w:t>
-      </w:r>
-      <w:r>
-        <w:rPr>
-          <w:rFonts w:ascii="Charis SIL Regular" w:hAnsi="Charis SIL Regular" w:eastAsia="Charis SIL Regular"/>
-          <w:b w:val="0"/>
-          <w:i w:val="0"/>
-          <w:color w:val="0000FF"/>
-          <w:sz w:val="24"/>
-          <w:u w:val="single"/>
-        </w:rPr>
-        <w:hyperlink r:id="rId11" w:history="1">
-          <w:r>
-            <w:rPr>
-              <w:rStyle w:val="Hyperlink"/>
-            </w:rPr>
-            <w:t>Mak</w:t>
-          </w:r>
-        </w:hyperlink>
-      </w:r>
-      <w:r>
-        <w:rPr>
-          <w:rFonts w:ascii="Charis SIL Regular" w:hAnsi="Charis SIL Regular" w:eastAsia="Charis SIL Regular"/>
-          <w:b w:val="0"/>
-          <w:i w:val="0"/>
-          <w:color w:val="0000FF"/>
-          <w:sz w:val="24"/>
-          <w:u w:val="single"/>
-        </w:rPr>
-        <w:t xml:space="preserve"> </w:t>
-      </w:r>
-      <w:r>
-        <w:rPr>
-          <w:rFonts w:ascii="Charis SIL Regular" w:hAnsi="Charis SIL Regular" w:eastAsia="Charis SIL Regular"/>
-          <w:b w:val="0"/>
-          <w:i w:val="0"/>
-          <w:color w:val="0000FF"/>
-          <w:sz w:val="24"/>
-          <w:u w:val="single"/>
-        </w:rPr>
-        <w:hyperlink r:id="rId11" w:history="1">
-          <w:r>
-            <w:rPr>
-              <w:rStyle w:val="Hyperlink"/>
-            </w:rPr>
-            <w:t>v</w:t>
-          </w:r>
-        </w:hyperlink>
-      </w:r>
-      <w:r>
-        <w:rPr>
-          <w:rFonts w:ascii="Charis SIL Regular" w:hAnsi="Charis SIL Regular" w:eastAsia="Charis SIL Regular"/>
-          <w:b w:val="0"/>
-          <w:i w:val="0"/>
-          <w:color w:val="0000FF"/>
-          <w:sz w:val="24"/>
-          <w:u w:val="single"/>
-        </w:rPr>
-        <w:hyperlink r:id="rId11" w:history="1">
-          <w:r>
-            <w:rPr>
-              <w:rStyle w:val="Hyperlink"/>
-            </w:rPr>
-            <w:t>an</w:t>
-          </w:r>
-        </w:hyperlink>
-      </w:r>
-      <w:r>
-        <w:rPr>
-          <w:rFonts w:ascii="Charis SIL Regular" w:hAnsi="Charis SIL Regular" w:eastAsia="Charis SIL Regular"/>
-          <w:b w:val="0"/>
-          <w:i w:val="0"/>
-          <w:color w:val="0000FF"/>
-          <w:sz w:val="24"/>
-          <w:u w:val="single"/>
-        </w:rPr>
-        <w:t xml:space="preserve"> </w:t>
-      </w:r>
-      <w:r>
-        <w:rPr>
-          <w:rFonts w:ascii="Charis SIL Regular" w:hAnsi="Charis SIL Regular" w:eastAsia="Charis SIL Regular"/>
-          <w:b w:val="0"/>
-          <w:i w:val="0"/>
-          <w:color w:val="0000FF"/>
-          <w:sz w:val="24"/>
-          <w:u w:val="single"/>
-        </w:rPr>
-        <w:hyperlink r:id="rId11" w:history="1">
-          <w:r>
-            <w:rPr>
-              <w:rStyle w:val="Hyperlink"/>
-            </w:rPr>
-            <w:t>Waay</w:t>
-          </w:r>
-        </w:hyperlink>
-      </w:r>
-      <w:r>
-        <w:rPr>
-          <w:rFonts w:ascii="Charis SIL Regular" w:hAnsi="Charis SIL Regular" w:eastAsia="Charis SIL Regular"/>
-          <w:b w:val="0"/>
-          <w:i w:val="0"/>
-          <w:color w:val="0000FF"/>
-          <w:sz w:val="24"/>
-          <w:u w:val="single"/>
-        </w:rPr>
-        <w:t xml:space="preserve"> </w:t>
-      </w:r>
-      <w:r>
-        <w:rPr>
-          <w:rFonts w:ascii="Charis SIL Regular" w:hAnsi="Charis SIL Regular" w:eastAsia="Charis SIL Regular"/>
-          <w:b w:val="0"/>
-          <w:i w:val="0"/>
-          <w:color w:val="0000FF"/>
-          <w:sz w:val="24"/>
-          <w:u w:val="single"/>
-        </w:rPr>
-        <w:hyperlink r:id="rId13" w:history="1">
-          <w:r>
-            <w:rPr>
-              <w:rStyle w:val="Hyperlink"/>
-            </w:rPr>
-            <w:t>(1918-1974)</w:t>
-          </w:r>
-        </w:hyperlink>
-      </w:r>
-      <w:r>
-        <w:rPr>
-          <w:rFonts w:ascii="Charis SIL Regular" w:hAnsi="Charis SIL Regular" w:eastAsia="Charis SIL Regular"/>
-          <w:b w:val="0"/>
-          <w:i w:val="0"/>
-          <w:color w:val="000000"/>
-          <w:sz w:val="24"/>
-        </w:rPr>
-        <w:t xml:space="preserve">. In The </w:t>
-      </w:r>
-      <w:r>
-        <w:rPr>
-          <w:rFonts w:ascii="Charis SIL Regular" w:hAnsi="Charis SIL Regular" w:eastAsia="Charis SIL Regular"/>
-          <w:b w:val="0"/>
-          <w:i w:val="0"/>
-          <w:color w:val="000000"/>
-          <w:sz w:val="24"/>
-        </w:rPr>
-        <w:t xml:space="preserve">Hague, the stores </w:t>
-      </w:r>
-      <w:r>
-        <w:rPr>
-          <w:rFonts w:ascii="Charis SIL Regular" w:hAnsi="Charis SIL Regular" w:eastAsia="Charis SIL Regular"/>
-          <w:b w:val="0"/>
-          <w:i w:val="0"/>
-          <w:color w:val="0000FF"/>
-          <w:sz w:val="24"/>
-          <w:u w:val="single"/>
-        </w:rPr>
-        <w:hyperlink r:id="rId14" w:history="1">
-          <w:r>
-            <w:rPr>
-              <w:rStyle w:val="Hyperlink"/>
-            </w:rPr>
-            <w:t>Groot</w:t>
-          </w:r>
-        </w:hyperlink>
-      </w:r>
-      <w:r>
-        <w:rPr>
-          <w:rFonts w:ascii="Charis SIL Regular" w:hAnsi="Charis SIL Regular" w:eastAsia="Charis SIL Regular"/>
-          <w:b w:val="0"/>
-          <w:i w:val="0"/>
-          <w:color w:val="0000FF"/>
-          <w:sz w:val="24"/>
-          <w:u w:val="single"/>
-        </w:rPr>
-        <w:hyperlink r:id="rId14" w:history="1">
-          <w:r>
-            <w:rPr>
-              <w:rStyle w:val="Hyperlink"/>
-            </w:rPr>
-            <w:t>e</w:t>
-          </w:r>
-        </w:hyperlink>
-      </w:r>
-      <w:r>
-        <w:rPr>
-          <w:rFonts w:ascii="Charis SIL Regular" w:hAnsi="Charis SIL Regular" w:eastAsia="Charis SIL Regular"/>
-          <w:b w:val="0"/>
-          <w:i w:val="0"/>
-          <w:color w:val="0000FF"/>
-          <w:sz w:val="24"/>
-          <w:u w:val="single"/>
-        </w:rPr>
-        <w:t xml:space="preserve"> Konin</w:t>
       </w:r>
       <w:r>
         <w:rPr>
@@ -1008,7 +1019,7 @@
           <w:sz w:val="24"/>
           <w:u w:val="single"/>
         </w:rPr>
-        <w:hyperlink r:id="rId12" w:history="1">
+        <w:hyperlink r:id="rId14" w:history="1">
           <w:r>
             <w:rPr>
               <w:rStyle w:val="Hyperlink"/>
@@ -1026,7 +1037,7 @@
           <w:sz w:val="24"/>
           <w:u w:val="single"/>
         </w:rPr>
-        <w:hyperlink r:id="rId14" w:history="1">
+        <w:hyperlink r:id="rId12" w:history="1">
           <w:r>
             <w:rPr>
               <w:rStyle w:val="Hyperlink"/>
@@ -1100,7 +1111,6 @@
           <w:i w:val="0"/>
           <w:color w:val="0000FF"/>
           <w:sz w:val="24"/>
-          <w:u w:val="single"/>
         </w:rPr>
         <w:hyperlink r:id="rId14" w:history="1">
           <w:r>
@@ -1131,13 +1141,50 @@
       </w:r>
       <w:r>
         <w:rPr>
+          <w:u w:val="single" w:color="0000ff"/>
           <w:rFonts w:ascii="Charis SIL Regular" w:hAnsi="Charis SIL Regular" w:eastAsia="Charis SIL Regular"/>
           <w:b w:val="0"/>
           <w:i w:val="0"/>
           <w:color w:val="000000"/>
           <w:sz w:val="24"/>
         </w:rPr>
-        <w:t xml:space="preserve"> and </w:t>
+        <w:hyperlink r:id="rId13" w:history="1">
+          <w:r>
+            <w:rPr>
+              <w:rStyle w:val="Hyperlink"/>
+            </w:rPr>
+            <w:t xml:space="preserve"> an</w:t>
+          </w:r>
+        </w:hyperlink>
+      </w:r>
+      <w:r>
+        <w:rPr>
+          <w:u w:val="single" w:color="0000ff"/>
+          <w:rFonts w:ascii="Charis SIL Regular" w:hAnsi="Charis SIL Regular" w:eastAsia="Charis SIL Regular"/>
+          <w:b w:val="0"/>
+          <w:i w:val="0"/>
+          <w:color w:val="000000"/>
+          <w:sz w:val="24"/>
+        </w:rPr>
+        <w:hyperlink r:id="rId13" w:history="1">
+          <w:r>
+            <w:rPr>
+              <w:rStyle w:val="Hyperlink"/>
+            </w:rPr>
+            <w:t>d</w:t>
+          </w:r>
+        </w:hyperlink>
+      </w:r>
+      <w:r>
+        <w:rPr>
+          <w:u w:val="single" w:color="0000ff"/>
+          <w:rFonts w:ascii="Charis SIL Regular" w:hAnsi="Charis SIL Regular" w:eastAsia="Charis SIL Regular"/>
+          <w:b w:val="0"/>
+          <w:i w:val="0"/>
+          <w:color w:val="000000"/>
+          <w:sz w:val="24"/>
+        </w:rPr>
+        <w:t xml:space="preserve"> </w:t>
       </w:r>
       <w:r>
         <w:rPr>
@@ -1582,7 +1629,7 @@
           <w:sz w:val="24"/>
           <w:u w:val="single"/>
         </w:rPr>
-        <w:hyperlink r:id="rId16" w:history="1">
+        <w:hyperlink r:id="rId17" w:history="1">
           <w:r>
             <w:rPr>
               <w:rStyle w:val="Hyperlink"/>
@@ -1611,7 +1658,7 @@
           <w:sz w:val="24"/>
           <w:u w:val="single"/>
         </w:rPr>
-        <w:hyperlink r:id="rId16" w:history="1">
+        <w:hyperlink r:id="rId17" w:history="1">
           <w:r>
             <w:rPr>
               <w:rStyle w:val="Hyperlink"/>
@@ -1629,7 +1676,7 @@
           <w:sz w:val="24"/>
           <w:u w:val="single"/>
         </w:rPr>
-        <w:hyperlink r:id="rId16" w:history="1">
+        <w:hyperlink r:id="rId17" w:history="1">
           <w:r>
             <w:rPr>
               <w:rStyle w:val="Hyperlink"/>
@@ -4340,7 +4387,7 @@
           <w:sz w:val="24"/>
           <w:u w:val="single"/>
         </w:rPr>
-        <w:hyperlink r:id="rId26" w:history="1">
+        <w:hyperlink r:id="rId27" w:history="1">
           <w:r>
             <w:rPr>
               <w:rStyle w:val="Hyperlink"/>

--- a/EXPORTS/DOCX/published/niveau2/English/Trade.docx
+++ b/EXPORTS/DOCX/published/niveau2/English/Trade.docx
@@ -457,14 +457,30 @@
       </w:r>
       <w:r>
         <w:rPr>
-          <w:u w:val="single" w:color="0000ff"/>
           <w:rFonts w:ascii="Charis SIL Regular" w:hAnsi="Charis SIL Regular" w:eastAsia="Charis SIL Regular"/>
           <w:b w:val="0"/>
           <w:i w:val="0"/>
           <w:color w:val="000000"/>
           <w:sz w:val="24"/>
         </w:rPr>
-        <w:t xml:space="preserve">auction houses </w:t>
+        <w:t>auct</w:t>
+      </w:r>
+      <w:r>
+        <w:rPr>
+          <w:rFonts w:ascii="Charis SIL Regular" w:hAnsi="Charis SIL Regular" w:eastAsia="Charis SIL Regular"/>
+          <w:b w:val="0"/>
+          <w:i w:val="0"/>
+          <w:color w:val="000000"/>
+          <w:sz w:val="24"/>
+        </w:rPr>
+        <w:hyperlink r:id="rId9" w:history="1">
+          <w:r>
+            <w:rPr>
+              <w:rStyle w:val="Hyperlink"/>
+            </w:rPr>
+            <w:t xml:space="preserve">ion houses </w:t>
+          </w:r>
+        </w:hyperlink>
       </w:r>
       <w:r>
         <w:rPr>
@@ -475,7 +491,7 @@
           <w:sz w:val="24"/>
           <w:u w:val="single"/>
         </w:rPr>
-        <w:hyperlink r:id="rId12" w:history="1">
+        <w:hyperlink r:id="rId9" w:history="1">
           <w:r>
             <w:rPr>
               <w:rStyle w:val="Hyperlink"/>
@@ -498,20 +514,9 @@
             <w:rPr>
               <w:rStyle w:val="Hyperlink"/>
             </w:rPr>
-            <w:t>r</w:t>
+            <w:t>re</w:t>
           </w:r>
         </w:hyperlink>
-      </w:r>
-      <w:r>
-        <w:rPr>
-          <w:rFonts w:ascii="Charis SIL Regular" w:hAnsi="Charis SIL Regular" w:eastAsia="Charis SIL Regular"/>
-          <w:b w:val="0"/>
-          <w:i w:val="0"/>
-          <w:color w:val="0000FF"/>
-          <w:sz w:val="24"/>
-          <w:u w:val="single"/>
-        </w:rPr>
-        <w:t>e</w:t>
       </w:r>
       <w:r>
         <w:rPr>
@@ -569,7 +574,7 @@
           <w:sz w:val="24"/>
           <w:u w:val="single"/>
         </w:rPr>
-        <w:hyperlink r:id="rId10" w:history="1">
+        <w:hyperlink r:id="rId12" w:history="1">
           <w:r>
             <w:rPr>
               <w:rStyle w:val="Hyperlink"/>
@@ -674,7 +679,7 @@
           <w:sz w:val="24"/>
           <w:u w:val="single"/>
         </w:rPr>
-        <w:hyperlink r:id="rId12" w:history="1">
+        <w:hyperlink r:id="rId10" w:history="1">
           <w:r>
             <w:rPr>
               <w:rStyle w:val="Hyperlink"/>
@@ -728,7 +733,7 @@
           <w:sz w:val="24"/>
           <w:u w:val="single"/>
         </w:rPr>
-        <w:hyperlink r:id="rId12" w:history="1">
+        <w:hyperlink r:id="rId11" w:history="1">
           <w:r>
             <w:rPr>
               <w:rStyle w:val="Hyperlink"/>
@@ -804,7 +809,7 @@
           <w:sz w:val="24"/>
           <w:u w:val="single"/>
         </w:rPr>
-        <w:hyperlink r:id="rId13" w:history="1">
+        <w:hyperlink r:id="rId11" w:history="1">
           <w:r>
             <w:rPr>
               <w:rStyle w:val="Hyperlink"/>
@@ -822,7 +827,7 @@
           <w:sz w:val="24"/>
           <w:u w:val="single"/>
         </w:rPr>
-        <w:hyperlink r:id="rId13" w:history="1">
+        <w:hyperlink r:id="rId11" w:history="1">
           <w:r>
             <w:rPr>
               <w:rStyle w:val="Hyperlink"/>
@@ -851,7 +856,7 @@
           <w:sz w:val="24"/>
           <w:u w:val="single"/>
         </w:rPr>
-        <w:hyperlink r:id="rId13" w:history="1">
+        <w:hyperlink r:id="rId11" w:history="1">
           <w:r>
             <w:rPr>
               <w:rStyle w:val="Hyperlink"/>
@@ -907,25 +912,7 @@
           <w:color w:val="000000"/>
           <w:sz w:val="24"/>
         </w:rPr>
-        <w:t>Hague, the stor</w:t>
-      </w:r>
-      <w:r>
-        <w:rPr>
-          <w:u w:val="single" w:color="0000ff"/>
-          <w:rFonts w:ascii="Charis SIL Regular" w:hAnsi="Charis SIL Regular" w:eastAsia="Charis SIL Regular"/>
-          <w:b w:val="0"/>
-          <w:i w:val="0"/>
-          <w:color w:val="000000"/>
-          <w:sz w:val="24"/>
-        </w:rPr>
-        <w:hyperlink r:id="rId12" w:history="1">
-          <w:r>
-            <w:rPr>
-              <w:rStyle w:val="Hyperlink"/>
-            </w:rPr>
-            <w:t xml:space="preserve">es </w:t>
-          </w:r>
-        </w:hyperlink>
+        <w:t xml:space="preserve">Hague, the stores </w:t>
       </w:r>
       <w:r>
         <w:rPr>
@@ -936,61 +923,7 @@
           <w:sz w:val="24"/>
           <w:u w:val="single"/>
         </w:rPr>
-        <w:hyperlink r:id="rId12" w:history="1">
-          <w:r>
-            <w:rPr>
-              <w:rStyle w:val="Hyperlink"/>
-            </w:rPr>
-            <w:t>Groot</w:t>
-          </w:r>
-        </w:hyperlink>
-      </w:r>
-      <w:r>
-        <w:rPr>
-          <w:rFonts w:ascii="Charis SIL Regular" w:hAnsi="Charis SIL Regular" w:eastAsia="Charis SIL Regular"/>
-          <w:b w:val="0"/>
-          <w:i w:val="0"/>
-          <w:color w:val="0000FF"/>
-          <w:sz w:val="24"/>
-          <w:u w:val="single"/>
-        </w:rPr>
-        <w:hyperlink r:id="rId12" w:history="1">
-          <w:r>
-            <w:rPr>
-              <w:rStyle w:val="Hyperlink"/>
-            </w:rPr>
-            <w:t>e</w:t>
-          </w:r>
-        </w:hyperlink>
-      </w:r>
-      <w:r>
-        <w:rPr>
-          <w:rFonts w:ascii="Charis SIL Regular" w:hAnsi="Charis SIL Regular" w:eastAsia="Charis SIL Regular"/>
-          <w:b w:val="0"/>
-          <w:i w:val="0"/>
-          <w:color w:val="0000FF"/>
-          <w:sz w:val="24"/>
-          <w:u w:val="single"/>
-        </w:rPr>
-        <w:t xml:space="preserve"> </w:t>
-      </w:r>
-      <w:r>
-        <w:rPr>
-          <w:rFonts w:ascii="Charis SIL Regular" w:hAnsi="Charis SIL Regular" w:eastAsia="Charis SIL Regular"/>
-          <w:b w:val="0"/>
-          <w:i w:val="0"/>
-          <w:color w:val="0000FF"/>
-          <w:sz w:val="24"/>
-          <w:u w:val="single"/>
-        </w:rPr>
-        <w:hyperlink r:id="rId12" w:history="1">
-          <w:r>
-            <w:rPr>
-              <w:rStyle w:val="Hyperlink"/>
-            </w:rPr>
-            <w:t>Konin</w:t>
-          </w:r>
-        </w:hyperlink>
+        <w:t>Groote Konin</w:t>
       </w:r>
       <w:r>
         <w:rPr>
@@ -1019,7 +952,7 @@
           <w:sz w:val="24"/>
           <w:u w:val="single"/>
         </w:rPr>
-        <w:hyperlink r:id="rId14" w:history="1">
+        <w:hyperlink r:id="rId12" w:history="1">
           <w:r>
             <w:rPr>
               <w:rStyle w:val="Hyperlink"/>
@@ -1095,7 +1028,7 @@
           <w:sz w:val="24"/>
           <w:u w:val="single"/>
         </w:rPr>
-        <w:hyperlink r:id="rId14" w:history="1">
+        <w:hyperlink r:id="rId12" w:history="1">
           <w:r>
             <w:rPr>
               <w:rStyle w:val="Hyperlink"/>
@@ -1111,15 +1044,9 @@
           <w:i w:val="0"/>
           <w:color w:val="0000FF"/>
           <w:sz w:val="24"/>
-        </w:rPr>
-        <w:hyperlink r:id="rId14" w:history="1">
-          <w:r>
-            <w:rPr>
-              <w:rStyle w:val="Hyperlink"/>
-            </w:rPr>
-            <w:t>1927</w:t>
-          </w:r>
-        </w:hyperlink>
+          <w:u w:val="single"/>
+        </w:rPr>
+        <w:t>1927</w:t>
       </w:r>
       <w:r>
         <w:rPr>
@@ -1130,7 +1057,7 @@
           <w:sz w:val="24"/>
           <w:u w:val="single"/>
         </w:rPr>
-        <w:hyperlink r:id="rId14" w:history="1">
+        <w:hyperlink r:id="rId13" w:history="1">
           <w:r>
             <w:rPr>
               <w:rStyle w:val="Hyperlink"/>
@@ -1177,7 +1104,6 @@
       </w:r>
       <w:r>
         <w:rPr>
-          <w:u w:val="single" w:color="0000ff"/>
           <w:rFonts w:ascii="Charis SIL Regular" w:hAnsi="Charis SIL Regular" w:eastAsia="Charis SIL Regular"/>
           <w:b w:val="0"/>
           <w:i w:val="0"/>
@@ -1213,7 +1139,7 @@
           <w:sz w:val="24"/>
           <w:u w:val="single"/>
         </w:rPr>
-        <w:hyperlink r:id="rId15" w:history="1">
+        <w:hyperlink r:id="rId13" w:history="1">
           <w:r>
             <w:rPr>
               <w:rStyle w:val="Hyperlink"/>
@@ -1260,7 +1186,7 @@
           <w:sz w:val="24"/>
           <w:u w:val="single"/>
         </w:rPr>
-        <w:hyperlink r:id="rId15" w:history="1">
+        <w:hyperlink r:id="rId13" w:history="1">
           <w:r>
             <w:rPr>
               <w:rStyle w:val="Hyperlink"/>
@@ -1582,7 +1508,53 @@
           <w:color w:val="000000"/>
           <w:sz w:val="24"/>
         </w:rPr>
-        <w:t xml:space="preserve">, a trading company that operated in </w:t>
+        <w:t>, a trading compan</w:t>
+      </w:r>
+      <w:r>
+        <w:rPr>
+          <w:u w:val="single" w:color="0000ff"/>
+          <w:rFonts w:ascii="Charis SIL Regular" w:hAnsi="Charis SIL Regular" w:eastAsia="Charis SIL Regular"/>
+          <w:b w:val="0"/>
+          <w:i w:val="0"/>
+          <w:color w:val="000000"/>
+          <w:sz w:val="24"/>
+        </w:rPr>
+        <w:hyperlink r:id="rId16" w:history="1">
+          <w:r>
+            <w:rPr>
+              <w:rStyle w:val="Hyperlink"/>
+            </w:rPr>
+            <w:t>y that o</w:t>
+          </w:r>
+        </w:hyperlink>
+      </w:r>
+      <w:r>
+        <w:rPr>
+          <w:u w:val="single" w:color="0000ff"/>
+          <w:rFonts w:ascii="Charis SIL Regular" w:hAnsi="Charis SIL Regular" w:eastAsia="Charis SIL Regular"/>
+          <w:b w:val="0"/>
+          <w:i w:val="0"/>
+          <w:color w:val="000000"/>
+          <w:sz w:val="24"/>
+        </w:rPr>
+        <w:hyperlink r:id="rId16" w:history="1">
+          <w:r>
+            <w:rPr>
+              <w:rStyle w:val="Hyperlink"/>
+            </w:rPr>
+            <w:t>p</w:t>
+          </w:r>
+        </w:hyperlink>
+      </w:r>
+      <w:r>
+        <w:rPr>
+          <w:rFonts w:ascii="Charis SIL Regular" w:hAnsi="Charis SIL Regular" w:eastAsia="Charis SIL Regular"/>
+          <w:b w:val="0"/>
+          <w:i w:val="0"/>
+          <w:color w:val="000000"/>
+          <w:sz w:val="24"/>
+        </w:rPr>
+        <w:t xml:space="preserve">erated in </w:t>
       </w:r>
       <w:r>
         <w:rPr>
@@ -1611,7 +1583,7 @@
           <w:sz w:val="24"/>
           <w:u w:val="single"/>
         </w:rPr>
-        <w:hyperlink r:id="rId17" w:history="1">
+        <w:hyperlink r:id="rId16" w:history="1">
           <w:r>
             <w:rPr>
               <w:rStyle w:val="Hyperlink"/>
@@ -2886,57 +2858,13 @@
       </w:r>
       <w:r>
         <w:rPr>
-          <w:u w:val="single" w:color="0000ff"/>
           <w:rFonts w:ascii="Charis SIL Regular" w:hAnsi="Charis SIL Regular" w:eastAsia="Charis SIL Regular"/>
           <w:b w:val="0"/>
           <w:i w:val="0"/>
           <w:color w:val="000000"/>
           <w:sz w:val="24"/>
         </w:rPr>
-        <w:hyperlink r:id="rId22" w:history="1">
-          <w:r>
-            <w:rPr>
-              <w:rStyle w:val="Hyperlink"/>
-            </w:rPr>
-            <w:t>Rij</w:t>
-          </w:r>
-        </w:hyperlink>
-      </w:r>
-      <w:r>
-        <w:rPr>
-          <w:u w:val="single" w:color="0000ff"/>
-          <w:rFonts w:ascii="Charis SIL Regular" w:hAnsi="Charis SIL Regular" w:eastAsia="Charis SIL Regular"/>
-          <w:b w:val="0"/>
-          <w:i w:val="0"/>
-          <w:color w:val="000000"/>
-          <w:sz w:val="24"/>
-        </w:rPr>
-        <w:hyperlink r:id="rId22" w:history="1">
-          <w:r>
-            <w:rPr>
-              <w:rStyle w:val="Hyperlink"/>
-            </w:rPr>
-            <w:t>k</w:t>
-          </w:r>
-        </w:hyperlink>
-      </w:r>
-      <w:r>
-        <w:rPr>
-          <w:u w:val="single" w:color="0000ff"/>
-          <w:rFonts w:ascii="Charis SIL Regular" w:hAnsi="Charis SIL Regular" w:eastAsia="Charis SIL Regular"/>
-          <w:b w:val="0"/>
-          <w:i w:val="0"/>
-          <w:color w:val="000000"/>
-          <w:sz w:val="24"/>
-        </w:rPr>
-        <w:hyperlink r:id="rId22" w:history="1">
-          <w:r>
-            <w:rPr>
-              <w:rStyle w:val="Hyperlink"/>
-            </w:rPr>
-            <w:t>smus</w:t>
-          </w:r>
-        </w:hyperlink>
+        <w:t>Rijksmus</w:t>
       </w:r>
       <w:r>
         <w:rPr>

--- a/EXPORTS/DOCX/published/niveau2/English/Trade.docx
+++ b/EXPORTS/DOCX/published/niveau2/English/Trade.docx
@@ -457,30 +457,14 @@
       </w:r>
       <w:r>
         <w:rPr>
+          <w:u w:val="single" w:color="0000ff"/>
           <w:rFonts w:ascii="Charis SIL Regular" w:hAnsi="Charis SIL Regular" w:eastAsia="Charis SIL Regular"/>
           <w:b w:val="0"/>
           <w:i w:val="0"/>
           <w:color w:val="000000"/>
           <w:sz w:val="24"/>
         </w:rPr>
-        <w:t>auct</w:t>
-      </w:r>
-      <w:r>
-        <w:rPr>
-          <w:rFonts w:ascii="Charis SIL Regular" w:hAnsi="Charis SIL Regular" w:eastAsia="Charis SIL Regular"/>
-          <w:b w:val="0"/>
-          <w:i w:val="0"/>
-          <w:color w:val="000000"/>
-          <w:sz w:val="24"/>
-        </w:rPr>
-        <w:hyperlink r:id="rId9" w:history="1">
-          <w:r>
-            <w:rPr>
-              <w:rStyle w:val="Hyperlink"/>
-            </w:rPr>
-            <w:t xml:space="preserve">ion houses </w:t>
-          </w:r>
-        </w:hyperlink>
+        <w:t xml:space="preserve">auction houses </w:t>
       </w:r>
       <w:r>
         <w:rPr>
@@ -491,7 +475,7 @@
           <w:sz w:val="24"/>
           <w:u w:val="single"/>
         </w:rPr>
-        <w:hyperlink r:id="rId9" w:history="1">
+        <w:hyperlink r:id="rId12" w:history="1">
           <w:r>
             <w:rPr>
               <w:rStyle w:val="Hyperlink"/>
@@ -514,7 +498,25 @@
             <w:rPr>
               <w:rStyle w:val="Hyperlink"/>
             </w:rPr>
-            <w:t>re</w:t>
+            <w:t>r</w:t>
+          </w:r>
+        </w:hyperlink>
+      </w:r>
+      <w:r>
+        <w:rPr>
+          <w:rFonts w:ascii="Charis SIL Regular" w:hAnsi="Charis SIL Regular" w:eastAsia="Charis SIL Regular"/>
+          <w:b w:val="0"/>
+          <w:i w:val="0"/>
+          <w:color w:val="0000FF"/>
+          <w:sz w:val="24"/>
+          <w:u w:val="single"/>
+        </w:rPr>
+        <w:hyperlink r:id="rId12" w:history="1">
+          <w:r>
+            <w:rPr>
+              <w:rStyle w:val="Hyperlink"/>
+            </w:rPr>
+            <w:t>e</w:t>
           </w:r>
         </w:hyperlink>
       </w:r>
@@ -762,7 +764,6 @@
       </w:r>
       <w:r>
         <w:rPr>
-          <w:u w:val="single" w:color="0000ff"/>
           <w:rFonts w:ascii="Charis SIL Regular" w:hAnsi="Charis SIL Regular" w:eastAsia="Charis SIL Regular"/>
           <w:b w:val="0"/>
           <w:i w:val="0"/>
@@ -780,7 +781,7 @@
           <w:sz w:val="24"/>
           <w:u w:val="single"/>
         </w:rPr>
-        <w:hyperlink r:id="rId13" w:history="1">
+        <w:hyperlink r:id="rId11" w:history="1">
           <w:r>
             <w:rPr>
               <w:rStyle w:val="Hyperlink"/>
@@ -856,7 +857,7 @@
           <w:sz w:val="24"/>
           <w:u w:val="single"/>
         </w:rPr>
-        <w:hyperlink r:id="rId11" w:history="1">
+        <w:hyperlink r:id="rId13" w:history="1">
           <w:r>
             <w:rPr>
               <w:rStyle w:val="Hyperlink"/>
@@ -912,7 +913,24 @@
           <w:color w:val="000000"/>
           <w:sz w:val="24"/>
         </w:rPr>
-        <w:t xml:space="preserve">Hague, the stores </w:t>
+        <w:t>Hague, the stor</w:t>
+      </w:r>
+      <w:r>
+        <w:rPr>
+          <w:rFonts w:ascii="Charis SIL Regular" w:hAnsi="Charis SIL Regular" w:eastAsia="Charis SIL Regular"/>
+          <w:b w:val="0"/>
+          <w:i w:val="0"/>
+          <w:color w:val="000000"/>
+          <w:sz w:val="24"/>
+        </w:rPr>
+        <w:hyperlink r:id="rId12" w:history="1">
+          <w:r>
+            <w:rPr>
+              <w:rStyle w:val="Hyperlink"/>
+            </w:rPr>
+            <w:t xml:space="preserve">es </w:t>
+          </w:r>
+        </w:hyperlink>
       </w:r>
       <w:r>
         <w:rPr>
@@ -921,9 +939,44 @@
           <w:i w:val="0"/>
           <w:color w:val="0000FF"/>
           <w:sz w:val="24"/>
+        </w:rPr>
+        <w:hyperlink r:id="rId14" w:history="1">
+          <w:r>
+            <w:rPr>
+              <w:rStyle w:val="Hyperlink"/>
+            </w:rPr>
+            <w:t>Groote</w:t>
+          </w:r>
+        </w:hyperlink>
+      </w:r>
+      <w:r>
+        <w:rPr>
+          <w:rFonts w:ascii="Charis SIL Regular" w:hAnsi="Charis SIL Regular" w:eastAsia="Charis SIL Regular"/>
+          <w:b w:val="0"/>
+          <w:i w:val="0"/>
+          <w:color w:val="0000FF"/>
+          <w:sz w:val="24"/>
           <w:u w:val="single"/>
         </w:rPr>
-        <w:t>Groote Konin</w:t>
+        <w:t xml:space="preserve"> </w:t>
+      </w:r>
+      <w:r>
+        <w:rPr>
+          <w:rFonts w:ascii="Charis SIL Regular" w:hAnsi="Charis SIL Regular" w:eastAsia="Charis SIL Regular"/>
+          <w:b w:val="0"/>
+          <w:i w:val="0"/>
+          <w:color w:val="0000FF"/>
+          <w:sz w:val="24"/>
+          <w:u w:val="single"/>
+        </w:rPr>
+        <w:hyperlink r:id="rId12" w:history="1">
+          <w:r>
+            <w:rPr>
+              <w:rStyle w:val="Hyperlink"/>
+            </w:rPr>
+            <w:t>Konin</w:t>
+          </w:r>
+        </w:hyperlink>
       </w:r>
       <w:r>
         <w:rPr>
@@ -1028,7 +1081,7 @@
           <w:sz w:val="24"/>
           <w:u w:val="single"/>
         </w:rPr>
-        <w:hyperlink r:id="rId12" w:history="1">
+        <w:hyperlink r:id="rId14" w:history="1">
           <w:r>
             <w:rPr>
               <w:rStyle w:val="Hyperlink"/>
@@ -1046,7 +1099,14 @@
           <w:sz w:val="24"/>
           <w:u w:val="single"/>
         </w:rPr>
-        <w:t>1927</w:t>
+        <w:hyperlink r:id="rId14" w:history="1">
+          <w:r>
+            <w:rPr>
+              <w:rStyle w:val="Hyperlink"/>
+            </w:rPr>
+            <w:t>1927</w:t>
+          </w:r>
+        </w:hyperlink>
       </w:r>
       <w:r>
         <w:rPr>
@@ -1104,6 +1164,7 @@
       </w:r>
       <w:r>
         <w:rPr>
+          <w:u w:val="single" w:color="0000ff"/>
           <w:rFonts w:ascii="Charis SIL Regular" w:hAnsi="Charis SIL Regular" w:eastAsia="Charis SIL Regular"/>
           <w:b w:val="0"/>
           <w:i w:val="0"/>
@@ -1139,7 +1200,7 @@
           <w:sz w:val="24"/>
           <w:u w:val="single"/>
         </w:rPr>
-        <w:hyperlink r:id="rId13" w:history="1">
+        <w:hyperlink r:id="rId15" w:history="1">
           <w:r>
             <w:rPr>
               <w:rStyle w:val="Hyperlink"/>
@@ -1157,7 +1218,7 @@
           <w:sz w:val="24"/>
           <w:u w:val="single"/>
         </w:rPr>
-        <w:hyperlink r:id="rId15" w:history="1">
+        <w:hyperlink r:id="rId13" w:history="1">
           <w:r>
             <w:rPr>
               <w:rStyle w:val="Hyperlink"/>
@@ -1186,7 +1247,7 @@
           <w:sz w:val="24"/>
           <w:u w:val="single"/>
         </w:rPr>
-        <w:hyperlink r:id="rId13" w:history="1">
+        <w:hyperlink r:id="rId15" w:history="1">
           <w:r>
             <w:rPr>
               <w:rStyle w:val="Hyperlink"/>
@@ -1548,13 +1609,21 @@
       </w:r>
       <w:r>
         <w:rPr>
+          <w:u w:val="single" w:color="0000ff"/>
           <w:rFonts w:ascii="Charis SIL Regular" w:hAnsi="Charis SIL Regular" w:eastAsia="Charis SIL Regular"/>
           <w:b w:val="0"/>
           <w:i w:val="0"/>
           <w:color w:val="000000"/>
           <w:sz w:val="24"/>
         </w:rPr>
-        <w:t xml:space="preserve">erated in </w:t>
+        <w:hyperlink r:id="rId16" w:history="1">
+          <w:r>
+            <w:rPr>
+              <w:rStyle w:val="Hyperlink"/>
+            </w:rPr>
+            <w:t xml:space="preserve">erated in </w:t>
+          </w:r>
+        </w:hyperlink>
       </w:r>
       <w:r>
         <w:rPr>
@@ -1565,7 +1634,7 @@
           <w:sz w:val="24"/>
           <w:u w:val="single"/>
         </w:rPr>
-        <w:hyperlink r:id="rId17" w:history="1">
+        <w:hyperlink r:id="rId16" w:history="1">
           <w:r>
             <w:rPr>
               <w:rStyle w:val="Hyperlink"/>
@@ -1601,7 +1670,7 @@
           <w:sz w:val="24"/>
           <w:u w:val="single"/>
         </w:rPr>
-        <w:hyperlink r:id="rId17" w:history="1">
+        <w:hyperlink r:id="rId16" w:history="1">
           <w:r>
             <w:rPr>
               <w:rStyle w:val="Hyperlink"/>
@@ -1723,67 +1792,13 @@
       </w:r>
       <w:r>
         <w:rPr>
-          <w:u w:val="single" w:color="0000ff"/>
           <w:rFonts w:ascii="Charis SIL Regular" w:hAnsi="Charis SIL Regular" w:eastAsia="Charis SIL Regular"/>
           <w:b w:val="0"/>
           <w:i w:val="0"/>
           <w:color w:val="000000"/>
           <w:sz w:val="24"/>
         </w:rPr>
-        <w:hyperlink r:id="rId16" w:history="1">
-          <w:r>
-            <w:rPr>
-              <w:rStyle w:val="Hyperlink"/>
-            </w:rPr>
-            <w:t>rican ob</w:t>
-          </w:r>
-        </w:hyperlink>
-      </w:r>
-      <w:r>
-        <w:rPr>
-          <w:u w:val="single" w:color="0000ff"/>
-          <w:rFonts w:ascii="Charis SIL Regular" w:hAnsi="Charis SIL Regular" w:eastAsia="Charis SIL Regular"/>
-          <w:b w:val="0"/>
-          <w:i w:val="0"/>
-          <w:color w:val="000000"/>
-          <w:sz w:val="24"/>
-        </w:rPr>
-        <w:hyperlink r:id="rId16" w:history="1">
-          <w:r>
-            <w:rPr>
-              <w:rStyle w:val="Hyperlink"/>
-            </w:rPr>
-            <w:t>j</w:t>
-          </w:r>
-        </w:hyperlink>
-      </w:r>
-      <w:r>
-        <w:rPr>
-          <w:u w:val="single" w:color="0000ff"/>
-          <w:rFonts w:ascii="Charis SIL Regular" w:hAnsi="Charis SIL Regular" w:eastAsia="Charis SIL Regular"/>
-          <w:b w:val="0"/>
-          <w:i w:val="0"/>
-          <w:color w:val="000000"/>
-          <w:sz w:val="24"/>
-        </w:rPr>
-        <w:hyperlink r:id="rId16" w:history="1">
-          <w:r>
-            <w:rPr>
-              <w:rStyle w:val="Hyperlink"/>
-            </w:rPr>
-            <w:t>ects, especi</w:t>
-          </w:r>
-        </w:hyperlink>
-      </w:r>
-      <w:r>
-        <w:rPr>
-          <w:rFonts w:ascii="Charis SIL Regular" w:hAnsi="Charis SIL Regular" w:eastAsia="Charis SIL Regular"/>
-          <w:b w:val="0"/>
-          <w:i w:val="0"/>
-          <w:color w:val="000000"/>
-          <w:sz w:val="24"/>
-        </w:rPr>
-        <w:t xml:space="preserve">ally from </w:t>
+        <w:t xml:space="preserve">rican objects, especially from </w:t>
       </w:r>
       <w:r>
         <w:rPr>
@@ -4315,7 +4330,7 @@
           <w:sz w:val="24"/>
           <w:u w:val="single"/>
         </w:rPr>
-        <w:hyperlink r:id="rId27" w:history="1">
+        <w:hyperlink r:id="rId26" w:history="1">
           <w:r>
             <w:rPr>
               <w:rStyle w:val="Hyperlink"/>
@@ -4362,7 +4377,7 @@
           <w:sz w:val="24"/>
           <w:u w:val="single"/>
         </w:rPr>
-        <w:hyperlink r:id="rId26" w:history="1">
+        <w:hyperlink r:id="rId27" w:history="1">
           <w:r>
             <w:rPr>
               <w:rStyle w:val="Hyperlink"/>

--- a/EXPORTS/DOCX/published/niveau2/English/Trade.docx
+++ b/EXPORTS/DOCX/published/niveau2/English/Trade.docx
@@ -464,7 +464,25 @@
           <w:color w:val="000000"/>
           <w:sz w:val="24"/>
         </w:rPr>
-        <w:t xml:space="preserve">auction houses </w:t>
+        <w:t>auct</w:t>
+      </w:r>
+      <w:r>
+        <w:rPr>
+          <w:u w:val="single" w:color="0000ff"/>
+          <w:rFonts w:ascii="Charis SIL Regular" w:hAnsi="Charis SIL Regular" w:eastAsia="Charis SIL Regular"/>
+          <w:b w:val="0"/>
+          <w:i w:val="0"/>
+          <w:color w:val="000000"/>
+          <w:sz w:val="24"/>
+        </w:rPr>
+        <w:hyperlink r:id="rId9" w:history="1">
+          <w:r>
+            <w:rPr>
+              <w:rStyle w:val="Hyperlink"/>
+            </w:rPr>
+            <w:t xml:space="preserve">ion houses </w:t>
+          </w:r>
+        </w:hyperlink>
       </w:r>
       <w:r>
         <w:rPr>
@@ -475,7 +493,7 @@
           <w:sz w:val="24"/>
           <w:u w:val="single"/>
         </w:rPr>
-        <w:hyperlink r:id="rId12" w:history="1">
+        <w:hyperlink r:id="rId9" w:history="1">
           <w:r>
             <w:rPr>
               <w:rStyle w:val="Hyperlink"/>
@@ -509,16 +527,8 @@
           <w:i w:val="0"/>
           <w:color w:val="0000FF"/>
           <w:sz w:val="24"/>
-          <w:u w:val="single"/>
-        </w:rPr>
-        <w:hyperlink r:id="rId12" w:history="1">
-          <w:r>
-            <w:rPr>
-              <w:rStyle w:val="Hyperlink"/>
-            </w:rPr>
-            <w:t>e</w:t>
-          </w:r>
-        </w:hyperlink>
+        </w:rPr>
+        <w:t>e</w:t>
       </w:r>
       <w:r>
         <w:rPr>
@@ -594,7 +604,7 @@
           <w:sz w:val="24"/>
           <w:u w:val="single"/>
         </w:rPr>
-        <w:hyperlink r:id="rId10" w:history="1">
+        <w:hyperlink r:id="rId12" w:history="1">
           <w:r>
             <w:rPr>
               <w:rStyle w:val="Hyperlink"/>
@@ -623,7 +633,7 @@
           <w:sz w:val="24"/>
           <w:u w:val="single"/>
         </w:rPr>
-        <w:hyperlink r:id="rId10" w:history="1">
+        <w:hyperlink r:id="rId12" w:history="1">
           <w:r>
             <w:rPr>
               <w:rStyle w:val="Hyperlink"/>
@@ -652,7 +662,7 @@
           <w:sz w:val="24"/>
           <w:u w:val="single"/>
         </w:rPr>
-        <w:hyperlink r:id="rId12" w:history="1">
+        <w:hyperlink r:id="rId10" w:history="1">
           <w:r>
             <w:rPr>
               <w:rStyle w:val="Hyperlink"/>
@@ -828,7 +838,7 @@
           <w:sz w:val="24"/>
           <w:u w:val="single"/>
         </w:rPr>
-        <w:hyperlink r:id="rId11" w:history="1">
+        <w:hyperlink r:id="rId13" w:history="1">
           <w:r>
             <w:rPr>
               <w:rStyle w:val="Hyperlink"/>
@@ -857,7 +867,7 @@
           <w:sz w:val="24"/>
           <w:u w:val="single"/>
         </w:rPr>
-        <w:hyperlink r:id="rId13" w:history="1">
+        <w:hyperlink r:id="rId11" w:history="1">
           <w:r>
             <w:rPr>
               <w:rStyle w:val="Hyperlink"/>
@@ -913,24 +923,7 @@
           <w:color w:val="000000"/>
           <w:sz w:val="24"/>
         </w:rPr>
-        <w:t>Hague, the stor</w:t>
-      </w:r>
-      <w:r>
-        <w:rPr>
-          <w:rFonts w:ascii="Charis SIL Regular" w:hAnsi="Charis SIL Regular" w:eastAsia="Charis SIL Regular"/>
-          <w:b w:val="0"/>
-          <w:i w:val="0"/>
-          <w:color w:val="000000"/>
-          <w:sz w:val="24"/>
-        </w:rPr>
-        <w:hyperlink r:id="rId12" w:history="1">
-          <w:r>
-            <w:rPr>
-              <w:rStyle w:val="Hyperlink"/>
-            </w:rPr>
-            <w:t xml:space="preserve">es </w:t>
-          </w:r>
-        </w:hyperlink>
+        <w:t xml:space="preserve">Hague, the stores </w:t>
       </w:r>
       <w:r>
         <w:rPr>
@@ -939,13 +932,32 @@
           <w:i w:val="0"/>
           <w:color w:val="0000FF"/>
           <w:sz w:val="24"/>
+          <w:u w:val="single"/>
         </w:rPr>
         <w:hyperlink r:id="rId14" w:history="1">
           <w:r>
             <w:rPr>
               <w:rStyle w:val="Hyperlink"/>
             </w:rPr>
-            <w:t>Groote</w:t>
+            <w:t>Groot</w:t>
+          </w:r>
+        </w:hyperlink>
+      </w:r>
+      <w:r>
+        <w:rPr>
+          <w:rFonts w:ascii="Charis SIL Regular" w:hAnsi="Charis SIL Regular" w:eastAsia="Charis SIL Regular"/>
+          <w:b w:val="0"/>
+          <w:i w:val="0"/>
+          <w:color w:val="0000FF"/>
+          <w:sz w:val="24"/>
+          <w:u w:val="single"/>
+        </w:rPr>
+        <w:hyperlink r:id="rId14" w:history="1">
+          <w:r>
+            <w:rPr>
+              <w:rStyle w:val="Hyperlink"/>
+            </w:rPr>
+            <w:t>e</w:t>
           </w:r>
         </w:hyperlink>
       </w:r>
@@ -1117,7 +1129,7 @@
           <w:sz w:val="24"/>
           <w:u w:val="single"/>
         </w:rPr>
-        <w:hyperlink r:id="rId13" w:history="1">
+        <w:hyperlink r:id="rId14" w:history="1">
           <w:r>
             <w:rPr>
               <w:rStyle w:val="Hyperlink"/>
@@ -1182,7 +1194,7 @@
           <w:sz w:val="24"/>
           <w:u w:val="single"/>
         </w:rPr>
-        <w:hyperlink r:id="rId15" w:history="1">
+        <w:hyperlink r:id="rId13" w:history="1">
           <w:r>
             <w:rPr>
               <w:rStyle w:val="Hyperlink"/>
@@ -1200,7 +1212,7 @@
           <w:sz w:val="24"/>
           <w:u w:val="single"/>
         </w:rPr>
-        <w:hyperlink r:id="rId15" w:history="1">
+        <w:hyperlink r:id="rId13" w:history="1">
           <w:r>
             <w:rPr>
               <w:rStyle w:val="Hyperlink"/>
@@ -1218,7 +1230,7 @@
           <w:sz w:val="24"/>
           <w:u w:val="single"/>
         </w:rPr>
-        <w:hyperlink r:id="rId13" w:history="1">
+        <w:hyperlink r:id="rId15" w:history="1">
           <w:r>
             <w:rPr>
               <w:rStyle w:val="Hyperlink"/>
@@ -1247,7 +1259,7 @@
           <w:sz w:val="24"/>
           <w:u w:val="single"/>
         </w:rPr>
-        <w:hyperlink r:id="rId15" w:history="1">
+        <w:hyperlink r:id="rId13" w:history="1">
           <w:r>
             <w:rPr>
               <w:rStyle w:val="Hyperlink"/>
@@ -1265,7 +1277,7 @@
           <w:sz w:val="24"/>
           <w:u w:val="single"/>
         </w:rPr>
-        <w:hyperlink r:id="rId15" w:history="1">
+        <w:hyperlink r:id="rId13" w:history="1">
           <w:r>
             <w:rPr>
               <w:rStyle w:val="Hyperlink"/>
@@ -1670,7 +1682,7 @@
           <w:sz w:val="24"/>
           <w:u w:val="single"/>
         </w:rPr>
-        <w:hyperlink r:id="rId16" w:history="1">
+        <w:hyperlink r:id="rId17" w:history="1">
           <w:r>
             <w:rPr>
               <w:rStyle w:val="Hyperlink"/>
@@ -1735,14 +1747,7 @@
           <w:color w:val="000000"/>
           <w:sz w:val="24"/>
         </w:rPr>
-        <w:hyperlink r:id="rId16" w:history="1">
-          <w:r>
-            <w:rPr>
-              <w:rStyle w:val="Hyperlink"/>
-            </w:rPr>
-            <w:t>. A large nu</w:t>
-          </w:r>
-        </w:hyperlink>
+        <w:t>. A large nu</w:t>
       </w:r>
       <w:r>
         <w:rPr>
@@ -1774,31 +1779,13 @@
       </w:r>
       <w:r>
         <w:rPr>
-          <w:u w:val="single" w:color="0000ff"/>
           <w:rFonts w:ascii="Charis SIL Regular" w:hAnsi="Charis SIL Regular" w:eastAsia="Charis SIL Regular"/>
           <w:b w:val="0"/>
           <w:i w:val="0"/>
           <w:color w:val="000000"/>
           <w:sz w:val="24"/>
         </w:rPr>
-        <w:hyperlink r:id="rId16" w:history="1">
-          <w:r>
-            <w:rPr>
-              <w:rStyle w:val="Hyperlink"/>
-            </w:rPr>
-            <w:t>f</w:t>
-          </w:r>
-        </w:hyperlink>
-      </w:r>
-      <w:r>
-        <w:rPr>
-          <w:rFonts w:ascii="Charis SIL Regular" w:hAnsi="Charis SIL Regular" w:eastAsia="Charis SIL Regular"/>
-          <w:b w:val="0"/>
-          <w:i w:val="0"/>
-          <w:color w:val="000000"/>
-          <w:sz w:val="24"/>
-        </w:rPr>
-        <w:t xml:space="preserve">rican objects, especially from </w:t>
+        <w:t xml:space="preserve">frican objects, especially from </w:t>
       </w:r>
       <w:r>
         <w:rPr>
@@ -2873,13 +2860,57 @@
       </w:r>
       <w:r>
         <w:rPr>
+          <w:u w:val="single" w:color="0000ff"/>
           <w:rFonts w:ascii="Charis SIL Regular" w:hAnsi="Charis SIL Regular" w:eastAsia="Charis SIL Regular"/>
           <w:b w:val="0"/>
           <w:i w:val="0"/>
           <w:color w:val="000000"/>
           <w:sz w:val="24"/>
         </w:rPr>
-        <w:t>Rijksmus</w:t>
+        <w:hyperlink r:id="rId22" w:history="1">
+          <w:r>
+            <w:rPr>
+              <w:rStyle w:val="Hyperlink"/>
+            </w:rPr>
+            <w:t>Rij</w:t>
+          </w:r>
+        </w:hyperlink>
+      </w:r>
+      <w:r>
+        <w:rPr>
+          <w:u w:val="single" w:color="0000ff"/>
+          <w:rFonts w:ascii="Charis SIL Regular" w:hAnsi="Charis SIL Regular" w:eastAsia="Charis SIL Regular"/>
+          <w:b w:val="0"/>
+          <w:i w:val="0"/>
+          <w:color w:val="000000"/>
+          <w:sz w:val="24"/>
+        </w:rPr>
+        <w:hyperlink r:id="rId22" w:history="1">
+          <w:r>
+            <w:rPr>
+              <w:rStyle w:val="Hyperlink"/>
+            </w:rPr>
+            <w:t>k</w:t>
+          </w:r>
+        </w:hyperlink>
+      </w:r>
+      <w:r>
+        <w:rPr>
+          <w:u w:val="single" w:color="0000ff"/>
+          <w:rFonts w:ascii="Charis SIL Regular" w:hAnsi="Charis SIL Regular" w:eastAsia="Charis SIL Regular"/>
+          <w:b w:val="0"/>
+          <w:i w:val="0"/>
+          <w:color w:val="000000"/>
+          <w:sz w:val="24"/>
+        </w:rPr>
+        <w:hyperlink r:id="rId22" w:history="1">
+          <w:r>
+            <w:rPr>
+              <w:rStyle w:val="Hyperlink"/>
+            </w:rPr>
+            <w:t>smus</w:t>
+          </w:r>
+        </w:hyperlink>
       </w:r>
       <w:r>
         <w:rPr>
@@ -4377,7 +4408,7 @@
           <w:sz w:val="24"/>
           <w:u w:val="single"/>
         </w:rPr>
-        <w:hyperlink r:id="rId27" w:history="1">
+        <w:hyperlink r:id="rId26" w:history="1">
           <w:r>
             <w:rPr>
               <w:rStyle w:val="Hyperlink"/>

--- a/EXPORTS/DOCX/published/niveau2/English/Trade.docx
+++ b/EXPORTS/DOCX/published/niveau2/English/Trade.docx
@@ -528,7 +528,14 @@
           <w:color w:val="0000FF"/>
           <w:sz w:val="24"/>
         </w:rPr>
-        <w:t>e</w:t>
+        <w:hyperlink r:id="rId12" w:history="1">
+          <w:r>
+            <w:rPr>
+              <w:rStyle w:val="Hyperlink"/>
+            </w:rPr>
+            <w:t>e</w:t>
+          </w:r>
+        </w:hyperlink>
       </w:r>
       <w:r>
         <w:rPr>
@@ -568,7 +575,7 @@
           <w:sz w:val="24"/>
           <w:u w:val="single"/>
         </w:rPr>
-        <w:hyperlink r:id="rId10" w:history="1">
+        <w:hyperlink r:id="rId12" w:history="1">
           <w:r>
             <w:rPr>
               <w:rStyle w:val="Hyperlink"/>
@@ -604,7 +611,7 @@
           <w:sz w:val="24"/>
           <w:u w:val="single"/>
         </w:rPr>
-        <w:hyperlink r:id="rId12" w:history="1">
+        <w:hyperlink r:id="rId10" w:history="1">
           <w:r>
             <w:rPr>
               <w:rStyle w:val="Hyperlink"/>
@@ -633,7 +640,7 @@
           <w:sz w:val="24"/>
           <w:u w:val="single"/>
         </w:rPr>
-        <w:hyperlink r:id="rId12" w:history="1">
+        <w:hyperlink r:id="rId10" w:history="1">
           <w:r>
             <w:rPr>
               <w:rStyle w:val="Hyperlink"/>
@@ -691,7 +698,7 @@
           <w:sz w:val="24"/>
           <w:u w:val="single"/>
         </w:rPr>
-        <w:hyperlink r:id="rId10" w:history="1">
+        <w:hyperlink r:id="rId12" w:history="1">
           <w:r>
             <w:rPr>
               <w:rStyle w:val="Hyperlink"/>
@@ -745,7 +752,7 @@
           <w:sz w:val="24"/>
           <w:u w:val="single"/>
         </w:rPr>
-        <w:hyperlink r:id="rId11" w:history="1">
+        <w:hyperlink r:id="rId12" w:history="1">
           <w:r>
             <w:rPr>
               <w:rStyle w:val="Hyperlink"/>
@@ -791,7 +798,7 @@
           <w:sz w:val="24"/>
           <w:u w:val="single"/>
         </w:rPr>
-        <w:hyperlink r:id="rId11" w:history="1">
+        <w:hyperlink r:id="rId13" w:history="1">
           <w:r>
             <w:rPr>
               <w:rStyle w:val="Hyperlink"/>
@@ -867,7 +874,7 @@
           <w:sz w:val="24"/>
           <w:u w:val="single"/>
         </w:rPr>
-        <w:hyperlink r:id="rId11" w:history="1">
+        <w:hyperlink r:id="rId13" w:history="1">
           <w:r>
             <w:rPr>
               <w:rStyle w:val="Hyperlink"/>
@@ -934,32 +941,7 @@
           <w:sz w:val="24"/>
           <w:u w:val="single"/>
         </w:rPr>
-        <w:hyperlink r:id="rId14" w:history="1">
-          <w:r>
-            <w:rPr>
-              <w:rStyle w:val="Hyperlink"/>
-            </w:rPr>
-            <w:t>Groot</w:t>
-          </w:r>
-        </w:hyperlink>
-      </w:r>
-      <w:r>
-        <w:rPr>
-          <w:rFonts w:ascii="Charis SIL Regular" w:hAnsi="Charis SIL Regular" w:eastAsia="Charis SIL Regular"/>
-          <w:b w:val="0"/>
-          <w:i w:val="0"/>
-          <w:color w:val="0000FF"/>
-          <w:sz w:val="24"/>
-          <w:u w:val="single"/>
-        </w:rPr>
-        <w:hyperlink r:id="rId14" w:history="1">
-          <w:r>
-            <w:rPr>
-              <w:rStyle w:val="Hyperlink"/>
-            </w:rPr>
-            <w:t>e</w:t>
-          </w:r>
-        </w:hyperlink>
+        <w:t>Groote</w:t>
       </w:r>
       <w:r>
         <w:rPr>
@@ -1017,7 +999,7 @@
           <w:sz w:val="24"/>
           <w:u w:val="single"/>
         </w:rPr>
-        <w:hyperlink r:id="rId12" w:history="1">
+        <w:hyperlink r:id="rId14" w:history="1">
           <w:r>
             <w:rPr>
               <w:rStyle w:val="Hyperlink"/>
@@ -1035,7 +1017,7 @@
           <w:sz w:val="24"/>
           <w:u w:val="single"/>
         </w:rPr>
-        <w:hyperlink r:id="rId12" w:history="1">
+        <w:hyperlink r:id="rId14" w:history="1">
           <w:r>
             <w:rPr>
               <w:rStyle w:val="Hyperlink"/>
@@ -1064,7 +1046,7 @@
           <w:sz w:val="24"/>
           <w:u w:val="single"/>
         </w:rPr>
-        <w:hyperlink r:id="rId14" w:history="1">
+        <w:hyperlink r:id="rId12" w:history="1">
           <w:r>
             <w:rPr>
               <w:rStyle w:val="Hyperlink"/>
@@ -1093,7 +1075,7 @@
           <w:sz w:val="24"/>
           <w:u w:val="single"/>
         </w:rPr>
-        <w:hyperlink r:id="rId14" w:history="1">
+        <w:hyperlink r:id="rId12" w:history="1">
           <w:r>
             <w:rPr>
               <w:rStyle w:val="Hyperlink"/>
@@ -1111,14 +1093,7 @@
           <w:sz w:val="24"/>
           <w:u w:val="single"/>
         </w:rPr>
-        <w:hyperlink r:id="rId14" w:history="1">
-          <w:r>
-            <w:rPr>
-              <w:rStyle w:val="Hyperlink"/>
-            </w:rPr>
-            <w:t>1927</w:t>
-          </w:r>
-        </w:hyperlink>
+        <w:t>1927</w:t>
       </w:r>
       <w:r>
         <w:rPr>
@@ -1129,7 +1104,7 @@
           <w:sz w:val="24"/>
           <w:u w:val="single"/>
         </w:rPr>
-        <w:hyperlink r:id="rId14" w:history="1">
+        <w:hyperlink r:id="rId13" w:history="1">
           <w:r>
             <w:rPr>
               <w:rStyle w:val="Hyperlink"/>
@@ -1230,7 +1205,7 @@
           <w:sz w:val="24"/>
           <w:u w:val="single"/>
         </w:rPr>
-        <w:hyperlink r:id="rId15" w:history="1">
+        <w:hyperlink r:id="rId13" w:history="1">
           <w:r>
             <w:rPr>
               <w:rStyle w:val="Hyperlink"/>
@@ -1259,7 +1234,7 @@
           <w:sz w:val="24"/>
           <w:u w:val="single"/>
         </w:rPr>
-        <w:hyperlink r:id="rId13" w:history="1">
+        <w:hyperlink r:id="rId15" w:history="1">
           <w:r>
             <w:rPr>
               <w:rStyle w:val="Hyperlink"/>
@@ -1277,7 +1252,7 @@
           <w:sz w:val="24"/>
           <w:u w:val="single"/>
         </w:rPr>
-        <w:hyperlink r:id="rId13" w:history="1">
+        <w:hyperlink r:id="rId15" w:history="1">
           <w:r>
             <w:rPr>
               <w:rStyle w:val="Hyperlink"/>
@@ -1646,7 +1621,7 @@
           <w:sz w:val="24"/>
           <w:u w:val="single"/>
         </w:rPr>
-        <w:hyperlink r:id="rId16" w:history="1">
+        <w:hyperlink r:id="rId17" w:history="1">
           <w:r>
             <w:rPr>
               <w:rStyle w:val="Hyperlink"/>
@@ -1664,7 +1639,7 @@
           <w:sz w:val="24"/>
           <w:u w:val="single"/>
         </w:rPr>
-        <w:hyperlink r:id="rId16" w:history="1">
+        <w:hyperlink r:id="rId17" w:history="1">
           <w:r>
             <w:rPr>
               <w:rStyle w:val="Hyperlink"/>
@@ -1682,7 +1657,7 @@
           <w:sz w:val="24"/>
           <w:u w:val="single"/>
         </w:rPr>
-        <w:hyperlink r:id="rId17" w:history="1">
+        <w:hyperlink r:id="rId16" w:history="1">
           <w:r>
             <w:rPr>
               <w:rStyle w:val="Hyperlink"/>
@@ -1711,7 +1686,7 @@
           <w:sz w:val="24"/>
           <w:u w:val="single"/>
         </w:rPr>
-        <w:hyperlink r:id="rId17" w:history="1">
+        <w:hyperlink r:id="rId16" w:history="1">
           <w:r>
             <w:rPr>
               <w:rStyle w:val="Hyperlink"/>
@@ -1729,7 +1704,7 @@
           <w:sz w:val="24"/>
           <w:u w:val="single"/>
         </w:rPr>
-        <w:hyperlink r:id="rId17" w:history="1">
+        <w:hyperlink r:id="rId16" w:history="1">
           <w:r>
             <w:rPr>
               <w:rStyle w:val="Hyperlink"/>
@@ -1779,13 +1754,85 @@
       </w:r>
       <w:r>
         <w:rPr>
+          <w:u w:val="single" w:color="0000ff"/>
           <w:rFonts w:ascii="Charis SIL Regular" w:hAnsi="Charis SIL Regular" w:eastAsia="Charis SIL Regular"/>
           <w:b w:val="0"/>
           <w:i w:val="0"/>
           <w:color w:val="000000"/>
           <w:sz w:val="24"/>
         </w:rPr>
-        <w:t xml:space="preserve">frican objects, especially from </w:t>
+        <w:hyperlink r:id="rId16" w:history="1">
+          <w:r>
+            <w:rPr>
+              <w:rStyle w:val="Hyperlink"/>
+            </w:rPr>
+            <w:t>f</w:t>
+          </w:r>
+        </w:hyperlink>
+      </w:r>
+      <w:r>
+        <w:rPr>
+          <w:u w:val="single" w:color="0000ff"/>
+          <w:rFonts w:ascii="Charis SIL Regular" w:hAnsi="Charis SIL Regular" w:eastAsia="Charis SIL Regular"/>
+          <w:b w:val="0"/>
+          <w:i w:val="0"/>
+          <w:color w:val="000000"/>
+          <w:sz w:val="24"/>
+        </w:rPr>
+        <w:hyperlink r:id="rId16" w:history="1">
+          <w:r>
+            <w:rPr>
+              <w:rStyle w:val="Hyperlink"/>
+            </w:rPr>
+            <w:t>rican ob</w:t>
+          </w:r>
+        </w:hyperlink>
+      </w:r>
+      <w:r>
+        <w:rPr>
+          <w:u w:val="single" w:color="0000ff"/>
+          <w:rFonts w:ascii="Charis SIL Regular" w:hAnsi="Charis SIL Regular" w:eastAsia="Charis SIL Regular"/>
+          <w:b w:val="0"/>
+          <w:i w:val="0"/>
+          <w:color w:val="000000"/>
+          <w:sz w:val="24"/>
+        </w:rPr>
+        <w:hyperlink r:id="rId16" w:history="1">
+          <w:r>
+            <w:rPr>
+              <w:rStyle w:val="Hyperlink"/>
+            </w:rPr>
+            <w:t>j</w:t>
+          </w:r>
+        </w:hyperlink>
+      </w:r>
+      <w:r>
+        <w:rPr>
+          <w:u w:val="single" w:color="0000ff"/>
+          <w:rFonts w:ascii="Charis SIL Regular" w:hAnsi="Charis SIL Regular" w:eastAsia="Charis SIL Regular"/>
+          <w:b w:val="0"/>
+          <w:i w:val="0"/>
+          <w:color w:val="000000"/>
+          <w:sz w:val="24"/>
+        </w:rPr>
+        <w:hyperlink r:id="rId16" w:history="1">
+          <w:r>
+            <w:rPr>
+              <w:rStyle w:val="Hyperlink"/>
+            </w:rPr>
+            <w:t>ects, especi</w:t>
+          </w:r>
+        </w:hyperlink>
+      </w:r>
+      <w:r>
+        <w:rPr>
+          <w:rFonts w:ascii="Charis SIL Regular" w:hAnsi="Charis SIL Regular" w:eastAsia="Charis SIL Regular"/>
+          <w:b w:val="0"/>
+          <w:i w:val="0"/>
+          <w:color w:val="000000"/>
+          <w:sz w:val="24"/>
+        </w:rPr>
+        <w:t xml:space="preserve">ally from </w:t>
       </w:r>
       <w:r>
         <w:rPr>
@@ -4408,7 +4455,7 @@
           <w:sz w:val="24"/>
           <w:u w:val="single"/>
         </w:rPr>
-        <w:hyperlink r:id="rId26" w:history="1">
+        <w:hyperlink r:id="rId27" w:history="1">
           <w:r>
             <w:rPr>
               <w:rStyle w:val="Hyperlink"/>

--- a/EXPORTS/DOCX/published/niveau2/English/Trade.docx
+++ b/EXPORTS/DOCX/published/niveau2/English/Trade.docx
@@ -457,32 +457,13 @@
       </w:r>
       <w:r>
         <w:rPr>
-          <w:u w:val="single" w:color="0000ff"/>
           <w:rFonts w:ascii="Charis SIL Regular" w:hAnsi="Charis SIL Regular" w:eastAsia="Charis SIL Regular"/>
           <w:b w:val="0"/>
           <w:i w:val="0"/>
           <w:color w:val="000000"/>
           <w:sz w:val="24"/>
         </w:rPr>
-        <w:t>auct</w:t>
-      </w:r>
-      <w:r>
-        <w:rPr>
-          <w:u w:val="single" w:color="0000ff"/>
-          <w:rFonts w:ascii="Charis SIL Regular" w:hAnsi="Charis SIL Regular" w:eastAsia="Charis SIL Regular"/>
-          <w:b w:val="0"/>
-          <w:i w:val="0"/>
-          <w:color w:val="000000"/>
-          <w:sz w:val="24"/>
-        </w:rPr>
-        <w:hyperlink r:id="rId9" w:history="1">
-          <w:r>
-            <w:rPr>
-              <w:rStyle w:val="Hyperlink"/>
-            </w:rPr>
-            <w:t xml:space="preserve">ion houses </w:t>
-          </w:r>
-        </w:hyperlink>
+        <w:t xml:space="preserve">auction houses </w:t>
       </w:r>
       <w:r>
         <w:rPr>
@@ -527,6 +508,7 @@
           <w:i w:val="0"/>
           <w:color w:val="0000FF"/>
           <w:sz w:val="24"/>
+          <w:u w:val="single"/>
         </w:rPr>
         <w:hyperlink r:id="rId12" w:history="1">
           <w:r>
@@ -611,7 +593,7 @@
           <w:sz w:val="24"/>
           <w:u w:val="single"/>
         </w:rPr>
-        <w:hyperlink r:id="rId10" w:history="1">
+        <w:hyperlink r:id="rId12" w:history="1">
           <w:r>
             <w:rPr>
               <w:rStyle w:val="Hyperlink"/>
@@ -640,7 +622,7 @@
           <w:sz w:val="24"/>
           <w:u w:val="single"/>
         </w:rPr>
-        <w:hyperlink r:id="rId10" w:history="1">
+        <w:hyperlink r:id="rId12" w:history="1">
           <w:r>
             <w:rPr>
               <w:rStyle w:val="Hyperlink"/>
@@ -669,7 +651,7 @@
           <w:sz w:val="24"/>
           <w:u w:val="single"/>
         </w:rPr>
-        <w:hyperlink r:id="rId10" w:history="1">
+        <w:hyperlink r:id="rId12" w:history="1">
           <w:r>
             <w:rPr>
               <w:rStyle w:val="Hyperlink"/>
@@ -763,31 +745,13 @@
       </w:r>
       <w:r>
         <w:rPr>
-          <w:u w:val="single" w:color="0000ff"/>
           <w:rFonts w:ascii="Charis SIL Regular" w:hAnsi="Charis SIL Regular" w:eastAsia="Charis SIL Regular"/>
           <w:b w:val="0"/>
           <w:i w:val="0"/>
           <w:color w:val="000000"/>
           <w:sz w:val="24"/>
         </w:rPr>
-        <w:hyperlink r:id="rId11" w:history="1">
-          <w:r>
-            <w:rPr>
-              <w:rStyle w:val="Hyperlink"/>
-            </w:rPr>
-            <w:t xml:space="preserve"> and</w:t>
-          </w:r>
-        </w:hyperlink>
-      </w:r>
-      <w:r>
-        <w:rPr>
-          <w:rFonts w:ascii="Charis SIL Regular" w:hAnsi="Charis SIL Regular" w:eastAsia="Charis SIL Regular"/>
-          <w:b w:val="0"/>
-          <w:i w:val="0"/>
-          <w:color w:val="000000"/>
-          <w:sz w:val="24"/>
-        </w:rPr>
-        <w:t xml:space="preserve"> </w:t>
+        <w:t xml:space="preserve"> and </w:t>
       </w:r>
       <w:r>
         <w:rPr>
@@ -827,7 +791,7 @@
           <w:sz w:val="24"/>
           <w:u w:val="single"/>
         </w:rPr>
-        <w:hyperlink r:id="rId11" w:history="1">
+        <w:hyperlink r:id="rId13" w:history="1">
           <w:r>
             <w:rPr>
               <w:rStyle w:val="Hyperlink"/>
@@ -930,7 +894,18 @@
           <w:color w:val="000000"/>
           <w:sz w:val="24"/>
         </w:rPr>
-        <w:t xml:space="preserve">Hague, the stores </w:t>
+        <w:t>Hague, the stor</w:t>
+      </w:r>
+      <w:r>
+        <w:rPr>
+          <w:u w:val="single" w:color="0000ff"/>
+          <w:rFonts w:ascii="Charis SIL Regular" w:hAnsi="Charis SIL Regular" w:eastAsia="Charis SIL Regular"/>
+          <w:b w:val="0"/>
+          <w:i w:val="0"/>
+          <w:color w:val="000000"/>
+          <w:sz w:val="24"/>
+        </w:rPr>
+        <w:t xml:space="preserve">es </w:t>
       </w:r>
       <w:r>
         <w:rPr>
@@ -941,7 +916,32 @@
           <w:sz w:val="24"/>
           <w:u w:val="single"/>
         </w:rPr>
-        <w:t>Groote</w:t>
+        <w:hyperlink r:id="rId12" w:history="1">
+          <w:r>
+            <w:rPr>
+              <w:rStyle w:val="Hyperlink"/>
+            </w:rPr>
+            <w:t>Groot</w:t>
+          </w:r>
+        </w:hyperlink>
+      </w:r>
+      <w:r>
+        <w:rPr>
+          <w:rFonts w:ascii="Charis SIL Regular" w:hAnsi="Charis SIL Regular" w:eastAsia="Charis SIL Regular"/>
+          <w:b w:val="0"/>
+          <w:i w:val="0"/>
+          <w:color w:val="0000FF"/>
+          <w:sz w:val="24"/>
+          <w:u w:val="single"/>
+        </w:rPr>
+        <w:hyperlink r:id="rId12" w:history="1">
+          <w:r>
+            <w:rPr>
+              <w:rStyle w:val="Hyperlink"/>
+            </w:rPr>
+            <w:t>e</w:t>
+          </w:r>
+        </w:hyperlink>
       </w:r>
       <w:r>
         <w:rPr>
@@ -981,7 +981,7 @@
           <w:sz w:val="24"/>
           <w:u w:val="single"/>
         </w:rPr>
-        <w:hyperlink r:id="rId12" w:history="1">
+        <w:hyperlink r:id="rId14" w:history="1">
           <w:r>
             <w:rPr>
               <w:rStyle w:val="Hyperlink"/>
@@ -1046,7 +1046,7 @@
           <w:sz w:val="24"/>
           <w:u w:val="single"/>
         </w:rPr>
-        <w:hyperlink r:id="rId12" w:history="1">
+        <w:hyperlink r:id="rId14" w:history="1">
           <w:r>
             <w:rPr>
               <w:rStyle w:val="Hyperlink"/>
@@ -1075,7 +1075,7 @@
           <w:sz w:val="24"/>
           <w:u w:val="single"/>
         </w:rPr>
-        <w:hyperlink r:id="rId12" w:history="1">
+        <w:hyperlink r:id="rId14" w:history="1">
           <w:r>
             <w:rPr>
               <w:rStyle w:val="Hyperlink"/>
@@ -1093,7 +1093,14 @@
           <w:sz w:val="24"/>
           <w:u w:val="single"/>
         </w:rPr>
-        <w:t>1927</w:t>
+        <w:hyperlink r:id="rId14" w:history="1">
+          <w:r>
+            <w:rPr>
+              <w:rStyle w:val="Hyperlink"/>
+            </w:rPr>
+            <w:t>1927</w:t>
+          </w:r>
+        </w:hyperlink>
       </w:r>
       <w:r>
         <w:rPr>
@@ -1104,7 +1111,7 @@
           <w:sz w:val="24"/>
           <w:u w:val="single"/>
         </w:rPr>
-        <w:hyperlink r:id="rId13" w:history="1">
+        <w:hyperlink r:id="rId14" w:history="1">
           <w:r>
             <w:rPr>
               <w:rStyle w:val="Hyperlink"/>
@@ -1169,7 +1176,7 @@
           <w:sz w:val="24"/>
           <w:u w:val="single"/>
         </w:rPr>
-        <w:hyperlink r:id="rId13" w:history="1">
+        <w:hyperlink r:id="rId15" w:history="1">
           <w:r>
             <w:rPr>
               <w:rStyle w:val="Hyperlink"/>
@@ -1187,7 +1194,7 @@
           <w:sz w:val="24"/>
           <w:u w:val="single"/>
         </w:rPr>
-        <w:hyperlink r:id="rId13" w:history="1">
+        <w:hyperlink r:id="rId15" w:history="1">
           <w:r>
             <w:rPr>
               <w:rStyle w:val="Hyperlink"/>
@@ -1205,7 +1212,7 @@
           <w:sz w:val="24"/>
           <w:u w:val="single"/>
         </w:rPr>
-        <w:hyperlink r:id="rId13" w:history="1">
+        <w:hyperlink r:id="rId15" w:history="1">
           <w:r>
             <w:rPr>
               <w:rStyle w:val="Hyperlink"/>
@@ -1567,50 +1574,7 @@
           <w:color w:val="000000"/>
           <w:sz w:val="24"/>
         </w:rPr>
-        <w:hyperlink r:id="rId16" w:history="1">
-          <w:r>
-            <w:rPr>
-              <w:rStyle w:val="Hyperlink"/>
-            </w:rPr>
-            <w:t>y that o</w:t>
-          </w:r>
-        </w:hyperlink>
-      </w:r>
-      <w:r>
-        <w:rPr>
-          <w:u w:val="single" w:color="0000ff"/>
-          <w:rFonts w:ascii="Charis SIL Regular" w:hAnsi="Charis SIL Regular" w:eastAsia="Charis SIL Regular"/>
-          <w:b w:val="0"/>
-          <w:i w:val="0"/>
-          <w:color w:val="000000"/>
-          <w:sz w:val="24"/>
-        </w:rPr>
-        <w:hyperlink r:id="rId16" w:history="1">
-          <w:r>
-            <w:rPr>
-              <w:rStyle w:val="Hyperlink"/>
-            </w:rPr>
-            <w:t>p</w:t>
-          </w:r>
-        </w:hyperlink>
-      </w:r>
-      <w:r>
-        <w:rPr>
-          <w:u w:val="single" w:color="0000ff"/>
-          <w:rFonts w:ascii="Charis SIL Regular" w:hAnsi="Charis SIL Regular" w:eastAsia="Charis SIL Regular"/>
-          <w:b w:val="0"/>
-          <w:i w:val="0"/>
-          <w:color w:val="000000"/>
-          <w:sz w:val="24"/>
-        </w:rPr>
-        <w:hyperlink r:id="rId16" w:history="1">
-          <w:r>
-            <w:rPr>
-              <w:rStyle w:val="Hyperlink"/>
-            </w:rPr>
-            <w:t xml:space="preserve">erated in </w:t>
-          </w:r>
-        </w:hyperlink>
+        <w:t xml:space="preserve">y that operated in </w:t>
       </w:r>
       <w:r>
         <w:rPr>
@@ -1657,7 +1621,7 @@
           <w:sz w:val="24"/>
           <w:u w:val="single"/>
         </w:rPr>
-        <w:hyperlink r:id="rId16" w:history="1">
+        <w:hyperlink r:id="rId17" w:history="1">
           <w:r>
             <w:rPr>
               <w:rStyle w:val="Hyperlink"/>
@@ -1686,7 +1650,7 @@
           <w:sz w:val="24"/>
           <w:u w:val="single"/>
         </w:rPr>
-        <w:hyperlink r:id="rId16" w:history="1">
+        <w:hyperlink r:id="rId17" w:history="1">
           <w:r>
             <w:rPr>
               <w:rStyle w:val="Hyperlink"/>
@@ -1722,7 +1686,14 @@
           <w:color w:val="000000"/>
           <w:sz w:val="24"/>
         </w:rPr>
-        <w:t>. A large nu</w:t>
+        <w:hyperlink r:id="rId16" w:history="1">
+          <w:r>
+            <w:rPr>
+              <w:rStyle w:val="Hyperlink"/>
+            </w:rPr>
+            <w:t>. A large nu</w:t>
+          </w:r>
+        </w:hyperlink>
       </w:r>
       <w:r>
         <w:rPr>
@@ -2914,68 +2885,7 @@
           <w:color w:val="000000"/>
           <w:sz w:val="24"/>
         </w:rPr>
-        <w:hyperlink r:id="rId22" w:history="1">
-          <w:r>
-            <w:rPr>
-              <w:rStyle w:val="Hyperlink"/>
-            </w:rPr>
-            <w:t>Rij</w:t>
-          </w:r>
-        </w:hyperlink>
-      </w:r>
-      <w:r>
-        <w:rPr>
-          <w:u w:val="single" w:color="0000ff"/>
-          <w:rFonts w:ascii="Charis SIL Regular" w:hAnsi="Charis SIL Regular" w:eastAsia="Charis SIL Regular"/>
-          <w:b w:val="0"/>
-          <w:i w:val="0"/>
-          <w:color w:val="000000"/>
-          <w:sz w:val="24"/>
-        </w:rPr>
-        <w:hyperlink r:id="rId22" w:history="1">
-          <w:r>
-            <w:rPr>
-              <w:rStyle w:val="Hyperlink"/>
-            </w:rPr>
-            <w:t>k</w:t>
-          </w:r>
-        </w:hyperlink>
-      </w:r>
-      <w:r>
-        <w:rPr>
-          <w:u w:val="single" w:color="0000ff"/>
-          <w:rFonts w:ascii="Charis SIL Regular" w:hAnsi="Charis SIL Regular" w:eastAsia="Charis SIL Regular"/>
-          <w:b w:val="0"/>
-          <w:i w:val="0"/>
-          <w:color w:val="000000"/>
-          <w:sz w:val="24"/>
-        </w:rPr>
-        <w:hyperlink r:id="rId22" w:history="1">
-          <w:r>
-            <w:rPr>
-              <w:rStyle w:val="Hyperlink"/>
-            </w:rPr>
-            <w:t>smus</w:t>
-          </w:r>
-        </w:hyperlink>
-      </w:r>
-      <w:r>
-        <w:rPr>
-          <w:u w:val="single" w:color="0000ff"/>
-          <w:rFonts w:ascii="Charis SIL Regular" w:hAnsi="Charis SIL Regular" w:eastAsia="Charis SIL Regular"/>
-          <w:b w:val="0"/>
-          <w:i w:val="0"/>
-          <w:color w:val="000000"/>
-          <w:sz w:val="24"/>
-        </w:rPr>
-        <w:hyperlink r:id="rId22" w:history="1">
-          <w:r>
-            <w:rPr>
-              <w:rStyle w:val="Hyperlink"/>
-            </w:rPr>
-            <w:t>eum Resear</w:t>
-          </w:r>
-        </w:hyperlink>
+        <w:t>Rijksmuseum Resear</w:t>
       </w:r>
       <w:r>
         <w:rPr>
@@ -4455,7 +4365,7 @@
           <w:sz w:val="24"/>
           <w:u w:val="single"/>
         </w:rPr>
-        <w:hyperlink r:id="rId27" w:history="1">
+        <w:hyperlink r:id="rId26" w:history="1">
           <w:r>
             <w:rPr>
               <w:rStyle w:val="Hyperlink"/>

--- a/EXPORTS/DOCX/published/niveau2/English/Trade.docx
+++ b/EXPORTS/DOCX/published/niveau2/English/Trade.docx
@@ -457,13 +457,31 @@
       </w:r>
       <w:r>
         <w:rPr>
+          <w:u w:val="single" w:color="0000ff"/>
           <w:rFonts w:ascii="Charis SIL Regular" w:hAnsi="Charis SIL Regular" w:eastAsia="Charis SIL Regular"/>
           <w:b w:val="0"/>
           <w:i w:val="0"/>
           <w:color w:val="000000"/>
           <w:sz w:val="24"/>
         </w:rPr>
-        <w:t xml:space="preserve">auction houses </w:t>
+        <w:hyperlink r:id="rId9" w:history="1">
+          <w:r>
+            <w:rPr>
+              <w:rStyle w:val="Hyperlink"/>
+            </w:rPr>
+            <w:t>auct</w:t>
+          </w:r>
+        </w:hyperlink>
+      </w:r>
+      <w:r>
+        <w:rPr>
+          <w:rFonts w:ascii="Charis SIL Regular" w:hAnsi="Charis SIL Regular" w:eastAsia="Charis SIL Regular"/>
+          <w:b w:val="0"/>
+          <w:i w:val="0"/>
+          <w:color w:val="000000"/>
+          <w:sz w:val="24"/>
+        </w:rPr>
+        <w:t xml:space="preserve">ion houses </w:t>
       </w:r>
       <w:r>
         <w:rPr>
@@ -510,14 +528,7 @@
           <w:sz w:val="24"/>
           <w:u w:val="single"/>
         </w:rPr>
-        <w:hyperlink r:id="rId12" w:history="1">
-          <w:r>
-            <w:rPr>
-              <w:rStyle w:val="Hyperlink"/>
-            </w:rPr>
-            <w:t>e</w:t>
-          </w:r>
-        </w:hyperlink>
+        <w:t>e</w:t>
       </w:r>
       <w:r>
         <w:rPr>
@@ -745,13 +756,31 @@
       </w:r>
       <w:r>
         <w:rPr>
+          <w:u w:val="single" w:color="0000ff"/>
           <w:rFonts w:ascii="Charis SIL Regular" w:hAnsi="Charis SIL Regular" w:eastAsia="Charis SIL Regular"/>
           <w:b w:val="0"/>
           <w:i w:val="0"/>
           <w:color w:val="000000"/>
           <w:sz w:val="24"/>
         </w:rPr>
-        <w:t xml:space="preserve"> and </w:t>
+        <w:hyperlink r:id="rId11" w:history="1">
+          <w:r>
+            <w:rPr>
+              <w:rStyle w:val="Hyperlink"/>
+            </w:rPr>
+            <w:t xml:space="preserve"> and</w:t>
+          </w:r>
+        </w:hyperlink>
+      </w:r>
+      <w:r>
+        <w:rPr>
+          <w:rFonts w:ascii="Charis SIL Regular" w:hAnsi="Charis SIL Regular" w:eastAsia="Charis SIL Regular"/>
+          <w:b w:val="0"/>
+          <w:i w:val="0"/>
+          <w:color w:val="000000"/>
+          <w:sz w:val="24"/>
+        </w:rPr>
+        <w:t xml:space="preserve"> </w:t>
       </w:r>
       <w:r>
         <w:rPr>
@@ -914,32 +943,13 @@
           <w:i w:val="0"/>
           <w:color w:val="0000FF"/>
           <w:sz w:val="24"/>
-          <w:u w:val="single"/>
-        </w:rPr>
-        <w:hyperlink r:id="rId12" w:history="1">
+        </w:rPr>
+        <w:hyperlink r:id="rId14" w:history="1">
           <w:r>
             <w:rPr>
               <w:rStyle w:val="Hyperlink"/>
             </w:rPr>
-            <w:t>Groot</w:t>
-          </w:r>
-        </w:hyperlink>
-      </w:r>
-      <w:r>
-        <w:rPr>
-          <w:rFonts w:ascii="Charis SIL Regular" w:hAnsi="Charis SIL Regular" w:eastAsia="Charis SIL Regular"/>
-          <w:b w:val="0"/>
-          <w:i w:val="0"/>
-          <w:color w:val="0000FF"/>
-          <w:sz w:val="24"/>
-          <w:u w:val="single"/>
-        </w:rPr>
-        <w:hyperlink r:id="rId12" w:history="1">
-          <w:r>
-            <w:rPr>
-              <w:rStyle w:val="Hyperlink"/>
-            </w:rPr>
-            <w:t>e</w:t>
+            <w:t>Groote</w:t>
           </w:r>
         </w:hyperlink>
       </w:r>
@@ -4318,7 +4328,7 @@
           <w:sz w:val="24"/>
           <w:u w:val="single"/>
         </w:rPr>
-        <w:hyperlink r:id="rId26" w:history="1">
+        <w:hyperlink r:id="rId27" w:history="1">
           <w:r>
             <w:rPr>
               <w:rStyle w:val="Hyperlink"/>
@@ -4336,7 +4346,7 @@
           <w:sz w:val="24"/>
           <w:u w:val="single"/>
         </w:rPr>
-        <w:hyperlink r:id="rId26" w:history="1">
+        <w:hyperlink r:id="rId27" w:history="1">
           <w:r>
             <w:rPr>
               <w:rStyle w:val="Hyperlink"/>
@@ -4365,7 +4375,7 @@
           <w:sz w:val="24"/>
           <w:u w:val="single"/>
         </w:rPr>
-        <w:hyperlink r:id="rId26" w:history="1">
+        <w:hyperlink r:id="rId27" w:history="1">
           <w:r>
             <w:rPr>
               <w:rStyle w:val="Hyperlink"/>

--- a/EXPORTS/DOCX/published/niveau2/English/Trade.docx
+++ b/EXPORTS/DOCX/published/niveau2/English/Trade.docx
@@ -457,31 +457,13 @@
       </w:r>
       <w:r>
         <w:rPr>
-          <w:u w:val="single" w:color="0000ff"/>
           <w:rFonts w:ascii="Charis SIL Regular" w:hAnsi="Charis SIL Regular" w:eastAsia="Charis SIL Regular"/>
           <w:b w:val="0"/>
           <w:i w:val="0"/>
           <w:color w:val="000000"/>
           <w:sz w:val="24"/>
         </w:rPr>
-        <w:hyperlink r:id="rId9" w:history="1">
-          <w:r>
-            <w:rPr>
-              <w:rStyle w:val="Hyperlink"/>
-            </w:rPr>
-            <w:t>auct</w:t>
-          </w:r>
-        </w:hyperlink>
-      </w:r>
-      <w:r>
-        <w:rPr>
-          <w:rFonts w:ascii="Charis SIL Regular" w:hAnsi="Charis SIL Regular" w:eastAsia="Charis SIL Regular"/>
-          <w:b w:val="0"/>
-          <w:i w:val="0"/>
-          <w:color w:val="000000"/>
-          <w:sz w:val="24"/>
-        </w:rPr>
-        <w:t xml:space="preserve">ion houses </w:t>
+        <w:t xml:space="preserve">auction houses </w:t>
       </w:r>
       <w:r>
         <w:rPr>
@@ -492,7 +474,7 @@
           <w:sz w:val="24"/>
           <w:u w:val="single"/>
         </w:rPr>
-        <w:hyperlink r:id="rId9" w:history="1">
+        <w:hyperlink r:id="rId12" w:history="1">
           <w:r>
             <w:rPr>
               <w:rStyle w:val="Hyperlink"/>
@@ -528,7 +510,14 @@
           <w:sz w:val="24"/>
           <w:u w:val="single"/>
         </w:rPr>
-        <w:t>e</w:t>
+        <w:hyperlink r:id="rId12" w:history="1">
+          <w:r>
+            <w:rPr>
+              <w:rStyle w:val="Hyperlink"/>
+            </w:rPr>
+            <w:t>e</w:t>
+          </w:r>
+        </w:hyperlink>
       </w:r>
       <w:r>
         <w:rPr>
@@ -539,7 +528,7 @@
           <w:sz w:val="24"/>
           <w:u w:val="single"/>
         </w:rPr>
-        <w:hyperlink r:id="rId10" w:history="1">
+        <w:hyperlink r:id="rId12" w:history="1">
           <w:r>
             <w:rPr>
               <w:rStyle w:val="Hyperlink"/>
@@ -756,31 +745,13 @@
       </w:r>
       <w:r>
         <w:rPr>
-          <w:u w:val="single" w:color="0000ff"/>
           <w:rFonts w:ascii="Charis SIL Regular" w:hAnsi="Charis SIL Regular" w:eastAsia="Charis SIL Regular"/>
           <w:b w:val="0"/>
           <w:i w:val="0"/>
           <w:color w:val="000000"/>
           <w:sz w:val="24"/>
         </w:rPr>
-        <w:hyperlink r:id="rId11" w:history="1">
-          <w:r>
-            <w:rPr>
-              <w:rStyle w:val="Hyperlink"/>
-            </w:rPr>
-            <w:t xml:space="preserve"> and</w:t>
-          </w:r>
-        </w:hyperlink>
-      </w:r>
-      <w:r>
-        <w:rPr>
-          <w:rFonts w:ascii="Charis SIL Regular" w:hAnsi="Charis SIL Regular" w:eastAsia="Charis SIL Regular"/>
-          <w:b w:val="0"/>
-          <w:i w:val="0"/>
-          <w:color w:val="000000"/>
-          <w:sz w:val="24"/>
-        </w:rPr>
-        <w:t xml:space="preserve"> </w:t>
+        <w:t xml:space="preserve"> and </w:t>
       </w:r>
       <w:r>
         <w:rPr>
@@ -838,7 +809,7 @@
           <w:sz w:val="24"/>
           <w:u w:val="single"/>
         </w:rPr>
-        <w:hyperlink r:id="rId13" w:history="1">
+        <w:hyperlink r:id="rId11" w:history="1">
           <w:r>
             <w:rPr>
               <w:rStyle w:val="Hyperlink"/>
@@ -934,22 +905,48 @@
           <w:color w:val="000000"/>
           <w:sz w:val="24"/>
         </w:rPr>
-        <w:t xml:space="preserve">es </w:t>
-      </w:r>
-      <w:r>
-        <w:rPr>
-          <w:rFonts w:ascii="Charis SIL Regular" w:hAnsi="Charis SIL Regular" w:eastAsia="Charis SIL Regular"/>
-          <w:b w:val="0"/>
-          <w:i w:val="0"/>
-          <w:color w:val="0000FF"/>
-          <w:sz w:val="24"/>
-        </w:rPr>
-        <w:hyperlink r:id="rId14" w:history="1">
+        <w:hyperlink r:id="rId12" w:history="1">
           <w:r>
             <w:rPr>
               <w:rStyle w:val="Hyperlink"/>
             </w:rPr>
-            <w:t>Groote</w:t>
+            <w:t xml:space="preserve">es </w:t>
+          </w:r>
+        </w:hyperlink>
+      </w:r>
+      <w:r>
+        <w:rPr>
+          <w:rFonts w:ascii="Charis SIL Regular" w:hAnsi="Charis SIL Regular" w:eastAsia="Charis SIL Regular"/>
+          <w:b w:val="0"/>
+          <w:i w:val="0"/>
+          <w:color w:val="0000FF"/>
+          <w:sz w:val="24"/>
+          <w:u w:val="single"/>
+        </w:rPr>
+        <w:hyperlink r:id="rId12" w:history="1">
+          <w:r>
+            <w:rPr>
+              <w:rStyle w:val="Hyperlink"/>
+            </w:rPr>
+            <w:t>Groot</w:t>
+          </w:r>
+        </w:hyperlink>
+      </w:r>
+      <w:r>
+        <w:rPr>
+          <w:rFonts w:ascii="Charis SIL Regular" w:hAnsi="Charis SIL Regular" w:eastAsia="Charis SIL Regular"/>
+          <w:b w:val="0"/>
+          <w:i w:val="0"/>
+          <w:color w:val="0000FF"/>
+          <w:sz w:val="24"/>
+          <w:u w:val="single"/>
+        </w:rPr>
+        <w:hyperlink r:id="rId12" w:history="1">
+          <w:r>
+            <w:rPr>
+              <w:rStyle w:val="Hyperlink"/>
+            </w:rPr>
+            <w:t>e</w:t>
           </w:r>
         </w:hyperlink>
       </w:r>
@@ -1132,50 +1129,13 @@
       </w:r>
       <w:r>
         <w:rPr>
-          <w:u w:val="single" w:color="0000ff"/>
           <w:rFonts w:ascii="Charis SIL Regular" w:hAnsi="Charis SIL Regular" w:eastAsia="Charis SIL Regular"/>
           <w:b w:val="0"/>
           <w:i w:val="0"/>
           <w:color w:val="000000"/>
           <w:sz w:val="24"/>
         </w:rPr>
-        <w:hyperlink r:id="rId13" w:history="1">
-          <w:r>
-            <w:rPr>
-              <w:rStyle w:val="Hyperlink"/>
-            </w:rPr>
-            <w:t xml:space="preserve"> an</w:t>
-          </w:r>
-        </w:hyperlink>
-      </w:r>
-      <w:r>
-        <w:rPr>
-          <w:u w:val="single" w:color="0000ff"/>
-          <w:rFonts w:ascii="Charis SIL Regular" w:hAnsi="Charis SIL Regular" w:eastAsia="Charis SIL Regular"/>
-          <w:b w:val="0"/>
-          <w:i w:val="0"/>
-          <w:color w:val="000000"/>
-          <w:sz w:val="24"/>
-        </w:rPr>
-        <w:hyperlink r:id="rId13" w:history="1">
-          <w:r>
-            <w:rPr>
-              <w:rStyle w:val="Hyperlink"/>
-            </w:rPr>
-            <w:t>d</w:t>
-          </w:r>
-        </w:hyperlink>
-      </w:r>
-      <w:r>
-        <w:rPr>
-          <w:u w:val="single" w:color="0000ff"/>
-          <w:rFonts w:ascii="Charis SIL Regular" w:hAnsi="Charis SIL Regular" w:eastAsia="Charis SIL Regular"/>
-          <w:b w:val="0"/>
-          <w:i w:val="0"/>
-          <w:color w:val="000000"/>
-          <w:sz w:val="24"/>
-        </w:rPr>
-        <w:t xml:space="preserve"> </w:t>
+        <w:t xml:space="preserve"> and </w:t>
       </w:r>
       <w:r>
         <w:rPr>
@@ -1222,7 +1182,7 @@
           <w:sz w:val="24"/>
           <w:u w:val="single"/>
         </w:rPr>
-        <w:hyperlink r:id="rId15" w:history="1">
+        <w:hyperlink r:id="rId13" w:history="1">
           <w:r>
             <w:rPr>
               <w:rStyle w:val="Hyperlink"/>
@@ -1251,7 +1211,7 @@
           <w:sz w:val="24"/>
           <w:u w:val="single"/>
         </w:rPr>
-        <w:hyperlink r:id="rId15" w:history="1">
+        <w:hyperlink r:id="rId13" w:history="1">
           <w:r>
             <w:rPr>
               <w:rStyle w:val="Hyperlink"/>
@@ -1269,7 +1229,7 @@
           <w:sz w:val="24"/>
           <w:u w:val="single"/>
         </w:rPr>
-        <w:hyperlink r:id="rId15" w:history="1">
+        <w:hyperlink r:id="rId13" w:history="1">
           <w:r>
             <w:rPr>
               <w:rStyle w:val="Hyperlink"/>
@@ -1584,7 +1544,50 @@
           <w:color w:val="000000"/>
           <w:sz w:val="24"/>
         </w:rPr>
-        <w:t xml:space="preserve">y that operated in </w:t>
+        <w:hyperlink r:id="rId16" w:history="1">
+          <w:r>
+            <w:rPr>
+              <w:rStyle w:val="Hyperlink"/>
+            </w:rPr>
+            <w:t>y that o</w:t>
+          </w:r>
+        </w:hyperlink>
+      </w:r>
+      <w:r>
+        <w:rPr>
+          <w:u w:val="single" w:color="0000ff"/>
+          <w:rFonts w:ascii="Charis SIL Regular" w:hAnsi="Charis SIL Regular" w:eastAsia="Charis SIL Regular"/>
+          <w:b w:val="0"/>
+          <w:i w:val="0"/>
+          <w:color w:val="000000"/>
+          <w:sz w:val="24"/>
+        </w:rPr>
+        <w:hyperlink r:id="rId16" w:history="1">
+          <w:r>
+            <w:rPr>
+              <w:rStyle w:val="Hyperlink"/>
+            </w:rPr>
+            <w:t>p</w:t>
+          </w:r>
+        </w:hyperlink>
+      </w:r>
+      <w:r>
+        <w:rPr>
+          <w:u w:val="single" w:color="0000ff"/>
+          <w:rFonts w:ascii="Charis SIL Regular" w:hAnsi="Charis SIL Regular" w:eastAsia="Charis SIL Regular"/>
+          <w:b w:val="0"/>
+          <w:i w:val="0"/>
+          <w:color w:val="000000"/>
+          <w:sz w:val="24"/>
+        </w:rPr>
+        <w:hyperlink r:id="rId16" w:history="1">
+          <w:r>
+            <w:rPr>
+              <w:rStyle w:val="Hyperlink"/>
+            </w:rPr>
+            <w:t xml:space="preserve">erated in </w:t>
+          </w:r>
+        </w:hyperlink>
       </w:r>
       <w:r>
         <w:rPr>
@@ -1595,7 +1598,7 @@
           <w:sz w:val="24"/>
           <w:u w:val="single"/>
         </w:rPr>
-        <w:hyperlink r:id="rId17" w:history="1">
+        <w:hyperlink r:id="rId16" w:history="1">
           <w:r>
             <w:rPr>
               <w:rStyle w:val="Hyperlink"/>
@@ -1613,7 +1616,7 @@
           <w:sz w:val="24"/>
           <w:u w:val="single"/>
         </w:rPr>
-        <w:hyperlink r:id="rId17" w:history="1">
+        <w:hyperlink r:id="rId16" w:history="1">
           <w:r>
             <w:rPr>
               <w:rStyle w:val="Hyperlink"/>
@@ -1631,7 +1634,7 @@
           <w:sz w:val="24"/>
           <w:u w:val="single"/>
         </w:rPr>
-        <w:hyperlink r:id="rId17" w:history="1">
+        <w:hyperlink r:id="rId16" w:history="1">
           <w:r>
             <w:rPr>
               <w:rStyle w:val="Hyperlink"/>
@@ -1660,7 +1663,7 @@
           <w:sz w:val="24"/>
           <w:u w:val="single"/>
         </w:rPr>
-        <w:hyperlink r:id="rId17" w:history="1">
+        <w:hyperlink r:id="rId16" w:history="1">
           <w:r>
             <w:rPr>
               <w:rStyle w:val="Hyperlink"/>
@@ -1717,103 +1720,13 @@
       </w:r>
       <w:r>
         <w:rPr>
-          <w:u w:val="single" w:color="0000ff"/>
           <w:rFonts w:ascii="Charis SIL Regular" w:hAnsi="Charis SIL Regular" w:eastAsia="Charis SIL Regular"/>
           <w:b w:val="0"/>
           <w:i w:val="0"/>
           <w:color w:val="000000"/>
           <w:sz w:val="24"/>
         </w:rPr>
-        <w:hyperlink r:id="rId16" w:history="1">
-          <w:r>
-            <w:rPr>
-              <w:rStyle w:val="Hyperlink"/>
-            </w:rPr>
-            <w:t>of A</w:t>
-          </w:r>
-        </w:hyperlink>
-      </w:r>
-      <w:r>
-        <w:rPr>
-          <w:u w:val="single" w:color="0000ff"/>
-          <w:rFonts w:ascii="Charis SIL Regular" w:hAnsi="Charis SIL Regular" w:eastAsia="Charis SIL Regular"/>
-          <w:b w:val="0"/>
-          <w:i w:val="0"/>
-          <w:color w:val="000000"/>
-          <w:sz w:val="24"/>
-        </w:rPr>
-        <w:hyperlink r:id="rId16" w:history="1">
-          <w:r>
-            <w:rPr>
-              <w:rStyle w:val="Hyperlink"/>
-            </w:rPr>
-            <w:t>f</w:t>
-          </w:r>
-        </w:hyperlink>
-      </w:r>
-      <w:r>
-        <w:rPr>
-          <w:u w:val="single" w:color="0000ff"/>
-          <w:rFonts w:ascii="Charis SIL Regular" w:hAnsi="Charis SIL Regular" w:eastAsia="Charis SIL Regular"/>
-          <w:b w:val="0"/>
-          <w:i w:val="0"/>
-          <w:color w:val="000000"/>
-          <w:sz w:val="24"/>
-        </w:rPr>
-        <w:hyperlink r:id="rId16" w:history="1">
-          <w:r>
-            <w:rPr>
-              <w:rStyle w:val="Hyperlink"/>
-            </w:rPr>
-            <w:t>rican ob</w:t>
-          </w:r>
-        </w:hyperlink>
-      </w:r>
-      <w:r>
-        <w:rPr>
-          <w:u w:val="single" w:color="0000ff"/>
-          <w:rFonts w:ascii="Charis SIL Regular" w:hAnsi="Charis SIL Regular" w:eastAsia="Charis SIL Regular"/>
-          <w:b w:val="0"/>
-          <w:i w:val="0"/>
-          <w:color w:val="000000"/>
-          <w:sz w:val="24"/>
-        </w:rPr>
-        <w:hyperlink r:id="rId16" w:history="1">
-          <w:r>
-            <w:rPr>
-              <w:rStyle w:val="Hyperlink"/>
-            </w:rPr>
-            <w:t>j</w:t>
-          </w:r>
-        </w:hyperlink>
-      </w:r>
-      <w:r>
-        <w:rPr>
-          <w:u w:val="single" w:color="0000ff"/>
-          <w:rFonts w:ascii="Charis SIL Regular" w:hAnsi="Charis SIL Regular" w:eastAsia="Charis SIL Regular"/>
-          <w:b w:val="0"/>
-          <w:i w:val="0"/>
-          <w:color w:val="000000"/>
-          <w:sz w:val="24"/>
-        </w:rPr>
-        <w:hyperlink r:id="rId16" w:history="1">
-          <w:r>
-            <w:rPr>
-              <w:rStyle w:val="Hyperlink"/>
-            </w:rPr>
-            <w:t>ects, especi</w:t>
-          </w:r>
-        </w:hyperlink>
-      </w:r>
-      <w:r>
-        <w:rPr>
-          <w:rFonts w:ascii="Charis SIL Regular" w:hAnsi="Charis SIL Regular" w:eastAsia="Charis SIL Regular"/>
-          <w:b w:val="0"/>
-          <w:i w:val="0"/>
-          <w:color w:val="000000"/>
-          <w:sz w:val="24"/>
-        </w:rPr>
-        <w:t xml:space="preserve">ally from </w:t>
+        <w:t xml:space="preserve">of African objects, especially from </w:t>
       </w:r>
       <w:r>
         <w:rPr>
@@ -1824,7 +1737,7 @@
           <w:sz w:val="24"/>
           <w:u w:val="single"/>
         </w:rPr>
-        <w:hyperlink r:id="rId18" w:history="1">
+        <w:hyperlink r:id="rId17" w:history="1">
           <w:r>
             <w:rPr>
               <w:rStyle w:val="Hyperlink"/>
@@ -1852,7 +1765,7 @@
           <w:color w:val="000000"/>
           <w:sz w:val="24"/>
         </w:rPr>
-        <w:hyperlink r:id="rId17" w:history="1">
+        <w:hyperlink r:id="rId18" w:history="1">
           <w:r>
             <w:rPr>
               <w:rStyle w:val="Hyperlink"/>
@@ -1870,7 +1783,7 @@
           <w:color w:val="000000"/>
           <w:sz w:val="24"/>
         </w:rPr>
-        <w:hyperlink r:id="rId17" w:history="1">
+        <w:hyperlink r:id="rId18" w:history="1">
           <w:r>
             <w:rPr>
               <w:rStyle w:val="Hyperlink"/>
@@ -1888,7 +1801,7 @@
           <w:color w:val="000000"/>
           <w:sz w:val="24"/>
         </w:rPr>
-        <w:hyperlink r:id="rId17" w:history="1">
+        <w:hyperlink r:id="rId18" w:history="1">
           <w:r>
             <w:rPr>
               <w:rStyle w:val="Hyperlink"/>
@@ -2895,7 +2808,61 @@
           <w:color w:val="000000"/>
           <w:sz w:val="24"/>
         </w:rPr>
-        <w:t>Rijksmuseum Resear</w:t>
+        <w:hyperlink r:id="rId22" w:history="1">
+          <w:r>
+            <w:rPr>
+              <w:rStyle w:val="Hyperlink"/>
+            </w:rPr>
+            <w:t>Rij</w:t>
+          </w:r>
+        </w:hyperlink>
+      </w:r>
+      <w:r>
+        <w:rPr>
+          <w:u w:val="single" w:color="0000ff"/>
+          <w:rFonts w:ascii="Charis SIL Regular" w:hAnsi="Charis SIL Regular" w:eastAsia="Charis SIL Regular"/>
+          <w:b w:val="0"/>
+          <w:i w:val="0"/>
+          <w:color w:val="000000"/>
+          <w:sz w:val="24"/>
+        </w:rPr>
+        <w:hyperlink r:id="rId22" w:history="1">
+          <w:r>
+            <w:rPr>
+              <w:rStyle w:val="Hyperlink"/>
+            </w:rPr>
+            <w:t>k</w:t>
+          </w:r>
+        </w:hyperlink>
+      </w:r>
+      <w:r>
+        <w:rPr>
+          <w:u w:val="single" w:color="0000ff"/>
+          <w:rFonts w:ascii="Charis SIL Regular" w:hAnsi="Charis SIL Regular" w:eastAsia="Charis SIL Regular"/>
+          <w:b w:val="0"/>
+          <w:i w:val="0"/>
+          <w:color w:val="000000"/>
+          <w:sz w:val="24"/>
+        </w:rPr>
+        <w:hyperlink r:id="rId22" w:history="1">
+          <w:r>
+            <w:rPr>
+              <w:rStyle w:val="Hyperlink"/>
+            </w:rPr>
+            <w:t>smus</w:t>
+          </w:r>
+        </w:hyperlink>
+      </w:r>
+      <w:r>
+        <w:rPr>
+          <w:u w:val="single" w:color="0000ff"/>
+          <w:rFonts w:ascii="Charis SIL Regular" w:hAnsi="Charis SIL Regular" w:eastAsia="Charis SIL Regular"/>
+          <w:b w:val="0"/>
+          <w:i w:val="0"/>
+          <w:color w:val="000000"/>
+          <w:sz w:val="24"/>
+        </w:rPr>
+        <w:t>eum Resear</w:t>
       </w:r>
       <w:r>
         <w:rPr>
@@ -4328,7 +4295,7 @@
           <w:sz w:val="24"/>
           <w:u w:val="single"/>
         </w:rPr>
-        <w:hyperlink r:id="rId27" w:history="1">
+        <w:hyperlink r:id="rId26" w:history="1">
           <w:r>
             <w:rPr>
               <w:rStyle w:val="Hyperlink"/>
@@ -4346,7 +4313,7 @@
           <w:sz w:val="24"/>
           <w:u w:val="single"/>
         </w:rPr>
-        <w:hyperlink r:id="rId27" w:history="1">
+        <w:hyperlink r:id="rId26" w:history="1">
           <w:r>
             <w:rPr>
               <w:rStyle w:val="Hyperlink"/>
@@ -4375,7 +4342,7 @@
           <w:sz w:val="24"/>
           <w:u w:val="single"/>
         </w:rPr>
-        <w:hyperlink r:id="rId27" w:history="1">
+        <w:hyperlink r:id="rId26" w:history="1">
           <w:r>
             <w:rPr>
               <w:rStyle w:val="Hyperlink"/>

--- a/EXPORTS/DOCX/published/niveau2/English/Trade.docx
+++ b/EXPORTS/DOCX/published/niveau2/English/Trade.docx
@@ -472,14 +472,13 @@
           <w:i w:val="0"/>
           <w:color w:val="0000FF"/>
           <w:sz w:val="24"/>
-          <w:u w:val="single"/>
         </w:rPr>
         <w:hyperlink r:id="rId12" w:history="1">
           <w:r>
             <w:rPr>
               <w:rStyle w:val="Hyperlink"/>
             </w:rPr>
-            <w:t>F</w:t>
+            <w:t>Fre</w:t>
           </w:r>
         </w:hyperlink>
       </w:r>
@@ -492,43 +491,7 @@
           <w:sz w:val="24"/>
           <w:u w:val="single"/>
         </w:rPr>
-        <w:hyperlink r:id="rId12" w:history="1">
-          <w:r>
-            <w:rPr>
-              <w:rStyle w:val="Hyperlink"/>
-            </w:rPr>
-            <w:t>r</w:t>
-          </w:r>
-        </w:hyperlink>
-      </w:r>
-      <w:r>
-        <w:rPr>
-          <w:rFonts w:ascii="Charis SIL Regular" w:hAnsi="Charis SIL Regular" w:eastAsia="Charis SIL Regular"/>
-          <w:b w:val="0"/>
-          <w:i w:val="0"/>
-          <w:color w:val="0000FF"/>
-          <w:sz w:val="24"/>
-          <w:u w:val="single"/>
-        </w:rPr>
-        <w:hyperlink r:id="rId12" w:history="1">
-          <w:r>
-            <w:rPr>
-              <w:rStyle w:val="Hyperlink"/>
-            </w:rPr>
-            <w:t>e</w:t>
-          </w:r>
-        </w:hyperlink>
-      </w:r>
-      <w:r>
-        <w:rPr>
-          <w:rFonts w:ascii="Charis SIL Regular" w:hAnsi="Charis SIL Regular" w:eastAsia="Charis SIL Regular"/>
-          <w:b w:val="0"/>
-          <w:i w:val="0"/>
-          <w:color w:val="0000FF"/>
-          <w:sz w:val="24"/>
-          <w:u w:val="single"/>
-        </w:rPr>
-        <w:hyperlink r:id="rId12" w:history="1">
+        <w:hyperlink r:id="rId10" w:history="1">
           <w:r>
             <w:rPr>
               <w:rStyle w:val="Hyperlink"/>
@@ -557,7 +520,7 @@
           <w:sz w:val="24"/>
           <w:u w:val="single"/>
         </w:rPr>
-        <w:hyperlink r:id="rId12" w:history="1">
+        <w:hyperlink r:id="rId10" w:history="1">
           <w:r>
             <w:rPr>
               <w:rStyle w:val="Hyperlink"/>
@@ -575,7 +538,7 @@
           <w:sz w:val="24"/>
           <w:u w:val="single"/>
         </w:rPr>
-        <w:hyperlink r:id="rId12" w:history="1">
+        <w:hyperlink r:id="rId10" w:history="1">
           <w:r>
             <w:rPr>
               <w:rStyle w:val="Hyperlink"/>
@@ -593,7 +556,7 @@
           <w:sz w:val="24"/>
           <w:u w:val="single"/>
         </w:rPr>
-        <w:hyperlink r:id="rId12" w:history="1">
+        <w:hyperlink r:id="rId10" w:history="1">
           <w:r>
             <w:rPr>
               <w:rStyle w:val="Hyperlink"/>
@@ -622,7 +585,7 @@
           <w:sz w:val="24"/>
           <w:u w:val="single"/>
         </w:rPr>
-        <w:hyperlink r:id="rId12" w:history="1">
+        <w:hyperlink r:id="rId10" w:history="1">
           <w:r>
             <w:rPr>
               <w:rStyle w:val="Hyperlink"/>
@@ -651,7 +614,7 @@
           <w:sz w:val="24"/>
           <w:u w:val="single"/>
         </w:rPr>
-        <w:hyperlink r:id="rId12" w:history="1">
+        <w:hyperlink r:id="rId10" w:history="1">
           <w:r>
             <w:rPr>
               <w:rStyle w:val="Hyperlink"/>
@@ -745,13 +708,32 @@
       </w:r>
       <w:r>
         <w:rPr>
+          <w:u w:val="single" w:color="0000ff"/>
           <w:rFonts w:ascii="Charis SIL Regular" w:hAnsi="Charis SIL Regular" w:eastAsia="Charis SIL Regular"/>
           <w:b w:val="0"/>
           <w:i w:val="0"/>
           <w:color w:val="000000"/>
           <w:sz w:val="24"/>
         </w:rPr>
-        <w:t xml:space="preserve"> and </w:t>
+        <w:hyperlink r:id="rId11" w:history="1">
+          <w:r>
+            <w:rPr>
+              <w:rStyle w:val="Hyperlink"/>
+            </w:rPr>
+            <w:t xml:space="preserve"> and</w:t>
+          </w:r>
+        </w:hyperlink>
+      </w:r>
+      <w:r>
+        <w:rPr>
+          <w:u w:val="single" w:color="0000ff"/>
+          <w:rFonts w:ascii="Charis SIL Regular" w:hAnsi="Charis SIL Regular" w:eastAsia="Charis SIL Regular"/>
+          <w:b w:val="0"/>
+          <w:i w:val="0"/>
+          <w:color w:val="000000"/>
+          <w:sz w:val="24"/>
+        </w:rPr>
+        <w:t xml:space="preserve"> </w:t>
       </w:r>
       <w:r>
         <w:rPr>
@@ -809,7 +791,7 @@
           <w:sz w:val="24"/>
           <w:u w:val="single"/>
         </w:rPr>
-        <w:hyperlink r:id="rId11" w:history="1">
+        <w:hyperlink r:id="rId13" w:history="1">
           <w:r>
             <w:rPr>
               <w:rStyle w:val="Hyperlink"/>
@@ -898,7 +880,6 @@
       </w:r>
       <w:r>
         <w:rPr>
-          <w:u w:val="single" w:color="0000ff"/>
           <w:rFonts w:ascii="Charis SIL Regular" w:hAnsi="Charis SIL Regular" w:eastAsia="Charis SIL Regular"/>
           <w:b w:val="0"/>
           <w:i w:val="0"/>
@@ -921,16 +902,8 @@
           <w:i w:val="0"/>
           <w:color w:val="0000FF"/>
           <w:sz w:val="24"/>
-          <w:u w:val="single"/>
-        </w:rPr>
-        <w:hyperlink r:id="rId12" w:history="1">
-          <w:r>
-            <w:rPr>
-              <w:rStyle w:val="Hyperlink"/>
-            </w:rPr>
-            <w:t>Groot</w:t>
-          </w:r>
-        </w:hyperlink>
+        </w:rPr>
+        <w:t xml:space="preserve">Groote Koninklijke </w:t>
       </w:r>
       <w:r>
         <w:rPr>
@@ -942,118 +915,6 @@
           <w:u w:val="single"/>
         </w:rPr>
         <w:hyperlink r:id="rId12" w:history="1">
-          <w:r>
-            <w:rPr>
-              <w:rStyle w:val="Hyperlink"/>
-            </w:rPr>
-            <w:t>e</w:t>
-          </w:r>
-        </w:hyperlink>
-      </w:r>
-      <w:r>
-        <w:rPr>
-          <w:rFonts w:ascii="Charis SIL Regular" w:hAnsi="Charis SIL Regular" w:eastAsia="Charis SIL Regular"/>
-          <w:b w:val="0"/>
-          <w:i w:val="0"/>
-          <w:color w:val="0000FF"/>
-          <w:sz w:val="24"/>
-          <w:u w:val="single"/>
-        </w:rPr>
-        <w:t xml:space="preserve"> </w:t>
-      </w:r>
-      <w:r>
-        <w:rPr>
-          <w:rFonts w:ascii="Charis SIL Regular" w:hAnsi="Charis SIL Regular" w:eastAsia="Charis SIL Regular"/>
-          <w:b w:val="0"/>
-          <w:i w:val="0"/>
-          <w:color w:val="0000FF"/>
-          <w:sz w:val="24"/>
-          <w:u w:val="single"/>
-        </w:rPr>
-        <w:hyperlink r:id="rId12" w:history="1">
-          <w:r>
-            <w:rPr>
-              <w:rStyle w:val="Hyperlink"/>
-            </w:rPr>
-            <w:t>Konin</w:t>
-          </w:r>
-        </w:hyperlink>
-      </w:r>
-      <w:r>
-        <w:rPr>
-          <w:rFonts w:ascii="Charis SIL Regular" w:hAnsi="Charis SIL Regular" w:eastAsia="Charis SIL Regular"/>
-          <w:b w:val="0"/>
-          <w:i w:val="0"/>
-          <w:color w:val="0000FF"/>
-          <w:sz w:val="24"/>
-          <w:u w:val="single"/>
-        </w:rPr>
-        <w:hyperlink r:id="rId14" w:history="1">
-          <w:r>
-            <w:rPr>
-              <w:rStyle w:val="Hyperlink"/>
-            </w:rPr>
-            <w:t>kl</w:t>
-          </w:r>
-        </w:hyperlink>
-      </w:r>
-      <w:r>
-        <w:rPr>
-          <w:rFonts w:ascii="Charis SIL Regular" w:hAnsi="Charis SIL Regular" w:eastAsia="Charis SIL Regular"/>
-          <w:b w:val="0"/>
-          <w:i w:val="0"/>
-          <w:color w:val="0000FF"/>
-          <w:sz w:val="24"/>
-          <w:u w:val="single"/>
-        </w:rPr>
-        <w:hyperlink r:id="rId14" w:history="1">
-          <w:r>
-            <w:rPr>
-              <w:rStyle w:val="Hyperlink"/>
-            </w:rPr>
-            <w:t>i</w:t>
-          </w:r>
-        </w:hyperlink>
-      </w:r>
-      <w:r>
-        <w:rPr>
-          <w:rFonts w:ascii="Charis SIL Regular" w:hAnsi="Charis SIL Regular" w:eastAsia="Charis SIL Regular"/>
-          <w:b w:val="0"/>
-          <w:i w:val="0"/>
-          <w:color w:val="0000FF"/>
-          <w:sz w:val="24"/>
-          <w:u w:val="single"/>
-        </w:rPr>
-        <w:hyperlink r:id="rId14" w:history="1">
-          <w:r>
-            <w:rPr>
-              <w:rStyle w:val="Hyperlink"/>
-            </w:rPr>
-            <w:t>jke</w:t>
-          </w:r>
-        </w:hyperlink>
-      </w:r>
-      <w:r>
-        <w:rPr>
-          <w:rFonts w:ascii="Charis SIL Regular" w:hAnsi="Charis SIL Regular" w:eastAsia="Charis SIL Regular"/>
-          <w:b w:val="0"/>
-          <w:i w:val="0"/>
-          <w:color w:val="0000FF"/>
-          <w:sz w:val="24"/>
-          <w:u w:val="single"/>
-        </w:rPr>
-        <w:t xml:space="preserve"> </w:t>
-      </w:r>
-      <w:r>
-        <w:rPr>
-          <w:rFonts w:ascii="Charis SIL Regular" w:hAnsi="Charis SIL Regular" w:eastAsia="Charis SIL Regular"/>
-          <w:b w:val="0"/>
-          <w:i w:val="0"/>
-          <w:color w:val="0000FF"/>
-          <w:sz w:val="24"/>
-          <w:u w:val="single"/>
-        </w:rPr>
-        <w:hyperlink r:id="rId14" w:history="1">
           <w:r>
             <w:rPr>
               <w:rStyle w:val="Hyperlink"/>
@@ -1098,7 +959,6 @@
           <w:i w:val="0"/>
           <w:color w:val="0000FF"/>
           <w:sz w:val="24"/>
-          <w:u w:val="single"/>
         </w:rPr>
         <w:hyperlink r:id="rId14" w:history="1">
           <w:r>
@@ -1129,13 +989,50 @@
       </w:r>
       <w:r>
         <w:rPr>
+          <w:u w:val="single" w:color="0000ff"/>
           <w:rFonts w:ascii="Charis SIL Regular" w:hAnsi="Charis SIL Regular" w:eastAsia="Charis SIL Regular"/>
           <w:b w:val="0"/>
           <w:i w:val="0"/>
           <w:color w:val="000000"/>
           <w:sz w:val="24"/>
         </w:rPr>
-        <w:t xml:space="preserve"> and </w:t>
+        <w:hyperlink r:id="rId13" w:history="1">
+          <w:r>
+            <w:rPr>
+              <w:rStyle w:val="Hyperlink"/>
+            </w:rPr>
+            <w:t xml:space="preserve"> an</w:t>
+          </w:r>
+        </w:hyperlink>
+      </w:r>
+      <w:r>
+        <w:rPr>
+          <w:u w:val="single" w:color="0000ff"/>
+          <w:rFonts w:ascii="Charis SIL Regular" w:hAnsi="Charis SIL Regular" w:eastAsia="Charis SIL Regular"/>
+          <w:b w:val="0"/>
+          <w:i w:val="0"/>
+          <w:color w:val="000000"/>
+          <w:sz w:val="24"/>
+        </w:rPr>
+        <w:hyperlink r:id="rId13" w:history="1">
+          <w:r>
+            <w:rPr>
+              <w:rStyle w:val="Hyperlink"/>
+            </w:rPr>
+            <w:t>d</w:t>
+          </w:r>
+        </w:hyperlink>
+      </w:r>
+      <w:r>
+        <w:rPr>
+          <w:u w:val="single" w:color="0000ff"/>
+          <w:rFonts w:ascii="Charis SIL Regular" w:hAnsi="Charis SIL Regular" w:eastAsia="Charis SIL Regular"/>
+          <w:b w:val="0"/>
+          <w:i w:val="0"/>
+          <w:color w:val="000000"/>
+          <w:sz w:val="24"/>
+        </w:rPr>
+        <w:t xml:space="preserve"> </w:t>
       </w:r>
       <w:r>
         <w:rPr>
@@ -1182,7 +1079,7 @@
           <w:sz w:val="24"/>
           <w:u w:val="single"/>
         </w:rPr>
-        <w:hyperlink r:id="rId13" w:history="1">
+        <w:hyperlink r:id="rId15" w:history="1">
           <w:r>
             <w:rPr>
               <w:rStyle w:val="Hyperlink"/>
@@ -1211,7 +1108,7 @@
           <w:sz w:val="24"/>
           <w:u w:val="single"/>
         </w:rPr>
-        <w:hyperlink r:id="rId13" w:history="1">
+        <w:hyperlink r:id="rId15" w:history="1">
           <w:r>
             <w:rPr>
               <w:rStyle w:val="Hyperlink"/>
@@ -1229,7 +1126,7 @@
           <w:sz w:val="24"/>
           <w:u w:val="single"/>
         </w:rPr>
-        <w:hyperlink r:id="rId13" w:history="1">
+        <w:hyperlink r:id="rId15" w:history="1">
           <w:r>
             <w:rPr>
               <w:rStyle w:val="Hyperlink"/>
@@ -1533,61 +1430,7 @@
           <w:color w:val="000000"/>
           <w:sz w:val="24"/>
         </w:rPr>
-        <w:t>, a trading compan</w:t>
-      </w:r>
-      <w:r>
-        <w:rPr>
-          <w:u w:val="single" w:color="0000ff"/>
-          <w:rFonts w:ascii="Charis SIL Regular" w:hAnsi="Charis SIL Regular" w:eastAsia="Charis SIL Regular"/>
-          <w:b w:val="0"/>
-          <w:i w:val="0"/>
-          <w:color w:val="000000"/>
-          <w:sz w:val="24"/>
-        </w:rPr>
-        <w:hyperlink r:id="rId16" w:history="1">
-          <w:r>
-            <w:rPr>
-              <w:rStyle w:val="Hyperlink"/>
-            </w:rPr>
-            <w:t>y that o</w:t>
-          </w:r>
-        </w:hyperlink>
-      </w:r>
-      <w:r>
-        <w:rPr>
-          <w:u w:val="single" w:color="0000ff"/>
-          <w:rFonts w:ascii="Charis SIL Regular" w:hAnsi="Charis SIL Regular" w:eastAsia="Charis SIL Regular"/>
-          <w:b w:val="0"/>
-          <w:i w:val="0"/>
-          <w:color w:val="000000"/>
-          <w:sz w:val="24"/>
-        </w:rPr>
-        <w:hyperlink r:id="rId16" w:history="1">
-          <w:r>
-            <w:rPr>
-              <w:rStyle w:val="Hyperlink"/>
-            </w:rPr>
-            <w:t>p</w:t>
-          </w:r>
-        </w:hyperlink>
-      </w:r>
-      <w:r>
-        <w:rPr>
-          <w:u w:val="single" w:color="0000ff"/>
-          <w:rFonts w:ascii="Charis SIL Regular" w:hAnsi="Charis SIL Regular" w:eastAsia="Charis SIL Regular"/>
-          <w:b w:val="0"/>
-          <w:i w:val="0"/>
-          <w:color w:val="000000"/>
-          <w:sz w:val="24"/>
-        </w:rPr>
-        <w:hyperlink r:id="rId16" w:history="1">
-          <w:r>
-            <w:rPr>
-              <w:rStyle w:val="Hyperlink"/>
-            </w:rPr>
-            <w:t xml:space="preserve">erated in </w:t>
-          </w:r>
-        </w:hyperlink>
+        <w:t xml:space="preserve">, a trading company that operated in </w:t>
       </w:r>
       <w:r>
         <w:rPr>
@@ -1598,7 +1441,7 @@
           <w:sz w:val="24"/>
           <w:u w:val="single"/>
         </w:rPr>
-        <w:hyperlink r:id="rId16" w:history="1">
+        <w:hyperlink r:id="rId17" w:history="1">
           <w:r>
             <w:rPr>
               <w:rStyle w:val="Hyperlink"/>
@@ -1616,7 +1459,7 @@
           <w:sz w:val="24"/>
           <w:u w:val="single"/>
         </w:rPr>
-        <w:hyperlink r:id="rId16" w:history="1">
+        <w:hyperlink r:id="rId17" w:history="1">
           <w:r>
             <w:rPr>
               <w:rStyle w:val="Hyperlink"/>
@@ -1634,7 +1477,7 @@
           <w:sz w:val="24"/>
           <w:u w:val="single"/>
         </w:rPr>
-        <w:hyperlink r:id="rId16" w:history="1">
+        <w:hyperlink r:id="rId17" w:history="1">
           <w:r>
             <w:rPr>
               <w:rStyle w:val="Hyperlink"/>
@@ -1663,7 +1506,7 @@
           <w:sz w:val="24"/>
           <w:u w:val="single"/>
         </w:rPr>
-        <w:hyperlink r:id="rId16" w:history="1">
+        <w:hyperlink r:id="rId17" w:history="1">
           <w:r>
             <w:rPr>
               <w:rStyle w:val="Hyperlink"/>
@@ -1681,7 +1524,7 @@
           <w:sz w:val="24"/>
           <w:u w:val="single"/>
         </w:rPr>
-        <w:hyperlink r:id="rId16" w:history="1">
+        <w:hyperlink r:id="rId17" w:history="1">
           <w:r>
             <w:rPr>
               <w:rStyle w:val="Hyperlink"/>
@@ -1720,13 +1563,103 @@
       </w:r>
       <w:r>
         <w:rPr>
+          <w:u w:val="single" w:color="0000ff"/>
           <w:rFonts w:ascii="Charis SIL Regular" w:hAnsi="Charis SIL Regular" w:eastAsia="Charis SIL Regular"/>
           <w:b w:val="0"/>
           <w:i w:val="0"/>
           <w:color w:val="000000"/>
           <w:sz w:val="24"/>
         </w:rPr>
-        <w:t xml:space="preserve">of African objects, especially from </w:t>
+        <w:hyperlink r:id="rId16" w:history="1">
+          <w:r>
+            <w:rPr>
+              <w:rStyle w:val="Hyperlink"/>
+            </w:rPr>
+            <w:t>of A</w:t>
+          </w:r>
+        </w:hyperlink>
+      </w:r>
+      <w:r>
+        <w:rPr>
+          <w:u w:val="single" w:color="0000ff"/>
+          <w:rFonts w:ascii="Charis SIL Regular" w:hAnsi="Charis SIL Regular" w:eastAsia="Charis SIL Regular"/>
+          <w:b w:val="0"/>
+          <w:i w:val="0"/>
+          <w:color w:val="000000"/>
+          <w:sz w:val="24"/>
+        </w:rPr>
+        <w:hyperlink r:id="rId16" w:history="1">
+          <w:r>
+            <w:rPr>
+              <w:rStyle w:val="Hyperlink"/>
+            </w:rPr>
+            <w:t>f</w:t>
+          </w:r>
+        </w:hyperlink>
+      </w:r>
+      <w:r>
+        <w:rPr>
+          <w:u w:val="single" w:color="0000ff"/>
+          <w:rFonts w:ascii="Charis SIL Regular" w:hAnsi="Charis SIL Regular" w:eastAsia="Charis SIL Regular"/>
+          <w:b w:val="0"/>
+          <w:i w:val="0"/>
+          <w:color w:val="000000"/>
+          <w:sz w:val="24"/>
+        </w:rPr>
+        <w:hyperlink r:id="rId16" w:history="1">
+          <w:r>
+            <w:rPr>
+              <w:rStyle w:val="Hyperlink"/>
+            </w:rPr>
+            <w:t>rican ob</w:t>
+          </w:r>
+        </w:hyperlink>
+      </w:r>
+      <w:r>
+        <w:rPr>
+          <w:u w:val="single" w:color="0000ff"/>
+          <w:rFonts w:ascii="Charis SIL Regular" w:hAnsi="Charis SIL Regular" w:eastAsia="Charis SIL Regular"/>
+          <w:b w:val="0"/>
+          <w:i w:val="0"/>
+          <w:color w:val="000000"/>
+          <w:sz w:val="24"/>
+        </w:rPr>
+        <w:hyperlink r:id="rId16" w:history="1">
+          <w:r>
+            <w:rPr>
+              <w:rStyle w:val="Hyperlink"/>
+            </w:rPr>
+            <w:t>j</w:t>
+          </w:r>
+        </w:hyperlink>
+      </w:r>
+      <w:r>
+        <w:rPr>
+          <w:u w:val="single" w:color="0000ff"/>
+          <w:rFonts w:ascii="Charis SIL Regular" w:hAnsi="Charis SIL Regular" w:eastAsia="Charis SIL Regular"/>
+          <w:b w:val="0"/>
+          <w:i w:val="0"/>
+          <w:color w:val="000000"/>
+          <w:sz w:val="24"/>
+        </w:rPr>
+        <w:hyperlink r:id="rId16" w:history="1">
+          <w:r>
+            <w:rPr>
+              <w:rStyle w:val="Hyperlink"/>
+            </w:rPr>
+            <w:t>ects, especi</w:t>
+          </w:r>
+        </w:hyperlink>
+      </w:r>
+      <w:r>
+        <w:rPr>
+          <w:rFonts w:ascii="Charis SIL Regular" w:hAnsi="Charis SIL Regular" w:eastAsia="Charis SIL Regular"/>
+          <w:b w:val="0"/>
+          <w:i w:val="0"/>
+          <w:color w:val="000000"/>
+          <w:sz w:val="24"/>
+        </w:rPr>
+        <w:t xml:space="preserve">ally from </w:t>
       </w:r>
       <w:r>
         <w:rPr>
@@ -1737,7 +1670,7 @@
           <w:sz w:val="24"/>
           <w:u w:val="single"/>
         </w:rPr>
-        <w:hyperlink r:id="rId17" w:history="1">
+        <w:hyperlink r:id="rId18" w:history="1">
           <w:r>
             <w:rPr>
               <w:rStyle w:val="Hyperlink"/>
@@ -1765,7 +1698,7 @@
           <w:color w:val="000000"/>
           <w:sz w:val="24"/>
         </w:rPr>
-        <w:hyperlink r:id="rId18" w:history="1">
+        <w:hyperlink r:id="rId17" w:history="1">
           <w:r>
             <w:rPr>
               <w:rStyle w:val="Hyperlink"/>
@@ -1783,7 +1716,7 @@
           <w:color w:val="000000"/>
           <w:sz w:val="24"/>
         </w:rPr>
-        <w:hyperlink r:id="rId18" w:history="1">
+        <w:hyperlink r:id="rId17" w:history="1">
           <w:r>
             <w:rPr>
               <w:rStyle w:val="Hyperlink"/>
@@ -1801,7 +1734,7 @@
           <w:color w:val="000000"/>
           <w:sz w:val="24"/>
         </w:rPr>
-        <w:hyperlink r:id="rId18" w:history="1">
+        <w:hyperlink r:id="rId17" w:history="1">
           <w:r>
             <w:rPr>
               <w:rStyle w:val="Hyperlink"/>
@@ -2862,7 +2795,14 @@
           <w:color w:val="000000"/>
           <w:sz w:val="24"/>
         </w:rPr>
-        <w:t>eum Resear</w:t>
+        <w:hyperlink r:id="rId22" w:history="1">
+          <w:r>
+            <w:rPr>
+              <w:rStyle w:val="Hyperlink"/>
+            </w:rPr>
+            <w:t>eum Resear</w:t>
+          </w:r>
+        </w:hyperlink>
       </w:r>
       <w:r>
         <w:rPr>

--- a/EXPORTS/DOCX/published/niveau2/English/Trade.docx
+++ b/EXPORTS/DOCX/published/niveau2/English/Trade.docx
@@ -457,13 +457,39 @@
       </w:r>
       <w:r>
         <w:rPr>
+          <w:u w:val="single" w:color="0000ff"/>
           <w:rFonts w:ascii="Charis SIL Regular" w:hAnsi="Charis SIL Regular" w:eastAsia="Charis SIL Regular"/>
           <w:b w:val="0"/>
           <w:i w:val="0"/>
           <w:color w:val="000000"/>
           <w:sz w:val="24"/>
         </w:rPr>
-        <w:t xml:space="preserve">auction houses </w:t>
+        <w:hyperlink r:id="rId9" w:history="1">
+          <w:r>
+            <w:rPr>
+              <w:rStyle w:val="Hyperlink"/>
+            </w:rPr>
+            <w:t>auct</w:t>
+          </w:r>
+        </w:hyperlink>
+      </w:r>
+      <w:r>
+        <w:rPr>
+          <w:u w:val="single" w:color="0000ff"/>
+          <w:rFonts w:ascii="Charis SIL Regular" w:hAnsi="Charis SIL Regular" w:eastAsia="Charis SIL Regular"/>
+          <w:b w:val="0"/>
+          <w:i w:val="0"/>
+          <w:color w:val="000000"/>
+          <w:sz w:val="24"/>
+        </w:rPr>
+        <w:hyperlink r:id="rId9" w:history="1">
+          <w:r>
+            <w:rPr>
+              <w:rStyle w:val="Hyperlink"/>
+            </w:rPr>
+            <w:t xml:space="preserve">ion houses </w:t>
+          </w:r>
+        </w:hyperlink>
       </w:r>
       <w:r>
         <w:rPr>
@@ -472,13 +498,50 @@
           <w:i w:val="0"/>
           <w:color w:val="0000FF"/>
           <w:sz w:val="24"/>
+          <w:u w:val="single"/>
+        </w:rPr>
+        <w:hyperlink r:id="rId9" w:history="1">
+          <w:r>
+            <w:rPr>
+              <w:rStyle w:val="Hyperlink"/>
+            </w:rPr>
+            <w:t>F</w:t>
+          </w:r>
+        </w:hyperlink>
+      </w:r>
+      <w:r>
+        <w:rPr>
+          <w:rFonts w:ascii="Charis SIL Regular" w:hAnsi="Charis SIL Regular" w:eastAsia="Charis SIL Regular"/>
+          <w:b w:val="0"/>
+          <w:i w:val="0"/>
+          <w:color w:val="0000FF"/>
+          <w:sz w:val="24"/>
+          <w:u w:val="single"/>
         </w:rPr>
         <w:hyperlink r:id="rId12" w:history="1">
           <w:r>
             <w:rPr>
               <w:rStyle w:val="Hyperlink"/>
             </w:rPr>
-            <w:t>Fre</w:t>
+            <w:t>r</w:t>
+          </w:r>
+        </w:hyperlink>
+      </w:r>
+      <w:r>
+        <w:rPr>
+          <w:rFonts w:ascii="Charis SIL Regular" w:hAnsi="Charis SIL Regular" w:eastAsia="Charis SIL Regular"/>
+          <w:b w:val="0"/>
+          <w:i w:val="0"/>
+          <w:color w:val="0000FF"/>
+          <w:sz w:val="24"/>
+          <w:u w:val="single"/>
+        </w:rPr>
+        <w:hyperlink r:id="rId12" w:history="1">
+          <w:r>
+            <w:rPr>
+              <w:rStyle w:val="Hyperlink"/>
+            </w:rPr>
+            <w:t>e</w:t>
           </w:r>
         </w:hyperlink>
       </w:r>
@@ -520,7 +583,7 @@
           <w:sz w:val="24"/>
           <w:u w:val="single"/>
         </w:rPr>
-        <w:hyperlink r:id="rId10" w:history="1">
+        <w:hyperlink r:id="rId12" w:history="1">
           <w:r>
             <w:rPr>
               <w:rStyle w:val="Hyperlink"/>
@@ -538,7 +601,7 @@
           <w:sz w:val="24"/>
           <w:u w:val="single"/>
         </w:rPr>
-        <w:hyperlink r:id="rId10" w:history="1">
+        <w:hyperlink r:id="rId12" w:history="1">
           <w:r>
             <w:rPr>
               <w:rStyle w:val="Hyperlink"/>
@@ -585,7 +648,7 @@
           <w:sz w:val="24"/>
           <w:u w:val="single"/>
         </w:rPr>
-        <w:hyperlink r:id="rId10" w:history="1">
+        <w:hyperlink r:id="rId12" w:history="1">
           <w:r>
             <w:rPr>
               <w:rStyle w:val="Hyperlink"/>
@@ -614,7 +677,7 @@
           <w:sz w:val="24"/>
           <w:u w:val="single"/>
         </w:rPr>
-        <w:hyperlink r:id="rId10" w:history="1">
+        <w:hyperlink r:id="rId12" w:history="1">
           <w:r>
             <w:rPr>
               <w:rStyle w:val="Hyperlink"/>
@@ -643,7 +706,7 @@
           <w:sz w:val="24"/>
           <w:u w:val="single"/>
         </w:rPr>
-        <w:hyperlink r:id="rId12" w:history="1">
+        <w:hyperlink r:id="rId10" w:history="1">
           <w:r>
             <w:rPr>
               <w:rStyle w:val="Hyperlink"/>
@@ -744,7 +807,7 @@
           <w:sz w:val="24"/>
           <w:u w:val="single"/>
         </w:rPr>
-        <w:hyperlink r:id="rId13" w:history="1">
+        <w:hyperlink r:id="rId11" w:history="1">
           <w:r>
             <w:rPr>
               <w:rStyle w:val="Hyperlink"/>
@@ -876,22 +939,63 @@
           <w:color w:val="000000"/>
           <w:sz w:val="24"/>
         </w:rPr>
-        <w:t>Hague, the stor</w:t>
+        <w:t xml:space="preserve">Hague, the stores </w:t>
       </w:r>
       <w:r>
         <w:rPr>
           <w:rFonts w:ascii="Charis SIL Regular" w:hAnsi="Charis SIL Regular" w:eastAsia="Charis SIL Regular"/>
           <w:b w:val="0"/>
           <w:i w:val="0"/>
-          <w:color w:val="000000"/>
-          <w:sz w:val="24"/>
+          <w:color w:val="0000FF"/>
+          <w:sz w:val="24"/>
+          <w:u w:val="single"/>
+        </w:rPr>
+        <w:t>Groote</w:t>
+      </w:r>
+      <w:r>
+        <w:rPr>
+          <w:rFonts w:ascii="Charis SIL Regular" w:hAnsi="Charis SIL Regular" w:eastAsia="Charis SIL Regular"/>
+          <w:b w:val="0"/>
+          <w:i w:val="0"/>
+          <w:color w:val="0000FF"/>
+          <w:sz w:val="24"/>
+          <w:u w:val="single"/>
+        </w:rPr>
+        <w:t xml:space="preserve"> </w:t>
+      </w:r>
+      <w:r>
+        <w:rPr>
+          <w:rFonts w:ascii="Charis SIL Regular" w:hAnsi="Charis SIL Regular" w:eastAsia="Charis SIL Regular"/>
+          <w:b w:val="0"/>
+          <w:i w:val="0"/>
+          <w:color w:val="0000FF"/>
+          <w:sz w:val="24"/>
+          <w:u w:val="single"/>
+        </w:rPr>
+        <w:hyperlink r:id="rId14" w:history="1">
+          <w:r>
+            <w:rPr>
+              <w:rStyle w:val="Hyperlink"/>
+            </w:rPr>
+            <w:t>Konin</w:t>
+          </w:r>
+        </w:hyperlink>
+      </w:r>
+      <w:r>
+        <w:rPr>
+          <w:rFonts w:ascii="Charis SIL Regular" w:hAnsi="Charis SIL Regular" w:eastAsia="Charis SIL Regular"/>
+          <w:b w:val="0"/>
+          <w:i w:val="0"/>
+          <w:color w:val="0000FF"/>
+          <w:sz w:val="24"/>
+          <w:u w:val="single"/>
         </w:rPr>
         <w:hyperlink r:id="rId12" w:history="1">
           <w:r>
             <w:rPr>
               <w:rStyle w:val="Hyperlink"/>
             </w:rPr>
-            <w:t xml:space="preserve">es </w:t>
+            <w:t>kl</w:t>
           </w:r>
         </w:hyperlink>
       </w:r>
@@ -902,8 +1006,45 @@
           <w:i w:val="0"/>
           <w:color w:val="0000FF"/>
           <w:sz w:val="24"/>
-        </w:rPr>
-        <w:t xml:space="preserve">Groote Koninklijke </w:t>
+          <w:u w:val="single"/>
+        </w:rPr>
+        <w:hyperlink r:id="rId14" w:history="1">
+          <w:r>
+            <w:rPr>
+              <w:rStyle w:val="Hyperlink"/>
+            </w:rPr>
+            <w:t>i</w:t>
+          </w:r>
+        </w:hyperlink>
+      </w:r>
+      <w:r>
+        <w:rPr>
+          <w:rFonts w:ascii="Charis SIL Regular" w:hAnsi="Charis SIL Regular" w:eastAsia="Charis SIL Regular"/>
+          <w:b w:val="0"/>
+          <w:i w:val="0"/>
+          <w:color w:val="0000FF"/>
+          <w:sz w:val="24"/>
+          <w:u w:val="single"/>
+        </w:rPr>
+        <w:hyperlink r:id="rId12" w:history="1">
+          <w:r>
+            <w:rPr>
+              <w:rStyle w:val="Hyperlink"/>
+            </w:rPr>
+            <w:t>jke</w:t>
+          </w:r>
+        </w:hyperlink>
+      </w:r>
+      <w:r>
+        <w:rPr>
+          <w:rFonts w:ascii="Charis SIL Regular" w:hAnsi="Charis SIL Regular" w:eastAsia="Charis SIL Regular"/>
+          <w:b w:val="0"/>
+          <w:i w:val="0"/>
+          <w:color w:val="0000FF"/>
+          <w:sz w:val="24"/>
+          <w:u w:val="single"/>
+        </w:rPr>
+        <w:t xml:space="preserve"> </w:t>
       </w:r>
       <w:r>
         <w:rPr>
@@ -943,7 +1084,7 @@
           <w:sz w:val="24"/>
           <w:u w:val="single"/>
         </w:rPr>
-        <w:hyperlink r:id="rId14" w:history="1">
+        <w:hyperlink r:id="rId12" w:history="1">
           <w:r>
             <w:rPr>
               <w:rStyle w:val="Hyperlink"/>
@@ -959,6 +1100,7 @@
           <w:i w:val="0"/>
           <w:color w:val="0000FF"/>
           <w:sz w:val="24"/>
+          <w:u w:val="single"/>
         </w:rPr>
         <w:hyperlink r:id="rId14" w:history="1">
           <w:r>
@@ -1043,7 +1185,7 @@
           <w:sz w:val="24"/>
           <w:u w:val="single"/>
         </w:rPr>
-        <w:hyperlink r:id="rId15" w:history="1">
+        <w:hyperlink r:id="rId13" w:history="1">
           <w:r>
             <w:rPr>
               <w:rStyle w:val="Hyperlink"/>
@@ -1059,16 +1201,8 @@
           <w:i w:val="0"/>
           <w:color w:val="0000FF"/>
           <w:sz w:val="24"/>
-          <w:u w:val="single"/>
-        </w:rPr>
-        <w:hyperlink r:id="rId15" w:history="1">
-          <w:r>
-            <w:rPr>
-              <w:rStyle w:val="Hyperlink"/>
-            </w:rPr>
-            <w:t>e</w:t>
-          </w:r>
-        </w:hyperlink>
+        </w:rPr>
+        <w:t xml:space="preserve">eatan </w:t>
       </w:r>
       <w:r>
         <w:rPr>
@@ -1079,36 +1213,7 @@
           <w:sz w:val="24"/>
           <w:u w:val="single"/>
         </w:rPr>
-        <w:hyperlink r:id="rId15" w:history="1">
-          <w:r>
-            <w:rPr>
-              <w:rStyle w:val="Hyperlink"/>
-            </w:rPr>
-            <w:t>atan</w:t>
-          </w:r>
-        </w:hyperlink>
-      </w:r>
-      <w:r>
-        <w:rPr>
-          <w:rFonts w:ascii="Charis SIL Regular" w:hAnsi="Charis SIL Regular" w:eastAsia="Charis SIL Regular"/>
-          <w:b w:val="0"/>
-          <w:i w:val="0"/>
-          <w:color w:val="0000FF"/>
-          <w:sz w:val="24"/>
-          <w:u w:val="single"/>
-        </w:rPr>
-        <w:t xml:space="preserve"> </w:t>
-      </w:r>
-      <w:r>
-        <w:rPr>
-          <w:rFonts w:ascii="Charis SIL Regular" w:hAnsi="Charis SIL Regular" w:eastAsia="Charis SIL Regular"/>
-          <w:b w:val="0"/>
-          <w:i w:val="0"/>
-          <w:color w:val="0000FF"/>
-          <w:sz w:val="24"/>
-          <w:u w:val="single"/>
-        </w:rPr>
-        <w:hyperlink r:id="rId15" w:history="1">
+        <w:hyperlink r:id="rId13" w:history="1">
           <w:r>
             <w:rPr>
               <w:rStyle w:val="Hyperlink"/>
@@ -1535,31 +1640,13 @@
       </w:r>
       <w:r>
         <w:rPr>
-          <w:u w:val="single" w:color="0000ff"/>
           <w:rFonts w:ascii="Charis SIL Regular" w:hAnsi="Charis SIL Regular" w:eastAsia="Charis SIL Regular"/>
           <w:b w:val="0"/>
           <w:i w:val="0"/>
           <w:color w:val="000000"/>
           <w:sz w:val="24"/>
         </w:rPr>
-        <w:hyperlink r:id="rId16" w:history="1">
-          <w:r>
-            <w:rPr>
-              <w:rStyle w:val="Hyperlink"/>
-            </w:rPr>
-            <w:t>. A large nu</w:t>
-          </w:r>
-        </w:hyperlink>
-      </w:r>
-      <w:r>
-        <w:rPr>
-          <w:rFonts w:ascii="Charis SIL Regular" w:hAnsi="Charis SIL Regular" w:eastAsia="Charis SIL Regular"/>
-          <w:b w:val="0"/>
-          <w:i w:val="0"/>
-          <w:color w:val="000000"/>
-          <w:sz w:val="24"/>
-        </w:rPr>
-        <w:t xml:space="preserve">mber </w:t>
+        <w:t xml:space="preserve">. A large number </w:t>
       </w:r>
       <w:r>
         <w:rPr>
@@ -4282,7 +4369,7 @@
           <w:sz w:val="24"/>
           <w:u w:val="single"/>
         </w:rPr>
-        <w:hyperlink r:id="rId26" w:history="1">
+        <w:hyperlink r:id="rId27" w:history="1">
           <w:r>
             <w:rPr>
               <w:rStyle w:val="Hyperlink"/>

--- a/EXPORTS/DOCX/published/niveau2/English/Trade.docx
+++ b/EXPORTS/DOCX/published/niveau2/English/Trade.docx
@@ -457,39 +457,13 @@
       </w:r>
       <w:r>
         <w:rPr>
-          <w:u w:val="single" w:color="0000ff"/>
           <w:rFonts w:ascii="Charis SIL Regular" w:hAnsi="Charis SIL Regular" w:eastAsia="Charis SIL Regular"/>
           <w:b w:val="0"/>
           <w:i w:val="0"/>
           <w:color w:val="000000"/>
           <w:sz w:val="24"/>
         </w:rPr>
-        <w:hyperlink r:id="rId9" w:history="1">
-          <w:r>
-            <w:rPr>
-              <w:rStyle w:val="Hyperlink"/>
-            </w:rPr>
-            <w:t>auct</w:t>
-          </w:r>
-        </w:hyperlink>
-      </w:r>
-      <w:r>
-        <w:rPr>
-          <w:u w:val="single" w:color="0000ff"/>
-          <w:rFonts w:ascii="Charis SIL Regular" w:hAnsi="Charis SIL Regular" w:eastAsia="Charis SIL Regular"/>
-          <w:b w:val="0"/>
-          <w:i w:val="0"/>
-          <w:color w:val="000000"/>
-          <w:sz w:val="24"/>
-        </w:rPr>
-        <w:hyperlink r:id="rId9" w:history="1">
-          <w:r>
-            <w:rPr>
-              <w:rStyle w:val="Hyperlink"/>
-            </w:rPr>
-            <w:t xml:space="preserve">ion houses </w:t>
-          </w:r>
-        </w:hyperlink>
+        <w:t xml:space="preserve">auction houses </w:t>
       </w:r>
       <w:r>
         <w:rPr>
@@ -500,7 +474,7 @@
           <w:sz w:val="24"/>
           <w:u w:val="single"/>
         </w:rPr>
-        <w:hyperlink r:id="rId9" w:history="1">
+        <w:hyperlink r:id="rId12" w:history="1">
           <w:r>
             <w:rPr>
               <w:rStyle w:val="Hyperlink"/>
@@ -554,7 +528,7 @@
           <w:sz w:val="24"/>
           <w:u w:val="single"/>
         </w:rPr>
-        <w:hyperlink r:id="rId10" w:history="1">
+        <w:hyperlink r:id="rId12" w:history="1">
           <w:r>
             <w:rPr>
               <w:rStyle w:val="Hyperlink"/>
@@ -619,7 +593,7 @@
           <w:sz w:val="24"/>
           <w:u w:val="single"/>
         </w:rPr>
-        <w:hyperlink r:id="rId10" w:history="1">
+        <w:hyperlink r:id="rId12" w:history="1">
           <w:r>
             <w:rPr>
               <w:rStyle w:val="Hyperlink"/>
@@ -706,7 +680,7 @@
           <w:sz w:val="24"/>
           <w:u w:val="single"/>
         </w:rPr>
-        <w:hyperlink r:id="rId10" w:history="1">
+        <w:hyperlink r:id="rId12" w:history="1">
           <w:r>
             <w:rPr>
               <w:rStyle w:val="Hyperlink"/>
@@ -771,21 +745,13 @@
       </w:r>
       <w:r>
         <w:rPr>
-          <w:u w:val="single" w:color="0000ff"/>
           <w:rFonts w:ascii="Charis SIL Regular" w:hAnsi="Charis SIL Regular" w:eastAsia="Charis SIL Regular"/>
           <w:b w:val="0"/>
           <w:i w:val="0"/>
           <w:color w:val="000000"/>
           <w:sz w:val="24"/>
         </w:rPr>
-        <w:hyperlink r:id="rId11" w:history="1">
-          <w:r>
-            <w:rPr>
-              <w:rStyle w:val="Hyperlink"/>
-            </w:rPr>
-            <w:t xml:space="preserve"> and</w:t>
-          </w:r>
-        </w:hyperlink>
+        <w:t xml:space="preserve"> and</w:t>
       </w:r>
       <w:r>
         <w:rPr>
@@ -939,7 +905,25 @@
           <w:color w:val="000000"/>
           <w:sz w:val="24"/>
         </w:rPr>
-        <w:t xml:space="preserve">Hague, the stores </w:t>
+        <w:t>Hague, the stor</w:t>
+      </w:r>
+      <w:r>
+        <w:rPr>
+          <w:u w:val="single" w:color="0000ff"/>
+          <w:rFonts w:ascii="Charis SIL Regular" w:hAnsi="Charis SIL Regular" w:eastAsia="Charis SIL Regular"/>
+          <w:b w:val="0"/>
+          <w:i w:val="0"/>
+          <w:color w:val="000000"/>
+          <w:sz w:val="24"/>
+        </w:rPr>
+        <w:hyperlink r:id="rId12" w:history="1">
+          <w:r>
+            <w:rPr>
+              <w:rStyle w:val="Hyperlink"/>
+            </w:rPr>
+            <w:t xml:space="preserve">es </w:t>
+          </w:r>
+        </w:hyperlink>
       </w:r>
       <w:r>
         <w:rPr>
@@ -950,7 +934,14 @@
           <w:sz w:val="24"/>
           <w:u w:val="single"/>
         </w:rPr>
-        <w:t>Groote</w:t>
+        <w:hyperlink r:id="rId12" w:history="1">
+          <w:r>
+            <w:rPr>
+              <w:rStyle w:val="Hyperlink"/>
+            </w:rPr>
+            <w:t>Groot</w:t>
+          </w:r>
+        </w:hyperlink>
       </w:r>
       <w:r>
         <w:rPr>
@@ -961,7 +952,14 @@
           <w:sz w:val="24"/>
           <w:u w:val="single"/>
         </w:rPr>
-        <w:t xml:space="preserve"> </w:t>
+        <w:hyperlink r:id="rId12" w:history="1">
+          <w:r>
+            <w:rPr>
+              <w:rStyle w:val="Hyperlink"/>
+            </w:rPr>
+            <w:t>e</w:t>
+          </w:r>
+        </w:hyperlink>
       </w:r>
       <w:r>
         <w:rPr>
@@ -972,7 +970,18 @@
           <w:sz w:val="24"/>
           <w:u w:val="single"/>
         </w:rPr>
-        <w:hyperlink r:id="rId14" w:history="1">
+        <w:t xml:space="preserve"> </w:t>
+      </w:r>
+      <w:r>
+        <w:rPr>
+          <w:rFonts w:ascii="Charis SIL Regular" w:hAnsi="Charis SIL Regular" w:eastAsia="Charis SIL Regular"/>
+          <w:b w:val="0"/>
+          <w:i w:val="0"/>
+          <w:color w:val="0000FF"/>
+          <w:sz w:val="24"/>
+          <w:u w:val="single"/>
+        </w:rPr>
+        <w:hyperlink r:id="rId12" w:history="1">
           <w:r>
             <w:rPr>
               <w:rStyle w:val="Hyperlink"/>
@@ -990,7 +999,7 @@
           <w:sz w:val="24"/>
           <w:u w:val="single"/>
         </w:rPr>
-        <w:hyperlink r:id="rId12" w:history="1">
+        <w:hyperlink r:id="rId14" w:history="1">
           <w:r>
             <w:rPr>
               <w:rStyle w:val="Hyperlink"/>
@@ -1026,7 +1035,7 @@
           <w:sz w:val="24"/>
           <w:u w:val="single"/>
         </w:rPr>
-        <w:hyperlink r:id="rId12" w:history="1">
+        <w:hyperlink r:id="rId14" w:history="1">
           <w:r>
             <w:rPr>
               <w:rStyle w:val="Hyperlink"/>
@@ -1055,7 +1064,7 @@
           <w:sz w:val="24"/>
           <w:u w:val="single"/>
         </w:rPr>
-        <w:hyperlink r:id="rId12" w:history="1">
+        <w:hyperlink r:id="rId14" w:history="1">
           <w:r>
             <w:rPr>
               <w:rStyle w:val="Hyperlink"/>
@@ -1084,7 +1093,7 @@
           <w:sz w:val="24"/>
           <w:u w:val="single"/>
         </w:rPr>
-        <w:hyperlink r:id="rId12" w:history="1">
+        <w:hyperlink r:id="rId14" w:history="1">
           <w:r>
             <w:rPr>
               <w:rStyle w:val="Hyperlink"/>
@@ -1167,7 +1176,6 @@
       </w:r>
       <w:r>
         <w:rPr>
-          <w:u w:val="single" w:color="0000ff"/>
           <w:rFonts w:ascii="Charis SIL Regular" w:hAnsi="Charis SIL Regular" w:eastAsia="Charis SIL Regular"/>
           <w:b w:val="0"/>
           <w:i w:val="0"/>
@@ -1201,8 +1209,16 @@
           <w:i w:val="0"/>
           <w:color w:val="0000FF"/>
           <w:sz w:val="24"/>
-        </w:rPr>
-        <w:t xml:space="preserve">eatan </w:t>
+          <w:u w:val="single"/>
+        </w:rPr>
+        <w:hyperlink r:id="rId13" w:history="1">
+          <w:r>
+            <w:rPr>
+              <w:rStyle w:val="Hyperlink"/>
+            </w:rPr>
+            <w:t>e</w:t>
+          </w:r>
+        </w:hyperlink>
       </w:r>
       <w:r>
         <w:rPr>
@@ -1214,6 +1230,35 @@
           <w:u w:val="single"/>
         </w:rPr>
         <w:hyperlink r:id="rId13" w:history="1">
+          <w:r>
+            <w:rPr>
+              <w:rStyle w:val="Hyperlink"/>
+            </w:rPr>
+            <w:t>atan</w:t>
+          </w:r>
+        </w:hyperlink>
+      </w:r>
+      <w:r>
+        <w:rPr>
+          <w:rFonts w:ascii="Charis SIL Regular" w:hAnsi="Charis SIL Regular" w:eastAsia="Charis SIL Regular"/>
+          <w:b w:val="0"/>
+          <w:i w:val="0"/>
+          <w:color w:val="0000FF"/>
+          <w:sz w:val="24"/>
+          <w:u w:val="single"/>
+        </w:rPr>
+        <w:t xml:space="preserve"> </w:t>
+      </w:r>
+      <w:r>
+        <w:rPr>
+          <w:rFonts w:ascii="Charis SIL Regular" w:hAnsi="Charis SIL Regular" w:eastAsia="Charis SIL Regular"/>
+          <w:b w:val="0"/>
+          <w:i w:val="0"/>
+          <w:color w:val="0000FF"/>
+          <w:sz w:val="24"/>
+          <w:u w:val="single"/>
+        </w:rPr>
+        <w:hyperlink r:id="rId15" w:history="1">
           <w:r>
             <w:rPr>
               <w:rStyle w:val="Hyperlink"/>
@@ -1535,7 +1580,61 @@
           <w:color w:val="000000"/>
           <w:sz w:val="24"/>
         </w:rPr>
-        <w:t xml:space="preserve">, a trading company that operated in </w:t>
+        <w:t>, a trading compan</w:t>
+      </w:r>
+      <w:r>
+        <w:rPr>
+          <w:u w:val="single" w:color="0000ff"/>
+          <w:rFonts w:ascii="Charis SIL Regular" w:hAnsi="Charis SIL Regular" w:eastAsia="Charis SIL Regular"/>
+          <w:b w:val="0"/>
+          <w:i w:val="0"/>
+          <w:color w:val="000000"/>
+          <w:sz w:val="24"/>
+        </w:rPr>
+        <w:hyperlink r:id="rId16" w:history="1">
+          <w:r>
+            <w:rPr>
+              <w:rStyle w:val="Hyperlink"/>
+            </w:rPr>
+            <w:t>y that o</w:t>
+          </w:r>
+        </w:hyperlink>
+      </w:r>
+      <w:r>
+        <w:rPr>
+          <w:u w:val="single" w:color="0000ff"/>
+          <w:rFonts w:ascii="Charis SIL Regular" w:hAnsi="Charis SIL Regular" w:eastAsia="Charis SIL Regular"/>
+          <w:b w:val="0"/>
+          <w:i w:val="0"/>
+          <w:color w:val="000000"/>
+          <w:sz w:val="24"/>
+        </w:rPr>
+        <w:hyperlink r:id="rId16" w:history="1">
+          <w:r>
+            <w:rPr>
+              <w:rStyle w:val="Hyperlink"/>
+            </w:rPr>
+            <w:t>p</w:t>
+          </w:r>
+        </w:hyperlink>
+      </w:r>
+      <w:r>
+        <w:rPr>
+          <w:u w:val="single" w:color="0000ff"/>
+          <w:rFonts w:ascii="Charis SIL Regular" w:hAnsi="Charis SIL Regular" w:eastAsia="Charis SIL Regular"/>
+          <w:b w:val="0"/>
+          <w:i w:val="0"/>
+          <w:color w:val="000000"/>
+          <w:sz w:val="24"/>
+        </w:rPr>
+        <w:hyperlink r:id="rId16" w:history="1">
+          <w:r>
+            <w:rPr>
+              <w:rStyle w:val="Hyperlink"/>
+            </w:rPr>
+            <w:t xml:space="preserve">erated in </w:t>
+          </w:r>
+        </w:hyperlink>
       </w:r>
       <w:r>
         <w:rPr>
@@ -1640,16 +1739,6 @@
       </w:r>
       <w:r>
         <w:rPr>
-          <w:rFonts w:ascii="Charis SIL Regular" w:hAnsi="Charis SIL Regular" w:eastAsia="Charis SIL Regular"/>
-          <w:b w:val="0"/>
-          <w:i w:val="0"/>
-          <w:color w:val="000000"/>
-          <w:sz w:val="24"/>
-        </w:rPr>
-        <w:t xml:space="preserve">. A large number </w:t>
-      </w:r>
-      <w:r>
-        <w:rPr>
           <w:u w:val="single" w:color="0000ff"/>
           <w:rFonts w:ascii="Charis SIL Regular" w:hAnsi="Charis SIL Regular" w:eastAsia="Charis SIL Regular"/>
           <w:b w:val="0"/>
@@ -1662,91 +1751,29 @@
             <w:rPr>
               <w:rStyle w:val="Hyperlink"/>
             </w:rPr>
-            <w:t>of A</w:t>
+            <w:t>. A large nu</w:t>
           </w:r>
         </w:hyperlink>
       </w:r>
       <w:r>
         <w:rPr>
-          <w:u w:val="single" w:color="0000ff"/>
           <w:rFonts w:ascii="Charis SIL Regular" w:hAnsi="Charis SIL Regular" w:eastAsia="Charis SIL Regular"/>
           <w:b w:val="0"/>
           <w:i w:val="0"/>
           <w:color w:val="000000"/>
           <w:sz w:val="24"/>
         </w:rPr>
-        <w:hyperlink r:id="rId16" w:history="1">
-          <w:r>
-            <w:rPr>
-              <w:rStyle w:val="Hyperlink"/>
-            </w:rPr>
-            <w:t>f</w:t>
-          </w:r>
-        </w:hyperlink>
-      </w:r>
-      <w:r>
-        <w:rPr>
-          <w:u w:val="single" w:color="0000ff"/>
+        <w:t xml:space="preserve">mber </w:t>
+      </w:r>
+      <w:r>
+        <w:rPr>
           <w:rFonts w:ascii="Charis SIL Regular" w:hAnsi="Charis SIL Regular" w:eastAsia="Charis SIL Regular"/>
           <w:b w:val="0"/>
           <w:i w:val="0"/>
           <w:color w:val="000000"/>
           <w:sz w:val="24"/>
         </w:rPr>
-        <w:hyperlink r:id="rId16" w:history="1">
-          <w:r>
-            <w:rPr>
-              <w:rStyle w:val="Hyperlink"/>
-            </w:rPr>
-            <w:t>rican ob</w:t>
-          </w:r>
-        </w:hyperlink>
-      </w:r>
-      <w:r>
-        <w:rPr>
-          <w:u w:val="single" w:color="0000ff"/>
-          <w:rFonts w:ascii="Charis SIL Regular" w:hAnsi="Charis SIL Regular" w:eastAsia="Charis SIL Regular"/>
-          <w:b w:val="0"/>
-          <w:i w:val="0"/>
-          <w:color w:val="000000"/>
-          <w:sz w:val="24"/>
-        </w:rPr>
-        <w:hyperlink r:id="rId16" w:history="1">
-          <w:r>
-            <w:rPr>
-              <w:rStyle w:val="Hyperlink"/>
-            </w:rPr>
-            <w:t>j</w:t>
-          </w:r>
-        </w:hyperlink>
-      </w:r>
-      <w:r>
-        <w:rPr>
-          <w:u w:val="single" w:color="0000ff"/>
-          <w:rFonts w:ascii="Charis SIL Regular" w:hAnsi="Charis SIL Regular" w:eastAsia="Charis SIL Regular"/>
-          <w:b w:val="0"/>
-          <w:i w:val="0"/>
-          <w:color w:val="000000"/>
-          <w:sz w:val="24"/>
-        </w:rPr>
-        <w:hyperlink r:id="rId16" w:history="1">
-          <w:r>
-            <w:rPr>
-              <w:rStyle w:val="Hyperlink"/>
-            </w:rPr>
-            <w:t>ects, especi</w:t>
-          </w:r>
-        </w:hyperlink>
-      </w:r>
-      <w:r>
-        <w:rPr>
-          <w:rFonts w:ascii="Charis SIL Regular" w:hAnsi="Charis SIL Regular" w:eastAsia="Charis SIL Regular"/>
-          <w:b w:val="0"/>
-          <w:i w:val="0"/>
-          <w:color w:val="000000"/>
-          <w:sz w:val="24"/>
-        </w:rPr>
-        <w:t xml:space="preserve">ally from </w:t>
+        <w:t xml:space="preserve">of African objects, especially from </w:t>
       </w:r>
       <w:r>
         <w:rPr>
@@ -4322,7 +4349,7 @@
           <w:sz w:val="24"/>
           <w:u w:val="single"/>
         </w:rPr>
-        <w:hyperlink r:id="rId26" w:history="1">
+        <w:hyperlink r:id="rId27" w:history="1">
           <w:r>
             <w:rPr>
               <w:rStyle w:val="Hyperlink"/>
@@ -4340,7 +4367,7 @@
           <w:sz w:val="24"/>
           <w:u w:val="single"/>
         </w:rPr>
-        <w:hyperlink r:id="rId26" w:history="1">
+        <w:hyperlink r:id="rId27" w:history="1">
           <w:r>
             <w:rPr>
               <w:rStyle w:val="Hyperlink"/>

--- a/EXPORTS/DOCX/published/niveau2/English/Trade.docx
+++ b/EXPORTS/DOCX/published/niveau2/English/Trade.docx
@@ -751,18 +751,7 @@
           <w:color w:val="000000"/>
           <w:sz w:val="24"/>
         </w:rPr>
-        <w:t xml:space="preserve"> and</w:t>
-      </w:r>
-      <w:r>
-        <w:rPr>
-          <w:u w:val="single" w:color="0000ff"/>
-          <w:rFonts w:ascii="Charis SIL Regular" w:hAnsi="Charis SIL Regular" w:eastAsia="Charis SIL Regular"/>
-          <w:b w:val="0"/>
-          <w:i w:val="0"/>
-          <w:color w:val="000000"/>
-          <w:sz w:val="24"/>
-        </w:rPr>
-        <w:t xml:space="preserve"> </w:t>
+        <w:t xml:space="preserve"> and </w:t>
       </w:r>
       <w:r>
         <w:rPr>
@@ -773,7 +762,7 @@
           <w:sz w:val="24"/>
           <w:u w:val="single"/>
         </w:rPr>
-        <w:hyperlink r:id="rId11" w:history="1">
+        <w:hyperlink r:id="rId13" w:history="1">
           <w:r>
             <w:rPr>
               <w:rStyle w:val="Hyperlink"/>
@@ -820,7 +809,7 @@
           <w:sz w:val="24"/>
           <w:u w:val="single"/>
         </w:rPr>
-        <w:hyperlink r:id="rId13" w:history="1">
+        <w:hyperlink r:id="rId11" w:history="1">
           <w:r>
             <w:rPr>
               <w:rStyle w:val="Hyperlink"/>
@@ -1176,6 +1165,7 @@
       </w:r>
       <w:r>
         <w:rPr>
+          <w:u w:val="single" w:color="0000ff"/>
           <w:rFonts w:ascii="Charis SIL Regular" w:hAnsi="Charis SIL Regular" w:eastAsia="Charis SIL Regular"/>
           <w:b w:val="0"/>
           <w:i w:val="0"/>
@@ -1193,7 +1183,7 @@
           <w:sz w:val="24"/>
           <w:u w:val="single"/>
         </w:rPr>
-        <w:hyperlink r:id="rId13" w:history="1">
+        <w:hyperlink r:id="rId15" w:history="1">
           <w:r>
             <w:rPr>
               <w:rStyle w:val="Hyperlink"/>
@@ -1211,7 +1201,7 @@
           <w:sz w:val="24"/>
           <w:u w:val="single"/>
         </w:rPr>
-        <w:hyperlink r:id="rId13" w:history="1">
+        <w:hyperlink r:id="rId15" w:history="1">
           <w:r>
             <w:rPr>
               <w:rStyle w:val="Hyperlink"/>
@@ -1258,7 +1248,7 @@
           <w:sz w:val="24"/>
           <w:u w:val="single"/>
         </w:rPr>
-        <w:hyperlink r:id="rId15" w:history="1">
+        <w:hyperlink r:id="rId13" w:history="1">
           <w:r>
             <w:rPr>
               <w:rStyle w:val="Hyperlink"/>
@@ -1276,7 +1266,7 @@
           <w:sz w:val="24"/>
           <w:u w:val="single"/>
         </w:rPr>
-        <w:hyperlink r:id="rId15" w:history="1">
+        <w:hyperlink r:id="rId13" w:history="1">
           <w:r>
             <w:rPr>
               <w:rStyle w:val="Hyperlink"/>
@@ -1645,7 +1635,7 @@
           <w:sz w:val="24"/>
           <w:u w:val="single"/>
         </w:rPr>
-        <w:hyperlink r:id="rId17" w:history="1">
+        <w:hyperlink r:id="rId16" w:history="1">
           <w:r>
             <w:rPr>
               <w:rStyle w:val="Hyperlink"/>
@@ -1663,7 +1653,7 @@
           <w:sz w:val="24"/>
           <w:u w:val="single"/>
         </w:rPr>
-        <w:hyperlink r:id="rId17" w:history="1">
+        <w:hyperlink r:id="rId16" w:history="1">
           <w:r>
             <w:rPr>
               <w:rStyle w:val="Hyperlink"/>
@@ -1681,7 +1671,7 @@
           <w:sz w:val="24"/>
           <w:u w:val="single"/>
         </w:rPr>
-        <w:hyperlink r:id="rId17" w:history="1">
+        <w:hyperlink r:id="rId16" w:history="1">
           <w:r>
             <w:rPr>
               <w:rStyle w:val="Hyperlink"/>
@@ -1710,7 +1700,7 @@
           <w:sz w:val="24"/>
           <w:u w:val="single"/>
         </w:rPr>
-        <w:hyperlink r:id="rId17" w:history="1">
+        <w:hyperlink r:id="rId16" w:history="1">
           <w:r>
             <w:rPr>
               <w:rStyle w:val="Hyperlink"/>
@@ -1728,7 +1718,7 @@
           <w:sz w:val="24"/>
           <w:u w:val="single"/>
         </w:rPr>
-        <w:hyperlink r:id="rId17" w:history="1">
+        <w:hyperlink r:id="rId16" w:history="1">
           <w:r>
             <w:rPr>
               <w:rStyle w:val="Hyperlink"/>
@@ -1767,13 +1757,103 @@
       </w:r>
       <w:r>
         <w:rPr>
+          <w:u w:val="single" w:color="0000ff"/>
           <w:rFonts w:ascii="Charis SIL Regular" w:hAnsi="Charis SIL Regular" w:eastAsia="Charis SIL Regular"/>
           <w:b w:val="0"/>
           <w:i w:val="0"/>
           <w:color w:val="000000"/>
           <w:sz w:val="24"/>
         </w:rPr>
-        <w:t xml:space="preserve">of African objects, especially from </w:t>
+        <w:hyperlink r:id="rId16" w:history="1">
+          <w:r>
+            <w:rPr>
+              <w:rStyle w:val="Hyperlink"/>
+            </w:rPr>
+            <w:t>of A</w:t>
+          </w:r>
+        </w:hyperlink>
+      </w:r>
+      <w:r>
+        <w:rPr>
+          <w:u w:val="single" w:color="0000ff"/>
+          <w:rFonts w:ascii="Charis SIL Regular" w:hAnsi="Charis SIL Regular" w:eastAsia="Charis SIL Regular"/>
+          <w:b w:val="0"/>
+          <w:i w:val="0"/>
+          <w:color w:val="000000"/>
+          <w:sz w:val="24"/>
+        </w:rPr>
+        <w:hyperlink r:id="rId16" w:history="1">
+          <w:r>
+            <w:rPr>
+              <w:rStyle w:val="Hyperlink"/>
+            </w:rPr>
+            <w:t>f</w:t>
+          </w:r>
+        </w:hyperlink>
+      </w:r>
+      <w:r>
+        <w:rPr>
+          <w:u w:val="single" w:color="0000ff"/>
+          <w:rFonts w:ascii="Charis SIL Regular" w:hAnsi="Charis SIL Regular" w:eastAsia="Charis SIL Regular"/>
+          <w:b w:val="0"/>
+          <w:i w:val="0"/>
+          <w:color w:val="000000"/>
+          <w:sz w:val="24"/>
+        </w:rPr>
+        <w:hyperlink r:id="rId16" w:history="1">
+          <w:r>
+            <w:rPr>
+              <w:rStyle w:val="Hyperlink"/>
+            </w:rPr>
+            <w:t>rican ob</w:t>
+          </w:r>
+        </w:hyperlink>
+      </w:r>
+      <w:r>
+        <w:rPr>
+          <w:u w:val="single" w:color="0000ff"/>
+          <w:rFonts w:ascii="Charis SIL Regular" w:hAnsi="Charis SIL Regular" w:eastAsia="Charis SIL Regular"/>
+          <w:b w:val="0"/>
+          <w:i w:val="0"/>
+          <w:color w:val="000000"/>
+          <w:sz w:val="24"/>
+        </w:rPr>
+        <w:hyperlink r:id="rId16" w:history="1">
+          <w:r>
+            <w:rPr>
+              <w:rStyle w:val="Hyperlink"/>
+            </w:rPr>
+            <w:t>j</w:t>
+          </w:r>
+        </w:hyperlink>
+      </w:r>
+      <w:r>
+        <w:rPr>
+          <w:u w:val="single" w:color="0000ff"/>
+          <w:rFonts w:ascii="Charis SIL Regular" w:hAnsi="Charis SIL Regular" w:eastAsia="Charis SIL Regular"/>
+          <w:b w:val="0"/>
+          <w:i w:val="0"/>
+          <w:color w:val="000000"/>
+          <w:sz w:val="24"/>
+        </w:rPr>
+        <w:hyperlink r:id="rId16" w:history="1">
+          <w:r>
+            <w:rPr>
+              <w:rStyle w:val="Hyperlink"/>
+            </w:rPr>
+            <w:t>ects, especi</w:t>
+          </w:r>
+        </w:hyperlink>
+      </w:r>
+      <w:r>
+        <w:rPr>
+          <w:rFonts w:ascii="Charis SIL Regular" w:hAnsi="Charis SIL Regular" w:eastAsia="Charis SIL Regular"/>
+          <w:b w:val="0"/>
+          <w:i w:val="0"/>
+          <w:color w:val="000000"/>
+          <w:sz w:val="24"/>
+        </w:rPr>
+        <w:t xml:space="preserve">ally from </w:t>
       </w:r>
       <w:r>
         <w:rPr>
@@ -1784,7 +1864,7 @@
           <w:sz w:val="24"/>
           <w:u w:val="single"/>
         </w:rPr>
-        <w:hyperlink r:id="rId18" w:history="1">
+        <w:hyperlink r:id="rId17" w:history="1">
           <w:r>
             <w:rPr>
               <w:rStyle w:val="Hyperlink"/>
@@ -1812,7 +1892,7 @@
           <w:color w:val="000000"/>
           <w:sz w:val="24"/>
         </w:rPr>
-        <w:hyperlink r:id="rId17" w:history="1">
+        <w:hyperlink r:id="rId18" w:history="1">
           <w:r>
             <w:rPr>
               <w:rStyle w:val="Hyperlink"/>
@@ -1830,7 +1910,7 @@
           <w:color w:val="000000"/>
           <w:sz w:val="24"/>
         </w:rPr>
-        <w:hyperlink r:id="rId17" w:history="1">
+        <w:hyperlink r:id="rId18" w:history="1">
           <w:r>
             <w:rPr>
               <w:rStyle w:val="Hyperlink"/>
@@ -1848,7 +1928,7 @@
           <w:color w:val="000000"/>
           <w:sz w:val="24"/>
         </w:rPr>
-        <w:hyperlink r:id="rId17" w:history="1">
+        <w:hyperlink r:id="rId18" w:history="1">
           <w:r>
             <w:rPr>
               <w:rStyle w:val="Hyperlink"/>
@@ -2848,57 +2928,13 @@
       </w:r>
       <w:r>
         <w:rPr>
-          <w:u w:val="single" w:color="0000ff"/>
           <w:rFonts w:ascii="Charis SIL Regular" w:hAnsi="Charis SIL Regular" w:eastAsia="Charis SIL Regular"/>
           <w:b w:val="0"/>
           <w:i w:val="0"/>
           <w:color w:val="000000"/>
           <w:sz w:val="24"/>
         </w:rPr>
-        <w:hyperlink r:id="rId22" w:history="1">
-          <w:r>
-            <w:rPr>
-              <w:rStyle w:val="Hyperlink"/>
-            </w:rPr>
-            <w:t>Rij</w:t>
-          </w:r>
-        </w:hyperlink>
-      </w:r>
-      <w:r>
-        <w:rPr>
-          <w:u w:val="single" w:color="0000ff"/>
-          <w:rFonts w:ascii="Charis SIL Regular" w:hAnsi="Charis SIL Regular" w:eastAsia="Charis SIL Regular"/>
-          <w:b w:val="0"/>
-          <w:i w:val="0"/>
-          <w:color w:val="000000"/>
-          <w:sz w:val="24"/>
-        </w:rPr>
-        <w:hyperlink r:id="rId22" w:history="1">
-          <w:r>
-            <w:rPr>
-              <w:rStyle w:val="Hyperlink"/>
-            </w:rPr>
-            <w:t>k</w:t>
-          </w:r>
-        </w:hyperlink>
-      </w:r>
-      <w:r>
-        <w:rPr>
-          <w:u w:val="single" w:color="0000ff"/>
-          <w:rFonts w:ascii="Charis SIL Regular" w:hAnsi="Charis SIL Regular" w:eastAsia="Charis SIL Regular"/>
-          <w:b w:val="0"/>
-          <w:i w:val="0"/>
-          <w:color w:val="000000"/>
-          <w:sz w:val="24"/>
-        </w:rPr>
-        <w:hyperlink r:id="rId22" w:history="1">
-          <w:r>
-            <w:rPr>
-              <w:rStyle w:val="Hyperlink"/>
-            </w:rPr>
-            <w:t>smus</w:t>
-          </w:r>
-        </w:hyperlink>
+        <w:t>Rijksmus</w:t>
       </w:r>
       <w:r>
         <w:rPr>
@@ -4349,7 +4385,7 @@
           <w:sz w:val="24"/>
           <w:u w:val="single"/>
         </w:rPr>
-        <w:hyperlink r:id="rId27" w:history="1">
+        <w:hyperlink r:id="rId26" w:history="1">
           <w:r>
             <w:rPr>
               <w:rStyle w:val="Hyperlink"/>
@@ -4367,7 +4403,7 @@
           <w:sz w:val="24"/>
           <w:u w:val="single"/>
         </w:rPr>
-        <w:hyperlink r:id="rId27" w:history="1">
+        <w:hyperlink r:id="rId26" w:history="1">
           <w:r>
             <w:rPr>
               <w:rStyle w:val="Hyperlink"/>
@@ -4396,7 +4432,7 @@
           <w:sz w:val="24"/>
           <w:u w:val="single"/>
         </w:rPr>
-        <w:hyperlink r:id="rId27" w:history="1">
+        <w:hyperlink r:id="rId26" w:history="1">
           <w:r>
             <w:rPr>
               <w:rStyle w:val="Hyperlink"/>

--- a/EXPORTS/DOCX/published/niveau2/English/Trade.docx
+++ b/EXPORTS/DOCX/published/niveau2/English/Trade.docx
@@ -745,6 +745,7 @@
       </w:r>
       <w:r>
         <w:rPr>
+          <w:u w:val="single" w:color="0000ff"/>
           <w:rFonts w:ascii="Charis SIL Regular" w:hAnsi="Charis SIL Regular" w:eastAsia="Charis SIL Regular"/>
           <w:b w:val="0"/>
           <w:i w:val="0"/>
@@ -1129,50 +1130,13 @@
       </w:r>
       <w:r>
         <w:rPr>
-          <w:u w:val="single" w:color="0000ff"/>
           <w:rFonts w:ascii="Charis SIL Regular" w:hAnsi="Charis SIL Regular" w:eastAsia="Charis SIL Regular"/>
           <w:b w:val="0"/>
           <w:i w:val="0"/>
           <w:color w:val="000000"/>
           <w:sz w:val="24"/>
         </w:rPr>
-        <w:hyperlink r:id="rId13" w:history="1">
-          <w:r>
-            <w:rPr>
-              <w:rStyle w:val="Hyperlink"/>
-            </w:rPr>
-            <w:t xml:space="preserve"> an</w:t>
-          </w:r>
-        </w:hyperlink>
-      </w:r>
-      <w:r>
-        <w:rPr>
-          <w:u w:val="single" w:color="0000ff"/>
-          <w:rFonts w:ascii="Charis SIL Regular" w:hAnsi="Charis SIL Regular" w:eastAsia="Charis SIL Regular"/>
-          <w:b w:val="0"/>
-          <w:i w:val="0"/>
-          <w:color w:val="000000"/>
-          <w:sz w:val="24"/>
-        </w:rPr>
-        <w:hyperlink r:id="rId13" w:history="1">
-          <w:r>
-            <w:rPr>
-              <w:rStyle w:val="Hyperlink"/>
-            </w:rPr>
-            <w:t>d</w:t>
-          </w:r>
-        </w:hyperlink>
-      </w:r>
-      <w:r>
-        <w:rPr>
-          <w:u w:val="single" w:color="0000ff"/>
-          <w:rFonts w:ascii="Charis SIL Regular" w:hAnsi="Charis SIL Regular" w:eastAsia="Charis SIL Regular"/>
-          <w:b w:val="0"/>
-          <w:i w:val="0"/>
-          <w:color w:val="000000"/>
-          <w:sz w:val="24"/>
-        </w:rPr>
-        <w:t xml:space="preserve"> </w:t>
+        <w:t xml:space="preserve"> and </w:t>
       </w:r>
       <w:r>
         <w:rPr>
@@ -1201,7 +1165,7 @@
           <w:sz w:val="24"/>
           <w:u w:val="single"/>
         </w:rPr>
-        <w:hyperlink r:id="rId15" w:history="1">
+        <w:hyperlink r:id="rId13" w:history="1">
           <w:r>
             <w:rPr>
               <w:rStyle w:val="Hyperlink"/>
@@ -1700,7 +1664,7 @@
           <w:sz w:val="24"/>
           <w:u w:val="single"/>
         </w:rPr>
-        <w:hyperlink r:id="rId16" w:history="1">
+        <w:hyperlink r:id="rId17" w:history="1">
           <w:r>
             <w:rPr>
               <w:rStyle w:val="Hyperlink"/>
@@ -1718,7 +1682,7 @@
           <w:sz w:val="24"/>
           <w:u w:val="single"/>
         </w:rPr>
-        <w:hyperlink r:id="rId16" w:history="1">
+        <w:hyperlink r:id="rId17" w:history="1">
           <w:r>
             <w:rPr>
               <w:rStyle w:val="Hyperlink"/>
@@ -1757,103 +1721,13 @@
       </w:r>
       <w:r>
         <w:rPr>
-          <w:u w:val="single" w:color="0000ff"/>
           <w:rFonts w:ascii="Charis SIL Regular" w:hAnsi="Charis SIL Regular" w:eastAsia="Charis SIL Regular"/>
           <w:b w:val="0"/>
           <w:i w:val="0"/>
           <w:color w:val="000000"/>
           <w:sz w:val="24"/>
         </w:rPr>
-        <w:hyperlink r:id="rId16" w:history="1">
-          <w:r>
-            <w:rPr>
-              <w:rStyle w:val="Hyperlink"/>
-            </w:rPr>
-            <w:t>of A</w:t>
-          </w:r>
-        </w:hyperlink>
-      </w:r>
-      <w:r>
-        <w:rPr>
-          <w:u w:val="single" w:color="0000ff"/>
-          <w:rFonts w:ascii="Charis SIL Regular" w:hAnsi="Charis SIL Regular" w:eastAsia="Charis SIL Regular"/>
-          <w:b w:val="0"/>
-          <w:i w:val="0"/>
-          <w:color w:val="000000"/>
-          <w:sz w:val="24"/>
-        </w:rPr>
-        <w:hyperlink r:id="rId16" w:history="1">
-          <w:r>
-            <w:rPr>
-              <w:rStyle w:val="Hyperlink"/>
-            </w:rPr>
-            <w:t>f</w:t>
-          </w:r>
-        </w:hyperlink>
-      </w:r>
-      <w:r>
-        <w:rPr>
-          <w:u w:val="single" w:color="0000ff"/>
-          <w:rFonts w:ascii="Charis SIL Regular" w:hAnsi="Charis SIL Regular" w:eastAsia="Charis SIL Regular"/>
-          <w:b w:val="0"/>
-          <w:i w:val="0"/>
-          <w:color w:val="000000"/>
-          <w:sz w:val="24"/>
-        </w:rPr>
-        <w:hyperlink r:id="rId16" w:history="1">
-          <w:r>
-            <w:rPr>
-              <w:rStyle w:val="Hyperlink"/>
-            </w:rPr>
-            <w:t>rican ob</w:t>
-          </w:r>
-        </w:hyperlink>
-      </w:r>
-      <w:r>
-        <w:rPr>
-          <w:u w:val="single" w:color="0000ff"/>
-          <w:rFonts w:ascii="Charis SIL Regular" w:hAnsi="Charis SIL Regular" w:eastAsia="Charis SIL Regular"/>
-          <w:b w:val="0"/>
-          <w:i w:val="0"/>
-          <w:color w:val="000000"/>
-          <w:sz w:val="24"/>
-        </w:rPr>
-        <w:hyperlink r:id="rId16" w:history="1">
-          <w:r>
-            <w:rPr>
-              <w:rStyle w:val="Hyperlink"/>
-            </w:rPr>
-            <w:t>j</w:t>
-          </w:r>
-        </w:hyperlink>
-      </w:r>
-      <w:r>
-        <w:rPr>
-          <w:u w:val="single" w:color="0000ff"/>
-          <w:rFonts w:ascii="Charis SIL Regular" w:hAnsi="Charis SIL Regular" w:eastAsia="Charis SIL Regular"/>
-          <w:b w:val="0"/>
-          <w:i w:val="0"/>
-          <w:color w:val="000000"/>
-          <w:sz w:val="24"/>
-        </w:rPr>
-        <w:hyperlink r:id="rId16" w:history="1">
-          <w:r>
-            <w:rPr>
-              <w:rStyle w:val="Hyperlink"/>
-            </w:rPr>
-            <w:t>ects, especi</w:t>
-          </w:r>
-        </w:hyperlink>
-      </w:r>
-      <w:r>
-        <w:rPr>
-          <w:rFonts w:ascii="Charis SIL Regular" w:hAnsi="Charis SIL Regular" w:eastAsia="Charis SIL Regular"/>
-          <w:b w:val="0"/>
-          <w:i w:val="0"/>
-          <w:color w:val="000000"/>
-          <w:sz w:val="24"/>
-        </w:rPr>
-        <w:t xml:space="preserve">ally from </w:t>
+        <w:t xml:space="preserve">of African objects, especially from </w:t>
       </w:r>
       <w:r>
         <w:rPr>
@@ -1864,7 +1738,7 @@
           <w:sz w:val="24"/>
           <w:u w:val="single"/>
         </w:rPr>
-        <w:hyperlink r:id="rId17" w:history="1">
+        <w:hyperlink r:id="rId18" w:history="1">
           <w:r>
             <w:rPr>
               <w:rStyle w:val="Hyperlink"/>
@@ -1892,7 +1766,7 @@
           <w:color w:val="000000"/>
           <w:sz w:val="24"/>
         </w:rPr>
-        <w:hyperlink r:id="rId18" w:history="1">
+        <w:hyperlink r:id="rId17" w:history="1">
           <w:r>
             <w:rPr>
               <w:rStyle w:val="Hyperlink"/>
@@ -1910,7 +1784,7 @@
           <w:color w:val="000000"/>
           <w:sz w:val="24"/>
         </w:rPr>
-        <w:hyperlink r:id="rId18" w:history="1">
+        <w:hyperlink r:id="rId17" w:history="1">
           <w:r>
             <w:rPr>
               <w:rStyle w:val="Hyperlink"/>
@@ -1928,7 +1802,7 @@
           <w:color w:val="000000"/>
           <w:sz w:val="24"/>
         </w:rPr>
-        <w:hyperlink r:id="rId18" w:history="1">
+        <w:hyperlink r:id="rId17" w:history="1">
           <w:r>
             <w:rPr>
               <w:rStyle w:val="Hyperlink"/>
@@ -2928,13 +2802,57 @@
       </w:r>
       <w:r>
         <w:rPr>
+          <w:u w:val="single" w:color="0000ff"/>
           <w:rFonts w:ascii="Charis SIL Regular" w:hAnsi="Charis SIL Regular" w:eastAsia="Charis SIL Regular"/>
           <w:b w:val="0"/>
           <w:i w:val="0"/>
           <w:color w:val="000000"/>
           <w:sz w:val="24"/>
         </w:rPr>
-        <w:t>Rijksmus</w:t>
+        <w:hyperlink r:id="rId22" w:history="1">
+          <w:r>
+            <w:rPr>
+              <w:rStyle w:val="Hyperlink"/>
+            </w:rPr>
+            <w:t>Rij</w:t>
+          </w:r>
+        </w:hyperlink>
+      </w:r>
+      <w:r>
+        <w:rPr>
+          <w:u w:val="single" w:color="0000ff"/>
+          <w:rFonts w:ascii="Charis SIL Regular" w:hAnsi="Charis SIL Regular" w:eastAsia="Charis SIL Regular"/>
+          <w:b w:val="0"/>
+          <w:i w:val="0"/>
+          <w:color w:val="000000"/>
+          <w:sz w:val="24"/>
+        </w:rPr>
+        <w:hyperlink r:id="rId22" w:history="1">
+          <w:r>
+            <w:rPr>
+              <w:rStyle w:val="Hyperlink"/>
+            </w:rPr>
+            <w:t>k</w:t>
+          </w:r>
+        </w:hyperlink>
+      </w:r>
+      <w:r>
+        <w:rPr>
+          <w:u w:val="single" w:color="0000ff"/>
+          <w:rFonts w:ascii="Charis SIL Regular" w:hAnsi="Charis SIL Regular" w:eastAsia="Charis SIL Regular"/>
+          <w:b w:val="0"/>
+          <w:i w:val="0"/>
+          <w:color w:val="000000"/>
+          <w:sz w:val="24"/>
+        </w:rPr>
+        <w:hyperlink r:id="rId22" w:history="1">
+          <w:r>
+            <w:rPr>
+              <w:rStyle w:val="Hyperlink"/>
+            </w:rPr>
+            <w:t>smus</w:t>
+          </w:r>
+        </w:hyperlink>
       </w:r>
       <w:r>
         <w:rPr>
@@ -4432,7 +4350,7 @@
           <w:sz w:val="24"/>
           <w:u w:val="single"/>
         </w:rPr>
-        <w:hyperlink r:id="rId26" w:history="1">
+        <w:hyperlink r:id="rId27" w:history="1">
           <w:r>
             <w:rPr>
               <w:rStyle w:val="Hyperlink"/>

--- a/EXPORTS/DOCX/published/niveau2/English/Trade.docx
+++ b/EXPORTS/DOCX/published/niveau2/English/Trade.docx
@@ -457,13 +457,39 @@
       </w:r>
       <w:r>
         <w:rPr>
+          <w:u w:val="single" w:color="0000ff"/>
           <w:rFonts w:ascii="Charis SIL Regular" w:hAnsi="Charis SIL Regular" w:eastAsia="Charis SIL Regular"/>
           <w:b w:val="0"/>
           <w:i w:val="0"/>
           <w:color w:val="000000"/>
           <w:sz w:val="24"/>
         </w:rPr>
-        <w:t xml:space="preserve">auction houses </w:t>
+        <w:hyperlink r:id="rId9" w:history="1">
+          <w:r>
+            <w:rPr>
+              <w:rStyle w:val="Hyperlink"/>
+            </w:rPr>
+            <w:t>auct</w:t>
+          </w:r>
+        </w:hyperlink>
+      </w:r>
+      <w:r>
+        <w:rPr>
+          <w:u w:val="single" w:color="0000ff"/>
+          <w:rFonts w:ascii="Charis SIL Regular" w:hAnsi="Charis SIL Regular" w:eastAsia="Charis SIL Regular"/>
+          <w:b w:val="0"/>
+          <w:i w:val="0"/>
+          <w:color w:val="000000"/>
+          <w:sz w:val="24"/>
+        </w:rPr>
+        <w:hyperlink r:id="rId9" w:history="1">
+          <w:r>
+            <w:rPr>
+              <w:rStyle w:val="Hyperlink"/>
+            </w:rPr>
+            <w:t xml:space="preserve">ion houses </w:t>
+          </w:r>
+        </w:hyperlink>
       </w:r>
       <w:r>
         <w:rPr>
@@ -474,7 +500,7 @@
           <w:sz w:val="24"/>
           <w:u w:val="single"/>
         </w:rPr>
-        <w:hyperlink r:id="rId12" w:history="1">
+        <w:hyperlink r:id="rId9" w:history="1">
           <w:r>
             <w:rPr>
               <w:rStyle w:val="Hyperlink"/>
@@ -528,7 +554,7 @@
           <w:sz w:val="24"/>
           <w:u w:val="single"/>
         </w:rPr>
-        <w:hyperlink r:id="rId12" w:history="1">
+        <w:hyperlink r:id="rId10" w:history="1">
           <w:r>
             <w:rPr>
               <w:rStyle w:val="Hyperlink"/>
@@ -557,7 +583,7 @@
           <w:sz w:val="24"/>
           <w:u w:val="single"/>
         </w:rPr>
-        <w:hyperlink r:id="rId12" w:history="1">
+        <w:hyperlink r:id="rId10" w:history="1">
           <w:r>
             <w:rPr>
               <w:rStyle w:val="Hyperlink"/>
@@ -575,7 +601,7 @@
           <w:sz w:val="24"/>
           <w:u w:val="single"/>
         </w:rPr>
-        <w:hyperlink r:id="rId12" w:history="1">
+        <w:hyperlink r:id="rId10" w:history="1">
           <w:r>
             <w:rPr>
               <w:rStyle w:val="Hyperlink"/>
@@ -593,7 +619,7 @@
           <w:sz w:val="24"/>
           <w:u w:val="single"/>
         </w:rPr>
-        <w:hyperlink r:id="rId12" w:history="1">
+        <w:hyperlink r:id="rId10" w:history="1">
           <w:r>
             <w:rPr>
               <w:rStyle w:val="Hyperlink"/>
@@ -752,7 +778,25 @@
           <w:color w:val="000000"/>
           <w:sz w:val="24"/>
         </w:rPr>
-        <w:t xml:space="preserve"> and </w:t>
+        <w:hyperlink r:id="rId11" w:history="1">
+          <w:r>
+            <w:rPr>
+              <w:rStyle w:val="Hyperlink"/>
+            </w:rPr>
+            <w:t xml:space="preserve"> and</w:t>
+          </w:r>
+        </w:hyperlink>
+      </w:r>
+      <w:r>
+        <w:rPr>
+          <w:u w:val="single" w:color="0000ff"/>
+          <w:rFonts w:ascii="Charis SIL Regular" w:hAnsi="Charis SIL Regular" w:eastAsia="Charis SIL Regular"/>
+          <w:b w:val="0"/>
+          <w:i w:val="0"/>
+          <w:color w:val="000000"/>
+          <w:sz w:val="24"/>
+        </w:rPr>
+        <w:t xml:space="preserve"> </w:t>
       </w:r>
       <w:r>
         <w:rPr>
@@ -810,7 +854,7 @@
           <w:sz w:val="24"/>
           <w:u w:val="single"/>
         </w:rPr>
-        <w:hyperlink r:id="rId11" w:history="1">
+        <w:hyperlink r:id="rId13" w:history="1">
           <w:r>
             <w:rPr>
               <w:rStyle w:val="Hyperlink"/>
@@ -895,25 +939,7 @@
           <w:color w:val="000000"/>
           <w:sz w:val="24"/>
         </w:rPr>
-        <w:t>Hague, the stor</w:t>
-      </w:r>
-      <w:r>
-        <w:rPr>
-          <w:u w:val="single" w:color="0000ff"/>
-          <w:rFonts w:ascii="Charis SIL Regular" w:hAnsi="Charis SIL Regular" w:eastAsia="Charis SIL Regular"/>
-          <w:b w:val="0"/>
-          <w:i w:val="0"/>
-          <w:color w:val="000000"/>
-          <w:sz w:val="24"/>
-        </w:rPr>
-        <w:hyperlink r:id="rId12" w:history="1">
-          <w:r>
-            <w:rPr>
-              <w:rStyle w:val="Hyperlink"/>
-            </w:rPr>
-            <w:t xml:space="preserve">es </w:t>
-          </w:r>
-        </w:hyperlink>
+        <w:t xml:space="preserve">Hague, the stores </w:t>
       </w:r>
       <w:r>
         <w:rPr>
@@ -971,7 +997,7 @@
           <w:sz w:val="24"/>
           <w:u w:val="single"/>
         </w:rPr>
-        <w:hyperlink r:id="rId12" w:history="1">
+        <w:hyperlink r:id="rId14" w:history="1">
           <w:r>
             <w:rPr>
               <w:rStyle w:val="Hyperlink"/>
@@ -989,7 +1015,7 @@
           <w:sz w:val="24"/>
           <w:u w:val="single"/>
         </w:rPr>
-        <w:hyperlink r:id="rId14" w:history="1">
+        <w:hyperlink r:id="rId12" w:history="1">
           <w:r>
             <w:rPr>
               <w:rStyle w:val="Hyperlink"/>
@@ -1007,7 +1033,7 @@
           <w:sz w:val="24"/>
           <w:u w:val="single"/>
         </w:rPr>
-        <w:hyperlink r:id="rId14" w:history="1">
+        <w:hyperlink r:id="rId12" w:history="1">
           <w:r>
             <w:rPr>
               <w:rStyle w:val="Hyperlink"/>
@@ -1025,7 +1051,7 @@
           <w:sz w:val="24"/>
           <w:u w:val="single"/>
         </w:rPr>
-        <w:hyperlink r:id="rId14" w:history="1">
+        <w:hyperlink r:id="rId12" w:history="1">
           <w:r>
             <w:rPr>
               <w:rStyle w:val="Hyperlink"/>
@@ -1130,13 +1156,49 @@
       </w:r>
       <w:r>
         <w:rPr>
+          <w:u w:val="single" w:color="0000ff"/>
           <w:rFonts w:ascii="Charis SIL Regular" w:hAnsi="Charis SIL Regular" w:eastAsia="Charis SIL Regular"/>
           <w:b w:val="0"/>
           <w:i w:val="0"/>
           <w:color w:val="000000"/>
           <w:sz w:val="24"/>
         </w:rPr>
-        <w:t xml:space="preserve"> and </w:t>
+        <w:hyperlink r:id="rId13" w:history="1">
+          <w:r>
+            <w:rPr>
+              <w:rStyle w:val="Hyperlink"/>
+            </w:rPr>
+            <w:t xml:space="preserve"> an</w:t>
+          </w:r>
+        </w:hyperlink>
+      </w:r>
+      <w:r>
+        <w:rPr>
+          <w:u w:val="single" w:color="0000ff"/>
+          <w:rFonts w:ascii="Charis SIL Regular" w:hAnsi="Charis SIL Regular" w:eastAsia="Charis SIL Regular"/>
+          <w:b w:val="0"/>
+          <w:i w:val="0"/>
+          <w:color w:val="000000"/>
+          <w:sz w:val="24"/>
+        </w:rPr>
+        <w:hyperlink r:id="rId13" w:history="1">
+          <w:r>
+            <w:rPr>
+              <w:rStyle w:val="Hyperlink"/>
+            </w:rPr>
+            <w:t>d</w:t>
+          </w:r>
+        </w:hyperlink>
+      </w:r>
+      <w:r>
+        <w:rPr>
+          <w:rFonts w:ascii="Charis SIL Regular" w:hAnsi="Charis SIL Regular" w:eastAsia="Charis SIL Regular"/>
+          <w:b w:val="0"/>
+          <w:i w:val="0"/>
+          <w:color w:val="000000"/>
+          <w:sz w:val="24"/>
+        </w:rPr>
+        <w:t xml:space="preserve"> </w:t>
       </w:r>
       <w:r>
         <w:rPr>
@@ -1165,7 +1227,7 @@
           <w:sz w:val="24"/>
           <w:u w:val="single"/>
         </w:rPr>
-        <w:hyperlink r:id="rId13" w:history="1">
+        <w:hyperlink r:id="rId15" w:history="1">
           <w:r>
             <w:rPr>
               <w:rStyle w:val="Hyperlink"/>
@@ -1183,7 +1245,7 @@
           <w:sz w:val="24"/>
           <w:u w:val="single"/>
         </w:rPr>
-        <w:hyperlink r:id="rId13" w:history="1">
+        <w:hyperlink r:id="rId15" w:history="1">
           <w:r>
             <w:rPr>
               <w:rStyle w:val="Hyperlink"/>
@@ -1212,7 +1274,7 @@
           <w:sz w:val="24"/>
           <w:u w:val="single"/>
         </w:rPr>
-        <w:hyperlink r:id="rId13" w:history="1">
+        <w:hyperlink r:id="rId15" w:history="1">
           <w:r>
             <w:rPr>
               <w:rStyle w:val="Hyperlink"/>
@@ -1230,7 +1292,7 @@
           <w:sz w:val="24"/>
           <w:u w:val="single"/>
         </w:rPr>
-        <w:hyperlink r:id="rId13" w:history="1">
+        <w:hyperlink r:id="rId15" w:history="1">
           <w:r>
             <w:rPr>
               <w:rStyle w:val="Hyperlink"/>
@@ -1534,61 +1596,7 @@
           <w:color w:val="000000"/>
           <w:sz w:val="24"/>
         </w:rPr>
-        <w:t>, a trading compan</w:t>
-      </w:r>
-      <w:r>
-        <w:rPr>
-          <w:u w:val="single" w:color="0000ff"/>
-          <w:rFonts w:ascii="Charis SIL Regular" w:hAnsi="Charis SIL Regular" w:eastAsia="Charis SIL Regular"/>
-          <w:b w:val="0"/>
-          <w:i w:val="0"/>
-          <w:color w:val="000000"/>
-          <w:sz w:val="24"/>
-        </w:rPr>
-        <w:hyperlink r:id="rId16" w:history="1">
-          <w:r>
-            <w:rPr>
-              <w:rStyle w:val="Hyperlink"/>
-            </w:rPr>
-            <w:t>y that o</w:t>
-          </w:r>
-        </w:hyperlink>
-      </w:r>
-      <w:r>
-        <w:rPr>
-          <w:u w:val="single" w:color="0000ff"/>
-          <w:rFonts w:ascii="Charis SIL Regular" w:hAnsi="Charis SIL Regular" w:eastAsia="Charis SIL Regular"/>
-          <w:b w:val="0"/>
-          <w:i w:val="0"/>
-          <w:color w:val="000000"/>
-          <w:sz w:val="24"/>
-        </w:rPr>
-        <w:hyperlink r:id="rId16" w:history="1">
-          <w:r>
-            <w:rPr>
-              <w:rStyle w:val="Hyperlink"/>
-            </w:rPr>
-            <w:t>p</w:t>
-          </w:r>
-        </w:hyperlink>
-      </w:r>
-      <w:r>
-        <w:rPr>
-          <w:u w:val="single" w:color="0000ff"/>
-          <w:rFonts w:ascii="Charis SIL Regular" w:hAnsi="Charis SIL Regular" w:eastAsia="Charis SIL Regular"/>
-          <w:b w:val="0"/>
-          <w:i w:val="0"/>
-          <w:color w:val="000000"/>
-          <w:sz w:val="24"/>
-        </w:rPr>
-        <w:hyperlink r:id="rId16" w:history="1">
-          <w:r>
-            <w:rPr>
-              <w:rStyle w:val="Hyperlink"/>
-            </w:rPr>
-            <w:t xml:space="preserve">erated in </w:t>
-          </w:r>
-        </w:hyperlink>
+        <w:t xml:space="preserve">, a trading company that operated in </w:t>
       </w:r>
       <w:r>
         <w:rPr>
@@ -1599,7 +1607,7 @@
           <w:sz w:val="24"/>
           <w:u w:val="single"/>
         </w:rPr>
-        <w:hyperlink r:id="rId16" w:history="1">
+        <w:hyperlink r:id="rId17" w:history="1">
           <w:r>
             <w:rPr>
               <w:rStyle w:val="Hyperlink"/>
@@ -1617,7 +1625,7 @@
           <w:sz w:val="24"/>
           <w:u w:val="single"/>
         </w:rPr>
-        <w:hyperlink r:id="rId16" w:history="1">
+        <w:hyperlink r:id="rId17" w:history="1">
           <w:r>
             <w:rPr>
               <w:rStyle w:val="Hyperlink"/>
@@ -1635,7 +1643,7 @@
           <w:sz w:val="24"/>
           <w:u w:val="single"/>
         </w:rPr>
-        <w:hyperlink r:id="rId16" w:history="1">
+        <w:hyperlink r:id="rId17" w:history="1">
           <w:r>
             <w:rPr>
               <w:rStyle w:val="Hyperlink"/>
@@ -1693,6 +1701,16 @@
       </w:r>
       <w:r>
         <w:rPr>
+          <w:rFonts w:ascii="Charis SIL Regular" w:hAnsi="Charis SIL Regular" w:eastAsia="Charis SIL Regular"/>
+          <w:b w:val="0"/>
+          <w:i w:val="0"/>
+          <w:color w:val="000000"/>
+          <w:sz w:val="24"/>
+        </w:rPr>
+        <w:t xml:space="preserve">. A large number </w:t>
+      </w:r>
+      <w:r>
+        <w:rPr>
           <w:u w:val="single" w:color="0000ff"/>
           <w:rFonts w:ascii="Charis SIL Regular" w:hAnsi="Charis SIL Regular" w:eastAsia="Charis SIL Regular"/>
           <w:b w:val="0"/>
@@ -1705,29 +1723,91 @@
             <w:rPr>
               <w:rStyle w:val="Hyperlink"/>
             </w:rPr>
-            <w:t>. A large nu</w:t>
+            <w:t>of A</w:t>
           </w:r>
         </w:hyperlink>
       </w:r>
       <w:r>
         <w:rPr>
+          <w:u w:val="single" w:color="0000ff"/>
           <w:rFonts w:ascii="Charis SIL Regular" w:hAnsi="Charis SIL Regular" w:eastAsia="Charis SIL Regular"/>
           <w:b w:val="0"/>
           <w:i w:val="0"/>
           <w:color w:val="000000"/>
           <w:sz w:val="24"/>
         </w:rPr>
-        <w:t xml:space="preserve">mber </w:t>
-      </w:r>
-      <w:r>
-        <w:rPr>
+        <w:hyperlink r:id="rId16" w:history="1">
+          <w:r>
+            <w:rPr>
+              <w:rStyle w:val="Hyperlink"/>
+            </w:rPr>
+            <w:t>f</w:t>
+          </w:r>
+        </w:hyperlink>
+      </w:r>
+      <w:r>
+        <w:rPr>
+          <w:u w:val="single" w:color="0000ff"/>
           <w:rFonts w:ascii="Charis SIL Regular" w:hAnsi="Charis SIL Regular" w:eastAsia="Charis SIL Regular"/>
           <w:b w:val="0"/>
           <w:i w:val="0"/>
           <w:color w:val="000000"/>
           <w:sz w:val="24"/>
         </w:rPr>
-        <w:t xml:space="preserve">of African objects, especially from </w:t>
+        <w:hyperlink r:id="rId16" w:history="1">
+          <w:r>
+            <w:rPr>
+              <w:rStyle w:val="Hyperlink"/>
+            </w:rPr>
+            <w:t>rican ob</w:t>
+          </w:r>
+        </w:hyperlink>
+      </w:r>
+      <w:r>
+        <w:rPr>
+          <w:u w:val="single" w:color="0000ff"/>
+          <w:rFonts w:ascii="Charis SIL Regular" w:hAnsi="Charis SIL Regular" w:eastAsia="Charis SIL Regular"/>
+          <w:b w:val="0"/>
+          <w:i w:val="0"/>
+          <w:color w:val="000000"/>
+          <w:sz w:val="24"/>
+        </w:rPr>
+        <w:hyperlink r:id="rId16" w:history="1">
+          <w:r>
+            <w:rPr>
+              <w:rStyle w:val="Hyperlink"/>
+            </w:rPr>
+            <w:t>j</w:t>
+          </w:r>
+        </w:hyperlink>
+      </w:r>
+      <w:r>
+        <w:rPr>
+          <w:u w:val="single" w:color="0000ff"/>
+          <w:rFonts w:ascii="Charis SIL Regular" w:hAnsi="Charis SIL Regular" w:eastAsia="Charis SIL Regular"/>
+          <w:b w:val="0"/>
+          <w:i w:val="0"/>
+          <w:color w:val="000000"/>
+          <w:sz w:val="24"/>
+        </w:rPr>
+        <w:hyperlink r:id="rId16" w:history="1">
+          <w:r>
+            <w:rPr>
+              <w:rStyle w:val="Hyperlink"/>
+            </w:rPr>
+            <w:t>ects, especi</w:t>
+          </w:r>
+        </w:hyperlink>
+      </w:r>
+      <w:r>
+        <w:rPr>
+          <w:rFonts w:ascii="Charis SIL Regular" w:hAnsi="Charis SIL Regular" w:eastAsia="Charis SIL Regular"/>
+          <w:b w:val="0"/>
+          <w:i w:val="0"/>
+          <w:color w:val="000000"/>
+          <w:sz w:val="24"/>
+        </w:rPr>
+        <w:t xml:space="preserve">ally from </w:t>
       </w:r>
       <w:r>
         <w:rPr>
@@ -4303,7 +4383,7 @@
           <w:sz w:val="24"/>
           <w:u w:val="single"/>
         </w:rPr>
-        <w:hyperlink r:id="rId26" w:history="1">
+        <w:hyperlink r:id="rId27" w:history="1">
           <w:r>
             <w:rPr>
               <w:rStyle w:val="Hyperlink"/>
@@ -4321,7 +4401,7 @@
           <w:sz w:val="24"/>
           <w:u w:val="single"/>
         </w:rPr>
-        <w:hyperlink r:id="rId26" w:history="1">
+        <w:hyperlink r:id="rId27" w:history="1">
           <w:r>
             <w:rPr>
               <w:rStyle w:val="Hyperlink"/>

--- a/EXPORTS/DOCX/published/niveau2/English/Trade.docx
+++ b/EXPORTS/DOCX/published/niveau2/English/Trade.docx
@@ -457,39 +457,13 @@
       </w:r>
       <w:r>
         <w:rPr>
-          <w:u w:val="single" w:color="0000ff"/>
           <w:rFonts w:ascii="Charis SIL Regular" w:hAnsi="Charis SIL Regular" w:eastAsia="Charis SIL Regular"/>
           <w:b w:val="0"/>
           <w:i w:val="0"/>
           <w:color w:val="000000"/>
           <w:sz w:val="24"/>
         </w:rPr>
-        <w:hyperlink r:id="rId9" w:history="1">
-          <w:r>
-            <w:rPr>
-              <w:rStyle w:val="Hyperlink"/>
-            </w:rPr>
-            <w:t>auct</w:t>
-          </w:r>
-        </w:hyperlink>
-      </w:r>
-      <w:r>
-        <w:rPr>
-          <w:u w:val="single" w:color="0000ff"/>
-          <w:rFonts w:ascii="Charis SIL Regular" w:hAnsi="Charis SIL Regular" w:eastAsia="Charis SIL Regular"/>
-          <w:b w:val="0"/>
-          <w:i w:val="0"/>
-          <w:color w:val="000000"/>
-          <w:sz w:val="24"/>
-        </w:rPr>
-        <w:hyperlink r:id="rId9" w:history="1">
-          <w:r>
-            <w:rPr>
-              <w:rStyle w:val="Hyperlink"/>
-            </w:rPr>
-            <w:t xml:space="preserve">ion houses </w:t>
-          </w:r>
-        </w:hyperlink>
+        <w:t xml:space="preserve">auction houses </w:t>
       </w:r>
       <w:r>
         <w:rPr>
@@ -500,7 +474,7 @@
           <w:sz w:val="24"/>
           <w:u w:val="single"/>
         </w:rPr>
-        <w:hyperlink r:id="rId9" w:history="1">
+        <w:hyperlink r:id="rId12" w:history="1">
           <w:r>
             <w:rPr>
               <w:rStyle w:val="Hyperlink"/>
@@ -554,7 +528,7 @@
           <w:sz w:val="24"/>
           <w:u w:val="single"/>
         </w:rPr>
-        <w:hyperlink r:id="rId10" w:history="1">
+        <w:hyperlink r:id="rId12" w:history="1">
           <w:r>
             <w:rPr>
               <w:rStyle w:val="Hyperlink"/>
@@ -583,7 +557,7 @@
           <w:sz w:val="24"/>
           <w:u w:val="single"/>
         </w:rPr>
-        <w:hyperlink r:id="rId10" w:history="1">
+        <w:hyperlink r:id="rId12" w:history="1">
           <w:r>
             <w:rPr>
               <w:rStyle w:val="Hyperlink"/>
@@ -601,7 +575,7 @@
           <w:sz w:val="24"/>
           <w:u w:val="single"/>
         </w:rPr>
-        <w:hyperlink r:id="rId10" w:history="1">
+        <w:hyperlink r:id="rId12" w:history="1">
           <w:r>
             <w:rPr>
               <w:rStyle w:val="Hyperlink"/>
@@ -619,7 +593,7 @@
           <w:sz w:val="24"/>
           <w:u w:val="single"/>
         </w:rPr>
-        <w:hyperlink r:id="rId10" w:history="1">
+        <w:hyperlink r:id="rId12" w:history="1">
           <w:r>
             <w:rPr>
               <w:rStyle w:val="Hyperlink"/>
@@ -706,7 +680,7 @@
           <w:sz w:val="24"/>
           <w:u w:val="single"/>
         </w:rPr>
-        <w:hyperlink r:id="rId12" w:history="1">
+        <w:hyperlink r:id="rId10" w:history="1">
           <w:r>
             <w:rPr>
               <w:rStyle w:val="Hyperlink"/>
@@ -778,25 +752,7 @@
           <w:color w:val="000000"/>
           <w:sz w:val="24"/>
         </w:rPr>
-        <w:hyperlink r:id="rId11" w:history="1">
-          <w:r>
-            <w:rPr>
-              <w:rStyle w:val="Hyperlink"/>
-            </w:rPr>
-            <w:t xml:space="preserve"> and</w:t>
-          </w:r>
-        </w:hyperlink>
-      </w:r>
-      <w:r>
-        <w:rPr>
-          <w:u w:val="single" w:color="0000ff"/>
-          <w:rFonts w:ascii="Charis SIL Regular" w:hAnsi="Charis SIL Regular" w:eastAsia="Charis SIL Regular"/>
-          <w:b w:val="0"/>
-          <w:i w:val="0"/>
-          <w:color w:val="000000"/>
-          <w:sz w:val="24"/>
-        </w:rPr>
-        <w:t xml:space="preserve"> </w:t>
+        <w:t xml:space="preserve"> and </w:t>
       </w:r>
       <w:r>
         <w:rPr>
@@ -939,7 +895,25 @@
           <w:color w:val="000000"/>
           <w:sz w:val="24"/>
         </w:rPr>
-        <w:t xml:space="preserve">Hague, the stores </w:t>
+        <w:t>Hague, the stor</w:t>
+      </w:r>
+      <w:r>
+        <w:rPr>
+          <w:u w:val="single" w:color="0000ff"/>
+          <w:rFonts w:ascii="Charis SIL Regular" w:hAnsi="Charis SIL Regular" w:eastAsia="Charis SIL Regular"/>
+          <w:b w:val="0"/>
+          <w:i w:val="0"/>
+          <w:color w:val="000000"/>
+          <w:sz w:val="24"/>
+        </w:rPr>
+        <w:hyperlink r:id="rId12" w:history="1">
+          <w:r>
+            <w:rPr>
+              <w:rStyle w:val="Hyperlink"/>
+            </w:rPr>
+            <w:t xml:space="preserve">es </w:t>
+          </w:r>
+        </w:hyperlink>
       </w:r>
       <w:r>
         <w:rPr>
@@ -997,7 +971,7 @@
           <w:sz w:val="24"/>
           <w:u w:val="single"/>
         </w:rPr>
-        <w:hyperlink r:id="rId14" w:history="1">
+        <w:hyperlink r:id="rId12" w:history="1">
           <w:r>
             <w:rPr>
               <w:rStyle w:val="Hyperlink"/>
@@ -1015,7 +989,7 @@
           <w:sz w:val="24"/>
           <w:u w:val="single"/>
         </w:rPr>
-        <w:hyperlink r:id="rId12" w:history="1">
+        <w:hyperlink r:id="rId14" w:history="1">
           <w:r>
             <w:rPr>
               <w:rStyle w:val="Hyperlink"/>
@@ -1033,7 +1007,7 @@
           <w:sz w:val="24"/>
           <w:u w:val="single"/>
         </w:rPr>
-        <w:hyperlink r:id="rId12" w:history="1">
+        <w:hyperlink r:id="rId14" w:history="1">
           <w:r>
             <w:rPr>
               <w:rStyle w:val="Hyperlink"/>
@@ -1051,7 +1025,7 @@
           <w:sz w:val="24"/>
           <w:u w:val="single"/>
         </w:rPr>
-        <w:hyperlink r:id="rId12" w:history="1">
+        <w:hyperlink r:id="rId14" w:history="1">
           <w:r>
             <w:rPr>
               <w:rStyle w:val="Hyperlink"/>
@@ -1209,7 +1183,7 @@
           <w:sz w:val="24"/>
           <w:u w:val="single"/>
         </w:rPr>
-        <w:hyperlink r:id="rId15" w:history="1">
+        <w:hyperlink r:id="rId13" w:history="1">
           <w:r>
             <w:rPr>
               <w:rStyle w:val="Hyperlink"/>
@@ -1227,7 +1201,7 @@
           <w:sz w:val="24"/>
           <w:u w:val="single"/>
         </w:rPr>
-        <w:hyperlink r:id="rId15" w:history="1">
+        <w:hyperlink r:id="rId13" w:history="1">
           <w:r>
             <w:rPr>
               <w:rStyle w:val="Hyperlink"/>
@@ -1245,7 +1219,7 @@
           <w:sz w:val="24"/>
           <w:u w:val="single"/>
         </w:rPr>
-        <w:hyperlink r:id="rId15" w:history="1">
+        <w:hyperlink r:id="rId13" w:history="1">
           <w:r>
             <w:rPr>
               <w:rStyle w:val="Hyperlink"/>
@@ -1596,7 +1570,61 @@
           <w:color w:val="000000"/>
           <w:sz w:val="24"/>
         </w:rPr>
-        <w:t xml:space="preserve">, a trading company that operated in </w:t>
+        <w:t>, a trading compan</w:t>
+      </w:r>
+      <w:r>
+        <w:rPr>
+          <w:u w:val="single" w:color="0000ff"/>
+          <w:rFonts w:ascii="Charis SIL Regular" w:hAnsi="Charis SIL Regular" w:eastAsia="Charis SIL Regular"/>
+          <w:b w:val="0"/>
+          <w:i w:val="0"/>
+          <w:color w:val="000000"/>
+          <w:sz w:val="24"/>
+        </w:rPr>
+        <w:hyperlink r:id="rId16" w:history="1">
+          <w:r>
+            <w:rPr>
+              <w:rStyle w:val="Hyperlink"/>
+            </w:rPr>
+            <w:t>y that o</w:t>
+          </w:r>
+        </w:hyperlink>
+      </w:r>
+      <w:r>
+        <w:rPr>
+          <w:u w:val="single" w:color="0000ff"/>
+          <w:rFonts w:ascii="Charis SIL Regular" w:hAnsi="Charis SIL Regular" w:eastAsia="Charis SIL Regular"/>
+          <w:b w:val="0"/>
+          <w:i w:val="0"/>
+          <w:color w:val="000000"/>
+          <w:sz w:val="24"/>
+        </w:rPr>
+        <w:hyperlink r:id="rId16" w:history="1">
+          <w:r>
+            <w:rPr>
+              <w:rStyle w:val="Hyperlink"/>
+            </w:rPr>
+            <w:t>p</w:t>
+          </w:r>
+        </w:hyperlink>
+      </w:r>
+      <w:r>
+        <w:rPr>
+          <w:u w:val="single" w:color="0000ff"/>
+          <w:rFonts w:ascii="Charis SIL Regular" w:hAnsi="Charis SIL Regular" w:eastAsia="Charis SIL Regular"/>
+          <w:b w:val="0"/>
+          <w:i w:val="0"/>
+          <w:color w:val="000000"/>
+          <w:sz w:val="24"/>
+        </w:rPr>
+        <w:hyperlink r:id="rId16" w:history="1">
+          <w:r>
+            <w:rPr>
+              <w:rStyle w:val="Hyperlink"/>
+            </w:rPr>
+            <w:t xml:space="preserve">erated in </w:t>
+          </w:r>
+        </w:hyperlink>
       </w:r>
       <w:r>
         <w:rPr>
@@ -1701,16 +1729,6 @@
       </w:r>
       <w:r>
         <w:rPr>
-          <w:rFonts w:ascii="Charis SIL Regular" w:hAnsi="Charis SIL Regular" w:eastAsia="Charis SIL Regular"/>
-          <w:b w:val="0"/>
-          <w:i w:val="0"/>
-          <w:color w:val="000000"/>
-          <w:sz w:val="24"/>
-        </w:rPr>
-        <w:t xml:space="preserve">. A large number </w:t>
-      </w:r>
-      <w:r>
-        <w:rPr>
           <w:u w:val="single" w:color="0000ff"/>
           <w:rFonts w:ascii="Charis SIL Regular" w:hAnsi="Charis SIL Regular" w:eastAsia="Charis SIL Regular"/>
           <w:b w:val="0"/>
@@ -1723,91 +1741,29 @@
             <w:rPr>
               <w:rStyle w:val="Hyperlink"/>
             </w:rPr>
-            <w:t>of A</w:t>
+            <w:t>. A large nu</w:t>
           </w:r>
         </w:hyperlink>
       </w:r>
       <w:r>
         <w:rPr>
-          <w:u w:val="single" w:color="0000ff"/>
           <w:rFonts w:ascii="Charis SIL Regular" w:hAnsi="Charis SIL Regular" w:eastAsia="Charis SIL Regular"/>
           <w:b w:val="0"/>
           <w:i w:val="0"/>
           <w:color w:val="000000"/>
           <w:sz w:val="24"/>
         </w:rPr>
-        <w:hyperlink r:id="rId16" w:history="1">
-          <w:r>
-            <w:rPr>
-              <w:rStyle w:val="Hyperlink"/>
-            </w:rPr>
-            <w:t>f</w:t>
-          </w:r>
-        </w:hyperlink>
-      </w:r>
-      <w:r>
-        <w:rPr>
-          <w:u w:val="single" w:color="0000ff"/>
+        <w:t xml:space="preserve">mber </w:t>
+      </w:r>
+      <w:r>
+        <w:rPr>
           <w:rFonts w:ascii="Charis SIL Regular" w:hAnsi="Charis SIL Regular" w:eastAsia="Charis SIL Regular"/>
           <w:b w:val="0"/>
           <w:i w:val="0"/>
           <w:color w:val="000000"/>
           <w:sz w:val="24"/>
         </w:rPr>
-        <w:hyperlink r:id="rId16" w:history="1">
-          <w:r>
-            <w:rPr>
-              <w:rStyle w:val="Hyperlink"/>
-            </w:rPr>
-            <w:t>rican ob</w:t>
-          </w:r>
-        </w:hyperlink>
-      </w:r>
-      <w:r>
-        <w:rPr>
-          <w:u w:val="single" w:color="0000ff"/>
-          <w:rFonts w:ascii="Charis SIL Regular" w:hAnsi="Charis SIL Regular" w:eastAsia="Charis SIL Regular"/>
-          <w:b w:val="0"/>
-          <w:i w:val="0"/>
-          <w:color w:val="000000"/>
-          <w:sz w:val="24"/>
-        </w:rPr>
-        <w:hyperlink r:id="rId16" w:history="1">
-          <w:r>
-            <w:rPr>
-              <w:rStyle w:val="Hyperlink"/>
-            </w:rPr>
-            <w:t>j</w:t>
-          </w:r>
-        </w:hyperlink>
-      </w:r>
-      <w:r>
-        <w:rPr>
-          <w:u w:val="single" w:color="0000ff"/>
-          <w:rFonts w:ascii="Charis SIL Regular" w:hAnsi="Charis SIL Regular" w:eastAsia="Charis SIL Regular"/>
-          <w:b w:val="0"/>
-          <w:i w:val="0"/>
-          <w:color w:val="000000"/>
-          <w:sz w:val="24"/>
-        </w:rPr>
-        <w:hyperlink r:id="rId16" w:history="1">
-          <w:r>
-            <w:rPr>
-              <w:rStyle w:val="Hyperlink"/>
-            </w:rPr>
-            <w:t>ects, especi</w:t>
-          </w:r>
-        </w:hyperlink>
-      </w:r>
-      <w:r>
-        <w:rPr>
-          <w:rFonts w:ascii="Charis SIL Regular" w:hAnsi="Charis SIL Regular" w:eastAsia="Charis SIL Regular"/>
-          <w:b w:val="0"/>
-          <w:i w:val="0"/>
-          <w:color w:val="000000"/>
-          <w:sz w:val="24"/>
-        </w:rPr>
-        <w:t xml:space="preserve">ally from </w:t>
+        <w:t xml:space="preserve">of African objects, especially from </w:t>
       </w:r>
       <w:r>
         <w:rPr>
@@ -4383,7 +4339,7 @@
           <w:sz w:val="24"/>
           <w:u w:val="single"/>
         </w:rPr>
-        <w:hyperlink r:id="rId27" w:history="1">
+        <w:hyperlink r:id="rId26" w:history="1">
           <w:r>
             <w:rPr>
               <w:rStyle w:val="Hyperlink"/>
@@ -4401,7 +4357,7 @@
           <w:sz w:val="24"/>
           <w:u w:val="single"/>
         </w:rPr>
-        <w:hyperlink r:id="rId27" w:history="1">
+        <w:hyperlink r:id="rId26" w:history="1">
           <w:r>
             <w:rPr>
               <w:rStyle w:val="Hyperlink"/>
@@ -4430,7 +4386,7 @@
           <w:sz w:val="24"/>
           <w:u w:val="single"/>
         </w:rPr>
-        <w:hyperlink r:id="rId27" w:history="1">
+        <w:hyperlink r:id="rId26" w:history="1">
           <w:r>
             <w:rPr>
               <w:rStyle w:val="Hyperlink"/>

--- a/EXPORTS/DOCX/published/niveau2/English/Trade.docx
+++ b/EXPORTS/DOCX/published/niveau2/English/Trade.docx
@@ -752,7 +752,24 @@
           <w:color w:val="000000"/>
           <w:sz w:val="24"/>
         </w:rPr>
-        <w:t xml:space="preserve"> and </w:t>
+        <w:hyperlink r:id="rId11" w:history="1">
+          <w:r>
+            <w:rPr>
+              <w:rStyle w:val="Hyperlink"/>
+            </w:rPr>
+            <w:t xml:space="preserve"> and</w:t>
+          </w:r>
+        </w:hyperlink>
+      </w:r>
+      <w:r>
+        <w:rPr>
+          <w:rFonts w:ascii="Charis SIL Regular" w:hAnsi="Charis SIL Regular" w:eastAsia="Charis SIL Regular"/>
+          <w:b w:val="0"/>
+          <w:i w:val="0"/>
+          <w:color w:val="000000"/>
+          <w:sz w:val="24"/>
+        </w:rPr>
+        <w:t xml:space="preserve"> </w:t>
       </w:r>
       <w:r>
         <w:rPr>
@@ -763,7 +780,7 @@
           <w:sz w:val="24"/>
           <w:u w:val="single"/>
         </w:rPr>
-        <w:hyperlink r:id="rId13" w:history="1">
+        <w:hyperlink r:id="rId11" w:history="1">
           <w:r>
             <w:rPr>
               <w:rStyle w:val="Hyperlink"/>
@@ -792,7 +809,7 @@
           <w:sz w:val="24"/>
           <w:u w:val="single"/>
         </w:rPr>
-        <w:hyperlink r:id="rId13" w:history="1">
+        <w:hyperlink r:id="rId11" w:history="1">
           <w:r>
             <w:rPr>
               <w:rStyle w:val="Hyperlink"/>
@@ -810,7 +827,7 @@
           <w:sz w:val="24"/>
           <w:u w:val="single"/>
         </w:rPr>
-        <w:hyperlink r:id="rId13" w:history="1">
+        <w:hyperlink r:id="rId11" w:history="1">
           <w:r>
             <w:rPr>
               <w:rStyle w:val="Hyperlink"/>
@@ -839,7 +856,7 @@
           <w:sz w:val="24"/>
           <w:u w:val="single"/>
         </w:rPr>
-        <w:hyperlink r:id="rId13" w:history="1">
+        <w:hyperlink r:id="rId11" w:history="1">
           <w:r>
             <w:rPr>
               <w:rStyle w:val="Hyperlink"/>
@@ -942,7 +959,7 @@
           <w:sz w:val="24"/>
           <w:u w:val="single"/>
         </w:rPr>
-        <w:hyperlink r:id="rId12" w:history="1">
+        <w:hyperlink r:id="rId14" w:history="1">
           <w:r>
             <w:rPr>
               <w:rStyle w:val="Hyperlink"/>
@@ -1166,6 +1183,7 @@
       </w:r>
       <w:r>
         <w:rPr>
+          <w:u w:val="single" w:color="0000ff"/>
           <w:rFonts w:ascii="Charis SIL Regular" w:hAnsi="Charis SIL Regular" w:eastAsia="Charis SIL Regular"/>
           <w:b w:val="0"/>
           <w:i w:val="0"/>
@@ -1183,7 +1201,7 @@
           <w:sz w:val="24"/>
           <w:u w:val="single"/>
         </w:rPr>
-        <w:hyperlink r:id="rId13" w:history="1">
+        <w:hyperlink r:id="rId15" w:history="1">
           <w:r>
             <w:rPr>
               <w:rStyle w:val="Hyperlink"/>
@@ -1201,7 +1219,7 @@
           <w:sz w:val="24"/>
           <w:u w:val="single"/>
         </w:rPr>
-        <w:hyperlink r:id="rId13" w:history="1">
+        <w:hyperlink r:id="rId15" w:history="1">
           <w:r>
             <w:rPr>
               <w:rStyle w:val="Hyperlink"/>
@@ -1219,7 +1237,7 @@
           <w:sz w:val="24"/>
           <w:u w:val="single"/>
         </w:rPr>
-        <w:hyperlink r:id="rId13" w:history="1">
+        <w:hyperlink r:id="rId15" w:history="1">
           <w:r>
             <w:rPr>
               <w:rStyle w:val="Hyperlink"/>
@@ -1248,7 +1266,7 @@
           <w:sz w:val="24"/>
           <w:u w:val="single"/>
         </w:rPr>
-        <w:hyperlink r:id="rId15" w:history="1">
+        <w:hyperlink r:id="rId13" w:history="1">
           <w:r>
             <w:rPr>
               <w:rStyle w:val="Hyperlink"/>
@@ -1266,7 +1284,7 @@
           <w:sz w:val="24"/>
           <w:u w:val="single"/>
         </w:rPr>
-        <w:hyperlink r:id="rId15" w:history="1">
+        <w:hyperlink r:id="rId13" w:history="1">
           <w:r>
             <w:rPr>
               <w:rStyle w:val="Hyperlink"/>
@@ -1635,7 +1653,7 @@
           <w:sz w:val="24"/>
           <w:u w:val="single"/>
         </w:rPr>
-        <w:hyperlink r:id="rId17" w:history="1">
+        <w:hyperlink r:id="rId16" w:history="1">
           <w:r>
             <w:rPr>
               <w:rStyle w:val="Hyperlink"/>
@@ -1653,7 +1671,7 @@
           <w:sz w:val="24"/>
           <w:u w:val="single"/>
         </w:rPr>
-        <w:hyperlink r:id="rId17" w:history="1">
+        <w:hyperlink r:id="rId16" w:history="1">
           <w:r>
             <w:rPr>
               <w:rStyle w:val="Hyperlink"/>
@@ -1671,7 +1689,7 @@
           <w:sz w:val="24"/>
           <w:u w:val="single"/>
         </w:rPr>
-        <w:hyperlink r:id="rId17" w:history="1">
+        <w:hyperlink r:id="rId16" w:history="1">
           <w:r>
             <w:rPr>
               <w:rStyle w:val="Hyperlink"/>
@@ -1700,7 +1718,7 @@
           <w:sz w:val="24"/>
           <w:u w:val="single"/>
         </w:rPr>
-        <w:hyperlink r:id="rId17" w:history="1">
+        <w:hyperlink r:id="rId16" w:history="1">
           <w:r>
             <w:rPr>
               <w:rStyle w:val="Hyperlink"/>
@@ -1718,7 +1736,7 @@
           <w:sz w:val="24"/>
           <w:u w:val="single"/>
         </w:rPr>
-        <w:hyperlink r:id="rId17" w:history="1">
+        <w:hyperlink r:id="rId16" w:history="1">
           <w:r>
             <w:rPr>
               <w:rStyle w:val="Hyperlink"/>
@@ -1757,13 +1775,103 @@
       </w:r>
       <w:r>
         <w:rPr>
+          <w:u w:val="single" w:color="0000ff"/>
           <w:rFonts w:ascii="Charis SIL Regular" w:hAnsi="Charis SIL Regular" w:eastAsia="Charis SIL Regular"/>
           <w:b w:val="0"/>
           <w:i w:val="0"/>
           <w:color w:val="000000"/>
           <w:sz w:val="24"/>
         </w:rPr>
-        <w:t xml:space="preserve">of African objects, especially from </w:t>
+        <w:hyperlink r:id="rId16" w:history="1">
+          <w:r>
+            <w:rPr>
+              <w:rStyle w:val="Hyperlink"/>
+            </w:rPr>
+            <w:t>of A</w:t>
+          </w:r>
+        </w:hyperlink>
+      </w:r>
+      <w:r>
+        <w:rPr>
+          <w:u w:val="single" w:color="0000ff"/>
+          <w:rFonts w:ascii="Charis SIL Regular" w:hAnsi="Charis SIL Regular" w:eastAsia="Charis SIL Regular"/>
+          <w:b w:val="0"/>
+          <w:i w:val="0"/>
+          <w:color w:val="000000"/>
+          <w:sz w:val="24"/>
+        </w:rPr>
+        <w:hyperlink r:id="rId16" w:history="1">
+          <w:r>
+            <w:rPr>
+              <w:rStyle w:val="Hyperlink"/>
+            </w:rPr>
+            <w:t>f</w:t>
+          </w:r>
+        </w:hyperlink>
+      </w:r>
+      <w:r>
+        <w:rPr>
+          <w:u w:val="single" w:color="0000ff"/>
+          <w:rFonts w:ascii="Charis SIL Regular" w:hAnsi="Charis SIL Regular" w:eastAsia="Charis SIL Regular"/>
+          <w:b w:val="0"/>
+          <w:i w:val="0"/>
+          <w:color w:val="000000"/>
+          <w:sz w:val="24"/>
+        </w:rPr>
+        <w:hyperlink r:id="rId16" w:history="1">
+          <w:r>
+            <w:rPr>
+              <w:rStyle w:val="Hyperlink"/>
+            </w:rPr>
+            <w:t>rican ob</w:t>
+          </w:r>
+        </w:hyperlink>
+      </w:r>
+      <w:r>
+        <w:rPr>
+          <w:u w:val="single" w:color="0000ff"/>
+          <w:rFonts w:ascii="Charis SIL Regular" w:hAnsi="Charis SIL Regular" w:eastAsia="Charis SIL Regular"/>
+          <w:b w:val="0"/>
+          <w:i w:val="0"/>
+          <w:color w:val="000000"/>
+          <w:sz w:val="24"/>
+        </w:rPr>
+        <w:hyperlink r:id="rId16" w:history="1">
+          <w:r>
+            <w:rPr>
+              <w:rStyle w:val="Hyperlink"/>
+            </w:rPr>
+            <w:t>j</w:t>
+          </w:r>
+        </w:hyperlink>
+      </w:r>
+      <w:r>
+        <w:rPr>
+          <w:u w:val="single" w:color="0000ff"/>
+          <w:rFonts w:ascii="Charis SIL Regular" w:hAnsi="Charis SIL Regular" w:eastAsia="Charis SIL Regular"/>
+          <w:b w:val="0"/>
+          <w:i w:val="0"/>
+          <w:color w:val="000000"/>
+          <w:sz w:val="24"/>
+        </w:rPr>
+        <w:hyperlink r:id="rId16" w:history="1">
+          <w:r>
+            <w:rPr>
+              <w:rStyle w:val="Hyperlink"/>
+            </w:rPr>
+            <w:t>ects, especi</w:t>
+          </w:r>
+        </w:hyperlink>
+      </w:r>
+      <w:r>
+        <w:rPr>
+          <w:rFonts w:ascii="Charis SIL Regular" w:hAnsi="Charis SIL Regular" w:eastAsia="Charis SIL Regular"/>
+          <w:b w:val="0"/>
+          <w:i w:val="0"/>
+          <w:color w:val="000000"/>
+          <w:sz w:val="24"/>
+        </w:rPr>
+        <w:t xml:space="preserve">ally from </w:t>
       </w:r>
       <w:r>
         <w:rPr>
@@ -1774,7 +1882,7 @@
           <w:sz w:val="24"/>
           <w:u w:val="single"/>
         </w:rPr>
-        <w:hyperlink r:id="rId18" w:history="1">
+        <w:hyperlink r:id="rId17" w:history="1">
           <w:r>
             <w:rPr>
               <w:rStyle w:val="Hyperlink"/>
@@ -1802,7 +1910,7 @@
           <w:color w:val="000000"/>
           <w:sz w:val="24"/>
         </w:rPr>
-        <w:hyperlink r:id="rId17" w:history="1">
+        <w:hyperlink r:id="rId18" w:history="1">
           <w:r>
             <w:rPr>
               <w:rStyle w:val="Hyperlink"/>
@@ -1820,7 +1928,7 @@
           <w:color w:val="000000"/>
           <w:sz w:val="24"/>
         </w:rPr>
-        <w:hyperlink r:id="rId17" w:history="1">
+        <w:hyperlink r:id="rId18" w:history="1">
           <w:r>
             <w:rPr>
               <w:rStyle w:val="Hyperlink"/>
@@ -1838,7 +1946,7 @@
           <w:color w:val="000000"/>
           <w:sz w:val="24"/>
         </w:rPr>
-        <w:hyperlink r:id="rId17" w:history="1">
+        <w:hyperlink r:id="rId18" w:history="1">
           <w:r>
             <w:rPr>
               <w:rStyle w:val="Hyperlink"/>
@@ -4339,7 +4447,7 @@
           <w:sz w:val="24"/>
           <w:u w:val="single"/>
         </w:rPr>
-        <w:hyperlink r:id="rId26" w:history="1">
+        <w:hyperlink r:id="rId27" w:history="1">
           <w:r>
             <w:rPr>
               <w:rStyle w:val="Hyperlink"/>
@@ -4357,7 +4465,7 @@
           <w:sz w:val="24"/>
           <w:u w:val="single"/>
         </w:rPr>
-        <w:hyperlink r:id="rId26" w:history="1">
+        <w:hyperlink r:id="rId27" w:history="1">
           <w:r>
             <w:rPr>
               <w:rStyle w:val="Hyperlink"/>
@@ -4386,7 +4494,7 @@
           <w:sz w:val="24"/>
           <w:u w:val="single"/>
         </w:rPr>
-        <w:hyperlink r:id="rId26" w:history="1">
+        <w:hyperlink r:id="rId27" w:history="1">
           <w:r>
             <w:rPr>
               <w:rStyle w:val="Hyperlink"/>

--- a/EXPORTS/DOCX/published/niveau2/English/Trade.docx
+++ b/EXPORTS/DOCX/published/niveau2/English/Trade.docx
@@ -457,6 +457,7 @@
       </w:r>
       <w:r>
         <w:rPr>
+          <w:u w:val="single" w:color="0000ff"/>
           <w:rFonts w:ascii="Charis SIL Regular" w:hAnsi="Charis SIL Regular" w:eastAsia="Charis SIL Regular"/>
           <w:b w:val="0"/>
           <w:i w:val="0"/>
@@ -575,7 +576,7 @@
           <w:sz w:val="24"/>
           <w:u w:val="single"/>
         </w:rPr>
-        <w:hyperlink r:id="rId12" w:history="1">
+        <w:hyperlink r:id="rId10" w:history="1">
           <w:r>
             <w:rPr>
               <w:rStyle w:val="Hyperlink"/>
@@ -593,7 +594,7 @@
           <w:sz w:val="24"/>
           <w:u w:val="single"/>
         </w:rPr>
-        <w:hyperlink r:id="rId12" w:history="1">
+        <w:hyperlink r:id="rId10" w:history="1">
           <w:r>
             <w:rPr>
               <w:rStyle w:val="Hyperlink"/>
@@ -622,7 +623,7 @@
           <w:sz w:val="24"/>
           <w:u w:val="single"/>
         </w:rPr>
-        <w:hyperlink r:id="rId12" w:history="1">
+        <w:hyperlink r:id="rId10" w:history="1">
           <w:r>
             <w:rPr>
               <w:rStyle w:val="Hyperlink"/>
@@ -651,7 +652,7 @@
           <w:sz w:val="24"/>
           <w:u w:val="single"/>
         </w:rPr>
-        <w:hyperlink r:id="rId12" w:history="1">
+        <w:hyperlink r:id="rId10" w:history="1">
           <w:r>
             <w:rPr>
               <w:rStyle w:val="Hyperlink"/>
@@ -763,6 +764,7 @@
       </w:r>
       <w:r>
         <w:rPr>
+          <w:u w:val="single" w:color="0000ff"/>
           <w:rFonts w:ascii="Charis SIL Regular" w:hAnsi="Charis SIL Regular" w:eastAsia="Charis SIL Regular"/>
           <w:b w:val="0"/>
           <w:i w:val="0"/>
@@ -780,7 +782,7 @@
           <w:sz w:val="24"/>
           <w:u w:val="single"/>
         </w:rPr>
-        <w:hyperlink r:id="rId11" w:history="1">
+        <w:hyperlink r:id="rId13" w:history="1">
           <w:r>
             <w:rPr>
               <w:rStyle w:val="Hyperlink"/>
@@ -809,7 +811,7 @@
           <w:sz w:val="24"/>
           <w:u w:val="single"/>
         </w:rPr>
-        <w:hyperlink r:id="rId11" w:history="1">
+        <w:hyperlink r:id="rId13" w:history="1">
           <w:r>
             <w:rPr>
               <w:rStyle w:val="Hyperlink"/>
@@ -827,7 +829,7 @@
           <w:sz w:val="24"/>
           <w:u w:val="single"/>
         </w:rPr>
-        <w:hyperlink r:id="rId11" w:history="1">
+        <w:hyperlink r:id="rId13" w:history="1">
           <w:r>
             <w:rPr>
               <w:rStyle w:val="Hyperlink"/>
@@ -856,7 +858,7 @@
           <w:sz w:val="24"/>
           <w:u w:val="single"/>
         </w:rPr>
-        <w:hyperlink r:id="rId11" w:history="1">
+        <w:hyperlink r:id="rId13" w:history="1">
           <w:r>
             <w:rPr>
               <w:rStyle w:val="Hyperlink"/>
@@ -912,25 +914,7 @@
           <w:color w:val="000000"/>
           <w:sz w:val="24"/>
         </w:rPr>
-        <w:t>Hague, the stor</w:t>
-      </w:r>
-      <w:r>
-        <w:rPr>
-          <w:u w:val="single" w:color="0000ff"/>
-          <w:rFonts w:ascii="Charis SIL Regular" w:hAnsi="Charis SIL Regular" w:eastAsia="Charis SIL Regular"/>
-          <w:b w:val="0"/>
-          <w:i w:val="0"/>
-          <w:color w:val="000000"/>
-          <w:sz w:val="24"/>
-        </w:rPr>
-        <w:hyperlink r:id="rId12" w:history="1">
-          <w:r>
-            <w:rPr>
-              <w:rStyle w:val="Hyperlink"/>
-            </w:rPr>
-            <w:t xml:space="preserve">es </w:t>
-          </w:r>
-        </w:hyperlink>
+        <w:t xml:space="preserve">Hague, the stores </w:t>
       </w:r>
       <w:r>
         <w:rPr>
@@ -1071,7 +1055,7 @@
           <w:sz w:val="24"/>
           <w:u w:val="single"/>
         </w:rPr>
-        <w:hyperlink r:id="rId14" w:history="1">
+        <w:hyperlink r:id="rId12" w:history="1">
           <w:r>
             <w:rPr>
               <w:rStyle w:val="Hyperlink"/>
@@ -1100,7 +1084,7 @@
           <w:sz w:val="24"/>
           <w:u w:val="single"/>
         </w:rPr>
-        <w:hyperlink r:id="rId14" w:history="1">
+        <w:hyperlink r:id="rId12" w:history="1">
           <w:r>
             <w:rPr>
               <w:rStyle w:val="Hyperlink"/>
@@ -1118,14 +1102,7 @@
           <w:sz w:val="24"/>
           <w:u w:val="single"/>
         </w:rPr>
-        <w:hyperlink r:id="rId14" w:history="1">
-          <w:r>
-            <w:rPr>
-              <w:rStyle w:val="Hyperlink"/>
-            </w:rPr>
-            <w:t>1927</w:t>
-          </w:r>
-        </w:hyperlink>
+        <w:t>1927</w:t>
       </w:r>
       <w:r>
         <w:rPr>
@@ -1136,7 +1113,7 @@
           <w:sz w:val="24"/>
           <w:u w:val="single"/>
         </w:rPr>
-        <w:hyperlink r:id="rId14" w:history="1">
+        <w:hyperlink r:id="rId13" w:history="1">
           <w:r>
             <w:rPr>
               <w:rStyle w:val="Hyperlink"/>
@@ -1183,7 +1160,6 @@
       </w:r>
       <w:r>
         <w:rPr>
-          <w:u w:val="single" w:color="0000ff"/>
           <w:rFonts w:ascii="Charis SIL Regular" w:hAnsi="Charis SIL Regular" w:eastAsia="Charis SIL Regular"/>
           <w:b w:val="0"/>
           <w:i w:val="0"/>
@@ -1266,7 +1242,7 @@
           <w:sz w:val="24"/>
           <w:u w:val="single"/>
         </w:rPr>
-        <w:hyperlink r:id="rId13" w:history="1">
+        <w:hyperlink r:id="rId15" w:history="1">
           <w:r>
             <w:rPr>
               <w:rStyle w:val="Hyperlink"/>
@@ -1284,7 +1260,7 @@
           <w:sz w:val="24"/>
           <w:u w:val="single"/>
         </w:rPr>
-        <w:hyperlink r:id="rId13" w:history="1">
+        <w:hyperlink r:id="rId15" w:history="1">
           <w:r>
             <w:rPr>
               <w:rStyle w:val="Hyperlink"/>
@@ -1588,61 +1564,7 @@
           <w:color w:val="000000"/>
           <w:sz w:val="24"/>
         </w:rPr>
-        <w:t>, a trading compan</w:t>
-      </w:r>
-      <w:r>
-        <w:rPr>
-          <w:u w:val="single" w:color="0000ff"/>
-          <w:rFonts w:ascii="Charis SIL Regular" w:hAnsi="Charis SIL Regular" w:eastAsia="Charis SIL Regular"/>
-          <w:b w:val="0"/>
-          <w:i w:val="0"/>
-          <w:color w:val="000000"/>
-          <w:sz w:val="24"/>
-        </w:rPr>
-        <w:hyperlink r:id="rId16" w:history="1">
-          <w:r>
-            <w:rPr>
-              <w:rStyle w:val="Hyperlink"/>
-            </w:rPr>
-            <w:t>y that o</w:t>
-          </w:r>
-        </w:hyperlink>
-      </w:r>
-      <w:r>
-        <w:rPr>
-          <w:u w:val="single" w:color="0000ff"/>
-          <w:rFonts w:ascii="Charis SIL Regular" w:hAnsi="Charis SIL Regular" w:eastAsia="Charis SIL Regular"/>
-          <w:b w:val="0"/>
-          <w:i w:val="0"/>
-          <w:color w:val="000000"/>
-          <w:sz w:val="24"/>
-        </w:rPr>
-        <w:hyperlink r:id="rId16" w:history="1">
-          <w:r>
-            <w:rPr>
-              <w:rStyle w:val="Hyperlink"/>
-            </w:rPr>
-            <w:t>p</w:t>
-          </w:r>
-        </w:hyperlink>
-      </w:r>
-      <w:r>
-        <w:rPr>
-          <w:u w:val="single" w:color="0000ff"/>
-          <w:rFonts w:ascii="Charis SIL Regular" w:hAnsi="Charis SIL Regular" w:eastAsia="Charis SIL Regular"/>
-          <w:b w:val="0"/>
-          <w:i w:val="0"/>
-          <w:color w:val="000000"/>
-          <w:sz w:val="24"/>
-        </w:rPr>
-        <w:hyperlink r:id="rId16" w:history="1">
-          <w:r>
-            <w:rPr>
-              <w:rStyle w:val="Hyperlink"/>
-            </w:rPr>
-            <w:t xml:space="preserve">erated in </w:t>
-          </w:r>
-        </w:hyperlink>
+        <w:t xml:space="preserve">, a trading company that operated in </w:t>
       </w:r>
       <w:r>
         <w:rPr>
@@ -1671,7 +1593,7 @@
           <w:sz w:val="24"/>
           <w:u w:val="single"/>
         </w:rPr>
-        <w:hyperlink r:id="rId16" w:history="1">
+        <w:hyperlink r:id="rId17" w:history="1">
           <w:r>
             <w:rPr>
               <w:rStyle w:val="Hyperlink"/>
@@ -1689,7 +1611,7 @@
           <w:sz w:val="24"/>
           <w:u w:val="single"/>
         </w:rPr>
-        <w:hyperlink r:id="rId16" w:history="1">
+        <w:hyperlink r:id="rId17" w:history="1">
           <w:r>
             <w:rPr>
               <w:rStyle w:val="Hyperlink"/>
@@ -1718,7 +1640,7 @@
           <w:sz w:val="24"/>
           <w:u w:val="single"/>
         </w:rPr>
-        <w:hyperlink r:id="rId16" w:history="1">
+        <w:hyperlink r:id="rId17" w:history="1">
           <w:r>
             <w:rPr>
               <w:rStyle w:val="Hyperlink"/>
@@ -1736,7 +1658,7 @@
           <w:sz w:val="24"/>
           <w:u w:val="single"/>
         </w:rPr>
-        <w:hyperlink r:id="rId16" w:history="1">
+        <w:hyperlink r:id="rId17" w:history="1">
           <w:r>
             <w:rPr>
               <w:rStyle w:val="Hyperlink"/>
@@ -1882,7 +1804,7 @@
           <w:sz w:val="24"/>
           <w:u w:val="single"/>
         </w:rPr>
-        <w:hyperlink r:id="rId17" w:history="1">
+        <w:hyperlink r:id="rId18" w:history="1">
           <w:r>
             <w:rPr>
               <w:rStyle w:val="Hyperlink"/>
@@ -1910,7 +1832,7 @@
           <w:color w:val="000000"/>
           <w:sz w:val="24"/>
         </w:rPr>
-        <w:hyperlink r:id="rId18" w:history="1">
+        <w:hyperlink r:id="rId17" w:history="1">
           <w:r>
             <w:rPr>
               <w:rStyle w:val="Hyperlink"/>
@@ -1928,7 +1850,7 @@
           <w:color w:val="000000"/>
           <w:sz w:val="24"/>
         </w:rPr>
-        <w:hyperlink r:id="rId18" w:history="1">
+        <w:hyperlink r:id="rId17" w:history="1">
           <w:r>
             <w:rPr>
               <w:rStyle w:val="Hyperlink"/>
@@ -1946,7 +1868,7 @@
           <w:color w:val="000000"/>
           <w:sz w:val="24"/>
         </w:rPr>
-        <w:hyperlink r:id="rId18" w:history="1">
+        <w:hyperlink r:id="rId17" w:history="1">
           <w:r>
             <w:rPr>
               <w:rStyle w:val="Hyperlink"/>
@@ -4447,7 +4369,7 @@
           <w:sz w:val="24"/>
           <w:u w:val="single"/>
         </w:rPr>
-        <w:hyperlink r:id="rId27" w:history="1">
+        <w:hyperlink r:id="rId26" w:history="1">
           <w:r>
             <w:rPr>
               <w:rStyle w:val="Hyperlink"/>
@@ -4465,7 +4387,7 @@
           <w:sz w:val="24"/>
           <w:u w:val="single"/>
         </w:rPr>
-        <w:hyperlink r:id="rId27" w:history="1">
+        <w:hyperlink r:id="rId26" w:history="1">
           <w:r>
             <w:rPr>
               <w:rStyle w:val="Hyperlink"/>
@@ -4494,7 +4416,7 @@
           <w:sz w:val="24"/>
           <w:u w:val="single"/>
         </w:rPr>
-        <w:hyperlink r:id="rId27" w:history="1">
+        <w:hyperlink r:id="rId26" w:history="1">
           <w:r>
             <w:rPr>
               <w:rStyle w:val="Hyperlink"/>

--- a/EXPORTS/DOCX/published/niveau2/English/Trade.docx
+++ b/EXPORTS/DOCX/published/niveau2/English/Trade.docx
@@ -464,7 +464,32 @@
           <w:color w:val="000000"/>
           <w:sz w:val="24"/>
         </w:rPr>
-        <w:t xml:space="preserve">auction houses </w:t>
+        <w:hyperlink r:id="rId9" w:history="1">
+          <w:r>
+            <w:rPr>
+              <w:rStyle w:val="Hyperlink"/>
+            </w:rPr>
+            <w:t>auct</w:t>
+          </w:r>
+        </w:hyperlink>
+      </w:r>
+      <w:r>
+        <w:rPr>
+          <w:u w:val="single" w:color="0000ff"/>
+          <w:rFonts w:ascii="Charis SIL Regular" w:hAnsi="Charis SIL Regular" w:eastAsia="Charis SIL Regular"/>
+          <w:b w:val="0"/>
+          <w:i w:val="0"/>
+          <w:color w:val="000000"/>
+          <w:sz w:val="24"/>
+        </w:rPr>
+        <w:hyperlink r:id="rId9" w:history="1">
+          <w:r>
+            <w:rPr>
+              <w:rStyle w:val="Hyperlink"/>
+            </w:rPr>
+            <w:t xml:space="preserve">ion houses </w:t>
+          </w:r>
+        </w:hyperlink>
       </w:r>
       <w:r>
         <w:rPr>
@@ -475,7 +500,7 @@
           <w:sz w:val="24"/>
           <w:u w:val="single"/>
         </w:rPr>
-        <w:hyperlink r:id="rId12" w:history="1">
+        <w:hyperlink r:id="rId9" w:history="1">
           <w:r>
             <w:rPr>
               <w:rStyle w:val="Hyperlink"/>
@@ -529,7 +554,7 @@
           <w:sz w:val="24"/>
           <w:u w:val="single"/>
         </w:rPr>
-        <w:hyperlink r:id="rId12" w:history="1">
+        <w:hyperlink r:id="rId10" w:history="1">
           <w:r>
             <w:rPr>
               <w:rStyle w:val="Hyperlink"/>
@@ -558,7 +583,7 @@
           <w:sz w:val="24"/>
           <w:u w:val="single"/>
         </w:rPr>
-        <w:hyperlink r:id="rId12" w:history="1">
+        <w:hyperlink r:id="rId10" w:history="1">
           <w:r>
             <w:rPr>
               <w:rStyle w:val="Hyperlink"/>
@@ -652,7 +677,7 @@
           <w:sz w:val="24"/>
           <w:u w:val="single"/>
         </w:rPr>
-        <w:hyperlink r:id="rId10" w:history="1">
+        <w:hyperlink r:id="rId12" w:history="1">
           <w:r>
             <w:rPr>
               <w:rStyle w:val="Hyperlink"/>
@@ -681,7 +706,7 @@
           <w:sz w:val="24"/>
           <w:u w:val="single"/>
         </w:rPr>
-        <w:hyperlink r:id="rId10" w:history="1">
+        <w:hyperlink r:id="rId12" w:history="1">
           <w:r>
             <w:rPr>
               <w:rStyle w:val="Hyperlink"/>
@@ -943,7 +968,7 @@
           <w:sz w:val="24"/>
           <w:u w:val="single"/>
         </w:rPr>
-        <w:hyperlink r:id="rId14" w:history="1">
+        <w:hyperlink r:id="rId12" w:history="1">
           <w:r>
             <w:rPr>
               <w:rStyle w:val="Hyperlink"/>
@@ -1026,7 +1051,7 @@
           <w:sz w:val="24"/>
           <w:u w:val="single"/>
         </w:rPr>
-        <w:hyperlink r:id="rId14" w:history="1">
+        <w:hyperlink r:id="rId12" w:history="1">
           <w:r>
             <w:rPr>
               <w:rStyle w:val="Hyperlink"/>
@@ -1055,7 +1080,7 @@
           <w:sz w:val="24"/>
           <w:u w:val="single"/>
         </w:rPr>
-        <w:hyperlink r:id="rId12" w:history="1">
+        <w:hyperlink r:id="rId14" w:history="1">
           <w:r>
             <w:rPr>
               <w:rStyle w:val="Hyperlink"/>
@@ -1084,7 +1109,7 @@
           <w:sz w:val="24"/>
           <w:u w:val="single"/>
         </w:rPr>
-        <w:hyperlink r:id="rId12" w:history="1">
+        <w:hyperlink r:id="rId14" w:history="1">
           <w:r>
             <w:rPr>
               <w:rStyle w:val="Hyperlink"/>
@@ -1102,7 +1127,14 @@
           <w:sz w:val="24"/>
           <w:u w:val="single"/>
         </w:rPr>
-        <w:t>1927</w:t>
+        <w:hyperlink r:id="rId14" w:history="1">
+          <w:r>
+            <w:rPr>
+              <w:rStyle w:val="Hyperlink"/>
+            </w:rPr>
+            <w:t>1927</w:t>
+          </w:r>
+        </w:hyperlink>
       </w:r>
       <w:r>
         <w:rPr>
@@ -1113,7 +1145,7 @@
           <w:sz w:val="24"/>
           <w:u w:val="single"/>
         </w:rPr>
-        <w:hyperlink r:id="rId13" w:history="1">
+        <w:hyperlink r:id="rId14" w:history="1">
           <w:r>
             <w:rPr>
               <w:rStyle w:val="Hyperlink"/>
@@ -1575,7 +1607,7 @@
           <w:sz w:val="24"/>
           <w:u w:val="single"/>
         </w:rPr>
-        <w:hyperlink r:id="rId16" w:history="1">
+        <w:hyperlink r:id="rId17" w:history="1">
           <w:r>
             <w:rPr>
               <w:rStyle w:val="Hyperlink"/>
@@ -2868,75 +2900,13 @@
       </w:r>
       <w:r>
         <w:rPr>
-          <w:u w:val="single" w:color="0000ff"/>
           <w:rFonts w:ascii="Charis SIL Regular" w:hAnsi="Charis SIL Regular" w:eastAsia="Charis SIL Regular"/>
           <w:b w:val="0"/>
           <w:i w:val="0"/>
           <w:color w:val="000000"/>
           <w:sz w:val="24"/>
         </w:rPr>
-        <w:hyperlink r:id="rId22" w:history="1">
-          <w:r>
-            <w:rPr>
-              <w:rStyle w:val="Hyperlink"/>
-            </w:rPr>
-            <w:t>Rij</w:t>
-          </w:r>
-        </w:hyperlink>
-      </w:r>
-      <w:r>
-        <w:rPr>
-          <w:u w:val="single" w:color="0000ff"/>
-          <w:rFonts w:ascii="Charis SIL Regular" w:hAnsi="Charis SIL Regular" w:eastAsia="Charis SIL Regular"/>
-          <w:b w:val="0"/>
-          <w:i w:val="0"/>
-          <w:color w:val="000000"/>
-          <w:sz w:val="24"/>
-        </w:rPr>
-        <w:hyperlink r:id="rId22" w:history="1">
-          <w:r>
-            <w:rPr>
-              <w:rStyle w:val="Hyperlink"/>
-            </w:rPr>
-            <w:t>k</w:t>
-          </w:r>
-        </w:hyperlink>
-      </w:r>
-      <w:r>
-        <w:rPr>
-          <w:u w:val="single" w:color="0000ff"/>
-          <w:rFonts w:ascii="Charis SIL Regular" w:hAnsi="Charis SIL Regular" w:eastAsia="Charis SIL Regular"/>
-          <w:b w:val="0"/>
-          <w:i w:val="0"/>
-          <w:color w:val="000000"/>
-          <w:sz w:val="24"/>
-        </w:rPr>
-        <w:hyperlink r:id="rId22" w:history="1">
-          <w:r>
-            <w:rPr>
-              <w:rStyle w:val="Hyperlink"/>
-            </w:rPr>
-            <w:t>smus</w:t>
-          </w:r>
-        </w:hyperlink>
-      </w:r>
-      <w:r>
-        <w:rPr>
-          <w:u w:val="single" w:color="0000ff"/>
-          <w:rFonts w:ascii="Charis SIL Regular" w:hAnsi="Charis SIL Regular" w:eastAsia="Charis SIL Regular"/>
-          <w:b w:val="0"/>
-          <w:i w:val="0"/>
-          <w:color w:val="000000"/>
-          <w:sz w:val="24"/>
-        </w:rPr>
-        <w:hyperlink r:id="rId22" w:history="1">
-          <w:r>
-            <w:rPr>
-              <w:rStyle w:val="Hyperlink"/>
-            </w:rPr>
-            <w:t>eum Resear</w:t>
-          </w:r>
-        </w:hyperlink>
+        <w:t>Rijksmuseum Resear</w:t>
       </w:r>
       <w:r>
         <w:rPr>
@@ -4369,7 +4339,7 @@
           <w:sz w:val="24"/>
           <w:u w:val="single"/>
         </w:rPr>
-        <w:hyperlink r:id="rId26" w:history="1">
+        <w:hyperlink r:id="rId27" w:history="1">
           <w:r>
             <w:rPr>
               <w:rStyle w:val="Hyperlink"/>

--- a/EXPORTS/DOCX/published/niveau2/English/Trade.docx
+++ b/EXPORTS/DOCX/published/niveau2/English/Trade.docx
@@ -475,7 +475,6 @@
       </w:r>
       <w:r>
         <w:rPr>
-          <w:u w:val="single" w:color="0000ff"/>
           <w:rFonts w:ascii="Charis SIL Regular" w:hAnsi="Charis SIL Regular" w:eastAsia="Charis SIL Regular"/>
           <w:b w:val="0"/>
           <w:i w:val="0"/>
@@ -518,32 +517,7 @@
           <w:sz w:val="24"/>
           <w:u w:val="single"/>
         </w:rPr>
-        <w:hyperlink r:id="rId12" w:history="1">
-          <w:r>
-            <w:rPr>
-              <w:rStyle w:val="Hyperlink"/>
-            </w:rPr>
-            <w:t>r</w:t>
-          </w:r>
-        </w:hyperlink>
-      </w:r>
-      <w:r>
-        <w:rPr>
-          <w:rFonts w:ascii="Charis SIL Regular" w:hAnsi="Charis SIL Regular" w:eastAsia="Charis SIL Regular"/>
-          <w:b w:val="0"/>
-          <w:i w:val="0"/>
-          <w:color w:val="0000FF"/>
-          <w:sz w:val="24"/>
-          <w:u w:val="single"/>
-        </w:rPr>
-        <w:hyperlink r:id="rId12" w:history="1">
-          <w:r>
-            <w:rPr>
-              <w:rStyle w:val="Hyperlink"/>
-            </w:rPr>
-            <w:t>e</w:t>
-          </w:r>
-        </w:hyperlink>
+        <w:t>re</w:t>
       </w:r>
       <w:r>
         <w:rPr>
@@ -583,7 +557,7 @@
           <w:sz w:val="24"/>
           <w:u w:val="single"/>
         </w:rPr>
-        <w:hyperlink r:id="rId10" w:history="1">
+        <w:hyperlink r:id="rId12" w:history="1">
           <w:r>
             <w:rPr>
               <w:rStyle w:val="Hyperlink"/>
@@ -601,7 +575,7 @@
           <w:sz w:val="24"/>
           <w:u w:val="single"/>
         </w:rPr>
-        <w:hyperlink r:id="rId10" w:history="1">
+        <w:hyperlink r:id="rId12" w:history="1">
           <w:r>
             <w:rPr>
               <w:rStyle w:val="Hyperlink"/>
@@ -619,7 +593,7 @@
           <w:sz w:val="24"/>
           <w:u w:val="single"/>
         </w:rPr>
-        <w:hyperlink r:id="rId10" w:history="1">
+        <w:hyperlink r:id="rId12" w:history="1">
           <w:r>
             <w:rPr>
               <w:rStyle w:val="Hyperlink"/>
@@ -648,7 +622,7 @@
           <w:sz w:val="24"/>
           <w:u w:val="single"/>
         </w:rPr>
-        <w:hyperlink r:id="rId10" w:history="1">
+        <w:hyperlink r:id="rId12" w:history="1">
           <w:r>
             <w:rPr>
               <w:rStyle w:val="Hyperlink"/>
@@ -939,23 +913,23 @@
           <w:color w:val="000000"/>
           <w:sz w:val="24"/>
         </w:rPr>
-        <w:t xml:space="preserve">Hague, the stores </w:t>
-      </w:r>
-      <w:r>
-        <w:rPr>
+        <w:t>Hague, the stor</w:t>
+      </w:r>
+      <w:r>
+        <w:rPr>
+          <w:u w:val="single" w:color="0000ff"/>
           <w:rFonts w:ascii="Charis SIL Regular" w:hAnsi="Charis SIL Regular" w:eastAsia="Charis SIL Regular"/>
           <w:b w:val="0"/>
           <w:i w:val="0"/>
-          <w:color w:val="0000FF"/>
-          <w:sz w:val="24"/>
-          <w:u w:val="single"/>
+          <w:color w:val="000000"/>
+          <w:sz w:val="24"/>
         </w:rPr>
         <w:hyperlink r:id="rId12" w:history="1">
           <w:r>
             <w:rPr>
               <w:rStyle w:val="Hyperlink"/>
             </w:rPr>
-            <w:t>Groot</w:t>
+            <w:t xml:space="preserve">es </w:t>
           </w:r>
         </w:hyperlink>
       </w:r>
@@ -966,14 +940,13 @@
           <w:i w:val="0"/>
           <w:color w:val="0000FF"/>
           <w:sz w:val="24"/>
-          <w:u w:val="single"/>
-        </w:rPr>
-        <w:hyperlink r:id="rId12" w:history="1">
+        </w:rPr>
+        <w:hyperlink r:id="rId14" w:history="1">
           <w:r>
             <w:rPr>
               <w:rStyle w:val="Hyperlink"/>
             </w:rPr>
-            <w:t>e</w:t>
+            <w:t>Groote</w:t>
           </w:r>
         </w:hyperlink>
       </w:r>
@@ -1051,7 +1024,7 @@
           <w:sz w:val="24"/>
           <w:u w:val="single"/>
         </w:rPr>
-        <w:hyperlink r:id="rId12" w:history="1">
+        <w:hyperlink r:id="rId14" w:history="1">
           <w:r>
             <w:rPr>
               <w:rStyle w:val="Hyperlink"/>
@@ -1125,7 +1098,6 @@
           <w:i w:val="0"/>
           <w:color w:val="0000FF"/>
           <w:sz w:val="24"/>
-          <w:u w:val="single"/>
         </w:rPr>
         <w:hyperlink r:id="rId14" w:history="1">
           <w:r>
@@ -1156,49 +1128,13 @@
       </w:r>
       <w:r>
         <w:rPr>
-          <w:u w:val="single" w:color="0000ff"/>
           <w:rFonts w:ascii="Charis SIL Regular" w:hAnsi="Charis SIL Regular" w:eastAsia="Charis SIL Regular"/>
           <w:b w:val="0"/>
           <w:i w:val="0"/>
           <w:color w:val="000000"/>
           <w:sz w:val="24"/>
         </w:rPr>
-        <w:hyperlink r:id="rId13" w:history="1">
-          <w:r>
-            <w:rPr>
-              <w:rStyle w:val="Hyperlink"/>
-            </w:rPr>
-            <w:t xml:space="preserve"> an</w:t>
-          </w:r>
-        </w:hyperlink>
-      </w:r>
-      <w:r>
-        <w:rPr>
-          <w:u w:val="single" w:color="0000ff"/>
-          <w:rFonts w:ascii="Charis SIL Regular" w:hAnsi="Charis SIL Regular" w:eastAsia="Charis SIL Regular"/>
-          <w:b w:val="0"/>
-          <w:i w:val="0"/>
-          <w:color w:val="000000"/>
-          <w:sz w:val="24"/>
-        </w:rPr>
-        <w:hyperlink r:id="rId13" w:history="1">
-          <w:r>
-            <w:rPr>
-              <w:rStyle w:val="Hyperlink"/>
-            </w:rPr>
-            <w:t>d</w:t>
-          </w:r>
-        </w:hyperlink>
-      </w:r>
-      <w:r>
-        <w:rPr>
-          <w:rFonts w:ascii="Charis SIL Regular" w:hAnsi="Charis SIL Regular" w:eastAsia="Charis SIL Regular"/>
-          <w:b w:val="0"/>
-          <w:i w:val="0"/>
-          <w:color w:val="000000"/>
-          <w:sz w:val="24"/>
-        </w:rPr>
-        <w:t xml:space="preserve"> </w:t>
+        <w:t xml:space="preserve"> and </w:t>
       </w:r>
       <w:r>
         <w:rPr>
@@ -1596,7 +1532,61 @@
           <w:color w:val="000000"/>
           <w:sz w:val="24"/>
         </w:rPr>
-        <w:t xml:space="preserve">, a trading company that operated in </w:t>
+        <w:t>, a trading compan</w:t>
+      </w:r>
+      <w:r>
+        <w:rPr>
+          <w:u w:val="single" w:color="0000ff"/>
+          <w:rFonts w:ascii="Charis SIL Regular" w:hAnsi="Charis SIL Regular" w:eastAsia="Charis SIL Regular"/>
+          <w:b w:val="0"/>
+          <w:i w:val="0"/>
+          <w:color w:val="000000"/>
+          <w:sz w:val="24"/>
+        </w:rPr>
+        <w:hyperlink r:id="rId16" w:history="1">
+          <w:r>
+            <w:rPr>
+              <w:rStyle w:val="Hyperlink"/>
+            </w:rPr>
+            <w:t>y that o</w:t>
+          </w:r>
+        </w:hyperlink>
+      </w:r>
+      <w:r>
+        <w:rPr>
+          <w:u w:val="single" w:color="0000ff"/>
+          <w:rFonts w:ascii="Charis SIL Regular" w:hAnsi="Charis SIL Regular" w:eastAsia="Charis SIL Regular"/>
+          <w:b w:val="0"/>
+          <w:i w:val="0"/>
+          <w:color w:val="000000"/>
+          <w:sz w:val="24"/>
+        </w:rPr>
+        <w:hyperlink r:id="rId16" w:history="1">
+          <w:r>
+            <w:rPr>
+              <w:rStyle w:val="Hyperlink"/>
+            </w:rPr>
+            <w:t>p</w:t>
+          </w:r>
+        </w:hyperlink>
+      </w:r>
+      <w:r>
+        <w:rPr>
+          <w:u w:val="single" w:color="0000ff"/>
+          <w:rFonts w:ascii="Charis SIL Regular" w:hAnsi="Charis SIL Regular" w:eastAsia="Charis SIL Regular"/>
+          <w:b w:val="0"/>
+          <w:i w:val="0"/>
+          <w:color w:val="000000"/>
+          <w:sz w:val="24"/>
+        </w:rPr>
+        <w:hyperlink r:id="rId16" w:history="1">
+          <w:r>
+            <w:rPr>
+              <w:rStyle w:val="Hyperlink"/>
+            </w:rPr>
+            <w:t xml:space="preserve">erated in </w:t>
+          </w:r>
+        </w:hyperlink>
       </w:r>
       <w:r>
         <w:rPr>
@@ -1607,7 +1597,7 @@
           <w:sz w:val="24"/>
           <w:u w:val="single"/>
         </w:rPr>
-        <w:hyperlink r:id="rId17" w:history="1">
+        <w:hyperlink r:id="rId16" w:history="1">
           <w:r>
             <w:rPr>
               <w:rStyle w:val="Hyperlink"/>
@@ -1625,7 +1615,7 @@
           <w:sz w:val="24"/>
           <w:u w:val="single"/>
         </w:rPr>
-        <w:hyperlink r:id="rId17" w:history="1">
+        <w:hyperlink r:id="rId16" w:history="1">
           <w:r>
             <w:rPr>
               <w:rStyle w:val="Hyperlink"/>
@@ -1643,7 +1633,7 @@
           <w:sz w:val="24"/>
           <w:u w:val="single"/>
         </w:rPr>
-        <w:hyperlink r:id="rId17" w:history="1">
+        <w:hyperlink r:id="rId16" w:history="1">
           <w:r>
             <w:rPr>
               <w:rStyle w:val="Hyperlink"/>
@@ -1672,7 +1662,7 @@
           <w:sz w:val="24"/>
           <w:u w:val="single"/>
         </w:rPr>
-        <w:hyperlink r:id="rId17" w:history="1">
+        <w:hyperlink r:id="rId16" w:history="1">
           <w:r>
             <w:rPr>
               <w:rStyle w:val="Hyperlink"/>
@@ -2900,13 +2890,75 @@
       </w:r>
       <w:r>
         <w:rPr>
+          <w:u w:val="single" w:color="0000ff"/>
           <w:rFonts w:ascii="Charis SIL Regular" w:hAnsi="Charis SIL Regular" w:eastAsia="Charis SIL Regular"/>
           <w:b w:val="0"/>
           <w:i w:val="0"/>
           <w:color w:val="000000"/>
           <w:sz w:val="24"/>
         </w:rPr>
-        <w:t>Rijksmuseum Resear</w:t>
+        <w:hyperlink r:id="rId22" w:history="1">
+          <w:r>
+            <w:rPr>
+              <w:rStyle w:val="Hyperlink"/>
+            </w:rPr>
+            <w:t>Rij</w:t>
+          </w:r>
+        </w:hyperlink>
+      </w:r>
+      <w:r>
+        <w:rPr>
+          <w:u w:val="single" w:color="0000ff"/>
+          <w:rFonts w:ascii="Charis SIL Regular" w:hAnsi="Charis SIL Regular" w:eastAsia="Charis SIL Regular"/>
+          <w:b w:val="0"/>
+          <w:i w:val="0"/>
+          <w:color w:val="000000"/>
+          <w:sz w:val="24"/>
+        </w:rPr>
+        <w:hyperlink r:id="rId22" w:history="1">
+          <w:r>
+            <w:rPr>
+              <w:rStyle w:val="Hyperlink"/>
+            </w:rPr>
+            <w:t>k</w:t>
+          </w:r>
+        </w:hyperlink>
+      </w:r>
+      <w:r>
+        <w:rPr>
+          <w:u w:val="single" w:color="0000ff"/>
+          <w:rFonts w:ascii="Charis SIL Regular" w:hAnsi="Charis SIL Regular" w:eastAsia="Charis SIL Regular"/>
+          <w:b w:val="0"/>
+          <w:i w:val="0"/>
+          <w:color w:val="000000"/>
+          <w:sz w:val="24"/>
+        </w:rPr>
+        <w:hyperlink r:id="rId22" w:history="1">
+          <w:r>
+            <w:rPr>
+              <w:rStyle w:val="Hyperlink"/>
+            </w:rPr>
+            <w:t>smus</w:t>
+          </w:r>
+        </w:hyperlink>
+      </w:r>
+      <w:r>
+        <w:rPr>
+          <w:u w:val="single" w:color="0000ff"/>
+          <w:rFonts w:ascii="Charis SIL Regular" w:hAnsi="Charis SIL Regular" w:eastAsia="Charis SIL Regular"/>
+          <w:b w:val="0"/>
+          <w:i w:val="0"/>
+          <w:color w:val="000000"/>
+          <w:sz w:val="24"/>
+        </w:rPr>
+        <w:hyperlink r:id="rId22" w:history="1">
+          <w:r>
+            <w:rPr>
+              <w:rStyle w:val="Hyperlink"/>
+            </w:rPr>
+            <w:t>eum Resear</w:t>
+          </w:r>
+        </w:hyperlink>
       </w:r>
       <w:r>
         <w:rPr>
@@ -4339,7 +4391,7 @@
           <w:sz w:val="24"/>
           <w:u w:val="single"/>
         </w:rPr>
-        <w:hyperlink r:id="rId27" w:history="1">
+        <w:hyperlink r:id="rId26" w:history="1">
           <w:r>
             <w:rPr>
               <w:rStyle w:val="Hyperlink"/>
@@ -4386,7 +4438,7 @@
           <w:sz w:val="24"/>
           <w:u w:val="single"/>
         </w:rPr>
-        <w:hyperlink r:id="rId26" w:history="1">
+        <w:hyperlink r:id="rId27" w:history="1">
           <w:r>
             <w:rPr>
               <w:rStyle w:val="Hyperlink"/>

--- a/EXPORTS/DOCX/published/niveau2/English/Trade.docx
+++ b/EXPORTS/DOCX/published/niveau2/English/Trade.docx
@@ -481,14 +481,7 @@
           <w:color w:val="000000"/>
           <w:sz w:val="24"/>
         </w:rPr>
-        <w:hyperlink r:id="rId9" w:history="1">
-          <w:r>
-            <w:rPr>
-              <w:rStyle w:val="Hyperlink"/>
-            </w:rPr>
-            <w:t xml:space="preserve">ion houses </w:t>
-          </w:r>
-        </w:hyperlink>
+        <w:t xml:space="preserve">ion houses </w:t>
       </w:r>
       <w:r>
         <w:rPr>
@@ -499,7 +492,7 @@
           <w:sz w:val="24"/>
           <w:u w:val="single"/>
         </w:rPr>
-        <w:hyperlink r:id="rId9" w:history="1">
+        <w:hyperlink r:id="rId12" w:history="1">
           <w:r>
             <w:rPr>
               <w:rStyle w:val="Hyperlink"/>
@@ -517,7 +510,14 @@
           <w:sz w:val="24"/>
           <w:u w:val="single"/>
         </w:rPr>
-        <w:t>re</w:t>
+        <w:hyperlink r:id="rId12" w:history="1">
+          <w:r>
+            <w:rPr>
+              <w:rStyle w:val="Hyperlink"/>
+            </w:rPr>
+            <w:t>r</w:t>
+          </w:r>
+        </w:hyperlink>
       </w:r>
       <w:r>
         <w:rPr>
@@ -528,7 +528,25 @@
           <w:sz w:val="24"/>
           <w:u w:val="single"/>
         </w:rPr>
-        <w:hyperlink r:id="rId10" w:history="1">
+        <w:hyperlink r:id="rId12" w:history="1">
+          <w:r>
+            <w:rPr>
+              <w:rStyle w:val="Hyperlink"/>
+            </w:rPr>
+            <w:t>e</w:t>
+          </w:r>
+        </w:hyperlink>
+      </w:r>
+      <w:r>
+        <w:rPr>
+          <w:rFonts w:ascii="Charis SIL Regular" w:hAnsi="Charis SIL Regular" w:eastAsia="Charis SIL Regular"/>
+          <w:b w:val="0"/>
+          <w:i w:val="0"/>
+          <w:color w:val="0000FF"/>
+          <w:sz w:val="24"/>
+          <w:u w:val="single"/>
+        </w:rPr>
+        <w:hyperlink r:id="rId12" w:history="1">
           <w:r>
             <w:rPr>
               <w:rStyle w:val="Hyperlink"/>
@@ -593,7 +611,7 @@
           <w:sz w:val="24"/>
           <w:u w:val="single"/>
         </w:rPr>
-        <w:hyperlink r:id="rId12" w:history="1">
+        <w:hyperlink r:id="rId10" w:history="1">
           <w:r>
             <w:rPr>
               <w:rStyle w:val="Hyperlink"/>
@@ -622,7 +640,7 @@
           <w:sz w:val="24"/>
           <w:u w:val="single"/>
         </w:rPr>
-        <w:hyperlink r:id="rId12" w:history="1">
+        <w:hyperlink r:id="rId10" w:history="1">
           <w:r>
             <w:rPr>
               <w:rStyle w:val="Hyperlink"/>
@@ -651,7 +669,7 @@
           <w:sz w:val="24"/>
           <w:u w:val="single"/>
         </w:rPr>
-        <w:hyperlink r:id="rId12" w:history="1">
+        <w:hyperlink r:id="rId10" w:history="1">
           <w:r>
             <w:rPr>
               <w:rStyle w:val="Hyperlink"/>
@@ -913,23 +931,23 @@
           <w:color w:val="000000"/>
           <w:sz w:val="24"/>
         </w:rPr>
-        <w:t>Hague, the stor</w:t>
-      </w:r>
-      <w:r>
-        <w:rPr>
-          <w:u w:val="single" w:color="0000ff"/>
+        <w:t xml:space="preserve">Hague, the stores </w:t>
+      </w:r>
+      <w:r>
+        <w:rPr>
           <w:rFonts w:ascii="Charis SIL Regular" w:hAnsi="Charis SIL Regular" w:eastAsia="Charis SIL Regular"/>
           <w:b w:val="0"/>
           <w:i w:val="0"/>
-          <w:color w:val="000000"/>
-          <w:sz w:val="24"/>
+          <w:color w:val="0000FF"/>
+          <w:sz w:val="24"/>
+          <w:u w:val="single"/>
         </w:rPr>
         <w:hyperlink r:id="rId12" w:history="1">
           <w:r>
             <w:rPr>
               <w:rStyle w:val="Hyperlink"/>
             </w:rPr>
-            <w:t xml:space="preserve">es </w:t>
+            <w:t>Groot</w:t>
           </w:r>
         </w:hyperlink>
       </w:r>
@@ -940,13 +958,14 @@
           <w:i w:val="0"/>
           <w:color w:val="0000FF"/>
           <w:sz w:val="24"/>
-        </w:rPr>
-        <w:hyperlink r:id="rId14" w:history="1">
+          <w:u w:val="single"/>
+        </w:rPr>
+        <w:hyperlink r:id="rId12" w:history="1">
           <w:r>
             <w:rPr>
               <w:rStyle w:val="Hyperlink"/>
             </w:rPr>
-            <w:t>Groote</w:t>
+            <w:t>e</w:t>
           </w:r>
         </w:hyperlink>
       </w:r>
@@ -1053,7 +1072,7 @@
           <w:sz w:val="24"/>
           <w:u w:val="single"/>
         </w:rPr>
-        <w:hyperlink r:id="rId14" w:history="1">
+        <w:hyperlink r:id="rId12" w:history="1">
           <w:r>
             <w:rPr>
               <w:rStyle w:val="Hyperlink"/>
@@ -1098,6 +1117,7 @@
           <w:i w:val="0"/>
           <w:color w:val="0000FF"/>
           <w:sz w:val="24"/>
+          <w:u w:val="single"/>
         </w:rPr>
         <w:hyperlink r:id="rId14" w:history="1">
           <w:r>
@@ -1128,13 +1148,49 @@
       </w:r>
       <w:r>
         <w:rPr>
+          <w:u w:val="single" w:color="0000ff"/>
           <w:rFonts w:ascii="Charis SIL Regular" w:hAnsi="Charis SIL Regular" w:eastAsia="Charis SIL Regular"/>
           <w:b w:val="0"/>
           <w:i w:val="0"/>
           <w:color w:val="000000"/>
           <w:sz w:val="24"/>
         </w:rPr>
-        <w:t xml:space="preserve"> and </w:t>
+        <w:hyperlink r:id="rId13" w:history="1">
+          <w:r>
+            <w:rPr>
+              <w:rStyle w:val="Hyperlink"/>
+            </w:rPr>
+            <w:t xml:space="preserve"> an</w:t>
+          </w:r>
+        </w:hyperlink>
+      </w:r>
+      <w:r>
+        <w:rPr>
+          <w:u w:val="single" w:color="0000ff"/>
+          <w:rFonts w:ascii="Charis SIL Regular" w:hAnsi="Charis SIL Regular" w:eastAsia="Charis SIL Regular"/>
+          <w:b w:val="0"/>
+          <w:i w:val="0"/>
+          <w:color w:val="000000"/>
+          <w:sz w:val="24"/>
+        </w:rPr>
+        <w:hyperlink r:id="rId13" w:history="1">
+          <w:r>
+            <w:rPr>
+              <w:rStyle w:val="Hyperlink"/>
+            </w:rPr>
+            <w:t>d</w:t>
+          </w:r>
+        </w:hyperlink>
+      </w:r>
+      <w:r>
+        <w:rPr>
+          <w:rFonts w:ascii="Charis SIL Regular" w:hAnsi="Charis SIL Regular" w:eastAsia="Charis SIL Regular"/>
+          <w:b w:val="0"/>
+          <w:i w:val="0"/>
+          <w:color w:val="000000"/>
+          <w:sz w:val="24"/>
+        </w:rPr>
+        <w:t xml:space="preserve"> </w:t>
       </w:r>
       <w:r>
         <w:rPr>
@@ -1597,7 +1653,7 @@
           <w:sz w:val="24"/>
           <w:u w:val="single"/>
         </w:rPr>
-        <w:hyperlink r:id="rId16" w:history="1">
+        <w:hyperlink r:id="rId17" w:history="1">
           <w:r>
             <w:rPr>
               <w:rStyle w:val="Hyperlink"/>
@@ -1615,7 +1671,7 @@
           <w:sz w:val="24"/>
           <w:u w:val="single"/>
         </w:rPr>
-        <w:hyperlink r:id="rId16" w:history="1">
+        <w:hyperlink r:id="rId17" w:history="1">
           <w:r>
             <w:rPr>
               <w:rStyle w:val="Hyperlink"/>
@@ -1633,7 +1689,7 @@
           <w:sz w:val="24"/>
           <w:u w:val="single"/>
         </w:rPr>
-        <w:hyperlink r:id="rId16" w:history="1">
+        <w:hyperlink r:id="rId17" w:history="1">
           <w:r>
             <w:rPr>
               <w:rStyle w:val="Hyperlink"/>
@@ -1662,7 +1718,7 @@
           <w:sz w:val="24"/>
           <w:u w:val="single"/>
         </w:rPr>
-        <w:hyperlink r:id="rId16" w:history="1">
+        <w:hyperlink r:id="rId17" w:history="1">
           <w:r>
             <w:rPr>
               <w:rStyle w:val="Hyperlink"/>

--- a/EXPORTS/DOCX/published/niveau2/English/Trade.docx
+++ b/EXPORTS/DOCX/published/niveau2/English/Trade.docx
@@ -464,24 +464,7 @@
           <w:color w:val="000000"/>
           <w:sz w:val="24"/>
         </w:rPr>
-        <w:hyperlink r:id="rId9" w:history="1">
-          <w:r>
-            <w:rPr>
-              <w:rStyle w:val="Hyperlink"/>
-            </w:rPr>
-            <w:t>auct</w:t>
-          </w:r>
-        </w:hyperlink>
-      </w:r>
-      <w:r>
-        <w:rPr>
-          <w:rFonts w:ascii="Charis SIL Regular" w:hAnsi="Charis SIL Regular" w:eastAsia="Charis SIL Regular"/>
-          <w:b w:val="0"/>
-          <w:i w:val="0"/>
-          <w:color w:val="000000"/>
-          <w:sz w:val="24"/>
-        </w:rPr>
-        <w:t xml:space="preserve">ion houses </w:t>
+        <w:t xml:space="preserve">auction houses </w:t>
       </w:r>
       <w:r>
         <w:rPr>
@@ -546,7 +529,7 @@
           <w:sz w:val="24"/>
           <w:u w:val="single"/>
         </w:rPr>
-        <w:hyperlink r:id="rId12" w:history="1">
+        <w:hyperlink r:id="rId10" w:history="1">
           <w:r>
             <w:rPr>
               <w:rStyle w:val="Hyperlink"/>
@@ -575,7 +558,7 @@
           <w:sz w:val="24"/>
           <w:u w:val="single"/>
         </w:rPr>
-        <w:hyperlink r:id="rId12" w:history="1">
+        <w:hyperlink r:id="rId10" w:history="1">
           <w:r>
             <w:rPr>
               <w:rStyle w:val="Hyperlink"/>
@@ -593,7 +576,7 @@
           <w:sz w:val="24"/>
           <w:u w:val="single"/>
         </w:rPr>
-        <w:hyperlink r:id="rId12" w:history="1">
+        <w:hyperlink r:id="rId10" w:history="1">
           <w:r>
             <w:rPr>
               <w:rStyle w:val="Hyperlink"/>
@@ -669,7 +652,7 @@
           <w:sz w:val="24"/>
           <w:u w:val="single"/>
         </w:rPr>
-        <w:hyperlink r:id="rId10" w:history="1">
+        <w:hyperlink r:id="rId12" w:history="1">
           <w:r>
             <w:rPr>
               <w:rStyle w:val="Hyperlink"/>
@@ -1043,7 +1026,7 @@
           <w:sz w:val="24"/>
           <w:u w:val="single"/>
         </w:rPr>
-        <w:hyperlink r:id="rId14" w:history="1">
+        <w:hyperlink r:id="rId12" w:history="1">
           <w:r>
             <w:rPr>
               <w:rStyle w:val="Hyperlink"/>
@@ -1072,7 +1055,7 @@
           <w:sz w:val="24"/>
           <w:u w:val="single"/>
         </w:rPr>
-        <w:hyperlink r:id="rId12" w:history="1">
+        <w:hyperlink r:id="rId14" w:history="1">
           <w:r>
             <w:rPr>
               <w:rStyle w:val="Hyperlink"/>
@@ -1588,61 +1571,7 @@
           <w:color w:val="000000"/>
           <w:sz w:val="24"/>
         </w:rPr>
-        <w:t>, a trading compan</w:t>
-      </w:r>
-      <w:r>
-        <w:rPr>
-          <w:u w:val="single" w:color="0000ff"/>
-          <w:rFonts w:ascii="Charis SIL Regular" w:hAnsi="Charis SIL Regular" w:eastAsia="Charis SIL Regular"/>
-          <w:b w:val="0"/>
-          <w:i w:val="0"/>
-          <w:color w:val="000000"/>
-          <w:sz w:val="24"/>
-        </w:rPr>
-        <w:hyperlink r:id="rId16" w:history="1">
-          <w:r>
-            <w:rPr>
-              <w:rStyle w:val="Hyperlink"/>
-            </w:rPr>
-            <w:t>y that o</w:t>
-          </w:r>
-        </w:hyperlink>
-      </w:r>
-      <w:r>
-        <w:rPr>
-          <w:u w:val="single" w:color="0000ff"/>
-          <w:rFonts w:ascii="Charis SIL Regular" w:hAnsi="Charis SIL Regular" w:eastAsia="Charis SIL Regular"/>
-          <w:b w:val="0"/>
-          <w:i w:val="0"/>
-          <w:color w:val="000000"/>
-          <w:sz w:val="24"/>
-        </w:rPr>
-        <w:hyperlink r:id="rId16" w:history="1">
-          <w:r>
-            <w:rPr>
-              <w:rStyle w:val="Hyperlink"/>
-            </w:rPr>
-            <w:t>p</w:t>
-          </w:r>
-        </w:hyperlink>
-      </w:r>
-      <w:r>
-        <w:rPr>
-          <w:u w:val="single" w:color="0000ff"/>
-          <w:rFonts w:ascii="Charis SIL Regular" w:hAnsi="Charis SIL Regular" w:eastAsia="Charis SIL Regular"/>
-          <w:b w:val="0"/>
-          <w:i w:val="0"/>
-          <w:color w:val="000000"/>
-          <w:sz w:val="24"/>
-        </w:rPr>
-        <w:hyperlink r:id="rId16" w:history="1">
-          <w:r>
-            <w:rPr>
-              <w:rStyle w:val="Hyperlink"/>
-            </w:rPr>
-            <w:t xml:space="preserve">erated in </w:t>
-          </w:r>
-        </w:hyperlink>
+        <w:t xml:space="preserve">, a trading company that operated in </w:t>
       </w:r>
       <w:r>
         <w:rPr>
@@ -2953,68 +2882,7 @@
           <w:color w:val="000000"/>
           <w:sz w:val="24"/>
         </w:rPr>
-        <w:hyperlink r:id="rId22" w:history="1">
-          <w:r>
-            <w:rPr>
-              <w:rStyle w:val="Hyperlink"/>
-            </w:rPr>
-            <w:t>Rij</w:t>
-          </w:r>
-        </w:hyperlink>
-      </w:r>
-      <w:r>
-        <w:rPr>
-          <w:u w:val="single" w:color="0000ff"/>
-          <w:rFonts w:ascii="Charis SIL Regular" w:hAnsi="Charis SIL Regular" w:eastAsia="Charis SIL Regular"/>
-          <w:b w:val="0"/>
-          <w:i w:val="0"/>
-          <w:color w:val="000000"/>
-          <w:sz w:val="24"/>
-        </w:rPr>
-        <w:hyperlink r:id="rId22" w:history="1">
-          <w:r>
-            <w:rPr>
-              <w:rStyle w:val="Hyperlink"/>
-            </w:rPr>
-            <w:t>k</w:t>
-          </w:r>
-        </w:hyperlink>
-      </w:r>
-      <w:r>
-        <w:rPr>
-          <w:u w:val="single" w:color="0000ff"/>
-          <w:rFonts w:ascii="Charis SIL Regular" w:hAnsi="Charis SIL Regular" w:eastAsia="Charis SIL Regular"/>
-          <w:b w:val="0"/>
-          <w:i w:val="0"/>
-          <w:color w:val="000000"/>
-          <w:sz w:val="24"/>
-        </w:rPr>
-        <w:hyperlink r:id="rId22" w:history="1">
-          <w:r>
-            <w:rPr>
-              <w:rStyle w:val="Hyperlink"/>
-            </w:rPr>
-            <w:t>smus</w:t>
-          </w:r>
-        </w:hyperlink>
-      </w:r>
-      <w:r>
-        <w:rPr>
-          <w:u w:val="single" w:color="0000ff"/>
-          <w:rFonts w:ascii="Charis SIL Regular" w:hAnsi="Charis SIL Regular" w:eastAsia="Charis SIL Regular"/>
-          <w:b w:val="0"/>
-          <w:i w:val="0"/>
-          <w:color w:val="000000"/>
-          <w:sz w:val="24"/>
-        </w:rPr>
-        <w:hyperlink r:id="rId22" w:history="1">
-          <w:r>
-            <w:rPr>
-              <w:rStyle w:val="Hyperlink"/>
-            </w:rPr>
-            <w:t>eum Resear</w:t>
-          </w:r>
-        </w:hyperlink>
+        <w:t>Rijksmuseum Resear</w:t>
       </w:r>
       <w:r>
         <w:rPr>

--- a/EXPORTS/DOCX/published/niveau2/English/Trade.docx
+++ b/EXPORTS/DOCX/published/niveau2/English/Trade.docx
@@ -457,7 +457,6 @@
       </w:r>
       <w:r>
         <w:rPr>
-          <w:u w:val="single" w:color="0000ff"/>
           <w:rFonts w:ascii="Charis SIL Regular" w:hAnsi="Charis SIL Regular" w:eastAsia="Charis SIL Regular"/>
           <w:b w:val="0"/>
           <w:i w:val="0"/>
@@ -652,7 +651,7 @@
           <w:sz w:val="24"/>
           <w:u w:val="single"/>
         </w:rPr>
-        <w:hyperlink r:id="rId12" w:history="1">
+        <w:hyperlink r:id="rId10" w:history="1">
           <w:r>
             <w:rPr>
               <w:rStyle w:val="Hyperlink"/>
@@ -681,7 +680,7 @@
           <w:sz w:val="24"/>
           <w:u w:val="single"/>
         </w:rPr>
-        <w:hyperlink r:id="rId12" w:history="1">
+        <w:hyperlink r:id="rId10" w:history="1">
           <w:r>
             <w:rPr>
               <w:rStyle w:val="Hyperlink"/>
@@ -735,7 +734,7 @@
           <w:sz w:val="24"/>
           <w:u w:val="single"/>
         </w:rPr>
-        <w:hyperlink r:id="rId12" w:history="1">
+        <w:hyperlink r:id="rId11" w:history="1">
           <w:r>
             <w:rPr>
               <w:rStyle w:val="Hyperlink"/>
@@ -925,14 +924,7 @@
           <w:sz w:val="24"/>
           <w:u w:val="single"/>
         </w:rPr>
-        <w:hyperlink r:id="rId12" w:history="1">
-          <w:r>
-            <w:rPr>
-              <w:rStyle w:val="Hyperlink"/>
-            </w:rPr>
-            <w:t>Groot</w:t>
-          </w:r>
-        </w:hyperlink>
+        <w:t xml:space="preserve">Groote Koninklijke </w:t>
       </w:r>
       <w:r>
         <w:rPr>
@@ -944,118 +936,6 @@
           <w:u w:val="single"/>
         </w:rPr>
         <w:hyperlink r:id="rId12" w:history="1">
-          <w:r>
-            <w:rPr>
-              <w:rStyle w:val="Hyperlink"/>
-            </w:rPr>
-            <w:t>e</w:t>
-          </w:r>
-        </w:hyperlink>
-      </w:r>
-      <w:r>
-        <w:rPr>
-          <w:rFonts w:ascii="Charis SIL Regular" w:hAnsi="Charis SIL Regular" w:eastAsia="Charis SIL Regular"/>
-          <w:b w:val="0"/>
-          <w:i w:val="0"/>
-          <w:color w:val="0000FF"/>
-          <w:sz w:val="24"/>
-          <w:u w:val="single"/>
-        </w:rPr>
-        <w:t xml:space="preserve"> </w:t>
-      </w:r>
-      <w:r>
-        <w:rPr>
-          <w:rFonts w:ascii="Charis SIL Regular" w:hAnsi="Charis SIL Regular" w:eastAsia="Charis SIL Regular"/>
-          <w:b w:val="0"/>
-          <w:i w:val="0"/>
-          <w:color w:val="0000FF"/>
-          <w:sz w:val="24"/>
-          <w:u w:val="single"/>
-        </w:rPr>
-        <w:hyperlink r:id="rId12" w:history="1">
-          <w:r>
-            <w:rPr>
-              <w:rStyle w:val="Hyperlink"/>
-            </w:rPr>
-            <w:t>Konin</w:t>
-          </w:r>
-        </w:hyperlink>
-      </w:r>
-      <w:r>
-        <w:rPr>
-          <w:rFonts w:ascii="Charis SIL Regular" w:hAnsi="Charis SIL Regular" w:eastAsia="Charis SIL Regular"/>
-          <w:b w:val="0"/>
-          <w:i w:val="0"/>
-          <w:color w:val="0000FF"/>
-          <w:sz w:val="24"/>
-          <w:u w:val="single"/>
-        </w:rPr>
-        <w:hyperlink r:id="rId14" w:history="1">
-          <w:r>
-            <w:rPr>
-              <w:rStyle w:val="Hyperlink"/>
-            </w:rPr>
-            <w:t>kl</w:t>
-          </w:r>
-        </w:hyperlink>
-      </w:r>
-      <w:r>
-        <w:rPr>
-          <w:rFonts w:ascii="Charis SIL Regular" w:hAnsi="Charis SIL Regular" w:eastAsia="Charis SIL Regular"/>
-          <w:b w:val="0"/>
-          <w:i w:val="0"/>
-          <w:color w:val="0000FF"/>
-          <w:sz w:val="24"/>
-          <w:u w:val="single"/>
-        </w:rPr>
-        <w:hyperlink r:id="rId14" w:history="1">
-          <w:r>
-            <w:rPr>
-              <w:rStyle w:val="Hyperlink"/>
-            </w:rPr>
-            <w:t>i</w:t>
-          </w:r>
-        </w:hyperlink>
-      </w:r>
-      <w:r>
-        <w:rPr>
-          <w:rFonts w:ascii="Charis SIL Regular" w:hAnsi="Charis SIL Regular" w:eastAsia="Charis SIL Regular"/>
-          <w:b w:val="0"/>
-          <w:i w:val="0"/>
-          <w:color w:val="0000FF"/>
-          <w:sz w:val="24"/>
-          <w:u w:val="single"/>
-        </w:rPr>
-        <w:hyperlink r:id="rId12" w:history="1">
-          <w:r>
-            <w:rPr>
-              <w:rStyle w:val="Hyperlink"/>
-            </w:rPr>
-            <w:t>jke</w:t>
-          </w:r>
-        </w:hyperlink>
-      </w:r>
-      <w:r>
-        <w:rPr>
-          <w:rFonts w:ascii="Charis SIL Regular" w:hAnsi="Charis SIL Regular" w:eastAsia="Charis SIL Regular"/>
-          <w:b w:val="0"/>
-          <w:i w:val="0"/>
-          <w:color w:val="0000FF"/>
-          <w:sz w:val="24"/>
-          <w:u w:val="single"/>
-        </w:rPr>
-        <w:t xml:space="preserve"> </w:t>
-      </w:r>
-      <w:r>
-        <w:rPr>
-          <w:rFonts w:ascii="Charis SIL Regular" w:hAnsi="Charis SIL Regular" w:eastAsia="Charis SIL Regular"/>
-          <w:b w:val="0"/>
-          <w:i w:val="0"/>
-          <w:color w:val="0000FF"/>
-          <w:sz w:val="24"/>
-          <w:u w:val="single"/>
-        </w:rPr>
-        <w:hyperlink r:id="rId14" w:history="1">
           <w:r>
             <w:rPr>
               <w:rStyle w:val="Hyperlink"/>
@@ -2875,7 +2755,6 @@
       </w:r>
       <w:r>
         <w:rPr>
-          <w:u w:val="single" w:color="0000ff"/>
           <w:rFonts w:ascii="Charis SIL Regular" w:hAnsi="Charis SIL Regular" w:eastAsia="Charis SIL Regular"/>
           <w:b w:val="0"/>
           <w:i w:val="0"/>
@@ -4315,7 +4194,7 @@
           <w:sz w:val="24"/>
           <w:u w:val="single"/>
         </w:rPr>
-        <w:hyperlink r:id="rId26" w:history="1">
+        <w:hyperlink r:id="rId27" w:history="1">
           <w:r>
             <w:rPr>
               <w:rStyle w:val="Hyperlink"/>
@@ -4362,7 +4241,7 @@
           <w:sz w:val="24"/>
           <w:u w:val="single"/>
         </w:rPr>
-        <w:hyperlink r:id="rId27" w:history="1">
+        <w:hyperlink r:id="rId26" w:history="1">
           <w:r>
             <w:rPr>
               <w:rStyle w:val="Hyperlink"/>

--- a/EXPORTS/DOCX/published/niveau2/English/Trade.docx
+++ b/EXPORTS/DOCX/published/niveau2/English/Trade.docx
@@ -457,13 +457,38 @@
       </w:r>
       <w:r>
         <w:rPr>
+          <w:u w:val="single" w:color="0000ff"/>
           <w:rFonts w:ascii="Charis SIL Regular" w:hAnsi="Charis SIL Regular" w:eastAsia="Charis SIL Regular"/>
           <w:b w:val="0"/>
           <w:i w:val="0"/>
           <w:color w:val="000000"/>
           <w:sz w:val="24"/>
         </w:rPr>
-        <w:t xml:space="preserve">auction houses </w:t>
+        <w:hyperlink r:id="rId9" w:history="1">
+          <w:r>
+            <w:rPr>
+              <w:rStyle w:val="Hyperlink"/>
+            </w:rPr>
+            <w:t>auct</w:t>
+          </w:r>
+        </w:hyperlink>
+      </w:r>
+      <w:r>
+        <w:rPr>
+          <w:rFonts w:ascii="Charis SIL Regular" w:hAnsi="Charis SIL Regular" w:eastAsia="Charis SIL Regular"/>
+          <w:b w:val="0"/>
+          <w:i w:val="0"/>
+          <w:color w:val="000000"/>
+          <w:sz w:val="24"/>
+        </w:rPr>
+        <w:hyperlink r:id="rId9" w:history="1">
+          <w:r>
+            <w:rPr>
+              <w:rStyle w:val="Hyperlink"/>
+            </w:rPr>
+            <w:t xml:space="preserve">ion houses </w:t>
+          </w:r>
+        </w:hyperlink>
       </w:r>
       <w:r>
         <w:rPr>
@@ -474,7 +499,7 @@
           <w:sz w:val="24"/>
           <w:u w:val="single"/>
         </w:rPr>
-        <w:hyperlink r:id="rId12" w:history="1">
+        <w:hyperlink r:id="rId9" w:history="1">
           <w:r>
             <w:rPr>
               <w:rStyle w:val="Hyperlink"/>
@@ -622,7 +647,7 @@
           <w:sz w:val="24"/>
           <w:u w:val="single"/>
         </w:rPr>
-        <w:hyperlink r:id="rId10" w:history="1">
+        <w:hyperlink r:id="rId12" w:history="1">
           <w:r>
             <w:rPr>
               <w:rStyle w:val="Hyperlink"/>
@@ -651,7 +676,7 @@
           <w:sz w:val="24"/>
           <w:u w:val="single"/>
         </w:rPr>
-        <w:hyperlink r:id="rId10" w:history="1">
+        <w:hyperlink r:id="rId12" w:history="1">
           <w:r>
             <w:rPr>
               <w:rStyle w:val="Hyperlink"/>
@@ -680,7 +705,7 @@
           <w:sz w:val="24"/>
           <w:u w:val="single"/>
         </w:rPr>
-        <w:hyperlink r:id="rId10" w:history="1">
+        <w:hyperlink r:id="rId12" w:history="1">
           <w:r>
             <w:rPr>
               <w:rStyle w:val="Hyperlink"/>
@@ -734,7 +759,7 @@
           <w:sz w:val="24"/>
           <w:u w:val="single"/>
         </w:rPr>
-        <w:hyperlink r:id="rId11" w:history="1">
+        <w:hyperlink r:id="rId12" w:history="1">
           <w:r>
             <w:rPr>
               <w:rStyle w:val="Hyperlink"/>
@@ -745,32 +770,13 @@
       </w:r>
       <w:r>
         <w:rPr>
-          <w:u w:val="single" w:color="0000ff"/>
           <w:rFonts w:ascii="Charis SIL Regular" w:hAnsi="Charis SIL Regular" w:eastAsia="Charis SIL Regular"/>
           <w:b w:val="0"/>
           <w:i w:val="0"/>
           <w:color w:val="000000"/>
           <w:sz w:val="24"/>
         </w:rPr>
-        <w:hyperlink r:id="rId11" w:history="1">
-          <w:r>
-            <w:rPr>
-              <w:rStyle w:val="Hyperlink"/>
-            </w:rPr>
-            <w:t xml:space="preserve"> and</w:t>
-          </w:r>
-        </w:hyperlink>
-      </w:r>
-      <w:r>
-        <w:rPr>
-          <w:u w:val="single" w:color="0000ff"/>
-          <w:rFonts w:ascii="Charis SIL Regular" w:hAnsi="Charis SIL Regular" w:eastAsia="Charis SIL Regular"/>
-          <w:b w:val="0"/>
-          <w:i w:val="0"/>
-          <w:color w:val="000000"/>
-          <w:sz w:val="24"/>
-        </w:rPr>
-        <w:t xml:space="preserve"> </w:t>
+        <w:t xml:space="preserve"> and </w:t>
       </w:r>
       <w:r>
         <w:rPr>
@@ -913,7 +919,18 @@
           <w:color w:val="000000"/>
           <w:sz w:val="24"/>
         </w:rPr>
-        <w:t xml:space="preserve">Hague, the stores </w:t>
+        <w:t>Hague, the stor</w:t>
+      </w:r>
+      <w:r>
+        <w:rPr>
+          <w:u w:val="single" w:color="0000ff"/>
+          <w:rFonts w:ascii="Charis SIL Regular" w:hAnsi="Charis SIL Regular" w:eastAsia="Charis SIL Regular"/>
+          <w:b w:val="0"/>
+          <w:i w:val="0"/>
+          <w:color w:val="000000"/>
+          <w:sz w:val="24"/>
+        </w:rPr>
+        <w:t xml:space="preserve">es </w:t>
       </w:r>
       <w:r>
         <w:rPr>
@@ -924,7 +941,14 @@
           <w:sz w:val="24"/>
           <w:u w:val="single"/>
         </w:rPr>
-        <w:t xml:space="preserve">Groote Koninklijke </w:t>
+        <w:hyperlink r:id="rId12" w:history="1">
+          <w:r>
+            <w:rPr>
+              <w:rStyle w:val="Hyperlink"/>
+            </w:rPr>
+            <w:t>Groot</w:t>
+          </w:r>
+        </w:hyperlink>
       </w:r>
       <w:r>
         <w:rPr>
@@ -936,6 +960,117 @@
           <w:u w:val="single"/>
         </w:rPr>
         <w:hyperlink r:id="rId12" w:history="1">
+          <w:r>
+            <w:rPr>
+              <w:rStyle w:val="Hyperlink"/>
+            </w:rPr>
+            <w:t>e</w:t>
+          </w:r>
+        </w:hyperlink>
+      </w:r>
+      <w:r>
+        <w:rPr>
+          <w:rFonts w:ascii="Charis SIL Regular" w:hAnsi="Charis SIL Regular" w:eastAsia="Charis SIL Regular"/>
+          <w:b w:val="0"/>
+          <w:i w:val="0"/>
+          <w:color w:val="0000FF"/>
+          <w:sz w:val="24"/>
+          <w:u w:val="single"/>
+        </w:rPr>
+        <w:t xml:space="preserve"> </w:t>
+      </w:r>
+      <w:r>
+        <w:rPr>
+          <w:rFonts w:ascii="Charis SIL Regular" w:hAnsi="Charis SIL Regular" w:eastAsia="Charis SIL Regular"/>
+          <w:b w:val="0"/>
+          <w:i w:val="0"/>
+          <w:color w:val="0000FF"/>
+          <w:sz w:val="24"/>
+        </w:rPr>
+        <w:hyperlink r:id="rId14" w:history="1">
+          <w:r>
+            <w:rPr>
+              <w:rStyle w:val="Hyperlink"/>
+            </w:rPr>
+            <w:t>Konin</w:t>
+          </w:r>
+        </w:hyperlink>
+      </w:r>
+      <w:r>
+        <w:rPr>
+          <w:rFonts w:ascii="Charis SIL Regular" w:hAnsi="Charis SIL Regular" w:eastAsia="Charis SIL Regular"/>
+          <w:b w:val="0"/>
+          <w:i w:val="0"/>
+          <w:color w:val="0000FF"/>
+          <w:sz w:val="24"/>
+          <w:u w:val="single"/>
+        </w:rPr>
+        <w:hyperlink r:id="rId14" w:history="1">
+          <w:r>
+            <w:rPr>
+              <w:rStyle w:val="Hyperlink"/>
+            </w:rPr>
+            <w:t>kl</w:t>
+          </w:r>
+        </w:hyperlink>
+      </w:r>
+      <w:r>
+        <w:rPr>
+          <w:rFonts w:ascii="Charis SIL Regular" w:hAnsi="Charis SIL Regular" w:eastAsia="Charis SIL Regular"/>
+          <w:b w:val="0"/>
+          <w:i w:val="0"/>
+          <w:color w:val="0000FF"/>
+          <w:sz w:val="24"/>
+          <w:u w:val="single"/>
+        </w:rPr>
+        <w:hyperlink r:id="rId14" w:history="1">
+          <w:r>
+            <w:rPr>
+              <w:rStyle w:val="Hyperlink"/>
+            </w:rPr>
+            <w:t>i</w:t>
+          </w:r>
+        </w:hyperlink>
+      </w:r>
+      <w:r>
+        <w:rPr>
+          <w:rFonts w:ascii="Charis SIL Regular" w:hAnsi="Charis SIL Regular" w:eastAsia="Charis SIL Regular"/>
+          <w:b w:val="0"/>
+          <w:i w:val="0"/>
+          <w:color w:val="0000FF"/>
+          <w:sz w:val="24"/>
+          <w:u w:val="single"/>
+        </w:rPr>
+        <w:hyperlink r:id="rId14" w:history="1">
+          <w:r>
+            <w:rPr>
+              <w:rStyle w:val="Hyperlink"/>
+            </w:rPr>
+            <w:t>jke</w:t>
+          </w:r>
+        </w:hyperlink>
+      </w:r>
+      <w:r>
+        <w:rPr>
+          <w:rFonts w:ascii="Charis SIL Regular" w:hAnsi="Charis SIL Regular" w:eastAsia="Charis SIL Regular"/>
+          <w:b w:val="0"/>
+          <w:i w:val="0"/>
+          <w:color w:val="0000FF"/>
+          <w:sz w:val="24"/>
+          <w:u w:val="single"/>
+        </w:rPr>
+        <w:t xml:space="preserve"> </w:t>
+      </w:r>
+      <w:r>
+        <w:rPr>
+          <w:rFonts w:ascii="Charis SIL Regular" w:hAnsi="Charis SIL Regular" w:eastAsia="Charis SIL Regular"/>
+          <w:b w:val="0"/>
+          <w:i w:val="0"/>
+          <w:color w:val="0000FF"/>
+          <w:sz w:val="24"/>
+          <w:u w:val="single"/>
+        </w:rPr>
+        <w:hyperlink r:id="rId14" w:history="1">
           <w:r>
             <w:rPr>
               <w:rStyle w:val="Hyperlink"/>
@@ -1047,6 +1182,7 @@
       </w:r>
       <w:r>
         <w:rPr>
+          <w:u w:val="single" w:color="0000ff"/>
           <w:rFonts w:ascii="Charis SIL Regular" w:hAnsi="Charis SIL Regular" w:eastAsia="Charis SIL Regular"/>
           <w:b w:val="0"/>
           <w:i w:val="0"/>
@@ -1451,7 +1587,18 @@
           <w:color w:val="000000"/>
           <w:sz w:val="24"/>
         </w:rPr>
-        <w:t xml:space="preserve">, a trading company that operated in </w:t>
+        <w:t>, a trading compan</w:t>
+      </w:r>
+      <w:r>
+        <w:rPr>
+          <w:u w:val="single" w:color="0000ff"/>
+          <w:rFonts w:ascii="Charis SIL Regular" w:hAnsi="Charis SIL Regular" w:eastAsia="Charis SIL Regular"/>
+          <w:b w:val="0"/>
+          <w:i w:val="0"/>
+          <w:color w:val="000000"/>
+          <w:sz w:val="24"/>
+        </w:rPr>
+        <w:t xml:space="preserve">y that operated in </w:t>
       </w:r>
       <w:r>
         <w:rPr>
@@ -1545,7 +1692,7 @@
           <w:sz w:val="24"/>
           <w:u w:val="single"/>
         </w:rPr>
-        <w:hyperlink r:id="rId17" w:history="1">
+        <w:hyperlink r:id="rId16" w:history="1">
           <w:r>
             <w:rPr>
               <w:rStyle w:val="Hyperlink"/>
@@ -2755,13 +2902,75 @@
       </w:r>
       <w:r>
         <w:rPr>
+          <w:u w:val="single" w:color="0000ff"/>
           <w:rFonts w:ascii="Charis SIL Regular" w:hAnsi="Charis SIL Regular" w:eastAsia="Charis SIL Regular"/>
           <w:b w:val="0"/>
           <w:i w:val="0"/>
           <w:color w:val="000000"/>
           <w:sz w:val="24"/>
         </w:rPr>
-        <w:t>Rijksmuseum Resear</w:t>
+        <w:hyperlink r:id="rId22" w:history="1">
+          <w:r>
+            <w:rPr>
+              <w:rStyle w:val="Hyperlink"/>
+            </w:rPr>
+            <w:t>Rij</w:t>
+          </w:r>
+        </w:hyperlink>
+      </w:r>
+      <w:r>
+        <w:rPr>
+          <w:u w:val="single" w:color="0000ff"/>
+          <w:rFonts w:ascii="Charis SIL Regular" w:hAnsi="Charis SIL Regular" w:eastAsia="Charis SIL Regular"/>
+          <w:b w:val="0"/>
+          <w:i w:val="0"/>
+          <w:color w:val="000000"/>
+          <w:sz w:val="24"/>
+        </w:rPr>
+        <w:hyperlink r:id="rId22" w:history="1">
+          <w:r>
+            <w:rPr>
+              <w:rStyle w:val="Hyperlink"/>
+            </w:rPr>
+            <w:t>k</w:t>
+          </w:r>
+        </w:hyperlink>
+      </w:r>
+      <w:r>
+        <w:rPr>
+          <w:u w:val="single" w:color="0000ff"/>
+          <w:rFonts w:ascii="Charis SIL Regular" w:hAnsi="Charis SIL Regular" w:eastAsia="Charis SIL Regular"/>
+          <w:b w:val="0"/>
+          <w:i w:val="0"/>
+          <w:color w:val="000000"/>
+          <w:sz w:val="24"/>
+        </w:rPr>
+        <w:hyperlink r:id="rId22" w:history="1">
+          <w:r>
+            <w:rPr>
+              <w:rStyle w:val="Hyperlink"/>
+            </w:rPr>
+            <w:t>smus</w:t>
+          </w:r>
+        </w:hyperlink>
+      </w:r>
+      <w:r>
+        <w:rPr>
+          <w:u w:val="single" w:color="0000ff"/>
+          <w:rFonts w:ascii="Charis SIL Regular" w:hAnsi="Charis SIL Regular" w:eastAsia="Charis SIL Regular"/>
+          <w:b w:val="0"/>
+          <w:i w:val="0"/>
+          <w:color w:val="000000"/>
+          <w:sz w:val="24"/>
+        </w:rPr>
+        <w:hyperlink r:id="rId22" w:history="1">
+          <w:r>
+            <w:rPr>
+              <w:rStyle w:val="Hyperlink"/>
+            </w:rPr>
+            <w:t>eum Resear</w:t>
+          </w:r>
+        </w:hyperlink>
       </w:r>
       <w:r>
         <w:rPr>
@@ -4194,7 +4403,7 @@
           <w:sz w:val="24"/>
           <w:u w:val="single"/>
         </w:rPr>
-        <w:hyperlink r:id="rId27" w:history="1">
+        <w:hyperlink r:id="rId26" w:history="1">
           <w:r>
             <w:rPr>
               <w:rStyle w:val="Hyperlink"/>

--- a/EXPORTS/DOCX/published/niveau2/English/Trade.docx
+++ b/EXPORTS/DOCX/published/niveau2/English/Trade.docx
@@ -475,20 +475,14 @@
       </w:r>
       <w:r>
         <w:rPr>
+          <w:u w:val="single" w:color="0000ff"/>
           <w:rFonts w:ascii="Charis SIL Regular" w:hAnsi="Charis SIL Regular" w:eastAsia="Charis SIL Regular"/>
           <w:b w:val="0"/>
           <w:i w:val="0"/>
           <w:color w:val="000000"/>
           <w:sz w:val="24"/>
         </w:rPr>
-        <w:hyperlink r:id="rId9" w:history="1">
-          <w:r>
-            <w:rPr>
-              <w:rStyle w:val="Hyperlink"/>
-            </w:rPr>
-            <w:t xml:space="preserve">ion houses </w:t>
-          </w:r>
-        </w:hyperlink>
+        <w:t xml:space="preserve">ion houses </w:t>
       </w:r>
       <w:r>
         <w:rPr>
@@ -499,7 +493,7 @@
           <w:sz w:val="24"/>
           <w:u w:val="single"/>
         </w:rPr>
-        <w:hyperlink r:id="rId9" w:history="1">
+        <w:hyperlink r:id="rId12" w:history="1">
           <w:r>
             <w:rPr>
               <w:rStyle w:val="Hyperlink"/>
@@ -553,7 +547,7 @@
           <w:sz w:val="24"/>
           <w:u w:val="single"/>
         </w:rPr>
-        <w:hyperlink r:id="rId10" w:history="1">
+        <w:hyperlink r:id="rId12" w:history="1">
           <w:r>
             <w:rPr>
               <w:rStyle w:val="Hyperlink"/>
@@ -582,7 +576,7 @@
           <w:sz w:val="24"/>
           <w:u w:val="single"/>
         </w:rPr>
-        <w:hyperlink r:id="rId10" w:history="1">
+        <w:hyperlink r:id="rId12" w:history="1">
           <w:r>
             <w:rPr>
               <w:rStyle w:val="Hyperlink"/>
@@ -600,7 +594,7 @@
           <w:sz w:val="24"/>
           <w:u w:val="single"/>
         </w:rPr>
-        <w:hyperlink r:id="rId10" w:history="1">
+        <w:hyperlink r:id="rId12" w:history="1">
           <w:r>
             <w:rPr>
               <w:rStyle w:val="Hyperlink"/>
@@ -618,7 +612,7 @@
           <w:sz w:val="24"/>
           <w:u w:val="single"/>
         </w:rPr>
-        <w:hyperlink r:id="rId10" w:history="1">
+        <w:hyperlink r:id="rId12" w:history="1">
           <w:r>
             <w:rPr>
               <w:rStyle w:val="Hyperlink"/>
@@ -770,13 +764,32 @@
       </w:r>
       <w:r>
         <w:rPr>
+          <w:u w:val="single" w:color="0000ff"/>
           <w:rFonts w:ascii="Charis SIL Regular" w:hAnsi="Charis SIL Regular" w:eastAsia="Charis SIL Regular"/>
           <w:b w:val="0"/>
           <w:i w:val="0"/>
           <w:color w:val="000000"/>
           <w:sz w:val="24"/>
         </w:rPr>
-        <w:t xml:space="preserve"> and </w:t>
+        <w:hyperlink r:id="rId11" w:history="1">
+          <w:r>
+            <w:rPr>
+              <w:rStyle w:val="Hyperlink"/>
+            </w:rPr>
+            <w:t xml:space="preserve"> and</w:t>
+          </w:r>
+        </w:hyperlink>
+      </w:r>
+      <w:r>
+        <w:rPr>
+          <w:u w:val="single" w:color="0000ff"/>
+          <w:rFonts w:ascii="Charis SIL Regular" w:hAnsi="Charis SIL Regular" w:eastAsia="Charis SIL Regular"/>
+          <w:b w:val="0"/>
+          <w:i w:val="0"/>
+          <w:color w:val="000000"/>
+          <w:sz w:val="24"/>
+        </w:rPr>
+        <w:t xml:space="preserve"> </w:t>
       </w:r>
       <w:r>
         <w:rPr>
@@ -787,7 +800,7 @@
           <w:sz w:val="24"/>
           <w:u w:val="single"/>
         </w:rPr>
-        <w:hyperlink r:id="rId13" w:history="1">
+        <w:hyperlink r:id="rId11" w:history="1">
           <w:r>
             <w:rPr>
               <w:rStyle w:val="Hyperlink"/>
@@ -930,7 +943,14 @@
           <w:color w:val="000000"/>
           <w:sz w:val="24"/>
         </w:rPr>
-        <w:t xml:space="preserve">es </w:t>
+        <w:hyperlink r:id="rId12" w:history="1">
+          <w:r>
+            <w:rPr>
+              <w:rStyle w:val="Hyperlink"/>
+            </w:rPr>
+            <w:t xml:space="preserve">es </w:t>
+          </w:r>
+        </w:hyperlink>
       </w:r>
       <w:r>
         <w:rPr>
@@ -986,8 +1006,9 @@
           <w:i w:val="0"/>
           <w:color w:val="0000FF"/>
           <w:sz w:val="24"/>
-        </w:rPr>
-        <w:hyperlink r:id="rId14" w:history="1">
+          <w:u w:val="single"/>
+        </w:rPr>
+        <w:hyperlink r:id="rId12" w:history="1">
           <w:r>
             <w:rPr>
               <w:rStyle w:val="Hyperlink"/>
@@ -1182,7 +1203,6 @@
       </w:r>
       <w:r>
         <w:rPr>
-          <w:u w:val="single" w:color="0000ff"/>
           <w:rFonts w:ascii="Charis SIL Regular" w:hAnsi="Charis SIL Regular" w:eastAsia="Charis SIL Regular"/>
           <w:b w:val="0"/>
           <w:i w:val="0"/>
@@ -1200,7 +1220,7 @@
           <w:sz w:val="24"/>
           <w:u w:val="single"/>
         </w:rPr>
-        <w:hyperlink r:id="rId15" w:history="1">
+        <w:hyperlink r:id="rId13" w:history="1">
           <w:r>
             <w:rPr>
               <w:rStyle w:val="Hyperlink"/>
@@ -1218,7 +1238,7 @@
           <w:sz w:val="24"/>
           <w:u w:val="single"/>
         </w:rPr>
-        <w:hyperlink r:id="rId15" w:history="1">
+        <w:hyperlink r:id="rId13" w:history="1">
           <w:r>
             <w:rPr>
               <w:rStyle w:val="Hyperlink"/>
@@ -1236,12 +1256,12 @@
           <w:sz w:val="24"/>
           <w:u w:val="single"/>
         </w:rPr>
-        <w:hyperlink r:id="rId15" w:history="1">
+        <w:hyperlink r:id="rId13" w:history="1">
           <w:r>
             <w:rPr>
               <w:rStyle w:val="Hyperlink"/>
             </w:rPr>
-            <w:t>atan</w:t>
+            <w:t xml:space="preserve">atan </w:t>
           </w:r>
         </w:hyperlink>
       </w:r>
@@ -1254,18 +1274,7 @@
           <w:sz w:val="24"/>
           <w:u w:val="single"/>
         </w:rPr>
-        <w:t xml:space="preserve"> </w:t>
-      </w:r>
-      <w:r>
-        <w:rPr>
-          <w:rFonts w:ascii="Charis SIL Regular" w:hAnsi="Charis SIL Regular" w:eastAsia="Charis SIL Regular"/>
-          <w:b w:val="0"/>
-          <w:i w:val="0"/>
-          <w:color w:val="0000FF"/>
-          <w:sz w:val="24"/>
-          <w:u w:val="single"/>
-        </w:rPr>
-        <w:hyperlink r:id="rId15" w:history="1">
+        <w:hyperlink r:id="rId13" w:history="1">
           <w:r>
             <w:rPr>
               <w:rStyle w:val="Hyperlink"/>
@@ -1283,7 +1292,7 @@
           <w:sz w:val="24"/>
           <w:u w:val="single"/>
         </w:rPr>
-        <w:hyperlink r:id="rId15" w:history="1">
+        <w:hyperlink r:id="rId13" w:history="1">
           <w:r>
             <w:rPr>
               <w:rStyle w:val="Hyperlink"/>
@@ -1418,7 +1427,7 @@
           <w:sz w:val="24"/>
           <w:u w:val="single"/>
         </w:rPr>
-        <w:hyperlink r:id="rId16" w:history="1">
+        <w:hyperlink r:id="rId15" w:history="1">
           <w:r>
             <w:rPr>
               <w:rStyle w:val="Hyperlink"/>
@@ -1447,7 +1456,7 @@
           <w:sz w:val="24"/>
           <w:u w:val="single"/>
         </w:rPr>
-        <w:hyperlink r:id="rId16" w:history="1">
+        <w:hyperlink r:id="rId15" w:history="1">
           <w:r>
             <w:rPr>
               <w:rStyle w:val="Hyperlink"/>
@@ -1476,7 +1485,7 @@
           <w:sz w:val="24"/>
           <w:u w:val="single"/>
         </w:rPr>
-        <w:hyperlink r:id="rId16" w:history="1">
+        <w:hyperlink r:id="rId15" w:history="1">
           <w:r>
             <w:rPr>
               <w:rStyle w:val="Hyperlink"/>
@@ -1494,7 +1503,7 @@
           <w:sz w:val="24"/>
           <w:u w:val="single"/>
         </w:rPr>
-        <w:hyperlink r:id="rId16" w:history="1">
+        <w:hyperlink r:id="rId15" w:history="1">
           <w:r>
             <w:rPr>
               <w:rStyle w:val="Hyperlink"/>
@@ -1512,7 +1521,7 @@
           <w:sz w:val="24"/>
           <w:u w:val="single"/>
         </w:rPr>
-        <w:hyperlink r:id="rId16" w:history="1">
+        <w:hyperlink r:id="rId15" w:history="1">
           <w:r>
             <w:rPr>
               <w:rStyle w:val="Hyperlink"/>
@@ -1541,7 +1550,7 @@
           <w:sz w:val="24"/>
           <w:u w:val="single"/>
         </w:rPr>
-        <w:hyperlink r:id="rId16" w:history="1">
+        <w:hyperlink r:id="rId15" w:history="1">
           <w:r>
             <w:rPr>
               <w:rStyle w:val="Hyperlink"/>
@@ -1570,7 +1579,7 @@
           <w:sz w:val="24"/>
           <w:u w:val="single"/>
         </w:rPr>
-        <w:hyperlink r:id="rId16" w:history="1">
+        <w:hyperlink r:id="rId15" w:history="1">
           <w:r>
             <w:rPr>
               <w:rStyle w:val="Hyperlink"/>
@@ -1598,7 +1607,50 @@
           <w:color w:val="000000"/>
           <w:sz w:val="24"/>
         </w:rPr>
-        <w:t xml:space="preserve">y that operated in </w:t>
+        <w:hyperlink r:id="rId15" w:history="1">
+          <w:r>
+            <w:rPr>
+              <w:rStyle w:val="Hyperlink"/>
+            </w:rPr>
+            <w:t>y that o</w:t>
+          </w:r>
+        </w:hyperlink>
+      </w:r>
+      <w:r>
+        <w:rPr>
+          <w:u w:val="single" w:color="0000ff"/>
+          <w:rFonts w:ascii="Charis SIL Regular" w:hAnsi="Charis SIL Regular" w:eastAsia="Charis SIL Regular"/>
+          <w:b w:val="0"/>
+          <w:i w:val="0"/>
+          <w:color w:val="000000"/>
+          <w:sz w:val="24"/>
+        </w:rPr>
+        <w:hyperlink r:id="rId15" w:history="1">
+          <w:r>
+            <w:rPr>
+              <w:rStyle w:val="Hyperlink"/>
+            </w:rPr>
+            <w:t>p</w:t>
+          </w:r>
+        </w:hyperlink>
+      </w:r>
+      <w:r>
+        <w:rPr>
+          <w:u w:val="single" w:color="0000ff"/>
+          <w:rFonts w:ascii="Charis SIL Regular" w:hAnsi="Charis SIL Regular" w:eastAsia="Charis SIL Regular"/>
+          <w:b w:val="0"/>
+          <w:i w:val="0"/>
+          <w:color w:val="000000"/>
+          <w:sz w:val="24"/>
+        </w:rPr>
+        <w:hyperlink r:id="rId15" w:history="1">
+          <w:r>
+            <w:rPr>
+              <w:rStyle w:val="Hyperlink"/>
+            </w:rPr>
+            <w:t xml:space="preserve">erated in </w:t>
+          </w:r>
+        </w:hyperlink>
       </w:r>
       <w:r>
         <w:rPr>
@@ -1609,7 +1661,7 @@
           <w:sz w:val="24"/>
           <w:u w:val="single"/>
         </w:rPr>
-        <w:hyperlink r:id="rId17" w:history="1">
+        <w:hyperlink r:id="rId15" w:history="1">
           <w:r>
             <w:rPr>
               <w:rStyle w:val="Hyperlink"/>
@@ -1627,7 +1679,7 @@
           <w:sz w:val="24"/>
           <w:u w:val="single"/>
         </w:rPr>
-        <w:hyperlink r:id="rId17" w:history="1">
+        <w:hyperlink r:id="rId15" w:history="1">
           <w:r>
             <w:rPr>
               <w:rStyle w:val="Hyperlink"/>
@@ -1645,7 +1697,7 @@
           <w:sz w:val="24"/>
           <w:u w:val="single"/>
         </w:rPr>
-        <w:hyperlink r:id="rId17" w:history="1">
+        <w:hyperlink r:id="rId15" w:history="1">
           <w:r>
             <w:rPr>
               <w:rStyle w:val="Hyperlink"/>
@@ -1674,7 +1726,7 @@
           <w:sz w:val="24"/>
           <w:u w:val="single"/>
         </w:rPr>
-        <w:hyperlink r:id="rId17" w:history="1">
+        <w:hyperlink r:id="rId15" w:history="1">
           <w:r>
             <w:rPr>
               <w:rStyle w:val="Hyperlink"/>
@@ -1692,7 +1744,7 @@
           <w:sz w:val="24"/>
           <w:u w:val="single"/>
         </w:rPr>
-        <w:hyperlink r:id="rId16" w:history="1">
+        <w:hyperlink r:id="rId15" w:history="1">
           <w:r>
             <w:rPr>
               <w:rStyle w:val="Hyperlink"/>
@@ -1703,21 +1755,13 @@
       </w:r>
       <w:r>
         <w:rPr>
-          <w:u w:val="single" w:color="0000ff"/>
           <w:rFonts w:ascii="Charis SIL Regular" w:hAnsi="Charis SIL Regular" w:eastAsia="Charis SIL Regular"/>
           <w:b w:val="0"/>
           <w:i w:val="0"/>
           <w:color w:val="000000"/>
           <w:sz w:val="24"/>
         </w:rPr>
-        <w:hyperlink r:id="rId16" w:history="1">
-          <w:r>
-            <w:rPr>
-              <w:rStyle w:val="Hyperlink"/>
-            </w:rPr>
-            <w:t>. A large nu</w:t>
-          </w:r>
-        </w:hyperlink>
+        <w:t xml:space="preserve">. A large number </w:t>
       </w:r>
       <w:r>
         <w:rPr>
@@ -1727,107 +1771,7 @@
           <w:color w:val="000000"/>
           <w:sz w:val="24"/>
         </w:rPr>
-        <w:t xml:space="preserve">mber </w:t>
-      </w:r>
-      <w:r>
-        <w:rPr>
-          <w:u w:val="single" w:color="0000ff"/>
-          <w:rFonts w:ascii="Charis SIL Regular" w:hAnsi="Charis SIL Regular" w:eastAsia="Charis SIL Regular"/>
-          <w:b w:val="0"/>
-          <w:i w:val="0"/>
-          <w:color w:val="000000"/>
-          <w:sz w:val="24"/>
-        </w:rPr>
-        <w:hyperlink r:id="rId16" w:history="1">
-          <w:r>
-            <w:rPr>
-              <w:rStyle w:val="Hyperlink"/>
-            </w:rPr>
-            <w:t>of A</w:t>
-          </w:r>
-        </w:hyperlink>
-      </w:r>
-      <w:r>
-        <w:rPr>
-          <w:u w:val="single" w:color="0000ff"/>
-          <w:rFonts w:ascii="Charis SIL Regular" w:hAnsi="Charis SIL Regular" w:eastAsia="Charis SIL Regular"/>
-          <w:b w:val="0"/>
-          <w:i w:val="0"/>
-          <w:color w:val="000000"/>
-          <w:sz w:val="24"/>
-        </w:rPr>
-        <w:hyperlink r:id="rId16" w:history="1">
-          <w:r>
-            <w:rPr>
-              <w:rStyle w:val="Hyperlink"/>
-            </w:rPr>
-            <w:t>f</w:t>
-          </w:r>
-        </w:hyperlink>
-      </w:r>
-      <w:r>
-        <w:rPr>
-          <w:u w:val="single" w:color="0000ff"/>
-          <w:rFonts w:ascii="Charis SIL Regular" w:hAnsi="Charis SIL Regular" w:eastAsia="Charis SIL Regular"/>
-          <w:b w:val="0"/>
-          <w:i w:val="0"/>
-          <w:color w:val="000000"/>
-          <w:sz w:val="24"/>
-        </w:rPr>
-        <w:hyperlink r:id="rId16" w:history="1">
-          <w:r>
-            <w:rPr>
-              <w:rStyle w:val="Hyperlink"/>
-            </w:rPr>
-            <w:t>rican ob</w:t>
-          </w:r>
-        </w:hyperlink>
-      </w:r>
-      <w:r>
-        <w:rPr>
-          <w:u w:val="single" w:color="0000ff"/>
-          <w:rFonts w:ascii="Charis SIL Regular" w:hAnsi="Charis SIL Regular" w:eastAsia="Charis SIL Regular"/>
-          <w:b w:val="0"/>
-          <w:i w:val="0"/>
-          <w:color w:val="000000"/>
-          <w:sz w:val="24"/>
-        </w:rPr>
-        <w:hyperlink r:id="rId16" w:history="1">
-          <w:r>
-            <w:rPr>
-              <w:rStyle w:val="Hyperlink"/>
-            </w:rPr>
-            <w:t>j</w:t>
-          </w:r>
-        </w:hyperlink>
-      </w:r>
-      <w:r>
-        <w:rPr>
-          <w:u w:val="single" w:color="0000ff"/>
-          <w:rFonts w:ascii="Charis SIL Regular" w:hAnsi="Charis SIL Regular" w:eastAsia="Charis SIL Regular"/>
-          <w:b w:val="0"/>
-          <w:i w:val="0"/>
-          <w:color w:val="000000"/>
-          <w:sz w:val="24"/>
-        </w:rPr>
-        <w:hyperlink r:id="rId16" w:history="1">
-          <w:r>
-            <w:rPr>
-              <w:rStyle w:val="Hyperlink"/>
-            </w:rPr>
-            <w:t>ects, especi</w:t>
-          </w:r>
-        </w:hyperlink>
-      </w:r>
-      <w:r>
-        <w:rPr>
-          <w:rFonts w:ascii="Charis SIL Regular" w:hAnsi="Charis SIL Regular" w:eastAsia="Charis SIL Regular"/>
-          <w:b w:val="0"/>
-          <w:i w:val="0"/>
-          <w:color w:val="000000"/>
-          <w:sz w:val="24"/>
-        </w:rPr>
-        <w:t xml:space="preserve">ally from </w:t>
+        <w:t xml:space="preserve">of African objects, especially from </w:t>
       </w:r>
       <w:r>
         <w:rPr>
@@ -1838,7 +1782,7 @@
           <w:sz w:val="24"/>
           <w:u w:val="single"/>
         </w:rPr>
-        <w:hyperlink r:id="rId18" w:history="1">
+        <w:hyperlink r:id="rId16" w:history="1">
           <w:r>
             <w:rPr>
               <w:rStyle w:val="Hyperlink"/>
@@ -2209,7 +2153,7 @@
           <w:sz w:val="24"/>
           <w:u w:val="single"/>
         </w:rPr>
-        <w:hyperlink r:id="rId19" w:history="1">
+        <w:hyperlink r:id="rId18" w:history="1">
           <w:r>
             <w:rPr>
               <w:rStyle w:val="Hyperlink"/>
@@ -2237,7 +2181,7 @@
           <w:sz w:val="24"/>
           <w:u w:val="single"/>
         </w:rPr>
-        <w:hyperlink r:id="rId20" w:history="1">
+        <w:hyperlink r:id="rId19" w:history="1">
           <w:r>
             <w:rPr>
               <w:rStyle w:val="Hyperlink"/>
@@ -2265,7 +2209,7 @@
           <w:color w:val="000000"/>
           <w:sz w:val="24"/>
         </w:rPr>
-        <w:hyperlink r:id="rId19" w:history="1">
+        <w:hyperlink r:id="rId18" w:history="1">
           <w:r>
             <w:rPr>
               <w:rStyle w:val="Hyperlink"/>
@@ -2293,7 +2237,7 @@
           <w:color w:val="000000"/>
           <w:sz w:val="24"/>
         </w:rPr>
-        <w:hyperlink r:id="rId20" w:history="1">
+        <w:hyperlink r:id="rId19" w:history="1">
           <w:r>
             <w:rPr>
               <w:rStyle w:val="Hyperlink"/>
@@ -2341,7 +2285,7 @@
           <w:sz w:val="24"/>
           <w:u w:val="single"/>
         </w:rPr>
-        <w:hyperlink r:id="rId21" w:history="1">
+        <w:hyperlink r:id="rId20" w:history="1">
           <w:r>
             <w:rPr>
               <w:rStyle w:val="Hyperlink"/>
@@ -2370,7 +2314,7 @@
           <w:sz w:val="24"/>
           <w:u w:val="single"/>
         </w:rPr>
-        <w:hyperlink r:id="rId21" w:history="1">
+        <w:hyperlink r:id="rId20" w:history="1">
           <w:r>
             <w:rPr>
               <w:rStyle w:val="Hyperlink"/>
@@ -2399,7 +2343,7 @@
           <w:sz w:val="24"/>
           <w:u w:val="single"/>
         </w:rPr>
-        <w:hyperlink r:id="rId21" w:history="1">
+        <w:hyperlink r:id="rId20" w:history="1">
           <w:r>
             <w:rPr>
               <w:rStyle w:val="Hyperlink"/>
@@ -2428,7 +2372,7 @@
           <w:sz w:val="24"/>
           <w:u w:val="single"/>
         </w:rPr>
-        <w:hyperlink r:id="rId21" w:history="1">
+        <w:hyperlink r:id="rId20" w:history="1">
           <w:r>
             <w:rPr>
               <w:rStyle w:val="Hyperlink"/>
@@ -2447,6 +2391,343 @@
           <w:u w:val="single"/>
         </w:rPr>
         <w:t xml:space="preserve"> </w:t>
+      </w:r>
+      <w:r>
+        <w:rPr>
+          <w:rFonts w:ascii="Charis SIL Regular" w:hAnsi="Charis SIL Regular" w:eastAsia="Charis SIL Regular"/>
+          <w:b w:val="0"/>
+          <w:i w:val="0"/>
+          <w:color w:val="0000FF"/>
+          <w:sz w:val="24"/>
+          <w:u w:val="single"/>
+        </w:rPr>
+        <w:hyperlink r:id="rId20" w:history="1">
+          <w:r>
+            <w:rPr>
+              <w:rStyle w:val="Hyperlink"/>
+            </w:rPr>
+            <w:t>Art</w:t>
+          </w:r>
+        </w:hyperlink>
+      </w:r>
+      <w:r>
+        <w:rPr>
+          <w:rFonts w:ascii="Charis SIL Regular" w:hAnsi="Charis SIL Regular" w:eastAsia="Charis SIL Regular"/>
+          <w:b w:val="0"/>
+          <w:i w:val="0"/>
+          <w:color w:val="0000FF"/>
+          <w:sz w:val="24"/>
+          <w:u w:val="single"/>
+        </w:rPr>
+        <w:t xml:space="preserve"> </w:t>
+      </w:r>
+      <w:r>
+        <w:rPr>
+          <w:rFonts w:ascii="Charis SIL Regular" w:hAnsi="Charis SIL Regular" w:eastAsia="Charis SIL Regular"/>
+          <w:b w:val="0"/>
+          <w:i w:val="0"/>
+          <w:color w:val="0000FF"/>
+          <w:sz w:val="24"/>
+          <w:u w:val="single"/>
+        </w:rPr>
+        <w:hyperlink r:id="rId20" w:history="1">
+          <w:r>
+            <w:rPr>
+              <w:rStyle w:val="Hyperlink"/>
+            </w:rPr>
+            <w:t>History)</w:t>
+          </w:r>
+        </w:hyperlink>
+      </w:r>
+      <w:r>
+        <w:rPr>
+          <w:rFonts w:ascii="Charis SIL Regular" w:hAnsi="Charis SIL Regular" w:eastAsia="Charis SIL Regular"/>
+          <w:b w:val="0"/>
+          <w:i w:val="0"/>
+          <w:color w:val="000000"/>
+          <w:sz w:val="24"/>
+        </w:rPr>
+        <w:t xml:space="preserve"> and the </w:t>
+      </w:r>
+      <w:r>
+        <w:rPr>
+          <w:rFonts w:ascii="Charis SIL Regular" w:hAnsi="Charis SIL Regular" w:eastAsia="Charis SIL Regular"/>
+          <w:b w:val="0"/>
+          <w:i w:val="0"/>
+          <w:color w:val="0000FF"/>
+          <w:sz w:val="24"/>
+          <w:u w:val="single"/>
+        </w:rPr>
+        <w:t>Rijksmuseum</w:t>
+      </w:r>
+      <w:r>
+        <w:rPr>
+          <w:rFonts w:ascii="Charis SIL Regular" w:hAnsi="Charis SIL Regular" w:eastAsia="Charis SIL Regular"/>
+          <w:b w:val="0"/>
+          <w:i w:val="0"/>
+          <w:color w:val="000000"/>
+          <w:sz w:val="24"/>
+        </w:rPr>
+        <w:t xml:space="preserve"> have </w:t>
+      </w:r>
+      <w:r>
+        <w:rPr>
+          <w:rFonts w:ascii="Charis SIL Regular" w:hAnsi="Charis SIL Regular" w:eastAsia="Charis SIL Regular"/>
+          <w:b w:val="0"/>
+          <w:i w:val="0"/>
+          <w:color w:val="000000"/>
+          <w:sz w:val="24"/>
+        </w:rPr>
+        <w:t>extensive collection</w:t>
+      </w:r>
+      <w:r>
+        <w:rPr>
+          <w:u w:val="single" w:color="0000ff"/>
+          <w:rFonts w:ascii="Charis SIL Regular" w:hAnsi="Charis SIL Regular" w:eastAsia="Charis SIL Regular"/>
+          <w:b w:val="0"/>
+          <w:i w:val="0"/>
+          <w:color w:val="000000"/>
+          <w:sz w:val="24"/>
+        </w:rPr>
+        <w:hyperlink r:id="rId20" w:history="1">
+          <w:r>
+            <w:rPr>
+              <w:rStyle w:val="Hyperlink"/>
+            </w:rPr>
+            <w:t xml:space="preserve">s of </w:t>
+          </w:r>
+        </w:hyperlink>
+      </w:r>
+      <w:r>
+        <w:rPr>
+          <w:u w:val="single" w:color="0000ff"/>
+          <w:rFonts w:ascii="Charis SIL Regular" w:hAnsi="Charis SIL Regular" w:eastAsia="Charis SIL Regular"/>
+          <w:b w:val="0"/>
+          <w:i w:val="0"/>
+          <w:color w:val="000000"/>
+          <w:sz w:val="24"/>
+        </w:rPr>
+        <w:hyperlink r:id="rId20" w:history="1">
+          <w:r>
+            <w:rPr>
+              <w:rStyle w:val="Hyperlink"/>
+            </w:rPr>
+            <w:t>c</w:t>
+          </w:r>
+        </w:hyperlink>
+      </w:r>
+      <w:r>
+        <w:rPr>
+          <w:u w:val="single" w:color="0000ff"/>
+          <w:rFonts w:ascii="Charis SIL Regular" w:hAnsi="Charis SIL Regular" w:eastAsia="Charis SIL Regular"/>
+          <w:b w:val="0"/>
+          <w:i w:val="0"/>
+          <w:color w:val="000000"/>
+          <w:sz w:val="24"/>
+        </w:rPr>
+        <w:hyperlink r:id="rId20" w:history="1">
+          <w:r>
+            <w:rPr>
+              <w:rStyle w:val="Hyperlink"/>
+            </w:rPr>
+            <w:t xml:space="preserve">atalogues of </w:t>
+          </w:r>
+        </w:hyperlink>
+      </w:r>
+      <w:r>
+        <w:rPr>
+          <w:u w:val="single" w:color="0000ff"/>
+          <w:rFonts w:ascii="Charis SIL Regular" w:hAnsi="Charis SIL Regular" w:eastAsia="Charis SIL Regular"/>
+          <w:b w:val="0"/>
+          <w:i w:val="0"/>
+          <w:color w:val="000000"/>
+          <w:sz w:val="24"/>
+        </w:rPr>
+        <w:hyperlink r:id="rId20" w:history="1">
+          <w:r>
+            <w:rPr>
+              <w:rStyle w:val="Hyperlink"/>
+            </w:rPr>
+            <w:t>a</w:t>
+          </w:r>
+        </w:hyperlink>
+      </w:r>
+      <w:r>
+        <w:rPr>
+          <w:u w:val="single" w:color="0000ff"/>
+          <w:rFonts w:ascii="Charis SIL Regular" w:hAnsi="Charis SIL Regular" w:eastAsia="Charis SIL Regular"/>
+          <w:b w:val="0"/>
+          <w:i w:val="0"/>
+          <w:color w:val="000000"/>
+          <w:sz w:val="24"/>
+        </w:rPr>
+        <w:hyperlink r:id="rId20" w:history="1">
+          <w:r>
+            <w:rPr>
+              <w:rStyle w:val="Hyperlink"/>
+            </w:rPr>
+            <w:t xml:space="preserve">uctions </w:t>
+          </w:r>
+        </w:hyperlink>
+      </w:r>
+      <w:r>
+        <w:rPr>
+          <w:u w:val="single" w:color="0000ff"/>
+          <w:rFonts w:ascii="Charis SIL Regular" w:hAnsi="Charis SIL Regular" w:eastAsia="Charis SIL Regular"/>
+          <w:b w:val="0"/>
+          <w:i w:val="0"/>
+          <w:color w:val="000000"/>
+          <w:sz w:val="24"/>
+        </w:rPr>
+        <w:hyperlink r:id="rId20" w:history="1">
+          <w:r>
+            <w:rPr>
+              <w:rStyle w:val="Hyperlink"/>
+            </w:rPr>
+            <w:t>h</w:t>
+          </w:r>
+        </w:hyperlink>
+      </w:r>
+      <w:r>
+        <w:rPr>
+          <w:u w:val="single" w:color="0000ff"/>
+          <w:rFonts w:ascii="Charis SIL Regular" w:hAnsi="Charis SIL Regular" w:eastAsia="Charis SIL Regular"/>
+          <w:b w:val="0"/>
+          <w:i w:val="0"/>
+          <w:color w:val="000000"/>
+          <w:sz w:val="24"/>
+        </w:rPr>
+        <w:hyperlink r:id="rId20" w:history="1">
+          <w:r>
+            <w:rPr>
+              <w:rStyle w:val="Hyperlink"/>
+            </w:rPr>
+            <w:t>el</w:t>
+          </w:r>
+        </w:hyperlink>
+      </w:r>
+      <w:r>
+        <w:rPr>
+          <w:u w:val="single" w:color="0000ff"/>
+          <w:rFonts w:ascii="Charis SIL Regular" w:hAnsi="Charis SIL Regular" w:eastAsia="Charis SIL Regular"/>
+          <w:b w:val="0"/>
+          <w:i w:val="0"/>
+          <w:color w:val="000000"/>
+          <w:sz w:val="24"/>
+        </w:rPr>
+        <w:hyperlink r:id="rId20" w:history="1">
+          <w:r>
+            <w:rPr>
+              <w:rStyle w:val="Hyperlink"/>
+            </w:rPr>
+            <w:t>d</w:t>
+          </w:r>
+        </w:hyperlink>
+      </w:r>
+      <w:r>
+        <w:rPr>
+          <w:u w:val="single" w:color="0000ff"/>
+          <w:rFonts w:ascii="Charis SIL Regular" w:hAnsi="Charis SIL Regular" w:eastAsia="Charis SIL Regular"/>
+          <w:b w:val="0"/>
+          <w:i w:val="0"/>
+          <w:color w:val="000000"/>
+          <w:sz w:val="24"/>
+        </w:rPr>
+        <w:hyperlink r:id="rId20" w:history="1">
+          <w:r>
+            <w:rPr>
+              <w:rStyle w:val="Hyperlink"/>
+            </w:rPr>
+            <w:t xml:space="preserve"> in </w:t>
+          </w:r>
+        </w:hyperlink>
+      </w:r>
+      <w:r>
+        <w:rPr>
+          <w:u w:val="single" w:color="0000ff"/>
+          <w:rFonts w:ascii="Charis SIL Regular" w:hAnsi="Charis SIL Regular" w:eastAsia="Charis SIL Regular"/>
+          <w:b w:val="0"/>
+          <w:i w:val="0"/>
+          <w:color w:val="000000"/>
+          <w:sz w:val="24"/>
+        </w:rPr>
+        <w:hyperlink r:id="rId20" w:history="1">
+          <w:r>
+            <w:rPr>
+              <w:rStyle w:val="Hyperlink"/>
+            </w:rPr>
+            <w:t>t</w:t>
+          </w:r>
+        </w:hyperlink>
+      </w:r>
+      <w:r>
+        <w:rPr>
+          <w:u w:val="single" w:color="0000ff"/>
+          <w:rFonts w:ascii="Charis SIL Regular" w:hAnsi="Charis SIL Regular" w:eastAsia="Charis SIL Regular"/>
+          <w:b w:val="0"/>
+          <w:i w:val="0"/>
+          <w:color w:val="000000"/>
+          <w:sz w:val="24"/>
+        </w:rPr>
+        <w:hyperlink r:id="rId20" w:history="1">
+          <w:r>
+            <w:rPr>
+              <w:rStyle w:val="Hyperlink"/>
+            </w:rPr>
+            <w:t>he Neth</w:t>
+          </w:r>
+        </w:hyperlink>
+      </w:r>
+      <w:r>
+        <w:rPr>
+          <w:rFonts w:ascii="Charis SIL Regular" w:hAnsi="Charis SIL Regular" w:eastAsia="Charis SIL Regular"/>
+          <w:b w:val="0"/>
+          <w:i w:val="0"/>
+          <w:color w:val="000000"/>
+          <w:sz w:val="24"/>
+        </w:rPr>
+        <w:t>erlands, i</w:t>
+      </w:r>
+      <w:r>
+        <w:rPr>
+          <w:u w:val="single" w:color="0000ff"/>
+          <w:rFonts w:ascii="Charis SIL Regular" w:hAnsi="Charis SIL Regular" w:eastAsia="Charis SIL Regular"/>
+          <w:b w:val="0"/>
+          <w:i w:val="0"/>
+          <w:color w:val="000000"/>
+          <w:sz w:val="24"/>
+        </w:rPr>
+        <w:t>ncluding auc</w:t>
+      </w:r>
+      <w:r>
+        <w:rPr>
+          <w:rFonts w:ascii="Charis SIL Regular" w:hAnsi="Charis SIL Regular" w:eastAsia="Charis SIL Regular"/>
+          <w:b w:val="0"/>
+          <w:i w:val="0"/>
+          <w:color w:val="000000"/>
+          <w:sz w:val="24"/>
+        </w:rPr>
+        <w:t xml:space="preserve">tions of </w:t>
+      </w:r>
+      <w:r>
+        <w:rPr>
+          <w:rFonts w:ascii="Charis SIL Regular" w:hAnsi="Charis SIL Regular" w:eastAsia="Charis SIL Regular"/>
+          <w:b w:val="0"/>
+          <w:i w:val="0"/>
+          <w:color w:val="000000"/>
+          <w:sz w:val="24"/>
+        </w:rPr>
+        <w:t xml:space="preserve">non-western objects. Annotated catalogues sometimes contain notes about the items, buyers, </w:t>
+      </w:r>
+      <w:r>
+        <w:rPr>
+          <w:rFonts w:ascii="Charis SIL Regular" w:hAnsi="Charis SIL Regular" w:eastAsia="Charis SIL Regular"/>
+          <w:b w:val="0"/>
+          <w:i w:val="0"/>
+          <w:color w:val="000000"/>
+          <w:sz w:val="24"/>
+        </w:rPr>
+        <w:t xml:space="preserve">and sellers in an auction. The RKD's digitalised auction catalogues are available through the </w:t>
       </w:r>
       <w:r>
         <w:rPr>
@@ -2491,343 +2772,6 @@
             <w:rPr>
               <w:rStyle w:val="Hyperlink"/>
             </w:rPr>
-            <w:t>History)</w:t>
-          </w:r>
-        </w:hyperlink>
-      </w:r>
-      <w:r>
-        <w:rPr>
-          <w:rFonts w:ascii="Charis SIL Regular" w:hAnsi="Charis SIL Regular" w:eastAsia="Charis SIL Regular"/>
-          <w:b w:val="0"/>
-          <w:i w:val="0"/>
-          <w:color w:val="000000"/>
-          <w:sz w:val="24"/>
-        </w:rPr>
-        <w:t xml:space="preserve"> and the </w:t>
-      </w:r>
-      <w:r>
-        <w:rPr>
-          <w:rFonts w:ascii="Charis SIL Regular" w:hAnsi="Charis SIL Regular" w:eastAsia="Charis SIL Regular"/>
-          <w:b w:val="0"/>
-          <w:i w:val="0"/>
-          <w:color w:val="0000FF"/>
-          <w:sz w:val="24"/>
-          <w:u w:val="single"/>
-        </w:rPr>
-        <w:t>Rijksmuseum</w:t>
-      </w:r>
-      <w:r>
-        <w:rPr>
-          <w:rFonts w:ascii="Charis SIL Regular" w:hAnsi="Charis SIL Regular" w:eastAsia="Charis SIL Regular"/>
-          <w:b w:val="0"/>
-          <w:i w:val="0"/>
-          <w:color w:val="000000"/>
-          <w:sz w:val="24"/>
-        </w:rPr>
-        <w:t xml:space="preserve"> have </w:t>
-      </w:r>
-      <w:r>
-        <w:rPr>
-          <w:rFonts w:ascii="Charis SIL Regular" w:hAnsi="Charis SIL Regular" w:eastAsia="Charis SIL Regular"/>
-          <w:b w:val="0"/>
-          <w:i w:val="0"/>
-          <w:color w:val="000000"/>
-          <w:sz w:val="24"/>
-        </w:rPr>
-        <w:t>extensive collection</w:t>
-      </w:r>
-      <w:r>
-        <w:rPr>
-          <w:u w:val="single" w:color="0000ff"/>
-          <w:rFonts w:ascii="Charis SIL Regular" w:hAnsi="Charis SIL Regular" w:eastAsia="Charis SIL Regular"/>
-          <w:b w:val="0"/>
-          <w:i w:val="0"/>
-          <w:color w:val="000000"/>
-          <w:sz w:val="24"/>
-        </w:rPr>
-        <w:hyperlink r:id="rId21" w:history="1">
-          <w:r>
-            <w:rPr>
-              <w:rStyle w:val="Hyperlink"/>
-            </w:rPr>
-            <w:t xml:space="preserve">s of </w:t>
-          </w:r>
-        </w:hyperlink>
-      </w:r>
-      <w:r>
-        <w:rPr>
-          <w:u w:val="single" w:color="0000ff"/>
-          <w:rFonts w:ascii="Charis SIL Regular" w:hAnsi="Charis SIL Regular" w:eastAsia="Charis SIL Regular"/>
-          <w:b w:val="0"/>
-          <w:i w:val="0"/>
-          <w:color w:val="000000"/>
-          <w:sz w:val="24"/>
-        </w:rPr>
-        <w:hyperlink r:id="rId21" w:history="1">
-          <w:r>
-            <w:rPr>
-              <w:rStyle w:val="Hyperlink"/>
-            </w:rPr>
-            <w:t>c</w:t>
-          </w:r>
-        </w:hyperlink>
-      </w:r>
-      <w:r>
-        <w:rPr>
-          <w:u w:val="single" w:color="0000ff"/>
-          <w:rFonts w:ascii="Charis SIL Regular" w:hAnsi="Charis SIL Regular" w:eastAsia="Charis SIL Regular"/>
-          <w:b w:val="0"/>
-          <w:i w:val="0"/>
-          <w:color w:val="000000"/>
-          <w:sz w:val="24"/>
-        </w:rPr>
-        <w:hyperlink r:id="rId21" w:history="1">
-          <w:r>
-            <w:rPr>
-              <w:rStyle w:val="Hyperlink"/>
-            </w:rPr>
-            <w:t xml:space="preserve">atalogues of </w:t>
-          </w:r>
-        </w:hyperlink>
-      </w:r>
-      <w:r>
-        <w:rPr>
-          <w:u w:val="single" w:color="0000ff"/>
-          <w:rFonts w:ascii="Charis SIL Regular" w:hAnsi="Charis SIL Regular" w:eastAsia="Charis SIL Regular"/>
-          <w:b w:val="0"/>
-          <w:i w:val="0"/>
-          <w:color w:val="000000"/>
-          <w:sz w:val="24"/>
-        </w:rPr>
-        <w:hyperlink r:id="rId21" w:history="1">
-          <w:r>
-            <w:rPr>
-              <w:rStyle w:val="Hyperlink"/>
-            </w:rPr>
-            <w:t>a</w:t>
-          </w:r>
-        </w:hyperlink>
-      </w:r>
-      <w:r>
-        <w:rPr>
-          <w:u w:val="single" w:color="0000ff"/>
-          <w:rFonts w:ascii="Charis SIL Regular" w:hAnsi="Charis SIL Regular" w:eastAsia="Charis SIL Regular"/>
-          <w:b w:val="0"/>
-          <w:i w:val="0"/>
-          <w:color w:val="000000"/>
-          <w:sz w:val="24"/>
-        </w:rPr>
-        <w:hyperlink r:id="rId21" w:history="1">
-          <w:r>
-            <w:rPr>
-              <w:rStyle w:val="Hyperlink"/>
-            </w:rPr>
-            <w:t xml:space="preserve">uctions </w:t>
-          </w:r>
-        </w:hyperlink>
-      </w:r>
-      <w:r>
-        <w:rPr>
-          <w:u w:val="single" w:color="0000ff"/>
-          <w:rFonts w:ascii="Charis SIL Regular" w:hAnsi="Charis SIL Regular" w:eastAsia="Charis SIL Regular"/>
-          <w:b w:val="0"/>
-          <w:i w:val="0"/>
-          <w:color w:val="000000"/>
-          <w:sz w:val="24"/>
-        </w:rPr>
-        <w:hyperlink r:id="rId21" w:history="1">
-          <w:r>
-            <w:rPr>
-              <w:rStyle w:val="Hyperlink"/>
-            </w:rPr>
-            <w:t>h</w:t>
-          </w:r>
-        </w:hyperlink>
-      </w:r>
-      <w:r>
-        <w:rPr>
-          <w:u w:val="single" w:color="0000ff"/>
-          <w:rFonts w:ascii="Charis SIL Regular" w:hAnsi="Charis SIL Regular" w:eastAsia="Charis SIL Regular"/>
-          <w:b w:val="0"/>
-          <w:i w:val="0"/>
-          <w:color w:val="000000"/>
-          <w:sz w:val="24"/>
-        </w:rPr>
-        <w:hyperlink r:id="rId21" w:history="1">
-          <w:r>
-            <w:rPr>
-              <w:rStyle w:val="Hyperlink"/>
-            </w:rPr>
-            <w:t>el</w:t>
-          </w:r>
-        </w:hyperlink>
-      </w:r>
-      <w:r>
-        <w:rPr>
-          <w:u w:val="single" w:color="0000ff"/>
-          <w:rFonts w:ascii="Charis SIL Regular" w:hAnsi="Charis SIL Regular" w:eastAsia="Charis SIL Regular"/>
-          <w:b w:val="0"/>
-          <w:i w:val="0"/>
-          <w:color w:val="000000"/>
-          <w:sz w:val="24"/>
-        </w:rPr>
-        <w:hyperlink r:id="rId21" w:history="1">
-          <w:r>
-            <w:rPr>
-              <w:rStyle w:val="Hyperlink"/>
-            </w:rPr>
-            <w:t>d</w:t>
-          </w:r>
-        </w:hyperlink>
-      </w:r>
-      <w:r>
-        <w:rPr>
-          <w:u w:val="single" w:color="0000ff"/>
-          <w:rFonts w:ascii="Charis SIL Regular" w:hAnsi="Charis SIL Regular" w:eastAsia="Charis SIL Regular"/>
-          <w:b w:val="0"/>
-          <w:i w:val="0"/>
-          <w:color w:val="000000"/>
-          <w:sz w:val="24"/>
-        </w:rPr>
-        <w:hyperlink r:id="rId21" w:history="1">
-          <w:r>
-            <w:rPr>
-              <w:rStyle w:val="Hyperlink"/>
-            </w:rPr>
-            <w:t xml:space="preserve"> in </w:t>
-          </w:r>
-        </w:hyperlink>
-      </w:r>
-      <w:r>
-        <w:rPr>
-          <w:u w:val="single" w:color="0000ff"/>
-          <w:rFonts w:ascii="Charis SIL Regular" w:hAnsi="Charis SIL Regular" w:eastAsia="Charis SIL Regular"/>
-          <w:b w:val="0"/>
-          <w:i w:val="0"/>
-          <w:color w:val="000000"/>
-          <w:sz w:val="24"/>
-        </w:rPr>
-        <w:hyperlink r:id="rId21" w:history="1">
-          <w:r>
-            <w:rPr>
-              <w:rStyle w:val="Hyperlink"/>
-            </w:rPr>
-            <w:t>t</w:t>
-          </w:r>
-        </w:hyperlink>
-      </w:r>
-      <w:r>
-        <w:rPr>
-          <w:u w:val="single" w:color="0000ff"/>
-          <w:rFonts w:ascii="Charis SIL Regular" w:hAnsi="Charis SIL Regular" w:eastAsia="Charis SIL Regular"/>
-          <w:b w:val="0"/>
-          <w:i w:val="0"/>
-          <w:color w:val="000000"/>
-          <w:sz w:val="24"/>
-        </w:rPr>
-        <w:hyperlink r:id="rId21" w:history="1">
-          <w:r>
-            <w:rPr>
-              <w:rStyle w:val="Hyperlink"/>
-            </w:rPr>
-            <w:t>he Neth</w:t>
-          </w:r>
-        </w:hyperlink>
-      </w:r>
-      <w:r>
-        <w:rPr>
-          <w:rFonts w:ascii="Charis SIL Regular" w:hAnsi="Charis SIL Regular" w:eastAsia="Charis SIL Regular"/>
-          <w:b w:val="0"/>
-          <w:i w:val="0"/>
-          <w:color w:val="000000"/>
-          <w:sz w:val="24"/>
-        </w:rPr>
-        <w:t>erlands, i</w:t>
-      </w:r>
-      <w:r>
-        <w:rPr>
-          <w:u w:val="single" w:color="0000ff"/>
-          <w:rFonts w:ascii="Charis SIL Regular" w:hAnsi="Charis SIL Regular" w:eastAsia="Charis SIL Regular"/>
-          <w:b w:val="0"/>
-          <w:i w:val="0"/>
-          <w:color w:val="000000"/>
-          <w:sz w:val="24"/>
-        </w:rPr>
-        <w:t>ncluding auc</w:t>
-      </w:r>
-      <w:r>
-        <w:rPr>
-          <w:rFonts w:ascii="Charis SIL Regular" w:hAnsi="Charis SIL Regular" w:eastAsia="Charis SIL Regular"/>
-          <w:b w:val="0"/>
-          <w:i w:val="0"/>
-          <w:color w:val="000000"/>
-          <w:sz w:val="24"/>
-        </w:rPr>
-        <w:t xml:space="preserve">tions of </w:t>
-      </w:r>
-      <w:r>
-        <w:rPr>
-          <w:rFonts w:ascii="Charis SIL Regular" w:hAnsi="Charis SIL Regular" w:eastAsia="Charis SIL Regular"/>
-          <w:b w:val="0"/>
-          <w:i w:val="0"/>
-          <w:color w:val="000000"/>
-          <w:sz w:val="24"/>
-        </w:rPr>
-        <w:t xml:space="preserve">non-western objects. Annotated catalogues sometimes contain notes about the items, buyers, </w:t>
-      </w:r>
-      <w:r>
-        <w:rPr>
-          <w:rFonts w:ascii="Charis SIL Regular" w:hAnsi="Charis SIL Regular" w:eastAsia="Charis SIL Regular"/>
-          <w:b w:val="0"/>
-          <w:i w:val="0"/>
-          <w:color w:val="000000"/>
-          <w:sz w:val="24"/>
-        </w:rPr>
-        <w:t xml:space="preserve">and sellers in an auction. The RKD's digitalised auction catalogues are available through the </w:t>
-      </w:r>
-      <w:r>
-        <w:rPr>
-          <w:rFonts w:ascii="Charis SIL Regular" w:hAnsi="Charis SIL Regular" w:eastAsia="Charis SIL Regular"/>
-          <w:b w:val="0"/>
-          <w:i w:val="0"/>
-          <w:color w:val="0000FF"/>
-          <w:sz w:val="24"/>
-          <w:u w:val="single"/>
-        </w:rPr>
-        <w:hyperlink r:id="rId22" w:history="1">
-          <w:r>
-            <w:rPr>
-              <w:rStyle w:val="Hyperlink"/>
-            </w:rPr>
-            <w:t>Art</w:t>
-          </w:r>
-        </w:hyperlink>
-      </w:r>
-      <w:r>
-        <w:rPr>
-          <w:rFonts w:ascii="Charis SIL Regular" w:hAnsi="Charis SIL Regular" w:eastAsia="Charis SIL Regular"/>
-          <w:b w:val="0"/>
-          <w:i w:val="0"/>
-          <w:color w:val="0000FF"/>
-          <w:sz w:val="24"/>
-          <w:u w:val="single"/>
-        </w:rPr>
-        <w:t xml:space="preserve"> </w:t>
-      </w:r>
-      <w:r>
-        <w:rPr>
-          <w:rFonts w:ascii="Charis SIL Regular" w:hAnsi="Charis SIL Regular" w:eastAsia="Charis SIL Regular"/>
-          <w:b w:val="0"/>
-          <w:i w:val="0"/>
-          <w:color w:val="0000FF"/>
-          <w:sz w:val="24"/>
-          <w:u w:val="single"/>
-        </w:rPr>
-        <w:hyperlink r:id="rId22" w:history="1">
-          <w:r>
-            <w:rPr>
-              <w:rStyle w:val="Hyperlink"/>
-            </w:rPr>
             <w:t>Sales</w:t>
           </w:r>
         </w:hyperlink>
@@ -2852,7 +2796,7 @@
           <w:sz w:val="24"/>
           <w:u w:val="single"/>
         </w:rPr>
-        <w:hyperlink r:id="rId22" w:history="1">
+        <w:hyperlink r:id="rId21" w:history="1">
           <w:r>
             <w:rPr>
               <w:rStyle w:val="Hyperlink"/>
@@ -2881,7 +2825,7 @@
           <w:sz w:val="24"/>
           <w:u w:val="single"/>
         </w:rPr>
-        <w:hyperlink r:id="rId22" w:history="1">
+        <w:hyperlink r:id="rId21" w:history="1">
           <w:r>
             <w:rPr>
               <w:rStyle w:val="Hyperlink"/>
@@ -2909,7 +2853,7 @@
           <w:color w:val="000000"/>
           <w:sz w:val="24"/>
         </w:rPr>
-        <w:hyperlink r:id="rId22" w:history="1">
+        <w:hyperlink r:id="rId21" w:history="1">
           <w:r>
             <w:rPr>
               <w:rStyle w:val="Hyperlink"/>
@@ -2927,7 +2871,7 @@
           <w:color w:val="000000"/>
           <w:sz w:val="24"/>
         </w:rPr>
-        <w:hyperlink r:id="rId22" w:history="1">
+        <w:hyperlink r:id="rId21" w:history="1">
           <w:r>
             <w:rPr>
               <w:rStyle w:val="Hyperlink"/>
@@ -2945,7 +2889,7 @@
           <w:color w:val="000000"/>
           <w:sz w:val="24"/>
         </w:rPr>
-        <w:hyperlink r:id="rId22" w:history="1">
+        <w:hyperlink r:id="rId21" w:history="1">
           <w:r>
             <w:rPr>
               <w:rStyle w:val="Hyperlink"/>
@@ -2963,7 +2907,7 @@
           <w:color w:val="000000"/>
           <w:sz w:val="24"/>
         </w:rPr>
-        <w:hyperlink r:id="rId22" w:history="1">
+        <w:hyperlink r:id="rId21" w:history="1">
           <w:r>
             <w:rPr>
               <w:rStyle w:val="Hyperlink"/>
@@ -2981,7 +2925,7 @@
           <w:color w:val="000000"/>
           <w:sz w:val="24"/>
         </w:rPr>
-        <w:hyperlink r:id="rId22" w:history="1">
+        <w:hyperlink r:id="rId21" w:history="1">
           <w:r>
             <w:rPr>
               <w:rStyle w:val="Hyperlink"/>
@@ -3079,7 +3023,7 @@
           <w:sz w:val="24"/>
           <w:u w:val="single"/>
         </w:rPr>
-        <w:hyperlink r:id="rId23" w:history="1">
+        <w:hyperlink r:id="rId22" w:history="1">
           <w:r>
             <w:rPr>
               <w:rStyle w:val="Hyperlink"/>
@@ -3117,7 +3061,7 @@
           <w:color w:val="000000"/>
           <w:sz w:val="24"/>
         </w:rPr>
-        <w:hyperlink r:id="rId23" w:history="1">
+        <w:hyperlink r:id="rId22" w:history="1">
           <w:r>
             <w:rPr>
               <w:rStyle w:val="Hyperlink"/>
@@ -3708,7 +3652,7 @@
           <w:color w:val="0000FF"/>
           <w:sz w:val="24"/>
         </w:rPr>
-        <w:hyperlink r:id="rId22" w:history="1">
+        <w:hyperlink r:id="rId21" w:history="1">
           <w:r>
             <w:rPr>
               <w:rStyle w:val="Hyperlink"/>
@@ -3725,7 +3669,7 @@
           <w:color w:val="0000FF"/>
           <w:sz w:val="24"/>
         </w:rPr>
-        <w:hyperlink r:id="rId22" w:history="1">
+        <w:hyperlink r:id="rId21" w:history="1">
           <w:r>
             <w:rPr>
               <w:rStyle w:val="Hyperlink"/>
@@ -3742,7 +3686,7 @@
           <w:color w:val="0000FF"/>
           <w:sz w:val="24"/>
         </w:rPr>
-        <w:hyperlink r:id="rId22" w:history="1">
+        <w:hyperlink r:id="rId21" w:history="1">
           <w:r>
             <w:rPr>
               <w:rStyle w:val="Hyperlink"/>
@@ -3759,7 +3703,7 @@
           <w:color w:val="0000FF"/>
           <w:sz w:val="24"/>
         </w:rPr>
-        <w:hyperlink r:id="rId22" w:history="1">
+        <w:hyperlink r:id="rId21" w:history="1">
           <w:r>
             <w:rPr>
               <w:rStyle w:val="Hyperlink"/>
@@ -3776,7 +3720,7 @@
           <w:color w:val="0000FF"/>
           <w:sz w:val="24"/>
         </w:rPr>
-        <w:hyperlink r:id="rId22" w:history="1">
+        <w:hyperlink r:id="rId21" w:history="1">
           <w:r>
             <w:rPr>
               <w:rStyle w:val="Hyperlink"/>
@@ -3793,7 +3737,7 @@
           <w:color w:val="0000FF"/>
           <w:sz w:val="24"/>
         </w:rPr>
-        <w:hyperlink r:id="rId22" w:history="1">
+        <w:hyperlink r:id="rId21" w:history="1">
           <w:r>
             <w:rPr>
               <w:rStyle w:val="Hyperlink"/>
@@ -3810,7 +3754,7 @@
           <w:color w:val="0000FF"/>
           <w:sz w:val="24"/>
         </w:rPr>
-        <w:hyperlink r:id="rId22" w:history="1">
+        <w:hyperlink r:id="rId21" w:history="1">
           <w:r>
             <w:rPr>
               <w:rStyle w:val="Hyperlink"/>
@@ -3927,7 +3871,7 @@
           <w:sz w:val="24"/>
           <w:u w:val="single"/>
         </w:rPr>
-        <w:hyperlink r:id="rId23" w:history="1">
+        <w:hyperlink r:id="rId22" w:history="1">
           <w:r>
             <w:rPr>
               <w:rStyle w:val="Hyperlink"/>
@@ -3945,7 +3889,7 @@
           <w:sz w:val="24"/>
           <w:u w:val="single"/>
         </w:rPr>
-        <w:hyperlink r:id="rId23" w:history="1">
+        <w:hyperlink r:id="rId22" w:history="1">
           <w:r>
             <w:rPr>
               <w:rStyle w:val="Hyperlink"/>
@@ -4073,7 +4017,7 @@
           <w:sz w:val="24"/>
           <w:u w:val="single"/>
         </w:rPr>
-        <w:hyperlink r:id="rId24" w:history="1">
+        <w:hyperlink r:id="rId23" w:history="1">
           <w:r>
             <w:rPr>
               <w:rStyle w:val="Hyperlink"/>
@@ -4091,7 +4035,7 @@
           <w:sz w:val="24"/>
           <w:u w:val="single"/>
         </w:rPr>
-        <w:hyperlink r:id="rId24" w:history="1">
+        <w:hyperlink r:id="rId23" w:history="1">
           <w:r>
             <w:rPr>
               <w:rStyle w:val="Hyperlink"/>
@@ -4109,7 +4053,7 @@
           <w:sz w:val="24"/>
           <w:u w:val="single"/>
         </w:rPr>
-        <w:hyperlink r:id="rId24" w:history="1">
+        <w:hyperlink r:id="rId23" w:history="1">
           <w:r>
             <w:rPr>
               <w:rStyle w:val="Hyperlink"/>
@@ -4137,7 +4081,7 @@
           <w:sz w:val="24"/>
           <w:u w:val="single"/>
         </w:rPr>
-        <w:hyperlink r:id="rId25" w:history="1">
+        <w:hyperlink r:id="rId24" w:history="1">
           <w:r>
             <w:rPr>
               <w:rStyle w:val="Hyperlink"/>
@@ -4166,7 +4110,7 @@
           <w:sz w:val="24"/>
           <w:u w:val="single"/>
         </w:rPr>
-        <w:hyperlink r:id="rId25" w:history="1">
+        <w:hyperlink r:id="rId24" w:history="1">
           <w:r>
             <w:rPr>
               <w:rStyle w:val="Hyperlink"/>
@@ -4194,7 +4138,7 @@
           <w:sz w:val="24"/>
           <w:u w:val="single"/>
         </w:rPr>
-        <w:hyperlink r:id="rId24" w:history="1">
+        <w:hyperlink r:id="rId23" w:history="1">
           <w:r>
             <w:rPr>
               <w:rStyle w:val="Hyperlink"/>
@@ -4212,7 +4156,7 @@
           <w:sz w:val="24"/>
           <w:u w:val="single"/>
         </w:rPr>
-        <w:hyperlink r:id="rId24" w:history="1">
+        <w:hyperlink r:id="rId23" w:history="1">
           <w:r>
             <w:rPr>
               <w:rStyle w:val="Hyperlink"/>
@@ -4241,7 +4185,7 @@
           <w:sz w:val="24"/>
           <w:u w:val="single"/>
         </w:rPr>
-        <w:hyperlink r:id="rId24" w:history="1">
+        <w:hyperlink r:id="rId23" w:history="1">
           <w:r>
             <w:rPr>
               <w:rStyle w:val="Hyperlink"/>
@@ -4339,7 +4283,7 @@
           <w:sz w:val="24"/>
           <w:u w:val="single"/>
         </w:rPr>
-        <w:hyperlink r:id="rId26" w:history="1">
+        <w:hyperlink r:id="rId25" w:history="1">
           <w:r>
             <w:rPr>
               <w:rStyle w:val="Hyperlink"/>
@@ -4357,7 +4301,7 @@
           <w:sz w:val="24"/>
           <w:u w:val="single"/>
         </w:rPr>
-        <w:hyperlink r:id="rId26" w:history="1">
+        <w:hyperlink r:id="rId25" w:history="1">
           <w:r>
             <w:rPr>
               <w:rStyle w:val="Hyperlink"/>
@@ -4375,7 +4319,7 @@
           <w:sz w:val="24"/>
           <w:u w:val="single"/>
         </w:rPr>
-        <w:hyperlink r:id="rId26" w:history="1">
+        <w:hyperlink r:id="rId25" w:history="1">
           <w:r>
             <w:rPr>
               <w:rStyle w:val="Hyperlink"/>
@@ -4403,7 +4347,7 @@
           <w:sz w:val="24"/>
           <w:u w:val="single"/>
         </w:rPr>
-        <w:hyperlink r:id="rId26" w:history="1">
+        <w:hyperlink r:id="rId25" w:history="1">
           <w:r>
             <w:rPr>
               <w:rStyle w:val="Hyperlink"/>
@@ -4421,7 +4365,7 @@
           <w:sz w:val="24"/>
           <w:u w:val="single"/>
         </w:rPr>
-        <w:hyperlink r:id="rId26" w:history="1">
+        <w:hyperlink r:id="rId25" w:history="1">
           <w:r>
             <w:rPr>
               <w:rStyle w:val="Hyperlink"/>
@@ -4450,7 +4394,7 @@
           <w:sz w:val="24"/>
           <w:u w:val="single"/>
         </w:rPr>
-        <w:hyperlink r:id="rId26" w:history="1">
+        <w:hyperlink r:id="rId25" w:history="1">
           <w:r>
             <w:rPr>
               <w:rStyle w:val="Hyperlink"/>

--- a/EXPORTS/DOCX/published/niveau2/English/Trade.docx
+++ b/EXPORTS/DOCX/published/niveau2/English/Trade.docx
@@ -457,6 +457,7 @@
       </w:r>
       <w:r>
         <w:rPr>
+          <w:u w:val="single" w:color="0000ff"/>
           <w:rFonts w:ascii="Charis SIL Regular" w:hAnsi="Charis SIL Regular" w:eastAsia="Charis SIL Regular"/>
           <w:b w:val="0"/>
           <w:i w:val="0"/>
@@ -474,7 +475,7 @@
           <w:sz w:val="24"/>
           <w:u w:val="single"/>
         </w:rPr>
-        <w:hyperlink r:id="rId9" w:history="1">
+        <w:hyperlink r:id="rId12" w:history="1">
           <w:r>
             <w:rPr>
               <w:rStyle w:val="Hyperlink"/>
@@ -528,7 +529,7 @@
           <w:sz w:val="24"/>
           <w:u w:val="single"/>
         </w:rPr>
-        <w:hyperlink r:id="rId10" w:history="1">
+        <w:hyperlink r:id="rId12" w:history="1">
           <w:r>
             <w:rPr>
               <w:rStyle w:val="Hyperlink"/>
@@ -734,7 +735,7 @@
           <w:sz w:val="24"/>
           <w:u w:val="single"/>
         </w:rPr>
-        <w:hyperlink r:id="rId12" w:history="1">
+        <w:hyperlink r:id="rId11" w:history="1">
           <w:r>
             <w:rPr>
               <w:rStyle w:val="Hyperlink"/>
@@ -745,13 +746,32 @@
       </w:r>
       <w:r>
         <w:rPr>
+          <w:u w:val="single" w:color="0000ff"/>
           <w:rFonts w:ascii="Charis SIL Regular" w:hAnsi="Charis SIL Regular" w:eastAsia="Charis SIL Regular"/>
           <w:b w:val="0"/>
           <w:i w:val="0"/>
           <w:color w:val="000000"/>
           <w:sz w:val="24"/>
         </w:rPr>
-        <w:t xml:space="preserve"> and </w:t>
+        <w:hyperlink r:id="rId11" w:history="1">
+          <w:r>
+            <w:rPr>
+              <w:rStyle w:val="Hyperlink"/>
+            </w:rPr>
+            <w:t xml:space="preserve"> and</w:t>
+          </w:r>
+        </w:hyperlink>
+      </w:r>
+      <w:r>
+        <w:rPr>
+          <w:u w:val="single" w:color="0000ff"/>
+          <w:rFonts w:ascii="Charis SIL Regular" w:hAnsi="Charis SIL Regular" w:eastAsia="Charis SIL Regular"/>
+          <w:b w:val="0"/>
+          <w:i w:val="0"/>
+          <w:color w:val="000000"/>
+          <w:sz w:val="24"/>
+        </w:rPr>
+        <w:t xml:space="preserve"> </w:t>
       </w:r>
       <w:r>
         <w:rPr>
@@ -894,18 +914,7 @@
           <w:color w:val="000000"/>
           <w:sz w:val="24"/>
         </w:rPr>
-        <w:t>Hague, the stor</w:t>
-      </w:r>
-      <w:r>
-        <w:rPr>
-          <w:u w:val="single" w:color="0000ff"/>
-          <w:rFonts w:ascii="Charis SIL Regular" w:hAnsi="Charis SIL Regular" w:eastAsia="Charis SIL Regular"/>
-          <w:b w:val="0"/>
-          <w:i w:val="0"/>
-          <w:color w:val="000000"/>
-          <w:sz w:val="24"/>
-        </w:rPr>
-        <w:t xml:space="preserve">es </w:t>
+        <w:t xml:space="preserve">Hague, the stores </w:t>
       </w:r>
       <w:r>
         <w:rPr>
@@ -916,7 +925,7 @@
           <w:sz w:val="24"/>
           <w:u w:val="single"/>
         </w:rPr>
-        <w:hyperlink r:id="rId14" w:history="1">
+        <w:hyperlink r:id="rId12" w:history="1">
           <w:r>
             <w:rPr>
               <w:rStyle w:val="Hyperlink"/>
@@ -1093,14 +1102,7 @@
           <w:sz w:val="24"/>
           <w:u w:val="single"/>
         </w:rPr>
-        <w:hyperlink r:id="rId14" w:history="1">
-          <w:r>
-            <w:rPr>
-              <w:rStyle w:val="Hyperlink"/>
-            </w:rPr>
-            <w:t>1927</w:t>
-          </w:r>
-        </w:hyperlink>
+        <w:t>1927</w:t>
       </w:r>
       <w:r>
         <w:rPr>
@@ -1111,7 +1113,7 @@
           <w:sz w:val="24"/>
           <w:u w:val="single"/>
         </w:rPr>
-        <w:hyperlink r:id="rId14" w:history="1">
+        <w:hyperlink r:id="rId13" w:history="1">
           <w:r>
             <w:rPr>
               <w:rStyle w:val="Hyperlink"/>
@@ -1158,7 +1160,6 @@
       </w:r>
       <w:r>
         <w:rPr>
-          <w:u w:val="single" w:color="0000ff"/>
           <w:rFonts w:ascii="Charis SIL Regular" w:hAnsi="Charis SIL Regular" w:eastAsia="Charis SIL Regular"/>
           <w:b w:val="0"/>
           <w:i w:val="0"/>
@@ -1259,7 +1260,7 @@
           <w:sz w:val="24"/>
           <w:u w:val="single"/>
         </w:rPr>
-        <w:hyperlink r:id="rId13" w:history="1">
+        <w:hyperlink r:id="rId15" w:history="1">
           <w:r>
             <w:rPr>
               <w:rStyle w:val="Hyperlink"/>
@@ -1574,7 +1575,50 @@
           <w:color w:val="000000"/>
           <w:sz w:val="24"/>
         </w:rPr>
-        <w:t xml:space="preserve">y that operated in </w:t>
+        <w:hyperlink r:id="rId16" w:history="1">
+          <w:r>
+            <w:rPr>
+              <w:rStyle w:val="Hyperlink"/>
+            </w:rPr>
+            <w:t>y that o</w:t>
+          </w:r>
+        </w:hyperlink>
+      </w:r>
+      <w:r>
+        <w:rPr>
+          <w:u w:val="single" w:color="0000ff"/>
+          <w:rFonts w:ascii="Charis SIL Regular" w:hAnsi="Charis SIL Regular" w:eastAsia="Charis SIL Regular"/>
+          <w:b w:val="0"/>
+          <w:i w:val="0"/>
+          <w:color w:val="000000"/>
+          <w:sz w:val="24"/>
+        </w:rPr>
+        <w:hyperlink r:id="rId16" w:history="1">
+          <w:r>
+            <w:rPr>
+              <w:rStyle w:val="Hyperlink"/>
+            </w:rPr>
+            <w:t>p</w:t>
+          </w:r>
+        </w:hyperlink>
+      </w:r>
+      <w:r>
+        <w:rPr>
+          <w:u w:val="single" w:color="0000ff"/>
+          <w:rFonts w:ascii="Charis SIL Regular" w:hAnsi="Charis SIL Regular" w:eastAsia="Charis SIL Regular"/>
+          <w:b w:val="0"/>
+          <w:i w:val="0"/>
+          <w:color w:val="000000"/>
+          <w:sz w:val="24"/>
+        </w:rPr>
+        <w:hyperlink r:id="rId16" w:history="1">
+          <w:r>
+            <w:rPr>
+              <w:rStyle w:val="Hyperlink"/>
+            </w:rPr>
+            <w:t xml:space="preserve">erated in </w:t>
+          </w:r>
+        </w:hyperlink>
       </w:r>
       <w:r>
         <w:rPr>
@@ -1621,7 +1665,7 @@
           <w:sz w:val="24"/>
           <w:u w:val="single"/>
         </w:rPr>
-        <w:hyperlink r:id="rId16" w:history="1">
+        <w:hyperlink r:id="rId17" w:history="1">
           <w:r>
             <w:rPr>
               <w:rStyle w:val="Hyperlink"/>
@@ -1650,7 +1694,7 @@
           <w:sz w:val="24"/>
           <w:u w:val="single"/>
         </w:rPr>
-        <w:hyperlink r:id="rId16" w:history="1">
+        <w:hyperlink r:id="rId17" w:history="1">
           <w:r>
             <w:rPr>
               <w:rStyle w:val="Hyperlink"/>
@@ -1668,7 +1712,7 @@
           <w:sz w:val="24"/>
           <w:u w:val="single"/>
         </w:rPr>
-        <w:hyperlink r:id="rId16" w:history="1">
+        <w:hyperlink r:id="rId17" w:history="1">
           <w:r>
             <w:rPr>
               <w:rStyle w:val="Hyperlink"/>
@@ -2885,7 +2929,50 @@
           <w:color w:val="000000"/>
           <w:sz w:val="24"/>
         </w:rPr>
-        <w:t>Rijksmus</w:t>
+        <w:hyperlink r:id="rId22" w:history="1">
+          <w:r>
+            <w:rPr>
+              <w:rStyle w:val="Hyperlink"/>
+            </w:rPr>
+            <w:t>Rij</w:t>
+          </w:r>
+        </w:hyperlink>
+      </w:r>
+      <w:r>
+        <w:rPr>
+          <w:u w:val="single" w:color="0000ff"/>
+          <w:rFonts w:ascii="Charis SIL Regular" w:hAnsi="Charis SIL Regular" w:eastAsia="Charis SIL Regular"/>
+          <w:b w:val="0"/>
+          <w:i w:val="0"/>
+          <w:color w:val="000000"/>
+          <w:sz w:val="24"/>
+        </w:rPr>
+        <w:hyperlink r:id="rId22" w:history="1">
+          <w:r>
+            <w:rPr>
+              <w:rStyle w:val="Hyperlink"/>
+            </w:rPr>
+            <w:t>k</w:t>
+          </w:r>
+        </w:hyperlink>
+      </w:r>
+      <w:r>
+        <w:rPr>
+          <w:u w:val="single" w:color="0000ff"/>
+          <w:rFonts w:ascii="Charis SIL Regular" w:hAnsi="Charis SIL Regular" w:eastAsia="Charis SIL Regular"/>
+          <w:b w:val="0"/>
+          <w:i w:val="0"/>
+          <w:color w:val="000000"/>
+          <w:sz w:val="24"/>
+        </w:rPr>
+        <w:hyperlink r:id="rId22" w:history="1">
+          <w:r>
+            <w:rPr>
+              <w:rStyle w:val="Hyperlink"/>
+            </w:rPr>
+            <w:t>smus</w:t>
+          </w:r>
+        </w:hyperlink>
       </w:r>
       <w:r>
         <w:rPr>
@@ -4336,7 +4423,7 @@
           <w:sz w:val="24"/>
           <w:u w:val="single"/>
         </w:rPr>
-        <w:hyperlink r:id="rId27" w:history="1">
+        <w:hyperlink r:id="rId26" w:history="1">
           <w:r>
             <w:rPr>
               <w:rStyle w:val="Hyperlink"/>
@@ -4354,7 +4441,7 @@
           <w:sz w:val="24"/>
           <w:u w:val="single"/>
         </w:rPr>
-        <w:hyperlink r:id="rId27" w:history="1">
+        <w:hyperlink r:id="rId26" w:history="1">
           <w:r>
             <w:rPr>
               <w:rStyle w:val="Hyperlink"/>
@@ -4383,7 +4470,7 @@
           <w:sz w:val="24"/>
           <w:u w:val="single"/>
         </w:rPr>
-        <w:hyperlink r:id="rId27" w:history="1">
+        <w:hyperlink r:id="rId26" w:history="1">
           <w:r>
             <w:rPr>
               <w:rStyle w:val="Hyperlink"/>

--- a/EXPORTS/DOCX/published/niveau2/English/Trade.docx
+++ b/EXPORTS/DOCX/published/niveau2/English/Trade.docx
@@ -457,6 +457,7 @@
       </w:r>
       <w:r>
         <w:rPr>
+          <w:u w:val="single" w:color="0000ff"/>
           <w:rFonts w:ascii="Charis SIL Regular" w:hAnsi="Charis SIL Regular" w:eastAsia="Charis SIL Regular"/>
           <w:b w:val="0"/>
           <w:i w:val="0"/>
@@ -474,7 +475,7 @@
           <w:sz w:val="24"/>
           <w:u w:val="single"/>
         </w:rPr>
-        <w:hyperlink r:id="rId9" w:history="1">
+        <w:hyperlink r:id="rId12" w:history="1">
           <w:r>
             <w:rPr>
               <w:rStyle w:val="Hyperlink"/>
@@ -508,6 +509,430 @@
           <w:i w:val="0"/>
           <w:color w:val="0000FF"/>
           <w:sz w:val="24"/>
+        </w:rPr>
+        <w:t>e</w:t>
+      </w:r>
+      <w:r>
+        <w:rPr>
+          <w:rFonts w:ascii="Charis SIL Regular" w:hAnsi="Charis SIL Regular" w:eastAsia="Charis SIL Regular"/>
+          <w:b w:val="0"/>
+          <w:i w:val="0"/>
+          <w:color w:val="0000FF"/>
+          <w:sz w:val="24"/>
+          <w:u w:val="single"/>
+        </w:rPr>
+        <w:hyperlink r:id="rId10" w:history="1">
+          <w:r>
+            <w:rPr>
+              <w:rStyle w:val="Hyperlink"/>
+            </w:rPr>
+            <w:t>derik</w:t>
+          </w:r>
+        </w:hyperlink>
+      </w:r>
+      <w:r>
+        <w:rPr>
+          <w:rFonts w:ascii="Charis SIL Regular" w:hAnsi="Charis SIL Regular" w:eastAsia="Charis SIL Regular"/>
+          <w:b w:val="0"/>
+          <w:i w:val="0"/>
+          <w:color w:val="0000FF"/>
+          <w:sz w:val="24"/>
+          <w:u w:val="single"/>
+        </w:rPr>
+        <w:t xml:space="preserve"> </w:t>
+      </w:r>
+      <w:r>
+        <w:rPr>
+          <w:rFonts w:ascii="Charis SIL Regular" w:hAnsi="Charis SIL Regular" w:eastAsia="Charis SIL Regular"/>
+          <w:b w:val="0"/>
+          <w:i w:val="0"/>
+          <w:color w:val="0000FF"/>
+          <w:sz w:val="24"/>
+          <w:u w:val="single"/>
+        </w:rPr>
+        <w:hyperlink r:id="rId10" w:history="1">
+          <w:r>
+            <w:rPr>
+              <w:rStyle w:val="Hyperlink"/>
+            </w:rPr>
+            <w:t>Mul</w:t>
+          </w:r>
+        </w:hyperlink>
+      </w:r>
+      <w:r>
+        <w:rPr>
+          <w:rFonts w:ascii="Charis SIL Regular" w:hAnsi="Charis SIL Regular" w:eastAsia="Charis SIL Regular"/>
+          <w:b w:val="0"/>
+          <w:i w:val="0"/>
+          <w:color w:val="0000FF"/>
+          <w:sz w:val="24"/>
+          <w:u w:val="single"/>
+        </w:rPr>
+        <w:hyperlink r:id="rId10" w:history="1">
+          <w:r>
+            <w:rPr>
+              <w:rStyle w:val="Hyperlink"/>
+            </w:rPr>
+            <w:t>l</w:t>
+          </w:r>
+        </w:hyperlink>
+      </w:r>
+      <w:r>
+        <w:rPr>
+          <w:rFonts w:ascii="Charis SIL Regular" w:hAnsi="Charis SIL Regular" w:eastAsia="Charis SIL Regular"/>
+          <w:b w:val="0"/>
+          <w:i w:val="0"/>
+          <w:color w:val="0000FF"/>
+          <w:sz w:val="24"/>
+          <w:u w:val="single"/>
+        </w:rPr>
+        <w:hyperlink r:id="rId10" w:history="1">
+          <w:r>
+            <w:rPr>
+              <w:rStyle w:val="Hyperlink"/>
+            </w:rPr>
+            <w:t>er</w:t>
+          </w:r>
+        </w:hyperlink>
+      </w:r>
+      <w:r>
+        <w:rPr>
+          <w:rFonts w:ascii="Charis SIL Regular" w:hAnsi="Charis SIL Regular" w:eastAsia="Charis SIL Regular"/>
+          <w:b w:val="0"/>
+          <w:i w:val="0"/>
+          <w:color w:val="0000FF"/>
+          <w:sz w:val="24"/>
+          <w:u w:val="single"/>
+        </w:rPr>
+        <w:t xml:space="preserve"> </w:t>
+      </w:r>
+      <w:r>
+        <w:rPr>
+          <w:rFonts w:ascii="Charis SIL Regular" w:hAnsi="Charis SIL Regular" w:eastAsia="Charis SIL Regular"/>
+          <w:b w:val="0"/>
+          <w:i w:val="0"/>
+          <w:color w:val="0000FF"/>
+          <w:sz w:val="24"/>
+          <w:u w:val="single"/>
+        </w:rPr>
+        <w:hyperlink r:id="rId10" w:history="1">
+          <w:r>
+            <w:rPr>
+              <w:rStyle w:val="Hyperlink"/>
+            </w:rPr>
+            <w:t>&amp;</w:t>
+          </w:r>
+        </w:hyperlink>
+      </w:r>
+      <w:r>
+        <w:rPr>
+          <w:rFonts w:ascii="Charis SIL Regular" w:hAnsi="Charis SIL Regular" w:eastAsia="Charis SIL Regular"/>
+          <w:b w:val="0"/>
+          <w:i w:val="0"/>
+          <w:color w:val="0000FF"/>
+          <w:sz w:val="24"/>
+          <w:u w:val="single"/>
+        </w:rPr>
+        <w:t xml:space="preserve"> </w:t>
+      </w:r>
+      <w:r>
+        <w:rPr>
+          <w:rFonts w:ascii="Charis SIL Regular" w:hAnsi="Charis SIL Regular" w:eastAsia="Charis SIL Regular"/>
+          <w:b w:val="0"/>
+          <w:i w:val="0"/>
+          <w:color w:val="0000FF"/>
+          <w:sz w:val="24"/>
+          <w:u w:val="single"/>
+        </w:rPr>
+        <w:hyperlink r:id="rId12" w:history="1">
+          <w:r>
+            <w:rPr>
+              <w:rStyle w:val="Hyperlink"/>
+            </w:rPr>
+            <w:t>Co.</w:t>
+          </w:r>
+        </w:hyperlink>
+      </w:r>
+      <w:r>
+        <w:rPr>
+          <w:rFonts w:ascii="Charis SIL Regular" w:hAnsi="Charis SIL Regular" w:eastAsia="Charis SIL Regular"/>
+          <w:b w:val="0"/>
+          <w:i w:val="0"/>
+          <w:color w:val="0000FF"/>
+          <w:sz w:val="24"/>
+          <w:u w:val="single"/>
+        </w:rPr>
+        <w:t xml:space="preserve"> </w:t>
+      </w:r>
+      <w:r>
+        <w:rPr>
+          <w:rFonts w:ascii="Charis SIL Regular" w:hAnsi="Charis SIL Regular" w:eastAsia="Charis SIL Regular"/>
+          <w:b w:val="0"/>
+          <w:i w:val="0"/>
+          <w:color w:val="0000FF"/>
+          <w:sz w:val="24"/>
+          <w:u w:val="single"/>
+        </w:rPr>
+        <w:hyperlink r:id="rId12" w:history="1">
+          <w:r>
+            <w:rPr>
+              <w:rStyle w:val="Hyperlink"/>
+            </w:rPr>
+            <w:t>(18</w:t>
+          </w:r>
+        </w:hyperlink>
+      </w:r>
+      <w:r>
+        <w:rPr>
+          <w:rFonts w:ascii="Charis SIL Regular" w:hAnsi="Charis SIL Regular" w:eastAsia="Charis SIL Regular"/>
+          <w:b w:val="0"/>
+          <w:i w:val="0"/>
+          <w:color w:val="0000FF"/>
+          <w:sz w:val="24"/>
+          <w:u w:val="single"/>
+        </w:rPr>
+        <w:hyperlink r:id="rId12" w:history="1">
+          <w:r>
+            <w:rPr>
+              <w:rStyle w:val="Hyperlink"/>
+            </w:rPr>
+            <w:t>76-1</w:t>
+          </w:r>
+        </w:hyperlink>
+      </w:r>
+      <w:r>
+        <w:rPr>
+          <w:rFonts w:ascii="Charis SIL Regular" w:hAnsi="Charis SIL Regular" w:eastAsia="Charis SIL Regular"/>
+          <w:b w:val="0"/>
+          <w:i w:val="0"/>
+          <w:color w:val="0000FF"/>
+          <w:sz w:val="24"/>
+          <w:u w:val="single"/>
+        </w:rPr>
+        <w:hyperlink r:id="rId12" w:history="1">
+          <w:r>
+            <w:rPr>
+              <w:rStyle w:val="Hyperlink"/>
+            </w:rPr>
+            <w:t>9</w:t>
+          </w:r>
+        </w:hyperlink>
+      </w:r>
+      <w:r>
+        <w:rPr>
+          <w:rFonts w:ascii="Charis SIL Regular" w:hAnsi="Charis SIL Regular" w:eastAsia="Charis SIL Regular"/>
+          <w:b w:val="0"/>
+          <w:i w:val="0"/>
+          <w:color w:val="0000FF"/>
+          <w:sz w:val="24"/>
+          <w:u w:val="single"/>
+        </w:rPr>
+        <w:hyperlink r:id="rId12" w:history="1">
+          <w:r>
+            <w:rPr>
+              <w:rStyle w:val="Hyperlink"/>
+            </w:rPr>
+            <w:t>61)</w:t>
+          </w:r>
+        </w:hyperlink>
+      </w:r>
+      <w:r>
+        <w:rPr>
+          <w:u w:val="single" w:color="0000ff"/>
+          <w:rFonts w:ascii="Charis SIL Regular" w:hAnsi="Charis SIL Regular" w:eastAsia="Charis SIL Regular"/>
+          <w:b w:val="0"/>
+          <w:i w:val="0"/>
+          <w:color w:val="000000"/>
+          <w:sz w:val="24"/>
+        </w:rPr>
+        <w:hyperlink r:id="rId11" w:history="1">
+          <w:r>
+            <w:rPr>
+              <w:rStyle w:val="Hyperlink"/>
+            </w:rPr>
+            <w:t xml:space="preserve"> and</w:t>
+          </w:r>
+        </w:hyperlink>
+      </w:r>
+      <w:r>
+        <w:rPr>
+          <w:u w:val="single" w:color="0000ff"/>
+          <w:rFonts w:ascii="Charis SIL Regular" w:hAnsi="Charis SIL Regular" w:eastAsia="Charis SIL Regular"/>
+          <w:b w:val="0"/>
+          <w:i w:val="0"/>
+          <w:color w:val="000000"/>
+          <w:sz w:val="24"/>
+        </w:rPr>
+        <w:t xml:space="preserve"> </w:t>
+      </w:r>
+      <w:r>
+        <w:rPr>
+          <w:rFonts w:ascii="Charis SIL Regular" w:hAnsi="Charis SIL Regular" w:eastAsia="Charis SIL Regular"/>
+          <w:b w:val="0"/>
+          <w:i w:val="0"/>
+          <w:color w:val="0000FF"/>
+          <w:sz w:val="24"/>
+          <w:u w:val="single"/>
+        </w:rPr>
+        <w:hyperlink r:id="rId13" w:history="1">
+          <w:r>
+            <w:rPr>
+              <w:rStyle w:val="Hyperlink"/>
+            </w:rPr>
+            <w:t>Mak</w:t>
+          </w:r>
+        </w:hyperlink>
+      </w:r>
+      <w:r>
+        <w:rPr>
+          <w:rFonts w:ascii="Charis SIL Regular" w:hAnsi="Charis SIL Regular" w:eastAsia="Charis SIL Regular"/>
+          <w:b w:val="0"/>
+          <w:i w:val="0"/>
+          <w:color w:val="0000FF"/>
+          <w:sz w:val="24"/>
+          <w:u w:val="single"/>
+        </w:rPr>
+        <w:t xml:space="preserve"> </w:t>
+      </w:r>
+      <w:r>
+        <w:rPr>
+          <w:rFonts w:ascii="Charis SIL Regular" w:hAnsi="Charis SIL Regular" w:eastAsia="Charis SIL Regular"/>
+          <w:b w:val="0"/>
+          <w:i w:val="0"/>
+          <w:color w:val="0000FF"/>
+          <w:sz w:val="24"/>
+          <w:u w:val="single"/>
+        </w:rPr>
+        <w:hyperlink r:id="rId13" w:history="1">
+          <w:r>
+            <w:rPr>
+              <w:rStyle w:val="Hyperlink"/>
+            </w:rPr>
+            <w:t>v</w:t>
+          </w:r>
+        </w:hyperlink>
+      </w:r>
+      <w:r>
+        <w:rPr>
+          <w:rFonts w:ascii="Charis SIL Regular" w:hAnsi="Charis SIL Regular" w:eastAsia="Charis SIL Regular"/>
+          <w:b w:val="0"/>
+          <w:i w:val="0"/>
+          <w:color w:val="0000FF"/>
+          <w:sz w:val="24"/>
+          <w:u w:val="single"/>
+        </w:rPr>
+        <w:hyperlink r:id="rId13" w:history="1">
+          <w:r>
+            <w:rPr>
+              <w:rStyle w:val="Hyperlink"/>
+            </w:rPr>
+            <w:t>an</w:t>
+          </w:r>
+        </w:hyperlink>
+      </w:r>
+      <w:r>
+        <w:rPr>
+          <w:rFonts w:ascii="Charis SIL Regular" w:hAnsi="Charis SIL Regular" w:eastAsia="Charis SIL Regular"/>
+          <w:b w:val="0"/>
+          <w:i w:val="0"/>
+          <w:color w:val="0000FF"/>
+          <w:sz w:val="24"/>
+          <w:u w:val="single"/>
+        </w:rPr>
+        <w:t xml:space="preserve"> </w:t>
+      </w:r>
+      <w:r>
+        <w:rPr>
+          <w:rFonts w:ascii="Charis SIL Regular" w:hAnsi="Charis SIL Regular" w:eastAsia="Charis SIL Regular"/>
+          <w:b w:val="0"/>
+          <w:i w:val="0"/>
+          <w:color w:val="0000FF"/>
+          <w:sz w:val="24"/>
+          <w:u w:val="single"/>
+        </w:rPr>
+        <w:hyperlink r:id="rId13" w:history="1">
+          <w:r>
+            <w:rPr>
+              <w:rStyle w:val="Hyperlink"/>
+            </w:rPr>
+            <w:t>Waay</w:t>
+          </w:r>
+        </w:hyperlink>
+      </w:r>
+      <w:r>
+        <w:rPr>
+          <w:rFonts w:ascii="Charis SIL Regular" w:hAnsi="Charis SIL Regular" w:eastAsia="Charis SIL Regular"/>
+          <w:b w:val="0"/>
+          <w:i w:val="0"/>
+          <w:color w:val="0000FF"/>
+          <w:sz w:val="24"/>
+          <w:u w:val="single"/>
+        </w:rPr>
+        <w:t xml:space="preserve"> </w:t>
+      </w:r>
+      <w:r>
+        <w:rPr>
+          <w:rFonts w:ascii="Charis SIL Regular" w:hAnsi="Charis SIL Regular" w:eastAsia="Charis SIL Regular"/>
+          <w:b w:val="0"/>
+          <w:i w:val="0"/>
+          <w:color w:val="0000FF"/>
+          <w:sz w:val="24"/>
+          <w:u w:val="single"/>
+        </w:rPr>
+        <w:hyperlink r:id="rId13" w:history="1">
+          <w:r>
+            <w:rPr>
+              <w:rStyle w:val="Hyperlink"/>
+            </w:rPr>
+            <w:t>(1918-1974)</w:t>
+          </w:r>
+        </w:hyperlink>
+      </w:r>
+      <w:r>
+        <w:rPr>
+          <w:rFonts w:ascii="Charis SIL Regular" w:hAnsi="Charis SIL Regular" w:eastAsia="Charis SIL Regular"/>
+          <w:b w:val="0"/>
+          <w:i w:val="0"/>
+          <w:color w:val="000000"/>
+          <w:sz w:val="24"/>
+        </w:rPr>
+        <w:t xml:space="preserve">. In The </w:t>
+      </w:r>
+      <w:r>
+        <w:rPr>
+          <w:rFonts w:ascii="Charis SIL Regular" w:hAnsi="Charis SIL Regular" w:eastAsia="Charis SIL Regular"/>
+          <w:b w:val="0"/>
+          <w:i w:val="0"/>
+          <w:color w:val="000000"/>
+          <w:sz w:val="24"/>
+        </w:rPr>
+        <w:t xml:space="preserve">Hague, the stores </w:t>
+      </w:r>
+      <w:r>
+        <w:rPr>
+          <w:rFonts w:ascii="Charis SIL Regular" w:hAnsi="Charis SIL Regular" w:eastAsia="Charis SIL Regular"/>
+          <w:b w:val="0"/>
+          <w:i w:val="0"/>
+          <w:color w:val="0000FF"/>
+          <w:sz w:val="24"/>
+          <w:u w:val="single"/>
+        </w:rPr>
+        <w:hyperlink r:id="rId12" w:history="1">
+          <w:r>
+            <w:rPr>
+              <w:rStyle w:val="Hyperlink"/>
+            </w:rPr>
+            <w:t>Groot</w:t>
+          </w:r>
+        </w:hyperlink>
+      </w:r>
+      <w:r>
+        <w:rPr>
+          <w:rFonts w:ascii="Charis SIL Regular" w:hAnsi="Charis SIL Regular" w:eastAsia="Charis SIL Regular"/>
+          <w:b w:val="0"/>
+          <w:i w:val="0"/>
+          <w:color w:val="0000FF"/>
+          <w:sz w:val="24"/>
           <w:u w:val="single"/>
         </w:rPr>
         <w:hyperlink r:id="rId12" w:history="1">
@@ -528,14 +953,7 @@
           <w:sz w:val="24"/>
           <w:u w:val="single"/>
         </w:rPr>
-        <w:hyperlink r:id="rId12" w:history="1">
-          <w:r>
-            <w:rPr>
-              <w:rStyle w:val="Hyperlink"/>
-            </w:rPr>
-            <w:t>derik</w:t>
-          </w:r>
-        </w:hyperlink>
+        <w:t xml:space="preserve"> </w:t>
       </w:r>
       <w:r>
         <w:rPr>
@@ -546,442 +964,7 @@
           <w:sz w:val="24"/>
           <w:u w:val="single"/>
         </w:rPr>
-        <w:t xml:space="preserve"> </w:t>
-      </w:r>
-      <w:r>
-        <w:rPr>
-          <w:rFonts w:ascii="Charis SIL Regular" w:hAnsi="Charis SIL Regular" w:eastAsia="Charis SIL Regular"/>
-          <w:b w:val="0"/>
-          <w:i w:val="0"/>
-          <w:color w:val="0000FF"/>
-          <w:sz w:val="24"/>
-          <w:u w:val="single"/>
-        </w:rPr>
         <w:hyperlink r:id="rId12" w:history="1">
-          <w:r>
-            <w:rPr>
-              <w:rStyle w:val="Hyperlink"/>
-            </w:rPr>
-            <w:t>Mul</w:t>
-          </w:r>
-        </w:hyperlink>
-      </w:r>
-      <w:r>
-        <w:rPr>
-          <w:rFonts w:ascii="Charis SIL Regular" w:hAnsi="Charis SIL Regular" w:eastAsia="Charis SIL Regular"/>
-          <w:b w:val="0"/>
-          <w:i w:val="0"/>
-          <w:color w:val="0000FF"/>
-          <w:sz w:val="24"/>
-          <w:u w:val="single"/>
-        </w:rPr>
-        <w:hyperlink r:id="rId12" w:history="1">
-          <w:r>
-            <w:rPr>
-              <w:rStyle w:val="Hyperlink"/>
-            </w:rPr>
-            <w:t>l</w:t>
-          </w:r>
-        </w:hyperlink>
-      </w:r>
-      <w:r>
-        <w:rPr>
-          <w:rFonts w:ascii="Charis SIL Regular" w:hAnsi="Charis SIL Regular" w:eastAsia="Charis SIL Regular"/>
-          <w:b w:val="0"/>
-          <w:i w:val="0"/>
-          <w:color w:val="0000FF"/>
-          <w:sz w:val="24"/>
-          <w:u w:val="single"/>
-        </w:rPr>
-        <w:hyperlink r:id="rId10" w:history="1">
-          <w:r>
-            <w:rPr>
-              <w:rStyle w:val="Hyperlink"/>
-            </w:rPr>
-            <w:t>er</w:t>
-          </w:r>
-        </w:hyperlink>
-      </w:r>
-      <w:r>
-        <w:rPr>
-          <w:rFonts w:ascii="Charis SIL Regular" w:hAnsi="Charis SIL Regular" w:eastAsia="Charis SIL Regular"/>
-          <w:b w:val="0"/>
-          <w:i w:val="0"/>
-          <w:color w:val="0000FF"/>
-          <w:sz w:val="24"/>
-          <w:u w:val="single"/>
-        </w:rPr>
-        <w:t xml:space="preserve"> </w:t>
-      </w:r>
-      <w:r>
-        <w:rPr>
-          <w:rFonts w:ascii="Charis SIL Regular" w:hAnsi="Charis SIL Regular" w:eastAsia="Charis SIL Regular"/>
-          <w:b w:val="0"/>
-          <w:i w:val="0"/>
-          <w:color w:val="0000FF"/>
-          <w:sz w:val="24"/>
-          <w:u w:val="single"/>
-        </w:rPr>
-        <w:hyperlink r:id="rId10" w:history="1">
-          <w:r>
-            <w:rPr>
-              <w:rStyle w:val="Hyperlink"/>
-            </w:rPr>
-            <w:t>&amp;</w:t>
-          </w:r>
-        </w:hyperlink>
-      </w:r>
-      <w:r>
-        <w:rPr>
-          <w:rFonts w:ascii="Charis SIL Regular" w:hAnsi="Charis SIL Regular" w:eastAsia="Charis SIL Regular"/>
-          <w:b w:val="0"/>
-          <w:i w:val="0"/>
-          <w:color w:val="0000FF"/>
-          <w:sz w:val="24"/>
-          <w:u w:val="single"/>
-        </w:rPr>
-        <w:t xml:space="preserve"> </w:t>
-      </w:r>
-      <w:r>
-        <w:rPr>
-          <w:rFonts w:ascii="Charis SIL Regular" w:hAnsi="Charis SIL Regular" w:eastAsia="Charis SIL Regular"/>
-          <w:b w:val="0"/>
-          <w:i w:val="0"/>
-          <w:color w:val="0000FF"/>
-          <w:sz w:val="24"/>
-          <w:u w:val="single"/>
-        </w:rPr>
-        <w:hyperlink r:id="rId10" w:history="1">
-          <w:r>
-            <w:rPr>
-              <w:rStyle w:val="Hyperlink"/>
-            </w:rPr>
-            <w:t>Co.</w:t>
-          </w:r>
-        </w:hyperlink>
-      </w:r>
-      <w:r>
-        <w:rPr>
-          <w:rFonts w:ascii="Charis SIL Regular" w:hAnsi="Charis SIL Regular" w:eastAsia="Charis SIL Regular"/>
-          <w:b w:val="0"/>
-          <w:i w:val="0"/>
-          <w:color w:val="0000FF"/>
-          <w:sz w:val="24"/>
-          <w:u w:val="single"/>
-        </w:rPr>
-        <w:t xml:space="preserve"> </w:t>
-      </w:r>
-      <w:r>
-        <w:rPr>
-          <w:rFonts w:ascii="Charis SIL Regular" w:hAnsi="Charis SIL Regular" w:eastAsia="Charis SIL Regular"/>
-          <w:b w:val="0"/>
-          <w:i w:val="0"/>
-          <w:color w:val="0000FF"/>
-          <w:sz w:val="24"/>
-          <w:u w:val="single"/>
-        </w:rPr>
-        <w:hyperlink r:id="rId10" w:history="1">
-          <w:r>
-            <w:rPr>
-              <w:rStyle w:val="Hyperlink"/>
-            </w:rPr>
-            <w:t>(18</w:t>
-          </w:r>
-        </w:hyperlink>
-      </w:r>
-      <w:r>
-        <w:rPr>
-          <w:rFonts w:ascii="Charis SIL Regular" w:hAnsi="Charis SIL Regular" w:eastAsia="Charis SIL Regular"/>
-          <w:b w:val="0"/>
-          <w:i w:val="0"/>
-          <w:color w:val="0000FF"/>
-          <w:sz w:val="24"/>
-          <w:u w:val="single"/>
-        </w:rPr>
-        <w:hyperlink r:id="rId12" w:history="1">
-          <w:r>
-            <w:rPr>
-              <w:rStyle w:val="Hyperlink"/>
-            </w:rPr>
-            <w:t>76-1</w:t>
-          </w:r>
-        </w:hyperlink>
-      </w:r>
-      <w:r>
-        <w:rPr>
-          <w:rFonts w:ascii="Charis SIL Regular" w:hAnsi="Charis SIL Regular" w:eastAsia="Charis SIL Regular"/>
-          <w:b w:val="0"/>
-          <w:i w:val="0"/>
-          <w:color w:val="0000FF"/>
-          <w:sz w:val="24"/>
-          <w:u w:val="single"/>
-        </w:rPr>
-        <w:hyperlink r:id="rId12" w:history="1">
-          <w:r>
-            <w:rPr>
-              <w:rStyle w:val="Hyperlink"/>
-            </w:rPr>
-            <w:t>9</w:t>
-          </w:r>
-        </w:hyperlink>
-      </w:r>
-      <w:r>
-        <w:rPr>
-          <w:rFonts w:ascii="Charis SIL Regular" w:hAnsi="Charis SIL Regular" w:eastAsia="Charis SIL Regular"/>
-          <w:b w:val="0"/>
-          <w:i w:val="0"/>
-          <w:color w:val="0000FF"/>
-          <w:sz w:val="24"/>
-          <w:u w:val="single"/>
-        </w:rPr>
-        <w:hyperlink r:id="rId11" w:history="1">
-          <w:r>
-            <w:rPr>
-              <w:rStyle w:val="Hyperlink"/>
-            </w:rPr>
-            <w:t>61)</w:t>
-          </w:r>
-        </w:hyperlink>
-      </w:r>
-      <w:r>
-        <w:rPr>
-          <w:u w:val="single" w:color="0000ff"/>
-          <w:rFonts w:ascii="Charis SIL Regular" w:hAnsi="Charis SIL Regular" w:eastAsia="Charis SIL Regular"/>
-          <w:b w:val="0"/>
-          <w:i w:val="0"/>
-          <w:color w:val="000000"/>
-          <w:sz w:val="24"/>
-        </w:rPr>
-        <w:hyperlink r:id="rId11" w:history="1">
-          <w:r>
-            <w:rPr>
-              <w:rStyle w:val="Hyperlink"/>
-            </w:rPr>
-            <w:t xml:space="preserve"> and</w:t>
-          </w:r>
-        </w:hyperlink>
-      </w:r>
-      <w:r>
-        <w:rPr>
-          <w:rFonts w:ascii="Charis SIL Regular" w:hAnsi="Charis SIL Regular" w:eastAsia="Charis SIL Regular"/>
-          <w:b w:val="0"/>
-          <w:i w:val="0"/>
-          <w:color w:val="000000"/>
-          <w:sz w:val="24"/>
-        </w:rPr>
-        <w:t xml:space="preserve"> </w:t>
-      </w:r>
-      <w:r>
-        <w:rPr>
-          <w:rFonts w:ascii="Charis SIL Regular" w:hAnsi="Charis SIL Regular" w:eastAsia="Charis SIL Regular"/>
-          <w:b w:val="0"/>
-          <w:i w:val="0"/>
-          <w:color w:val="0000FF"/>
-          <w:sz w:val="24"/>
-          <w:u w:val="single"/>
-        </w:rPr>
-        <w:hyperlink r:id="rId11" w:history="1">
-          <w:r>
-            <w:rPr>
-              <w:rStyle w:val="Hyperlink"/>
-            </w:rPr>
-            <w:t>Mak</w:t>
-          </w:r>
-        </w:hyperlink>
-      </w:r>
-      <w:r>
-        <w:rPr>
-          <w:rFonts w:ascii="Charis SIL Regular" w:hAnsi="Charis SIL Regular" w:eastAsia="Charis SIL Regular"/>
-          <w:b w:val="0"/>
-          <w:i w:val="0"/>
-          <w:color w:val="0000FF"/>
-          <w:sz w:val="24"/>
-          <w:u w:val="single"/>
-        </w:rPr>
-        <w:t xml:space="preserve"> </w:t>
-      </w:r>
-      <w:r>
-        <w:rPr>
-          <w:rFonts w:ascii="Charis SIL Regular" w:hAnsi="Charis SIL Regular" w:eastAsia="Charis SIL Regular"/>
-          <w:b w:val="0"/>
-          <w:i w:val="0"/>
-          <w:color w:val="0000FF"/>
-          <w:sz w:val="24"/>
-          <w:u w:val="single"/>
-        </w:rPr>
-        <w:hyperlink r:id="rId11" w:history="1">
-          <w:r>
-            <w:rPr>
-              <w:rStyle w:val="Hyperlink"/>
-            </w:rPr>
-            <w:t>v</w:t>
-          </w:r>
-        </w:hyperlink>
-      </w:r>
-      <w:r>
-        <w:rPr>
-          <w:rFonts w:ascii="Charis SIL Regular" w:hAnsi="Charis SIL Regular" w:eastAsia="Charis SIL Regular"/>
-          <w:b w:val="0"/>
-          <w:i w:val="0"/>
-          <w:color w:val="0000FF"/>
-          <w:sz w:val="24"/>
-          <w:u w:val="single"/>
-        </w:rPr>
-        <w:hyperlink r:id="rId13" w:history="1">
-          <w:r>
-            <w:rPr>
-              <w:rStyle w:val="Hyperlink"/>
-            </w:rPr>
-            <w:t>an</w:t>
-          </w:r>
-        </w:hyperlink>
-      </w:r>
-      <w:r>
-        <w:rPr>
-          <w:rFonts w:ascii="Charis SIL Regular" w:hAnsi="Charis SIL Regular" w:eastAsia="Charis SIL Regular"/>
-          <w:b w:val="0"/>
-          <w:i w:val="0"/>
-          <w:color w:val="0000FF"/>
-          <w:sz w:val="24"/>
-          <w:u w:val="single"/>
-        </w:rPr>
-        <w:t xml:space="preserve"> </w:t>
-      </w:r>
-      <w:r>
-        <w:rPr>
-          <w:rFonts w:ascii="Charis SIL Regular" w:hAnsi="Charis SIL Regular" w:eastAsia="Charis SIL Regular"/>
-          <w:b w:val="0"/>
-          <w:i w:val="0"/>
-          <w:color w:val="0000FF"/>
-          <w:sz w:val="24"/>
-          <w:u w:val="single"/>
-        </w:rPr>
-        <w:hyperlink r:id="rId13" w:history="1">
-          <w:r>
-            <w:rPr>
-              <w:rStyle w:val="Hyperlink"/>
-            </w:rPr>
-            <w:t>Waay</w:t>
-          </w:r>
-        </w:hyperlink>
-      </w:r>
-      <w:r>
-        <w:rPr>
-          <w:rFonts w:ascii="Charis SIL Regular" w:hAnsi="Charis SIL Regular" w:eastAsia="Charis SIL Regular"/>
-          <w:b w:val="0"/>
-          <w:i w:val="0"/>
-          <w:color w:val="0000FF"/>
-          <w:sz w:val="24"/>
-          <w:u w:val="single"/>
-        </w:rPr>
-        <w:t xml:space="preserve"> </w:t>
-      </w:r>
-      <w:r>
-        <w:rPr>
-          <w:rFonts w:ascii="Charis SIL Regular" w:hAnsi="Charis SIL Regular" w:eastAsia="Charis SIL Regular"/>
-          <w:b w:val="0"/>
-          <w:i w:val="0"/>
-          <w:color w:val="0000FF"/>
-          <w:sz w:val="24"/>
-          <w:u w:val="single"/>
-        </w:rPr>
-        <w:hyperlink r:id="rId13" w:history="1">
-          <w:r>
-            <w:rPr>
-              <w:rStyle w:val="Hyperlink"/>
-            </w:rPr>
-            <w:t>(1918-1974)</w:t>
-          </w:r>
-        </w:hyperlink>
-      </w:r>
-      <w:r>
-        <w:rPr>
-          <w:rFonts w:ascii="Charis SIL Regular" w:hAnsi="Charis SIL Regular" w:eastAsia="Charis SIL Regular"/>
-          <w:b w:val="0"/>
-          <w:i w:val="0"/>
-          <w:color w:val="000000"/>
-          <w:sz w:val="24"/>
-        </w:rPr>
-        <w:t xml:space="preserve">. In The </w:t>
-      </w:r>
-      <w:r>
-        <w:rPr>
-          <w:rFonts w:ascii="Charis SIL Regular" w:hAnsi="Charis SIL Regular" w:eastAsia="Charis SIL Regular"/>
-          <w:b w:val="0"/>
-          <w:i w:val="0"/>
-          <w:color w:val="000000"/>
-          <w:sz w:val="24"/>
-        </w:rPr>
-        <w:t>Hague, the stor</w:t>
-      </w:r>
-      <w:r>
-        <w:rPr>
-          <w:u w:val="single" w:color="0000ff"/>
-          <w:rFonts w:ascii="Charis SIL Regular" w:hAnsi="Charis SIL Regular" w:eastAsia="Charis SIL Regular"/>
-          <w:b w:val="0"/>
-          <w:i w:val="0"/>
-          <w:color w:val="000000"/>
-          <w:sz w:val="24"/>
-        </w:rPr>
-        <w:t xml:space="preserve">es </w:t>
-      </w:r>
-      <w:r>
-        <w:rPr>
-          <w:rFonts w:ascii="Charis SIL Regular" w:hAnsi="Charis SIL Regular" w:eastAsia="Charis SIL Regular"/>
-          <w:b w:val="0"/>
-          <w:i w:val="0"/>
-          <w:color w:val="0000FF"/>
-          <w:sz w:val="24"/>
-          <w:u w:val="single"/>
-        </w:rPr>
-        <w:hyperlink r:id="rId14" w:history="1">
-          <w:r>
-            <w:rPr>
-              <w:rStyle w:val="Hyperlink"/>
-            </w:rPr>
-            <w:t>Groot</w:t>
-          </w:r>
-        </w:hyperlink>
-      </w:r>
-      <w:r>
-        <w:rPr>
-          <w:rFonts w:ascii="Charis SIL Regular" w:hAnsi="Charis SIL Regular" w:eastAsia="Charis SIL Regular"/>
-          <w:b w:val="0"/>
-          <w:i w:val="0"/>
-          <w:color w:val="0000FF"/>
-          <w:sz w:val="24"/>
-          <w:u w:val="single"/>
-        </w:rPr>
-        <w:hyperlink r:id="rId14" w:history="1">
-          <w:r>
-            <w:rPr>
-              <w:rStyle w:val="Hyperlink"/>
-            </w:rPr>
-            <w:t>e</w:t>
-          </w:r>
-        </w:hyperlink>
-      </w:r>
-      <w:r>
-        <w:rPr>
-          <w:rFonts w:ascii="Charis SIL Regular" w:hAnsi="Charis SIL Regular" w:eastAsia="Charis SIL Regular"/>
-          <w:b w:val="0"/>
-          <w:i w:val="0"/>
-          <w:color w:val="0000FF"/>
-          <w:sz w:val="24"/>
-          <w:u w:val="single"/>
-        </w:rPr>
-        <w:t xml:space="preserve"> </w:t>
-      </w:r>
-      <w:r>
-        <w:rPr>
-          <w:rFonts w:ascii="Charis SIL Regular" w:hAnsi="Charis SIL Regular" w:eastAsia="Charis SIL Regular"/>
-          <w:b w:val="0"/>
-          <w:i w:val="0"/>
-          <w:color w:val="0000FF"/>
-          <w:sz w:val="24"/>
-          <w:u w:val="single"/>
-        </w:rPr>
-        <w:hyperlink r:id="rId14" w:history="1">
           <w:r>
             <w:rPr>
               <w:rStyle w:val="Hyperlink"/>
@@ -999,7 +982,7 @@
           <w:sz w:val="24"/>
           <w:u w:val="single"/>
         </w:rPr>
-        <w:hyperlink r:id="rId12" w:history="1">
+        <w:hyperlink r:id="rId14" w:history="1">
           <w:r>
             <w:rPr>
               <w:rStyle w:val="Hyperlink"/>
@@ -1017,7 +1000,7 @@
           <w:sz w:val="24"/>
           <w:u w:val="single"/>
         </w:rPr>
-        <w:hyperlink r:id="rId12" w:history="1">
+        <w:hyperlink r:id="rId14" w:history="1">
           <w:r>
             <w:rPr>
               <w:rStyle w:val="Hyperlink"/>
@@ -1035,7 +1018,7 @@
           <w:sz w:val="24"/>
           <w:u w:val="single"/>
         </w:rPr>
-        <w:hyperlink r:id="rId14" w:history="1">
+        <w:hyperlink r:id="rId12" w:history="1">
           <w:r>
             <w:rPr>
               <w:rStyle w:val="Hyperlink"/>
@@ -1580,61 +1563,7 @@
           <w:color w:val="000000"/>
           <w:sz w:val="24"/>
         </w:rPr>
-        <w:t>, a trading compan</w:t>
-      </w:r>
-      <w:r>
-        <w:rPr>
-          <w:u w:val="single" w:color="0000ff"/>
-          <w:rFonts w:ascii="Charis SIL Regular" w:hAnsi="Charis SIL Regular" w:eastAsia="Charis SIL Regular"/>
-          <w:b w:val="0"/>
-          <w:i w:val="0"/>
-          <w:color w:val="000000"/>
-          <w:sz w:val="24"/>
-        </w:rPr>
-        <w:hyperlink r:id="rId16" w:history="1">
-          <w:r>
-            <w:rPr>
-              <w:rStyle w:val="Hyperlink"/>
-            </w:rPr>
-            <w:t>y that o</w:t>
-          </w:r>
-        </w:hyperlink>
-      </w:r>
-      <w:r>
-        <w:rPr>
-          <w:u w:val="single" w:color="0000ff"/>
-          <w:rFonts w:ascii="Charis SIL Regular" w:hAnsi="Charis SIL Regular" w:eastAsia="Charis SIL Regular"/>
-          <w:b w:val="0"/>
-          <w:i w:val="0"/>
-          <w:color w:val="000000"/>
-          <w:sz w:val="24"/>
-        </w:rPr>
-        <w:hyperlink r:id="rId16" w:history="1">
-          <w:r>
-            <w:rPr>
-              <w:rStyle w:val="Hyperlink"/>
-            </w:rPr>
-            <w:t>p</w:t>
-          </w:r>
-        </w:hyperlink>
-      </w:r>
-      <w:r>
-        <w:rPr>
-          <w:u w:val="single" w:color="0000ff"/>
-          <w:rFonts w:ascii="Charis SIL Regular" w:hAnsi="Charis SIL Regular" w:eastAsia="Charis SIL Regular"/>
-          <w:b w:val="0"/>
-          <w:i w:val="0"/>
-          <w:color w:val="000000"/>
-          <w:sz w:val="24"/>
-        </w:rPr>
-        <w:hyperlink r:id="rId16" w:history="1">
-          <w:r>
-            <w:rPr>
-              <w:rStyle w:val="Hyperlink"/>
-            </w:rPr>
-            <w:t xml:space="preserve">erated in </w:t>
-          </w:r>
-        </w:hyperlink>
+        <w:t xml:space="preserve">, a trading company that operated in </w:t>
       </w:r>
       <w:r>
         <w:rPr>
@@ -1645,7 +1574,7 @@
           <w:sz w:val="24"/>
           <w:u w:val="single"/>
         </w:rPr>
-        <w:hyperlink r:id="rId16" w:history="1">
+        <w:hyperlink r:id="rId17" w:history="1">
           <w:r>
             <w:rPr>
               <w:rStyle w:val="Hyperlink"/>
@@ -1728,7 +1657,7 @@
           <w:sz w:val="24"/>
           <w:u w:val="single"/>
         </w:rPr>
-        <w:hyperlink r:id="rId17" w:history="1">
+        <w:hyperlink r:id="rId16" w:history="1">
           <w:r>
             <w:rPr>
               <w:rStyle w:val="Hyperlink"/>
@@ -1746,7 +1675,14 @@
           <w:color w:val="000000"/>
           <w:sz w:val="24"/>
         </w:rPr>
-        <w:t>. A large nu</w:t>
+        <w:hyperlink r:id="rId16" w:history="1">
+          <w:r>
+            <w:rPr>
+              <w:rStyle w:val="Hyperlink"/>
+            </w:rPr>
+            <w:t>. A large nu</w:t>
+          </w:r>
+        </w:hyperlink>
       </w:r>
       <w:r>
         <w:rPr>
@@ -1832,31 +1768,13 @@
       </w:r>
       <w:r>
         <w:rPr>
-          <w:u w:val="single" w:color="0000ff"/>
           <w:rFonts w:ascii="Charis SIL Regular" w:hAnsi="Charis SIL Regular" w:eastAsia="Charis SIL Regular"/>
           <w:b w:val="0"/>
           <w:i w:val="0"/>
           <w:color w:val="000000"/>
           <w:sz w:val="24"/>
         </w:rPr>
-        <w:hyperlink r:id="rId16" w:history="1">
-          <w:r>
-            <w:rPr>
-              <w:rStyle w:val="Hyperlink"/>
-            </w:rPr>
-            <w:t>ects, especi</w:t>
-          </w:r>
-        </w:hyperlink>
-      </w:r>
-      <w:r>
-        <w:rPr>
-          <w:rFonts w:ascii="Charis SIL Regular" w:hAnsi="Charis SIL Regular" w:eastAsia="Charis SIL Regular"/>
-          <w:b w:val="0"/>
-          <w:i w:val="0"/>
-          <w:color w:val="000000"/>
-          <w:sz w:val="24"/>
-        </w:rPr>
-        <w:t xml:space="preserve">ally from </w:t>
+        <w:t xml:space="preserve">ects, especially from </w:t>
       </w:r>
       <w:r>
         <w:rPr>

--- a/EXPORTS/DOCX/published/niveau2/English/Trade.docx
+++ b/EXPORTS/DOCX/published/niveau2/English/Trade.docx
@@ -457,7 +457,6 @@
       </w:r>
       <w:r>
         <w:rPr>
-          <w:u w:val="single" w:color="0000ff"/>
           <w:rFonts w:ascii="Charis SIL Regular" w:hAnsi="Charis SIL Regular" w:eastAsia="Charis SIL Regular"/>
           <w:b w:val="0"/>
           <w:i w:val="0"/>
@@ -509,8 +508,16 @@
           <w:i w:val="0"/>
           <w:color w:val="0000FF"/>
           <w:sz w:val="24"/>
-        </w:rPr>
-        <w:t>e</w:t>
+          <w:u w:val="single"/>
+        </w:rPr>
+        <w:hyperlink r:id="rId12" w:history="1">
+          <w:r>
+            <w:rPr>
+              <w:rStyle w:val="Hyperlink"/>
+            </w:rPr>
+            <w:t>e</w:t>
+          </w:r>
+        </w:hyperlink>
       </w:r>
       <w:r>
         <w:rPr>
@@ -521,7 +528,7 @@
           <w:sz w:val="24"/>
           <w:u w:val="single"/>
         </w:rPr>
-        <w:hyperlink r:id="rId10" w:history="1">
+        <w:hyperlink r:id="rId12" w:history="1">
           <w:r>
             <w:rPr>
               <w:rStyle w:val="Hyperlink"/>
@@ -550,7 +557,7 @@
           <w:sz w:val="24"/>
           <w:u w:val="single"/>
         </w:rPr>
-        <w:hyperlink r:id="rId10" w:history="1">
+        <w:hyperlink r:id="rId12" w:history="1">
           <w:r>
             <w:rPr>
               <w:rStyle w:val="Hyperlink"/>
@@ -568,7 +575,7 @@
           <w:sz w:val="24"/>
           <w:u w:val="single"/>
         </w:rPr>
-        <w:hyperlink r:id="rId10" w:history="1">
+        <w:hyperlink r:id="rId12" w:history="1">
           <w:r>
             <w:rPr>
               <w:rStyle w:val="Hyperlink"/>
@@ -586,7 +593,7 @@
           <w:sz w:val="24"/>
           <w:u w:val="single"/>
         </w:rPr>
-        <w:hyperlink r:id="rId10" w:history="1">
+        <w:hyperlink r:id="rId12" w:history="1">
           <w:r>
             <w:rPr>
               <w:rStyle w:val="Hyperlink"/>
@@ -615,7 +622,7 @@
           <w:sz w:val="24"/>
           <w:u w:val="single"/>
         </w:rPr>
-        <w:hyperlink r:id="rId10" w:history="1">
+        <w:hyperlink r:id="rId12" w:history="1">
           <w:r>
             <w:rPr>
               <w:rStyle w:val="Hyperlink"/>
@@ -738,32 +745,13 @@
       </w:r>
       <w:r>
         <w:rPr>
-          <w:u w:val="single" w:color="0000ff"/>
           <w:rFonts w:ascii="Charis SIL Regular" w:hAnsi="Charis SIL Regular" w:eastAsia="Charis SIL Regular"/>
           <w:b w:val="0"/>
           <w:i w:val="0"/>
           <w:color w:val="000000"/>
           <w:sz w:val="24"/>
         </w:rPr>
-        <w:hyperlink r:id="rId11" w:history="1">
-          <w:r>
-            <w:rPr>
-              <w:rStyle w:val="Hyperlink"/>
-            </w:rPr>
-            <w:t xml:space="preserve"> and</w:t>
-          </w:r>
-        </w:hyperlink>
-      </w:r>
-      <w:r>
-        <w:rPr>
-          <w:u w:val="single" w:color="0000ff"/>
-          <w:rFonts w:ascii="Charis SIL Regular" w:hAnsi="Charis SIL Regular" w:eastAsia="Charis SIL Regular"/>
-          <w:b w:val="0"/>
-          <w:i w:val="0"/>
-          <w:color w:val="000000"/>
-          <w:sz w:val="24"/>
-        </w:rPr>
-        <w:t xml:space="preserve"> </w:t>
+        <w:t xml:space="preserve"> and </w:t>
       </w:r>
       <w:r>
         <w:rPr>
@@ -821,7 +809,7 @@
           <w:sz w:val="24"/>
           <w:u w:val="single"/>
         </w:rPr>
-        <w:hyperlink r:id="rId13" w:history="1">
+        <w:hyperlink r:id="rId11" w:history="1">
           <w:r>
             <w:rPr>
               <w:rStyle w:val="Hyperlink"/>
@@ -850,7 +838,7 @@
           <w:sz w:val="24"/>
           <w:u w:val="single"/>
         </w:rPr>
-        <w:hyperlink r:id="rId13" w:history="1">
+        <w:hyperlink r:id="rId11" w:history="1">
           <w:r>
             <w:rPr>
               <w:rStyle w:val="Hyperlink"/>
@@ -906,7 +894,25 @@
           <w:color w:val="000000"/>
           <w:sz w:val="24"/>
         </w:rPr>
-        <w:t xml:space="preserve">Hague, the stores </w:t>
+        <w:t>Hague, the stor</w:t>
+      </w:r>
+      <w:r>
+        <w:rPr>
+          <w:u w:val="single" w:color="0000ff"/>
+          <w:rFonts w:ascii="Charis SIL Regular" w:hAnsi="Charis SIL Regular" w:eastAsia="Charis SIL Regular"/>
+          <w:b w:val="0"/>
+          <w:i w:val="0"/>
+          <w:color w:val="000000"/>
+          <w:sz w:val="24"/>
+        </w:rPr>
+        <w:hyperlink r:id="rId12" w:history="1">
+          <w:r>
+            <w:rPr>
+              <w:rStyle w:val="Hyperlink"/>
+            </w:rPr>
+            <w:t xml:space="preserve">es </w:t>
+          </w:r>
+        </w:hyperlink>
       </w:r>
       <w:r>
         <w:rPr>
@@ -982,7 +988,7 @@
           <w:sz w:val="24"/>
           <w:u w:val="single"/>
         </w:rPr>
-        <w:hyperlink r:id="rId14" w:history="1">
+        <w:hyperlink r:id="rId12" w:history="1">
           <w:r>
             <w:rPr>
               <w:rStyle w:val="Hyperlink"/>
@@ -1018,7 +1024,7 @@
           <w:sz w:val="24"/>
           <w:u w:val="single"/>
         </w:rPr>
-        <w:hyperlink r:id="rId12" w:history="1">
+        <w:hyperlink r:id="rId14" w:history="1">
           <w:r>
             <w:rPr>
               <w:rStyle w:val="Hyperlink"/>
@@ -1076,7 +1082,7 @@
           <w:sz w:val="24"/>
           <w:u w:val="single"/>
         </w:rPr>
-        <w:hyperlink r:id="rId14" w:history="1">
+        <w:hyperlink r:id="rId12" w:history="1">
           <w:r>
             <w:rPr>
               <w:rStyle w:val="Hyperlink"/>
@@ -1159,6 +1165,7 @@
       </w:r>
       <w:r>
         <w:rPr>
+          <w:u w:val="single" w:color="0000ff"/>
           <w:rFonts w:ascii="Charis SIL Regular" w:hAnsi="Charis SIL Regular" w:eastAsia="Charis SIL Regular"/>
           <w:b w:val="0"/>
           <w:i w:val="0"/>
@@ -1241,7 +1248,7 @@
           <w:sz w:val="24"/>
           <w:u w:val="single"/>
         </w:rPr>
-        <w:hyperlink r:id="rId15" w:history="1">
+        <w:hyperlink r:id="rId13" w:history="1">
           <w:r>
             <w:rPr>
               <w:rStyle w:val="Hyperlink"/>
@@ -1259,7 +1266,7 @@
           <w:sz w:val="24"/>
           <w:u w:val="single"/>
         </w:rPr>
-        <w:hyperlink r:id="rId15" w:history="1">
+        <w:hyperlink r:id="rId13" w:history="1">
           <w:r>
             <w:rPr>
               <w:rStyle w:val="Hyperlink"/>
@@ -1563,7 +1570,61 @@
           <w:color w:val="000000"/>
           <w:sz w:val="24"/>
         </w:rPr>
-        <w:t xml:space="preserve">, a trading company that operated in </w:t>
+        <w:t>, a trading compan</w:t>
+      </w:r>
+      <w:r>
+        <w:rPr>
+          <w:u w:val="single" w:color="0000ff"/>
+          <w:rFonts w:ascii="Charis SIL Regular" w:hAnsi="Charis SIL Regular" w:eastAsia="Charis SIL Regular"/>
+          <w:b w:val="0"/>
+          <w:i w:val="0"/>
+          <w:color w:val="000000"/>
+          <w:sz w:val="24"/>
+        </w:rPr>
+        <w:hyperlink r:id="rId16" w:history="1">
+          <w:r>
+            <w:rPr>
+              <w:rStyle w:val="Hyperlink"/>
+            </w:rPr>
+            <w:t>y that o</w:t>
+          </w:r>
+        </w:hyperlink>
+      </w:r>
+      <w:r>
+        <w:rPr>
+          <w:u w:val="single" w:color="0000ff"/>
+          <w:rFonts w:ascii="Charis SIL Regular" w:hAnsi="Charis SIL Regular" w:eastAsia="Charis SIL Regular"/>
+          <w:b w:val="0"/>
+          <w:i w:val="0"/>
+          <w:color w:val="000000"/>
+          <w:sz w:val="24"/>
+        </w:rPr>
+        <w:hyperlink r:id="rId16" w:history="1">
+          <w:r>
+            <w:rPr>
+              <w:rStyle w:val="Hyperlink"/>
+            </w:rPr>
+            <w:t>p</w:t>
+          </w:r>
+        </w:hyperlink>
+      </w:r>
+      <w:r>
+        <w:rPr>
+          <w:u w:val="single" w:color="0000ff"/>
+          <w:rFonts w:ascii="Charis SIL Regular" w:hAnsi="Charis SIL Regular" w:eastAsia="Charis SIL Regular"/>
+          <w:b w:val="0"/>
+          <w:i w:val="0"/>
+          <w:color w:val="000000"/>
+          <w:sz w:val="24"/>
+        </w:rPr>
+        <w:hyperlink r:id="rId16" w:history="1">
+          <w:r>
+            <w:rPr>
+              <w:rStyle w:val="Hyperlink"/>
+            </w:rPr>
+            <w:t xml:space="preserve">erated in </w:t>
+          </w:r>
+        </w:hyperlink>
       </w:r>
       <w:r>
         <w:rPr>
@@ -1574,7 +1635,7 @@
           <w:sz w:val="24"/>
           <w:u w:val="single"/>
         </w:rPr>
-        <w:hyperlink r:id="rId17" w:history="1">
+        <w:hyperlink r:id="rId16" w:history="1">
           <w:r>
             <w:rPr>
               <w:rStyle w:val="Hyperlink"/>
@@ -1592,7 +1653,7 @@
           <w:sz w:val="24"/>
           <w:u w:val="single"/>
         </w:rPr>
-        <w:hyperlink r:id="rId17" w:history="1">
+        <w:hyperlink r:id="rId16" w:history="1">
           <w:r>
             <w:rPr>
               <w:rStyle w:val="Hyperlink"/>
@@ -1639,7 +1700,7 @@
           <w:sz w:val="24"/>
           <w:u w:val="single"/>
         </w:rPr>
-        <w:hyperlink r:id="rId16" w:history="1">
+        <w:hyperlink r:id="rId17" w:history="1">
           <w:r>
             <w:rPr>
               <w:rStyle w:val="Hyperlink"/>
@@ -1657,7 +1718,7 @@
           <w:sz w:val="24"/>
           <w:u w:val="single"/>
         </w:rPr>
-        <w:hyperlink r:id="rId16" w:history="1">
+        <w:hyperlink r:id="rId17" w:history="1">
           <w:r>
             <w:rPr>
               <w:rStyle w:val="Hyperlink"/>
@@ -1768,13 +1829,31 @@
       </w:r>
       <w:r>
         <w:rPr>
+          <w:u w:val="single" w:color="0000ff"/>
           <w:rFonts w:ascii="Charis SIL Regular" w:hAnsi="Charis SIL Regular" w:eastAsia="Charis SIL Regular"/>
           <w:b w:val="0"/>
           <w:i w:val="0"/>
           <w:color w:val="000000"/>
           <w:sz w:val="24"/>
         </w:rPr>
-        <w:t xml:space="preserve">ects, especially from </w:t>
+        <w:hyperlink r:id="rId16" w:history="1">
+          <w:r>
+            <w:rPr>
+              <w:rStyle w:val="Hyperlink"/>
+            </w:rPr>
+            <w:t>ects, especi</w:t>
+          </w:r>
+        </w:hyperlink>
+      </w:r>
+      <w:r>
+        <w:rPr>
+          <w:rFonts w:ascii="Charis SIL Regular" w:hAnsi="Charis SIL Regular" w:eastAsia="Charis SIL Regular"/>
+          <w:b w:val="0"/>
+          <w:i w:val="0"/>
+          <w:color w:val="000000"/>
+          <w:sz w:val="24"/>
+        </w:rPr>
+        <w:t xml:space="preserve">ally from </w:t>
       </w:r>
       <w:r>
         <w:rPr>
@@ -4412,7 +4491,7 @@
         <w:autoSpaceDN w:val="0"/>
         <w:autoSpaceDE w:val="0"/>
         <w:widowControl/>
-        <w:spacing w:line="538" w:lineRule="exact" w:before="478" w:after="0"/>
+        <w:spacing w:line="538" w:lineRule="exact" w:before="458" w:after="0"/>
         <w:ind w:left="0" w:right="0" w:firstLine="0"/>
         <w:jc w:val="left"/>
       </w:pPr>

--- a/EXPORTS/DOCX/published/niveau2/English/Trade.docx
+++ b/EXPORTS/DOCX/published/niveau2/English/Trade.docx
@@ -457,6 +457,7 @@
       </w:r>
       <w:r>
         <w:rPr>
+          <w:u w:val="single" w:color="0000ff"/>
           <w:rFonts w:ascii="Charis SIL Regular" w:hAnsi="Charis SIL Regular" w:eastAsia="Charis SIL Regular"/>
           <w:b w:val="0"/>
           <w:i w:val="0"/>
@@ -528,7 +529,7 @@
           <w:sz w:val="24"/>
           <w:u w:val="single"/>
         </w:rPr>
-        <w:hyperlink r:id="rId12" w:history="1">
+        <w:hyperlink r:id="rId10" w:history="1">
           <w:r>
             <w:rPr>
               <w:rStyle w:val="Hyperlink"/>
@@ -557,7 +558,7 @@
           <w:sz w:val="24"/>
           <w:u w:val="single"/>
         </w:rPr>
-        <w:hyperlink r:id="rId12" w:history="1">
+        <w:hyperlink r:id="rId10" w:history="1">
           <w:r>
             <w:rPr>
               <w:rStyle w:val="Hyperlink"/>
@@ -575,7 +576,7 @@
           <w:sz w:val="24"/>
           <w:u w:val="single"/>
         </w:rPr>
-        <w:hyperlink r:id="rId12" w:history="1">
+        <w:hyperlink r:id="rId10" w:history="1">
           <w:r>
             <w:rPr>
               <w:rStyle w:val="Hyperlink"/>
@@ -593,7 +594,7 @@
           <w:sz w:val="24"/>
           <w:u w:val="single"/>
         </w:rPr>
-        <w:hyperlink r:id="rId12" w:history="1">
+        <w:hyperlink r:id="rId10" w:history="1">
           <w:r>
             <w:rPr>
               <w:rStyle w:val="Hyperlink"/>
@@ -622,7 +623,7 @@
           <w:sz w:val="24"/>
           <w:u w:val="single"/>
         </w:rPr>
-        <w:hyperlink r:id="rId12" w:history="1">
+        <w:hyperlink r:id="rId10" w:history="1">
           <w:r>
             <w:rPr>
               <w:rStyle w:val="Hyperlink"/>
@@ -745,13 +746,32 @@
       </w:r>
       <w:r>
         <w:rPr>
+          <w:u w:val="single" w:color="0000ff"/>
           <w:rFonts w:ascii="Charis SIL Regular" w:hAnsi="Charis SIL Regular" w:eastAsia="Charis SIL Regular"/>
           <w:b w:val="0"/>
           <w:i w:val="0"/>
           <w:color w:val="000000"/>
           <w:sz w:val="24"/>
         </w:rPr>
-        <w:t xml:space="preserve"> and </w:t>
+        <w:hyperlink r:id="rId11" w:history="1">
+          <w:r>
+            <w:rPr>
+              <w:rStyle w:val="Hyperlink"/>
+            </w:rPr>
+            <w:t xml:space="preserve"> and</w:t>
+          </w:r>
+        </w:hyperlink>
+      </w:r>
+      <w:r>
+        <w:rPr>
+          <w:u w:val="single" w:color="0000ff"/>
+          <w:rFonts w:ascii="Charis SIL Regular" w:hAnsi="Charis SIL Regular" w:eastAsia="Charis SIL Regular"/>
+          <w:b w:val="0"/>
+          <w:i w:val="0"/>
+          <w:color w:val="000000"/>
+          <w:sz w:val="24"/>
+        </w:rPr>
+        <w:t xml:space="preserve"> </w:t>
       </w:r>
       <w:r>
         <w:rPr>
@@ -809,7 +829,7 @@
           <w:sz w:val="24"/>
           <w:u w:val="single"/>
         </w:rPr>
-        <w:hyperlink r:id="rId11" w:history="1">
+        <w:hyperlink r:id="rId13" w:history="1">
           <w:r>
             <w:rPr>
               <w:rStyle w:val="Hyperlink"/>
@@ -838,7 +858,7 @@
           <w:sz w:val="24"/>
           <w:u w:val="single"/>
         </w:rPr>
-        <w:hyperlink r:id="rId11" w:history="1">
+        <w:hyperlink r:id="rId13" w:history="1">
           <w:r>
             <w:rPr>
               <w:rStyle w:val="Hyperlink"/>
@@ -894,25 +914,7 @@
           <w:color w:val="000000"/>
           <w:sz w:val="24"/>
         </w:rPr>
-        <w:t>Hague, the stor</w:t>
-      </w:r>
-      <w:r>
-        <w:rPr>
-          <w:u w:val="single" w:color="0000ff"/>
-          <w:rFonts w:ascii="Charis SIL Regular" w:hAnsi="Charis SIL Regular" w:eastAsia="Charis SIL Regular"/>
-          <w:b w:val="0"/>
-          <w:i w:val="0"/>
-          <w:color w:val="000000"/>
-          <w:sz w:val="24"/>
-        </w:rPr>
-        <w:hyperlink r:id="rId12" w:history="1">
-          <w:r>
-            <w:rPr>
-              <w:rStyle w:val="Hyperlink"/>
-            </w:rPr>
-            <w:t xml:space="preserve">es </w:t>
-          </w:r>
-        </w:hyperlink>
+        <w:t xml:space="preserve">Hague, the stores </w:t>
       </w:r>
       <w:r>
         <w:rPr>
@@ -923,7 +925,7 @@
           <w:sz w:val="24"/>
           <w:u w:val="single"/>
         </w:rPr>
-        <w:hyperlink r:id="rId12" w:history="1">
+        <w:hyperlink r:id="rId14" w:history="1">
           <w:r>
             <w:rPr>
               <w:rStyle w:val="Hyperlink"/>
@@ -941,7 +943,7 @@
           <w:sz w:val="24"/>
           <w:u w:val="single"/>
         </w:rPr>
-        <w:hyperlink r:id="rId12" w:history="1">
+        <w:hyperlink r:id="rId14" w:history="1">
           <w:r>
             <w:rPr>
               <w:rStyle w:val="Hyperlink"/>
@@ -970,7 +972,7 @@
           <w:sz w:val="24"/>
           <w:u w:val="single"/>
         </w:rPr>
-        <w:hyperlink r:id="rId12" w:history="1">
+        <w:hyperlink r:id="rId14" w:history="1">
           <w:r>
             <w:rPr>
               <w:rStyle w:val="Hyperlink"/>
@@ -988,7 +990,7 @@
           <w:sz w:val="24"/>
           <w:u w:val="single"/>
         </w:rPr>
-        <w:hyperlink r:id="rId12" w:history="1">
+        <w:hyperlink r:id="rId14" w:history="1">
           <w:r>
             <w:rPr>
               <w:rStyle w:val="Hyperlink"/>
@@ -1024,7 +1026,7 @@
           <w:sz w:val="24"/>
           <w:u w:val="single"/>
         </w:rPr>
-        <w:hyperlink r:id="rId14" w:history="1">
+        <w:hyperlink r:id="rId12" w:history="1">
           <w:r>
             <w:rPr>
               <w:rStyle w:val="Hyperlink"/>
@@ -1053,7 +1055,7 @@
           <w:sz w:val="24"/>
           <w:u w:val="single"/>
         </w:rPr>
-        <w:hyperlink r:id="rId14" w:history="1">
+        <w:hyperlink r:id="rId12" w:history="1">
           <w:r>
             <w:rPr>
               <w:rStyle w:val="Hyperlink"/>
@@ -1100,14 +1102,7 @@
           <w:sz w:val="24"/>
           <w:u w:val="single"/>
         </w:rPr>
-        <w:hyperlink r:id="rId14" w:history="1">
-          <w:r>
-            <w:rPr>
-              <w:rStyle w:val="Hyperlink"/>
-            </w:rPr>
-            <w:t>1927</w:t>
-          </w:r>
-        </w:hyperlink>
+        <w:t>1927</w:t>
       </w:r>
       <w:r>
         <w:rPr>
@@ -1118,7 +1113,7 @@
           <w:sz w:val="24"/>
           <w:u w:val="single"/>
         </w:rPr>
-        <w:hyperlink r:id="rId14" w:history="1">
+        <w:hyperlink r:id="rId13" w:history="1">
           <w:r>
             <w:rPr>
               <w:rStyle w:val="Hyperlink"/>
@@ -1165,7 +1160,6 @@
       </w:r>
       <w:r>
         <w:rPr>
-          <w:u w:val="single" w:color="0000ff"/>
           <w:rFonts w:ascii="Charis SIL Regular" w:hAnsi="Charis SIL Regular" w:eastAsia="Charis SIL Regular"/>
           <w:b w:val="0"/>
           <w:i w:val="0"/>
@@ -1248,7 +1242,7 @@
           <w:sz w:val="24"/>
           <w:u w:val="single"/>
         </w:rPr>
-        <w:hyperlink r:id="rId13" w:history="1">
+        <w:hyperlink r:id="rId15" w:history="1">
           <w:r>
             <w:rPr>
               <w:rStyle w:val="Hyperlink"/>
@@ -1266,7 +1260,7 @@
           <w:sz w:val="24"/>
           <w:u w:val="single"/>
         </w:rPr>
-        <w:hyperlink r:id="rId13" w:history="1">
+        <w:hyperlink r:id="rId15" w:history="1">
           <w:r>
             <w:rPr>
               <w:rStyle w:val="Hyperlink"/>
@@ -1570,61 +1564,7 @@
           <w:color w:val="000000"/>
           <w:sz w:val="24"/>
         </w:rPr>
-        <w:t>, a trading compan</w:t>
-      </w:r>
-      <w:r>
-        <w:rPr>
-          <w:u w:val="single" w:color="0000ff"/>
-          <w:rFonts w:ascii="Charis SIL Regular" w:hAnsi="Charis SIL Regular" w:eastAsia="Charis SIL Regular"/>
-          <w:b w:val="0"/>
-          <w:i w:val="0"/>
-          <w:color w:val="000000"/>
-          <w:sz w:val="24"/>
-        </w:rPr>
-        <w:hyperlink r:id="rId16" w:history="1">
-          <w:r>
-            <w:rPr>
-              <w:rStyle w:val="Hyperlink"/>
-            </w:rPr>
-            <w:t>y that o</w:t>
-          </w:r>
-        </w:hyperlink>
-      </w:r>
-      <w:r>
-        <w:rPr>
-          <w:u w:val="single" w:color="0000ff"/>
-          <w:rFonts w:ascii="Charis SIL Regular" w:hAnsi="Charis SIL Regular" w:eastAsia="Charis SIL Regular"/>
-          <w:b w:val="0"/>
-          <w:i w:val="0"/>
-          <w:color w:val="000000"/>
-          <w:sz w:val="24"/>
-        </w:rPr>
-        <w:hyperlink r:id="rId16" w:history="1">
-          <w:r>
-            <w:rPr>
-              <w:rStyle w:val="Hyperlink"/>
-            </w:rPr>
-            <w:t>p</w:t>
-          </w:r>
-        </w:hyperlink>
-      </w:r>
-      <w:r>
-        <w:rPr>
-          <w:u w:val="single" w:color="0000ff"/>
-          <w:rFonts w:ascii="Charis SIL Regular" w:hAnsi="Charis SIL Regular" w:eastAsia="Charis SIL Regular"/>
-          <w:b w:val="0"/>
-          <w:i w:val="0"/>
-          <w:color w:val="000000"/>
-          <w:sz w:val="24"/>
-        </w:rPr>
-        <w:hyperlink r:id="rId16" w:history="1">
-          <w:r>
-            <w:rPr>
-              <w:rStyle w:val="Hyperlink"/>
-            </w:rPr>
-            <w:t xml:space="preserve">erated in </w:t>
-          </w:r>
-        </w:hyperlink>
+        <w:t xml:space="preserve">, a trading company that operated in </w:t>
       </w:r>
       <w:r>
         <w:rPr>
@@ -1635,7 +1575,7 @@
           <w:sz w:val="24"/>
           <w:u w:val="single"/>
         </w:rPr>
-        <w:hyperlink r:id="rId16" w:history="1">
+        <w:hyperlink r:id="rId17" w:history="1">
           <w:r>
             <w:rPr>
               <w:rStyle w:val="Hyperlink"/>
@@ -1653,7 +1593,7 @@
           <w:sz w:val="24"/>
           <w:u w:val="single"/>
         </w:rPr>
-        <w:hyperlink r:id="rId16" w:history="1">
+        <w:hyperlink r:id="rId17" w:history="1">
           <w:r>
             <w:rPr>
               <w:rStyle w:val="Hyperlink"/>
@@ -1671,7 +1611,7 @@
           <w:sz w:val="24"/>
           <w:u w:val="single"/>
         </w:rPr>
-        <w:hyperlink r:id="rId16" w:history="1">
+        <w:hyperlink r:id="rId17" w:history="1">
           <w:r>
             <w:rPr>
               <w:rStyle w:val="Hyperlink"/>
@@ -4476,7 +4416,7 @@
           <w:sz w:val="24"/>
           <w:u w:val="single"/>
         </w:rPr>
-        <w:hyperlink r:id="rId27" w:history="1">
+        <w:hyperlink r:id="rId26" w:history="1">
           <w:r>
             <w:rPr>
               <w:rStyle w:val="Hyperlink"/>

--- a/EXPORTS/DOCX/published/niveau2/English/Trade.docx
+++ b/EXPORTS/DOCX/published/niveau2/English/Trade.docx
@@ -457,7 +457,6 @@
       </w:r>
       <w:r>
         <w:rPr>
-          <w:u w:val="single" w:color="0000ff"/>
           <w:rFonts w:ascii="Charis SIL Regular" w:hAnsi="Charis SIL Regular" w:eastAsia="Charis SIL Regular"/>
           <w:b w:val="0"/>
           <w:i w:val="0"/>
@@ -529,7 +528,7 @@
           <w:sz w:val="24"/>
           <w:u w:val="single"/>
         </w:rPr>
-        <w:hyperlink r:id="rId10" w:history="1">
+        <w:hyperlink r:id="rId12" w:history="1">
           <w:r>
             <w:rPr>
               <w:rStyle w:val="Hyperlink"/>
@@ -558,7 +557,7 @@
           <w:sz w:val="24"/>
           <w:u w:val="single"/>
         </w:rPr>
-        <w:hyperlink r:id="rId10" w:history="1">
+        <w:hyperlink r:id="rId12" w:history="1">
           <w:r>
             <w:rPr>
               <w:rStyle w:val="Hyperlink"/>
@@ -576,7 +575,7 @@
           <w:sz w:val="24"/>
           <w:u w:val="single"/>
         </w:rPr>
-        <w:hyperlink r:id="rId10" w:history="1">
+        <w:hyperlink r:id="rId12" w:history="1">
           <w:r>
             <w:rPr>
               <w:rStyle w:val="Hyperlink"/>
@@ -594,7 +593,7 @@
           <w:sz w:val="24"/>
           <w:u w:val="single"/>
         </w:rPr>
-        <w:hyperlink r:id="rId10" w:history="1">
+        <w:hyperlink r:id="rId12" w:history="1">
           <w:r>
             <w:rPr>
               <w:rStyle w:val="Hyperlink"/>
@@ -623,7 +622,7 @@
           <w:sz w:val="24"/>
           <w:u w:val="single"/>
         </w:rPr>
-        <w:hyperlink r:id="rId10" w:history="1">
+        <w:hyperlink r:id="rId12" w:history="1">
           <w:r>
             <w:rPr>
               <w:rStyle w:val="Hyperlink"/>
@@ -925,7 +924,7 @@
           <w:sz w:val="24"/>
           <w:u w:val="single"/>
         </w:rPr>
-        <w:hyperlink r:id="rId14" w:history="1">
+        <w:hyperlink r:id="rId12" w:history="1">
           <w:r>
             <w:rPr>
               <w:rStyle w:val="Hyperlink"/>
@@ -943,7 +942,7 @@
           <w:sz w:val="24"/>
           <w:u w:val="single"/>
         </w:rPr>
-        <w:hyperlink r:id="rId14" w:history="1">
+        <w:hyperlink r:id="rId12" w:history="1">
           <w:r>
             <w:rPr>
               <w:rStyle w:val="Hyperlink"/>
@@ -972,7 +971,7 @@
           <w:sz w:val="24"/>
           <w:u w:val="single"/>
         </w:rPr>
-        <w:hyperlink r:id="rId14" w:history="1">
+        <w:hyperlink r:id="rId12" w:history="1">
           <w:r>
             <w:rPr>
               <w:rStyle w:val="Hyperlink"/>
@@ -1026,7 +1025,7 @@
           <w:sz w:val="24"/>
           <w:u w:val="single"/>
         </w:rPr>
-        <w:hyperlink r:id="rId12" w:history="1">
+        <w:hyperlink r:id="rId14" w:history="1">
           <w:r>
             <w:rPr>
               <w:rStyle w:val="Hyperlink"/>
@@ -1084,7 +1083,7 @@
           <w:sz w:val="24"/>
           <w:u w:val="single"/>
         </w:rPr>
-        <w:hyperlink r:id="rId12" w:history="1">
+        <w:hyperlink r:id="rId14" w:history="1">
           <w:r>
             <w:rPr>
               <w:rStyle w:val="Hyperlink"/>
@@ -1102,7 +1101,14 @@
           <w:sz w:val="24"/>
           <w:u w:val="single"/>
         </w:rPr>
-        <w:t>1927</w:t>
+        <w:hyperlink r:id="rId14" w:history="1">
+          <w:r>
+            <w:rPr>
+              <w:rStyle w:val="Hyperlink"/>
+            </w:rPr>
+            <w:t>1927</w:t>
+          </w:r>
+        </w:hyperlink>
       </w:r>
       <w:r>
         <w:rPr>
@@ -1113,7 +1119,7 @@
           <w:sz w:val="24"/>
           <w:u w:val="single"/>
         </w:rPr>
-        <w:hyperlink r:id="rId13" w:history="1">
+        <w:hyperlink r:id="rId14" w:history="1">
           <w:r>
             <w:rPr>
               <w:rStyle w:val="Hyperlink"/>

--- a/EXPORTS/DOCX/published/niveau2/English/Trade.docx
+++ b/EXPORTS/DOCX/published/niveau2/English/Trade.docx
@@ -593,7 +593,7 @@
           <w:sz w:val="24"/>
           <w:u w:val="single"/>
         </w:rPr>
-        <w:hyperlink r:id="rId12" w:history="1">
+        <w:hyperlink r:id="rId10" w:history="1">
           <w:r>
             <w:rPr>
               <w:rStyle w:val="Hyperlink"/>
@@ -651,7 +651,7 @@
           <w:sz w:val="24"/>
           <w:u w:val="single"/>
         </w:rPr>
-        <w:hyperlink r:id="rId12" w:history="1">
+        <w:hyperlink r:id="rId10" w:history="1">
           <w:r>
             <w:rPr>
               <w:rStyle w:val="Hyperlink"/>
@@ -680,7 +680,7 @@
           <w:sz w:val="24"/>
           <w:u w:val="single"/>
         </w:rPr>
-        <w:hyperlink r:id="rId12" w:history="1">
+        <w:hyperlink r:id="rId10" w:history="1">
           <w:r>
             <w:rPr>
               <w:rStyle w:val="Hyperlink"/>
@@ -745,32 +745,13 @@
       </w:r>
       <w:r>
         <w:rPr>
-          <w:u w:val="single" w:color="0000ff"/>
           <w:rFonts w:ascii="Charis SIL Regular" w:hAnsi="Charis SIL Regular" w:eastAsia="Charis SIL Regular"/>
           <w:b w:val="0"/>
           <w:i w:val="0"/>
           <w:color w:val="000000"/>
           <w:sz w:val="24"/>
         </w:rPr>
-        <w:hyperlink r:id="rId11" w:history="1">
-          <w:r>
-            <w:rPr>
-              <w:rStyle w:val="Hyperlink"/>
-            </w:rPr>
-            <w:t xml:space="preserve"> and</w:t>
-          </w:r>
-        </w:hyperlink>
-      </w:r>
-      <w:r>
-        <w:rPr>
-          <w:u w:val="single" w:color="0000ff"/>
-          <w:rFonts w:ascii="Charis SIL Regular" w:hAnsi="Charis SIL Regular" w:eastAsia="Charis SIL Regular"/>
-          <w:b w:val="0"/>
-          <w:i w:val="0"/>
-          <w:color w:val="000000"/>
-          <w:sz w:val="24"/>
-        </w:rPr>
-        <w:t xml:space="preserve"> </w:t>
+        <w:t xml:space="preserve"> and </w:t>
       </w:r>
       <w:r>
         <w:rPr>
@@ -810,7 +791,7 @@
           <w:sz w:val="24"/>
           <w:u w:val="single"/>
         </w:rPr>
-        <w:hyperlink r:id="rId13" w:history="1">
+        <w:hyperlink r:id="rId11" w:history="1">
           <w:r>
             <w:rPr>
               <w:rStyle w:val="Hyperlink"/>
@@ -828,7 +809,7 @@
           <w:sz w:val="24"/>
           <w:u w:val="single"/>
         </w:rPr>
-        <w:hyperlink r:id="rId13" w:history="1">
+        <w:hyperlink r:id="rId11" w:history="1">
           <w:r>
             <w:rPr>
               <w:rStyle w:val="Hyperlink"/>
@@ -913,7 +894,25 @@
           <w:color w:val="000000"/>
           <w:sz w:val="24"/>
         </w:rPr>
-        <w:t xml:space="preserve">Hague, the stores </w:t>
+        <w:t>Hague, the stor</w:t>
+      </w:r>
+      <w:r>
+        <w:rPr>
+          <w:u w:val="single" w:color="0000ff"/>
+          <w:rFonts w:ascii="Charis SIL Regular" w:hAnsi="Charis SIL Regular" w:eastAsia="Charis SIL Regular"/>
+          <w:b w:val="0"/>
+          <w:i w:val="0"/>
+          <w:color w:val="000000"/>
+          <w:sz w:val="24"/>
+        </w:rPr>
+        <w:hyperlink r:id="rId12" w:history="1">
+          <w:r>
+            <w:rPr>
+              <w:rStyle w:val="Hyperlink"/>
+            </w:rPr>
+            <w:t xml:space="preserve">es </w:t>
+          </w:r>
+        </w:hyperlink>
       </w:r>
       <w:r>
         <w:rPr>
@@ -924,7 +923,7 @@
           <w:sz w:val="24"/>
           <w:u w:val="single"/>
         </w:rPr>
-        <w:hyperlink r:id="rId12" w:history="1">
+        <w:hyperlink r:id="rId14" w:history="1">
           <w:r>
             <w:rPr>
               <w:rStyle w:val="Hyperlink"/>
@@ -942,7 +941,7 @@
           <w:sz w:val="24"/>
           <w:u w:val="single"/>
         </w:rPr>
-        <w:hyperlink r:id="rId12" w:history="1">
+        <w:hyperlink r:id="rId14" w:history="1">
           <w:r>
             <w:rPr>
               <w:rStyle w:val="Hyperlink"/>
@@ -989,7 +988,7 @@
           <w:sz w:val="24"/>
           <w:u w:val="single"/>
         </w:rPr>
-        <w:hyperlink r:id="rId14" w:history="1">
+        <w:hyperlink r:id="rId12" w:history="1">
           <w:r>
             <w:rPr>
               <w:rStyle w:val="Hyperlink"/>
@@ -1007,7 +1006,7 @@
           <w:sz w:val="24"/>
           <w:u w:val="single"/>
         </w:rPr>
-        <w:hyperlink r:id="rId14" w:history="1">
+        <w:hyperlink r:id="rId12" w:history="1">
           <w:r>
             <w:rPr>
               <w:rStyle w:val="Hyperlink"/>
@@ -1025,7 +1024,7 @@
           <w:sz w:val="24"/>
           <w:u w:val="single"/>
         </w:rPr>
-        <w:hyperlink r:id="rId14" w:history="1">
+        <w:hyperlink r:id="rId12" w:history="1">
           <w:r>
             <w:rPr>
               <w:rStyle w:val="Hyperlink"/>
@@ -1083,7 +1082,7 @@
           <w:sz w:val="24"/>
           <w:u w:val="single"/>
         </w:rPr>
-        <w:hyperlink r:id="rId14" w:history="1">
+        <w:hyperlink r:id="rId12" w:history="1">
           <w:r>
             <w:rPr>
               <w:rStyle w:val="Hyperlink"/>
@@ -1166,6 +1165,7 @@
       </w:r>
       <w:r>
         <w:rPr>
+          <w:u w:val="single" w:color="0000ff"/>
           <w:rFonts w:ascii="Charis SIL Regular" w:hAnsi="Charis SIL Regular" w:eastAsia="Charis SIL Regular"/>
           <w:b w:val="0"/>
           <w:i w:val="0"/>
@@ -1219,7 +1219,7 @@
           <w:sz w:val="24"/>
           <w:u w:val="single"/>
         </w:rPr>
-        <w:hyperlink r:id="rId15" w:history="1">
+        <w:hyperlink r:id="rId13" w:history="1">
           <w:r>
             <w:rPr>
               <w:rStyle w:val="Hyperlink"/>
@@ -1248,7 +1248,7 @@
           <w:sz w:val="24"/>
           <w:u w:val="single"/>
         </w:rPr>
-        <w:hyperlink r:id="rId15" w:history="1">
+        <w:hyperlink r:id="rId13" w:history="1">
           <w:r>
             <w:rPr>
               <w:rStyle w:val="Hyperlink"/>
@@ -1266,7 +1266,7 @@
           <w:sz w:val="24"/>
           <w:u w:val="single"/>
         </w:rPr>
-        <w:hyperlink r:id="rId15" w:history="1">
+        <w:hyperlink r:id="rId13" w:history="1">
           <w:r>
             <w:rPr>
               <w:rStyle w:val="Hyperlink"/>
@@ -1570,7 +1570,18 @@
           <w:color w:val="000000"/>
           <w:sz w:val="24"/>
         </w:rPr>
-        <w:t xml:space="preserve">, a trading company that operated in </w:t>
+        <w:t>, a trading compan</w:t>
+      </w:r>
+      <w:r>
+        <w:rPr>
+          <w:u w:val="single" w:color="0000ff"/>
+          <w:rFonts w:ascii="Charis SIL Regular" w:hAnsi="Charis SIL Regular" w:eastAsia="Charis SIL Regular"/>
+          <w:b w:val="0"/>
+          <w:i w:val="0"/>
+          <w:color w:val="000000"/>
+          <w:sz w:val="24"/>
+        </w:rPr>
+        <w:t xml:space="preserve">y that operated in </w:t>
       </w:r>
       <w:r>
         <w:rPr>
@@ -1682,14 +1693,7 @@
           <w:color w:val="000000"/>
           <w:sz w:val="24"/>
         </w:rPr>
-        <w:hyperlink r:id="rId16" w:history="1">
-          <w:r>
-            <w:rPr>
-              <w:rStyle w:val="Hyperlink"/>
-            </w:rPr>
-            <w:t>. A large nu</w:t>
-          </w:r>
-        </w:hyperlink>
+        <w:t>. A large nu</w:t>
       </w:r>
       <w:r>
         <w:rPr>
@@ -4422,7 +4426,7 @@
           <w:sz w:val="24"/>
           <w:u w:val="single"/>
         </w:rPr>
-        <w:hyperlink r:id="rId26" w:history="1">
+        <w:hyperlink r:id="rId27" w:history="1">
           <w:r>
             <w:rPr>
               <w:rStyle w:val="Hyperlink"/>

--- a/EXPORTS/DOCX/published/niveau2/English/Trade.docx
+++ b/EXPORTS/DOCX/published/niveau2/English/Trade.docx
@@ -457,6 +457,7 @@
       </w:r>
       <w:r>
         <w:rPr>
+          <w:u w:val="single" w:color="0000ff"/>
           <w:rFonts w:ascii="Charis SIL Regular" w:hAnsi="Charis SIL Regular" w:eastAsia="Charis SIL Regular"/>
           <w:b w:val="0"/>
           <w:i w:val="0"/>
@@ -593,7 +594,7 @@
           <w:sz w:val="24"/>
           <w:u w:val="single"/>
         </w:rPr>
-        <w:hyperlink r:id="rId10" w:history="1">
+        <w:hyperlink r:id="rId12" w:history="1">
           <w:r>
             <w:rPr>
               <w:rStyle w:val="Hyperlink"/>
@@ -651,7 +652,7 @@
           <w:sz w:val="24"/>
           <w:u w:val="single"/>
         </w:rPr>
-        <w:hyperlink r:id="rId10" w:history="1">
+        <w:hyperlink r:id="rId12" w:history="1">
           <w:r>
             <w:rPr>
               <w:rStyle w:val="Hyperlink"/>
@@ -680,7 +681,7 @@
           <w:sz w:val="24"/>
           <w:u w:val="single"/>
         </w:rPr>
-        <w:hyperlink r:id="rId10" w:history="1">
+        <w:hyperlink r:id="rId12" w:history="1">
           <w:r>
             <w:rPr>
               <w:rStyle w:val="Hyperlink"/>
@@ -734,7 +735,7 @@
           <w:sz w:val="24"/>
           <w:u w:val="single"/>
         </w:rPr>
-        <w:hyperlink r:id="rId12" w:history="1">
+        <w:hyperlink r:id="rId11" w:history="1">
           <w:r>
             <w:rPr>
               <w:rStyle w:val="Hyperlink"/>
@@ -751,7 +752,18 @@
           <w:color w:val="000000"/>
           <w:sz w:val="24"/>
         </w:rPr>
-        <w:t xml:space="preserve"> and </w:t>
+        <w:t xml:space="preserve"> and</w:t>
+      </w:r>
+      <w:r>
+        <w:rPr>
+          <w:u w:val="single" w:color="0000ff"/>
+          <w:rFonts w:ascii="Charis SIL Regular" w:hAnsi="Charis SIL Regular" w:eastAsia="Charis SIL Regular"/>
+          <w:b w:val="0"/>
+          <w:i w:val="0"/>
+          <w:color w:val="000000"/>
+          <w:sz w:val="24"/>
+        </w:rPr>
+        <w:t xml:space="preserve"> </w:t>
       </w:r>
       <w:r>
         <w:rPr>
@@ -762,7 +774,7 @@
           <w:sz w:val="24"/>
           <w:u w:val="single"/>
         </w:rPr>
-        <w:hyperlink r:id="rId13" w:history="1">
+        <w:hyperlink r:id="rId11" w:history="1">
           <w:r>
             <w:rPr>
               <w:rStyle w:val="Hyperlink"/>
@@ -809,7 +821,7 @@
           <w:sz w:val="24"/>
           <w:u w:val="single"/>
         </w:rPr>
-        <w:hyperlink r:id="rId11" w:history="1">
+        <w:hyperlink r:id="rId13" w:history="1">
           <w:r>
             <w:rPr>
               <w:rStyle w:val="Hyperlink"/>
@@ -838,7 +850,7 @@
           <w:sz w:val="24"/>
           <w:u w:val="single"/>
         </w:rPr>
-        <w:hyperlink r:id="rId13" w:history="1">
+        <w:hyperlink r:id="rId11" w:history="1">
           <w:r>
             <w:rPr>
               <w:rStyle w:val="Hyperlink"/>
@@ -923,7 +935,7 @@
           <w:sz w:val="24"/>
           <w:u w:val="single"/>
         </w:rPr>
-        <w:hyperlink r:id="rId14" w:history="1">
+        <w:hyperlink r:id="rId12" w:history="1">
           <w:r>
             <w:rPr>
               <w:rStyle w:val="Hyperlink"/>
@@ -941,7 +953,7 @@
           <w:sz w:val="24"/>
           <w:u w:val="single"/>
         </w:rPr>
-        <w:hyperlink r:id="rId14" w:history="1">
+        <w:hyperlink r:id="rId12" w:history="1">
           <w:r>
             <w:rPr>
               <w:rStyle w:val="Hyperlink"/>
@@ -1006,7 +1018,7 @@
           <w:sz w:val="24"/>
           <w:u w:val="single"/>
         </w:rPr>
-        <w:hyperlink r:id="rId12" w:history="1">
+        <w:hyperlink r:id="rId14" w:history="1">
           <w:r>
             <w:rPr>
               <w:rStyle w:val="Hyperlink"/>
@@ -1024,7 +1036,7 @@
           <w:sz w:val="24"/>
           <w:u w:val="single"/>
         </w:rPr>
-        <w:hyperlink r:id="rId12" w:history="1">
+        <w:hyperlink r:id="rId14" w:history="1">
           <w:r>
             <w:rPr>
               <w:rStyle w:val="Hyperlink"/>
@@ -1053,7 +1065,7 @@
           <w:sz w:val="24"/>
           <w:u w:val="single"/>
         </w:rPr>
-        <w:hyperlink r:id="rId12" w:history="1">
+        <w:hyperlink r:id="rId14" w:history="1">
           <w:r>
             <w:rPr>
               <w:rStyle w:val="Hyperlink"/>
@@ -1165,7 +1177,6 @@
       </w:r>
       <w:r>
         <w:rPr>
-          <w:u w:val="single" w:color="0000ff"/>
           <w:rFonts w:ascii="Charis SIL Regular" w:hAnsi="Charis SIL Regular" w:eastAsia="Charis SIL Regular"/>
           <w:b w:val="0"/>
           <w:i w:val="0"/>
@@ -1219,7 +1230,7 @@
           <w:sz w:val="24"/>
           <w:u w:val="single"/>
         </w:rPr>
-        <w:hyperlink r:id="rId13" w:history="1">
+        <w:hyperlink r:id="rId15" w:history="1">
           <w:r>
             <w:rPr>
               <w:rStyle w:val="Hyperlink"/>
@@ -1248,7 +1259,7 @@
           <w:sz w:val="24"/>
           <w:u w:val="single"/>
         </w:rPr>
-        <w:hyperlink r:id="rId13" w:history="1">
+        <w:hyperlink r:id="rId15" w:history="1">
           <w:r>
             <w:rPr>
               <w:rStyle w:val="Hyperlink"/>
@@ -1266,7 +1277,7 @@
           <w:sz w:val="24"/>
           <w:u w:val="single"/>
         </w:rPr>
-        <w:hyperlink r:id="rId13" w:history="1">
+        <w:hyperlink r:id="rId15" w:history="1">
           <w:r>
             <w:rPr>
               <w:rStyle w:val="Hyperlink"/>
@@ -1581,7 +1592,50 @@
           <w:color w:val="000000"/>
           <w:sz w:val="24"/>
         </w:rPr>
-        <w:t xml:space="preserve">y that operated in </w:t>
+        <w:hyperlink r:id="rId16" w:history="1">
+          <w:r>
+            <w:rPr>
+              <w:rStyle w:val="Hyperlink"/>
+            </w:rPr>
+            <w:t>y that o</w:t>
+          </w:r>
+        </w:hyperlink>
+      </w:r>
+      <w:r>
+        <w:rPr>
+          <w:u w:val="single" w:color="0000ff"/>
+          <w:rFonts w:ascii="Charis SIL Regular" w:hAnsi="Charis SIL Regular" w:eastAsia="Charis SIL Regular"/>
+          <w:b w:val="0"/>
+          <w:i w:val="0"/>
+          <w:color w:val="000000"/>
+          <w:sz w:val="24"/>
+        </w:rPr>
+        <w:hyperlink r:id="rId16" w:history="1">
+          <w:r>
+            <w:rPr>
+              <w:rStyle w:val="Hyperlink"/>
+            </w:rPr>
+            <w:t>p</w:t>
+          </w:r>
+        </w:hyperlink>
+      </w:r>
+      <w:r>
+        <w:rPr>
+          <w:u w:val="single" w:color="0000ff"/>
+          <w:rFonts w:ascii="Charis SIL Regular" w:hAnsi="Charis SIL Regular" w:eastAsia="Charis SIL Regular"/>
+          <w:b w:val="0"/>
+          <w:i w:val="0"/>
+          <w:color w:val="000000"/>
+          <w:sz w:val="24"/>
+        </w:rPr>
+        <w:hyperlink r:id="rId16" w:history="1">
+          <w:r>
+            <w:rPr>
+              <w:rStyle w:val="Hyperlink"/>
+            </w:rPr>
+            <w:t xml:space="preserve">erated in </w:t>
+          </w:r>
+        </w:hyperlink>
       </w:r>
       <w:r>
         <w:rPr>
@@ -1693,7 +1747,14 @@
           <w:color w:val="000000"/>
           <w:sz w:val="24"/>
         </w:rPr>
-        <w:t>. A large nu</w:t>
+        <w:hyperlink r:id="rId16" w:history="1">
+          <w:r>
+            <w:rPr>
+              <w:rStyle w:val="Hyperlink"/>
+            </w:rPr>
+            <w:t>. A large nu</w:t>
+          </w:r>
+        </w:hyperlink>
       </w:r>
       <w:r>
         <w:rPr>
@@ -4426,7 +4487,7 @@
           <w:sz w:val="24"/>
           <w:u w:val="single"/>
         </w:rPr>
-        <w:hyperlink r:id="rId27" w:history="1">
+        <w:hyperlink r:id="rId26" w:history="1">
           <w:r>
             <w:rPr>
               <w:rStyle w:val="Hyperlink"/>

--- a/EXPORTS/DOCX/published/niveau2/English/Trade.docx
+++ b/EXPORTS/DOCX/published/niveau2/English/Trade.docx
@@ -464,7 +464,25 @@
           <w:color w:val="000000"/>
           <w:sz w:val="24"/>
         </w:rPr>
-        <w:t xml:space="preserve">auction houses </w:t>
+        <w:hyperlink r:id="rId9" w:history="1">
+          <w:r>
+            <w:rPr>
+              <w:rStyle w:val="Hyperlink"/>
+            </w:rPr>
+            <w:t>auct</w:t>
+          </w:r>
+        </w:hyperlink>
+      </w:r>
+      <w:r>
+        <w:rPr>
+          <w:u w:val="single" w:color="0000ff"/>
+          <w:rFonts w:ascii="Charis SIL Regular" w:hAnsi="Charis SIL Regular" w:eastAsia="Charis SIL Regular"/>
+          <w:b w:val="0"/>
+          <w:i w:val="0"/>
+          <w:color w:val="000000"/>
+          <w:sz w:val="24"/>
+        </w:rPr>
+        <w:t xml:space="preserve">ion houses </w:t>
       </w:r>
       <w:r>
         <w:rPr>
@@ -735,7 +753,7 @@
           <w:sz w:val="24"/>
           <w:u w:val="single"/>
         </w:rPr>
-        <w:hyperlink r:id="rId11" w:history="1">
+        <w:hyperlink r:id="rId12" w:history="1">
           <w:r>
             <w:rPr>
               <w:rStyle w:val="Hyperlink"/>
@@ -752,18 +770,7 @@
           <w:color w:val="000000"/>
           <w:sz w:val="24"/>
         </w:rPr>
-        <w:t xml:space="preserve"> and</w:t>
-      </w:r>
-      <w:r>
-        <w:rPr>
-          <w:u w:val="single" w:color="0000ff"/>
-          <w:rFonts w:ascii="Charis SIL Regular" w:hAnsi="Charis SIL Regular" w:eastAsia="Charis SIL Regular"/>
-          <w:b w:val="0"/>
-          <w:i w:val="0"/>
-          <w:color w:val="000000"/>
-          <w:sz w:val="24"/>
-        </w:rPr>
-        <w:t xml:space="preserve"> </w:t>
+        <w:t xml:space="preserve"> and </w:t>
       </w:r>
       <w:r>
         <w:rPr>
@@ -774,7 +781,7 @@
           <w:sz w:val="24"/>
           <w:u w:val="single"/>
         </w:rPr>
-        <w:hyperlink r:id="rId11" w:history="1">
+        <w:hyperlink r:id="rId13" w:history="1">
           <w:r>
             <w:rPr>
               <w:rStyle w:val="Hyperlink"/>
@@ -803,7 +810,7 @@
           <w:sz w:val="24"/>
           <w:u w:val="single"/>
         </w:rPr>
-        <w:hyperlink r:id="rId11" w:history="1">
+        <w:hyperlink r:id="rId13" w:history="1">
           <w:r>
             <w:rPr>
               <w:rStyle w:val="Hyperlink"/>
@@ -821,7 +828,7 @@
           <w:sz w:val="24"/>
           <w:u w:val="single"/>
         </w:rPr>
-        <w:hyperlink r:id="rId13" w:history="1">
+        <w:hyperlink r:id="rId11" w:history="1">
           <w:r>
             <w:rPr>
               <w:rStyle w:val="Hyperlink"/>
@@ -953,7 +960,7 @@
           <w:sz w:val="24"/>
           <w:u w:val="single"/>
         </w:rPr>
-        <w:hyperlink r:id="rId12" w:history="1">
+        <w:hyperlink r:id="rId14" w:history="1">
           <w:r>
             <w:rPr>
               <w:rStyle w:val="Hyperlink"/>
@@ -1000,7 +1007,7 @@
           <w:sz w:val="24"/>
           <w:u w:val="single"/>
         </w:rPr>
-        <w:hyperlink r:id="rId12" w:history="1">
+        <w:hyperlink r:id="rId14" w:history="1">
           <w:r>
             <w:rPr>
               <w:rStyle w:val="Hyperlink"/>
@@ -1094,7 +1101,7 @@
           <w:sz w:val="24"/>
           <w:u w:val="single"/>
         </w:rPr>
-        <w:hyperlink r:id="rId12" w:history="1">
+        <w:hyperlink r:id="rId14" w:history="1">
           <w:r>
             <w:rPr>
               <w:rStyle w:val="Hyperlink"/>
@@ -1177,6 +1184,7 @@
       </w:r>
       <w:r>
         <w:rPr>
+          <w:u w:val="single" w:color="0000ff"/>
           <w:rFonts w:ascii="Charis SIL Regular" w:hAnsi="Charis SIL Regular" w:eastAsia="Charis SIL Regular"/>
           <w:b w:val="0"/>
           <w:i w:val="0"/>
@@ -1230,7 +1238,7 @@
           <w:sz w:val="24"/>
           <w:u w:val="single"/>
         </w:rPr>
-        <w:hyperlink r:id="rId15" w:history="1">
+        <w:hyperlink r:id="rId13" w:history="1">
           <w:r>
             <w:rPr>
               <w:rStyle w:val="Hyperlink"/>
@@ -1259,7 +1267,7 @@
           <w:sz w:val="24"/>
           <w:u w:val="single"/>
         </w:rPr>
-        <w:hyperlink r:id="rId15" w:history="1">
+        <w:hyperlink r:id="rId13" w:history="1">
           <w:r>
             <w:rPr>
               <w:rStyle w:val="Hyperlink"/>
@@ -1277,7 +1285,7 @@
           <w:sz w:val="24"/>
           <w:u w:val="single"/>
         </w:rPr>
-        <w:hyperlink r:id="rId15" w:history="1">
+        <w:hyperlink r:id="rId13" w:history="1">
           <w:r>
             <w:rPr>
               <w:rStyle w:val="Hyperlink"/>
@@ -1592,50 +1600,7 @@
           <w:color w:val="000000"/>
           <w:sz w:val="24"/>
         </w:rPr>
-        <w:hyperlink r:id="rId16" w:history="1">
-          <w:r>
-            <w:rPr>
-              <w:rStyle w:val="Hyperlink"/>
-            </w:rPr>
-            <w:t>y that o</w:t>
-          </w:r>
-        </w:hyperlink>
-      </w:r>
-      <w:r>
-        <w:rPr>
-          <w:u w:val="single" w:color="0000ff"/>
-          <w:rFonts w:ascii="Charis SIL Regular" w:hAnsi="Charis SIL Regular" w:eastAsia="Charis SIL Regular"/>
-          <w:b w:val="0"/>
-          <w:i w:val="0"/>
-          <w:color w:val="000000"/>
-          <w:sz w:val="24"/>
-        </w:rPr>
-        <w:hyperlink r:id="rId16" w:history="1">
-          <w:r>
-            <w:rPr>
-              <w:rStyle w:val="Hyperlink"/>
-            </w:rPr>
-            <w:t>p</w:t>
-          </w:r>
-        </w:hyperlink>
-      </w:r>
-      <w:r>
-        <w:rPr>
-          <w:u w:val="single" w:color="0000ff"/>
-          <w:rFonts w:ascii="Charis SIL Regular" w:hAnsi="Charis SIL Regular" w:eastAsia="Charis SIL Regular"/>
-          <w:b w:val="0"/>
-          <w:i w:val="0"/>
-          <w:color w:val="000000"/>
-          <w:sz w:val="24"/>
-        </w:rPr>
-        <w:hyperlink r:id="rId16" w:history="1">
-          <w:r>
-            <w:rPr>
-              <w:rStyle w:val="Hyperlink"/>
-            </w:rPr>
-            <w:t xml:space="preserve">erated in </w:t>
-          </w:r>
-        </w:hyperlink>
+        <w:t xml:space="preserve">y that operated in </w:t>
       </w:r>
       <w:r>
         <w:rPr>
@@ -1664,7 +1629,7 @@
           <w:sz w:val="24"/>
           <w:u w:val="single"/>
         </w:rPr>
-        <w:hyperlink r:id="rId17" w:history="1">
+        <w:hyperlink r:id="rId16" w:history="1">
           <w:r>
             <w:rPr>
               <w:rStyle w:val="Hyperlink"/>
@@ -1682,7 +1647,7 @@
           <w:sz w:val="24"/>
           <w:u w:val="single"/>
         </w:rPr>
-        <w:hyperlink r:id="rId17" w:history="1">
+        <w:hyperlink r:id="rId16" w:history="1">
           <w:r>
             <w:rPr>
               <w:rStyle w:val="Hyperlink"/>
@@ -1711,7 +1676,7 @@
           <w:sz w:val="24"/>
           <w:u w:val="single"/>
         </w:rPr>
-        <w:hyperlink r:id="rId17" w:history="1">
+        <w:hyperlink r:id="rId16" w:history="1">
           <w:r>
             <w:rPr>
               <w:rStyle w:val="Hyperlink"/>
@@ -1729,7 +1694,7 @@
           <w:sz w:val="24"/>
           <w:u w:val="single"/>
         </w:rPr>
-        <w:hyperlink r:id="rId17" w:history="1">
+        <w:hyperlink r:id="rId16" w:history="1">
           <w:r>
             <w:rPr>
               <w:rStyle w:val="Hyperlink"/>

--- a/EXPORTS/DOCX/published/niveau2/English/Trade.docx
+++ b/EXPORTS/DOCX/published/niveau2/English/Trade.docx
@@ -464,25 +464,7 @@
           <w:color w:val="000000"/>
           <w:sz w:val="24"/>
         </w:rPr>
-        <w:hyperlink r:id="rId9" w:history="1">
-          <w:r>
-            <w:rPr>
-              <w:rStyle w:val="Hyperlink"/>
-            </w:rPr>
-            <w:t>auct</w:t>
-          </w:r>
-        </w:hyperlink>
-      </w:r>
-      <w:r>
-        <w:rPr>
-          <w:u w:val="single" w:color="0000ff"/>
-          <w:rFonts w:ascii="Charis SIL Regular" w:hAnsi="Charis SIL Regular" w:eastAsia="Charis SIL Regular"/>
-          <w:b w:val="0"/>
-          <w:i w:val="0"/>
-          <w:color w:val="000000"/>
-          <w:sz w:val="24"/>
-        </w:rPr>
-        <w:t xml:space="preserve">ion houses </w:t>
+        <w:t xml:space="preserve">auction houses </w:t>
       </w:r>
       <w:r>
         <w:rPr>
@@ -594,7 +576,7 @@
           <w:sz w:val="24"/>
           <w:u w:val="single"/>
         </w:rPr>
-        <w:hyperlink r:id="rId12" w:history="1">
+        <w:hyperlink r:id="rId10" w:history="1">
           <w:r>
             <w:rPr>
               <w:rStyle w:val="Hyperlink"/>
@@ -612,7 +594,7 @@
           <w:sz w:val="24"/>
           <w:u w:val="single"/>
         </w:rPr>
-        <w:hyperlink r:id="rId12" w:history="1">
+        <w:hyperlink r:id="rId10" w:history="1">
           <w:r>
             <w:rPr>
               <w:rStyle w:val="Hyperlink"/>
@@ -641,7 +623,7 @@
           <w:sz w:val="24"/>
           <w:u w:val="single"/>
         </w:rPr>
-        <w:hyperlink r:id="rId12" w:history="1">
+        <w:hyperlink r:id="rId10" w:history="1">
           <w:r>
             <w:rPr>
               <w:rStyle w:val="Hyperlink"/>
@@ -670,7 +652,7 @@
           <w:sz w:val="24"/>
           <w:u w:val="single"/>
         </w:rPr>
-        <w:hyperlink r:id="rId12" w:history="1">
+        <w:hyperlink r:id="rId10" w:history="1">
           <w:r>
             <w:rPr>
               <w:rStyle w:val="Hyperlink"/>
@@ -699,7 +681,7 @@
           <w:sz w:val="24"/>
           <w:u w:val="single"/>
         </w:rPr>
-        <w:hyperlink r:id="rId12" w:history="1">
+        <w:hyperlink r:id="rId10" w:history="1">
           <w:r>
             <w:rPr>
               <w:rStyle w:val="Hyperlink"/>
@@ -764,13 +746,32 @@
       </w:r>
       <w:r>
         <w:rPr>
+          <w:u w:val="single" w:color="0000ff"/>
           <w:rFonts w:ascii="Charis SIL Regular" w:hAnsi="Charis SIL Regular" w:eastAsia="Charis SIL Regular"/>
           <w:b w:val="0"/>
           <w:i w:val="0"/>
           <w:color w:val="000000"/>
           <w:sz w:val="24"/>
         </w:rPr>
-        <w:t xml:space="preserve"> and </w:t>
+        <w:hyperlink r:id="rId11" w:history="1">
+          <w:r>
+            <w:rPr>
+              <w:rStyle w:val="Hyperlink"/>
+            </w:rPr>
+            <w:t xml:space="preserve"> and</w:t>
+          </w:r>
+        </w:hyperlink>
+      </w:r>
+      <w:r>
+        <w:rPr>
+          <w:u w:val="single" w:color="0000ff"/>
+          <w:rFonts w:ascii="Charis SIL Regular" w:hAnsi="Charis SIL Regular" w:eastAsia="Charis SIL Regular"/>
+          <w:b w:val="0"/>
+          <w:i w:val="0"/>
+          <w:color w:val="000000"/>
+          <w:sz w:val="24"/>
+        </w:rPr>
+        <w:t xml:space="preserve"> </w:t>
       </w:r>
       <w:r>
         <w:rPr>
@@ -828,7 +829,7 @@
           <w:sz w:val="24"/>
           <w:u w:val="single"/>
         </w:rPr>
-        <w:hyperlink r:id="rId11" w:history="1">
+        <w:hyperlink r:id="rId13" w:history="1">
           <w:r>
             <w:rPr>
               <w:rStyle w:val="Hyperlink"/>
@@ -857,7 +858,7 @@
           <w:sz w:val="24"/>
           <w:u w:val="single"/>
         </w:rPr>
-        <w:hyperlink r:id="rId11" w:history="1">
+        <w:hyperlink r:id="rId13" w:history="1">
           <w:r>
             <w:rPr>
               <w:rStyle w:val="Hyperlink"/>
@@ -913,7 +914,94 @@
           <w:color w:val="000000"/>
           <w:sz w:val="24"/>
         </w:rPr>
-        <w:t>Hague, the stor</w:t>
+        <w:t xml:space="preserve">Hague, the stores </w:t>
+      </w:r>
+      <w:r>
+        <w:rPr>
+          <w:rFonts w:ascii="Charis SIL Regular" w:hAnsi="Charis SIL Regular" w:eastAsia="Charis SIL Regular"/>
+          <w:b w:val="0"/>
+          <w:i w:val="0"/>
+          <w:color w:val="0000FF"/>
+          <w:sz w:val="24"/>
+          <w:u w:val="single"/>
+        </w:rPr>
+        <w:t xml:space="preserve">Groote Koninklijke </w:t>
+      </w:r>
+      <w:r>
+        <w:rPr>
+          <w:rFonts w:ascii="Charis SIL Regular" w:hAnsi="Charis SIL Regular" w:eastAsia="Charis SIL Regular"/>
+          <w:b w:val="0"/>
+          <w:i w:val="0"/>
+          <w:color w:val="0000FF"/>
+          <w:sz w:val="24"/>
+          <w:u w:val="single"/>
+        </w:rPr>
+        <w:hyperlink r:id="rId12" w:history="1">
+          <w:r>
+            <w:rPr>
+              <w:rStyle w:val="Hyperlink"/>
+            </w:rPr>
+            <w:t>Bazar</w:t>
+          </w:r>
+        </w:hyperlink>
+      </w:r>
+      <w:r>
+        <w:rPr>
+          <w:rFonts w:ascii="Charis SIL Regular" w:hAnsi="Charis SIL Regular" w:eastAsia="Charis SIL Regular"/>
+          <w:b w:val="0"/>
+          <w:i w:val="0"/>
+          <w:color w:val="0000FF"/>
+          <w:sz w:val="24"/>
+          <w:u w:val="single"/>
+        </w:rPr>
+        <w:t xml:space="preserve"> </w:t>
+      </w:r>
+      <w:r>
+        <w:rPr>
+          <w:rFonts w:ascii="Charis SIL Regular" w:hAnsi="Charis SIL Regular" w:eastAsia="Charis SIL Regular"/>
+          <w:b w:val="0"/>
+          <w:i w:val="0"/>
+          <w:color w:val="0000FF"/>
+          <w:sz w:val="24"/>
+          <w:u w:val="single"/>
+        </w:rPr>
+        <w:hyperlink r:id="rId12" w:history="1">
+          <w:r>
+            <w:rPr>
+              <w:rStyle w:val="Hyperlink"/>
+            </w:rPr>
+            <w:t>(1841-</w:t>
+          </w:r>
+        </w:hyperlink>
+      </w:r>
+      <w:r>
+        <w:rPr>
+          <w:rFonts w:ascii="Charis SIL Regular" w:hAnsi="Charis SIL Regular" w:eastAsia="Charis SIL Regular"/>
+          <w:b w:val="0"/>
+          <w:i w:val="0"/>
+          <w:color w:val="0000FF"/>
+          <w:sz w:val="24"/>
+          <w:u w:val="single"/>
+        </w:rPr>
+        <w:t>1927</w:t>
+      </w:r>
+      <w:r>
+        <w:rPr>
+          <w:rFonts w:ascii="Charis SIL Regular" w:hAnsi="Charis SIL Regular" w:eastAsia="Charis SIL Regular"/>
+          <w:b w:val="0"/>
+          <w:i w:val="0"/>
+          <w:color w:val="0000FF"/>
+          <w:sz w:val="24"/>
+          <w:u w:val="single"/>
+        </w:rPr>
+        <w:hyperlink r:id="rId13" w:history="1">
+          <w:r>
+            <w:rPr>
+              <w:rStyle w:val="Hyperlink"/>
+            </w:rPr>
+            <w:t>)</w:t>
+          </w:r>
+        </w:hyperlink>
       </w:r>
       <w:r>
         <w:rPr>
@@ -924,14 +1012,42 @@
           <w:color w:val="000000"/>
           <w:sz w:val="24"/>
         </w:rPr>
-        <w:hyperlink r:id="rId12" w:history="1">
+        <w:hyperlink r:id="rId13" w:history="1">
           <w:r>
             <w:rPr>
               <w:rStyle w:val="Hyperlink"/>
             </w:rPr>
-            <w:t xml:space="preserve">es </w:t>
+            <w:t xml:space="preserve"> an</w:t>
           </w:r>
         </w:hyperlink>
+      </w:r>
+      <w:r>
+        <w:rPr>
+          <w:u w:val="single" w:color="0000ff"/>
+          <w:rFonts w:ascii="Charis SIL Regular" w:hAnsi="Charis SIL Regular" w:eastAsia="Charis SIL Regular"/>
+          <w:b w:val="0"/>
+          <w:i w:val="0"/>
+          <w:color w:val="000000"/>
+          <w:sz w:val="24"/>
+        </w:rPr>
+        <w:hyperlink r:id="rId13" w:history="1">
+          <w:r>
+            <w:rPr>
+              <w:rStyle w:val="Hyperlink"/>
+            </w:rPr>
+            <w:t>d</w:t>
+          </w:r>
+        </w:hyperlink>
+      </w:r>
+      <w:r>
+        <w:rPr>
+          <w:rFonts w:ascii="Charis SIL Regular" w:hAnsi="Charis SIL Regular" w:eastAsia="Charis SIL Regular"/>
+          <w:b w:val="0"/>
+          <w:i w:val="0"/>
+          <w:color w:val="000000"/>
+          <w:sz w:val="24"/>
+        </w:rPr>
+        <w:t xml:space="preserve"> </w:t>
       </w:r>
       <w:r>
         <w:rPr>
@@ -942,12 +1058,12 @@
           <w:sz w:val="24"/>
           <w:u w:val="single"/>
         </w:rPr>
-        <w:hyperlink r:id="rId12" w:history="1">
+        <w:hyperlink r:id="rId14" w:history="1">
           <w:r>
             <w:rPr>
               <w:rStyle w:val="Hyperlink"/>
             </w:rPr>
-            <w:t>Groot</w:t>
+            <w:t>Bo</w:t>
           </w:r>
         </w:hyperlink>
       </w:r>
@@ -978,7 +1094,14 @@
           <w:sz w:val="24"/>
           <w:u w:val="single"/>
         </w:rPr>
-        <w:t xml:space="preserve"> </w:t>
+        <w:hyperlink r:id="rId14" w:history="1">
+          <w:r>
+            <w:rPr>
+              <w:rStyle w:val="Hyperlink"/>
+            </w:rPr>
+            <w:t>atan</w:t>
+          </w:r>
+        </w:hyperlink>
       </w:r>
       <w:r>
         <w:rPr>
@@ -989,14 +1112,7 @@
           <w:sz w:val="24"/>
           <w:u w:val="single"/>
         </w:rPr>
-        <w:hyperlink r:id="rId12" w:history="1">
-          <w:r>
-            <w:rPr>
-              <w:rStyle w:val="Hyperlink"/>
-            </w:rPr>
-            <w:t>Konin</w:t>
-          </w:r>
-        </w:hyperlink>
+        <w:t xml:space="preserve"> </w:t>
       </w:r>
       <w:r>
         <w:rPr>
@@ -1012,7 +1128,7 @@
             <w:rPr>
               <w:rStyle w:val="Hyperlink"/>
             </w:rPr>
-            <w:t>kl</w:t>
+            <w:t>(</w:t>
           </w:r>
         </w:hyperlink>
       </w:r>
@@ -1026,6 +1142,55 @@
           <w:u w:val="single"/>
         </w:rPr>
         <w:hyperlink r:id="rId14" w:history="1">
+          <w:r>
+            <w:rPr>
+              <w:rStyle w:val="Hyperlink"/>
+            </w:rPr>
+            <w:t xml:space="preserve">1903-1949) </w:t>
+          </w:r>
+        </w:hyperlink>
+      </w:r>
+      <w:r>
+        <w:br/>
+      </w:r>
+      <w:r>
+        <w:rPr>
+          <w:rFonts w:ascii="Charis SIL Regular" w:hAnsi="Charis SIL Regular" w:eastAsia="Charis SIL Regular"/>
+          <w:b w:val="0"/>
+          <w:i w:val="0"/>
+          <w:color w:val="000000"/>
+          <w:sz w:val="24"/>
+        </w:rPr>
+        <w:t>specialised in Asia</w:t>
+      </w:r>
+      <w:r>
+        <w:rPr>
+          <w:u w:val="single" w:color="0000ff"/>
+          <w:rFonts w:ascii="Charis SIL Regular" w:hAnsi="Charis SIL Regular" w:eastAsia="Charis SIL Regular"/>
+          <w:b w:val="0"/>
+          <w:i w:val="0"/>
+          <w:color w:val="000000"/>
+          <w:sz w:val="24"/>
+        </w:rPr>
+        <w:hyperlink r:id="rId15" w:history="1">
+          <w:r>
+            <w:rPr>
+              <w:rStyle w:val="Hyperlink"/>
+            </w:rPr>
+            <w:t>n appl</w:t>
+          </w:r>
+        </w:hyperlink>
+      </w:r>
+      <w:r>
+        <w:rPr>
+          <w:u w:val="single" w:color="0000ff"/>
+          <w:rFonts w:ascii="Charis SIL Regular" w:hAnsi="Charis SIL Regular" w:eastAsia="Charis SIL Regular"/>
+          <w:b w:val="0"/>
+          <w:i w:val="0"/>
+          <w:color w:val="000000"/>
+          <w:sz w:val="24"/>
+        </w:rPr>
+        <w:hyperlink r:id="rId15" w:history="1">
           <w:r>
             <w:rPr>
               <w:rStyle w:val="Hyperlink"/>
@@ -1036,118 +1201,6 @@
       </w:r>
       <w:r>
         <w:rPr>
-          <w:rFonts w:ascii="Charis SIL Regular" w:hAnsi="Charis SIL Regular" w:eastAsia="Charis SIL Regular"/>
-          <w:b w:val="0"/>
-          <w:i w:val="0"/>
-          <w:color w:val="0000FF"/>
-          <w:sz w:val="24"/>
-          <w:u w:val="single"/>
-        </w:rPr>
-        <w:hyperlink r:id="rId14" w:history="1">
-          <w:r>
-            <w:rPr>
-              <w:rStyle w:val="Hyperlink"/>
-            </w:rPr>
-            <w:t>jke</w:t>
-          </w:r>
-        </w:hyperlink>
-      </w:r>
-      <w:r>
-        <w:rPr>
-          <w:rFonts w:ascii="Charis SIL Regular" w:hAnsi="Charis SIL Regular" w:eastAsia="Charis SIL Regular"/>
-          <w:b w:val="0"/>
-          <w:i w:val="0"/>
-          <w:color w:val="0000FF"/>
-          <w:sz w:val="24"/>
-          <w:u w:val="single"/>
-        </w:rPr>
-        <w:t xml:space="preserve"> </w:t>
-      </w:r>
-      <w:r>
-        <w:rPr>
-          <w:rFonts w:ascii="Charis SIL Regular" w:hAnsi="Charis SIL Regular" w:eastAsia="Charis SIL Regular"/>
-          <w:b w:val="0"/>
-          <w:i w:val="0"/>
-          <w:color w:val="0000FF"/>
-          <w:sz w:val="24"/>
-          <w:u w:val="single"/>
-        </w:rPr>
-        <w:hyperlink r:id="rId14" w:history="1">
-          <w:r>
-            <w:rPr>
-              <w:rStyle w:val="Hyperlink"/>
-            </w:rPr>
-            <w:t>Bazar</w:t>
-          </w:r>
-        </w:hyperlink>
-      </w:r>
-      <w:r>
-        <w:rPr>
-          <w:rFonts w:ascii="Charis SIL Regular" w:hAnsi="Charis SIL Regular" w:eastAsia="Charis SIL Regular"/>
-          <w:b w:val="0"/>
-          <w:i w:val="0"/>
-          <w:color w:val="0000FF"/>
-          <w:sz w:val="24"/>
-          <w:u w:val="single"/>
-        </w:rPr>
-        <w:t xml:space="preserve"> </w:t>
-      </w:r>
-      <w:r>
-        <w:rPr>
-          <w:rFonts w:ascii="Charis SIL Regular" w:hAnsi="Charis SIL Regular" w:eastAsia="Charis SIL Regular"/>
-          <w:b w:val="0"/>
-          <w:i w:val="0"/>
-          <w:color w:val="0000FF"/>
-          <w:sz w:val="24"/>
-          <w:u w:val="single"/>
-        </w:rPr>
-        <w:hyperlink r:id="rId14" w:history="1">
-          <w:r>
-            <w:rPr>
-              <w:rStyle w:val="Hyperlink"/>
-            </w:rPr>
-            <w:t>(1841-</w:t>
-          </w:r>
-        </w:hyperlink>
-      </w:r>
-      <w:r>
-        <w:rPr>
-          <w:rFonts w:ascii="Charis SIL Regular" w:hAnsi="Charis SIL Regular" w:eastAsia="Charis SIL Regular"/>
-          <w:b w:val="0"/>
-          <w:i w:val="0"/>
-          <w:color w:val="0000FF"/>
-          <w:sz w:val="24"/>
-          <w:u w:val="single"/>
-        </w:rPr>
-        <w:hyperlink r:id="rId14" w:history="1">
-          <w:r>
-            <w:rPr>
-              <w:rStyle w:val="Hyperlink"/>
-            </w:rPr>
-            <w:t>1927</w:t>
-          </w:r>
-        </w:hyperlink>
-      </w:r>
-      <w:r>
-        <w:rPr>
-          <w:rFonts w:ascii="Charis SIL Regular" w:hAnsi="Charis SIL Regular" w:eastAsia="Charis SIL Regular"/>
-          <w:b w:val="0"/>
-          <w:i w:val="0"/>
-          <w:color w:val="0000FF"/>
-          <w:sz w:val="24"/>
-          <w:u w:val="single"/>
-        </w:rPr>
-        <w:hyperlink r:id="rId14" w:history="1">
-          <w:r>
-            <w:rPr>
-              <w:rStyle w:val="Hyperlink"/>
-            </w:rPr>
-            <w:t>)</w:t>
-          </w:r>
-        </w:hyperlink>
-      </w:r>
-      <w:r>
-        <w:rPr>
           <w:u w:val="single" w:color="0000ff"/>
           <w:rFonts w:ascii="Charis SIL Regular" w:hAnsi="Charis SIL Regular" w:eastAsia="Charis SIL Regular"/>
           <w:b w:val="0"/>
@@ -1155,204 +1208,7 @@
           <w:color w:val="000000"/>
           <w:sz w:val="24"/>
         </w:rPr>
-        <w:hyperlink r:id="rId13" w:history="1">
-          <w:r>
-            <w:rPr>
-              <w:rStyle w:val="Hyperlink"/>
-            </w:rPr>
-            <w:t xml:space="preserve"> an</w:t>
-          </w:r>
-        </w:hyperlink>
-      </w:r>
-      <w:r>
-        <w:rPr>
-          <w:u w:val="single" w:color="0000ff"/>
-          <w:rFonts w:ascii="Charis SIL Regular" w:hAnsi="Charis SIL Regular" w:eastAsia="Charis SIL Regular"/>
-          <w:b w:val="0"/>
-          <w:i w:val="0"/>
-          <w:color w:val="000000"/>
-          <w:sz w:val="24"/>
-        </w:rPr>
-        <w:hyperlink r:id="rId13" w:history="1">
-          <w:r>
-            <w:rPr>
-              <w:rStyle w:val="Hyperlink"/>
-            </w:rPr>
-            <w:t>d</w:t>
-          </w:r>
-        </w:hyperlink>
-      </w:r>
-      <w:r>
-        <w:rPr>
-          <w:u w:val="single" w:color="0000ff"/>
-          <w:rFonts w:ascii="Charis SIL Regular" w:hAnsi="Charis SIL Regular" w:eastAsia="Charis SIL Regular"/>
-          <w:b w:val="0"/>
-          <w:i w:val="0"/>
-          <w:color w:val="000000"/>
-          <w:sz w:val="24"/>
-        </w:rPr>
-        <w:t xml:space="preserve"> </w:t>
-      </w:r>
-      <w:r>
-        <w:rPr>
-          <w:rFonts w:ascii="Charis SIL Regular" w:hAnsi="Charis SIL Regular" w:eastAsia="Charis SIL Regular"/>
-          <w:b w:val="0"/>
-          <w:i w:val="0"/>
-          <w:color w:val="0000FF"/>
-          <w:sz w:val="24"/>
-          <w:u w:val="single"/>
-        </w:rPr>
         <w:hyperlink r:id="rId15" w:history="1">
-          <w:r>
-            <w:rPr>
-              <w:rStyle w:val="Hyperlink"/>
-            </w:rPr>
-            <w:t>Bo</w:t>
-          </w:r>
-        </w:hyperlink>
-      </w:r>
-      <w:r>
-        <w:rPr>
-          <w:rFonts w:ascii="Charis SIL Regular" w:hAnsi="Charis SIL Regular" w:eastAsia="Charis SIL Regular"/>
-          <w:b w:val="0"/>
-          <w:i w:val="0"/>
-          <w:color w:val="0000FF"/>
-          <w:sz w:val="24"/>
-          <w:u w:val="single"/>
-        </w:rPr>
-        <w:hyperlink r:id="rId15" w:history="1">
-          <w:r>
-            <w:rPr>
-              <w:rStyle w:val="Hyperlink"/>
-            </w:rPr>
-            <w:t>e</w:t>
-          </w:r>
-        </w:hyperlink>
-      </w:r>
-      <w:r>
-        <w:rPr>
-          <w:rFonts w:ascii="Charis SIL Regular" w:hAnsi="Charis SIL Regular" w:eastAsia="Charis SIL Regular"/>
-          <w:b w:val="0"/>
-          <w:i w:val="0"/>
-          <w:color w:val="0000FF"/>
-          <w:sz w:val="24"/>
-          <w:u w:val="single"/>
-        </w:rPr>
-        <w:hyperlink r:id="rId13" w:history="1">
-          <w:r>
-            <w:rPr>
-              <w:rStyle w:val="Hyperlink"/>
-            </w:rPr>
-            <w:t>atan</w:t>
-          </w:r>
-        </w:hyperlink>
-      </w:r>
-      <w:r>
-        <w:rPr>
-          <w:rFonts w:ascii="Charis SIL Regular" w:hAnsi="Charis SIL Regular" w:eastAsia="Charis SIL Regular"/>
-          <w:b w:val="0"/>
-          <w:i w:val="0"/>
-          <w:color w:val="0000FF"/>
-          <w:sz w:val="24"/>
-          <w:u w:val="single"/>
-        </w:rPr>
-        <w:t xml:space="preserve"> </w:t>
-      </w:r>
-      <w:r>
-        <w:rPr>
-          <w:rFonts w:ascii="Charis SIL Regular" w:hAnsi="Charis SIL Regular" w:eastAsia="Charis SIL Regular"/>
-          <w:b w:val="0"/>
-          <w:i w:val="0"/>
-          <w:color w:val="0000FF"/>
-          <w:sz w:val="24"/>
-          <w:u w:val="single"/>
-        </w:rPr>
-        <w:hyperlink r:id="rId13" w:history="1">
-          <w:r>
-            <w:rPr>
-              <w:rStyle w:val="Hyperlink"/>
-            </w:rPr>
-            <w:t>(</w:t>
-          </w:r>
-        </w:hyperlink>
-      </w:r>
-      <w:r>
-        <w:rPr>
-          <w:rFonts w:ascii="Charis SIL Regular" w:hAnsi="Charis SIL Regular" w:eastAsia="Charis SIL Regular"/>
-          <w:b w:val="0"/>
-          <w:i w:val="0"/>
-          <w:color w:val="0000FF"/>
-          <w:sz w:val="24"/>
-          <w:u w:val="single"/>
-        </w:rPr>
-        <w:hyperlink r:id="rId13" w:history="1">
-          <w:r>
-            <w:rPr>
-              <w:rStyle w:val="Hyperlink"/>
-            </w:rPr>
-            <w:t xml:space="preserve">1903-1949) </w:t>
-          </w:r>
-        </w:hyperlink>
-      </w:r>
-      <w:r>
-        <w:br/>
-      </w:r>
-      <w:r>
-        <w:rPr>
-          <w:rFonts w:ascii="Charis SIL Regular" w:hAnsi="Charis SIL Regular" w:eastAsia="Charis SIL Regular"/>
-          <w:b w:val="0"/>
-          <w:i w:val="0"/>
-          <w:color w:val="000000"/>
-          <w:sz w:val="24"/>
-        </w:rPr>
-        <w:t>specialised in Asia</w:t>
-      </w:r>
-      <w:r>
-        <w:rPr>
-          <w:u w:val="single" w:color="0000ff"/>
-          <w:rFonts w:ascii="Charis SIL Regular" w:hAnsi="Charis SIL Regular" w:eastAsia="Charis SIL Regular"/>
-          <w:b w:val="0"/>
-          <w:i w:val="0"/>
-          <w:color w:val="000000"/>
-          <w:sz w:val="24"/>
-        </w:rPr>
-        <w:hyperlink r:id="rId14" w:history="1">
-          <w:r>
-            <w:rPr>
-              <w:rStyle w:val="Hyperlink"/>
-            </w:rPr>
-            <w:t>n appl</w:t>
-          </w:r>
-        </w:hyperlink>
-      </w:r>
-      <w:r>
-        <w:rPr>
-          <w:u w:val="single" w:color="0000ff"/>
-          <w:rFonts w:ascii="Charis SIL Regular" w:hAnsi="Charis SIL Regular" w:eastAsia="Charis SIL Regular"/>
-          <w:b w:val="0"/>
-          <w:i w:val="0"/>
-          <w:color w:val="000000"/>
-          <w:sz w:val="24"/>
-        </w:rPr>
-        <w:hyperlink r:id="rId14" w:history="1">
-          <w:r>
-            <w:rPr>
-              <w:rStyle w:val="Hyperlink"/>
-            </w:rPr>
-            <w:t>i</w:t>
-          </w:r>
-        </w:hyperlink>
-      </w:r>
-      <w:r>
-        <w:rPr>
-          <w:u w:val="single" w:color="0000ff"/>
-          <w:rFonts w:ascii="Charis SIL Regular" w:hAnsi="Charis SIL Regular" w:eastAsia="Charis SIL Regular"/>
-          <w:b w:val="0"/>
-          <w:i w:val="0"/>
-          <w:color w:val="000000"/>
-          <w:sz w:val="24"/>
-        </w:rPr>
-        <w:hyperlink r:id="rId14" w:history="1">
           <w:r>
             <w:rPr>
               <w:rStyle w:val="Hyperlink"/>
@@ -1589,18 +1445,7 @@
           <w:color w:val="000000"/>
           <w:sz w:val="24"/>
         </w:rPr>
-        <w:t>, a trading compan</w:t>
-      </w:r>
-      <w:r>
-        <w:rPr>
-          <w:u w:val="single" w:color="0000ff"/>
-          <w:rFonts w:ascii="Charis SIL Regular" w:hAnsi="Charis SIL Regular" w:eastAsia="Charis SIL Regular"/>
-          <w:b w:val="0"/>
-          <w:i w:val="0"/>
-          <w:color w:val="000000"/>
-          <w:sz w:val="24"/>
-        </w:rPr>
-        <w:t xml:space="preserve">y that operated in </w:t>
+        <w:t xml:space="preserve">, a trading company that operated in </w:t>
       </w:r>
       <w:r>
         <w:rPr>
@@ -1629,7 +1474,7 @@
           <w:sz w:val="24"/>
           <w:u w:val="single"/>
         </w:rPr>
-        <w:hyperlink r:id="rId16" w:history="1">
+        <w:hyperlink r:id="rId17" w:history="1">
           <w:r>
             <w:rPr>
               <w:rStyle w:val="Hyperlink"/>
@@ -1647,7 +1492,7 @@
           <w:sz w:val="24"/>
           <w:u w:val="single"/>
         </w:rPr>
-        <w:hyperlink r:id="rId16" w:history="1">
+        <w:hyperlink r:id="rId17" w:history="1">
           <w:r>
             <w:rPr>
               <w:rStyle w:val="Hyperlink"/>
@@ -1676,7 +1521,7 @@
           <w:sz w:val="24"/>
           <w:u w:val="single"/>
         </w:rPr>
-        <w:hyperlink r:id="rId16" w:history="1">
+        <w:hyperlink r:id="rId17" w:history="1">
           <w:r>
             <w:rPr>
               <w:rStyle w:val="Hyperlink"/>
@@ -1694,7 +1539,7 @@
           <w:sz w:val="24"/>
           <w:u w:val="single"/>
         </w:rPr>
-        <w:hyperlink r:id="rId16" w:history="1">
+        <w:hyperlink r:id="rId17" w:history="1">
           <w:r>
             <w:rPr>
               <w:rStyle w:val="Hyperlink"/>
@@ -4452,7 +4297,7 @@
           <w:sz w:val="24"/>
           <w:u w:val="single"/>
         </w:rPr>
-        <w:hyperlink r:id="rId26" w:history="1">
+        <w:hyperlink r:id="rId27" w:history="1">
           <w:r>
             <w:rPr>
               <w:rStyle w:val="Hyperlink"/>

--- a/EXPORTS/DOCX/published/niveau2/English/Trade.docx
+++ b/EXPORTS/DOCX/published/niveau2/English/Trade.docx
@@ -457,7 +457,6 @@
       </w:r>
       <w:r>
         <w:rPr>
-          <w:u w:val="single" w:color="0000ff"/>
           <w:rFonts w:ascii="Charis SIL Regular" w:hAnsi="Charis SIL Regular" w:eastAsia="Charis SIL Regular"/>
           <w:b w:val="0"/>
           <w:i w:val="0"/>
@@ -652,7 +651,7 @@
           <w:sz w:val="24"/>
           <w:u w:val="single"/>
         </w:rPr>
-        <w:hyperlink r:id="rId10" w:history="1">
+        <w:hyperlink r:id="rId12" w:history="1">
           <w:r>
             <w:rPr>
               <w:rStyle w:val="Hyperlink"/>
@@ -681,7 +680,7 @@
           <w:sz w:val="24"/>
           <w:u w:val="single"/>
         </w:rPr>
-        <w:hyperlink r:id="rId10" w:history="1">
+        <w:hyperlink r:id="rId12" w:history="1">
           <w:r>
             <w:rPr>
               <w:rStyle w:val="Hyperlink"/>
@@ -925,7 +924,14 @@
           <w:sz w:val="24"/>
           <w:u w:val="single"/>
         </w:rPr>
-        <w:t xml:space="preserve">Groote Koninklijke </w:t>
+        <w:hyperlink r:id="rId12" w:history="1">
+          <w:r>
+            <w:rPr>
+              <w:rStyle w:val="Hyperlink"/>
+            </w:rPr>
+            <w:t>Groot</w:t>
+          </w:r>
+        </w:hyperlink>
       </w:r>
       <w:r>
         <w:rPr>
@@ -937,6 +943,118 @@
           <w:u w:val="single"/>
         </w:rPr>
         <w:hyperlink r:id="rId12" w:history="1">
+          <w:r>
+            <w:rPr>
+              <w:rStyle w:val="Hyperlink"/>
+            </w:rPr>
+            <w:t>e</w:t>
+          </w:r>
+        </w:hyperlink>
+      </w:r>
+      <w:r>
+        <w:rPr>
+          <w:rFonts w:ascii="Charis SIL Regular" w:hAnsi="Charis SIL Regular" w:eastAsia="Charis SIL Regular"/>
+          <w:b w:val="0"/>
+          <w:i w:val="0"/>
+          <w:color w:val="0000FF"/>
+          <w:sz w:val="24"/>
+          <w:u w:val="single"/>
+        </w:rPr>
+        <w:t xml:space="preserve"> </w:t>
+      </w:r>
+      <w:r>
+        <w:rPr>
+          <w:rFonts w:ascii="Charis SIL Regular" w:hAnsi="Charis SIL Regular" w:eastAsia="Charis SIL Regular"/>
+          <w:b w:val="0"/>
+          <w:i w:val="0"/>
+          <w:color w:val="0000FF"/>
+          <w:sz w:val="24"/>
+          <w:u w:val="single"/>
+        </w:rPr>
+        <w:hyperlink r:id="rId12" w:history="1">
+          <w:r>
+            <w:rPr>
+              <w:rStyle w:val="Hyperlink"/>
+            </w:rPr>
+            <w:t>Konin</w:t>
+          </w:r>
+        </w:hyperlink>
+      </w:r>
+      <w:r>
+        <w:rPr>
+          <w:rFonts w:ascii="Charis SIL Regular" w:hAnsi="Charis SIL Regular" w:eastAsia="Charis SIL Regular"/>
+          <w:b w:val="0"/>
+          <w:i w:val="0"/>
+          <w:color w:val="0000FF"/>
+          <w:sz w:val="24"/>
+          <w:u w:val="single"/>
+        </w:rPr>
+        <w:hyperlink r:id="rId14" w:history="1">
+          <w:r>
+            <w:rPr>
+              <w:rStyle w:val="Hyperlink"/>
+            </w:rPr>
+            <w:t>kl</w:t>
+          </w:r>
+        </w:hyperlink>
+      </w:r>
+      <w:r>
+        <w:rPr>
+          <w:rFonts w:ascii="Charis SIL Regular" w:hAnsi="Charis SIL Regular" w:eastAsia="Charis SIL Regular"/>
+          <w:b w:val="0"/>
+          <w:i w:val="0"/>
+          <w:color w:val="0000FF"/>
+          <w:sz w:val="24"/>
+          <w:u w:val="single"/>
+        </w:rPr>
+        <w:hyperlink r:id="rId14" w:history="1">
+          <w:r>
+            <w:rPr>
+              <w:rStyle w:val="Hyperlink"/>
+            </w:rPr>
+            <w:t>i</w:t>
+          </w:r>
+        </w:hyperlink>
+      </w:r>
+      <w:r>
+        <w:rPr>
+          <w:rFonts w:ascii="Charis SIL Regular" w:hAnsi="Charis SIL Regular" w:eastAsia="Charis SIL Regular"/>
+          <w:b w:val="0"/>
+          <w:i w:val="0"/>
+          <w:color w:val="0000FF"/>
+          <w:sz w:val="24"/>
+          <w:u w:val="single"/>
+        </w:rPr>
+        <w:hyperlink r:id="rId12" w:history="1">
+          <w:r>
+            <w:rPr>
+              <w:rStyle w:val="Hyperlink"/>
+            </w:rPr>
+            <w:t>jke</w:t>
+          </w:r>
+        </w:hyperlink>
+      </w:r>
+      <w:r>
+        <w:rPr>
+          <w:rFonts w:ascii="Charis SIL Regular" w:hAnsi="Charis SIL Regular" w:eastAsia="Charis SIL Regular"/>
+          <w:b w:val="0"/>
+          <w:i w:val="0"/>
+          <w:color w:val="0000FF"/>
+          <w:sz w:val="24"/>
+          <w:u w:val="single"/>
+        </w:rPr>
+        <w:t xml:space="preserve"> </w:t>
+      </w:r>
+      <w:r>
+        <w:rPr>
+          <w:rFonts w:ascii="Charis SIL Regular" w:hAnsi="Charis SIL Regular" w:eastAsia="Charis SIL Regular"/>
+          <w:b w:val="0"/>
+          <w:i w:val="0"/>
+          <w:color w:val="0000FF"/>
+          <w:sz w:val="24"/>
+          <w:u w:val="single"/>
+        </w:rPr>
+        <w:hyperlink r:id="rId14" w:history="1">
           <w:r>
             <w:rPr>
               <w:rStyle w:val="Hyperlink"/>
@@ -965,7 +1083,7 @@
           <w:sz w:val="24"/>
           <w:u w:val="single"/>
         </w:rPr>
-        <w:hyperlink r:id="rId12" w:history="1">
+        <w:hyperlink r:id="rId14" w:history="1">
           <w:r>
             <w:rPr>
               <w:rStyle w:val="Hyperlink"/>
@@ -983,7 +1101,14 @@
           <w:sz w:val="24"/>
           <w:u w:val="single"/>
         </w:rPr>
-        <w:t>1927</w:t>
+        <w:hyperlink r:id="rId14" w:history="1">
+          <w:r>
+            <w:rPr>
+              <w:rStyle w:val="Hyperlink"/>
+            </w:rPr>
+            <w:t>1927</w:t>
+          </w:r>
+        </w:hyperlink>
       </w:r>
       <w:r>
         <w:rPr>
@@ -994,7 +1119,7 @@
           <w:sz w:val="24"/>
           <w:u w:val="single"/>
         </w:rPr>
-        <w:hyperlink r:id="rId13" w:history="1">
+        <w:hyperlink r:id="rId14" w:history="1">
           <w:r>
             <w:rPr>
               <w:rStyle w:val="Hyperlink"/>
@@ -1058,7 +1183,7 @@
           <w:sz w:val="24"/>
           <w:u w:val="single"/>
         </w:rPr>
-        <w:hyperlink r:id="rId14" w:history="1">
+        <w:hyperlink r:id="rId15" w:history="1">
           <w:r>
             <w:rPr>
               <w:rStyle w:val="Hyperlink"/>
@@ -1076,7 +1201,7 @@
           <w:sz w:val="24"/>
           <w:u w:val="single"/>
         </w:rPr>
-        <w:hyperlink r:id="rId14" w:history="1">
+        <w:hyperlink r:id="rId15" w:history="1">
           <w:r>
             <w:rPr>
               <w:rStyle w:val="Hyperlink"/>
@@ -1094,7 +1219,7 @@
           <w:sz w:val="24"/>
           <w:u w:val="single"/>
         </w:rPr>
-        <w:hyperlink r:id="rId14" w:history="1">
+        <w:hyperlink r:id="rId15" w:history="1">
           <w:r>
             <w:rPr>
               <w:rStyle w:val="Hyperlink"/>
@@ -1123,7 +1248,7 @@
           <w:sz w:val="24"/>
           <w:u w:val="single"/>
         </w:rPr>
-        <w:hyperlink r:id="rId14" w:history="1">
+        <w:hyperlink r:id="rId15" w:history="1">
           <w:r>
             <w:rPr>
               <w:rStyle w:val="Hyperlink"/>
@@ -1141,7 +1266,7 @@
           <w:sz w:val="24"/>
           <w:u w:val="single"/>
         </w:rPr>
-        <w:hyperlink r:id="rId14" w:history="1">
+        <w:hyperlink r:id="rId15" w:history="1">
           <w:r>
             <w:rPr>
               <w:rStyle w:val="Hyperlink"/>
@@ -1172,7 +1297,7 @@
           <w:color w:val="000000"/>
           <w:sz w:val="24"/>
         </w:rPr>
-        <w:hyperlink r:id="rId15" w:history="1">
+        <w:hyperlink r:id="rId14" w:history="1">
           <w:r>
             <w:rPr>
               <w:rStyle w:val="Hyperlink"/>
@@ -1190,7 +1315,7 @@
           <w:color w:val="000000"/>
           <w:sz w:val="24"/>
         </w:rPr>
-        <w:hyperlink r:id="rId15" w:history="1">
+        <w:hyperlink r:id="rId14" w:history="1">
           <w:r>
             <w:rPr>
               <w:rStyle w:val="Hyperlink"/>
@@ -1208,7 +1333,7 @@
           <w:color w:val="000000"/>
           <w:sz w:val="24"/>
         </w:rPr>
-        <w:hyperlink r:id="rId15" w:history="1">
+        <w:hyperlink r:id="rId14" w:history="1">
           <w:r>
             <w:rPr>
               <w:rStyle w:val="Hyperlink"/>
@@ -4297,7 +4422,7 @@
           <w:sz w:val="24"/>
           <w:u w:val="single"/>
         </w:rPr>
-        <w:hyperlink r:id="rId27" w:history="1">
+        <w:hyperlink r:id="rId26" w:history="1">
           <w:r>
             <w:rPr>
               <w:rStyle w:val="Hyperlink"/>

--- a/EXPORTS/DOCX/published/niveau2/English/Trade.docx
+++ b/EXPORTS/DOCX/published/niveau2/English/Trade.docx
@@ -474,7 +474,7 @@
           <w:sz w:val="24"/>
           <w:u w:val="single"/>
         </w:rPr>
-        <w:hyperlink r:id="rId12" w:history="1">
+        <w:hyperlink r:id="rId9" w:history="1">
           <w:r>
             <w:rPr>
               <w:rStyle w:val="Hyperlink"/>
@@ -528,7 +528,7 @@
           <w:sz w:val="24"/>
           <w:u w:val="single"/>
         </w:rPr>
-        <w:hyperlink r:id="rId12" w:history="1">
+        <w:hyperlink r:id="rId10" w:history="1">
           <w:r>
             <w:rPr>
               <w:rStyle w:val="Hyperlink"/>
@@ -557,7 +557,7 @@
           <w:sz w:val="24"/>
           <w:u w:val="single"/>
         </w:rPr>
-        <w:hyperlink r:id="rId12" w:history="1">
+        <w:hyperlink r:id="rId10" w:history="1">
           <w:r>
             <w:rPr>
               <w:rStyle w:val="Hyperlink"/>
@@ -622,7 +622,7 @@
           <w:sz w:val="24"/>
           <w:u w:val="single"/>
         </w:rPr>
-        <w:hyperlink r:id="rId10" w:history="1">
+        <w:hyperlink r:id="rId12" w:history="1">
           <w:r>
             <w:rPr>
               <w:rStyle w:val="Hyperlink"/>
@@ -680,7 +680,7 @@
           <w:sz w:val="24"/>
           <w:u w:val="single"/>
         </w:rPr>
-        <w:hyperlink r:id="rId12" w:history="1">
+        <w:hyperlink r:id="rId10" w:history="1">
           <w:r>
             <w:rPr>
               <w:rStyle w:val="Hyperlink"/>
@@ -745,32 +745,13 @@
       </w:r>
       <w:r>
         <w:rPr>
-          <w:u w:val="single" w:color="0000ff"/>
           <w:rFonts w:ascii="Charis SIL Regular" w:hAnsi="Charis SIL Regular" w:eastAsia="Charis SIL Regular"/>
           <w:b w:val="0"/>
           <w:i w:val="0"/>
           <w:color w:val="000000"/>
           <w:sz w:val="24"/>
         </w:rPr>
-        <w:hyperlink r:id="rId11" w:history="1">
-          <w:r>
-            <w:rPr>
-              <w:rStyle w:val="Hyperlink"/>
-            </w:rPr>
-            <w:t xml:space="preserve"> and</w:t>
-          </w:r>
-        </w:hyperlink>
-      </w:r>
-      <w:r>
-        <w:rPr>
-          <w:u w:val="single" w:color="0000ff"/>
-          <w:rFonts w:ascii="Charis SIL Regular" w:hAnsi="Charis SIL Regular" w:eastAsia="Charis SIL Regular"/>
-          <w:b w:val="0"/>
-          <w:i w:val="0"/>
-          <w:color w:val="000000"/>
-          <w:sz w:val="24"/>
-        </w:rPr>
-        <w:t xml:space="preserve"> </w:t>
+        <w:t xml:space="preserve"> and </w:t>
       </w:r>
       <w:r>
         <w:rPr>
@@ -810,7 +791,7 @@
           <w:sz w:val="24"/>
           <w:u w:val="single"/>
         </w:rPr>
-        <w:hyperlink r:id="rId13" w:history="1">
+        <w:hyperlink r:id="rId11" w:history="1">
           <w:r>
             <w:rPr>
               <w:rStyle w:val="Hyperlink"/>
@@ -857,7 +838,7 @@
           <w:sz w:val="24"/>
           <w:u w:val="single"/>
         </w:rPr>
-        <w:hyperlink r:id="rId13" w:history="1">
+        <w:hyperlink r:id="rId11" w:history="1">
           <w:r>
             <w:rPr>
               <w:rStyle w:val="Hyperlink"/>
@@ -913,7 +894,18 @@
           <w:color w:val="000000"/>
           <w:sz w:val="24"/>
         </w:rPr>
-        <w:t xml:space="preserve">Hague, the stores </w:t>
+        <w:t>Hague, the stor</w:t>
+      </w:r>
+      <w:r>
+        <w:rPr>
+          <w:u w:val="single" w:color="0000ff"/>
+          <w:rFonts w:ascii="Charis SIL Regular" w:hAnsi="Charis SIL Regular" w:eastAsia="Charis SIL Regular"/>
+          <w:b w:val="0"/>
+          <w:i w:val="0"/>
+          <w:color w:val="000000"/>
+          <w:sz w:val="24"/>
+        </w:rPr>
+        <w:t xml:space="preserve">es </w:t>
       </w:r>
       <w:r>
         <w:rPr>
@@ -924,7 +916,7 @@
           <w:sz w:val="24"/>
           <w:u w:val="single"/>
         </w:rPr>
-        <w:hyperlink r:id="rId12" w:history="1">
+        <w:hyperlink r:id="rId14" w:history="1">
           <w:r>
             <w:rPr>
               <w:rStyle w:val="Hyperlink"/>
@@ -942,7 +934,7 @@
           <w:sz w:val="24"/>
           <w:u w:val="single"/>
         </w:rPr>
-        <w:hyperlink r:id="rId12" w:history="1">
+        <w:hyperlink r:id="rId14" w:history="1">
           <w:r>
             <w:rPr>
               <w:rStyle w:val="Hyperlink"/>
@@ -971,7 +963,7 @@
           <w:sz w:val="24"/>
           <w:u w:val="single"/>
         </w:rPr>
-        <w:hyperlink r:id="rId12" w:history="1">
+        <w:hyperlink r:id="rId14" w:history="1">
           <w:r>
             <w:rPr>
               <w:rStyle w:val="Hyperlink"/>
@@ -1025,7 +1017,7 @@
           <w:sz w:val="24"/>
           <w:u w:val="single"/>
         </w:rPr>
-        <w:hyperlink r:id="rId12" w:history="1">
+        <w:hyperlink r:id="rId14" w:history="1">
           <w:r>
             <w:rPr>
               <w:rStyle w:val="Hyperlink"/>
@@ -1166,6 +1158,7 @@
       </w:r>
       <w:r>
         <w:rPr>
+          <w:u w:val="single" w:color="0000ff"/>
           <w:rFonts w:ascii="Charis SIL Regular" w:hAnsi="Charis SIL Regular" w:eastAsia="Charis SIL Regular"/>
           <w:b w:val="0"/>
           <w:i w:val="0"/>
@@ -1570,7 +1563,18 @@
           <w:color w:val="000000"/>
           <w:sz w:val="24"/>
         </w:rPr>
-        <w:t xml:space="preserve">, a trading company that operated in </w:t>
+        <w:t>, a trading compan</w:t>
+      </w:r>
+      <w:r>
+        <w:rPr>
+          <w:u w:val="single" w:color="0000ff"/>
+          <w:rFonts w:ascii="Charis SIL Regular" w:hAnsi="Charis SIL Regular" w:eastAsia="Charis SIL Regular"/>
+          <w:b w:val="0"/>
+          <w:i w:val="0"/>
+          <w:color w:val="000000"/>
+          <w:sz w:val="24"/>
+        </w:rPr>
+        <w:t xml:space="preserve">y that operated in </w:t>
       </w:r>
       <w:r>
         <w:rPr>
@@ -1646,7 +1650,7 @@
           <w:sz w:val="24"/>
           <w:u w:val="single"/>
         </w:rPr>
-        <w:hyperlink r:id="rId17" w:history="1">
+        <w:hyperlink r:id="rId16" w:history="1">
           <w:r>
             <w:rPr>
               <w:rStyle w:val="Hyperlink"/>
@@ -1664,7 +1668,7 @@
           <w:sz w:val="24"/>
           <w:u w:val="single"/>
         </w:rPr>
-        <w:hyperlink r:id="rId17" w:history="1">
+        <w:hyperlink r:id="rId16" w:history="1">
           <w:r>
             <w:rPr>
               <w:rStyle w:val="Hyperlink"/>

--- a/EXPORTS/DOCX/published/niveau2/English/Trade.docx
+++ b/EXPORTS/DOCX/published/niveau2/English/Trade.docx
@@ -474,7 +474,7 @@
           <w:sz w:val="24"/>
           <w:u w:val="single"/>
         </w:rPr>
-        <w:hyperlink r:id="rId9" w:history="1">
+        <w:hyperlink r:id="rId12" w:history="1">
           <w:r>
             <w:rPr>
               <w:rStyle w:val="Hyperlink"/>
@@ -528,7 +528,7 @@
           <w:sz w:val="24"/>
           <w:u w:val="single"/>
         </w:rPr>
-        <w:hyperlink r:id="rId10" w:history="1">
+        <w:hyperlink r:id="rId12" w:history="1">
           <w:r>
             <w:rPr>
               <w:rStyle w:val="Hyperlink"/>
@@ -557,7 +557,7 @@
           <w:sz w:val="24"/>
           <w:u w:val="single"/>
         </w:rPr>
-        <w:hyperlink r:id="rId10" w:history="1">
+        <w:hyperlink r:id="rId12" w:history="1">
           <w:r>
             <w:rPr>
               <w:rStyle w:val="Hyperlink"/>
@@ -575,7 +575,7 @@
           <w:sz w:val="24"/>
           <w:u w:val="single"/>
         </w:rPr>
-        <w:hyperlink r:id="rId10" w:history="1">
+        <w:hyperlink r:id="rId12" w:history="1">
           <w:r>
             <w:rPr>
               <w:rStyle w:val="Hyperlink"/>
@@ -622,7 +622,7 @@
           <w:sz w:val="24"/>
           <w:u w:val="single"/>
         </w:rPr>
-        <w:hyperlink r:id="rId12" w:history="1">
+        <w:hyperlink r:id="rId10" w:history="1">
           <w:r>
             <w:rPr>
               <w:rStyle w:val="Hyperlink"/>
@@ -651,7 +651,7 @@
           <w:sz w:val="24"/>
           <w:u w:val="single"/>
         </w:rPr>
-        <w:hyperlink r:id="rId12" w:history="1">
+        <w:hyperlink r:id="rId10" w:history="1">
           <w:r>
             <w:rPr>
               <w:rStyle w:val="Hyperlink"/>
@@ -734,7 +734,7 @@
           <w:sz w:val="24"/>
           <w:u w:val="single"/>
         </w:rPr>
-        <w:hyperlink r:id="rId12" w:history="1">
+        <w:hyperlink r:id="rId11" w:history="1">
           <w:r>
             <w:rPr>
               <w:rStyle w:val="Hyperlink"/>
@@ -745,13 +745,31 @@
       </w:r>
       <w:r>
         <w:rPr>
+          <w:u w:val="single" w:color="0000ff"/>
           <w:rFonts w:ascii="Charis SIL Regular" w:hAnsi="Charis SIL Regular" w:eastAsia="Charis SIL Regular"/>
           <w:b w:val="0"/>
           <w:i w:val="0"/>
           <w:color w:val="000000"/>
           <w:sz w:val="24"/>
         </w:rPr>
-        <w:t xml:space="preserve"> and </w:t>
+        <w:hyperlink r:id="rId11" w:history="1">
+          <w:r>
+            <w:rPr>
+              <w:rStyle w:val="Hyperlink"/>
+            </w:rPr>
+            <w:t xml:space="preserve"> and</w:t>
+          </w:r>
+        </w:hyperlink>
+      </w:r>
+      <w:r>
+        <w:rPr>
+          <w:rFonts w:ascii="Charis SIL Regular" w:hAnsi="Charis SIL Regular" w:eastAsia="Charis SIL Regular"/>
+          <w:b w:val="0"/>
+          <w:i w:val="0"/>
+          <w:color w:val="000000"/>
+          <w:sz w:val="24"/>
+        </w:rPr>
+        <w:t xml:space="preserve"> </w:t>
       </w:r>
       <w:r>
         <w:rPr>
@@ -762,7 +780,7 @@
           <w:sz w:val="24"/>
           <w:u w:val="single"/>
         </w:rPr>
-        <w:hyperlink r:id="rId13" w:history="1">
+        <w:hyperlink r:id="rId11" w:history="1">
           <w:r>
             <w:rPr>
               <w:rStyle w:val="Hyperlink"/>
@@ -809,7 +827,7 @@
           <w:sz w:val="24"/>
           <w:u w:val="single"/>
         </w:rPr>
-        <w:hyperlink r:id="rId13" w:history="1">
+        <w:hyperlink r:id="rId11" w:history="1">
           <w:r>
             <w:rPr>
               <w:rStyle w:val="Hyperlink"/>
@@ -838,7 +856,7 @@
           <w:sz w:val="24"/>
           <w:u w:val="single"/>
         </w:rPr>
-        <w:hyperlink r:id="rId11" w:history="1">
+        <w:hyperlink r:id="rId13" w:history="1">
           <w:r>
             <w:rPr>
               <w:rStyle w:val="Hyperlink"/>
@@ -905,7 +923,24 @@
           <w:color w:val="000000"/>
           <w:sz w:val="24"/>
         </w:rPr>
-        <w:t xml:space="preserve">es </w:t>
+        <w:hyperlink r:id="rId12" w:history="1">
+          <w:r>
+            <w:rPr>
+              <w:rStyle w:val="Hyperlink"/>
+            </w:rPr>
+            <w:t xml:space="preserve">es </w:t>
+          </w:r>
+        </w:hyperlink>
+      </w:r>
+      <w:r>
+        <w:rPr>
+          <w:rFonts w:ascii="Charis SIL Regular" w:hAnsi="Charis SIL Regular" w:eastAsia="Charis SIL Regular"/>
+          <w:b w:val="0"/>
+          <w:i w:val="0"/>
+          <w:color w:val="0000FF"/>
+          <w:sz w:val="24"/>
+        </w:rPr>
+        <w:t xml:space="preserve">Groote Koninklijke </w:t>
       </w:r>
       <w:r>
         <w:rPr>
@@ -916,12 +951,12 @@
           <w:sz w:val="24"/>
           <w:u w:val="single"/>
         </w:rPr>
-        <w:hyperlink r:id="rId14" w:history="1">
+        <w:hyperlink r:id="rId12" w:history="1">
           <w:r>
             <w:rPr>
               <w:rStyle w:val="Hyperlink"/>
             </w:rPr>
-            <w:t>Groot</w:t>
+            <w:t>Bazar</w:t>
           </w:r>
         </w:hyperlink>
       </w:r>
@@ -934,7 +969,92 @@
           <w:sz w:val="24"/>
           <w:u w:val="single"/>
         </w:rPr>
+        <w:t xml:space="preserve"> </w:t>
+      </w:r>
+      <w:r>
+        <w:rPr>
+          <w:rFonts w:ascii="Charis SIL Regular" w:hAnsi="Charis SIL Regular" w:eastAsia="Charis SIL Regular"/>
+          <w:b w:val="0"/>
+          <w:i w:val="0"/>
+          <w:color w:val="0000FF"/>
+          <w:sz w:val="24"/>
+          <w:u w:val="single"/>
+        </w:rPr>
+        <w:hyperlink r:id="rId12" w:history="1">
+          <w:r>
+            <w:rPr>
+              <w:rStyle w:val="Hyperlink"/>
+            </w:rPr>
+            <w:t>(1841-</w:t>
+          </w:r>
+        </w:hyperlink>
+      </w:r>
+      <w:r>
+        <w:rPr>
+          <w:rFonts w:ascii="Charis SIL Regular" w:hAnsi="Charis SIL Regular" w:eastAsia="Charis SIL Regular"/>
+          <w:b w:val="0"/>
+          <w:i w:val="0"/>
+          <w:color w:val="0000FF"/>
+          <w:sz w:val="24"/>
+        </w:rPr>
+        <w:t>1927</w:t>
+      </w:r>
+      <w:r>
+        <w:rPr>
+          <w:rFonts w:ascii="Charis SIL Regular" w:hAnsi="Charis SIL Regular" w:eastAsia="Charis SIL Regular"/>
+          <w:b w:val="0"/>
+          <w:i w:val="0"/>
+          <w:color w:val="0000FF"/>
+          <w:sz w:val="24"/>
+          <w:u w:val="single"/>
+        </w:rPr>
+        <w:hyperlink r:id="rId13" w:history="1">
+          <w:r>
+            <w:rPr>
+              <w:rStyle w:val="Hyperlink"/>
+            </w:rPr>
+            <w:t>)</w:t>
+          </w:r>
+        </w:hyperlink>
+      </w:r>
+      <w:r>
+        <w:rPr>
+          <w:rFonts w:ascii="Charis SIL Regular" w:hAnsi="Charis SIL Regular" w:eastAsia="Charis SIL Regular"/>
+          <w:b w:val="0"/>
+          <w:i w:val="0"/>
+          <w:color w:val="000000"/>
+          <w:sz w:val="24"/>
+        </w:rPr>
+        <w:t xml:space="preserve"> and </w:t>
+      </w:r>
+      <w:r>
+        <w:rPr>
+          <w:rFonts w:ascii="Charis SIL Regular" w:hAnsi="Charis SIL Regular" w:eastAsia="Charis SIL Regular"/>
+          <w:b w:val="0"/>
+          <w:i w:val="0"/>
+          <w:color w:val="0000FF"/>
+          <w:sz w:val="24"/>
+          <w:u w:val="single"/>
+        </w:rPr>
         <w:hyperlink r:id="rId14" w:history="1">
+          <w:r>
+            <w:rPr>
+              <w:rStyle w:val="Hyperlink"/>
+            </w:rPr>
+            <w:t>Bo</w:t>
+          </w:r>
+        </w:hyperlink>
+      </w:r>
+      <w:r>
+        <w:rPr>
+          <w:rFonts w:ascii="Charis SIL Regular" w:hAnsi="Charis SIL Regular" w:eastAsia="Charis SIL Regular"/>
+          <w:b w:val="0"/>
+          <w:i w:val="0"/>
+          <w:color w:val="0000FF"/>
+          <w:sz w:val="24"/>
+          <w:u w:val="single"/>
+        </w:rPr>
+        <w:hyperlink r:id="rId13" w:history="1">
           <w:r>
             <w:rPr>
               <w:rStyle w:val="Hyperlink"/>
@@ -952,7 +1072,14 @@
           <w:sz w:val="24"/>
           <w:u w:val="single"/>
         </w:rPr>
-        <w:t xml:space="preserve"> </w:t>
+        <w:hyperlink r:id="rId13" w:history="1">
+          <w:r>
+            <w:rPr>
+              <w:rStyle w:val="Hyperlink"/>
+            </w:rPr>
+            <w:t>atan</w:t>
+          </w:r>
+        </w:hyperlink>
       </w:r>
       <w:r>
         <w:rPr>
@@ -963,14 +1090,7 @@
           <w:sz w:val="24"/>
           <w:u w:val="single"/>
         </w:rPr>
-        <w:hyperlink r:id="rId14" w:history="1">
-          <w:r>
-            <w:rPr>
-              <w:rStyle w:val="Hyperlink"/>
-            </w:rPr>
-            <w:t>Konin</w:t>
-          </w:r>
-        </w:hyperlink>
+        <w:t xml:space="preserve"> </w:t>
       </w:r>
       <w:r>
         <w:rPr>
@@ -986,7 +1106,7 @@
             <w:rPr>
               <w:rStyle w:val="Hyperlink"/>
             </w:rPr>
-            <w:t>kl</w:t>
+            <w:t>(</w:t>
           </w:r>
         </w:hyperlink>
       </w:r>
@@ -1000,6 +1120,55 @@
           <w:u w:val="single"/>
         </w:rPr>
         <w:hyperlink r:id="rId14" w:history="1">
+          <w:r>
+            <w:rPr>
+              <w:rStyle w:val="Hyperlink"/>
+            </w:rPr>
+            <w:t xml:space="preserve">1903-1949) </w:t>
+          </w:r>
+        </w:hyperlink>
+      </w:r>
+      <w:r>
+        <w:br/>
+      </w:r>
+      <w:r>
+        <w:rPr>
+          <w:rFonts w:ascii="Charis SIL Regular" w:hAnsi="Charis SIL Regular" w:eastAsia="Charis SIL Regular"/>
+          <w:b w:val="0"/>
+          <w:i w:val="0"/>
+          <w:color w:val="000000"/>
+          <w:sz w:val="24"/>
+        </w:rPr>
+        <w:t>specialised in Asia</w:t>
+      </w:r>
+      <w:r>
+        <w:rPr>
+          <w:u w:val="single" w:color="0000ff"/>
+          <w:rFonts w:ascii="Charis SIL Regular" w:hAnsi="Charis SIL Regular" w:eastAsia="Charis SIL Regular"/>
+          <w:b w:val="0"/>
+          <w:i w:val="0"/>
+          <w:color w:val="000000"/>
+          <w:sz w:val="24"/>
+        </w:rPr>
+        <w:hyperlink r:id="rId15" w:history="1">
+          <w:r>
+            <w:rPr>
+              <w:rStyle w:val="Hyperlink"/>
+            </w:rPr>
+            <w:t>n appl</w:t>
+          </w:r>
+        </w:hyperlink>
+      </w:r>
+      <w:r>
+        <w:rPr>
+          <w:u w:val="single" w:color="0000ff"/>
+          <w:rFonts w:ascii="Charis SIL Regular" w:hAnsi="Charis SIL Regular" w:eastAsia="Charis SIL Regular"/>
+          <w:b w:val="0"/>
+          <w:i w:val="0"/>
+          <w:color w:val="000000"/>
+          <w:sz w:val="24"/>
+        </w:rPr>
+        <w:hyperlink r:id="rId15" w:history="1">
           <w:r>
             <w:rPr>
               <w:rStyle w:val="Hyperlink"/>
@@ -1010,118 +1179,6 @@
       </w:r>
       <w:r>
         <w:rPr>
-          <w:rFonts w:ascii="Charis SIL Regular" w:hAnsi="Charis SIL Regular" w:eastAsia="Charis SIL Regular"/>
-          <w:b w:val="0"/>
-          <w:i w:val="0"/>
-          <w:color w:val="0000FF"/>
-          <w:sz w:val="24"/>
-          <w:u w:val="single"/>
-        </w:rPr>
-        <w:hyperlink r:id="rId14" w:history="1">
-          <w:r>
-            <w:rPr>
-              <w:rStyle w:val="Hyperlink"/>
-            </w:rPr>
-            <w:t>jke</w:t>
-          </w:r>
-        </w:hyperlink>
-      </w:r>
-      <w:r>
-        <w:rPr>
-          <w:rFonts w:ascii="Charis SIL Regular" w:hAnsi="Charis SIL Regular" w:eastAsia="Charis SIL Regular"/>
-          <w:b w:val="0"/>
-          <w:i w:val="0"/>
-          <w:color w:val="0000FF"/>
-          <w:sz w:val="24"/>
-          <w:u w:val="single"/>
-        </w:rPr>
-        <w:t xml:space="preserve"> </w:t>
-      </w:r>
-      <w:r>
-        <w:rPr>
-          <w:rFonts w:ascii="Charis SIL Regular" w:hAnsi="Charis SIL Regular" w:eastAsia="Charis SIL Regular"/>
-          <w:b w:val="0"/>
-          <w:i w:val="0"/>
-          <w:color w:val="0000FF"/>
-          <w:sz w:val="24"/>
-          <w:u w:val="single"/>
-        </w:rPr>
-        <w:hyperlink r:id="rId14" w:history="1">
-          <w:r>
-            <w:rPr>
-              <w:rStyle w:val="Hyperlink"/>
-            </w:rPr>
-            <w:t>Bazar</w:t>
-          </w:r>
-        </w:hyperlink>
-      </w:r>
-      <w:r>
-        <w:rPr>
-          <w:rFonts w:ascii="Charis SIL Regular" w:hAnsi="Charis SIL Regular" w:eastAsia="Charis SIL Regular"/>
-          <w:b w:val="0"/>
-          <w:i w:val="0"/>
-          <w:color w:val="0000FF"/>
-          <w:sz w:val="24"/>
-          <w:u w:val="single"/>
-        </w:rPr>
-        <w:t xml:space="preserve"> </w:t>
-      </w:r>
-      <w:r>
-        <w:rPr>
-          <w:rFonts w:ascii="Charis SIL Regular" w:hAnsi="Charis SIL Regular" w:eastAsia="Charis SIL Regular"/>
-          <w:b w:val="0"/>
-          <w:i w:val="0"/>
-          <w:color w:val="0000FF"/>
-          <w:sz w:val="24"/>
-          <w:u w:val="single"/>
-        </w:rPr>
-        <w:hyperlink r:id="rId14" w:history="1">
-          <w:r>
-            <w:rPr>
-              <w:rStyle w:val="Hyperlink"/>
-            </w:rPr>
-            <w:t>(1841-</w:t>
-          </w:r>
-        </w:hyperlink>
-      </w:r>
-      <w:r>
-        <w:rPr>
-          <w:rFonts w:ascii="Charis SIL Regular" w:hAnsi="Charis SIL Regular" w:eastAsia="Charis SIL Regular"/>
-          <w:b w:val="0"/>
-          <w:i w:val="0"/>
-          <w:color w:val="0000FF"/>
-          <w:sz w:val="24"/>
-          <w:u w:val="single"/>
-        </w:rPr>
-        <w:hyperlink r:id="rId14" w:history="1">
-          <w:r>
-            <w:rPr>
-              <w:rStyle w:val="Hyperlink"/>
-            </w:rPr>
-            <w:t>1927</w:t>
-          </w:r>
-        </w:hyperlink>
-      </w:r>
-      <w:r>
-        <w:rPr>
-          <w:rFonts w:ascii="Charis SIL Regular" w:hAnsi="Charis SIL Regular" w:eastAsia="Charis SIL Regular"/>
-          <w:b w:val="0"/>
-          <w:i w:val="0"/>
-          <w:color w:val="0000FF"/>
-          <w:sz w:val="24"/>
-          <w:u w:val="single"/>
-        </w:rPr>
-        <w:hyperlink r:id="rId14" w:history="1">
-          <w:r>
-            <w:rPr>
-              <w:rStyle w:val="Hyperlink"/>
-            </w:rPr>
-            <w:t>)</w:t>
-          </w:r>
-        </w:hyperlink>
-      </w:r>
-      <w:r>
-        <w:rPr>
           <w:u w:val="single" w:color="0000ff"/>
           <w:rFonts w:ascii="Charis SIL Regular" w:hAnsi="Charis SIL Regular" w:eastAsia="Charis SIL Regular"/>
           <w:b w:val="0"/>
@@ -1129,204 +1186,7 @@
           <w:color w:val="000000"/>
           <w:sz w:val="24"/>
         </w:rPr>
-        <w:hyperlink r:id="rId13" w:history="1">
-          <w:r>
-            <w:rPr>
-              <w:rStyle w:val="Hyperlink"/>
-            </w:rPr>
-            <w:t xml:space="preserve"> an</w:t>
-          </w:r>
-        </w:hyperlink>
-      </w:r>
-      <w:r>
-        <w:rPr>
-          <w:u w:val="single" w:color="0000ff"/>
-          <w:rFonts w:ascii="Charis SIL Regular" w:hAnsi="Charis SIL Regular" w:eastAsia="Charis SIL Regular"/>
-          <w:b w:val="0"/>
-          <w:i w:val="0"/>
-          <w:color w:val="000000"/>
-          <w:sz w:val="24"/>
-        </w:rPr>
-        <w:hyperlink r:id="rId13" w:history="1">
-          <w:r>
-            <w:rPr>
-              <w:rStyle w:val="Hyperlink"/>
-            </w:rPr>
-            <w:t>d</w:t>
-          </w:r>
-        </w:hyperlink>
-      </w:r>
-      <w:r>
-        <w:rPr>
-          <w:u w:val="single" w:color="0000ff"/>
-          <w:rFonts w:ascii="Charis SIL Regular" w:hAnsi="Charis SIL Regular" w:eastAsia="Charis SIL Regular"/>
-          <w:b w:val="0"/>
-          <w:i w:val="0"/>
-          <w:color w:val="000000"/>
-          <w:sz w:val="24"/>
-        </w:rPr>
-        <w:t xml:space="preserve"> </w:t>
-      </w:r>
-      <w:r>
-        <w:rPr>
-          <w:rFonts w:ascii="Charis SIL Regular" w:hAnsi="Charis SIL Regular" w:eastAsia="Charis SIL Regular"/>
-          <w:b w:val="0"/>
-          <w:i w:val="0"/>
-          <w:color w:val="0000FF"/>
-          <w:sz w:val="24"/>
-          <w:u w:val="single"/>
-        </w:rPr>
         <w:hyperlink r:id="rId15" w:history="1">
-          <w:r>
-            <w:rPr>
-              <w:rStyle w:val="Hyperlink"/>
-            </w:rPr>
-            <w:t>Bo</w:t>
-          </w:r>
-        </w:hyperlink>
-      </w:r>
-      <w:r>
-        <w:rPr>
-          <w:rFonts w:ascii="Charis SIL Regular" w:hAnsi="Charis SIL Regular" w:eastAsia="Charis SIL Regular"/>
-          <w:b w:val="0"/>
-          <w:i w:val="0"/>
-          <w:color w:val="0000FF"/>
-          <w:sz w:val="24"/>
-          <w:u w:val="single"/>
-        </w:rPr>
-        <w:hyperlink r:id="rId15" w:history="1">
-          <w:r>
-            <w:rPr>
-              <w:rStyle w:val="Hyperlink"/>
-            </w:rPr>
-            <w:t>e</w:t>
-          </w:r>
-        </w:hyperlink>
-      </w:r>
-      <w:r>
-        <w:rPr>
-          <w:rFonts w:ascii="Charis SIL Regular" w:hAnsi="Charis SIL Regular" w:eastAsia="Charis SIL Regular"/>
-          <w:b w:val="0"/>
-          <w:i w:val="0"/>
-          <w:color w:val="0000FF"/>
-          <w:sz w:val="24"/>
-          <w:u w:val="single"/>
-        </w:rPr>
-        <w:hyperlink r:id="rId15" w:history="1">
-          <w:r>
-            <w:rPr>
-              <w:rStyle w:val="Hyperlink"/>
-            </w:rPr>
-            <w:t>atan</w:t>
-          </w:r>
-        </w:hyperlink>
-      </w:r>
-      <w:r>
-        <w:rPr>
-          <w:rFonts w:ascii="Charis SIL Regular" w:hAnsi="Charis SIL Regular" w:eastAsia="Charis SIL Regular"/>
-          <w:b w:val="0"/>
-          <w:i w:val="0"/>
-          <w:color w:val="0000FF"/>
-          <w:sz w:val="24"/>
-          <w:u w:val="single"/>
-        </w:rPr>
-        <w:t xml:space="preserve"> </w:t>
-      </w:r>
-      <w:r>
-        <w:rPr>
-          <w:rFonts w:ascii="Charis SIL Regular" w:hAnsi="Charis SIL Regular" w:eastAsia="Charis SIL Regular"/>
-          <w:b w:val="0"/>
-          <w:i w:val="0"/>
-          <w:color w:val="0000FF"/>
-          <w:sz w:val="24"/>
-          <w:u w:val="single"/>
-        </w:rPr>
-        <w:hyperlink r:id="rId15" w:history="1">
-          <w:r>
-            <w:rPr>
-              <w:rStyle w:val="Hyperlink"/>
-            </w:rPr>
-            <w:t>(</w:t>
-          </w:r>
-        </w:hyperlink>
-      </w:r>
-      <w:r>
-        <w:rPr>
-          <w:rFonts w:ascii="Charis SIL Regular" w:hAnsi="Charis SIL Regular" w:eastAsia="Charis SIL Regular"/>
-          <w:b w:val="0"/>
-          <w:i w:val="0"/>
-          <w:color w:val="0000FF"/>
-          <w:sz w:val="24"/>
-          <w:u w:val="single"/>
-        </w:rPr>
-        <w:hyperlink r:id="rId15" w:history="1">
-          <w:r>
-            <w:rPr>
-              <w:rStyle w:val="Hyperlink"/>
-            </w:rPr>
-            <w:t xml:space="preserve">1903-1949) </w:t>
-          </w:r>
-        </w:hyperlink>
-      </w:r>
-      <w:r>
-        <w:br/>
-      </w:r>
-      <w:r>
-        <w:rPr>
-          <w:rFonts w:ascii="Charis SIL Regular" w:hAnsi="Charis SIL Regular" w:eastAsia="Charis SIL Regular"/>
-          <w:b w:val="0"/>
-          <w:i w:val="0"/>
-          <w:color w:val="000000"/>
-          <w:sz w:val="24"/>
-        </w:rPr>
-        <w:t>specialised in Asia</w:t>
-      </w:r>
-      <w:r>
-        <w:rPr>
-          <w:u w:val="single" w:color="0000ff"/>
-          <w:rFonts w:ascii="Charis SIL Regular" w:hAnsi="Charis SIL Regular" w:eastAsia="Charis SIL Regular"/>
-          <w:b w:val="0"/>
-          <w:i w:val="0"/>
-          <w:color w:val="000000"/>
-          <w:sz w:val="24"/>
-        </w:rPr>
-        <w:hyperlink r:id="rId14" w:history="1">
-          <w:r>
-            <w:rPr>
-              <w:rStyle w:val="Hyperlink"/>
-            </w:rPr>
-            <w:t>n appl</w:t>
-          </w:r>
-        </w:hyperlink>
-      </w:r>
-      <w:r>
-        <w:rPr>
-          <w:u w:val="single" w:color="0000ff"/>
-          <w:rFonts w:ascii="Charis SIL Regular" w:hAnsi="Charis SIL Regular" w:eastAsia="Charis SIL Regular"/>
-          <w:b w:val="0"/>
-          <w:i w:val="0"/>
-          <w:color w:val="000000"/>
-          <w:sz w:val="24"/>
-        </w:rPr>
-        <w:hyperlink r:id="rId14" w:history="1">
-          <w:r>
-            <w:rPr>
-              <w:rStyle w:val="Hyperlink"/>
-            </w:rPr>
-            <w:t>i</w:t>
-          </w:r>
-        </w:hyperlink>
-      </w:r>
-      <w:r>
-        <w:rPr>
-          <w:u w:val="single" w:color="0000ff"/>
-          <w:rFonts w:ascii="Charis SIL Regular" w:hAnsi="Charis SIL Regular" w:eastAsia="Charis SIL Regular"/>
-          <w:b w:val="0"/>
-          <w:i w:val="0"/>
-          <w:color w:val="000000"/>
-          <w:sz w:val="24"/>
-        </w:rPr>
-        <w:hyperlink r:id="rId14" w:history="1">
           <w:r>
             <w:rPr>
               <w:rStyle w:val="Hyperlink"/>
@@ -1574,7 +1434,50 @@
           <w:color w:val="000000"/>
           <w:sz w:val="24"/>
         </w:rPr>
-        <w:t xml:space="preserve">y that operated in </w:t>
+        <w:hyperlink r:id="rId16" w:history="1">
+          <w:r>
+            <w:rPr>
+              <w:rStyle w:val="Hyperlink"/>
+            </w:rPr>
+            <w:t>y that o</w:t>
+          </w:r>
+        </w:hyperlink>
+      </w:r>
+      <w:r>
+        <w:rPr>
+          <w:u w:val="single" w:color="0000ff"/>
+          <w:rFonts w:ascii="Charis SIL Regular" w:hAnsi="Charis SIL Regular" w:eastAsia="Charis SIL Regular"/>
+          <w:b w:val="0"/>
+          <w:i w:val="0"/>
+          <w:color w:val="000000"/>
+          <w:sz w:val="24"/>
+        </w:rPr>
+        <w:hyperlink r:id="rId16" w:history="1">
+          <w:r>
+            <w:rPr>
+              <w:rStyle w:val="Hyperlink"/>
+            </w:rPr>
+            <w:t>p</w:t>
+          </w:r>
+        </w:hyperlink>
+      </w:r>
+      <w:r>
+        <w:rPr>
+          <w:u w:val="single" w:color="0000ff"/>
+          <w:rFonts w:ascii="Charis SIL Regular" w:hAnsi="Charis SIL Regular" w:eastAsia="Charis SIL Regular"/>
+          <w:b w:val="0"/>
+          <w:i w:val="0"/>
+          <w:color w:val="000000"/>
+          <w:sz w:val="24"/>
+        </w:rPr>
+        <w:hyperlink r:id="rId16" w:history="1">
+          <w:r>
+            <w:rPr>
+              <w:rStyle w:val="Hyperlink"/>
+            </w:rPr>
+            <w:t xml:space="preserve">erated in </w:t>
+          </w:r>
+        </w:hyperlink>
       </w:r>
       <w:r>
         <w:rPr>
@@ -1650,7 +1553,7 @@
           <w:sz w:val="24"/>
           <w:u w:val="single"/>
         </w:rPr>
-        <w:hyperlink r:id="rId16" w:history="1">
+        <w:hyperlink r:id="rId17" w:history="1">
           <w:r>
             <w:rPr>
               <w:rStyle w:val="Hyperlink"/>
@@ -1668,7 +1571,7 @@
           <w:sz w:val="24"/>
           <w:u w:val="single"/>
         </w:rPr>
-        <w:hyperlink r:id="rId16" w:history="1">
+        <w:hyperlink r:id="rId17" w:history="1">
           <w:r>
             <w:rPr>
               <w:rStyle w:val="Hyperlink"/>
@@ -1707,103 +1610,13 @@
       </w:r>
       <w:r>
         <w:rPr>
-          <w:u w:val="single" w:color="0000ff"/>
           <w:rFonts w:ascii="Charis SIL Regular" w:hAnsi="Charis SIL Regular" w:eastAsia="Charis SIL Regular"/>
           <w:b w:val="0"/>
           <w:i w:val="0"/>
           <w:color w:val="000000"/>
           <w:sz w:val="24"/>
         </w:rPr>
-        <w:hyperlink r:id="rId16" w:history="1">
-          <w:r>
-            <w:rPr>
-              <w:rStyle w:val="Hyperlink"/>
-            </w:rPr>
-            <w:t>of A</w:t>
-          </w:r>
-        </w:hyperlink>
-      </w:r>
-      <w:r>
-        <w:rPr>
-          <w:u w:val="single" w:color="0000ff"/>
-          <w:rFonts w:ascii="Charis SIL Regular" w:hAnsi="Charis SIL Regular" w:eastAsia="Charis SIL Regular"/>
-          <w:b w:val="0"/>
-          <w:i w:val="0"/>
-          <w:color w:val="000000"/>
-          <w:sz w:val="24"/>
-        </w:rPr>
-        <w:hyperlink r:id="rId16" w:history="1">
-          <w:r>
-            <w:rPr>
-              <w:rStyle w:val="Hyperlink"/>
-            </w:rPr>
-            <w:t>f</w:t>
-          </w:r>
-        </w:hyperlink>
-      </w:r>
-      <w:r>
-        <w:rPr>
-          <w:u w:val="single" w:color="0000ff"/>
-          <w:rFonts w:ascii="Charis SIL Regular" w:hAnsi="Charis SIL Regular" w:eastAsia="Charis SIL Regular"/>
-          <w:b w:val="0"/>
-          <w:i w:val="0"/>
-          <w:color w:val="000000"/>
-          <w:sz w:val="24"/>
-        </w:rPr>
-        <w:hyperlink r:id="rId16" w:history="1">
-          <w:r>
-            <w:rPr>
-              <w:rStyle w:val="Hyperlink"/>
-            </w:rPr>
-            <w:t>rican ob</w:t>
-          </w:r>
-        </w:hyperlink>
-      </w:r>
-      <w:r>
-        <w:rPr>
-          <w:u w:val="single" w:color="0000ff"/>
-          <w:rFonts w:ascii="Charis SIL Regular" w:hAnsi="Charis SIL Regular" w:eastAsia="Charis SIL Regular"/>
-          <w:b w:val="0"/>
-          <w:i w:val="0"/>
-          <w:color w:val="000000"/>
-          <w:sz w:val="24"/>
-        </w:rPr>
-        <w:hyperlink r:id="rId16" w:history="1">
-          <w:r>
-            <w:rPr>
-              <w:rStyle w:val="Hyperlink"/>
-            </w:rPr>
-            <w:t>j</w:t>
-          </w:r>
-        </w:hyperlink>
-      </w:r>
-      <w:r>
-        <w:rPr>
-          <w:u w:val="single" w:color="0000ff"/>
-          <w:rFonts w:ascii="Charis SIL Regular" w:hAnsi="Charis SIL Regular" w:eastAsia="Charis SIL Regular"/>
-          <w:b w:val="0"/>
-          <w:i w:val="0"/>
-          <w:color w:val="000000"/>
-          <w:sz w:val="24"/>
-        </w:rPr>
-        <w:hyperlink r:id="rId16" w:history="1">
-          <w:r>
-            <w:rPr>
-              <w:rStyle w:val="Hyperlink"/>
-            </w:rPr>
-            <w:t>ects, especi</w:t>
-          </w:r>
-        </w:hyperlink>
-      </w:r>
-      <w:r>
-        <w:rPr>
-          <w:rFonts w:ascii="Charis SIL Regular" w:hAnsi="Charis SIL Regular" w:eastAsia="Charis SIL Regular"/>
-          <w:b w:val="0"/>
-          <w:i w:val="0"/>
-          <w:color w:val="000000"/>
-          <w:sz w:val="24"/>
-        </w:rPr>
-        <w:t xml:space="preserve">ally from </w:t>
+        <w:t xml:space="preserve">of African objects, especially from </w:t>
       </w:r>
       <w:r>
         <w:rPr>
@@ -2921,14 +2734,7 @@
           <w:color w:val="000000"/>
           <w:sz w:val="24"/>
         </w:rPr>
-        <w:hyperlink r:id="rId22" w:history="1">
-          <w:r>
-            <w:rPr>
-              <w:rStyle w:val="Hyperlink"/>
-            </w:rPr>
-            <w:t>smus</w:t>
-          </w:r>
-        </w:hyperlink>
+        <w:t>smus</w:t>
       </w:r>
       <w:r>
         <w:rPr>
@@ -4379,7 +4185,7 @@
           <w:sz w:val="24"/>
           <w:u w:val="single"/>
         </w:rPr>
-        <w:hyperlink r:id="rId26" w:history="1">
+        <w:hyperlink r:id="rId27" w:history="1">
           <w:r>
             <w:rPr>
               <w:rStyle w:val="Hyperlink"/>
@@ -4397,7 +4203,7 @@
           <w:sz w:val="24"/>
           <w:u w:val="single"/>
         </w:rPr>
-        <w:hyperlink r:id="rId26" w:history="1">
+        <w:hyperlink r:id="rId27" w:history="1">
           <w:r>
             <w:rPr>
               <w:rStyle w:val="Hyperlink"/>
@@ -4426,7 +4232,7 @@
           <w:sz w:val="24"/>
           <w:u w:val="single"/>
         </w:rPr>
-        <w:hyperlink r:id="rId26" w:history="1">
+        <w:hyperlink r:id="rId27" w:history="1">
           <w:r>
             <w:rPr>
               <w:rStyle w:val="Hyperlink"/>

--- a/EXPORTS/DOCX/published/niveau2/English/Trade.docx
+++ b/EXPORTS/DOCX/published/niveau2/English/Trade.docx
@@ -474,7 +474,7 @@
           <w:sz w:val="24"/>
           <w:u w:val="single"/>
         </w:rPr>
-        <w:hyperlink r:id="rId12" w:history="1">
+        <w:hyperlink r:id="rId9" w:history="1">
           <w:r>
             <w:rPr>
               <w:rStyle w:val="Hyperlink"/>
@@ -528,7 +528,7 @@
           <w:sz w:val="24"/>
           <w:u w:val="single"/>
         </w:rPr>
-        <w:hyperlink r:id="rId12" w:history="1">
+        <w:hyperlink r:id="rId10" w:history="1">
           <w:r>
             <w:rPr>
               <w:rStyle w:val="Hyperlink"/>
@@ -593,7 +593,7 @@
           <w:sz w:val="24"/>
           <w:u w:val="single"/>
         </w:rPr>
-        <w:hyperlink r:id="rId10" w:history="1">
+        <w:hyperlink r:id="rId12" w:history="1">
           <w:r>
             <w:rPr>
               <w:rStyle w:val="Hyperlink"/>
@@ -622,7 +622,7 @@
           <w:sz w:val="24"/>
           <w:u w:val="single"/>
         </w:rPr>
-        <w:hyperlink r:id="rId10" w:history="1">
+        <w:hyperlink r:id="rId12" w:history="1">
           <w:r>
             <w:rPr>
               <w:rStyle w:val="Hyperlink"/>
@@ -651,7 +651,7 @@
           <w:sz w:val="24"/>
           <w:u w:val="single"/>
         </w:rPr>
-        <w:hyperlink r:id="rId10" w:history="1">
+        <w:hyperlink r:id="rId12" w:history="1">
           <w:r>
             <w:rPr>
               <w:rStyle w:val="Hyperlink"/>
@@ -734,7 +734,7 @@
           <w:sz w:val="24"/>
           <w:u w:val="single"/>
         </w:rPr>
-        <w:hyperlink r:id="rId11" w:history="1">
+        <w:hyperlink r:id="rId12" w:history="1">
           <w:r>
             <w:rPr>
               <w:rStyle w:val="Hyperlink"/>
@@ -745,31 +745,13 @@
       </w:r>
       <w:r>
         <w:rPr>
-          <w:u w:val="single" w:color="0000ff"/>
           <w:rFonts w:ascii="Charis SIL Regular" w:hAnsi="Charis SIL Regular" w:eastAsia="Charis SIL Regular"/>
           <w:b w:val="0"/>
           <w:i w:val="0"/>
           <w:color w:val="000000"/>
           <w:sz w:val="24"/>
         </w:rPr>
-        <w:hyperlink r:id="rId11" w:history="1">
-          <w:r>
-            <w:rPr>
-              <w:rStyle w:val="Hyperlink"/>
-            </w:rPr>
-            <w:t xml:space="preserve"> and</w:t>
-          </w:r>
-        </w:hyperlink>
-      </w:r>
-      <w:r>
-        <w:rPr>
-          <w:rFonts w:ascii="Charis SIL Regular" w:hAnsi="Charis SIL Regular" w:eastAsia="Charis SIL Regular"/>
-          <w:b w:val="0"/>
-          <w:i w:val="0"/>
-          <w:color w:val="000000"/>
-          <w:sz w:val="24"/>
-        </w:rPr>
-        <w:t xml:space="preserve"> </w:t>
+        <w:t xml:space="preserve"> and </w:t>
       </w:r>
       <w:r>
         <w:rPr>
@@ -780,7 +762,7 @@
           <w:sz w:val="24"/>
           <w:u w:val="single"/>
         </w:rPr>
-        <w:hyperlink r:id="rId11" w:history="1">
+        <w:hyperlink r:id="rId13" w:history="1">
           <w:r>
             <w:rPr>
               <w:rStyle w:val="Hyperlink"/>
@@ -827,7 +809,7 @@
           <w:sz w:val="24"/>
           <w:u w:val="single"/>
         </w:rPr>
-        <w:hyperlink r:id="rId11" w:history="1">
+        <w:hyperlink r:id="rId13" w:history="1">
           <w:r>
             <w:rPr>
               <w:rStyle w:val="Hyperlink"/>
@@ -923,12 +905,41 @@
           <w:color w:val="000000"/>
           <w:sz w:val="24"/>
         </w:rPr>
+        <w:t xml:space="preserve">es </w:t>
+      </w:r>
+      <w:r>
+        <w:rPr>
+          <w:rFonts w:ascii="Charis SIL Regular" w:hAnsi="Charis SIL Regular" w:eastAsia="Charis SIL Regular"/>
+          <w:b w:val="0"/>
+          <w:i w:val="0"/>
+          <w:color w:val="0000FF"/>
+          <w:sz w:val="24"/>
+          <w:u w:val="single"/>
+        </w:rPr>
+        <w:hyperlink r:id="rId14" w:history="1">
+          <w:r>
+            <w:rPr>
+              <w:rStyle w:val="Hyperlink"/>
+            </w:rPr>
+            <w:t>Groot</w:t>
+          </w:r>
+        </w:hyperlink>
+      </w:r>
+      <w:r>
+        <w:rPr>
+          <w:rFonts w:ascii="Charis SIL Regular" w:hAnsi="Charis SIL Regular" w:eastAsia="Charis SIL Regular"/>
+          <w:b w:val="0"/>
+          <w:i w:val="0"/>
+          <w:color w:val="0000FF"/>
+          <w:sz w:val="24"/>
+          <w:u w:val="single"/>
+        </w:rPr>
         <w:hyperlink r:id="rId12" w:history="1">
           <w:r>
             <w:rPr>
               <w:rStyle w:val="Hyperlink"/>
             </w:rPr>
-            <w:t xml:space="preserve">es </w:t>
+            <w:t>e</w:t>
           </w:r>
         </w:hyperlink>
       </w:r>
@@ -939,8 +950,9 @@
           <w:i w:val="0"/>
           <w:color w:val="0000FF"/>
           <w:sz w:val="24"/>
-        </w:rPr>
-        <w:t xml:space="preserve">Groote Koninklijke </w:t>
+          <w:u w:val="single"/>
+        </w:rPr>
+        <w:t xml:space="preserve"> Konin</w:t>
       </w:r>
       <w:r>
         <w:rPr>
@@ -952,6 +964,71 @@
           <w:u w:val="single"/>
         </w:rPr>
         <w:hyperlink r:id="rId12" w:history="1">
+          <w:r>
+            <w:rPr>
+              <w:rStyle w:val="Hyperlink"/>
+            </w:rPr>
+            <w:t>kl</w:t>
+          </w:r>
+        </w:hyperlink>
+      </w:r>
+      <w:r>
+        <w:rPr>
+          <w:rFonts w:ascii="Charis SIL Regular" w:hAnsi="Charis SIL Regular" w:eastAsia="Charis SIL Regular"/>
+          <w:b w:val="0"/>
+          <w:i w:val="0"/>
+          <w:color w:val="0000FF"/>
+          <w:sz w:val="24"/>
+          <w:u w:val="single"/>
+        </w:rPr>
+        <w:hyperlink r:id="rId12" w:history="1">
+          <w:r>
+            <w:rPr>
+              <w:rStyle w:val="Hyperlink"/>
+            </w:rPr>
+            <w:t>i</w:t>
+          </w:r>
+        </w:hyperlink>
+      </w:r>
+      <w:r>
+        <w:rPr>
+          <w:rFonts w:ascii="Charis SIL Regular" w:hAnsi="Charis SIL Regular" w:eastAsia="Charis SIL Regular"/>
+          <w:b w:val="0"/>
+          <w:i w:val="0"/>
+          <w:color w:val="0000FF"/>
+          <w:sz w:val="24"/>
+          <w:u w:val="single"/>
+        </w:rPr>
+        <w:hyperlink r:id="rId14" w:history="1">
+          <w:r>
+            <w:rPr>
+              <w:rStyle w:val="Hyperlink"/>
+            </w:rPr>
+            <w:t>jke</w:t>
+          </w:r>
+        </w:hyperlink>
+      </w:r>
+      <w:r>
+        <w:rPr>
+          <w:rFonts w:ascii="Charis SIL Regular" w:hAnsi="Charis SIL Regular" w:eastAsia="Charis SIL Regular"/>
+          <w:b w:val="0"/>
+          <w:i w:val="0"/>
+          <w:color w:val="0000FF"/>
+          <w:sz w:val="24"/>
+          <w:u w:val="single"/>
+        </w:rPr>
+        <w:t xml:space="preserve"> </w:t>
+      </w:r>
+      <w:r>
+        <w:rPr>
+          <w:rFonts w:ascii="Charis SIL Regular" w:hAnsi="Charis SIL Regular" w:eastAsia="Charis SIL Regular"/>
+          <w:b w:val="0"/>
+          <w:i w:val="0"/>
+          <w:color w:val="0000FF"/>
+          <w:sz w:val="24"/>
+          <w:u w:val="single"/>
+        </w:rPr>
+        <w:hyperlink r:id="rId14" w:history="1">
           <w:r>
             <w:rPr>
               <w:rStyle w:val="Hyperlink"/>
@@ -996,8 +1073,16 @@
           <w:i w:val="0"/>
           <w:color w:val="0000FF"/>
           <w:sz w:val="24"/>
-        </w:rPr>
-        <w:t>1927</w:t>
+          <w:u w:val="single"/>
+        </w:rPr>
+        <w:hyperlink r:id="rId14" w:history="1">
+          <w:r>
+            <w:rPr>
+              <w:rStyle w:val="Hyperlink"/>
+            </w:rPr>
+            <w:t>1927</w:t>
+          </w:r>
+        </w:hyperlink>
       </w:r>
       <w:r>
         <w:rPr>
@@ -1019,13 +1104,50 @@
       </w:r>
       <w:r>
         <w:rPr>
+          <w:u w:val="single" w:color="0000ff"/>
           <w:rFonts w:ascii="Charis SIL Regular" w:hAnsi="Charis SIL Regular" w:eastAsia="Charis SIL Regular"/>
           <w:b w:val="0"/>
           <w:i w:val="0"/>
           <w:color w:val="000000"/>
           <w:sz w:val="24"/>
         </w:rPr>
-        <w:t xml:space="preserve"> and </w:t>
+        <w:hyperlink r:id="rId13" w:history="1">
+          <w:r>
+            <w:rPr>
+              <w:rStyle w:val="Hyperlink"/>
+            </w:rPr>
+            <w:t xml:space="preserve"> an</w:t>
+          </w:r>
+        </w:hyperlink>
+      </w:r>
+      <w:r>
+        <w:rPr>
+          <w:u w:val="single" w:color="0000ff"/>
+          <w:rFonts w:ascii="Charis SIL Regular" w:hAnsi="Charis SIL Regular" w:eastAsia="Charis SIL Regular"/>
+          <w:b w:val="0"/>
+          <w:i w:val="0"/>
+          <w:color w:val="000000"/>
+          <w:sz w:val="24"/>
+        </w:rPr>
+        <w:hyperlink r:id="rId13" w:history="1">
+          <w:r>
+            <w:rPr>
+              <w:rStyle w:val="Hyperlink"/>
+            </w:rPr>
+            <w:t>d</w:t>
+          </w:r>
+        </w:hyperlink>
+      </w:r>
+      <w:r>
+        <w:rPr>
+          <w:u w:val="single" w:color="0000ff"/>
+          <w:rFonts w:ascii="Charis SIL Regular" w:hAnsi="Charis SIL Regular" w:eastAsia="Charis SIL Regular"/>
+          <w:b w:val="0"/>
+          <w:i w:val="0"/>
+          <w:color w:val="000000"/>
+          <w:sz w:val="24"/>
+        </w:rPr>
+        <w:t xml:space="preserve"> </w:t>
       </w:r>
       <w:r>
         <w:rPr>
@@ -1036,7 +1158,7 @@
           <w:sz w:val="24"/>
           <w:u w:val="single"/>
         </w:rPr>
-        <w:hyperlink r:id="rId14" w:history="1">
+        <w:hyperlink r:id="rId15" w:history="1">
           <w:r>
             <w:rPr>
               <w:rStyle w:val="Hyperlink"/>
@@ -1054,7 +1176,7 @@
           <w:sz w:val="24"/>
           <w:u w:val="single"/>
         </w:rPr>
-        <w:hyperlink r:id="rId13" w:history="1">
+        <w:hyperlink r:id="rId15" w:history="1">
           <w:r>
             <w:rPr>
               <w:rStyle w:val="Hyperlink"/>
@@ -1101,7 +1223,7 @@
           <w:sz w:val="24"/>
           <w:u w:val="single"/>
         </w:rPr>
-        <w:hyperlink r:id="rId14" w:history="1">
+        <w:hyperlink r:id="rId15" w:history="1">
           <w:r>
             <w:rPr>
               <w:rStyle w:val="Hyperlink"/>
@@ -1119,7 +1241,7 @@
           <w:sz w:val="24"/>
           <w:u w:val="single"/>
         </w:rPr>
-        <w:hyperlink r:id="rId14" w:history="1">
+        <w:hyperlink r:id="rId15" w:history="1">
           <w:r>
             <w:rPr>
               <w:rStyle w:val="Hyperlink"/>
@@ -1150,7 +1272,7 @@
           <w:color w:val="000000"/>
           <w:sz w:val="24"/>
         </w:rPr>
-        <w:hyperlink r:id="rId15" w:history="1">
+        <w:hyperlink r:id="rId14" w:history="1">
           <w:r>
             <w:rPr>
               <w:rStyle w:val="Hyperlink"/>
@@ -1168,7 +1290,7 @@
           <w:color w:val="000000"/>
           <w:sz w:val="24"/>
         </w:rPr>
-        <w:hyperlink r:id="rId15" w:history="1">
+        <w:hyperlink r:id="rId14" w:history="1">
           <w:r>
             <w:rPr>
               <w:rStyle w:val="Hyperlink"/>
@@ -1186,7 +1308,7 @@
           <w:color w:val="000000"/>
           <w:sz w:val="24"/>
         </w:rPr>
-        <w:hyperlink r:id="rId15" w:history="1">
+        <w:hyperlink r:id="rId14" w:history="1">
           <w:r>
             <w:rPr>
               <w:rStyle w:val="Hyperlink"/>
@@ -1610,13 +1732,103 @@
       </w:r>
       <w:r>
         <w:rPr>
+          <w:u w:val="single" w:color="0000ff"/>
           <w:rFonts w:ascii="Charis SIL Regular" w:hAnsi="Charis SIL Regular" w:eastAsia="Charis SIL Regular"/>
           <w:b w:val="0"/>
           <w:i w:val="0"/>
           <w:color w:val="000000"/>
           <w:sz w:val="24"/>
         </w:rPr>
-        <w:t xml:space="preserve">of African objects, especially from </w:t>
+        <w:hyperlink r:id="rId16" w:history="1">
+          <w:r>
+            <w:rPr>
+              <w:rStyle w:val="Hyperlink"/>
+            </w:rPr>
+            <w:t>of A</w:t>
+          </w:r>
+        </w:hyperlink>
+      </w:r>
+      <w:r>
+        <w:rPr>
+          <w:u w:val="single" w:color="0000ff"/>
+          <w:rFonts w:ascii="Charis SIL Regular" w:hAnsi="Charis SIL Regular" w:eastAsia="Charis SIL Regular"/>
+          <w:b w:val="0"/>
+          <w:i w:val="0"/>
+          <w:color w:val="000000"/>
+          <w:sz w:val="24"/>
+        </w:rPr>
+        <w:hyperlink r:id="rId16" w:history="1">
+          <w:r>
+            <w:rPr>
+              <w:rStyle w:val="Hyperlink"/>
+            </w:rPr>
+            <w:t>f</w:t>
+          </w:r>
+        </w:hyperlink>
+      </w:r>
+      <w:r>
+        <w:rPr>
+          <w:u w:val="single" w:color="0000ff"/>
+          <w:rFonts w:ascii="Charis SIL Regular" w:hAnsi="Charis SIL Regular" w:eastAsia="Charis SIL Regular"/>
+          <w:b w:val="0"/>
+          <w:i w:val="0"/>
+          <w:color w:val="000000"/>
+          <w:sz w:val="24"/>
+        </w:rPr>
+        <w:hyperlink r:id="rId16" w:history="1">
+          <w:r>
+            <w:rPr>
+              <w:rStyle w:val="Hyperlink"/>
+            </w:rPr>
+            <w:t>rican ob</w:t>
+          </w:r>
+        </w:hyperlink>
+      </w:r>
+      <w:r>
+        <w:rPr>
+          <w:u w:val="single" w:color="0000ff"/>
+          <w:rFonts w:ascii="Charis SIL Regular" w:hAnsi="Charis SIL Regular" w:eastAsia="Charis SIL Regular"/>
+          <w:b w:val="0"/>
+          <w:i w:val="0"/>
+          <w:color w:val="000000"/>
+          <w:sz w:val="24"/>
+        </w:rPr>
+        <w:hyperlink r:id="rId16" w:history="1">
+          <w:r>
+            <w:rPr>
+              <w:rStyle w:val="Hyperlink"/>
+            </w:rPr>
+            <w:t>j</w:t>
+          </w:r>
+        </w:hyperlink>
+      </w:r>
+      <w:r>
+        <w:rPr>
+          <w:u w:val="single" w:color="0000ff"/>
+          <w:rFonts w:ascii="Charis SIL Regular" w:hAnsi="Charis SIL Regular" w:eastAsia="Charis SIL Regular"/>
+          <w:b w:val="0"/>
+          <w:i w:val="0"/>
+          <w:color w:val="000000"/>
+          <w:sz w:val="24"/>
+        </w:rPr>
+        <w:hyperlink r:id="rId16" w:history="1">
+          <w:r>
+            <w:rPr>
+              <w:rStyle w:val="Hyperlink"/>
+            </w:rPr>
+            <w:t>ects, especi</w:t>
+          </w:r>
+        </w:hyperlink>
+      </w:r>
+      <w:r>
+        <w:rPr>
+          <w:rFonts w:ascii="Charis SIL Regular" w:hAnsi="Charis SIL Regular" w:eastAsia="Charis SIL Regular"/>
+          <w:b w:val="0"/>
+          <w:i w:val="0"/>
+          <w:color w:val="000000"/>
+          <w:sz w:val="24"/>
+        </w:rPr>
+        <w:t xml:space="preserve">ally from </w:t>
       </w:r>
       <w:r>
         <w:rPr>
@@ -2734,7 +2946,14 @@
           <w:color w:val="000000"/>
           <w:sz w:val="24"/>
         </w:rPr>
-        <w:t>smus</w:t>
+        <w:hyperlink r:id="rId22" w:history="1">
+          <w:r>
+            <w:rPr>
+              <w:rStyle w:val="Hyperlink"/>
+            </w:rPr>
+            <w:t>smus</w:t>
+          </w:r>
+        </w:hyperlink>
       </w:r>
       <w:r>
         <w:rPr>

--- a/EXPORTS/DOCX/published/niveau2/English/Trade.docx
+++ b/EXPORTS/DOCX/published/niveau2/English/Trade.docx
@@ -474,7 +474,7 @@
           <w:sz w:val="24"/>
           <w:u w:val="single"/>
         </w:rPr>
-        <w:hyperlink r:id="rId9" w:history="1">
+        <w:hyperlink r:id="rId12" w:history="1">
           <w:r>
             <w:rPr>
               <w:rStyle w:val="Hyperlink"/>
@@ -557,7 +557,7 @@
           <w:sz w:val="24"/>
           <w:u w:val="single"/>
         </w:rPr>
-        <w:hyperlink r:id="rId12" w:history="1">
+        <w:hyperlink r:id="rId10" w:history="1">
           <w:r>
             <w:rPr>
               <w:rStyle w:val="Hyperlink"/>
@@ -575,7 +575,7 @@
           <w:sz w:val="24"/>
           <w:u w:val="single"/>
         </w:rPr>
-        <w:hyperlink r:id="rId12" w:history="1">
+        <w:hyperlink r:id="rId10" w:history="1">
           <w:r>
             <w:rPr>
               <w:rStyle w:val="Hyperlink"/>
@@ -593,7 +593,7 @@
           <w:sz w:val="24"/>
           <w:u w:val="single"/>
         </w:rPr>
-        <w:hyperlink r:id="rId12" w:history="1">
+        <w:hyperlink r:id="rId10" w:history="1">
           <w:r>
             <w:rPr>
               <w:rStyle w:val="Hyperlink"/>
@@ -622,7 +622,7 @@
           <w:sz w:val="24"/>
           <w:u w:val="single"/>
         </w:rPr>
-        <w:hyperlink r:id="rId12" w:history="1">
+        <w:hyperlink r:id="rId10" w:history="1">
           <w:r>
             <w:rPr>
               <w:rStyle w:val="Hyperlink"/>
@@ -680,7 +680,7 @@
           <w:sz w:val="24"/>
           <w:u w:val="single"/>
         </w:rPr>
-        <w:hyperlink r:id="rId10" w:history="1">
+        <w:hyperlink r:id="rId12" w:history="1">
           <w:r>
             <w:rPr>
               <w:rStyle w:val="Hyperlink"/>
@@ -745,13 +745,32 @@
       </w:r>
       <w:r>
         <w:rPr>
+          <w:u w:val="single" w:color="0000ff"/>
           <w:rFonts w:ascii="Charis SIL Regular" w:hAnsi="Charis SIL Regular" w:eastAsia="Charis SIL Regular"/>
           <w:b w:val="0"/>
           <w:i w:val="0"/>
           <w:color w:val="000000"/>
           <w:sz w:val="24"/>
         </w:rPr>
-        <w:t xml:space="preserve"> and </w:t>
+        <w:hyperlink r:id="rId11" w:history="1">
+          <w:r>
+            <w:rPr>
+              <w:rStyle w:val="Hyperlink"/>
+            </w:rPr>
+            <w:t xml:space="preserve"> and</w:t>
+          </w:r>
+        </w:hyperlink>
+      </w:r>
+      <w:r>
+        <w:rPr>
+          <w:u w:val="single" w:color="0000ff"/>
+          <w:rFonts w:ascii="Charis SIL Regular" w:hAnsi="Charis SIL Regular" w:eastAsia="Charis SIL Regular"/>
+          <w:b w:val="0"/>
+          <w:i w:val="0"/>
+          <w:color w:val="000000"/>
+          <w:sz w:val="24"/>
+        </w:rPr>
+        <w:t xml:space="preserve"> </w:t>
       </w:r>
       <w:r>
         <w:rPr>
@@ -791,7 +810,7 @@
           <w:sz w:val="24"/>
           <w:u w:val="single"/>
         </w:rPr>
-        <w:hyperlink r:id="rId11" w:history="1">
+        <w:hyperlink r:id="rId13" w:history="1">
           <w:r>
             <w:rPr>
               <w:rStyle w:val="Hyperlink"/>
@@ -894,18 +913,7 @@
           <w:color w:val="000000"/>
           <w:sz w:val="24"/>
         </w:rPr>
-        <w:t>Hague, the stor</w:t>
-      </w:r>
-      <w:r>
-        <w:rPr>
-          <w:u w:val="single" w:color="0000ff"/>
-          <w:rFonts w:ascii="Charis SIL Regular" w:hAnsi="Charis SIL Regular" w:eastAsia="Charis SIL Regular"/>
-          <w:b w:val="0"/>
-          <w:i w:val="0"/>
-          <w:color w:val="000000"/>
-          <w:sz w:val="24"/>
-        </w:rPr>
-        <w:t xml:space="preserve">es </w:t>
+        <w:t xml:space="preserve">Hague, the stores </w:t>
       </w:r>
       <w:r>
         <w:rPr>
@@ -916,7 +924,7 @@
           <w:sz w:val="24"/>
           <w:u w:val="single"/>
         </w:rPr>
-        <w:hyperlink r:id="rId14" w:history="1">
+        <w:hyperlink r:id="rId12" w:history="1">
           <w:r>
             <w:rPr>
               <w:rStyle w:val="Hyperlink"/>
@@ -952,7 +960,7 @@
           <w:sz w:val="24"/>
           <w:u w:val="single"/>
         </w:rPr>
-        <w:t xml:space="preserve"> Konin</w:t>
+        <w:t xml:space="preserve"> </w:t>
       </w:r>
       <w:r>
         <w:rPr>
@@ -963,7 +971,25 @@
           <w:sz w:val="24"/>
           <w:u w:val="single"/>
         </w:rPr>
-        <w:hyperlink r:id="rId12" w:history="1">
+        <w:hyperlink r:id="rId14" w:history="1">
+          <w:r>
+            <w:rPr>
+              <w:rStyle w:val="Hyperlink"/>
+            </w:rPr>
+            <w:t>Konin</w:t>
+          </w:r>
+        </w:hyperlink>
+      </w:r>
+      <w:r>
+        <w:rPr>
+          <w:rFonts w:ascii="Charis SIL Regular" w:hAnsi="Charis SIL Regular" w:eastAsia="Charis SIL Regular"/>
+          <w:b w:val="0"/>
+          <w:i w:val="0"/>
+          <w:color w:val="0000FF"/>
+          <w:sz w:val="24"/>
+          <w:u w:val="single"/>
+        </w:rPr>
+        <w:hyperlink r:id="rId14" w:history="1">
           <w:r>
             <w:rPr>
               <w:rStyle w:val="Hyperlink"/>
@@ -999,7 +1025,7 @@
           <w:sz w:val="24"/>
           <w:u w:val="single"/>
         </w:rPr>
-        <w:hyperlink r:id="rId14" w:history="1">
+        <w:hyperlink r:id="rId12" w:history="1">
           <w:r>
             <w:rPr>
               <w:rStyle w:val="Hyperlink"/>
@@ -1057,7 +1083,7 @@
           <w:sz w:val="24"/>
           <w:u w:val="single"/>
         </w:rPr>
-        <w:hyperlink r:id="rId12" w:history="1">
+        <w:hyperlink r:id="rId14" w:history="1">
           <w:r>
             <w:rPr>
               <w:rStyle w:val="Hyperlink"/>
@@ -1093,7 +1119,7 @@
           <w:sz w:val="24"/>
           <w:u w:val="single"/>
         </w:rPr>
-        <w:hyperlink r:id="rId13" w:history="1">
+        <w:hyperlink r:id="rId14" w:history="1">
           <w:r>
             <w:rPr>
               <w:rStyle w:val="Hyperlink"/>
@@ -1140,7 +1166,6 @@
       </w:r>
       <w:r>
         <w:rPr>
-          <w:u w:val="single" w:color="0000ff"/>
           <w:rFonts w:ascii="Charis SIL Regular" w:hAnsi="Charis SIL Regular" w:eastAsia="Charis SIL Regular"/>
           <w:b w:val="0"/>
           <w:i w:val="0"/>
@@ -1194,7 +1219,7 @@
           <w:sz w:val="24"/>
           <w:u w:val="single"/>
         </w:rPr>
-        <w:hyperlink r:id="rId13" w:history="1">
+        <w:hyperlink r:id="rId15" w:history="1">
           <w:r>
             <w:rPr>
               <w:rStyle w:val="Hyperlink"/>
@@ -1545,61 +1570,7 @@
           <w:color w:val="000000"/>
           <w:sz w:val="24"/>
         </w:rPr>
-        <w:t>, a trading compan</w:t>
-      </w:r>
-      <w:r>
-        <w:rPr>
-          <w:u w:val="single" w:color="0000ff"/>
-          <w:rFonts w:ascii="Charis SIL Regular" w:hAnsi="Charis SIL Regular" w:eastAsia="Charis SIL Regular"/>
-          <w:b w:val="0"/>
-          <w:i w:val="0"/>
-          <w:color w:val="000000"/>
-          <w:sz w:val="24"/>
-        </w:rPr>
-        <w:hyperlink r:id="rId16" w:history="1">
-          <w:r>
-            <w:rPr>
-              <w:rStyle w:val="Hyperlink"/>
-            </w:rPr>
-            <w:t>y that o</w:t>
-          </w:r>
-        </w:hyperlink>
-      </w:r>
-      <w:r>
-        <w:rPr>
-          <w:u w:val="single" w:color="0000ff"/>
-          <w:rFonts w:ascii="Charis SIL Regular" w:hAnsi="Charis SIL Regular" w:eastAsia="Charis SIL Regular"/>
-          <w:b w:val="0"/>
-          <w:i w:val="0"/>
-          <w:color w:val="000000"/>
-          <w:sz w:val="24"/>
-        </w:rPr>
-        <w:hyperlink r:id="rId16" w:history="1">
-          <w:r>
-            <w:rPr>
-              <w:rStyle w:val="Hyperlink"/>
-            </w:rPr>
-            <w:t>p</w:t>
-          </w:r>
-        </w:hyperlink>
-      </w:r>
-      <w:r>
-        <w:rPr>
-          <w:u w:val="single" w:color="0000ff"/>
-          <w:rFonts w:ascii="Charis SIL Regular" w:hAnsi="Charis SIL Regular" w:eastAsia="Charis SIL Regular"/>
-          <w:b w:val="0"/>
-          <w:i w:val="0"/>
-          <w:color w:val="000000"/>
-          <w:sz w:val="24"/>
-        </w:rPr>
-        <w:hyperlink r:id="rId16" w:history="1">
-          <w:r>
-            <w:rPr>
-              <w:rStyle w:val="Hyperlink"/>
-            </w:rPr>
-            <w:t xml:space="preserve">erated in </w:t>
-          </w:r>
-        </w:hyperlink>
+        <w:t xml:space="preserve">, a trading company that operated in </w:t>
       </w:r>
       <w:r>
         <w:rPr>
@@ -4404,7 +4375,7 @@
           <w:sz w:val="24"/>
           <w:u w:val="single"/>
         </w:rPr>
-        <w:hyperlink r:id="rId27" w:history="1">
+        <w:hyperlink r:id="rId26" w:history="1">
           <w:r>
             <w:rPr>
               <w:rStyle w:val="Hyperlink"/>
@@ -4422,7 +4393,7 @@
           <w:sz w:val="24"/>
           <w:u w:val="single"/>
         </w:rPr>
-        <w:hyperlink r:id="rId27" w:history="1">
+        <w:hyperlink r:id="rId26" w:history="1">
           <w:r>
             <w:rPr>
               <w:rStyle w:val="Hyperlink"/>
@@ -4451,7 +4422,7 @@
           <w:sz w:val="24"/>
           <w:u w:val="single"/>
         </w:rPr>
-        <w:hyperlink r:id="rId27" w:history="1">
+        <w:hyperlink r:id="rId26" w:history="1">
           <w:r>
             <w:rPr>
               <w:rStyle w:val="Hyperlink"/>

--- a/EXPORTS/DOCX/published/niveau2/English/Trade.docx
+++ b/EXPORTS/DOCX/published/niveau2/English/Trade.docx
@@ -457,13 +457,39 @@
       </w:r>
       <w:r>
         <w:rPr>
+          <w:u w:val="single" w:color="0000ff"/>
           <w:rFonts w:ascii="Charis SIL Regular" w:hAnsi="Charis SIL Regular" w:eastAsia="Charis SIL Regular"/>
           <w:b w:val="0"/>
           <w:i w:val="0"/>
           <w:color w:val="000000"/>
           <w:sz w:val="24"/>
         </w:rPr>
-        <w:t xml:space="preserve">auction houses </w:t>
+        <w:hyperlink r:id="rId9" w:history="1">
+          <w:r>
+            <w:rPr>
+              <w:rStyle w:val="Hyperlink"/>
+            </w:rPr>
+            <w:t>auct</w:t>
+          </w:r>
+        </w:hyperlink>
+      </w:r>
+      <w:r>
+        <w:rPr>
+          <w:u w:val="single" w:color="0000ff"/>
+          <w:rFonts w:ascii="Charis SIL Regular" w:hAnsi="Charis SIL Regular" w:eastAsia="Charis SIL Regular"/>
+          <w:b w:val="0"/>
+          <w:i w:val="0"/>
+          <w:color w:val="000000"/>
+          <w:sz w:val="24"/>
+        </w:rPr>
+        <w:hyperlink r:id="rId9" w:history="1">
+          <w:r>
+            <w:rPr>
+              <w:rStyle w:val="Hyperlink"/>
+            </w:rPr>
+            <w:t xml:space="preserve">ion houses </w:t>
+          </w:r>
+        </w:hyperlink>
       </w:r>
       <w:r>
         <w:rPr>
@@ -472,14 +498,60 @@
           <w:i w:val="0"/>
           <w:color w:val="0000FF"/>
           <w:sz w:val="24"/>
-          <w:u w:val="single"/>
         </w:rPr>
         <w:hyperlink r:id="rId12" w:history="1">
           <w:r>
             <w:rPr>
               <w:rStyle w:val="Hyperlink"/>
             </w:rPr>
-            <w:t>F</w:t>
+            <w:t>Fre</w:t>
+          </w:r>
+        </w:hyperlink>
+      </w:r>
+      <w:r>
+        <w:rPr>
+          <w:rFonts w:ascii="Charis SIL Regular" w:hAnsi="Charis SIL Regular" w:eastAsia="Charis SIL Regular"/>
+          <w:b w:val="0"/>
+          <w:i w:val="0"/>
+          <w:color w:val="0000FF"/>
+          <w:sz w:val="24"/>
+          <w:u w:val="single"/>
+        </w:rPr>
+        <w:hyperlink r:id="rId10" w:history="1">
+          <w:r>
+            <w:rPr>
+              <w:rStyle w:val="Hyperlink"/>
+            </w:rPr>
+            <w:t>derik</w:t>
+          </w:r>
+        </w:hyperlink>
+      </w:r>
+      <w:r>
+        <w:rPr>
+          <w:rFonts w:ascii="Charis SIL Regular" w:hAnsi="Charis SIL Regular" w:eastAsia="Charis SIL Regular"/>
+          <w:b w:val="0"/>
+          <w:i w:val="0"/>
+          <w:color w:val="0000FF"/>
+          <w:sz w:val="24"/>
+          <w:u w:val="single"/>
+        </w:rPr>
+        <w:t xml:space="preserve"> </w:t>
+      </w:r>
+      <w:r>
+        <w:rPr>
+          <w:rFonts w:ascii="Charis SIL Regular" w:hAnsi="Charis SIL Regular" w:eastAsia="Charis SIL Regular"/>
+          <w:b w:val="0"/>
+          <w:i w:val="0"/>
+          <w:color w:val="0000FF"/>
+          <w:sz w:val="24"/>
+          <w:u w:val="single"/>
+        </w:rPr>
+        <w:hyperlink r:id="rId10" w:history="1">
+          <w:r>
+            <w:rPr>
+              <w:rStyle w:val="Hyperlink"/>
+            </w:rPr>
+            <w:t>Mul</w:t>
           </w:r>
         </w:hyperlink>
       </w:r>
@@ -497,7 +569,354 @@
             <w:rPr>
               <w:rStyle w:val="Hyperlink"/>
             </w:rPr>
-            <w:t>r</w:t>
+            <w:t>l</w:t>
+          </w:r>
+        </w:hyperlink>
+      </w:r>
+      <w:r>
+        <w:rPr>
+          <w:rFonts w:ascii="Charis SIL Regular" w:hAnsi="Charis SIL Regular" w:eastAsia="Charis SIL Regular"/>
+          <w:b w:val="0"/>
+          <w:i w:val="0"/>
+          <w:color w:val="0000FF"/>
+          <w:sz w:val="24"/>
+          <w:u w:val="single"/>
+        </w:rPr>
+        <w:hyperlink r:id="rId12" w:history="1">
+          <w:r>
+            <w:rPr>
+              <w:rStyle w:val="Hyperlink"/>
+            </w:rPr>
+            <w:t>er</w:t>
+          </w:r>
+        </w:hyperlink>
+      </w:r>
+      <w:r>
+        <w:rPr>
+          <w:rFonts w:ascii="Charis SIL Regular" w:hAnsi="Charis SIL Regular" w:eastAsia="Charis SIL Regular"/>
+          <w:b w:val="0"/>
+          <w:i w:val="0"/>
+          <w:color w:val="0000FF"/>
+          <w:sz w:val="24"/>
+          <w:u w:val="single"/>
+        </w:rPr>
+        <w:t xml:space="preserve"> </w:t>
+      </w:r>
+      <w:r>
+        <w:rPr>
+          <w:rFonts w:ascii="Charis SIL Regular" w:hAnsi="Charis SIL Regular" w:eastAsia="Charis SIL Regular"/>
+          <w:b w:val="0"/>
+          <w:i w:val="0"/>
+          <w:color w:val="0000FF"/>
+          <w:sz w:val="24"/>
+          <w:u w:val="single"/>
+        </w:rPr>
+        <w:hyperlink r:id="rId12" w:history="1">
+          <w:r>
+            <w:rPr>
+              <w:rStyle w:val="Hyperlink"/>
+            </w:rPr>
+            <w:t>&amp;</w:t>
+          </w:r>
+        </w:hyperlink>
+      </w:r>
+      <w:r>
+        <w:rPr>
+          <w:rFonts w:ascii="Charis SIL Regular" w:hAnsi="Charis SIL Regular" w:eastAsia="Charis SIL Regular"/>
+          <w:b w:val="0"/>
+          <w:i w:val="0"/>
+          <w:color w:val="0000FF"/>
+          <w:sz w:val="24"/>
+          <w:u w:val="single"/>
+        </w:rPr>
+        <w:t xml:space="preserve"> </w:t>
+      </w:r>
+      <w:r>
+        <w:rPr>
+          <w:rFonts w:ascii="Charis SIL Regular" w:hAnsi="Charis SIL Regular" w:eastAsia="Charis SIL Regular"/>
+          <w:b w:val="0"/>
+          <w:i w:val="0"/>
+          <w:color w:val="0000FF"/>
+          <w:sz w:val="24"/>
+          <w:u w:val="single"/>
+        </w:rPr>
+        <w:hyperlink r:id="rId12" w:history="1">
+          <w:r>
+            <w:rPr>
+              <w:rStyle w:val="Hyperlink"/>
+            </w:rPr>
+            <w:t>Co.</w:t>
+          </w:r>
+        </w:hyperlink>
+      </w:r>
+      <w:r>
+        <w:rPr>
+          <w:rFonts w:ascii="Charis SIL Regular" w:hAnsi="Charis SIL Regular" w:eastAsia="Charis SIL Regular"/>
+          <w:b w:val="0"/>
+          <w:i w:val="0"/>
+          <w:color w:val="0000FF"/>
+          <w:sz w:val="24"/>
+          <w:u w:val="single"/>
+        </w:rPr>
+        <w:t xml:space="preserve"> </w:t>
+      </w:r>
+      <w:r>
+        <w:rPr>
+          <w:rFonts w:ascii="Charis SIL Regular" w:hAnsi="Charis SIL Regular" w:eastAsia="Charis SIL Regular"/>
+          <w:b w:val="0"/>
+          <w:i w:val="0"/>
+          <w:color w:val="0000FF"/>
+          <w:sz w:val="24"/>
+          <w:u w:val="single"/>
+        </w:rPr>
+        <w:hyperlink r:id="rId12" w:history="1">
+          <w:r>
+            <w:rPr>
+              <w:rStyle w:val="Hyperlink"/>
+            </w:rPr>
+            <w:t>(18</w:t>
+          </w:r>
+        </w:hyperlink>
+      </w:r>
+      <w:r>
+        <w:rPr>
+          <w:rFonts w:ascii="Charis SIL Regular" w:hAnsi="Charis SIL Regular" w:eastAsia="Charis SIL Regular"/>
+          <w:b w:val="0"/>
+          <w:i w:val="0"/>
+          <w:color w:val="0000FF"/>
+          <w:sz w:val="24"/>
+          <w:u w:val="single"/>
+        </w:rPr>
+        <w:hyperlink r:id="rId12" w:history="1">
+          <w:r>
+            <w:rPr>
+              <w:rStyle w:val="Hyperlink"/>
+            </w:rPr>
+            <w:t>76-1</w:t>
+          </w:r>
+        </w:hyperlink>
+      </w:r>
+      <w:r>
+        <w:rPr>
+          <w:rFonts w:ascii="Charis SIL Regular" w:hAnsi="Charis SIL Regular" w:eastAsia="Charis SIL Regular"/>
+          <w:b w:val="0"/>
+          <w:i w:val="0"/>
+          <w:color w:val="0000FF"/>
+          <w:sz w:val="24"/>
+          <w:u w:val="single"/>
+        </w:rPr>
+        <w:hyperlink r:id="rId12" w:history="1">
+          <w:r>
+            <w:rPr>
+              <w:rStyle w:val="Hyperlink"/>
+            </w:rPr>
+            <w:t>9</w:t>
+          </w:r>
+        </w:hyperlink>
+      </w:r>
+      <w:r>
+        <w:rPr>
+          <w:rFonts w:ascii="Charis SIL Regular" w:hAnsi="Charis SIL Regular" w:eastAsia="Charis SIL Regular"/>
+          <w:b w:val="0"/>
+          <w:i w:val="0"/>
+          <w:color w:val="0000FF"/>
+          <w:sz w:val="24"/>
+          <w:u w:val="single"/>
+        </w:rPr>
+        <w:hyperlink r:id="rId12" w:history="1">
+          <w:r>
+            <w:rPr>
+              <w:rStyle w:val="Hyperlink"/>
+            </w:rPr>
+            <w:t>61)</w:t>
+          </w:r>
+        </w:hyperlink>
+      </w:r>
+      <w:r>
+        <w:rPr>
+          <w:rFonts w:ascii="Charis SIL Regular" w:hAnsi="Charis SIL Regular" w:eastAsia="Charis SIL Regular"/>
+          <w:b w:val="0"/>
+          <w:i w:val="0"/>
+          <w:color w:val="000000"/>
+          <w:sz w:val="24"/>
+        </w:rPr>
+        <w:t xml:space="preserve"> and </w:t>
+      </w:r>
+      <w:r>
+        <w:rPr>
+          <w:rFonts w:ascii="Charis SIL Regular" w:hAnsi="Charis SIL Regular" w:eastAsia="Charis SIL Regular"/>
+          <w:b w:val="0"/>
+          <w:i w:val="0"/>
+          <w:color w:val="0000FF"/>
+          <w:sz w:val="24"/>
+          <w:u w:val="single"/>
+        </w:rPr>
+        <w:hyperlink r:id="rId13" w:history="1">
+          <w:r>
+            <w:rPr>
+              <w:rStyle w:val="Hyperlink"/>
+            </w:rPr>
+            <w:t>Mak</w:t>
+          </w:r>
+        </w:hyperlink>
+      </w:r>
+      <w:r>
+        <w:rPr>
+          <w:rFonts w:ascii="Charis SIL Regular" w:hAnsi="Charis SIL Regular" w:eastAsia="Charis SIL Regular"/>
+          <w:b w:val="0"/>
+          <w:i w:val="0"/>
+          <w:color w:val="0000FF"/>
+          <w:sz w:val="24"/>
+          <w:u w:val="single"/>
+        </w:rPr>
+        <w:t xml:space="preserve"> </w:t>
+      </w:r>
+      <w:r>
+        <w:rPr>
+          <w:rFonts w:ascii="Charis SIL Regular" w:hAnsi="Charis SIL Regular" w:eastAsia="Charis SIL Regular"/>
+          <w:b w:val="0"/>
+          <w:i w:val="0"/>
+          <w:color w:val="0000FF"/>
+          <w:sz w:val="24"/>
+          <w:u w:val="single"/>
+        </w:rPr>
+        <w:hyperlink r:id="rId11" w:history="1">
+          <w:r>
+            <w:rPr>
+              <w:rStyle w:val="Hyperlink"/>
+            </w:rPr>
+            <w:t>v</w:t>
+          </w:r>
+        </w:hyperlink>
+      </w:r>
+      <w:r>
+        <w:rPr>
+          <w:rFonts w:ascii="Charis SIL Regular" w:hAnsi="Charis SIL Regular" w:eastAsia="Charis SIL Regular"/>
+          <w:b w:val="0"/>
+          <w:i w:val="0"/>
+          <w:color w:val="0000FF"/>
+          <w:sz w:val="24"/>
+          <w:u w:val="single"/>
+        </w:rPr>
+        <w:hyperlink r:id="rId11" w:history="1">
+          <w:r>
+            <w:rPr>
+              <w:rStyle w:val="Hyperlink"/>
+            </w:rPr>
+            <w:t>an</w:t>
+          </w:r>
+        </w:hyperlink>
+      </w:r>
+      <w:r>
+        <w:rPr>
+          <w:rFonts w:ascii="Charis SIL Regular" w:hAnsi="Charis SIL Regular" w:eastAsia="Charis SIL Regular"/>
+          <w:b w:val="0"/>
+          <w:i w:val="0"/>
+          <w:color w:val="0000FF"/>
+          <w:sz w:val="24"/>
+          <w:u w:val="single"/>
+        </w:rPr>
+        <w:t xml:space="preserve"> </w:t>
+      </w:r>
+      <w:r>
+        <w:rPr>
+          <w:rFonts w:ascii="Charis SIL Regular" w:hAnsi="Charis SIL Regular" w:eastAsia="Charis SIL Regular"/>
+          <w:b w:val="0"/>
+          <w:i w:val="0"/>
+          <w:color w:val="0000FF"/>
+          <w:sz w:val="24"/>
+          <w:u w:val="single"/>
+        </w:rPr>
+        <w:hyperlink r:id="rId13" w:history="1">
+          <w:r>
+            <w:rPr>
+              <w:rStyle w:val="Hyperlink"/>
+            </w:rPr>
+            <w:t>Waay</w:t>
+          </w:r>
+        </w:hyperlink>
+      </w:r>
+      <w:r>
+        <w:rPr>
+          <w:rFonts w:ascii="Charis SIL Regular" w:hAnsi="Charis SIL Regular" w:eastAsia="Charis SIL Regular"/>
+          <w:b w:val="0"/>
+          <w:i w:val="0"/>
+          <w:color w:val="0000FF"/>
+          <w:sz w:val="24"/>
+          <w:u w:val="single"/>
+        </w:rPr>
+        <w:t xml:space="preserve"> </w:t>
+      </w:r>
+      <w:r>
+        <w:rPr>
+          <w:rFonts w:ascii="Charis SIL Regular" w:hAnsi="Charis SIL Regular" w:eastAsia="Charis SIL Regular"/>
+          <w:b w:val="0"/>
+          <w:i w:val="0"/>
+          <w:color w:val="0000FF"/>
+          <w:sz w:val="24"/>
+          <w:u w:val="single"/>
+        </w:rPr>
+        <w:hyperlink r:id="rId13" w:history="1">
+          <w:r>
+            <w:rPr>
+              <w:rStyle w:val="Hyperlink"/>
+            </w:rPr>
+            <w:t>(1918-1974)</w:t>
+          </w:r>
+        </w:hyperlink>
+      </w:r>
+      <w:r>
+        <w:rPr>
+          <w:rFonts w:ascii="Charis SIL Regular" w:hAnsi="Charis SIL Regular" w:eastAsia="Charis SIL Regular"/>
+          <w:b w:val="0"/>
+          <w:i w:val="0"/>
+          <w:color w:val="000000"/>
+          <w:sz w:val="24"/>
+        </w:rPr>
+        <w:t xml:space="preserve">. In The </w:t>
+      </w:r>
+      <w:r>
+        <w:rPr>
+          <w:rFonts w:ascii="Charis SIL Regular" w:hAnsi="Charis SIL Regular" w:eastAsia="Charis SIL Regular"/>
+          <w:b w:val="0"/>
+          <w:i w:val="0"/>
+          <w:color w:val="000000"/>
+          <w:sz w:val="24"/>
+        </w:rPr>
+        <w:t>Hague, the stor</w:t>
+      </w:r>
+      <w:r>
+        <w:rPr>
+          <w:rFonts w:ascii="Charis SIL Regular" w:hAnsi="Charis SIL Regular" w:eastAsia="Charis SIL Regular"/>
+          <w:b w:val="0"/>
+          <w:i w:val="0"/>
+          <w:color w:val="000000"/>
+          <w:sz w:val="24"/>
+        </w:rPr>
+        <w:hyperlink r:id="rId12" w:history="1">
+          <w:r>
+            <w:rPr>
+              <w:rStyle w:val="Hyperlink"/>
+            </w:rPr>
+            <w:t xml:space="preserve">es </w:t>
+          </w:r>
+        </w:hyperlink>
+      </w:r>
+      <w:r>
+        <w:rPr>
+          <w:rFonts w:ascii="Charis SIL Regular" w:hAnsi="Charis SIL Regular" w:eastAsia="Charis SIL Regular"/>
+          <w:b w:val="0"/>
+          <w:i w:val="0"/>
+          <w:color w:val="0000FF"/>
+          <w:sz w:val="24"/>
+          <w:u w:val="single"/>
+        </w:rPr>
+        <w:hyperlink r:id="rId12" w:history="1">
+          <w:r>
+            <w:rPr>
+              <w:rStyle w:val="Hyperlink"/>
+            </w:rPr>
+            <w:t>Groot</w:t>
           </w:r>
         </w:hyperlink>
       </w:r>
@@ -528,14 +947,7 @@
           <w:sz w:val="24"/>
           <w:u w:val="single"/>
         </w:rPr>
-        <w:hyperlink r:id="rId10" w:history="1">
-          <w:r>
-            <w:rPr>
-              <w:rStyle w:val="Hyperlink"/>
-            </w:rPr>
-            <w:t>derik</w:t>
-          </w:r>
-        </w:hyperlink>
+        <w:t xml:space="preserve"> </w:t>
       </w:r>
       <w:r>
         <w:rPr>
@@ -546,432 +958,7 @@
           <w:sz w:val="24"/>
           <w:u w:val="single"/>
         </w:rPr>
-        <w:t xml:space="preserve"> </w:t>
-      </w:r>
-      <w:r>
-        <w:rPr>
-          <w:rFonts w:ascii="Charis SIL Regular" w:hAnsi="Charis SIL Regular" w:eastAsia="Charis SIL Regular"/>
-          <w:b w:val="0"/>
-          <w:i w:val="0"/>
-          <w:color w:val="0000FF"/>
-          <w:sz w:val="24"/>
-          <w:u w:val="single"/>
-        </w:rPr>
-        <w:hyperlink r:id="rId10" w:history="1">
-          <w:r>
-            <w:rPr>
-              <w:rStyle w:val="Hyperlink"/>
-            </w:rPr>
-            <w:t>Mul</w:t>
-          </w:r>
-        </w:hyperlink>
-      </w:r>
-      <w:r>
-        <w:rPr>
-          <w:rFonts w:ascii="Charis SIL Regular" w:hAnsi="Charis SIL Regular" w:eastAsia="Charis SIL Regular"/>
-          <w:b w:val="0"/>
-          <w:i w:val="0"/>
-          <w:color w:val="0000FF"/>
-          <w:sz w:val="24"/>
-          <w:u w:val="single"/>
-        </w:rPr>
-        <w:hyperlink r:id="rId10" w:history="1">
-          <w:r>
-            <w:rPr>
-              <w:rStyle w:val="Hyperlink"/>
-            </w:rPr>
-            <w:t>l</w:t>
-          </w:r>
-        </w:hyperlink>
-      </w:r>
-      <w:r>
-        <w:rPr>
-          <w:rFonts w:ascii="Charis SIL Regular" w:hAnsi="Charis SIL Regular" w:eastAsia="Charis SIL Regular"/>
-          <w:b w:val="0"/>
-          <w:i w:val="0"/>
-          <w:color w:val="0000FF"/>
-          <w:sz w:val="24"/>
-          <w:u w:val="single"/>
-        </w:rPr>
-        <w:hyperlink r:id="rId10" w:history="1">
-          <w:r>
-            <w:rPr>
-              <w:rStyle w:val="Hyperlink"/>
-            </w:rPr>
-            <w:t>er</w:t>
-          </w:r>
-        </w:hyperlink>
-      </w:r>
-      <w:r>
-        <w:rPr>
-          <w:rFonts w:ascii="Charis SIL Regular" w:hAnsi="Charis SIL Regular" w:eastAsia="Charis SIL Regular"/>
-          <w:b w:val="0"/>
-          <w:i w:val="0"/>
-          <w:color w:val="0000FF"/>
-          <w:sz w:val="24"/>
-          <w:u w:val="single"/>
-        </w:rPr>
-        <w:t xml:space="preserve"> </w:t>
-      </w:r>
-      <w:r>
-        <w:rPr>
-          <w:rFonts w:ascii="Charis SIL Regular" w:hAnsi="Charis SIL Regular" w:eastAsia="Charis SIL Regular"/>
-          <w:b w:val="0"/>
-          <w:i w:val="0"/>
-          <w:color w:val="0000FF"/>
-          <w:sz w:val="24"/>
-          <w:u w:val="single"/>
-        </w:rPr>
-        <w:hyperlink r:id="rId10" w:history="1">
-          <w:r>
-            <w:rPr>
-              <w:rStyle w:val="Hyperlink"/>
-            </w:rPr>
-            <w:t>&amp;</w:t>
-          </w:r>
-        </w:hyperlink>
-      </w:r>
-      <w:r>
-        <w:rPr>
-          <w:rFonts w:ascii="Charis SIL Regular" w:hAnsi="Charis SIL Regular" w:eastAsia="Charis SIL Regular"/>
-          <w:b w:val="0"/>
-          <w:i w:val="0"/>
-          <w:color w:val="0000FF"/>
-          <w:sz w:val="24"/>
-          <w:u w:val="single"/>
-        </w:rPr>
-        <w:t xml:space="preserve"> </w:t>
-      </w:r>
-      <w:r>
-        <w:rPr>
-          <w:rFonts w:ascii="Charis SIL Regular" w:hAnsi="Charis SIL Regular" w:eastAsia="Charis SIL Regular"/>
-          <w:b w:val="0"/>
-          <w:i w:val="0"/>
-          <w:color w:val="0000FF"/>
-          <w:sz w:val="24"/>
-          <w:u w:val="single"/>
-        </w:rPr>
         <w:hyperlink r:id="rId12" w:history="1">
-          <w:r>
-            <w:rPr>
-              <w:rStyle w:val="Hyperlink"/>
-            </w:rPr>
-            <w:t>Co.</w:t>
-          </w:r>
-        </w:hyperlink>
-      </w:r>
-      <w:r>
-        <w:rPr>
-          <w:rFonts w:ascii="Charis SIL Regular" w:hAnsi="Charis SIL Regular" w:eastAsia="Charis SIL Regular"/>
-          <w:b w:val="0"/>
-          <w:i w:val="0"/>
-          <w:color w:val="0000FF"/>
-          <w:sz w:val="24"/>
-          <w:u w:val="single"/>
-        </w:rPr>
-        <w:t xml:space="preserve"> </w:t>
-      </w:r>
-      <w:r>
-        <w:rPr>
-          <w:rFonts w:ascii="Charis SIL Regular" w:hAnsi="Charis SIL Regular" w:eastAsia="Charis SIL Regular"/>
-          <w:b w:val="0"/>
-          <w:i w:val="0"/>
-          <w:color w:val="0000FF"/>
-          <w:sz w:val="24"/>
-          <w:u w:val="single"/>
-        </w:rPr>
-        <w:hyperlink r:id="rId12" w:history="1">
-          <w:r>
-            <w:rPr>
-              <w:rStyle w:val="Hyperlink"/>
-            </w:rPr>
-            <w:t>(18</w:t>
-          </w:r>
-        </w:hyperlink>
-      </w:r>
-      <w:r>
-        <w:rPr>
-          <w:rFonts w:ascii="Charis SIL Regular" w:hAnsi="Charis SIL Regular" w:eastAsia="Charis SIL Regular"/>
-          <w:b w:val="0"/>
-          <w:i w:val="0"/>
-          <w:color w:val="0000FF"/>
-          <w:sz w:val="24"/>
-          <w:u w:val="single"/>
-        </w:rPr>
-        <w:hyperlink r:id="rId12" w:history="1">
-          <w:r>
-            <w:rPr>
-              <w:rStyle w:val="Hyperlink"/>
-            </w:rPr>
-            <w:t>76-1</w:t>
-          </w:r>
-        </w:hyperlink>
-      </w:r>
-      <w:r>
-        <w:rPr>
-          <w:rFonts w:ascii="Charis SIL Regular" w:hAnsi="Charis SIL Regular" w:eastAsia="Charis SIL Regular"/>
-          <w:b w:val="0"/>
-          <w:i w:val="0"/>
-          <w:color w:val="0000FF"/>
-          <w:sz w:val="24"/>
-          <w:u w:val="single"/>
-        </w:rPr>
-        <w:hyperlink r:id="rId12" w:history="1">
-          <w:r>
-            <w:rPr>
-              <w:rStyle w:val="Hyperlink"/>
-            </w:rPr>
-            <w:t>9</w:t>
-          </w:r>
-        </w:hyperlink>
-      </w:r>
-      <w:r>
-        <w:rPr>
-          <w:rFonts w:ascii="Charis SIL Regular" w:hAnsi="Charis SIL Regular" w:eastAsia="Charis SIL Regular"/>
-          <w:b w:val="0"/>
-          <w:i w:val="0"/>
-          <w:color w:val="0000FF"/>
-          <w:sz w:val="24"/>
-          <w:u w:val="single"/>
-        </w:rPr>
-        <w:hyperlink r:id="rId12" w:history="1">
-          <w:r>
-            <w:rPr>
-              <w:rStyle w:val="Hyperlink"/>
-            </w:rPr>
-            <w:t>61)</w:t>
-          </w:r>
-        </w:hyperlink>
-      </w:r>
-      <w:r>
-        <w:rPr>
-          <w:u w:val="single" w:color="0000ff"/>
-          <w:rFonts w:ascii="Charis SIL Regular" w:hAnsi="Charis SIL Regular" w:eastAsia="Charis SIL Regular"/>
-          <w:b w:val="0"/>
-          <w:i w:val="0"/>
-          <w:color w:val="000000"/>
-          <w:sz w:val="24"/>
-        </w:rPr>
-        <w:hyperlink r:id="rId11" w:history="1">
-          <w:r>
-            <w:rPr>
-              <w:rStyle w:val="Hyperlink"/>
-            </w:rPr>
-            <w:t xml:space="preserve"> and</w:t>
-          </w:r>
-        </w:hyperlink>
-      </w:r>
-      <w:r>
-        <w:rPr>
-          <w:u w:val="single" w:color="0000ff"/>
-          <w:rFonts w:ascii="Charis SIL Regular" w:hAnsi="Charis SIL Regular" w:eastAsia="Charis SIL Regular"/>
-          <w:b w:val="0"/>
-          <w:i w:val="0"/>
-          <w:color w:val="000000"/>
-          <w:sz w:val="24"/>
-        </w:rPr>
-        <w:t xml:space="preserve"> </w:t>
-      </w:r>
-      <w:r>
-        <w:rPr>
-          <w:rFonts w:ascii="Charis SIL Regular" w:hAnsi="Charis SIL Regular" w:eastAsia="Charis SIL Regular"/>
-          <w:b w:val="0"/>
-          <w:i w:val="0"/>
-          <w:color w:val="0000FF"/>
-          <w:sz w:val="24"/>
-          <w:u w:val="single"/>
-        </w:rPr>
-        <w:hyperlink r:id="rId13" w:history="1">
-          <w:r>
-            <w:rPr>
-              <w:rStyle w:val="Hyperlink"/>
-            </w:rPr>
-            <w:t>Mak</w:t>
-          </w:r>
-        </w:hyperlink>
-      </w:r>
-      <w:r>
-        <w:rPr>
-          <w:rFonts w:ascii="Charis SIL Regular" w:hAnsi="Charis SIL Regular" w:eastAsia="Charis SIL Regular"/>
-          <w:b w:val="0"/>
-          <w:i w:val="0"/>
-          <w:color w:val="0000FF"/>
-          <w:sz w:val="24"/>
-          <w:u w:val="single"/>
-        </w:rPr>
-        <w:t xml:space="preserve"> </w:t>
-      </w:r>
-      <w:r>
-        <w:rPr>
-          <w:rFonts w:ascii="Charis SIL Regular" w:hAnsi="Charis SIL Regular" w:eastAsia="Charis SIL Regular"/>
-          <w:b w:val="0"/>
-          <w:i w:val="0"/>
-          <w:color w:val="0000FF"/>
-          <w:sz w:val="24"/>
-          <w:u w:val="single"/>
-        </w:rPr>
-        <w:hyperlink r:id="rId13" w:history="1">
-          <w:r>
-            <w:rPr>
-              <w:rStyle w:val="Hyperlink"/>
-            </w:rPr>
-            <w:t>v</w:t>
-          </w:r>
-        </w:hyperlink>
-      </w:r>
-      <w:r>
-        <w:rPr>
-          <w:rFonts w:ascii="Charis SIL Regular" w:hAnsi="Charis SIL Regular" w:eastAsia="Charis SIL Regular"/>
-          <w:b w:val="0"/>
-          <w:i w:val="0"/>
-          <w:color w:val="0000FF"/>
-          <w:sz w:val="24"/>
-          <w:u w:val="single"/>
-        </w:rPr>
-        <w:hyperlink r:id="rId13" w:history="1">
-          <w:r>
-            <w:rPr>
-              <w:rStyle w:val="Hyperlink"/>
-            </w:rPr>
-            <w:t>an</w:t>
-          </w:r>
-        </w:hyperlink>
-      </w:r>
-      <w:r>
-        <w:rPr>
-          <w:rFonts w:ascii="Charis SIL Regular" w:hAnsi="Charis SIL Regular" w:eastAsia="Charis SIL Regular"/>
-          <w:b w:val="0"/>
-          <w:i w:val="0"/>
-          <w:color w:val="0000FF"/>
-          <w:sz w:val="24"/>
-          <w:u w:val="single"/>
-        </w:rPr>
-        <w:t xml:space="preserve"> </w:t>
-      </w:r>
-      <w:r>
-        <w:rPr>
-          <w:rFonts w:ascii="Charis SIL Regular" w:hAnsi="Charis SIL Regular" w:eastAsia="Charis SIL Regular"/>
-          <w:b w:val="0"/>
-          <w:i w:val="0"/>
-          <w:color w:val="0000FF"/>
-          <w:sz w:val="24"/>
-          <w:u w:val="single"/>
-        </w:rPr>
-        <w:hyperlink r:id="rId13" w:history="1">
-          <w:r>
-            <w:rPr>
-              <w:rStyle w:val="Hyperlink"/>
-            </w:rPr>
-            <w:t>Waay</w:t>
-          </w:r>
-        </w:hyperlink>
-      </w:r>
-      <w:r>
-        <w:rPr>
-          <w:rFonts w:ascii="Charis SIL Regular" w:hAnsi="Charis SIL Regular" w:eastAsia="Charis SIL Regular"/>
-          <w:b w:val="0"/>
-          <w:i w:val="0"/>
-          <w:color w:val="0000FF"/>
-          <w:sz w:val="24"/>
-          <w:u w:val="single"/>
-        </w:rPr>
-        <w:t xml:space="preserve"> </w:t>
-      </w:r>
-      <w:r>
-        <w:rPr>
-          <w:rFonts w:ascii="Charis SIL Regular" w:hAnsi="Charis SIL Regular" w:eastAsia="Charis SIL Regular"/>
-          <w:b w:val="0"/>
-          <w:i w:val="0"/>
-          <w:color w:val="0000FF"/>
-          <w:sz w:val="24"/>
-          <w:u w:val="single"/>
-        </w:rPr>
-        <w:hyperlink r:id="rId13" w:history="1">
-          <w:r>
-            <w:rPr>
-              <w:rStyle w:val="Hyperlink"/>
-            </w:rPr>
-            <w:t>(1918-1974)</w:t>
-          </w:r>
-        </w:hyperlink>
-      </w:r>
-      <w:r>
-        <w:rPr>
-          <w:rFonts w:ascii="Charis SIL Regular" w:hAnsi="Charis SIL Regular" w:eastAsia="Charis SIL Regular"/>
-          <w:b w:val="0"/>
-          <w:i w:val="0"/>
-          <w:color w:val="000000"/>
-          <w:sz w:val="24"/>
-        </w:rPr>
-        <w:t xml:space="preserve">. In The </w:t>
-      </w:r>
-      <w:r>
-        <w:rPr>
-          <w:rFonts w:ascii="Charis SIL Regular" w:hAnsi="Charis SIL Regular" w:eastAsia="Charis SIL Regular"/>
-          <w:b w:val="0"/>
-          <w:i w:val="0"/>
-          <w:color w:val="000000"/>
-          <w:sz w:val="24"/>
-        </w:rPr>
-        <w:t xml:space="preserve">Hague, the stores </w:t>
-      </w:r>
-      <w:r>
-        <w:rPr>
-          <w:rFonts w:ascii="Charis SIL Regular" w:hAnsi="Charis SIL Regular" w:eastAsia="Charis SIL Regular"/>
-          <w:b w:val="0"/>
-          <w:i w:val="0"/>
-          <w:color w:val="0000FF"/>
-          <w:sz w:val="24"/>
-          <w:u w:val="single"/>
-        </w:rPr>
-        <w:hyperlink r:id="rId12" w:history="1">
-          <w:r>
-            <w:rPr>
-              <w:rStyle w:val="Hyperlink"/>
-            </w:rPr>
-            <w:t>Groot</w:t>
-          </w:r>
-        </w:hyperlink>
-      </w:r>
-      <w:r>
-        <w:rPr>
-          <w:rFonts w:ascii="Charis SIL Regular" w:hAnsi="Charis SIL Regular" w:eastAsia="Charis SIL Regular"/>
-          <w:b w:val="0"/>
-          <w:i w:val="0"/>
-          <w:color w:val="0000FF"/>
-          <w:sz w:val="24"/>
-          <w:u w:val="single"/>
-        </w:rPr>
-        <w:hyperlink r:id="rId12" w:history="1">
-          <w:r>
-            <w:rPr>
-              <w:rStyle w:val="Hyperlink"/>
-            </w:rPr>
-            <w:t>e</w:t>
-          </w:r>
-        </w:hyperlink>
-      </w:r>
-      <w:r>
-        <w:rPr>
-          <w:rFonts w:ascii="Charis SIL Regular" w:hAnsi="Charis SIL Regular" w:eastAsia="Charis SIL Regular"/>
-          <w:b w:val="0"/>
-          <w:i w:val="0"/>
-          <w:color w:val="0000FF"/>
-          <w:sz w:val="24"/>
-          <w:u w:val="single"/>
-        </w:rPr>
-        <w:t xml:space="preserve"> </w:t>
-      </w:r>
-      <w:r>
-        <w:rPr>
-          <w:rFonts w:ascii="Charis SIL Regular" w:hAnsi="Charis SIL Regular" w:eastAsia="Charis SIL Regular"/>
-          <w:b w:val="0"/>
-          <w:i w:val="0"/>
-          <w:color w:val="0000FF"/>
-          <w:sz w:val="24"/>
-          <w:u w:val="single"/>
-        </w:rPr>
-        <w:hyperlink r:id="rId14" w:history="1">
           <w:r>
             <w:rPr>
               <w:rStyle w:val="Hyperlink"/>
@@ -1007,7 +994,7 @@
           <w:sz w:val="24"/>
           <w:u w:val="single"/>
         </w:rPr>
-        <w:hyperlink r:id="rId12" w:history="1">
+        <w:hyperlink r:id="rId14" w:history="1">
           <w:r>
             <w:rPr>
               <w:rStyle w:val="Hyperlink"/>
@@ -1025,7 +1012,7 @@
           <w:sz w:val="24"/>
           <w:u w:val="single"/>
         </w:rPr>
-        <w:hyperlink r:id="rId12" w:history="1">
+        <w:hyperlink r:id="rId14" w:history="1">
           <w:r>
             <w:rPr>
               <w:rStyle w:val="Hyperlink"/>
@@ -1137,42 +1124,7 @@
           <w:color w:val="000000"/>
           <w:sz w:val="24"/>
         </w:rPr>
-        <w:hyperlink r:id="rId13" w:history="1">
-          <w:r>
-            <w:rPr>
-              <w:rStyle w:val="Hyperlink"/>
-            </w:rPr>
-            <w:t xml:space="preserve"> an</w:t>
-          </w:r>
-        </w:hyperlink>
-      </w:r>
-      <w:r>
-        <w:rPr>
-          <w:u w:val="single" w:color="0000ff"/>
-          <w:rFonts w:ascii="Charis SIL Regular" w:hAnsi="Charis SIL Regular" w:eastAsia="Charis SIL Regular"/>
-          <w:b w:val="0"/>
-          <w:i w:val="0"/>
-          <w:color w:val="000000"/>
-          <w:sz w:val="24"/>
-        </w:rPr>
-        <w:hyperlink r:id="rId13" w:history="1">
-          <w:r>
-            <w:rPr>
-              <w:rStyle w:val="Hyperlink"/>
-            </w:rPr>
-            <w:t>d</w:t>
-          </w:r>
-        </w:hyperlink>
-      </w:r>
-      <w:r>
-        <w:rPr>
-          <w:rFonts w:ascii="Charis SIL Regular" w:hAnsi="Charis SIL Regular" w:eastAsia="Charis SIL Regular"/>
-          <w:b w:val="0"/>
-          <w:i w:val="0"/>
-          <w:color w:val="000000"/>
-          <w:sz w:val="24"/>
-        </w:rPr>
-        <w:t xml:space="preserve"> </w:t>
+        <w:t xml:space="preserve"> and </w:t>
       </w:r>
       <w:r>
         <w:rPr>
@@ -1219,7 +1171,7 @@
           <w:sz w:val="24"/>
           <w:u w:val="single"/>
         </w:rPr>
-        <w:hyperlink r:id="rId15" w:history="1">
+        <w:hyperlink r:id="rId13" w:history="1">
           <w:r>
             <w:rPr>
               <w:rStyle w:val="Hyperlink"/>
@@ -1248,7 +1200,7 @@
           <w:sz w:val="24"/>
           <w:u w:val="single"/>
         </w:rPr>
-        <w:hyperlink r:id="rId15" w:history="1">
+        <w:hyperlink r:id="rId13" w:history="1">
           <w:r>
             <w:rPr>
               <w:rStyle w:val="Hyperlink"/>
@@ -1266,7 +1218,7 @@
           <w:sz w:val="24"/>
           <w:u w:val="single"/>
         </w:rPr>
-        <w:hyperlink r:id="rId15" w:history="1">
+        <w:hyperlink r:id="rId13" w:history="1">
           <w:r>
             <w:rPr>
               <w:rStyle w:val="Hyperlink"/>
@@ -1570,7 +1522,60 @@
           <w:color w:val="000000"/>
           <w:sz w:val="24"/>
         </w:rPr>
-        <w:t xml:space="preserve">, a trading company that operated in </w:t>
+        <w:t>, a trading compan</w:t>
+      </w:r>
+      <w:r>
+        <w:rPr>
+          <w:u w:val="single" w:color="0000ff"/>
+          <w:rFonts w:ascii="Charis SIL Regular" w:hAnsi="Charis SIL Regular" w:eastAsia="Charis SIL Regular"/>
+          <w:b w:val="0"/>
+          <w:i w:val="0"/>
+          <w:color w:val="000000"/>
+          <w:sz w:val="24"/>
+        </w:rPr>
+        <w:hyperlink r:id="rId16" w:history="1">
+          <w:r>
+            <w:rPr>
+              <w:rStyle w:val="Hyperlink"/>
+            </w:rPr>
+            <w:t>y that o</w:t>
+          </w:r>
+        </w:hyperlink>
+      </w:r>
+      <w:r>
+        <w:rPr>
+          <w:u w:val="single" w:color="0000ff"/>
+          <w:rFonts w:ascii="Charis SIL Regular" w:hAnsi="Charis SIL Regular" w:eastAsia="Charis SIL Regular"/>
+          <w:b w:val="0"/>
+          <w:i w:val="0"/>
+          <w:color w:val="000000"/>
+          <w:sz w:val="24"/>
+        </w:rPr>
+        <w:hyperlink r:id="rId16" w:history="1">
+          <w:r>
+            <w:rPr>
+              <w:rStyle w:val="Hyperlink"/>
+            </w:rPr>
+            <w:t>p</w:t>
+          </w:r>
+        </w:hyperlink>
+      </w:r>
+      <w:r>
+        <w:rPr>
+          <w:rFonts w:ascii="Charis SIL Regular" w:hAnsi="Charis SIL Regular" w:eastAsia="Charis SIL Regular"/>
+          <w:b w:val="0"/>
+          <w:i w:val="0"/>
+          <w:color w:val="000000"/>
+          <w:sz w:val="24"/>
+        </w:rPr>
+        <w:hyperlink r:id="rId16" w:history="1">
+          <w:r>
+            <w:rPr>
+              <w:rStyle w:val="Hyperlink"/>
+            </w:rPr>
+            <w:t xml:space="preserve">erated in </w:t>
+          </w:r>
+        </w:hyperlink>
       </w:r>
       <w:r>
         <w:rPr>
@@ -1581,7 +1586,7 @@
           <w:sz w:val="24"/>
           <w:u w:val="single"/>
         </w:rPr>
-        <w:hyperlink r:id="rId17" w:history="1">
+        <w:hyperlink r:id="rId16" w:history="1">
           <w:r>
             <w:rPr>
               <w:rStyle w:val="Hyperlink"/>
@@ -1599,7 +1604,7 @@
           <w:sz w:val="24"/>
           <w:u w:val="single"/>
         </w:rPr>
-        <w:hyperlink r:id="rId17" w:history="1">
+        <w:hyperlink r:id="rId16" w:history="1">
           <w:r>
             <w:rPr>
               <w:rStyle w:val="Hyperlink"/>
@@ -1617,7 +1622,7 @@
           <w:sz w:val="24"/>
           <w:u w:val="single"/>
         </w:rPr>
-        <w:hyperlink r:id="rId17" w:history="1">
+        <w:hyperlink r:id="rId16" w:history="1">
           <w:r>
             <w:rPr>
               <w:rStyle w:val="Hyperlink"/>
@@ -2874,57 +2879,13 @@
       </w:r>
       <w:r>
         <w:rPr>
-          <w:u w:val="single" w:color="0000ff"/>
           <w:rFonts w:ascii="Charis SIL Regular" w:hAnsi="Charis SIL Regular" w:eastAsia="Charis SIL Regular"/>
           <w:b w:val="0"/>
           <w:i w:val="0"/>
           <w:color w:val="000000"/>
           <w:sz w:val="24"/>
         </w:rPr>
-        <w:hyperlink r:id="rId22" w:history="1">
-          <w:r>
-            <w:rPr>
-              <w:rStyle w:val="Hyperlink"/>
-            </w:rPr>
-            <w:t>Rij</w:t>
-          </w:r>
-        </w:hyperlink>
-      </w:r>
-      <w:r>
-        <w:rPr>
-          <w:u w:val="single" w:color="0000ff"/>
-          <w:rFonts w:ascii="Charis SIL Regular" w:hAnsi="Charis SIL Regular" w:eastAsia="Charis SIL Regular"/>
-          <w:b w:val="0"/>
-          <w:i w:val="0"/>
-          <w:color w:val="000000"/>
-          <w:sz w:val="24"/>
-        </w:rPr>
-        <w:hyperlink r:id="rId22" w:history="1">
-          <w:r>
-            <w:rPr>
-              <w:rStyle w:val="Hyperlink"/>
-            </w:rPr>
-            <w:t>k</w:t>
-          </w:r>
-        </w:hyperlink>
-      </w:r>
-      <w:r>
-        <w:rPr>
-          <w:u w:val="single" w:color="0000ff"/>
-          <w:rFonts w:ascii="Charis SIL Regular" w:hAnsi="Charis SIL Regular" w:eastAsia="Charis SIL Regular"/>
-          <w:b w:val="0"/>
-          <w:i w:val="0"/>
-          <w:color w:val="000000"/>
-          <w:sz w:val="24"/>
-        </w:rPr>
-        <w:hyperlink r:id="rId22" w:history="1">
-          <w:r>
-            <w:rPr>
-              <w:rStyle w:val="Hyperlink"/>
-            </w:rPr>
-            <w:t>smus</w:t>
-          </w:r>
-        </w:hyperlink>
+        <w:t>Rijksmus</w:t>
       </w:r>
       <w:r>
         <w:rPr>

--- a/EXPORTS/DOCX/published/niveau2/English/Trade.docx
+++ b/EXPORTS/DOCX/published/niveau2/English/Trade.docx
@@ -457,39 +457,13 @@
       </w:r>
       <w:r>
         <w:rPr>
-          <w:u w:val="single" w:color="0000ff"/>
           <w:rFonts w:ascii="Charis SIL Regular" w:hAnsi="Charis SIL Regular" w:eastAsia="Charis SIL Regular"/>
           <w:b w:val="0"/>
           <w:i w:val="0"/>
           <w:color w:val="000000"/>
           <w:sz w:val="24"/>
         </w:rPr>
-        <w:hyperlink r:id="rId9" w:history="1">
-          <w:r>
-            <w:rPr>
-              <w:rStyle w:val="Hyperlink"/>
-            </w:rPr>
-            <w:t>auct</w:t>
-          </w:r>
-        </w:hyperlink>
-      </w:r>
-      <w:r>
-        <w:rPr>
-          <w:u w:val="single" w:color="0000ff"/>
-          <w:rFonts w:ascii="Charis SIL Regular" w:hAnsi="Charis SIL Regular" w:eastAsia="Charis SIL Regular"/>
-          <w:b w:val="0"/>
-          <w:i w:val="0"/>
-          <w:color w:val="000000"/>
-          <w:sz w:val="24"/>
-        </w:rPr>
-        <w:hyperlink r:id="rId9" w:history="1">
-          <w:r>
-            <w:rPr>
-              <w:rStyle w:val="Hyperlink"/>
-            </w:rPr>
-            <w:t xml:space="preserve">ion houses </w:t>
-          </w:r>
-        </w:hyperlink>
+        <w:t xml:space="preserve">auction houses </w:t>
       </w:r>
       <w:r>
         <w:rPr>
@@ -498,13 +472,14 @@
           <w:i w:val="0"/>
           <w:color w:val="0000FF"/>
           <w:sz w:val="24"/>
+          <w:u w:val="single"/>
         </w:rPr>
         <w:hyperlink r:id="rId12" w:history="1">
           <w:r>
             <w:rPr>
               <w:rStyle w:val="Hyperlink"/>
             </w:rPr>
-            <w:t>Fre</w:t>
+            <w:t>F</w:t>
           </w:r>
         </w:hyperlink>
       </w:r>
@@ -517,7 +492,43 @@
           <w:sz w:val="24"/>
           <w:u w:val="single"/>
         </w:rPr>
-        <w:hyperlink r:id="rId10" w:history="1">
+        <w:hyperlink r:id="rId12" w:history="1">
+          <w:r>
+            <w:rPr>
+              <w:rStyle w:val="Hyperlink"/>
+            </w:rPr>
+            <w:t>r</w:t>
+          </w:r>
+        </w:hyperlink>
+      </w:r>
+      <w:r>
+        <w:rPr>
+          <w:rFonts w:ascii="Charis SIL Regular" w:hAnsi="Charis SIL Regular" w:eastAsia="Charis SIL Regular"/>
+          <w:b w:val="0"/>
+          <w:i w:val="0"/>
+          <w:color w:val="0000FF"/>
+          <w:sz w:val="24"/>
+          <w:u w:val="single"/>
+        </w:rPr>
+        <w:hyperlink r:id="rId12" w:history="1">
+          <w:r>
+            <w:rPr>
+              <w:rStyle w:val="Hyperlink"/>
+            </w:rPr>
+            <w:t>e</w:t>
+          </w:r>
+        </w:hyperlink>
+      </w:r>
+      <w:r>
+        <w:rPr>
+          <w:rFonts w:ascii="Charis SIL Regular" w:hAnsi="Charis SIL Regular" w:eastAsia="Charis SIL Regular"/>
+          <w:b w:val="0"/>
+          <w:i w:val="0"/>
+          <w:color w:val="0000FF"/>
+          <w:sz w:val="24"/>
+          <w:u w:val="single"/>
+        </w:rPr>
+        <w:hyperlink r:id="rId12" w:history="1">
           <w:r>
             <w:rPr>
               <w:rStyle w:val="Hyperlink"/>
@@ -546,7 +557,7 @@
           <w:sz w:val="24"/>
           <w:u w:val="single"/>
         </w:rPr>
-        <w:hyperlink r:id="rId10" w:history="1">
+        <w:hyperlink r:id="rId12" w:history="1">
           <w:r>
             <w:rPr>
               <w:rStyle w:val="Hyperlink"/>
@@ -780,7 +791,7 @@
           <w:sz w:val="24"/>
           <w:u w:val="single"/>
         </w:rPr>
-        <w:hyperlink r:id="rId11" w:history="1">
+        <w:hyperlink r:id="rId13" w:history="1">
           <w:r>
             <w:rPr>
               <w:rStyle w:val="Hyperlink"/>
@@ -887,6 +898,7 @@
       </w:r>
       <w:r>
         <w:rPr>
+          <w:u w:val="single" w:color="0000ff"/>
           <w:rFonts w:ascii="Charis SIL Regular" w:hAnsi="Charis SIL Regular" w:eastAsia="Charis SIL Regular"/>
           <w:b w:val="0"/>
           <w:i w:val="0"/>
@@ -1124,7 +1136,43 @@
           <w:color w:val="000000"/>
           <w:sz w:val="24"/>
         </w:rPr>
-        <w:t xml:space="preserve"> and </w:t>
+        <w:hyperlink r:id="rId13" w:history="1">
+          <w:r>
+            <w:rPr>
+              <w:rStyle w:val="Hyperlink"/>
+            </w:rPr>
+            <w:t xml:space="preserve"> an</w:t>
+          </w:r>
+        </w:hyperlink>
+      </w:r>
+      <w:r>
+        <w:rPr>
+          <w:u w:val="single" w:color="0000ff"/>
+          <w:rFonts w:ascii="Charis SIL Regular" w:hAnsi="Charis SIL Regular" w:eastAsia="Charis SIL Regular"/>
+          <w:b w:val="0"/>
+          <w:i w:val="0"/>
+          <w:color w:val="000000"/>
+          <w:sz w:val="24"/>
+        </w:rPr>
+        <w:hyperlink r:id="rId13" w:history="1">
+          <w:r>
+            <w:rPr>
+              <w:rStyle w:val="Hyperlink"/>
+            </w:rPr>
+            <w:t>d</w:t>
+          </w:r>
+        </w:hyperlink>
+      </w:r>
+      <w:r>
+        <w:rPr>
+          <w:u w:val="single" w:color="0000ff"/>
+          <w:rFonts w:ascii="Charis SIL Regular" w:hAnsi="Charis SIL Regular" w:eastAsia="Charis SIL Regular"/>
+          <w:b w:val="0"/>
+          <w:i w:val="0"/>
+          <w:color w:val="000000"/>
+          <w:sz w:val="24"/>
+        </w:rPr>
+        <w:t xml:space="preserve"> </w:t>
       </w:r>
       <w:r>
         <w:rPr>
@@ -1562,6 +1610,7 @@
       </w:r>
       <w:r>
         <w:rPr>
+          <w:u w:val="single" w:color="0000ff"/>
           <w:rFonts w:ascii="Charis SIL Regular" w:hAnsi="Charis SIL Regular" w:eastAsia="Charis SIL Regular"/>
           <w:b w:val="0"/>
           <w:i w:val="0"/>
@@ -2879,13 +2928,57 @@
       </w:r>
       <w:r>
         <w:rPr>
+          <w:u w:val="single" w:color="0000ff"/>
           <w:rFonts w:ascii="Charis SIL Regular" w:hAnsi="Charis SIL Regular" w:eastAsia="Charis SIL Regular"/>
           <w:b w:val="0"/>
           <w:i w:val="0"/>
           <w:color w:val="000000"/>
           <w:sz w:val="24"/>
         </w:rPr>
-        <w:t>Rijksmus</w:t>
+        <w:hyperlink r:id="rId22" w:history="1">
+          <w:r>
+            <w:rPr>
+              <w:rStyle w:val="Hyperlink"/>
+            </w:rPr>
+            <w:t>Rij</w:t>
+          </w:r>
+        </w:hyperlink>
+      </w:r>
+      <w:r>
+        <w:rPr>
+          <w:u w:val="single" w:color="0000ff"/>
+          <w:rFonts w:ascii="Charis SIL Regular" w:hAnsi="Charis SIL Regular" w:eastAsia="Charis SIL Regular"/>
+          <w:b w:val="0"/>
+          <w:i w:val="0"/>
+          <w:color w:val="000000"/>
+          <w:sz w:val="24"/>
+        </w:rPr>
+        <w:hyperlink r:id="rId22" w:history="1">
+          <w:r>
+            <w:rPr>
+              <w:rStyle w:val="Hyperlink"/>
+            </w:rPr>
+            <w:t>k</w:t>
+          </w:r>
+        </w:hyperlink>
+      </w:r>
+      <w:r>
+        <w:rPr>
+          <w:u w:val="single" w:color="0000ff"/>
+          <w:rFonts w:ascii="Charis SIL Regular" w:hAnsi="Charis SIL Regular" w:eastAsia="Charis SIL Regular"/>
+          <w:b w:val="0"/>
+          <w:i w:val="0"/>
+          <w:color w:val="000000"/>
+          <w:sz w:val="24"/>
+        </w:rPr>
+        <w:hyperlink r:id="rId22" w:history="1">
+          <w:r>
+            <w:rPr>
+              <w:rStyle w:val="Hyperlink"/>
+            </w:rPr>
+            <w:t>smus</w:t>
+          </w:r>
+        </w:hyperlink>
       </w:r>
       <w:r>
         <w:rPr>
@@ -4336,7 +4429,7 @@
           <w:sz w:val="24"/>
           <w:u w:val="single"/>
         </w:rPr>
-        <w:hyperlink r:id="rId26" w:history="1">
+        <w:hyperlink r:id="rId27" w:history="1">
           <w:r>
             <w:rPr>
               <w:rStyle w:val="Hyperlink"/>
@@ -4354,7 +4447,7 @@
           <w:sz w:val="24"/>
           <w:u w:val="single"/>
         </w:rPr>
-        <w:hyperlink r:id="rId26" w:history="1">
+        <w:hyperlink r:id="rId27" w:history="1">
           <w:r>
             <w:rPr>
               <w:rStyle w:val="Hyperlink"/>
@@ -4383,7 +4476,7 @@
           <w:sz w:val="24"/>
           <w:u w:val="single"/>
         </w:rPr>
-        <w:hyperlink r:id="rId26" w:history="1">
+        <w:hyperlink r:id="rId27" w:history="1">
           <w:r>
             <w:rPr>
               <w:rStyle w:val="Hyperlink"/>

--- a/EXPORTS/DOCX/published/niveau2/English/Trade.docx
+++ b/EXPORTS/DOCX/published/niveau2/English/Trade.docx
@@ -751,7 +751,18 @@
           <w:color w:val="000000"/>
           <w:sz w:val="24"/>
         </w:rPr>
-        <w:t xml:space="preserve"> and </w:t>
+        <w:t xml:space="preserve"> and</w:t>
+      </w:r>
+      <w:r>
+        <w:rPr>
+          <w:u w:val="single" w:color="0000ff"/>
+          <w:rFonts w:ascii="Charis SIL Regular" w:hAnsi="Charis SIL Regular" w:eastAsia="Charis SIL Regular"/>
+          <w:b w:val="0"/>
+          <w:i w:val="0"/>
+          <w:color w:val="000000"/>
+          <w:sz w:val="24"/>
+        </w:rPr>
+        <w:t xml:space="preserve"> </w:t>
       </w:r>
       <w:r>
         <w:rPr>
@@ -762,7 +773,7 @@
           <w:sz w:val="24"/>
           <w:u w:val="single"/>
         </w:rPr>
-        <w:hyperlink r:id="rId13" w:history="1">
+        <w:hyperlink r:id="rId11" w:history="1">
           <w:r>
             <w:rPr>
               <w:rStyle w:val="Hyperlink"/>
@@ -809,7 +820,7 @@
           <w:sz w:val="24"/>
           <w:u w:val="single"/>
         </w:rPr>
-        <w:hyperlink r:id="rId11" w:history="1">
+        <w:hyperlink r:id="rId13" w:history="1">
           <w:r>
             <w:rPr>
               <w:rStyle w:val="Hyperlink"/>
@@ -1165,7 +1176,6 @@
       </w:r>
       <w:r>
         <w:rPr>
-          <w:u w:val="single" w:color="0000ff"/>
           <w:rFonts w:ascii="Charis SIL Regular" w:hAnsi="Charis SIL Regular" w:eastAsia="Charis SIL Regular"/>
           <w:b w:val="0"/>
           <w:i w:val="0"/>
@@ -1183,7 +1193,7 @@
           <w:sz w:val="24"/>
           <w:u w:val="single"/>
         </w:rPr>
-        <w:hyperlink r:id="rId15" w:history="1">
+        <w:hyperlink r:id="rId13" w:history="1">
           <w:r>
             <w:rPr>
               <w:rStyle w:val="Hyperlink"/>
@@ -1201,7 +1211,7 @@
           <w:sz w:val="24"/>
           <w:u w:val="single"/>
         </w:rPr>
-        <w:hyperlink r:id="rId15" w:history="1">
+        <w:hyperlink r:id="rId13" w:history="1">
           <w:r>
             <w:rPr>
               <w:rStyle w:val="Hyperlink"/>
@@ -1248,7 +1258,7 @@
           <w:sz w:val="24"/>
           <w:u w:val="single"/>
         </w:rPr>
-        <w:hyperlink r:id="rId13" w:history="1">
+        <w:hyperlink r:id="rId15" w:history="1">
           <w:r>
             <w:rPr>
               <w:rStyle w:val="Hyperlink"/>
@@ -1266,7 +1276,7 @@
           <w:sz w:val="24"/>
           <w:u w:val="single"/>
         </w:rPr>
-        <w:hyperlink r:id="rId13" w:history="1">
+        <w:hyperlink r:id="rId15" w:history="1">
           <w:r>
             <w:rPr>
               <w:rStyle w:val="Hyperlink"/>
@@ -1635,7 +1645,7 @@
           <w:sz w:val="24"/>
           <w:u w:val="single"/>
         </w:rPr>
-        <w:hyperlink r:id="rId16" w:history="1">
+        <w:hyperlink r:id="rId17" w:history="1">
           <w:r>
             <w:rPr>
               <w:rStyle w:val="Hyperlink"/>
@@ -1653,7 +1663,7 @@
           <w:sz w:val="24"/>
           <w:u w:val="single"/>
         </w:rPr>
-        <w:hyperlink r:id="rId16" w:history="1">
+        <w:hyperlink r:id="rId17" w:history="1">
           <w:r>
             <w:rPr>
               <w:rStyle w:val="Hyperlink"/>
@@ -1671,7 +1681,7 @@
           <w:sz w:val="24"/>
           <w:u w:val="single"/>
         </w:rPr>
-        <w:hyperlink r:id="rId16" w:history="1">
+        <w:hyperlink r:id="rId17" w:history="1">
           <w:r>
             <w:rPr>
               <w:rStyle w:val="Hyperlink"/>
@@ -1757,103 +1767,13 @@
       </w:r>
       <w:r>
         <w:rPr>
-          <w:u w:val="single" w:color="0000ff"/>
           <w:rFonts w:ascii="Charis SIL Regular" w:hAnsi="Charis SIL Regular" w:eastAsia="Charis SIL Regular"/>
           <w:b w:val="0"/>
           <w:i w:val="0"/>
           <w:color w:val="000000"/>
           <w:sz w:val="24"/>
         </w:rPr>
-        <w:hyperlink r:id="rId16" w:history="1">
-          <w:r>
-            <w:rPr>
-              <w:rStyle w:val="Hyperlink"/>
-            </w:rPr>
-            <w:t>of A</w:t>
-          </w:r>
-        </w:hyperlink>
-      </w:r>
-      <w:r>
-        <w:rPr>
-          <w:u w:val="single" w:color="0000ff"/>
-          <w:rFonts w:ascii="Charis SIL Regular" w:hAnsi="Charis SIL Regular" w:eastAsia="Charis SIL Regular"/>
-          <w:b w:val="0"/>
-          <w:i w:val="0"/>
-          <w:color w:val="000000"/>
-          <w:sz w:val="24"/>
-        </w:rPr>
-        <w:hyperlink r:id="rId16" w:history="1">
-          <w:r>
-            <w:rPr>
-              <w:rStyle w:val="Hyperlink"/>
-            </w:rPr>
-            <w:t>f</w:t>
-          </w:r>
-        </w:hyperlink>
-      </w:r>
-      <w:r>
-        <w:rPr>
-          <w:u w:val="single" w:color="0000ff"/>
-          <w:rFonts w:ascii="Charis SIL Regular" w:hAnsi="Charis SIL Regular" w:eastAsia="Charis SIL Regular"/>
-          <w:b w:val="0"/>
-          <w:i w:val="0"/>
-          <w:color w:val="000000"/>
-          <w:sz w:val="24"/>
-        </w:rPr>
-        <w:hyperlink r:id="rId16" w:history="1">
-          <w:r>
-            <w:rPr>
-              <w:rStyle w:val="Hyperlink"/>
-            </w:rPr>
-            <w:t>rican ob</w:t>
-          </w:r>
-        </w:hyperlink>
-      </w:r>
-      <w:r>
-        <w:rPr>
-          <w:u w:val="single" w:color="0000ff"/>
-          <w:rFonts w:ascii="Charis SIL Regular" w:hAnsi="Charis SIL Regular" w:eastAsia="Charis SIL Regular"/>
-          <w:b w:val="0"/>
-          <w:i w:val="0"/>
-          <w:color w:val="000000"/>
-          <w:sz w:val="24"/>
-        </w:rPr>
-        <w:hyperlink r:id="rId16" w:history="1">
-          <w:r>
-            <w:rPr>
-              <w:rStyle w:val="Hyperlink"/>
-            </w:rPr>
-            <w:t>j</w:t>
-          </w:r>
-        </w:hyperlink>
-      </w:r>
-      <w:r>
-        <w:rPr>
-          <w:u w:val="single" w:color="0000ff"/>
-          <w:rFonts w:ascii="Charis SIL Regular" w:hAnsi="Charis SIL Regular" w:eastAsia="Charis SIL Regular"/>
-          <w:b w:val="0"/>
-          <w:i w:val="0"/>
-          <w:color w:val="000000"/>
-          <w:sz w:val="24"/>
-        </w:rPr>
-        <w:hyperlink r:id="rId16" w:history="1">
-          <w:r>
-            <w:rPr>
-              <w:rStyle w:val="Hyperlink"/>
-            </w:rPr>
-            <w:t>ects, especi</w:t>
-          </w:r>
-        </w:hyperlink>
-      </w:r>
-      <w:r>
-        <w:rPr>
-          <w:rFonts w:ascii="Charis SIL Regular" w:hAnsi="Charis SIL Regular" w:eastAsia="Charis SIL Regular"/>
-          <w:b w:val="0"/>
-          <w:i w:val="0"/>
-          <w:color w:val="000000"/>
-          <w:sz w:val="24"/>
-        </w:rPr>
-        <w:t xml:space="preserve">ally from </w:t>
+        <w:t xml:space="preserve">of African objects, especially from </w:t>
       </w:r>
       <w:r>
         <w:rPr>
@@ -4429,7 +4349,7 @@
           <w:sz w:val="24"/>
           <w:u w:val="single"/>
         </w:rPr>
-        <w:hyperlink r:id="rId27" w:history="1">
+        <w:hyperlink r:id="rId26" w:history="1">
           <w:r>
             <w:rPr>
               <w:rStyle w:val="Hyperlink"/>
@@ -4447,7 +4367,7 @@
           <w:sz w:val="24"/>
           <w:u w:val="single"/>
         </w:rPr>
-        <w:hyperlink r:id="rId27" w:history="1">
+        <w:hyperlink r:id="rId26" w:history="1">
           <w:r>
             <w:rPr>
               <w:rStyle w:val="Hyperlink"/>
@@ -4476,7 +4396,7 @@
           <w:sz w:val="24"/>
           <w:u w:val="single"/>
         </w:rPr>
-        <w:hyperlink r:id="rId27" w:history="1">
+        <w:hyperlink r:id="rId26" w:history="1">
           <w:r>
             <w:rPr>
               <w:rStyle w:val="Hyperlink"/>

--- a/EXPORTS/DOCX/published/niveau2/English/Trade.docx
+++ b/EXPORTS/DOCX/published/niveau2/English/Trade.docx
@@ -575,7 +575,7 @@
           <w:sz w:val="24"/>
           <w:u w:val="single"/>
         </w:rPr>
-        <w:hyperlink r:id="rId12" w:history="1">
+        <w:hyperlink r:id="rId10" w:history="1">
           <w:r>
             <w:rPr>
               <w:rStyle w:val="Hyperlink"/>
@@ -593,7 +593,7 @@
           <w:sz w:val="24"/>
           <w:u w:val="single"/>
         </w:rPr>
-        <w:hyperlink r:id="rId12" w:history="1">
+        <w:hyperlink r:id="rId10" w:history="1">
           <w:r>
             <w:rPr>
               <w:rStyle w:val="Hyperlink"/>
@@ -622,7 +622,7 @@
           <w:sz w:val="24"/>
           <w:u w:val="single"/>
         </w:rPr>
-        <w:hyperlink r:id="rId12" w:history="1">
+        <w:hyperlink r:id="rId10" w:history="1">
           <w:r>
             <w:rPr>
               <w:rStyle w:val="Hyperlink"/>
@@ -651,7 +651,7 @@
           <w:sz w:val="24"/>
           <w:u w:val="single"/>
         </w:rPr>
-        <w:hyperlink r:id="rId12" w:history="1">
+        <w:hyperlink r:id="rId10" w:history="1">
           <w:r>
             <w:rPr>
               <w:rStyle w:val="Hyperlink"/>
@@ -745,16 +745,6 @@
       </w:r>
       <w:r>
         <w:rPr>
-          <w:rFonts w:ascii="Charis SIL Regular" w:hAnsi="Charis SIL Regular" w:eastAsia="Charis SIL Regular"/>
-          <w:b w:val="0"/>
-          <w:i w:val="0"/>
-          <w:color w:val="000000"/>
-          <w:sz w:val="24"/>
-        </w:rPr>
-        <w:t xml:space="preserve"> and</w:t>
-      </w:r>
-      <w:r>
-        <w:rPr>
           <w:u w:val="single" w:color="0000ff"/>
           <w:rFonts w:ascii="Charis SIL Regular" w:hAnsi="Charis SIL Regular" w:eastAsia="Charis SIL Regular"/>
           <w:b w:val="0"/>
@@ -762,6 +752,24 @@
           <w:color w:val="000000"/>
           <w:sz w:val="24"/>
         </w:rPr>
+        <w:hyperlink r:id="rId11" w:history="1">
+          <w:r>
+            <w:rPr>
+              <w:rStyle w:val="Hyperlink"/>
+            </w:rPr>
+            <w:t xml:space="preserve"> and</w:t>
+          </w:r>
+        </w:hyperlink>
+      </w:r>
+      <w:r>
+        <w:rPr>
+          <w:u w:val="single" w:color="0000ff"/>
+          <w:rFonts w:ascii="Charis SIL Regular" w:hAnsi="Charis SIL Regular" w:eastAsia="Charis SIL Regular"/>
+          <w:b w:val="0"/>
+          <w:i w:val="0"/>
+          <w:color w:val="000000"/>
+          <w:sz w:val="24"/>
+        </w:rPr>
         <w:t xml:space="preserve"> </w:t>
       </w:r>
       <w:r>
@@ -773,7 +781,7 @@
           <w:sz w:val="24"/>
           <w:u w:val="single"/>
         </w:rPr>
-        <w:hyperlink r:id="rId11" w:history="1">
+        <w:hyperlink r:id="rId13" w:history="1">
           <w:r>
             <w:rPr>
               <w:rStyle w:val="Hyperlink"/>
@@ -905,25 +913,17 @@
           <w:color w:val="000000"/>
           <w:sz w:val="24"/>
         </w:rPr>
-        <w:t>Hague, the stor</w:t>
-      </w:r>
-      <w:r>
-        <w:rPr>
-          <w:u w:val="single" w:color="0000ff"/>
+        <w:t xml:space="preserve">Hague, the stores </w:t>
+      </w:r>
+      <w:r>
+        <w:rPr>
           <w:rFonts w:ascii="Charis SIL Regular" w:hAnsi="Charis SIL Regular" w:eastAsia="Charis SIL Regular"/>
           <w:b w:val="0"/>
           <w:i w:val="0"/>
-          <w:color w:val="000000"/>
+          <w:color w:val="0000FF"/>
           <w:sz w:val="24"/>
         </w:rPr>
-        <w:hyperlink r:id="rId12" w:history="1">
-          <w:r>
-            <w:rPr>
-              <w:rStyle w:val="Hyperlink"/>
-            </w:rPr>
-            <w:t xml:space="preserve">es </w:t>
-          </w:r>
-        </w:hyperlink>
+        <w:t xml:space="preserve">Groote Koninklijke </w:t>
       </w:r>
       <w:r>
         <w:rPr>
@@ -935,136 +935,6 @@
           <w:u w:val="single"/>
         </w:rPr>
         <w:hyperlink r:id="rId12" w:history="1">
-          <w:r>
-            <w:rPr>
-              <w:rStyle w:val="Hyperlink"/>
-            </w:rPr>
-            <w:t>Groot</w:t>
-          </w:r>
-        </w:hyperlink>
-      </w:r>
-      <w:r>
-        <w:rPr>
-          <w:rFonts w:ascii="Charis SIL Regular" w:hAnsi="Charis SIL Regular" w:eastAsia="Charis SIL Regular"/>
-          <w:b w:val="0"/>
-          <w:i w:val="0"/>
-          <w:color w:val="0000FF"/>
-          <w:sz w:val="24"/>
-          <w:u w:val="single"/>
-        </w:rPr>
-        <w:hyperlink r:id="rId12" w:history="1">
-          <w:r>
-            <w:rPr>
-              <w:rStyle w:val="Hyperlink"/>
-            </w:rPr>
-            <w:t>e</w:t>
-          </w:r>
-        </w:hyperlink>
-      </w:r>
-      <w:r>
-        <w:rPr>
-          <w:rFonts w:ascii="Charis SIL Regular" w:hAnsi="Charis SIL Regular" w:eastAsia="Charis SIL Regular"/>
-          <w:b w:val="0"/>
-          <w:i w:val="0"/>
-          <w:color w:val="0000FF"/>
-          <w:sz w:val="24"/>
-          <w:u w:val="single"/>
-        </w:rPr>
-        <w:t xml:space="preserve"> </w:t>
-      </w:r>
-      <w:r>
-        <w:rPr>
-          <w:rFonts w:ascii="Charis SIL Regular" w:hAnsi="Charis SIL Regular" w:eastAsia="Charis SIL Regular"/>
-          <w:b w:val="0"/>
-          <w:i w:val="0"/>
-          <w:color w:val="0000FF"/>
-          <w:sz w:val="24"/>
-          <w:u w:val="single"/>
-        </w:rPr>
-        <w:hyperlink r:id="rId12" w:history="1">
-          <w:r>
-            <w:rPr>
-              <w:rStyle w:val="Hyperlink"/>
-            </w:rPr>
-            <w:t>Konin</w:t>
-          </w:r>
-        </w:hyperlink>
-      </w:r>
-      <w:r>
-        <w:rPr>
-          <w:rFonts w:ascii="Charis SIL Regular" w:hAnsi="Charis SIL Regular" w:eastAsia="Charis SIL Regular"/>
-          <w:b w:val="0"/>
-          <w:i w:val="0"/>
-          <w:color w:val="0000FF"/>
-          <w:sz w:val="24"/>
-          <w:u w:val="single"/>
-        </w:rPr>
-        <w:hyperlink r:id="rId14" w:history="1">
-          <w:r>
-            <w:rPr>
-              <w:rStyle w:val="Hyperlink"/>
-            </w:rPr>
-            <w:t>kl</w:t>
-          </w:r>
-        </w:hyperlink>
-      </w:r>
-      <w:r>
-        <w:rPr>
-          <w:rFonts w:ascii="Charis SIL Regular" w:hAnsi="Charis SIL Regular" w:eastAsia="Charis SIL Regular"/>
-          <w:b w:val="0"/>
-          <w:i w:val="0"/>
-          <w:color w:val="0000FF"/>
-          <w:sz w:val="24"/>
-          <w:u w:val="single"/>
-        </w:rPr>
-        <w:hyperlink r:id="rId14" w:history="1">
-          <w:r>
-            <w:rPr>
-              <w:rStyle w:val="Hyperlink"/>
-            </w:rPr>
-            <w:t>i</w:t>
-          </w:r>
-        </w:hyperlink>
-      </w:r>
-      <w:r>
-        <w:rPr>
-          <w:rFonts w:ascii="Charis SIL Regular" w:hAnsi="Charis SIL Regular" w:eastAsia="Charis SIL Regular"/>
-          <w:b w:val="0"/>
-          <w:i w:val="0"/>
-          <w:color w:val="0000FF"/>
-          <w:sz w:val="24"/>
-          <w:u w:val="single"/>
-        </w:rPr>
-        <w:hyperlink r:id="rId14" w:history="1">
-          <w:r>
-            <w:rPr>
-              <w:rStyle w:val="Hyperlink"/>
-            </w:rPr>
-            <w:t>jke</w:t>
-          </w:r>
-        </w:hyperlink>
-      </w:r>
-      <w:r>
-        <w:rPr>
-          <w:rFonts w:ascii="Charis SIL Regular" w:hAnsi="Charis SIL Regular" w:eastAsia="Charis SIL Regular"/>
-          <w:b w:val="0"/>
-          <w:i w:val="0"/>
-          <w:color w:val="0000FF"/>
-          <w:sz w:val="24"/>
-          <w:u w:val="single"/>
-        </w:rPr>
-        <w:t xml:space="preserve"> </w:t>
-      </w:r>
-      <w:r>
-        <w:rPr>
-          <w:rFonts w:ascii="Charis SIL Regular" w:hAnsi="Charis SIL Regular" w:eastAsia="Charis SIL Regular"/>
-          <w:b w:val="0"/>
-          <w:i w:val="0"/>
-          <w:color w:val="0000FF"/>
-          <w:sz w:val="24"/>
-          <w:u w:val="single"/>
-        </w:rPr>
-        <w:hyperlink r:id="rId14" w:history="1">
           <w:r>
             <w:rPr>
               <w:rStyle w:val="Hyperlink"/>
@@ -1093,7 +963,7 @@
           <w:sz w:val="24"/>
           <w:u w:val="single"/>
         </w:rPr>
-        <w:hyperlink r:id="rId14" w:history="1">
+        <w:hyperlink r:id="rId12" w:history="1">
           <w:r>
             <w:rPr>
               <w:rStyle w:val="Hyperlink"/>
@@ -1193,7 +1063,7 @@
           <w:sz w:val="24"/>
           <w:u w:val="single"/>
         </w:rPr>
-        <w:hyperlink r:id="rId13" w:history="1">
+        <w:hyperlink r:id="rId15" w:history="1">
           <w:r>
             <w:rPr>
               <w:rStyle w:val="Hyperlink"/>
@@ -1211,7 +1081,7 @@
           <w:sz w:val="24"/>
           <w:u w:val="single"/>
         </w:rPr>
-        <w:hyperlink r:id="rId13" w:history="1">
+        <w:hyperlink r:id="rId15" w:history="1">
           <w:r>
             <w:rPr>
               <w:rStyle w:val="Hyperlink"/>
@@ -1229,7 +1099,7 @@
           <w:sz w:val="24"/>
           <w:u w:val="single"/>
         </w:rPr>
-        <w:hyperlink r:id="rId13" w:history="1">
+        <w:hyperlink r:id="rId15" w:history="1">
           <w:r>
             <w:rPr>
               <w:rStyle w:val="Hyperlink"/>
@@ -1580,61 +1450,7 @@
           <w:color w:val="000000"/>
           <w:sz w:val="24"/>
         </w:rPr>
-        <w:t>, a trading compan</w:t>
-      </w:r>
-      <w:r>
-        <w:rPr>
-          <w:u w:val="single" w:color="0000ff"/>
-          <w:rFonts w:ascii="Charis SIL Regular" w:hAnsi="Charis SIL Regular" w:eastAsia="Charis SIL Regular"/>
-          <w:b w:val="0"/>
-          <w:i w:val="0"/>
-          <w:color w:val="000000"/>
-          <w:sz w:val="24"/>
-        </w:rPr>
-        <w:hyperlink r:id="rId16" w:history="1">
-          <w:r>
-            <w:rPr>
-              <w:rStyle w:val="Hyperlink"/>
-            </w:rPr>
-            <w:t>y that o</w:t>
-          </w:r>
-        </w:hyperlink>
-      </w:r>
-      <w:r>
-        <w:rPr>
-          <w:u w:val="single" w:color="0000ff"/>
-          <w:rFonts w:ascii="Charis SIL Regular" w:hAnsi="Charis SIL Regular" w:eastAsia="Charis SIL Regular"/>
-          <w:b w:val="0"/>
-          <w:i w:val="0"/>
-          <w:color w:val="000000"/>
-          <w:sz w:val="24"/>
-        </w:rPr>
-        <w:hyperlink r:id="rId16" w:history="1">
-          <w:r>
-            <w:rPr>
-              <w:rStyle w:val="Hyperlink"/>
-            </w:rPr>
-            <w:t>p</w:t>
-          </w:r>
-        </w:hyperlink>
-      </w:r>
-      <w:r>
-        <w:rPr>
-          <w:u w:val="single" w:color="0000ff"/>
-          <w:rFonts w:ascii="Charis SIL Regular" w:hAnsi="Charis SIL Regular" w:eastAsia="Charis SIL Regular"/>
-          <w:b w:val="0"/>
-          <w:i w:val="0"/>
-          <w:color w:val="000000"/>
-          <w:sz w:val="24"/>
-        </w:rPr>
-        <w:hyperlink r:id="rId16" w:history="1">
-          <w:r>
-            <w:rPr>
-              <w:rStyle w:val="Hyperlink"/>
-            </w:rPr>
-            <w:t xml:space="preserve">erated in </w:t>
-          </w:r>
-        </w:hyperlink>
+        <w:t xml:space="preserve">, a trading company that operated in </w:t>
       </w:r>
       <w:r>
         <w:rPr>
@@ -1767,13 +1583,103 @@
       </w:r>
       <w:r>
         <w:rPr>
+          <w:u w:val="single" w:color="0000ff"/>
           <w:rFonts w:ascii="Charis SIL Regular" w:hAnsi="Charis SIL Regular" w:eastAsia="Charis SIL Regular"/>
           <w:b w:val="0"/>
           <w:i w:val="0"/>
           <w:color w:val="000000"/>
           <w:sz w:val="24"/>
         </w:rPr>
-        <w:t xml:space="preserve">of African objects, especially from </w:t>
+        <w:hyperlink r:id="rId16" w:history="1">
+          <w:r>
+            <w:rPr>
+              <w:rStyle w:val="Hyperlink"/>
+            </w:rPr>
+            <w:t>of A</w:t>
+          </w:r>
+        </w:hyperlink>
+      </w:r>
+      <w:r>
+        <w:rPr>
+          <w:u w:val="single" w:color="0000ff"/>
+          <w:rFonts w:ascii="Charis SIL Regular" w:hAnsi="Charis SIL Regular" w:eastAsia="Charis SIL Regular"/>
+          <w:b w:val="0"/>
+          <w:i w:val="0"/>
+          <w:color w:val="000000"/>
+          <w:sz w:val="24"/>
+        </w:rPr>
+        <w:hyperlink r:id="rId16" w:history="1">
+          <w:r>
+            <w:rPr>
+              <w:rStyle w:val="Hyperlink"/>
+            </w:rPr>
+            <w:t>f</w:t>
+          </w:r>
+        </w:hyperlink>
+      </w:r>
+      <w:r>
+        <w:rPr>
+          <w:u w:val="single" w:color="0000ff"/>
+          <w:rFonts w:ascii="Charis SIL Regular" w:hAnsi="Charis SIL Regular" w:eastAsia="Charis SIL Regular"/>
+          <w:b w:val="0"/>
+          <w:i w:val="0"/>
+          <w:color w:val="000000"/>
+          <w:sz w:val="24"/>
+        </w:rPr>
+        <w:hyperlink r:id="rId16" w:history="1">
+          <w:r>
+            <w:rPr>
+              <w:rStyle w:val="Hyperlink"/>
+            </w:rPr>
+            <w:t>rican ob</w:t>
+          </w:r>
+        </w:hyperlink>
+      </w:r>
+      <w:r>
+        <w:rPr>
+          <w:u w:val="single" w:color="0000ff"/>
+          <w:rFonts w:ascii="Charis SIL Regular" w:hAnsi="Charis SIL Regular" w:eastAsia="Charis SIL Regular"/>
+          <w:b w:val="0"/>
+          <w:i w:val="0"/>
+          <w:color w:val="000000"/>
+          <w:sz w:val="24"/>
+        </w:rPr>
+        <w:hyperlink r:id="rId16" w:history="1">
+          <w:r>
+            <w:rPr>
+              <w:rStyle w:val="Hyperlink"/>
+            </w:rPr>
+            <w:t>j</w:t>
+          </w:r>
+        </w:hyperlink>
+      </w:r>
+      <w:r>
+        <w:rPr>
+          <w:u w:val="single" w:color="0000ff"/>
+          <w:rFonts w:ascii="Charis SIL Regular" w:hAnsi="Charis SIL Regular" w:eastAsia="Charis SIL Regular"/>
+          <w:b w:val="0"/>
+          <w:i w:val="0"/>
+          <w:color w:val="000000"/>
+          <w:sz w:val="24"/>
+        </w:rPr>
+        <w:hyperlink r:id="rId16" w:history="1">
+          <w:r>
+            <w:rPr>
+              <w:rStyle w:val="Hyperlink"/>
+            </w:rPr>
+            <w:t>ects, especi</w:t>
+          </w:r>
+        </w:hyperlink>
+      </w:r>
+      <w:r>
+        <w:rPr>
+          <w:rFonts w:ascii="Charis SIL Regular" w:hAnsi="Charis SIL Regular" w:eastAsia="Charis SIL Regular"/>
+          <w:b w:val="0"/>
+          <w:i w:val="0"/>
+          <w:color w:val="000000"/>
+          <w:sz w:val="24"/>
+        </w:rPr>
+        <w:t xml:space="preserve">ally from </w:t>
       </w:r>
       <w:r>
         <w:rPr>

--- a/EXPORTS/DOCX/published/niveau2/English/Trade.docx
+++ b/EXPORTS/DOCX/published/niveau2/English/Trade.docx
@@ -575,7 +575,7 @@
           <w:sz w:val="24"/>
           <w:u w:val="single"/>
         </w:rPr>
-        <w:hyperlink r:id="rId10" w:history="1">
+        <w:hyperlink r:id="rId12" w:history="1">
           <w:r>
             <w:rPr>
               <w:rStyle w:val="Hyperlink"/>
@@ -593,7 +593,7 @@
           <w:sz w:val="24"/>
           <w:u w:val="single"/>
         </w:rPr>
-        <w:hyperlink r:id="rId10" w:history="1">
+        <w:hyperlink r:id="rId12" w:history="1">
           <w:r>
             <w:rPr>
               <w:rStyle w:val="Hyperlink"/>
@@ -622,7 +622,7 @@
           <w:sz w:val="24"/>
           <w:u w:val="single"/>
         </w:rPr>
-        <w:hyperlink r:id="rId10" w:history="1">
+        <w:hyperlink r:id="rId12" w:history="1">
           <w:r>
             <w:rPr>
               <w:rStyle w:val="Hyperlink"/>
@@ -651,7 +651,7 @@
           <w:sz w:val="24"/>
           <w:u w:val="single"/>
         </w:rPr>
-        <w:hyperlink r:id="rId10" w:history="1">
+        <w:hyperlink r:id="rId12" w:history="1">
           <w:r>
             <w:rPr>
               <w:rStyle w:val="Hyperlink"/>
@@ -745,32 +745,13 @@
       </w:r>
       <w:r>
         <w:rPr>
-          <w:u w:val="single" w:color="0000ff"/>
           <w:rFonts w:ascii="Charis SIL Regular" w:hAnsi="Charis SIL Regular" w:eastAsia="Charis SIL Regular"/>
           <w:b w:val="0"/>
           <w:i w:val="0"/>
           <w:color w:val="000000"/>
           <w:sz w:val="24"/>
         </w:rPr>
-        <w:hyperlink r:id="rId11" w:history="1">
-          <w:r>
-            <w:rPr>
-              <w:rStyle w:val="Hyperlink"/>
-            </w:rPr>
-            <w:t xml:space="preserve"> and</w:t>
-          </w:r>
-        </w:hyperlink>
-      </w:r>
-      <w:r>
-        <w:rPr>
-          <w:u w:val="single" w:color="0000ff"/>
-          <w:rFonts w:ascii="Charis SIL Regular" w:hAnsi="Charis SIL Regular" w:eastAsia="Charis SIL Regular"/>
-          <w:b w:val="0"/>
-          <w:i w:val="0"/>
-          <w:color w:val="000000"/>
-          <w:sz w:val="24"/>
-        </w:rPr>
-        <w:t xml:space="preserve"> </w:t>
+        <w:t xml:space="preserve"> and </w:t>
       </w:r>
       <w:r>
         <w:rPr>
@@ -828,7 +809,7 @@
           <w:sz w:val="24"/>
           <w:u w:val="single"/>
         </w:rPr>
-        <w:hyperlink r:id="rId13" w:history="1">
+        <w:hyperlink r:id="rId11" w:history="1">
           <w:r>
             <w:rPr>
               <w:rStyle w:val="Hyperlink"/>
@@ -857,7 +838,7 @@
           <w:sz w:val="24"/>
           <w:u w:val="single"/>
         </w:rPr>
-        <w:hyperlink r:id="rId13" w:history="1">
+        <w:hyperlink r:id="rId11" w:history="1">
           <w:r>
             <w:rPr>
               <w:rStyle w:val="Hyperlink"/>
@@ -913,7 +894,25 @@
           <w:color w:val="000000"/>
           <w:sz w:val="24"/>
         </w:rPr>
-        <w:t xml:space="preserve">Hague, the stores </w:t>
+        <w:t>Hague, the stor</w:t>
+      </w:r>
+      <w:r>
+        <w:rPr>
+          <w:u w:val="single" w:color="0000ff"/>
+          <w:rFonts w:ascii="Charis SIL Regular" w:hAnsi="Charis SIL Regular" w:eastAsia="Charis SIL Regular"/>
+          <w:b w:val="0"/>
+          <w:i w:val="0"/>
+          <w:color w:val="000000"/>
+          <w:sz w:val="24"/>
+        </w:rPr>
+        <w:hyperlink r:id="rId12" w:history="1">
+          <w:r>
+            <w:rPr>
+              <w:rStyle w:val="Hyperlink"/>
+            </w:rPr>
+            <w:t xml:space="preserve">es </w:t>
+          </w:r>
+        </w:hyperlink>
       </w:r>
       <w:r>
         <w:rPr>
@@ -922,8 +921,16 @@
           <w:i w:val="0"/>
           <w:color w:val="0000FF"/>
           <w:sz w:val="24"/>
-        </w:rPr>
-        <w:t xml:space="preserve">Groote Koninklijke </w:t>
+          <w:u w:val="single"/>
+        </w:rPr>
+        <w:hyperlink r:id="rId12" w:history="1">
+          <w:r>
+            <w:rPr>
+              <w:rStyle w:val="Hyperlink"/>
+            </w:rPr>
+            <w:t>Groot</w:t>
+          </w:r>
+        </w:hyperlink>
       </w:r>
       <w:r>
         <w:rPr>
@@ -935,6 +942,118 @@
           <w:u w:val="single"/>
         </w:rPr>
         <w:hyperlink r:id="rId12" w:history="1">
+          <w:r>
+            <w:rPr>
+              <w:rStyle w:val="Hyperlink"/>
+            </w:rPr>
+            <w:t>e</w:t>
+          </w:r>
+        </w:hyperlink>
+      </w:r>
+      <w:r>
+        <w:rPr>
+          <w:rFonts w:ascii="Charis SIL Regular" w:hAnsi="Charis SIL Regular" w:eastAsia="Charis SIL Regular"/>
+          <w:b w:val="0"/>
+          <w:i w:val="0"/>
+          <w:color w:val="0000FF"/>
+          <w:sz w:val="24"/>
+          <w:u w:val="single"/>
+        </w:rPr>
+        <w:t xml:space="preserve"> </w:t>
+      </w:r>
+      <w:r>
+        <w:rPr>
+          <w:rFonts w:ascii="Charis SIL Regular" w:hAnsi="Charis SIL Regular" w:eastAsia="Charis SIL Regular"/>
+          <w:b w:val="0"/>
+          <w:i w:val="0"/>
+          <w:color w:val="0000FF"/>
+          <w:sz w:val="24"/>
+          <w:u w:val="single"/>
+        </w:rPr>
+        <w:hyperlink r:id="rId12" w:history="1">
+          <w:r>
+            <w:rPr>
+              <w:rStyle w:val="Hyperlink"/>
+            </w:rPr>
+            <w:t>Konin</w:t>
+          </w:r>
+        </w:hyperlink>
+      </w:r>
+      <w:r>
+        <w:rPr>
+          <w:rFonts w:ascii="Charis SIL Regular" w:hAnsi="Charis SIL Regular" w:eastAsia="Charis SIL Regular"/>
+          <w:b w:val="0"/>
+          <w:i w:val="0"/>
+          <w:color w:val="0000FF"/>
+          <w:sz w:val="24"/>
+          <w:u w:val="single"/>
+        </w:rPr>
+        <w:hyperlink r:id="rId12" w:history="1">
+          <w:r>
+            <w:rPr>
+              <w:rStyle w:val="Hyperlink"/>
+            </w:rPr>
+            <w:t>kl</w:t>
+          </w:r>
+        </w:hyperlink>
+      </w:r>
+      <w:r>
+        <w:rPr>
+          <w:rFonts w:ascii="Charis SIL Regular" w:hAnsi="Charis SIL Regular" w:eastAsia="Charis SIL Regular"/>
+          <w:b w:val="0"/>
+          <w:i w:val="0"/>
+          <w:color w:val="0000FF"/>
+          <w:sz w:val="24"/>
+          <w:u w:val="single"/>
+        </w:rPr>
+        <w:hyperlink r:id="rId14" w:history="1">
+          <w:r>
+            <w:rPr>
+              <w:rStyle w:val="Hyperlink"/>
+            </w:rPr>
+            <w:t>i</w:t>
+          </w:r>
+        </w:hyperlink>
+      </w:r>
+      <w:r>
+        <w:rPr>
+          <w:rFonts w:ascii="Charis SIL Regular" w:hAnsi="Charis SIL Regular" w:eastAsia="Charis SIL Regular"/>
+          <w:b w:val="0"/>
+          <w:i w:val="0"/>
+          <w:color w:val="0000FF"/>
+          <w:sz w:val="24"/>
+          <w:u w:val="single"/>
+        </w:rPr>
+        <w:hyperlink r:id="rId14" w:history="1">
+          <w:r>
+            <w:rPr>
+              <w:rStyle w:val="Hyperlink"/>
+            </w:rPr>
+            <w:t>jke</w:t>
+          </w:r>
+        </w:hyperlink>
+      </w:r>
+      <w:r>
+        <w:rPr>
+          <w:rFonts w:ascii="Charis SIL Regular" w:hAnsi="Charis SIL Regular" w:eastAsia="Charis SIL Regular"/>
+          <w:b w:val="0"/>
+          <w:i w:val="0"/>
+          <w:color w:val="0000FF"/>
+          <w:sz w:val="24"/>
+          <w:u w:val="single"/>
+        </w:rPr>
+        <w:t xml:space="preserve"> </w:t>
+      </w:r>
+      <w:r>
+        <w:rPr>
+          <w:rFonts w:ascii="Charis SIL Regular" w:hAnsi="Charis SIL Regular" w:eastAsia="Charis SIL Regular"/>
+          <w:b w:val="0"/>
+          <w:i w:val="0"/>
+          <w:color w:val="0000FF"/>
+          <w:sz w:val="24"/>
+          <w:u w:val="single"/>
+        </w:rPr>
+        <w:hyperlink r:id="rId14" w:history="1">
           <w:r>
             <w:rPr>
               <w:rStyle w:val="Hyperlink"/>
@@ -1046,6 +1165,7 @@
       </w:r>
       <w:r>
         <w:rPr>
+          <w:u w:val="single" w:color="0000ff"/>
           <w:rFonts w:ascii="Charis SIL Regular" w:hAnsi="Charis SIL Regular" w:eastAsia="Charis SIL Regular"/>
           <w:b w:val="0"/>
           <w:i w:val="0"/>
@@ -1128,7 +1248,7 @@
           <w:sz w:val="24"/>
           <w:u w:val="single"/>
         </w:rPr>
-        <w:hyperlink r:id="rId15" w:history="1">
+        <w:hyperlink r:id="rId13" w:history="1">
           <w:r>
             <w:rPr>
               <w:rStyle w:val="Hyperlink"/>
@@ -1146,7 +1266,7 @@
           <w:sz w:val="24"/>
           <w:u w:val="single"/>
         </w:rPr>
-        <w:hyperlink r:id="rId15" w:history="1">
+        <w:hyperlink r:id="rId13" w:history="1">
           <w:r>
             <w:rPr>
               <w:rStyle w:val="Hyperlink"/>
@@ -1450,7 +1570,61 @@
           <w:color w:val="000000"/>
           <w:sz w:val="24"/>
         </w:rPr>
-        <w:t xml:space="preserve">, a trading company that operated in </w:t>
+        <w:t>, a trading compan</w:t>
+      </w:r>
+      <w:r>
+        <w:rPr>
+          <w:u w:val="single" w:color="0000ff"/>
+          <w:rFonts w:ascii="Charis SIL Regular" w:hAnsi="Charis SIL Regular" w:eastAsia="Charis SIL Regular"/>
+          <w:b w:val="0"/>
+          <w:i w:val="0"/>
+          <w:color w:val="000000"/>
+          <w:sz w:val="24"/>
+        </w:rPr>
+        <w:hyperlink r:id="rId16" w:history="1">
+          <w:r>
+            <w:rPr>
+              <w:rStyle w:val="Hyperlink"/>
+            </w:rPr>
+            <w:t>y that o</w:t>
+          </w:r>
+        </w:hyperlink>
+      </w:r>
+      <w:r>
+        <w:rPr>
+          <w:u w:val="single" w:color="0000ff"/>
+          <w:rFonts w:ascii="Charis SIL Regular" w:hAnsi="Charis SIL Regular" w:eastAsia="Charis SIL Regular"/>
+          <w:b w:val="0"/>
+          <w:i w:val="0"/>
+          <w:color w:val="000000"/>
+          <w:sz w:val="24"/>
+        </w:rPr>
+        <w:hyperlink r:id="rId16" w:history="1">
+          <w:r>
+            <w:rPr>
+              <w:rStyle w:val="Hyperlink"/>
+            </w:rPr>
+            <w:t>p</w:t>
+          </w:r>
+        </w:hyperlink>
+      </w:r>
+      <w:r>
+        <w:rPr>
+          <w:u w:val="single" w:color="0000ff"/>
+          <w:rFonts w:ascii="Charis SIL Regular" w:hAnsi="Charis SIL Regular" w:eastAsia="Charis SIL Regular"/>
+          <w:b w:val="0"/>
+          <w:i w:val="0"/>
+          <w:color w:val="000000"/>
+          <w:sz w:val="24"/>
+        </w:rPr>
+        <w:hyperlink r:id="rId16" w:history="1">
+          <w:r>
+            <w:rPr>
+              <w:rStyle w:val="Hyperlink"/>
+            </w:rPr>
+            <w:t xml:space="preserve">erated in </w:t>
+          </w:r>
+        </w:hyperlink>
       </w:r>
       <w:r>
         <w:rPr>
@@ -1461,7 +1635,7 @@
           <w:sz w:val="24"/>
           <w:u w:val="single"/>
         </w:rPr>
-        <w:hyperlink r:id="rId17" w:history="1">
+        <w:hyperlink r:id="rId16" w:history="1">
           <w:r>
             <w:rPr>
               <w:rStyle w:val="Hyperlink"/>
@@ -1479,7 +1653,7 @@
           <w:sz w:val="24"/>
           <w:u w:val="single"/>
         </w:rPr>
-        <w:hyperlink r:id="rId17" w:history="1">
+        <w:hyperlink r:id="rId16" w:history="1">
           <w:r>
             <w:rPr>
               <w:rStyle w:val="Hyperlink"/>
@@ -1497,7 +1671,7 @@
           <w:sz w:val="24"/>
           <w:u w:val="single"/>
         </w:rPr>
-        <w:hyperlink r:id="rId17" w:history="1">
+        <w:hyperlink r:id="rId16" w:history="1">
           <w:r>
             <w:rPr>
               <w:rStyle w:val="Hyperlink"/>
@@ -2761,50 +2935,7 @@
           <w:color w:val="000000"/>
           <w:sz w:val="24"/>
         </w:rPr>
-        <w:hyperlink r:id="rId22" w:history="1">
-          <w:r>
-            <w:rPr>
-              <w:rStyle w:val="Hyperlink"/>
-            </w:rPr>
-            <w:t>Rij</w:t>
-          </w:r>
-        </w:hyperlink>
-      </w:r>
-      <w:r>
-        <w:rPr>
-          <w:u w:val="single" w:color="0000ff"/>
-          <w:rFonts w:ascii="Charis SIL Regular" w:hAnsi="Charis SIL Regular" w:eastAsia="Charis SIL Regular"/>
-          <w:b w:val="0"/>
-          <w:i w:val="0"/>
-          <w:color w:val="000000"/>
-          <w:sz w:val="24"/>
-        </w:rPr>
-        <w:hyperlink r:id="rId22" w:history="1">
-          <w:r>
-            <w:rPr>
-              <w:rStyle w:val="Hyperlink"/>
-            </w:rPr>
-            <w:t>k</w:t>
-          </w:r>
-        </w:hyperlink>
-      </w:r>
-      <w:r>
-        <w:rPr>
-          <w:u w:val="single" w:color="0000ff"/>
-          <w:rFonts w:ascii="Charis SIL Regular" w:hAnsi="Charis SIL Regular" w:eastAsia="Charis SIL Regular"/>
-          <w:b w:val="0"/>
-          <w:i w:val="0"/>
-          <w:color w:val="000000"/>
-          <w:sz w:val="24"/>
-        </w:rPr>
-        <w:hyperlink r:id="rId22" w:history="1">
-          <w:r>
-            <w:rPr>
-              <w:rStyle w:val="Hyperlink"/>
-            </w:rPr>
-            <w:t>smus</w:t>
-          </w:r>
-        </w:hyperlink>
+        <w:t>Rijksmus</w:t>
       </w:r>
       <w:r>
         <w:rPr>
@@ -4255,7 +4386,7 @@
           <w:sz w:val="24"/>
           <w:u w:val="single"/>
         </w:rPr>
-        <w:hyperlink r:id="rId26" w:history="1">
+        <w:hyperlink r:id="rId27" w:history="1">
           <w:r>
             <w:rPr>
               <w:rStyle w:val="Hyperlink"/>
@@ -4273,7 +4404,7 @@
           <w:sz w:val="24"/>
           <w:u w:val="single"/>
         </w:rPr>
-        <w:hyperlink r:id="rId26" w:history="1">
+        <w:hyperlink r:id="rId27" w:history="1">
           <w:r>
             <w:rPr>
               <w:rStyle w:val="Hyperlink"/>
@@ -4302,7 +4433,7 @@
           <w:sz w:val="24"/>
           <w:u w:val="single"/>
         </w:rPr>
-        <w:hyperlink r:id="rId26" w:history="1">
+        <w:hyperlink r:id="rId27" w:history="1">
           <w:r>
             <w:rPr>
               <w:rStyle w:val="Hyperlink"/>

--- a/EXPORTS/DOCX/published/niveau2/English/Trade.docx
+++ b/EXPORTS/DOCX/published/niveau2/English/Trade.docx
@@ -474,7 +474,7 @@
           <w:sz w:val="24"/>
           <w:u w:val="single"/>
         </w:rPr>
-        <w:hyperlink r:id="rId12" w:history="1">
+        <w:hyperlink r:id="rId9" w:history="1">
           <w:r>
             <w:rPr>
               <w:rStyle w:val="Hyperlink"/>
@@ -528,7 +528,7 @@
           <w:sz w:val="24"/>
           <w:u w:val="single"/>
         </w:rPr>
-        <w:hyperlink r:id="rId12" w:history="1">
+        <w:hyperlink r:id="rId10" w:history="1">
           <w:r>
             <w:rPr>
               <w:rStyle w:val="Hyperlink"/>
@@ -809,7 +809,7 @@
           <w:sz w:val="24"/>
           <w:u w:val="single"/>
         </w:rPr>
-        <w:hyperlink r:id="rId11" w:history="1">
+        <w:hyperlink r:id="rId13" w:history="1">
           <w:r>
             <w:rPr>
               <w:rStyle w:val="Hyperlink"/>
@@ -838,7 +838,7 @@
           <w:sz w:val="24"/>
           <w:u w:val="single"/>
         </w:rPr>
-        <w:hyperlink r:id="rId11" w:history="1">
+        <w:hyperlink r:id="rId13" w:history="1">
           <w:r>
             <w:rPr>
               <w:rStyle w:val="Hyperlink"/>
@@ -905,14 +905,7 @@
           <w:color w:val="000000"/>
           <w:sz w:val="24"/>
         </w:rPr>
-        <w:hyperlink r:id="rId12" w:history="1">
-          <w:r>
-            <w:rPr>
-              <w:rStyle w:val="Hyperlink"/>
-            </w:rPr>
-            <w:t xml:space="preserve">es </w:t>
-          </w:r>
-        </w:hyperlink>
+        <w:t xml:space="preserve">es </w:t>
       </w:r>
       <w:r>
         <w:rPr>
@@ -988,7 +981,7 @@
           <w:sz w:val="24"/>
           <w:u w:val="single"/>
         </w:rPr>
-        <w:hyperlink r:id="rId12" w:history="1">
+        <w:hyperlink r:id="rId14" w:history="1">
           <w:r>
             <w:rPr>
               <w:rStyle w:val="Hyperlink"/>
@@ -1118,7 +1111,7 @@
           <w:sz w:val="24"/>
           <w:u w:val="single"/>
         </w:rPr>
-        <w:hyperlink r:id="rId14" w:history="1">
+        <w:hyperlink r:id="rId13" w:history="1">
           <w:r>
             <w:rPr>
               <w:rStyle w:val="Hyperlink"/>
@@ -1248,7 +1241,7 @@
           <w:sz w:val="24"/>
           <w:u w:val="single"/>
         </w:rPr>
-        <w:hyperlink r:id="rId13" w:history="1">
+        <w:hyperlink r:id="rId15" w:history="1">
           <w:r>
             <w:rPr>
               <w:rStyle w:val="Hyperlink"/>
@@ -1266,7 +1259,7 @@
           <w:sz w:val="24"/>
           <w:u w:val="single"/>
         </w:rPr>
-        <w:hyperlink r:id="rId13" w:history="1">
+        <w:hyperlink r:id="rId15" w:history="1">
           <w:r>
             <w:rPr>
               <w:rStyle w:val="Hyperlink"/>
@@ -1581,50 +1574,7 @@
           <w:color w:val="000000"/>
           <w:sz w:val="24"/>
         </w:rPr>
-        <w:hyperlink r:id="rId16" w:history="1">
-          <w:r>
-            <w:rPr>
-              <w:rStyle w:val="Hyperlink"/>
-            </w:rPr>
-            <w:t>y that o</w:t>
-          </w:r>
-        </w:hyperlink>
-      </w:r>
-      <w:r>
-        <w:rPr>
-          <w:u w:val="single" w:color="0000ff"/>
-          <w:rFonts w:ascii="Charis SIL Regular" w:hAnsi="Charis SIL Regular" w:eastAsia="Charis SIL Regular"/>
-          <w:b w:val="0"/>
-          <w:i w:val="0"/>
-          <w:color w:val="000000"/>
-          <w:sz w:val="24"/>
-        </w:rPr>
-        <w:hyperlink r:id="rId16" w:history="1">
-          <w:r>
-            <w:rPr>
-              <w:rStyle w:val="Hyperlink"/>
-            </w:rPr>
-            <w:t>p</w:t>
-          </w:r>
-        </w:hyperlink>
-      </w:r>
-      <w:r>
-        <w:rPr>
-          <w:u w:val="single" w:color="0000ff"/>
-          <w:rFonts w:ascii="Charis SIL Regular" w:hAnsi="Charis SIL Regular" w:eastAsia="Charis SIL Regular"/>
-          <w:b w:val="0"/>
-          <w:i w:val="0"/>
-          <w:color w:val="000000"/>
-          <w:sz w:val="24"/>
-        </w:rPr>
-        <w:hyperlink r:id="rId16" w:history="1">
-          <w:r>
-            <w:rPr>
-              <w:rStyle w:val="Hyperlink"/>
-            </w:rPr>
-            <w:t xml:space="preserve">erated in </w:t>
-          </w:r>
-        </w:hyperlink>
+        <w:t xml:space="preserve">y that operated in </w:t>
       </w:r>
       <w:r>
         <w:rPr>
@@ -1635,7 +1585,7 @@
           <w:sz w:val="24"/>
           <w:u w:val="single"/>
         </w:rPr>
-        <w:hyperlink r:id="rId16" w:history="1">
+        <w:hyperlink r:id="rId17" w:history="1">
           <w:r>
             <w:rPr>
               <w:rStyle w:val="Hyperlink"/>
@@ -1700,7 +1650,7 @@
           <w:sz w:val="24"/>
           <w:u w:val="single"/>
         </w:rPr>
-        <w:hyperlink r:id="rId17" w:history="1">
+        <w:hyperlink r:id="rId16" w:history="1">
           <w:r>
             <w:rPr>
               <w:rStyle w:val="Hyperlink"/>
@@ -1718,7 +1668,7 @@
           <w:sz w:val="24"/>
           <w:u w:val="single"/>
         </w:rPr>
-        <w:hyperlink r:id="rId17" w:history="1">
+        <w:hyperlink r:id="rId16" w:history="1">
           <w:r>
             <w:rPr>
               <w:rStyle w:val="Hyperlink"/>
@@ -2935,7 +2885,50 @@
           <w:color w:val="000000"/>
           <w:sz w:val="24"/>
         </w:rPr>
-        <w:t>Rijksmus</w:t>
+        <w:hyperlink r:id="rId22" w:history="1">
+          <w:r>
+            <w:rPr>
+              <w:rStyle w:val="Hyperlink"/>
+            </w:rPr>
+            <w:t>Rij</w:t>
+          </w:r>
+        </w:hyperlink>
+      </w:r>
+      <w:r>
+        <w:rPr>
+          <w:u w:val="single" w:color="0000ff"/>
+          <w:rFonts w:ascii="Charis SIL Regular" w:hAnsi="Charis SIL Regular" w:eastAsia="Charis SIL Regular"/>
+          <w:b w:val="0"/>
+          <w:i w:val="0"/>
+          <w:color w:val="000000"/>
+          <w:sz w:val="24"/>
+        </w:rPr>
+        <w:hyperlink r:id="rId22" w:history="1">
+          <w:r>
+            <w:rPr>
+              <w:rStyle w:val="Hyperlink"/>
+            </w:rPr>
+            <w:t>k</w:t>
+          </w:r>
+        </w:hyperlink>
+      </w:r>
+      <w:r>
+        <w:rPr>
+          <w:u w:val="single" w:color="0000ff"/>
+          <w:rFonts w:ascii="Charis SIL Regular" w:hAnsi="Charis SIL Regular" w:eastAsia="Charis SIL Regular"/>
+          <w:b w:val="0"/>
+          <w:i w:val="0"/>
+          <w:color w:val="000000"/>
+          <w:sz w:val="24"/>
+        </w:rPr>
+        <w:hyperlink r:id="rId22" w:history="1">
+          <w:r>
+            <w:rPr>
+              <w:rStyle w:val="Hyperlink"/>
+            </w:rPr>
+            <w:t>smus</w:t>
+          </w:r>
+        </w:hyperlink>
       </w:r>
       <w:r>
         <w:rPr>

--- a/EXPORTS/DOCX/published/niveau2/English/Trade.docx
+++ b/EXPORTS/DOCX/published/niveau2/English/Trade.docx
@@ -457,6 +457,7 @@
       </w:r>
       <w:r>
         <w:rPr>
+          <w:u w:val="single" w:color="0000ff"/>
           <w:rFonts w:ascii="Charis SIL Regular" w:hAnsi="Charis SIL Regular" w:eastAsia="Charis SIL Regular"/>
           <w:b w:val="0"/>
           <w:i w:val="0"/>
@@ -474,7 +475,7 @@
           <w:sz w:val="24"/>
           <w:u w:val="single"/>
         </w:rPr>
-        <w:hyperlink r:id="rId9" w:history="1">
+        <w:hyperlink r:id="rId12" w:history="1">
           <w:r>
             <w:rPr>
               <w:rStyle w:val="Hyperlink"/>
@@ -528,7 +529,7 @@
           <w:sz w:val="24"/>
           <w:u w:val="single"/>
         </w:rPr>
-        <w:hyperlink r:id="rId10" w:history="1">
+        <w:hyperlink r:id="rId12" w:history="1">
           <w:r>
             <w:rPr>
               <w:rStyle w:val="Hyperlink"/>
@@ -734,7 +735,7 @@
           <w:sz w:val="24"/>
           <w:u w:val="single"/>
         </w:rPr>
-        <w:hyperlink r:id="rId12" w:history="1">
+        <w:hyperlink r:id="rId11" w:history="1">
           <w:r>
             <w:rPr>
               <w:rStyle w:val="Hyperlink"/>
@@ -745,13 +746,32 @@
       </w:r>
       <w:r>
         <w:rPr>
+          <w:u w:val="single" w:color="0000ff"/>
           <w:rFonts w:ascii="Charis SIL Regular" w:hAnsi="Charis SIL Regular" w:eastAsia="Charis SIL Regular"/>
           <w:b w:val="0"/>
           <w:i w:val="0"/>
           <w:color w:val="000000"/>
           <w:sz w:val="24"/>
         </w:rPr>
-        <w:t xml:space="preserve"> and </w:t>
+        <w:hyperlink r:id="rId11" w:history="1">
+          <w:r>
+            <w:rPr>
+              <w:rStyle w:val="Hyperlink"/>
+            </w:rPr>
+            <w:t xml:space="preserve"> and</w:t>
+          </w:r>
+        </w:hyperlink>
+      </w:r>
+      <w:r>
+        <w:rPr>
+          <w:u w:val="single" w:color="0000ff"/>
+          <w:rFonts w:ascii="Charis SIL Regular" w:hAnsi="Charis SIL Regular" w:eastAsia="Charis SIL Regular"/>
+          <w:b w:val="0"/>
+          <w:i w:val="0"/>
+          <w:color w:val="000000"/>
+          <w:sz w:val="24"/>
+        </w:rPr>
+        <w:t xml:space="preserve"> </w:t>
       </w:r>
       <w:r>
         <w:rPr>
@@ -762,7 +782,7 @@
           <w:sz w:val="24"/>
           <w:u w:val="single"/>
         </w:rPr>
-        <w:hyperlink r:id="rId13" w:history="1">
+        <w:hyperlink r:id="rId11" w:history="1">
           <w:r>
             <w:rPr>
               <w:rStyle w:val="Hyperlink"/>
@@ -791,7 +811,7 @@
           <w:sz w:val="24"/>
           <w:u w:val="single"/>
         </w:rPr>
-        <w:hyperlink r:id="rId13" w:history="1">
+        <w:hyperlink r:id="rId11" w:history="1">
           <w:r>
             <w:rPr>
               <w:rStyle w:val="Hyperlink"/>
@@ -809,7 +829,7 @@
           <w:sz w:val="24"/>
           <w:u w:val="single"/>
         </w:rPr>
-        <w:hyperlink r:id="rId13" w:history="1">
+        <w:hyperlink r:id="rId11" w:history="1">
           <w:r>
             <w:rPr>
               <w:rStyle w:val="Hyperlink"/>
@@ -905,7 +925,14 @@
           <w:color w:val="000000"/>
           <w:sz w:val="24"/>
         </w:rPr>
-        <w:t xml:space="preserve">es </w:t>
+        <w:hyperlink r:id="rId12" w:history="1">
+          <w:r>
+            <w:rPr>
+              <w:rStyle w:val="Hyperlink"/>
+            </w:rPr>
+            <w:t xml:space="preserve">es </w:t>
+          </w:r>
+        </w:hyperlink>
       </w:r>
       <w:r>
         <w:rPr>
@@ -934,7 +961,7 @@
           <w:sz w:val="24"/>
           <w:u w:val="single"/>
         </w:rPr>
-        <w:hyperlink r:id="rId12" w:history="1">
+        <w:hyperlink r:id="rId14" w:history="1">
           <w:r>
             <w:rPr>
               <w:rStyle w:val="Hyperlink"/>
@@ -999,7 +1026,7 @@
           <w:sz w:val="24"/>
           <w:u w:val="single"/>
         </w:rPr>
-        <w:hyperlink r:id="rId14" w:history="1">
+        <w:hyperlink r:id="rId12" w:history="1">
           <w:r>
             <w:rPr>
               <w:rStyle w:val="Hyperlink"/>
@@ -1017,7 +1044,7 @@
           <w:sz w:val="24"/>
           <w:u w:val="single"/>
         </w:rPr>
-        <w:hyperlink r:id="rId14" w:history="1">
+        <w:hyperlink r:id="rId12" w:history="1">
           <w:r>
             <w:rPr>
               <w:rStyle w:val="Hyperlink"/>
@@ -1122,50 +1149,13 @@
       </w:r>
       <w:r>
         <w:rPr>
-          <w:u w:val="single" w:color="0000ff"/>
           <w:rFonts w:ascii="Charis SIL Regular" w:hAnsi="Charis SIL Regular" w:eastAsia="Charis SIL Regular"/>
           <w:b w:val="0"/>
           <w:i w:val="0"/>
           <w:color w:val="000000"/>
           <w:sz w:val="24"/>
         </w:rPr>
-        <w:hyperlink r:id="rId13" w:history="1">
-          <w:r>
-            <w:rPr>
-              <w:rStyle w:val="Hyperlink"/>
-            </w:rPr>
-            <w:t xml:space="preserve"> an</w:t>
-          </w:r>
-        </w:hyperlink>
-      </w:r>
-      <w:r>
-        <w:rPr>
-          <w:u w:val="single" w:color="0000ff"/>
-          <w:rFonts w:ascii="Charis SIL Regular" w:hAnsi="Charis SIL Regular" w:eastAsia="Charis SIL Regular"/>
-          <w:b w:val="0"/>
-          <w:i w:val="0"/>
-          <w:color w:val="000000"/>
-          <w:sz w:val="24"/>
-        </w:rPr>
-        <w:hyperlink r:id="rId13" w:history="1">
-          <w:r>
-            <w:rPr>
-              <w:rStyle w:val="Hyperlink"/>
-            </w:rPr>
-            <w:t>d</w:t>
-          </w:r>
-        </w:hyperlink>
-      </w:r>
-      <w:r>
-        <w:rPr>
-          <w:u w:val="single" w:color="0000ff"/>
-          <w:rFonts w:ascii="Charis SIL Regular" w:hAnsi="Charis SIL Regular" w:eastAsia="Charis SIL Regular"/>
-          <w:b w:val="0"/>
-          <w:i w:val="0"/>
-          <w:color w:val="000000"/>
-          <w:sz w:val="24"/>
-        </w:rPr>
-        <w:t xml:space="preserve"> </w:t>
+        <w:t xml:space="preserve"> and </w:t>
       </w:r>
       <w:r>
         <w:rPr>
@@ -1212,7 +1202,7 @@
           <w:sz w:val="24"/>
           <w:u w:val="single"/>
         </w:rPr>
-        <w:hyperlink r:id="rId15" w:history="1">
+        <w:hyperlink r:id="rId13" w:history="1">
           <w:r>
             <w:rPr>
               <w:rStyle w:val="Hyperlink"/>
@@ -1241,7 +1231,7 @@
           <w:sz w:val="24"/>
           <w:u w:val="single"/>
         </w:rPr>
-        <w:hyperlink r:id="rId15" w:history="1">
+        <w:hyperlink r:id="rId13" w:history="1">
           <w:r>
             <w:rPr>
               <w:rStyle w:val="Hyperlink"/>
@@ -1563,18 +1553,7 @@
           <w:color w:val="000000"/>
           <w:sz w:val="24"/>
         </w:rPr>
-        <w:t>, a trading compan</w:t>
-      </w:r>
-      <w:r>
-        <w:rPr>
-          <w:u w:val="single" w:color="0000ff"/>
-          <w:rFonts w:ascii="Charis SIL Regular" w:hAnsi="Charis SIL Regular" w:eastAsia="Charis SIL Regular"/>
-          <w:b w:val="0"/>
-          <w:i w:val="0"/>
-          <w:color w:val="000000"/>
-          <w:sz w:val="24"/>
-        </w:rPr>
-        <w:t xml:space="preserve">y that operated in </w:t>
+        <w:t xml:space="preserve">, a trading company that operated in </w:t>
       </w:r>
       <w:r>
         <w:rPr>
@@ -1603,7 +1582,7 @@
           <w:sz w:val="24"/>
           <w:u w:val="single"/>
         </w:rPr>
-        <w:hyperlink r:id="rId16" w:history="1">
+        <w:hyperlink r:id="rId17" w:history="1">
           <w:r>
             <w:rPr>
               <w:rStyle w:val="Hyperlink"/>
@@ -1621,7 +1600,7 @@
           <w:sz w:val="24"/>
           <w:u w:val="single"/>
         </w:rPr>
-        <w:hyperlink r:id="rId16" w:history="1">
+        <w:hyperlink r:id="rId17" w:history="1">
           <w:r>
             <w:rPr>
               <w:rStyle w:val="Hyperlink"/>
@@ -1650,7 +1629,7 @@
           <w:sz w:val="24"/>
           <w:u w:val="single"/>
         </w:rPr>
-        <w:hyperlink r:id="rId16" w:history="1">
+        <w:hyperlink r:id="rId17" w:history="1">
           <w:r>
             <w:rPr>
               <w:rStyle w:val="Hyperlink"/>
@@ -1668,7 +1647,7 @@
           <w:sz w:val="24"/>
           <w:u w:val="single"/>
         </w:rPr>
-        <w:hyperlink r:id="rId16" w:history="1">
+        <w:hyperlink r:id="rId17" w:history="1">
           <w:r>
             <w:rPr>
               <w:rStyle w:val="Hyperlink"/>
@@ -4379,7 +4358,7 @@
           <w:sz w:val="24"/>
           <w:u w:val="single"/>
         </w:rPr>
-        <w:hyperlink r:id="rId27" w:history="1">
+        <w:hyperlink r:id="rId26" w:history="1">
           <w:r>
             <w:rPr>
               <w:rStyle w:val="Hyperlink"/>
@@ -4397,7 +4376,7 @@
           <w:sz w:val="24"/>
           <w:u w:val="single"/>
         </w:rPr>
-        <w:hyperlink r:id="rId27" w:history="1">
+        <w:hyperlink r:id="rId26" w:history="1">
           <w:r>
             <w:rPr>
               <w:rStyle w:val="Hyperlink"/>
@@ -4426,7 +4405,7 @@
           <w:sz w:val="24"/>
           <w:u w:val="single"/>
         </w:rPr>
-        <w:hyperlink r:id="rId27" w:history="1">
+        <w:hyperlink r:id="rId26" w:history="1">
           <w:r>
             <w:rPr>
               <w:rStyle w:val="Hyperlink"/>

--- a/EXPORTS/DOCX/published/niveau2/English/Trade.docx
+++ b/EXPORTS/DOCX/published/niveau2/English/Trade.docx
@@ -457,14 +457,30 @@
       </w:r>
       <w:r>
         <w:rPr>
-          <w:u w:val="single" w:color="0000ff"/>
           <w:rFonts w:ascii="Charis SIL Regular" w:hAnsi="Charis SIL Regular" w:eastAsia="Charis SIL Regular"/>
           <w:b w:val="0"/>
           <w:i w:val="0"/>
           <w:color w:val="000000"/>
           <w:sz w:val="24"/>
         </w:rPr>
-        <w:t xml:space="preserve">auction houses </w:t>
+        <w:t>auct</w:t>
+      </w:r>
+      <w:r>
+        <w:rPr>
+          <w:rFonts w:ascii="Charis SIL Regular" w:hAnsi="Charis SIL Regular" w:eastAsia="Charis SIL Regular"/>
+          <w:b w:val="0"/>
+          <w:i w:val="0"/>
+          <w:color w:val="000000"/>
+          <w:sz w:val="24"/>
+        </w:rPr>
+        <w:hyperlink r:id="rId9" w:history="1">
+          <w:r>
+            <w:rPr>
+              <w:rStyle w:val="Hyperlink"/>
+            </w:rPr>
+            <w:t xml:space="preserve">ion houses </w:t>
+          </w:r>
+        </w:hyperlink>
       </w:r>
       <w:r>
         <w:rPr>
@@ -475,7 +491,7 @@
           <w:sz w:val="24"/>
           <w:u w:val="single"/>
         </w:rPr>
-        <w:hyperlink r:id="rId12" w:history="1">
+        <w:hyperlink r:id="rId9" w:history="1">
           <w:r>
             <w:rPr>
               <w:rStyle w:val="Hyperlink"/>
@@ -735,7 +751,7 @@
           <w:sz w:val="24"/>
           <w:u w:val="single"/>
         </w:rPr>
-        <w:hyperlink r:id="rId11" w:history="1">
+        <w:hyperlink r:id="rId12" w:history="1">
           <w:r>
             <w:rPr>
               <w:rStyle w:val="Hyperlink"/>
@@ -753,25 +769,7 @@
           <w:color w:val="000000"/>
           <w:sz w:val="24"/>
         </w:rPr>
-        <w:hyperlink r:id="rId11" w:history="1">
-          <w:r>
-            <w:rPr>
-              <w:rStyle w:val="Hyperlink"/>
-            </w:rPr>
-            <w:t xml:space="preserve"> and</w:t>
-          </w:r>
-        </w:hyperlink>
-      </w:r>
-      <w:r>
-        <w:rPr>
-          <w:u w:val="single" w:color="0000ff"/>
-          <w:rFonts w:ascii="Charis SIL Regular" w:hAnsi="Charis SIL Regular" w:eastAsia="Charis SIL Regular"/>
-          <w:b w:val="0"/>
-          <w:i w:val="0"/>
-          <w:color w:val="000000"/>
-          <w:sz w:val="24"/>
-        </w:rPr>
-        <w:t xml:space="preserve"> </w:t>
+        <w:t xml:space="preserve"> and </w:t>
       </w:r>
       <w:r>
         <w:rPr>
@@ -782,7 +780,7 @@
           <w:sz w:val="24"/>
           <w:u w:val="single"/>
         </w:rPr>
-        <w:hyperlink r:id="rId11" w:history="1">
+        <w:hyperlink r:id="rId13" w:history="1">
           <w:r>
             <w:rPr>
               <w:rStyle w:val="Hyperlink"/>
@@ -811,7 +809,7 @@
           <w:sz w:val="24"/>
           <w:u w:val="single"/>
         </w:rPr>
-        <w:hyperlink r:id="rId11" w:history="1">
+        <w:hyperlink r:id="rId13" w:history="1">
           <w:r>
             <w:rPr>
               <w:rStyle w:val="Hyperlink"/>
@@ -829,7 +827,7 @@
           <w:sz w:val="24"/>
           <w:u w:val="single"/>
         </w:rPr>
-        <w:hyperlink r:id="rId11" w:history="1">
+        <w:hyperlink r:id="rId13" w:history="1">
           <w:r>
             <w:rPr>
               <w:rStyle w:val="Hyperlink"/>
@@ -943,7 +941,7 @@
           <w:sz w:val="24"/>
           <w:u w:val="single"/>
         </w:rPr>
-        <w:hyperlink r:id="rId12" w:history="1">
+        <w:hyperlink r:id="rId14" w:history="1">
           <w:r>
             <w:rPr>
               <w:rStyle w:val="Hyperlink"/>
@@ -1008,7 +1006,7 @@
           <w:sz w:val="24"/>
           <w:u w:val="single"/>
         </w:rPr>
-        <w:hyperlink r:id="rId14" w:history="1">
+        <w:hyperlink r:id="rId12" w:history="1">
           <w:r>
             <w:rPr>
               <w:rStyle w:val="Hyperlink"/>
@@ -1026,7 +1024,7 @@
           <w:sz w:val="24"/>
           <w:u w:val="single"/>
         </w:rPr>
-        <w:hyperlink r:id="rId12" w:history="1">
+        <w:hyperlink r:id="rId14" w:history="1">
           <w:r>
             <w:rPr>
               <w:rStyle w:val="Hyperlink"/>
@@ -1073,7 +1071,7 @@
           <w:sz w:val="24"/>
           <w:u w:val="single"/>
         </w:rPr>
-        <w:hyperlink r:id="rId14" w:history="1">
+        <w:hyperlink r:id="rId12" w:history="1">
           <w:r>
             <w:rPr>
               <w:rStyle w:val="Hyperlink"/>
@@ -1166,7 +1164,7 @@
           <w:sz w:val="24"/>
           <w:u w:val="single"/>
         </w:rPr>
-        <w:hyperlink r:id="rId15" w:history="1">
+        <w:hyperlink r:id="rId13" w:history="1">
           <w:r>
             <w:rPr>
               <w:rStyle w:val="Hyperlink"/>
@@ -1184,7 +1182,7 @@
           <w:sz w:val="24"/>
           <w:u w:val="single"/>
         </w:rPr>
-        <w:hyperlink r:id="rId15" w:history="1">
+        <w:hyperlink r:id="rId13" w:history="1">
           <w:r>
             <w:rPr>
               <w:rStyle w:val="Hyperlink"/>
@@ -1249,7 +1247,7 @@
           <w:sz w:val="24"/>
           <w:u w:val="single"/>
         </w:rPr>
-        <w:hyperlink r:id="rId15" w:history="1">
+        <w:hyperlink r:id="rId13" w:history="1">
           <w:r>
             <w:rPr>
               <w:rStyle w:val="Hyperlink"/>
@@ -1384,7 +1382,7 @@
           <w:sz w:val="24"/>
           <w:u w:val="single"/>
         </w:rPr>
-        <w:hyperlink r:id="rId16" w:history="1">
+        <w:hyperlink r:id="rId15" w:history="1">
           <w:r>
             <w:rPr>
               <w:rStyle w:val="Hyperlink"/>
@@ -1413,7 +1411,7 @@
           <w:sz w:val="24"/>
           <w:u w:val="single"/>
         </w:rPr>
-        <w:hyperlink r:id="rId16" w:history="1">
+        <w:hyperlink r:id="rId15" w:history="1">
           <w:r>
             <w:rPr>
               <w:rStyle w:val="Hyperlink"/>
@@ -1442,7 +1440,7 @@
           <w:sz w:val="24"/>
           <w:u w:val="single"/>
         </w:rPr>
-        <w:hyperlink r:id="rId16" w:history="1">
+        <w:hyperlink r:id="rId15" w:history="1">
           <w:r>
             <w:rPr>
               <w:rStyle w:val="Hyperlink"/>
@@ -1460,7 +1458,7 @@
           <w:sz w:val="24"/>
           <w:u w:val="single"/>
         </w:rPr>
-        <w:hyperlink r:id="rId16" w:history="1">
+        <w:hyperlink r:id="rId15" w:history="1">
           <w:r>
             <w:rPr>
               <w:rStyle w:val="Hyperlink"/>
@@ -1478,7 +1476,7 @@
           <w:sz w:val="24"/>
           <w:u w:val="single"/>
         </w:rPr>
-        <w:hyperlink r:id="rId16" w:history="1">
+        <w:hyperlink r:id="rId15" w:history="1">
           <w:r>
             <w:rPr>
               <w:rStyle w:val="Hyperlink"/>
@@ -1507,7 +1505,7 @@
           <w:sz w:val="24"/>
           <w:u w:val="single"/>
         </w:rPr>
-        <w:hyperlink r:id="rId16" w:history="1">
+        <w:hyperlink r:id="rId15" w:history="1">
           <w:r>
             <w:rPr>
               <w:rStyle w:val="Hyperlink"/>
@@ -1536,7 +1534,7 @@
           <w:sz w:val="24"/>
           <w:u w:val="single"/>
         </w:rPr>
-        <w:hyperlink r:id="rId16" w:history="1">
+        <w:hyperlink r:id="rId15" w:history="1">
           <w:r>
             <w:rPr>
               <w:rStyle w:val="Hyperlink"/>
@@ -1553,7 +1551,61 @@
           <w:color w:val="000000"/>
           <w:sz w:val="24"/>
         </w:rPr>
-        <w:t xml:space="preserve">, a trading company that operated in </w:t>
+        <w:t>, a trading compan</w:t>
+      </w:r>
+      <w:r>
+        <w:rPr>
+          <w:u w:val="single" w:color="0000ff"/>
+          <w:rFonts w:ascii="Charis SIL Regular" w:hAnsi="Charis SIL Regular" w:eastAsia="Charis SIL Regular"/>
+          <w:b w:val="0"/>
+          <w:i w:val="0"/>
+          <w:color w:val="000000"/>
+          <w:sz w:val="24"/>
+        </w:rPr>
+        <w:hyperlink r:id="rId15" w:history="1">
+          <w:r>
+            <w:rPr>
+              <w:rStyle w:val="Hyperlink"/>
+            </w:rPr>
+            <w:t>y that o</w:t>
+          </w:r>
+        </w:hyperlink>
+      </w:r>
+      <w:r>
+        <w:rPr>
+          <w:u w:val="single" w:color="0000ff"/>
+          <w:rFonts w:ascii="Charis SIL Regular" w:hAnsi="Charis SIL Regular" w:eastAsia="Charis SIL Regular"/>
+          <w:b w:val="0"/>
+          <w:i w:val="0"/>
+          <w:color w:val="000000"/>
+          <w:sz w:val="24"/>
+        </w:rPr>
+        <w:hyperlink r:id="rId15" w:history="1">
+          <w:r>
+            <w:rPr>
+              <w:rStyle w:val="Hyperlink"/>
+            </w:rPr>
+            <w:t>p</w:t>
+          </w:r>
+        </w:hyperlink>
+      </w:r>
+      <w:r>
+        <w:rPr>
+          <w:u w:val="single" w:color="0000ff"/>
+          <w:rFonts w:ascii="Charis SIL Regular" w:hAnsi="Charis SIL Regular" w:eastAsia="Charis SIL Regular"/>
+          <w:b w:val="0"/>
+          <w:i w:val="0"/>
+          <w:color w:val="000000"/>
+          <w:sz w:val="24"/>
+        </w:rPr>
+        <w:hyperlink r:id="rId15" w:history="1">
+          <w:r>
+            <w:rPr>
+              <w:rStyle w:val="Hyperlink"/>
+            </w:rPr>
+            <w:t xml:space="preserve">erated in </w:t>
+          </w:r>
+        </w:hyperlink>
       </w:r>
       <w:r>
         <w:rPr>
@@ -1564,7 +1616,7 @@
           <w:sz w:val="24"/>
           <w:u w:val="single"/>
         </w:rPr>
-        <w:hyperlink r:id="rId17" w:history="1">
+        <w:hyperlink r:id="rId16" w:history="1">
           <w:r>
             <w:rPr>
               <w:rStyle w:val="Hyperlink"/>
@@ -1582,7 +1634,7 @@
           <w:sz w:val="24"/>
           <w:u w:val="single"/>
         </w:rPr>
-        <w:hyperlink r:id="rId17" w:history="1">
+        <w:hyperlink r:id="rId16" w:history="1">
           <w:r>
             <w:rPr>
               <w:rStyle w:val="Hyperlink"/>
@@ -1600,7 +1652,7 @@
           <w:sz w:val="24"/>
           <w:u w:val="single"/>
         </w:rPr>
-        <w:hyperlink r:id="rId17" w:history="1">
+        <w:hyperlink r:id="rId16" w:history="1">
           <w:r>
             <w:rPr>
               <w:rStyle w:val="Hyperlink"/>
@@ -1629,7 +1681,7 @@
           <w:sz w:val="24"/>
           <w:u w:val="single"/>
         </w:rPr>
-        <w:hyperlink r:id="rId17" w:history="1">
+        <w:hyperlink r:id="rId15" w:history="1">
           <w:r>
             <w:rPr>
               <w:rStyle w:val="Hyperlink"/>
@@ -1647,7 +1699,7 @@
           <w:sz w:val="24"/>
           <w:u w:val="single"/>
         </w:rPr>
-        <w:hyperlink r:id="rId17" w:history="1">
+        <w:hyperlink r:id="rId15" w:history="1">
           <w:r>
             <w:rPr>
               <w:rStyle w:val="Hyperlink"/>
@@ -1658,6 +1710,16 @@
       </w:r>
       <w:r>
         <w:rPr>
+          <w:rFonts w:ascii="Charis SIL Regular" w:hAnsi="Charis SIL Regular" w:eastAsia="Charis SIL Regular"/>
+          <w:b w:val="0"/>
+          <w:i w:val="0"/>
+          <w:color w:val="000000"/>
+          <w:sz w:val="24"/>
+        </w:rPr>
+        <w:t xml:space="preserve">. A large number </w:t>
+      </w:r>
+      <w:r>
+        <w:rPr>
           <w:u w:val="single" w:color="0000ff"/>
           <w:rFonts w:ascii="Charis SIL Regular" w:hAnsi="Charis SIL Regular" w:eastAsia="Charis SIL Regular"/>
           <w:b w:val="0"/>
@@ -1665,35 +1727,7 @@
           <w:color w:val="000000"/>
           <w:sz w:val="24"/>
         </w:rPr>
-        <w:hyperlink r:id="rId16" w:history="1">
-          <w:r>
-            <w:rPr>
-              <w:rStyle w:val="Hyperlink"/>
-            </w:rPr>
-            <w:t>. A large nu</w:t>
-          </w:r>
-        </w:hyperlink>
-      </w:r>
-      <w:r>
-        <w:rPr>
-          <w:rFonts w:ascii="Charis SIL Regular" w:hAnsi="Charis SIL Regular" w:eastAsia="Charis SIL Regular"/>
-          <w:b w:val="0"/>
-          <w:i w:val="0"/>
-          <w:color w:val="000000"/>
-          <w:sz w:val="24"/>
-        </w:rPr>
-        <w:t xml:space="preserve">mber </w:t>
-      </w:r>
-      <w:r>
-        <w:rPr>
-          <w:u w:val="single" w:color="0000ff"/>
-          <w:rFonts w:ascii="Charis SIL Regular" w:hAnsi="Charis SIL Regular" w:eastAsia="Charis SIL Regular"/>
-          <w:b w:val="0"/>
-          <w:i w:val="0"/>
-          <w:color w:val="000000"/>
-          <w:sz w:val="24"/>
-        </w:rPr>
-        <w:hyperlink r:id="rId16" w:history="1">
+        <w:hyperlink r:id="rId15" w:history="1">
           <w:r>
             <w:rPr>
               <w:rStyle w:val="Hyperlink"/>
@@ -1704,85 +1738,13 @@
       </w:r>
       <w:r>
         <w:rPr>
-          <w:u w:val="single" w:color="0000ff"/>
           <w:rFonts w:ascii="Charis SIL Regular" w:hAnsi="Charis SIL Regular" w:eastAsia="Charis SIL Regular"/>
           <w:b w:val="0"/>
           <w:i w:val="0"/>
           <w:color w:val="000000"/>
           <w:sz w:val="24"/>
         </w:rPr>
-        <w:hyperlink r:id="rId16" w:history="1">
-          <w:r>
-            <w:rPr>
-              <w:rStyle w:val="Hyperlink"/>
-            </w:rPr>
-            <w:t>f</w:t>
-          </w:r>
-        </w:hyperlink>
-      </w:r>
-      <w:r>
-        <w:rPr>
-          <w:u w:val="single" w:color="0000ff"/>
-          <w:rFonts w:ascii="Charis SIL Regular" w:hAnsi="Charis SIL Regular" w:eastAsia="Charis SIL Regular"/>
-          <w:b w:val="0"/>
-          <w:i w:val="0"/>
-          <w:color w:val="000000"/>
-          <w:sz w:val="24"/>
-        </w:rPr>
-        <w:hyperlink r:id="rId16" w:history="1">
-          <w:r>
-            <w:rPr>
-              <w:rStyle w:val="Hyperlink"/>
-            </w:rPr>
-            <w:t>rican ob</w:t>
-          </w:r>
-        </w:hyperlink>
-      </w:r>
-      <w:r>
-        <w:rPr>
-          <w:u w:val="single" w:color="0000ff"/>
-          <w:rFonts w:ascii="Charis SIL Regular" w:hAnsi="Charis SIL Regular" w:eastAsia="Charis SIL Regular"/>
-          <w:b w:val="0"/>
-          <w:i w:val="0"/>
-          <w:color w:val="000000"/>
-          <w:sz w:val="24"/>
-        </w:rPr>
-        <w:hyperlink r:id="rId16" w:history="1">
-          <w:r>
-            <w:rPr>
-              <w:rStyle w:val="Hyperlink"/>
-            </w:rPr>
-            <w:t>j</w:t>
-          </w:r>
-        </w:hyperlink>
-      </w:r>
-      <w:r>
-        <w:rPr>
-          <w:u w:val="single" w:color="0000ff"/>
-          <w:rFonts w:ascii="Charis SIL Regular" w:hAnsi="Charis SIL Regular" w:eastAsia="Charis SIL Regular"/>
-          <w:b w:val="0"/>
-          <w:i w:val="0"/>
-          <w:color w:val="000000"/>
-          <w:sz w:val="24"/>
-        </w:rPr>
-        <w:hyperlink r:id="rId16" w:history="1">
-          <w:r>
-            <w:rPr>
-              <w:rStyle w:val="Hyperlink"/>
-            </w:rPr>
-            <w:t>ects, especi</w:t>
-          </w:r>
-        </w:hyperlink>
-      </w:r>
-      <w:r>
-        <w:rPr>
-          <w:rFonts w:ascii="Charis SIL Regular" w:hAnsi="Charis SIL Regular" w:eastAsia="Charis SIL Regular"/>
-          <w:b w:val="0"/>
-          <w:i w:val="0"/>
-          <w:color w:val="000000"/>
-          <w:sz w:val="24"/>
-        </w:rPr>
-        <w:t xml:space="preserve">ally from </w:t>
+        <w:t xml:space="preserve">frican objects, especially from </w:t>
       </w:r>
       <w:r>
         <w:rPr>
@@ -1793,7 +1755,7 @@
           <w:sz w:val="24"/>
           <w:u w:val="single"/>
         </w:rPr>
-        <w:hyperlink r:id="rId18" w:history="1">
+        <w:hyperlink r:id="rId17" w:history="1">
           <w:r>
             <w:rPr>
               <w:rStyle w:val="Hyperlink"/>
@@ -1821,7 +1783,7 @@
           <w:color w:val="000000"/>
           <w:sz w:val="24"/>
         </w:rPr>
-        <w:hyperlink r:id="rId17" w:history="1">
+        <w:hyperlink r:id="rId16" w:history="1">
           <w:r>
             <w:rPr>
               <w:rStyle w:val="Hyperlink"/>
@@ -1839,7 +1801,7 @@
           <w:color w:val="000000"/>
           <w:sz w:val="24"/>
         </w:rPr>
-        <w:hyperlink r:id="rId17" w:history="1">
+        <w:hyperlink r:id="rId16" w:history="1">
           <w:r>
             <w:rPr>
               <w:rStyle w:val="Hyperlink"/>
@@ -1857,7 +1819,7 @@
           <w:color w:val="000000"/>
           <w:sz w:val="24"/>
         </w:rPr>
-        <w:hyperlink r:id="rId17" w:history="1">
+        <w:hyperlink r:id="rId16" w:history="1">
           <w:r>
             <w:rPr>
               <w:rStyle w:val="Hyperlink"/>
@@ -2164,7 +2126,7 @@
           <w:sz w:val="24"/>
           <w:u w:val="single"/>
         </w:rPr>
-        <w:hyperlink r:id="rId19" w:history="1">
+        <w:hyperlink r:id="rId18" w:history="1">
           <w:r>
             <w:rPr>
               <w:rStyle w:val="Hyperlink"/>
@@ -2192,7 +2154,7 @@
           <w:sz w:val="24"/>
           <w:u w:val="single"/>
         </w:rPr>
-        <w:hyperlink r:id="rId20" w:history="1">
+        <w:hyperlink r:id="rId19" w:history="1">
           <w:r>
             <w:rPr>
               <w:rStyle w:val="Hyperlink"/>
@@ -2220,7 +2182,7 @@
           <w:color w:val="000000"/>
           <w:sz w:val="24"/>
         </w:rPr>
-        <w:hyperlink r:id="rId19" w:history="1">
+        <w:hyperlink r:id="rId18" w:history="1">
           <w:r>
             <w:rPr>
               <w:rStyle w:val="Hyperlink"/>
@@ -2248,7 +2210,7 @@
           <w:color w:val="000000"/>
           <w:sz w:val="24"/>
         </w:rPr>
-        <w:hyperlink r:id="rId20" w:history="1">
+        <w:hyperlink r:id="rId19" w:history="1">
           <w:r>
             <w:rPr>
               <w:rStyle w:val="Hyperlink"/>
@@ -2296,7 +2258,7 @@
           <w:sz w:val="24"/>
           <w:u w:val="single"/>
         </w:rPr>
-        <w:hyperlink r:id="rId21" w:history="1">
+        <w:hyperlink r:id="rId20" w:history="1">
           <w:r>
             <w:rPr>
               <w:rStyle w:val="Hyperlink"/>
@@ -2325,7 +2287,7 @@
           <w:sz w:val="24"/>
           <w:u w:val="single"/>
         </w:rPr>
-        <w:hyperlink r:id="rId21" w:history="1">
+        <w:hyperlink r:id="rId20" w:history="1">
           <w:r>
             <w:rPr>
               <w:rStyle w:val="Hyperlink"/>
@@ -2354,7 +2316,7 @@
           <w:sz w:val="24"/>
           <w:u w:val="single"/>
         </w:rPr>
-        <w:hyperlink r:id="rId21" w:history="1">
+        <w:hyperlink r:id="rId20" w:history="1">
           <w:r>
             <w:rPr>
               <w:rStyle w:val="Hyperlink"/>
@@ -2383,7 +2345,7 @@
           <w:sz w:val="24"/>
           <w:u w:val="single"/>
         </w:rPr>
-        <w:hyperlink r:id="rId21" w:history="1">
+        <w:hyperlink r:id="rId20" w:history="1">
           <w:r>
             <w:rPr>
               <w:rStyle w:val="Hyperlink"/>
@@ -2402,6 +2364,343 @@
           <w:u w:val="single"/>
         </w:rPr>
         <w:t xml:space="preserve"> </w:t>
+      </w:r>
+      <w:r>
+        <w:rPr>
+          <w:rFonts w:ascii="Charis SIL Regular" w:hAnsi="Charis SIL Regular" w:eastAsia="Charis SIL Regular"/>
+          <w:b w:val="0"/>
+          <w:i w:val="0"/>
+          <w:color w:val="0000FF"/>
+          <w:sz w:val="24"/>
+          <w:u w:val="single"/>
+        </w:rPr>
+        <w:hyperlink r:id="rId20" w:history="1">
+          <w:r>
+            <w:rPr>
+              <w:rStyle w:val="Hyperlink"/>
+            </w:rPr>
+            <w:t>Art</w:t>
+          </w:r>
+        </w:hyperlink>
+      </w:r>
+      <w:r>
+        <w:rPr>
+          <w:rFonts w:ascii="Charis SIL Regular" w:hAnsi="Charis SIL Regular" w:eastAsia="Charis SIL Regular"/>
+          <w:b w:val="0"/>
+          <w:i w:val="0"/>
+          <w:color w:val="0000FF"/>
+          <w:sz w:val="24"/>
+          <w:u w:val="single"/>
+        </w:rPr>
+        <w:t xml:space="preserve"> </w:t>
+      </w:r>
+      <w:r>
+        <w:rPr>
+          <w:rFonts w:ascii="Charis SIL Regular" w:hAnsi="Charis SIL Regular" w:eastAsia="Charis SIL Regular"/>
+          <w:b w:val="0"/>
+          <w:i w:val="0"/>
+          <w:color w:val="0000FF"/>
+          <w:sz w:val="24"/>
+          <w:u w:val="single"/>
+        </w:rPr>
+        <w:hyperlink r:id="rId20" w:history="1">
+          <w:r>
+            <w:rPr>
+              <w:rStyle w:val="Hyperlink"/>
+            </w:rPr>
+            <w:t>History)</w:t>
+          </w:r>
+        </w:hyperlink>
+      </w:r>
+      <w:r>
+        <w:rPr>
+          <w:rFonts w:ascii="Charis SIL Regular" w:hAnsi="Charis SIL Regular" w:eastAsia="Charis SIL Regular"/>
+          <w:b w:val="0"/>
+          <w:i w:val="0"/>
+          <w:color w:val="000000"/>
+          <w:sz w:val="24"/>
+        </w:rPr>
+        <w:t xml:space="preserve"> and the </w:t>
+      </w:r>
+      <w:r>
+        <w:rPr>
+          <w:rFonts w:ascii="Charis SIL Regular" w:hAnsi="Charis SIL Regular" w:eastAsia="Charis SIL Regular"/>
+          <w:b w:val="0"/>
+          <w:i w:val="0"/>
+          <w:color w:val="0000FF"/>
+          <w:sz w:val="24"/>
+          <w:u w:val="single"/>
+        </w:rPr>
+        <w:t>Rijksmuseum</w:t>
+      </w:r>
+      <w:r>
+        <w:rPr>
+          <w:rFonts w:ascii="Charis SIL Regular" w:hAnsi="Charis SIL Regular" w:eastAsia="Charis SIL Regular"/>
+          <w:b w:val="0"/>
+          <w:i w:val="0"/>
+          <w:color w:val="000000"/>
+          <w:sz w:val="24"/>
+        </w:rPr>
+        <w:t xml:space="preserve"> have </w:t>
+      </w:r>
+      <w:r>
+        <w:rPr>
+          <w:rFonts w:ascii="Charis SIL Regular" w:hAnsi="Charis SIL Regular" w:eastAsia="Charis SIL Regular"/>
+          <w:b w:val="0"/>
+          <w:i w:val="0"/>
+          <w:color w:val="000000"/>
+          <w:sz w:val="24"/>
+        </w:rPr>
+        <w:t>extensive collection</w:t>
+      </w:r>
+      <w:r>
+        <w:rPr>
+          <w:u w:val="single" w:color="0000ff"/>
+          <w:rFonts w:ascii="Charis SIL Regular" w:hAnsi="Charis SIL Regular" w:eastAsia="Charis SIL Regular"/>
+          <w:b w:val="0"/>
+          <w:i w:val="0"/>
+          <w:color w:val="000000"/>
+          <w:sz w:val="24"/>
+        </w:rPr>
+        <w:hyperlink r:id="rId20" w:history="1">
+          <w:r>
+            <w:rPr>
+              <w:rStyle w:val="Hyperlink"/>
+            </w:rPr>
+            <w:t xml:space="preserve">s of </w:t>
+          </w:r>
+        </w:hyperlink>
+      </w:r>
+      <w:r>
+        <w:rPr>
+          <w:u w:val="single" w:color="0000ff"/>
+          <w:rFonts w:ascii="Charis SIL Regular" w:hAnsi="Charis SIL Regular" w:eastAsia="Charis SIL Regular"/>
+          <w:b w:val="0"/>
+          <w:i w:val="0"/>
+          <w:color w:val="000000"/>
+          <w:sz w:val="24"/>
+        </w:rPr>
+        <w:hyperlink r:id="rId20" w:history="1">
+          <w:r>
+            <w:rPr>
+              <w:rStyle w:val="Hyperlink"/>
+            </w:rPr>
+            <w:t>c</w:t>
+          </w:r>
+        </w:hyperlink>
+      </w:r>
+      <w:r>
+        <w:rPr>
+          <w:u w:val="single" w:color="0000ff"/>
+          <w:rFonts w:ascii="Charis SIL Regular" w:hAnsi="Charis SIL Regular" w:eastAsia="Charis SIL Regular"/>
+          <w:b w:val="0"/>
+          <w:i w:val="0"/>
+          <w:color w:val="000000"/>
+          <w:sz w:val="24"/>
+        </w:rPr>
+        <w:hyperlink r:id="rId20" w:history="1">
+          <w:r>
+            <w:rPr>
+              <w:rStyle w:val="Hyperlink"/>
+            </w:rPr>
+            <w:t xml:space="preserve">atalogues of </w:t>
+          </w:r>
+        </w:hyperlink>
+      </w:r>
+      <w:r>
+        <w:rPr>
+          <w:u w:val="single" w:color="0000ff"/>
+          <w:rFonts w:ascii="Charis SIL Regular" w:hAnsi="Charis SIL Regular" w:eastAsia="Charis SIL Regular"/>
+          <w:b w:val="0"/>
+          <w:i w:val="0"/>
+          <w:color w:val="000000"/>
+          <w:sz w:val="24"/>
+        </w:rPr>
+        <w:hyperlink r:id="rId20" w:history="1">
+          <w:r>
+            <w:rPr>
+              <w:rStyle w:val="Hyperlink"/>
+            </w:rPr>
+            <w:t>a</w:t>
+          </w:r>
+        </w:hyperlink>
+      </w:r>
+      <w:r>
+        <w:rPr>
+          <w:u w:val="single" w:color="0000ff"/>
+          <w:rFonts w:ascii="Charis SIL Regular" w:hAnsi="Charis SIL Regular" w:eastAsia="Charis SIL Regular"/>
+          <w:b w:val="0"/>
+          <w:i w:val="0"/>
+          <w:color w:val="000000"/>
+          <w:sz w:val="24"/>
+        </w:rPr>
+        <w:hyperlink r:id="rId20" w:history="1">
+          <w:r>
+            <w:rPr>
+              <w:rStyle w:val="Hyperlink"/>
+            </w:rPr>
+            <w:t xml:space="preserve">uctions </w:t>
+          </w:r>
+        </w:hyperlink>
+      </w:r>
+      <w:r>
+        <w:rPr>
+          <w:u w:val="single" w:color="0000ff"/>
+          <w:rFonts w:ascii="Charis SIL Regular" w:hAnsi="Charis SIL Regular" w:eastAsia="Charis SIL Regular"/>
+          <w:b w:val="0"/>
+          <w:i w:val="0"/>
+          <w:color w:val="000000"/>
+          <w:sz w:val="24"/>
+        </w:rPr>
+        <w:hyperlink r:id="rId20" w:history="1">
+          <w:r>
+            <w:rPr>
+              <w:rStyle w:val="Hyperlink"/>
+            </w:rPr>
+            <w:t>h</w:t>
+          </w:r>
+        </w:hyperlink>
+      </w:r>
+      <w:r>
+        <w:rPr>
+          <w:u w:val="single" w:color="0000ff"/>
+          <w:rFonts w:ascii="Charis SIL Regular" w:hAnsi="Charis SIL Regular" w:eastAsia="Charis SIL Regular"/>
+          <w:b w:val="0"/>
+          <w:i w:val="0"/>
+          <w:color w:val="000000"/>
+          <w:sz w:val="24"/>
+        </w:rPr>
+        <w:hyperlink r:id="rId20" w:history="1">
+          <w:r>
+            <w:rPr>
+              <w:rStyle w:val="Hyperlink"/>
+            </w:rPr>
+            <w:t>el</w:t>
+          </w:r>
+        </w:hyperlink>
+      </w:r>
+      <w:r>
+        <w:rPr>
+          <w:u w:val="single" w:color="0000ff"/>
+          <w:rFonts w:ascii="Charis SIL Regular" w:hAnsi="Charis SIL Regular" w:eastAsia="Charis SIL Regular"/>
+          <w:b w:val="0"/>
+          <w:i w:val="0"/>
+          <w:color w:val="000000"/>
+          <w:sz w:val="24"/>
+        </w:rPr>
+        <w:hyperlink r:id="rId20" w:history="1">
+          <w:r>
+            <w:rPr>
+              <w:rStyle w:val="Hyperlink"/>
+            </w:rPr>
+            <w:t>d</w:t>
+          </w:r>
+        </w:hyperlink>
+      </w:r>
+      <w:r>
+        <w:rPr>
+          <w:u w:val="single" w:color="0000ff"/>
+          <w:rFonts w:ascii="Charis SIL Regular" w:hAnsi="Charis SIL Regular" w:eastAsia="Charis SIL Regular"/>
+          <w:b w:val="0"/>
+          <w:i w:val="0"/>
+          <w:color w:val="000000"/>
+          <w:sz w:val="24"/>
+        </w:rPr>
+        <w:hyperlink r:id="rId20" w:history="1">
+          <w:r>
+            <w:rPr>
+              <w:rStyle w:val="Hyperlink"/>
+            </w:rPr>
+            <w:t xml:space="preserve"> in </w:t>
+          </w:r>
+        </w:hyperlink>
+      </w:r>
+      <w:r>
+        <w:rPr>
+          <w:u w:val="single" w:color="0000ff"/>
+          <w:rFonts w:ascii="Charis SIL Regular" w:hAnsi="Charis SIL Regular" w:eastAsia="Charis SIL Regular"/>
+          <w:b w:val="0"/>
+          <w:i w:val="0"/>
+          <w:color w:val="000000"/>
+          <w:sz w:val="24"/>
+        </w:rPr>
+        <w:hyperlink r:id="rId20" w:history="1">
+          <w:r>
+            <w:rPr>
+              <w:rStyle w:val="Hyperlink"/>
+            </w:rPr>
+            <w:t>t</w:t>
+          </w:r>
+        </w:hyperlink>
+      </w:r>
+      <w:r>
+        <w:rPr>
+          <w:u w:val="single" w:color="0000ff"/>
+          <w:rFonts w:ascii="Charis SIL Regular" w:hAnsi="Charis SIL Regular" w:eastAsia="Charis SIL Regular"/>
+          <w:b w:val="0"/>
+          <w:i w:val="0"/>
+          <w:color w:val="000000"/>
+          <w:sz w:val="24"/>
+        </w:rPr>
+        <w:hyperlink r:id="rId20" w:history="1">
+          <w:r>
+            <w:rPr>
+              <w:rStyle w:val="Hyperlink"/>
+            </w:rPr>
+            <w:t>he Neth</w:t>
+          </w:r>
+        </w:hyperlink>
+      </w:r>
+      <w:r>
+        <w:rPr>
+          <w:rFonts w:ascii="Charis SIL Regular" w:hAnsi="Charis SIL Regular" w:eastAsia="Charis SIL Regular"/>
+          <w:b w:val="0"/>
+          <w:i w:val="0"/>
+          <w:color w:val="000000"/>
+          <w:sz w:val="24"/>
+        </w:rPr>
+        <w:t>erlands, i</w:t>
+      </w:r>
+      <w:r>
+        <w:rPr>
+          <w:u w:val="single" w:color="0000ff"/>
+          <w:rFonts w:ascii="Charis SIL Regular" w:hAnsi="Charis SIL Regular" w:eastAsia="Charis SIL Regular"/>
+          <w:b w:val="0"/>
+          <w:i w:val="0"/>
+          <w:color w:val="000000"/>
+          <w:sz w:val="24"/>
+        </w:rPr>
+        <w:t>ncluding auc</w:t>
+      </w:r>
+      <w:r>
+        <w:rPr>
+          <w:rFonts w:ascii="Charis SIL Regular" w:hAnsi="Charis SIL Regular" w:eastAsia="Charis SIL Regular"/>
+          <w:b w:val="0"/>
+          <w:i w:val="0"/>
+          <w:color w:val="000000"/>
+          <w:sz w:val="24"/>
+        </w:rPr>
+        <w:t xml:space="preserve">tions of </w:t>
+      </w:r>
+      <w:r>
+        <w:rPr>
+          <w:rFonts w:ascii="Charis SIL Regular" w:hAnsi="Charis SIL Regular" w:eastAsia="Charis SIL Regular"/>
+          <w:b w:val="0"/>
+          <w:i w:val="0"/>
+          <w:color w:val="000000"/>
+          <w:sz w:val="24"/>
+        </w:rPr>
+        <w:t xml:space="preserve">non-western objects. Annotated catalogues sometimes contain notes about the items, buyers, </w:t>
+      </w:r>
+      <w:r>
+        <w:rPr>
+          <w:rFonts w:ascii="Charis SIL Regular" w:hAnsi="Charis SIL Regular" w:eastAsia="Charis SIL Regular"/>
+          <w:b w:val="0"/>
+          <w:i w:val="0"/>
+          <w:color w:val="000000"/>
+          <w:sz w:val="24"/>
+        </w:rPr>
+        <w:t xml:space="preserve">and sellers in an auction. The RKD's digitalised auction catalogues are available through the </w:t>
       </w:r>
       <w:r>
         <w:rPr>
@@ -2446,343 +2745,6 @@
             <w:rPr>
               <w:rStyle w:val="Hyperlink"/>
             </w:rPr>
-            <w:t>History)</w:t>
-          </w:r>
-        </w:hyperlink>
-      </w:r>
-      <w:r>
-        <w:rPr>
-          <w:rFonts w:ascii="Charis SIL Regular" w:hAnsi="Charis SIL Regular" w:eastAsia="Charis SIL Regular"/>
-          <w:b w:val="0"/>
-          <w:i w:val="0"/>
-          <w:color w:val="000000"/>
-          <w:sz w:val="24"/>
-        </w:rPr>
-        <w:t xml:space="preserve"> and the </w:t>
-      </w:r>
-      <w:r>
-        <w:rPr>
-          <w:rFonts w:ascii="Charis SIL Regular" w:hAnsi="Charis SIL Regular" w:eastAsia="Charis SIL Regular"/>
-          <w:b w:val="0"/>
-          <w:i w:val="0"/>
-          <w:color w:val="0000FF"/>
-          <w:sz w:val="24"/>
-          <w:u w:val="single"/>
-        </w:rPr>
-        <w:t>Rijksmuseum</w:t>
-      </w:r>
-      <w:r>
-        <w:rPr>
-          <w:rFonts w:ascii="Charis SIL Regular" w:hAnsi="Charis SIL Regular" w:eastAsia="Charis SIL Regular"/>
-          <w:b w:val="0"/>
-          <w:i w:val="0"/>
-          <w:color w:val="000000"/>
-          <w:sz w:val="24"/>
-        </w:rPr>
-        <w:t xml:space="preserve"> have </w:t>
-      </w:r>
-      <w:r>
-        <w:rPr>
-          <w:rFonts w:ascii="Charis SIL Regular" w:hAnsi="Charis SIL Regular" w:eastAsia="Charis SIL Regular"/>
-          <w:b w:val="0"/>
-          <w:i w:val="0"/>
-          <w:color w:val="000000"/>
-          <w:sz w:val="24"/>
-        </w:rPr>
-        <w:t>extensive collection</w:t>
-      </w:r>
-      <w:r>
-        <w:rPr>
-          <w:u w:val="single" w:color="0000ff"/>
-          <w:rFonts w:ascii="Charis SIL Regular" w:hAnsi="Charis SIL Regular" w:eastAsia="Charis SIL Regular"/>
-          <w:b w:val="0"/>
-          <w:i w:val="0"/>
-          <w:color w:val="000000"/>
-          <w:sz w:val="24"/>
-        </w:rPr>
-        <w:hyperlink r:id="rId21" w:history="1">
-          <w:r>
-            <w:rPr>
-              <w:rStyle w:val="Hyperlink"/>
-            </w:rPr>
-            <w:t xml:space="preserve">s of </w:t>
-          </w:r>
-        </w:hyperlink>
-      </w:r>
-      <w:r>
-        <w:rPr>
-          <w:u w:val="single" w:color="0000ff"/>
-          <w:rFonts w:ascii="Charis SIL Regular" w:hAnsi="Charis SIL Regular" w:eastAsia="Charis SIL Regular"/>
-          <w:b w:val="0"/>
-          <w:i w:val="0"/>
-          <w:color w:val="000000"/>
-          <w:sz w:val="24"/>
-        </w:rPr>
-        <w:hyperlink r:id="rId21" w:history="1">
-          <w:r>
-            <w:rPr>
-              <w:rStyle w:val="Hyperlink"/>
-            </w:rPr>
-            <w:t>c</w:t>
-          </w:r>
-        </w:hyperlink>
-      </w:r>
-      <w:r>
-        <w:rPr>
-          <w:u w:val="single" w:color="0000ff"/>
-          <w:rFonts w:ascii="Charis SIL Regular" w:hAnsi="Charis SIL Regular" w:eastAsia="Charis SIL Regular"/>
-          <w:b w:val="0"/>
-          <w:i w:val="0"/>
-          <w:color w:val="000000"/>
-          <w:sz w:val="24"/>
-        </w:rPr>
-        <w:hyperlink r:id="rId21" w:history="1">
-          <w:r>
-            <w:rPr>
-              <w:rStyle w:val="Hyperlink"/>
-            </w:rPr>
-            <w:t xml:space="preserve">atalogues of </w:t>
-          </w:r>
-        </w:hyperlink>
-      </w:r>
-      <w:r>
-        <w:rPr>
-          <w:u w:val="single" w:color="0000ff"/>
-          <w:rFonts w:ascii="Charis SIL Regular" w:hAnsi="Charis SIL Regular" w:eastAsia="Charis SIL Regular"/>
-          <w:b w:val="0"/>
-          <w:i w:val="0"/>
-          <w:color w:val="000000"/>
-          <w:sz w:val="24"/>
-        </w:rPr>
-        <w:hyperlink r:id="rId21" w:history="1">
-          <w:r>
-            <w:rPr>
-              <w:rStyle w:val="Hyperlink"/>
-            </w:rPr>
-            <w:t>a</w:t>
-          </w:r>
-        </w:hyperlink>
-      </w:r>
-      <w:r>
-        <w:rPr>
-          <w:u w:val="single" w:color="0000ff"/>
-          <w:rFonts w:ascii="Charis SIL Regular" w:hAnsi="Charis SIL Regular" w:eastAsia="Charis SIL Regular"/>
-          <w:b w:val="0"/>
-          <w:i w:val="0"/>
-          <w:color w:val="000000"/>
-          <w:sz w:val="24"/>
-        </w:rPr>
-        <w:hyperlink r:id="rId21" w:history="1">
-          <w:r>
-            <w:rPr>
-              <w:rStyle w:val="Hyperlink"/>
-            </w:rPr>
-            <w:t xml:space="preserve">uctions </w:t>
-          </w:r>
-        </w:hyperlink>
-      </w:r>
-      <w:r>
-        <w:rPr>
-          <w:u w:val="single" w:color="0000ff"/>
-          <w:rFonts w:ascii="Charis SIL Regular" w:hAnsi="Charis SIL Regular" w:eastAsia="Charis SIL Regular"/>
-          <w:b w:val="0"/>
-          <w:i w:val="0"/>
-          <w:color w:val="000000"/>
-          <w:sz w:val="24"/>
-        </w:rPr>
-        <w:hyperlink r:id="rId21" w:history="1">
-          <w:r>
-            <w:rPr>
-              <w:rStyle w:val="Hyperlink"/>
-            </w:rPr>
-            <w:t>h</w:t>
-          </w:r>
-        </w:hyperlink>
-      </w:r>
-      <w:r>
-        <w:rPr>
-          <w:u w:val="single" w:color="0000ff"/>
-          <w:rFonts w:ascii="Charis SIL Regular" w:hAnsi="Charis SIL Regular" w:eastAsia="Charis SIL Regular"/>
-          <w:b w:val="0"/>
-          <w:i w:val="0"/>
-          <w:color w:val="000000"/>
-          <w:sz w:val="24"/>
-        </w:rPr>
-        <w:hyperlink r:id="rId21" w:history="1">
-          <w:r>
-            <w:rPr>
-              <w:rStyle w:val="Hyperlink"/>
-            </w:rPr>
-            <w:t>el</w:t>
-          </w:r>
-        </w:hyperlink>
-      </w:r>
-      <w:r>
-        <w:rPr>
-          <w:u w:val="single" w:color="0000ff"/>
-          <w:rFonts w:ascii="Charis SIL Regular" w:hAnsi="Charis SIL Regular" w:eastAsia="Charis SIL Regular"/>
-          <w:b w:val="0"/>
-          <w:i w:val="0"/>
-          <w:color w:val="000000"/>
-          <w:sz w:val="24"/>
-        </w:rPr>
-        <w:hyperlink r:id="rId21" w:history="1">
-          <w:r>
-            <w:rPr>
-              <w:rStyle w:val="Hyperlink"/>
-            </w:rPr>
-            <w:t>d</w:t>
-          </w:r>
-        </w:hyperlink>
-      </w:r>
-      <w:r>
-        <w:rPr>
-          <w:u w:val="single" w:color="0000ff"/>
-          <w:rFonts w:ascii="Charis SIL Regular" w:hAnsi="Charis SIL Regular" w:eastAsia="Charis SIL Regular"/>
-          <w:b w:val="0"/>
-          <w:i w:val="0"/>
-          <w:color w:val="000000"/>
-          <w:sz w:val="24"/>
-        </w:rPr>
-        <w:hyperlink r:id="rId21" w:history="1">
-          <w:r>
-            <w:rPr>
-              <w:rStyle w:val="Hyperlink"/>
-            </w:rPr>
-            <w:t xml:space="preserve"> in </w:t>
-          </w:r>
-        </w:hyperlink>
-      </w:r>
-      <w:r>
-        <w:rPr>
-          <w:u w:val="single" w:color="0000ff"/>
-          <w:rFonts w:ascii="Charis SIL Regular" w:hAnsi="Charis SIL Regular" w:eastAsia="Charis SIL Regular"/>
-          <w:b w:val="0"/>
-          <w:i w:val="0"/>
-          <w:color w:val="000000"/>
-          <w:sz w:val="24"/>
-        </w:rPr>
-        <w:hyperlink r:id="rId21" w:history="1">
-          <w:r>
-            <w:rPr>
-              <w:rStyle w:val="Hyperlink"/>
-            </w:rPr>
-            <w:t>t</w:t>
-          </w:r>
-        </w:hyperlink>
-      </w:r>
-      <w:r>
-        <w:rPr>
-          <w:u w:val="single" w:color="0000ff"/>
-          <w:rFonts w:ascii="Charis SIL Regular" w:hAnsi="Charis SIL Regular" w:eastAsia="Charis SIL Regular"/>
-          <w:b w:val="0"/>
-          <w:i w:val="0"/>
-          <w:color w:val="000000"/>
-          <w:sz w:val="24"/>
-        </w:rPr>
-        <w:hyperlink r:id="rId21" w:history="1">
-          <w:r>
-            <w:rPr>
-              <w:rStyle w:val="Hyperlink"/>
-            </w:rPr>
-            <w:t>he Neth</w:t>
-          </w:r>
-        </w:hyperlink>
-      </w:r>
-      <w:r>
-        <w:rPr>
-          <w:rFonts w:ascii="Charis SIL Regular" w:hAnsi="Charis SIL Regular" w:eastAsia="Charis SIL Regular"/>
-          <w:b w:val="0"/>
-          <w:i w:val="0"/>
-          <w:color w:val="000000"/>
-          <w:sz w:val="24"/>
-        </w:rPr>
-        <w:t>erlands, i</w:t>
-      </w:r>
-      <w:r>
-        <w:rPr>
-          <w:u w:val="single" w:color="0000ff"/>
-          <w:rFonts w:ascii="Charis SIL Regular" w:hAnsi="Charis SIL Regular" w:eastAsia="Charis SIL Regular"/>
-          <w:b w:val="0"/>
-          <w:i w:val="0"/>
-          <w:color w:val="000000"/>
-          <w:sz w:val="24"/>
-        </w:rPr>
-        <w:t>ncluding auc</w:t>
-      </w:r>
-      <w:r>
-        <w:rPr>
-          <w:rFonts w:ascii="Charis SIL Regular" w:hAnsi="Charis SIL Regular" w:eastAsia="Charis SIL Regular"/>
-          <w:b w:val="0"/>
-          <w:i w:val="0"/>
-          <w:color w:val="000000"/>
-          <w:sz w:val="24"/>
-        </w:rPr>
-        <w:t xml:space="preserve">tions of </w:t>
-      </w:r>
-      <w:r>
-        <w:rPr>
-          <w:rFonts w:ascii="Charis SIL Regular" w:hAnsi="Charis SIL Regular" w:eastAsia="Charis SIL Regular"/>
-          <w:b w:val="0"/>
-          <w:i w:val="0"/>
-          <w:color w:val="000000"/>
-          <w:sz w:val="24"/>
-        </w:rPr>
-        <w:t xml:space="preserve">non-western objects. Annotated catalogues sometimes contain notes about the items, buyers, </w:t>
-      </w:r>
-      <w:r>
-        <w:rPr>
-          <w:rFonts w:ascii="Charis SIL Regular" w:hAnsi="Charis SIL Regular" w:eastAsia="Charis SIL Regular"/>
-          <w:b w:val="0"/>
-          <w:i w:val="0"/>
-          <w:color w:val="000000"/>
-          <w:sz w:val="24"/>
-        </w:rPr>
-        <w:t xml:space="preserve">and sellers in an auction. The RKD's digitalised auction catalogues are available through the </w:t>
-      </w:r>
-      <w:r>
-        <w:rPr>
-          <w:rFonts w:ascii="Charis SIL Regular" w:hAnsi="Charis SIL Regular" w:eastAsia="Charis SIL Regular"/>
-          <w:b w:val="0"/>
-          <w:i w:val="0"/>
-          <w:color w:val="0000FF"/>
-          <w:sz w:val="24"/>
-          <w:u w:val="single"/>
-        </w:rPr>
-        <w:hyperlink r:id="rId22" w:history="1">
-          <w:r>
-            <w:rPr>
-              <w:rStyle w:val="Hyperlink"/>
-            </w:rPr>
-            <w:t>Art</w:t>
-          </w:r>
-        </w:hyperlink>
-      </w:r>
-      <w:r>
-        <w:rPr>
-          <w:rFonts w:ascii="Charis SIL Regular" w:hAnsi="Charis SIL Regular" w:eastAsia="Charis SIL Regular"/>
-          <w:b w:val="0"/>
-          <w:i w:val="0"/>
-          <w:color w:val="0000FF"/>
-          <w:sz w:val="24"/>
-          <w:u w:val="single"/>
-        </w:rPr>
-        <w:t xml:space="preserve"> </w:t>
-      </w:r>
-      <w:r>
-        <w:rPr>
-          <w:rFonts w:ascii="Charis SIL Regular" w:hAnsi="Charis SIL Regular" w:eastAsia="Charis SIL Regular"/>
-          <w:b w:val="0"/>
-          <w:i w:val="0"/>
-          <w:color w:val="0000FF"/>
-          <w:sz w:val="24"/>
-          <w:u w:val="single"/>
-        </w:rPr>
-        <w:hyperlink r:id="rId22" w:history="1">
-          <w:r>
-            <w:rPr>
-              <w:rStyle w:val="Hyperlink"/>
-            </w:rPr>
             <w:t>Sales</w:t>
           </w:r>
         </w:hyperlink>
@@ -2807,7 +2769,7 @@
           <w:sz w:val="24"/>
           <w:u w:val="single"/>
         </w:rPr>
-        <w:hyperlink r:id="rId22" w:history="1">
+        <w:hyperlink r:id="rId21" w:history="1">
           <w:r>
             <w:rPr>
               <w:rStyle w:val="Hyperlink"/>
@@ -2836,7 +2798,7 @@
           <w:sz w:val="24"/>
           <w:u w:val="single"/>
         </w:rPr>
-        <w:hyperlink r:id="rId22" w:history="1">
+        <w:hyperlink r:id="rId21" w:history="1">
           <w:r>
             <w:rPr>
               <w:rStyle w:val="Hyperlink"/>
@@ -2864,7 +2826,7 @@
           <w:color w:val="000000"/>
           <w:sz w:val="24"/>
         </w:rPr>
-        <w:hyperlink r:id="rId22" w:history="1">
+        <w:hyperlink r:id="rId21" w:history="1">
           <w:r>
             <w:rPr>
               <w:rStyle w:val="Hyperlink"/>
@@ -2882,7 +2844,7 @@
           <w:color w:val="000000"/>
           <w:sz w:val="24"/>
         </w:rPr>
-        <w:hyperlink r:id="rId22" w:history="1">
+        <w:hyperlink r:id="rId21" w:history="1">
           <w:r>
             <w:rPr>
               <w:rStyle w:val="Hyperlink"/>
@@ -2900,7 +2862,7 @@
           <w:color w:val="000000"/>
           <w:sz w:val="24"/>
         </w:rPr>
-        <w:hyperlink r:id="rId22" w:history="1">
+        <w:hyperlink r:id="rId21" w:history="1">
           <w:r>
             <w:rPr>
               <w:rStyle w:val="Hyperlink"/>
@@ -2918,7 +2880,7 @@
           <w:color w:val="000000"/>
           <w:sz w:val="24"/>
         </w:rPr>
-        <w:hyperlink r:id="rId22" w:history="1">
+        <w:hyperlink r:id="rId21" w:history="1">
           <w:r>
             <w:rPr>
               <w:rStyle w:val="Hyperlink"/>
@@ -2936,7 +2898,7 @@
           <w:color w:val="000000"/>
           <w:sz w:val="24"/>
         </w:rPr>
-        <w:hyperlink r:id="rId22" w:history="1">
+        <w:hyperlink r:id="rId21" w:history="1">
           <w:r>
             <w:rPr>
               <w:rStyle w:val="Hyperlink"/>
@@ -3034,7 +2996,7 @@
           <w:sz w:val="24"/>
           <w:u w:val="single"/>
         </w:rPr>
-        <w:hyperlink r:id="rId23" w:history="1">
+        <w:hyperlink r:id="rId22" w:history="1">
           <w:r>
             <w:rPr>
               <w:rStyle w:val="Hyperlink"/>
@@ -3072,7 +3034,7 @@
           <w:color w:val="000000"/>
           <w:sz w:val="24"/>
         </w:rPr>
-        <w:hyperlink r:id="rId23" w:history="1">
+        <w:hyperlink r:id="rId22" w:history="1">
           <w:r>
             <w:rPr>
               <w:rStyle w:val="Hyperlink"/>
@@ -3663,7 +3625,7 @@
           <w:color w:val="0000FF"/>
           <w:sz w:val="24"/>
         </w:rPr>
-        <w:hyperlink r:id="rId22" w:history="1">
+        <w:hyperlink r:id="rId21" w:history="1">
           <w:r>
             <w:rPr>
               <w:rStyle w:val="Hyperlink"/>
@@ -3680,7 +3642,7 @@
           <w:color w:val="0000FF"/>
           <w:sz w:val="24"/>
         </w:rPr>
-        <w:hyperlink r:id="rId22" w:history="1">
+        <w:hyperlink r:id="rId21" w:history="1">
           <w:r>
             <w:rPr>
               <w:rStyle w:val="Hyperlink"/>
@@ -3697,7 +3659,7 @@
           <w:color w:val="0000FF"/>
           <w:sz w:val="24"/>
         </w:rPr>
-        <w:hyperlink r:id="rId22" w:history="1">
+        <w:hyperlink r:id="rId21" w:history="1">
           <w:r>
             <w:rPr>
               <w:rStyle w:val="Hyperlink"/>
@@ -3714,7 +3676,7 @@
           <w:color w:val="0000FF"/>
           <w:sz w:val="24"/>
         </w:rPr>
-        <w:hyperlink r:id="rId22" w:history="1">
+        <w:hyperlink r:id="rId21" w:history="1">
           <w:r>
             <w:rPr>
               <w:rStyle w:val="Hyperlink"/>
@@ -3731,7 +3693,7 @@
           <w:color w:val="0000FF"/>
           <w:sz w:val="24"/>
         </w:rPr>
-        <w:hyperlink r:id="rId22" w:history="1">
+        <w:hyperlink r:id="rId21" w:history="1">
           <w:r>
             <w:rPr>
               <w:rStyle w:val="Hyperlink"/>
@@ -3748,7 +3710,7 @@
           <w:color w:val="0000FF"/>
           <w:sz w:val="24"/>
         </w:rPr>
-        <w:hyperlink r:id="rId22" w:history="1">
+        <w:hyperlink r:id="rId21" w:history="1">
           <w:r>
             <w:rPr>
               <w:rStyle w:val="Hyperlink"/>
@@ -3765,7 +3727,7 @@
           <w:color w:val="0000FF"/>
           <w:sz w:val="24"/>
         </w:rPr>
-        <w:hyperlink r:id="rId22" w:history="1">
+        <w:hyperlink r:id="rId21" w:history="1">
           <w:r>
             <w:rPr>
               <w:rStyle w:val="Hyperlink"/>
@@ -3882,7 +3844,7 @@
           <w:sz w:val="24"/>
           <w:u w:val="single"/>
         </w:rPr>
-        <w:hyperlink r:id="rId23" w:history="1">
+        <w:hyperlink r:id="rId22" w:history="1">
           <w:r>
             <w:rPr>
               <w:rStyle w:val="Hyperlink"/>
@@ -3900,7 +3862,7 @@
           <w:sz w:val="24"/>
           <w:u w:val="single"/>
         </w:rPr>
-        <w:hyperlink r:id="rId23" w:history="1">
+        <w:hyperlink r:id="rId22" w:history="1">
           <w:r>
             <w:rPr>
               <w:rStyle w:val="Hyperlink"/>
@@ -4028,7 +3990,7 @@
           <w:sz w:val="24"/>
           <w:u w:val="single"/>
         </w:rPr>
-        <w:hyperlink r:id="rId24" w:history="1">
+        <w:hyperlink r:id="rId23" w:history="1">
           <w:r>
             <w:rPr>
               <w:rStyle w:val="Hyperlink"/>
@@ -4046,7 +4008,7 @@
           <w:sz w:val="24"/>
           <w:u w:val="single"/>
         </w:rPr>
-        <w:hyperlink r:id="rId24" w:history="1">
+        <w:hyperlink r:id="rId23" w:history="1">
           <w:r>
             <w:rPr>
               <w:rStyle w:val="Hyperlink"/>
@@ -4064,7 +4026,7 @@
           <w:sz w:val="24"/>
           <w:u w:val="single"/>
         </w:rPr>
-        <w:hyperlink r:id="rId24" w:history="1">
+        <w:hyperlink r:id="rId23" w:history="1">
           <w:r>
             <w:rPr>
               <w:rStyle w:val="Hyperlink"/>
@@ -4092,7 +4054,7 @@
           <w:sz w:val="24"/>
           <w:u w:val="single"/>
         </w:rPr>
-        <w:hyperlink r:id="rId25" w:history="1">
+        <w:hyperlink r:id="rId24" w:history="1">
           <w:r>
             <w:rPr>
               <w:rStyle w:val="Hyperlink"/>
@@ -4121,7 +4083,7 @@
           <w:sz w:val="24"/>
           <w:u w:val="single"/>
         </w:rPr>
-        <w:hyperlink r:id="rId25" w:history="1">
+        <w:hyperlink r:id="rId24" w:history="1">
           <w:r>
             <w:rPr>
               <w:rStyle w:val="Hyperlink"/>
@@ -4149,7 +4111,7 @@
           <w:sz w:val="24"/>
           <w:u w:val="single"/>
         </w:rPr>
-        <w:hyperlink r:id="rId24" w:history="1">
+        <w:hyperlink r:id="rId23" w:history="1">
           <w:r>
             <w:rPr>
               <w:rStyle w:val="Hyperlink"/>
@@ -4167,7 +4129,7 @@
           <w:sz w:val="24"/>
           <w:u w:val="single"/>
         </w:rPr>
-        <w:hyperlink r:id="rId24" w:history="1">
+        <w:hyperlink r:id="rId23" w:history="1">
           <w:r>
             <w:rPr>
               <w:rStyle w:val="Hyperlink"/>
@@ -4196,7 +4158,7 @@
           <w:sz w:val="24"/>
           <w:u w:val="single"/>
         </w:rPr>
-        <w:hyperlink r:id="rId24" w:history="1">
+        <w:hyperlink r:id="rId23" w:history="1">
           <w:r>
             <w:rPr>
               <w:rStyle w:val="Hyperlink"/>
@@ -4294,7 +4256,7 @@
           <w:sz w:val="24"/>
           <w:u w:val="single"/>
         </w:rPr>
-        <w:hyperlink r:id="rId26" w:history="1">
+        <w:hyperlink r:id="rId25" w:history="1">
           <w:r>
             <w:rPr>
               <w:rStyle w:val="Hyperlink"/>
@@ -4312,7 +4274,7 @@
           <w:sz w:val="24"/>
           <w:u w:val="single"/>
         </w:rPr>
-        <w:hyperlink r:id="rId26" w:history="1">
+        <w:hyperlink r:id="rId25" w:history="1">
           <w:r>
             <w:rPr>
               <w:rStyle w:val="Hyperlink"/>
@@ -4330,7 +4292,7 @@
           <w:sz w:val="24"/>
           <w:u w:val="single"/>
         </w:rPr>
-        <w:hyperlink r:id="rId26" w:history="1">
+        <w:hyperlink r:id="rId25" w:history="1">
           <w:r>
             <w:rPr>
               <w:rStyle w:val="Hyperlink"/>
@@ -4376,7 +4338,7 @@
           <w:sz w:val="24"/>
           <w:u w:val="single"/>
         </w:rPr>
-        <w:hyperlink r:id="rId26" w:history="1">
+        <w:hyperlink r:id="rId25" w:history="1">
           <w:r>
             <w:rPr>
               <w:rStyle w:val="Hyperlink"/>
@@ -4405,7 +4367,7 @@
           <w:sz w:val="24"/>
           <w:u w:val="single"/>
         </w:rPr>
-        <w:hyperlink r:id="rId26" w:history="1">
+        <w:hyperlink r:id="rId25" w:history="1">
           <w:r>
             <w:rPr>
               <w:rStyle w:val="Hyperlink"/>

--- a/EXPORTS/DOCX/published/niveau2/English/Trade.docx
+++ b/EXPORTS/DOCX/published/niveau2/English/Trade.docx
@@ -457,16 +457,7 @@
       </w:r>
       <w:r>
         <w:rPr>
-          <w:rFonts w:ascii="Charis SIL Regular" w:hAnsi="Charis SIL Regular" w:eastAsia="Charis SIL Regular"/>
-          <w:b w:val="0"/>
-          <w:i w:val="0"/>
-          <w:color w:val="000000"/>
-          <w:sz w:val="24"/>
-        </w:rPr>
-        <w:t>auct</w:t>
-      </w:r>
-      <w:r>
-        <w:rPr>
+          <w:u w:val="single" w:color="0000ff"/>
           <w:rFonts w:ascii="Charis SIL Regular" w:hAnsi="Charis SIL Regular" w:eastAsia="Charis SIL Regular"/>
           <w:b w:val="0"/>
           <w:i w:val="0"/>
@@ -478,12 +469,23 @@
             <w:rPr>
               <w:rStyle w:val="Hyperlink"/>
             </w:rPr>
-            <w:t xml:space="preserve">ion houses </w:t>
+            <w:t>auct</w:t>
           </w:r>
         </w:hyperlink>
       </w:r>
       <w:r>
         <w:rPr>
+          <w:u w:val="single" w:color="0000ff"/>
+          <w:rFonts w:ascii="Charis SIL Regular" w:hAnsi="Charis SIL Regular" w:eastAsia="Charis SIL Regular"/>
+          <w:b w:val="0"/>
+          <w:i w:val="0"/>
+          <w:color w:val="000000"/>
+          <w:sz w:val="24"/>
+        </w:rPr>
+        <w:t xml:space="preserve">ion houses </w:t>
+      </w:r>
+      <w:r>
+        <w:rPr>
           <w:rFonts w:ascii="Charis SIL Regular" w:hAnsi="Charis SIL Regular" w:eastAsia="Charis SIL Regular"/>
           <w:b w:val="0"/>
           <w:i w:val="0"/>
@@ -491,7 +493,7 @@
           <w:sz w:val="24"/>
           <w:u w:val="single"/>
         </w:rPr>
-        <w:hyperlink r:id="rId9" w:history="1">
+        <w:hyperlink r:id="rId12" w:history="1">
           <w:r>
             <w:rPr>
               <w:rStyle w:val="Hyperlink"/>
@@ -545,7 +547,7 @@
           <w:sz w:val="24"/>
           <w:u w:val="single"/>
         </w:rPr>
-        <w:hyperlink r:id="rId12" w:history="1">
+        <w:hyperlink r:id="rId10" w:history="1">
           <w:r>
             <w:rPr>
               <w:rStyle w:val="Hyperlink"/>
@@ -574,7 +576,7 @@
           <w:sz w:val="24"/>
           <w:u w:val="single"/>
         </w:rPr>
-        <w:hyperlink r:id="rId12" w:history="1">
+        <w:hyperlink r:id="rId10" w:history="1">
           <w:r>
             <w:rPr>
               <w:rStyle w:val="Hyperlink"/>
@@ -592,7 +594,7 @@
           <w:sz w:val="24"/>
           <w:u w:val="single"/>
         </w:rPr>
-        <w:hyperlink r:id="rId12" w:history="1">
+        <w:hyperlink r:id="rId10" w:history="1">
           <w:r>
             <w:rPr>
               <w:rStyle w:val="Hyperlink"/>
@@ -610,7 +612,7 @@
           <w:sz w:val="24"/>
           <w:u w:val="single"/>
         </w:rPr>
-        <w:hyperlink r:id="rId12" w:history="1">
+        <w:hyperlink r:id="rId10" w:history="1">
           <w:r>
             <w:rPr>
               <w:rStyle w:val="Hyperlink"/>
@@ -639,7 +641,7 @@
           <w:sz w:val="24"/>
           <w:u w:val="single"/>
         </w:rPr>
-        <w:hyperlink r:id="rId12" w:history="1">
+        <w:hyperlink r:id="rId10" w:history="1">
           <w:r>
             <w:rPr>
               <w:rStyle w:val="Hyperlink"/>
@@ -769,7 +771,25 @@
           <w:color w:val="000000"/>
           <w:sz w:val="24"/>
         </w:rPr>
-        <w:t xml:space="preserve"> and </w:t>
+        <w:hyperlink r:id="rId11" w:history="1">
+          <w:r>
+            <w:rPr>
+              <w:rStyle w:val="Hyperlink"/>
+            </w:rPr>
+            <w:t xml:space="preserve"> and</w:t>
+          </w:r>
+        </w:hyperlink>
+      </w:r>
+      <w:r>
+        <w:rPr>
+          <w:u w:val="single" w:color="0000ff"/>
+          <w:rFonts w:ascii="Charis SIL Regular" w:hAnsi="Charis SIL Regular" w:eastAsia="Charis SIL Regular"/>
+          <w:b w:val="0"/>
+          <w:i w:val="0"/>
+          <w:color w:val="000000"/>
+          <w:sz w:val="24"/>
+        </w:rPr>
+        <w:t xml:space="preserve"> </w:t>
       </w:r>
       <w:r>
         <w:rPr>
@@ -912,25 +932,7 @@
           <w:color w:val="000000"/>
           <w:sz w:val="24"/>
         </w:rPr>
-        <w:t>Hague, the stor</w:t>
-      </w:r>
-      <w:r>
-        <w:rPr>
-          <w:u w:val="single" w:color="0000ff"/>
-          <w:rFonts w:ascii="Charis SIL Regular" w:hAnsi="Charis SIL Regular" w:eastAsia="Charis SIL Regular"/>
-          <w:b w:val="0"/>
-          <w:i w:val="0"/>
-          <w:color w:val="000000"/>
-          <w:sz w:val="24"/>
-        </w:rPr>
-        <w:hyperlink r:id="rId12" w:history="1">
-          <w:r>
-            <w:rPr>
-              <w:rStyle w:val="Hyperlink"/>
-            </w:rPr>
-            <w:t xml:space="preserve">es </w:t>
-          </w:r>
-        </w:hyperlink>
+        <w:t xml:space="preserve">Hague, the stores </w:t>
       </w:r>
       <w:r>
         <w:rPr>
@@ -941,7 +943,7 @@
           <w:sz w:val="24"/>
           <w:u w:val="single"/>
         </w:rPr>
-        <w:hyperlink r:id="rId14" w:history="1">
+        <w:hyperlink r:id="rId12" w:history="1">
           <w:r>
             <w:rPr>
               <w:rStyle w:val="Hyperlink"/>
@@ -959,7 +961,7 @@
           <w:sz w:val="24"/>
           <w:u w:val="single"/>
         </w:rPr>
-        <w:hyperlink r:id="rId14" w:history="1">
+        <w:hyperlink r:id="rId12" w:history="1">
           <w:r>
             <w:rPr>
               <w:rStyle w:val="Hyperlink"/>
@@ -1006,7 +1008,7 @@
           <w:sz w:val="24"/>
           <w:u w:val="single"/>
         </w:rPr>
-        <w:hyperlink r:id="rId12" w:history="1">
+        <w:hyperlink r:id="rId14" w:history="1">
           <w:r>
             <w:rPr>
               <w:rStyle w:val="Hyperlink"/>
@@ -1071,7 +1073,7 @@
           <w:sz w:val="24"/>
           <w:u w:val="single"/>
         </w:rPr>
-        <w:hyperlink r:id="rId12" w:history="1">
+        <w:hyperlink r:id="rId14" w:history="1">
           <w:r>
             <w:rPr>
               <w:rStyle w:val="Hyperlink"/>
@@ -1100,7 +1102,7 @@
           <w:sz w:val="24"/>
           <w:u w:val="single"/>
         </w:rPr>
-        <w:hyperlink r:id="rId12" w:history="1">
+        <w:hyperlink r:id="rId14" w:history="1">
           <w:r>
             <w:rPr>
               <w:rStyle w:val="Hyperlink"/>
@@ -1136,7 +1138,7 @@
           <w:sz w:val="24"/>
           <w:u w:val="single"/>
         </w:rPr>
-        <w:hyperlink r:id="rId13" w:history="1">
+        <w:hyperlink r:id="rId14" w:history="1">
           <w:r>
             <w:rPr>
               <w:rStyle w:val="Hyperlink"/>
@@ -1147,13 +1149,49 @@
       </w:r>
       <w:r>
         <w:rPr>
+          <w:u w:val="single" w:color="0000ff"/>
           <w:rFonts w:ascii="Charis SIL Regular" w:hAnsi="Charis SIL Regular" w:eastAsia="Charis SIL Regular"/>
           <w:b w:val="0"/>
           <w:i w:val="0"/>
           <w:color w:val="000000"/>
           <w:sz w:val="24"/>
         </w:rPr>
-        <w:t xml:space="preserve"> and </w:t>
+        <w:hyperlink r:id="rId13" w:history="1">
+          <w:r>
+            <w:rPr>
+              <w:rStyle w:val="Hyperlink"/>
+            </w:rPr>
+            <w:t xml:space="preserve"> an</w:t>
+          </w:r>
+        </w:hyperlink>
+      </w:r>
+      <w:r>
+        <w:rPr>
+          <w:u w:val="single" w:color="0000ff"/>
+          <w:rFonts w:ascii="Charis SIL Regular" w:hAnsi="Charis SIL Regular" w:eastAsia="Charis SIL Regular"/>
+          <w:b w:val="0"/>
+          <w:i w:val="0"/>
+          <w:color w:val="000000"/>
+          <w:sz w:val="24"/>
+        </w:rPr>
+        <w:hyperlink r:id="rId13" w:history="1">
+          <w:r>
+            <w:rPr>
+              <w:rStyle w:val="Hyperlink"/>
+            </w:rPr>
+            <w:t>d</w:t>
+          </w:r>
+        </w:hyperlink>
+      </w:r>
+      <w:r>
+        <w:rPr>
+          <w:rFonts w:ascii="Charis SIL Regular" w:hAnsi="Charis SIL Regular" w:eastAsia="Charis SIL Regular"/>
+          <w:b w:val="0"/>
+          <w:i w:val="0"/>
+          <w:color w:val="000000"/>
+          <w:sz w:val="24"/>
+        </w:rPr>
+        <w:t xml:space="preserve"> </w:t>
       </w:r>
       <w:r>
         <w:rPr>
@@ -1164,7 +1202,7 @@
           <w:sz w:val="24"/>
           <w:u w:val="single"/>
         </w:rPr>
-        <w:hyperlink r:id="rId13" w:history="1">
+        <w:hyperlink r:id="rId15" w:history="1">
           <w:r>
             <w:rPr>
               <w:rStyle w:val="Hyperlink"/>
@@ -1182,7 +1220,7 @@
           <w:sz w:val="24"/>
           <w:u w:val="single"/>
         </w:rPr>
-        <w:hyperlink r:id="rId13" w:history="1">
+        <w:hyperlink r:id="rId15" w:history="1">
           <w:r>
             <w:rPr>
               <w:rStyle w:val="Hyperlink"/>
@@ -1200,7 +1238,7 @@
           <w:sz w:val="24"/>
           <w:u w:val="single"/>
         </w:rPr>
-        <w:hyperlink r:id="rId13" w:history="1">
+        <w:hyperlink r:id="rId15" w:history="1">
           <w:r>
             <w:rPr>
               <w:rStyle w:val="Hyperlink"/>
@@ -1229,7 +1267,7 @@
           <w:sz w:val="24"/>
           <w:u w:val="single"/>
         </w:rPr>
-        <w:hyperlink r:id="rId13" w:history="1">
+        <w:hyperlink r:id="rId15" w:history="1">
           <w:r>
             <w:rPr>
               <w:rStyle w:val="Hyperlink"/>
@@ -1247,7 +1285,7 @@
           <w:sz w:val="24"/>
           <w:u w:val="single"/>
         </w:rPr>
-        <w:hyperlink r:id="rId13" w:history="1">
+        <w:hyperlink r:id="rId15" w:history="1">
           <w:r>
             <w:rPr>
               <w:rStyle w:val="Hyperlink"/>
@@ -1382,7 +1420,7 @@
           <w:sz w:val="24"/>
           <w:u w:val="single"/>
         </w:rPr>
-        <w:hyperlink r:id="rId15" w:history="1">
+        <w:hyperlink r:id="rId16" w:history="1">
           <w:r>
             <w:rPr>
               <w:rStyle w:val="Hyperlink"/>
@@ -1411,7 +1449,7 @@
           <w:sz w:val="24"/>
           <w:u w:val="single"/>
         </w:rPr>
-        <w:hyperlink r:id="rId15" w:history="1">
+        <w:hyperlink r:id="rId16" w:history="1">
           <w:r>
             <w:rPr>
               <w:rStyle w:val="Hyperlink"/>
@@ -1440,7 +1478,7 @@
           <w:sz w:val="24"/>
           <w:u w:val="single"/>
         </w:rPr>
-        <w:hyperlink r:id="rId15" w:history="1">
+        <w:hyperlink r:id="rId16" w:history="1">
           <w:r>
             <w:rPr>
               <w:rStyle w:val="Hyperlink"/>
@@ -1458,7 +1496,7 @@
           <w:sz w:val="24"/>
           <w:u w:val="single"/>
         </w:rPr>
-        <w:hyperlink r:id="rId15" w:history="1">
+        <w:hyperlink r:id="rId16" w:history="1">
           <w:r>
             <w:rPr>
               <w:rStyle w:val="Hyperlink"/>
@@ -1476,7 +1514,7 @@
           <w:sz w:val="24"/>
           <w:u w:val="single"/>
         </w:rPr>
-        <w:hyperlink r:id="rId15" w:history="1">
+        <w:hyperlink r:id="rId16" w:history="1">
           <w:r>
             <w:rPr>
               <w:rStyle w:val="Hyperlink"/>
@@ -1505,7 +1543,7 @@
           <w:sz w:val="24"/>
           <w:u w:val="single"/>
         </w:rPr>
-        <w:hyperlink r:id="rId15" w:history="1">
+        <w:hyperlink r:id="rId16" w:history="1">
           <w:r>
             <w:rPr>
               <w:rStyle w:val="Hyperlink"/>
@@ -1534,7 +1572,7 @@
           <w:sz w:val="24"/>
           <w:u w:val="single"/>
         </w:rPr>
-        <w:hyperlink r:id="rId15" w:history="1">
+        <w:hyperlink r:id="rId16" w:history="1">
           <w:r>
             <w:rPr>
               <w:rStyle w:val="Hyperlink"/>
@@ -1551,61 +1589,7 @@
           <w:color w:val="000000"/>
           <w:sz w:val="24"/>
         </w:rPr>
-        <w:t>, a trading compan</w:t>
-      </w:r>
-      <w:r>
-        <w:rPr>
-          <w:u w:val="single" w:color="0000ff"/>
-          <w:rFonts w:ascii="Charis SIL Regular" w:hAnsi="Charis SIL Regular" w:eastAsia="Charis SIL Regular"/>
-          <w:b w:val="0"/>
-          <w:i w:val="0"/>
-          <w:color w:val="000000"/>
-          <w:sz w:val="24"/>
-        </w:rPr>
-        <w:hyperlink r:id="rId15" w:history="1">
-          <w:r>
-            <w:rPr>
-              <w:rStyle w:val="Hyperlink"/>
-            </w:rPr>
-            <w:t>y that o</w:t>
-          </w:r>
-        </w:hyperlink>
-      </w:r>
-      <w:r>
-        <w:rPr>
-          <w:u w:val="single" w:color="0000ff"/>
-          <w:rFonts w:ascii="Charis SIL Regular" w:hAnsi="Charis SIL Regular" w:eastAsia="Charis SIL Regular"/>
-          <w:b w:val="0"/>
-          <w:i w:val="0"/>
-          <w:color w:val="000000"/>
-          <w:sz w:val="24"/>
-        </w:rPr>
-        <w:hyperlink r:id="rId15" w:history="1">
-          <w:r>
-            <w:rPr>
-              <w:rStyle w:val="Hyperlink"/>
-            </w:rPr>
-            <w:t>p</w:t>
-          </w:r>
-        </w:hyperlink>
-      </w:r>
-      <w:r>
-        <w:rPr>
-          <w:u w:val="single" w:color="0000ff"/>
-          <w:rFonts w:ascii="Charis SIL Regular" w:hAnsi="Charis SIL Regular" w:eastAsia="Charis SIL Regular"/>
-          <w:b w:val="0"/>
-          <w:i w:val="0"/>
-          <w:color w:val="000000"/>
-          <w:sz w:val="24"/>
-        </w:rPr>
-        <w:hyperlink r:id="rId15" w:history="1">
-          <w:r>
-            <w:rPr>
-              <w:rStyle w:val="Hyperlink"/>
-            </w:rPr>
-            <w:t xml:space="preserve">erated in </w:t>
-          </w:r>
-        </w:hyperlink>
+        <w:t xml:space="preserve">, a trading company that operated in </w:t>
       </w:r>
       <w:r>
         <w:rPr>
@@ -1616,7 +1600,7 @@
           <w:sz w:val="24"/>
           <w:u w:val="single"/>
         </w:rPr>
-        <w:hyperlink r:id="rId16" w:history="1">
+        <w:hyperlink r:id="rId17" w:history="1">
           <w:r>
             <w:rPr>
               <w:rStyle w:val="Hyperlink"/>
@@ -1634,7 +1618,7 @@
           <w:sz w:val="24"/>
           <w:u w:val="single"/>
         </w:rPr>
-        <w:hyperlink r:id="rId16" w:history="1">
+        <w:hyperlink r:id="rId17" w:history="1">
           <w:r>
             <w:rPr>
               <w:rStyle w:val="Hyperlink"/>
@@ -1652,7 +1636,7 @@
           <w:sz w:val="24"/>
           <w:u w:val="single"/>
         </w:rPr>
-        <w:hyperlink r:id="rId16" w:history="1">
+        <w:hyperlink r:id="rId17" w:history="1">
           <w:r>
             <w:rPr>
               <w:rStyle w:val="Hyperlink"/>
@@ -1681,7 +1665,7 @@
           <w:sz w:val="24"/>
           <w:u w:val="single"/>
         </w:rPr>
-        <w:hyperlink r:id="rId15" w:history="1">
+        <w:hyperlink r:id="rId17" w:history="1">
           <w:r>
             <w:rPr>
               <w:rStyle w:val="Hyperlink"/>
@@ -1699,7 +1683,7 @@
           <w:sz w:val="24"/>
           <w:u w:val="single"/>
         </w:rPr>
-        <w:hyperlink r:id="rId15" w:history="1">
+        <w:hyperlink r:id="rId17" w:history="1">
           <w:r>
             <w:rPr>
               <w:rStyle w:val="Hyperlink"/>
@@ -1710,13 +1694,24 @@
       </w:r>
       <w:r>
         <w:rPr>
+          <w:u w:val="single" w:color="0000ff"/>
           <w:rFonts w:ascii="Charis SIL Regular" w:hAnsi="Charis SIL Regular" w:eastAsia="Charis SIL Regular"/>
           <w:b w:val="0"/>
           <w:i w:val="0"/>
           <w:color w:val="000000"/>
           <w:sz w:val="24"/>
         </w:rPr>
-        <w:t xml:space="preserve">. A large number </w:t>
+        <w:t>. A large nu</w:t>
+      </w:r>
+      <w:r>
+        <w:rPr>
+          <w:rFonts w:ascii="Charis SIL Regular" w:hAnsi="Charis SIL Regular" w:eastAsia="Charis SIL Regular"/>
+          <w:b w:val="0"/>
+          <w:i w:val="0"/>
+          <w:color w:val="000000"/>
+          <w:sz w:val="24"/>
+        </w:rPr>
+        <w:t xml:space="preserve">mber </w:t>
       </w:r>
       <w:r>
         <w:rPr>
@@ -1727,7 +1722,7 @@
           <w:color w:val="000000"/>
           <w:sz w:val="24"/>
         </w:rPr>
-        <w:hyperlink r:id="rId15" w:history="1">
+        <w:hyperlink r:id="rId16" w:history="1">
           <w:r>
             <w:rPr>
               <w:rStyle w:val="Hyperlink"/>
@@ -1738,13 +1733,85 @@
       </w:r>
       <w:r>
         <w:rPr>
+          <w:u w:val="single" w:color="0000ff"/>
           <w:rFonts w:ascii="Charis SIL Regular" w:hAnsi="Charis SIL Regular" w:eastAsia="Charis SIL Regular"/>
           <w:b w:val="0"/>
           <w:i w:val="0"/>
           <w:color w:val="000000"/>
           <w:sz w:val="24"/>
         </w:rPr>
-        <w:t xml:space="preserve">frican objects, especially from </w:t>
+        <w:hyperlink r:id="rId16" w:history="1">
+          <w:r>
+            <w:rPr>
+              <w:rStyle w:val="Hyperlink"/>
+            </w:rPr>
+            <w:t>f</w:t>
+          </w:r>
+        </w:hyperlink>
+      </w:r>
+      <w:r>
+        <w:rPr>
+          <w:u w:val="single" w:color="0000ff"/>
+          <w:rFonts w:ascii="Charis SIL Regular" w:hAnsi="Charis SIL Regular" w:eastAsia="Charis SIL Regular"/>
+          <w:b w:val="0"/>
+          <w:i w:val="0"/>
+          <w:color w:val="000000"/>
+          <w:sz w:val="24"/>
+        </w:rPr>
+        <w:hyperlink r:id="rId16" w:history="1">
+          <w:r>
+            <w:rPr>
+              <w:rStyle w:val="Hyperlink"/>
+            </w:rPr>
+            <w:t>rican ob</w:t>
+          </w:r>
+        </w:hyperlink>
+      </w:r>
+      <w:r>
+        <w:rPr>
+          <w:u w:val="single" w:color="0000ff"/>
+          <w:rFonts w:ascii="Charis SIL Regular" w:hAnsi="Charis SIL Regular" w:eastAsia="Charis SIL Regular"/>
+          <w:b w:val="0"/>
+          <w:i w:val="0"/>
+          <w:color w:val="000000"/>
+          <w:sz w:val="24"/>
+        </w:rPr>
+        <w:hyperlink r:id="rId16" w:history="1">
+          <w:r>
+            <w:rPr>
+              <w:rStyle w:val="Hyperlink"/>
+            </w:rPr>
+            <w:t>j</w:t>
+          </w:r>
+        </w:hyperlink>
+      </w:r>
+      <w:r>
+        <w:rPr>
+          <w:u w:val="single" w:color="0000ff"/>
+          <w:rFonts w:ascii="Charis SIL Regular" w:hAnsi="Charis SIL Regular" w:eastAsia="Charis SIL Regular"/>
+          <w:b w:val="0"/>
+          <w:i w:val="0"/>
+          <w:color w:val="000000"/>
+          <w:sz w:val="24"/>
+        </w:rPr>
+        <w:hyperlink r:id="rId16" w:history="1">
+          <w:r>
+            <w:rPr>
+              <w:rStyle w:val="Hyperlink"/>
+            </w:rPr>
+            <w:t>ects, especi</w:t>
+          </w:r>
+        </w:hyperlink>
+      </w:r>
+      <w:r>
+        <w:rPr>
+          <w:rFonts w:ascii="Charis SIL Regular" w:hAnsi="Charis SIL Regular" w:eastAsia="Charis SIL Regular"/>
+          <w:b w:val="0"/>
+          <w:i w:val="0"/>
+          <w:color w:val="000000"/>
+          <w:sz w:val="24"/>
+        </w:rPr>
+        <w:t xml:space="preserve">ally from </w:t>
       </w:r>
       <w:r>
         <w:rPr>
@@ -1755,7 +1822,7 @@
           <w:sz w:val="24"/>
           <w:u w:val="single"/>
         </w:rPr>
-        <w:hyperlink r:id="rId17" w:history="1">
+        <w:hyperlink r:id="rId18" w:history="1">
           <w:r>
             <w:rPr>
               <w:rStyle w:val="Hyperlink"/>
@@ -1783,7 +1850,7 @@
           <w:color w:val="000000"/>
           <w:sz w:val="24"/>
         </w:rPr>
-        <w:hyperlink r:id="rId16" w:history="1">
+        <w:hyperlink r:id="rId17" w:history="1">
           <w:r>
             <w:rPr>
               <w:rStyle w:val="Hyperlink"/>
@@ -1801,7 +1868,7 @@
           <w:color w:val="000000"/>
           <w:sz w:val="24"/>
         </w:rPr>
-        <w:hyperlink r:id="rId16" w:history="1">
+        <w:hyperlink r:id="rId17" w:history="1">
           <w:r>
             <w:rPr>
               <w:rStyle w:val="Hyperlink"/>
@@ -1819,7 +1886,7 @@
           <w:color w:val="000000"/>
           <w:sz w:val="24"/>
         </w:rPr>
-        <w:hyperlink r:id="rId16" w:history="1">
+        <w:hyperlink r:id="rId17" w:history="1">
           <w:r>
             <w:rPr>
               <w:rStyle w:val="Hyperlink"/>
@@ -2126,7 +2193,7 @@
           <w:sz w:val="24"/>
           <w:u w:val="single"/>
         </w:rPr>
-        <w:hyperlink r:id="rId18" w:history="1">
+        <w:hyperlink r:id="rId19" w:history="1">
           <w:r>
             <w:rPr>
               <w:rStyle w:val="Hyperlink"/>
@@ -2154,7 +2221,7 @@
           <w:sz w:val="24"/>
           <w:u w:val="single"/>
         </w:rPr>
-        <w:hyperlink r:id="rId19" w:history="1">
+        <w:hyperlink r:id="rId20" w:history="1">
           <w:r>
             <w:rPr>
               <w:rStyle w:val="Hyperlink"/>
@@ -2182,7 +2249,7 @@
           <w:color w:val="000000"/>
           <w:sz w:val="24"/>
         </w:rPr>
-        <w:hyperlink r:id="rId18" w:history="1">
+        <w:hyperlink r:id="rId19" w:history="1">
           <w:r>
             <w:rPr>
               <w:rStyle w:val="Hyperlink"/>
@@ -2210,7 +2277,7 @@
           <w:color w:val="000000"/>
           <w:sz w:val="24"/>
         </w:rPr>
-        <w:hyperlink r:id="rId19" w:history="1">
+        <w:hyperlink r:id="rId20" w:history="1">
           <w:r>
             <w:rPr>
               <w:rStyle w:val="Hyperlink"/>
@@ -2258,7 +2325,7 @@
           <w:sz w:val="24"/>
           <w:u w:val="single"/>
         </w:rPr>
-        <w:hyperlink r:id="rId20" w:history="1">
+        <w:hyperlink r:id="rId21" w:history="1">
           <w:r>
             <w:rPr>
               <w:rStyle w:val="Hyperlink"/>
@@ -2287,7 +2354,7 @@
           <w:sz w:val="24"/>
           <w:u w:val="single"/>
         </w:rPr>
-        <w:hyperlink r:id="rId20" w:history="1">
+        <w:hyperlink r:id="rId21" w:history="1">
           <w:r>
             <w:rPr>
               <w:rStyle w:val="Hyperlink"/>
@@ -2316,7 +2383,7 @@
           <w:sz w:val="24"/>
           <w:u w:val="single"/>
         </w:rPr>
-        <w:hyperlink r:id="rId20" w:history="1">
+        <w:hyperlink r:id="rId21" w:history="1">
           <w:r>
             <w:rPr>
               <w:rStyle w:val="Hyperlink"/>
@@ -2345,7 +2412,7 @@
           <w:sz w:val="24"/>
           <w:u w:val="single"/>
         </w:rPr>
-        <w:hyperlink r:id="rId20" w:history="1">
+        <w:hyperlink r:id="rId21" w:history="1">
           <w:r>
             <w:rPr>
               <w:rStyle w:val="Hyperlink"/>
@@ -2364,343 +2431,6 @@
           <w:u w:val="single"/>
         </w:rPr>
         <w:t xml:space="preserve"> </w:t>
-      </w:r>
-      <w:r>
-        <w:rPr>
-          <w:rFonts w:ascii="Charis SIL Regular" w:hAnsi="Charis SIL Regular" w:eastAsia="Charis SIL Regular"/>
-          <w:b w:val="0"/>
-          <w:i w:val="0"/>
-          <w:color w:val="0000FF"/>
-          <w:sz w:val="24"/>
-          <w:u w:val="single"/>
-        </w:rPr>
-        <w:hyperlink r:id="rId20" w:history="1">
-          <w:r>
-            <w:rPr>
-              <w:rStyle w:val="Hyperlink"/>
-            </w:rPr>
-            <w:t>Art</w:t>
-          </w:r>
-        </w:hyperlink>
-      </w:r>
-      <w:r>
-        <w:rPr>
-          <w:rFonts w:ascii="Charis SIL Regular" w:hAnsi="Charis SIL Regular" w:eastAsia="Charis SIL Regular"/>
-          <w:b w:val="0"/>
-          <w:i w:val="0"/>
-          <w:color w:val="0000FF"/>
-          <w:sz w:val="24"/>
-          <w:u w:val="single"/>
-        </w:rPr>
-        <w:t xml:space="preserve"> </w:t>
-      </w:r>
-      <w:r>
-        <w:rPr>
-          <w:rFonts w:ascii="Charis SIL Regular" w:hAnsi="Charis SIL Regular" w:eastAsia="Charis SIL Regular"/>
-          <w:b w:val="0"/>
-          <w:i w:val="0"/>
-          <w:color w:val="0000FF"/>
-          <w:sz w:val="24"/>
-          <w:u w:val="single"/>
-        </w:rPr>
-        <w:hyperlink r:id="rId20" w:history="1">
-          <w:r>
-            <w:rPr>
-              <w:rStyle w:val="Hyperlink"/>
-            </w:rPr>
-            <w:t>History)</w:t>
-          </w:r>
-        </w:hyperlink>
-      </w:r>
-      <w:r>
-        <w:rPr>
-          <w:rFonts w:ascii="Charis SIL Regular" w:hAnsi="Charis SIL Regular" w:eastAsia="Charis SIL Regular"/>
-          <w:b w:val="0"/>
-          <w:i w:val="0"/>
-          <w:color w:val="000000"/>
-          <w:sz w:val="24"/>
-        </w:rPr>
-        <w:t xml:space="preserve"> and the </w:t>
-      </w:r>
-      <w:r>
-        <w:rPr>
-          <w:rFonts w:ascii="Charis SIL Regular" w:hAnsi="Charis SIL Regular" w:eastAsia="Charis SIL Regular"/>
-          <w:b w:val="0"/>
-          <w:i w:val="0"/>
-          <w:color w:val="0000FF"/>
-          <w:sz w:val="24"/>
-          <w:u w:val="single"/>
-        </w:rPr>
-        <w:t>Rijksmuseum</w:t>
-      </w:r>
-      <w:r>
-        <w:rPr>
-          <w:rFonts w:ascii="Charis SIL Regular" w:hAnsi="Charis SIL Regular" w:eastAsia="Charis SIL Regular"/>
-          <w:b w:val="0"/>
-          <w:i w:val="0"/>
-          <w:color w:val="000000"/>
-          <w:sz w:val="24"/>
-        </w:rPr>
-        <w:t xml:space="preserve"> have </w:t>
-      </w:r>
-      <w:r>
-        <w:rPr>
-          <w:rFonts w:ascii="Charis SIL Regular" w:hAnsi="Charis SIL Regular" w:eastAsia="Charis SIL Regular"/>
-          <w:b w:val="0"/>
-          <w:i w:val="0"/>
-          <w:color w:val="000000"/>
-          <w:sz w:val="24"/>
-        </w:rPr>
-        <w:t>extensive collection</w:t>
-      </w:r>
-      <w:r>
-        <w:rPr>
-          <w:u w:val="single" w:color="0000ff"/>
-          <w:rFonts w:ascii="Charis SIL Regular" w:hAnsi="Charis SIL Regular" w:eastAsia="Charis SIL Regular"/>
-          <w:b w:val="0"/>
-          <w:i w:val="0"/>
-          <w:color w:val="000000"/>
-          <w:sz w:val="24"/>
-        </w:rPr>
-        <w:hyperlink r:id="rId20" w:history="1">
-          <w:r>
-            <w:rPr>
-              <w:rStyle w:val="Hyperlink"/>
-            </w:rPr>
-            <w:t xml:space="preserve">s of </w:t>
-          </w:r>
-        </w:hyperlink>
-      </w:r>
-      <w:r>
-        <w:rPr>
-          <w:u w:val="single" w:color="0000ff"/>
-          <w:rFonts w:ascii="Charis SIL Regular" w:hAnsi="Charis SIL Regular" w:eastAsia="Charis SIL Regular"/>
-          <w:b w:val="0"/>
-          <w:i w:val="0"/>
-          <w:color w:val="000000"/>
-          <w:sz w:val="24"/>
-        </w:rPr>
-        <w:hyperlink r:id="rId20" w:history="1">
-          <w:r>
-            <w:rPr>
-              <w:rStyle w:val="Hyperlink"/>
-            </w:rPr>
-            <w:t>c</w:t>
-          </w:r>
-        </w:hyperlink>
-      </w:r>
-      <w:r>
-        <w:rPr>
-          <w:u w:val="single" w:color="0000ff"/>
-          <w:rFonts w:ascii="Charis SIL Regular" w:hAnsi="Charis SIL Regular" w:eastAsia="Charis SIL Regular"/>
-          <w:b w:val="0"/>
-          <w:i w:val="0"/>
-          <w:color w:val="000000"/>
-          <w:sz w:val="24"/>
-        </w:rPr>
-        <w:hyperlink r:id="rId20" w:history="1">
-          <w:r>
-            <w:rPr>
-              <w:rStyle w:val="Hyperlink"/>
-            </w:rPr>
-            <w:t xml:space="preserve">atalogues of </w:t>
-          </w:r>
-        </w:hyperlink>
-      </w:r>
-      <w:r>
-        <w:rPr>
-          <w:u w:val="single" w:color="0000ff"/>
-          <w:rFonts w:ascii="Charis SIL Regular" w:hAnsi="Charis SIL Regular" w:eastAsia="Charis SIL Regular"/>
-          <w:b w:val="0"/>
-          <w:i w:val="0"/>
-          <w:color w:val="000000"/>
-          <w:sz w:val="24"/>
-        </w:rPr>
-        <w:hyperlink r:id="rId20" w:history="1">
-          <w:r>
-            <w:rPr>
-              <w:rStyle w:val="Hyperlink"/>
-            </w:rPr>
-            <w:t>a</w:t>
-          </w:r>
-        </w:hyperlink>
-      </w:r>
-      <w:r>
-        <w:rPr>
-          <w:u w:val="single" w:color="0000ff"/>
-          <w:rFonts w:ascii="Charis SIL Regular" w:hAnsi="Charis SIL Regular" w:eastAsia="Charis SIL Regular"/>
-          <w:b w:val="0"/>
-          <w:i w:val="0"/>
-          <w:color w:val="000000"/>
-          <w:sz w:val="24"/>
-        </w:rPr>
-        <w:hyperlink r:id="rId20" w:history="1">
-          <w:r>
-            <w:rPr>
-              <w:rStyle w:val="Hyperlink"/>
-            </w:rPr>
-            <w:t xml:space="preserve">uctions </w:t>
-          </w:r>
-        </w:hyperlink>
-      </w:r>
-      <w:r>
-        <w:rPr>
-          <w:u w:val="single" w:color="0000ff"/>
-          <w:rFonts w:ascii="Charis SIL Regular" w:hAnsi="Charis SIL Regular" w:eastAsia="Charis SIL Regular"/>
-          <w:b w:val="0"/>
-          <w:i w:val="0"/>
-          <w:color w:val="000000"/>
-          <w:sz w:val="24"/>
-        </w:rPr>
-        <w:hyperlink r:id="rId20" w:history="1">
-          <w:r>
-            <w:rPr>
-              <w:rStyle w:val="Hyperlink"/>
-            </w:rPr>
-            <w:t>h</w:t>
-          </w:r>
-        </w:hyperlink>
-      </w:r>
-      <w:r>
-        <w:rPr>
-          <w:u w:val="single" w:color="0000ff"/>
-          <w:rFonts w:ascii="Charis SIL Regular" w:hAnsi="Charis SIL Regular" w:eastAsia="Charis SIL Regular"/>
-          <w:b w:val="0"/>
-          <w:i w:val="0"/>
-          <w:color w:val="000000"/>
-          <w:sz w:val="24"/>
-        </w:rPr>
-        <w:hyperlink r:id="rId20" w:history="1">
-          <w:r>
-            <w:rPr>
-              <w:rStyle w:val="Hyperlink"/>
-            </w:rPr>
-            <w:t>el</w:t>
-          </w:r>
-        </w:hyperlink>
-      </w:r>
-      <w:r>
-        <w:rPr>
-          <w:u w:val="single" w:color="0000ff"/>
-          <w:rFonts w:ascii="Charis SIL Regular" w:hAnsi="Charis SIL Regular" w:eastAsia="Charis SIL Regular"/>
-          <w:b w:val="0"/>
-          <w:i w:val="0"/>
-          <w:color w:val="000000"/>
-          <w:sz w:val="24"/>
-        </w:rPr>
-        <w:hyperlink r:id="rId20" w:history="1">
-          <w:r>
-            <w:rPr>
-              <w:rStyle w:val="Hyperlink"/>
-            </w:rPr>
-            <w:t>d</w:t>
-          </w:r>
-        </w:hyperlink>
-      </w:r>
-      <w:r>
-        <w:rPr>
-          <w:u w:val="single" w:color="0000ff"/>
-          <w:rFonts w:ascii="Charis SIL Regular" w:hAnsi="Charis SIL Regular" w:eastAsia="Charis SIL Regular"/>
-          <w:b w:val="0"/>
-          <w:i w:val="0"/>
-          <w:color w:val="000000"/>
-          <w:sz w:val="24"/>
-        </w:rPr>
-        <w:hyperlink r:id="rId20" w:history="1">
-          <w:r>
-            <w:rPr>
-              <w:rStyle w:val="Hyperlink"/>
-            </w:rPr>
-            <w:t xml:space="preserve"> in </w:t>
-          </w:r>
-        </w:hyperlink>
-      </w:r>
-      <w:r>
-        <w:rPr>
-          <w:u w:val="single" w:color="0000ff"/>
-          <w:rFonts w:ascii="Charis SIL Regular" w:hAnsi="Charis SIL Regular" w:eastAsia="Charis SIL Regular"/>
-          <w:b w:val="0"/>
-          <w:i w:val="0"/>
-          <w:color w:val="000000"/>
-          <w:sz w:val="24"/>
-        </w:rPr>
-        <w:hyperlink r:id="rId20" w:history="1">
-          <w:r>
-            <w:rPr>
-              <w:rStyle w:val="Hyperlink"/>
-            </w:rPr>
-            <w:t>t</w:t>
-          </w:r>
-        </w:hyperlink>
-      </w:r>
-      <w:r>
-        <w:rPr>
-          <w:u w:val="single" w:color="0000ff"/>
-          <w:rFonts w:ascii="Charis SIL Regular" w:hAnsi="Charis SIL Regular" w:eastAsia="Charis SIL Regular"/>
-          <w:b w:val="0"/>
-          <w:i w:val="0"/>
-          <w:color w:val="000000"/>
-          <w:sz w:val="24"/>
-        </w:rPr>
-        <w:hyperlink r:id="rId20" w:history="1">
-          <w:r>
-            <w:rPr>
-              <w:rStyle w:val="Hyperlink"/>
-            </w:rPr>
-            <w:t>he Neth</w:t>
-          </w:r>
-        </w:hyperlink>
-      </w:r>
-      <w:r>
-        <w:rPr>
-          <w:rFonts w:ascii="Charis SIL Regular" w:hAnsi="Charis SIL Regular" w:eastAsia="Charis SIL Regular"/>
-          <w:b w:val="0"/>
-          <w:i w:val="0"/>
-          <w:color w:val="000000"/>
-          <w:sz w:val="24"/>
-        </w:rPr>
-        <w:t>erlands, i</w:t>
-      </w:r>
-      <w:r>
-        <w:rPr>
-          <w:u w:val="single" w:color="0000ff"/>
-          <w:rFonts w:ascii="Charis SIL Regular" w:hAnsi="Charis SIL Regular" w:eastAsia="Charis SIL Regular"/>
-          <w:b w:val="0"/>
-          <w:i w:val="0"/>
-          <w:color w:val="000000"/>
-          <w:sz w:val="24"/>
-        </w:rPr>
-        <w:t>ncluding auc</w:t>
-      </w:r>
-      <w:r>
-        <w:rPr>
-          <w:rFonts w:ascii="Charis SIL Regular" w:hAnsi="Charis SIL Regular" w:eastAsia="Charis SIL Regular"/>
-          <w:b w:val="0"/>
-          <w:i w:val="0"/>
-          <w:color w:val="000000"/>
-          <w:sz w:val="24"/>
-        </w:rPr>
-        <w:t xml:space="preserve">tions of </w:t>
-      </w:r>
-      <w:r>
-        <w:rPr>
-          <w:rFonts w:ascii="Charis SIL Regular" w:hAnsi="Charis SIL Regular" w:eastAsia="Charis SIL Regular"/>
-          <w:b w:val="0"/>
-          <w:i w:val="0"/>
-          <w:color w:val="000000"/>
-          <w:sz w:val="24"/>
-        </w:rPr>
-        <w:t xml:space="preserve">non-western objects. Annotated catalogues sometimes contain notes about the items, buyers, </w:t>
-      </w:r>
-      <w:r>
-        <w:rPr>
-          <w:rFonts w:ascii="Charis SIL Regular" w:hAnsi="Charis SIL Regular" w:eastAsia="Charis SIL Regular"/>
-          <w:b w:val="0"/>
-          <w:i w:val="0"/>
-          <w:color w:val="000000"/>
-          <w:sz w:val="24"/>
-        </w:rPr>
-        <w:t xml:space="preserve">and sellers in an auction. The RKD's digitalised auction catalogues are available through the </w:t>
       </w:r>
       <w:r>
         <w:rPr>
@@ -2745,6 +2475,343 @@
             <w:rPr>
               <w:rStyle w:val="Hyperlink"/>
             </w:rPr>
+            <w:t>History)</w:t>
+          </w:r>
+        </w:hyperlink>
+      </w:r>
+      <w:r>
+        <w:rPr>
+          <w:rFonts w:ascii="Charis SIL Regular" w:hAnsi="Charis SIL Regular" w:eastAsia="Charis SIL Regular"/>
+          <w:b w:val="0"/>
+          <w:i w:val="0"/>
+          <w:color w:val="000000"/>
+          <w:sz w:val="24"/>
+        </w:rPr>
+        <w:t xml:space="preserve"> and the </w:t>
+      </w:r>
+      <w:r>
+        <w:rPr>
+          <w:rFonts w:ascii="Charis SIL Regular" w:hAnsi="Charis SIL Regular" w:eastAsia="Charis SIL Regular"/>
+          <w:b w:val="0"/>
+          <w:i w:val="0"/>
+          <w:color w:val="0000FF"/>
+          <w:sz w:val="24"/>
+          <w:u w:val="single"/>
+        </w:rPr>
+        <w:t>Rijksmuseum</w:t>
+      </w:r>
+      <w:r>
+        <w:rPr>
+          <w:rFonts w:ascii="Charis SIL Regular" w:hAnsi="Charis SIL Regular" w:eastAsia="Charis SIL Regular"/>
+          <w:b w:val="0"/>
+          <w:i w:val="0"/>
+          <w:color w:val="000000"/>
+          <w:sz w:val="24"/>
+        </w:rPr>
+        <w:t xml:space="preserve"> have </w:t>
+      </w:r>
+      <w:r>
+        <w:rPr>
+          <w:rFonts w:ascii="Charis SIL Regular" w:hAnsi="Charis SIL Regular" w:eastAsia="Charis SIL Regular"/>
+          <w:b w:val="0"/>
+          <w:i w:val="0"/>
+          <w:color w:val="000000"/>
+          <w:sz w:val="24"/>
+        </w:rPr>
+        <w:t>extensive collection</w:t>
+      </w:r>
+      <w:r>
+        <w:rPr>
+          <w:u w:val="single" w:color="0000ff"/>
+          <w:rFonts w:ascii="Charis SIL Regular" w:hAnsi="Charis SIL Regular" w:eastAsia="Charis SIL Regular"/>
+          <w:b w:val="0"/>
+          <w:i w:val="0"/>
+          <w:color w:val="000000"/>
+          <w:sz w:val="24"/>
+        </w:rPr>
+        <w:hyperlink r:id="rId21" w:history="1">
+          <w:r>
+            <w:rPr>
+              <w:rStyle w:val="Hyperlink"/>
+            </w:rPr>
+            <w:t xml:space="preserve">s of </w:t>
+          </w:r>
+        </w:hyperlink>
+      </w:r>
+      <w:r>
+        <w:rPr>
+          <w:u w:val="single" w:color="0000ff"/>
+          <w:rFonts w:ascii="Charis SIL Regular" w:hAnsi="Charis SIL Regular" w:eastAsia="Charis SIL Regular"/>
+          <w:b w:val="0"/>
+          <w:i w:val="0"/>
+          <w:color w:val="000000"/>
+          <w:sz w:val="24"/>
+        </w:rPr>
+        <w:hyperlink r:id="rId21" w:history="1">
+          <w:r>
+            <w:rPr>
+              <w:rStyle w:val="Hyperlink"/>
+            </w:rPr>
+            <w:t>c</w:t>
+          </w:r>
+        </w:hyperlink>
+      </w:r>
+      <w:r>
+        <w:rPr>
+          <w:u w:val="single" w:color="0000ff"/>
+          <w:rFonts w:ascii="Charis SIL Regular" w:hAnsi="Charis SIL Regular" w:eastAsia="Charis SIL Regular"/>
+          <w:b w:val="0"/>
+          <w:i w:val="0"/>
+          <w:color w:val="000000"/>
+          <w:sz w:val="24"/>
+        </w:rPr>
+        <w:hyperlink r:id="rId21" w:history="1">
+          <w:r>
+            <w:rPr>
+              <w:rStyle w:val="Hyperlink"/>
+            </w:rPr>
+            <w:t xml:space="preserve">atalogues of </w:t>
+          </w:r>
+        </w:hyperlink>
+      </w:r>
+      <w:r>
+        <w:rPr>
+          <w:u w:val="single" w:color="0000ff"/>
+          <w:rFonts w:ascii="Charis SIL Regular" w:hAnsi="Charis SIL Regular" w:eastAsia="Charis SIL Regular"/>
+          <w:b w:val="0"/>
+          <w:i w:val="0"/>
+          <w:color w:val="000000"/>
+          <w:sz w:val="24"/>
+        </w:rPr>
+        <w:hyperlink r:id="rId21" w:history="1">
+          <w:r>
+            <w:rPr>
+              <w:rStyle w:val="Hyperlink"/>
+            </w:rPr>
+            <w:t>a</w:t>
+          </w:r>
+        </w:hyperlink>
+      </w:r>
+      <w:r>
+        <w:rPr>
+          <w:u w:val="single" w:color="0000ff"/>
+          <w:rFonts w:ascii="Charis SIL Regular" w:hAnsi="Charis SIL Regular" w:eastAsia="Charis SIL Regular"/>
+          <w:b w:val="0"/>
+          <w:i w:val="0"/>
+          <w:color w:val="000000"/>
+          <w:sz w:val="24"/>
+        </w:rPr>
+        <w:hyperlink r:id="rId21" w:history="1">
+          <w:r>
+            <w:rPr>
+              <w:rStyle w:val="Hyperlink"/>
+            </w:rPr>
+            <w:t xml:space="preserve">uctions </w:t>
+          </w:r>
+        </w:hyperlink>
+      </w:r>
+      <w:r>
+        <w:rPr>
+          <w:u w:val="single" w:color="0000ff"/>
+          <w:rFonts w:ascii="Charis SIL Regular" w:hAnsi="Charis SIL Regular" w:eastAsia="Charis SIL Regular"/>
+          <w:b w:val="0"/>
+          <w:i w:val="0"/>
+          <w:color w:val="000000"/>
+          <w:sz w:val="24"/>
+        </w:rPr>
+        <w:hyperlink r:id="rId21" w:history="1">
+          <w:r>
+            <w:rPr>
+              <w:rStyle w:val="Hyperlink"/>
+            </w:rPr>
+            <w:t>h</w:t>
+          </w:r>
+        </w:hyperlink>
+      </w:r>
+      <w:r>
+        <w:rPr>
+          <w:u w:val="single" w:color="0000ff"/>
+          <w:rFonts w:ascii="Charis SIL Regular" w:hAnsi="Charis SIL Regular" w:eastAsia="Charis SIL Regular"/>
+          <w:b w:val="0"/>
+          <w:i w:val="0"/>
+          <w:color w:val="000000"/>
+          <w:sz w:val="24"/>
+        </w:rPr>
+        <w:hyperlink r:id="rId21" w:history="1">
+          <w:r>
+            <w:rPr>
+              <w:rStyle w:val="Hyperlink"/>
+            </w:rPr>
+            <w:t>el</w:t>
+          </w:r>
+        </w:hyperlink>
+      </w:r>
+      <w:r>
+        <w:rPr>
+          <w:u w:val="single" w:color="0000ff"/>
+          <w:rFonts w:ascii="Charis SIL Regular" w:hAnsi="Charis SIL Regular" w:eastAsia="Charis SIL Regular"/>
+          <w:b w:val="0"/>
+          <w:i w:val="0"/>
+          <w:color w:val="000000"/>
+          <w:sz w:val="24"/>
+        </w:rPr>
+        <w:hyperlink r:id="rId21" w:history="1">
+          <w:r>
+            <w:rPr>
+              <w:rStyle w:val="Hyperlink"/>
+            </w:rPr>
+            <w:t>d</w:t>
+          </w:r>
+        </w:hyperlink>
+      </w:r>
+      <w:r>
+        <w:rPr>
+          <w:u w:val="single" w:color="0000ff"/>
+          <w:rFonts w:ascii="Charis SIL Regular" w:hAnsi="Charis SIL Regular" w:eastAsia="Charis SIL Regular"/>
+          <w:b w:val="0"/>
+          <w:i w:val="0"/>
+          <w:color w:val="000000"/>
+          <w:sz w:val="24"/>
+        </w:rPr>
+        <w:hyperlink r:id="rId21" w:history="1">
+          <w:r>
+            <w:rPr>
+              <w:rStyle w:val="Hyperlink"/>
+            </w:rPr>
+            <w:t xml:space="preserve"> in </w:t>
+          </w:r>
+        </w:hyperlink>
+      </w:r>
+      <w:r>
+        <w:rPr>
+          <w:u w:val="single" w:color="0000ff"/>
+          <w:rFonts w:ascii="Charis SIL Regular" w:hAnsi="Charis SIL Regular" w:eastAsia="Charis SIL Regular"/>
+          <w:b w:val="0"/>
+          <w:i w:val="0"/>
+          <w:color w:val="000000"/>
+          <w:sz w:val="24"/>
+        </w:rPr>
+        <w:hyperlink r:id="rId21" w:history="1">
+          <w:r>
+            <w:rPr>
+              <w:rStyle w:val="Hyperlink"/>
+            </w:rPr>
+            <w:t>t</w:t>
+          </w:r>
+        </w:hyperlink>
+      </w:r>
+      <w:r>
+        <w:rPr>
+          <w:u w:val="single" w:color="0000ff"/>
+          <w:rFonts w:ascii="Charis SIL Regular" w:hAnsi="Charis SIL Regular" w:eastAsia="Charis SIL Regular"/>
+          <w:b w:val="0"/>
+          <w:i w:val="0"/>
+          <w:color w:val="000000"/>
+          <w:sz w:val="24"/>
+        </w:rPr>
+        <w:hyperlink r:id="rId21" w:history="1">
+          <w:r>
+            <w:rPr>
+              <w:rStyle w:val="Hyperlink"/>
+            </w:rPr>
+            <w:t>he Neth</w:t>
+          </w:r>
+        </w:hyperlink>
+      </w:r>
+      <w:r>
+        <w:rPr>
+          <w:rFonts w:ascii="Charis SIL Regular" w:hAnsi="Charis SIL Regular" w:eastAsia="Charis SIL Regular"/>
+          <w:b w:val="0"/>
+          <w:i w:val="0"/>
+          <w:color w:val="000000"/>
+          <w:sz w:val="24"/>
+        </w:rPr>
+        <w:t>erlands, i</w:t>
+      </w:r>
+      <w:r>
+        <w:rPr>
+          <w:u w:val="single" w:color="0000ff"/>
+          <w:rFonts w:ascii="Charis SIL Regular" w:hAnsi="Charis SIL Regular" w:eastAsia="Charis SIL Regular"/>
+          <w:b w:val="0"/>
+          <w:i w:val="0"/>
+          <w:color w:val="000000"/>
+          <w:sz w:val="24"/>
+        </w:rPr>
+        <w:t>ncluding auc</w:t>
+      </w:r>
+      <w:r>
+        <w:rPr>
+          <w:rFonts w:ascii="Charis SIL Regular" w:hAnsi="Charis SIL Regular" w:eastAsia="Charis SIL Regular"/>
+          <w:b w:val="0"/>
+          <w:i w:val="0"/>
+          <w:color w:val="000000"/>
+          <w:sz w:val="24"/>
+        </w:rPr>
+        <w:t xml:space="preserve">tions of </w:t>
+      </w:r>
+      <w:r>
+        <w:rPr>
+          <w:rFonts w:ascii="Charis SIL Regular" w:hAnsi="Charis SIL Regular" w:eastAsia="Charis SIL Regular"/>
+          <w:b w:val="0"/>
+          <w:i w:val="0"/>
+          <w:color w:val="000000"/>
+          <w:sz w:val="24"/>
+        </w:rPr>
+        <w:t xml:space="preserve">non-western objects. Annotated catalogues sometimes contain notes about the items, buyers, </w:t>
+      </w:r>
+      <w:r>
+        <w:rPr>
+          <w:rFonts w:ascii="Charis SIL Regular" w:hAnsi="Charis SIL Regular" w:eastAsia="Charis SIL Regular"/>
+          <w:b w:val="0"/>
+          <w:i w:val="0"/>
+          <w:color w:val="000000"/>
+          <w:sz w:val="24"/>
+        </w:rPr>
+        <w:t xml:space="preserve">and sellers in an auction. The RKD's digitalised auction catalogues are available through the </w:t>
+      </w:r>
+      <w:r>
+        <w:rPr>
+          <w:rFonts w:ascii="Charis SIL Regular" w:hAnsi="Charis SIL Regular" w:eastAsia="Charis SIL Regular"/>
+          <w:b w:val="0"/>
+          <w:i w:val="0"/>
+          <w:color w:val="0000FF"/>
+          <w:sz w:val="24"/>
+          <w:u w:val="single"/>
+        </w:rPr>
+        <w:hyperlink r:id="rId22" w:history="1">
+          <w:r>
+            <w:rPr>
+              <w:rStyle w:val="Hyperlink"/>
+            </w:rPr>
+            <w:t>Art</w:t>
+          </w:r>
+        </w:hyperlink>
+      </w:r>
+      <w:r>
+        <w:rPr>
+          <w:rFonts w:ascii="Charis SIL Regular" w:hAnsi="Charis SIL Regular" w:eastAsia="Charis SIL Regular"/>
+          <w:b w:val="0"/>
+          <w:i w:val="0"/>
+          <w:color w:val="0000FF"/>
+          <w:sz w:val="24"/>
+          <w:u w:val="single"/>
+        </w:rPr>
+        <w:t xml:space="preserve"> </w:t>
+      </w:r>
+      <w:r>
+        <w:rPr>
+          <w:rFonts w:ascii="Charis SIL Regular" w:hAnsi="Charis SIL Regular" w:eastAsia="Charis SIL Regular"/>
+          <w:b w:val="0"/>
+          <w:i w:val="0"/>
+          <w:color w:val="0000FF"/>
+          <w:sz w:val="24"/>
+          <w:u w:val="single"/>
+        </w:rPr>
+        <w:hyperlink r:id="rId22" w:history="1">
+          <w:r>
+            <w:rPr>
+              <w:rStyle w:val="Hyperlink"/>
+            </w:rPr>
             <w:t>Sales</w:t>
           </w:r>
         </w:hyperlink>
@@ -2769,7 +2836,7 @@
           <w:sz w:val="24"/>
           <w:u w:val="single"/>
         </w:rPr>
-        <w:hyperlink r:id="rId21" w:history="1">
+        <w:hyperlink r:id="rId22" w:history="1">
           <w:r>
             <w:rPr>
               <w:rStyle w:val="Hyperlink"/>
@@ -2798,7 +2865,7 @@
           <w:sz w:val="24"/>
           <w:u w:val="single"/>
         </w:rPr>
-        <w:hyperlink r:id="rId21" w:history="1">
+        <w:hyperlink r:id="rId22" w:history="1">
           <w:r>
             <w:rPr>
               <w:rStyle w:val="Hyperlink"/>
@@ -2826,7 +2893,7 @@
           <w:color w:val="000000"/>
           <w:sz w:val="24"/>
         </w:rPr>
-        <w:hyperlink r:id="rId21" w:history="1">
+        <w:hyperlink r:id="rId22" w:history="1">
           <w:r>
             <w:rPr>
               <w:rStyle w:val="Hyperlink"/>
@@ -2844,7 +2911,7 @@
           <w:color w:val="000000"/>
           <w:sz w:val="24"/>
         </w:rPr>
-        <w:hyperlink r:id="rId21" w:history="1">
+        <w:hyperlink r:id="rId22" w:history="1">
           <w:r>
             <w:rPr>
               <w:rStyle w:val="Hyperlink"/>
@@ -2862,7 +2929,7 @@
           <w:color w:val="000000"/>
           <w:sz w:val="24"/>
         </w:rPr>
-        <w:hyperlink r:id="rId21" w:history="1">
+        <w:hyperlink r:id="rId22" w:history="1">
           <w:r>
             <w:rPr>
               <w:rStyle w:val="Hyperlink"/>
@@ -2880,7 +2947,7 @@
           <w:color w:val="000000"/>
           <w:sz w:val="24"/>
         </w:rPr>
-        <w:hyperlink r:id="rId21" w:history="1">
+        <w:hyperlink r:id="rId22" w:history="1">
           <w:r>
             <w:rPr>
               <w:rStyle w:val="Hyperlink"/>
@@ -2898,7 +2965,7 @@
           <w:color w:val="000000"/>
           <w:sz w:val="24"/>
         </w:rPr>
-        <w:hyperlink r:id="rId21" w:history="1">
+        <w:hyperlink r:id="rId22" w:history="1">
           <w:r>
             <w:rPr>
               <w:rStyle w:val="Hyperlink"/>
@@ -2996,7 +3063,7 @@
           <w:sz w:val="24"/>
           <w:u w:val="single"/>
         </w:rPr>
-        <w:hyperlink r:id="rId22" w:history="1">
+        <w:hyperlink r:id="rId23" w:history="1">
           <w:r>
             <w:rPr>
               <w:rStyle w:val="Hyperlink"/>
@@ -3034,7 +3101,7 @@
           <w:color w:val="000000"/>
           <w:sz w:val="24"/>
         </w:rPr>
-        <w:hyperlink r:id="rId22" w:history="1">
+        <w:hyperlink r:id="rId23" w:history="1">
           <w:r>
             <w:rPr>
               <w:rStyle w:val="Hyperlink"/>
@@ -3625,7 +3692,7 @@
           <w:color w:val="0000FF"/>
           <w:sz w:val="24"/>
         </w:rPr>
-        <w:hyperlink r:id="rId21" w:history="1">
+        <w:hyperlink r:id="rId22" w:history="1">
           <w:r>
             <w:rPr>
               <w:rStyle w:val="Hyperlink"/>
@@ -3642,7 +3709,7 @@
           <w:color w:val="0000FF"/>
           <w:sz w:val="24"/>
         </w:rPr>
-        <w:hyperlink r:id="rId21" w:history="1">
+        <w:hyperlink r:id="rId22" w:history="1">
           <w:r>
             <w:rPr>
               <w:rStyle w:val="Hyperlink"/>
@@ -3659,7 +3726,7 @@
           <w:color w:val="0000FF"/>
           <w:sz w:val="24"/>
         </w:rPr>
-        <w:hyperlink r:id="rId21" w:history="1">
+        <w:hyperlink r:id="rId22" w:history="1">
           <w:r>
             <w:rPr>
               <w:rStyle w:val="Hyperlink"/>
@@ -3676,7 +3743,7 @@
           <w:color w:val="0000FF"/>
           <w:sz w:val="24"/>
         </w:rPr>
-        <w:hyperlink r:id="rId21" w:history="1">
+        <w:hyperlink r:id="rId22" w:history="1">
           <w:r>
             <w:rPr>
               <w:rStyle w:val="Hyperlink"/>
@@ -3693,7 +3760,7 @@
           <w:color w:val="0000FF"/>
           <w:sz w:val="24"/>
         </w:rPr>
-        <w:hyperlink r:id="rId21" w:history="1">
+        <w:hyperlink r:id="rId22" w:history="1">
           <w:r>
             <w:rPr>
               <w:rStyle w:val="Hyperlink"/>
@@ -3710,7 +3777,7 @@
           <w:color w:val="0000FF"/>
           <w:sz w:val="24"/>
         </w:rPr>
-        <w:hyperlink r:id="rId21" w:history="1">
+        <w:hyperlink r:id="rId22" w:history="1">
           <w:r>
             <w:rPr>
               <w:rStyle w:val="Hyperlink"/>
@@ -3727,7 +3794,7 @@
           <w:color w:val="0000FF"/>
           <w:sz w:val="24"/>
         </w:rPr>
-        <w:hyperlink r:id="rId21" w:history="1">
+        <w:hyperlink r:id="rId22" w:history="1">
           <w:r>
             <w:rPr>
               <w:rStyle w:val="Hyperlink"/>
@@ -3844,7 +3911,7 @@
           <w:sz w:val="24"/>
           <w:u w:val="single"/>
         </w:rPr>
-        <w:hyperlink r:id="rId22" w:history="1">
+        <w:hyperlink r:id="rId23" w:history="1">
           <w:r>
             <w:rPr>
               <w:rStyle w:val="Hyperlink"/>
@@ -3862,7 +3929,7 @@
           <w:sz w:val="24"/>
           <w:u w:val="single"/>
         </w:rPr>
-        <w:hyperlink r:id="rId22" w:history="1">
+        <w:hyperlink r:id="rId23" w:history="1">
           <w:r>
             <w:rPr>
               <w:rStyle w:val="Hyperlink"/>
@@ -3990,7 +4057,7 @@
           <w:sz w:val="24"/>
           <w:u w:val="single"/>
         </w:rPr>
-        <w:hyperlink r:id="rId23" w:history="1">
+        <w:hyperlink r:id="rId24" w:history="1">
           <w:r>
             <w:rPr>
               <w:rStyle w:val="Hyperlink"/>
@@ -4008,7 +4075,7 @@
           <w:sz w:val="24"/>
           <w:u w:val="single"/>
         </w:rPr>
-        <w:hyperlink r:id="rId23" w:history="1">
+        <w:hyperlink r:id="rId24" w:history="1">
           <w:r>
             <w:rPr>
               <w:rStyle w:val="Hyperlink"/>
@@ -4026,7 +4093,7 @@
           <w:sz w:val="24"/>
           <w:u w:val="single"/>
         </w:rPr>
-        <w:hyperlink r:id="rId23" w:history="1">
+        <w:hyperlink r:id="rId24" w:history="1">
           <w:r>
             <w:rPr>
               <w:rStyle w:val="Hyperlink"/>
@@ -4054,7 +4121,7 @@
           <w:sz w:val="24"/>
           <w:u w:val="single"/>
         </w:rPr>
-        <w:hyperlink r:id="rId24" w:history="1">
+        <w:hyperlink r:id="rId25" w:history="1">
           <w:r>
             <w:rPr>
               <w:rStyle w:val="Hyperlink"/>
@@ -4083,7 +4150,7 @@
           <w:sz w:val="24"/>
           <w:u w:val="single"/>
         </w:rPr>
-        <w:hyperlink r:id="rId24" w:history="1">
+        <w:hyperlink r:id="rId25" w:history="1">
           <w:r>
             <w:rPr>
               <w:rStyle w:val="Hyperlink"/>
@@ -4111,7 +4178,7 @@
           <w:sz w:val="24"/>
           <w:u w:val="single"/>
         </w:rPr>
-        <w:hyperlink r:id="rId23" w:history="1">
+        <w:hyperlink r:id="rId24" w:history="1">
           <w:r>
             <w:rPr>
               <w:rStyle w:val="Hyperlink"/>
@@ -4129,7 +4196,7 @@
           <w:sz w:val="24"/>
           <w:u w:val="single"/>
         </w:rPr>
-        <w:hyperlink r:id="rId23" w:history="1">
+        <w:hyperlink r:id="rId24" w:history="1">
           <w:r>
             <w:rPr>
               <w:rStyle w:val="Hyperlink"/>
@@ -4158,7 +4225,7 @@
           <w:sz w:val="24"/>
           <w:u w:val="single"/>
         </w:rPr>
-        <w:hyperlink r:id="rId23" w:history="1">
+        <w:hyperlink r:id="rId24" w:history="1">
           <w:r>
             <w:rPr>
               <w:rStyle w:val="Hyperlink"/>
@@ -4256,7 +4323,7 @@
           <w:sz w:val="24"/>
           <w:u w:val="single"/>
         </w:rPr>
-        <w:hyperlink r:id="rId25" w:history="1">
+        <w:hyperlink r:id="rId26" w:history="1">
           <w:r>
             <w:rPr>
               <w:rStyle w:val="Hyperlink"/>
@@ -4274,7 +4341,7 @@
           <w:sz w:val="24"/>
           <w:u w:val="single"/>
         </w:rPr>
-        <w:hyperlink r:id="rId25" w:history="1">
+        <w:hyperlink r:id="rId26" w:history="1">
           <w:r>
             <w:rPr>
               <w:rStyle w:val="Hyperlink"/>
@@ -4292,7 +4359,7 @@
           <w:sz w:val="24"/>
           <w:u w:val="single"/>
         </w:rPr>
-        <w:hyperlink r:id="rId25" w:history="1">
+        <w:hyperlink r:id="rId26" w:history="1">
           <w:r>
             <w:rPr>
               <w:rStyle w:val="Hyperlink"/>
@@ -4338,7 +4405,7 @@
           <w:sz w:val="24"/>
           <w:u w:val="single"/>
         </w:rPr>
-        <w:hyperlink r:id="rId25" w:history="1">
+        <w:hyperlink r:id="rId26" w:history="1">
           <w:r>
             <w:rPr>
               <w:rStyle w:val="Hyperlink"/>
@@ -4367,7 +4434,7 @@
           <w:sz w:val="24"/>
           <w:u w:val="single"/>
         </w:rPr>
-        <w:hyperlink r:id="rId25" w:history="1">
+        <w:hyperlink r:id="rId27" w:history="1">
           <w:r>
             <w:rPr>
               <w:rStyle w:val="Hyperlink"/>

--- a/EXPORTS/DOCX/published/niveau2/English/Trade.docx
+++ b/EXPORTS/DOCX/published/niveau2/English/Trade.docx
@@ -482,7 +482,14 @@
           <w:color w:val="000000"/>
           <w:sz w:val="24"/>
         </w:rPr>
-        <w:t xml:space="preserve">ion houses </w:t>
+        <w:hyperlink r:id="rId9" w:history="1">
+          <w:r>
+            <w:rPr>
+              <w:rStyle w:val="Hyperlink"/>
+            </w:rPr>
+            <w:t xml:space="preserve">ion houses </w:t>
+          </w:r>
+        </w:hyperlink>
       </w:r>
       <w:r>
         <w:rPr>
@@ -493,7 +500,7 @@
           <w:sz w:val="24"/>
           <w:u w:val="single"/>
         </w:rPr>
-        <w:hyperlink r:id="rId12" w:history="1">
+        <w:hyperlink r:id="rId9" w:history="1">
           <w:r>
             <w:rPr>
               <w:rStyle w:val="Hyperlink"/>
@@ -641,7 +648,7 @@
           <w:sz w:val="24"/>
           <w:u w:val="single"/>
         </w:rPr>
-        <w:hyperlink r:id="rId10" w:history="1">
+        <w:hyperlink r:id="rId12" w:history="1">
           <w:r>
             <w:rPr>
               <w:rStyle w:val="Hyperlink"/>
@@ -764,32 +771,13 @@
       </w:r>
       <w:r>
         <w:rPr>
-          <w:u w:val="single" w:color="0000ff"/>
           <w:rFonts w:ascii="Charis SIL Regular" w:hAnsi="Charis SIL Regular" w:eastAsia="Charis SIL Regular"/>
           <w:b w:val="0"/>
           <w:i w:val="0"/>
           <w:color w:val="000000"/>
           <w:sz w:val="24"/>
         </w:rPr>
-        <w:hyperlink r:id="rId11" w:history="1">
-          <w:r>
-            <w:rPr>
-              <w:rStyle w:val="Hyperlink"/>
-            </w:rPr>
-            <w:t xml:space="preserve"> and</w:t>
-          </w:r>
-        </w:hyperlink>
-      </w:r>
-      <w:r>
-        <w:rPr>
-          <w:u w:val="single" w:color="0000ff"/>
-          <w:rFonts w:ascii="Charis SIL Regular" w:hAnsi="Charis SIL Regular" w:eastAsia="Charis SIL Regular"/>
-          <w:b w:val="0"/>
-          <w:i w:val="0"/>
-          <w:color w:val="000000"/>
-          <w:sz w:val="24"/>
-        </w:rPr>
-        <w:t xml:space="preserve"> </w:t>
+        <w:t xml:space="preserve"> and </w:t>
       </w:r>
       <w:r>
         <w:rPr>
@@ -941,16 +929,8 @@
           <w:i w:val="0"/>
           <w:color w:val="0000FF"/>
           <w:sz w:val="24"/>
-          <w:u w:val="single"/>
-        </w:rPr>
-        <w:hyperlink r:id="rId12" w:history="1">
-          <w:r>
-            <w:rPr>
-              <w:rStyle w:val="Hyperlink"/>
-            </w:rPr>
-            <w:t>Groot</w:t>
-          </w:r>
-        </w:hyperlink>
+        </w:rPr>
+        <w:t>Groote Konin</w:t>
       </w:r>
       <w:r>
         <w:rPr>
@@ -962,53 +942,6 @@
           <w:u w:val="single"/>
         </w:rPr>
         <w:hyperlink r:id="rId12" w:history="1">
-          <w:r>
-            <w:rPr>
-              <w:rStyle w:val="Hyperlink"/>
-            </w:rPr>
-            <w:t>e</w:t>
-          </w:r>
-        </w:hyperlink>
-      </w:r>
-      <w:r>
-        <w:rPr>
-          <w:rFonts w:ascii="Charis SIL Regular" w:hAnsi="Charis SIL Regular" w:eastAsia="Charis SIL Regular"/>
-          <w:b w:val="0"/>
-          <w:i w:val="0"/>
-          <w:color w:val="0000FF"/>
-          <w:sz w:val="24"/>
-          <w:u w:val="single"/>
-        </w:rPr>
-        <w:t xml:space="preserve"> </w:t>
-      </w:r>
-      <w:r>
-        <w:rPr>
-          <w:rFonts w:ascii="Charis SIL Regular" w:hAnsi="Charis SIL Regular" w:eastAsia="Charis SIL Regular"/>
-          <w:b w:val="0"/>
-          <w:i w:val="0"/>
-          <w:color w:val="0000FF"/>
-          <w:sz w:val="24"/>
-          <w:u w:val="single"/>
-        </w:rPr>
-        <w:hyperlink r:id="rId12" w:history="1">
-          <w:r>
-            <w:rPr>
-              <w:rStyle w:val="Hyperlink"/>
-            </w:rPr>
-            <w:t>Konin</w:t>
-          </w:r>
-        </w:hyperlink>
-      </w:r>
-      <w:r>
-        <w:rPr>
-          <w:rFonts w:ascii="Charis SIL Regular" w:hAnsi="Charis SIL Regular" w:eastAsia="Charis SIL Regular"/>
-          <w:b w:val="0"/>
-          <w:i w:val="0"/>
-          <w:color w:val="0000FF"/>
-          <w:sz w:val="24"/>
-          <w:u w:val="single"/>
-        </w:rPr>
-        <w:hyperlink r:id="rId14" w:history="1">
           <w:r>
             <w:rPr>
               <w:rStyle w:val="Hyperlink"/>
@@ -1044,7 +977,7 @@
           <w:sz w:val="24"/>
           <w:u w:val="single"/>
         </w:rPr>
-        <w:hyperlink r:id="rId12" w:history="1">
+        <w:hyperlink r:id="rId14" w:history="1">
           <w:r>
             <w:rPr>
               <w:rStyle w:val="Hyperlink"/>
@@ -1102,7 +1035,7 @@
           <w:sz w:val="24"/>
           <w:u w:val="single"/>
         </w:rPr>
-        <w:hyperlink r:id="rId14" w:history="1">
+        <w:hyperlink r:id="rId12" w:history="1">
           <w:r>
             <w:rPr>
               <w:rStyle w:val="Hyperlink"/>
@@ -1185,6 +1118,7 @@
       </w:r>
       <w:r>
         <w:rPr>
+          <w:u w:val="single" w:color="0000ff"/>
           <w:rFonts w:ascii="Charis SIL Regular" w:hAnsi="Charis SIL Regular" w:eastAsia="Charis SIL Regular"/>
           <w:b w:val="0"/>
           <w:i w:val="0"/>
@@ -1589,7 +1523,18 @@
           <w:color w:val="000000"/>
           <w:sz w:val="24"/>
         </w:rPr>
-        <w:t xml:space="preserve">, a trading company that operated in </w:t>
+        <w:t>, a trading compan</w:t>
+      </w:r>
+      <w:r>
+        <w:rPr>
+          <w:u w:val="single" w:color="0000ff"/>
+          <w:rFonts w:ascii="Charis SIL Regular" w:hAnsi="Charis SIL Regular" w:eastAsia="Charis SIL Regular"/>
+          <w:b w:val="0"/>
+          <w:i w:val="0"/>
+          <w:color w:val="000000"/>
+          <w:sz w:val="24"/>
+        </w:rPr>
+        <w:t xml:space="preserve">y that operated in </w:t>
       </w:r>
       <w:r>
         <w:rPr>
@@ -1683,7 +1628,7 @@
           <w:sz w:val="24"/>
           <w:u w:val="single"/>
         </w:rPr>
-        <w:hyperlink r:id="rId17" w:history="1">
+        <w:hyperlink r:id="rId16" w:history="1">
           <w:r>
             <w:rPr>
               <w:rStyle w:val="Hyperlink"/>
@@ -1701,7 +1646,14 @@
           <w:color w:val="000000"/>
           <w:sz w:val="24"/>
         </w:rPr>
-        <w:t>. A large nu</w:t>
+        <w:hyperlink r:id="rId16" w:history="1">
+          <w:r>
+            <w:rPr>
+              <w:rStyle w:val="Hyperlink"/>
+            </w:rPr>
+            <w:t>. A large nu</w:t>
+          </w:r>
+        </w:hyperlink>
       </w:r>
       <w:r>
         <w:rPr>
@@ -4434,7 +4386,7 @@
           <w:sz w:val="24"/>
           <w:u w:val="single"/>
         </w:rPr>
-        <w:hyperlink r:id="rId27" w:history="1">
+        <w:hyperlink r:id="rId26" w:history="1">
           <w:r>
             <w:rPr>
               <w:rStyle w:val="Hyperlink"/>

--- a/EXPORTS/DOCX/published/niveau2/English/Trade.docx
+++ b/EXPORTS/DOCX/published/niveau2/English/Trade.docx
@@ -464,32 +464,7 @@
           <w:color w:val="000000"/>
           <w:sz w:val="24"/>
         </w:rPr>
-        <w:hyperlink r:id="rId9" w:history="1">
-          <w:r>
-            <w:rPr>
-              <w:rStyle w:val="Hyperlink"/>
-            </w:rPr>
-            <w:t>auct</w:t>
-          </w:r>
-        </w:hyperlink>
-      </w:r>
-      <w:r>
-        <w:rPr>
-          <w:u w:val="single" w:color="0000ff"/>
-          <w:rFonts w:ascii="Charis SIL Regular" w:hAnsi="Charis SIL Regular" w:eastAsia="Charis SIL Regular"/>
-          <w:b w:val="0"/>
-          <w:i w:val="0"/>
-          <w:color w:val="000000"/>
-          <w:sz w:val="24"/>
-        </w:rPr>
-        <w:hyperlink r:id="rId9" w:history="1">
-          <w:r>
-            <w:rPr>
-              <w:rStyle w:val="Hyperlink"/>
-            </w:rPr>
-            <w:t xml:space="preserve">ion houses </w:t>
-          </w:r>
-        </w:hyperlink>
+        <w:t xml:space="preserve">auction houses </w:t>
       </w:r>
       <w:r>
         <w:rPr>
@@ -500,7 +475,7 @@
           <w:sz w:val="24"/>
           <w:u w:val="single"/>
         </w:rPr>
-        <w:hyperlink r:id="rId9" w:history="1">
+        <w:hyperlink r:id="rId12" w:history="1">
           <w:r>
             <w:rPr>
               <w:rStyle w:val="Hyperlink"/>
@@ -648,7 +623,7 @@
           <w:sz w:val="24"/>
           <w:u w:val="single"/>
         </w:rPr>
-        <w:hyperlink r:id="rId12" w:history="1">
+        <w:hyperlink r:id="rId10" w:history="1">
           <w:r>
             <w:rPr>
               <w:rStyle w:val="Hyperlink"/>
@@ -677,7 +652,7 @@
           <w:sz w:val="24"/>
           <w:u w:val="single"/>
         </w:rPr>
-        <w:hyperlink r:id="rId12" w:history="1">
+        <w:hyperlink r:id="rId10" w:history="1">
           <w:r>
             <w:rPr>
               <w:rStyle w:val="Hyperlink"/>
@@ -706,7 +681,7 @@
           <w:sz w:val="24"/>
           <w:u w:val="single"/>
         </w:rPr>
-        <w:hyperlink r:id="rId12" w:history="1">
+        <w:hyperlink r:id="rId10" w:history="1">
           <w:r>
             <w:rPr>
               <w:rStyle w:val="Hyperlink"/>
@@ -771,13 +746,32 @@
       </w:r>
       <w:r>
         <w:rPr>
+          <w:u w:val="single" w:color="0000ff"/>
           <w:rFonts w:ascii="Charis SIL Regular" w:hAnsi="Charis SIL Regular" w:eastAsia="Charis SIL Regular"/>
           <w:b w:val="0"/>
           <w:i w:val="0"/>
           <w:color w:val="000000"/>
           <w:sz w:val="24"/>
         </w:rPr>
-        <w:t xml:space="preserve"> and </w:t>
+        <w:hyperlink r:id="rId11" w:history="1">
+          <w:r>
+            <w:rPr>
+              <w:rStyle w:val="Hyperlink"/>
+            </w:rPr>
+            <w:t xml:space="preserve"> and</w:t>
+          </w:r>
+        </w:hyperlink>
+      </w:r>
+      <w:r>
+        <w:rPr>
+          <w:u w:val="single" w:color="0000ff"/>
+          <w:rFonts w:ascii="Charis SIL Regular" w:hAnsi="Charis SIL Regular" w:eastAsia="Charis SIL Regular"/>
+          <w:b w:val="0"/>
+          <w:i w:val="0"/>
+          <w:color w:val="000000"/>
+          <w:sz w:val="24"/>
+        </w:rPr>
+        <w:t xml:space="preserve"> </w:t>
       </w:r>
       <w:r>
         <w:rPr>
@@ -788,7 +782,7 @@
           <w:sz w:val="24"/>
           <w:u w:val="single"/>
         </w:rPr>
-        <w:hyperlink r:id="rId13" w:history="1">
+        <w:hyperlink r:id="rId11" w:history="1">
           <w:r>
             <w:rPr>
               <w:rStyle w:val="Hyperlink"/>
@@ -817,7 +811,7 @@
           <w:sz w:val="24"/>
           <w:u w:val="single"/>
         </w:rPr>
-        <w:hyperlink r:id="rId13" w:history="1">
+        <w:hyperlink r:id="rId11" w:history="1">
           <w:r>
             <w:rPr>
               <w:rStyle w:val="Hyperlink"/>
@@ -930,7 +924,7 @@
           <w:color w:val="0000FF"/>
           <w:sz w:val="24"/>
         </w:rPr>
-        <w:t>Groote Konin</w:t>
+        <w:t xml:space="preserve">Groote </w:t>
       </w:r>
       <w:r>
         <w:rPr>
@@ -939,9 +933,26 @@
           <w:i w:val="0"/>
           <w:color w:val="0000FF"/>
           <w:sz w:val="24"/>
+        </w:rPr>
+        <w:hyperlink r:id="rId14" w:history="1">
+          <w:r>
+            <w:rPr>
+              <w:rStyle w:val="Hyperlink"/>
+            </w:rPr>
+            <w:t>Konin</w:t>
+          </w:r>
+        </w:hyperlink>
+      </w:r>
+      <w:r>
+        <w:rPr>
+          <w:rFonts w:ascii="Charis SIL Regular" w:hAnsi="Charis SIL Regular" w:eastAsia="Charis SIL Regular"/>
+          <w:b w:val="0"/>
+          <w:i w:val="0"/>
+          <w:color w:val="0000FF"/>
+          <w:sz w:val="24"/>
           <w:u w:val="single"/>
         </w:rPr>
-        <w:hyperlink r:id="rId12" w:history="1">
+        <w:hyperlink r:id="rId14" w:history="1">
           <w:r>
             <w:rPr>
               <w:rStyle w:val="Hyperlink"/>
@@ -1006,7 +1017,7 @@
           <w:sz w:val="24"/>
           <w:u w:val="single"/>
         </w:rPr>
-        <w:hyperlink r:id="rId14" w:history="1">
+        <w:hyperlink r:id="rId12" w:history="1">
           <w:r>
             <w:rPr>
               <w:rStyle w:val="Hyperlink"/>
@@ -1035,7 +1046,7 @@
           <w:sz w:val="24"/>
           <w:u w:val="single"/>
         </w:rPr>
-        <w:hyperlink r:id="rId12" w:history="1">
+        <w:hyperlink r:id="rId14" w:history="1">
           <w:r>
             <w:rPr>
               <w:rStyle w:val="Hyperlink"/>
@@ -1118,7 +1129,6 @@
       </w:r>
       <w:r>
         <w:rPr>
-          <w:u w:val="single" w:color="0000ff"/>
           <w:rFonts w:ascii="Charis SIL Regular" w:hAnsi="Charis SIL Regular" w:eastAsia="Charis SIL Regular"/>
           <w:b w:val="0"/>
           <w:i w:val="0"/>
@@ -1201,7 +1211,7 @@
           <w:sz w:val="24"/>
           <w:u w:val="single"/>
         </w:rPr>
-        <w:hyperlink r:id="rId15" w:history="1">
+        <w:hyperlink r:id="rId13" w:history="1">
           <w:r>
             <w:rPr>
               <w:rStyle w:val="Hyperlink"/>
@@ -1534,7 +1544,42 @@
           <w:color w:val="000000"/>
           <w:sz w:val="24"/>
         </w:rPr>
-        <w:t xml:space="preserve">y that operated in </w:t>
+        <w:hyperlink r:id="rId16" w:history="1">
+          <w:r>
+            <w:rPr>
+              <w:rStyle w:val="Hyperlink"/>
+            </w:rPr>
+            <w:t>y that o</w:t>
+          </w:r>
+        </w:hyperlink>
+      </w:r>
+      <w:r>
+        <w:rPr>
+          <w:u w:val="single" w:color="0000ff"/>
+          <w:rFonts w:ascii="Charis SIL Regular" w:hAnsi="Charis SIL Regular" w:eastAsia="Charis SIL Regular"/>
+          <w:b w:val="0"/>
+          <w:i w:val="0"/>
+          <w:color w:val="000000"/>
+          <w:sz w:val="24"/>
+        </w:rPr>
+        <w:hyperlink r:id="rId16" w:history="1">
+          <w:r>
+            <w:rPr>
+              <w:rStyle w:val="Hyperlink"/>
+            </w:rPr>
+            <w:t>p</w:t>
+          </w:r>
+        </w:hyperlink>
+      </w:r>
+      <w:r>
+        <w:rPr>
+          <w:rFonts w:ascii="Charis SIL Regular" w:hAnsi="Charis SIL Regular" w:eastAsia="Charis SIL Regular"/>
+          <w:b w:val="0"/>
+          <w:i w:val="0"/>
+          <w:color w:val="000000"/>
+          <w:sz w:val="24"/>
+        </w:rPr>
+        <w:t xml:space="preserve">erated in </w:t>
       </w:r>
       <w:r>
         <w:rPr>
@@ -1563,7 +1608,7 @@
           <w:sz w:val="24"/>
           <w:u w:val="single"/>
         </w:rPr>
-        <w:hyperlink r:id="rId17" w:history="1">
+        <w:hyperlink r:id="rId16" w:history="1">
           <w:r>
             <w:rPr>
               <w:rStyle w:val="Hyperlink"/>
@@ -1639,31 +1684,13 @@
       </w:r>
       <w:r>
         <w:rPr>
-          <w:u w:val="single" w:color="0000ff"/>
           <w:rFonts w:ascii="Charis SIL Regular" w:hAnsi="Charis SIL Regular" w:eastAsia="Charis SIL Regular"/>
           <w:b w:val="0"/>
           <w:i w:val="0"/>
           <w:color w:val="000000"/>
           <w:sz w:val="24"/>
         </w:rPr>
-        <w:hyperlink r:id="rId16" w:history="1">
-          <w:r>
-            <w:rPr>
-              <w:rStyle w:val="Hyperlink"/>
-            </w:rPr>
-            <w:t>. A large nu</w:t>
-          </w:r>
-        </w:hyperlink>
-      </w:r>
-      <w:r>
-        <w:rPr>
-          <w:rFonts w:ascii="Charis SIL Regular" w:hAnsi="Charis SIL Regular" w:eastAsia="Charis SIL Regular"/>
-          <w:b w:val="0"/>
-          <w:i w:val="0"/>
-          <w:color w:val="000000"/>
-          <w:sz w:val="24"/>
-        </w:rPr>
-        <w:t xml:space="preserve">mber </w:t>
+        <w:t xml:space="preserve">. A large number </w:t>
       </w:r>
       <w:r>
         <w:rPr>
@@ -1721,49 +1748,13 @@
       </w:r>
       <w:r>
         <w:rPr>
-          <w:u w:val="single" w:color="0000ff"/>
           <w:rFonts w:ascii="Charis SIL Regular" w:hAnsi="Charis SIL Regular" w:eastAsia="Charis SIL Regular"/>
           <w:b w:val="0"/>
           <w:i w:val="0"/>
           <w:color w:val="000000"/>
           <w:sz w:val="24"/>
         </w:rPr>
-        <w:hyperlink r:id="rId16" w:history="1">
-          <w:r>
-            <w:rPr>
-              <w:rStyle w:val="Hyperlink"/>
-            </w:rPr>
-            <w:t>j</w:t>
-          </w:r>
-        </w:hyperlink>
-      </w:r>
-      <w:r>
-        <w:rPr>
-          <w:u w:val="single" w:color="0000ff"/>
-          <w:rFonts w:ascii="Charis SIL Regular" w:hAnsi="Charis SIL Regular" w:eastAsia="Charis SIL Regular"/>
-          <w:b w:val="0"/>
-          <w:i w:val="0"/>
-          <w:color w:val="000000"/>
-          <w:sz w:val="24"/>
-        </w:rPr>
-        <w:hyperlink r:id="rId16" w:history="1">
-          <w:r>
-            <w:rPr>
-              <w:rStyle w:val="Hyperlink"/>
-            </w:rPr>
-            <w:t>ects, especi</w:t>
-          </w:r>
-        </w:hyperlink>
-      </w:r>
-      <w:r>
-        <w:rPr>
-          <w:rFonts w:ascii="Charis SIL Regular" w:hAnsi="Charis SIL Regular" w:eastAsia="Charis SIL Regular"/>
-          <w:b w:val="0"/>
-          <w:i w:val="0"/>
-          <w:color w:val="000000"/>
-          <w:sz w:val="24"/>
-        </w:rPr>
-        <w:t xml:space="preserve">ally from </w:t>
+        <w:t xml:space="preserve">jects, especially from </w:t>
       </w:r>
       <w:r>
         <w:rPr>

--- a/EXPORTS/DOCX/published/niveau2/English/Trade.docx
+++ b/EXPORTS/DOCX/published/niveau2/English/Trade.docx
@@ -457,6 +457,16 @@
       </w:r>
       <w:r>
         <w:rPr>
+          <w:rFonts w:ascii="Charis SIL Regular" w:hAnsi="Charis SIL Regular" w:eastAsia="Charis SIL Regular"/>
+          <w:b w:val="0"/>
+          <w:i w:val="0"/>
+          <w:color w:val="000000"/>
+          <w:sz w:val="24"/>
+        </w:rPr>
+        <w:t>auct</w:t>
+      </w:r>
+      <w:r>
+        <w:rPr>
           <w:u w:val="single" w:color="0000ff"/>
           <w:rFonts w:ascii="Charis SIL Regular" w:hAnsi="Charis SIL Regular" w:eastAsia="Charis SIL Regular"/>
           <w:b w:val="0"/>
@@ -464,7 +474,14 @@
           <w:color w:val="000000"/>
           <w:sz w:val="24"/>
         </w:rPr>
-        <w:t xml:space="preserve">auction houses </w:t>
+        <w:hyperlink r:id="rId9" w:history="1">
+          <w:r>
+            <w:rPr>
+              <w:rStyle w:val="Hyperlink"/>
+            </w:rPr>
+            <w:t xml:space="preserve">ion houses </w:t>
+          </w:r>
+        </w:hyperlink>
       </w:r>
       <w:r>
         <w:rPr>
@@ -475,7 +492,7 @@
           <w:sz w:val="24"/>
           <w:u w:val="single"/>
         </w:rPr>
-        <w:hyperlink r:id="rId12" w:history="1">
+        <w:hyperlink r:id="rId9" w:history="1">
           <w:r>
             <w:rPr>
               <w:rStyle w:val="Hyperlink"/>
@@ -623,7 +640,7 @@
           <w:sz w:val="24"/>
           <w:u w:val="single"/>
         </w:rPr>
-        <w:hyperlink r:id="rId10" w:history="1">
+        <w:hyperlink r:id="rId12" w:history="1">
           <w:r>
             <w:rPr>
               <w:rStyle w:val="Hyperlink"/>
@@ -652,7 +669,7 @@
           <w:sz w:val="24"/>
           <w:u w:val="single"/>
         </w:rPr>
-        <w:hyperlink r:id="rId10" w:history="1">
+        <w:hyperlink r:id="rId12" w:history="1">
           <w:r>
             <w:rPr>
               <w:rStyle w:val="Hyperlink"/>
@@ -681,7 +698,7 @@
           <w:sz w:val="24"/>
           <w:u w:val="single"/>
         </w:rPr>
-        <w:hyperlink r:id="rId10" w:history="1">
+        <w:hyperlink r:id="rId12" w:history="1">
           <w:r>
             <w:rPr>
               <w:rStyle w:val="Hyperlink"/>
@@ -782,7 +799,7 @@
           <w:sz w:val="24"/>
           <w:u w:val="single"/>
         </w:rPr>
-        <w:hyperlink r:id="rId11" w:history="1">
+        <w:hyperlink r:id="rId13" w:history="1">
           <w:r>
             <w:rPr>
               <w:rStyle w:val="Hyperlink"/>
@@ -811,7 +828,7 @@
           <w:sz w:val="24"/>
           <w:u w:val="single"/>
         </w:rPr>
-        <w:hyperlink r:id="rId11" w:history="1">
+        <w:hyperlink r:id="rId13" w:history="1">
           <w:r>
             <w:rPr>
               <w:rStyle w:val="Hyperlink"/>
@@ -923,8 +940,16 @@
           <w:i w:val="0"/>
           <w:color w:val="0000FF"/>
           <w:sz w:val="24"/>
-        </w:rPr>
-        <w:t xml:space="preserve">Groote </w:t>
+          <w:u w:val="single"/>
+        </w:rPr>
+        <w:hyperlink r:id="rId12" w:history="1">
+          <w:r>
+            <w:rPr>
+              <w:rStyle w:val="Hyperlink"/>
+            </w:rPr>
+            <w:t>Groot</w:t>
+          </w:r>
+        </w:hyperlink>
       </w:r>
       <w:r>
         <w:rPr>
@@ -933,6 +958,36 @@
           <w:i w:val="0"/>
           <w:color w:val="0000FF"/>
           <w:sz w:val="24"/>
+          <w:u w:val="single"/>
+        </w:rPr>
+        <w:hyperlink r:id="rId12" w:history="1">
+          <w:r>
+            <w:rPr>
+              <w:rStyle w:val="Hyperlink"/>
+            </w:rPr>
+            <w:t>e</w:t>
+          </w:r>
+        </w:hyperlink>
+      </w:r>
+      <w:r>
+        <w:rPr>
+          <w:rFonts w:ascii="Charis SIL Regular" w:hAnsi="Charis SIL Regular" w:eastAsia="Charis SIL Regular"/>
+          <w:b w:val="0"/>
+          <w:i w:val="0"/>
+          <w:color w:val="0000FF"/>
+          <w:sz w:val="24"/>
+          <w:u w:val="single"/>
+        </w:rPr>
+        <w:t xml:space="preserve"> </w:t>
+      </w:r>
+      <w:r>
+        <w:rPr>
+          <w:rFonts w:ascii="Charis SIL Regular" w:hAnsi="Charis SIL Regular" w:eastAsia="Charis SIL Regular"/>
+          <w:b w:val="0"/>
+          <w:i w:val="0"/>
+          <w:color w:val="0000FF"/>
+          <w:sz w:val="24"/>
+          <w:u w:val="single"/>
         </w:rPr>
         <w:hyperlink r:id="rId14" w:history="1">
           <w:r>
@@ -1017,7 +1072,7 @@
           <w:sz w:val="24"/>
           <w:u w:val="single"/>
         </w:rPr>
-        <w:hyperlink r:id="rId12" w:history="1">
+        <w:hyperlink r:id="rId14" w:history="1">
           <w:r>
             <w:rPr>
               <w:rStyle w:val="Hyperlink"/>
@@ -1211,7 +1266,7 @@
           <w:sz w:val="24"/>
           <w:u w:val="single"/>
         </w:rPr>
-        <w:hyperlink r:id="rId13" w:history="1">
+        <w:hyperlink r:id="rId15" w:history="1">
           <w:r>
             <w:rPr>
               <w:rStyle w:val="Hyperlink"/>
@@ -1533,53 +1588,7 @@
           <w:color w:val="000000"/>
           <w:sz w:val="24"/>
         </w:rPr>
-        <w:t>, a trading compan</w:t>
-      </w:r>
-      <w:r>
-        <w:rPr>
-          <w:u w:val="single" w:color="0000ff"/>
-          <w:rFonts w:ascii="Charis SIL Regular" w:hAnsi="Charis SIL Regular" w:eastAsia="Charis SIL Regular"/>
-          <w:b w:val="0"/>
-          <w:i w:val="0"/>
-          <w:color w:val="000000"/>
-          <w:sz w:val="24"/>
-        </w:rPr>
-        <w:hyperlink r:id="rId16" w:history="1">
-          <w:r>
-            <w:rPr>
-              <w:rStyle w:val="Hyperlink"/>
-            </w:rPr>
-            <w:t>y that o</w:t>
-          </w:r>
-        </w:hyperlink>
-      </w:r>
-      <w:r>
-        <w:rPr>
-          <w:u w:val="single" w:color="0000ff"/>
-          <w:rFonts w:ascii="Charis SIL Regular" w:hAnsi="Charis SIL Regular" w:eastAsia="Charis SIL Regular"/>
-          <w:b w:val="0"/>
-          <w:i w:val="0"/>
-          <w:color w:val="000000"/>
-          <w:sz w:val="24"/>
-        </w:rPr>
-        <w:hyperlink r:id="rId16" w:history="1">
-          <w:r>
-            <w:rPr>
-              <w:rStyle w:val="Hyperlink"/>
-            </w:rPr>
-            <w:t>p</w:t>
-          </w:r>
-        </w:hyperlink>
-      </w:r>
-      <w:r>
-        <w:rPr>
-          <w:rFonts w:ascii="Charis SIL Regular" w:hAnsi="Charis SIL Regular" w:eastAsia="Charis SIL Regular"/>
-          <w:b w:val="0"/>
-          <w:i w:val="0"/>
-          <w:color w:val="000000"/>
-          <w:sz w:val="24"/>
-        </w:rPr>
-        <w:t xml:space="preserve">erated in </w:t>
+        <w:t xml:space="preserve">, a trading company that operated in </w:t>
       </w:r>
       <w:r>
         <w:rPr>
@@ -1608,7 +1617,7 @@
           <w:sz w:val="24"/>
           <w:u w:val="single"/>
         </w:rPr>
-        <w:hyperlink r:id="rId16" w:history="1">
+        <w:hyperlink r:id="rId17" w:history="1">
           <w:r>
             <w:rPr>
               <w:rStyle w:val="Hyperlink"/>
@@ -1684,13 +1693,31 @@
       </w:r>
       <w:r>
         <w:rPr>
+          <w:u w:val="single" w:color="0000ff"/>
           <w:rFonts w:ascii="Charis SIL Regular" w:hAnsi="Charis SIL Regular" w:eastAsia="Charis SIL Regular"/>
           <w:b w:val="0"/>
           <w:i w:val="0"/>
           <w:color w:val="000000"/>
           <w:sz w:val="24"/>
         </w:rPr>
-        <w:t xml:space="preserve">. A large number </w:t>
+        <w:hyperlink r:id="rId16" w:history="1">
+          <w:r>
+            <w:rPr>
+              <w:rStyle w:val="Hyperlink"/>
+            </w:rPr>
+            <w:t>. A large nu</w:t>
+          </w:r>
+        </w:hyperlink>
+      </w:r>
+      <w:r>
+        <w:rPr>
+          <w:rFonts w:ascii="Charis SIL Regular" w:hAnsi="Charis SIL Regular" w:eastAsia="Charis SIL Regular"/>
+          <w:b w:val="0"/>
+          <w:i w:val="0"/>
+          <w:color w:val="000000"/>
+          <w:sz w:val="24"/>
+        </w:rPr>
+        <w:t xml:space="preserve">mber </w:t>
       </w:r>
       <w:r>
         <w:rPr>
@@ -1748,13 +1775,49 @@
       </w:r>
       <w:r>
         <w:rPr>
+          <w:u w:val="single" w:color="0000ff"/>
           <w:rFonts w:ascii="Charis SIL Regular" w:hAnsi="Charis SIL Regular" w:eastAsia="Charis SIL Regular"/>
           <w:b w:val="0"/>
           <w:i w:val="0"/>
           <w:color w:val="000000"/>
           <w:sz w:val="24"/>
         </w:rPr>
-        <w:t xml:space="preserve">jects, especially from </w:t>
+        <w:hyperlink r:id="rId16" w:history="1">
+          <w:r>
+            <w:rPr>
+              <w:rStyle w:val="Hyperlink"/>
+            </w:rPr>
+            <w:t>j</w:t>
+          </w:r>
+        </w:hyperlink>
+      </w:r>
+      <w:r>
+        <w:rPr>
+          <w:u w:val="single" w:color="0000ff"/>
+          <w:rFonts w:ascii="Charis SIL Regular" w:hAnsi="Charis SIL Regular" w:eastAsia="Charis SIL Regular"/>
+          <w:b w:val="0"/>
+          <w:i w:val="0"/>
+          <w:color w:val="000000"/>
+          <w:sz w:val="24"/>
+        </w:rPr>
+        <w:hyperlink r:id="rId16" w:history="1">
+          <w:r>
+            <w:rPr>
+              <w:rStyle w:val="Hyperlink"/>
+            </w:rPr>
+            <w:t>ects, especi</w:t>
+          </w:r>
+        </w:hyperlink>
+      </w:r>
+      <w:r>
+        <w:rPr>
+          <w:rFonts w:ascii="Charis SIL Regular" w:hAnsi="Charis SIL Regular" w:eastAsia="Charis SIL Regular"/>
+          <w:b w:val="0"/>
+          <w:i w:val="0"/>
+          <w:color w:val="000000"/>
+          <w:sz w:val="24"/>
+        </w:rPr>
+        <w:t xml:space="preserve">ally from </w:t>
       </w:r>
       <w:r>
         <w:rPr>
